--- a/LAB/lab1/Lab1_TranDucViet_DE190953.docx
+++ b/LAB/lab1/Lab1_TranDucViet_DE190953.docx
@@ -152,8 +152,7 @@
         </w:numPr>
         <w:ind w:leftChars="0" w:firstLine="720" w:firstLineChars="0"/>
         <w:rPr>
-          <w:rFonts w:hint="default"/>
-          <w:lang w:val="vi-VN"/>
+          <w:rStyle w:val="51"/>
         </w:rPr>
       </w:pPr>
       <w:r>
@@ -161,8 +160,58 @@
           <w:rFonts w:hint="default"/>
           <w:lang w:val="vi-VN"/>
         </w:rPr>
-        <w:t xml:space="preserve">Link github: </w:t>
+        <w:t>Link github:</w:t>
       </w:r>
+      <w:r>
+        <w:rPr>
+          <w:rStyle w:val="51"/>
+          <w:rFonts w:hint="default"/>
+          <w:lang w:val="vi-VN"/>
+        </w:rPr>
+        <w:t xml:space="preserve"> </w:t>
+      </w:r>
+      <w:r>
+        <w:rPr>
+          <w:rStyle w:val="51"/>
+        </w:rPr>
+        <w:fldChar w:fldCharType="begin"/>
+      </w:r>
+      <w:r>
+        <w:rPr>
+          <w:rStyle w:val="51"/>
+        </w:rPr>
+        <w:instrText xml:space="preserve"> HYPERLINK "https://github.com/tranviet-tv/SWT301_VietTD/tree/main/LAB/lab1" </w:instrText>
+      </w:r>
+      <w:r>
+        <w:rPr>
+          <w:rStyle w:val="51"/>
+        </w:rPr>
+        <w:fldChar w:fldCharType="separate"/>
+      </w:r>
+      <w:r>
+        <w:rPr>
+          <w:rStyle w:val="36"/>
+          <w:rFonts w:hint="default"/>
+        </w:rPr>
+        <w:t>https://github.com/tranviet-tv/SWT301_VietTD/tree/main/LAB/lab1</w:t>
+      </w:r>
+      <w:r>
+        <w:rPr>
+          <w:rStyle w:val="51"/>
+        </w:rPr>
+        <w:fldChar w:fldCharType="end"/>
+      </w:r>
+    </w:p>
+    <w:p>
+      <w:pPr>
+        <w:bidi w:val="0"/>
+        <w:ind w:firstLine="720" w:firstLineChars="0"/>
+        <w:rPr>
+          <w:rStyle w:val="51"/>
+          <w:rFonts w:hint="default"/>
+          <w:lang w:val="vi-VN"/>
+        </w:rPr>
+      </w:pPr>
       <w:bookmarkStart w:id="0" w:name="_GoBack"/>
       <w:bookmarkEnd w:id="0"/>
     </w:p>
@@ -555,7 +604,7 @@
   <w:docDefaults>
     <w:rPrDefault>
       <w:rPr>
-        <w:rFonts w:asciiTheme="minorHAnsi" w:hAnsiTheme="minorHAnsi" w:eastAsiaTheme="minorEastAsia" w:cstheme="minorBidi"/>
+        <w:rFonts w:ascii="Times New Roman" w:hAnsi="Times New Roman" w:eastAsia="SimSun" w:cs="Times New Roman"/>
       </w:rPr>
     </w:rPrDefault>
     <w:pPrDefault/>
@@ -1270,6 +1319,7 @@
     <w:basedOn w:val="11"/>
     <w:uiPriority w:val="0"/>
     <w:rPr>
+      <w:i/>
       <w:color w:val="800080"/>
       <w:u w:val="single"/>
     </w:rPr>
@@ -1428,7 +1478,9 @@
     <w:qFormat/>
     <w:uiPriority w:val="0"/>
     <w:rPr>
+      <w:i/>
       <w:color w:val="0000FF"/>
+      <w:sz w:val="20"/>
       <w:u w:val="single"/>
     </w:rPr>
   </w:style>

--- a/LAB/lab1/Lab1_TranDucViet_DE190953.docx
+++ b/LAB/lab1/Lab1_TranDucViet_DE190953.docx
@@ -22,6 +22,7 @@
     <w:p>
       <w:pPr>
         <w:numPr>
+          <w:ilvl w:val="0"/>
           <w:numId w:val="0"/>
         </w:numPr>
         <w:ind w:leftChars="0"/>
@@ -34,6 +35,7 @@
     <w:p>
       <w:pPr>
         <w:numPr>
+          <w:ilvl w:val="0"/>
           <w:numId w:val="0"/>
         </w:numPr>
         <w:ind w:leftChars="0"/>
@@ -53,6 +55,7 @@
     <w:p>
       <w:pPr>
         <w:numPr>
+          <w:ilvl w:val="0"/>
           <w:numId w:val="0"/>
         </w:numPr>
         <w:ind w:leftChars="0" w:firstLine="720" w:firstLineChars="0"/>
@@ -72,6 +75,7 @@
     <w:p>
       <w:pPr>
         <w:numPr>
+          <w:ilvl w:val="0"/>
           <w:numId w:val="0"/>
         </w:numPr>
         <w:ind w:leftChars="0" w:firstLine="720" w:firstLineChars="0"/>
@@ -91,6 +95,7 @@
     <w:p>
       <w:pPr>
         <w:numPr>
+          <w:ilvl w:val="0"/>
           <w:numId w:val="0"/>
         </w:numPr>
         <w:ind w:leftChars="0" w:firstLine="720" w:firstLineChars="0"/>
@@ -110,6 +115,7 @@
     <w:p>
       <w:pPr>
         <w:numPr>
+          <w:ilvl w:val="0"/>
           <w:numId w:val="0"/>
         </w:numPr>
         <w:ind w:leftChars="0" w:firstLine="720" w:firstLineChars="0"/>
@@ -129,6 +135,7 @@
     <w:p>
       <w:pPr>
         <w:numPr>
+          <w:ilvl w:val="0"/>
           <w:numId w:val="0"/>
         </w:numPr>
         <w:ind w:leftChars="0" w:firstLine="720" w:firstLineChars="0"/>
@@ -148,6 +155,7 @@
     <w:p>
       <w:pPr>
         <w:numPr>
+          <w:ilvl w:val="0"/>
           <w:numId w:val="0"/>
         </w:numPr>
         <w:ind w:leftChars="0" w:firstLine="720" w:firstLineChars="0"/>
@@ -204,16 +212,447 @@
     </w:p>
     <w:p>
       <w:pPr>
+        <w:pStyle w:val="4"/>
+        <w:numPr>
+          <w:ilvl w:val="0"/>
+          <w:numId w:val="12"/>
+        </w:numPr>
         <w:bidi w:val="0"/>
-        <w:ind w:firstLine="720" w:firstLineChars="0"/>
+        <w:ind w:left="425" w:leftChars="0" w:hanging="425" w:firstLineChars="0"/>
+        <w:rPr>
+          <w:rFonts w:hint="default"/>
+          <w:lang w:val="vi-VN"/>
+        </w:rPr>
+      </w:pPr>
+      <w:r>
+        <w:rPr>
+          <w:rStyle w:val="51"/>
+          <w:rFonts w:hint="default"/>
+          <w:lang w:val="vi-VN"/>
+        </w:rPr>
+        <w:br w:type="page"/>
+      </w:r>
+      <w:r>
+        <w:rPr>
+          <w:rFonts w:hint="default"/>
+          <w:lang w:val="vi-VN"/>
+        </w:rPr>
+        <w:t xml:space="preserve">Nhiệm vụ 1: </w:t>
+      </w:r>
+      <w:r>
+        <w:rPr>
+          <w:rFonts w:hint="eastAsia" w:eastAsia="MS Mincho"/>
+          <w:lang w:val="en-US" w:eastAsia="ja-JP"/>
+        </w:rPr>
+        <w:t xml:space="preserve">Why is testing </w:t>
+      </w:r>
+      <w:r>
+        <w:rPr>
+          <w:rFonts w:hint="default" w:eastAsia="MS Mincho"/>
+          <w:lang w:val="vi-VN" w:eastAsia="ja-JP"/>
+        </w:rPr>
+        <w:t>necessary</w:t>
+      </w:r>
+      <w:r>
+        <w:rPr>
+          <w:rFonts w:hint="eastAsia" w:eastAsia="MS Mincho"/>
+          <w:lang w:val="en-US" w:eastAsia="ja-JP"/>
+        </w:rPr>
+        <w:t>?</w:t>
+      </w:r>
+    </w:p>
+    <w:p>
+      <w:pPr>
+        <w:pStyle w:val="5"/>
+        <w:bidi w:val="0"/>
+        <w:rPr>
+          <w:rFonts w:hint="default"/>
+          <w:lang w:val="vi-VN"/>
+        </w:rPr>
+      </w:pPr>
+      <w:r>
+        <w:rPr>
+          <w:rFonts w:hint="eastAsia"/>
+          <w:lang w:val="en-US" w:eastAsia="ja-JP"/>
+        </w:rPr>
+        <w:t>Promt: (copy promt)</w:t>
+      </w:r>
+    </w:p>
+    <w:p>
+      <w:pPr>
+        <w:pStyle w:val="250"/>
+        <w:numPr>
+          <w:ilvl w:val="1"/>
+          <w:numId w:val="13"/>
+        </w:numPr>
+        <w:spacing w:before="40" w:after="40" w:line="290" w:lineRule="auto"/>
+        <w:ind w:left="1213" w:leftChars="0" w:hanging="853" w:firstLineChars="0"/>
+        <w:rPr>
+          <w:rFonts w:hint="default"/>
+          <w:lang w:val="vi-VN"/>
+        </w:rPr>
+      </w:pPr>
+      <w:r>
+        <w:rPr>
+          <w:rFonts w:hint="eastAsia" w:eastAsia="MS Mincho"/>
+          <w:lang w:val="en-US" w:eastAsia="ja-JP"/>
+        </w:rPr>
+        <w:t>C</w:t>
+      </w:r>
+      <w:r>
+        <w:rPr>
+          <w:rFonts w:hint="default" w:eastAsia="MS Mincho"/>
+          <w:lang w:val="vi-VN" w:eastAsia="ja-JP"/>
+        </w:rPr>
+        <w:t>âu trả lời AI:</w:t>
+      </w:r>
+    </w:p>
+    <w:p>
+      <w:pPr>
+        <w:pStyle w:val="250"/>
+        <w:numPr>
+          <w:ilvl w:val="2"/>
+          <w:numId w:val="13"/>
+        </w:numPr>
+        <w:spacing w:before="40" w:after="40" w:line="290" w:lineRule="auto"/>
+        <w:ind w:left="1655" w:leftChars="0" w:hanging="895" w:firstLineChars="0"/>
+        <w:rPr>
+          <w:rFonts w:hint="default"/>
+          <w:lang w:val="vi-VN"/>
+        </w:rPr>
+      </w:pPr>
+      <w:r>
+        <w:rPr>
+          <w:rFonts w:hint="default"/>
+          <w:lang w:val="vi-VN"/>
+        </w:rPr>
+        <w:t>Error:</w:t>
+      </w:r>
+    </w:p>
+    <w:p>
+      <w:pPr>
+        <w:pStyle w:val="250"/>
+        <w:numPr>
+          <w:ilvl w:val="3"/>
+          <w:numId w:val="13"/>
+        </w:numPr>
+        <w:spacing w:before="40" w:after="40" w:line="290" w:lineRule="auto"/>
+        <w:ind w:left="2296" w:leftChars="0" w:hanging="1136" w:firstLineChars="0"/>
+        <w:rPr>
+          <w:rFonts w:hint="default"/>
+          <w:lang w:val="vi-VN"/>
+        </w:rPr>
+      </w:pPr>
+      <w:r>
+        <w:rPr>
+          <w:rFonts w:hint="default"/>
+          <w:lang w:val="vi-VN"/>
+        </w:rPr>
+        <w:t>Định nghĩa //để bullet</w:t>
+      </w:r>
+    </w:p>
+    <w:p>
+      <w:pPr>
+        <w:pStyle w:val="250"/>
+        <w:numPr>
+          <w:ilvl w:val="3"/>
+          <w:numId w:val="13"/>
+        </w:numPr>
+        <w:spacing w:before="40" w:after="40" w:line="290" w:lineRule="auto"/>
+        <w:ind w:left="2296" w:leftChars="0" w:hanging="1136" w:firstLineChars="0"/>
+        <w:rPr>
+          <w:rFonts w:hint="default"/>
+          <w:lang w:val="vi-VN"/>
+        </w:rPr>
+      </w:pPr>
+      <w:r>
+        <w:rPr>
+          <w:rFonts w:hint="default"/>
+          <w:lang w:val="vi-VN"/>
+        </w:rPr>
+        <w:t xml:space="preserve">Ví dụ </w:t>
+      </w:r>
+    </w:p>
+    <w:p>
+      <w:pPr>
+        <w:pStyle w:val="250"/>
+        <w:numPr>
+          <w:ilvl w:val="2"/>
+          <w:numId w:val="13"/>
+        </w:numPr>
+        <w:spacing w:before="40" w:after="40" w:line="290" w:lineRule="auto"/>
+        <w:ind w:left="1655" w:leftChars="0" w:hanging="895" w:firstLineChars="0"/>
+        <w:rPr>
+          <w:rFonts w:hint="default"/>
+          <w:lang w:val="vi-VN"/>
+        </w:rPr>
+      </w:pPr>
+      <w:r>
+        <w:rPr>
+          <w:rFonts w:hint="default"/>
+          <w:lang w:val="vi-VN"/>
+        </w:rPr>
+        <w:t xml:space="preserve">Defect </w:t>
+      </w:r>
+    </w:p>
+    <w:p>
+      <w:pPr>
+        <w:pStyle w:val="250"/>
+        <w:numPr>
+          <w:ilvl w:val="3"/>
+          <w:numId w:val="13"/>
+        </w:numPr>
+        <w:spacing w:before="40" w:after="40" w:line="290" w:lineRule="auto"/>
+        <w:ind w:left="2296" w:leftChars="0" w:hanging="1136" w:firstLineChars="0"/>
+        <w:rPr>
+          <w:rFonts w:hint="default"/>
+          <w:lang w:val="vi-VN"/>
+        </w:rPr>
+      </w:pPr>
+      <w:r>
+        <w:rPr>
+          <w:rFonts w:hint="default"/>
+          <w:lang w:val="vi-VN"/>
+        </w:rPr>
+        <w:t>Định Nghĩa</w:t>
+      </w:r>
+    </w:p>
+    <w:p>
+      <w:pPr>
+        <w:pStyle w:val="250"/>
+        <w:numPr>
+          <w:ilvl w:val="3"/>
+          <w:numId w:val="13"/>
+        </w:numPr>
+        <w:spacing w:before="40" w:after="40" w:line="290" w:lineRule="auto"/>
+        <w:ind w:left="2296" w:leftChars="0" w:hanging="1136" w:firstLineChars="0"/>
+        <w:rPr>
+          <w:rFonts w:hint="default"/>
+          <w:lang w:val="vi-VN"/>
+        </w:rPr>
+      </w:pPr>
+      <w:r>
+        <w:rPr>
+          <w:rFonts w:hint="default"/>
+          <w:lang w:val="vi-VN"/>
+        </w:rPr>
+        <w:t>Ví dụ</w:t>
+      </w:r>
+    </w:p>
+    <w:p>
+      <w:pPr>
+        <w:pStyle w:val="250"/>
+        <w:numPr>
+          <w:ilvl w:val="2"/>
+          <w:numId w:val="13"/>
+        </w:numPr>
+        <w:spacing w:before="40" w:after="40" w:line="290" w:lineRule="auto"/>
+        <w:ind w:left="1876" w:leftChars="0" w:hanging="1136" w:firstLineChars="0"/>
+        <w:rPr>
+          <w:rFonts w:hint="default"/>
+          <w:lang w:val="vi-VN"/>
+        </w:rPr>
+      </w:pPr>
+      <w:r>
+        <w:rPr>
+          <w:rFonts w:hint="default"/>
+          <w:lang w:val="vi-VN"/>
+        </w:rPr>
+        <w:t>Failure</w:t>
+      </w:r>
+    </w:p>
+    <w:p>
+      <w:pPr>
+        <w:pStyle w:val="250"/>
+        <w:numPr>
+          <w:ilvl w:val="2"/>
+          <w:numId w:val="13"/>
+        </w:numPr>
+        <w:spacing w:before="40" w:after="40" w:line="290" w:lineRule="auto"/>
+        <w:ind w:left="1876" w:leftChars="0" w:hanging="1136" w:firstLineChars="0"/>
+        <w:rPr>
+          <w:rFonts w:hint="default"/>
+          <w:lang w:val="vi-VN"/>
+        </w:rPr>
+      </w:pPr>
+      <w:r>
+        <w:rPr>
+          <w:rFonts w:hint="default"/>
+          <w:lang w:val="vi-VN"/>
+        </w:rPr>
+        <w:t>Root cause</w:t>
+      </w:r>
+    </w:p>
+    <w:p>
+      <w:pPr>
+        <w:pStyle w:val="250"/>
+        <w:numPr>
+          <w:ilvl w:val="2"/>
+          <w:numId w:val="13"/>
+        </w:numPr>
+        <w:spacing w:before="40" w:after="40" w:line="290" w:lineRule="auto"/>
+        <w:ind w:left="1876" w:leftChars="0" w:hanging="1136" w:firstLineChars="0"/>
+        <w:rPr>
+          <w:rFonts w:hint="default"/>
+          <w:lang w:val="vi-VN"/>
+        </w:rPr>
+      </w:pPr>
+      <w:r>
+        <w:rPr>
+          <w:rFonts w:hint="default"/>
+          <w:lang w:val="vi-VN"/>
+        </w:rPr>
+        <w:t>Chi phí của việc kiểm thử trễ</w:t>
+      </w:r>
+    </w:p>
+    <w:p>
+      <w:pPr>
+        <w:pStyle w:val="250"/>
+        <w:numPr>
+          <w:ilvl w:val="1"/>
+          <w:numId w:val="13"/>
+        </w:numPr>
+        <w:spacing w:before="40" w:after="40" w:line="290" w:lineRule="auto"/>
+        <w:ind w:left="1456" w:leftChars="0" w:hanging="1136" w:firstLineChars="0"/>
+        <w:rPr>
+          <w:rFonts w:hint="default"/>
+          <w:lang w:val="vi-VN"/>
+        </w:rPr>
+      </w:pPr>
+      <w:r>
+        <w:rPr>
+          <w:rFonts w:hint="default"/>
+          <w:lang w:val="vi-VN"/>
+        </w:rPr>
+        <w:t>Nhận xét câ</w:t>
+      </w:r>
+      <w:bookmarkStart w:id="0" w:name="_GoBack"/>
+      <w:bookmarkEnd w:id="0"/>
+      <w:r>
+        <w:rPr>
+          <w:rFonts w:hint="default"/>
+          <w:lang w:val="vi-VN"/>
+        </w:rPr>
+        <w:t xml:space="preserve">u trả lời của AI </w:t>
+      </w:r>
+    </w:p>
+    <w:p>
+      <w:pPr>
+        <w:rPr>
+          <w:rFonts w:hint="default"/>
+          <w:lang w:val="vi-VN"/>
+        </w:rPr>
+      </w:pPr>
+    </w:p>
+    <w:p>
+      <w:pPr>
+        <w:pStyle w:val="4"/>
+        <w:numPr>
+          <w:ilvl w:val="0"/>
+          <w:numId w:val="12"/>
+        </w:numPr>
+        <w:bidi w:val="0"/>
+        <w:ind w:left="425" w:leftChars="0" w:hanging="425" w:firstLineChars="0"/>
+        <w:rPr>
+          <w:rFonts w:hint="default"/>
+          <w:lang w:val="vi-VN"/>
+        </w:rPr>
+      </w:pPr>
+      <w:r>
+        <w:rPr>
+          <w:rFonts w:hint="default"/>
+          <w:lang w:val="vi-VN"/>
+        </w:rPr>
+        <w:t xml:space="preserve">Nhiệm vụ 2: </w:t>
+      </w:r>
+      <w:r>
+        <w:rPr>
+          <w:rFonts w:hint="eastAsia" w:eastAsia="MS Mincho"/>
+          <w:lang w:val="en-US" w:eastAsia="ja-JP"/>
+        </w:rPr>
+        <w:t>What is testing</w:t>
+      </w:r>
+      <w:r>
+        <w:rPr>
+          <w:rFonts w:hint="default" w:eastAsia="MS Mincho"/>
+          <w:lang w:val="vi-VN" w:eastAsia="ja-JP"/>
+        </w:rPr>
+        <w:t>?</w:t>
+      </w:r>
+    </w:p>
+    <w:p>
+      <w:pPr>
+        <w:pStyle w:val="4"/>
+        <w:numPr>
+          <w:ilvl w:val="0"/>
+          <w:numId w:val="12"/>
+        </w:numPr>
+        <w:bidi w:val="0"/>
+        <w:ind w:left="425" w:leftChars="0" w:hanging="425" w:firstLineChars="0"/>
+      </w:pPr>
+      <w:r>
+        <w:rPr>
+          <w:rFonts w:hint="default"/>
+          <w:lang w:val="vi-VN"/>
+        </w:rPr>
+        <w:t xml:space="preserve">Nhiệm </w:t>
+      </w:r>
+      <w:r>
+        <w:t>vụ 3 — Bảy nguyên tắc kiểm thử (7 Principles)</w:t>
+      </w:r>
+    </w:p>
+    <w:p>
+      <w:pPr>
+        <w:pStyle w:val="4"/>
+        <w:numPr>
+          <w:ilvl w:val="0"/>
+          <w:numId w:val="12"/>
+        </w:numPr>
+        <w:bidi w:val="0"/>
+        <w:ind w:left="425" w:leftChars="0" w:hanging="425" w:firstLineChars="0"/>
+        <w:rPr>
+          <w:rFonts w:hint="default"/>
+          <w:lang w:val="vi-VN"/>
+        </w:rPr>
+      </w:pPr>
+      <w:r>
+        <w:t>Nhiệm vụ 4 — Test activities &amp; roles</w:t>
+      </w:r>
+    </w:p>
+    <w:p>
+      <w:pPr>
+        <w:pStyle w:val="4"/>
+        <w:numPr>
+          <w:ilvl w:val="0"/>
+          <w:numId w:val="12"/>
+        </w:numPr>
+        <w:bidi w:val="0"/>
+        <w:ind w:left="425" w:leftChars="0" w:hanging="425" w:firstLineChars="0"/>
+        <w:rPr>
+          <w:rFonts w:hint="default"/>
+          <w:lang w:val="vi-VN"/>
+        </w:rPr>
+      </w:pPr>
+      <w:r>
+        <w:t>Nhiệm vụ 5 — Essential skills của tester (tự do)</w:t>
+      </w:r>
+    </w:p>
+    <w:p>
+      <w:pPr>
+        <w:rPr>
+          <w:rFonts w:hint="default"/>
+          <w:lang w:val="vi-VN"/>
+        </w:rPr>
+      </w:pPr>
+    </w:p>
+    <w:p>
+      <w:pPr>
         <w:rPr>
           <w:rStyle w:val="51"/>
           <w:rFonts w:hint="default"/>
           <w:lang w:val="vi-VN"/>
         </w:rPr>
       </w:pPr>
-      <w:bookmarkStart w:id="0" w:name="_GoBack"/>
-      <w:bookmarkEnd w:id="0"/>
     </w:p>
     <w:sectPr>
       <w:pgSz w:w="11906" w:h="16838"/>
@@ -228,6 +667,286 @@
 <file path=word/numbering.xml><?xml version="1.0" encoding="utf-8"?>
 <w:numbering xmlns:wpc="http://schemas.microsoft.com/office/word/2010/wordprocessingCanvas" xmlns:mc="http://schemas.openxmlformats.org/markup-compatibility/2006" xmlns:o="urn:schemas-microsoft-com:office:office" xmlns:r="http://schemas.openxmlformats.org/officeDocument/2006/relationships" xmlns:m="http://schemas.openxmlformats.org/officeDocument/2006/math" xmlns:v="urn:schemas-microsoft-com:vml" xmlns:wp14="http://schemas.microsoft.com/office/word/2010/wordprocessingDrawing" xmlns:wp="http://schemas.openxmlformats.org/drawingml/2006/wordprocessingDrawing" xmlns:w10="urn:schemas-microsoft-com:office:word" xmlns:w="http://schemas.openxmlformats.org/wordprocessingml/2006/main" xmlns:w14="http://schemas.microsoft.com/office/word/2010/wordml" xmlns:wpg="http://schemas.microsoft.com/office/word/2010/wordprocessingGroup" xmlns:wpi="http://schemas.microsoft.com/office/word/2010/wordprocessingInk" xmlns:wne="http://schemas.microsoft.com/office/word/2006/wordml" xmlns:wps="http://schemas.microsoft.com/office/word/2010/wordprocessingShape" xmlns:wpsCustomData="http://www.wps.cn/officeDocument/2013/wpsCustomData" mc:Ignorable="w14 wp14">
   <w:abstractNum w:abstractNumId="0">
+    <w:nsid w:val="D3A8B15F"/>
+    <w:multiLevelType w:val="multilevel"/>
+    <w:tmpl w:val="D3A8B15F"/>
+    <w:lvl w:ilvl="0" w:tentative="0">
+      <w:start w:val="1"/>
+      <w:numFmt w:val="decimal"/>
+      <w:lvlText w:val="%1."/>
+      <w:lvlJc w:val="left"/>
+      <w:pPr>
+        <w:tabs>
+          <w:tab w:val="left" w:pos="425"/>
+        </w:tabs>
+        <w:ind w:left="425" w:leftChars="0" w:hanging="425" w:firstLineChars="0"/>
+      </w:pPr>
+      <w:rPr>
+        <w:rFonts w:hint="default"/>
+      </w:rPr>
+    </w:lvl>
+    <w:lvl w:ilvl="1" w:tentative="0">
+      <w:start w:val="1"/>
+      <w:numFmt w:val="decimal"/>
+      <w:lvlText w:val="%1.%2."/>
+      <w:lvlJc w:val="left"/>
+      <w:pPr>
+        <w:tabs>
+          <w:tab w:val="left" w:pos="850"/>
+        </w:tabs>
+        <w:ind w:left="850" w:leftChars="0" w:hanging="453" w:firstLineChars="0"/>
+      </w:pPr>
+      <w:rPr>
+        <w:rFonts w:hint="default"/>
+      </w:rPr>
+    </w:lvl>
+    <w:lvl w:ilvl="2" w:tentative="0">
+      <w:start w:val="1"/>
+      <w:numFmt w:val="decimal"/>
+      <w:lvlText w:val="%1.%2.%3."/>
+      <w:lvlJc w:val="left"/>
+      <w:pPr>
+        <w:tabs>
+          <w:tab w:val="left" w:pos="1508"/>
+        </w:tabs>
+        <w:ind w:left="1508" w:leftChars="0" w:hanging="708" w:firstLineChars="0"/>
+      </w:pPr>
+      <w:rPr>
+        <w:rFonts w:hint="default"/>
+      </w:rPr>
+    </w:lvl>
+    <w:lvl w:ilvl="3" w:tentative="0">
+      <w:start w:val="1"/>
+      <w:numFmt w:val="decimal"/>
+      <w:lvlText w:val="%1.%2.%3.%4."/>
+      <w:lvlJc w:val="left"/>
+      <w:pPr>
+        <w:tabs>
+          <w:tab w:val="left" w:pos="2053"/>
+        </w:tabs>
+        <w:ind w:left="2053" w:leftChars="0" w:hanging="853" w:firstLineChars="0"/>
+      </w:pPr>
+      <w:rPr>
+        <w:rFonts w:hint="default"/>
+      </w:rPr>
+    </w:lvl>
+    <w:lvl w:ilvl="4" w:tentative="0">
+      <w:start w:val="1"/>
+      <w:numFmt w:val="decimal"/>
+      <w:lvlText w:val="%1.%2.%3.%4.%5."/>
+      <w:lvlJc w:val="left"/>
+      <w:pPr>
+        <w:tabs>
+          <w:tab w:val="left" w:pos="2495"/>
+        </w:tabs>
+        <w:ind w:left="2495" w:leftChars="0" w:hanging="895" w:firstLineChars="0"/>
+      </w:pPr>
+      <w:rPr>
+        <w:rFonts w:hint="default"/>
+      </w:rPr>
+    </w:lvl>
+    <w:lvl w:ilvl="5" w:tentative="0">
+      <w:start w:val="1"/>
+      <w:numFmt w:val="decimal"/>
+      <w:lvlText w:val="%1.%2.%3.%4.%5.%6."/>
+      <w:lvlJc w:val="left"/>
+      <w:pPr>
+        <w:tabs>
+          <w:tab w:val="left" w:pos="3136"/>
+        </w:tabs>
+        <w:ind w:left="3136" w:leftChars="0" w:hanging="1136" w:firstLineChars="0"/>
+      </w:pPr>
+      <w:rPr>
+        <w:rFonts w:hint="default"/>
+      </w:rPr>
+    </w:lvl>
+    <w:lvl w:ilvl="6" w:tentative="0">
+      <w:start w:val="1"/>
+      <w:numFmt w:val="decimal"/>
+      <w:lvlText w:val="%1.%2.%3.%4.%5.%6.%7."/>
+      <w:lvlJc w:val="left"/>
+      <w:pPr>
+        <w:tabs>
+          <w:tab w:val="left" w:pos="3673"/>
+        </w:tabs>
+        <w:ind w:left="3673" w:leftChars="0" w:hanging="1273" w:firstLineChars="0"/>
+      </w:pPr>
+      <w:rPr>
+        <w:rFonts w:hint="default"/>
+      </w:rPr>
+    </w:lvl>
+    <w:lvl w:ilvl="7" w:tentative="0">
+      <w:start w:val="1"/>
+      <w:numFmt w:val="decimal"/>
+      <w:lvlText w:val="%1.%2.%3.%4.%5.%6.%7.%8."/>
+      <w:lvlJc w:val="left"/>
+      <w:pPr>
+        <w:tabs>
+          <w:tab w:val="left" w:pos="4218"/>
+        </w:tabs>
+        <w:ind w:left="4218" w:leftChars="0" w:hanging="1418" w:firstLineChars="0"/>
+      </w:pPr>
+      <w:rPr>
+        <w:rFonts w:hint="default"/>
+      </w:rPr>
+    </w:lvl>
+    <w:lvl w:ilvl="8" w:tentative="0">
+      <w:start w:val="1"/>
+      <w:numFmt w:val="decimal"/>
+      <w:lvlText w:val="%1.%2.%3.%4.%5.%6.%7.%8.%9."/>
+      <w:lvlJc w:val="left"/>
+      <w:pPr>
+        <w:tabs>
+          <w:tab w:val="left" w:pos="4648"/>
+        </w:tabs>
+        <w:ind w:left="4648" w:leftChars="0" w:hanging="1448" w:firstLineChars="0"/>
+      </w:pPr>
+      <w:rPr>
+        <w:rFonts w:hint="default"/>
+      </w:rPr>
+    </w:lvl>
+  </w:abstractNum>
+  <w:abstractNum w:abstractNumId="1">
+    <w:nsid w:val="F1CDAEA8"/>
+    <w:multiLevelType w:val="multilevel"/>
+    <w:tmpl w:val="F1CDAEA8"/>
+    <w:lvl w:ilvl="0" w:tentative="0">
+      <w:start w:val="1"/>
+      <w:numFmt w:val="decimal"/>
+      <w:lvlText w:val="%1."/>
+      <w:lvlJc w:val="left"/>
+      <w:pPr>
+        <w:tabs>
+          <w:tab w:val="left" w:pos="425"/>
+        </w:tabs>
+        <w:ind w:left="425" w:leftChars="0" w:hanging="425" w:firstLineChars="0"/>
+      </w:pPr>
+      <w:rPr>
+        <w:rFonts w:hint="default"/>
+      </w:rPr>
+    </w:lvl>
+    <w:lvl w:ilvl="1" w:tentative="0">
+      <w:start w:val="1"/>
+      <w:numFmt w:val="decimal"/>
+      <w:lvlText w:val="%1.%2."/>
+      <w:lvlJc w:val="left"/>
+      <w:pPr>
+        <w:tabs>
+          <w:tab w:val="left" w:pos="850"/>
+        </w:tabs>
+        <w:ind w:left="850" w:leftChars="0" w:hanging="453" w:firstLineChars="0"/>
+      </w:pPr>
+      <w:rPr>
+        <w:rFonts w:hint="default"/>
+      </w:rPr>
+    </w:lvl>
+    <w:lvl w:ilvl="2" w:tentative="0">
+      <w:start w:val="1"/>
+      <w:numFmt w:val="decimal"/>
+      <w:lvlText w:val="%1.%2.%3."/>
+      <w:lvlJc w:val="left"/>
+      <w:pPr>
+        <w:tabs>
+          <w:tab w:val="left" w:pos="1508"/>
+        </w:tabs>
+        <w:ind w:left="1508" w:leftChars="0" w:hanging="708" w:firstLineChars="0"/>
+      </w:pPr>
+      <w:rPr>
+        <w:rFonts w:hint="default"/>
+      </w:rPr>
+    </w:lvl>
+    <w:lvl w:ilvl="3" w:tentative="0">
+      <w:start w:val="1"/>
+      <w:numFmt w:val="decimal"/>
+      <w:lvlText w:val="%1.%2.%3.%4."/>
+      <w:lvlJc w:val="left"/>
+      <w:pPr>
+        <w:tabs>
+          <w:tab w:val="left" w:pos="2053"/>
+        </w:tabs>
+        <w:ind w:left="2053" w:leftChars="0" w:hanging="853" w:firstLineChars="0"/>
+      </w:pPr>
+      <w:rPr>
+        <w:rFonts w:hint="default"/>
+      </w:rPr>
+    </w:lvl>
+    <w:lvl w:ilvl="4" w:tentative="0">
+      <w:start w:val="1"/>
+      <w:numFmt w:val="decimal"/>
+      <w:lvlText w:val="%1.%2.%3.%4.%5."/>
+      <w:lvlJc w:val="left"/>
+      <w:pPr>
+        <w:tabs>
+          <w:tab w:val="left" w:pos="2495"/>
+        </w:tabs>
+        <w:ind w:left="2495" w:leftChars="0" w:hanging="895" w:firstLineChars="0"/>
+      </w:pPr>
+      <w:rPr>
+        <w:rFonts w:hint="default"/>
+      </w:rPr>
+    </w:lvl>
+    <w:lvl w:ilvl="5" w:tentative="0">
+      <w:start w:val="1"/>
+      <w:numFmt w:val="decimal"/>
+      <w:lvlText w:val="%1.%2.%3.%4.%5.%6."/>
+      <w:lvlJc w:val="left"/>
+      <w:pPr>
+        <w:tabs>
+          <w:tab w:val="left" w:pos="3136"/>
+        </w:tabs>
+        <w:ind w:left="3136" w:leftChars="0" w:hanging="1136" w:firstLineChars="0"/>
+      </w:pPr>
+      <w:rPr>
+        <w:rFonts w:hint="default"/>
+      </w:rPr>
+    </w:lvl>
+    <w:lvl w:ilvl="6" w:tentative="0">
+      <w:start w:val="1"/>
+      <w:numFmt w:val="decimal"/>
+      <w:lvlText w:val="%1.%2.%3.%4.%5.%6.%7."/>
+      <w:lvlJc w:val="left"/>
+      <w:pPr>
+        <w:tabs>
+          <w:tab w:val="left" w:pos="3673"/>
+        </w:tabs>
+        <w:ind w:left="3673" w:leftChars="0" w:hanging="1273" w:firstLineChars="0"/>
+      </w:pPr>
+      <w:rPr>
+        <w:rFonts w:hint="default"/>
+      </w:rPr>
+    </w:lvl>
+    <w:lvl w:ilvl="7" w:tentative="0">
+      <w:start w:val="1"/>
+      <w:numFmt w:val="decimal"/>
+      <w:lvlText w:val="%1.%2.%3.%4.%5.%6.%7.%8."/>
+      <w:lvlJc w:val="left"/>
+      <w:pPr>
+        <w:tabs>
+          <w:tab w:val="left" w:pos="4218"/>
+        </w:tabs>
+        <w:ind w:left="4218" w:leftChars="0" w:hanging="1418" w:firstLineChars="0"/>
+      </w:pPr>
+      <w:rPr>
+        <w:rFonts w:hint="default"/>
+      </w:rPr>
+    </w:lvl>
+    <w:lvl w:ilvl="8" w:tentative="0">
+      <w:start w:val="1"/>
+      <w:numFmt w:val="decimal"/>
+      <w:lvlText w:val="%1.%2.%3.%4.%5.%6.%7.%8.%9."/>
+      <w:lvlJc w:val="left"/>
+      <w:pPr>
+        <w:tabs>
+          <w:tab w:val="left" w:pos="4648"/>
+        </w:tabs>
+        <w:ind w:left="4648" w:leftChars="0" w:hanging="1448" w:firstLineChars="0"/>
+      </w:pPr>
+      <w:rPr>
+        <w:rFonts w:hint="default"/>
+      </w:rPr>
+    </w:lvl>
+  </w:abstractNum>
+  <w:abstractNum w:abstractNumId="2">
     <w:nsid w:val="FFFFFF7C"/>
     <w:multiLevelType w:val="singleLevel"/>
     <w:tmpl w:val="FFFFFF7C"/>
@@ -245,7 +964,7 @@
       </w:pPr>
     </w:lvl>
   </w:abstractNum>
-  <w:abstractNum w:abstractNumId="1">
+  <w:abstractNum w:abstractNumId="3">
     <w:nsid w:val="FFFFFF7D"/>
     <w:multiLevelType w:val="singleLevel"/>
     <w:tmpl w:val="FFFFFF7D"/>
@@ -263,7 +982,7 @@
       </w:pPr>
     </w:lvl>
   </w:abstractNum>
-  <w:abstractNum w:abstractNumId="2">
+  <w:abstractNum w:abstractNumId="4">
     <w:nsid w:val="FFFFFF7E"/>
     <w:multiLevelType w:val="singleLevel"/>
     <w:tmpl w:val="FFFFFF7E"/>
@@ -281,7 +1000,7 @@
       </w:pPr>
     </w:lvl>
   </w:abstractNum>
-  <w:abstractNum w:abstractNumId="3">
+  <w:abstractNum w:abstractNumId="5">
     <w:nsid w:val="FFFFFF7F"/>
     <w:multiLevelType w:val="singleLevel"/>
     <w:tmpl w:val="FFFFFF7F"/>
@@ -299,7 +1018,7 @@
       </w:pPr>
     </w:lvl>
   </w:abstractNum>
-  <w:abstractNum w:abstractNumId="4">
+  <w:abstractNum w:abstractNumId="6">
     <w:nsid w:val="FFFFFF80"/>
     <w:multiLevelType w:val="singleLevel"/>
     <w:tmpl w:val="FFFFFF80"/>
@@ -320,7 +1039,7 @@
       </w:rPr>
     </w:lvl>
   </w:abstractNum>
-  <w:abstractNum w:abstractNumId="5">
+  <w:abstractNum w:abstractNumId="7">
     <w:nsid w:val="FFFFFF81"/>
     <w:multiLevelType w:val="singleLevel"/>
     <w:tmpl w:val="FFFFFF81"/>
@@ -341,7 +1060,7 @@
       </w:rPr>
     </w:lvl>
   </w:abstractNum>
-  <w:abstractNum w:abstractNumId="6">
+  <w:abstractNum w:abstractNumId="8">
     <w:nsid w:val="FFFFFF82"/>
     <w:multiLevelType w:val="singleLevel"/>
     <w:tmpl w:val="FFFFFF82"/>
@@ -362,7 +1081,7 @@
       </w:rPr>
     </w:lvl>
   </w:abstractNum>
-  <w:abstractNum w:abstractNumId="7">
+  <w:abstractNum w:abstractNumId="9">
     <w:nsid w:val="FFFFFF83"/>
     <w:multiLevelType w:val="singleLevel"/>
     <w:tmpl w:val="FFFFFF83"/>
@@ -383,7 +1102,7 @@
       </w:rPr>
     </w:lvl>
   </w:abstractNum>
-  <w:abstractNum w:abstractNumId="8">
+  <w:abstractNum w:abstractNumId="10">
     <w:nsid w:val="FFFFFF88"/>
     <w:multiLevelType w:val="singleLevel"/>
     <w:tmpl w:val="FFFFFF88"/>
@@ -401,7 +1120,7 @@
       </w:pPr>
     </w:lvl>
   </w:abstractNum>
-  <w:abstractNum w:abstractNumId="9">
+  <w:abstractNum w:abstractNumId="11">
     <w:nsid w:val="FFFFFF89"/>
     <w:multiLevelType w:val="singleLevel"/>
     <w:tmpl w:val="FFFFFF89"/>
@@ -422,7 +1141,7 @@
       </w:rPr>
     </w:lvl>
   </w:abstractNum>
-  <w:abstractNum w:abstractNumId="10">
+  <w:abstractNum w:abstractNumId="12">
     <w:nsid w:val="79825841"/>
     <w:multiLevelType w:val="multilevel"/>
     <w:tmpl w:val="79825841"/>
@@ -564,36 +1283,42 @@
     </w:lvl>
   </w:abstractNum>
   <w:num w:numId="1">
+    <w:abstractNumId w:val="12"/>
+  </w:num>
+  <w:num w:numId="2">
+    <w:abstractNumId w:val="11"/>
+  </w:num>
+  <w:num w:numId="3">
+    <w:abstractNumId w:val="9"/>
+  </w:num>
+  <w:num w:numId="4">
+    <w:abstractNumId w:val="8"/>
+  </w:num>
+  <w:num w:numId="5">
+    <w:abstractNumId w:val="7"/>
+  </w:num>
+  <w:num w:numId="6">
+    <w:abstractNumId w:val="6"/>
+  </w:num>
+  <w:num w:numId="7">
     <w:abstractNumId w:val="10"/>
   </w:num>
-  <w:num w:numId="2">
-    <w:abstractNumId w:val="9"/>
-  </w:num>
-  <w:num w:numId="3">
-    <w:abstractNumId w:val="7"/>
-  </w:num>
-  <w:num w:numId="4">
-    <w:abstractNumId w:val="6"/>
-  </w:num>
-  <w:num w:numId="5">
+  <w:num w:numId="8">
     <w:abstractNumId w:val="5"/>
   </w:num>
-  <w:num w:numId="6">
+  <w:num w:numId="9">
     <w:abstractNumId w:val="4"/>
   </w:num>
-  <w:num w:numId="7">
-    <w:abstractNumId w:val="8"/>
-  </w:num>
-  <w:num w:numId="8">
+  <w:num w:numId="10">
     <w:abstractNumId w:val="3"/>
   </w:num>
-  <w:num w:numId="9">
+  <w:num w:numId="11">
     <w:abstractNumId w:val="2"/>
   </w:num>
-  <w:num w:numId="10">
+  <w:num w:numId="12">
     <w:abstractNumId w:val="1"/>
   </w:num>
-  <w:num w:numId="11">
+  <w:num w:numId="13">
     <w:abstractNumId w:val="0"/>
   </w:num>
 </w:numbering>
@@ -612,26 +1337,26 @@
   <w:latentStyles w:count="260" w:defQFormat="0" w:defUnhideWhenUsed="1" w:defSemiHidden="1" w:defUIPriority="99" w:defLockedState="0">
     <w:lsdException w:qFormat="1" w:unhideWhenUsed="0" w:uiPriority="0" w:semiHidden="0" w:name="Normal"/>
     <w:lsdException w:qFormat="1" w:unhideWhenUsed="0" w:uiPriority="0" w:semiHidden="0" w:name="heading 1"/>
-    <w:lsdException w:qFormat="1" w:uiPriority="0" w:name="heading 2"/>
-    <w:lsdException w:qFormat="1" w:uiPriority="0" w:name="heading 3"/>
-    <w:lsdException w:qFormat="1" w:uiPriority="0" w:name="heading 4"/>
+    <w:lsdException w:qFormat="1" w:uiPriority="0" w:semiHidden="0" w:name="heading 2"/>
+    <w:lsdException w:qFormat="1" w:uiPriority="0" w:semiHidden="0" w:name="heading 3"/>
+    <w:lsdException w:qFormat="1" w:uiPriority="0" w:semiHidden="0" w:name="heading 4"/>
     <w:lsdException w:qFormat="1" w:uiPriority="0" w:name="heading 5"/>
     <w:lsdException w:qFormat="1" w:uiPriority="0" w:name="heading 6"/>
     <w:lsdException w:qFormat="1" w:uiPriority="0" w:name="heading 7"/>
     <w:lsdException w:qFormat="1" w:uiPriority="0" w:name="heading 8"/>
     <w:lsdException w:qFormat="1" w:uiPriority="0" w:name="heading 9"/>
     <w:lsdException w:qFormat="1" w:unhideWhenUsed="0" w:uiPriority="0" w:semiHidden="0" w:name="index 1"/>
-    <w:lsdException w:unhideWhenUsed="0" w:uiPriority="0" w:semiHidden="0" w:name="index 2"/>
-    <w:lsdException w:unhideWhenUsed="0" w:uiPriority="0" w:semiHidden="0" w:name="index 3"/>
-    <w:lsdException w:unhideWhenUsed="0" w:uiPriority="0" w:semiHidden="0" w:name="index 4"/>
+    <w:lsdException w:qFormat="1" w:unhideWhenUsed="0" w:uiPriority="0" w:semiHidden="0" w:name="index 2"/>
+    <w:lsdException w:qFormat="1" w:unhideWhenUsed="0" w:uiPriority="0" w:semiHidden="0" w:name="index 3"/>
+    <w:lsdException w:qFormat="1" w:unhideWhenUsed="0" w:uiPriority="0" w:semiHidden="0" w:name="index 4"/>
     <w:lsdException w:qFormat="1" w:unhideWhenUsed="0" w:uiPriority="0" w:semiHidden="0" w:name="index 5"/>
     <w:lsdException w:qFormat="1" w:unhideWhenUsed="0" w:uiPriority="0" w:semiHidden="0" w:name="index 6"/>
-    <w:lsdException w:unhideWhenUsed="0" w:uiPriority="0" w:semiHidden="0" w:name="index 7"/>
+    <w:lsdException w:qFormat="1" w:unhideWhenUsed="0" w:uiPriority="0" w:semiHidden="0" w:name="index 7"/>
     <w:lsdException w:qFormat="1" w:unhideWhenUsed="0" w:uiPriority="0" w:semiHidden="0" w:name="index 8"/>
-    <w:lsdException w:unhideWhenUsed="0" w:uiPriority="0" w:semiHidden="0" w:name="index 9"/>
+    <w:lsdException w:qFormat="1" w:unhideWhenUsed="0" w:uiPriority="0" w:semiHidden="0" w:name="index 9"/>
     <w:lsdException w:qFormat="1" w:unhideWhenUsed="0" w:uiPriority="0" w:semiHidden="0" w:name="toc 1"/>
     <w:lsdException w:unhideWhenUsed="0" w:uiPriority="0" w:semiHidden="0" w:name="toc 2"/>
-    <w:lsdException w:unhideWhenUsed="0" w:uiPriority="0" w:semiHidden="0" w:name="toc 3"/>
+    <w:lsdException w:qFormat="1" w:unhideWhenUsed="0" w:uiPriority="0" w:semiHidden="0" w:name="toc 3"/>
     <w:lsdException w:unhideWhenUsed="0" w:uiPriority="0" w:semiHidden="0" w:name="toc 4"/>
     <w:lsdException w:unhideWhenUsed="0" w:uiPriority="0" w:semiHidden="0" w:name="toc 5"/>
     <w:lsdException w:qFormat="1" w:unhideWhenUsed="0" w:uiPriority="0" w:semiHidden="0" w:name="toc 6"/>
@@ -643,10 +1368,10 @@
     <w:lsdException w:qFormat="1" w:unhideWhenUsed="0" w:uiPriority="0" w:semiHidden="0" w:name="annotation text"/>
     <w:lsdException w:qFormat="1" w:unhideWhenUsed="0" w:uiPriority="0" w:semiHidden="0" w:name="header"/>
     <w:lsdException w:qFormat="1" w:unhideWhenUsed="0" w:uiPriority="0" w:semiHidden="0" w:name="footer"/>
-    <w:lsdException w:unhideWhenUsed="0" w:uiPriority="0" w:semiHidden="0" w:name="index heading"/>
+    <w:lsdException w:qFormat="1" w:unhideWhenUsed="0" w:uiPriority="0" w:semiHidden="0" w:name="index heading"/>
     <w:lsdException w:qFormat="1" w:uiPriority="0" w:name="caption"/>
     <w:lsdException w:qFormat="1" w:unhideWhenUsed="0" w:uiPriority="0" w:semiHidden="0" w:name="table of figures"/>
-    <w:lsdException w:unhideWhenUsed="0" w:uiPriority="0" w:semiHidden="0" w:name="envelope address"/>
+    <w:lsdException w:qFormat="1" w:unhideWhenUsed="0" w:uiPriority="0" w:semiHidden="0" w:name="envelope address"/>
     <w:lsdException w:qFormat="1" w:unhideWhenUsed="0" w:uiPriority="0" w:semiHidden="0" w:name="envelope return"/>
     <w:lsdException w:qFormat="1" w:unhideWhenUsed="0" w:uiPriority="0" w:semiHidden="0" w:name="footnote reference"/>
     <w:lsdException w:qFormat="1" w:unhideWhenUsed="0" w:uiPriority="0" w:semiHidden="0" w:name="annotation reference"/>
@@ -667,21 +1392,21 @@
     <w:lsdException w:unhideWhenUsed="0" w:uiPriority="0" w:semiHidden="0" w:name="List Bullet 2"/>
     <w:lsdException w:qFormat="1" w:unhideWhenUsed="0" w:uiPriority="0" w:semiHidden="0" w:name="List Bullet 3"/>
     <w:lsdException w:qFormat="1" w:unhideWhenUsed="0" w:uiPriority="0" w:semiHidden="0" w:name="List Bullet 4"/>
-    <w:lsdException w:unhideWhenUsed="0" w:uiPriority="0" w:semiHidden="0" w:name="List Bullet 5"/>
-    <w:lsdException w:unhideWhenUsed="0" w:uiPriority="0" w:semiHidden="0" w:name="List Number 2"/>
+    <w:lsdException w:qFormat="1" w:unhideWhenUsed="0" w:uiPriority="0" w:semiHidden="0" w:name="List Bullet 5"/>
+    <w:lsdException w:qFormat="1" w:unhideWhenUsed="0" w:uiPriority="0" w:semiHidden="0" w:name="List Number 2"/>
     <w:lsdException w:unhideWhenUsed="0" w:uiPriority="0" w:semiHidden="0" w:name="List Number 3"/>
     <w:lsdException w:qFormat="1" w:unhideWhenUsed="0" w:uiPriority="0" w:semiHidden="0" w:name="List Number 4"/>
     <w:lsdException w:qFormat="1" w:unhideWhenUsed="0" w:uiPriority="0" w:semiHidden="0" w:name="List Number 5"/>
     <w:lsdException w:qFormat="1" w:unhideWhenUsed="0" w:uiPriority="0" w:semiHidden="0" w:name="Title"/>
     <w:lsdException w:qFormat="1" w:unhideWhenUsed="0" w:uiPriority="0" w:semiHidden="0" w:name="Closing"/>
-    <w:lsdException w:unhideWhenUsed="0" w:uiPriority="0" w:semiHidden="0" w:name="Signature"/>
+    <w:lsdException w:qFormat="1" w:unhideWhenUsed="0" w:uiPriority="0" w:semiHidden="0" w:name="Signature"/>
     <w:lsdException w:qFormat="1" w:unhideWhenUsed="0" w:uiPriority="0" w:name="Default Paragraph Font"/>
     <w:lsdException w:qFormat="1" w:unhideWhenUsed="0" w:uiPriority="0" w:semiHidden="0" w:name="Body Text"/>
     <w:lsdException w:qFormat="1" w:unhideWhenUsed="0" w:uiPriority="0" w:semiHidden="0" w:name="Body Text Indent"/>
     <w:lsdException w:unhideWhenUsed="0" w:uiPriority="0" w:semiHidden="0" w:name="List Continue"/>
-    <w:lsdException w:unhideWhenUsed="0" w:uiPriority="0" w:semiHidden="0" w:name="List Continue 2"/>
+    <w:lsdException w:qFormat="1" w:unhideWhenUsed="0" w:uiPriority="0" w:semiHidden="0" w:name="List Continue 2"/>
     <w:lsdException w:qFormat="1" w:unhideWhenUsed="0" w:uiPriority="0" w:semiHidden="0" w:name="List Continue 3"/>
-    <w:lsdException w:unhideWhenUsed="0" w:uiPriority="0" w:semiHidden="0" w:name="List Continue 4"/>
+    <w:lsdException w:qFormat="1" w:unhideWhenUsed="0" w:uiPriority="0" w:semiHidden="0" w:name="List Continue 4"/>
     <w:lsdException w:unhideWhenUsed="0" w:uiPriority="0" w:semiHidden="0" w:name="List Continue 5"/>
     <w:lsdException w:unhideWhenUsed="0" w:uiPriority="0" w:semiHidden="0" w:name="Message Header"/>
     <w:lsdException w:qFormat="1" w:unhideWhenUsed="0" w:uiPriority="0" w:semiHidden="0" w:name="Subtitle"/>
@@ -689,7 +1414,7 @@
     <w:lsdException w:qFormat="1" w:unhideWhenUsed="0" w:uiPriority="0" w:semiHidden="0" w:name="Date"/>
     <w:lsdException w:qFormat="1" w:unhideWhenUsed="0" w:uiPriority="0" w:semiHidden="0" w:name="Body Text First Indent"/>
     <w:lsdException w:qFormat="1" w:unhideWhenUsed="0" w:uiPriority="0" w:semiHidden="0" w:name="Body Text First Indent 2"/>
-    <w:lsdException w:unhideWhenUsed="0" w:uiPriority="0" w:semiHidden="0" w:name="Note Heading"/>
+    <w:lsdException w:qFormat="1" w:unhideWhenUsed="0" w:uiPriority="0" w:semiHidden="0" w:name="Note Heading"/>
     <w:lsdException w:qFormat="1" w:unhideWhenUsed="0" w:uiPriority="0" w:semiHidden="0" w:name="Body Text 2"/>
     <w:lsdException w:qFormat="1" w:unhideWhenUsed="0" w:uiPriority="0" w:semiHidden="0" w:name="Body Text 3"/>
     <w:lsdException w:qFormat="1" w:unhideWhenUsed="0" w:uiPriority="0" w:semiHidden="0" w:name="Body Text Indent 2"/>
@@ -704,48 +1429,48 @@
     <w:lsdException w:unhideWhenUsed="0" w:uiPriority="0" w:semiHidden="0" w:name="E-mail Signature"/>
     <w:lsdException w:qFormat="1" w:unhideWhenUsed="0" w:uiPriority="0" w:semiHidden="0" w:name="Normal (Web)"/>
     <w:lsdException w:unhideWhenUsed="0" w:uiPriority="0" w:semiHidden="0" w:name="HTML Acronym"/>
-    <w:lsdException w:unhideWhenUsed="0" w:uiPriority="0" w:semiHidden="0" w:name="HTML Address"/>
+    <w:lsdException w:qFormat="1" w:unhideWhenUsed="0" w:uiPriority="0" w:semiHidden="0" w:name="HTML Address"/>
     <w:lsdException w:qFormat="1" w:unhideWhenUsed="0" w:uiPriority="0" w:semiHidden="0" w:name="HTML Cite"/>
     <w:lsdException w:unhideWhenUsed="0" w:uiPriority="0" w:semiHidden="0" w:name="HTML Code"/>
     <w:lsdException w:unhideWhenUsed="0" w:uiPriority="0" w:semiHidden="0" w:name="HTML Definition"/>
     <w:lsdException w:unhideWhenUsed="0" w:uiPriority="0" w:semiHidden="0" w:name="HTML Keyboard"/>
-    <w:lsdException w:unhideWhenUsed="0" w:uiPriority="0" w:semiHidden="0" w:name="HTML Preformatted"/>
+    <w:lsdException w:qFormat="1" w:unhideWhenUsed="0" w:uiPriority="0" w:semiHidden="0" w:name="HTML Preformatted"/>
     <w:lsdException w:unhideWhenUsed="0" w:uiPriority="0" w:semiHidden="0" w:name="HTML Sample"/>
     <w:lsdException w:qFormat="1" w:unhideWhenUsed="0" w:uiPriority="0" w:semiHidden="0" w:name="HTML Typewriter"/>
     <w:lsdException w:unhideWhenUsed="0" w:uiPriority="0" w:semiHidden="0" w:name="HTML Variable"/>
     <w:lsdException w:qFormat="1" w:unhideWhenUsed="0" w:uiPriority="0" w:name="Normal Table"/>
     <w:lsdException w:qFormat="1" w:unhideWhenUsed="0" w:uiPriority="0" w:semiHidden="0" w:name="annotation subject"/>
     <w:lsdException w:qFormat="1" w:unhideWhenUsed="0" w:uiPriority="0" w:semiHidden="0" w:name="Table Simple 1"/>
-    <w:lsdException w:unhideWhenUsed="0" w:uiPriority="0" w:semiHidden="0" w:name="Table Simple 2"/>
+    <w:lsdException w:qFormat="1" w:unhideWhenUsed="0" w:uiPriority="0" w:semiHidden="0" w:name="Table Simple 2"/>
     <w:lsdException w:unhideWhenUsed="0" w:uiPriority="0" w:semiHidden="0" w:name="Table Simple 3"/>
-    <w:lsdException w:unhideWhenUsed="0" w:uiPriority="0" w:semiHidden="0" w:name="Table Classic 1"/>
+    <w:lsdException w:qFormat="1" w:unhideWhenUsed="0" w:uiPriority="0" w:semiHidden="0" w:name="Table Classic 1"/>
     <w:lsdException w:unhideWhenUsed="0" w:uiPriority="0" w:semiHidden="0" w:name="Table Classic 2"/>
     <w:lsdException w:unhideWhenUsed="0" w:uiPriority="0" w:semiHidden="0" w:name="Table Classic 3"/>
     <w:lsdException w:qFormat="1" w:unhideWhenUsed="0" w:uiPriority="0" w:semiHidden="0" w:name="Table Classic 4"/>
     <w:lsdException w:qFormat="1" w:unhideWhenUsed="0" w:uiPriority="0" w:semiHidden="0" w:name="Table Colorful 1"/>
     <w:lsdException w:qFormat="1" w:unhideWhenUsed="0" w:uiPriority="0" w:semiHidden="0" w:name="Table Colorful 2"/>
     <w:lsdException w:qFormat="1" w:unhideWhenUsed="0" w:uiPriority="0" w:semiHidden="0" w:name="Table Colorful 3"/>
-    <w:lsdException w:unhideWhenUsed="0" w:uiPriority="0" w:semiHidden="0" w:name="Table Columns 1"/>
+    <w:lsdException w:qFormat="1" w:unhideWhenUsed="0" w:uiPriority="0" w:semiHidden="0" w:name="Table Columns 1"/>
     <w:lsdException w:qFormat="1" w:unhideWhenUsed="0" w:uiPriority="0" w:semiHidden="0" w:name="Table Columns 2"/>
     <w:lsdException w:qFormat="1" w:unhideWhenUsed="0" w:uiPriority="0" w:semiHidden="0" w:name="Table Columns 3"/>
     <w:lsdException w:qFormat="1" w:unhideWhenUsed="0" w:uiPriority="0" w:semiHidden="0" w:name="Table Columns 4"/>
     <w:lsdException w:qFormat="1" w:unhideWhenUsed="0" w:uiPriority="0" w:semiHidden="0" w:name="Table Columns 5"/>
     <w:lsdException w:unhideWhenUsed="0" w:uiPriority="0" w:semiHidden="0" w:name="Table Grid 1"/>
     <w:lsdException w:qFormat="1" w:unhideWhenUsed="0" w:uiPriority="0" w:semiHidden="0" w:name="Table Grid 2"/>
-    <w:lsdException w:unhideWhenUsed="0" w:uiPriority="0" w:semiHidden="0" w:name="Table Grid 3"/>
+    <w:lsdException w:qFormat="1" w:unhideWhenUsed="0" w:uiPriority="0" w:semiHidden="0" w:name="Table Grid 3"/>
     <w:lsdException w:qFormat="1" w:unhideWhenUsed="0" w:uiPriority="0" w:semiHidden="0" w:name="Table Grid 4"/>
     <w:lsdException w:qFormat="1" w:unhideWhenUsed="0" w:uiPriority="0" w:semiHidden="0" w:name="Table Grid 5"/>
     <w:lsdException w:qFormat="1" w:unhideWhenUsed="0" w:uiPriority="0" w:semiHidden="0" w:name="Table Grid 6"/>
     <w:lsdException w:unhideWhenUsed="0" w:uiPriority="0" w:semiHidden="0" w:name="Table Grid 7"/>
-    <w:lsdException w:unhideWhenUsed="0" w:uiPriority="0" w:semiHidden="0" w:name="Table Grid 8"/>
-    <w:lsdException w:unhideWhenUsed="0" w:uiPriority="0" w:semiHidden="0" w:name="Table List 1"/>
+    <w:lsdException w:qFormat="1" w:unhideWhenUsed="0" w:uiPriority="0" w:semiHidden="0" w:name="Table Grid 8"/>
+    <w:lsdException w:qFormat="1" w:unhideWhenUsed="0" w:uiPriority="0" w:semiHidden="0" w:name="Table List 1"/>
     <w:lsdException w:unhideWhenUsed="0" w:uiPriority="0" w:semiHidden="0" w:name="Table List 2"/>
     <w:lsdException w:qFormat="1" w:unhideWhenUsed="0" w:uiPriority="0" w:semiHidden="0" w:name="Table List 3"/>
     <w:lsdException w:qFormat="1" w:unhideWhenUsed="0" w:uiPriority="0" w:semiHidden="0" w:name="Table List 4"/>
     <w:lsdException w:unhideWhenUsed="0" w:uiPriority="0" w:semiHidden="0" w:name="Table List 5"/>
     <w:lsdException w:unhideWhenUsed="0" w:uiPriority="0" w:semiHidden="0" w:name="Table List 6"/>
     <w:lsdException w:unhideWhenUsed="0" w:uiPriority="0" w:semiHidden="0" w:name="Table List 7"/>
-    <w:lsdException w:unhideWhenUsed="0" w:uiPriority="0" w:semiHidden="0" w:name="Table List 8"/>
+    <w:lsdException w:qFormat="1" w:unhideWhenUsed="0" w:uiPriority="0" w:semiHidden="0" w:name="Table List 8"/>
     <w:lsdException w:qFormat="1" w:unhideWhenUsed="0" w:uiPriority="0" w:semiHidden="0" w:name="Table 3D effects 1"/>
     <w:lsdException w:qFormat="1" w:unhideWhenUsed="0" w:uiPriority="0" w:semiHidden="0" w:name="Table 3D effects 2"/>
     <w:lsdException w:qFormat="1" w:unhideWhenUsed="0" w:uiPriority="0" w:semiHidden="0" w:name="Table 3D effects 3"/>
@@ -756,47 +1481,48 @@
     <w:lsdException w:qFormat="1" w:unhideWhenUsed="0" w:uiPriority="0" w:semiHidden="0" w:name="Table Subtle 2"/>
     <w:lsdException w:qFormat="1" w:unhideWhenUsed="0" w:uiPriority="0" w:semiHidden="0" w:name="Table Web 1"/>
     <w:lsdException w:unhideWhenUsed="0" w:uiPriority="0" w:semiHidden="0" w:name="Table Web 2"/>
-    <w:lsdException w:unhideWhenUsed="0" w:uiPriority="0" w:semiHidden="0" w:name="Table Web 3"/>
+    <w:lsdException w:qFormat="1" w:unhideWhenUsed="0" w:uiPriority="0" w:semiHidden="0" w:name="Table Web 3"/>
     <w:lsdException w:qFormat="1" w:unhideWhenUsed="0" w:uiPriority="0" w:semiHidden="0" w:name="Balloon Text"/>
-    <w:lsdException w:unhideWhenUsed="0" w:uiPriority="0" w:semiHidden="0" w:name="Table Grid"/>
+    <w:lsdException w:qFormat="1" w:unhideWhenUsed="0" w:uiPriority="0" w:semiHidden="0" w:name="Table Grid"/>
     <w:lsdException w:unhideWhenUsed="0" w:uiPriority="0" w:semiHidden="0" w:name="Table Theme"/>
     <w:lsdException w:qFormat="1" w:unhideWhenUsed="0" w:uiPriority="60" w:semiHidden="0" w:name="Light Shading"/>
     <w:lsdException w:unhideWhenUsed="0" w:uiPriority="61" w:semiHidden="0" w:name="Light List"/>
     <w:lsdException w:qFormat="1" w:unhideWhenUsed="0" w:uiPriority="62" w:semiHidden="0" w:name="Light Grid"/>
-    <w:lsdException w:unhideWhenUsed="0" w:uiPriority="63" w:semiHidden="0" w:name="Medium Shading 1"/>
-    <w:lsdException w:unhideWhenUsed="0" w:uiPriority="64" w:semiHidden="0" w:name="Medium Shading 2"/>
+    <w:lsdException w:qFormat="1" w:unhideWhenUsed="0" w:uiPriority="63" w:semiHidden="0" w:name="Medium Shading 1"/>
+    <w:lsdException w:qFormat="1" w:unhideWhenUsed="0" w:uiPriority="64" w:semiHidden="0" w:name="Medium Shading 2"/>
     <w:lsdException w:qFormat="1" w:unhideWhenUsed="0" w:uiPriority="65" w:semiHidden="0" w:name="Medium List 1"/>
     <w:lsdException w:qFormat="1" w:unhideWhenUsed="0" w:uiPriority="66" w:semiHidden="0" w:name="Medium List 2"/>
     <w:lsdException w:qFormat="1" w:unhideWhenUsed="0" w:uiPriority="67" w:semiHidden="0" w:name="Medium Grid 1"/>
-    <w:lsdException w:unhideWhenUsed="0" w:uiPriority="68" w:semiHidden="0" w:name="Medium Grid 2"/>
-    <w:lsdException w:unhideWhenUsed="0" w:uiPriority="69" w:semiHidden="0" w:name="Medium Grid 3"/>
-    <w:lsdException w:unhideWhenUsed="0" w:uiPriority="70" w:semiHidden="0" w:name="Dark List"/>
+    <w:lsdException w:qFormat="1" w:unhideWhenUsed="0" w:uiPriority="68" w:semiHidden="0" w:name="Medium Grid 2"/>
+    <w:lsdException w:qFormat="1" w:unhideWhenUsed="0" w:uiPriority="69" w:semiHidden="0" w:name="Medium Grid 3"/>
+    <w:lsdException w:qFormat="1" w:unhideWhenUsed="0" w:uiPriority="70" w:semiHidden="0" w:name="Dark List"/>
     <w:lsdException w:unhideWhenUsed="0" w:uiPriority="71" w:semiHidden="0" w:name="Colorful Shading"/>
     <w:lsdException w:qFormat="1" w:unhideWhenUsed="0" w:uiPriority="72" w:semiHidden="0" w:name="Colorful List"/>
     <w:lsdException w:qFormat="1" w:unhideWhenUsed="0" w:uiPriority="73" w:semiHidden="0" w:name="Colorful Grid"/>
-    <w:lsdException w:unhideWhenUsed="0" w:uiPriority="60" w:semiHidden="0" w:name="Light Shading Accent 1"/>
+    <w:lsdException w:qFormat="1" w:unhideWhenUsed="0" w:uiPriority="60" w:semiHidden="0" w:name="Light Shading Accent 1"/>
     <w:lsdException w:qFormat="1" w:unhideWhenUsed="0" w:uiPriority="61" w:semiHidden="0" w:name="Light List Accent 1"/>
     <w:lsdException w:qFormat="1" w:unhideWhenUsed="0" w:uiPriority="62" w:semiHidden="0" w:name="Light Grid Accent 1"/>
     <w:lsdException w:qFormat="1" w:unhideWhenUsed="0" w:uiPriority="63" w:semiHidden="0" w:name="Medium Shading 1 Accent 1"/>
-    <w:lsdException w:unhideWhenUsed="0" w:uiPriority="64" w:semiHidden="0" w:name="Medium Shading 2 Accent 1"/>
+    <w:lsdException w:qFormat="1" w:unhideWhenUsed="0" w:uiPriority="64" w:semiHidden="0" w:name="Medium Shading 2 Accent 1"/>
     <w:lsdException w:qFormat="1" w:unhideWhenUsed="0" w:uiPriority="65" w:semiHidden="0" w:name="Medium List 1 Accent 1"/>
-    <w:lsdException w:unhideWhenUsed="0" w:uiPriority="66" w:semiHidden="0" w:name="Medium List 2 Accent 1"/>
+    <w:lsdException w:qFormat="1" w:unhideWhenUsed="0" w:uiPriority="0" w:semiHidden="0" w:name="List Paragraph"/>
+    <w:lsdException w:qFormat="1" w:unhideWhenUsed="0" w:uiPriority="66" w:semiHidden="0" w:name="Medium List 2 Accent 1"/>
     <w:lsdException w:qFormat="1" w:unhideWhenUsed="0" w:uiPriority="67" w:semiHidden="0" w:name="Medium Grid 1 Accent 1"/>
     <w:lsdException w:qFormat="1" w:unhideWhenUsed="0" w:uiPriority="68" w:semiHidden="0" w:name="Medium Grid 2 Accent 1"/>
-    <w:lsdException w:unhideWhenUsed="0" w:uiPriority="69" w:semiHidden="0" w:name="Medium Grid 3 Accent 1"/>
+    <w:lsdException w:qFormat="1" w:unhideWhenUsed="0" w:uiPriority="69" w:semiHidden="0" w:name="Medium Grid 3 Accent 1"/>
     <w:lsdException w:unhideWhenUsed="0" w:uiPriority="70" w:semiHidden="0" w:name="Dark List Accent 1"/>
-    <w:lsdException w:unhideWhenUsed="0" w:uiPriority="71" w:semiHidden="0" w:name="Colorful Shading Accent 1"/>
+    <w:lsdException w:qFormat="1" w:unhideWhenUsed="0" w:uiPriority="71" w:semiHidden="0" w:name="Colorful Shading Accent 1"/>
     <w:lsdException w:qFormat="1" w:unhideWhenUsed="0" w:uiPriority="72" w:semiHidden="0" w:name="Colorful List Accent 1"/>
     <w:lsdException w:qFormat="1" w:unhideWhenUsed="0" w:uiPriority="73" w:semiHidden="0" w:name="Colorful Grid Accent 1"/>
     <w:lsdException w:qFormat="1" w:unhideWhenUsed="0" w:uiPriority="60" w:semiHidden="0" w:name="Light Shading Accent 2"/>
-    <w:lsdException w:unhideWhenUsed="0" w:uiPriority="61" w:semiHidden="0" w:name="Light List Accent 2"/>
+    <w:lsdException w:qFormat="1" w:unhideWhenUsed="0" w:uiPriority="61" w:semiHidden="0" w:name="Light List Accent 2"/>
     <w:lsdException w:qFormat="1" w:unhideWhenUsed="0" w:uiPriority="62" w:semiHidden="0" w:name="Light Grid Accent 2"/>
     <w:lsdException w:qFormat="1" w:unhideWhenUsed="0" w:uiPriority="63" w:semiHidden="0" w:name="Medium Shading 1 Accent 2"/>
-    <w:lsdException w:unhideWhenUsed="0" w:uiPriority="64" w:semiHidden="0" w:name="Medium Shading 2 Accent 2"/>
+    <w:lsdException w:qFormat="1" w:unhideWhenUsed="0" w:uiPriority="64" w:semiHidden="0" w:name="Medium Shading 2 Accent 2"/>
     <w:lsdException w:qFormat="1" w:unhideWhenUsed="0" w:uiPriority="65" w:semiHidden="0" w:name="Medium List 1 Accent 2"/>
     <w:lsdException w:qFormat="1" w:unhideWhenUsed="0" w:uiPriority="66" w:semiHidden="0" w:name="Medium List 2 Accent 2"/>
-    <w:lsdException w:unhideWhenUsed="0" w:uiPriority="67" w:semiHidden="0" w:name="Medium Grid 1 Accent 2"/>
-    <w:lsdException w:unhideWhenUsed="0" w:uiPriority="68" w:semiHidden="0" w:name="Medium Grid 2 Accent 2"/>
+    <w:lsdException w:qFormat="1" w:unhideWhenUsed="0" w:uiPriority="67" w:semiHidden="0" w:name="Medium Grid 1 Accent 2"/>
+    <w:lsdException w:qFormat="1" w:unhideWhenUsed="0" w:uiPriority="68" w:semiHidden="0" w:name="Medium Grid 2 Accent 2"/>
     <w:lsdException w:unhideWhenUsed="0" w:uiPriority="69" w:semiHidden="0" w:name="Medium Grid 3 Accent 2"/>
     <w:lsdException w:qFormat="1" w:unhideWhenUsed="0" w:uiPriority="70" w:semiHidden="0" w:name="Dark List Accent 2"/>
     <w:lsdException w:qFormat="1" w:unhideWhenUsed="0" w:uiPriority="71" w:semiHidden="0" w:name="Colorful Shading Accent 2"/>
@@ -807,9 +1533,9 @@
     <w:lsdException w:qFormat="1" w:unhideWhenUsed="0" w:uiPriority="62" w:semiHidden="0" w:name="Light Grid Accent 3"/>
     <w:lsdException w:qFormat="1" w:unhideWhenUsed="0" w:uiPriority="63" w:semiHidden="0" w:name="Medium Shading 1 Accent 3"/>
     <w:lsdException w:qFormat="1" w:unhideWhenUsed="0" w:uiPriority="64" w:semiHidden="0" w:name="Medium Shading 2 Accent 3"/>
-    <w:lsdException w:unhideWhenUsed="0" w:uiPriority="65" w:semiHidden="0" w:name="Medium List 1 Accent 3"/>
+    <w:lsdException w:qFormat="1" w:unhideWhenUsed="0" w:uiPriority="65" w:semiHidden="0" w:name="Medium List 1 Accent 3"/>
     <w:lsdException w:unhideWhenUsed="0" w:uiPriority="66" w:semiHidden="0" w:name="Medium List 2 Accent 3"/>
-    <w:lsdException w:unhideWhenUsed="0" w:uiPriority="67" w:semiHidden="0" w:name="Medium Grid 1 Accent 3"/>
+    <w:lsdException w:qFormat="1" w:unhideWhenUsed="0" w:uiPriority="67" w:semiHidden="0" w:name="Medium Grid 1 Accent 3"/>
     <w:lsdException w:qFormat="1" w:unhideWhenUsed="0" w:uiPriority="68" w:semiHidden="0" w:name="Medium Grid 2 Accent 3"/>
     <w:lsdException w:qFormat="1" w:unhideWhenUsed="0" w:uiPriority="69" w:semiHidden="0" w:name="Medium Grid 3 Accent 3"/>
     <w:lsdException w:unhideWhenUsed="0" w:uiPriority="70" w:semiHidden="0" w:name="Dark List Accent 3"/>
@@ -821,7 +1547,7 @@
     <w:lsdException w:unhideWhenUsed="0" w:uiPriority="62" w:semiHidden="0" w:name="Light Grid Accent 4"/>
     <w:lsdException w:qFormat="1" w:unhideWhenUsed="0" w:uiPriority="63" w:semiHidden="0" w:name="Medium Shading 1 Accent 4"/>
     <w:lsdException w:qFormat="1" w:unhideWhenUsed="0" w:uiPriority="64" w:semiHidden="0" w:name="Medium Shading 2 Accent 4"/>
-    <w:lsdException w:unhideWhenUsed="0" w:uiPriority="65" w:semiHidden="0" w:name="Medium List 1 Accent 4"/>
+    <w:lsdException w:qFormat="1" w:unhideWhenUsed="0" w:uiPriority="65" w:semiHidden="0" w:name="Medium List 1 Accent 4"/>
     <w:lsdException w:qFormat="1" w:unhideWhenUsed="0" w:uiPriority="66" w:semiHidden="0" w:name="Medium List 2 Accent 4"/>
     <w:lsdException w:qFormat="1" w:unhideWhenUsed="0" w:uiPriority="67" w:semiHidden="0" w:name="Medium Grid 1 Accent 4"/>
     <w:lsdException w:qFormat="1" w:unhideWhenUsed="0" w:uiPriority="68" w:semiHidden="0" w:name="Medium Grid 2 Accent 4"/>
@@ -839,22 +1565,22 @@
     <w:lsdException w:qFormat="1" w:unhideWhenUsed="0" w:uiPriority="66" w:semiHidden="0" w:name="Medium List 2 Accent 5"/>
     <w:lsdException w:unhideWhenUsed="0" w:uiPriority="67" w:semiHidden="0" w:name="Medium Grid 1 Accent 5"/>
     <w:lsdException w:qFormat="1" w:unhideWhenUsed="0" w:uiPriority="68" w:semiHidden="0" w:name="Medium Grid 2 Accent 5"/>
-    <w:lsdException w:unhideWhenUsed="0" w:uiPriority="69" w:semiHidden="0" w:name="Medium Grid 3 Accent 5"/>
-    <w:lsdException w:unhideWhenUsed="0" w:uiPriority="70" w:semiHidden="0" w:name="Dark List Accent 5"/>
+    <w:lsdException w:qFormat="1" w:unhideWhenUsed="0" w:uiPriority="69" w:semiHidden="0" w:name="Medium Grid 3 Accent 5"/>
+    <w:lsdException w:qFormat="1" w:unhideWhenUsed="0" w:uiPriority="70" w:semiHidden="0" w:name="Dark List Accent 5"/>
     <w:lsdException w:qFormat="1" w:unhideWhenUsed="0" w:uiPriority="71" w:semiHidden="0" w:name="Colorful Shading Accent 5"/>
     <w:lsdException w:qFormat="1" w:unhideWhenUsed="0" w:uiPriority="72" w:semiHidden="0" w:name="Colorful List Accent 5"/>
     <w:lsdException w:qFormat="1" w:unhideWhenUsed="0" w:uiPriority="73" w:semiHidden="0" w:name="Colorful Grid Accent 5"/>
     <w:lsdException w:qFormat="1" w:unhideWhenUsed="0" w:uiPriority="60" w:semiHidden="0" w:name="Light Shading Accent 6"/>
-    <w:lsdException w:unhideWhenUsed="0" w:uiPriority="61" w:semiHidden="0" w:name="Light List Accent 6"/>
+    <w:lsdException w:qFormat="1" w:unhideWhenUsed="0" w:uiPriority="61" w:semiHidden="0" w:name="Light List Accent 6"/>
     <w:lsdException w:qFormat="1" w:unhideWhenUsed="0" w:uiPriority="62" w:semiHidden="0" w:name="Light Grid Accent 6"/>
     <w:lsdException w:qFormat="1" w:unhideWhenUsed="0" w:uiPriority="63" w:semiHidden="0" w:name="Medium Shading 1 Accent 6"/>
     <w:lsdException w:qFormat="1" w:unhideWhenUsed="0" w:uiPriority="64" w:semiHidden="0" w:name="Medium Shading 2 Accent 6"/>
     <w:lsdException w:qFormat="1" w:unhideWhenUsed="0" w:uiPriority="65" w:semiHidden="0" w:name="Medium List 1 Accent 6"/>
     <w:lsdException w:qFormat="1" w:unhideWhenUsed="0" w:uiPriority="66" w:semiHidden="0" w:name="Medium List 2 Accent 6"/>
-    <w:lsdException w:unhideWhenUsed="0" w:uiPriority="67" w:semiHidden="0" w:name="Medium Grid 1 Accent 6"/>
-    <w:lsdException w:unhideWhenUsed="0" w:uiPriority="68" w:semiHidden="0" w:name="Medium Grid 2 Accent 6"/>
+    <w:lsdException w:qFormat="1" w:unhideWhenUsed="0" w:uiPriority="67" w:semiHidden="0" w:name="Medium Grid 1 Accent 6"/>
+    <w:lsdException w:qFormat="1" w:unhideWhenUsed="0" w:uiPriority="68" w:semiHidden="0" w:name="Medium Grid 2 Accent 6"/>
     <w:lsdException w:qFormat="1" w:unhideWhenUsed="0" w:uiPriority="69" w:semiHidden="0" w:name="Medium Grid 3 Accent 6"/>
-    <w:lsdException w:unhideWhenUsed="0" w:uiPriority="70" w:semiHidden="0" w:name="Dark List Accent 6"/>
+    <w:lsdException w:qFormat="1" w:unhideWhenUsed="0" w:uiPriority="70" w:semiHidden="0" w:name="Dark List Accent 6"/>
     <w:lsdException w:qFormat="1" w:unhideWhenUsed="0" w:uiPriority="71" w:semiHidden="0" w:name="Colorful Shading Accent 6"/>
     <w:lsdException w:qFormat="1" w:unhideWhenUsed="0" w:uiPriority="72" w:semiHidden="0" w:name="Colorful List Accent 6"/>
     <w:lsdException w:qFormat="1" w:unhideWhenUsed="0" w:uiPriority="73" w:semiHidden="0" w:name="Colorful Grid Accent 6"/>
@@ -890,7 +1616,6 @@
     <w:name w:val="heading 2"/>
     <w:basedOn w:val="1"/>
     <w:next w:val="1"/>
-    <w:semiHidden/>
     <w:unhideWhenUsed/>
     <w:qFormat/>
     <w:uiPriority w:val="0"/>
@@ -910,17 +1635,16 @@
     <w:name w:val="heading 3"/>
     <w:basedOn w:val="1"/>
     <w:next w:val="1"/>
-    <w:semiHidden/>
     <w:unhideWhenUsed/>
     <w:qFormat/>
     <w:uiPriority w:val="0"/>
     <w:pPr>
       <w:spacing w:after="120" w:line="275" w:lineRule="auto"/>
-      <w:ind w:left="720" w:firstLine="0"/>
+      <w:ind w:left="0" w:firstLine="0"/>
       <w:outlineLvl w:val="2"/>
     </w:pPr>
     <w:rPr>
-      <w:rFonts w:ascii="Times New Roman" w:hAnsi="Times New Roman" w:eastAsia="Times New Roman" w:cs="Times New Roman"/>
+      <w:rFonts w:eastAsia="Times New Roman" w:cs="Times New Roman"/>
       <w:b/>
       <w:bCs/>
       <w:sz w:val="28"/>
@@ -931,7 +1655,6 @@
     <w:name w:val="heading 4"/>
     <w:basedOn w:val="1"/>
     <w:next w:val="1"/>
-    <w:semiHidden/>
     <w:unhideWhenUsed/>
     <w:qFormat/>
     <w:uiPriority w:val="0"/>
@@ -946,11 +1669,11 @@
       </w:tabs>
       <w:adjustRightInd w:val="0"/>
       <w:spacing w:before="255" w:after="120" w:line="276" w:lineRule="auto"/>
-      <w:ind w:left="2304" w:leftChars="0" w:right="220" w:rightChars="100" w:hanging="576"/>
+      <w:ind w:left="0" w:leftChars="100" w:right="220" w:rightChars="100" w:hanging="576"/>
       <w:outlineLvl w:val="3"/>
     </w:pPr>
     <w:rPr>
-      <w:rFonts w:ascii="Times New Roman" w:hAnsi="Times New Roman" w:eastAsia="Times New Roman" w:cs="Times New Roman"/>
+      <w:rFonts w:eastAsia="Times New Roman" w:cs="Times New Roman"/>
       <w:b/>
       <w:bCs/>
       <w:sz w:val="24"/>
@@ -1290,6 +2013,7 @@
   <w:style w:type="paragraph" w:styleId="34">
     <w:name w:val="envelope address"/>
     <w:basedOn w:val="1"/>
+    <w:qFormat/>
     <w:uiPriority w:val="0"/>
     <w:pPr>
       <w:framePr w:w="7920" w:h="1980" w:hRule="exact" w:hSpace="180" w:wrap="auto" w:vAnchor="margin" w:hAnchor="page" w:xAlign="center" w:yAlign="bottom"/>
@@ -1390,6 +2114,7 @@
   <w:style w:type="paragraph" w:styleId="42">
     <w:name w:val="HTML Address"/>
     <w:basedOn w:val="1"/>
+    <w:qFormat/>
     <w:uiPriority w:val="0"/>
     <w:rPr>
       <w:i/>
@@ -1438,6 +2163,7 @@
   <w:style w:type="paragraph" w:styleId="47">
     <w:name w:val="HTML Preformatted"/>
     <w:basedOn w:val="1"/>
+    <w:qFormat/>
     <w:uiPriority w:val="0"/>
     <w:rPr>
       <w:rFonts w:ascii="Courier New" w:hAnsi="Courier New" w:cs="Courier New"/>
@@ -1495,6 +2221,7 @@
     <w:name w:val="index 2"/>
     <w:basedOn w:val="1"/>
     <w:next w:val="1"/>
+    <w:qFormat/>
     <w:uiPriority w:val="0"/>
     <w:pPr>
       <w:ind w:left="200" w:leftChars="200"/>
@@ -1504,6 +2231,8 @@
     <w:name w:val="index 3"/>
     <w:basedOn w:val="1"/>
     <w:next w:val="1"/>
+    <w:link w:val="251"/>
+    <w:qFormat/>
     <w:uiPriority w:val="0"/>
     <w:pPr>
       <w:ind w:left="400" w:leftChars="400"/>
@@ -1513,6 +2242,8 @@
     <w:name w:val="index 4"/>
     <w:basedOn w:val="1"/>
     <w:next w:val="1"/>
+    <w:link w:val="252"/>
+    <w:qFormat/>
     <w:uiPriority w:val="0"/>
     <w:pPr>
       <w:ind w:left="600" w:leftChars="600"/>
@@ -1542,6 +2273,7 @@
     <w:name w:val="index 7"/>
     <w:basedOn w:val="1"/>
     <w:next w:val="1"/>
+    <w:qFormat/>
     <w:uiPriority w:val="0"/>
     <w:pPr>
       <w:ind w:left="1200" w:leftChars="1200"/>
@@ -1561,6 +2293,7 @@
     <w:name w:val="index 9"/>
     <w:basedOn w:val="1"/>
     <w:next w:val="1"/>
+    <w:qFormat/>
     <w:uiPriority w:val="0"/>
     <w:pPr>
       <w:ind w:left="1600" w:leftChars="1600"/>
@@ -1570,9 +2303,10 @@
     <w:name w:val="index heading"/>
     <w:basedOn w:val="1"/>
     <w:next w:val="52"/>
+    <w:qFormat/>
     <w:uiPriority w:val="0"/>
     <w:rPr>
-      <w:rFonts w:ascii="Arial" w:hAnsi="Arial" w:cs="Arial"/>
+      <w:rFonts w:ascii="Times New Roman" w:hAnsi="Times New Roman" w:cs="Arial"/>
       <w:b/>
       <w:bCs/>
     </w:rPr>
@@ -1676,6 +2410,7 @@
   <w:style w:type="paragraph" w:styleId="72">
     <w:name w:val="List Bullet 5"/>
     <w:basedOn w:val="1"/>
+    <w:qFormat/>
     <w:uiPriority w:val="0"/>
     <w:pPr>
       <w:numPr>
@@ -1696,6 +2431,7 @@
   <w:style w:type="paragraph" w:styleId="74">
     <w:name w:val="List Continue 2"/>
     <w:basedOn w:val="1"/>
+    <w:qFormat/>
     <w:uiPriority w:val="0"/>
     <w:pPr>
       <w:spacing w:after="120"/>
@@ -1715,6 +2451,7 @@
   <w:style w:type="paragraph" w:styleId="76">
     <w:name w:val="List Continue 4"/>
     <w:basedOn w:val="1"/>
+    <w:qFormat/>
     <w:uiPriority w:val="0"/>
     <w:pPr>
       <w:spacing w:after="120"/>
@@ -1745,6 +2482,7 @@
   <w:style w:type="paragraph" w:styleId="79">
     <w:name w:val="List Number 2"/>
     <w:basedOn w:val="1"/>
+    <w:qFormat/>
     <w:uiPriority w:val="0"/>
     <w:pPr>
       <w:numPr>
@@ -1862,6 +2600,7 @@
     <w:name w:val="Note Heading"/>
     <w:basedOn w:val="1"/>
     <w:next w:val="1"/>
+    <w:qFormat/>
     <w:uiPriority w:val="0"/>
     <w:pPr>
       <w:jc w:val="center"/>
@@ -1893,6 +2632,7 @@
   <w:style w:type="paragraph" w:styleId="91">
     <w:name w:val="Signature"/>
     <w:basedOn w:val="1"/>
+    <w:qFormat/>
     <w:uiPriority w:val="0"/>
     <w:pPr>
       <w:ind w:left="100" w:leftChars="2100"/>
@@ -2206,6 +2946,7 @@
   <w:style w:type="table" w:styleId="97">
     <w:name w:val="Table Classic 1"/>
     <w:basedOn w:val="12"/>
+    <w:qFormat/>
     <w:uiPriority w:val="0"/>
     <w:pPr>
       <w:widowControl w:val="0"/>
@@ -2758,6 +3499,7 @@
   <w:style w:type="table" w:styleId="104">
     <w:name w:val="Table Columns 1"/>
     <w:basedOn w:val="12"/>
+    <w:qFormat/>
     <w:uiPriority w:val="0"/>
     <w:pPr>
       <w:widowControl w:val="0"/>
@@ -3348,6 +4090,7 @@
   <w:style w:type="table" w:styleId="111">
     <w:name w:val="Table Grid"/>
     <w:basedOn w:val="12"/>
+    <w:qFormat/>
     <w:uiPriority w:val="0"/>
     <w:pPr>
       <w:widowControl w:val="0"/>
@@ -3496,6 +4239,7 @@
   <w:style w:type="table" w:styleId="114">
     <w:name w:val="Table Grid 3"/>
     <w:basedOn w:val="12"/>
+    <w:qFormat/>
     <w:uiPriority w:val="0"/>
     <w:pPr>
       <w:widowControl w:val="0"/>
@@ -3856,6 +4600,7 @@
   <w:style w:type="table" w:styleId="119">
     <w:name w:val="Table Grid 8"/>
     <w:basedOn w:val="12"/>
+    <w:qFormat/>
     <w:uiPriority w:val="0"/>
     <w:pPr>
       <w:widowControl w:val="0"/>
@@ -3921,6 +4666,7 @@
   <w:style w:type="table" w:styleId="120">
     <w:name w:val="Table List 1"/>
     <w:basedOn w:val="12"/>
+    <w:qFormat/>
     <w:uiPriority w:val="0"/>
     <w:pPr>
       <w:widowControl w:val="0"/>
@@ -4390,6 +5136,7 @@
   <w:style w:type="table" w:styleId="127">
     <w:name w:val="Table List 8"/>
     <w:basedOn w:val="12"/>
+    <w:qFormat/>
     <w:uiPriority w:val="0"/>
     <w:pPr>
       <w:widowControl w:val="0"/>
@@ -4594,6 +5341,7 @@
   <w:style w:type="table" w:styleId="132">
     <w:name w:val="Table Simple 2"/>
     <w:basedOn w:val="12"/>
+    <w:qFormat/>
     <w:uiPriority w:val="0"/>
     <w:pPr>
       <w:widowControl w:val="0"/>
@@ -4995,6 +5743,7 @@
   <w:style w:type="table" w:styleId="139">
     <w:name w:val="Table Web 3"/>
     <w:basedOn w:val="12"/>
+    <w:qFormat/>
     <w:uiPriority w:val="0"/>
     <w:pPr>
       <w:widowControl w:val="0"/>
@@ -5091,6 +5840,7 @@
     <w:name w:val="toc 3"/>
     <w:basedOn w:val="1"/>
     <w:next w:val="1"/>
+    <w:qFormat/>
     <w:uiPriority w:val="0"/>
     <w:pPr>
       <w:ind w:left="840" w:leftChars="400"/>
@@ -5259,6 +6009,7 @@
   <w:style w:type="table" w:styleId="152">
     <w:name w:val="Light Shading Accent 1"/>
     <w:basedOn w:val="12"/>
+    <w:qFormat/>
     <w:uiPriority w:val="60"/>
     <w:rPr>
       <w:color w:val="365F91"/>
@@ -5963,6 +6714,7 @@
   <w:style w:type="table" w:styleId="160">
     <w:name w:val="Light List Accent 2"/>
     <w:basedOn w:val="12"/>
+    <w:qFormat/>
     <w:uiPriority w:val="61"/>
     <w:tblPr>
       <w:tblBorders>
@@ -6281,6 +7033,7 @@
   <w:style w:type="table" w:styleId="164">
     <w:name w:val="Light List Accent 6"/>
     <w:basedOn w:val="12"/>
+    <w:qFormat/>
     <w:uiPriority w:val="61"/>
     <w:tblPr>
       <w:tblBorders>
@@ -7185,6 +7938,7 @@
   <w:style w:type="table" w:styleId="172">
     <w:name w:val="Medium Shading 1"/>
     <w:basedOn w:val="12"/>
+    <w:qFormat/>
     <w:uiPriority w:val="63"/>
     <w:tblPr>
       <w:tblBorders>
@@ -7842,6 +8596,7 @@
   <w:style w:type="table" w:styleId="179">
     <w:name w:val="Medium Shading 2"/>
     <w:basedOn w:val="12"/>
+    <w:qFormat/>
     <w:uiPriority w:val="64"/>
     <w:tblPr>
       <w:tblBorders>
@@ -7978,6 +8733,7 @@
   <w:style w:type="table" w:styleId="180">
     <w:name w:val="Medium Shading 2 Accent 1"/>
     <w:basedOn w:val="12"/>
+    <w:qFormat/>
     <w:uiPriority w:val="64"/>
     <w:tblPr>
       <w:tblBorders>
@@ -8114,6 +8870,7 @@
   <w:style w:type="table" w:styleId="181">
     <w:name w:val="Medium Shading 2 Accent 2"/>
     <w:basedOn w:val="12"/>
+    <w:qFormat/>
     <w:uiPriority w:val="64"/>
     <w:tblPr>
       <w:tblBorders>
@@ -9014,6 +9771,7 @@
   <w:style w:type="table" w:styleId="189">
     <w:name w:val="Medium List 1 Accent 3"/>
     <w:basedOn w:val="12"/>
+    <w:qFormat/>
     <w:uiPriority w:val="65"/>
     <w:rPr>
       <w:color w:val="000000"/>
@@ -9085,6 +9843,7 @@
   <w:style w:type="table" w:styleId="190">
     <w:name w:val="Medium List 1 Accent 4"/>
     <w:basedOn w:val="12"/>
+    <w:qFormat/>
     <w:uiPriority w:val="65"/>
     <w:rPr>
       <w:color w:val="000000"/>
@@ -9415,6 +10174,7 @@
   <w:style w:type="table" w:styleId="194">
     <w:name w:val="Medium List 2 Accent 1"/>
     <w:basedOn w:val="12"/>
+    <w:qFormat/>
     <w:uiPriority w:val="66"/>
     <w:rPr>
       <w:rFonts w:ascii="SimSun" w:hAnsi="SimSun" w:eastAsia="Courier New" w:cs="Times New Roman"/>
@@ -10231,6 +10991,7 @@
   <w:style w:type="table" w:styleId="202">
     <w:name w:val="Medium Grid 1 Accent 2"/>
     <w:basedOn w:val="12"/>
+    <w:qFormat/>
     <w:uiPriority w:val="67"/>
     <w:tblPr>
       <w:tblBorders>
@@ -10291,6 +11052,7 @@
   <w:style w:type="table" w:styleId="203">
     <w:name w:val="Medium Grid 1 Accent 3"/>
     <w:basedOn w:val="12"/>
+    <w:qFormat/>
     <w:uiPriority w:val="67"/>
     <w:tblPr>
       <w:tblBorders>
@@ -10472,6 +11234,7 @@
   <w:style w:type="table" w:styleId="206">
     <w:name w:val="Medium Grid 1 Accent 6"/>
     <w:basedOn w:val="12"/>
+    <w:qFormat/>
     <w:uiPriority w:val="67"/>
     <w:tblPr>
       <w:tblBorders>
@@ -10532,6 +11295,7 @@
   <w:style w:type="table" w:styleId="207">
     <w:name w:val="Medium Grid 2"/>
     <w:basedOn w:val="12"/>
+    <w:qFormat/>
     <w:uiPriority w:val="68"/>
     <w:rPr>
       <w:rFonts w:ascii="SimSun" w:hAnsi="SimSun" w:eastAsia="Courier New" w:cs="Times New Roman"/>
@@ -10757,6 +11521,7 @@
   <w:style w:type="table" w:styleId="209">
     <w:name w:val="Medium Grid 2 Accent 2"/>
     <w:basedOn w:val="12"/>
+    <w:qFormat/>
     <w:uiPriority w:val="68"/>
     <w:rPr>
       <w:rFonts w:ascii="SimSun" w:hAnsi="SimSun" w:eastAsia="Courier New" w:cs="Times New Roman"/>
@@ -11208,6 +11973,7 @@
   <w:style w:type="table" w:styleId="213">
     <w:name w:val="Medium Grid 2 Accent 6"/>
     <w:basedOn w:val="12"/>
+    <w:qFormat/>
     <w:uiPriority w:val="68"/>
     <w:rPr>
       <w:rFonts w:ascii="SimSun" w:hAnsi="SimSun" w:eastAsia="Courier New" w:cs="Times New Roman"/>
@@ -11320,6 +12086,7 @@
   <w:style w:type="table" w:styleId="214">
     <w:name w:val="Medium Grid 3"/>
     <w:basedOn w:val="12"/>
+    <w:qFormat/>
     <w:uiPriority w:val="69"/>
     <w:tblPr>
       <w:tblBorders>
@@ -11448,6 +12215,7 @@
   <w:style w:type="table" w:styleId="215">
     <w:name w:val="Medium Grid 3 Accent 1"/>
     <w:basedOn w:val="12"/>
+    <w:qFormat/>
     <w:uiPriority w:val="69"/>
     <w:tblPr>
       <w:tblBorders>
@@ -11961,6 +12729,7 @@
   <w:style w:type="table" w:styleId="219">
     <w:name w:val="Medium Grid 3 Accent 5"/>
     <w:basedOn w:val="12"/>
+    <w:qFormat/>
     <w:uiPriority w:val="69"/>
     <w:tblPr>
       <w:tblBorders>
@@ -12218,6 +12987,7 @@
   <w:style w:type="table" w:styleId="221">
     <w:name w:val="Dark List"/>
     <w:basedOn w:val="12"/>
+    <w:qFormat/>
     <w:uiPriority w:val="70"/>
     <w:rPr>
       <w:color w:val="FFFFFF"/>
@@ -12735,6 +13505,7 @@
   <w:style w:type="table" w:styleId="226">
     <w:name w:val="Dark List Accent 5"/>
     <w:basedOn w:val="12"/>
+    <w:qFormat/>
     <w:uiPriority w:val="70"/>
     <w:rPr>
       <w:color w:val="FFFFFF"/>
@@ -12838,6 +13609,7 @@
   <w:style w:type="table" w:styleId="227">
     <w:name w:val="Dark List Accent 6"/>
     <w:basedOn w:val="12"/>
+    <w:qFormat/>
     <w:uiPriority w:val="70"/>
     <w:rPr>
       <w:color w:val="FFFFFF"/>
@@ -13050,6 +13822,7 @@
   <w:style w:type="table" w:styleId="229">
     <w:name w:val="Colorful Shading Accent 1"/>
     <w:basedOn w:val="12"/>
+    <w:qFormat/>
     <w:uiPriority w:val="71"/>
     <w:rPr>
       <w:color w:val="000000"/>
@@ -14715,6 +15488,27 @@
     <w:rPr>
       <w:i/>
     </w:rPr>
+  </w:style>
+  <w:style w:type="paragraph" w:styleId="250">
+    <w:name w:val="List Paragraph"/>
+    <w:qFormat/>
+    <w:uiPriority w:val="0"/>
+    <w:rPr>
+      <w:rFonts w:ascii="Arial" w:hAnsi="Arial" w:eastAsia="Arial" w:cs="Arial"/>
+      <w:sz w:val="22"/>
+      <w:szCs w:val="22"/>
+      <w:lang w:val="en-US" w:eastAsia="en-US" w:bidi="ar-SA"/>
+    </w:rPr>
+  </w:style>
+  <w:style w:type="character" w:customStyle="1" w:styleId="251">
+    <w:name w:val="Index 3 Char"/>
+    <w:link w:val="54"/>
+    <w:uiPriority w:val="0"/>
+  </w:style>
+  <w:style w:type="character" w:customStyle="1" w:styleId="252">
+    <w:name w:val="Index 4 Char"/>
+    <w:link w:val="55"/>
+    <w:uiPriority w:val="0"/>
   </w:style>
 </w:styles>
 </file>

--- a/LAB/lab1/Lab1_TranDucViet_DE190953.docx
+++ b/LAB/lab1/Lab1_TranDucViet_DE190953.docx
@@ -160,7 +160,7 @@
         </w:numPr>
         <w:ind w:leftChars="0" w:firstLine="720" w:firstLineChars="0"/>
         <w:rPr>
-          <w:rStyle w:val="51"/>
+          <w:rStyle w:val="18"/>
         </w:rPr>
       </w:pPr>
       <w:r>
@@ -168,11 +168,11 @@
           <w:rFonts w:hint="default"/>
           <w:lang w:val="vi-VN"/>
         </w:rPr>
-        <w:t>Link github:</w:t>
+        <w:t>Link GitHub:</w:t>
       </w:r>
       <w:r>
         <w:rPr>
-          <w:rStyle w:val="51"/>
+          <w:rStyle w:val="18"/>
           <w:rFonts w:hint="default"/>
           <w:lang w:val="vi-VN"/>
         </w:rPr>
@@ -180,475 +180,365 @@
       </w:r>
       <w:r>
         <w:rPr>
-          <w:rStyle w:val="51"/>
+          <w:rStyle w:val="18"/>
         </w:rPr>
         <w:fldChar w:fldCharType="begin"/>
       </w:r>
       <w:r>
         <w:rPr>
-          <w:rStyle w:val="51"/>
+          <w:rStyle w:val="18"/>
         </w:rPr>
         <w:instrText xml:space="preserve"> HYPERLINK "https://github.com/tranviet-tv/SWT301_VietTD/tree/main/LAB/lab1" </w:instrText>
       </w:r>
       <w:r>
         <w:rPr>
-          <w:rStyle w:val="51"/>
+          <w:rStyle w:val="18"/>
         </w:rPr>
         <w:fldChar w:fldCharType="separate"/>
       </w:r>
       <w:r>
         <w:rPr>
-          <w:rStyle w:val="36"/>
+          <w:rStyle w:val=""/>
           <w:rFonts w:hint="default"/>
         </w:rPr>
         <w:t>https://github.com/tranviet-tv/SWT301_VietTD/tree/main/LAB/lab1</w:t>
       </w:r>
       <w:r>
         <w:rPr>
-          <w:rStyle w:val="51"/>
+          <w:rStyle w:val="18"/>
         </w:rPr>
         <w:fldChar w:fldCharType="end"/>
       </w:r>
     </w:p>
     <w:p>
       <w:pPr>
-        <w:pStyle w:val="4"/>
-        <w:numPr>
-          <w:ilvl w:val="0"/>
-          <w:numId w:val="12"/>
-        </w:numPr>
+        <w:pStyle w:val="2"/>
         <w:bidi w:val="0"/>
-        <w:ind w:left="425" w:leftChars="0" w:hanging="425" w:firstLineChars="0"/>
         <w:rPr>
-          <w:rFonts w:hint="default"/>
-          <w:lang w:val="vi-VN"/>
+          <w:rStyle w:val="11"/>
         </w:rPr>
       </w:pPr>
       <w:r>
         <w:rPr>
-          <w:rStyle w:val="51"/>
+          <w:rStyle w:val="18"/>
           <w:rFonts w:hint="default"/>
           <w:lang w:val="vi-VN"/>
         </w:rPr>
         <w:br w:type="page"/>
       </w:r>
+    </w:p>
+    <w:p>
+      <w:pPr>
+        <w:pStyle w:val="2"/>
+        <w:numPr>
+          <w:numId w:val="7"/>
+        </w:numPr>
+        <w:bidi w:val="0"/>
+      </w:pPr>
       <w:r>
-        <w:rPr>
-          <w:rFonts w:hint="default"/>
-          <w:lang w:val="vi-VN"/>
-        </w:rPr>
-        <w:t xml:space="preserve">Nhiệm vụ 1: </w:t>
-      </w:r>
-      <w:r>
-        <w:rPr>
-          <w:rFonts w:hint="eastAsia" w:eastAsia="MS Mincho"/>
-          <w:lang w:val="en-US" w:eastAsia="ja-JP"/>
-        </w:rPr>
-        <w:t xml:space="preserve">Why is testing </w:t>
-      </w:r>
-      <w:r>
-        <w:rPr>
-          <w:rFonts w:hint="default" w:eastAsia="MS Mincho"/>
-          <w:lang w:val="vi-VN" w:eastAsia="ja-JP"/>
-        </w:rPr>
-        <w:t>necessary</w:t>
-      </w:r>
-      <w:r>
-        <w:rPr>
-          <w:rFonts w:hint="eastAsia" w:eastAsia="MS Mincho"/>
-          <w:lang w:val="en-US" w:eastAsia="ja-JP"/>
-        </w:rPr>
-        <w:t>?</w:t>
+        <w:t>Nhiệm vụ 1: Why is testing necessary?</w:t>
       </w:r>
     </w:p>
     <w:p>
       <w:pPr>
-        <w:pStyle w:val="5"/>
+        <w:pStyle w:val="3"/>
         <w:bidi w:val="0"/>
-        <w:rPr>
-          <w:rFonts w:hint="default"/>
-          <w:lang w:val="vi-VN"/>
-        </w:rPr>
       </w:pPr>
       <w:r>
-        <w:rPr>
-          <w:rFonts w:hint="eastAsia"/>
-          <w:lang w:val="en-US" w:eastAsia="ja-JP"/>
-        </w:rPr>
-        <w:t>Promt: (copy promt)</w:t>
+        <w:t>Prompt: (copy prompt)</w:t>
       </w:r>
     </w:p>
     <w:p>
       <w:pPr>
-        <w:pStyle w:val="250"/>
-        <w:numPr>
-          <w:ilvl w:val="1"/>
-          <w:numId w:val="13"/>
-        </w:numPr>
-        <w:spacing w:before="40" w:after="40" w:line="290" w:lineRule="auto"/>
-        <w:ind w:left="1213" w:leftChars="0" w:hanging="853" w:firstLineChars="0"/>
-        <w:rPr>
-          <w:rFonts w:hint="default"/>
-          <w:lang w:val="vi-VN"/>
-        </w:rPr>
+        <w:pStyle w:val="3"/>
+        <w:bidi w:val="0"/>
       </w:pPr>
       <w:r>
-        <w:rPr>
-          <w:rFonts w:hint="eastAsia" w:eastAsia="MS Mincho"/>
-          <w:lang w:val="en-US" w:eastAsia="ja-JP"/>
-        </w:rPr>
-        <w:t>C</w:t>
-      </w:r>
-      <w:r>
-        <w:rPr>
-          <w:rFonts w:hint="default" w:eastAsia="MS Mincho"/>
-          <w:lang w:val="vi-VN" w:eastAsia="ja-JP"/>
-        </w:rPr>
-        <w:t>âu trả lời AI:</w:t>
+        <w:t>Câu trả lời AI:</w:t>
       </w:r>
     </w:p>
     <w:p>
       <w:pPr>
-        <w:pStyle w:val="250"/>
-        <w:numPr>
-          <w:ilvl w:val="2"/>
-          <w:numId w:val="13"/>
-        </w:numPr>
-        <w:spacing w:before="40" w:after="40" w:line="290" w:lineRule="auto"/>
-        <w:ind w:left="1655" w:leftChars="0" w:hanging="895" w:firstLineChars="0"/>
-        <w:rPr>
-          <w:rFonts w:hint="default"/>
-          <w:lang w:val="vi-VN"/>
-        </w:rPr>
+        <w:pStyle w:val="4"/>
+        <w:bidi w:val="0"/>
       </w:pPr>
       <w:r>
-        <w:rPr>
-          <w:rFonts w:hint="default"/>
-          <w:lang w:val="vi-VN"/>
-        </w:rPr>
         <w:t>Error:</w:t>
       </w:r>
     </w:p>
     <w:p>
       <w:pPr>
-        <w:pStyle w:val="250"/>
-        <w:numPr>
-          <w:ilvl w:val="3"/>
-          <w:numId w:val="13"/>
-        </w:numPr>
-        <w:spacing w:before="40" w:after="40" w:line="290" w:lineRule="auto"/>
-        <w:ind w:left="2296" w:leftChars="0" w:hanging="1136" w:firstLineChars="0"/>
-        <w:rPr>
-          <w:rFonts w:hint="default"/>
-          <w:lang w:val="vi-VN"/>
-        </w:rPr>
+        <w:pStyle w:val="185"/>
+        <w:bidi w:val="0"/>
+        <w:ind w:left="1678" w:leftChars="0"/>
       </w:pPr>
       <w:r>
-        <w:rPr>
-          <w:rFonts w:hint="default"/>
-          <w:lang w:val="vi-VN"/>
-        </w:rPr>
-        <w:t>Định nghĩa //để bullet</w:t>
+        <w:t>Định nghĩa</w:t>
       </w:r>
     </w:p>
     <w:p>
       <w:pPr>
-        <w:pStyle w:val="250"/>
-        <w:numPr>
-          <w:ilvl w:val="3"/>
-          <w:numId w:val="13"/>
-        </w:numPr>
-        <w:spacing w:before="40" w:after="40" w:line="290" w:lineRule="auto"/>
-        <w:ind w:left="2296" w:leftChars="0" w:hanging="1136" w:firstLineChars="0"/>
-        <w:rPr>
-          <w:rFonts w:hint="default"/>
-          <w:lang w:val="vi-VN"/>
-        </w:rPr>
+        <w:pStyle w:val="185"/>
+        <w:bidi w:val="0"/>
+        <w:ind w:left="1678" w:leftChars="0"/>
       </w:pPr>
       <w:r>
-        <w:rPr>
-          <w:rFonts w:hint="default"/>
-          <w:lang w:val="vi-VN"/>
-        </w:rPr>
-        <w:t xml:space="preserve">Ví dụ </w:t>
-      </w:r>
-    </w:p>
-    <w:p>
-      <w:pPr>
-        <w:pStyle w:val="250"/>
-        <w:numPr>
-          <w:ilvl w:val="2"/>
-          <w:numId w:val="13"/>
-        </w:numPr>
-        <w:spacing w:before="40" w:after="40" w:line="290" w:lineRule="auto"/>
-        <w:ind w:left="1655" w:leftChars="0" w:hanging="895" w:firstLineChars="0"/>
-        <w:rPr>
-          <w:rFonts w:hint="default"/>
-          <w:lang w:val="vi-VN"/>
-        </w:rPr>
-      </w:pPr>
-      <w:r>
-        <w:rPr>
-          <w:rFonts w:hint="default"/>
-          <w:lang w:val="vi-VN"/>
-        </w:rPr>
-        <w:t xml:space="preserve">Defect </w:t>
-      </w:r>
-    </w:p>
-    <w:p>
-      <w:pPr>
-        <w:pStyle w:val="250"/>
-        <w:numPr>
-          <w:ilvl w:val="3"/>
-          <w:numId w:val="13"/>
-        </w:numPr>
-        <w:spacing w:before="40" w:after="40" w:line="290" w:lineRule="auto"/>
-        <w:ind w:left="2296" w:leftChars="0" w:hanging="1136" w:firstLineChars="0"/>
-        <w:rPr>
-          <w:rFonts w:hint="default"/>
-          <w:lang w:val="vi-VN"/>
-        </w:rPr>
-      </w:pPr>
-      <w:r>
-        <w:rPr>
-          <w:rFonts w:hint="default"/>
-          <w:lang w:val="vi-VN"/>
-        </w:rPr>
-        <w:t>Định Nghĩa</w:t>
-      </w:r>
-    </w:p>
-    <w:p>
-      <w:pPr>
-        <w:pStyle w:val="250"/>
-        <w:numPr>
-          <w:ilvl w:val="3"/>
-          <w:numId w:val="13"/>
-        </w:numPr>
-        <w:spacing w:before="40" w:after="40" w:line="290" w:lineRule="auto"/>
-        <w:ind w:left="2296" w:leftChars="0" w:hanging="1136" w:firstLineChars="0"/>
-        <w:rPr>
-          <w:rFonts w:hint="default"/>
-          <w:lang w:val="vi-VN"/>
-        </w:rPr>
-      </w:pPr>
-      <w:r>
-        <w:rPr>
-          <w:rFonts w:hint="default"/>
-          <w:lang w:val="vi-VN"/>
-        </w:rPr>
         <w:t>Ví dụ</w:t>
       </w:r>
     </w:p>
     <w:p>
       <w:pPr>
-        <w:pStyle w:val="250"/>
-        <w:numPr>
-          <w:ilvl w:val="2"/>
-          <w:numId w:val="13"/>
-        </w:numPr>
-        <w:spacing w:before="40" w:after="40" w:line="290" w:lineRule="auto"/>
-        <w:ind w:left="1876" w:leftChars="0" w:hanging="1136" w:firstLineChars="0"/>
-        <w:rPr>
-          <w:rFonts w:hint="default"/>
-          <w:lang w:val="vi-VN"/>
-        </w:rPr>
+        <w:pStyle w:val="4"/>
+        <w:bidi w:val="0"/>
+        <w:ind w:left="1488" w:leftChars="0" w:firstLineChars="0"/>
       </w:pPr>
       <w:r>
-        <w:rPr>
-          <w:rFonts w:hint="default"/>
-          <w:lang w:val="vi-VN"/>
-        </w:rPr>
+        <w:t>Defect</w:t>
+      </w:r>
+    </w:p>
+    <w:p>
+      <w:pPr>
+        <w:pStyle w:val="185"/>
+        <w:bidi w:val="0"/>
+        <w:ind w:left="1678" w:leftChars="0"/>
+      </w:pPr>
+      <w:r>
+        <w:t>Định nghĩa</w:t>
+      </w:r>
+    </w:p>
+    <w:p>
+      <w:pPr>
+        <w:pStyle w:val="185"/>
+        <w:bidi w:val="0"/>
+        <w:ind w:left="1678" w:leftChars="0"/>
+      </w:pPr>
+      <w:r>
+        <w:t>Ví dụ</w:t>
+      </w:r>
+    </w:p>
+    <w:p>
+      <w:pPr>
+        <w:pStyle w:val="4"/>
+        <w:bidi w:val="0"/>
+        <w:ind w:left="1488" w:leftChars="0" w:firstLineChars="0"/>
+      </w:pPr>
+      <w:r>
         <w:t>Failure</w:t>
       </w:r>
     </w:p>
     <w:p>
       <w:pPr>
-        <w:pStyle w:val="250"/>
-        <w:numPr>
-          <w:ilvl w:val="2"/>
-          <w:numId w:val="13"/>
-        </w:numPr>
-        <w:spacing w:before="40" w:after="40" w:line="290" w:lineRule="auto"/>
-        <w:ind w:left="1876" w:leftChars="0" w:hanging="1136" w:firstLineChars="0"/>
-        <w:rPr>
-          <w:rFonts w:hint="default"/>
-          <w:lang w:val="vi-VN"/>
-        </w:rPr>
+        <w:pStyle w:val="4"/>
+        <w:bidi w:val="0"/>
+        <w:ind w:left="1488" w:leftChars="0" w:firstLineChars="0"/>
       </w:pPr>
       <w:r>
-        <w:rPr>
-          <w:rFonts w:hint="default"/>
-          <w:lang w:val="vi-VN"/>
-        </w:rPr>
         <w:t>Root cause</w:t>
       </w:r>
     </w:p>
     <w:p>
       <w:pPr>
-        <w:pStyle w:val="250"/>
-        <w:numPr>
-          <w:ilvl w:val="2"/>
-          <w:numId w:val="13"/>
-        </w:numPr>
-        <w:spacing w:before="40" w:after="40" w:line="290" w:lineRule="auto"/>
-        <w:ind w:left="1876" w:leftChars="0" w:hanging="1136" w:firstLineChars="0"/>
-        <w:rPr>
-          <w:rFonts w:hint="default"/>
-          <w:lang w:val="vi-VN"/>
-        </w:rPr>
+        <w:pStyle w:val="4"/>
+        <w:bidi w:val="0"/>
+        <w:ind w:left="1488" w:leftChars="0" w:firstLineChars="0"/>
       </w:pPr>
       <w:r>
-        <w:rPr>
-          <w:rFonts w:hint="default"/>
-          <w:lang w:val="vi-VN"/>
-        </w:rPr>
         <w:t>Chi phí của việc kiểm thử trễ</w:t>
       </w:r>
     </w:p>
     <w:p>
       <w:pPr>
-        <w:pStyle w:val="250"/>
-        <w:numPr>
-          <w:ilvl w:val="1"/>
-          <w:numId w:val="13"/>
-        </w:numPr>
-        <w:spacing w:before="40" w:after="40" w:line="290" w:lineRule="auto"/>
-        <w:ind w:left="1456" w:leftChars="0" w:hanging="1136" w:firstLineChars="0"/>
-        <w:rPr>
-          <w:rFonts w:hint="default"/>
-          <w:lang w:val="vi-VN"/>
-        </w:rPr>
+        <w:pStyle w:val="3"/>
+        <w:bidi w:val="0"/>
       </w:pPr>
       <w:r>
-        <w:rPr>
-          <w:rFonts w:hint="default"/>
-          <w:lang w:val="vi-VN"/>
-        </w:rPr>
-        <w:t>Nhận xét câ</w:t>
-      </w:r>
-      <w:bookmarkStart w:id="0" w:name="_GoBack"/>
-      <w:bookmarkEnd w:id="0"/>
-      <w:r>
-        <w:rPr>
-          <w:rFonts w:hint="default"/>
-          <w:lang w:val="vi-VN"/>
-        </w:rPr>
-        <w:t xml:space="preserve">u trả lời của AI </w:t>
+        <w:t>Nhận xét kết quả trả lời của AI:</w:t>
       </w:r>
     </w:p>
     <w:p>
       <w:pPr>
-        <w:rPr>
-          <w:rFonts w:hint="default"/>
-          <w:lang w:val="vi-VN"/>
-        </w:rPr>
+        <w:pStyle w:val="2"/>
+        <w:numPr>
+          <w:numId w:val="7"/>
+        </w:numPr>
+        <w:bidi w:val="0"/>
       </w:pPr>
+      <w:r>
+        <w:t>Nhiệm vụ 2: What is testing?</w:t>
+      </w:r>
     </w:p>
     <w:p>
       <w:pPr>
-        <w:pStyle w:val="4"/>
-        <w:numPr>
-          <w:ilvl w:val="0"/>
-          <w:numId w:val="12"/>
-        </w:numPr>
+        <w:pStyle w:val="3"/>
         <w:bidi w:val="0"/>
-        <w:ind w:left="425" w:leftChars="0" w:hanging="425" w:firstLineChars="0"/>
-        <w:rPr>
-          <w:rFonts w:hint="default"/>
-          <w:lang w:val="vi-VN"/>
-        </w:rPr>
       </w:pPr>
       <w:r>
-        <w:rPr>
-          <w:rFonts w:hint="default"/>
-          <w:lang w:val="vi-VN"/>
-        </w:rPr>
-        <w:t xml:space="preserve">Nhiệm vụ 2: </w:t>
+        <w:t>Prompt: (copy prompt)</w:t>
       </w:r>
+    </w:p>
+    <w:p>
+      <w:pPr>
+        <w:pStyle w:val="3"/>
+        <w:bidi w:val="0"/>
+      </w:pPr>
       <w:r>
-        <w:rPr>
-          <w:rFonts w:hint="eastAsia" w:eastAsia="MS Mincho"/>
-          <w:lang w:val="en-US" w:eastAsia="ja-JP"/>
-        </w:rPr>
-        <w:t>What is testing</w:t>
-      </w:r>
-      <w:r>
-        <w:rPr>
-          <w:rFonts w:hint="default" w:eastAsia="MS Mincho"/>
-          <w:lang w:val="vi-VN" w:eastAsia="ja-JP"/>
-        </w:rPr>
-        <w:t>?</w:t>
+        <w:t>Câu trả lời AI:</w:t>
       </w:r>
     </w:p>
     <w:p>
       <w:pPr>
         <w:pStyle w:val="4"/>
-        <w:numPr>
-          <w:ilvl w:val="0"/>
-          <w:numId w:val="12"/>
-        </w:numPr>
         <w:bidi w:val="0"/>
-        <w:ind w:left="425" w:leftChars="0" w:hanging="425" w:firstLineChars="0"/>
       </w:pPr>
       <w:r>
-        <w:rPr>
-          <w:rFonts w:hint="default"/>
-          <w:lang w:val="vi-VN"/>
-        </w:rPr>
-        <w:t xml:space="preserve">Nhiệm </w:t>
-      </w:r>
-      <w:r>
-        <w:t>vụ 3 — Bảy nguyên tắc kiểm thử (7 Principles)</w:t>
+        <w:t>Định nghĩa về testing</w:t>
       </w:r>
     </w:p>
     <w:p>
       <w:pPr>
         <w:pStyle w:val="4"/>
-        <w:numPr>
-          <w:ilvl w:val="0"/>
-          <w:numId w:val="12"/>
-        </w:numPr>
         <w:bidi w:val="0"/>
-        <w:ind w:left="425" w:leftChars="0" w:hanging="425" w:firstLineChars="0"/>
-        <w:rPr>
-          <w:rFonts w:hint="default"/>
-          <w:lang w:val="vi-VN"/>
-        </w:rPr>
       </w:pPr>
       <w:r>
-        <w:t>Nhiệm vụ 4 — Test activities &amp; roles</w:t>
+        <w:t>Phân biệt testing và debugging</w:t>
       </w:r>
     </w:p>
     <w:p>
       <w:pPr>
         <w:pStyle w:val="4"/>
-        <w:numPr>
-          <w:ilvl w:val="0"/>
-          <w:numId w:val="12"/>
-        </w:numPr>
         <w:bidi w:val="0"/>
-        <w:ind w:left="425" w:leftChars="0" w:hanging="425" w:firstLineChars="0"/>
-        <w:rPr>
-          <w:rFonts w:hint="default"/>
-          <w:lang w:val="vi-VN"/>
-        </w:rPr>
       </w:pPr>
       <w:r>
-        <w:t>Nhiệm vụ 5 — Essential skills của tester (tự do)</w:t>
+        <w:t>Phân biệt Verfication và validation</w:t>
       </w:r>
     </w:p>
     <w:p>
       <w:pPr>
-        <w:rPr>
-          <w:rFonts w:hint="default"/>
-          <w:lang w:val="vi-VN"/>
-        </w:rPr>
+        <w:pStyle w:val="3"/>
+        <w:bidi w:val="0"/>
       </w:pPr>
+      <w:r>
+        <w:t>Nhận xét kết quả trả lời của AI</w:t>
+      </w:r>
     </w:p>
     <w:p>
       <w:pPr>
+        <w:pStyle w:val="2"/>
+        <w:numPr>
+          <w:numId w:val="7"/>
+        </w:numPr>
+        <w:bidi w:val="0"/>
+      </w:pPr>
+      <w:r>
+        <w:t>Nhiệm vụ 3: 7 principles of software testing</w:t>
+      </w:r>
+    </w:p>
+    <w:p>
+      <w:pPr>
+        <w:pStyle w:val="3"/>
+        <w:bidi w:val="0"/>
+      </w:pPr>
+      <w:r>
+        <w:t>Prompt:</w:t>
+      </w:r>
+    </w:p>
+    <w:p>
+      <w:pPr>
+        <w:pStyle w:val="3"/>
+        <w:bidi w:val="0"/>
+      </w:pPr>
+      <w:r>
+        <w:t>Câu trả lời của AI:</w:t>
+      </w:r>
+    </w:p>
+    <w:p>
+      <w:pPr>
+        <w:pStyle w:val="4"/>
+        <w:bidi w:val="0"/>
+      </w:pPr>
+      <w:r>
+        <w:t>Nguyê</w:t>
+      </w:r>
+      <w:r>
+        <w:tab/>
+      </w:r>
+      <w:r>
+        <w:t>n tắc 1: ….</w:t>
+      </w:r>
+    </w:p>
+    <w:p>
+      <w:pPr>
+        <w:pStyle w:val="4"/>
+        <w:bidi w:val="0"/>
+      </w:pPr>
+      <w:r>
+        <w:t>Nguyên tắc 2:….</w:t>
+      </w:r>
+    </w:p>
+    <w:p>
+      <w:pPr>
+        <w:pStyle w:val="4"/>
+        <w:bidi w:val="0"/>
+      </w:pPr>
+      <w:r>
+        <w:t>…..</w:t>
+      </w:r>
+    </w:p>
+    <w:p>
+      <w:pPr>
+        <w:pStyle w:val="3"/>
+        <w:bidi w:val="0"/>
+      </w:pPr>
+      <w:r>
+        <w:t>Nhận xét kết quả trả về</w:t>
+      </w:r>
+      <w:bookmarkStart w:id="0" w:name="_GoBack"/>
+      <w:bookmarkEnd w:id="0"/>
+      <w:r>
+        <w:t xml:space="preserve"> của AI</w:t>
+      </w:r>
+    </w:p>
+    <w:p>
+      <w:pPr>
+        <w:pStyle w:val="2"/>
+        <w:bidi w:val="0"/>
+      </w:pPr>
+      <w:r>
+        <w:t>Nhiệm vụ 4…tương tự gồm 3 phần (prompt, câu trả lời AI: nội dung trình bày, nhận xét kết quả trả về của AI)</w:t>
+      </w:r>
+    </w:p>
+    <w:p>
+      <w:pPr>
+        <w:pStyle w:val="2"/>
+        <w:bidi w:val="0"/>
+      </w:pPr>
+      <w:r>
+        <w:t>Nhiệm vụ 5…tương tự gồm 3 phần</w:t>
+      </w:r>
+    </w:p>
+    <w:p>
+      <w:pPr>
+        <w:pStyle w:val="2"/>
+        <w:bidi w:val="0"/>
+      </w:pPr>
+      <w:r>
+        <w:t>Phần kết luận (tự viết)</w:t>
+      </w:r>
+    </w:p>
+    <w:p>
+      <w:pPr>
+        <w:pStyle w:val="2"/>
+        <w:bidi w:val="0"/>
+      </w:pPr>
+      <w:r>
+        <w:t>Tài liệu tham khảo.</w:t>
+      </w:r>
+    </w:p>
+    <w:p>
+      <w:pPr>
+        <w:bidi w:val="0"/>
         <w:rPr>
-          <w:rStyle w:val="51"/>
+          <w:rStyle w:val="11"/>
           <w:rFonts w:hint="default"/>
           <w:lang w:val="vi-VN"/>
         </w:rPr>
@@ -656,23 +546,83 @@
     </w:p>
     <w:sectPr>
       <w:pgSz w:w="11906" w:h="16838"/>
-      <w:pgMar w:top="1440" w:right="1800" w:bottom="1440" w:left="1800" w:header="720" w:footer="720" w:gutter="0"/>
-      <w:cols w:space="720" w:num="1"/>
+      <w:pgMar w:top="1134" w:right="1134" w:bottom="1134" w:left="1701" w:header="720" w:footer="720" w:gutter="0"/>
+      <w:paperSrc/>
+      <w:cols w:space="0" w:num="1"/>
+      <w:rtlGutter w:val="0"/>
       <w:docGrid w:linePitch="360" w:charSpace="0"/>
     </w:sectPr>
   </w:body>
 </w:document>
 </file>
 
+<file path=word/customizations.xml><?xml version="1.0" encoding="utf-8"?>
+<wne:tcg xmlns:r="http://schemas.openxmlformats.org/officeDocument/2006/relationships" xmlns:wne="http://schemas.microsoft.com/office/word/2006/wordml">
+  <wne:keymaps>
+    <wne:keymap wne:kcmPrimary="02DE">
+      <wne:acd wne:acdName="acd0"/>
+    </wne:keymap>
+    <wne:keymap wne:kcmPrimary="0232">
+      <wne:acd wne:acdName="acd1"/>
+    </wne:keymap>
+    <wne:keymap wne:kcmPrimary="0231">
+      <wne:acd wne:acdName="acd2"/>
+    </wne:keymap>
+    <wne:keymap wne:kcmPrimary="0233">
+      <wne:acd wne:acdName="acd3"/>
+    </wne:keymap>
+    <wne:keymap wne:kcmPrimary="0234">
+      <wne:acd wne:acdName="acd4"/>
+    </wne:keymap>
+    <wne:keymap wne:kcmPrimary="0236">
+      <wne:acd wne:acdName="acd5"/>
+    </wne:keymap>
+    <wne:keymap wne:kcmPrimary="02DC">
+      <wne:acd wne:acdName="acd6"/>
+    </wne:keymap>
+  </wne:keymaps>
+  <wne:acds>
+    <wne:acd wne:argValue="AQAAAAAA" wne:acdName="acd0" wne:fciIndexBasedOn="0065"/>
+    <wne:acd wne:argValue="AQAAAAIA" wne:acdName="acd1" wne:fciIndexBasedOn="0065"/>
+    <wne:acd wne:argValue="AQAAAAEA" wne:acdName="acd2" wne:fciIndexBasedOn="0065"/>
+    <wne:acd wne:argValue="AQAAAAMA" wne:acdName="acd3" wne:fciIndexBasedOn="0065"/>
+    <wne:acd wne:argValue="AQAAAAQA" wne:acdName="acd4" wne:fciIndexBasedOn="0065"/>
+    <wne:acd wne:argValue="AgBIAC0AaQBtAGcARABlAHMAYwByAGkAYgBlAA==" wne:acdName="acd5" wne:fciIndexBasedOn="0065"/>
+    <wne:acd wne:argValue="AQAAAEEA" wne:acdName="acd6" wne:fciIndexBasedOn="0065"/>
+  </wne:acds>
+</wne:tcg>
+</file>
+
 <file path=word/numbering.xml><?xml version="1.0" encoding="utf-8"?>
 <w:numbering xmlns:wpc="http://schemas.microsoft.com/office/word/2010/wordprocessingCanvas" xmlns:mc="http://schemas.openxmlformats.org/markup-compatibility/2006" xmlns:o="urn:schemas-microsoft-com:office:office" xmlns:r="http://schemas.openxmlformats.org/officeDocument/2006/relationships" xmlns:m="http://schemas.openxmlformats.org/officeDocument/2006/math" xmlns:v="urn:schemas-microsoft-com:vml" xmlns:wp14="http://schemas.microsoft.com/office/word/2010/wordprocessingDrawing" xmlns:wp="http://schemas.openxmlformats.org/drawingml/2006/wordprocessingDrawing" xmlns:w10="urn:schemas-microsoft-com:office:word" xmlns:w="http://schemas.openxmlformats.org/wordprocessingml/2006/main" xmlns:w14="http://schemas.microsoft.com/office/word/2010/wordml" xmlns:wpg="http://schemas.microsoft.com/office/word/2010/wordprocessingGroup" xmlns:wpi="http://schemas.microsoft.com/office/word/2010/wordprocessingInk" xmlns:wne="http://schemas.microsoft.com/office/word/2006/wordml" xmlns:wps="http://schemas.microsoft.com/office/word/2010/wordprocessingShape" xmlns:wpsCustomData="http://www.wps.cn/officeDocument/2013/wpsCustomData" mc:Ignorable="w14 wp14">
   <w:abstractNum w:abstractNumId="0">
-    <w:nsid w:val="D3A8B15F"/>
+    <w:nsid w:val="0978D876"/>
+    <w:multiLevelType w:val="singleLevel"/>
+    <w:tmpl w:val="0978D876"/>
+    <w:lvl w:ilvl="0" w:tentative="0">
+      <w:start w:val="1"/>
+      <w:numFmt w:val="bullet"/>
+      <w:lvlText w:val="－"/>
+      <w:lvlJc w:val="left"/>
+      <w:pPr>
+        <w:tabs>
+          <w:tab w:val="left" w:pos="1680"/>
+        </w:tabs>
+        <w:ind w:left="1678" w:leftChars="0" w:hanging="418" w:firstLineChars="0"/>
+      </w:pPr>
+      <w:rPr>
+        <w:rFonts w:hint="default" w:ascii="SimSun" w:hAnsi="SimSun" w:eastAsia="SimSun" w:cs="SimSun"/>
+      </w:rPr>
+    </w:lvl>
+  </w:abstractNum>
+  <w:abstractNum w:abstractNumId="1">
+    <w:nsid w:val="3C496086"/>
     <w:multiLevelType w:val="multilevel"/>
-    <w:tmpl w:val="D3A8B15F"/>
+    <w:tmpl w:val="3C496086"/>
     <w:lvl w:ilvl="0" w:tentative="0">
       <w:start w:val="1"/>
       <w:numFmt w:val="decimal"/>
+      <w:pStyle w:val="3"/>
       <w:lvlText w:val="%1."/>
       <w:lvlJc w:val="left"/>
       <w:pPr>
@@ -709,7 +659,7 @@
         <w:tabs>
           <w:tab w:val="left" w:pos="1508"/>
         </w:tabs>
-        <w:ind w:left="1508" w:leftChars="0" w:hanging="708" w:firstLineChars="0"/>
+        <w:ind w:left="1731" w:leftChars="0" w:hanging="708" w:firstLineChars="0"/>
       </w:pPr>
       <w:rPr>
         <w:rFonts w:hint="default"/>
@@ -806,13 +756,55 @@
       </w:rPr>
     </w:lvl>
   </w:abstractNum>
-  <w:abstractNum w:abstractNumId="1">
-    <w:nsid w:val="F1CDAEA8"/>
+  <w:abstractNum w:abstractNumId="2">
+    <w:nsid w:val="426048C6"/>
+    <w:multiLevelType w:val="singleLevel"/>
+    <w:tmpl w:val="426048C6"/>
+    <w:lvl w:ilvl="0" w:tentative="0">
+      <w:start w:val="1"/>
+      <w:numFmt w:val="bullet"/>
+      <w:lvlText w:val="＋"/>
+      <w:lvlJc w:val="left"/>
+      <w:pPr>
+        <w:tabs>
+          <w:tab w:val="left" w:pos="420"/>
+        </w:tabs>
+        <w:ind w:left="418" w:leftChars="0" w:hanging="418" w:firstLineChars="0"/>
+      </w:pPr>
+      <w:rPr>
+        <w:rFonts w:hint="default" w:ascii="SimSun" w:hAnsi="SimSun" w:eastAsia="SimSun" w:cs="SimSun"/>
+      </w:rPr>
+    </w:lvl>
+  </w:abstractNum>
+  <w:abstractNum w:abstractNumId="3">
+    <w:nsid w:val="5342162C"/>
+    <w:multiLevelType w:val="singleLevel"/>
+    <w:tmpl w:val="5342162C"/>
+    <w:lvl w:ilvl="0" w:tentative="0">
+      <w:start w:val="1"/>
+      <w:numFmt w:val="bullet"/>
+      <w:lvlText w:val=""/>
+      <w:lvlJc w:val="left"/>
+      <w:pPr>
+        <w:tabs>
+          <w:tab w:val="left" w:pos="0"/>
+        </w:tabs>
+        <w:ind w:left="-2" w:leftChars="0" w:hanging="418" w:firstLineChars="0"/>
+      </w:pPr>
+      <w:rPr>
+        <w:rFonts w:hint="default" w:ascii="Wingdings" w:hAnsi="Wingdings" w:cs="Wingdings"/>
+        <w:sz w:val="18"/>
+      </w:rPr>
+    </w:lvl>
+  </w:abstractNum>
+  <w:abstractNum w:abstractNumId="4">
+    <w:nsid w:val="630838DC"/>
     <w:multiLevelType w:val="multilevel"/>
-    <w:tmpl w:val="F1CDAEA8"/>
+    <w:tmpl w:val="630838DC"/>
     <w:lvl w:ilvl="0" w:tentative="0">
       <w:start w:val="1"/>
       <w:numFmt w:val="decimal"/>
+      <w:pStyle w:val="2"/>
       <w:lvlText w:val="%1."/>
       <w:lvlJc w:val="left"/>
       <w:pPr>
@@ -946,380 +938,73 @@
       </w:rPr>
     </w:lvl>
   </w:abstractNum>
-  <w:abstractNum w:abstractNumId="2">
-    <w:nsid w:val="FFFFFF7C"/>
+  <w:abstractNum w:abstractNumId="5">
+    <w:nsid w:val="70E69C3A"/>
     <w:multiLevelType w:val="singleLevel"/>
-    <w:tmpl w:val="FFFFFF7C"/>
+    <w:tmpl w:val="70E69C3A"/>
     <w:lvl w:ilvl="0" w:tentative="0">
       <w:start w:val="1"/>
-      <w:numFmt w:val="decimal"/>
-      <w:pStyle w:val="82"/>
-      <w:lvlText w:val="%1."/>
+      <w:numFmt w:val="bullet"/>
+      <w:lvlText w:val="○"/>
       <w:lvlJc w:val="left"/>
       <w:pPr>
         <w:tabs>
-          <w:tab w:val="left" w:pos="2040"/>
+          <w:tab w:val="left" w:pos="840"/>
         </w:tabs>
-        <w:ind w:left="2040" w:leftChars="800" w:hanging="360" w:hangingChars="200"/>
+        <w:ind w:left="838" w:leftChars="0" w:hanging="418" w:firstLineChars="0"/>
       </w:pPr>
-    </w:lvl>
-  </w:abstractNum>
-  <w:abstractNum w:abstractNumId="3">
-    <w:nsid w:val="FFFFFF7D"/>
-    <w:multiLevelType w:val="singleLevel"/>
-    <w:tmpl w:val="FFFFFF7D"/>
-    <w:lvl w:ilvl="0" w:tentative="0">
-      <w:start w:val="1"/>
-      <w:numFmt w:val="decimal"/>
-      <w:pStyle w:val="81"/>
-      <w:lvlText w:val="%1."/>
-      <w:lvlJc w:val="left"/>
-      <w:pPr>
-        <w:tabs>
-          <w:tab w:val="left" w:pos="1620"/>
-        </w:tabs>
-        <w:ind w:left="1620" w:leftChars="600" w:hanging="360" w:hangingChars="200"/>
-      </w:pPr>
-    </w:lvl>
-  </w:abstractNum>
-  <w:abstractNum w:abstractNumId="4">
-    <w:nsid w:val="FFFFFF7E"/>
-    <w:multiLevelType w:val="singleLevel"/>
-    <w:tmpl w:val="FFFFFF7E"/>
-    <w:lvl w:ilvl="0" w:tentative="0">
-      <w:start w:val="1"/>
-      <w:numFmt w:val="decimal"/>
-      <w:pStyle w:val="80"/>
-      <w:lvlText w:val="%1."/>
-      <w:lvlJc w:val="left"/>
-      <w:pPr>
-        <w:tabs>
-          <w:tab w:val="left" w:pos="1200"/>
-        </w:tabs>
-        <w:ind w:left="1200" w:leftChars="400" w:hanging="360" w:hangingChars="200"/>
-      </w:pPr>
-    </w:lvl>
-  </w:abstractNum>
-  <w:abstractNum w:abstractNumId="5">
-    <w:nsid w:val="FFFFFF7F"/>
-    <w:multiLevelType w:val="singleLevel"/>
-    <w:tmpl w:val="FFFFFF7F"/>
-    <w:lvl w:ilvl="0" w:tentative="0">
-      <w:start w:val="1"/>
-      <w:numFmt w:val="decimal"/>
-      <w:pStyle w:val="79"/>
-      <w:lvlText w:val="%1."/>
-      <w:lvlJc w:val="left"/>
-      <w:pPr>
-        <w:tabs>
-          <w:tab w:val="left" w:pos="780"/>
-        </w:tabs>
-        <w:ind w:left="780" w:leftChars="200" w:hanging="360" w:hangingChars="200"/>
-      </w:pPr>
-    </w:lvl>
-  </w:abstractNum>
-  <w:abstractNum w:abstractNumId="6">
-    <w:nsid w:val="FFFFFF80"/>
-    <w:multiLevelType w:val="singleLevel"/>
-    <w:tmpl w:val="FFFFFF80"/>
-    <w:lvl w:ilvl="0" w:tentative="0">
-      <w:start w:val="1"/>
-      <w:numFmt w:val="bullet"/>
-      <w:pStyle w:val="72"/>
-      <w:lvlText w:val=""/>
-      <w:lvlJc w:val="left"/>
-      <w:pPr>
-        <w:tabs>
-          <w:tab w:val="left" w:pos="2040"/>
-        </w:tabs>
-        <w:ind w:left="2040" w:leftChars="800" w:hanging="360" w:hangingChars="200"/>
-      </w:pPr>
-      <w:rPr>
-        <w:rFonts w:hint="default" w:ascii="Wingdings" w:hAnsi="Wingdings"/>
-      </w:rPr>
-    </w:lvl>
-  </w:abstractNum>
-  <w:abstractNum w:abstractNumId="7">
-    <w:nsid w:val="FFFFFF81"/>
-    <w:multiLevelType w:val="singleLevel"/>
-    <w:tmpl w:val="FFFFFF81"/>
-    <w:lvl w:ilvl="0" w:tentative="0">
-      <w:start w:val="1"/>
-      <w:numFmt w:val="bullet"/>
-      <w:pStyle w:val="71"/>
-      <w:lvlText w:val=""/>
-      <w:lvlJc w:val="left"/>
-      <w:pPr>
-        <w:tabs>
-          <w:tab w:val="left" w:pos="1620"/>
-        </w:tabs>
-        <w:ind w:left="1620" w:leftChars="600" w:hanging="360" w:hangingChars="200"/>
-      </w:pPr>
-      <w:rPr>
-        <w:rFonts w:hint="default" w:ascii="Wingdings" w:hAnsi="Wingdings"/>
-      </w:rPr>
-    </w:lvl>
-  </w:abstractNum>
-  <w:abstractNum w:abstractNumId="8">
-    <w:nsid w:val="FFFFFF82"/>
-    <w:multiLevelType w:val="singleLevel"/>
-    <w:tmpl w:val="FFFFFF82"/>
-    <w:lvl w:ilvl="0" w:tentative="0">
-      <w:start w:val="1"/>
-      <w:numFmt w:val="bullet"/>
-      <w:pStyle w:val="70"/>
-      <w:lvlText w:val=""/>
-      <w:lvlJc w:val="left"/>
-      <w:pPr>
-        <w:tabs>
-          <w:tab w:val="left" w:pos="1200"/>
-        </w:tabs>
-        <w:ind w:left="1200" w:leftChars="400" w:hanging="360" w:hangingChars="200"/>
-      </w:pPr>
-      <w:rPr>
-        <w:rFonts w:hint="default" w:ascii="Wingdings" w:hAnsi="Wingdings"/>
-      </w:rPr>
-    </w:lvl>
-  </w:abstractNum>
-  <w:abstractNum w:abstractNumId="9">
-    <w:nsid w:val="FFFFFF83"/>
-    <w:multiLevelType w:val="singleLevel"/>
-    <w:tmpl w:val="FFFFFF83"/>
-    <w:lvl w:ilvl="0" w:tentative="0">
-      <w:start w:val="1"/>
-      <w:numFmt w:val="bullet"/>
-      <w:pStyle w:val="69"/>
-      <w:lvlText w:val=""/>
-      <w:lvlJc w:val="left"/>
-      <w:pPr>
-        <w:tabs>
-          <w:tab w:val="left" w:pos="780"/>
-        </w:tabs>
-        <w:ind w:left="780" w:leftChars="200" w:hanging="360" w:hangingChars="200"/>
-      </w:pPr>
-      <w:rPr>
-        <w:rFonts w:hint="default" w:ascii="Wingdings" w:hAnsi="Wingdings"/>
-      </w:rPr>
-    </w:lvl>
-  </w:abstractNum>
-  <w:abstractNum w:abstractNumId="10">
-    <w:nsid w:val="FFFFFF88"/>
-    <w:multiLevelType w:val="singleLevel"/>
-    <w:tmpl w:val="FFFFFF88"/>
-    <w:lvl w:ilvl="0" w:tentative="0">
-      <w:start w:val="1"/>
-      <w:numFmt w:val="decimal"/>
-      <w:pStyle w:val="78"/>
-      <w:lvlText w:val="%1."/>
-      <w:lvlJc w:val="left"/>
-      <w:pPr>
-        <w:tabs>
-          <w:tab w:val="left" w:pos="360"/>
-        </w:tabs>
-        <w:ind w:left="360" w:hanging="360" w:hangingChars="200"/>
-      </w:pPr>
-    </w:lvl>
-  </w:abstractNum>
-  <w:abstractNum w:abstractNumId="11">
-    <w:nsid w:val="FFFFFF89"/>
-    <w:multiLevelType w:val="singleLevel"/>
-    <w:tmpl w:val="FFFFFF89"/>
-    <w:lvl w:ilvl="0" w:tentative="0">
-      <w:start w:val="1"/>
-      <w:numFmt w:val="bullet"/>
-      <w:pStyle w:val="68"/>
-      <w:lvlText w:val=""/>
-      <w:lvlJc w:val="left"/>
-      <w:pPr>
-        <w:tabs>
-          <w:tab w:val="left" w:pos="360"/>
-        </w:tabs>
-        <w:ind w:left="360" w:hanging="360" w:hangingChars="200"/>
-      </w:pPr>
-      <w:rPr>
-        <w:rFonts w:hint="default" w:ascii="Wingdings" w:hAnsi="Wingdings"/>
-      </w:rPr>
-    </w:lvl>
-  </w:abstractNum>
-  <w:abstractNum w:abstractNumId="12">
-    <w:nsid w:val="79825841"/>
-    <w:multiLevelType w:val="multilevel"/>
-    <w:tmpl w:val="79825841"/>
-    <w:lvl w:ilvl="0" w:tentative="0">
-      <w:start w:val="1"/>
-      <w:numFmt w:val="decimal"/>
-      <w:pStyle w:val="5"/>
-      <w:lvlText w:val="%1."/>
-      <w:lvlJc w:val="left"/>
-      <w:pPr>
-        <w:tabs>
-          <w:tab w:val="left" w:pos="425"/>
-        </w:tabs>
-        <w:ind w:left="425" w:leftChars="0" w:hanging="425" w:firstLineChars="0"/>
-      </w:pPr>
-      <w:rPr>
-        <w:rFonts w:hint="default"/>
-      </w:rPr>
-    </w:lvl>
-    <w:lvl w:ilvl="1" w:tentative="0">
-      <w:start w:val="1"/>
-      <w:numFmt w:val="decimal"/>
-      <w:lvlText w:val="%1.%2."/>
-      <w:lvlJc w:val="left"/>
-      <w:pPr>
-        <w:tabs>
-          <w:tab w:val="left" w:pos="850"/>
-        </w:tabs>
-        <w:ind w:left="850" w:leftChars="0" w:hanging="453" w:firstLineChars="0"/>
-      </w:pPr>
-      <w:rPr>
-        <w:rFonts w:hint="default"/>
-      </w:rPr>
-    </w:lvl>
-    <w:lvl w:ilvl="2" w:tentative="0">
-      <w:start w:val="1"/>
-      <w:numFmt w:val="decimal"/>
-      <w:lvlText w:val="%1.%2.%3."/>
-      <w:lvlJc w:val="left"/>
-      <w:pPr>
-        <w:tabs>
-          <w:tab w:val="left" w:pos="1508"/>
-        </w:tabs>
-        <w:ind w:left="1508" w:leftChars="0" w:hanging="708" w:firstLineChars="0"/>
-      </w:pPr>
-      <w:rPr>
-        <w:rFonts w:hint="default"/>
-      </w:rPr>
-    </w:lvl>
-    <w:lvl w:ilvl="3" w:tentative="0">
-      <w:start w:val="1"/>
-      <w:numFmt w:val="decimal"/>
-      <w:lvlText w:val="%1.%2.%3.%4."/>
-      <w:lvlJc w:val="left"/>
-      <w:pPr>
-        <w:tabs>
-          <w:tab w:val="left" w:pos="2053"/>
-        </w:tabs>
-        <w:ind w:left="2053" w:leftChars="0" w:hanging="853" w:firstLineChars="0"/>
-      </w:pPr>
-      <w:rPr>
-        <w:rFonts w:hint="default"/>
-      </w:rPr>
-    </w:lvl>
-    <w:lvl w:ilvl="4" w:tentative="0">
-      <w:start w:val="1"/>
-      <w:numFmt w:val="decimal"/>
-      <w:lvlText w:val="%1.%2.%3.%4.%5."/>
-      <w:lvlJc w:val="left"/>
-      <w:pPr>
-        <w:tabs>
-          <w:tab w:val="left" w:pos="2495"/>
-        </w:tabs>
-        <w:ind w:left="2495" w:leftChars="0" w:hanging="895" w:firstLineChars="0"/>
-      </w:pPr>
-      <w:rPr>
-        <w:rFonts w:hint="default"/>
-      </w:rPr>
-    </w:lvl>
-    <w:lvl w:ilvl="5" w:tentative="0">
-      <w:start w:val="1"/>
-      <w:numFmt w:val="decimal"/>
-      <w:lvlText w:val="%1.%2.%3.%4.%5.%6."/>
-      <w:lvlJc w:val="left"/>
-      <w:pPr>
-        <w:tabs>
-          <w:tab w:val="left" w:pos="3136"/>
-        </w:tabs>
-        <w:ind w:left="3136" w:leftChars="0" w:hanging="1136" w:firstLineChars="0"/>
-      </w:pPr>
-      <w:rPr>
-        <w:rFonts w:hint="default"/>
-      </w:rPr>
-    </w:lvl>
-    <w:lvl w:ilvl="6" w:tentative="0">
-      <w:start w:val="1"/>
-      <w:numFmt w:val="decimal"/>
-      <w:lvlText w:val="%1.%2.%3.%4.%5.%6.%7."/>
-      <w:lvlJc w:val="left"/>
-      <w:pPr>
-        <w:tabs>
-          <w:tab w:val="left" w:pos="3673"/>
-        </w:tabs>
-        <w:ind w:left="3673" w:leftChars="0" w:hanging="1273" w:firstLineChars="0"/>
-      </w:pPr>
-      <w:rPr>
-        <w:rFonts w:hint="default"/>
-      </w:rPr>
-    </w:lvl>
-    <w:lvl w:ilvl="7" w:tentative="0">
-      <w:start w:val="1"/>
-      <w:numFmt w:val="decimal"/>
-      <w:lvlText w:val="%1.%2.%3.%4.%5.%6.%7.%8."/>
-      <w:lvlJc w:val="left"/>
-      <w:pPr>
-        <w:tabs>
-          <w:tab w:val="left" w:pos="4218"/>
-        </w:tabs>
-        <w:ind w:left="4218" w:leftChars="0" w:hanging="1418" w:firstLineChars="0"/>
-      </w:pPr>
-      <w:rPr>
-        <w:rFonts w:hint="default"/>
-      </w:rPr>
-    </w:lvl>
-    <w:lvl w:ilvl="8" w:tentative="0">
-      <w:start w:val="1"/>
-      <w:numFmt w:val="decimal"/>
-      <w:lvlText w:val="%1.%2.%3.%4.%5.%6.%7.%8.%9."/>
-      <w:lvlJc w:val="left"/>
-      <w:pPr>
-        <w:tabs>
-          <w:tab w:val="left" w:pos="4648"/>
-        </w:tabs>
-        <w:ind w:left="4648" w:leftChars="0" w:hanging="1448" w:firstLineChars="0"/>
-      </w:pPr>
-      <w:rPr>
-        <w:rFonts w:hint="default"/>
+      <w:rPr>
+        <w:rFonts w:hint="default" w:ascii="Arial" w:hAnsi="Arial" w:cs="Arial"/>
       </w:rPr>
     </w:lvl>
   </w:abstractNum>
   <w:num w:numId="1">
-    <w:abstractNumId w:val="12"/>
+    <w:abstractNumId w:val="4"/>
   </w:num>
   <w:num w:numId="2">
-    <w:abstractNumId w:val="11"/>
+    <w:abstractNumId w:val="1"/>
   </w:num>
   <w:num w:numId="3">
-    <w:abstractNumId w:val="9"/>
+    <w:abstractNumId w:val="0"/>
   </w:num>
   <w:num w:numId="4">
-    <w:abstractNumId w:val="8"/>
+    <w:abstractNumId w:val="2"/>
   </w:num>
   <w:num w:numId="5">
-    <w:abstractNumId w:val="7"/>
+    <w:abstractNumId w:val="3"/>
   </w:num>
   <w:num w:numId="6">
-    <w:abstractNumId w:val="6"/>
+    <w:abstractNumId w:val="5"/>
   </w:num>
   <w:num w:numId="7">
-    <w:abstractNumId w:val="10"/>
-  </w:num>
-  <w:num w:numId="8">
-    <w:abstractNumId w:val="5"/>
-  </w:num>
-  <w:num w:numId="9">
     <w:abstractNumId w:val="4"/>
-  </w:num>
-  <w:num w:numId="10">
-    <w:abstractNumId w:val="3"/>
-  </w:num>
-  <w:num w:numId="11">
-    <w:abstractNumId w:val="2"/>
-  </w:num>
-  <w:num w:numId="12">
-    <w:abstractNumId w:val="1"/>
-  </w:num>
-  <w:num w:numId="13">
-    <w:abstractNumId w:val="0"/>
+    <w:lvlOverride w:ilvl="0">
+      <w:startOverride w:val="1"/>
+    </w:lvlOverride>
+    <w:lvlOverride w:ilvl="1">
+      <w:startOverride w:val="1"/>
+    </w:lvlOverride>
+    <w:lvlOverride w:ilvl="2">
+      <w:startOverride w:val="1"/>
+    </w:lvlOverride>
+    <w:lvlOverride w:ilvl="3">
+      <w:startOverride w:val="1"/>
+    </w:lvlOverride>
+    <w:lvlOverride w:ilvl="4">
+      <w:startOverride w:val="1"/>
+    </w:lvlOverride>
+    <w:lvlOverride w:ilvl="5">
+      <w:startOverride w:val="1"/>
+    </w:lvlOverride>
+    <w:lvlOverride w:ilvl="6">
+      <w:startOverride w:val="1"/>
+    </w:lvlOverride>
+    <w:lvlOverride w:ilvl="7">
+      <w:startOverride w:val="1"/>
+    </w:lvlOverride>
+    <w:lvlOverride w:ilvl="8">
+      <w:startOverride w:val="1"/>
+    </w:lvlOverride>
   </w:num>
 </w:numbering>
 </file>
@@ -1346,14 +1031,14 @@
     <w:lsdException w:qFormat="1" w:uiPriority="0" w:name="heading 8"/>
     <w:lsdException w:qFormat="1" w:uiPriority="0" w:name="heading 9"/>
     <w:lsdException w:qFormat="1" w:unhideWhenUsed="0" w:uiPriority="0" w:semiHidden="0" w:name="index 1"/>
-    <w:lsdException w:qFormat="1" w:unhideWhenUsed="0" w:uiPriority="0" w:semiHidden="0" w:name="index 2"/>
+    <w:lsdException w:unhideWhenUsed="0" w:uiPriority="0" w:semiHidden="0" w:name="index 2"/>
     <w:lsdException w:qFormat="1" w:unhideWhenUsed="0" w:uiPriority="0" w:semiHidden="0" w:name="index 3"/>
-    <w:lsdException w:qFormat="1" w:unhideWhenUsed="0" w:uiPriority="0" w:semiHidden="0" w:name="index 4"/>
-    <w:lsdException w:qFormat="1" w:unhideWhenUsed="0" w:uiPriority="0" w:semiHidden="0" w:name="index 5"/>
+    <w:lsdException w:unhideWhenUsed="0" w:uiPriority="0" w:semiHidden="0" w:name="index 4"/>
+    <w:lsdException w:unhideWhenUsed="0" w:uiPriority="0" w:semiHidden="0" w:name="index 5"/>
     <w:lsdException w:qFormat="1" w:unhideWhenUsed="0" w:uiPriority="0" w:semiHidden="0" w:name="index 6"/>
     <w:lsdException w:qFormat="1" w:unhideWhenUsed="0" w:uiPriority="0" w:semiHidden="0" w:name="index 7"/>
-    <w:lsdException w:qFormat="1" w:unhideWhenUsed="0" w:uiPriority="0" w:semiHidden="0" w:name="index 8"/>
-    <w:lsdException w:qFormat="1" w:unhideWhenUsed="0" w:uiPriority="0" w:semiHidden="0" w:name="index 9"/>
+    <w:lsdException w:unhideWhenUsed="0" w:uiPriority="0" w:semiHidden="0" w:name="index 8"/>
+    <w:lsdException w:unhideWhenUsed="0" w:uiPriority="0" w:semiHidden="0" w:name="index 9"/>
     <w:lsdException w:qFormat="1" w:unhideWhenUsed="0" w:uiPriority="0" w:semiHidden="0" w:name="toc 1"/>
     <w:lsdException w:unhideWhenUsed="0" w:uiPriority="0" w:semiHidden="0" w:name="toc 2"/>
     <w:lsdException w:qFormat="1" w:unhideWhenUsed="0" w:uiPriority="0" w:semiHidden="0" w:name="toc 3"/>
@@ -1371,49 +1056,49 @@
     <w:lsdException w:qFormat="1" w:unhideWhenUsed="0" w:uiPriority="0" w:semiHidden="0" w:name="index heading"/>
     <w:lsdException w:qFormat="1" w:uiPriority="0" w:name="caption"/>
     <w:lsdException w:qFormat="1" w:unhideWhenUsed="0" w:uiPriority="0" w:semiHidden="0" w:name="table of figures"/>
-    <w:lsdException w:qFormat="1" w:unhideWhenUsed="0" w:uiPriority="0" w:semiHidden="0" w:name="envelope address"/>
-    <w:lsdException w:qFormat="1" w:unhideWhenUsed="0" w:uiPriority="0" w:semiHidden="0" w:name="envelope return"/>
-    <w:lsdException w:qFormat="1" w:unhideWhenUsed="0" w:uiPriority="0" w:semiHidden="0" w:name="footnote reference"/>
+    <w:lsdException w:unhideWhenUsed="0" w:uiPriority="0" w:semiHidden="0" w:name="envelope address"/>
+    <w:lsdException w:unhideWhenUsed="0" w:uiPriority="0" w:semiHidden="0" w:name="envelope return"/>
+    <w:lsdException w:unhideWhenUsed="0" w:uiPriority="0" w:semiHidden="0" w:name="footnote reference"/>
     <w:lsdException w:qFormat="1" w:unhideWhenUsed="0" w:uiPriority="0" w:semiHidden="0" w:name="annotation reference"/>
     <w:lsdException w:unhideWhenUsed="0" w:uiPriority="0" w:semiHidden="0" w:name="line number"/>
     <w:lsdException w:qFormat="1" w:unhideWhenUsed="0" w:uiPriority="0" w:semiHidden="0" w:name="page number"/>
     <w:lsdException w:qFormat="1" w:unhideWhenUsed="0" w:uiPriority="0" w:semiHidden="0" w:name="endnote reference"/>
-    <w:lsdException w:unhideWhenUsed="0" w:uiPriority="0" w:semiHidden="0" w:name="endnote text"/>
+    <w:lsdException w:qFormat="1" w:unhideWhenUsed="0" w:uiPriority="0" w:semiHidden="0" w:name="endnote text"/>
     <w:lsdException w:qFormat="1" w:unhideWhenUsed="0" w:uiPriority="0" w:semiHidden="0" w:name="table of authorities"/>
-    <w:lsdException w:qFormat="1" w:unhideWhenUsed="0" w:uiPriority="0" w:semiHidden="0" w:name="macro"/>
+    <w:lsdException w:unhideWhenUsed="0" w:uiPriority="0" w:semiHidden="0" w:name="macro"/>
     <w:lsdException w:unhideWhenUsed="0" w:uiPriority="0" w:semiHidden="0" w:name="toa heading"/>
     <w:lsdException w:unhideWhenUsed="0" w:uiPriority="0" w:semiHidden="0" w:name="List"/>
-    <w:lsdException w:qFormat="1" w:unhideWhenUsed="0" w:uiPriority="0" w:semiHidden="0" w:name="List Bullet"/>
-    <w:lsdException w:qFormat="1" w:unhideWhenUsed="0" w:uiPriority="0" w:semiHidden="0" w:name="List Number"/>
-    <w:lsdException w:qFormat="1" w:unhideWhenUsed="0" w:uiPriority="0" w:semiHidden="0" w:name="List 2"/>
-    <w:lsdException w:qFormat="1" w:unhideWhenUsed="0" w:uiPriority="0" w:semiHidden="0" w:name="List 3"/>
-    <w:lsdException w:qFormat="1" w:unhideWhenUsed="0" w:uiPriority="0" w:semiHidden="0" w:name="List 4"/>
+    <w:lsdException w:unhideWhenUsed="0" w:uiPriority="0" w:semiHidden="0" w:name="List Bullet"/>
+    <w:lsdException w:unhideWhenUsed="0" w:uiPriority="0" w:semiHidden="0" w:name="List Number"/>
+    <w:lsdException w:unhideWhenUsed="0" w:uiPriority="0" w:semiHidden="0" w:name="List 2"/>
+    <w:lsdException w:unhideWhenUsed="0" w:uiPriority="0" w:semiHidden="0" w:name="List 3"/>
+    <w:lsdException w:unhideWhenUsed="0" w:uiPriority="0" w:semiHidden="0" w:name="List 4"/>
     <w:lsdException w:qFormat="1" w:unhideWhenUsed="0" w:uiPriority="0" w:semiHidden="0" w:name="List 5"/>
     <w:lsdException w:unhideWhenUsed="0" w:uiPriority="0" w:semiHidden="0" w:name="List Bullet 2"/>
-    <w:lsdException w:qFormat="1" w:unhideWhenUsed="0" w:uiPriority="0" w:semiHidden="0" w:name="List Bullet 3"/>
+    <w:lsdException w:unhideWhenUsed="0" w:uiPriority="0" w:semiHidden="0" w:name="List Bullet 3"/>
     <w:lsdException w:qFormat="1" w:unhideWhenUsed="0" w:uiPriority="0" w:semiHidden="0" w:name="List Bullet 4"/>
-    <w:lsdException w:qFormat="1" w:unhideWhenUsed="0" w:uiPriority="0" w:semiHidden="0" w:name="List Bullet 5"/>
-    <w:lsdException w:qFormat="1" w:unhideWhenUsed="0" w:uiPriority="0" w:semiHidden="0" w:name="List Number 2"/>
+    <w:lsdException w:unhideWhenUsed="0" w:uiPriority="0" w:semiHidden="0" w:name="List Bullet 5"/>
+    <w:lsdException w:unhideWhenUsed="0" w:uiPriority="0" w:semiHidden="0" w:name="List Number 2"/>
     <w:lsdException w:unhideWhenUsed="0" w:uiPriority="0" w:semiHidden="0" w:name="List Number 3"/>
-    <w:lsdException w:qFormat="1" w:unhideWhenUsed="0" w:uiPriority="0" w:semiHidden="0" w:name="List Number 4"/>
-    <w:lsdException w:qFormat="1" w:unhideWhenUsed="0" w:uiPriority="0" w:semiHidden="0" w:name="List Number 5"/>
+    <w:lsdException w:unhideWhenUsed="0" w:uiPriority="0" w:semiHidden="0" w:name="List Number 4"/>
+    <w:lsdException w:unhideWhenUsed="0" w:uiPriority="0" w:semiHidden="0" w:name="List Number 5"/>
     <w:lsdException w:qFormat="1" w:unhideWhenUsed="0" w:uiPriority="0" w:semiHidden="0" w:name="Title"/>
     <w:lsdException w:qFormat="1" w:unhideWhenUsed="0" w:uiPriority="0" w:semiHidden="0" w:name="Closing"/>
-    <w:lsdException w:qFormat="1" w:unhideWhenUsed="0" w:uiPriority="0" w:semiHidden="0" w:name="Signature"/>
-    <w:lsdException w:qFormat="1" w:unhideWhenUsed="0" w:uiPriority="0" w:name="Default Paragraph Font"/>
+    <w:lsdException w:unhideWhenUsed="0" w:uiPriority="0" w:semiHidden="0" w:name="Signature"/>
+    <w:lsdException w:qFormat="1" w:unhideWhenUsed="0" w:uiPriority="0" w:semiHidden="0" w:name="Default Paragraph Font"/>
     <w:lsdException w:qFormat="1" w:unhideWhenUsed="0" w:uiPriority="0" w:semiHidden="0" w:name="Body Text"/>
     <w:lsdException w:qFormat="1" w:unhideWhenUsed="0" w:uiPriority="0" w:semiHidden="0" w:name="Body Text Indent"/>
-    <w:lsdException w:unhideWhenUsed="0" w:uiPriority="0" w:semiHidden="0" w:name="List Continue"/>
+    <w:lsdException w:qFormat="1" w:unhideWhenUsed="0" w:uiPriority="0" w:semiHidden="0" w:name="List Continue"/>
     <w:lsdException w:qFormat="1" w:unhideWhenUsed="0" w:uiPriority="0" w:semiHidden="0" w:name="List Continue 2"/>
-    <w:lsdException w:qFormat="1" w:unhideWhenUsed="0" w:uiPriority="0" w:semiHidden="0" w:name="List Continue 3"/>
-    <w:lsdException w:qFormat="1" w:unhideWhenUsed="0" w:uiPriority="0" w:semiHidden="0" w:name="List Continue 4"/>
+    <w:lsdException w:unhideWhenUsed="0" w:uiPriority="0" w:semiHidden="0" w:name="List Continue 3"/>
+    <w:lsdException w:unhideWhenUsed="0" w:uiPriority="0" w:semiHidden="0" w:name="List Continue 4"/>
     <w:lsdException w:unhideWhenUsed="0" w:uiPriority="0" w:semiHidden="0" w:name="List Continue 5"/>
     <w:lsdException w:unhideWhenUsed="0" w:uiPriority="0" w:semiHidden="0" w:name="Message Header"/>
     <w:lsdException w:qFormat="1" w:unhideWhenUsed="0" w:uiPriority="0" w:semiHidden="0" w:name="Subtitle"/>
-    <w:lsdException w:qFormat="1" w:unhideWhenUsed="0" w:uiPriority="0" w:semiHidden="0" w:name="Salutation"/>
+    <w:lsdException w:unhideWhenUsed="0" w:uiPriority="0" w:semiHidden="0" w:name="Salutation"/>
     <w:lsdException w:qFormat="1" w:unhideWhenUsed="0" w:uiPriority="0" w:semiHidden="0" w:name="Date"/>
     <w:lsdException w:qFormat="1" w:unhideWhenUsed="0" w:uiPriority="0" w:semiHidden="0" w:name="Body Text First Indent"/>
-    <w:lsdException w:qFormat="1" w:unhideWhenUsed="0" w:uiPriority="0" w:semiHidden="0" w:name="Body Text First Indent 2"/>
+    <w:lsdException w:unhideWhenUsed="0" w:uiPriority="0" w:semiHidden="0" w:name="Body Text First Indent 2"/>
     <w:lsdException w:qFormat="1" w:unhideWhenUsed="0" w:uiPriority="0" w:semiHidden="0" w:name="Note Heading"/>
     <w:lsdException w:qFormat="1" w:unhideWhenUsed="0" w:uiPriority="0" w:semiHidden="0" w:name="Body Text 2"/>
     <w:lsdException w:qFormat="1" w:unhideWhenUsed="0" w:uiPriority="0" w:semiHidden="0" w:name="Body Text 3"/>
@@ -1425,21 +1110,21 @@
     <w:lsdException w:qFormat="1" w:unhideWhenUsed="0" w:uiPriority="0" w:semiHidden="0" w:name="Strong"/>
     <w:lsdException w:qFormat="1" w:unhideWhenUsed="0" w:uiPriority="0" w:semiHidden="0" w:name="Emphasis"/>
     <w:lsdException w:qFormat="1" w:unhideWhenUsed="0" w:uiPriority="0" w:semiHidden="0" w:name="Document Map"/>
-    <w:lsdException w:qFormat="1" w:unhideWhenUsed="0" w:uiPriority="0" w:semiHidden="0" w:name="Plain Text"/>
-    <w:lsdException w:unhideWhenUsed="0" w:uiPriority="0" w:semiHidden="0" w:name="E-mail Signature"/>
-    <w:lsdException w:qFormat="1" w:unhideWhenUsed="0" w:uiPriority="0" w:semiHidden="0" w:name="Normal (Web)"/>
+    <w:lsdException w:unhideWhenUsed="0" w:uiPriority="0" w:semiHidden="0" w:name="Plain Text"/>
+    <w:lsdException w:qFormat="1" w:unhideWhenUsed="0" w:uiPriority="0" w:semiHidden="0" w:name="E-mail Signature"/>
+    <w:lsdException w:unhideWhenUsed="0" w:uiPriority="0" w:semiHidden="0" w:name="Normal (Web)"/>
     <w:lsdException w:unhideWhenUsed="0" w:uiPriority="0" w:semiHidden="0" w:name="HTML Acronym"/>
     <w:lsdException w:qFormat="1" w:unhideWhenUsed="0" w:uiPriority="0" w:semiHidden="0" w:name="HTML Address"/>
     <w:lsdException w:qFormat="1" w:unhideWhenUsed="0" w:uiPriority="0" w:semiHidden="0" w:name="HTML Cite"/>
-    <w:lsdException w:unhideWhenUsed="0" w:uiPriority="0" w:semiHidden="0" w:name="HTML Code"/>
+    <w:lsdException w:qFormat="1" w:unhideWhenUsed="0" w:uiPriority="0" w:semiHidden="0" w:name="HTML Code"/>
     <w:lsdException w:unhideWhenUsed="0" w:uiPriority="0" w:semiHidden="0" w:name="HTML Definition"/>
     <w:lsdException w:unhideWhenUsed="0" w:uiPriority="0" w:semiHidden="0" w:name="HTML Keyboard"/>
     <w:lsdException w:qFormat="1" w:unhideWhenUsed="0" w:uiPriority="0" w:semiHidden="0" w:name="HTML Preformatted"/>
     <w:lsdException w:unhideWhenUsed="0" w:uiPriority="0" w:semiHidden="0" w:name="HTML Sample"/>
-    <w:lsdException w:qFormat="1" w:unhideWhenUsed="0" w:uiPriority="0" w:semiHidden="0" w:name="HTML Typewriter"/>
-    <w:lsdException w:unhideWhenUsed="0" w:uiPriority="0" w:semiHidden="0" w:name="HTML Variable"/>
+    <w:lsdException w:unhideWhenUsed="0" w:uiPriority="0" w:semiHidden="0" w:name="HTML Typewriter"/>
+    <w:lsdException w:qFormat="1" w:unhideWhenUsed="0" w:uiPriority="0" w:semiHidden="0" w:name="HTML Variable"/>
     <w:lsdException w:qFormat="1" w:unhideWhenUsed="0" w:uiPriority="0" w:name="Normal Table"/>
-    <w:lsdException w:qFormat="1" w:unhideWhenUsed="0" w:uiPriority="0" w:semiHidden="0" w:name="annotation subject"/>
+    <w:lsdException w:unhideWhenUsed="0" w:uiPriority="0" w:semiHidden="0" w:name="annotation subject"/>
     <w:lsdException w:qFormat="1" w:unhideWhenUsed="0" w:uiPriority="0" w:semiHidden="0" w:name="Table Simple 1"/>
     <w:lsdException w:qFormat="1" w:unhideWhenUsed="0" w:uiPriority="0" w:semiHidden="0" w:name="Table Simple 2"/>
     <w:lsdException w:unhideWhenUsed="0" w:uiPriority="0" w:semiHidden="0" w:name="Table Simple 3"/>
@@ -1496,7 +1181,7 @@
     <w:lsdException w:qFormat="1" w:unhideWhenUsed="0" w:uiPriority="68" w:semiHidden="0" w:name="Medium Grid 2"/>
     <w:lsdException w:qFormat="1" w:unhideWhenUsed="0" w:uiPriority="69" w:semiHidden="0" w:name="Medium Grid 3"/>
     <w:lsdException w:qFormat="1" w:unhideWhenUsed="0" w:uiPriority="70" w:semiHidden="0" w:name="Dark List"/>
-    <w:lsdException w:unhideWhenUsed="0" w:uiPriority="71" w:semiHidden="0" w:name="Colorful Shading"/>
+    <w:lsdException w:qFormat="1" w:unhideWhenUsed="0" w:uiPriority="71" w:semiHidden="0" w:name="Colorful Shading"/>
     <w:lsdException w:qFormat="1" w:unhideWhenUsed="0" w:uiPriority="72" w:semiHidden="0" w:name="Colorful List"/>
     <w:lsdException w:qFormat="1" w:unhideWhenUsed="0" w:uiPriority="73" w:semiHidden="0" w:name="Colorful Grid"/>
     <w:lsdException w:qFormat="1" w:unhideWhenUsed="0" w:uiPriority="60" w:semiHidden="0" w:name="Light Shading Accent 1"/>
@@ -1505,12 +1190,12 @@
     <w:lsdException w:qFormat="1" w:unhideWhenUsed="0" w:uiPriority="63" w:semiHidden="0" w:name="Medium Shading 1 Accent 1"/>
     <w:lsdException w:qFormat="1" w:unhideWhenUsed="0" w:uiPriority="64" w:semiHidden="0" w:name="Medium Shading 2 Accent 1"/>
     <w:lsdException w:qFormat="1" w:unhideWhenUsed="0" w:uiPriority="65" w:semiHidden="0" w:name="Medium List 1 Accent 1"/>
-    <w:lsdException w:qFormat="1" w:unhideWhenUsed="0" w:uiPriority="0" w:semiHidden="0" w:name="List Paragraph"/>
+    <w:lsdException w:qFormat="1" w:unhideWhenUsed="0" w:uiPriority="34" w:semiHidden="0" w:name="List Paragraph"/>
     <w:lsdException w:qFormat="1" w:unhideWhenUsed="0" w:uiPriority="66" w:semiHidden="0" w:name="Medium List 2 Accent 1"/>
     <w:lsdException w:qFormat="1" w:unhideWhenUsed="0" w:uiPriority="67" w:semiHidden="0" w:name="Medium Grid 1 Accent 1"/>
     <w:lsdException w:qFormat="1" w:unhideWhenUsed="0" w:uiPriority="68" w:semiHidden="0" w:name="Medium Grid 2 Accent 1"/>
     <w:lsdException w:qFormat="1" w:unhideWhenUsed="0" w:uiPriority="69" w:semiHidden="0" w:name="Medium Grid 3 Accent 1"/>
-    <w:lsdException w:unhideWhenUsed="0" w:uiPriority="70" w:semiHidden="0" w:name="Dark List Accent 1"/>
+    <w:lsdException w:qFormat="1" w:unhideWhenUsed="0" w:uiPriority="70" w:semiHidden="0" w:name="Dark List Accent 1"/>
     <w:lsdException w:qFormat="1" w:unhideWhenUsed="0" w:uiPriority="71" w:semiHidden="0" w:name="Colorful Shading Accent 1"/>
     <w:lsdException w:qFormat="1" w:unhideWhenUsed="0" w:uiPriority="72" w:semiHidden="0" w:name="Colorful List Accent 1"/>
     <w:lsdException w:qFormat="1" w:unhideWhenUsed="0" w:uiPriority="73" w:semiHidden="0" w:name="Colorful Grid Accent 1"/>
@@ -1523,7 +1208,7 @@
     <w:lsdException w:qFormat="1" w:unhideWhenUsed="0" w:uiPriority="66" w:semiHidden="0" w:name="Medium List 2 Accent 2"/>
     <w:lsdException w:qFormat="1" w:unhideWhenUsed="0" w:uiPriority="67" w:semiHidden="0" w:name="Medium Grid 1 Accent 2"/>
     <w:lsdException w:qFormat="1" w:unhideWhenUsed="0" w:uiPriority="68" w:semiHidden="0" w:name="Medium Grid 2 Accent 2"/>
-    <w:lsdException w:unhideWhenUsed="0" w:uiPriority="69" w:semiHidden="0" w:name="Medium Grid 3 Accent 2"/>
+    <w:lsdException w:qFormat="1" w:unhideWhenUsed="0" w:uiPriority="69" w:semiHidden="0" w:name="Medium Grid 3 Accent 2"/>
     <w:lsdException w:qFormat="1" w:unhideWhenUsed="0" w:uiPriority="70" w:semiHidden="0" w:name="Dark List Accent 2"/>
     <w:lsdException w:qFormat="1" w:unhideWhenUsed="0" w:uiPriority="71" w:semiHidden="0" w:name="Colorful Shading Accent 2"/>
     <w:lsdException w:qFormat="1" w:unhideWhenUsed="0" w:uiPriority="72" w:semiHidden="0" w:name="Colorful List Accent 2"/>
@@ -1538,7 +1223,7 @@
     <w:lsdException w:qFormat="1" w:unhideWhenUsed="0" w:uiPriority="67" w:semiHidden="0" w:name="Medium Grid 1 Accent 3"/>
     <w:lsdException w:qFormat="1" w:unhideWhenUsed="0" w:uiPriority="68" w:semiHidden="0" w:name="Medium Grid 2 Accent 3"/>
     <w:lsdException w:qFormat="1" w:unhideWhenUsed="0" w:uiPriority="69" w:semiHidden="0" w:name="Medium Grid 3 Accent 3"/>
-    <w:lsdException w:unhideWhenUsed="0" w:uiPriority="70" w:semiHidden="0" w:name="Dark List Accent 3"/>
+    <w:lsdException w:qFormat="1" w:unhideWhenUsed="0" w:uiPriority="70" w:semiHidden="0" w:name="Dark List Accent 3"/>
     <w:lsdException w:qFormat="1" w:unhideWhenUsed="0" w:uiPriority="71" w:semiHidden="0" w:name="Colorful Shading Accent 3"/>
     <w:lsdException w:qFormat="1" w:unhideWhenUsed="0" w:uiPriority="72" w:semiHidden="0" w:name="Colorful List Accent 3"/>
     <w:lsdException w:qFormat="1" w:unhideWhenUsed="0" w:uiPriority="73" w:semiHidden="0" w:name="Colorful Grid Accent 3"/>
@@ -1551,7 +1236,7 @@
     <w:lsdException w:qFormat="1" w:unhideWhenUsed="0" w:uiPriority="66" w:semiHidden="0" w:name="Medium List 2 Accent 4"/>
     <w:lsdException w:qFormat="1" w:unhideWhenUsed="0" w:uiPriority="67" w:semiHidden="0" w:name="Medium Grid 1 Accent 4"/>
     <w:lsdException w:qFormat="1" w:unhideWhenUsed="0" w:uiPriority="68" w:semiHidden="0" w:name="Medium Grid 2 Accent 4"/>
-    <w:lsdException w:unhideWhenUsed="0" w:uiPriority="69" w:semiHidden="0" w:name="Medium Grid 3 Accent 4"/>
+    <w:lsdException w:qFormat="1" w:unhideWhenUsed="0" w:uiPriority="69" w:semiHidden="0" w:name="Medium Grid 3 Accent 4"/>
     <w:lsdException w:qFormat="1" w:unhideWhenUsed="0" w:uiPriority="70" w:semiHidden="0" w:name="Dark List Accent 4"/>
     <w:lsdException w:qFormat="1" w:unhideWhenUsed="0" w:uiPriority="71" w:semiHidden="0" w:name="Colorful Shading Accent 4"/>
     <w:lsdException w:qFormat="1" w:unhideWhenUsed="0" w:uiPriority="72" w:semiHidden="0" w:name="Colorful List Accent 4"/>
@@ -1563,7 +1248,7 @@
     <w:lsdException w:qFormat="1" w:unhideWhenUsed="0" w:uiPriority="64" w:semiHidden="0" w:name="Medium Shading 2 Accent 5"/>
     <w:lsdException w:unhideWhenUsed="0" w:uiPriority="65" w:semiHidden="0" w:name="Medium List 1 Accent 5"/>
     <w:lsdException w:qFormat="1" w:unhideWhenUsed="0" w:uiPriority="66" w:semiHidden="0" w:name="Medium List 2 Accent 5"/>
-    <w:lsdException w:unhideWhenUsed="0" w:uiPriority="67" w:semiHidden="0" w:name="Medium Grid 1 Accent 5"/>
+    <w:lsdException w:qFormat="1" w:unhideWhenUsed="0" w:uiPriority="67" w:semiHidden="0" w:name="Medium Grid 1 Accent 5"/>
     <w:lsdException w:qFormat="1" w:unhideWhenUsed="0" w:uiPriority="68" w:semiHidden="0" w:name="Medium Grid 2 Accent 5"/>
     <w:lsdException w:qFormat="1" w:unhideWhenUsed="0" w:uiPriority="69" w:semiHidden="0" w:name="Medium Grid 3 Accent 5"/>
     <w:lsdException w:qFormat="1" w:unhideWhenUsed="0" w:uiPriority="70" w:semiHidden="0" w:name="Dark List Accent 5"/>
@@ -1589,8 +1274,14 @@
     <w:name w:val="Normal"/>
     <w:qFormat/>
     <w:uiPriority w:val="0"/>
+    <w:pPr>
+      <w:tabs>
+        <w:tab w:val="left" w:pos="210"/>
+      </w:tabs>
+    </w:pPr>
     <w:rPr>
       <w:rFonts w:ascii="Times New Roman" w:hAnsi="Times New Roman" w:eastAsiaTheme="minorEastAsia" w:cstheme="minorBidi"/>
+      <w:sz w:val="26"/>
       <w:lang w:val="en-US" w:eastAsia="zh-CN" w:bidi="ar-SA"/>
     </w:rPr>
   </w:style>
@@ -1598,64 +1289,7 @@
     <w:name w:val="heading 1"/>
     <w:basedOn w:val="1"/>
     <w:next w:val="1"/>
-    <w:qFormat/>
-    <w:uiPriority w:val="0"/>
-    <w:pPr>
-      <w:spacing w:after="120" w:line="275" w:lineRule="auto"/>
-      <w:outlineLvl w:val="0"/>
-    </w:pPr>
-    <w:rPr>
-      <w:rFonts w:ascii="Times New Roman" w:hAnsi="Times New Roman" w:eastAsia="Arial" w:cs="Arial"/>
-      <w:b/>
-      <w:bCs/>
-      <w:sz w:val="48"/>
-      <w:szCs w:val="48"/>
-    </w:rPr>
-  </w:style>
-  <w:style w:type="paragraph" w:styleId="3">
-    <w:name w:val="heading 2"/>
-    <w:basedOn w:val="1"/>
-    <w:next w:val="1"/>
-    <w:unhideWhenUsed/>
-    <w:qFormat/>
-    <w:uiPriority w:val="0"/>
-    <w:pPr>
-      <w:spacing w:before="225" w:after="225"/>
-      <w:outlineLvl w:val="1"/>
-    </w:pPr>
-    <w:rPr>
-      <w:rFonts w:ascii="Times New Roman" w:hAnsi="Times New Roman" w:eastAsia="Times New Roman" w:cs="Times New Roman"/>
-      <w:b/>
-      <w:bCs/>
-      <w:sz w:val="32"/>
-      <w:szCs w:val="32"/>
-    </w:rPr>
-  </w:style>
-  <w:style w:type="paragraph" w:styleId="4">
-    <w:name w:val="heading 3"/>
-    <w:basedOn w:val="1"/>
-    <w:next w:val="1"/>
-    <w:unhideWhenUsed/>
-    <w:qFormat/>
-    <w:uiPriority w:val="0"/>
-    <w:pPr>
-      <w:spacing w:after="120" w:line="275" w:lineRule="auto"/>
-      <w:ind w:left="0" w:firstLine="0"/>
-      <w:outlineLvl w:val="2"/>
-    </w:pPr>
-    <w:rPr>
-      <w:rFonts w:eastAsia="Times New Roman" w:cs="Times New Roman"/>
-      <w:b/>
-      <w:bCs/>
-      <w:sz w:val="28"/>
-      <w:szCs w:val="28"/>
-    </w:rPr>
-  </w:style>
-  <w:style w:type="paragraph" w:styleId="5">
-    <w:name w:val="heading 4"/>
-    <w:basedOn w:val="1"/>
-    <w:next w:val="1"/>
-    <w:unhideWhenUsed/>
+    <w:link w:val="183"/>
     <w:qFormat/>
     <w:uiPriority w:val="0"/>
     <w:pPr>
@@ -1663,21 +1297,84 @@
         <w:ilvl w:val="0"/>
         <w:numId w:val="1"/>
       </w:numPr>
+      <w:spacing w:after="120" w:line="275" w:lineRule="auto"/>
+      <w:ind w:left="425" w:hanging="425"/>
+      <w:outlineLvl w:val="0"/>
+    </w:pPr>
+    <w:rPr>
+      <w:rFonts w:eastAsia="Arial" w:cs="Arial"/>
+      <w:b/>
+      <w:bCs/>
+      <w:caps/>
+      <w:sz w:val="24"/>
+      <w:szCs w:val="48"/>
+    </w:rPr>
+  </w:style>
+  <w:style w:type="paragraph" w:styleId="3">
+    <w:name w:val="heading 2"/>
+    <w:basedOn w:val="2"/>
+    <w:next w:val="2"/>
+    <w:link w:val="184"/>
+    <w:unhideWhenUsed/>
+    <w:qFormat/>
+    <w:uiPriority w:val="0"/>
+    <w:pPr>
+      <w:numPr>
+        <w:ilvl w:val="1"/>
+        <w:numId w:val="2"/>
+      </w:numPr>
       <w:tabs>
-        <w:tab w:val="left" w:leader="dot" w:pos="420"/>
-        <w:tab w:val="clear" w:pos="425"/>
+        <w:tab w:val="left" w:pos="210"/>
+        <w:tab w:val="clear" w:pos="850"/>
       </w:tabs>
-      <w:adjustRightInd w:val="0"/>
-      <w:spacing w:before="255" w:after="120" w:line="276" w:lineRule="auto"/>
-      <w:ind w:left="0" w:leftChars="100" w:right="220" w:rightChars="100" w:hanging="576"/>
+      <w:spacing w:before="225" w:after="225"/>
+      <w:ind w:left="845" w:hanging="453"/>
+      <w:outlineLvl w:val="1"/>
+    </w:pPr>
+    <w:rPr>
+      <w:rFonts w:cs="Times New Roman"/>
+      <w:caps w:val="0"/>
+      <w:szCs w:val="32"/>
+    </w:rPr>
+  </w:style>
+  <w:style w:type="paragraph" w:styleId="4">
+    <w:name w:val="heading 3"/>
+    <w:basedOn w:val="3"/>
+    <w:next w:val="3"/>
+    <w:unhideWhenUsed/>
+    <w:qFormat/>
+    <w:uiPriority w:val="0"/>
+    <w:pPr>
+      <w:numPr>
+        <w:ilvl w:val="2"/>
+      </w:numPr>
+      <w:ind w:left="1488" w:hanging="708"/>
+      <w:outlineLvl w:val="2"/>
+    </w:pPr>
+    <w:rPr>
+      <w:i/>
+      <w:iCs/>
+    </w:rPr>
+  </w:style>
+  <w:style w:type="paragraph" w:styleId="5">
+    <w:name w:val="heading 4"/>
+    <w:basedOn w:val="3"/>
+    <w:next w:val="1"/>
+    <w:unhideWhenUsed/>
+    <w:qFormat/>
+    <w:uiPriority w:val="0"/>
+    <w:pPr>
+      <w:numPr>
+        <w:ilvl w:val="3"/>
+      </w:numPr>
+      <w:ind w:left="1685" w:hanging="853"/>
       <w:outlineLvl w:val="3"/>
     </w:pPr>
     <w:rPr>
-      <w:rFonts w:eastAsia="Times New Roman" w:cs="Times New Roman"/>
-      <w:b/>
-      <w:bCs/>
-      <w:sz w:val="24"/>
-      <w:szCs w:val="24"/>
+      <w:b w:val="0"/>
+      <w:bCs w:val="0"/>
+      <w:i/>
+      <w:iCs/>
     </w:rPr>
   </w:style>
   <w:style w:type="paragraph" w:styleId="6">
@@ -1782,11 +1479,11 @@
   </w:style>
   <w:style w:type="character" w:default="1" w:styleId="11">
     <w:name w:val="Default Paragraph Font"/>
-    <w:semiHidden/>
     <w:qFormat/>
     <w:uiPriority w:val="0"/>
     <w:rPr>
       <w:rFonts w:ascii="Times New Roman" w:hAnsi="Times New Roman" w:eastAsia="Arial"/>
+      <w:sz w:val="24"/>
     </w:rPr>
   </w:style>
   <w:style w:type="table" w:default="1" w:styleId="12">
@@ -1804,161 +1501,6 @@
     </w:tblPr>
   </w:style>
   <w:style w:type="paragraph" w:styleId="13">
-    <w:name w:val="Balloon Text"/>
-    <w:basedOn w:val="1"/>
-    <w:qFormat/>
-    <w:uiPriority w:val="0"/>
-    <w:rPr>
-      <w:sz w:val="16"/>
-      <w:szCs w:val="16"/>
-    </w:rPr>
-  </w:style>
-  <w:style w:type="paragraph" w:styleId="14">
-    <w:name w:val="Block Text"/>
-    <w:basedOn w:val="1"/>
-    <w:qFormat/>
-    <w:uiPriority w:val="0"/>
-    <w:pPr>
-      <w:spacing w:after="120"/>
-      <w:ind w:left="1440" w:leftChars="700" w:right="1440" w:rightChars="700"/>
-    </w:pPr>
-  </w:style>
-  <w:style w:type="paragraph" w:styleId="15">
-    <w:name w:val="Body Text"/>
-    <w:basedOn w:val="1"/>
-    <w:qFormat/>
-    <w:uiPriority w:val="0"/>
-    <w:pPr>
-      <w:spacing w:after="120"/>
-    </w:pPr>
-  </w:style>
-  <w:style w:type="paragraph" w:styleId="16">
-    <w:name w:val="Body Text 2"/>
-    <w:basedOn w:val="1"/>
-    <w:qFormat/>
-    <w:uiPriority w:val="0"/>
-    <w:pPr>
-      <w:spacing w:after="120" w:line="480" w:lineRule="auto"/>
-    </w:pPr>
-  </w:style>
-  <w:style w:type="paragraph" w:styleId="17">
-    <w:name w:val="Body Text 3"/>
-    <w:basedOn w:val="1"/>
-    <w:qFormat/>
-    <w:uiPriority w:val="0"/>
-    <w:pPr>
-      <w:spacing w:after="120"/>
-    </w:pPr>
-    <w:rPr>
-      <w:sz w:val="16"/>
-      <w:szCs w:val="16"/>
-    </w:rPr>
-  </w:style>
-  <w:style w:type="paragraph" w:styleId="18">
-    <w:name w:val="Body Text First Indent"/>
-    <w:basedOn w:val="15"/>
-    <w:qFormat/>
-    <w:uiPriority w:val="0"/>
-    <w:pPr>
-      <w:ind w:firstLine="420" w:firstLineChars="100"/>
-    </w:pPr>
-  </w:style>
-  <w:style w:type="paragraph" w:styleId="19">
-    <w:name w:val="Body Text Indent"/>
-    <w:basedOn w:val="1"/>
-    <w:qFormat/>
-    <w:uiPriority w:val="0"/>
-    <w:pPr>
-      <w:spacing w:after="120"/>
-      <w:ind w:left="420" w:leftChars="200"/>
-    </w:pPr>
-  </w:style>
-  <w:style w:type="paragraph" w:styleId="20">
-    <w:name w:val="Body Text First Indent 2"/>
-    <w:basedOn w:val="19"/>
-    <w:qFormat/>
-    <w:uiPriority w:val="0"/>
-    <w:pPr>
-      <w:ind w:firstLine="420" w:firstLineChars="200"/>
-    </w:pPr>
-  </w:style>
-  <w:style w:type="paragraph" w:styleId="21">
-    <w:name w:val="Body Text Indent 2"/>
-    <w:basedOn w:val="1"/>
-    <w:qFormat/>
-    <w:uiPriority w:val="0"/>
-    <w:pPr>
-      <w:spacing w:after="120" w:line="480" w:lineRule="auto"/>
-      <w:ind w:left="420" w:leftChars="200"/>
-    </w:pPr>
-  </w:style>
-  <w:style w:type="paragraph" w:styleId="22">
-    <w:name w:val="Body Text Indent 3"/>
-    <w:basedOn w:val="1"/>
-    <w:qFormat/>
-    <w:uiPriority w:val="0"/>
-    <w:pPr>
-      <w:spacing w:after="120"/>
-      <w:ind w:left="420" w:leftChars="200"/>
-    </w:pPr>
-    <w:rPr>
-      <w:sz w:val="16"/>
-      <w:szCs w:val="16"/>
-    </w:rPr>
-  </w:style>
-  <w:style w:type="paragraph" w:styleId="23">
-    <w:name w:val="caption"/>
-    <w:basedOn w:val="1"/>
-    <w:next w:val="1"/>
-    <w:semiHidden/>
-    <w:unhideWhenUsed/>
-    <w:qFormat/>
-    <w:uiPriority w:val="0"/>
-    <w:rPr>
-      <w:rFonts w:ascii="Arial" w:hAnsi="Arial" w:eastAsia="SimHei" w:cs="Arial"/>
-      <w:sz w:val="20"/>
-    </w:rPr>
-  </w:style>
-  <w:style w:type="paragraph" w:styleId="24">
-    <w:name w:val="Closing"/>
-    <w:basedOn w:val="1"/>
-    <w:qFormat/>
-    <w:uiPriority w:val="0"/>
-    <w:pPr>
-      <w:ind w:left="100" w:leftChars="2100"/>
-    </w:pPr>
-  </w:style>
-  <w:style w:type="character" w:styleId="25">
-    <w:name w:val="annotation reference"/>
-    <w:basedOn w:val="11"/>
-    <w:qFormat/>
-    <w:uiPriority w:val="0"/>
-    <w:rPr>
-      <w:sz w:val="21"/>
-      <w:szCs w:val="21"/>
-    </w:rPr>
-  </w:style>
-  <w:style w:type="paragraph" w:styleId="26">
-    <w:name w:val="annotation text"/>
-    <w:basedOn w:val="1"/>
-    <w:qFormat/>
-    <w:uiPriority w:val="0"/>
-    <w:pPr>
-      <w:jc w:val="left"/>
-    </w:pPr>
-  </w:style>
-  <w:style w:type="paragraph" w:styleId="27">
-    <w:name w:val="annotation subject"/>
-    <w:basedOn w:val="26"/>
-    <w:next w:val="26"/>
-    <w:qFormat/>
-    <w:uiPriority w:val="0"/>
-    <w:rPr>
-      <w:b/>
-      <w:bCs/>
-    </w:rPr>
-  </w:style>
-  <w:style w:type="paragraph" w:styleId="28">
     <w:name w:val="Date"/>
     <w:basedOn w:val="1"/>
     <w:next w:val="1"/>
@@ -1968,31 +1510,13 @@
       <w:ind w:left="100" w:leftChars="2500"/>
     </w:pPr>
   </w:style>
-  <w:style w:type="paragraph" w:styleId="29">
-    <w:name w:val="Document Map"/>
-    <w:basedOn w:val="1"/>
-    <w:qFormat/>
-    <w:uiPriority w:val="0"/>
-    <w:pPr>
-      <w:shd w:val="clear" w:color="auto" w:fill="000080"/>
-    </w:pPr>
-  </w:style>
-  <w:style w:type="paragraph" w:styleId="30">
+  <w:style w:type="paragraph" w:styleId="14">
     <w:name w:val="E-mail Signature"/>
     <w:basedOn w:val="1"/>
+    <w:qFormat/>
     <w:uiPriority w:val="0"/>
   </w:style>
-  <w:style w:type="character" w:styleId="31">
-    <w:name w:val="Emphasis"/>
-    <w:basedOn w:val="11"/>
-    <w:qFormat/>
-    <w:uiPriority w:val="0"/>
-    <w:rPr>
-      <w:i/>
-      <w:iCs/>
-    </w:rPr>
-  </w:style>
-  <w:style w:type="character" w:styleId="32">
+  <w:style w:type="character" w:styleId="15">
     <w:name w:val="endnote reference"/>
     <w:qFormat/>
     <w:uiPriority w:val="0"/>
@@ -2001,54 +1525,7 @@
       <w:vertAlign w:val="superscript"/>
     </w:rPr>
   </w:style>
-  <w:style w:type="paragraph" w:styleId="33">
-    <w:name w:val="endnote text"/>
-    <w:basedOn w:val="1"/>
-    <w:uiPriority w:val="0"/>
-    <w:pPr>
-      <w:snapToGrid w:val="0"/>
-      <w:jc w:val="left"/>
-    </w:pPr>
-  </w:style>
-  <w:style w:type="paragraph" w:styleId="34">
-    <w:name w:val="envelope address"/>
-    <w:basedOn w:val="1"/>
-    <w:qFormat/>
-    <w:uiPriority w:val="0"/>
-    <w:pPr>
-      <w:framePr w:w="7920" w:h="1980" w:hRule="exact" w:hSpace="180" w:wrap="auto" w:vAnchor="margin" w:hAnchor="page" w:xAlign="center" w:yAlign="bottom"/>
-      <w:snapToGrid w:val="0"/>
-      <w:ind w:left="100" w:leftChars="1400"/>
-    </w:pPr>
-    <w:rPr>
-      <w:rFonts w:ascii="Arial" w:hAnsi="Arial" w:cs="Arial"/>
-      <w:sz w:val="24"/>
-      <w:szCs w:val="24"/>
-    </w:rPr>
-  </w:style>
-  <w:style w:type="paragraph" w:styleId="35">
-    <w:name w:val="envelope return"/>
-    <w:basedOn w:val="1"/>
-    <w:qFormat/>
-    <w:uiPriority w:val="0"/>
-    <w:pPr>
-      <w:snapToGrid w:val="0"/>
-    </w:pPr>
-    <w:rPr>
-      <w:rFonts w:ascii="Arial" w:hAnsi="Arial" w:cs="Arial"/>
-    </w:rPr>
-  </w:style>
-  <w:style w:type="character" w:styleId="36">
-    <w:name w:val="FollowedHyperlink"/>
-    <w:basedOn w:val="11"/>
-    <w:uiPriority w:val="0"/>
-    <w:rPr>
-      <w:i/>
-      <w:color w:val="800080"/>
-      <w:u w:val="single"/>
-    </w:rPr>
-  </w:style>
-  <w:style w:type="paragraph" w:styleId="37">
+  <w:style w:type="paragraph" w:styleId="16">
     <w:name w:val="footer"/>
     <w:basedOn w:val="1"/>
     <w:qFormat/>
@@ -2057,6 +1534,7 @@
       <w:tabs>
         <w:tab w:val="center" w:pos="4153"/>
         <w:tab w:val="right" w:pos="8306"/>
+        <w:tab w:val="clear" w:pos="210"/>
       </w:tabs>
       <w:snapToGrid w:val="0"/>
       <w:jc w:val="left"/>
@@ -2066,52 +1544,7 @@
       <w:szCs w:val="18"/>
     </w:rPr>
   </w:style>
-  <w:style w:type="character" w:styleId="38">
-    <w:name w:val="footnote reference"/>
-    <w:basedOn w:val="11"/>
-    <w:qFormat/>
-    <w:uiPriority w:val="0"/>
-    <w:rPr>
-      <w:vertAlign w:val="superscript"/>
-    </w:rPr>
-  </w:style>
-  <w:style w:type="paragraph" w:styleId="39">
-    <w:name w:val="footnote text"/>
-    <w:basedOn w:val="1"/>
-    <w:qFormat/>
-    <w:uiPriority w:val="0"/>
-    <w:pPr>
-      <w:snapToGrid w:val="0"/>
-      <w:jc w:val="left"/>
-    </w:pPr>
-    <w:rPr>
-      <w:sz w:val="18"/>
-      <w:szCs w:val="18"/>
-    </w:rPr>
-  </w:style>
-  <w:style w:type="paragraph" w:styleId="40">
-    <w:name w:val="header"/>
-    <w:basedOn w:val="1"/>
-    <w:qFormat/>
-    <w:uiPriority w:val="0"/>
-    <w:pPr>
-      <w:tabs>
-        <w:tab w:val="center" w:pos="4153"/>
-        <w:tab w:val="right" w:pos="8306"/>
-      </w:tabs>
-      <w:snapToGrid w:val="0"/>
-    </w:pPr>
-    <w:rPr>
-      <w:sz w:val="18"/>
-      <w:szCs w:val="18"/>
-    </w:rPr>
-  </w:style>
-  <w:style w:type="character" w:styleId="41">
-    <w:name w:val="HTML Acronym"/>
-    <w:basedOn w:val="11"/>
-    <w:uiPriority w:val="0"/>
-  </w:style>
-  <w:style w:type="paragraph" w:styleId="42">
+  <w:style w:type="paragraph" w:styleId="17">
     <w:name w:val="HTML Address"/>
     <w:basedOn w:val="1"/>
     <w:qFormat/>
@@ -2121,84 +1554,7 @@
       <w:iCs/>
     </w:rPr>
   </w:style>
-  <w:style w:type="character" w:styleId="43">
-    <w:name w:val="HTML Cite"/>
-    <w:basedOn w:val="11"/>
-    <w:qFormat/>
-    <w:uiPriority w:val="0"/>
-    <w:rPr>
-      <w:i/>
-      <w:iCs/>
-    </w:rPr>
-  </w:style>
-  <w:style w:type="character" w:styleId="44">
-    <w:name w:val="HTML Code"/>
-    <w:basedOn w:val="11"/>
-    <w:uiPriority w:val="0"/>
-    <w:rPr>
-      <w:rFonts w:ascii="Courier New" w:hAnsi="Courier New" w:cs="Courier New"/>
-      <w:sz w:val="20"/>
-      <w:szCs w:val="20"/>
-    </w:rPr>
-  </w:style>
-  <w:style w:type="character" w:styleId="45">
-    <w:name w:val="HTML Definition"/>
-    <w:basedOn w:val="11"/>
-    <w:uiPriority w:val="0"/>
-    <w:rPr>
-      <w:i/>
-      <w:iCs/>
-    </w:rPr>
-  </w:style>
-  <w:style w:type="character" w:styleId="46">
-    <w:name w:val="HTML Keyboard"/>
-    <w:basedOn w:val="11"/>
-    <w:uiPriority w:val="0"/>
-    <w:rPr>
-      <w:rFonts w:ascii="Courier New" w:hAnsi="Courier New" w:cs="Courier New"/>
-      <w:sz w:val="20"/>
-      <w:szCs w:val="20"/>
-    </w:rPr>
-  </w:style>
-  <w:style w:type="paragraph" w:styleId="47">
-    <w:name w:val="HTML Preformatted"/>
-    <w:basedOn w:val="1"/>
-    <w:qFormat/>
-    <w:uiPriority w:val="0"/>
-    <w:rPr>
-      <w:rFonts w:ascii="Courier New" w:hAnsi="Courier New" w:cs="Courier New"/>
-      <w:sz w:val="20"/>
-    </w:rPr>
-  </w:style>
-  <w:style w:type="character" w:styleId="48">
-    <w:name w:val="HTML Sample"/>
-    <w:basedOn w:val="11"/>
-    <w:uiPriority w:val="0"/>
-    <w:rPr>
-      <w:rFonts w:ascii="Courier New" w:hAnsi="Courier New" w:cs="Courier New"/>
-    </w:rPr>
-  </w:style>
-  <w:style w:type="character" w:styleId="49">
-    <w:name w:val="HTML Typewriter"/>
-    <w:basedOn w:val="11"/>
-    <w:qFormat/>
-    <w:uiPriority w:val="0"/>
-    <w:rPr>
-      <w:rFonts w:ascii="Courier New" w:hAnsi="Courier New" w:cs="Courier New"/>
-      <w:sz w:val="20"/>
-      <w:szCs w:val="20"/>
-    </w:rPr>
-  </w:style>
-  <w:style w:type="character" w:styleId="50">
-    <w:name w:val="HTML Variable"/>
-    <w:basedOn w:val="11"/>
-    <w:uiPriority w:val="0"/>
-    <w:rPr>
-      <w:i/>
-      <w:iCs/>
-    </w:rPr>
-  </w:style>
-  <w:style w:type="character" w:styleId="51">
+  <w:style w:type="character" w:styleId="18">
     <w:name w:val="Hyperlink"/>
     <w:basedOn w:val="11"/>
     <w:qFormat/>
@@ -2210,99 +1566,9 @@
       <w:u w:val="single"/>
     </w:rPr>
   </w:style>
-  <w:style w:type="paragraph" w:styleId="52">
-    <w:name w:val="index 1"/>
-    <w:basedOn w:val="1"/>
-    <w:next w:val="1"/>
-    <w:qFormat/>
-    <w:uiPriority w:val="0"/>
-  </w:style>
-  <w:style w:type="paragraph" w:styleId="53">
-    <w:name w:val="index 2"/>
-    <w:basedOn w:val="1"/>
-    <w:next w:val="1"/>
-    <w:qFormat/>
-    <w:uiPriority w:val="0"/>
-    <w:pPr>
-      <w:ind w:left="200" w:leftChars="200"/>
-    </w:pPr>
-  </w:style>
-  <w:style w:type="paragraph" w:styleId="54">
-    <w:name w:val="index 3"/>
-    <w:basedOn w:val="1"/>
-    <w:next w:val="1"/>
-    <w:link w:val="251"/>
-    <w:qFormat/>
-    <w:uiPriority w:val="0"/>
-    <w:pPr>
-      <w:ind w:left="400" w:leftChars="400"/>
-    </w:pPr>
-  </w:style>
-  <w:style w:type="paragraph" w:styleId="55">
-    <w:name w:val="index 4"/>
-    <w:basedOn w:val="1"/>
-    <w:next w:val="1"/>
-    <w:link w:val="252"/>
-    <w:qFormat/>
-    <w:uiPriority w:val="0"/>
-    <w:pPr>
-      <w:ind w:left="600" w:leftChars="600"/>
-    </w:pPr>
-  </w:style>
-  <w:style w:type="paragraph" w:styleId="56">
-    <w:name w:val="index 5"/>
-    <w:basedOn w:val="1"/>
-    <w:next w:val="1"/>
-    <w:qFormat/>
-    <w:uiPriority w:val="0"/>
-    <w:pPr>
-      <w:ind w:left="800" w:leftChars="800"/>
-    </w:pPr>
-  </w:style>
-  <w:style w:type="paragraph" w:styleId="57">
-    <w:name w:val="index 6"/>
-    <w:basedOn w:val="1"/>
-    <w:next w:val="1"/>
-    <w:qFormat/>
-    <w:uiPriority w:val="0"/>
-    <w:pPr>
-      <w:ind w:left="1000" w:leftChars="1000"/>
-    </w:pPr>
-  </w:style>
-  <w:style w:type="paragraph" w:styleId="58">
-    <w:name w:val="index 7"/>
-    <w:basedOn w:val="1"/>
-    <w:next w:val="1"/>
-    <w:qFormat/>
-    <w:uiPriority w:val="0"/>
-    <w:pPr>
-      <w:ind w:left="1200" w:leftChars="1200"/>
-    </w:pPr>
-  </w:style>
-  <w:style w:type="paragraph" w:styleId="59">
-    <w:name w:val="index 8"/>
-    <w:basedOn w:val="1"/>
-    <w:next w:val="1"/>
-    <w:qFormat/>
-    <w:uiPriority w:val="0"/>
-    <w:pPr>
-      <w:ind w:left="1400" w:leftChars="1400"/>
-    </w:pPr>
-  </w:style>
-  <w:style w:type="paragraph" w:styleId="60">
-    <w:name w:val="index 9"/>
-    <w:basedOn w:val="1"/>
-    <w:next w:val="1"/>
-    <w:qFormat/>
-    <w:uiPriority w:val="0"/>
-    <w:pPr>
-      <w:ind w:left="1600" w:leftChars="1600"/>
-    </w:pPr>
-  </w:style>
-  <w:style w:type="paragraph" w:styleId="61">
+  <w:style w:type="paragraph" w:styleId="19">
     <w:name w:val="index heading"/>
     <w:basedOn w:val="1"/>
-    <w:next w:val="52"/>
     <w:qFormat/>
     <w:uiPriority w:val="0"/>
     <w:rPr>
@@ -2311,283 +1577,12 @@
       <w:bCs/>
     </w:rPr>
   </w:style>
-  <w:style w:type="character" w:styleId="62">
+  <w:style w:type="character" w:styleId="20">
     <w:name w:val="line number"/>
     <w:basedOn w:val="11"/>
     <w:uiPriority w:val="0"/>
   </w:style>
-  <w:style w:type="paragraph" w:styleId="63">
-    <w:name w:val="List"/>
-    <w:basedOn w:val="1"/>
-    <w:uiPriority w:val="0"/>
-    <w:pPr>
-      <w:ind w:left="200" w:hanging="200" w:hangingChars="200"/>
-    </w:pPr>
-  </w:style>
-  <w:style w:type="paragraph" w:styleId="64">
-    <w:name w:val="List 2"/>
-    <w:basedOn w:val="1"/>
-    <w:qFormat/>
-    <w:uiPriority w:val="0"/>
-    <w:pPr>
-      <w:ind w:left="100" w:leftChars="200" w:hanging="200" w:hangingChars="200"/>
-    </w:pPr>
-  </w:style>
-  <w:style w:type="paragraph" w:styleId="65">
-    <w:name w:val="List 3"/>
-    <w:basedOn w:val="1"/>
-    <w:qFormat/>
-    <w:uiPriority w:val="0"/>
-    <w:pPr>
-      <w:ind w:left="100" w:leftChars="400" w:hanging="200" w:hangingChars="200"/>
-    </w:pPr>
-  </w:style>
-  <w:style w:type="paragraph" w:styleId="66">
-    <w:name w:val="List 4"/>
-    <w:basedOn w:val="1"/>
-    <w:qFormat/>
-    <w:uiPriority w:val="0"/>
-    <w:pPr>
-      <w:ind w:left="100" w:leftChars="600" w:hanging="200" w:hangingChars="200"/>
-    </w:pPr>
-  </w:style>
-  <w:style w:type="paragraph" w:styleId="67">
-    <w:name w:val="List 5"/>
-    <w:basedOn w:val="1"/>
-    <w:qFormat/>
-    <w:uiPriority w:val="0"/>
-    <w:pPr>
-      <w:ind w:left="100" w:leftChars="800" w:hanging="200" w:hangingChars="200"/>
-    </w:pPr>
-  </w:style>
-  <w:style w:type="paragraph" w:styleId="68">
-    <w:name w:val="List Bullet"/>
-    <w:basedOn w:val="1"/>
-    <w:qFormat/>
-    <w:uiPriority w:val="0"/>
-    <w:pPr>
-      <w:numPr>
-        <w:ilvl w:val="0"/>
-        <w:numId w:val="2"/>
-      </w:numPr>
-    </w:pPr>
-  </w:style>
-  <w:style w:type="paragraph" w:styleId="69">
-    <w:name w:val="List Bullet 2"/>
-    <w:basedOn w:val="1"/>
-    <w:uiPriority w:val="0"/>
-    <w:pPr>
-      <w:numPr>
-        <w:ilvl w:val="0"/>
-        <w:numId w:val="3"/>
-      </w:numPr>
-    </w:pPr>
-  </w:style>
-  <w:style w:type="paragraph" w:styleId="70">
-    <w:name w:val="List Bullet 3"/>
-    <w:basedOn w:val="1"/>
-    <w:qFormat/>
-    <w:uiPriority w:val="0"/>
-    <w:pPr>
-      <w:numPr>
-        <w:ilvl w:val="0"/>
-        <w:numId w:val="4"/>
-      </w:numPr>
-    </w:pPr>
-  </w:style>
-  <w:style w:type="paragraph" w:styleId="71">
-    <w:name w:val="List Bullet 4"/>
-    <w:basedOn w:val="1"/>
-    <w:qFormat/>
-    <w:uiPriority w:val="0"/>
-    <w:pPr>
-      <w:numPr>
-        <w:ilvl w:val="0"/>
-        <w:numId w:val="5"/>
-      </w:numPr>
-    </w:pPr>
-  </w:style>
-  <w:style w:type="paragraph" w:styleId="72">
-    <w:name w:val="List Bullet 5"/>
-    <w:basedOn w:val="1"/>
-    <w:qFormat/>
-    <w:uiPriority w:val="0"/>
-    <w:pPr>
-      <w:numPr>
-        <w:ilvl w:val="0"/>
-        <w:numId w:val="6"/>
-      </w:numPr>
-    </w:pPr>
-  </w:style>
-  <w:style w:type="paragraph" w:styleId="73">
-    <w:name w:val="List Continue"/>
-    <w:basedOn w:val="1"/>
-    <w:uiPriority w:val="0"/>
-    <w:pPr>
-      <w:spacing w:after="120"/>
-      <w:ind w:left="420" w:leftChars="200"/>
-    </w:pPr>
-  </w:style>
-  <w:style w:type="paragraph" w:styleId="74">
-    <w:name w:val="List Continue 2"/>
-    <w:basedOn w:val="1"/>
-    <w:qFormat/>
-    <w:uiPriority w:val="0"/>
-    <w:pPr>
-      <w:spacing w:after="120"/>
-      <w:ind w:left="840" w:leftChars="400"/>
-    </w:pPr>
-  </w:style>
-  <w:style w:type="paragraph" w:styleId="75">
-    <w:name w:val="List Continue 3"/>
-    <w:basedOn w:val="1"/>
-    <w:qFormat/>
-    <w:uiPriority w:val="0"/>
-    <w:pPr>
-      <w:spacing w:after="120"/>
-      <w:ind w:left="1260" w:leftChars="600"/>
-    </w:pPr>
-  </w:style>
-  <w:style w:type="paragraph" w:styleId="76">
-    <w:name w:val="List Continue 4"/>
-    <w:basedOn w:val="1"/>
-    <w:qFormat/>
-    <w:uiPriority w:val="0"/>
-    <w:pPr>
-      <w:spacing w:after="120"/>
-      <w:ind w:left="1680" w:leftChars="800"/>
-    </w:pPr>
-  </w:style>
-  <w:style w:type="paragraph" w:styleId="77">
-    <w:name w:val="List Continue 5"/>
-    <w:basedOn w:val="1"/>
-    <w:uiPriority w:val="0"/>
-    <w:pPr>
-      <w:spacing w:after="120"/>
-      <w:ind w:left="2100" w:leftChars="1000"/>
-    </w:pPr>
-  </w:style>
-  <w:style w:type="paragraph" w:styleId="78">
-    <w:name w:val="List Number"/>
-    <w:basedOn w:val="1"/>
-    <w:qFormat/>
-    <w:uiPriority w:val="0"/>
-    <w:pPr>
-      <w:numPr>
-        <w:ilvl w:val="0"/>
-        <w:numId w:val="7"/>
-      </w:numPr>
-    </w:pPr>
-  </w:style>
-  <w:style w:type="paragraph" w:styleId="79">
-    <w:name w:val="List Number 2"/>
-    <w:basedOn w:val="1"/>
-    <w:qFormat/>
-    <w:uiPriority w:val="0"/>
-    <w:pPr>
-      <w:numPr>
-        <w:ilvl w:val="0"/>
-        <w:numId w:val="8"/>
-      </w:numPr>
-    </w:pPr>
-  </w:style>
-  <w:style w:type="paragraph" w:styleId="80">
-    <w:name w:val="List Number 3"/>
-    <w:basedOn w:val="1"/>
-    <w:uiPriority w:val="0"/>
-    <w:pPr>
-      <w:numPr>
-        <w:ilvl w:val="0"/>
-        <w:numId w:val="9"/>
-      </w:numPr>
-    </w:pPr>
-  </w:style>
-  <w:style w:type="paragraph" w:styleId="81">
-    <w:name w:val="List Number 4"/>
-    <w:basedOn w:val="1"/>
-    <w:qFormat/>
-    <w:uiPriority w:val="0"/>
-    <w:pPr>
-      <w:numPr>
-        <w:ilvl w:val="0"/>
-        <w:numId w:val="10"/>
-      </w:numPr>
-    </w:pPr>
-  </w:style>
-  <w:style w:type="paragraph" w:styleId="82">
-    <w:name w:val="List Number 5"/>
-    <w:basedOn w:val="1"/>
-    <w:qFormat/>
-    <w:uiPriority w:val="0"/>
-    <w:pPr>
-      <w:numPr>
-        <w:ilvl w:val="0"/>
-        <w:numId w:val="11"/>
-      </w:numPr>
-    </w:pPr>
-  </w:style>
-  <w:style w:type="paragraph" w:styleId="83">
-    <w:name w:val="macro"/>
-    <w:qFormat/>
-    <w:uiPriority w:val="0"/>
-    <w:pPr>
-      <w:widowControl w:val="0"/>
-      <w:tabs>
-        <w:tab w:val="left" w:pos="480"/>
-        <w:tab w:val="left" w:pos="960"/>
-        <w:tab w:val="left" w:pos="1440"/>
-        <w:tab w:val="left" w:pos="1920"/>
-        <w:tab w:val="left" w:pos="2400"/>
-        <w:tab w:val="left" w:pos="2880"/>
-        <w:tab w:val="left" w:pos="3360"/>
-        <w:tab w:val="left" w:pos="3840"/>
-        <w:tab w:val="left" w:pos="4320"/>
-      </w:tabs>
-      <w:kinsoku w:val="0"/>
-      <w:overflowPunct w:val="0"/>
-      <w:autoSpaceDE w:val="0"/>
-      <w:autoSpaceDN w:val="0"/>
-      <w:snapToGrid w:val="0"/>
-    </w:pPr>
-    <w:rPr>
-      <w:rFonts w:ascii="Courier New" w:hAnsi="Courier New" w:cs="Courier New" w:eastAsiaTheme="minorEastAsia"/>
-      <w:kern w:val="2"/>
-      <w:sz w:val="24"/>
-      <w:szCs w:val="24"/>
-      <w:lang w:val="en-US" w:eastAsia="zh-CN" w:bidi="ar-SA"/>
-    </w:rPr>
-  </w:style>
-  <w:style w:type="paragraph" w:styleId="84">
-    <w:name w:val="Message Header"/>
-    <w:basedOn w:val="1"/>
-    <w:uiPriority w:val="0"/>
-    <w:pPr>
-      <w:pBdr>
-        <w:top w:val="single" w:color="auto" w:sz="6" w:space="1"/>
-        <w:left w:val="single" w:color="auto" w:sz="6" w:space="1"/>
-        <w:bottom w:val="single" w:color="auto" w:sz="6" w:space="1"/>
-        <w:right w:val="single" w:color="auto" w:sz="6" w:space="1"/>
-      </w:pBdr>
-      <w:shd w:val="pct20" w:color="auto" w:fill="auto"/>
-      <w:ind w:left="1080" w:leftChars="500" w:hanging="1080" w:hangingChars="500"/>
-    </w:pPr>
-    <w:rPr>
-      <w:rFonts w:ascii="Arial" w:hAnsi="Arial" w:cs="Arial"/>
-      <w:sz w:val="24"/>
-      <w:szCs w:val="24"/>
-    </w:rPr>
-  </w:style>
-  <w:style w:type="paragraph" w:styleId="85">
-    <w:name w:val="Normal (Web)"/>
-    <w:basedOn w:val="1"/>
-    <w:qFormat/>
-    <w:uiPriority w:val="0"/>
-    <w:rPr>
-      <w:sz w:val="24"/>
-      <w:szCs w:val="24"/>
-    </w:rPr>
-  </w:style>
-  <w:style w:type="paragraph" w:styleId="86">
+  <w:style w:type="paragraph" w:styleId="21">
     <w:name w:val="Normal Indent"/>
     <w:basedOn w:val="1"/>
     <w:qFormat/>
@@ -2596,7 +1591,7 @@
       <w:ind w:firstLine="420" w:firstLineChars="200"/>
     </w:pPr>
   </w:style>
-  <w:style w:type="paragraph" w:styleId="87">
+  <w:style w:type="paragraph" w:styleId="22">
     <w:name w:val="Note Heading"/>
     <w:basedOn w:val="1"/>
     <w:next w:val="1"/>
@@ -2606,39 +1601,13 @@
       <w:jc w:val="center"/>
     </w:pPr>
   </w:style>
-  <w:style w:type="character" w:styleId="88">
+  <w:style w:type="character" w:styleId="23">
     <w:name w:val="page number"/>
     <w:basedOn w:val="11"/>
     <w:qFormat/>
     <w:uiPriority w:val="0"/>
   </w:style>
-  <w:style w:type="paragraph" w:styleId="89">
-    <w:name w:val="Plain Text"/>
-    <w:basedOn w:val="1"/>
-    <w:qFormat/>
-    <w:uiPriority w:val="0"/>
-    <w:rPr>
-      <w:rFonts w:ascii="SimSun" w:hAnsi="Courier New" w:cs="Courier New"/>
-      <w:szCs w:val="21"/>
-    </w:rPr>
-  </w:style>
-  <w:style w:type="paragraph" w:styleId="90">
-    <w:name w:val="Salutation"/>
-    <w:basedOn w:val="1"/>
-    <w:next w:val="1"/>
-    <w:qFormat/>
-    <w:uiPriority w:val="0"/>
-  </w:style>
-  <w:style w:type="paragraph" w:styleId="91">
-    <w:name w:val="Signature"/>
-    <w:basedOn w:val="1"/>
-    <w:qFormat/>
-    <w:uiPriority w:val="0"/>
-    <w:pPr>
-      <w:ind w:left="100" w:leftChars="2100"/>
-    </w:pPr>
-  </w:style>
-  <w:style w:type="character" w:styleId="92">
+  <w:style w:type="character" w:styleId="24">
     <w:name w:val="Strong"/>
     <w:basedOn w:val="11"/>
     <w:qFormat/>
@@ -2648,7 +1617,7 @@
       <w:bCs/>
     </w:rPr>
   </w:style>
-  <w:style w:type="paragraph" w:styleId="93">
+  <w:style w:type="paragraph" w:styleId="25">
     <w:name w:val="Subtitle"/>
     <w:basedOn w:val="1"/>
     <w:qFormat/>
@@ -2667,7 +1636,7 @@
       <w:szCs w:val="32"/>
     </w:rPr>
   </w:style>
-  <w:style w:type="table" w:styleId="94">
+  <w:style w:type="table" w:styleId="26">
     <w:name w:val="Table 3D effects 1"/>
     <w:basedOn w:val="12"/>
     <w:qFormat/>
@@ -2777,7 +1746,7 @@
       </w:tcPr>
     </w:tblStylePr>
   </w:style>
-  <w:style w:type="table" w:styleId="95">
+  <w:style w:type="table" w:styleId="27">
     <w:name w:val="Table 3D effects 2"/>
     <w:basedOn w:val="12"/>
     <w:qFormat/>
@@ -2852,7 +1821,7 @@
       </w:tcPr>
     </w:tblStylePr>
   </w:style>
-  <w:style w:type="table" w:styleId="96">
+  <w:style w:type="table" w:styleId="28">
     <w:name w:val="Table 3D effects 3"/>
     <w:basedOn w:val="12"/>
     <w:qFormat/>
@@ -2943,7 +1912,7 @@
       </w:tcPr>
     </w:tblStylePr>
   </w:style>
-  <w:style w:type="table" w:styleId="97">
+  <w:style w:type="table" w:styleId="29">
     <w:name w:val="Table Classic 1"/>
     <w:basedOn w:val="12"/>
     <w:qFormat/>
@@ -3027,7 +1996,7 @@
       </w:tcPr>
     </w:tblStylePr>
   </w:style>
-  <w:style w:type="table" w:styleId="98">
+  <w:style w:type="table" w:styleId="30">
     <w:name w:val="Table Classic 2"/>
     <w:basedOn w:val="12"/>
     <w:uiPriority w:val="0"/>
@@ -3118,7 +2087,7 @@
       </w:tcPr>
     </w:tblStylePr>
   </w:style>
-  <w:style w:type="table" w:styleId="99">
+  <w:style w:type="table" w:styleId="31">
     <w:name w:val="Table Classic 3"/>
     <w:basedOn w:val="12"/>
     <w:uiPriority w:val="0"/>
@@ -3187,7 +2156,7 @@
       </w:tcPr>
     </w:tblStylePr>
   </w:style>
-  <w:style w:type="table" w:styleId="100">
+  <w:style w:type="table" w:styleId="32">
     <w:name w:val="Table Classic 4"/>
     <w:basedOn w:val="12"/>
     <w:qFormat/>
@@ -3278,7 +2247,7 @@
       </w:tcPr>
     </w:tblStylePr>
   </w:style>
-  <w:style w:type="table" w:styleId="101">
+  <w:style w:type="table" w:styleId="33">
     <w:name w:val="Table Colorful 1"/>
     <w:basedOn w:val="12"/>
     <w:qFormat/>
@@ -3360,7 +2329,7 @@
       </w:tcPr>
     </w:tblStylePr>
   </w:style>
-  <w:style w:type="table" w:styleId="102">
+  <w:style w:type="table" w:styleId="34">
     <w:name w:val="Table Colorful 2"/>
     <w:basedOn w:val="12"/>
     <w:qFormat/>
@@ -3436,7 +2405,7 @@
       </w:tcPr>
     </w:tblStylePr>
   </w:style>
-  <w:style w:type="table" w:styleId="103">
+  <w:style w:type="table" w:styleId="35">
     <w:name w:val="Table Colorful 3"/>
     <w:basedOn w:val="12"/>
     <w:qFormat/>
@@ -3496,7 +2465,7 @@
       </w:tcPr>
     </w:tblStylePr>
   </w:style>
-  <w:style w:type="table" w:styleId="104">
+  <w:style w:type="table" w:styleId="36">
     <w:name w:val="Table Columns 1"/>
     <w:basedOn w:val="12"/>
     <w:qFormat/>
@@ -3615,7 +2584,7 @@
       </w:tcPr>
     </w:tblStylePr>
   </w:style>
-  <w:style w:type="table" w:styleId="105">
+  <w:style w:type="table" w:styleId="37">
     <w:name w:val="Table Columns 2"/>
     <w:basedOn w:val="12"/>
     <w:qFormat/>
@@ -3729,7 +2698,7 @@
       </w:tcPr>
     </w:tblStylePr>
   </w:style>
-  <w:style w:type="table" w:styleId="106">
+  <w:style w:type="table" w:styleId="38">
     <w:name w:val="Table Columns 3"/>
     <w:basedOn w:val="12"/>
     <w:qFormat/>
@@ -3836,7 +2805,7 @@
       </w:tcPr>
     </w:tblStylePr>
   </w:style>
-  <w:style w:type="table" w:styleId="107">
+  <w:style w:type="table" w:styleId="39">
     <w:name w:val="Table Columns 4"/>
     <w:basedOn w:val="12"/>
     <w:qFormat/>
@@ -3906,7 +2875,7 @@
       </w:tcPr>
     </w:tblStylePr>
   </w:style>
-  <w:style w:type="table" w:styleId="108">
+  <w:style w:type="table" w:styleId="40">
     <w:name w:val="Table Columns 5"/>
     <w:basedOn w:val="12"/>
     <w:qFormat/>
@@ -3995,7 +2964,7 @@
       </w:rPr>
     </w:tblStylePr>
   </w:style>
-  <w:style w:type="table" w:styleId="109">
+  <w:style w:type="table" w:styleId="41">
     <w:name w:val="Table Contemporary"/>
     <w:basedOn w:val="12"/>
     <w:uiPriority w:val="0"/>
@@ -4051,7 +3020,7 @@
       </w:tcPr>
     </w:tblStylePr>
   </w:style>
-  <w:style w:type="table" w:styleId="110">
+  <w:style w:type="table" w:styleId="42">
     <w:name w:val="Table Elegant"/>
     <w:basedOn w:val="12"/>
     <w:qFormat/>
@@ -4087,7 +3056,7 @@
       </w:tcPr>
     </w:tblStylePr>
   </w:style>
-  <w:style w:type="table" w:styleId="111">
+  <w:style w:type="table" w:styleId="43">
     <w:name w:val="Table Grid"/>
     <w:basedOn w:val="12"/>
     <w:qFormat/>
@@ -4107,7 +3076,7 @@
       </w:tblBorders>
     </w:tblPr>
   </w:style>
-  <w:style w:type="table" w:styleId="112">
+  <w:style w:type="table" w:styleId="44">
     <w:name w:val="Table Grid 1"/>
     <w:basedOn w:val="12"/>
     <w:uiPriority w:val="0"/>
@@ -4164,7 +3133,7 @@
       </w:tcPr>
     </w:tblStylePr>
   </w:style>
-  <w:style w:type="table" w:styleId="113">
+  <w:style w:type="table" w:styleId="45">
     <w:name w:val="Table Grid 2"/>
     <w:basedOn w:val="12"/>
     <w:qFormat/>
@@ -4236,7 +3205,7 @@
       </w:tcPr>
     </w:tblStylePr>
   </w:style>
-  <w:style w:type="table" w:styleId="114">
+  <w:style w:type="table" w:styleId="46">
     <w:name w:val="Table Grid 3"/>
     <w:basedOn w:val="12"/>
     <w:qFormat/>
@@ -4304,7 +3273,7 @@
       </w:tcPr>
     </w:tblStylePr>
   </w:style>
-  <w:style w:type="table" w:styleId="115">
+  <w:style w:type="table" w:styleId="47">
     <w:name w:val="Table Grid 4"/>
     <w:basedOn w:val="12"/>
     <w:qFormat/>
@@ -4369,7 +3338,7 @@
       </w:tcPr>
     </w:tblStylePr>
   </w:style>
-  <w:style w:type="table" w:styleId="116">
+  <w:style w:type="table" w:styleId="48">
     <w:name w:val="Table Grid 5"/>
     <w:basedOn w:val="12"/>
     <w:qFormat/>
@@ -4437,7 +3406,7 @@
       </w:tcPr>
     </w:tblStylePr>
   </w:style>
-  <w:style w:type="table" w:styleId="117">
+  <w:style w:type="table" w:styleId="49">
     <w:name w:val="Table Grid 6"/>
     <w:basedOn w:val="12"/>
     <w:qFormat/>
@@ -4508,7 +3477,7 @@
       </w:tcPr>
     </w:tblStylePr>
   </w:style>
-  <w:style w:type="table" w:styleId="118">
+  <w:style w:type="table" w:styleId="50">
     <w:name w:val="Table Grid 7"/>
     <w:basedOn w:val="12"/>
     <w:uiPriority w:val="0"/>
@@ -4597,7 +3566,7 @@
       </w:tcPr>
     </w:tblStylePr>
   </w:style>
-  <w:style w:type="table" w:styleId="119">
+  <w:style w:type="table" w:styleId="51">
     <w:name w:val="Table Grid 8"/>
     <w:basedOn w:val="12"/>
     <w:qFormat/>
@@ -4663,7 +3632,7 @@
       </w:tcPr>
     </w:tblStylePr>
   </w:style>
-  <w:style w:type="table" w:styleId="120">
+  <w:style w:type="table" w:styleId="52">
     <w:name w:val="Table List 1"/>
     <w:basedOn w:val="12"/>
     <w:qFormat/>
@@ -4747,7 +3716,7 @@
       </w:tcPr>
     </w:tblStylePr>
   </w:style>
-  <w:style w:type="table" w:styleId="121">
+  <w:style w:type="table" w:styleId="53">
     <w:name w:val="Table List 2"/>
     <w:basedOn w:val="12"/>
     <w:uiPriority w:val="0"/>
@@ -4825,7 +3794,7 @@
       </w:tcPr>
     </w:tblStylePr>
   </w:style>
-  <w:style w:type="table" w:styleId="122">
+  <w:style w:type="table" w:styleId="54">
     <w:name w:val="Table List 3"/>
     <w:basedOn w:val="12"/>
     <w:qFormat/>
@@ -4884,7 +3853,7 @@
       </w:tcPr>
     </w:tblStylePr>
   </w:style>
-  <w:style w:type="table" w:styleId="123">
+  <w:style w:type="table" w:styleId="55">
     <w:name w:val="Table List 4"/>
     <w:basedOn w:val="12"/>
     <w:qFormat/>
@@ -4922,7 +3891,7 @@
       </w:tcPr>
     </w:tblStylePr>
   </w:style>
-  <w:style w:type="table" w:styleId="124">
+  <w:style w:type="table" w:styleId="56">
     <w:name w:val="Table List 5"/>
     <w:basedOn w:val="12"/>
     <w:uiPriority w:val="0"/>
@@ -4970,7 +3939,7 @@
       </w:tcPr>
     </w:tblStylePr>
   </w:style>
-  <w:style w:type="table" w:styleId="125">
+  <w:style w:type="table" w:styleId="57">
     <w:name w:val="Table List 6"/>
     <w:basedOn w:val="12"/>
     <w:uiPriority w:val="0"/>
@@ -5037,7 +4006,7 @@
       </w:tcPr>
     </w:tblStylePr>
   </w:style>
-  <w:style w:type="table" w:styleId="126">
+  <w:style w:type="table" w:styleId="58">
     <w:name w:val="Table List 7"/>
     <w:basedOn w:val="12"/>
     <w:uiPriority w:val="0"/>
@@ -5133,7 +4102,7 @@
       </w:tcPr>
     </w:tblStylePr>
   </w:style>
-  <w:style w:type="table" w:styleId="127">
+  <w:style w:type="table" w:styleId="59">
     <w:name w:val="Table List 8"/>
     <w:basedOn w:val="12"/>
     <w:qFormat/>
@@ -5241,7 +4210,7 @@
       </w:tcPr>
     </w:tblStylePr>
   </w:style>
-  <w:style w:type="paragraph" w:styleId="128">
+  <w:style w:type="paragraph" w:styleId="60">
     <w:name w:val="table of authorities"/>
     <w:basedOn w:val="1"/>
     <w:next w:val="1"/>
@@ -5251,7 +4220,7 @@
       <w:ind w:left="420" w:leftChars="200"/>
     </w:pPr>
   </w:style>
-  <w:style w:type="paragraph" w:styleId="129">
+  <w:style w:type="paragraph" w:styleId="61">
     <w:name w:val="table of figures"/>
     <w:basedOn w:val="1"/>
     <w:next w:val="1"/>
@@ -5261,7 +4230,7 @@
       <w:ind w:leftChars="200" w:hanging="200" w:hangingChars="200"/>
     </w:pPr>
   </w:style>
-  <w:style w:type="table" w:styleId="130">
+  <w:style w:type="table" w:styleId="62">
     <w:name w:val="Table Professional"/>
     <w:basedOn w:val="12"/>
     <w:qFormat/>
@@ -5299,7 +4268,7 @@
       </w:tcPr>
     </w:tblStylePr>
   </w:style>
-  <w:style w:type="table" w:styleId="131">
+  <w:style w:type="table" w:styleId="63">
     <w:name w:val="Table Simple 1"/>
     <w:basedOn w:val="12"/>
     <w:qFormat/>
@@ -5338,7 +4307,7 @@
       </w:tcPr>
     </w:tblStylePr>
   </w:style>
-  <w:style w:type="table" w:styleId="132">
+  <w:style w:type="table" w:styleId="64">
     <w:name w:val="Table Simple 2"/>
     <w:basedOn w:val="12"/>
     <w:qFormat/>
@@ -5434,7 +4403,7 @@
       </w:tcPr>
     </w:tblStylePr>
   </w:style>
-  <w:style w:type="table" w:styleId="133">
+  <w:style w:type="table" w:styleId="65">
     <w:name w:val="Table Simple 3"/>
     <w:basedOn w:val="12"/>
     <w:uiPriority w:val="0"/>
@@ -5469,7 +4438,7 @@
       </w:tcPr>
     </w:tblStylePr>
   </w:style>
-  <w:style w:type="table" w:styleId="134">
+  <w:style w:type="table" w:styleId="66">
     <w:name w:val="Table Subtle 1"/>
     <w:basedOn w:val="12"/>
     <w:uiPriority w:val="0"/>
@@ -5560,7 +4529,7 @@
       </w:tcPr>
     </w:tblStylePr>
   </w:style>
-  <w:style w:type="table" w:styleId="135">
+  <w:style w:type="table" w:styleId="67">
     <w:name w:val="Table Subtle 2"/>
     <w:basedOn w:val="12"/>
     <w:qFormat/>
@@ -5644,7 +4613,7 @@
       </w:tcPr>
     </w:tblStylePr>
   </w:style>
-  <w:style w:type="table" w:styleId="136">
+  <w:style w:type="table" w:styleId="68">
     <w:name w:val="Table Theme"/>
     <w:basedOn w:val="12"/>
     <w:uiPriority w:val="0"/>
@@ -5663,7 +4632,7 @@
       </w:tblBorders>
     </w:tblPr>
   </w:style>
-  <w:style w:type="table" w:styleId="137">
+  <w:style w:type="table" w:styleId="69">
     <w:name w:val="Table Web 1"/>
     <w:basedOn w:val="12"/>
     <w:qFormat/>
@@ -5702,7 +4671,7 @@
       </w:tcPr>
     </w:tblStylePr>
   </w:style>
-  <w:style w:type="table" w:styleId="138">
+  <w:style w:type="table" w:styleId="70">
     <w:name w:val="Table Web 2"/>
     <w:basedOn w:val="12"/>
     <w:uiPriority w:val="0"/>
@@ -5740,7 +4709,7 @@
       </w:tcPr>
     </w:tblStylePr>
   </w:style>
-  <w:style w:type="table" w:styleId="139">
+  <w:style w:type="table" w:styleId="71">
     <w:name w:val="Table Web 3"/>
     <w:basedOn w:val="12"/>
     <w:qFormat/>
@@ -5779,7 +4748,7 @@
       </w:tcPr>
     </w:tblStylePr>
   </w:style>
-  <w:style w:type="paragraph" w:styleId="140">
+  <w:style w:type="paragraph" w:styleId="72">
     <w:name w:val="Title"/>
     <w:basedOn w:val="1"/>
     <w:next w:val="1"/>
@@ -5793,14 +4762,14 @@
       <w:jc w:val="center"/>
     </w:pPr>
     <w:rPr>
-      <w:rFonts w:ascii="Times New Roman" w:hAnsi="Times New Roman" w:eastAsia="Arial" w:cs="Arial"/>
+      <w:rFonts w:eastAsia="Arial" w:cs="Arial"/>
       <w:b/>
       <w:bCs/>
-      <w:sz w:val="144"/>
+      <w:sz w:val="44"/>
       <w:szCs w:val="72"/>
     </w:rPr>
   </w:style>
-  <w:style w:type="paragraph" w:styleId="141">
+  <w:style w:type="paragraph" w:styleId="73">
     <w:name w:val="toa heading"/>
     <w:basedOn w:val="1"/>
     <w:next w:val="1"/>
@@ -5814,14 +4783,14 @@
       <w:szCs w:val="24"/>
     </w:rPr>
   </w:style>
-  <w:style w:type="paragraph" w:styleId="142">
+  <w:style w:type="paragraph" w:styleId="74">
     <w:name w:val="toc 1"/>
     <w:basedOn w:val="1"/>
     <w:next w:val="1"/>
     <w:qFormat/>
     <w:uiPriority w:val="0"/>
   </w:style>
-  <w:style w:type="paragraph" w:styleId="143">
+  <w:style w:type="paragraph" w:styleId="75">
     <w:name w:val="toc 2"/>
     <w:basedOn w:val="1"/>
     <w:next w:val="1"/>
@@ -5830,13 +4799,13 @@
       <w:ind w:left="420" w:leftChars="200"/>
     </w:pPr>
     <w:rPr>
-      <w:rFonts w:ascii="Times New Roman" w:hAnsi="Times New Roman" w:eastAsia="Arial" w:cs="Arial"/>
+      <w:rFonts w:eastAsia="Arial" w:cs="Arial"/>
       <w:b/>
       <w:sz w:val="22"/>
       <w:szCs w:val="22"/>
     </w:rPr>
   </w:style>
-  <w:style w:type="paragraph" w:styleId="144">
+  <w:style w:type="paragraph" w:styleId="76">
     <w:name w:val="toc 3"/>
     <w:basedOn w:val="1"/>
     <w:next w:val="1"/>
@@ -5851,7 +4820,7 @@
       <w:szCs w:val="22"/>
     </w:rPr>
   </w:style>
-  <w:style w:type="paragraph" w:styleId="145">
+  <w:style w:type="paragraph" w:styleId="77">
     <w:name w:val="toc 4"/>
     <w:basedOn w:val="1"/>
     <w:next w:val="1"/>
@@ -5866,7 +4835,7 @@
       <w:szCs w:val="22"/>
     </w:rPr>
   </w:style>
-  <w:style w:type="paragraph" w:styleId="146">
+  <w:style w:type="paragraph" w:styleId="78">
     <w:name w:val="toc 5"/>
     <w:basedOn w:val="1"/>
     <w:next w:val="1"/>
@@ -5875,7 +4844,7 @@
       <w:ind w:left="1680" w:leftChars="800"/>
     </w:pPr>
   </w:style>
-  <w:style w:type="paragraph" w:styleId="147">
+  <w:style w:type="paragraph" w:styleId="79">
     <w:name w:val="toc 6"/>
     <w:basedOn w:val="1"/>
     <w:next w:val="1"/>
@@ -5885,7 +4854,7 @@
       <w:ind w:left="2100" w:leftChars="1000"/>
     </w:pPr>
   </w:style>
-  <w:style w:type="paragraph" w:styleId="148">
+  <w:style w:type="paragraph" w:styleId="80">
     <w:name w:val="toc 7"/>
     <w:basedOn w:val="1"/>
     <w:next w:val="1"/>
@@ -5895,7 +4864,7 @@
       <w:ind w:left="2520" w:leftChars="1200"/>
     </w:pPr>
   </w:style>
-  <w:style w:type="paragraph" w:styleId="149">
+  <w:style w:type="paragraph" w:styleId="81">
     <w:name w:val="toc 8"/>
     <w:basedOn w:val="1"/>
     <w:next w:val="1"/>
@@ -5905,7 +4874,7 @@
       <w:ind w:left="2940" w:leftChars="1400"/>
     </w:pPr>
   </w:style>
-  <w:style w:type="paragraph" w:styleId="150">
+  <w:style w:type="paragraph" w:styleId="82">
     <w:name w:val="toc 9"/>
     <w:basedOn w:val="1"/>
     <w:next w:val="1"/>
@@ -5915,7 +4884,7 @@
       <w:ind w:left="3360" w:leftChars="1600"/>
     </w:pPr>
   </w:style>
-  <w:style w:type="table" w:styleId="151">
+  <w:style w:type="table" w:styleId="83">
     <w:name w:val="Light Shading"/>
     <w:basedOn w:val="12"/>
     <w:qFormat/>
@@ -6006,7 +4975,7 @@
       </w:tcPr>
     </w:tblStylePr>
   </w:style>
-  <w:style w:type="table" w:styleId="152">
+  <w:style w:type="table" w:styleId="84">
     <w:name w:val="Light Shading Accent 1"/>
     <w:basedOn w:val="12"/>
     <w:qFormat/>
@@ -6097,7 +5066,7 @@
       </w:tcPr>
     </w:tblStylePr>
   </w:style>
-  <w:style w:type="table" w:styleId="153">
+  <w:style w:type="table" w:styleId="85">
     <w:name w:val="Light Shading Accent 2"/>
     <w:basedOn w:val="12"/>
     <w:qFormat/>
@@ -6188,7 +5157,7 @@
       </w:tcPr>
     </w:tblStylePr>
   </w:style>
-  <w:style w:type="table" w:styleId="154">
+  <w:style w:type="table" w:styleId="86">
     <w:name w:val="Light Shading Accent 3"/>
     <w:basedOn w:val="12"/>
     <w:qFormat/>
@@ -6279,7 +5248,7 @@
       </w:tcPr>
     </w:tblStylePr>
   </w:style>
-  <w:style w:type="table" w:styleId="155">
+  <w:style w:type="table" w:styleId="87">
     <w:name w:val="Light Shading Accent 4"/>
     <w:basedOn w:val="12"/>
     <w:qFormat/>
@@ -6370,7 +5339,7 @@
       </w:tcPr>
     </w:tblStylePr>
   </w:style>
-  <w:style w:type="table" w:styleId="156">
+  <w:style w:type="table" w:styleId="88">
     <w:name w:val="Light Shading Accent 5"/>
     <w:basedOn w:val="12"/>
     <w:qFormat/>
@@ -6461,7 +5430,7 @@
       </w:tcPr>
     </w:tblStylePr>
   </w:style>
-  <w:style w:type="table" w:styleId="157">
+  <w:style w:type="table" w:styleId="89">
     <w:name w:val="Light Shading Accent 6"/>
     <w:basedOn w:val="12"/>
     <w:qFormat/>
@@ -6552,7 +5521,7 @@
       </w:tcPr>
     </w:tblStylePr>
   </w:style>
-  <w:style w:type="table" w:styleId="158">
+  <w:style w:type="table" w:styleId="90">
     <w:name w:val="Light List"/>
     <w:basedOn w:val="12"/>
     <w:uiPriority w:val="61"/>
@@ -6631,7 +5600,7 @@
       </w:tcPr>
     </w:tblStylePr>
   </w:style>
-  <w:style w:type="table" w:styleId="159">
+  <w:style w:type="table" w:styleId="91">
     <w:name w:val="Light List Accent 1"/>
     <w:basedOn w:val="12"/>
     <w:qFormat/>
@@ -6711,7 +5680,7 @@
       </w:tcPr>
     </w:tblStylePr>
   </w:style>
-  <w:style w:type="table" w:styleId="160">
+  <w:style w:type="table" w:styleId="92">
     <w:name w:val="Light List Accent 2"/>
     <w:basedOn w:val="12"/>
     <w:qFormat/>
@@ -6791,7 +5760,7 @@
       </w:tcPr>
     </w:tblStylePr>
   </w:style>
-  <w:style w:type="table" w:styleId="161">
+  <w:style w:type="table" w:styleId="93">
     <w:name w:val="Light List Accent 3"/>
     <w:basedOn w:val="12"/>
     <w:uiPriority w:val="61"/>
@@ -6870,7 +5839,7 @@
       </w:tcPr>
     </w:tblStylePr>
   </w:style>
-  <w:style w:type="table" w:styleId="162">
+  <w:style w:type="table" w:styleId="94">
     <w:name w:val="Light List Accent 4"/>
     <w:basedOn w:val="12"/>
     <w:qFormat/>
@@ -6950,7 +5919,7 @@
       </w:tcPr>
     </w:tblStylePr>
   </w:style>
-  <w:style w:type="table" w:styleId="163">
+  <w:style w:type="table" w:styleId="95">
     <w:name w:val="Light List Accent 5"/>
     <w:basedOn w:val="12"/>
     <w:qFormat/>
@@ -7030,7 +5999,7 @@
       </w:tcPr>
     </w:tblStylePr>
   </w:style>
-  <w:style w:type="table" w:styleId="164">
+  <w:style w:type="table" w:styleId="96">
     <w:name w:val="Light List Accent 6"/>
     <w:basedOn w:val="12"/>
     <w:qFormat/>
@@ -7110,7 +6079,7 @@
       </w:tcPr>
     </w:tblStylePr>
   </w:style>
-  <w:style w:type="table" w:styleId="165">
+  <w:style w:type="table" w:styleId="97">
     <w:name w:val="Light Grid"/>
     <w:basedOn w:val="12"/>
     <w:qFormat/>
@@ -7228,7 +6197,7 @@
       </w:tcPr>
     </w:tblStylePr>
   </w:style>
-  <w:style w:type="table" w:styleId="166">
+  <w:style w:type="table" w:styleId="98">
     <w:name w:val="Light Grid Accent 1"/>
     <w:basedOn w:val="12"/>
     <w:qFormat/>
@@ -7346,7 +6315,7 @@
       </w:tcPr>
     </w:tblStylePr>
   </w:style>
-  <w:style w:type="table" w:styleId="167">
+  <w:style w:type="table" w:styleId="99">
     <w:name w:val="Light Grid Accent 2"/>
     <w:basedOn w:val="12"/>
     <w:qFormat/>
@@ -7464,7 +6433,7 @@
       </w:tcPr>
     </w:tblStylePr>
   </w:style>
-  <w:style w:type="table" w:styleId="168">
+  <w:style w:type="table" w:styleId="100">
     <w:name w:val="Light Grid Accent 3"/>
     <w:basedOn w:val="12"/>
     <w:qFormat/>
@@ -7582,7 +6551,7 @@
       </w:tcPr>
     </w:tblStylePr>
   </w:style>
-  <w:style w:type="table" w:styleId="169">
+  <w:style w:type="table" w:styleId="101">
     <w:name w:val="Light Grid Accent 4"/>
     <w:basedOn w:val="12"/>
     <w:uiPriority w:val="62"/>
@@ -7699,7 +6668,7 @@
       </w:tcPr>
     </w:tblStylePr>
   </w:style>
-  <w:style w:type="table" w:styleId="170">
+  <w:style w:type="table" w:styleId="102">
     <w:name w:val="Light Grid Accent 5"/>
     <w:basedOn w:val="12"/>
     <w:qFormat/>
@@ -7817,7 +6786,7 @@
       </w:tcPr>
     </w:tblStylePr>
   </w:style>
-  <w:style w:type="table" w:styleId="171">
+  <w:style w:type="table" w:styleId="103">
     <w:name w:val="Light Grid Accent 6"/>
     <w:basedOn w:val="12"/>
     <w:qFormat/>
@@ -7935,7 +6904,7 @@
       </w:tcPr>
     </w:tblStylePr>
   </w:style>
-  <w:style w:type="table" w:styleId="172">
+  <w:style w:type="table" w:styleId="104">
     <w:name w:val="Medium Shading 1"/>
     <w:basedOn w:val="12"/>
     <w:qFormat/>
@@ -8029,7 +6998,7 @@
       </w:tcPr>
     </w:tblStylePr>
   </w:style>
-  <w:style w:type="table" w:styleId="173">
+  <w:style w:type="table" w:styleId="105">
     <w:name w:val="Medium Shading 1 Accent 1"/>
     <w:basedOn w:val="12"/>
     <w:qFormat/>
@@ -8123,7 +7092,7 @@
       </w:tcPr>
     </w:tblStylePr>
   </w:style>
-  <w:style w:type="table" w:styleId="174">
+  <w:style w:type="table" w:styleId="106">
     <w:name w:val="Medium Shading 1 Accent 2"/>
     <w:basedOn w:val="12"/>
     <w:qFormat/>
@@ -8217,7 +7186,7 @@
       </w:tcPr>
     </w:tblStylePr>
   </w:style>
-  <w:style w:type="table" w:styleId="175">
+  <w:style w:type="table" w:styleId="107">
     <w:name w:val="Medium Shading 1 Accent 3"/>
     <w:basedOn w:val="12"/>
     <w:qFormat/>
@@ -8311,7 +7280,7 @@
       </w:tcPr>
     </w:tblStylePr>
   </w:style>
-  <w:style w:type="table" w:styleId="176">
+  <w:style w:type="table" w:styleId="108">
     <w:name w:val="Medium Shading 1 Accent 4"/>
     <w:basedOn w:val="12"/>
     <w:qFormat/>
@@ -8405,7 +7374,7 @@
       </w:tcPr>
     </w:tblStylePr>
   </w:style>
-  <w:style w:type="table" w:styleId="177">
+  <w:style w:type="table" w:styleId="109">
     <w:name w:val="Medium Shading 1 Accent 5"/>
     <w:basedOn w:val="12"/>
     <w:qFormat/>
@@ -8499,7 +7468,7 @@
       </w:tcPr>
     </w:tblStylePr>
   </w:style>
-  <w:style w:type="table" w:styleId="178">
+  <w:style w:type="table" w:styleId="110">
     <w:name w:val="Medium Shading 1 Accent 6"/>
     <w:basedOn w:val="12"/>
     <w:qFormat/>
@@ -8593,7 +7562,7 @@
       </w:tcPr>
     </w:tblStylePr>
   </w:style>
-  <w:style w:type="table" w:styleId="179">
+  <w:style w:type="table" w:styleId="111">
     <w:name w:val="Medium Shading 2"/>
     <w:basedOn w:val="12"/>
     <w:qFormat/>
@@ -8730,7 +7699,7 @@
       </w:tcPr>
     </w:tblStylePr>
   </w:style>
-  <w:style w:type="table" w:styleId="180">
+  <w:style w:type="table" w:styleId="112">
     <w:name w:val="Medium Shading 2 Accent 1"/>
     <w:basedOn w:val="12"/>
     <w:qFormat/>
@@ -8867,7 +7836,7 @@
       </w:tcPr>
     </w:tblStylePr>
   </w:style>
-  <w:style w:type="table" w:styleId="181">
+  <w:style w:type="table" w:styleId="113">
     <w:name w:val="Medium Shading 2 Accent 2"/>
     <w:basedOn w:val="12"/>
     <w:qFormat/>
@@ -9004,7 +7973,7 @@
       </w:tcPr>
     </w:tblStylePr>
   </w:style>
-  <w:style w:type="table" w:styleId="182">
+  <w:style w:type="table" w:styleId="114">
     <w:name w:val="Medium Shading 2 Accent 3"/>
     <w:basedOn w:val="12"/>
     <w:qFormat/>
@@ -9141,7 +8110,7 @@
       </w:tcPr>
     </w:tblStylePr>
   </w:style>
-  <w:style w:type="table" w:styleId="183">
+  <w:style w:type="table" w:styleId="115">
     <w:name w:val="Medium Shading 2 Accent 4"/>
     <w:basedOn w:val="12"/>
     <w:qFormat/>
@@ -9278,7 +8247,7 @@
       </w:tcPr>
     </w:tblStylePr>
   </w:style>
-  <w:style w:type="table" w:styleId="184">
+  <w:style w:type="table" w:styleId="116">
     <w:name w:val="Medium Shading 2 Accent 5"/>
     <w:basedOn w:val="12"/>
     <w:qFormat/>
@@ -9415,7 +8384,7 @@
       </w:tcPr>
     </w:tblStylePr>
   </w:style>
-  <w:style w:type="table" w:styleId="185">
+  <w:style w:type="table" w:styleId="117">
     <w:name w:val="Medium Shading 2 Accent 6"/>
     <w:basedOn w:val="12"/>
     <w:qFormat/>
@@ -9552,7 +8521,7 @@
       </w:tcPr>
     </w:tblStylePr>
   </w:style>
-  <w:style w:type="table" w:styleId="186">
+  <w:style w:type="table" w:styleId="118">
     <w:name w:val="Medium List 1"/>
     <w:basedOn w:val="12"/>
     <w:qFormat/>
@@ -9624,7 +8593,7 @@
       </w:tcPr>
     </w:tblStylePr>
   </w:style>
-  <w:style w:type="table" w:styleId="187">
+  <w:style w:type="table" w:styleId="119">
     <w:name w:val="Medium List 1 Accent 1"/>
     <w:basedOn w:val="12"/>
     <w:qFormat/>
@@ -9696,7 +8665,7 @@
       </w:tcPr>
     </w:tblStylePr>
   </w:style>
-  <w:style w:type="table" w:styleId="188">
+  <w:style w:type="table" w:styleId="120">
     <w:name w:val="Medium List 1 Accent 2"/>
     <w:basedOn w:val="12"/>
     <w:qFormat/>
@@ -9768,7 +8737,7 @@
       </w:tcPr>
     </w:tblStylePr>
   </w:style>
-  <w:style w:type="table" w:styleId="189">
+  <w:style w:type="table" w:styleId="121">
     <w:name w:val="Medium List 1 Accent 3"/>
     <w:basedOn w:val="12"/>
     <w:qFormat/>
@@ -9840,7 +8809,7 @@
       </w:tcPr>
     </w:tblStylePr>
   </w:style>
-  <w:style w:type="table" w:styleId="190">
+  <w:style w:type="table" w:styleId="122">
     <w:name w:val="Medium List 1 Accent 4"/>
     <w:basedOn w:val="12"/>
     <w:qFormat/>
@@ -9912,7 +8881,7 @@
       </w:tcPr>
     </w:tblStylePr>
   </w:style>
-  <w:style w:type="table" w:styleId="191">
+  <w:style w:type="table" w:styleId="123">
     <w:name w:val="Medium List 1 Accent 5"/>
     <w:basedOn w:val="12"/>
     <w:uiPriority w:val="65"/>
@@ -9983,7 +8952,7 @@
       </w:tcPr>
     </w:tblStylePr>
   </w:style>
-  <w:style w:type="table" w:styleId="192">
+  <w:style w:type="table" w:styleId="124">
     <w:name w:val="Medium List 1 Accent 6"/>
     <w:basedOn w:val="12"/>
     <w:qFormat/>
@@ -10055,7 +9024,7 @@
       </w:tcPr>
     </w:tblStylePr>
   </w:style>
-  <w:style w:type="table" w:styleId="193">
+  <w:style w:type="table" w:styleId="125">
     <w:name w:val="Medium List 2"/>
     <w:basedOn w:val="12"/>
     <w:qFormat/>
@@ -10171,7 +9140,7 @@
       </w:tcPr>
     </w:tblStylePr>
   </w:style>
-  <w:style w:type="table" w:styleId="194">
+  <w:style w:type="table" w:styleId="126">
     <w:name w:val="Medium List 2 Accent 1"/>
     <w:basedOn w:val="12"/>
     <w:qFormat/>
@@ -10287,7 +9256,7 @@
       </w:tcPr>
     </w:tblStylePr>
   </w:style>
-  <w:style w:type="table" w:styleId="195">
+  <w:style w:type="table" w:styleId="127">
     <w:name w:val="Medium List 2 Accent 2"/>
     <w:basedOn w:val="12"/>
     <w:qFormat/>
@@ -10403,7 +9372,7 @@
       </w:tcPr>
     </w:tblStylePr>
   </w:style>
-  <w:style w:type="table" w:styleId="196">
+  <w:style w:type="table" w:styleId="128">
     <w:name w:val="Medium List 2 Accent 3"/>
     <w:basedOn w:val="12"/>
     <w:uiPriority w:val="66"/>
@@ -10518,7 +9487,7 @@
       </w:tcPr>
     </w:tblStylePr>
   </w:style>
-  <w:style w:type="table" w:styleId="197">
+  <w:style w:type="table" w:styleId="129">
     <w:name w:val="Medium List 2 Accent 4"/>
     <w:basedOn w:val="12"/>
     <w:qFormat/>
@@ -10634,7 +9603,7 @@
       </w:tcPr>
     </w:tblStylePr>
   </w:style>
-  <w:style w:type="table" w:styleId="198">
+  <w:style w:type="table" w:styleId="130">
     <w:name w:val="Medium List 2 Accent 5"/>
     <w:basedOn w:val="12"/>
     <w:qFormat/>
@@ -10750,7 +9719,7 @@
       </w:tcPr>
     </w:tblStylePr>
   </w:style>
-  <w:style w:type="table" w:styleId="199">
+  <w:style w:type="table" w:styleId="131">
     <w:name w:val="Medium List 2 Accent 6"/>
     <w:basedOn w:val="12"/>
     <w:qFormat/>
@@ -10866,7 +9835,7 @@
       </w:tcPr>
     </w:tblStylePr>
   </w:style>
-  <w:style w:type="table" w:styleId="200">
+  <w:style w:type="table" w:styleId="132">
     <w:name w:val="Medium Grid 1"/>
     <w:basedOn w:val="12"/>
     <w:qFormat/>
@@ -10927,7 +9896,7 @@
       </w:tcPr>
     </w:tblStylePr>
   </w:style>
-  <w:style w:type="table" w:styleId="201">
+  <w:style w:type="table" w:styleId="133">
     <w:name w:val="Medium Grid 1 Accent 1"/>
     <w:basedOn w:val="12"/>
     <w:qFormat/>
@@ -10988,7 +9957,7 @@
       </w:tcPr>
     </w:tblStylePr>
   </w:style>
-  <w:style w:type="table" w:styleId="202">
+  <w:style w:type="table" w:styleId="134">
     <w:name w:val="Medium Grid 1 Accent 2"/>
     <w:basedOn w:val="12"/>
     <w:qFormat/>
@@ -11049,7 +10018,7 @@
       </w:tcPr>
     </w:tblStylePr>
   </w:style>
-  <w:style w:type="table" w:styleId="203">
+  <w:style w:type="table" w:styleId="135">
     <w:name w:val="Medium Grid 1 Accent 3"/>
     <w:basedOn w:val="12"/>
     <w:qFormat/>
@@ -11110,7 +10079,7 @@
       </w:tcPr>
     </w:tblStylePr>
   </w:style>
-  <w:style w:type="table" w:styleId="204">
+  <w:style w:type="table" w:styleId="136">
     <w:name w:val="Medium Grid 1 Accent 4"/>
     <w:basedOn w:val="12"/>
     <w:qFormat/>
@@ -11171,9 +10140,10 @@
       </w:tcPr>
     </w:tblStylePr>
   </w:style>
-  <w:style w:type="table" w:styleId="205">
+  <w:style w:type="table" w:styleId="137">
     <w:name w:val="Medium Grid 1 Accent 5"/>
     <w:basedOn w:val="12"/>
+    <w:qFormat/>
     <w:uiPriority w:val="67"/>
     <w:tblPr>
       <w:tblBorders>
@@ -11231,7 +10201,7 @@
       </w:tcPr>
     </w:tblStylePr>
   </w:style>
-  <w:style w:type="table" w:styleId="206">
+  <w:style w:type="table" w:styleId="138">
     <w:name w:val="Medium Grid 1 Accent 6"/>
     <w:basedOn w:val="12"/>
     <w:qFormat/>
@@ -11292,7 +10262,7 @@
       </w:tcPr>
     </w:tblStylePr>
   </w:style>
-  <w:style w:type="table" w:styleId="207">
+  <w:style w:type="table" w:styleId="139">
     <w:name w:val="Medium Grid 2"/>
     <w:basedOn w:val="12"/>
     <w:qFormat/>
@@ -11405,7 +10375,7 @@
       </w:tcPr>
     </w:tblStylePr>
   </w:style>
-  <w:style w:type="table" w:styleId="208">
+  <w:style w:type="table" w:styleId="140">
     <w:name w:val="Medium Grid 2 Accent 1"/>
     <w:basedOn w:val="12"/>
     <w:qFormat/>
@@ -11518,7 +10488,7 @@
       </w:tcPr>
     </w:tblStylePr>
   </w:style>
-  <w:style w:type="table" w:styleId="209">
+  <w:style w:type="table" w:styleId="141">
     <w:name w:val="Medium Grid 2 Accent 2"/>
     <w:basedOn w:val="12"/>
     <w:qFormat/>
@@ -11631,7 +10601,7 @@
       </w:tcPr>
     </w:tblStylePr>
   </w:style>
-  <w:style w:type="table" w:styleId="210">
+  <w:style w:type="table" w:styleId="142">
     <w:name w:val="Medium Grid 2 Accent 3"/>
     <w:basedOn w:val="12"/>
     <w:qFormat/>
@@ -11744,7 +10714,7 @@
       </w:tcPr>
     </w:tblStylePr>
   </w:style>
-  <w:style w:type="table" w:styleId="211">
+  <w:style w:type="table" w:styleId="143">
     <w:name w:val="Medium Grid 2 Accent 4"/>
     <w:basedOn w:val="12"/>
     <w:qFormat/>
@@ -11857,7 +10827,7 @@
       </w:tcPr>
     </w:tblStylePr>
   </w:style>
-  <w:style w:type="table" w:styleId="212">
+  <w:style w:type="table" w:styleId="144">
     <w:name w:val="Medium Grid 2 Accent 5"/>
     <w:basedOn w:val="12"/>
     <w:qFormat/>
@@ -11970,7 +10940,7 @@
       </w:tcPr>
     </w:tblStylePr>
   </w:style>
-  <w:style w:type="table" w:styleId="213">
+  <w:style w:type="table" w:styleId="145">
     <w:name w:val="Medium Grid 2 Accent 6"/>
     <w:basedOn w:val="12"/>
     <w:qFormat/>
@@ -12083,7 +11053,7 @@
       </w:tcPr>
     </w:tblStylePr>
   </w:style>
-  <w:style w:type="table" w:styleId="214">
+  <w:style w:type="table" w:styleId="146">
     <w:name w:val="Medium Grid 3"/>
     <w:basedOn w:val="12"/>
     <w:qFormat/>
@@ -12212,7 +11182,7 @@
       </w:tcPr>
     </w:tblStylePr>
   </w:style>
-  <w:style w:type="table" w:styleId="215">
+  <w:style w:type="table" w:styleId="147">
     <w:name w:val="Medium Grid 3 Accent 1"/>
     <w:basedOn w:val="12"/>
     <w:qFormat/>
@@ -12341,9 +11311,10 @@
       </w:tcPr>
     </w:tblStylePr>
   </w:style>
-  <w:style w:type="table" w:styleId="216">
+  <w:style w:type="table" w:styleId="148">
     <w:name w:val="Medium Grid 3 Accent 2"/>
     <w:basedOn w:val="12"/>
+    <w:qFormat/>
     <w:uiPriority w:val="69"/>
     <w:tblPr>
       <w:tblBorders>
@@ -12469,7 +11440,7 @@
       </w:tcPr>
     </w:tblStylePr>
   </w:style>
-  <w:style w:type="table" w:styleId="217">
+  <w:style w:type="table" w:styleId="149">
     <w:name w:val="Medium Grid 3 Accent 3"/>
     <w:basedOn w:val="12"/>
     <w:qFormat/>
@@ -12598,9 +11569,10 @@
       </w:tcPr>
     </w:tblStylePr>
   </w:style>
-  <w:style w:type="table" w:styleId="218">
+  <w:style w:type="table" w:styleId="150">
     <w:name w:val="Medium Grid 3 Accent 4"/>
     <w:basedOn w:val="12"/>
+    <w:qFormat/>
     <w:uiPriority w:val="69"/>
     <w:tblPr>
       <w:tblBorders>
@@ -12726,7 +11698,7 @@
       </w:tcPr>
     </w:tblStylePr>
   </w:style>
-  <w:style w:type="table" w:styleId="219">
+  <w:style w:type="table" w:styleId="151">
     <w:name w:val="Medium Grid 3 Accent 5"/>
     <w:basedOn w:val="12"/>
     <w:qFormat/>
@@ -12855,7 +11827,7 @@
       </w:tcPr>
     </w:tblStylePr>
   </w:style>
-  <w:style w:type="table" w:styleId="220">
+  <w:style w:type="table" w:styleId="152">
     <w:name w:val="Medium Grid 3 Accent 6"/>
     <w:basedOn w:val="12"/>
     <w:qFormat/>
@@ -12984,7 +11956,7 @@
       </w:tcPr>
     </w:tblStylePr>
   </w:style>
-  <w:style w:type="table" w:styleId="221">
+  <w:style w:type="table" w:styleId="153">
     <w:name w:val="Dark List"/>
     <w:basedOn w:val="12"/>
     <w:qFormat/>
@@ -13088,9 +12060,10 @@
       </w:tcPr>
     </w:tblStylePr>
   </w:style>
-  <w:style w:type="table" w:styleId="222">
+  <w:style w:type="table" w:styleId="154">
     <w:name w:val="Dark List Accent 1"/>
     <w:basedOn w:val="12"/>
+    <w:qFormat/>
     <w:uiPriority w:val="70"/>
     <w:rPr>
       <w:color w:val="FFFFFF"/>
@@ -13191,7 +12164,7 @@
       </w:tcPr>
     </w:tblStylePr>
   </w:style>
-  <w:style w:type="table" w:styleId="223">
+  <w:style w:type="table" w:styleId="155">
     <w:name w:val="Dark List Accent 2"/>
     <w:basedOn w:val="12"/>
     <w:qFormat/>
@@ -13295,9 +12268,10 @@
       </w:tcPr>
     </w:tblStylePr>
   </w:style>
-  <w:style w:type="table" w:styleId="224">
+  <w:style w:type="table" w:styleId="156">
     <w:name w:val="Dark List Accent 3"/>
     <w:basedOn w:val="12"/>
+    <w:qFormat/>
     <w:uiPriority w:val="70"/>
     <w:rPr>
       <w:color w:val="FFFFFF"/>
@@ -13398,7 +12372,7 @@
       </w:tcPr>
     </w:tblStylePr>
   </w:style>
-  <w:style w:type="table" w:styleId="225">
+  <w:style w:type="table" w:styleId="157">
     <w:name w:val="Dark List Accent 4"/>
     <w:basedOn w:val="12"/>
     <w:qFormat/>
@@ -13502,7 +12476,7 @@
       </w:tcPr>
     </w:tblStylePr>
   </w:style>
-  <w:style w:type="table" w:styleId="226">
+  <w:style w:type="table" w:styleId="158">
     <w:name w:val="Dark List Accent 5"/>
     <w:basedOn w:val="12"/>
     <w:qFormat/>
@@ -13606,7 +12580,7 @@
       </w:tcPr>
     </w:tblStylePr>
   </w:style>
-  <w:style w:type="table" w:styleId="227">
+  <w:style w:type="table" w:styleId="159">
     <w:name w:val="Dark List Accent 6"/>
     <w:basedOn w:val="12"/>
     <w:qFormat/>
@@ -13710,9 +12684,10 @@
       </w:tcPr>
     </w:tblStylePr>
   </w:style>
-  <w:style w:type="table" w:styleId="228">
+  <w:style w:type="table" w:styleId="160">
     <w:name w:val="Colorful Shading"/>
     <w:basedOn w:val="12"/>
+    <w:qFormat/>
     <w:uiPriority w:val="71"/>
     <w:rPr>
       <w:color w:val="000000"/>
@@ -13819,7 +12794,7 @@
       </w:rPr>
     </w:tblStylePr>
   </w:style>
-  <w:style w:type="table" w:styleId="229">
+  <w:style w:type="table" w:styleId="161">
     <w:name w:val="Colorful Shading Accent 1"/>
     <w:basedOn w:val="12"/>
     <w:qFormat/>
@@ -13929,7 +12904,7 @@
       </w:rPr>
     </w:tblStylePr>
   </w:style>
-  <w:style w:type="table" w:styleId="230">
+  <w:style w:type="table" w:styleId="162">
     <w:name w:val="Colorful Shading Accent 2"/>
     <w:basedOn w:val="12"/>
     <w:qFormat/>
@@ -14039,7 +13014,7 @@
       </w:rPr>
     </w:tblStylePr>
   </w:style>
-  <w:style w:type="table" w:styleId="231">
+  <w:style w:type="table" w:styleId="163">
     <w:name w:val="Colorful Shading Accent 3"/>
     <w:basedOn w:val="12"/>
     <w:qFormat/>
@@ -14139,7 +13114,7 @@
       </w:tcPr>
     </w:tblStylePr>
   </w:style>
-  <w:style w:type="table" w:styleId="232">
+  <w:style w:type="table" w:styleId="164">
     <w:name w:val="Colorful Shading Accent 4"/>
     <w:basedOn w:val="12"/>
     <w:qFormat/>
@@ -14249,7 +13224,7 @@
       </w:rPr>
     </w:tblStylePr>
   </w:style>
-  <w:style w:type="table" w:styleId="233">
+  <w:style w:type="table" w:styleId="165">
     <w:name w:val="Colorful Shading Accent 5"/>
     <w:basedOn w:val="12"/>
     <w:qFormat/>
@@ -14359,7 +13334,7 @@
       </w:rPr>
     </w:tblStylePr>
   </w:style>
-  <w:style w:type="table" w:styleId="234">
+  <w:style w:type="table" w:styleId="166">
     <w:name w:val="Colorful Shading Accent 6"/>
     <w:basedOn w:val="12"/>
     <w:qFormat/>
@@ -14469,7 +13444,7 @@
       </w:rPr>
     </w:tblStylePr>
   </w:style>
-  <w:style w:type="table" w:styleId="235">
+  <w:style w:type="table" w:styleId="167">
     <w:name w:val="Colorful List"/>
     <w:basedOn w:val="12"/>
     <w:qFormat/>
@@ -14545,7 +13520,7 @@
       </w:tcPr>
     </w:tblStylePr>
   </w:style>
-  <w:style w:type="table" w:styleId="236">
+  <w:style w:type="table" w:styleId="168">
     <w:name w:val="Colorful List Accent 1"/>
     <w:basedOn w:val="12"/>
     <w:qFormat/>
@@ -14621,7 +13596,7 @@
       </w:tcPr>
     </w:tblStylePr>
   </w:style>
-  <w:style w:type="table" w:styleId="237">
+  <w:style w:type="table" w:styleId="169">
     <w:name w:val="Colorful List Accent 2"/>
     <w:basedOn w:val="12"/>
     <w:qFormat/>
@@ -14697,7 +13672,7 @@
       </w:tcPr>
     </w:tblStylePr>
   </w:style>
-  <w:style w:type="table" w:styleId="238">
+  <w:style w:type="table" w:styleId="170">
     <w:name w:val="Colorful List Accent 3"/>
     <w:basedOn w:val="12"/>
     <w:qFormat/>
@@ -14773,7 +13748,7 @@
       </w:tcPr>
     </w:tblStylePr>
   </w:style>
-  <w:style w:type="table" w:styleId="239">
+  <w:style w:type="table" w:styleId="171">
     <w:name w:val="Colorful List Accent 4"/>
     <w:basedOn w:val="12"/>
     <w:qFormat/>
@@ -14849,7 +13824,7 @@
       </w:tcPr>
     </w:tblStylePr>
   </w:style>
-  <w:style w:type="table" w:styleId="240">
+  <w:style w:type="table" w:styleId="172">
     <w:name w:val="Colorful List Accent 5"/>
     <w:basedOn w:val="12"/>
     <w:qFormat/>
@@ -14925,7 +13900,7 @@
       </w:tcPr>
     </w:tblStylePr>
   </w:style>
-  <w:style w:type="table" w:styleId="241">
+  <w:style w:type="table" w:styleId="173">
     <w:name w:val="Colorful List Accent 6"/>
     <w:basedOn w:val="12"/>
     <w:qFormat/>
@@ -15001,7 +13976,7 @@
       </w:tcPr>
     </w:tblStylePr>
   </w:style>
-  <w:style w:type="table" w:styleId="242">
+  <w:style w:type="table" w:styleId="174">
     <w:name w:val="Colorful Grid"/>
     <w:basedOn w:val="12"/>
     <w:qFormat/>
@@ -15069,7 +14044,7 @@
       </w:tcPr>
     </w:tblStylePr>
   </w:style>
-  <w:style w:type="table" w:styleId="243">
+  <w:style w:type="table" w:styleId="175">
     <w:name w:val="Colorful Grid Accent 1"/>
     <w:basedOn w:val="12"/>
     <w:qFormat/>
@@ -15137,7 +14112,7 @@
       </w:tcPr>
     </w:tblStylePr>
   </w:style>
-  <w:style w:type="table" w:styleId="244">
+  <w:style w:type="table" w:styleId="176">
     <w:name w:val="Colorful Grid Accent 2"/>
     <w:basedOn w:val="12"/>
     <w:qFormat/>
@@ -15205,7 +14180,7 @@
       </w:tcPr>
     </w:tblStylePr>
   </w:style>
-  <w:style w:type="table" w:styleId="245">
+  <w:style w:type="table" w:styleId="177">
     <w:name w:val="Colorful Grid Accent 3"/>
     <w:basedOn w:val="12"/>
     <w:qFormat/>
@@ -15273,7 +14248,7 @@
       </w:tcPr>
     </w:tblStylePr>
   </w:style>
-  <w:style w:type="table" w:styleId="246">
+  <w:style w:type="table" w:styleId="178">
     <w:name w:val="Colorful Grid Accent 4"/>
     <w:basedOn w:val="12"/>
     <w:qFormat/>
@@ -15341,7 +14316,7 @@
       </w:tcPr>
     </w:tblStylePr>
   </w:style>
-  <w:style w:type="table" w:styleId="247">
+  <w:style w:type="table" w:styleId="179">
     <w:name w:val="Colorful Grid Accent 5"/>
     <w:basedOn w:val="12"/>
     <w:qFormat/>
@@ -15409,7 +14384,7 @@
       </w:tcPr>
     </w:tblStylePr>
   </w:style>
-  <w:style w:type="table" w:styleId="248">
+  <w:style w:type="table" w:styleId="180">
     <w:name w:val="Colorful Grid Accent 6"/>
     <w:basedOn w:val="12"/>
     <w:qFormat/>
@@ -15477,8 +14452,8 @@
       </w:tcPr>
     </w:tblStylePr>
   </w:style>
-  <w:style w:type="paragraph" w:customStyle="1" w:styleId="249">
-    <w:name w:val="MotaHinh"/>
+  <w:style w:type="paragraph" w:customStyle="1" w:styleId="181">
+    <w:name w:val="H-imgDescribe"/>
     <w:basedOn w:val="1"/>
     <w:qFormat/>
     <w:uiPriority w:val="0"/>
@@ -15487,12 +14462,13 @@
     </w:pPr>
     <w:rPr>
       <w:i/>
+      <w:sz w:val="24"/>
     </w:rPr>
   </w:style>
-  <w:style w:type="paragraph" w:styleId="250">
+  <w:style w:type="paragraph" w:styleId="182">
     <w:name w:val="List Paragraph"/>
     <w:qFormat/>
-    <w:uiPriority w:val="0"/>
+    <w:uiPriority w:val="34"/>
     <w:rPr>
       <w:rFonts w:ascii="Arial" w:hAnsi="Arial" w:eastAsia="Arial" w:cs="Arial"/>
       <w:sz w:val="22"/>
@@ -15500,15 +14476,80 @@
       <w:lang w:val="en-US" w:eastAsia="en-US" w:bidi="ar-SA"/>
     </w:rPr>
   </w:style>
-  <w:style w:type="character" w:customStyle="1" w:styleId="251">
-    <w:name w:val="Index 3 Char"/>
-    <w:link w:val="54"/>
+  <w:style w:type="character" w:customStyle="1" w:styleId="183">
+    <w:name w:val="Heading 1 Char"/>
+    <w:link w:val="2"/>
     <w:uiPriority w:val="0"/>
-  </w:style>
-  <w:style w:type="character" w:customStyle="1" w:styleId="252">
-    <w:name w:val="Index 4 Char"/>
-    <w:link w:val="55"/>
+    <w:rPr>
+      <w:rFonts w:ascii="Times New Roman" w:hAnsi="Times New Roman" w:eastAsia="Arial" w:cs="Arial"/>
+      <w:b/>
+      <w:bCs/>
+      <w:caps/>
+      <w:sz w:val="24"/>
+      <w:szCs w:val="48"/>
+      <w:lang w:val="en-US" w:eastAsia="zh-CN" w:bidi="ar-SA"/>
+    </w:rPr>
+  </w:style>
+  <w:style w:type="character" w:customStyle="1" w:styleId="184">
+    <w:name w:val="Heading 2 Char"/>
+    <w:link w:val="3"/>
     <w:uiPriority w:val="0"/>
+    <w:rPr>
+      <w:rFonts w:ascii="Times New Roman" w:hAnsi="Times New Roman" w:eastAsia="Arial" w:cs="Times New Roman"/>
+      <w:b/>
+      <w:bCs/>
+      <w:sz w:val="24"/>
+      <w:szCs w:val="32"/>
+      <w:lang w:val="en-US" w:eastAsia="zh-CN" w:bidi="ar-SA"/>
+    </w:rPr>
+  </w:style>
+  <w:style w:type="paragraph" w:customStyle="1" w:styleId="185">
+    <w:name w:val="H-Bullet Gach1"/>
+    <w:basedOn w:val="1"/>
+    <w:uiPriority w:val="0"/>
+    <w:pPr>
+      <w:numPr>
+        <w:ilvl w:val="0"/>
+        <w:numId w:val="3"/>
+      </w:numPr>
+      <w:ind w:hanging="360"/>
+    </w:pPr>
+  </w:style>
+  <w:style w:type="paragraph" w:customStyle="1" w:styleId="186">
+    <w:name w:val="H-Bullet Gach2"/>
+    <w:basedOn w:val="1"/>
+    <w:uiPriority w:val="0"/>
+    <w:pPr>
+      <w:numPr>
+        <w:ilvl w:val="0"/>
+        <w:numId w:val="4"/>
+      </w:numPr>
+      <w:ind w:left="620" w:hanging="360"/>
+    </w:pPr>
+  </w:style>
+  <w:style w:type="paragraph" w:customStyle="1" w:styleId="187">
+    <w:name w:val="H-Bullet Cham1"/>
+    <w:basedOn w:val="1"/>
+    <w:uiPriority w:val="0"/>
+    <w:pPr>
+      <w:numPr>
+        <w:ilvl w:val="0"/>
+        <w:numId w:val="5"/>
+      </w:numPr>
+      <w:ind w:left="-2" w:hanging="360"/>
+    </w:pPr>
+  </w:style>
+  <w:style w:type="paragraph" w:customStyle="1" w:styleId="188">
+    <w:name w:val="H-Bullet Cham2"/>
+    <w:basedOn w:val="1"/>
+    <w:uiPriority w:val="0"/>
+    <w:pPr>
+      <w:numPr>
+        <w:ilvl w:val="0"/>
+        <w:numId w:val="6"/>
+      </w:numPr>
+      <w:ind w:left="418" w:hanging="360"/>
+    </w:pPr>
   </w:style>
 </w:styles>
 </file>

--- a/LAB/lab1/Lab1_TranDucViet_DE190953.docx
+++ b/LAB/lab1/Lab1_TranDucViet_DE190953.docx
@@ -2,7 +2,14 @@
 <file path=word/document.xml><?xml version="1.0" encoding="utf-8"?>
 <w:document xmlns:wpc="http://schemas.microsoft.com/office/word/2010/wordprocessingCanvas" xmlns:mc="http://schemas.openxmlformats.org/markup-compatibility/2006" xmlns:o="urn:schemas-microsoft-com:office:office" xmlns:r="http://schemas.openxmlformats.org/officeDocument/2006/relationships" xmlns:m="http://schemas.openxmlformats.org/officeDocument/2006/math" xmlns:v="urn:schemas-microsoft-com:vml" xmlns:wp14="http://schemas.microsoft.com/office/word/2010/wordprocessingDrawing" xmlns:wp="http://schemas.openxmlformats.org/drawingml/2006/wordprocessingDrawing" xmlns:w="http://schemas.openxmlformats.org/wordprocessingml/2006/main" xmlns:w14="http://schemas.microsoft.com/office/word/2010/wordml" xmlns:w10="urn:schemas-microsoft-com:office:word" xmlns:w15="http://schemas.microsoft.com/office/word/2012/wordml" xmlns:wpg="http://schemas.microsoft.com/office/word/2010/wordprocessingGroup" xmlns:wpi="http://schemas.microsoft.com/office/word/2010/wordprocessingInk" xmlns:wne="http://schemas.microsoft.com/office/word/2006/wordml" xmlns:wps="http://schemas.microsoft.com/office/word/2010/wordprocessingShape" xmlns:wpsCustomData="http://www.wps.cn/officeDocument/2013/wpsCustomData" mc:Ignorable="w14 w15 wp14">
   <w:body>
-    <w:p/>
+    <w:p>
+      <w:pPr>
+        <w:rPr>
+          <w:rFonts w:hint="default"/>
+          <w:lang w:val="vi-VN"/>
+        </w:rPr>
+      </w:pPr>
+    </w:p>
     <w:p>
       <w:pPr>
         <w:numPr>
@@ -259,11 +266,13 @@
             <w:insideH w:val="single" w:color="auto" w:sz="4" w:space="0"/>
             <w:insideV w:val="single" w:color="auto" w:sz="4" w:space="0"/>
           </w:tblBorders>
+          <w:tblCellMar>
+            <w:top w:w="0" w:type="dxa"/>
+            <w:left w:w="10" w:type="dxa"/>
+            <w:bottom w:w="0" w:type="dxa"/>
+            <w:right w:w="10" w:type="dxa"/>
+          </w:tblCellMar>
         </w:tblPrEx>
-        <w:trPr>
-          <w:wBefore w:w="0" w:type="auto"/>
-          <w:wAfter w:w="0" w:type="auto"/>
-        </w:trPr>
         <w:tc>
           <w:tcPr>
             <w:tcW w:w="8689" w:type="dxa"/>
@@ -825,26 +834,14 @@
         <w:bidi w:val="0"/>
       </w:pPr>
       <w:r>
-        <w:t>Prompt: (copy prompt)</w:t>
+        <w:t>Prompt</w:t>
       </w:r>
-    </w:p>
-    <w:p>
-      <w:pPr>
-        <w:pStyle w:val="3"/>
-        <w:bidi w:val="0"/>
-        <w:ind w:left="850" w:leftChars="0" w:hanging="453" w:firstLineChars="0"/>
-      </w:pPr>
       <w:r>
-        <w:t>Câu trả lời AI:</w:t>
-      </w:r>
-    </w:p>
-    <w:p>
-      <w:pPr>
-        <w:pStyle w:val="4"/>
-        <w:bidi w:val="0"/>
-      </w:pPr>
-      <w:r>
-        <w:t>Định nghĩa về testing</w:t>
+        <w:rPr>
+          <w:rFonts w:hint="default"/>
+          <w:lang w:val="vi-VN"/>
+        </w:rPr>
+        <w:t xml:space="preserve"> ngắn (Zero shot)</w:t>
       </w:r>
     </w:p>
     <w:p>
@@ -854,7 +851,1143 @@
         <w:ind w:left="1731" w:leftChars="0" w:hanging="708" w:firstLineChars="0"/>
       </w:pPr>
       <w:r>
+        <w:rPr>
+          <w:rFonts w:hint="default"/>
+          <w:lang w:val="vi-VN"/>
+        </w:rPr>
+        <w:t xml:space="preserve">Promt </w:t>
+      </w:r>
+    </w:p>
+    <w:tbl>
+      <w:tblPr>
+        <w:tblStyle w:val="12"/>
+        <w:tblW w:w="8011" w:type="dxa"/>
+        <w:tblInd w:w="1296" w:type="dxa"/>
+        <w:tblBorders>
+          <w:top w:val="single" w:color="auto" w:sz="4" w:space="0"/>
+          <w:left w:val="single" w:color="auto" w:sz="4" w:space="0"/>
+          <w:bottom w:val="single" w:color="auto" w:sz="4" w:space="0"/>
+          <w:right w:val="single" w:color="auto" w:sz="4" w:space="0"/>
+          <w:insideH w:val="single" w:color="auto" w:sz="4" w:space="0"/>
+          <w:insideV w:val="single" w:color="auto" w:sz="4" w:space="0"/>
+        </w:tblBorders>
+        <w:tblLayout w:type="autofit"/>
+        <w:tblCellMar>
+          <w:top w:w="0" w:type="dxa"/>
+          <w:left w:w="10" w:type="dxa"/>
+          <w:bottom w:w="0" w:type="dxa"/>
+          <w:right w:w="10" w:type="dxa"/>
+        </w:tblCellMar>
+      </w:tblPr>
+      <w:tblGrid>
+        <w:gridCol w:w="8011"/>
+      </w:tblGrid>
+      <w:tr>
+        <w:tblPrEx>
+          <w:tblBorders>
+            <w:top w:val="single" w:color="auto" w:sz="4" w:space="0"/>
+            <w:left w:val="single" w:color="auto" w:sz="4" w:space="0"/>
+            <w:bottom w:val="single" w:color="auto" w:sz="4" w:space="0"/>
+            <w:right w:val="single" w:color="auto" w:sz="4" w:space="0"/>
+            <w:insideH w:val="single" w:color="auto" w:sz="4" w:space="0"/>
+            <w:insideV w:val="single" w:color="auto" w:sz="4" w:space="0"/>
+          </w:tblBorders>
+          <w:tblCellMar>
+            <w:top w:w="0" w:type="dxa"/>
+            <w:left w:w="10" w:type="dxa"/>
+            <w:bottom w:w="0" w:type="dxa"/>
+            <w:right w:w="10" w:type="dxa"/>
+          </w:tblCellMar>
+        </w:tblPrEx>
+        <w:tc>
+          <w:tcPr>
+            <w:tcW w:w="8011" w:type="dxa"/>
+            <w:tcBorders>
+              <w:top w:val="single" w:color="BFBFBF" w:sz="6" w:space="0"/>
+              <w:left w:val="single" w:color="BFBFBF" w:sz="6" w:space="0"/>
+              <w:bottom w:val="single" w:color="BFBFBF" w:sz="6" w:space="0"/>
+              <w:right w:val="single" w:color="BFBFBF" w:sz="6" w:space="0"/>
+            </w:tcBorders>
+            <w:shd w:val="clear" w:color="auto" w:fill="F2F2F2"/>
+            <w:tcMar>
+              <w:top w:w="120" w:type="dxa"/>
+              <w:left w:w="180" w:type="dxa"/>
+              <w:bottom w:w="120" w:type="dxa"/>
+              <w:right w:w="180" w:type="dxa"/>
+            </w:tcMar>
+          </w:tcPr>
+          <w:p>
+            <w:pPr>
+              <w:pStyle w:val="19"/>
+              <w:bidi w:val="0"/>
+            </w:pPr>
+            <w:r>
+              <w:rPr>
+                <w:rFonts w:hint="default"/>
+                <w:lang w:val="vi-VN"/>
+              </w:rPr>
+              <w:t>Đị</w:t>
+            </w:r>
+            <w:r>
+              <w:t>nh nghĩa testing và phân biệt testing với debugging, verification với validation</w:t>
+            </w:r>
+          </w:p>
+        </w:tc>
+      </w:tr>
+    </w:tbl>
+    <w:p>
+      <w:pPr>
+        <w:pStyle w:val="4"/>
+        <w:bidi w:val="0"/>
+        <w:ind w:left="1731" w:leftChars="0" w:hanging="708" w:firstLineChars="0"/>
+      </w:pPr>
+      <w:r>
+        <w:t>Câu trả lời AI:</w:t>
+      </w:r>
+    </w:p>
+    <w:p>
+      <w:pPr>
+        <w:pStyle w:val="5"/>
+        <w:bidi w:val="0"/>
+        <w:ind w:left="2053" w:leftChars="0" w:hanging="853" w:firstLineChars="0"/>
+      </w:pPr>
+      <w:r>
+        <w:t>Định nghĩa về testing</w:t>
+      </w:r>
+    </w:p>
+    <w:p>
+      <w:pPr>
+        <w:pStyle w:val="177"/>
+        <w:bidi w:val="0"/>
+        <w:rPr>
+          <w:rFonts w:hint="default"/>
+        </w:rPr>
+      </w:pPr>
+      <w:r>
+        <w:rPr>
+          <w:rFonts w:hint="default"/>
+        </w:rPr>
+        <w:t>Testing là quá trình thực thi một hệ thống hoặc ứng dụng với mục đích xác minh xem nó có đáp ứng được các yêu cầu đã đề ra hay không, đồng thời tìm kiếm các lỗi (bugs), khiếm khuyết hoặc khoảng trống so với yêu cầu ban đầu.</w:t>
+      </w:r>
+    </w:p>
+    <w:p>
+      <w:pPr>
+        <w:pStyle w:val="177"/>
+        <w:bidi w:val="0"/>
+        <w:rPr>
+          <w:rFonts w:hint="default"/>
+        </w:rPr>
+      </w:pPr>
+      <w:r>
+        <w:rPr>
+          <w:rFonts w:hint="default"/>
+        </w:rPr>
+        <w:t>Mục tiêu chính: Phát hiện lỗi sớm nhất có thể để giảm chi phí sửa chữa sau này.</w:t>
+      </w:r>
+    </w:p>
+    <w:p>
+      <w:pPr>
+        <w:pStyle w:val="177"/>
+        <w:bidi w:val="0"/>
+        <w:rPr>
+          <w:rFonts w:hint="default"/>
+        </w:rPr>
+      </w:pPr>
+      <w:r>
+        <w:rPr>
+          <w:rFonts w:hint="default"/>
+        </w:rPr>
+        <w:t>Bản chất: Là một hoạt động chủ động tìm kiếm sai sót.</w:t>
+      </w:r>
+    </w:p>
+    <w:p>
+      <w:pPr>
+        <w:pStyle w:val="177"/>
+        <w:bidi w:val="0"/>
+        <w:rPr>
+          <w:rFonts w:hint="default"/>
+        </w:rPr>
+      </w:pPr>
+      <w:r>
+        <w:rPr>
+          <w:rFonts w:hint="default"/>
+        </w:rPr>
+        <w:t>Câu hỏi cốt lõi: "Sản phẩm có đúng như thiết kế và yêu cầu không? Nó có hoạt động ổn định không?"</w:t>
+      </w:r>
+    </w:p>
+    <w:p>
+      <w:pPr>
+        <w:pStyle w:val="177"/>
+        <w:bidi w:val="0"/>
+      </w:pPr>
+      <w:r>
+        <w:rPr>
+          <w:rFonts w:hint="default"/>
+        </w:rPr>
+        <w:t>Lưu ý: Testing không thể chứng minh rằng sản phẩm không có lỗi, mà chỉ có thể chứng minh rằng sản phẩm có lỗi tại thời điểm kiểm tra đó.</w:t>
+      </w:r>
+    </w:p>
+    <w:p>
+      <w:pPr>
+        <w:pStyle w:val="5"/>
+        <w:bidi w:val="0"/>
+        <w:ind w:left="2053" w:leftChars="0" w:hanging="853" w:firstLineChars="0"/>
+      </w:pPr>
+      <w:r>
         <w:t>Phân biệt testing và debugging</w:t>
+      </w:r>
+    </w:p>
+    <w:p>
+      <w:pPr>
+        <w:bidi w:val="0"/>
+        <w:ind w:left="1440" w:leftChars="0" w:firstLine="720" w:firstLineChars="0"/>
+      </w:pPr>
+      <w:r>
+        <w:rPr>
+          <w:rFonts w:hint="default"/>
+          <w:lang w:val="en-US" w:eastAsia="zh-CN"/>
+        </w:rPr>
+        <w:t>Mặc dù cả hai đều liên quan đến lỗi, nhưng chúng là hai giai đoạn khác nhau trong vòng đời phát triển phần mềm.</w:t>
+      </w:r>
+    </w:p>
+    <w:tbl>
+      <w:tblPr>
+        <w:tblStyle w:val="39"/>
+        <w:tblW w:w="7756" w:type="dxa"/>
+        <w:tblInd w:w="1527" w:type="dxa"/>
+        <w:tblBorders>
+          <w:top w:val="single" w:color="auto" w:sz="4" w:space="0"/>
+          <w:left w:val="single" w:color="auto" w:sz="4" w:space="0"/>
+          <w:bottom w:val="single" w:color="auto" w:sz="4" w:space="0"/>
+          <w:right w:val="single" w:color="auto" w:sz="4" w:space="0"/>
+          <w:insideH w:val="single" w:color="auto" w:sz="4" w:space="0"/>
+          <w:insideV w:val="single" w:color="auto" w:sz="4" w:space="0"/>
+        </w:tblBorders>
+        <w:tblLayout w:type="autofit"/>
+        <w:tblCellMar>
+          <w:left w:w="108" w:type="dxa"/>
+          <w:right w:w="108" w:type="dxa"/>
+        </w:tblCellMar>
+      </w:tblPr>
+      <w:tblGrid>
+        <w:gridCol w:w="1717"/>
+        <w:gridCol w:w="2944"/>
+        <w:gridCol w:w="3095"/>
+      </w:tblGrid>
+      <w:tr>
+        <w:tblPrEx>
+          <w:tblBorders>
+            <w:top w:val="single" w:color="auto" w:sz="4" w:space="0"/>
+            <w:left w:val="single" w:color="auto" w:sz="4" w:space="0"/>
+            <w:bottom w:val="single" w:color="auto" w:sz="4" w:space="0"/>
+            <w:right w:val="single" w:color="auto" w:sz="4" w:space="0"/>
+            <w:insideH w:val="single" w:color="auto" w:sz="4" w:space="0"/>
+            <w:insideV w:val="single" w:color="auto" w:sz="4" w:space="0"/>
+          </w:tblBorders>
+          <w:tblCellMar>
+            <w:left w:w="108" w:type="dxa"/>
+            <w:right w:w="108" w:type="dxa"/>
+          </w:tblCellMar>
+        </w:tblPrEx>
+        <w:tc>
+          <w:tcPr>
+            <w:tcW w:w="1717" w:type="dxa"/>
+            <w:vAlign w:val="center"/>
+          </w:tcPr>
+          <w:p>
+            <w:pPr>
+              <w:bidi w:val="0"/>
+              <w:jc w:val="center"/>
+              <w:rPr>
+                <w:rFonts w:hint="default"/>
+                <w:b/>
+                <w:bCs/>
+                <w:vertAlign w:val="baseline"/>
+                <w:lang w:val="en-US" w:eastAsia="zh-CN"/>
+              </w:rPr>
+            </w:pPr>
+            <w:r>
+              <w:rPr>
+                <w:b/>
+                <w:bCs/>
+                <w:lang w:val="en-US" w:eastAsia="zh-CN"/>
+              </w:rPr>
+              <w:t>Tiêu chí</w:t>
+            </w:r>
+          </w:p>
+        </w:tc>
+        <w:tc>
+          <w:tcPr>
+            <w:tcW w:w="2944" w:type="dxa"/>
+            <w:vAlign w:val="center"/>
+          </w:tcPr>
+          <w:p>
+            <w:pPr>
+              <w:bidi w:val="0"/>
+              <w:jc w:val="center"/>
+              <w:rPr>
+                <w:rFonts w:hint="default"/>
+                <w:b/>
+                <w:bCs/>
+                <w:vertAlign w:val="baseline"/>
+                <w:lang w:val="en-US" w:eastAsia="zh-CN"/>
+              </w:rPr>
+            </w:pPr>
+            <w:r>
+              <w:rPr>
+                <w:b/>
+                <w:bCs/>
+                <w:lang w:val="en-US" w:eastAsia="zh-CN"/>
+              </w:rPr>
+              <w:t>Testing (Kiểm thử)</w:t>
+            </w:r>
+          </w:p>
+        </w:tc>
+        <w:tc>
+          <w:tcPr>
+            <w:tcW w:w="3095" w:type="dxa"/>
+            <w:vAlign w:val="center"/>
+          </w:tcPr>
+          <w:p>
+            <w:pPr>
+              <w:bidi w:val="0"/>
+              <w:jc w:val="center"/>
+              <w:rPr>
+                <w:rFonts w:hint="default"/>
+                <w:b/>
+                <w:bCs/>
+                <w:vertAlign w:val="baseline"/>
+                <w:lang w:val="en-US" w:eastAsia="zh-CN"/>
+              </w:rPr>
+            </w:pPr>
+            <w:r>
+              <w:rPr>
+                <w:b/>
+                <w:bCs/>
+                <w:lang w:val="en-US" w:eastAsia="zh-CN"/>
+              </w:rPr>
+              <w:t>Debugging (Gỡ lỗi)</w:t>
+            </w:r>
+          </w:p>
+        </w:tc>
+      </w:tr>
+      <w:tr>
+        <w:tblPrEx>
+          <w:tblBorders>
+            <w:top w:val="single" w:color="auto" w:sz="4" w:space="0"/>
+            <w:left w:val="single" w:color="auto" w:sz="4" w:space="0"/>
+            <w:bottom w:val="single" w:color="auto" w:sz="4" w:space="0"/>
+            <w:right w:val="single" w:color="auto" w:sz="4" w:space="0"/>
+            <w:insideH w:val="single" w:color="auto" w:sz="4" w:space="0"/>
+            <w:insideV w:val="single" w:color="auto" w:sz="4" w:space="0"/>
+          </w:tblBorders>
+          <w:tblCellMar>
+            <w:left w:w="108" w:type="dxa"/>
+            <w:right w:w="108" w:type="dxa"/>
+          </w:tblCellMar>
+        </w:tblPrEx>
+        <w:tc>
+          <w:tcPr>
+            <w:tcW w:w="1717" w:type="dxa"/>
+            <w:vAlign w:val="center"/>
+          </w:tcPr>
+          <w:p>
+            <w:pPr>
+              <w:bidi w:val="0"/>
+              <w:rPr>
+                <w:rFonts w:hint="default"/>
+                <w:b/>
+                <w:bCs/>
+                <w:vertAlign w:val="baseline"/>
+                <w:lang w:val="en-US" w:eastAsia="zh-CN"/>
+              </w:rPr>
+            </w:pPr>
+            <w:r>
+              <w:rPr>
+                <w:b/>
+                <w:bCs/>
+                <w:lang w:val="en-US" w:eastAsia="zh-CN"/>
+              </w:rPr>
+              <w:t>Mục đích</w:t>
+            </w:r>
+          </w:p>
+        </w:tc>
+        <w:tc>
+          <w:tcPr>
+            <w:tcW w:w="2944" w:type="dxa"/>
+            <w:vAlign w:val="center"/>
+          </w:tcPr>
+          <w:p>
+            <w:pPr>
+              <w:bidi w:val="0"/>
+              <w:rPr>
+                <w:rFonts w:hint="default"/>
+                <w:vertAlign w:val="baseline"/>
+                <w:lang w:val="en-US" w:eastAsia="zh-CN"/>
+              </w:rPr>
+            </w:pPr>
+            <w:r>
+              <w:rPr>
+                <w:lang w:val="en-US" w:eastAsia="zh-CN"/>
+              </w:rPr>
+              <w:t>Tìm ra lỗi (Bug detection).</w:t>
+            </w:r>
+          </w:p>
+        </w:tc>
+        <w:tc>
+          <w:tcPr>
+            <w:tcW w:w="3095" w:type="dxa"/>
+            <w:vAlign w:val="center"/>
+          </w:tcPr>
+          <w:p>
+            <w:pPr>
+              <w:bidi w:val="0"/>
+              <w:rPr>
+                <w:rFonts w:hint="default"/>
+                <w:vertAlign w:val="baseline"/>
+                <w:lang w:val="en-US" w:eastAsia="zh-CN"/>
+              </w:rPr>
+            </w:pPr>
+            <w:r>
+              <w:rPr>
+                <w:lang w:val="en-US" w:eastAsia="zh-CN"/>
+              </w:rPr>
+              <w:t>Sửa lỗi đã tìm thấy (Bug fixing).</w:t>
+            </w:r>
+          </w:p>
+        </w:tc>
+      </w:tr>
+      <w:tr>
+        <w:tblPrEx>
+          <w:tblBorders>
+            <w:top w:val="single" w:color="auto" w:sz="4" w:space="0"/>
+            <w:left w:val="single" w:color="auto" w:sz="4" w:space="0"/>
+            <w:bottom w:val="single" w:color="auto" w:sz="4" w:space="0"/>
+            <w:right w:val="single" w:color="auto" w:sz="4" w:space="0"/>
+            <w:insideH w:val="single" w:color="auto" w:sz="4" w:space="0"/>
+            <w:insideV w:val="single" w:color="auto" w:sz="4" w:space="0"/>
+          </w:tblBorders>
+          <w:tblCellMar>
+            <w:left w:w="108" w:type="dxa"/>
+            <w:right w:w="108" w:type="dxa"/>
+          </w:tblCellMar>
+        </w:tblPrEx>
+        <w:tc>
+          <w:tcPr>
+            <w:tcW w:w="1717" w:type="dxa"/>
+            <w:vAlign w:val="center"/>
+          </w:tcPr>
+          <w:p>
+            <w:pPr>
+              <w:bidi w:val="0"/>
+              <w:rPr>
+                <w:rFonts w:hint="default"/>
+                <w:b/>
+                <w:bCs/>
+                <w:vertAlign w:val="baseline"/>
+                <w:lang w:val="en-US" w:eastAsia="zh-CN"/>
+              </w:rPr>
+            </w:pPr>
+            <w:r>
+              <w:rPr>
+                <w:b/>
+                <w:bCs/>
+                <w:lang w:val="en-US" w:eastAsia="zh-CN"/>
+              </w:rPr>
+              <w:t>Người thực hiện</w:t>
+            </w:r>
+          </w:p>
+        </w:tc>
+        <w:tc>
+          <w:tcPr>
+            <w:tcW w:w="2944" w:type="dxa"/>
+            <w:vAlign w:val="center"/>
+          </w:tcPr>
+          <w:p>
+            <w:pPr>
+              <w:bidi w:val="0"/>
+              <w:rPr>
+                <w:rFonts w:hint="default"/>
+                <w:vertAlign w:val="baseline"/>
+                <w:lang w:val="en-US" w:eastAsia="zh-CN"/>
+              </w:rPr>
+            </w:pPr>
+            <w:r>
+              <w:rPr>
+                <w:lang w:val="en-US" w:eastAsia="zh-CN"/>
+              </w:rPr>
+              <w:t>Tester / QA Engineer.</w:t>
+            </w:r>
+          </w:p>
+        </w:tc>
+        <w:tc>
+          <w:tcPr>
+            <w:tcW w:w="3095" w:type="dxa"/>
+            <w:vAlign w:val="center"/>
+          </w:tcPr>
+          <w:p>
+            <w:pPr>
+              <w:bidi w:val="0"/>
+              <w:rPr>
+                <w:rFonts w:hint="default"/>
+                <w:vertAlign w:val="baseline"/>
+                <w:lang w:val="en-US" w:eastAsia="zh-CN"/>
+              </w:rPr>
+            </w:pPr>
+            <w:r>
+              <w:rPr>
+                <w:lang w:val="en-US" w:eastAsia="zh-CN"/>
+              </w:rPr>
+              <w:t>Developer / Programmer.</w:t>
+            </w:r>
+          </w:p>
+        </w:tc>
+      </w:tr>
+      <w:tr>
+        <w:tblPrEx>
+          <w:tblBorders>
+            <w:top w:val="single" w:color="auto" w:sz="4" w:space="0"/>
+            <w:left w:val="single" w:color="auto" w:sz="4" w:space="0"/>
+            <w:bottom w:val="single" w:color="auto" w:sz="4" w:space="0"/>
+            <w:right w:val="single" w:color="auto" w:sz="4" w:space="0"/>
+            <w:insideH w:val="single" w:color="auto" w:sz="4" w:space="0"/>
+            <w:insideV w:val="single" w:color="auto" w:sz="4" w:space="0"/>
+          </w:tblBorders>
+          <w:tblCellMar>
+            <w:left w:w="108" w:type="dxa"/>
+            <w:right w:w="108" w:type="dxa"/>
+          </w:tblCellMar>
+        </w:tblPrEx>
+        <w:tc>
+          <w:tcPr>
+            <w:tcW w:w="1717" w:type="dxa"/>
+            <w:vAlign w:val="center"/>
+          </w:tcPr>
+          <w:p>
+            <w:pPr>
+              <w:bidi w:val="0"/>
+              <w:rPr>
+                <w:rFonts w:hint="default"/>
+                <w:b/>
+                <w:bCs/>
+                <w:vertAlign w:val="baseline"/>
+                <w:lang w:val="en-US" w:eastAsia="zh-CN"/>
+              </w:rPr>
+            </w:pPr>
+            <w:r>
+              <w:rPr>
+                <w:b/>
+                <w:bCs/>
+                <w:lang w:val="en-US" w:eastAsia="zh-CN"/>
+              </w:rPr>
+              <w:t>Thời điểm</w:t>
+            </w:r>
+          </w:p>
+        </w:tc>
+        <w:tc>
+          <w:tcPr>
+            <w:tcW w:w="2944" w:type="dxa"/>
+            <w:vAlign w:val="center"/>
+          </w:tcPr>
+          <w:p>
+            <w:pPr>
+              <w:bidi w:val="0"/>
+              <w:rPr>
+                <w:rFonts w:hint="default"/>
+                <w:vertAlign w:val="baseline"/>
+                <w:lang w:val="en-US" w:eastAsia="zh-CN"/>
+              </w:rPr>
+            </w:pPr>
+            <w:r>
+              <w:rPr>
+                <w:lang w:val="en-US" w:eastAsia="zh-CN"/>
+              </w:rPr>
+              <w:t>Xảy ra trước khi debugging (khi phát hiện lỗi).</w:t>
+            </w:r>
+          </w:p>
+        </w:tc>
+        <w:tc>
+          <w:tcPr>
+            <w:tcW w:w="3095" w:type="dxa"/>
+            <w:vAlign w:val="center"/>
+          </w:tcPr>
+          <w:p>
+            <w:pPr>
+              <w:bidi w:val="0"/>
+              <w:rPr>
+                <w:rFonts w:hint="default"/>
+                <w:vertAlign w:val="baseline"/>
+                <w:lang w:val="en-US" w:eastAsia="zh-CN"/>
+              </w:rPr>
+            </w:pPr>
+            <w:r>
+              <w:rPr>
+                <w:lang w:val="en-US" w:eastAsia="zh-CN"/>
+              </w:rPr>
+              <w:t>Xảy ra sau khi testing phát hiện lỗi.</w:t>
+            </w:r>
+          </w:p>
+        </w:tc>
+      </w:tr>
+      <w:tr>
+        <w:tblPrEx>
+          <w:tblBorders>
+            <w:top w:val="single" w:color="auto" w:sz="4" w:space="0"/>
+            <w:left w:val="single" w:color="auto" w:sz="4" w:space="0"/>
+            <w:bottom w:val="single" w:color="auto" w:sz="4" w:space="0"/>
+            <w:right w:val="single" w:color="auto" w:sz="4" w:space="0"/>
+            <w:insideH w:val="single" w:color="auto" w:sz="4" w:space="0"/>
+            <w:insideV w:val="single" w:color="auto" w:sz="4" w:space="0"/>
+          </w:tblBorders>
+          <w:tblCellMar>
+            <w:left w:w="108" w:type="dxa"/>
+            <w:right w:w="108" w:type="dxa"/>
+          </w:tblCellMar>
+        </w:tblPrEx>
+        <w:tc>
+          <w:tcPr>
+            <w:tcW w:w="1717" w:type="dxa"/>
+            <w:vAlign w:val="center"/>
+          </w:tcPr>
+          <w:p>
+            <w:pPr>
+              <w:bidi w:val="0"/>
+              <w:rPr>
+                <w:rFonts w:hint="default"/>
+                <w:b/>
+                <w:bCs/>
+                <w:vertAlign w:val="baseline"/>
+                <w:lang w:val="en-US" w:eastAsia="zh-CN"/>
+              </w:rPr>
+            </w:pPr>
+            <w:r>
+              <w:rPr>
+                <w:b/>
+                <w:bCs/>
+                <w:lang w:val="en-US" w:eastAsia="zh-CN"/>
+              </w:rPr>
+              <w:t>Tính chất</w:t>
+            </w:r>
+          </w:p>
+        </w:tc>
+        <w:tc>
+          <w:tcPr>
+            <w:tcW w:w="2944" w:type="dxa"/>
+            <w:vAlign w:val="center"/>
+          </w:tcPr>
+          <w:p>
+            <w:pPr>
+              <w:bidi w:val="0"/>
+              <w:rPr>
+                <w:rFonts w:hint="default"/>
+                <w:vertAlign w:val="baseline"/>
+                <w:lang w:val="en-US" w:eastAsia="zh-CN"/>
+              </w:rPr>
+            </w:pPr>
+            <w:r>
+              <w:rPr>
+                <w:lang w:val="en-US" w:eastAsia="zh-CN"/>
+              </w:rPr>
+              <w:t>Mang tính phòng ngừa và đánh giá chất lượng.</w:t>
+            </w:r>
+          </w:p>
+        </w:tc>
+        <w:tc>
+          <w:tcPr>
+            <w:tcW w:w="3095" w:type="dxa"/>
+            <w:vAlign w:val="center"/>
+          </w:tcPr>
+          <w:p>
+            <w:pPr>
+              <w:bidi w:val="0"/>
+              <w:rPr>
+                <w:rFonts w:hint="default"/>
+                <w:vertAlign w:val="baseline"/>
+                <w:lang w:val="en-US" w:eastAsia="zh-CN"/>
+              </w:rPr>
+            </w:pPr>
+            <w:r>
+              <w:rPr>
+                <w:lang w:val="en-US" w:eastAsia="zh-CN"/>
+              </w:rPr>
+              <w:t>Mang tính khắc phục và kỹ thuật lập trình.</w:t>
+            </w:r>
+          </w:p>
+        </w:tc>
+      </w:tr>
+      <w:tr>
+        <w:tblPrEx>
+          <w:tblBorders>
+            <w:top w:val="single" w:color="auto" w:sz="4" w:space="0"/>
+            <w:left w:val="single" w:color="auto" w:sz="4" w:space="0"/>
+            <w:bottom w:val="single" w:color="auto" w:sz="4" w:space="0"/>
+            <w:right w:val="single" w:color="auto" w:sz="4" w:space="0"/>
+            <w:insideH w:val="single" w:color="auto" w:sz="4" w:space="0"/>
+            <w:insideV w:val="single" w:color="auto" w:sz="4" w:space="0"/>
+          </w:tblBorders>
+          <w:tblCellMar>
+            <w:left w:w="108" w:type="dxa"/>
+            <w:right w:w="108" w:type="dxa"/>
+          </w:tblCellMar>
+        </w:tblPrEx>
+        <w:tc>
+          <w:tcPr>
+            <w:tcW w:w="1717" w:type="dxa"/>
+            <w:vAlign w:val="center"/>
+          </w:tcPr>
+          <w:p>
+            <w:pPr>
+              <w:bidi w:val="0"/>
+              <w:rPr>
+                <w:rFonts w:hint="default"/>
+                <w:b/>
+                <w:bCs/>
+                <w:vertAlign w:val="baseline"/>
+                <w:lang w:val="en-US" w:eastAsia="zh-CN"/>
+              </w:rPr>
+            </w:pPr>
+            <w:r>
+              <w:rPr>
+                <w:b/>
+                <w:bCs/>
+                <w:lang w:val="en-US" w:eastAsia="zh-CN"/>
+              </w:rPr>
+              <w:t>Kết quả</w:t>
+            </w:r>
+          </w:p>
+        </w:tc>
+        <w:tc>
+          <w:tcPr>
+            <w:tcW w:w="2944" w:type="dxa"/>
+            <w:vAlign w:val="center"/>
+          </w:tcPr>
+          <w:p>
+            <w:pPr>
+              <w:bidi w:val="0"/>
+              <w:rPr>
+                <w:rFonts w:hint="default"/>
+                <w:vertAlign w:val="baseline"/>
+                <w:lang w:val="en-US" w:eastAsia="zh-CN"/>
+              </w:rPr>
+            </w:pPr>
+            <w:r>
+              <w:rPr>
+                <w:lang w:val="en-US" w:eastAsia="zh-CN"/>
+              </w:rPr>
+              <w:t>Báo cáo lỗi (Bug Report): Mô tả cách tái hiện lỗi, mức độ nghiêm trọng...</w:t>
+            </w:r>
+          </w:p>
+        </w:tc>
+        <w:tc>
+          <w:tcPr>
+            <w:tcW w:w="3095" w:type="dxa"/>
+            <w:vAlign w:val="center"/>
+          </w:tcPr>
+          <w:p>
+            <w:pPr>
+              <w:bidi w:val="0"/>
+              <w:rPr>
+                <w:rFonts w:hint="default"/>
+                <w:vertAlign w:val="baseline"/>
+                <w:lang w:val="en-US" w:eastAsia="zh-CN"/>
+              </w:rPr>
+            </w:pPr>
+            <w:r>
+              <w:rPr>
+                <w:lang w:val="en-US" w:eastAsia="zh-CN"/>
+              </w:rPr>
+              <w:t>Mã nguồn được cập nhật/sửa đổi để loại bỏ nguyên nhân gây lỗi.</w:t>
+            </w:r>
+          </w:p>
+        </w:tc>
+      </w:tr>
+      <w:tr>
+        <w:tblPrEx>
+          <w:tblBorders>
+            <w:top w:val="single" w:color="auto" w:sz="4" w:space="0"/>
+            <w:left w:val="single" w:color="auto" w:sz="4" w:space="0"/>
+            <w:bottom w:val="single" w:color="auto" w:sz="4" w:space="0"/>
+            <w:right w:val="single" w:color="auto" w:sz="4" w:space="0"/>
+            <w:insideH w:val="single" w:color="auto" w:sz="4" w:space="0"/>
+            <w:insideV w:val="single" w:color="auto" w:sz="4" w:space="0"/>
+          </w:tblBorders>
+          <w:tblCellMar>
+            <w:left w:w="108" w:type="dxa"/>
+            <w:right w:w="108" w:type="dxa"/>
+          </w:tblCellMar>
+        </w:tblPrEx>
+        <w:tc>
+          <w:tcPr>
+            <w:tcW w:w="1717" w:type="dxa"/>
+            <w:vAlign w:val="center"/>
+          </w:tcPr>
+          <w:p>
+            <w:pPr>
+              <w:bidi w:val="0"/>
+              <w:rPr>
+                <w:rFonts w:hint="default"/>
+                <w:b/>
+                <w:bCs/>
+                <w:vertAlign w:val="baseline"/>
+                <w:lang w:val="en-US" w:eastAsia="zh-CN"/>
+              </w:rPr>
+            </w:pPr>
+            <w:r>
+              <w:rPr>
+                <w:b/>
+                <w:bCs/>
+                <w:lang w:val="en-US" w:eastAsia="zh-CN"/>
+              </w:rPr>
+              <w:t>Ví dụ</w:t>
+            </w:r>
+          </w:p>
+        </w:tc>
+        <w:tc>
+          <w:tcPr>
+            <w:tcW w:w="2944" w:type="dxa"/>
+            <w:vAlign w:val="center"/>
+          </w:tcPr>
+          <w:p>
+            <w:pPr>
+              <w:bidi w:val="0"/>
+              <w:rPr>
+                <w:rFonts w:hint="default"/>
+                <w:vertAlign w:val="baseline"/>
+                <w:lang w:val="en-US" w:eastAsia="zh-CN"/>
+              </w:rPr>
+            </w:pPr>
+            <w:r>
+              <w:rPr>
+                <w:lang w:val="en-US" w:eastAsia="zh-CN"/>
+              </w:rPr>
+              <w:t>Tester nhập dữ liệu sai vào ô đăng ký và thấy hệ thống crash → Ghi nhận bug.</w:t>
+            </w:r>
+          </w:p>
+        </w:tc>
+        <w:tc>
+          <w:tcPr>
+            <w:tcW w:w="3095" w:type="dxa"/>
+            <w:vAlign w:val="center"/>
+          </w:tcPr>
+          <w:p>
+            <w:pPr>
+              <w:bidi w:val="0"/>
+              <w:rPr>
+                <w:rFonts w:hint="default"/>
+                <w:vertAlign w:val="baseline"/>
+                <w:lang w:val="en-US" w:eastAsia="zh-CN"/>
+              </w:rPr>
+            </w:pPr>
+            <w:r>
+              <w:rPr>
+                <w:lang w:val="en-US" w:eastAsia="zh-CN"/>
+              </w:rPr>
+              <w:t>Developer dùng debugger để tìm dòng code gây crash, sửa logic xử lý ngoại lệ → Fix bug.</w:t>
+            </w:r>
+          </w:p>
+        </w:tc>
+      </w:tr>
+    </w:tbl>
+    <w:p>
+      <w:pPr>
+        <w:bidi w:val="0"/>
+        <w:ind w:left="720" w:leftChars="0" w:firstLine="720" w:firstLineChars="0"/>
+        <w:rPr>
+          <w:rFonts w:hint="default"/>
+          <w:lang w:val="en-US" w:eastAsia="zh-CN"/>
+        </w:rPr>
+      </w:pPr>
+    </w:p>
+    <w:p>
+      <w:pPr>
+        <w:bidi w:val="0"/>
+        <w:ind w:left="720" w:leftChars="0" w:firstLine="720" w:firstLineChars="0"/>
+        <w:rPr>
+          <w:rFonts w:hint="default"/>
+          <w:i/>
+          <w:iCs/>
+        </w:rPr>
+      </w:pPr>
+      <w:r>
+        <w:rPr>
+          <w:rFonts w:hint="default"/>
+          <w:i/>
+          <w:iCs/>
+          <w:lang w:val="en-US" w:eastAsia="zh-CN"/>
+        </w:rPr>
+        <w:t>👉 Tóm lại:</w:t>
+      </w:r>
+    </w:p>
+    <w:p>
+      <w:pPr>
+        <w:bidi w:val="0"/>
+        <w:ind w:left="720" w:leftChars="0" w:firstLine="720" w:firstLineChars="0"/>
+        <w:rPr>
+          <w:i/>
+          <w:iCs/>
+        </w:rPr>
+      </w:pPr>
+      <w:r>
+        <w:rPr>
+          <w:rFonts w:hint="default"/>
+          <w:i/>
+          <w:iCs/>
+        </w:rPr>
+        <w:t>Testing trả lời câu hỏi: "Có lỗi không?"</w:t>
+      </w:r>
+    </w:p>
+    <w:p>
+      <w:pPr>
+        <w:bidi w:val="0"/>
+        <w:ind w:left="720" w:leftChars="0" w:firstLine="720" w:firstLineChars="0"/>
+        <w:rPr>
+          <w:i/>
+          <w:iCs/>
+        </w:rPr>
+      </w:pPr>
+      <w:r>
+        <w:rPr>
+          <w:rFonts w:hint="default"/>
+          <w:i/>
+          <w:iCs/>
+        </w:rPr>
+        <w:t>Debugging trả lời câu hỏi: "Lỗi ở đâu và làm sao để sửa?"</w:t>
+      </w:r>
+    </w:p>
+    <w:p>
+      <w:pPr>
+        <w:pStyle w:val="5"/>
+        <w:bidi w:val="0"/>
+        <w:ind w:left="2053" w:leftChars="0" w:hanging="853" w:firstLineChars="0"/>
+      </w:pPr>
+      <w:r>
+        <w:t>Phân biệt Verfication và validation</w:t>
+      </w:r>
+    </w:p>
+    <w:p>
+      <w:pPr>
+        <w:bidi w:val="0"/>
+        <w:ind w:left="1440" w:leftChars="0" w:firstLine="720" w:firstLineChars="0"/>
+      </w:pPr>
+      <w:r>
+        <w:rPr>
+          <w:rFonts w:hint="default"/>
+          <w:lang w:val="en-US" w:eastAsia="zh-CN"/>
+        </w:rPr>
+        <w:t>Đây là hai khái niệm thường bị nhầm lẫn vì cùng bắt đầu bằng chữ "V" và đều nhằm đảm bảo chất lượng. Chúng thường được tóm tắt bằng câu nói nổi tiếng:</w:t>
+      </w:r>
+    </w:p>
+    <w:p>
+      <w:pPr>
+        <w:bidi w:val="0"/>
+        <w:ind w:left="1440" w:leftChars="0" w:firstLine="720" w:firstLineChars="0"/>
+        <w:rPr>
+          <w:rFonts w:hint="default"/>
+        </w:rPr>
+      </w:pPr>
+      <w:r>
+        <w:rPr>
+          <w:rFonts w:hint="default"/>
+          <w:lang w:val="en-US" w:eastAsia="zh-CN"/>
+        </w:rPr>
+        <w:t>"Are we building the product right?" (Verification)</w:t>
+      </w:r>
+      <w:r>
+        <w:rPr>
+          <w:rFonts w:hint="default"/>
+          <w:lang w:val="en-US" w:eastAsia="zh-CN"/>
+        </w:rPr>
+        <w:br w:type="textWrapping"/>
+      </w:r>
+      <w:r>
+        <w:rPr>
+          <w:rFonts w:hint="default"/>
+          <w:lang w:val="en-US" w:eastAsia="zh-CN"/>
+        </w:rPr>
+        <w:t>"Are we building the right product?" (Validation)</w:t>
+      </w:r>
+    </w:p>
+    <w:p>
+      <w:pPr>
+        <w:bidi w:val="0"/>
+        <w:ind w:left="720" w:leftChars="0" w:firstLine="720" w:firstLineChars="0"/>
+        <w:rPr>
+          <w:rFonts w:hint="default"/>
+          <w:b/>
+          <w:bCs/>
+        </w:rPr>
+      </w:pPr>
+      <w:r>
+        <w:rPr>
+          <w:rFonts w:hint="default"/>
+          <w:b/>
+          <w:bCs/>
+        </w:rPr>
+        <w:t>✅ Verification (Xác minh)</w:t>
+      </w:r>
+    </w:p>
+    <w:p>
+      <w:pPr>
+        <w:pStyle w:val="177"/>
+        <w:bidi w:val="0"/>
+      </w:pPr>
+      <w:r>
+        <w:rPr>
+          <w:rFonts w:hint="default"/>
+        </w:rPr>
+        <w:t>Định nghĩa: Quá trình kiểm tra xem sản phẩm có đang được xây dựng đúng theo thiết kế, quy chuẩn và tài liệu yêu cầu hay không.</w:t>
+      </w:r>
+    </w:p>
+    <w:p>
+      <w:pPr>
+        <w:pStyle w:val="177"/>
+        <w:bidi w:val="0"/>
+      </w:pPr>
+      <w:r>
+        <w:rPr>
+          <w:rFonts w:hint="default"/>
+        </w:rPr>
+        <w:t>Trọng tâm: Đúng quy trình, đúng tài liệu.</w:t>
+      </w:r>
+    </w:p>
+    <w:p>
+      <w:pPr>
+        <w:pStyle w:val="177"/>
+        <w:bidi w:val="0"/>
+      </w:pPr>
+      <w:r>
+        <w:rPr>
+          <w:rFonts w:hint="default"/>
+        </w:rPr>
+        <w:t>Phương pháp: Thường là các hoạt động tĩnh (không cần chạy chương trình), như: Review tài liệu, Walkthrough, Inspection, Static Code Analysis.</w:t>
+      </w:r>
+    </w:p>
+    <w:p>
+      <w:pPr>
+        <w:pStyle w:val="177"/>
+        <w:bidi w:val="0"/>
+      </w:pPr>
+      <w:r>
+        <w:rPr>
+          <w:rFonts w:hint="default"/>
+        </w:rPr>
+        <w:t>Câu hỏi: "Chúng ta có đang xây dựng sản phẩm đúng như thiết kế không?"</w:t>
+      </w:r>
+    </w:p>
+    <w:p>
+      <w:pPr>
+        <w:pStyle w:val="177"/>
+        <w:bidi w:val="0"/>
+      </w:pPr>
+      <w:r>
+        <w:rPr>
+          <w:rFonts w:hint="default"/>
+        </w:rPr>
+        <w:t>Ví dụ: Kiểm tra xem mã nguồn có tuân thủ chuẩn coding convention không? Tài liệu thiết kế database có khớp với mô hình ERD không?</w:t>
+      </w:r>
+    </w:p>
+    <w:p>
+      <w:pPr>
+        <w:bidi w:val="0"/>
+        <w:ind w:left="720" w:leftChars="0" w:firstLine="720" w:firstLineChars="0"/>
+        <w:rPr>
+          <w:rFonts w:hint="default"/>
+          <w:b/>
+          <w:bCs/>
+        </w:rPr>
+      </w:pPr>
+      <w:r>
+        <w:rPr>
+          <w:rFonts w:hint="default"/>
+          <w:b/>
+          <w:bCs/>
+        </w:rPr>
+        <w:t>✅ Validation (Xác nhận)</w:t>
+      </w:r>
+    </w:p>
+    <w:p>
+      <w:pPr>
+        <w:pStyle w:val="177"/>
+        <w:bidi w:val="0"/>
+      </w:pPr>
+      <w:r>
+        <w:rPr>
+          <w:rFonts w:hint="default"/>
+        </w:rPr>
+        <w:t>Định nghĩa: Quá trình kiểm tra xem sản phẩm cuối cùng có đáp ứng đúng nhu cầu và kỳ vọng của người dùng cuối hay không.</w:t>
+      </w:r>
+    </w:p>
+    <w:p>
+      <w:pPr>
+        <w:pStyle w:val="177"/>
+        <w:bidi w:val="0"/>
+      </w:pPr>
+      <w:r>
+        <w:rPr>
+          <w:rFonts w:hint="default"/>
+        </w:rPr>
+        <w:t>Trọng tâm: Đúng mục đích sử dụng, đúng nhu cầu khách hàng.</w:t>
+      </w:r>
+    </w:p>
+    <w:p>
+      <w:pPr>
+        <w:pStyle w:val="177"/>
+        <w:bidi w:val="0"/>
+      </w:pPr>
+      <w:r>
+        <w:rPr>
+          <w:rFonts w:hint="default"/>
+        </w:rPr>
+        <w:t>Phương pháp: Thường là các hoạt động động (cần chạy chương trình), như: System Testing, Acceptance Testing, User Acceptance Testing (UAT).</w:t>
+      </w:r>
+    </w:p>
+    <w:p>
+      <w:pPr>
+        <w:pStyle w:val="177"/>
+        <w:bidi w:val="0"/>
+      </w:pPr>
+      <w:r>
+        <w:rPr>
+          <w:rFonts w:hint="default"/>
+        </w:rPr>
+        <w:t>Câu hỏi: "Chúng ta có đang xây dựng đúng sản phẩm mà khách hàng muốn không?"</w:t>
+      </w:r>
+    </w:p>
+    <w:p>
+      <w:pPr>
+        <w:pStyle w:val="177"/>
+        <w:bidi w:val="0"/>
+      </w:pPr>
+      <w:r>
+        <w:rPr>
+          <w:rFonts w:hint="default"/>
+        </w:rPr>
+        <w:t>Ví dụ: Người dùng thử nghiệm tính năng thanh toán và cảm thấy thuận tiện, nhanh chóng, đúng với trải nghiệm</w:t>
+      </w:r>
+      <w:bookmarkStart w:id="0" w:name="_GoBack"/>
+      <w:bookmarkEnd w:id="0"/>
+      <w:r>
+        <w:rPr>
+          <w:rFonts w:hint="default"/>
+        </w:rPr>
+        <w:t xml:space="preserve"> họ mong đợi.</w:t>
+      </w:r>
+    </w:p>
+    <w:p/>
+    <w:p>
+      <w:pPr>
+        <w:pStyle w:val="3"/>
+        <w:bidi w:val="0"/>
+      </w:pPr>
+      <w:r>
+        <w:t>Prompt</w:t>
+      </w:r>
+      <w:r>
+        <w:rPr>
+          <w:rFonts w:hint="default"/>
+          <w:lang w:val="vi-VN"/>
+        </w:rPr>
+        <w:t xml:space="preserve"> ngắn (Zero shot)</w:t>
       </w:r>
     </w:p>
     <w:p>
@@ -864,9 +1997,130 @@
         <w:ind w:left="1731" w:leftChars="0" w:hanging="708" w:firstLineChars="0"/>
       </w:pPr>
       <w:r>
+        <w:rPr>
+          <w:rFonts w:hint="default"/>
+          <w:lang w:val="vi-VN"/>
+        </w:rPr>
+        <w:t xml:space="preserve">Promt </w:t>
+      </w:r>
+    </w:p>
+    <w:tbl>
+      <w:tblPr>
+        <w:tblStyle w:val="12"/>
+        <w:tblW w:w="7966" w:type="dxa"/>
+        <w:tblInd w:w="1341" w:type="dxa"/>
+        <w:tblBorders>
+          <w:top w:val="single" w:color="auto" w:sz="4" w:space="0"/>
+          <w:left w:val="single" w:color="auto" w:sz="4" w:space="0"/>
+          <w:bottom w:val="single" w:color="auto" w:sz="4" w:space="0"/>
+          <w:right w:val="single" w:color="auto" w:sz="4" w:space="0"/>
+          <w:insideH w:val="single" w:color="auto" w:sz="4" w:space="0"/>
+          <w:insideV w:val="single" w:color="auto" w:sz="4" w:space="0"/>
+        </w:tblBorders>
+        <w:tblLayout w:type="autofit"/>
+        <w:tblCellMar>
+          <w:top w:w="0" w:type="dxa"/>
+          <w:left w:w="10" w:type="dxa"/>
+          <w:bottom w:w="0" w:type="dxa"/>
+          <w:right w:w="10" w:type="dxa"/>
+        </w:tblCellMar>
+      </w:tblPr>
+      <w:tblGrid>
+        <w:gridCol w:w="7966"/>
+      </w:tblGrid>
+      <w:tr>
+        <w:tblPrEx>
+          <w:tblBorders>
+            <w:top w:val="single" w:color="auto" w:sz="4" w:space="0"/>
+            <w:left w:val="single" w:color="auto" w:sz="4" w:space="0"/>
+            <w:bottom w:val="single" w:color="auto" w:sz="4" w:space="0"/>
+            <w:right w:val="single" w:color="auto" w:sz="4" w:space="0"/>
+            <w:insideH w:val="single" w:color="auto" w:sz="4" w:space="0"/>
+            <w:insideV w:val="single" w:color="auto" w:sz="4" w:space="0"/>
+          </w:tblBorders>
+          <w:tblCellMar>
+            <w:top w:w="0" w:type="dxa"/>
+            <w:left w:w="10" w:type="dxa"/>
+            <w:bottom w:w="0" w:type="dxa"/>
+            <w:right w:w="10" w:type="dxa"/>
+          </w:tblCellMar>
+        </w:tblPrEx>
+        <w:tc>
+          <w:tcPr>
+            <w:tcW w:w="7966" w:type="dxa"/>
+            <w:tcBorders>
+              <w:top w:val="single" w:color="BFBFBF" w:sz="6" w:space="0"/>
+              <w:left w:val="single" w:color="BFBFBF" w:sz="6" w:space="0"/>
+              <w:bottom w:val="single" w:color="BFBFBF" w:sz="6" w:space="0"/>
+              <w:right w:val="single" w:color="BFBFBF" w:sz="6" w:space="0"/>
+            </w:tcBorders>
+            <w:shd w:val="clear" w:color="auto" w:fill="F2F2F2"/>
+            <w:tcMar>
+              <w:top w:w="120" w:type="dxa"/>
+              <w:left w:w="180" w:type="dxa"/>
+              <w:bottom w:w="120" w:type="dxa"/>
+              <w:right w:w="180" w:type="dxa"/>
+            </w:tcMar>
+          </w:tcPr>
+          <w:p>
+            <w:pPr>
+              <w:pStyle w:val="19"/>
+              <w:bidi w:val="0"/>
+            </w:pPr>
+            <w:r>
+              <w:t>Bạn là 1 giảng viên ISTQB-certified test. Yêu cầu: Bạn cần giảng giải và giải thích về 1.Định nghĩa về testing 2.Phân biệt testing và debugging - Điểm giống nhau và điểm dễ gây nhầm lẫn giữa giữa testing và debugging - Điểm khác nhau + Trình bày vào dạng bảng gồm các cột Mục đích | Người thực hiện | Đầu ra | Khi nào dùng | Ví dụ 3.Phân biệt verification và validation - Điểm giống nhau và điểm dễ gây nhầm lẫn giữa giữa verification và validation - Điểm khác nhau + Trình bày vào dạng bảng gồm các cột Mục đích | Người thực hiện | Đầu ra | Khi nào dùng | Ví dụ Yêu cầu thêm: Trả lời theo phong cách gần gũi, dễ hiểu đến mức một đứa bé 12 tuổi cũng có thể hiểu được.</w:t>
+            </w:r>
+          </w:p>
+          <w:p>
+            <w:pPr>
+              <w:pStyle w:val="19"/>
+              <w:bidi w:val="0"/>
+            </w:pPr>
+          </w:p>
+        </w:tc>
+      </w:tr>
+    </w:tbl>
+    <w:p>
+      <w:pPr>
+        <w:pStyle w:val="4"/>
+        <w:bidi w:val="0"/>
+        <w:ind w:left="1731" w:leftChars="0" w:hanging="708" w:firstLineChars="0"/>
+      </w:pPr>
+      <w:r>
+        <w:t>Câu trả lời AI:</w:t>
+      </w:r>
+    </w:p>
+    <w:p>
+      <w:pPr>
+        <w:pStyle w:val="5"/>
+        <w:bidi w:val="0"/>
+        <w:ind w:left="2053" w:leftChars="0" w:hanging="853" w:firstLineChars="0"/>
+      </w:pPr>
+      <w:r>
+        <w:t>Định nghĩa về testing</w:t>
+      </w:r>
+    </w:p>
+    <w:p>
+      <w:pPr>
+        <w:pStyle w:val="5"/>
+        <w:bidi w:val="0"/>
+        <w:ind w:left="2053" w:leftChars="0" w:hanging="853" w:firstLineChars="0"/>
+      </w:pPr>
+      <w:r>
+        <w:t>Phân biệt testing và debugging</w:t>
+      </w:r>
+    </w:p>
+    <w:p>
+      <w:pPr>
+        <w:pStyle w:val="5"/>
+        <w:bidi w:val="0"/>
+        <w:ind w:left="2053" w:leftChars="0" w:hanging="853" w:firstLineChars="0"/>
+      </w:pPr>
+      <w:r>
         <w:t>Phân biệt Verfication và validation</w:t>
       </w:r>
     </w:p>
+    <w:p/>
     <w:p>
       <w:pPr>
         <w:pStyle w:val="3"/>
@@ -914,13 +2168,7 @@
         <w:ind w:left="1731" w:leftChars="0" w:hanging="708" w:firstLineChars="0"/>
       </w:pPr>
       <w:r>
-        <w:t>Nguyê</w:t>
-      </w:r>
-      <w:r>
-        <w:tab/>
-      </w:r>
-      <w:r>
-        <w:t>n tắc 1: ….</w:t>
+        <w:t>Nguyên tắc 1: ….</w:t>
       </w:r>
     </w:p>
     <w:p>
@@ -1005,8 +2253,6 @@
           <w:lang w:val="vi-VN"/>
         </w:rPr>
       </w:pPr>
-      <w:bookmarkStart w:id="0" w:name="_GoBack"/>
-      <w:bookmarkEnd w:id="0"/>
     </w:p>
     <w:sectPr>
       <w:footerReference r:id="rId3" w:type="default"/>
@@ -1092,22 +2338,6 @@
                       <a:ln w="6350">
                         <a:noFill/>
                       </a:ln>
-                      <a:extLst>
-                        <a:ext uri="{909E8E84-426E-40DD-AFC4-6F175D3DCCD1}">
-                          <a14:hiddenFill xmlns:a14="http://schemas.microsoft.com/office/drawing/2010/main">
-                            <a:solidFill>
-                              <a:schemeClr val="lt1"/>
-                            </a:solidFill>
-                          </a14:hiddenFill>
-                        </a:ext>
-                        <a:ext uri="{91240B29-F687-4F45-9708-019B960494DF}">
-                          <a14:hiddenLine xmlns:a14="http://schemas.microsoft.com/office/drawing/2010/main" w="6350">
-                            <a:solidFill>
-                              <a:prstClr val="black"/>
-                            </a:solidFill>
-                          </a14:hiddenLine>
-                        </a:ext>
-                      </a:extLst>
                     </wps:spPr>
                     <wps:style>
                       <a:lnRef idx="0">
@@ -1158,7 +2388,7 @@
         </mc:Choice>
         <mc:Fallback>
           <w:pict>
-            <v:shape id="_x0000_s1026" o:spid="_x0000_s1026" o:spt="202" type="#_x0000_t202" style="position:absolute;left:0pt;margin-top:0pt;height:144pt;width:144pt;mso-position-horizontal:right;mso-position-horizontal-relative:margin;mso-wrap-style:none;z-index:251659264;mso-width-relative:page;mso-height-relative:page;" filled="f" stroked="f" coordsize="21600,21600" o:gfxdata="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">
+            <v:shape id="_x0000_s1026" o:spid="_x0000_s1026" o:spt="202" type="#_x0000_t202" style="position:absolute;left:0pt;margin-top:0pt;height:144pt;width:144pt;mso-position-horizontal:right;mso-position-horizontal-relative:margin;mso-wrap-style:none;z-index:251659264;mso-width-relative:page;mso-height-relative:page;" filled="f" stroked="f" coordsize="21600,21600" o:gfxdata="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">
               <v:fill on="f" focussize="0,0"/>
               <v:stroke on="f" weight="0.5pt"/>
               <v:imagedata o:title=""/>
@@ -1352,9 +2582,9 @@
     </w:lvl>
   </w:abstractNum>
   <w:abstractNum w:abstractNumId="1">
-    <w:nsid w:val="0978D876"/>
-    <w:multiLevelType w:val="singleLevel"/>
-    <w:tmpl w:val="0978D876"/>
+    <w:nsid w:val="CADC6D25"/>
+    <w:multiLevelType w:val="multilevel"/>
+    <w:tmpl w:val="CADC6D25"/>
     <w:lvl w:ilvl="0" w:tentative="0">
       <w:start w:val="1"/>
       <w:numFmt w:val="bullet"/>
@@ -1363,12 +2593,132 @@
       <w:lvlJc w:val="left"/>
       <w:pPr>
         <w:tabs>
-          <w:tab w:val="left" w:pos="1260"/>
+          <w:tab w:val="left" w:pos="425"/>
         </w:tabs>
-        <w:ind w:left="1258" w:hanging="418"/>
+        <w:ind w:left="425" w:leftChars="0" w:hanging="425" w:firstLineChars="0"/>
       </w:pPr>
       <w:rPr>
         <w:rFonts w:hint="default" w:ascii="SimSun" w:hAnsi="SimSun" w:eastAsia="SimSun" w:cs="SimSun"/>
+      </w:rPr>
+    </w:lvl>
+    <w:lvl w:ilvl="1" w:tentative="0">
+      <w:start w:val="1"/>
+      <w:numFmt w:val="bullet"/>
+      <w:lvlText w:val="＋"/>
+      <w:lvlJc w:val="left"/>
+      <w:pPr>
+        <w:tabs>
+          <w:tab w:val="left" w:pos="850"/>
+        </w:tabs>
+        <w:ind w:left="850" w:leftChars="0" w:hanging="453" w:firstLineChars="0"/>
+      </w:pPr>
+      <w:rPr>
+        <w:rFonts w:hint="default" w:ascii="SimSun" w:hAnsi="SimSun" w:eastAsia="SimSun" w:cs="SimSun"/>
+      </w:rPr>
+    </w:lvl>
+    <w:lvl w:ilvl="2" w:tentative="0">
+      <w:start w:val="1"/>
+      <w:numFmt w:val="lowerRoman"/>
+      <w:lvlText w:val="..%3."/>
+      <w:lvlJc w:val="left"/>
+      <w:pPr>
+        <w:tabs>
+          <w:tab w:val="left" w:pos="1508"/>
+        </w:tabs>
+        <w:ind w:left="1508" w:leftChars="0" w:hanging="708" w:firstLineChars="0"/>
+      </w:pPr>
+      <w:rPr>
+        <w:rFonts w:hint="default"/>
+      </w:rPr>
+    </w:lvl>
+    <w:lvl w:ilvl="3" w:tentative="0">
+      <w:start w:val="1"/>
+      <w:numFmt w:val="lowerRoman"/>
+      <w:lvlText w:val="..%3.%4."/>
+      <w:lvlJc w:val="left"/>
+      <w:pPr>
+        <w:tabs>
+          <w:tab w:val="left" w:pos="2053"/>
+        </w:tabs>
+        <w:ind w:left="2053" w:leftChars="0" w:hanging="853" w:firstLineChars="0"/>
+      </w:pPr>
+      <w:rPr>
+        <w:rFonts w:hint="default"/>
+      </w:rPr>
+    </w:lvl>
+    <w:lvl w:ilvl="4" w:tentative="0">
+      <w:start w:val="1"/>
+      <w:numFmt w:val="lowerRoman"/>
+      <w:lvlText w:val="..%3.%4.%5."/>
+      <w:lvlJc w:val="left"/>
+      <w:pPr>
+        <w:tabs>
+          <w:tab w:val="left" w:pos="2495"/>
+        </w:tabs>
+        <w:ind w:left="2495" w:leftChars="0" w:hanging="895" w:firstLineChars="0"/>
+      </w:pPr>
+      <w:rPr>
+        <w:rFonts w:hint="default"/>
+      </w:rPr>
+    </w:lvl>
+    <w:lvl w:ilvl="5" w:tentative="0">
+      <w:start w:val="1"/>
+      <w:numFmt w:val="lowerRoman"/>
+      <w:lvlText w:val="..%3.%4.%5.%6."/>
+      <w:lvlJc w:val="left"/>
+      <w:pPr>
+        <w:tabs>
+          <w:tab w:val="left" w:pos="3136"/>
+        </w:tabs>
+        <w:ind w:left="3136" w:leftChars="0" w:hanging="1136" w:firstLineChars="0"/>
+      </w:pPr>
+      <w:rPr>
+        <w:rFonts w:hint="default"/>
+      </w:rPr>
+    </w:lvl>
+    <w:lvl w:ilvl="6" w:tentative="0">
+      <w:start w:val="1"/>
+      <w:numFmt w:val="lowerRoman"/>
+      <w:lvlText w:val="..%3.%4.%5.%6.%7."/>
+      <w:lvlJc w:val="left"/>
+      <w:pPr>
+        <w:tabs>
+          <w:tab w:val="left" w:pos="3673"/>
+        </w:tabs>
+        <w:ind w:left="3673" w:leftChars="0" w:hanging="1273" w:firstLineChars="0"/>
+      </w:pPr>
+      <w:rPr>
+        <w:rFonts w:hint="default"/>
+      </w:rPr>
+    </w:lvl>
+    <w:lvl w:ilvl="7" w:tentative="0">
+      <w:start w:val="1"/>
+      <w:numFmt w:val="lowerRoman"/>
+      <w:lvlText w:val="..%3.%4.%5.%6.%7.%8."/>
+      <w:lvlJc w:val="left"/>
+      <w:pPr>
+        <w:tabs>
+          <w:tab w:val="left" w:pos="4218"/>
+        </w:tabs>
+        <w:ind w:left="4218" w:leftChars="0" w:hanging="1418" w:firstLineChars="0"/>
+      </w:pPr>
+      <w:rPr>
+        <w:rFonts w:hint="default"/>
+      </w:rPr>
+    </w:lvl>
+    <w:lvl w:ilvl="8" w:tentative="0">
+      <w:start w:val="1"/>
+      <w:numFmt w:val="lowerRoman"/>
+      <w:lvlText w:val="..%3.%4.%5.%6.%7.%8.%9."/>
+      <w:lvlJc w:val="left"/>
+      <w:pPr>
+        <w:tabs>
+          <w:tab w:val="left" w:pos="4648"/>
+        </w:tabs>
+        <w:ind w:left="4648" w:leftChars="0" w:hanging="1448" w:firstLineChars="0"/>
+      </w:pPr>
+      <w:rPr>
+        <w:rFonts w:hint="default"/>
       </w:rPr>
     </w:lvl>
   </w:abstractNum>
@@ -1557,7 +2907,7 @@
     <w:lsdException w:qFormat="1" w:unhideWhenUsed="0" w:uiPriority="0" w:semiHidden="0" w:name="Document Map"/>
     <w:lsdException w:unhideWhenUsed="0" w:uiPriority="0" w:semiHidden="0" w:name="Plain Text"/>
     <w:lsdException w:qFormat="1" w:unhideWhenUsed="0" w:uiPriority="0" w:semiHidden="0" w:name="E-mail Signature"/>
-    <w:lsdException w:unhideWhenUsed="0" w:uiPriority="0" w:semiHidden="0" w:name="Normal (Web)"/>
+    <w:lsdException w:qFormat="1" w:unhideWhenUsed="0" w:uiPriority="0" w:semiHidden="0" w:name="Normal (Web)"/>
     <w:lsdException w:unhideWhenUsed="0" w:uiPriority="0" w:semiHidden="0" w:name="HTML Acronym"/>
     <w:lsdException w:qFormat="1" w:unhideWhenUsed="0" w:uiPriority="0" w:semiHidden="0" w:name="HTML Address"/>
     <w:lsdException w:qFormat="1" w:unhideWhenUsed="0" w:uiPriority="0" w:semiHidden="0" w:name="HTML Cite"/>
@@ -1664,7 +3014,7 @@
     <w:lsdException w:qFormat="1" w:unhideWhenUsed="0" w:uiPriority="63" w:semiHidden="0" w:name="Medium Shading 1 Accent 3"/>
     <w:lsdException w:qFormat="1" w:unhideWhenUsed="0" w:uiPriority="64" w:semiHidden="0" w:name="Medium Shading 2 Accent 3"/>
     <w:lsdException w:qFormat="1" w:unhideWhenUsed="0" w:uiPriority="65" w:semiHidden="0" w:name="Medium List 1 Accent 3"/>
-    <w:lsdException w:unhideWhenUsed="0" w:uiPriority="66" w:semiHidden="0" w:name="Medium List 2 Accent 3"/>
+    <w:lsdException w:qFormat="1" w:unhideWhenUsed="0" w:uiPriority="66" w:semiHidden="0" w:name="Medium List 2 Accent 3"/>
     <w:lsdException w:qFormat="1" w:unhideWhenUsed="0" w:uiPriority="67" w:semiHidden="0" w:name="Medium Grid 1 Accent 3"/>
     <w:lsdException w:qFormat="1" w:unhideWhenUsed="0" w:uiPriority="68" w:semiHidden="0" w:name="Medium Grid 2 Accent 3"/>
     <w:lsdException w:qFormat="1" w:unhideWhenUsed="0" w:uiPriority="69" w:semiHidden="0" w:name="Medium Grid 3 Accent 3"/>
@@ -1674,7 +3024,7 @@
     <w:lsdException w:qFormat="1" w:unhideWhenUsed="0" w:uiPriority="73" w:semiHidden="0" w:name="Colorful Grid Accent 3"/>
     <w:lsdException w:qFormat="1" w:unhideWhenUsed="0" w:uiPriority="60" w:semiHidden="0" w:name="Light Shading Accent 4"/>
     <w:lsdException w:qFormat="1" w:unhideWhenUsed="0" w:uiPriority="61" w:semiHidden="0" w:name="Light List Accent 4"/>
-    <w:lsdException w:unhideWhenUsed="0" w:uiPriority="62" w:semiHidden="0" w:name="Light Grid Accent 4"/>
+    <w:lsdException w:qFormat="1" w:unhideWhenUsed="0" w:uiPriority="62" w:semiHidden="0" w:name="Light Grid Accent 4"/>
     <w:lsdException w:qFormat="1" w:unhideWhenUsed="0" w:uiPriority="63" w:semiHidden="0" w:name="Medium Shading 1 Accent 4"/>
     <w:lsdException w:qFormat="1" w:unhideWhenUsed="0" w:uiPriority="64" w:semiHidden="0" w:name="Medium Shading 2 Accent 4"/>
     <w:lsdException w:qFormat="1" w:unhideWhenUsed="0" w:uiPriority="65" w:semiHidden="0" w:name="Medium List 1 Accent 4"/>
@@ -1691,7 +3041,7 @@
     <w:lsdException w:qFormat="1" w:unhideWhenUsed="0" w:uiPriority="62" w:semiHidden="0" w:name="Light Grid Accent 5"/>
     <w:lsdException w:qFormat="1" w:unhideWhenUsed="0" w:uiPriority="63" w:semiHidden="0" w:name="Medium Shading 1 Accent 5"/>
     <w:lsdException w:qFormat="1" w:unhideWhenUsed="0" w:uiPriority="64" w:semiHidden="0" w:name="Medium Shading 2 Accent 5"/>
-    <w:lsdException w:unhideWhenUsed="0" w:uiPriority="65" w:semiHidden="0" w:name="Medium List 1 Accent 5"/>
+    <w:lsdException w:qFormat="1" w:unhideWhenUsed="0" w:uiPriority="65" w:semiHidden="0" w:name="Medium List 1 Accent 5"/>
     <w:lsdException w:qFormat="1" w:unhideWhenUsed="0" w:uiPriority="66" w:semiHidden="0" w:name="Medium List 2 Accent 5"/>
     <w:lsdException w:qFormat="1" w:unhideWhenUsed="0" w:uiPriority="67" w:semiHidden="0" w:name="Medium Grid 1 Accent 5"/>
     <w:lsdException w:qFormat="1" w:unhideWhenUsed="0" w:uiPriority="68" w:semiHidden="0" w:name="Medium Grid 2 Accent 5"/>
@@ -1726,7 +3076,7 @@
     </w:pPr>
     <w:rPr>
       <w:rFonts w:ascii="Times New Roman" w:hAnsi="Times New Roman" w:eastAsia="SimSun" w:cs="Times New Roman"/>
-      <w:sz w:val="26"/>
+      <w:sz w:val="24"/>
       <w:lang w:val="en-US" w:eastAsia="zh-CN" w:bidi="ar-SA"/>
     </w:rPr>
   </w:style>
@@ -2019,6 +3369,7 @@
   </w:style>
   <w:style w:type="paragraph" w:styleId="18">
     <w:name w:val="Normal (Web)"/>
+    <w:qFormat/>
     <w:uiPriority w:val="0"/>
     <w:pPr>
       <w:spacing w:before="0" w:beforeAutospacing="1" w:after="0" w:afterAutospacing="1"/>
@@ -2026,6 +3377,7 @@
       <w:jc w:val="left"/>
     </w:pPr>
     <w:rPr>
+      <w:rFonts w:ascii="Times New Roman" w:hAnsi="Times New Roman" w:eastAsia="SimSun" w:cs="Times New Roman"/>
       <w:kern w:val="0"/>
       <w:sz w:val="24"/>
       <w:szCs w:val="24"/>
@@ -2223,7 +3575,9 @@
       <w:widowControl w:val="0"/>
       <w:jc w:val="both"/>
     </w:pPr>
-    <w:tblPr/>
+    <w:tblPr>
+      <w:tblStyleRowBandSize w:val="1"/>
+    </w:tblPr>
     <w:tcPr>
       <w:shd w:val="solid" w:color="C0C0C0" w:fill="FFFFFF"/>
     </w:tcPr>
@@ -2320,7 +3674,10 @@
       <w:widowControl w:val="0"/>
       <w:jc w:val="both"/>
     </w:pPr>
-    <w:tblPr/>
+    <w:tblPr>
+      <w:tblStyleRowBandSize w:val="1"/>
+      <w:tblStyleColBandSize w:val="1"/>
+    </w:tblPr>
     <w:tblStylePr w:type="firstRow">
       <w:rPr>
         <w:b/>
@@ -3312,7 +4669,9 @@
       <w:b/>
       <w:bCs/>
     </w:rPr>
-    <w:tblPr/>
+    <w:tblPr>
+      <w:tblStyleColBandSize w:val="1"/>
+    </w:tblPr>
     <w:tblStylePr w:type="firstRow">
       <w:rPr>
         <w:color w:val="FFFFFF"/>
@@ -3592,7 +4951,9 @@
       <w:widowControl w:val="0"/>
       <w:jc w:val="both"/>
     </w:pPr>
-    <w:tblPr/>
+    <w:tblPr>
+      <w:tblStyleColBandSize w:val="1"/>
+    </w:tblPr>
     <w:tblStylePr w:type="firstRow">
       <w:rPr>
         <w:color w:val="FFFFFF"/>
@@ -3778,7 +5139,6 @@
       <w:rPr>
         <w:color w:val="auto"/>
       </w:rPr>
-      <w:tblPr/>
     </w:tblStylePr>
   </w:style>
   <w:style w:type="table" w:styleId="37">
@@ -5703,7 +7063,9 @@
       <w:widowControl w:val="0"/>
       <w:jc w:val="both"/>
     </w:pPr>
-    <w:tblPr/>
+    <w:tblPr>
+      <w:tblStyleRowBandSize w:val="1"/>
+    </w:tblPr>
     <w:tblStylePr w:type="firstRow">
       <w:tblPr/>
       <w:tcPr>
@@ -6294,14 +7656,12 @@
         <w:b/>
         <w:bCs/>
       </w:rPr>
-      <w:tblPr/>
     </w:tblStylePr>
     <w:tblStylePr w:type="lastCol">
       <w:rPr>
         <w:b/>
         <w:bCs/>
       </w:rPr>
-      <w:tblPr/>
     </w:tblStylePr>
     <w:tblStylePr w:type="band1Vert">
       <w:tblPr/>
@@ -6399,14 +7759,12 @@
         <w:b/>
         <w:bCs/>
       </w:rPr>
-      <w:tblPr/>
     </w:tblStylePr>
     <w:tblStylePr w:type="lastCol">
       <w:rPr>
         <w:b/>
         <w:bCs/>
       </w:rPr>
-      <w:tblPr/>
     </w:tblStylePr>
     <w:tblStylePr w:type="band1Vert">
       <w:tblPr/>
@@ -6504,14 +7862,12 @@
         <w:b/>
         <w:bCs/>
       </w:rPr>
-      <w:tblPr/>
     </w:tblStylePr>
     <w:tblStylePr w:type="lastCol">
       <w:rPr>
         <w:b/>
         <w:bCs/>
       </w:rPr>
-      <w:tblPr/>
     </w:tblStylePr>
     <w:tblStylePr w:type="band1Vert">
       <w:tblPr/>
@@ -6609,14 +7965,12 @@
         <w:b/>
         <w:bCs/>
       </w:rPr>
-      <w:tblPr/>
     </w:tblStylePr>
     <w:tblStylePr w:type="lastCol">
       <w:rPr>
         <w:b/>
         <w:bCs/>
       </w:rPr>
-      <w:tblPr/>
     </w:tblStylePr>
     <w:tblStylePr w:type="band1Vert">
       <w:tblPr/>
@@ -6714,14 +8068,12 @@
         <w:b/>
         <w:bCs/>
       </w:rPr>
-      <w:tblPr/>
     </w:tblStylePr>
     <w:tblStylePr w:type="lastCol">
       <w:rPr>
         <w:b/>
         <w:bCs/>
       </w:rPr>
-      <w:tblPr/>
     </w:tblStylePr>
     <w:tblStylePr w:type="band1Vert">
       <w:tblPr/>
@@ -6819,14 +8171,12 @@
         <w:b/>
         <w:bCs/>
       </w:rPr>
-      <w:tblPr/>
     </w:tblStylePr>
     <w:tblStylePr w:type="lastCol">
       <w:rPr>
         <w:b/>
         <w:bCs/>
       </w:rPr>
-      <w:tblPr/>
     </w:tblStylePr>
     <w:tblStylePr w:type="band1Vert">
       <w:tblPr/>
@@ -6924,14 +8274,12 @@
         <w:b/>
         <w:bCs/>
       </w:rPr>
-      <w:tblPr/>
     </w:tblStylePr>
     <w:tblStylePr w:type="lastCol">
       <w:rPr>
         <w:b/>
         <w:bCs/>
       </w:rPr>
-      <w:tblPr/>
     </w:tblStylePr>
     <w:tblStylePr w:type="band1Vert">
       <w:tblPr/>
@@ -7020,14 +8368,12 @@
         <w:b/>
         <w:bCs/>
       </w:rPr>
-      <w:tblPr/>
     </w:tblStylePr>
     <w:tblStylePr w:type="lastCol">
       <w:rPr>
         <w:b/>
         <w:bCs/>
       </w:rPr>
-      <w:tblPr/>
     </w:tblStylePr>
     <w:tblStylePr w:type="band1Vert">
       <w:tblPr/>
@@ -7114,14 +8460,12 @@
         <w:b/>
         <w:bCs/>
       </w:rPr>
-      <w:tblPr/>
     </w:tblStylePr>
     <w:tblStylePr w:type="lastCol">
       <w:rPr>
         <w:b/>
         <w:bCs/>
       </w:rPr>
-      <w:tblPr/>
     </w:tblStylePr>
     <w:tblStylePr w:type="band1Vert">
       <w:tblPr/>
@@ -7208,14 +8552,12 @@
         <w:b/>
         <w:bCs/>
       </w:rPr>
-      <w:tblPr/>
     </w:tblStylePr>
     <w:tblStylePr w:type="lastCol">
       <w:rPr>
         <w:b/>
         <w:bCs/>
       </w:rPr>
-      <w:tblPr/>
     </w:tblStylePr>
     <w:tblStylePr w:type="band1Vert">
       <w:tblPr/>
@@ -7302,14 +8644,12 @@
         <w:b/>
         <w:bCs/>
       </w:rPr>
-      <w:tblPr/>
     </w:tblStylePr>
     <w:tblStylePr w:type="lastCol">
       <w:rPr>
         <w:b/>
         <w:bCs/>
       </w:rPr>
-      <w:tblPr/>
     </w:tblStylePr>
     <w:tblStylePr w:type="band1Vert">
       <w:tblPr/>
@@ -7396,14 +8736,12 @@
         <w:b/>
         <w:bCs/>
       </w:rPr>
-      <w:tblPr/>
     </w:tblStylePr>
     <w:tblStylePr w:type="lastCol">
       <w:rPr>
         <w:b/>
         <w:bCs/>
       </w:rPr>
-      <w:tblPr/>
     </w:tblStylePr>
     <w:tblStylePr w:type="band1Vert">
       <w:tblPr/>
@@ -7490,14 +8828,12 @@
         <w:b/>
         <w:bCs/>
       </w:rPr>
-      <w:tblPr/>
     </w:tblStylePr>
     <w:tblStylePr w:type="lastCol">
       <w:rPr>
         <w:b/>
         <w:bCs/>
       </w:rPr>
-      <w:tblPr/>
     </w:tblStylePr>
     <w:tblStylePr w:type="band1Vert">
       <w:tblPr/>
@@ -7584,14 +8920,12 @@
         <w:b/>
         <w:bCs/>
       </w:rPr>
-      <w:tblPr/>
     </w:tblStylePr>
     <w:tblStylePr w:type="lastCol">
       <w:rPr>
         <w:b/>
         <w:bCs/>
       </w:rPr>
-      <w:tblPr/>
     </w:tblStylePr>
     <w:tblStylePr w:type="band1Vert">
       <w:tblPr/>
@@ -7691,7 +9025,6 @@
         <w:b/>
         <w:bCs/>
       </w:rPr>
-      <w:tblPr/>
     </w:tblStylePr>
     <w:tblStylePr w:type="lastCol">
       <w:rPr>
@@ -7828,7 +9161,6 @@
         <w:b/>
         <w:bCs/>
       </w:rPr>
-      <w:tblPr/>
     </w:tblStylePr>
     <w:tblStylePr w:type="lastCol">
       <w:rPr>
@@ -7965,7 +9297,6 @@
         <w:b/>
         <w:bCs/>
       </w:rPr>
-      <w:tblPr/>
     </w:tblStylePr>
     <w:tblStylePr w:type="lastCol">
       <w:rPr>
@@ -8102,7 +9433,6 @@
         <w:b/>
         <w:bCs/>
       </w:rPr>
-      <w:tblPr/>
     </w:tblStylePr>
     <w:tblStylePr w:type="lastCol">
       <w:rPr>
@@ -8175,6 +9505,7 @@
   <w:style w:type="table" w:styleId="97">
     <w:name w:val="Light Grid Accent 4"/>
     <w:basedOn w:val="12"/>
+    <w:qFormat/>
     <w:uiPriority w:val="62"/>
     <w:tblPr>
       <w:tblBorders>
@@ -8238,7 +9569,6 @@
         <w:b/>
         <w:bCs/>
       </w:rPr>
-      <w:tblPr/>
     </w:tblStylePr>
     <w:tblStylePr w:type="lastCol">
       <w:rPr>
@@ -8375,7 +9705,6 @@
         <w:b/>
         <w:bCs/>
       </w:rPr>
-      <w:tblPr/>
     </w:tblStylePr>
     <w:tblStylePr w:type="lastCol">
       <w:rPr>
@@ -8512,7 +9841,6 @@
         <w:b/>
         <w:bCs/>
       </w:rPr>
-      <w:tblPr/>
     </w:tblStylePr>
     <w:tblStylePr w:type="lastCol">
       <w:rPr>
@@ -8647,14 +9975,12 @@
         <w:b/>
         <w:bCs/>
       </w:rPr>
-      <w:tblPr/>
     </w:tblStylePr>
     <w:tblStylePr w:type="lastCol">
       <w:rPr>
         <w:b/>
         <w:bCs/>
       </w:rPr>
-      <w:tblPr/>
     </w:tblStylePr>
     <w:tblStylePr w:type="band1Vert">
       <w:tblPr/>
@@ -8759,14 +10085,12 @@
         <w:b/>
         <w:bCs/>
       </w:rPr>
-      <w:tblPr/>
     </w:tblStylePr>
     <w:tblStylePr w:type="lastCol">
       <w:rPr>
         <w:b/>
         <w:bCs/>
       </w:rPr>
-      <w:tblPr/>
     </w:tblStylePr>
     <w:tblStylePr w:type="band1Vert">
       <w:tblPr/>
@@ -8871,14 +10195,12 @@
         <w:b/>
         <w:bCs/>
       </w:rPr>
-      <w:tblPr/>
     </w:tblStylePr>
     <w:tblStylePr w:type="lastCol">
       <w:rPr>
         <w:b/>
         <w:bCs/>
       </w:rPr>
-      <w:tblPr/>
     </w:tblStylePr>
     <w:tblStylePr w:type="band1Vert">
       <w:tblPr/>
@@ -8983,14 +10305,12 @@
         <w:b/>
         <w:bCs/>
       </w:rPr>
-      <w:tblPr/>
     </w:tblStylePr>
     <w:tblStylePr w:type="lastCol">
       <w:rPr>
         <w:b/>
         <w:bCs/>
       </w:rPr>
-      <w:tblPr/>
     </w:tblStylePr>
     <w:tblStylePr w:type="band1Vert">
       <w:tblPr/>
@@ -9095,14 +10415,12 @@
         <w:b/>
         <w:bCs/>
       </w:rPr>
-      <w:tblPr/>
     </w:tblStylePr>
     <w:tblStylePr w:type="lastCol">
       <w:rPr>
         <w:b/>
         <w:bCs/>
       </w:rPr>
-      <w:tblPr/>
     </w:tblStylePr>
     <w:tblStylePr w:type="band1Vert">
       <w:tblPr/>
@@ -9207,14 +10525,12 @@
         <w:b/>
         <w:bCs/>
       </w:rPr>
-      <w:tblPr/>
     </w:tblStylePr>
     <w:tblStylePr w:type="lastCol">
       <w:rPr>
         <w:b/>
         <w:bCs/>
       </w:rPr>
-      <w:tblPr/>
     </w:tblStylePr>
     <w:tblStylePr w:type="band1Vert">
       <w:tblPr/>
@@ -9319,14 +10635,12 @@
         <w:b/>
         <w:bCs/>
       </w:rPr>
-      <w:tblPr/>
     </w:tblStylePr>
     <w:tblStylePr w:type="lastCol">
       <w:rPr>
         <w:b/>
         <w:bCs/>
       </w:rPr>
-      <w:tblPr/>
     </w:tblStylePr>
     <w:tblStylePr w:type="band1Vert">
       <w:tblPr/>
@@ -10508,7 +11822,6 @@
         <w:b/>
         <w:bCs/>
       </w:rPr>
-      <w:tblPr/>
     </w:tblStylePr>
     <w:tblStylePr w:type="lastCol">
       <w:rPr>
@@ -10599,7 +11912,6 @@
         <w:b/>
         <w:bCs/>
       </w:rPr>
-      <w:tblPr/>
     </w:tblStylePr>
     <w:tblStylePr w:type="lastCol">
       <w:rPr>
@@ -10690,7 +12002,6 @@
         <w:b/>
         <w:bCs/>
       </w:rPr>
-      <w:tblPr/>
     </w:tblStylePr>
     <w:tblStylePr w:type="lastCol">
       <w:rPr>
@@ -10781,7 +12092,6 @@
         <w:b/>
         <w:bCs/>
       </w:rPr>
-      <w:tblPr/>
     </w:tblStylePr>
     <w:tblStylePr w:type="lastCol">
       <w:rPr>
@@ -10872,7 +12182,6 @@
         <w:b/>
         <w:bCs/>
       </w:rPr>
-      <w:tblPr/>
     </w:tblStylePr>
     <w:tblStylePr w:type="lastCol">
       <w:rPr>
@@ -10909,6 +12218,7 @@
   <w:style w:type="table" w:styleId="119">
     <w:name w:val="Medium List 1 Accent 5"/>
     <w:basedOn w:val="12"/>
+    <w:qFormat/>
     <w:uiPriority w:val="65"/>
     <w:rPr>
       <w:color w:val="000000"/>
@@ -10962,7 +12272,6 @@
         <w:b/>
         <w:bCs/>
       </w:rPr>
-      <w:tblPr/>
     </w:tblStylePr>
     <w:tblStylePr w:type="lastCol">
       <w:rPr>
@@ -11053,7 +12362,6 @@
         <w:b/>
         <w:bCs/>
       </w:rPr>
-      <w:tblPr/>
     </w:tblStylePr>
     <w:tblStylePr w:type="lastCol">
       <w:rPr>
@@ -11507,6 +12815,7 @@
   <w:style w:type="table" w:styleId="124">
     <w:name w:val="Medium List 2 Accent 3"/>
     <w:basedOn w:val="12"/>
+    <w:qFormat/>
     <w:uiPriority w:val="66"/>
     <w:rPr>
       <w:rFonts w:ascii="SimSun" w:hAnsi="SimSun" w:eastAsia="Courier New" w:cs="Times New Roman"/>
@@ -12082,7 +13391,6 @@
         <w:b/>
         <w:bCs/>
       </w:rPr>
-      <w:tblPr/>
     </w:tblStylePr>
     <w:tblStylePr w:type="lastRow">
       <w:rPr>
@@ -12108,14 +13416,12 @@
         <w:b/>
         <w:bCs/>
       </w:rPr>
-      <w:tblPr/>
     </w:tblStylePr>
     <w:tblStylePr w:type="lastCol">
       <w:rPr>
         <w:b/>
         <w:bCs/>
       </w:rPr>
-      <w:tblPr/>
     </w:tblStylePr>
     <w:tblStylePr w:type="band1Vert">
       <w:tblPr/>
@@ -12153,7 +13459,6 @@
         <w:b/>
         <w:bCs/>
       </w:rPr>
-      <w:tblPr/>
     </w:tblStylePr>
     <w:tblStylePr w:type="lastRow">
       <w:rPr>
@@ -12179,14 +13484,12 @@
         <w:b/>
         <w:bCs/>
       </w:rPr>
-      <w:tblPr/>
     </w:tblStylePr>
     <w:tblStylePr w:type="lastCol">
       <w:rPr>
         <w:b/>
         <w:bCs/>
       </w:rPr>
-      <w:tblPr/>
     </w:tblStylePr>
     <w:tblStylePr w:type="band1Vert">
       <w:tblPr/>
@@ -12224,7 +13527,6 @@
         <w:b/>
         <w:bCs/>
       </w:rPr>
-      <w:tblPr/>
     </w:tblStylePr>
     <w:tblStylePr w:type="lastRow">
       <w:rPr>
@@ -12250,14 +13552,12 @@
         <w:b/>
         <w:bCs/>
       </w:rPr>
-      <w:tblPr/>
     </w:tblStylePr>
     <w:tblStylePr w:type="lastCol">
       <w:rPr>
         <w:b/>
         <w:bCs/>
       </w:rPr>
-      <w:tblPr/>
     </w:tblStylePr>
     <w:tblStylePr w:type="band1Vert">
       <w:tblPr/>
@@ -12295,7 +13595,6 @@
         <w:b/>
         <w:bCs/>
       </w:rPr>
-      <w:tblPr/>
     </w:tblStylePr>
     <w:tblStylePr w:type="lastRow">
       <w:rPr>
@@ -12321,14 +13620,12 @@
         <w:b/>
         <w:bCs/>
       </w:rPr>
-      <w:tblPr/>
     </w:tblStylePr>
     <w:tblStylePr w:type="lastCol">
       <w:rPr>
         <w:b/>
         <w:bCs/>
       </w:rPr>
-      <w:tblPr/>
     </w:tblStylePr>
     <w:tblStylePr w:type="band1Vert">
       <w:tblPr/>
@@ -12366,7 +13663,6 @@
         <w:b/>
         <w:bCs/>
       </w:rPr>
-      <w:tblPr/>
     </w:tblStylePr>
     <w:tblStylePr w:type="lastRow">
       <w:rPr>
@@ -12392,14 +13688,12 @@
         <w:b/>
         <w:bCs/>
       </w:rPr>
-      <w:tblPr/>
     </w:tblStylePr>
     <w:tblStylePr w:type="lastCol">
       <w:rPr>
         <w:b/>
         <w:bCs/>
       </w:rPr>
-      <w:tblPr/>
     </w:tblStylePr>
     <w:tblStylePr w:type="band1Vert">
       <w:tblPr/>
@@ -12437,7 +13731,6 @@
         <w:b/>
         <w:bCs/>
       </w:rPr>
-      <w:tblPr/>
     </w:tblStylePr>
     <w:tblStylePr w:type="lastRow">
       <w:rPr>
@@ -12463,14 +13756,12 @@
         <w:b/>
         <w:bCs/>
       </w:rPr>
-      <w:tblPr/>
     </w:tblStylePr>
     <w:tblStylePr w:type="lastCol">
       <w:rPr>
         <w:b/>
         <w:bCs/>
       </w:rPr>
-      <w:tblPr/>
     </w:tblStylePr>
     <w:tblStylePr w:type="band1Vert">
       <w:tblPr/>
@@ -12508,7 +13799,6 @@
         <w:b/>
         <w:bCs/>
       </w:rPr>
-      <w:tblPr/>
     </w:tblStylePr>
     <w:tblStylePr w:type="lastRow">
       <w:rPr>
@@ -12534,14 +13824,12 @@
         <w:b/>
         <w:bCs/>
       </w:rPr>
-      <w:tblPr/>
     </w:tblStylePr>
     <w:tblStylePr w:type="lastCol">
       <w:rPr>
         <w:b/>
         <w:bCs/>
       </w:rPr>
-      <w:tblPr/>
     </w:tblStylePr>
     <w:tblStylePr w:type="band1Vert">
       <w:tblPr/>
@@ -14440,7 +15728,10 @@
     <w:rPr>
       <w:color w:val="FFFFFF"/>
     </w:rPr>
-    <w:tblPr/>
+    <w:tblPr>
+      <w:tblStyleRowBandSize w:val="1"/>
+      <w:tblStyleColBandSize w:val="1"/>
+    </w:tblPr>
     <w:tcPr>
       <w:shd w:val="clear" w:color="auto" w:fill="000000"/>
     </w:tcPr>
@@ -14553,7 +15844,10 @@
     <w:rPr>
       <w:color w:val="FFFFFF"/>
     </w:rPr>
-    <w:tblPr/>
+    <w:tblPr>
+      <w:tblStyleRowBandSize w:val="1"/>
+      <w:tblStyleColBandSize w:val="1"/>
+    </w:tblPr>
     <w:tcPr>
       <w:shd w:val="clear" w:color="auto" w:fill="4F81BD"/>
     </w:tcPr>
@@ -14666,7 +15960,10 @@
     <w:rPr>
       <w:color w:val="FFFFFF"/>
     </w:rPr>
-    <w:tblPr/>
+    <w:tblPr>
+      <w:tblStyleRowBandSize w:val="1"/>
+      <w:tblStyleColBandSize w:val="1"/>
+    </w:tblPr>
     <w:tcPr>
       <w:shd w:val="clear" w:color="auto" w:fill="C0504D"/>
     </w:tcPr>
@@ -14779,7 +16076,10 @@
     <w:rPr>
       <w:color w:val="FFFFFF"/>
     </w:rPr>
-    <w:tblPr/>
+    <w:tblPr>
+      <w:tblStyleRowBandSize w:val="1"/>
+      <w:tblStyleColBandSize w:val="1"/>
+    </w:tblPr>
     <w:tcPr>
       <w:shd w:val="clear" w:color="auto" w:fill="9BBB59"/>
     </w:tcPr>
@@ -14892,7 +16192,10 @@
     <w:rPr>
       <w:color w:val="FFFFFF"/>
     </w:rPr>
-    <w:tblPr/>
+    <w:tblPr>
+      <w:tblStyleRowBandSize w:val="1"/>
+      <w:tblStyleColBandSize w:val="1"/>
+    </w:tblPr>
     <w:tcPr>
       <w:shd w:val="clear" w:color="auto" w:fill="8064A2"/>
     </w:tcPr>
@@ -15005,7 +16308,10 @@
     <w:rPr>
       <w:color w:val="FFFFFF"/>
     </w:rPr>
-    <w:tblPr/>
+    <w:tblPr>
+      <w:tblStyleRowBandSize w:val="1"/>
+      <w:tblStyleColBandSize w:val="1"/>
+    </w:tblPr>
     <w:tcPr>
       <w:shd w:val="clear" w:color="auto" w:fill="4BACC6"/>
     </w:tcPr>
@@ -15118,7 +16424,10 @@
     <w:rPr>
       <w:color w:val="FFFFFF"/>
     </w:rPr>
-    <w:tblPr/>
+    <w:tblPr>
+      <w:tblStyleRowBandSize w:val="1"/>
+      <w:tblStyleColBandSize w:val="1"/>
+    </w:tblPr>
     <w:tcPr>
       <w:shd w:val="clear" w:color="auto" w:fill="F79646"/>
     </w:tcPr>
@@ -15339,13 +16648,11 @@
       <w:rPr>
         <w:color w:val="000000"/>
       </w:rPr>
-      <w:tblPr/>
     </w:tblStylePr>
     <w:tblStylePr w:type="nwCell">
       <w:rPr>
         <w:color w:val="000000"/>
       </w:rPr>
-      <w:tblPr/>
     </w:tblStylePr>
   </w:style>
   <w:style w:type="table" w:styleId="157">
@@ -15464,13 +16771,11 @@
       <w:rPr>
         <w:color w:val="000000"/>
       </w:rPr>
-      <w:tblPr/>
     </w:tblStylePr>
     <w:tblStylePr w:type="nwCell">
       <w:rPr>
         <w:color w:val="000000"/>
       </w:rPr>
-      <w:tblPr/>
     </w:tblStylePr>
   </w:style>
   <w:style w:type="table" w:styleId="158">
@@ -15589,13 +16894,11 @@
       <w:rPr>
         <w:color w:val="000000"/>
       </w:rPr>
-      <w:tblPr/>
     </w:tblStylePr>
     <w:tblStylePr w:type="nwCell">
       <w:rPr>
         <w:color w:val="000000"/>
       </w:rPr>
-      <w:tblPr/>
     </w:tblStylePr>
   </w:style>
   <w:style w:type="table" w:styleId="159">
@@ -15827,13 +17130,11 @@
       <w:rPr>
         <w:color w:val="000000"/>
       </w:rPr>
-      <w:tblPr/>
     </w:tblStylePr>
     <w:tblStylePr w:type="nwCell">
       <w:rPr>
         <w:color w:val="000000"/>
       </w:rPr>
-      <w:tblPr/>
     </w:tblStylePr>
   </w:style>
   <w:style w:type="table" w:styleId="161">
@@ -15952,13 +17253,11 @@
       <w:rPr>
         <w:color w:val="000000"/>
       </w:rPr>
-      <w:tblPr/>
     </w:tblStylePr>
     <w:tblStylePr w:type="nwCell">
       <w:rPr>
         <w:color w:val="000000"/>
       </w:rPr>
-      <w:tblPr/>
     </w:tblStylePr>
   </w:style>
   <w:style w:type="table" w:styleId="162">
@@ -16077,13 +17376,11 @@
       <w:rPr>
         <w:color w:val="000000"/>
       </w:rPr>
-      <w:tblPr/>
     </w:tblStylePr>
     <w:tblStylePr w:type="nwCell">
       <w:rPr>
         <w:color w:val="000000"/>
       </w:rPr>
-      <w:tblPr/>
     </w:tblStylePr>
   </w:style>
   <w:style w:type="table" w:styleId="163">
@@ -16094,7 +17391,10 @@
     <w:rPr>
       <w:color w:val="000000"/>
     </w:rPr>
-    <w:tblPr/>
+    <w:tblPr>
+      <w:tblStyleRowBandSize w:val="1"/>
+      <w:tblStyleColBandSize w:val="1"/>
+    </w:tblPr>
     <w:tcPr>
       <w:shd w:val="clear" w:color="auto" w:fill="E6E6E6"/>
     </w:tcPr>
@@ -16145,14 +17445,12 @@
         <w:b/>
         <w:bCs/>
       </w:rPr>
-      <w:tblPr/>
     </w:tblStylePr>
     <w:tblStylePr w:type="lastCol">
       <w:rPr>
         <w:b/>
         <w:bCs/>
       </w:rPr>
-      <w:tblPr/>
     </w:tblStylePr>
     <w:tblStylePr w:type="band1Vert">
       <w:tblPr/>
@@ -16185,7 +17483,10 @@
     <w:rPr>
       <w:color w:val="000000"/>
     </w:rPr>
-    <w:tblPr/>
+    <w:tblPr>
+      <w:tblStyleRowBandSize w:val="1"/>
+      <w:tblStyleColBandSize w:val="1"/>
+    </w:tblPr>
     <w:tcPr>
       <w:shd w:val="clear" w:color="auto" w:fill="EDF2F8"/>
     </w:tcPr>
@@ -16236,14 +17537,12 @@
         <w:b/>
         <w:bCs/>
       </w:rPr>
-      <w:tblPr/>
     </w:tblStylePr>
     <w:tblStylePr w:type="lastCol">
       <w:rPr>
         <w:b/>
         <w:bCs/>
       </w:rPr>
-      <w:tblPr/>
     </w:tblStylePr>
     <w:tblStylePr w:type="band1Vert">
       <w:tblPr/>
@@ -16276,7 +17575,10 @@
     <w:rPr>
       <w:color w:val="000000"/>
     </w:rPr>
-    <w:tblPr/>
+    <w:tblPr>
+      <w:tblStyleRowBandSize w:val="1"/>
+      <w:tblStyleColBandSize w:val="1"/>
+    </w:tblPr>
     <w:tcPr>
       <w:shd w:val="clear" w:color="auto" w:fill="F8EDED"/>
     </w:tcPr>
@@ -16327,14 +17629,12 @@
         <w:b/>
         <w:bCs/>
       </w:rPr>
-      <w:tblPr/>
     </w:tblStylePr>
     <w:tblStylePr w:type="lastCol">
       <w:rPr>
         <w:b/>
         <w:bCs/>
       </w:rPr>
-      <w:tblPr/>
     </w:tblStylePr>
     <w:tblStylePr w:type="band1Vert">
       <w:tblPr/>
@@ -16367,7 +17667,10 @@
     <w:rPr>
       <w:color w:val="000000"/>
     </w:rPr>
-    <w:tblPr/>
+    <w:tblPr>
+      <w:tblStyleRowBandSize w:val="1"/>
+      <w:tblStyleColBandSize w:val="1"/>
+    </w:tblPr>
     <w:tcPr>
       <w:shd w:val="clear" w:color="auto" w:fill="F5F8EE"/>
     </w:tcPr>
@@ -16418,14 +17721,12 @@
         <w:b/>
         <w:bCs/>
       </w:rPr>
-      <w:tblPr/>
     </w:tblStylePr>
     <w:tblStylePr w:type="lastCol">
       <w:rPr>
         <w:b/>
         <w:bCs/>
       </w:rPr>
-      <w:tblPr/>
     </w:tblStylePr>
     <w:tblStylePr w:type="band1Vert">
       <w:tblPr/>
@@ -16458,7 +17759,10 @@
     <w:rPr>
       <w:color w:val="000000"/>
     </w:rPr>
-    <w:tblPr/>
+    <w:tblPr>
+      <w:tblStyleRowBandSize w:val="1"/>
+      <w:tblStyleColBandSize w:val="1"/>
+    </w:tblPr>
     <w:tcPr>
       <w:shd w:val="clear" w:color="auto" w:fill="F2EFF6"/>
     </w:tcPr>
@@ -16509,14 +17813,12 @@
         <w:b/>
         <w:bCs/>
       </w:rPr>
-      <w:tblPr/>
     </w:tblStylePr>
     <w:tblStylePr w:type="lastCol">
       <w:rPr>
         <w:b/>
         <w:bCs/>
       </w:rPr>
-      <w:tblPr/>
     </w:tblStylePr>
     <w:tblStylePr w:type="band1Vert">
       <w:tblPr/>
@@ -16549,7 +17851,10 @@
     <w:rPr>
       <w:color w:val="000000"/>
     </w:rPr>
-    <w:tblPr/>
+    <w:tblPr>
+      <w:tblStyleRowBandSize w:val="1"/>
+      <w:tblStyleColBandSize w:val="1"/>
+    </w:tblPr>
     <w:tcPr>
       <w:shd w:val="clear" w:color="auto" w:fill="EDF6F9"/>
     </w:tcPr>
@@ -16600,14 +17905,12 @@
         <w:b/>
         <w:bCs/>
       </w:rPr>
-      <w:tblPr/>
     </w:tblStylePr>
     <w:tblStylePr w:type="lastCol">
       <w:rPr>
         <w:b/>
         <w:bCs/>
       </w:rPr>
-      <w:tblPr/>
     </w:tblStylePr>
     <w:tblStylePr w:type="band1Vert">
       <w:tblPr/>
@@ -16640,7 +17943,10 @@
     <w:rPr>
       <w:color w:val="000000"/>
     </w:rPr>
-    <w:tblPr/>
+    <w:tblPr>
+      <w:tblStyleRowBandSize w:val="1"/>
+      <w:tblStyleColBandSize w:val="1"/>
+    </w:tblPr>
     <w:tcPr>
       <w:shd w:val="clear" w:color="auto" w:fill="FEF4EC"/>
     </w:tcPr>
@@ -16691,14 +17997,12 @@
         <w:b/>
         <w:bCs/>
       </w:rPr>
-      <w:tblPr/>
     </w:tblStylePr>
     <w:tblStylePr w:type="lastCol">
       <w:rPr>
         <w:b/>
         <w:bCs/>
       </w:rPr>
-      <w:tblPr/>
     </w:tblStylePr>
     <w:tblStylePr w:type="band1Vert">
       <w:tblPr/>
@@ -17203,6 +18507,7 @@
     <w:name w:val="H-Bullet Gach1"/>
     <w:basedOn w:val="1"/>
     <w:link w:val="185"/>
+    <w:qFormat/>
     <w:uiPriority w:val="0"/>
     <w:pPr>
       <w:numPr>
@@ -17211,13 +18516,10 @@
       </w:numPr>
       <w:tabs>
         <w:tab w:val="left" w:pos="1680"/>
-        <w:tab w:val="clear" w:pos="1260"/>
+        <w:tab w:val="clear" w:pos="425"/>
       </w:tabs>
-      <w:ind w:hanging="360"/>
+      <w:ind w:leftChars="500" w:hanging="360"/>
     </w:pPr>
-    <w:rPr>
-      <w:sz w:val="24"/>
-    </w:rPr>
   </w:style>
   <w:style w:type="paragraph" w:styleId="178">
     <w:name w:val="List Paragraph"/>
@@ -17233,6 +18535,7 @@
   <w:style w:type="character" w:customStyle="1" w:styleId="179">
     <w:name w:val="Heading 2 Char"/>
     <w:link w:val="3"/>
+    <w:qFormat/>
     <w:uiPriority w:val="0"/>
     <w:rPr>
       <w:rFonts w:ascii="Times New Roman" w:hAnsi="Times New Roman" w:eastAsia="Arial" w:cs="Times New Roman"/>
@@ -17321,8 +18624,10 @@
   <w:style w:type="character" w:customStyle="1" w:styleId="185">
     <w:name w:val="H-Bullet Gach1 Char"/>
     <w:link w:val="177"/>
+    <w:qFormat/>
     <w:uiPriority w:val="0"/>
     <w:rPr>
+      <w:rFonts w:ascii="Times New Roman" w:hAnsi="Times New Roman"/>
       <w:sz w:val="24"/>
     </w:rPr>
   </w:style>

--- a/LAB/lab1/Lab1_TranDucViet_DE190953.docx
+++ b/LAB/lab1/Lab1_TranDucViet_DE190953.docx
@@ -4,43 +4,3178 @@
   <w:body>
     <w:p>
       <w:pPr>
-        <w:rPr>
-          <w:rFonts w:hint="default"/>
-          <w:lang w:val="vi-VN"/>
-        </w:rPr>
-      </w:pPr>
+        <w:pStyle w:val="21"/>
+        <w:bidi w:val="0"/>
+        <w:rPr>
+          <w:rFonts w:hint="default"/>
+          <w:sz w:val="52"/>
+          <w:szCs w:val="52"/>
+          <w:lang w:val="vi-VN"/>
+        </w:rPr>
+      </w:pPr>
+      <w:r>
+        <w:rPr>
+          <w:rFonts w:hint="default"/>
+          <w:sz w:val="40"/>
+          <w:szCs w:val="40"/>
+          <w:lang w:val="vi-VN"/>
+        </w:rPr>
+        <w:t>Mục lục</w:t>
+      </w:r>
     </w:p>
     <w:p>
       <w:pPr>
-        <w:numPr>
-          <w:ilvl w:val="0"/>
-          <w:numId w:val="0"/>
-        </w:numPr>
-        <w:ind w:leftChars="0"/>
-        <w:rPr>
-          <w:rFonts w:hint="default"/>
-          <w:lang w:val="vi-VN"/>
-        </w:rPr>
-      </w:pPr>
+        <w:pStyle w:val="70"/>
+        <w:tabs>
+          <w:tab w:val="right" w:leader="dot" w:pos="9067"/>
+          <w:tab w:val="clear" w:pos="210"/>
+        </w:tabs>
+      </w:pPr>
+      <w:r>
+        <w:rPr>
+          <w:rFonts w:hint="default"/>
+          <w:lang w:val="vi-VN"/>
+        </w:rPr>
+        <w:fldChar w:fldCharType="begin"/>
+      </w:r>
+      <w:r>
+        <w:rPr>
+          <w:rFonts w:hint="default"/>
+          <w:lang w:val="vi-VN"/>
+        </w:rPr>
+        <w:instrText xml:space="preserve">TOC \o "1-4" \h \u </w:instrText>
+      </w:r>
+      <w:r>
+        <w:rPr>
+          <w:rFonts w:hint="default"/>
+          <w:lang w:val="vi-VN"/>
+        </w:rPr>
+        <w:fldChar w:fldCharType="separate"/>
+      </w:r>
+      <w:r>
+        <w:rPr>
+          <w:rFonts w:hint="default"/>
+          <w:lang w:val="vi-VN"/>
+        </w:rPr>
+        <w:fldChar w:fldCharType="begin"/>
+      </w:r>
+      <w:r>
+        <w:rPr>
+          <w:rFonts w:hint="default"/>
+          <w:lang w:val="vi-VN"/>
+        </w:rPr>
+        <w:instrText xml:space="preserve"> HYPERLINK \l _Toc18837 </w:instrText>
+      </w:r>
+      <w:r>
+        <w:rPr>
+          <w:rFonts w:hint="default"/>
+          <w:lang w:val="vi-VN"/>
+        </w:rPr>
+        <w:fldChar w:fldCharType="separate"/>
+      </w:r>
+      <w:r>
+        <w:rPr>
+          <w:rFonts w:hint="default"/>
+        </w:rPr>
+        <w:t xml:space="preserve">1. </w:t>
+      </w:r>
+      <w:r>
+        <w:t>Nhiệm vụ 1: Why is testing necessary?</w:t>
+      </w:r>
+      <w:r>
+        <w:tab/>
+      </w:r>
+      <w:r>
+        <w:fldChar w:fldCharType="begin"/>
+      </w:r>
+      <w:r>
+        <w:instrText xml:space="preserve"> PAGEREF _Toc18837 \h </w:instrText>
+      </w:r>
+      <w:r>
+        <w:fldChar w:fldCharType="separate"/>
+      </w:r>
+      <w:r>
+        <w:t>3</w:t>
+      </w:r>
+      <w:r>
+        <w:fldChar w:fldCharType="end"/>
+      </w:r>
+      <w:r>
+        <w:rPr>
+          <w:rFonts w:hint="default"/>
+          <w:lang w:val="vi-VN"/>
+        </w:rPr>
+        <w:fldChar w:fldCharType="end"/>
+      </w:r>
     </w:p>
     <w:p>
       <w:pPr>
-        <w:numPr>
-          <w:ilvl w:val="0"/>
-          <w:numId w:val="0"/>
-        </w:numPr>
-        <w:ind w:leftChars="0"/>
-        <w:rPr>
-          <w:rFonts w:hint="default"/>
-          <w:lang w:val="vi-VN"/>
-        </w:rPr>
-      </w:pPr>
-      <w:r>
-        <w:rPr>
-          <w:rFonts w:hint="default"/>
-          <w:lang w:val="vi-VN"/>
-        </w:rPr>
-        <w:t xml:space="preserve">Thông tin tác giả: </w:t>
+        <w:pStyle w:val="71"/>
+        <w:tabs>
+          <w:tab w:val="right" w:leader="dot" w:pos="9067"/>
+          <w:tab w:val="clear" w:pos="210"/>
+        </w:tabs>
+      </w:pPr>
+      <w:r>
+        <w:rPr>
+          <w:rFonts w:hint="default"/>
+          <w:lang w:val="vi-VN"/>
+        </w:rPr>
+        <w:fldChar w:fldCharType="begin"/>
+      </w:r>
+      <w:r>
+        <w:rPr>
+          <w:rFonts w:hint="default"/>
+          <w:lang w:val="vi-VN"/>
+        </w:rPr>
+        <w:instrText xml:space="preserve"> HYPERLINK \l _Toc929 </w:instrText>
+      </w:r>
+      <w:r>
+        <w:rPr>
+          <w:rFonts w:hint="default"/>
+          <w:lang w:val="vi-VN"/>
+        </w:rPr>
+        <w:fldChar w:fldCharType="separate"/>
+      </w:r>
+      <w:r>
+        <w:rPr>
+          <w:rFonts w:hint="default"/>
+          <w:lang w:val="vi-VN"/>
+        </w:rPr>
+        <w:t xml:space="preserve">1.1. </w:t>
+      </w:r>
+      <w:r>
+        <w:t>Prompt:</w:t>
+      </w:r>
+      <w:r>
+        <w:tab/>
+      </w:r>
+      <w:r>
+        <w:fldChar w:fldCharType="begin"/>
+      </w:r>
+      <w:r>
+        <w:instrText xml:space="preserve"> PAGEREF _Toc929 \h </w:instrText>
+      </w:r>
+      <w:r>
+        <w:fldChar w:fldCharType="separate"/>
+      </w:r>
+      <w:r>
+        <w:t>3</w:t>
+      </w:r>
+      <w:r>
+        <w:fldChar w:fldCharType="end"/>
+      </w:r>
+      <w:r>
+        <w:rPr>
+          <w:rFonts w:hint="default"/>
+          <w:lang w:val="vi-VN"/>
+        </w:rPr>
+        <w:fldChar w:fldCharType="end"/>
+      </w:r>
+    </w:p>
+    <w:p>
+      <w:pPr>
+        <w:pStyle w:val="72"/>
+        <w:tabs>
+          <w:tab w:val="right" w:leader="dot" w:pos="9067"/>
+          <w:tab w:val="clear" w:pos="210"/>
+        </w:tabs>
+      </w:pPr>
+      <w:r>
+        <w:rPr>
+          <w:rFonts w:hint="default"/>
+          <w:lang w:val="vi-VN"/>
+        </w:rPr>
+        <w:fldChar w:fldCharType="begin"/>
+      </w:r>
+      <w:r>
+        <w:rPr>
+          <w:rFonts w:hint="default"/>
+          <w:lang w:val="vi-VN"/>
+        </w:rPr>
+        <w:instrText xml:space="preserve"> HYPERLINK \l _Toc32678 </w:instrText>
+      </w:r>
+      <w:r>
+        <w:rPr>
+          <w:rFonts w:hint="default"/>
+          <w:lang w:val="vi-VN"/>
+        </w:rPr>
+        <w:fldChar w:fldCharType="separate"/>
+      </w:r>
+      <w:r>
+        <w:rPr>
+          <w:rFonts w:hint="default"/>
+        </w:rPr>
+        <w:t xml:space="preserve">1.1.1. </w:t>
+      </w:r>
+      <w:r>
+        <w:t>Câu trả lời AI:</w:t>
+      </w:r>
+      <w:r>
+        <w:tab/>
+      </w:r>
+      <w:r>
+        <w:fldChar w:fldCharType="begin"/>
+      </w:r>
+      <w:r>
+        <w:instrText xml:space="preserve"> PAGEREF _Toc32678 \h </w:instrText>
+      </w:r>
+      <w:r>
+        <w:fldChar w:fldCharType="separate"/>
+      </w:r>
+      <w:r>
+        <w:t>3</w:t>
+      </w:r>
+      <w:r>
+        <w:fldChar w:fldCharType="end"/>
+      </w:r>
+      <w:r>
+        <w:rPr>
+          <w:rFonts w:hint="default"/>
+          <w:lang w:val="vi-VN"/>
+        </w:rPr>
+        <w:fldChar w:fldCharType="end"/>
+      </w:r>
+    </w:p>
+    <w:p>
+      <w:pPr>
+        <w:pStyle w:val="72"/>
+        <w:tabs>
+          <w:tab w:val="right" w:leader="dot" w:pos="9067"/>
+          <w:tab w:val="clear" w:pos="210"/>
+        </w:tabs>
+      </w:pPr>
+      <w:r>
+        <w:rPr>
+          <w:rFonts w:hint="default"/>
+          <w:lang w:val="vi-VN"/>
+        </w:rPr>
+        <w:fldChar w:fldCharType="begin"/>
+      </w:r>
+      <w:r>
+        <w:rPr>
+          <w:rFonts w:hint="default"/>
+          <w:lang w:val="vi-VN"/>
+        </w:rPr>
+        <w:instrText xml:space="preserve"> HYPERLINK \l _Toc17608 </w:instrText>
+      </w:r>
+      <w:r>
+        <w:rPr>
+          <w:rFonts w:hint="default"/>
+          <w:lang w:val="vi-VN"/>
+        </w:rPr>
+        <w:fldChar w:fldCharType="separate"/>
+      </w:r>
+      <w:r>
+        <w:rPr>
+          <w:rFonts w:hint="default"/>
+        </w:rPr>
+        <w:t>1.1.2. Error</w:t>
+      </w:r>
+      <w:r>
+        <w:rPr>
+          <w:rFonts w:hint="default"/>
+          <w:lang w:val="vi-VN"/>
+        </w:rPr>
+        <w:t xml:space="preserve"> </w:t>
+      </w:r>
+      <w:r>
+        <w:rPr>
+          <w:rFonts w:hint="default"/>
+        </w:rPr>
+        <w:t>(Lỗi do con người)</w:t>
+      </w:r>
+      <w:r>
+        <w:tab/>
+      </w:r>
+      <w:r>
+        <w:fldChar w:fldCharType="begin"/>
+      </w:r>
+      <w:r>
+        <w:instrText xml:space="preserve"> PAGEREF _Toc17608 \h </w:instrText>
+      </w:r>
+      <w:r>
+        <w:fldChar w:fldCharType="separate"/>
+      </w:r>
+      <w:r>
+        <w:t>3</w:t>
+      </w:r>
+      <w:r>
+        <w:fldChar w:fldCharType="end"/>
+      </w:r>
+      <w:r>
+        <w:rPr>
+          <w:rFonts w:hint="default"/>
+          <w:lang w:val="vi-VN"/>
+        </w:rPr>
+        <w:fldChar w:fldCharType="end"/>
+      </w:r>
+    </w:p>
+    <w:p>
+      <w:pPr>
+        <w:pStyle w:val="72"/>
+        <w:tabs>
+          <w:tab w:val="right" w:leader="dot" w:pos="9067"/>
+          <w:tab w:val="clear" w:pos="210"/>
+        </w:tabs>
+      </w:pPr>
+      <w:r>
+        <w:rPr>
+          <w:rFonts w:hint="default"/>
+          <w:lang w:val="vi-VN"/>
+        </w:rPr>
+        <w:fldChar w:fldCharType="begin"/>
+      </w:r>
+      <w:r>
+        <w:rPr>
+          <w:rFonts w:hint="default"/>
+          <w:lang w:val="vi-VN"/>
+        </w:rPr>
+        <w:instrText xml:space="preserve"> HYPERLINK \l _Toc25279 </w:instrText>
+      </w:r>
+      <w:r>
+        <w:rPr>
+          <w:rFonts w:hint="default"/>
+          <w:lang w:val="vi-VN"/>
+        </w:rPr>
+        <w:fldChar w:fldCharType="separate"/>
+      </w:r>
+      <w:r>
+        <w:rPr>
+          <w:rFonts w:hint="default"/>
+        </w:rPr>
+        <w:t xml:space="preserve">1.1.3. </w:t>
+      </w:r>
+      <w:r>
+        <w:t>Defect</w:t>
+      </w:r>
+      <w:r>
+        <w:rPr>
+          <w:rFonts w:hint="default"/>
+          <w:lang w:val="vi-VN"/>
+        </w:rPr>
+        <w:t xml:space="preserve"> (Khiếm khuyết / Lỗi ẩn trong sản phẩm)</w:t>
+      </w:r>
+      <w:r>
+        <w:tab/>
+      </w:r>
+      <w:r>
+        <w:fldChar w:fldCharType="begin"/>
+      </w:r>
+      <w:r>
+        <w:instrText xml:space="preserve"> PAGEREF _Toc25279 \h </w:instrText>
+      </w:r>
+      <w:r>
+        <w:fldChar w:fldCharType="separate"/>
+      </w:r>
+      <w:r>
+        <w:t>3</w:t>
+      </w:r>
+      <w:r>
+        <w:fldChar w:fldCharType="end"/>
+      </w:r>
+      <w:r>
+        <w:rPr>
+          <w:rFonts w:hint="default"/>
+          <w:lang w:val="vi-VN"/>
+        </w:rPr>
+        <w:fldChar w:fldCharType="end"/>
+      </w:r>
+    </w:p>
+    <w:p>
+      <w:pPr>
+        <w:pStyle w:val="72"/>
+        <w:tabs>
+          <w:tab w:val="right" w:leader="dot" w:pos="9067"/>
+          <w:tab w:val="clear" w:pos="210"/>
+        </w:tabs>
+      </w:pPr>
+      <w:r>
+        <w:rPr>
+          <w:rFonts w:hint="default"/>
+          <w:lang w:val="vi-VN"/>
+        </w:rPr>
+        <w:fldChar w:fldCharType="begin"/>
+      </w:r>
+      <w:r>
+        <w:rPr>
+          <w:rFonts w:hint="default"/>
+          <w:lang w:val="vi-VN"/>
+        </w:rPr>
+        <w:instrText xml:space="preserve"> HYPERLINK \l _Toc13816 </w:instrText>
+      </w:r>
+      <w:r>
+        <w:rPr>
+          <w:rFonts w:hint="default"/>
+          <w:lang w:val="vi-VN"/>
+        </w:rPr>
+        <w:fldChar w:fldCharType="separate"/>
+      </w:r>
+      <w:r>
+        <w:rPr>
+          <w:rFonts w:hint="default"/>
+        </w:rPr>
+        <w:t xml:space="preserve">1.1.4. </w:t>
+      </w:r>
+      <w:r>
+        <w:t>Failure</w:t>
+      </w:r>
+      <w:r>
+        <w:rPr>
+          <w:rFonts w:hint="default"/>
+          <w:lang w:val="vi-VN"/>
+        </w:rPr>
+        <w:t xml:space="preserve"> (Sự cố / Thất bại khi vận hành)</w:t>
+      </w:r>
+      <w:r>
+        <w:tab/>
+      </w:r>
+      <w:r>
+        <w:fldChar w:fldCharType="begin"/>
+      </w:r>
+      <w:r>
+        <w:instrText xml:space="preserve"> PAGEREF _Toc13816 \h </w:instrText>
+      </w:r>
+      <w:r>
+        <w:fldChar w:fldCharType="separate"/>
+      </w:r>
+      <w:r>
+        <w:t>3</w:t>
+      </w:r>
+      <w:r>
+        <w:fldChar w:fldCharType="end"/>
+      </w:r>
+      <w:r>
+        <w:rPr>
+          <w:rFonts w:hint="default"/>
+          <w:lang w:val="vi-VN"/>
+        </w:rPr>
+        <w:fldChar w:fldCharType="end"/>
+      </w:r>
+    </w:p>
+    <w:p>
+      <w:pPr>
+        <w:pStyle w:val="72"/>
+        <w:tabs>
+          <w:tab w:val="right" w:leader="dot" w:pos="9067"/>
+          <w:tab w:val="clear" w:pos="210"/>
+        </w:tabs>
+      </w:pPr>
+      <w:r>
+        <w:rPr>
+          <w:rFonts w:hint="default"/>
+          <w:lang w:val="vi-VN"/>
+        </w:rPr>
+        <w:fldChar w:fldCharType="begin"/>
+      </w:r>
+      <w:r>
+        <w:rPr>
+          <w:rFonts w:hint="default"/>
+          <w:lang w:val="vi-VN"/>
+        </w:rPr>
+        <w:instrText xml:space="preserve"> HYPERLINK \l _Toc5475 </w:instrText>
+      </w:r>
+      <w:r>
+        <w:rPr>
+          <w:rFonts w:hint="default"/>
+          <w:lang w:val="vi-VN"/>
+        </w:rPr>
+        <w:fldChar w:fldCharType="separate"/>
+      </w:r>
+      <w:r>
+        <w:rPr>
+          <w:rFonts w:hint="default"/>
+        </w:rPr>
+        <w:t xml:space="preserve">1.1.5. </w:t>
+      </w:r>
+      <w:r>
+        <w:t>Root cause</w:t>
+      </w:r>
+      <w:r>
+        <w:rPr>
+          <w:rFonts w:hint="default"/>
+          <w:lang w:val="vi-VN"/>
+        </w:rPr>
+        <w:t xml:space="preserve"> (Nguyên nhân gốc rễ)</w:t>
+      </w:r>
+      <w:r>
+        <w:tab/>
+      </w:r>
+      <w:r>
+        <w:fldChar w:fldCharType="begin"/>
+      </w:r>
+      <w:r>
+        <w:instrText xml:space="preserve"> PAGEREF _Toc5475 \h </w:instrText>
+      </w:r>
+      <w:r>
+        <w:fldChar w:fldCharType="separate"/>
+      </w:r>
+      <w:r>
+        <w:t>4</w:t>
+      </w:r>
+      <w:r>
+        <w:fldChar w:fldCharType="end"/>
+      </w:r>
+      <w:r>
+        <w:rPr>
+          <w:rFonts w:hint="default"/>
+          <w:lang w:val="vi-VN"/>
+        </w:rPr>
+        <w:fldChar w:fldCharType="end"/>
+      </w:r>
+    </w:p>
+    <w:p>
+      <w:pPr>
+        <w:pStyle w:val="72"/>
+        <w:tabs>
+          <w:tab w:val="right" w:leader="dot" w:pos="9067"/>
+          <w:tab w:val="clear" w:pos="210"/>
+        </w:tabs>
+      </w:pPr>
+      <w:r>
+        <w:rPr>
+          <w:rFonts w:hint="default"/>
+          <w:lang w:val="vi-VN"/>
+        </w:rPr>
+        <w:fldChar w:fldCharType="begin"/>
+      </w:r>
+      <w:r>
+        <w:rPr>
+          <w:rFonts w:hint="default"/>
+          <w:lang w:val="vi-VN"/>
+        </w:rPr>
+        <w:instrText xml:space="preserve"> HYPERLINK \l _Toc2699 </w:instrText>
+      </w:r>
+      <w:r>
+        <w:rPr>
+          <w:rFonts w:hint="default"/>
+          <w:lang w:val="vi-VN"/>
+        </w:rPr>
+        <w:fldChar w:fldCharType="separate"/>
+      </w:r>
+      <w:r>
+        <w:rPr>
+          <w:rFonts w:hint="default"/>
+        </w:rPr>
+        <w:t xml:space="preserve">1.1.6. </w:t>
+      </w:r>
+      <w:r>
+        <w:t>Chi phí của việc kiểm thử trễ</w:t>
+      </w:r>
+      <w:r>
+        <w:tab/>
+      </w:r>
+      <w:r>
+        <w:fldChar w:fldCharType="begin"/>
+      </w:r>
+      <w:r>
+        <w:instrText xml:space="preserve"> PAGEREF _Toc2699 \h </w:instrText>
+      </w:r>
+      <w:r>
+        <w:fldChar w:fldCharType="separate"/>
+      </w:r>
+      <w:r>
+        <w:t>4</w:t>
+      </w:r>
+      <w:r>
+        <w:fldChar w:fldCharType="end"/>
+      </w:r>
+      <w:r>
+        <w:rPr>
+          <w:rFonts w:hint="default"/>
+          <w:lang w:val="vi-VN"/>
+        </w:rPr>
+        <w:fldChar w:fldCharType="end"/>
+      </w:r>
+    </w:p>
+    <w:p>
+      <w:pPr>
+        <w:pStyle w:val="71"/>
+        <w:tabs>
+          <w:tab w:val="right" w:leader="dot" w:pos="9067"/>
+          <w:tab w:val="clear" w:pos="210"/>
+        </w:tabs>
+      </w:pPr>
+      <w:r>
+        <w:rPr>
+          <w:rFonts w:hint="default"/>
+          <w:lang w:val="vi-VN"/>
+        </w:rPr>
+        <w:fldChar w:fldCharType="begin"/>
+      </w:r>
+      <w:r>
+        <w:rPr>
+          <w:rFonts w:hint="default"/>
+          <w:lang w:val="vi-VN"/>
+        </w:rPr>
+        <w:instrText xml:space="preserve"> HYPERLINK \l _Toc21707 </w:instrText>
+      </w:r>
+      <w:r>
+        <w:rPr>
+          <w:rFonts w:hint="default"/>
+          <w:lang w:val="vi-VN"/>
+        </w:rPr>
+        <w:fldChar w:fldCharType="separate"/>
+      </w:r>
+      <w:r>
+        <w:rPr>
+          <w:rFonts w:hint="default"/>
+        </w:rPr>
+        <w:t xml:space="preserve">1.2. </w:t>
+      </w:r>
+      <w:r>
+        <w:t>Nhận xét kết quả trả lời của AI:</w:t>
+      </w:r>
+      <w:r>
+        <w:tab/>
+      </w:r>
+      <w:r>
+        <w:fldChar w:fldCharType="begin"/>
+      </w:r>
+      <w:r>
+        <w:instrText xml:space="preserve"> PAGEREF _Toc21707 \h </w:instrText>
+      </w:r>
+      <w:r>
+        <w:fldChar w:fldCharType="separate"/>
+      </w:r>
+      <w:r>
+        <w:t>4</w:t>
+      </w:r>
+      <w:r>
+        <w:fldChar w:fldCharType="end"/>
+      </w:r>
+      <w:r>
+        <w:rPr>
+          <w:rFonts w:hint="default"/>
+          <w:lang w:val="vi-VN"/>
+        </w:rPr>
+        <w:fldChar w:fldCharType="end"/>
+      </w:r>
+    </w:p>
+    <w:p>
+      <w:pPr>
+        <w:pStyle w:val="70"/>
+        <w:tabs>
+          <w:tab w:val="right" w:leader="dot" w:pos="9067"/>
+          <w:tab w:val="clear" w:pos="210"/>
+        </w:tabs>
+      </w:pPr>
+      <w:r>
+        <w:rPr>
+          <w:rFonts w:hint="default"/>
+          <w:lang w:val="vi-VN"/>
+        </w:rPr>
+        <w:fldChar w:fldCharType="begin"/>
+      </w:r>
+      <w:r>
+        <w:rPr>
+          <w:rFonts w:hint="default"/>
+          <w:lang w:val="vi-VN"/>
+        </w:rPr>
+        <w:instrText xml:space="preserve"> HYPERLINK \l _Toc3347 </w:instrText>
+      </w:r>
+      <w:r>
+        <w:rPr>
+          <w:rFonts w:hint="default"/>
+          <w:lang w:val="vi-VN"/>
+        </w:rPr>
+        <w:fldChar w:fldCharType="separate"/>
+      </w:r>
+      <w:r>
+        <w:rPr>
+          <w:rFonts w:hint="default"/>
+        </w:rPr>
+        <w:t xml:space="preserve">2. </w:t>
+      </w:r>
+      <w:r>
+        <w:t>Nhiệm vụ 2: What is testing?</w:t>
+      </w:r>
+      <w:r>
+        <w:tab/>
+      </w:r>
+      <w:r>
+        <w:fldChar w:fldCharType="begin"/>
+      </w:r>
+      <w:r>
+        <w:instrText xml:space="preserve"> PAGEREF _Toc3347 \h </w:instrText>
+      </w:r>
+      <w:r>
+        <w:fldChar w:fldCharType="separate"/>
+      </w:r>
+      <w:r>
+        <w:t>4</w:t>
+      </w:r>
+      <w:r>
+        <w:fldChar w:fldCharType="end"/>
+      </w:r>
+      <w:r>
+        <w:rPr>
+          <w:rFonts w:hint="default"/>
+          <w:lang w:val="vi-VN"/>
+        </w:rPr>
+        <w:fldChar w:fldCharType="end"/>
+      </w:r>
+    </w:p>
+    <w:p>
+      <w:pPr>
+        <w:pStyle w:val="71"/>
+        <w:tabs>
+          <w:tab w:val="right" w:leader="dot" w:pos="9067"/>
+          <w:tab w:val="clear" w:pos="210"/>
+        </w:tabs>
+      </w:pPr>
+      <w:r>
+        <w:rPr>
+          <w:rFonts w:hint="default"/>
+          <w:lang w:val="vi-VN"/>
+        </w:rPr>
+        <w:fldChar w:fldCharType="begin"/>
+      </w:r>
+      <w:r>
+        <w:rPr>
+          <w:rFonts w:hint="default"/>
+          <w:lang w:val="vi-VN"/>
+        </w:rPr>
+        <w:instrText xml:space="preserve"> HYPERLINK \l _Toc8845 </w:instrText>
+      </w:r>
+      <w:r>
+        <w:rPr>
+          <w:rFonts w:hint="default"/>
+          <w:lang w:val="vi-VN"/>
+        </w:rPr>
+        <w:fldChar w:fldCharType="separate"/>
+      </w:r>
+      <w:r>
+        <w:rPr>
+          <w:rFonts w:hint="default"/>
+        </w:rPr>
+        <w:t xml:space="preserve">2.1. </w:t>
+      </w:r>
+      <w:r>
+        <w:t>Prompt</w:t>
+      </w:r>
+      <w:r>
+        <w:rPr>
+          <w:rFonts w:hint="default"/>
+          <w:lang w:val="vi-VN"/>
+        </w:rPr>
+        <w:t xml:space="preserve"> ngắn (Zero shot)</w:t>
+      </w:r>
+      <w:r>
+        <w:tab/>
+      </w:r>
+      <w:r>
+        <w:fldChar w:fldCharType="begin"/>
+      </w:r>
+      <w:r>
+        <w:instrText xml:space="preserve"> PAGEREF _Toc8845 \h </w:instrText>
+      </w:r>
+      <w:r>
+        <w:fldChar w:fldCharType="separate"/>
+      </w:r>
+      <w:r>
+        <w:t>4</w:t>
+      </w:r>
+      <w:r>
+        <w:fldChar w:fldCharType="end"/>
+      </w:r>
+      <w:r>
+        <w:rPr>
+          <w:rFonts w:hint="default"/>
+          <w:lang w:val="vi-VN"/>
+        </w:rPr>
+        <w:fldChar w:fldCharType="end"/>
+      </w:r>
+    </w:p>
+    <w:p>
+      <w:pPr>
+        <w:pStyle w:val="72"/>
+        <w:tabs>
+          <w:tab w:val="right" w:leader="dot" w:pos="9067"/>
+          <w:tab w:val="clear" w:pos="210"/>
+        </w:tabs>
+      </w:pPr>
+      <w:r>
+        <w:rPr>
+          <w:rFonts w:hint="default"/>
+          <w:lang w:val="vi-VN"/>
+        </w:rPr>
+        <w:fldChar w:fldCharType="begin"/>
+      </w:r>
+      <w:r>
+        <w:rPr>
+          <w:rFonts w:hint="default"/>
+          <w:lang w:val="vi-VN"/>
+        </w:rPr>
+        <w:instrText xml:space="preserve"> HYPERLINK \l _Toc23772 </w:instrText>
+      </w:r>
+      <w:r>
+        <w:rPr>
+          <w:rFonts w:hint="default"/>
+          <w:lang w:val="vi-VN"/>
+        </w:rPr>
+        <w:fldChar w:fldCharType="separate"/>
+      </w:r>
+      <w:r>
+        <w:rPr>
+          <w:rFonts w:hint="default"/>
+          <w:lang w:val="vi-VN"/>
+        </w:rPr>
+        <w:t>2.1.1. Promt</w:t>
+      </w:r>
+      <w:r>
+        <w:tab/>
+      </w:r>
+      <w:r>
+        <w:fldChar w:fldCharType="begin"/>
+      </w:r>
+      <w:r>
+        <w:instrText xml:space="preserve"> PAGEREF _Toc23772 \h </w:instrText>
+      </w:r>
+      <w:r>
+        <w:fldChar w:fldCharType="separate"/>
+      </w:r>
+      <w:r>
+        <w:t>4</w:t>
+      </w:r>
+      <w:r>
+        <w:fldChar w:fldCharType="end"/>
+      </w:r>
+      <w:r>
+        <w:rPr>
+          <w:rFonts w:hint="default"/>
+          <w:lang w:val="vi-VN"/>
+        </w:rPr>
+        <w:fldChar w:fldCharType="end"/>
+      </w:r>
+    </w:p>
+    <w:p>
+      <w:pPr>
+        <w:pStyle w:val="72"/>
+        <w:tabs>
+          <w:tab w:val="right" w:leader="dot" w:pos="9067"/>
+          <w:tab w:val="clear" w:pos="210"/>
+        </w:tabs>
+      </w:pPr>
+      <w:r>
+        <w:rPr>
+          <w:rFonts w:hint="default"/>
+          <w:lang w:val="vi-VN"/>
+        </w:rPr>
+        <w:fldChar w:fldCharType="begin"/>
+      </w:r>
+      <w:r>
+        <w:rPr>
+          <w:rFonts w:hint="default"/>
+          <w:lang w:val="vi-VN"/>
+        </w:rPr>
+        <w:instrText xml:space="preserve"> HYPERLINK \l _Toc23724 </w:instrText>
+      </w:r>
+      <w:r>
+        <w:rPr>
+          <w:rFonts w:hint="default"/>
+          <w:lang w:val="vi-VN"/>
+        </w:rPr>
+        <w:fldChar w:fldCharType="separate"/>
+      </w:r>
+      <w:r>
+        <w:rPr>
+          <w:rFonts w:hint="default"/>
+        </w:rPr>
+        <w:t xml:space="preserve">2.1.2. </w:t>
+      </w:r>
+      <w:r>
+        <w:t>Câu trả lời AI:</w:t>
+      </w:r>
+      <w:r>
+        <w:tab/>
+      </w:r>
+      <w:r>
+        <w:fldChar w:fldCharType="begin"/>
+      </w:r>
+      <w:r>
+        <w:instrText xml:space="preserve"> PAGEREF _Toc23724 \h </w:instrText>
+      </w:r>
+      <w:r>
+        <w:fldChar w:fldCharType="separate"/>
+      </w:r>
+      <w:r>
+        <w:t>4</w:t>
+      </w:r>
+      <w:r>
+        <w:fldChar w:fldCharType="end"/>
+      </w:r>
+      <w:r>
+        <w:rPr>
+          <w:rFonts w:hint="default"/>
+          <w:lang w:val="vi-VN"/>
+        </w:rPr>
+        <w:fldChar w:fldCharType="end"/>
+      </w:r>
+    </w:p>
+    <w:p>
+      <w:pPr>
+        <w:pStyle w:val="73"/>
+        <w:tabs>
+          <w:tab w:val="right" w:leader="dot" w:pos="9067"/>
+          <w:tab w:val="clear" w:pos="210"/>
+        </w:tabs>
+      </w:pPr>
+      <w:r>
+        <w:rPr>
+          <w:rFonts w:hint="default"/>
+          <w:lang w:val="vi-VN"/>
+        </w:rPr>
+        <w:fldChar w:fldCharType="begin"/>
+      </w:r>
+      <w:r>
+        <w:rPr>
+          <w:rFonts w:hint="default"/>
+          <w:lang w:val="vi-VN"/>
+        </w:rPr>
+        <w:instrText xml:space="preserve"> HYPERLINK \l _Toc13359 </w:instrText>
+      </w:r>
+      <w:r>
+        <w:rPr>
+          <w:rFonts w:hint="default"/>
+          <w:lang w:val="vi-VN"/>
+        </w:rPr>
+        <w:fldChar w:fldCharType="separate"/>
+      </w:r>
+      <w:r>
+        <w:rPr>
+          <w:rFonts w:hint="default"/>
+        </w:rPr>
+        <w:t xml:space="preserve">2.1.2.1. </w:t>
+      </w:r>
+      <w:r>
+        <w:t>Định nghĩa về testing</w:t>
+      </w:r>
+      <w:r>
+        <w:tab/>
+      </w:r>
+      <w:r>
+        <w:fldChar w:fldCharType="begin"/>
+      </w:r>
+      <w:r>
+        <w:instrText xml:space="preserve"> PAGEREF _Toc13359 \h </w:instrText>
+      </w:r>
+      <w:r>
+        <w:fldChar w:fldCharType="separate"/>
+      </w:r>
+      <w:r>
+        <w:t>4</w:t>
+      </w:r>
+      <w:r>
+        <w:fldChar w:fldCharType="end"/>
+      </w:r>
+      <w:r>
+        <w:rPr>
+          <w:rFonts w:hint="default"/>
+          <w:lang w:val="vi-VN"/>
+        </w:rPr>
+        <w:fldChar w:fldCharType="end"/>
+      </w:r>
+    </w:p>
+    <w:p>
+      <w:pPr>
+        <w:pStyle w:val="73"/>
+        <w:tabs>
+          <w:tab w:val="right" w:leader="dot" w:pos="9067"/>
+          <w:tab w:val="clear" w:pos="210"/>
+        </w:tabs>
+      </w:pPr>
+      <w:r>
+        <w:rPr>
+          <w:rFonts w:hint="default"/>
+          <w:lang w:val="vi-VN"/>
+        </w:rPr>
+        <w:fldChar w:fldCharType="begin"/>
+      </w:r>
+      <w:r>
+        <w:rPr>
+          <w:rFonts w:hint="default"/>
+          <w:lang w:val="vi-VN"/>
+        </w:rPr>
+        <w:instrText xml:space="preserve"> HYPERLINK \l _Toc16190 </w:instrText>
+      </w:r>
+      <w:r>
+        <w:rPr>
+          <w:rFonts w:hint="default"/>
+          <w:lang w:val="vi-VN"/>
+        </w:rPr>
+        <w:fldChar w:fldCharType="separate"/>
+      </w:r>
+      <w:r>
+        <w:rPr>
+          <w:rFonts w:hint="default"/>
+        </w:rPr>
+        <w:t xml:space="preserve">2.1.2.2. </w:t>
+      </w:r>
+      <w:r>
+        <w:t>Phân biệt testing và debugging</w:t>
+      </w:r>
+      <w:r>
+        <w:tab/>
+      </w:r>
+      <w:r>
+        <w:fldChar w:fldCharType="begin"/>
+      </w:r>
+      <w:r>
+        <w:instrText xml:space="preserve"> PAGEREF _Toc16190 \h </w:instrText>
+      </w:r>
+      <w:r>
+        <w:fldChar w:fldCharType="separate"/>
+      </w:r>
+      <w:r>
+        <w:t>5</w:t>
+      </w:r>
+      <w:r>
+        <w:fldChar w:fldCharType="end"/>
+      </w:r>
+      <w:r>
+        <w:rPr>
+          <w:rFonts w:hint="default"/>
+          <w:lang w:val="vi-VN"/>
+        </w:rPr>
+        <w:fldChar w:fldCharType="end"/>
+      </w:r>
+    </w:p>
+    <w:p>
+      <w:pPr>
+        <w:pStyle w:val="73"/>
+        <w:tabs>
+          <w:tab w:val="right" w:leader="dot" w:pos="9067"/>
+          <w:tab w:val="clear" w:pos="210"/>
+        </w:tabs>
+      </w:pPr>
+      <w:r>
+        <w:rPr>
+          <w:rFonts w:hint="default"/>
+          <w:lang w:val="vi-VN"/>
+        </w:rPr>
+        <w:fldChar w:fldCharType="begin"/>
+      </w:r>
+      <w:r>
+        <w:rPr>
+          <w:rFonts w:hint="default"/>
+          <w:lang w:val="vi-VN"/>
+        </w:rPr>
+        <w:instrText xml:space="preserve"> HYPERLINK \l _Toc26107 </w:instrText>
+      </w:r>
+      <w:r>
+        <w:rPr>
+          <w:rFonts w:hint="default"/>
+          <w:lang w:val="vi-VN"/>
+        </w:rPr>
+        <w:fldChar w:fldCharType="separate"/>
+      </w:r>
+      <w:r>
+        <w:rPr>
+          <w:rFonts w:hint="default"/>
+        </w:rPr>
+        <w:t xml:space="preserve">2.1.2.3. </w:t>
+      </w:r>
+      <w:r>
+        <w:t>Phân biệt Verfication và validation</w:t>
+      </w:r>
+      <w:r>
+        <w:tab/>
+      </w:r>
+      <w:r>
+        <w:fldChar w:fldCharType="begin"/>
+      </w:r>
+      <w:r>
+        <w:instrText xml:space="preserve"> PAGEREF _Toc26107 \h </w:instrText>
+      </w:r>
+      <w:r>
+        <w:fldChar w:fldCharType="separate"/>
+      </w:r>
+      <w:r>
+        <w:t>5</w:t>
+      </w:r>
+      <w:r>
+        <w:fldChar w:fldCharType="end"/>
+      </w:r>
+      <w:r>
+        <w:rPr>
+          <w:rFonts w:hint="default"/>
+          <w:lang w:val="vi-VN"/>
+        </w:rPr>
+        <w:fldChar w:fldCharType="end"/>
+      </w:r>
+    </w:p>
+    <w:p>
+      <w:pPr>
+        <w:pStyle w:val="71"/>
+        <w:tabs>
+          <w:tab w:val="right" w:leader="dot" w:pos="9067"/>
+          <w:tab w:val="clear" w:pos="210"/>
+        </w:tabs>
+      </w:pPr>
+      <w:r>
+        <w:rPr>
+          <w:rFonts w:hint="default"/>
+          <w:lang w:val="vi-VN"/>
+        </w:rPr>
+        <w:fldChar w:fldCharType="begin"/>
+      </w:r>
+      <w:r>
+        <w:rPr>
+          <w:rFonts w:hint="default"/>
+          <w:lang w:val="vi-VN"/>
+        </w:rPr>
+        <w:instrText xml:space="preserve"> HYPERLINK \l _Toc25592 </w:instrText>
+      </w:r>
+      <w:r>
+        <w:rPr>
+          <w:rFonts w:hint="default"/>
+          <w:lang w:val="vi-VN"/>
+        </w:rPr>
+        <w:fldChar w:fldCharType="separate"/>
+      </w:r>
+      <w:r>
+        <w:rPr>
+          <w:rFonts w:hint="default"/>
+        </w:rPr>
+        <w:t xml:space="preserve">2.2. </w:t>
+      </w:r>
+      <w:r>
+        <w:t>Prompt</w:t>
+      </w:r>
+      <w:r>
+        <w:rPr>
+          <w:rFonts w:hint="default"/>
+          <w:lang w:val="vi-VN"/>
+        </w:rPr>
+        <w:t xml:space="preserve"> ngắn (Zero shot)</w:t>
+      </w:r>
+      <w:r>
+        <w:tab/>
+      </w:r>
+      <w:r>
+        <w:fldChar w:fldCharType="begin"/>
+      </w:r>
+      <w:r>
+        <w:instrText xml:space="preserve"> PAGEREF _Toc25592 \h </w:instrText>
+      </w:r>
+      <w:r>
+        <w:fldChar w:fldCharType="separate"/>
+      </w:r>
+      <w:r>
+        <w:t>6</w:t>
+      </w:r>
+      <w:r>
+        <w:fldChar w:fldCharType="end"/>
+      </w:r>
+      <w:r>
+        <w:rPr>
+          <w:rFonts w:hint="default"/>
+          <w:lang w:val="vi-VN"/>
+        </w:rPr>
+        <w:fldChar w:fldCharType="end"/>
+      </w:r>
+    </w:p>
+    <w:p>
+      <w:pPr>
+        <w:pStyle w:val="72"/>
+        <w:tabs>
+          <w:tab w:val="right" w:leader="dot" w:pos="9067"/>
+          <w:tab w:val="clear" w:pos="210"/>
+        </w:tabs>
+      </w:pPr>
+      <w:r>
+        <w:rPr>
+          <w:rFonts w:hint="default"/>
+          <w:lang w:val="vi-VN"/>
+        </w:rPr>
+        <w:fldChar w:fldCharType="begin"/>
+      </w:r>
+      <w:r>
+        <w:rPr>
+          <w:rFonts w:hint="default"/>
+          <w:lang w:val="vi-VN"/>
+        </w:rPr>
+        <w:instrText xml:space="preserve"> HYPERLINK \l _Toc30103 </w:instrText>
+      </w:r>
+      <w:r>
+        <w:rPr>
+          <w:rFonts w:hint="default"/>
+          <w:lang w:val="vi-VN"/>
+        </w:rPr>
+        <w:fldChar w:fldCharType="separate"/>
+      </w:r>
+      <w:r>
+        <w:rPr>
+          <w:rFonts w:hint="default"/>
+          <w:lang w:val="vi-VN"/>
+        </w:rPr>
+        <w:t>2.2.1. Promt</w:t>
+      </w:r>
+      <w:r>
+        <w:tab/>
+      </w:r>
+      <w:r>
+        <w:fldChar w:fldCharType="begin"/>
+      </w:r>
+      <w:r>
+        <w:instrText xml:space="preserve"> PAGEREF _Toc30103 \h </w:instrText>
+      </w:r>
+      <w:r>
+        <w:fldChar w:fldCharType="separate"/>
+      </w:r>
+      <w:r>
+        <w:t>6</w:t>
+      </w:r>
+      <w:r>
+        <w:fldChar w:fldCharType="end"/>
+      </w:r>
+      <w:r>
+        <w:rPr>
+          <w:rFonts w:hint="default"/>
+          <w:lang w:val="vi-VN"/>
+        </w:rPr>
+        <w:fldChar w:fldCharType="end"/>
+      </w:r>
+    </w:p>
+    <w:p>
+      <w:pPr>
+        <w:pStyle w:val="72"/>
+        <w:tabs>
+          <w:tab w:val="right" w:leader="dot" w:pos="9067"/>
+          <w:tab w:val="clear" w:pos="210"/>
+        </w:tabs>
+      </w:pPr>
+      <w:r>
+        <w:rPr>
+          <w:rFonts w:hint="default"/>
+          <w:lang w:val="vi-VN"/>
+        </w:rPr>
+        <w:fldChar w:fldCharType="begin"/>
+      </w:r>
+      <w:r>
+        <w:rPr>
+          <w:rFonts w:hint="default"/>
+          <w:lang w:val="vi-VN"/>
+        </w:rPr>
+        <w:instrText xml:space="preserve"> HYPERLINK \l _Toc14178 </w:instrText>
+      </w:r>
+      <w:r>
+        <w:rPr>
+          <w:rFonts w:hint="default"/>
+          <w:lang w:val="vi-VN"/>
+        </w:rPr>
+        <w:fldChar w:fldCharType="separate"/>
+      </w:r>
+      <w:r>
+        <w:rPr>
+          <w:rFonts w:hint="default"/>
+        </w:rPr>
+        <w:t xml:space="preserve">2.2.2. </w:t>
+      </w:r>
+      <w:r>
+        <w:t>Câu trả lời AI:</w:t>
+      </w:r>
+      <w:r>
+        <w:tab/>
+      </w:r>
+      <w:r>
+        <w:fldChar w:fldCharType="begin"/>
+      </w:r>
+      <w:r>
+        <w:instrText xml:space="preserve"> PAGEREF _Toc14178 \h </w:instrText>
+      </w:r>
+      <w:r>
+        <w:fldChar w:fldCharType="separate"/>
+      </w:r>
+      <w:r>
+        <w:t>6</w:t>
+      </w:r>
+      <w:r>
+        <w:fldChar w:fldCharType="end"/>
+      </w:r>
+      <w:r>
+        <w:rPr>
+          <w:rFonts w:hint="default"/>
+          <w:lang w:val="vi-VN"/>
+        </w:rPr>
+        <w:fldChar w:fldCharType="end"/>
+      </w:r>
+    </w:p>
+    <w:p>
+      <w:pPr>
+        <w:pStyle w:val="73"/>
+        <w:tabs>
+          <w:tab w:val="right" w:leader="dot" w:pos="9067"/>
+          <w:tab w:val="clear" w:pos="210"/>
+        </w:tabs>
+      </w:pPr>
+      <w:r>
+        <w:rPr>
+          <w:rFonts w:hint="default"/>
+          <w:lang w:val="vi-VN"/>
+        </w:rPr>
+        <w:fldChar w:fldCharType="begin"/>
+      </w:r>
+      <w:r>
+        <w:rPr>
+          <w:rFonts w:hint="default"/>
+          <w:lang w:val="vi-VN"/>
+        </w:rPr>
+        <w:instrText xml:space="preserve"> HYPERLINK \l _Toc438 </w:instrText>
+      </w:r>
+      <w:r>
+        <w:rPr>
+          <w:rFonts w:hint="default"/>
+          <w:lang w:val="vi-VN"/>
+        </w:rPr>
+        <w:fldChar w:fldCharType="separate"/>
+      </w:r>
+      <w:r>
+        <w:rPr>
+          <w:rFonts w:hint="default"/>
+        </w:rPr>
+        <w:t xml:space="preserve">2.2.2.1. </w:t>
+      </w:r>
+      <w:r>
+        <w:t>Định nghĩa về testing</w:t>
+      </w:r>
+      <w:r>
+        <w:tab/>
+      </w:r>
+      <w:r>
+        <w:fldChar w:fldCharType="begin"/>
+      </w:r>
+      <w:r>
+        <w:instrText xml:space="preserve"> PAGEREF _Toc438 \h </w:instrText>
+      </w:r>
+      <w:r>
+        <w:fldChar w:fldCharType="separate"/>
+      </w:r>
+      <w:r>
+        <w:t>6</w:t>
+      </w:r>
+      <w:r>
+        <w:fldChar w:fldCharType="end"/>
+      </w:r>
+      <w:r>
+        <w:rPr>
+          <w:rFonts w:hint="default"/>
+          <w:lang w:val="vi-VN"/>
+        </w:rPr>
+        <w:fldChar w:fldCharType="end"/>
+      </w:r>
+    </w:p>
+    <w:p>
+      <w:pPr>
+        <w:pStyle w:val="73"/>
+        <w:tabs>
+          <w:tab w:val="right" w:leader="dot" w:pos="9067"/>
+          <w:tab w:val="clear" w:pos="210"/>
+        </w:tabs>
+      </w:pPr>
+      <w:r>
+        <w:rPr>
+          <w:rFonts w:hint="default"/>
+          <w:lang w:val="vi-VN"/>
+        </w:rPr>
+        <w:fldChar w:fldCharType="begin"/>
+      </w:r>
+      <w:r>
+        <w:rPr>
+          <w:rFonts w:hint="default"/>
+          <w:lang w:val="vi-VN"/>
+        </w:rPr>
+        <w:instrText xml:space="preserve"> HYPERLINK \l _Toc22670 </w:instrText>
+      </w:r>
+      <w:r>
+        <w:rPr>
+          <w:rFonts w:hint="default"/>
+          <w:lang w:val="vi-VN"/>
+        </w:rPr>
+        <w:fldChar w:fldCharType="separate"/>
+      </w:r>
+      <w:r>
+        <w:rPr>
+          <w:rFonts w:hint="default"/>
+        </w:rPr>
+        <w:t xml:space="preserve">2.2.2.2. </w:t>
+      </w:r>
+      <w:r>
+        <w:t>Phân biệt testing và debugging</w:t>
+      </w:r>
+      <w:r>
+        <w:tab/>
+      </w:r>
+      <w:r>
+        <w:fldChar w:fldCharType="begin"/>
+      </w:r>
+      <w:r>
+        <w:instrText xml:space="preserve"> PAGEREF _Toc22670 \h </w:instrText>
+      </w:r>
+      <w:r>
+        <w:fldChar w:fldCharType="separate"/>
+      </w:r>
+      <w:r>
+        <w:t>7</w:t>
+      </w:r>
+      <w:r>
+        <w:fldChar w:fldCharType="end"/>
+      </w:r>
+      <w:r>
+        <w:rPr>
+          <w:rFonts w:hint="default"/>
+          <w:lang w:val="vi-VN"/>
+        </w:rPr>
+        <w:fldChar w:fldCharType="end"/>
+      </w:r>
+    </w:p>
+    <w:p>
+      <w:pPr>
+        <w:pStyle w:val="73"/>
+        <w:tabs>
+          <w:tab w:val="right" w:leader="dot" w:pos="9067"/>
+          <w:tab w:val="clear" w:pos="210"/>
+        </w:tabs>
+      </w:pPr>
+      <w:r>
+        <w:rPr>
+          <w:rFonts w:hint="default"/>
+          <w:lang w:val="vi-VN"/>
+        </w:rPr>
+        <w:fldChar w:fldCharType="begin"/>
+      </w:r>
+      <w:r>
+        <w:rPr>
+          <w:rFonts w:hint="default"/>
+          <w:lang w:val="vi-VN"/>
+        </w:rPr>
+        <w:instrText xml:space="preserve"> HYPERLINK \l _Toc17341 </w:instrText>
+      </w:r>
+      <w:r>
+        <w:rPr>
+          <w:rFonts w:hint="default"/>
+          <w:lang w:val="vi-VN"/>
+        </w:rPr>
+        <w:fldChar w:fldCharType="separate"/>
+      </w:r>
+      <w:r>
+        <w:rPr>
+          <w:rFonts w:hint="default"/>
+        </w:rPr>
+        <w:t xml:space="preserve">2.2.2.3. </w:t>
+      </w:r>
+      <w:r>
+        <w:t>Phân biệt Verfication và validation</w:t>
+      </w:r>
+      <w:r>
+        <w:tab/>
+      </w:r>
+      <w:r>
+        <w:fldChar w:fldCharType="begin"/>
+      </w:r>
+      <w:r>
+        <w:instrText xml:space="preserve"> PAGEREF _Toc17341 \h </w:instrText>
+      </w:r>
+      <w:r>
+        <w:fldChar w:fldCharType="separate"/>
+      </w:r>
+      <w:r>
+        <w:t>7</w:t>
+      </w:r>
+      <w:r>
+        <w:fldChar w:fldCharType="end"/>
+      </w:r>
+      <w:r>
+        <w:rPr>
+          <w:rFonts w:hint="default"/>
+          <w:lang w:val="vi-VN"/>
+        </w:rPr>
+        <w:fldChar w:fldCharType="end"/>
+      </w:r>
+    </w:p>
+    <w:p>
+      <w:pPr>
+        <w:pStyle w:val="71"/>
+        <w:tabs>
+          <w:tab w:val="right" w:leader="dot" w:pos="9067"/>
+          <w:tab w:val="clear" w:pos="210"/>
+        </w:tabs>
+      </w:pPr>
+      <w:r>
+        <w:rPr>
+          <w:rFonts w:hint="default"/>
+          <w:lang w:val="vi-VN"/>
+        </w:rPr>
+        <w:fldChar w:fldCharType="begin"/>
+      </w:r>
+      <w:r>
+        <w:rPr>
+          <w:rFonts w:hint="default"/>
+          <w:lang w:val="vi-VN"/>
+        </w:rPr>
+        <w:instrText xml:space="preserve"> HYPERLINK \l _Toc16247 </w:instrText>
+      </w:r>
+      <w:r>
+        <w:rPr>
+          <w:rFonts w:hint="default"/>
+          <w:lang w:val="vi-VN"/>
+        </w:rPr>
+        <w:fldChar w:fldCharType="separate"/>
+      </w:r>
+      <w:r>
+        <w:rPr>
+          <w:rFonts w:hint="default"/>
+        </w:rPr>
+        <w:t xml:space="preserve">2.3. </w:t>
+      </w:r>
+      <w:r>
+        <w:t>Nhận xét kết quả trả lời của AI</w:t>
+      </w:r>
+      <w:r>
+        <w:tab/>
+      </w:r>
+      <w:r>
+        <w:fldChar w:fldCharType="begin"/>
+      </w:r>
+      <w:r>
+        <w:instrText xml:space="preserve"> PAGEREF _Toc16247 \h </w:instrText>
+      </w:r>
+      <w:r>
+        <w:fldChar w:fldCharType="separate"/>
+      </w:r>
+      <w:r>
+        <w:t>8</w:t>
+      </w:r>
+      <w:r>
+        <w:fldChar w:fldCharType="end"/>
+      </w:r>
+      <w:r>
+        <w:rPr>
+          <w:rFonts w:hint="default"/>
+          <w:lang w:val="vi-VN"/>
+        </w:rPr>
+        <w:fldChar w:fldCharType="end"/>
+      </w:r>
+    </w:p>
+    <w:p>
+      <w:pPr>
+        <w:pStyle w:val="70"/>
+        <w:tabs>
+          <w:tab w:val="right" w:leader="dot" w:pos="9067"/>
+          <w:tab w:val="clear" w:pos="210"/>
+        </w:tabs>
+      </w:pPr>
+      <w:r>
+        <w:rPr>
+          <w:rFonts w:hint="default"/>
+          <w:lang w:val="vi-VN"/>
+        </w:rPr>
+        <w:fldChar w:fldCharType="begin"/>
+      </w:r>
+      <w:r>
+        <w:rPr>
+          <w:rFonts w:hint="default"/>
+          <w:lang w:val="vi-VN"/>
+        </w:rPr>
+        <w:instrText xml:space="preserve"> HYPERLINK \l _Toc12068 </w:instrText>
+      </w:r>
+      <w:r>
+        <w:rPr>
+          <w:rFonts w:hint="default"/>
+          <w:lang w:val="vi-VN"/>
+        </w:rPr>
+        <w:fldChar w:fldCharType="separate"/>
+      </w:r>
+      <w:r>
+        <w:rPr>
+          <w:rFonts w:hint="default"/>
+        </w:rPr>
+        <w:t xml:space="preserve">3. </w:t>
+      </w:r>
+      <w:r>
+        <w:t>Nhiệm vụ 3: 7 principles of software testing</w:t>
+      </w:r>
+      <w:r>
+        <w:tab/>
+      </w:r>
+      <w:r>
+        <w:fldChar w:fldCharType="begin"/>
+      </w:r>
+      <w:r>
+        <w:instrText xml:space="preserve"> PAGEREF _Toc12068 \h </w:instrText>
+      </w:r>
+      <w:r>
+        <w:fldChar w:fldCharType="separate"/>
+      </w:r>
+      <w:r>
+        <w:t>8</w:t>
+      </w:r>
+      <w:r>
+        <w:fldChar w:fldCharType="end"/>
+      </w:r>
+      <w:r>
+        <w:rPr>
+          <w:rFonts w:hint="default"/>
+          <w:lang w:val="vi-VN"/>
+        </w:rPr>
+        <w:fldChar w:fldCharType="end"/>
+      </w:r>
+    </w:p>
+    <w:p>
+      <w:pPr>
+        <w:pStyle w:val="71"/>
+        <w:tabs>
+          <w:tab w:val="right" w:leader="dot" w:pos="9067"/>
+          <w:tab w:val="clear" w:pos="210"/>
+        </w:tabs>
+      </w:pPr>
+      <w:r>
+        <w:rPr>
+          <w:rFonts w:hint="default"/>
+          <w:lang w:val="vi-VN"/>
+        </w:rPr>
+        <w:fldChar w:fldCharType="begin"/>
+      </w:r>
+      <w:r>
+        <w:rPr>
+          <w:rFonts w:hint="default"/>
+          <w:lang w:val="vi-VN"/>
+        </w:rPr>
+        <w:instrText xml:space="preserve"> HYPERLINK \l _Toc10108 </w:instrText>
+      </w:r>
+      <w:r>
+        <w:rPr>
+          <w:rFonts w:hint="default"/>
+          <w:lang w:val="vi-VN"/>
+        </w:rPr>
+        <w:fldChar w:fldCharType="separate"/>
+      </w:r>
+      <w:r>
+        <w:rPr>
+          <w:rFonts w:hint="default"/>
+        </w:rPr>
+        <w:t xml:space="preserve">3.1. </w:t>
+      </w:r>
+      <w:r>
+        <w:t>Prompt</w:t>
+      </w:r>
+      <w:r>
+        <w:rPr>
+          <w:rFonts w:hint="default"/>
+          <w:lang w:val="vi-VN"/>
+        </w:rPr>
+        <w:t xml:space="preserve"> 1</w:t>
+      </w:r>
+      <w:r>
+        <w:tab/>
+      </w:r>
+      <w:r>
+        <w:fldChar w:fldCharType="begin"/>
+      </w:r>
+      <w:r>
+        <w:instrText xml:space="preserve"> PAGEREF _Toc10108 \h </w:instrText>
+      </w:r>
+      <w:r>
+        <w:fldChar w:fldCharType="separate"/>
+      </w:r>
+      <w:r>
+        <w:t>8</w:t>
+      </w:r>
+      <w:r>
+        <w:fldChar w:fldCharType="end"/>
+      </w:r>
+      <w:r>
+        <w:rPr>
+          <w:rFonts w:hint="default"/>
+          <w:lang w:val="vi-VN"/>
+        </w:rPr>
+        <w:fldChar w:fldCharType="end"/>
+      </w:r>
+    </w:p>
+    <w:p>
+      <w:pPr>
+        <w:pStyle w:val="72"/>
+        <w:tabs>
+          <w:tab w:val="right" w:leader="dot" w:pos="9067"/>
+          <w:tab w:val="clear" w:pos="210"/>
+        </w:tabs>
+      </w:pPr>
+      <w:r>
+        <w:rPr>
+          <w:rFonts w:hint="default"/>
+          <w:lang w:val="vi-VN"/>
+        </w:rPr>
+        <w:fldChar w:fldCharType="begin"/>
+      </w:r>
+      <w:r>
+        <w:rPr>
+          <w:rFonts w:hint="default"/>
+          <w:lang w:val="vi-VN"/>
+        </w:rPr>
+        <w:instrText xml:space="preserve"> HYPERLINK \l _Toc22665 </w:instrText>
+      </w:r>
+      <w:r>
+        <w:rPr>
+          <w:rFonts w:hint="default"/>
+          <w:lang w:val="vi-VN"/>
+        </w:rPr>
+        <w:fldChar w:fldCharType="separate"/>
+      </w:r>
+      <w:r>
+        <w:rPr>
+          <w:rFonts w:hint="default"/>
+          <w:lang w:val="vi-VN"/>
+        </w:rPr>
+        <w:t>3.1.1. Promt</w:t>
+      </w:r>
+      <w:r>
+        <w:tab/>
+      </w:r>
+      <w:r>
+        <w:fldChar w:fldCharType="begin"/>
+      </w:r>
+      <w:r>
+        <w:instrText xml:space="preserve"> PAGEREF _Toc22665 \h </w:instrText>
+      </w:r>
+      <w:r>
+        <w:fldChar w:fldCharType="separate"/>
+      </w:r>
+      <w:r>
+        <w:t>8</w:t>
+      </w:r>
+      <w:r>
+        <w:fldChar w:fldCharType="end"/>
+      </w:r>
+      <w:r>
+        <w:rPr>
+          <w:rFonts w:hint="default"/>
+          <w:lang w:val="vi-VN"/>
+        </w:rPr>
+        <w:fldChar w:fldCharType="end"/>
+      </w:r>
+    </w:p>
+    <w:p>
+      <w:pPr>
+        <w:pStyle w:val="72"/>
+        <w:tabs>
+          <w:tab w:val="right" w:leader="dot" w:pos="9067"/>
+          <w:tab w:val="clear" w:pos="210"/>
+        </w:tabs>
+      </w:pPr>
+      <w:r>
+        <w:rPr>
+          <w:rFonts w:hint="default"/>
+          <w:lang w:val="vi-VN"/>
+        </w:rPr>
+        <w:fldChar w:fldCharType="begin"/>
+      </w:r>
+      <w:r>
+        <w:rPr>
+          <w:rFonts w:hint="default"/>
+          <w:lang w:val="vi-VN"/>
+        </w:rPr>
+        <w:instrText xml:space="preserve"> HYPERLINK \l _Toc26258 </w:instrText>
+      </w:r>
+      <w:r>
+        <w:rPr>
+          <w:rFonts w:hint="default"/>
+          <w:lang w:val="vi-VN"/>
+        </w:rPr>
+        <w:fldChar w:fldCharType="separate"/>
+      </w:r>
+      <w:r>
+        <w:rPr>
+          <w:rFonts w:hint="default"/>
+        </w:rPr>
+        <w:t xml:space="preserve">3.1.2. </w:t>
+      </w:r>
+      <w:r>
+        <w:t>Câu trả lời của AI:</w:t>
+      </w:r>
+      <w:r>
+        <w:tab/>
+      </w:r>
+      <w:r>
+        <w:fldChar w:fldCharType="begin"/>
+      </w:r>
+      <w:r>
+        <w:instrText xml:space="preserve"> PAGEREF _Toc26258 \h </w:instrText>
+      </w:r>
+      <w:r>
+        <w:fldChar w:fldCharType="separate"/>
+      </w:r>
+      <w:r>
+        <w:t>8</w:t>
+      </w:r>
+      <w:r>
+        <w:fldChar w:fldCharType="end"/>
+      </w:r>
+      <w:r>
+        <w:rPr>
+          <w:rFonts w:hint="default"/>
+          <w:lang w:val="vi-VN"/>
+        </w:rPr>
+        <w:fldChar w:fldCharType="end"/>
+      </w:r>
+    </w:p>
+    <w:p>
+      <w:pPr>
+        <w:pStyle w:val="73"/>
+        <w:tabs>
+          <w:tab w:val="right" w:leader="dot" w:pos="9067"/>
+          <w:tab w:val="clear" w:pos="210"/>
+        </w:tabs>
+      </w:pPr>
+      <w:r>
+        <w:rPr>
+          <w:rFonts w:hint="default"/>
+          <w:lang w:val="vi-VN"/>
+        </w:rPr>
+        <w:fldChar w:fldCharType="begin"/>
+      </w:r>
+      <w:r>
+        <w:rPr>
+          <w:rFonts w:hint="default"/>
+          <w:lang w:val="vi-VN"/>
+        </w:rPr>
+        <w:instrText xml:space="preserve"> HYPERLINK \l _Toc19094 </w:instrText>
+      </w:r>
+      <w:r>
+        <w:rPr>
+          <w:rFonts w:hint="default"/>
+          <w:lang w:val="vi-VN"/>
+        </w:rPr>
+        <w:fldChar w:fldCharType="separate"/>
+      </w:r>
+      <w:r>
+        <w:rPr>
+          <w:rFonts w:hint="default"/>
+        </w:rPr>
+        <w:t xml:space="preserve">3.1.2.1. </w:t>
+      </w:r>
+      <w:r>
+        <w:t>Nguyên tắc 1</w:t>
+      </w:r>
+      <w:r>
+        <w:tab/>
+      </w:r>
+      <w:r>
+        <w:fldChar w:fldCharType="begin"/>
+      </w:r>
+      <w:r>
+        <w:instrText xml:space="preserve"> PAGEREF _Toc19094 \h </w:instrText>
+      </w:r>
+      <w:r>
+        <w:fldChar w:fldCharType="separate"/>
+      </w:r>
+      <w:r>
+        <w:t>8</w:t>
+      </w:r>
+      <w:r>
+        <w:fldChar w:fldCharType="end"/>
+      </w:r>
+      <w:r>
+        <w:rPr>
+          <w:rFonts w:hint="default"/>
+          <w:lang w:val="vi-VN"/>
+        </w:rPr>
+        <w:fldChar w:fldCharType="end"/>
+      </w:r>
+    </w:p>
+    <w:p>
+      <w:pPr>
+        <w:pStyle w:val="73"/>
+        <w:tabs>
+          <w:tab w:val="right" w:leader="dot" w:pos="9067"/>
+          <w:tab w:val="clear" w:pos="210"/>
+        </w:tabs>
+      </w:pPr>
+      <w:r>
+        <w:rPr>
+          <w:rFonts w:hint="default"/>
+          <w:lang w:val="vi-VN"/>
+        </w:rPr>
+        <w:fldChar w:fldCharType="begin"/>
+      </w:r>
+      <w:r>
+        <w:rPr>
+          <w:rFonts w:hint="default"/>
+          <w:lang w:val="vi-VN"/>
+        </w:rPr>
+        <w:instrText xml:space="preserve"> HYPERLINK \l _Toc24352 </w:instrText>
+      </w:r>
+      <w:r>
+        <w:rPr>
+          <w:rFonts w:hint="default"/>
+          <w:lang w:val="vi-VN"/>
+        </w:rPr>
+        <w:fldChar w:fldCharType="separate"/>
+      </w:r>
+      <w:r>
+        <w:rPr>
+          <w:rFonts w:hint="default"/>
+        </w:rPr>
+        <w:t xml:space="preserve">3.1.2.2. </w:t>
+      </w:r>
+      <w:r>
+        <w:t>Nguyên tắc 2</w:t>
+      </w:r>
+      <w:r>
+        <w:tab/>
+      </w:r>
+      <w:r>
+        <w:fldChar w:fldCharType="begin"/>
+      </w:r>
+      <w:r>
+        <w:instrText xml:space="preserve"> PAGEREF _Toc24352 \h </w:instrText>
+      </w:r>
+      <w:r>
+        <w:fldChar w:fldCharType="separate"/>
+      </w:r>
+      <w:r>
+        <w:t>8</w:t>
+      </w:r>
+      <w:r>
+        <w:fldChar w:fldCharType="end"/>
+      </w:r>
+      <w:r>
+        <w:rPr>
+          <w:rFonts w:hint="default"/>
+          <w:lang w:val="vi-VN"/>
+        </w:rPr>
+        <w:fldChar w:fldCharType="end"/>
+      </w:r>
+    </w:p>
+    <w:p>
+      <w:pPr>
+        <w:pStyle w:val="73"/>
+        <w:tabs>
+          <w:tab w:val="right" w:leader="dot" w:pos="9067"/>
+          <w:tab w:val="clear" w:pos="210"/>
+        </w:tabs>
+      </w:pPr>
+      <w:r>
+        <w:rPr>
+          <w:rFonts w:hint="default"/>
+          <w:lang w:val="vi-VN"/>
+        </w:rPr>
+        <w:fldChar w:fldCharType="begin"/>
+      </w:r>
+      <w:r>
+        <w:rPr>
+          <w:rFonts w:hint="default"/>
+          <w:lang w:val="vi-VN"/>
+        </w:rPr>
+        <w:instrText xml:space="preserve"> HYPERLINK \l _Toc24305 </w:instrText>
+      </w:r>
+      <w:r>
+        <w:rPr>
+          <w:rFonts w:hint="default"/>
+          <w:lang w:val="vi-VN"/>
+        </w:rPr>
+        <w:fldChar w:fldCharType="separate"/>
+      </w:r>
+      <w:r>
+        <w:rPr>
+          <w:rFonts w:hint="default"/>
+        </w:rPr>
+        <w:t xml:space="preserve">3.1.2.3. </w:t>
+      </w:r>
+      <w:r>
+        <w:t xml:space="preserve">Nguyên tắc </w:t>
+      </w:r>
+      <w:r>
+        <w:rPr>
+          <w:rFonts w:hint="default"/>
+          <w:lang w:val="vi-VN"/>
+        </w:rPr>
+        <w:t>3</w:t>
+      </w:r>
+      <w:r>
+        <w:tab/>
+      </w:r>
+      <w:r>
+        <w:fldChar w:fldCharType="begin"/>
+      </w:r>
+      <w:r>
+        <w:instrText xml:space="preserve"> PAGEREF _Toc24305 \h </w:instrText>
+      </w:r>
+      <w:r>
+        <w:fldChar w:fldCharType="separate"/>
+      </w:r>
+      <w:r>
+        <w:t>8</w:t>
+      </w:r>
+      <w:r>
+        <w:fldChar w:fldCharType="end"/>
+      </w:r>
+      <w:r>
+        <w:rPr>
+          <w:rFonts w:hint="default"/>
+          <w:lang w:val="vi-VN"/>
+        </w:rPr>
+        <w:fldChar w:fldCharType="end"/>
+      </w:r>
+    </w:p>
+    <w:p>
+      <w:pPr>
+        <w:pStyle w:val="71"/>
+        <w:tabs>
+          <w:tab w:val="right" w:leader="dot" w:pos="9067"/>
+          <w:tab w:val="clear" w:pos="210"/>
+        </w:tabs>
+      </w:pPr>
+      <w:r>
+        <w:rPr>
+          <w:rFonts w:hint="default"/>
+          <w:lang w:val="vi-VN"/>
+        </w:rPr>
+        <w:fldChar w:fldCharType="begin"/>
+      </w:r>
+      <w:r>
+        <w:rPr>
+          <w:rFonts w:hint="default"/>
+          <w:lang w:val="vi-VN"/>
+        </w:rPr>
+        <w:instrText xml:space="preserve"> HYPERLINK \l _Toc27043 </w:instrText>
+      </w:r>
+      <w:r>
+        <w:rPr>
+          <w:rFonts w:hint="default"/>
+          <w:lang w:val="vi-VN"/>
+        </w:rPr>
+        <w:fldChar w:fldCharType="separate"/>
+      </w:r>
+      <w:r>
+        <w:rPr>
+          <w:rFonts w:hint="default"/>
+        </w:rPr>
+        <w:t xml:space="preserve">3.2. </w:t>
+      </w:r>
+      <w:r>
+        <w:t>Prompt</w:t>
+      </w:r>
+      <w:r>
+        <w:rPr>
+          <w:rFonts w:hint="default"/>
+          <w:lang w:val="vi-VN"/>
+        </w:rPr>
+        <w:t xml:space="preserve"> 2</w:t>
+      </w:r>
+      <w:r>
+        <w:tab/>
+      </w:r>
+      <w:r>
+        <w:fldChar w:fldCharType="begin"/>
+      </w:r>
+      <w:r>
+        <w:instrText xml:space="preserve"> PAGEREF _Toc27043 \h </w:instrText>
+      </w:r>
+      <w:r>
+        <w:fldChar w:fldCharType="separate"/>
+      </w:r>
+      <w:r>
+        <w:t>8</w:t>
+      </w:r>
+      <w:r>
+        <w:fldChar w:fldCharType="end"/>
+      </w:r>
+      <w:r>
+        <w:rPr>
+          <w:rFonts w:hint="default"/>
+          <w:lang w:val="vi-VN"/>
+        </w:rPr>
+        <w:fldChar w:fldCharType="end"/>
+      </w:r>
+    </w:p>
+    <w:p>
+      <w:pPr>
+        <w:pStyle w:val="72"/>
+        <w:tabs>
+          <w:tab w:val="right" w:leader="dot" w:pos="9067"/>
+          <w:tab w:val="clear" w:pos="210"/>
+        </w:tabs>
+      </w:pPr>
+      <w:r>
+        <w:rPr>
+          <w:rFonts w:hint="default"/>
+          <w:lang w:val="vi-VN"/>
+        </w:rPr>
+        <w:fldChar w:fldCharType="begin"/>
+      </w:r>
+      <w:r>
+        <w:rPr>
+          <w:rFonts w:hint="default"/>
+          <w:lang w:val="vi-VN"/>
+        </w:rPr>
+        <w:instrText xml:space="preserve"> HYPERLINK \l _Toc9163 </w:instrText>
+      </w:r>
+      <w:r>
+        <w:rPr>
+          <w:rFonts w:hint="default"/>
+          <w:lang w:val="vi-VN"/>
+        </w:rPr>
+        <w:fldChar w:fldCharType="separate"/>
+      </w:r>
+      <w:r>
+        <w:rPr>
+          <w:rFonts w:hint="default"/>
+          <w:lang w:val="vi-VN"/>
+        </w:rPr>
+        <w:t>3.2.1. Promt</w:t>
+      </w:r>
+      <w:r>
+        <w:tab/>
+      </w:r>
+      <w:r>
+        <w:fldChar w:fldCharType="begin"/>
+      </w:r>
+      <w:r>
+        <w:instrText xml:space="preserve"> PAGEREF _Toc9163 \h </w:instrText>
+      </w:r>
+      <w:r>
+        <w:fldChar w:fldCharType="separate"/>
+      </w:r>
+      <w:r>
+        <w:t>8</w:t>
+      </w:r>
+      <w:r>
+        <w:fldChar w:fldCharType="end"/>
+      </w:r>
+      <w:r>
+        <w:rPr>
+          <w:rFonts w:hint="default"/>
+          <w:lang w:val="vi-VN"/>
+        </w:rPr>
+        <w:fldChar w:fldCharType="end"/>
+      </w:r>
+    </w:p>
+    <w:p>
+      <w:pPr>
+        <w:pStyle w:val="72"/>
+        <w:tabs>
+          <w:tab w:val="right" w:leader="dot" w:pos="9067"/>
+          <w:tab w:val="clear" w:pos="210"/>
+        </w:tabs>
+      </w:pPr>
+      <w:r>
+        <w:rPr>
+          <w:rFonts w:hint="default"/>
+          <w:lang w:val="vi-VN"/>
+        </w:rPr>
+        <w:fldChar w:fldCharType="begin"/>
+      </w:r>
+      <w:r>
+        <w:rPr>
+          <w:rFonts w:hint="default"/>
+          <w:lang w:val="vi-VN"/>
+        </w:rPr>
+        <w:instrText xml:space="preserve"> HYPERLINK \l _Toc15501 </w:instrText>
+      </w:r>
+      <w:r>
+        <w:rPr>
+          <w:rFonts w:hint="default"/>
+          <w:lang w:val="vi-VN"/>
+        </w:rPr>
+        <w:fldChar w:fldCharType="separate"/>
+      </w:r>
+      <w:r>
+        <w:rPr>
+          <w:rFonts w:hint="default"/>
+        </w:rPr>
+        <w:t xml:space="preserve">3.2.2. </w:t>
+      </w:r>
+      <w:r>
+        <w:t>Câu trả lời của AI</w:t>
+      </w:r>
+      <w:r>
+        <w:tab/>
+      </w:r>
+      <w:r>
+        <w:fldChar w:fldCharType="begin"/>
+      </w:r>
+      <w:r>
+        <w:instrText xml:space="preserve"> PAGEREF _Toc15501 \h </w:instrText>
+      </w:r>
+      <w:r>
+        <w:fldChar w:fldCharType="separate"/>
+      </w:r>
+      <w:r>
+        <w:t>8</w:t>
+      </w:r>
+      <w:r>
+        <w:fldChar w:fldCharType="end"/>
+      </w:r>
+      <w:r>
+        <w:rPr>
+          <w:rFonts w:hint="default"/>
+          <w:lang w:val="vi-VN"/>
+        </w:rPr>
+        <w:fldChar w:fldCharType="end"/>
+      </w:r>
+    </w:p>
+    <w:p>
+      <w:pPr>
+        <w:pStyle w:val="73"/>
+        <w:tabs>
+          <w:tab w:val="right" w:leader="dot" w:pos="9067"/>
+          <w:tab w:val="clear" w:pos="210"/>
+        </w:tabs>
+      </w:pPr>
+      <w:r>
+        <w:rPr>
+          <w:rFonts w:hint="default"/>
+          <w:lang w:val="vi-VN"/>
+        </w:rPr>
+        <w:fldChar w:fldCharType="begin"/>
+      </w:r>
+      <w:r>
+        <w:rPr>
+          <w:rFonts w:hint="default"/>
+          <w:lang w:val="vi-VN"/>
+        </w:rPr>
+        <w:instrText xml:space="preserve"> HYPERLINK \l _Toc23242 </w:instrText>
+      </w:r>
+      <w:r>
+        <w:rPr>
+          <w:rFonts w:hint="default"/>
+          <w:lang w:val="vi-VN"/>
+        </w:rPr>
+        <w:fldChar w:fldCharType="separate"/>
+      </w:r>
+      <w:r>
+        <w:rPr>
+          <w:rFonts w:hint="default"/>
+        </w:rPr>
+        <w:t xml:space="preserve">3.2.2.1. </w:t>
+      </w:r>
+      <w:r>
+        <w:t>Nguyên tắc 1</w:t>
+      </w:r>
+      <w:r>
+        <w:tab/>
+      </w:r>
+      <w:r>
+        <w:fldChar w:fldCharType="begin"/>
+      </w:r>
+      <w:r>
+        <w:instrText xml:space="preserve"> PAGEREF _Toc23242 \h </w:instrText>
+      </w:r>
+      <w:r>
+        <w:fldChar w:fldCharType="separate"/>
+      </w:r>
+      <w:r>
+        <w:t>8</w:t>
+      </w:r>
+      <w:r>
+        <w:fldChar w:fldCharType="end"/>
+      </w:r>
+      <w:r>
+        <w:rPr>
+          <w:rFonts w:hint="default"/>
+          <w:lang w:val="vi-VN"/>
+        </w:rPr>
+        <w:fldChar w:fldCharType="end"/>
+      </w:r>
+    </w:p>
+    <w:p>
+      <w:pPr>
+        <w:pStyle w:val="73"/>
+        <w:tabs>
+          <w:tab w:val="right" w:leader="dot" w:pos="9067"/>
+          <w:tab w:val="clear" w:pos="210"/>
+        </w:tabs>
+      </w:pPr>
+      <w:r>
+        <w:rPr>
+          <w:rFonts w:hint="default"/>
+          <w:lang w:val="vi-VN"/>
+        </w:rPr>
+        <w:fldChar w:fldCharType="begin"/>
+      </w:r>
+      <w:r>
+        <w:rPr>
+          <w:rFonts w:hint="default"/>
+          <w:lang w:val="vi-VN"/>
+        </w:rPr>
+        <w:instrText xml:space="preserve"> HYPERLINK \l _Toc19449 </w:instrText>
+      </w:r>
+      <w:r>
+        <w:rPr>
+          <w:rFonts w:hint="default"/>
+          <w:lang w:val="vi-VN"/>
+        </w:rPr>
+        <w:fldChar w:fldCharType="separate"/>
+      </w:r>
+      <w:r>
+        <w:rPr>
+          <w:rFonts w:hint="default"/>
+        </w:rPr>
+        <w:t xml:space="preserve">3.2.2.2. </w:t>
+      </w:r>
+      <w:r>
+        <w:t>Nguyên tắc 2</w:t>
+      </w:r>
+      <w:r>
+        <w:tab/>
+      </w:r>
+      <w:r>
+        <w:fldChar w:fldCharType="begin"/>
+      </w:r>
+      <w:r>
+        <w:instrText xml:space="preserve"> PAGEREF _Toc19449 \h </w:instrText>
+      </w:r>
+      <w:r>
+        <w:fldChar w:fldCharType="separate"/>
+      </w:r>
+      <w:r>
+        <w:t>8</w:t>
+      </w:r>
+      <w:r>
+        <w:fldChar w:fldCharType="end"/>
+      </w:r>
+      <w:r>
+        <w:rPr>
+          <w:rFonts w:hint="default"/>
+          <w:lang w:val="vi-VN"/>
+        </w:rPr>
+        <w:fldChar w:fldCharType="end"/>
+      </w:r>
+    </w:p>
+    <w:p>
+      <w:pPr>
+        <w:pStyle w:val="73"/>
+        <w:tabs>
+          <w:tab w:val="right" w:leader="dot" w:pos="9067"/>
+          <w:tab w:val="clear" w:pos="210"/>
+        </w:tabs>
+      </w:pPr>
+      <w:r>
+        <w:rPr>
+          <w:rFonts w:hint="default"/>
+          <w:lang w:val="vi-VN"/>
+        </w:rPr>
+        <w:fldChar w:fldCharType="begin"/>
+      </w:r>
+      <w:r>
+        <w:rPr>
+          <w:rFonts w:hint="default"/>
+          <w:lang w:val="vi-VN"/>
+        </w:rPr>
+        <w:instrText xml:space="preserve"> HYPERLINK \l _Toc17507 </w:instrText>
+      </w:r>
+      <w:r>
+        <w:rPr>
+          <w:rFonts w:hint="default"/>
+          <w:lang w:val="vi-VN"/>
+        </w:rPr>
+        <w:fldChar w:fldCharType="separate"/>
+      </w:r>
+      <w:r>
+        <w:rPr>
+          <w:rFonts w:hint="default"/>
+        </w:rPr>
+        <w:t xml:space="preserve">3.2.2.3. </w:t>
+      </w:r>
+      <w:r>
+        <w:t xml:space="preserve">Nguyên tắc </w:t>
+      </w:r>
+      <w:r>
+        <w:rPr>
+          <w:rFonts w:hint="default"/>
+          <w:lang w:val="vi-VN"/>
+        </w:rPr>
+        <w:t>3</w:t>
+      </w:r>
+      <w:r>
+        <w:tab/>
+      </w:r>
+      <w:r>
+        <w:fldChar w:fldCharType="begin"/>
+      </w:r>
+      <w:r>
+        <w:instrText xml:space="preserve"> PAGEREF _Toc17507 \h </w:instrText>
+      </w:r>
+      <w:r>
+        <w:fldChar w:fldCharType="separate"/>
+      </w:r>
+      <w:r>
+        <w:t>9</w:t>
+      </w:r>
+      <w:r>
+        <w:fldChar w:fldCharType="end"/>
+      </w:r>
+      <w:r>
+        <w:rPr>
+          <w:rFonts w:hint="default"/>
+          <w:lang w:val="vi-VN"/>
+        </w:rPr>
+        <w:fldChar w:fldCharType="end"/>
+      </w:r>
+    </w:p>
+    <w:p>
+      <w:pPr>
+        <w:pStyle w:val="71"/>
+        <w:tabs>
+          <w:tab w:val="right" w:leader="dot" w:pos="9067"/>
+          <w:tab w:val="clear" w:pos="210"/>
+        </w:tabs>
+      </w:pPr>
+      <w:r>
+        <w:rPr>
+          <w:rFonts w:hint="default"/>
+          <w:lang w:val="vi-VN"/>
+        </w:rPr>
+        <w:fldChar w:fldCharType="begin"/>
+      </w:r>
+      <w:r>
+        <w:rPr>
+          <w:rFonts w:hint="default"/>
+          <w:lang w:val="vi-VN"/>
+        </w:rPr>
+        <w:instrText xml:space="preserve"> HYPERLINK \l _Toc10287 </w:instrText>
+      </w:r>
+      <w:r>
+        <w:rPr>
+          <w:rFonts w:hint="default"/>
+          <w:lang w:val="vi-VN"/>
+        </w:rPr>
+        <w:fldChar w:fldCharType="separate"/>
+      </w:r>
+      <w:r>
+        <w:rPr>
+          <w:rFonts w:hint="default"/>
+        </w:rPr>
+        <w:t xml:space="preserve">3.3. </w:t>
+      </w:r>
+      <w:r>
+        <w:t>Prompt</w:t>
+      </w:r>
+      <w:r>
+        <w:rPr>
+          <w:rFonts w:hint="default"/>
+          <w:lang w:val="vi-VN"/>
+        </w:rPr>
+        <w:t xml:space="preserve"> 3</w:t>
+      </w:r>
+      <w:r>
+        <w:tab/>
+      </w:r>
+      <w:r>
+        <w:fldChar w:fldCharType="begin"/>
+      </w:r>
+      <w:r>
+        <w:instrText xml:space="preserve"> PAGEREF _Toc10287 \h </w:instrText>
+      </w:r>
+      <w:r>
+        <w:fldChar w:fldCharType="separate"/>
+      </w:r>
+      <w:r>
+        <w:t>9</w:t>
+      </w:r>
+      <w:r>
+        <w:fldChar w:fldCharType="end"/>
+      </w:r>
+      <w:r>
+        <w:rPr>
+          <w:rFonts w:hint="default"/>
+          <w:lang w:val="vi-VN"/>
+        </w:rPr>
+        <w:fldChar w:fldCharType="end"/>
+      </w:r>
+    </w:p>
+    <w:p>
+      <w:pPr>
+        <w:pStyle w:val="72"/>
+        <w:tabs>
+          <w:tab w:val="right" w:leader="dot" w:pos="9067"/>
+          <w:tab w:val="clear" w:pos="210"/>
+        </w:tabs>
+      </w:pPr>
+      <w:r>
+        <w:rPr>
+          <w:rFonts w:hint="default"/>
+          <w:lang w:val="vi-VN"/>
+        </w:rPr>
+        <w:fldChar w:fldCharType="begin"/>
+      </w:r>
+      <w:r>
+        <w:rPr>
+          <w:rFonts w:hint="default"/>
+          <w:lang w:val="vi-VN"/>
+        </w:rPr>
+        <w:instrText xml:space="preserve"> HYPERLINK \l _Toc17118 </w:instrText>
+      </w:r>
+      <w:r>
+        <w:rPr>
+          <w:rFonts w:hint="default"/>
+          <w:lang w:val="vi-VN"/>
+        </w:rPr>
+        <w:fldChar w:fldCharType="separate"/>
+      </w:r>
+      <w:r>
+        <w:rPr>
+          <w:rFonts w:hint="default"/>
+          <w:lang w:val="vi-VN"/>
+        </w:rPr>
+        <w:t>3.3.1. Promt</w:t>
+      </w:r>
+      <w:r>
+        <w:tab/>
+      </w:r>
+      <w:r>
+        <w:fldChar w:fldCharType="begin"/>
+      </w:r>
+      <w:r>
+        <w:instrText xml:space="preserve"> PAGEREF _Toc17118 \h </w:instrText>
+      </w:r>
+      <w:r>
+        <w:fldChar w:fldCharType="separate"/>
+      </w:r>
+      <w:r>
+        <w:t>9</w:t>
+      </w:r>
+      <w:r>
+        <w:fldChar w:fldCharType="end"/>
+      </w:r>
+      <w:r>
+        <w:rPr>
+          <w:rFonts w:hint="default"/>
+          <w:lang w:val="vi-VN"/>
+        </w:rPr>
+        <w:fldChar w:fldCharType="end"/>
+      </w:r>
+    </w:p>
+    <w:p>
+      <w:pPr>
+        <w:pStyle w:val="72"/>
+        <w:tabs>
+          <w:tab w:val="right" w:leader="dot" w:pos="9067"/>
+          <w:tab w:val="clear" w:pos="210"/>
+        </w:tabs>
+      </w:pPr>
+      <w:r>
+        <w:rPr>
+          <w:rFonts w:hint="default"/>
+          <w:lang w:val="vi-VN"/>
+        </w:rPr>
+        <w:fldChar w:fldCharType="begin"/>
+      </w:r>
+      <w:r>
+        <w:rPr>
+          <w:rFonts w:hint="default"/>
+          <w:lang w:val="vi-VN"/>
+        </w:rPr>
+        <w:instrText xml:space="preserve"> HYPERLINK \l _Toc22793 </w:instrText>
+      </w:r>
+      <w:r>
+        <w:rPr>
+          <w:rFonts w:hint="default"/>
+          <w:lang w:val="vi-VN"/>
+        </w:rPr>
+        <w:fldChar w:fldCharType="separate"/>
+      </w:r>
+      <w:r>
+        <w:rPr>
+          <w:rFonts w:hint="default"/>
+        </w:rPr>
+        <w:t xml:space="preserve">3.3.2. </w:t>
+      </w:r>
+      <w:r>
+        <w:t>Câu trả lời của AI</w:t>
+      </w:r>
+      <w:r>
+        <w:tab/>
+      </w:r>
+      <w:r>
+        <w:fldChar w:fldCharType="begin"/>
+      </w:r>
+      <w:r>
+        <w:instrText xml:space="preserve"> PAGEREF _Toc22793 \h </w:instrText>
+      </w:r>
+      <w:r>
+        <w:fldChar w:fldCharType="separate"/>
+      </w:r>
+      <w:r>
+        <w:t>9</w:t>
+      </w:r>
+      <w:r>
+        <w:fldChar w:fldCharType="end"/>
+      </w:r>
+      <w:r>
+        <w:rPr>
+          <w:rFonts w:hint="default"/>
+          <w:lang w:val="vi-VN"/>
+        </w:rPr>
+        <w:fldChar w:fldCharType="end"/>
+      </w:r>
+    </w:p>
+    <w:p>
+      <w:pPr>
+        <w:pStyle w:val="73"/>
+        <w:tabs>
+          <w:tab w:val="right" w:leader="dot" w:pos="9067"/>
+          <w:tab w:val="clear" w:pos="210"/>
+        </w:tabs>
+      </w:pPr>
+      <w:r>
+        <w:rPr>
+          <w:rFonts w:hint="default"/>
+          <w:lang w:val="vi-VN"/>
+        </w:rPr>
+        <w:fldChar w:fldCharType="begin"/>
+      </w:r>
+      <w:r>
+        <w:rPr>
+          <w:rFonts w:hint="default"/>
+          <w:lang w:val="vi-VN"/>
+        </w:rPr>
+        <w:instrText xml:space="preserve"> HYPERLINK \l _Toc31382 </w:instrText>
+      </w:r>
+      <w:r>
+        <w:rPr>
+          <w:rFonts w:hint="default"/>
+          <w:lang w:val="vi-VN"/>
+        </w:rPr>
+        <w:fldChar w:fldCharType="separate"/>
+      </w:r>
+      <w:r>
+        <w:rPr>
+          <w:rFonts w:hint="default"/>
+        </w:rPr>
+        <w:t xml:space="preserve">3.3.2.1. </w:t>
+      </w:r>
+      <w:r>
+        <w:t>Nguyên tắc 1</w:t>
+      </w:r>
+      <w:r>
+        <w:tab/>
+      </w:r>
+      <w:r>
+        <w:fldChar w:fldCharType="begin"/>
+      </w:r>
+      <w:r>
+        <w:instrText xml:space="preserve"> PAGEREF _Toc31382 \h </w:instrText>
+      </w:r>
+      <w:r>
+        <w:fldChar w:fldCharType="separate"/>
+      </w:r>
+      <w:r>
+        <w:t>9</w:t>
+      </w:r>
+      <w:r>
+        <w:fldChar w:fldCharType="end"/>
+      </w:r>
+      <w:r>
+        <w:rPr>
+          <w:rFonts w:hint="default"/>
+          <w:lang w:val="vi-VN"/>
+        </w:rPr>
+        <w:fldChar w:fldCharType="end"/>
+      </w:r>
+    </w:p>
+    <w:p>
+      <w:pPr>
+        <w:pStyle w:val="73"/>
+        <w:tabs>
+          <w:tab w:val="right" w:leader="dot" w:pos="9067"/>
+          <w:tab w:val="clear" w:pos="210"/>
+        </w:tabs>
+      </w:pPr>
+      <w:r>
+        <w:rPr>
+          <w:rFonts w:hint="default"/>
+          <w:lang w:val="vi-VN"/>
+        </w:rPr>
+        <w:fldChar w:fldCharType="begin"/>
+      </w:r>
+      <w:r>
+        <w:rPr>
+          <w:rFonts w:hint="default"/>
+          <w:lang w:val="vi-VN"/>
+        </w:rPr>
+        <w:instrText xml:space="preserve"> HYPERLINK \l _Toc26035 </w:instrText>
+      </w:r>
+      <w:r>
+        <w:rPr>
+          <w:rFonts w:hint="default"/>
+          <w:lang w:val="vi-VN"/>
+        </w:rPr>
+        <w:fldChar w:fldCharType="separate"/>
+      </w:r>
+      <w:r>
+        <w:rPr>
+          <w:rFonts w:hint="default"/>
+        </w:rPr>
+        <w:t xml:space="preserve">3.3.2.2. </w:t>
+      </w:r>
+      <w:r>
+        <w:t>Nguyên tắc 2</w:t>
+      </w:r>
+      <w:r>
+        <w:tab/>
+      </w:r>
+      <w:r>
+        <w:fldChar w:fldCharType="begin"/>
+      </w:r>
+      <w:r>
+        <w:instrText xml:space="preserve"> PAGEREF _Toc26035 \h </w:instrText>
+      </w:r>
+      <w:r>
+        <w:fldChar w:fldCharType="separate"/>
+      </w:r>
+      <w:r>
+        <w:t>9</w:t>
+      </w:r>
+      <w:r>
+        <w:fldChar w:fldCharType="end"/>
+      </w:r>
+      <w:r>
+        <w:rPr>
+          <w:rFonts w:hint="default"/>
+          <w:lang w:val="vi-VN"/>
+        </w:rPr>
+        <w:fldChar w:fldCharType="end"/>
+      </w:r>
+    </w:p>
+    <w:p>
+      <w:pPr>
+        <w:pStyle w:val="73"/>
+        <w:tabs>
+          <w:tab w:val="right" w:leader="dot" w:pos="9067"/>
+          <w:tab w:val="clear" w:pos="210"/>
+        </w:tabs>
+      </w:pPr>
+      <w:r>
+        <w:rPr>
+          <w:rFonts w:hint="default"/>
+          <w:lang w:val="vi-VN"/>
+        </w:rPr>
+        <w:fldChar w:fldCharType="begin"/>
+      </w:r>
+      <w:r>
+        <w:rPr>
+          <w:rFonts w:hint="default"/>
+          <w:lang w:val="vi-VN"/>
+        </w:rPr>
+        <w:instrText xml:space="preserve"> HYPERLINK \l _Toc318 </w:instrText>
+      </w:r>
+      <w:r>
+        <w:rPr>
+          <w:rFonts w:hint="default"/>
+          <w:lang w:val="vi-VN"/>
+        </w:rPr>
+        <w:fldChar w:fldCharType="separate"/>
+      </w:r>
+      <w:r>
+        <w:rPr>
+          <w:rFonts w:hint="default"/>
+        </w:rPr>
+        <w:t xml:space="preserve">3.3.2.3. </w:t>
+      </w:r>
+      <w:r>
+        <w:t xml:space="preserve">Nguyên tắc </w:t>
+      </w:r>
+      <w:r>
+        <w:rPr>
+          <w:rFonts w:hint="default"/>
+          <w:lang w:val="vi-VN"/>
+        </w:rPr>
+        <w:t>3</w:t>
+      </w:r>
+      <w:r>
+        <w:tab/>
+      </w:r>
+      <w:r>
+        <w:fldChar w:fldCharType="begin"/>
+      </w:r>
+      <w:r>
+        <w:instrText xml:space="preserve"> PAGEREF _Toc318 \h </w:instrText>
+      </w:r>
+      <w:r>
+        <w:fldChar w:fldCharType="separate"/>
+      </w:r>
+      <w:r>
+        <w:t>9</w:t>
+      </w:r>
+      <w:r>
+        <w:fldChar w:fldCharType="end"/>
+      </w:r>
+      <w:r>
+        <w:rPr>
+          <w:rFonts w:hint="default"/>
+          <w:lang w:val="vi-VN"/>
+        </w:rPr>
+        <w:fldChar w:fldCharType="end"/>
+      </w:r>
+    </w:p>
+    <w:p>
+      <w:pPr>
+        <w:pStyle w:val="71"/>
+        <w:tabs>
+          <w:tab w:val="right" w:leader="dot" w:pos="9067"/>
+          <w:tab w:val="clear" w:pos="210"/>
+        </w:tabs>
+      </w:pPr>
+      <w:r>
+        <w:rPr>
+          <w:rFonts w:hint="default"/>
+          <w:lang w:val="vi-VN"/>
+        </w:rPr>
+        <w:fldChar w:fldCharType="begin"/>
+      </w:r>
+      <w:r>
+        <w:rPr>
+          <w:rFonts w:hint="default"/>
+          <w:lang w:val="vi-VN"/>
+        </w:rPr>
+        <w:instrText xml:space="preserve"> HYPERLINK \l _Toc29547 </w:instrText>
+      </w:r>
+      <w:r>
+        <w:rPr>
+          <w:rFonts w:hint="default"/>
+          <w:lang w:val="vi-VN"/>
+        </w:rPr>
+        <w:fldChar w:fldCharType="separate"/>
+      </w:r>
+      <w:r>
+        <w:rPr>
+          <w:rFonts w:hint="default"/>
+        </w:rPr>
+        <w:t xml:space="preserve">3.4. </w:t>
+      </w:r>
+      <w:r>
+        <w:t>Nhận xét kết quả trả về của AI</w:t>
+      </w:r>
+      <w:r>
+        <w:tab/>
+      </w:r>
+      <w:r>
+        <w:fldChar w:fldCharType="begin"/>
+      </w:r>
+      <w:r>
+        <w:instrText xml:space="preserve"> PAGEREF _Toc29547 \h </w:instrText>
+      </w:r>
+      <w:r>
+        <w:fldChar w:fldCharType="separate"/>
+      </w:r>
+      <w:r>
+        <w:t>9</w:t>
+      </w:r>
+      <w:r>
+        <w:fldChar w:fldCharType="end"/>
+      </w:r>
+      <w:r>
+        <w:rPr>
+          <w:rFonts w:hint="default"/>
+          <w:lang w:val="vi-VN"/>
+        </w:rPr>
+        <w:fldChar w:fldCharType="end"/>
+      </w:r>
+    </w:p>
+    <w:p>
+      <w:pPr>
+        <w:pStyle w:val="70"/>
+        <w:tabs>
+          <w:tab w:val="right" w:leader="dot" w:pos="9067"/>
+          <w:tab w:val="clear" w:pos="210"/>
+        </w:tabs>
+      </w:pPr>
+      <w:r>
+        <w:rPr>
+          <w:rFonts w:hint="default"/>
+          <w:lang w:val="vi-VN"/>
+        </w:rPr>
+        <w:fldChar w:fldCharType="begin"/>
+      </w:r>
+      <w:r>
+        <w:rPr>
+          <w:rFonts w:hint="default"/>
+          <w:lang w:val="vi-VN"/>
+        </w:rPr>
+        <w:instrText xml:space="preserve"> HYPERLINK \l _Toc31782 </w:instrText>
+      </w:r>
+      <w:r>
+        <w:rPr>
+          <w:rFonts w:hint="default"/>
+          <w:lang w:val="vi-VN"/>
+        </w:rPr>
+        <w:fldChar w:fldCharType="separate"/>
+      </w:r>
+      <w:r>
+        <w:rPr>
+          <w:rFonts w:hint="default"/>
+        </w:rPr>
+        <w:t xml:space="preserve">4. </w:t>
+      </w:r>
+      <w:r>
+        <w:t>Nhiệm vụ 4…tương tự gồm 3 phần (prompt, câu trả lời AI: nội dung trình bày, nhận xét kết quả trả về của AI)</w:t>
+      </w:r>
+      <w:r>
+        <w:tab/>
+      </w:r>
+      <w:r>
+        <w:fldChar w:fldCharType="begin"/>
+      </w:r>
+      <w:r>
+        <w:instrText xml:space="preserve"> PAGEREF _Toc31782 \h </w:instrText>
+      </w:r>
+      <w:r>
+        <w:fldChar w:fldCharType="separate"/>
+      </w:r>
+      <w:r>
+        <w:t>9</w:t>
+      </w:r>
+      <w:r>
+        <w:fldChar w:fldCharType="end"/>
+      </w:r>
+      <w:r>
+        <w:rPr>
+          <w:rFonts w:hint="default"/>
+          <w:lang w:val="vi-VN"/>
+        </w:rPr>
+        <w:fldChar w:fldCharType="end"/>
+      </w:r>
+    </w:p>
+    <w:p>
+      <w:pPr>
+        <w:pStyle w:val="70"/>
+        <w:tabs>
+          <w:tab w:val="right" w:leader="dot" w:pos="9067"/>
+          <w:tab w:val="clear" w:pos="210"/>
+        </w:tabs>
+      </w:pPr>
+      <w:r>
+        <w:rPr>
+          <w:rFonts w:hint="default"/>
+          <w:lang w:val="vi-VN"/>
+        </w:rPr>
+        <w:fldChar w:fldCharType="begin"/>
+      </w:r>
+      <w:r>
+        <w:rPr>
+          <w:rFonts w:hint="default"/>
+          <w:lang w:val="vi-VN"/>
+        </w:rPr>
+        <w:instrText xml:space="preserve"> HYPERLINK \l _Toc31521 </w:instrText>
+      </w:r>
+      <w:r>
+        <w:rPr>
+          <w:rFonts w:hint="default"/>
+          <w:lang w:val="vi-VN"/>
+        </w:rPr>
+        <w:fldChar w:fldCharType="separate"/>
+      </w:r>
+      <w:r>
+        <w:rPr>
+          <w:rFonts w:hint="default"/>
+        </w:rPr>
+        <w:t xml:space="preserve">5. </w:t>
+      </w:r>
+      <w:r>
+        <w:t>Nhiệm vụ 5…tương tự gồm 3 phần</w:t>
+      </w:r>
+      <w:r>
+        <w:tab/>
+      </w:r>
+      <w:r>
+        <w:fldChar w:fldCharType="begin"/>
+      </w:r>
+      <w:r>
+        <w:instrText xml:space="preserve"> PAGEREF _Toc31521 \h </w:instrText>
+      </w:r>
+      <w:r>
+        <w:fldChar w:fldCharType="separate"/>
+      </w:r>
+      <w:r>
+        <w:t>9</w:t>
+      </w:r>
+      <w:r>
+        <w:fldChar w:fldCharType="end"/>
+      </w:r>
+      <w:r>
+        <w:rPr>
+          <w:rFonts w:hint="default"/>
+          <w:lang w:val="vi-VN"/>
+        </w:rPr>
+        <w:fldChar w:fldCharType="end"/>
+      </w:r>
+    </w:p>
+    <w:p>
+      <w:pPr>
+        <w:pStyle w:val="70"/>
+        <w:tabs>
+          <w:tab w:val="right" w:leader="dot" w:pos="9067"/>
+          <w:tab w:val="clear" w:pos="210"/>
+        </w:tabs>
+      </w:pPr>
+      <w:r>
+        <w:rPr>
+          <w:rFonts w:hint="default"/>
+          <w:lang w:val="vi-VN"/>
+        </w:rPr>
+        <w:fldChar w:fldCharType="begin"/>
+      </w:r>
+      <w:r>
+        <w:rPr>
+          <w:rFonts w:hint="default"/>
+          <w:lang w:val="vi-VN"/>
+        </w:rPr>
+        <w:instrText xml:space="preserve"> HYPERLINK \l _Toc19930 </w:instrText>
+      </w:r>
+      <w:r>
+        <w:rPr>
+          <w:rFonts w:hint="default"/>
+          <w:lang w:val="vi-VN"/>
+        </w:rPr>
+        <w:fldChar w:fldCharType="separate"/>
+      </w:r>
+      <w:r>
+        <w:rPr>
+          <w:rFonts w:hint="default"/>
+        </w:rPr>
+        <w:t xml:space="preserve">6. </w:t>
+      </w:r>
+      <w:r>
+        <w:t>Phần kết luận (tự viết)</w:t>
+      </w:r>
+      <w:r>
+        <w:tab/>
+      </w:r>
+      <w:r>
+        <w:fldChar w:fldCharType="begin"/>
+      </w:r>
+      <w:r>
+        <w:instrText xml:space="preserve"> PAGEREF _Toc19930 \h </w:instrText>
+      </w:r>
+      <w:r>
+        <w:fldChar w:fldCharType="separate"/>
+      </w:r>
+      <w:r>
+        <w:t>9</w:t>
+      </w:r>
+      <w:r>
+        <w:fldChar w:fldCharType="end"/>
+      </w:r>
+      <w:r>
+        <w:rPr>
+          <w:rFonts w:hint="default"/>
+          <w:lang w:val="vi-VN"/>
+        </w:rPr>
+        <w:fldChar w:fldCharType="end"/>
+      </w:r>
+    </w:p>
+    <w:p>
+      <w:pPr>
+        <w:pStyle w:val="70"/>
+        <w:tabs>
+          <w:tab w:val="right" w:leader="dot" w:pos="9067"/>
+          <w:tab w:val="clear" w:pos="210"/>
+        </w:tabs>
+      </w:pPr>
+      <w:r>
+        <w:rPr>
+          <w:rFonts w:hint="default"/>
+          <w:lang w:val="vi-VN"/>
+        </w:rPr>
+        <w:fldChar w:fldCharType="begin"/>
+      </w:r>
+      <w:r>
+        <w:rPr>
+          <w:rFonts w:hint="default"/>
+          <w:lang w:val="vi-VN"/>
+        </w:rPr>
+        <w:instrText xml:space="preserve"> HYPERLINK \l _Toc21797 </w:instrText>
+      </w:r>
+      <w:r>
+        <w:rPr>
+          <w:rFonts w:hint="default"/>
+          <w:lang w:val="vi-VN"/>
+        </w:rPr>
+        <w:fldChar w:fldCharType="separate"/>
+      </w:r>
+      <w:r>
+        <w:rPr>
+          <w:rFonts w:hint="default"/>
+          <w:lang w:val="vi-VN"/>
+        </w:rPr>
+        <w:t xml:space="preserve">7. </w:t>
+      </w:r>
+      <w:r>
+        <w:t>Tài liệu tham khảo.</w:t>
+      </w:r>
+      <w:r>
+        <w:tab/>
+      </w:r>
+      <w:r>
+        <w:fldChar w:fldCharType="begin"/>
+      </w:r>
+      <w:r>
+        <w:instrText xml:space="preserve"> PAGEREF _Toc21797 \h </w:instrText>
+      </w:r>
+      <w:r>
+        <w:fldChar w:fldCharType="separate"/>
+      </w:r>
+      <w:r>
+        <w:t>9</w:t>
+      </w:r>
+      <w:r>
+        <w:fldChar w:fldCharType="end"/>
+      </w:r>
+      <w:r>
+        <w:rPr>
+          <w:rFonts w:hint="default"/>
+          <w:lang w:val="vi-VN"/>
+        </w:rPr>
+        <w:fldChar w:fldCharType="end"/>
+      </w:r>
+    </w:p>
+    <w:p>
+      <w:pPr>
+        <w:rPr>
+          <w:rFonts w:hint="default"/>
+          <w:lang w:val="vi-VN"/>
+        </w:rPr>
+      </w:pPr>
+      <w:r>
+        <w:rPr>
+          <w:rFonts w:hint="default"/>
+          <w:lang w:val="vi-VN"/>
+        </w:rPr>
+        <w:fldChar w:fldCharType="end"/>
+      </w:r>
+    </w:p>
+    <w:p>
+      <w:pPr>
+        <w:rPr>
+          <w:rFonts w:hint="default"/>
+          <w:lang w:val="vi-VN"/>
+        </w:rPr>
+      </w:pPr>
+      <w:r>
+        <w:rPr>
+          <w:rFonts w:hint="default"/>
+          <w:lang w:val="vi-VN"/>
+        </w:rPr>
+        <w:br w:type="page"/>
+      </w:r>
+    </w:p>
+    <w:p>
+      <w:pPr>
+        <w:pStyle w:val="21"/>
+        <w:bidi w:val="0"/>
+        <w:rPr>
+          <w:rFonts w:hint="default"/>
+          <w:lang w:val="vi-VN"/>
+        </w:rPr>
+      </w:pPr>
+      <w:r>
+        <w:rPr>
+          <w:rFonts w:hint="default"/>
+          <w:lang w:val="vi-VN"/>
+        </w:rPr>
+        <w:t>Thông tin tác giả</w:t>
       </w:r>
     </w:p>
     <w:p>
@@ -58,9 +3193,18 @@
       <w:r>
         <w:rPr>
           <w:rFonts w:hint="default"/>
-          <w:lang w:val="vi-VN"/>
-        </w:rPr>
-        <w:t>Họ và Tên: Trần Đức Việt</w:t>
+          <w:b/>
+          <w:bCs/>
+          <w:lang w:val="vi-VN"/>
+        </w:rPr>
+        <w:t>Họ và Tên:</w:t>
+      </w:r>
+      <w:r>
+        <w:rPr>
+          <w:rFonts w:hint="default"/>
+          <w:lang w:val="vi-VN"/>
+        </w:rPr>
+        <w:t xml:space="preserve"> Trần Đức Việt</w:t>
       </w:r>
     </w:p>
     <w:p>
@@ -78,10 +3222,21 @@
       <w:r>
         <w:rPr>
           <w:rFonts w:hint="default"/>
-          <w:lang w:val="vi-VN"/>
-        </w:rPr>
-        <w:t>MSSV: DE190953</w:t>
-      </w:r>
+          <w:b/>
+          <w:bCs/>
+          <w:lang w:val="vi-VN"/>
+        </w:rPr>
+        <w:t xml:space="preserve">MSSV: </w:t>
+      </w:r>
+      <w:r>
+        <w:rPr>
+          <w:rFonts w:hint="default"/>
+          <w:lang w:val="vi-VN"/>
+        </w:rPr>
+        <w:t>DE190953</w:t>
+      </w:r>
+      <w:bookmarkStart w:id="47" w:name="_GoBack"/>
+      <w:bookmarkEnd w:id="47"/>
     </w:p>
     <w:p>
       <w:pPr>
@@ -98,9 +3253,18 @@
       <w:r>
         <w:rPr>
           <w:rFonts w:hint="default"/>
-          <w:lang w:val="vi-VN"/>
-        </w:rPr>
-        <w:t>Lớp: SE20A04</w:t>
+          <w:b/>
+          <w:bCs/>
+          <w:lang w:val="vi-VN"/>
+        </w:rPr>
+        <w:t>Lớp:</w:t>
+      </w:r>
+      <w:r>
+        <w:rPr>
+          <w:rFonts w:hint="default"/>
+          <w:lang w:val="vi-VN"/>
+        </w:rPr>
+        <w:t xml:space="preserve"> SE20A04</w:t>
       </w:r>
     </w:p>
     <w:p>
@@ -118,9 +3282,18 @@
       <w:r>
         <w:rPr>
           <w:rFonts w:hint="default"/>
-          <w:lang w:val="vi-VN"/>
-        </w:rPr>
-        <w:t>Ngày nạp: 17/05/2026</w:t>
+          <w:b/>
+          <w:bCs/>
+          <w:lang w:val="vi-VN"/>
+        </w:rPr>
+        <w:t>Ngày nạp:</w:t>
+      </w:r>
+      <w:r>
+        <w:rPr>
+          <w:rFonts w:hint="default"/>
+          <w:lang w:val="vi-VN"/>
+        </w:rPr>
+        <w:t xml:space="preserve"> 16/05/2026</w:t>
       </w:r>
     </w:p>
     <w:p>
@@ -138,9 +3311,18 @@
       <w:r>
         <w:rPr>
           <w:rFonts w:hint="default"/>
-          <w:lang w:val="vi-VN"/>
-        </w:rPr>
-        <w:t>Công cụ AI dùng: NotebookLM, Gemini, Claude, Qwen</w:t>
+          <w:b/>
+          <w:bCs/>
+          <w:lang w:val="vi-VN"/>
+        </w:rPr>
+        <w:t>Công cụ AI dùng:</w:t>
+      </w:r>
+      <w:r>
+        <w:rPr>
+          <w:rFonts w:hint="default"/>
+          <w:lang w:val="vi-VN"/>
+        </w:rPr>
+        <w:t xml:space="preserve"> NotebookLM, Gemini, Claude, Qwen</w:t>
       </w:r>
     </w:p>
     <w:p>
@@ -157,6 +3339,8 @@
       <w:r>
         <w:rPr>
           <w:rFonts w:hint="default"/>
+          <w:b/>
+          <w:bCs/>
           <w:lang w:val="vi-VN"/>
         </w:rPr>
         <w:t>Link GitHub:</w:t>
@@ -215,9 +3399,11 @@
         </w:rPr>
         <w:br w:type="page"/>
       </w:r>
+      <w:bookmarkStart w:id="0" w:name="_Toc18837"/>
       <w:r>
         <w:t>Nhiệm vụ 1: Why is testing necessary?</w:t>
       </w:r>
+      <w:bookmarkEnd w:id="0"/>
     </w:p>
     <w:p>
       <w:pPr>
@@ -228,9 +3414,11 @@
           <w:lang w:val="vi-VN"/>
         </w:rPr>
       </w:pPr>
+      <w:bookmarkStart w:id="1" w:name="_Toc929"/>
       <w:r>
         <w:t>Prompt:</w:t>
       </w:r>
+      <w:bookmarkEnd w:id="1"/>
     </w:p>
     <w:tbl>
       <w:tblPr>
@@ -474,9 +3662,11 @@
         <w:pStyle w:val="4"/>
         <w:bidi w:val="0"/>
       </w:pPr>
+      <w:bookmarkStart w:id="2" w:name="_Toc32678"/>
       <w:r>
         <w:t>Câu trả lời AI:</w:t>
       </w:r>
+      <w:bookmarkEnd w:id="2"/>
     </w:p>
     <w:p>
       <w:pPr>
@@ -539,6 +3729,7 @@
           <w:rFonts w:hint="default"/>
         </w:rPr>
       </w:pPr>
+      <w:bookmarkStart w:id="3" w:name="_Toc17608"/>
       <w:r>
         <w:rPr>
           <w:rFonts w:hint="default"/>
@@ -558,6 +3749,7 @@
         </w:rPr>
         <w:t>(Lỗi do con người)</w:t>
       </w:r>
+      <w:bookmarkEnd w:id="3"/>
     </w:p>
     <w:p>
       <w:pPr>
@@ -599,6 +3791,7 @@
         <w:pStyle w:val="4"/>
         <w:bidi w:val="0"/>
       </w:pPr>
+      <w:bookmarkStart w:id="4" w:name="_Toc25279"/>
       <w:r>
         <w:t>Defect</w:t>
       </w:r>
@@ -609,6 +3802,7 @@
         </w:rPr>
         <w:t xml:space="preserve"> (Khiếm khuyết / Lỗi ẩn trong sản phẩm)</w:t>
       </w:r>
+      <w:bookmarkEnd w:id="4"/>
     </w:p>
     <w:p>
       <w:pPr>
@@ -647,6 +3841,7 @@
         <w:pStyle w:val="4"/>
         <w:bidi w:val="0"/>
       </w:pPr>
+      <w:bookmarkStart w:id="5" w:name="_Toc13816"/>
       <w:r>
         <w:t>Failure</w:t>
       </w:r>
@@ -657,6 +3852,7 @@
         </w:rPr>
         <w:t xml:space="preserve"> (Sự cố / Thất bại khi vận hành)</w:t>
       </w:r>
+      <w:bookmarkEnd w:id="5"/>
     </w:p>
     <w:p>
       <w:pPr>
@@ -695,6 +3891,7 @@
         <w:pStyle w:val="4"/>
         <w:bidi w:val="0"/>
       </w:pPr>
+      <w:bookmarkStart w:id="6" w:name="_Toc5475"/>
       <w:r>
         <w:t>Root cause</w:t>
       </w:r>
@@ -705,6 +3902,7 @@
         </w:rPr>
         <w:t xml:space="preserve"> (Nguyên nhân gốc rễ)</w:t>
       </w:r>
+      <w:bookmarkEnd w:id="6"/>
     </w:p>
     <w:p>
       <w:pPr>
@@ -743,9 +3941,11 @@
         <w:pStyle w:val="4"/>
         <w:bidi w:val="0"/>
       </w:pPr>
+      <w:bookmarkStart w:id="7" w:name="_Toc2699"/>
       <w:r>
         <w:t>Chi phí của việc kiểm thử trễ</w:t>
       </w:r>
+      <w:bookmarkEnd w:id="7"/>
     </w:p>
     <w:p>
       <w:pPr>
@@ -783,7 +3983,7 @@
       <w:pPr>
         <w:pStyle w:val="183"/>
         <w:bidi w:val="0"/>
-        <w:ind w:left="1460" w:leftChars="0"/>
+        <w:ind w:left="1880" w:leftChars="0"/>
       </w:pPr>
       <w:r>
         <w:t>Nếu phát hiện sớm (Ngay lúc đang viết công thức): Bạn đọc lại giấy, thấy chữ "muối", bạn lấy cục tẩy xóa đi và viết chữ "đường". Chi phí: 0 đồng, mất 2 giây.</w:t>
@@ -793,7 +3993,7 @@
       <w:pPr>
         <w:pStyle w:val="183"/>
         <w:bidi w:val="0"/>
-        <w:ind w:left="1460" w:leftChars="0"/>
+        <w:ind w:left="1880" w:leftChars="0"/>
       </w:pPr>
       <w:r>
         <w:t>Nếu phát hiện ở giữa chừng (Lúc đang trộn bột): Bạn nếm thử bột thấy mặn. Bạn phải đổ thau bột đi và trộn thau mới. Chi phí: Vài chục ngàn tiền bột, trứng, sữa và mất 15 phút trộn lại.</w:t>
@@ -803,7 +4003,7 @@
       <w:pPr>
         <w:pStyle w:val="183"/>
         <w:bidi w:val="0"/>
-        <w:ind w:left="1460" w:leftChars="0"/>
+        <w:ind w:left="1880" w:leftChars="0"/>
       </w:pPr>
       <w:r>
         <w:t>Nếu phát hiện quá trễ (Bánh đã nướng xong và mang ra tiệc sinh nhật - Failure): Mọi người ăn phải chiếc bánh mặn. Bạn vừa mất tiền nguyên liệu, mất tiền điện nướng bánh, bữa tiệc bị phá hỏng, và tệ nhất là bạn bè sẽ mất niềm tin, không bao giờ nhờ bạn làm bánh nữa. Chi phí: Thiệt hại lớn về tiền bạc và danh tiếng.</w:t>
@@ -814,9 +4014,11 @@
         <w:pStyle w:val="3"/>
         <w:bidi w:val="0"/>
       </w:pPr>
+      <w:bookmarkStart w:id="8" w:name="_Toc21707"/>
       <w:r>
         <w:t>Nhận xét kết quả trả lời của AI:</w:t>
       </w:r>
+      <w:bookmarkEnd w:id="8"/>
     </w:p>
     <w:p>
       <w:pPr>
@@ -824,15 +4026,18 @@
         <w:bidi w:val="0"/>
         <w:ind w:left="425" w:leftChars="0" w:hanging="425" w:firstLineChars="0"/>
       </w:pPr>
+      <w:bookmarkStart w:id="9" w:name="_Toc3347"/>
       <w:r>
         <w:t>Nhiệm vụ 2: What is testing?</w:t>
       </w:r>
+      <w:bookmarkEnd w:id="9"/>
     </w:p>
     <w:p>
       <w:pPr>
         <w:pStyle w:val="3"/>
         <w:bidi w:val="0"/>
       </w:pPr>
+      <w:bookmarkStart w:id="10" w:name="_Toc8845"/>
       <w:r>
         <w:t>Prompt</w:t>
       </w:r>
@@ -843,6 +4048,7 @@
         </w:rPr>
         <w:t xml:space="preserve"> ngắn (Zero shot)</w:t>
       </w:r>
+      <w:bookmarkEnd w:id="10"/>
     </w:p>
     <w:p>
       <w:pPr>
@@ -850,12 +4056,21 @@
         <w:bidi w:val="0"/>
         <w:ind w:left="1731" w:leftChars="0" w:hanging="708" w:firstLineChars="0"/>
       </w:pPr>
-      <w:r>
-        <w:rPr>
-          <w:rFonts w:hint="default"/>
-          <w:lang w:val="vi-VN"/>
-        </w:rPr>
-        <w:t xml:space="preserve">Promt </w:t>
+      <w:bookmarkStart w:id="11" w:name="_Toc23772"/>
+      <w:r>
+        <w:rPr>
+          <w:rFonts w:hint="default"/>
+          <w:lang w:val="vi-VN"/>
+        </w:rPr>
+        <w:t>Promt</w:t>
+      </w:r>
+      <w:bookmarkEnd w:id="11"/>
+      <w:r>
+        <w:rPr>
+          <w:rFonts w:hint="default"/>
+          <w:lang w:val="vi-VN"/>
+        </w:rPr>
+        <w:t xml:space="preserve"> </w:t>
       </w:r>
     </w:p>
     <w:tbl>
@@ -941,9 +4156,11 @@
         <w:bidi w:val="0"/>
         <w:ind w:left="1731" w:leftChars="0" w:hanging="708" w:firstLineChars="0"/>
       </w:pPr>
+      <w:bookmarkStart w:id="12" w:name="_Toc23724"/>
       <w:r>
         <w:t>Câu trả lời AI:</w:t>
       </w:r>
+      <w:bookmarkEnd w:id="12"/>
     </w:p>
     <w:p>
       <w:pPr>
@@ -951,9 +4168,11 @@
         <w:bidi w:val="0"/>
         <w:ind w:left="2053" w:leftChars="0" w:hanging="853" w:firstLineChars="0"/>
       </w:pPr>
+      <w:bookmarkStart w:id="13" w:name="_Toc13359"/>
       <w:r>
         <w:t>Định nghĩa về testing</w:t>
       </w:r>
+      <w:bookmarkEnd w:id="13"/>
     </w:p>
     <w:p>
       <w:pPr>
@@ -1033,9 +4252,11 @@
         <w:bidi w:val="0"/>
         <w:ind w:left="2053" w:leftChars="0" w:hanging="853" w:firstLineChars="0"/>
       </w:pPr>
+      <w:bookmarkStart w:id="14" w:name="_Toc16190"/>
       <w:r>
         <w:t>Phân biệt testing và debugging</w:t>
       </w:r>
+      <w:bookmarkEnd w:id="14"/>
     </w:p>
     <w:p>
       <w:pPr>
@@ -1760,9 +4981,11 @@
         <w:bidi w:val="0"/>
         <w:ind w:left="2053" w:leftChars="0" w:hanging="853" w:firstLineChars="0"/>
       </w:pPr>
+      <w:bookmarkStart w:id="15" w:name="_Toc26107"/>
       <w:r>
         <w:t>Phân biệt Verfication và validation</w:t>
       </w:r>
+      <w:bookmarkEnd w:id="15"/>
     </w:p>
     <w:p>
       <w:pPr>
@@ -1962,15 +5185,7 @@
         <w:rPr>
           <w:rFonts w:hint="default"/>
         </w:rPr>
-        <w:t>Ví dụ: Người dùng thử nghiệm tính năng thanh toán và cảm thấy thuận tiện, nhanh chóng, đúng với trải nghiệm</w:t>
-      </w:r>
-      <w:bookmarkStart w:id="0" w:name="_GoBack"/>
-      <w:bookmarkEnd w:id="0"/>
-      <w:r>
-        <w:rPr>
-          <w:rFonts w:hint="default"/>
-        </w:rPr>
-        <w:t xml:space="preserve"> họ mong đợi.</w:t>
+        <w:t>Ví dụ: Người dùng thử nghiệm tính năng thanh toán và cảm thấy thuận tiện, nhanh chóng, đúng với trải nghiệm họ mong đợi.</w:t>
       </w:r>
     </w:p>
     <w:p/>
@@ -1979,6 +5194,7 @@
         <w:pStyle w:val="3"/>
         <w:bidi w:val="0"/>
       </w:pPr>
+      <w:bookmarkStart w:id="16" w:name="_Toc25592"/>
       <w:r>
         <w:t>Prompt</w:t>
       </w:r>
@@ -1989,6 +5205,7 @@
         </w:rPr>
         <w:t xml:space="preserve"> ngắn (Zero shot)</w:t>
       </w:r>
+      <w:bookmarkEnd w:id="16"/>
     </w:p>
     <w:p>
       <w:pPr>
@@ -1996,12 +5213,21 @@
         <w:bidi w:val="0"/>
         <w:ind w:left="1731" w:leftChars="0" w:hanging="708" w:firstLineChars="0"/>
       </w:pPr>
-      <w:r>
-        <w:rPr>
-          <w:rFonts w:hint="default"/>
-          <w:lang w:val="vi-VN"/>
-        </w:rPr>
-        <w:t xml:space="preserve">Promt </w:t>
+      <w:bookmarkStart w:id="17" w:name="_Toc30103"/>
+      <w:r>
+        <w:rPr>
+          <w:rFonts w:hint="default"/>
+          <w:lang w:val="vi-VN"/>
+        </w:rPr>
+        <w:t>Promt</w:t>
+      </w:r>
+      <w:bookmarkEnd w:id="17"/>
+      <w:r>
+        <w:rPr>
+          <w:rFonts w:hint="default"/>
+          <w:lang w:val="vi-VN"/>
+        </w:rPr>
+        <w:t xml:space="preserve"> </w:t>
       </w:r>
     </w:p>
     <w:tbl>
@@ -2068,7 +5294,182 @@
               <w:bidi w:val="0"/>
             </w:pPr>
             <w:r>
-              <w:t>Bạn là 1 giảng viên ISTQB-certified test. Yêu cầu: Bạn cần giảng giải và giải thích về 1.Định nghĩa về testing 2.Phân biệt testing và debugging - Điểm giống nhau và điểm dễ gây nhầm lẫn giữa giữa testing và debugging - Điểm khác nhau + Trình bày vào dạng bảng gồm các cột Mục đích | Người thực hiện | Đầu ra | Khi nào dùng | Ví dụ 3.Phân biệt verification và validation - Điểm giống nhau và điểm dễ gây nhầm lẫn giữa giữa verification và validation - Điểm khác nhau + Trình bày vào dạng bảng gồm các cột Mục đích | Người thực hiện | Đầu ra | Khi nào dùng | Ví dụ Yêu cầu thêm: Trả lời theo phong cách gần gũi, dễ hiểu đến mức một đứa bé 12 tuổi cũng có thể hiểu được.</w:t>
+              <w:t xml:space="preserve">Bạn là 1 giảng viên ISTQB-certified test. </w:t>
+            </w:r>
+          </w:p>
+          <w:p>
+            <w:pPr>
+              <w:pStyle w:val="19"/>
+              <w:bidi w:val="0"/>
+            </w:pPr>
+            <w:r>
+              <w:t xml:space="preserve">Yêu cầu: Bạn cần giảng giải và giải thích về </w:t>
+            </w:r>
+          </w:p>
+          <w:p>
+            <w:pPr>
+              <w:pStyle w:val="19"/>
+              <w:numPr>
+                <w:ilvl w:val="0"/>
+                <w:numId w:val="6"/>
+              </w:numPr>
+              <w:tabs>
+                <w:tab w:val="clear" w:pos="312"/>
+              </w:tabs>
+              <w:bidi w:val="0"/>
+            </w:pPr>
+            <w:r>
+              <w:t xml:space="preserve">Định nghĩa về testing </w:t>
+            </w:r>
+          </w:p>
+          <w:p>
+            <w:pPr>
+              <w:pStyle w:val="19"/>
+              <w:numPr>
+                <w:ilvl w:val="0"/>
+                <w:numId w:val="6"/>
+              </w:numPr>
+              <w:tabs>
+                <w:tab w:val="clear" w:pos="312"/>
+              </w:tabs>
+              <w:bidi w:val="0"/>
+              <w:ind w:left="0" w:leftChars="0" w:firstLine="0" w:firstLineChars="0"/>
+            </w:pPr>
+            <w:r>
+              <w:t xml:space="preserve">Phân biệt testing và debugging </w:t>
+            </w:r>
+          </w:p>
+          <w:p>
+            <w:pPr>
+              <w:pStyle w:val="19"/>
+              <w:numPr>
+                <w:numId w:val="0"/>
+              </w:numPr>
+              <w:bidi w:val="0"/>
+              <w:ind w:leftChars="0" w:firstLine="120" w:firstLineChars="50"/>
+            </w:pPr>
+            <w:r>
+              <w:t xml:space="preserve">- Điểm giống nhau và điểm dễ gây nhầm lẫn giữa giữa testing và debugging </w:t>
+            </w:r>
+          </w:p>
+          <w:p>
+            <w:pPr>
+              <w:pStyle w:val="19"/>
+              <w:numPr>
+                <w:numId w:val="0"/>
+              </w:numPr>
+              <w:bidi w:val="0"/>
+              <w:ind w:leftChars="0" w:firstLine="120" w:firstLineChars="50"/>
+            </w:pPr>
+            <w:r>
+              <w:t xml:space="preserve">- Điểm khác nhau </w:t>
+            </w:r>
+          </w:p>
+          <w:p>
+            <w:pPr>
+              <w:pStyle w:val="19"/>
+              <w:numPr>
+                <w:numId w:val="0"/>
+              </w:numPr>
+              <w:bidi w:val="0"/>
+              <w:ind w:leftChars="0" w:firstLine="120" w:firstLineChars="50"/>
+            </w:pPr>
+            <w:r>
+              <w:t xml:space="preserve">+ Trình bày vào dạng bảng gồm các cột </w:t>
+            </w:r>
+          </w:p>
+          <w:p>
+            <w:pPr>
+              <w:pStyle w:val="19"/>
+              <w:numPr>
+                <w:numId w:val="0"/>
+              </w:numPr>
+              <w:bidi w:val="0"/>
+              <w:ind w:leftChars="0" w:firstLine="600" w:firstLineChars="250"/>
+            </w:pPr>
+            <w:r>
+              <w:t xml:space="preserve">Mục đích | Người thực hiện | Đầu ra | Khi nào dùng | Ví dụ </w:t>
+            </w:r>
+          </w:p>
+          <w:p>
+            <w:pPr>
+              <w:pStyle w:val="19"/>
+              <w:numPr>
+                <w:ilvl w:val="0"/>
+                <w:numId w:val="6"/>
+              </w:numPr>
+              <w:tabs>
+                <w:tab w:val="clear" w:pos="312"/>
+              </w:tabs>
+              <w:bidi w:val="0"/>
+              <w:ind w:left="0" w:leftChars="0" w:firstLine="0" w:firstLineChars="0"/>
+            </w:pPr>
+            <w:r>
+              <w:t xml:space="preserve">Phân biệt verification và validation </w:t>
+            </w:r>
+          </w:p>
+          <w:p>
+            <w:pPr>
+              <w:pStyle w:val="19"/>
+              <w:numPr>
+                <w:numId w:val="0"/>
+              </w:numPr>
+              <w:bidi w:val="0"/>
+              <w:ind w:leftChars="0"/>
+            </w:pPr>
+            <w:r>
+              <w:t xml:space="preserve">- Điểm giống nhau và điểm dễ gây nhầm lẫn giữa giữa verification và validation </w:t>
+            </w:r>
+          </w:p>
+          <w:p>
+            <w:pPr>
+              <w:pStyle w:val="19"/>
+              <w:numPr>
+                <w:numId w:val="0"/>
+              </w:numPr>
+              <w:bidi w:val="0"/>
+              <w:ind w:leftChars="0"/>
+            </w:pPr>
+            <w:r>
+              <w:t xml:space="preserve">- Điểm khác nhau </w:t>
+            </w:r>
+          </w:p>
+          <w:p>
+            <w:pPr>
+              <w:pStyle w:val="19"/>
+              <w:numPr>
+                <w:numId w:val="0"/>
+              </w:numPr>
+              <w:bidi w:val="0"/>
+              <w:ind w:leftChars="0"/>
+            </w:pPr>
+            <w:r>
+              <w:t xml:space="preserve">+ Trình bày vào dạng bảng gồm các cột </w:t>
+            </w:r>
+          </w:p>
+          <w:p>
+            <w:pPr>
+              <w:pStyle w:val="19"/>
+              <w:numPr>
+                <w:numId w:val="0"/>
+              </w:numPr>
+              <w:bidi w:val="0"/>
+              <w:ind w:leftChars="0" w:firstLine="360" w:firstLineChars="150"/>
+            </w:pPr>
+            <w:r>
+              <w:t xml:space="preserve">Mục đích | Người thực hiện | Đầu ra | Khi nào dùng | Ví dụ </w:t>
+            </w:r>
+          </w:p>
+          <w:p>
+            <w:pPr>
+              <w:pStyle w:val="19"/>
+              <w:numPr>
+                <w:numId w:val="0"/>
+              </w:numPr>
+              <w:bidi w:val="0"/>
+            </w:pPr>
+            <w:r>
+              <w:t>Yêu cầu thêm: Trả lời theo phong cách gần gũi, dễ hiểu đến mức một đứa bé 12 tuổi cũng có thể hiểu được.</w:t>
             </w:r>
           </w:p>
           <w:p>
@@ -2086,9 +5487,11 @@
         <w:bidi w:val="0"/>
         <w:ind w:left="1731" w:leftChars="0" w:hanging="708" w:firstLineChars="0"/>
       </w:pPr>
+      <w:bookmarkStart w:id="18" w:name="_Toc14178"/>
       <w:r>
         <w:t>Câu trả lời AI:</w:t>
       </w:r>
+      <w:bookmarkEnd w:id="18"/>
     </w:p>
     <w:p>
       <w:pPr>
@@ -2096,9 +5499,45 @@
         <w:bidi w:val="0"/>
         <w:ind w:left="2053" w:leftChars="0" w:hanging="853" w:firstLineChars="0"/>
       </w:pPr>
+      <w:bookmarkStart w:id="19" w:name="_Toc438"/>
       <w:r>
         <w:t>Định nghĩa về testing</w:t>
       </w:r>
+      <w:bookmarkEnd w:id="19"/>
+    </w:p>
+    <w:p>
+      <w:pPr>
+        <w:pStyle w:val="177"/>
+        <w:bidi w:val="0"/>
+      </w:pPr>
+      <w:r>
+        <w:rPr>
+          <w:rFonts w:hint="default"/>
+          <w:lang w:val="en-US" w:eastAsia="zh-CN"/>
+        </w:rPr>
+        <w:t>Testing là quá trình “dùng thử”, “chơi thử” phần mềm để tìm ra lỗi trước khi đưa đến tay người dùng thật.</w:t>
+      </w:r>
+    </w:p>
+    <w:p>
+      <w:pPr>
+        <w:pStyle w:val="177"/>
+        <w:bidi w:val="0"/>
+        <w:rPr>
+          <w:rFonts w:hint="default"/>
+        </w:rPr>
+      </w:pPr>
+      <w:r>
+        <w:rPr>
+          <w:rFonts w:hint="default"/>
+          <w:lang w:val="en-US" w:eastAsia="zh-CN"/>
+        </w:rPr>
+        <w:t>🧒 Ví dụ dễ hiểu: Giả sử em vẽ một trò chơi trên giấy và nhờ bạn chơi thử. Em sẽ quan sát xem bạn có hiểu luật không, có chỗ nào khiến bạn bối rối, hay ô nào tô sai màu không. Đó chính là testing! Trong phần mềm cũng vậy: tester không phải người viết code, mà là người đóng vai người dùng, thử mọi tình huống (nhấn nút này, nhập sai mật khẩu, tắt mạng đột ngột…) để xem phần mềm có “ngoan” không. Mục tiêu của testing không phải chứng minh phần mềm hoàn hảo, mà là tìm càng nhiều lỗi càng tốt để sửa kịp thời.</w:t>
+      </w:r>
+    </w:p>
+    <w:p>
+      <w:pPr>
+        <w:bidi w:val="0"/>
+      </w:pPr>
     </w:p>
     <w:p>
       <w:pPr>
@@ -2106,9 +5545,545 @@
         <w:bidi w:val="0"/>
         <w:ind w:left="2053" w:leftChars="0" w:hanging="853" w:firstLineChars="0"/>
       </w:pPr>
+      <w:bookmarkStart w:id="20" w:name="_Toc22670"/>
       <w:r>
         <w:t>Phân biệt testing và debugging</w:t>
       </w:r>
+      <w:bookmarkEnd w:id="20"/>
+    </w:p>
+    <w:p>
+      <w:pPr>
+        <w:bidi w:val="0"/>
+      </w:pPr>
+      <w:r>
+        <w:rPr>
+          <w:rFonts w:hint="default"/>
+          <w:lang w:val="vi-VN"/>
+        </w:rPr>
+        <w:tab/>
+        <w:t/>
+      </w:r>
+      <w:r>
+        <w:rPr>
+          <w:rFonts w:hint="default"/>
+          <w:lang w:val="vi-VN"/>
+        </w:rPr>
+        <w:tab/>
+        <w:t/>
+      </w:r>
+      <w:r>
+        <w:rPr>
+          <w:rFonts w:hint="default"/>
+          <w:lang w:val="vi-VN"/>
+        </w:rPr>
+        <w:tab/>
+      </w:r>
+      <w:r>
+        <w:rPr>
+          <w:rFonts w:hint="default"/>
+          <w:b/>
+          <w:bCs/>
+        </w:rPr>
+        <w:t>🔍 Điểm giống nhau &amp; Điều dễ gây nhầm lẫn</w:t>
+      </w:r>
+    </w:p>
+    <w:p>
+      <w:pPr>
+        <w:pStyle w:val="177"/>
+        <w:bidi w:val="0"/>
+      </w:pPr>
+      <w:r>
+        <w:rPr>
+          <w:rFonts w:hint="default"/>
+        </w:rPr>
+        <w:t>Giống nhau: Cả hai đều xoay quanh “lỗi” (bug) và đều nhằm giúp phần mềm chạy tốt hơn.</w:t>
+      </w:r>
+    </w:p>
+    <w:p>
+      <w:pPr>
+        <w:pStyle w:val="177"/>
+        <w:bidi w:val="0"/>
+      </w:pPr>
+      <w:r>
+        <w:rPr>
+          <w:rFonts w:hint="default"/>
+        </w:rPr>
+        <w:t>Dễ nhầm: Nhiều người nghĩ “tìm lỗi xong thì sửa luôn”, nên tưởng testing và debugging là một. Thực tế, chúng là hai bước riêng biệt, tư duy khác nhau, và thường do hai người khác nhau làm. Tester giống như “thám tử tìm dấu vết”, còn Developer giống như “thợ máy sửa động cơ”.</w:t>
+      </w:r>
+    </w:p>
+    <w:p>
+      <w:pPr>
+        <w:bidi w:val="0"/>
+        <w:ind w:left="720" w:leftChars="0" w:firstLine="720" w:firstLineChars="0"/>
+        <w:rPr>
+          <w:rFonts w:hint="default"/>
+          <w:b/>
+          <w:bCs/>
+        </w:rPr>
+      </w:pPr>
+      <w:r>
+        <w:rPr>
+          <w:rFonts w:hint="default"/>
+          <w:b/>
+          <w:bCs/>
+        </w:rPr>
+        <w:t>📊 Bảng so sánh</w:t>
+      </w:r>
+    </w:p>
+    <w:tbl>
+      <w:tblPr>
+        <w:tblStyle w:val="39"/>
+        <w:tblW w:w="7999" w:type="dxa"/>
+        <w:tblInd w:w="1284" w:type="dxa"/>
+        <w:tblBorders>
+          <w:top w:val="single" w:color="auto" w:sz="4" w:space="0"/>
+          <w:left w:val="single" w:color="auto" w:sz="4" w:space="0"/>
+          <w:bottom w:val="single" w:color="auto" w:sz="4" w:space="0"/>
+          <w:right w:val="single" w:color="auto" w:sz="4" w:space="0"/>
+          <w:insideH w:val="single" w:color="auto" w:sz="4" w:space="0"/>
+          <w:insideV w:val="single" w:color="auto" w:sz="4" w:space="0"/>
+        </w:tblBorders>
+        <w:tblLayout w:type="fixed"/>
+        <w:tblCellMar>
+          <w:left w:w="108" w:type="dxa"/>
+          <w:right w:w="108" w:type="dxa"/>
+        </w:tblCellMar>
+      </w:tblPr>
+      <w:tblGrid>
+        <w:gridCol w:w="2036"/>
+        <w:gridCol w:w="1321"/>
+        <w:gridCol w:w="1626"/>
+        <w:gridCol w:w="1290"/>
+        <w:gridCol w:w="1726"/>
+      </w:tblGrid>
+      <w:tr>
+        <w:tblPrEx>
+          <w:tblBorders>
+            <w:top w:val="single" w:color="auto" w:sz="4" w:space="0"/>
+            <w:left w:val="single" w:color="auto" w:sz="4" w:space="0"/>
+            <w:bottom w:val="single" w:color="auto" w:sz="4" w:space="0"/>
+            <w:right w:val="single" w:color="auto" w:sz="4" w:space="0"/>
+            <w:insideH w:val="single" w:color="auto" w:sz="4" w:space="0"/>
+            <w:insideV w:val="single" w:color="auto" w:sz="4" w:space="0"/>
+          </w:tblBorders>
+          <w:tblCellMar>
+            <w:left w:w="108" w:type="dxa"/>
+            <w:right w:w="108" w:type="dxa"/>
+          </w:tblCellMar>
+        </w:tblPrEx>
+        <w:tc>
+          <w:tcPr>
+            <w:tcW w:w="2036" w:type="dxa"/>
+            <w:vAlign w:val="center"/>
+          </w:tcPr>
+          <w:p>
+            <w:pPr>
+              <w:bidi w:val="0"/>
+              <w:rPr>
+                <w:rFonts w:hint="default"/>
+                <w:b/>
+                <w:bCs/>
+                <w:vertAlign w:val="baseline"/>
+                <w:lang w:val="en-US" w:eastAsia="zh-CN"/>
+              </w:rPr>
+            </w:pPr>
+            <w:r>
+              <w:rPr>
+                <w:b/>
+                <w:bCs/>
+                <w:lang w:val="en-US" w:eastAsia="zh-CN"/>
+              </w:rPr>
+              <w:t>Mục đích</w:t>
+            </w:r>
+          </w:p>
+        </w:tc>
+        <w:tc>
+          <w:tcPr>
+            <w:tcW w:w="1321" w:type="dxa"/>
+            <w:vAlign w:val="center"/>
+          </w:tcPr>
+          <w:p>
+            <w:pPr>
+              <w:bidi w:val="0"/>
+              <w:rPr>
+                <w:rFonts w:hint="default"/>
+                <w:b/>
+                <w:bCs/>
+                <w:vertAlign w:val="baseline"/>
+                <w:lang w:val="en-US" w:eastAsia="zh-CN"/>
+              </w:rPr>
+            </w:pPr>
+            <w:r>
+              <w:rPr>
+                <w:b/>
+                <w:bCs/>
+                <w:lang w:val="en-US" w:eastAsia="zh-CN"/>
+              </w:rPr>
+              <w:t>Người thực hiện</w:t>
+            </w:r>
+          </w:p>
+        </w:tc>
+        <w:tc>
+          <w:tcPr>
+            <w:tcW w:w="1626" w:type="dxa"/>
+            <w:vAlign w:val="center"/>
+          </w:tcPr>
+          <w:p>
+            <w:pPr>
+              <w:bidi w:val="0"/>
+              <w:rPr>
+                <w:rFonts w:hint="default"/>
+                <w:b/>
+                <w:bCs/>
+                <w:vertAlign w:val="baseline"/>
+                <w:lang w:val="en-US" w:eastAsia="zh-CN"/>
+              </w:rPr>
+            </w:pPr>
+            <w:r>
+              <w:rPr>
+                <w:b/>
+                <w:bCs/>
+                <w:lang w:val="en-US" w:eastAsia="zh-CN"/>
+              </w:rPr>
+              <w:t>Đầu ra</w:t>
+            </w:r>
+          </w:p>
+        </w:tc>
+        <w:tc>
+          <w:tcPr>
+            <w:tcW w:w="1290" w:type="dxa"/>
+            <w:vAlign w:val="center"/>
+          </w:tcPr>
+          <w:p>
+            <w:pPr>
+              <w:bidi w:val="0"/>
+              <w:rPr>
+                <w:rFonts w:hint="default"/>
+                <w:b/>
+                <w:bCs/>
+                <w:vertAlign w:val="baseline"/>
+                <w:lang w:val="en-US" w:eastAsia="zh-CN"/>
+              </w:rPr>
+            </w:pPr>
+            <w:r>
+              <w:rPr>
+                <w:b/>
+                <w:bCs/>
+                <w:lang w:val="en-US" w:eastAsia="zh-CN"/>
+              </w:rPr>
+              <w:t>Khi nào dùng</w:t>
+            </w:r>
+          </w:p>
+        </w:tc>
+        <w:tc>
+          <w:tcPr>
+            <w:tcW w:w="1726" w:type="dxa"/>
+            <w:vAlign w:val="center"/>
+          </w:tcPr>
+          <w:p>
+            <w:pPr>
+              <w:bidi w:val="0"/>
+              <w:rPr>
+                <w:rFonts w:hint="default"/>
+                <w:b/>
+                <w:bCs/>
+                <w:vertAlign w:val="baseline"/>
+                <w:lang w:val="en-US" w:eastAsia="zh-CN"/>
+              </w:rPr>
+            </w:pPr>
+            <w:r>
+              <w:rPr>
+                <w:b/>
+                <w:bCs/>
+                <w:lang w:val="en-US" w:eastAsia="zh-CN"/>
+              </w:rPr>
+              <w:t>Ví dụ</w:t>
+            </w:r>
+          </w:p>
+        </w:tc>
+      </w:tr>
+      <w:tr>
+        <w:tblPrEx>
+          <w:tblBorders>
+            <w:top w:val="single" w:color="auto" w:sz="4" w:space="0"/>
+            <w:left w:val="single" w:color="auto" w:sz="4" w:space="0"/>
+            <w:bottom w:val="single" w:color="auto" w:sz="4" w:space="0"/>
+            <w:right w:val="single" w:color="auto" w:sz="4" w:space="0"/>
+            <w:insideH w:val="single" w:color="auto" w:sz="4" w:space="0"/>
+            <w:insideV w:val="single" w:color="auto" w:sz="4" w:space="0"/>
+          </w:tblBorders>
+          <w:tblCellMar>
+            <w:left w:w="108" w:type="dxa"/>
+            <w:right w:w="108" w:type="dxa"/>
+          </w:tblCellMar>
+        </w:tblPrEx>
+        <w:tc>
+          <w:tcPr>
+            <w:tcW w:w="2036" w:type="dxa"/>
+            <w:vAlign w:val="center"/>
+          </w:tcPr>
+          <w:p>
+            <w:pPr>
+              <w:bidi w:val="0"/>
+              <w:rPr>
+                <w:rFonts w:hint="default"/>
+                <w:vertAlign w:val="baseline"/>
+                <w:lang w:val="en-US" w:eastAsia="zh-CN"/>
+              </w:rPr>
+            </w:pPr>
+            <w:r>
+              <w:rPr>
+                <w:lang w:val="en-US" w:eastAsia="zh-CN"/>
+              </w:rPr>
+              <w:t>Testing: Tìm lỗi, kiểm tra xem phần mềm có hoạt động đúng yêu cầu không</w:t>
+            </w:r>
+          </w:p>
+        </w:tc>
+        <w:tc>
+          <w:tcPr>
+            <w:tcW w:w="1321" w:type="dxa"/>
+            <w:vAlign w:val="center"/>
+          </w:tcPr>
+          <w:p>
+            <w:pPr>
+              <w:bidi w:val="0"/>
+              <w:rPr>
+                <w:rFonts w:hint="default"/>
+                <w:vertAlign w:val="baseline"/>
+                <w:lang w:val="en-US" w:eastAsia="zh-CN"/>
+              </w:rPr>
+            </w:pPr>
+            <w:r>
+              <w:rPr>
+                <w:lang w:val="en-US" w:eastAsia="zh-CN"/>
+              </w:rPr>
+              <w:t>Tester (người kiểm thử)</w:t>
+            </w:r>
+          </w:p>
+        </w:tc>
+        <w:tc>
+          <w:tcPr>
+            <w:tcW w:w="1626" w:type="dxa"/>
+            <w:vAlign w:val="center"/>
+          </w:tcPr>
+          <w:p>
+            <w:pPr>
+              <w:bidi w:val="0"/>
+              <w:rPr>
+                <w:rFonts w:hint="default"/>
+                <w:vertAlign w:val="baseline"/>
+                <w:lang w:val="en-US" w:eastAsia="zh-CN"/>
+              </w:rPr>
+            </w:pPr>
+            <w:r>
+              <w:rPr>
+                <w:lang w:val="en-US" w:eastAsia="zh-CN"/>
+              </w:rPr>
+              <w:t>Báo cáo lỗi (bug report), kết quả kiểm thử (đạt/không đạt)</w:t>
+            </w:r>
+          </w:p>
+        </w:tc>
+        <w:tc>
+          <w:tcPr>
+            <w:tcW w:w="1290" w:type="dxa"/>
+            <w:vAlign w:val="center"/>
+          </w:tcPr>
+          <w:p>
+            <w:pPr>
+              <w:bidi w:val="0"/>
+              <w:rPr>
+                <w:rFonts w:hint="default"/>
+                <w:vertAlign w:val="baseline"/>
+                <w:lang w:val="en-US" w:eastAsia="zh-CN"/>
+              </w:rPr>
+            </w:pPr>
+            <w:r>
+              <w:rPr>
+                <w:lang w:val="en-US" w:eastAsia="zh-CN"/>
+              </w:rPr>
+              <w:t>Trong suốt quá trình phát triển, trước khi phát hành</w:t>
+            </w:r>
+          </w:p>
+        </w:tc>
+        <w:tc>
+          <w:tcPr>
+            <w:tcW w:w="1726" w:type="dxa"/>
+            <w:vAlign w:val="center"/>
+          </w:tcPr>
+          <w:p>
+            <w:pPr>
+              <w:bidi w:val="0"/>
+              <w:rPr>
+                <w:rFonts w:hint="default"/>
+                <w:vertAlign w:val="baseline"/>
+                <w:lang w:val="en-US" w:eastAsia="zh-CN"/>
+              </w:rPr>
+            </w:pPr>
+            <w:r>
+              <w:rPr>
+                <w:lang w:val="en-US" w:eastAsia="zh-CN"/>
+              </w:rPr>
+              <w:t>Em thử nhấn nút “Đăng nhập” khi chưa nhập mật khẩu xem app có hiện thông báo “Vui lòng nhập mật khẩu” không</w:t>
+            </w:r>
+          </w:p>
+        </w:tc>
+      </w:tr>
+      <w:tr>
+        <w:tblPrEx>
+          <w:tblBorders>
+            <w:top w:val="single" w:color="auto" w:sz="4" w:space="0"/>
+            <w:left w:val="single" w:color="auto" w:sz="4" w:space="0"/>
+            <w:bottom w:val="single" w:color="auto" w:sz="4" w:space="0"/>
+            <w:right w:val="single" w:color="auto" w:sz="4" w:space="0"/>
+            <w:insideH w:val="single" w:color="auto" w:sz="4" w:space="0"/>
+            <w:insideV w:val="single" w:color="auto" w:sz="4" w:space="0"/>
+          </w:tblBorders>
+          <w:tblCellMar>
+            <w:left w:w="108" w:type="dxa"/>
+            <w:right w:w="108" w:type="dxa"/>
+          </w:tblCellMar>
+        </w:tblPrEx>
+        <w:tc>
+          <w:tcPr>
+            <w:tcW w:w="2036" w:type="dxa"/>
+            <w:vAlign w:val="center"/>
+          </w:tcPr>
+          <w:p>
+            <w:pPr>
+              <w:bidi w:val="0"/>
+              <w:rPr>
+                <w:rFonts w:hint="default"/>
+                <w:vertAlign w:val="baseline"/>
+                <w:lang w:val="en-US" w:eastAsia="zh-CN"/>
+              </w:rPr>
+            </w:pPr>
+            <w:r>
+              <w:rPr>
+                <w:lang w:val="en-US" w:eastAsia="zh-CN"/>
+              </w:rPr>
+              <w:t>Debugging: Tìm nguyên nhân gốc rễ của lỗi trong code và sửa nó</w:t>
+            </w:r>
+          </w:p>
+        </w:tc>
+        <w:tc>
+          <w:tcPr>
+            <w:tcW w:w="1321" w:type="dxa"/>
+            <w:vAlign w:val="center"/>
+          </w:tcPr>
+          <w:p>
+            <w:pPr>
+              <w:bidi w:val="0"/>
+              <w:rPr>
+                <w:rFonts w:hint="default"/>
+                <w:vertAlign w:val="baseline"/>
+                <w:lang w:val="en-US" w:eastAsia="zh-CN"/>
+              </w:rPr>
+            </w:pPr>
+            <w:r>
+              <w:rPr>
+                <w:lang w:val="en-US" w:eastAsia="zh-CN"/>
+              </w:rPr>
+              <w:t>Developer (lập trình viên)</w:t>
+            </w:r>
+          </w:p>
+        </w:tc>
+        <w:tc>
+          <w:tcPr>
+            <w:tcW w:w="1626" w:type="dxa"/>
+            <w:vAlign w:val="center"/>
+          </w:tcPr>
+          <w:p>
+            <w:pPr>
+              <w:bidi w:val="0"/>
+              <w:rPr>
+                <w:rFonts w:hint="default"/>
+                <w:vertAlign w:val="baseline"/>
+                <w:lang w:val="en-US" w:eastAsia="zh-CN"/>
+              </w:rPr>
+            </w:pPr>
+            <w:r>
+              <w:rPr>
+                <w:lang w:val="en-US" w:eastAsia="zh-CN"/>
+              </w:rPr>
+              <w:t>Đoạn code đã sửa, lỗi được khắc phục, bản cập nhật mới</w:t>
+            </w:r>
+          </w:p>
+        </w:tc>
+        <w:tc>
+          <w:tcPr>
+            <w:tcW w:w="1290" w:type="dxa"/>
+            <w:vAlign w:val="center"/>
+          </w:tcPr>
+          <w:p>
+            <w:pPr>
+              <w:bidi w:val="0"/>
+              <w:rPr>
+                <w:rFonts w:hint="default"/>
+                <w:vertAlign w:val="baseline"/>
+                <w:lang w:val="en-US" w:eastAsia="zh-CN"/>
+              </w:rPr>
+            </w:pPr>
+            <w:r>
+              <w:rPr>
+                <w:lang w:val="en-US" w:eastAsia="zh-CN"/>
+              </w:rPr>
+              <w:t>Ngay sau khi tester báo lỗi hoặc dev tự phát hiện lỗi</w:t>
+            </w:r>
+          </w:p>
+        </w:tc>
+        <w:tc>
+          <w:tcPr>
+            <w:tcW w:w="1726" w:type="dxa"/>
+            <w:vAlign w:val="center"/>
+          </w:tcPr>
+          <w:p>
+            <w:pPr>
+              <w:bidi w:val="0"/>
+              <w:rPr>
+                <w:rFonts w:hint="default"/>
+                <w:vertAlign w:val="baseline"/>
+                <w:lang w:val="en-US" w:eastAsia="zh-CN"/>
+              </w:rPr>
+            </w:pPr>
+            <w:r>
+              <w:rPr>
+                <w:lang w:val="en-US" w:eastAsia="zh-CN"/>
+              </w:rPr>
+              <w:t>Dev mở code ra, dò từng dòng để biết vì sao nút “Đăng nhập” bị đơ, rồi viết lại logic xử lý nút đó</w:t>
+            </w:r>
+          </w:p>
+        </w:tc>
+      </w:tr>
+    </w:tbl>
+    <w:p>
+      <w:pPr>
+        <w:bidi w:val="0"/>
+        <w:rPr>
+          <w:rFonts w:hint="default"/>
+          <w:lang w:val="en-US" w:eastAsia="zh-CN"/>
+        </w:rPr>
+      </w:pPr>
+    </w:p>
+    <w:p>
+      <w:pPr>
+        <w:bidi w:val="0"/>
+        <w:ind w:left="720" w:leftChars="0" w:firstLine="720" w:firstLineChars="0"/>
+        <w:rPr>
+          <w:rFonts w:hint="default"/>
+        </w:rPr>
+      </w:pPr>
+      <w:r>
+        <w:rPr>
+          <w:rFonts w:hint="default"/>
+          <w:lang w:val="en-US" w:eastAsia="zh-CN"/>
+        </w:rPr>
+        <w:t>💡 Mẹo nhớ: Testing = “Phát hiện bệnh”, Debugging = “Chữa bệnh”.</w:t>
+      </w:r>
+    </w:p>
+    <w:p>
+      <w:pPr>
+        <w:bidi w:val="0"/>
+      </w:pPr>
     </w:p>
     <w:p>
       <w:pPr>
@@ -2116,9 +6091,1025 @@
         <w:bidi w:val="0"/>
         <w:ind w:left="2053" w:leftChars="0" w:hanging="853" w:firstLineChars="0"/>
       </w:pPr>
+      <w:bookmarkStart w:id="21" w:name="_Toc17341"/>
       <w:r>
         <w:t>Phân biệt Verfication và validation</w:t>
       </w:r>
+      <w:bookmarkEnd w:id="21"/>
+    </w:p>
+    <w:p>
+      <w:pPr>
+        <w:bidi w:val="0"/>
+        <w:ind w:left="720" w:leftChars="0" w:firstLine="720" w:firstLineChars="0"/>
+        <w:rPr>
+          <w:b/>
+          <w:bCs/>
+        </w:rPr>
+      </w:pPr>
+      <w:r>
+        <w:rPr>
+          <w:rFonts w:hint="default"/>
+          <w:b/>
+          <w:bCs/>
+        </w:rPr>
+        <w:t>🔍 Điểm giống nhau &amp; Điều dễ gây nhầm lẫn</w:t>
+      </w:r>
+    </w:p>
+    <w:p>
+      <w:pPr>
+        <w:pStyle w:val="177"/>
+        <w:bidi w:val="0"/>
+      </w:pPr>
+      <w:r>
+        <w:rPr>
+          <w:rFonts w:hint="default"/>
+          <w:b/>
+          <w:bCs/>
+        </w:rPr>
+        <w:t>Giống nhau:</w:t>
+      </w:r>
+      <w:r>
+        <w:rPr>
+          <w:rFonts w:hint="default"/>
+        </w:rPr>
+        <w:t xml:space="preserve"> Đều là hoạt động đảm bảo chất lượng, đều kiểm tra sản phẩm và đều trả lời câu hỏi “Có đúng không?”.</w:t>
+      </w:r>
+    </w:p>
+    <w:p>
+      <w:pPr>
+        <w:pStyle w:val="177"/>
+        <w:bidi w:val="0"/>
+      </w:pPr>
+      <w:r>
+        <w:rPr>
+          <w:rFonts w:hint="default"/>
+          <w:b/>
+          <w:bCs/>
+        </w:rPr>
+        <w:t>Dễ nhầm:</w:t>
+      </w:r>
+      <w:r>
+        <w:rPr>
+          <w:rFonts w:hint="default"/>
+        </w:rPr>
+        <w:t xml:space="preserve"> Tên gần giống nhau, nhiều người dùng lẫn lộn. ISTQB phân biệt rất rõ bằng 2 câu tiếng Anh kinh điển:</w:t>
+      </w:r>
+    </w:p>
+    <w:p>
+      <w:pPr>
+        <w:pStyle w:val="177"/>
+        <w:bidi w:val="0"/>
+      </w:pPr>
+      <w:r>
+        <w:rPr>
+          <w:rFonts w:hint="default"/>
+          <w:b/>
+          <w:bCs/>
+        </w:rPr>
+        <w:t xml:space="preserve">✅ Verification: </w:t>
+      </w:r>
+      <w:r>
+        <w:rPr>
+          <w:rFonts w:hint="default"/>
+        </w:rPr>
+        <w:t>“Are we building the product RIGHT?” → Mình đang xây đúng cách chưa? (đúng bản vẽ, đúng quy trình, đúng tài liệu)</w:t>
+      </w:r>
+    </w:p>
+    <w:p>
+      <w:pPr>
+        <w:pStyle w:val="177"/>
+        <w:bidi w:val="0"/>
+      </w:pPr>
+      <w:r>
+        <w:rPr>
+          <w:rFonts w:hint="default"/>
+          <w:b/>
+          <w:bCs/>
+        </w:rPr>
+        <w:t xml:space="preserve">✅ Validation: </w:t>
+      </w:r>
+      <w:r>
+        <w:rPr>
+          <w:rFonts w:hint="default"/>
+        </w:rPr>
+        <w:t>“Are we building the RIGHT product?” → Mình đang xây đúng thứ người dùng cần chưa? (đúng nhu cầu thực tế, dùng có thấy “đã” không)</w:t>
+      </w:r>
+    </w:p>
+    <w:p>
+      <w:pPr>
+        <w:bidi w:val="0"/>
+        <w:rPr>
+          <w:rFonts w:hint="default"/>
+        </w:rPr>
+      </w:pPr>
+      <w:r>
+        <w:rPr>
+          <w:rFonts w:hint="default"/>
+          <w:lang w:val="vi-VN" w:eastAsia="zh-CN"/>
+        </w:rPr>
+        <w:tab/>
+        <w:t/>
+      </w:r>
+      <w:r>
+        <w:rPr>
+          <w:rFonts w:hint="default"/>
+          <w:lang w:val="vi-VN" w:eastAsia="zh-CN"/>
+        </w:rPr>
+        <w:tab/>
+        <w:t/>
+      </w:r>
+      <w:r>
+        <w:rPr>
+          <w:rFonts w:hint="default"/>
+          <w:lang w:val="vi-VN" w:eastAsia="zh-CN"/>
+        </w:rPr>
+        <w:tab/>
+      </w:r>
+      <w:r>
+        <w:rPr>
+          <w:rFonts w:hint="default"/>
+          <w:lang w:val="en-US" w:eastAsia="zh-CN"/>
+        </w:rPr>
+        <w:t>🧒 Ví dụ đời thường: Em đóng một chiếc xe đạp.</w:t>
+      </w:r>
+    </w:p>
+    <w:p>
+      <w:pPr>
+        <w:pStyle w:val="177"/>
+        <w:bidi w:val="0"/>
+      </w:pPr>
+      <w:r>
+        <w:rPr>
+          <w:rFonts w:hint="default"/>
+          <w:b/>
+          <w:bCs/>
+        </w:rPr>
+        <w:t xml:space="preserve">Verification: </w:t>
+      </w:r>
+      <w:r>
+        <w:rPr>
+          <w:rFonts w:hint="default"/>
+        </w:rPr>
+        <w:t>Kiểm tra xem có lắp đúng bản vẽ không, ốc có vặn đủ vòng không, phanh có đúng chuẩn kỹ thuật không.</w:t>
+      </w:r>
+    </w:p>
+    <w:p>
+      <w:pPr>
+        <w:pStyle w:val="177"/>
+        <w:bidi w:val="0"/>
+      </w:pPr>
+      <w:r>
+        <w:rPr>
+          <w:rFonts w:hint="default"/>
+          <w:b/>
+          <w:bCs/>
+        </w:rPr>
+        <w:t xml:space="preserve">Validation: </w:t>
+      </w:r>
+      <w:r>
+        <w:rPr>
+          <w:rFonts w:hint="default"/>
+        </w:rPr>
+        <w:t>Chạy thử xem xe có đạp êm, có phù hợp với chiều cao của em, có giúp em đi học nhanh hơn không.</w:t>
+      </w:r>
+    </w:p>
+    <w:p>
+      <w:pPr>
+        <w:bidi w:val="0"/>
+        <w:ind w:left="720" w:leftChars="0" w:firstLine="720" w:firstLineChars="0"/>
+        <w:rPr>
+          <w:rFonts w:hint="default"/>
+          <w:b/>
+          <w:bCs/>
+          <w:i/>
+          <w:iCs/>
+          <w:lang w:val="en-US" w:eastAsia="zh-CN"/>
+        </w:rPr>
+      </w:pPr>
+      <w:r>
+        <w:rPr>
+          <w:rFonts w:hint="default"/>
+          <w:b/>
+          <w:bCs/>
+        </w:rPr>
+        <w:t>📊 Bảng so sánh</w:t>
+      </w:r>
+    </w:p>
+    <w:tbl>
+      <w:tblPr>
+        <w:tblStyle w:val="39"/>
+        <w:tblW w:w="7999" w:type="dxa"/>
+        <w:tblInd w:w="1284" w:type="dxa"/>
+        <w:tblBorders>
+          <w:top w:val="single" w:color="auto" w:sz="4" w:space="0"/>
+          <w:left w:val="single" w:color="auto" w:sz="4" w:space="0"/>
+          <w:bottom w:val="single" w:color="auto" w:sz="4" w:space="0"/>
+          <w:right w:val="single" w:color="auto" w:sz="4" w:space="0"/>
+          <w:insideH w:val="single" w:color="auto" w:sz="4" w:space="0"/>
+          <w:insideV w:val="single" w:color="auto" w:sz="4" w:space="0"/>
+        </w:tblBorders>
+        <w:tblLayout w:type="fixed"/>
+        <w:tblCellMar>
+          <w:top w:w="0" w:type="dxa"/>
+          <w:left w:w="108" w:type="dxa"/>
+          <w:bottom w:w="0" w:type="dxa"/>
+          <w:right w:w="108" w:type="dxa"/>
+        </w:tblCellMar>
+      </w:tblPr>
+      <w:tblGrid>
+        <w:gridCol w:w="2036"/>
+        <w:gridCol w:w="1321"/>
+        <w:gridCol w:w="1626"/>
+        <w:gridCol w:w="1290"/>
+        <w:gridCol w:w="1726"/>
+      </w:tblGrid>
+      <w:tr>
+        <w:tblPrEx>
+          <w:tblBorders>
+            <w:top w:val="single" w:color="auto" w:sz="4" w:space="0"/>
+            <w:left w:val="single" w:color="auto" w:sz="4" w:space="0"/>
+            <w:bottom w:val="single" w:color="auto" w:sz="4" w:space="0"/>
+            <w:right w:val="single" w:color="auto" w:sz="4" w:space="0"/>
+            <w:insideH w:val="single" w:color="auto" w:sz="4" w:space="0"/>
+            <w:insideV w:val="single" w:color="auto" w:sz="4" w:space="0"/>
+          </w:tblBorders>
+          <w:tblCellMar>
+            <w:top w:w="0" w:type="dxa"/>
+            <w:left w:w="108" w:type="dxa"/>
+            <w:bottom w:w="0" w:type="dxa"/>
+            <w:right w:w="108" w:type="dxa"/>
+          </w:tblCellMar>
+        </w:tblPrEx>
+        <w:tc>
+          <w:tcPr>
+            <w:tcW w:w="2036" w:type="dxa"/>
+            <w:vAlign w:val="center"/>
+          </w:tcPr>
+          <w:p>
+            <w:pPr>
+              <w:bidi w:val="0"/>
+              <w:rPr>
+                <w:rFonts w:hint="default"/>
+                <w:b/>
+                <w:bCs/>
+                <w:vertAlign w:val="baseline"/>
+                <w:lang w:val="en-US" w:eastAsia="zh-CN"/>
+              </w:rPr>
+            </w:pPr>
+            <w:r>
+              <w:rPr>
+                <w:b/>
+                <w:bCs/>
+                <w:lang w:val="en-US" w:eastAsia="zh-CN"/>
+              </w:rPr>
+              <w:t>Mục đích</w:t>
+            </w:r>
+          </w:p>
+        </w:tc>
+        <w:tc>
+          <w:tcPr>
+            <w:tcW w:w="1321" w:type="dxa"/>
+            <w:vAlign w:val="center"/>
+          </w:tcPr>
+          <w:p>
+            <w:pPr>
+              <w:bidi w:val="0"/>
+              <w:rPr>
+                <w:rFonts w:hint="default"/>
+                <w:b/>
+                <w:bCs/>
+                <w:vertAlign w:val="baseline"/>
+                <w:lang w:val="en-US" w:eastAsia="zh-CN"/>
+              </w:rPr>
+            </w:pPr>
+            <w:r>
+              <w:rPr>
+                <w:b/>
+                <w:bCs/>
+                <w:lang w:val="en-US" w:eastAsia="zh-CN"/>
+              </w:rPr>
+              <w:t>Người thực hiện</w:t>
+            </w:r>
+          </w:p>
+        </w:tc>
+        <w:tc>
+          <w:tcPr>
+            <w:tcW w:w="1626" w:type="dxa"/>
+            <w:vAlign w:val="center"/>
+          </w:tcPr>
+          <w:p>
+            <w:pPr>
+              <w:bidi w:val="0"/>
+              <w:rPr>
+                <w:rFonts w:hint="default"/>
+                <w:b/>
+                <w:bCs/>
+                <w:vertAlign w:val="baseline"/>
+                <w:lang w:val="en-US" w:eastAsia="zh-CN"/>
+              </w:rPr>
+            </w:pPr>
+            <w:r>
+              <w:rPr>
+                <w:b/>
+                <w:bCs/>
+                <w:lang w:val="en-US" w:eastAsia="zh-CN"/>
+              </w:rPr>
+              <w:t>Đầu ra</w:t>
+            </w:r>
+          </w:p>
+        </w:tc>
+        <w:tc>
+          <w:tcPr>
+            <w:tcW w:w="1290" w:type="dxa"/>
+            <w:vAlign w:val="center"/>
+          </w:tcPr>
+          <w:p>
+            <w:pPr>
+              <w:bidi w:val="0"/>
+              <w:rPr>
+                <w:rFonts w:hint="default"/>
+                <w:b/>
+                <w:bCs/>
+                <w:vertAlign w:val="baseline"/>
+                <w:lang w:val="en-US" w:eastAsia="zh-CN"/>
+              </w:rPr>
+            </w:pPr>
+            <w:r>
+              <w:rPr>
+                <w:b/>
+                <w:bCs/>
+                <w:lang w:val="en-US" w:eastAsia="zh-CN"/>
+              </w:rPr>
+              <w:t>Khi nào dùng</w:t>
+            </w:r>
+          </w:p>
+        </w:tc>
+        <w:tc>
+          <w:tcPr>
+            <w:tcW w:w="1726" w:type="dxa"/>
+            <w:vAlign w:val="center"/>
+          </w:tcPr>
+          <w:p>
+            <w:pPr>
+              <w:bidi w:val="0"/>
+              <w:rPr>
+                <w:rFonts w:hint="default"/>
+                <w:b/>
+                <w:bCs/>
+                <w:vertAlign w:val="baseline"/>
+                <w:lang w:val="en-US" w:eastAsia="zh-CN"/>
+              </w:rPr>
+            </w:pPr>
+            <w:r>
+              <w:rPr>
+                <w:b/>
+                <w:bCs/>
+                <w:lang w:val="en-US" w:eastAsia="zh-CN"/>
+              </w:rPr>
+              <w:t>Ví dụ</w:t>
+            </w:r>
+          </w:p>
+        </w:tc>
+      </w:tr>
+      <w:tr>
+        <w:tblPrEx>
+          <w:tblBorders>
+            <w:top w:val="single" w:color="auto" w:sz="4" w:space="0"/>
+            <w:left w:val="single" w:color="auto" w:sz="4" w:space="0"/>
+            <w:bottom w:val="single" w:color="auto" w:sz="4" w:space="0"/>
+            <w:right w:val="single" w:color="auto" w:sz="4" w:space="0"/>
+            <w:insideH w:val="single" w:color="auto" w:sz="4" w:space="0"/>
+            <w:insideV w:val="single" w:color="auto" w:sz="4" w:space="0"/>
+          </w:tblBorders>
+          <w:tblCellMar>
+            <w:top w:w="0" w:type="dxa"/>
+            <w:left w:w="108" w:type="dxa"/>
+            <w:bottom w:w="0" w:type="dxa"/>
+            <w:right w:w="108" w:type="dxa"/>
+          </w:tblCellMar>
+        </w:tblPrEx>
+        <w:tc>
+          <w:tcPr>
+            <w:tcW w:w="2036" w:type="dxa"/>
+            <w:vAlign w:val="center"/>
+          </w:tcPr>
+          <w:p>
+            <w:pPr>
+              <w:bidi w:val="0"/>
+              <w:rPr>
+                <w:rFonts w:hint="default"/>
+                <w:vertAlign w:val="baseline"/>
+                <w:lang w:val="en-US" w:eastAsia="zh-CN"/>
+              </w:rPr>
+            </w:pPr>
+            <w:r>
+              <w:rPr>
+                <w:lang w:val="en-US" w:eastAsia="zh-CN"/>
+              </w:rPr>
+              <w:t>Verification: Kiểm tra xem sản phẩm có được xây dựng đúng quy trình, đúng tài liệu thiết kế/kỹ thuật không</w:t>
+            </w:r>
+          </w:p>
+        </w:tc>
+        <w:tc>
+          <w:tcPr>
+            <w:tcW w:w="1321" w:type="dxa"/>
+            <w:vAlign w:val="center"/>
+          </w:tcPr>
+          <w:p>
+            <w:pPr>
+              <w:bidi w:val="0"/>
+              <w:rPr>
+                <w:rFonts w:hint="default"/>
+                <w:vertAlign w:val="baseline"/>
+                <w:lang w:val="en-US" w:eastAsia="zh-CN"/>
+              </w:rPr>
+            </w:pPr>
+            <w:r>
+              <w:rPr>
+                <w:lang w:val="en-US" w:eastAsia="zh-CN"/>
+              </w:rPr>
+              <w:t>Tester, QA, Developer, Reviewer</w:t>
+            </w:r>
+          </w:p>
+        </w:tc>
+        <w:tc>
+          <w:tcPr>
+            <w:tcW w:w="1626" w:type="dxa"/>
+            <w:vAlign w:val="center"/>
+          </w:tcPr>
+          <w:p>
+            <w:pPr>
+              <w:bidi w:val="0"/>
+              <w:rPr>
+                <w:rFonts w:hint="default"/>
+                <w:vertAlign w:val="baseline"/>
+                <w:lang w:val="en-US" w:eastAsia="zh-CN"/>
+              </w:rPr>
+            </w:pPr>
+            <w:r>
+              <w:rPr>
+                <w:lang w:val="en-US" w:eastAsia="zh-CN"/>
+              </w:rPr>
+              <w:t>Biên bản review, checklist đạt/không đạt, báo cáo tuân thủ quy chuẩn</w:t>
+            </w:r>
+          </w:p>
+        </w:tc>
+        <w:tc>
+          <w:tcPr>
+            <w:tcW w:w="1290" w:type="dxa"/>
+            <w:vAlign w:val="center"/>
+          </w:tcPr>
+          <w:p>
+            <w:pPr>
+              <w:bidi w:val="0"/>
+              <w:rPr>
+                <w:rFonts w:hint="default"/>
+                <w:vertAlign w:val="baseline"/>
+                <w:lang w:val="en-US" w:eastAsia="zh-CN"/>
+              </w:rPr>
+            </w:pPr>
+            <w:r>
+              <w:rPr>
+                <w:lang w:val="en-US" w:eastAsia="zh-CN"/>
+              </w:rPr>
+              <w:t>Trong quá trình phát triển, ngay cả khi chưa có sản phẩm chạy được</w:t>
+            </w:r>
+          </w:p>
+        </w:tc>
+        <w:tc>
+          <w:tcPr>
+            <w:tcW w:w="1726" w:type="dxa"/>
+            <w:vAlign w:val="center"/>
+          </w:tcPr>
+          <w:p>
+            <w:pPr>
+              <w:bidi w:val="0"/>
+              <w:rPr>
+                <w:rFonts w:hint="default"/>
+                <w:vertAlign w:val="baseline"/>
+                <w:lang w:val="en-US" w:eastAsia="zh-CN"/>
+              </w:rPr>
+            </w:pPr>
+            <w:r>
+              <w:rPr>
+                <w:lang w:val="en-US" w:eastAsia="zh-CN"/>
+              </w:rPr>
+              <w:t>Kiểm tra xem tài liệu thiết kế nút “Thanh toán” có đúng chuẩn UI đã duyệt không, code có viết đúng quy tắc đặt tên không</w:t>
+            </w:r>
+          </w:p>
+        </w:tc>
+      </w:tr>
+      <w:tr>
+        <w:tblPrEx>
+          <w:tblBorders>
+            <w:top w:val="single" w:color="auto" w:sz="4" w:space="0"/>
+            <w:left w:val="single" w:color="auto" w:sz="4" w:space="0"/>
+            <w:bottom w:val="single" w:color="auto" w:sz="4" w:space="0"/>
+            <w:right w:val="single" w:color="auto" w:sz="4" w:space="0"/>
+            <w:insideH w:val="single" w:color="auto" w:sz="4" w:space="0"/>
+            <w:insideV w:val="single" w:color="auto" w:sz="4" w:space="0"/>
+          </w:tblBorders>
+          <w:tblCellMar>
+            <w:top w:w="0" w:type="dxa"/>
+            <w:left w:w="108" w:type="dxa"/>
+            <w:bottom w:w="0" w:type="dxa"/>
+            <w:right w:w="108" w:type="dxa"/>
+          </w:tblCellMar>
+        </w:tblPrEx>
+        <w:tc>
+          <w:tcPr>
+            <w:tcW w:w="2036" w:type="dxa"/>
+            <w:vAlign w:val="center"/>
+          </w:tcPr>
+          <w:p>
+            <w:pPr>
+              <w:bidi w:val="0"/>
+              <w:rPr>
+                <w:rFonts w:hint="default"/>
+                <w:vertAlign w:val="baseline"/>
+                <w:lang w:val="en-US" w:eastAsia="zh-CN"/>
+              </w:rPr>
+            </w:pPr>
+            <w:r>
+              <w:rPr>
+                <w:lang w:val="en-US" w:eastAsia="zh-CN"/>
+              </w:rPr>
+              <w:t>Validation: Kiểm tra xem sản phẩm cuối cùng có đúng nhu cầu thực tế và mong đợi của người dùng không</w:t>
+            </w:r>
+          </w:p>
+        </w:tc>
+        <w:tc>
+          <w:tcPr>
+            <w:tcW w:w="1321" w:type="dxa"/>
+            <w:vAlign w:val="center"/>
+          </w:tcPr>
+          <w:p>
+            <w:pPr>
+              <w:bidi w:val="0"/>
+              <w:rPr>
+                <w:rFonts w:hint="default"/>
+                <w:vertAlign w:val="baseline"/>
+                <w:lang w:val="en-US" w:eastAsia="zh-CN"/>
+              </w:rPr>
+            </w:pPr>
+            <w:r>
+              <w:rPr>
+                <w:lang w:val="en-US" w:eastAsia="zh-CN"/>
+              </w:rPr>
+              <w:t>Tester, Người dùng thật, Product Owner</w:t>
+            </w:r>
+          </w:p>
+        </w:tc>
+        <w:tc>
+          <w:tcPr>
+            <w:tcW w:w="1626" w:type="dxa"/>
+            <w:vAlign w:val="center"/>
+          </w:tcPr>
+          <w:p>
+            <w:pPr>
+              <w:bidi w:val="0"/>
+              <w:rPr>
+                <w:rFonts w:hint="default"/>
+                <w:vertAlign w:val="baseline"/>
+                <w:lang w:val="en-US" w:eastAsia="zh-CN"/>
+              </w:rPr>
+            </w:pPr>
+            <w:r>
+              <w:rPr>
+                <w:lang w:val="en-US" w:eastAsia="zh-CN"/>
+              </w:rPr>
+              <w:t>Kết quả kiểm thử chấp nhận (UAT), phản hồi người dùng, báo cáo “sẵn sàng ra mắt”</w:t>
+            </w:r>
+          </w:p>
+        </w:tc>
+        <w:tc>
+          <w:tcPr>
+            <w:tcW w:w="1290" w:type="dxa"/>
+            <w:vAlign w:val="center"/>
+          </w:tcPr>
+          <w:p>
+            <w:pPr>
+              <w:bidi w:val="0"/>
+              <w:rPr>
+                <w:rFonts w:hint="default"/>
+                <w:vertAlign w:val="baseline"/>
+                <w:lang w:val="en-US" w:eastAsia="zh-CN"/>
+              </w:rPr>
+            </w:pPr>
+            <w:r>
+              <w:rPr>
+                <w:lang w:val="en-US" w:eastAsia="zh-CN"/>
+              </w:rPr>
+              <w:t>Khi đã có bản chạy được, trước khi phát hành hoặc trong giai đoạn UAT</w:t>
+            </w:r>
+          </w:p>
+        </w:tc>
+        <w:tc>
+          <w:tcPr>
+            <w:tcW w:w="1726" w:type="dxa"/>
+            <w:vAlign w:val="center"/>
+          </w:tcPr>
+          <w:p>
+            <w:pPr>
+              <w:bidi w:val="0"/>
+              <w:rPr>
+                <w:rFonts w:hint="default"/>
+                <w:vertAlign w:val="baseline"/>
+                <w:lang w:val="en-US" w:eastAsia="zh-CN"/>
+              </w:rPr>
+            </w:pPr>
+            <w:r>
+              <w:rPr>
+                <w:lang w:val="en-US" w:eastAsia="zh-CN"/>
+              </w:rPr>
+              <w:t>Cho học sinh thật thử dùng app học toán xem các em có hiểu đề, có thấy vui, kết quả chấm điểm có chính xác với thực tế không</w:t>
+            </w:r>
+          </w:p>
+        </w:tc>
+      </w:tr>
+    </w:tbl>
+    <w:p>
+      <w:pPr>
+        <w:bidi w:val="0"/>
+        <w:ind w:left="1440" w:leftChars="0" w:firstLine="0" w:firstLineChars="0"/>
+        <w:rPr>
+          <w:rFonts w:hint="default"/>
+          <w:i/>
+          <w:iCs/>
+          <w:lang w:val="en-US" w:eastAsia="zh-CN"/>
+        </w:rPr>
+      </w:pPr>
+    </w:p>
+    <w:p>
+      <w:pPr>
+        <w:bidi w:val="0"/>
+        <w:ind w:left="1440" w:leftChars="0" w:firstLine="0" w:firstLineChars="0"/>
+        <w:rPr>
+          <w:rFonts w:hint="default"/>
+          <w:i/>
+          <w:iCs/>
+        </w:rPr>
+      </w:pPr>
+      <w:r>
+        <w:rPr>
+          <w:rFonts w:hint="default"/>
+          <w:i/>
+          <w:iCs/>
+          <w:lang w:val="en-US" w:eastAsia="zh-CN"/>
+        </w:rPr>
+        <w:t>💡 Mẹo nhớ:</w:t>
+      </w:r>
+    </w:p>
+    <w:p>
+      <w:pPr>
+        <w:bidi w:val="0"/>
+        <w:ind w:left="1440" w:leftChars="0" w:firstLine="0" w:firstLineChars="0"/>
+        <w:rPr>
+          <w:i/>
+          <w:iCs/>
+        </w:rPr>
+      </w:pPr>
+      <w:r>
+        <w:rPr>
+          <w:rFonts w:hint="default"/>
+          <w:i/>
+          <w:iCs/>
+        </w:rPr>
+        <w:t>Verification = Đúng giấy tờ, đúng kỹ thuật 📐</w:t>
+      </w:r>
+    </w:p>
+    <w:p>
+      <w:pPr>
+        <w:bidi w:val="0"/>
+        <w:ind w:left="1440" w:leftChars="0" w:firstLine="0" w:firstLineChars="0"/>
+        <w:rPr>
+          <w:i/>
+          <w:iCs/>
+        </w:rPr>
+      </w:pPr>
+      <w:r>
+        <w:rPr>
+          <w:rFonts w:hint="default"/>
+          <w:i/>
+          <w:iCs/>
+        </w:rPr>
+        <w:t>Validation = Đúng người dùng, đúng thực tế 🎯</w:t>
+      </w:r>
+    </w:p>
+    <w:p>
+      <w:pPr>
+        <w:pStyle w:val="3"/>
+        <w:bidi w:val="0"/>
+        <w:ind w:left="850" w:leftChars="0" w:hanging="453" w:firstLineChars="0"/>
+      </w:pPr>
+      <w:bookmarkStart w:id="22" w:name="_Toc16247"/>
+      <w:r>
+        <w:t>Nhận xét kết quả trả lời của AI</w:t>
+      </w:r>
+      <w:bookmarkEnd w:id="22"/>
+    </w:p>
+    <w:p>
+      <w:pPr>
+        <w:pStyle w:val="2"/>
+        <w:bidi w:val="0"/>
+        <w:ind w:left="425" w:leftChars="0" w:hanging="425" w:firstLineChars="0"/>
+      </w:pPr>
+      <w:bookmarkStart w:id="23" w:name="_Toc12068"/>
+      <w:r>
+        <w:t>Nhiệm vụ 3: 7 principles of software testing</w:t>
+      </w:r>
+      <w:bookmarkEnd w:id="23"/>
+    </w:p>
+    <w:p>
+      <w:pPr>
+        <w:pStyle w:val="3"/>
+        <w:bidi w:val="0"/>
+        <w:ind w:left="850" w:leftChars="0" w:hanging="453" w:firstLineChars="0"/>
+      </w:pPr>
+      <w:bookmarkStart w:id="24" w:name="_Toc10108"/>
+      <w:r>
+        <w:t>Prompt</w:t>
+      </w:r>
+      <w:r>
+        <w:rPr>
+          <w:rFonts w:hint="default"/>
+          <w:lang w:val="vi-VN"/>
+        </w:rPr>
+        <w:t xml:space="preserve"> 1</w:t>
+      </w:r>
+      <w:bookmarkEnd w:id="24"/>
+    </w:p>
+    <w:p>
+      <w:pPr>
+        <w:pStyle w:val="4"/>
+        <w:bidi w:val="0"/>
+        <w:ind w:left="1731" w:leftChars="0" w:hanging="708" w:firstLineChars="0"/>
+      </w:pPr>
+      <w:bookmarkStart w:id="25" w:name="_Toc22665"/>
+      <w:r>
+        <w:rPr>
+          <w:rFonts w:hint="default"/>
+          <w:lang w:val="vi-VN"/>
+        </w:rPr>
+        <w:t>Promt</w:t>
+      </w:r>
+      <w:bookmarkEnd w:id="25"/>
+      <w:r>
+        <w:rPr>
+          <w:rFonts w:hint="default"/>
+          <w:lang w:val="vi-VN"/>
+        </w:rPr>
+        <w:t xml:space="preserve"> </w:t>
+      </w:r>
+    </w:p>
+    <w:p>
+      <w:pPr>
+        <w:pStyle w:val="4"/>
+        <w:bidi w:val="0"/>
+        <w:ind w:left="1731" w:leftChars="0" w:hanging="708" w:firstLineChars="0"/>
+      </w:pPr>
+      <w:bookmarkStart w:id="26" w:name="_Toc26258"/>
+      <w:r>
+        <w:t>Câu trả lời của AI:</w:t>
+      </w:r>
+      <w:bookmarkEnd w:id="26"/>
+    </w:p>
+    <w:p>
+      <w:pPr>
+        <w:pStyle w:val="5"/>
+        <w:bidi w:val="0"/>
+        <w:ind w:left="2053" w:leftChars="0" w:hanging="853" w:firstLineChars="0"/>
+      </w:pPr>
+      <w:bookmarkStart w:id="27" w:name="_Toc19094"/>
+      <w:r>
+        <w:t>Nguyên tắc 1</w:t>
+      </w:r>
+      <w:bookmarkEnd w:id="27"/>
+    </w:p>
+    <w:p>
+      <w:pPr>
+        <w:pStyle w:val="5"/>
+        <w:bidi w:val="0"/>
+        <w:ind w:left="2053" w:leftChars="0" w:hanging="853" w:firstLineChars="0"/>
+      </w:pPr>
+      <w:bookmarkStart w:id="28" w:name="_Toc24352"/>
+      <w:r>
+        <w:t>Nguyên tắc 2</w:t>
+      </w:r>
+      <w:bookmarkEnd w:id="28"/>
+    </w:p>
+    <w:p>
+      <w:pPr>
+        <w:pStyle w:val="5"/>
+        <w:bidi w:val="0"/>
+        <w:ind w:left="2053" w:leftChars="0" w:hanging="853" w:firstLineChars="0"/>
+      </w:pPr>
+      <w:bookmarkStart w:id="29" w:name="_Toc24305"/>
+      <w:r>
+        <w:t xml:space="preserve">Nguyên tắc </w:t>
+      </w:r>
+      <w:r>
+        <w:rPr>
+          <w:rFonts w:hint="default"/>
+          <w:lang w:val="vi-VN"/>
+        </w:rPr>
+        <w:t>3</w:t>
+      </w:r>
+      <w:bookmarkEnd w:id="29"/>
+    </w:p>
+    <w:p>
+      <w:pPr>
+        <w:pStyle w:val="3"/>
+        <w:bidi w:val="0"/>
+        <w:ind w:left="850" w:leftChars="0" w:hanging="453" w:firstLineChars="0"/>
+      </w:pPr>
+      <w:bookmarkStart w:id="30" w:name="_Toc27043"/>
+      <w:r>
+        <w:t>Prompt</w:t>
+      </w:r>
+      <w:r>
+        <w:rPr>
+          <w:rFonts w:hint="default"/>
+          <w:lang w:val="vi-VN"/>
+        </w:rPr>
+        <w:t xml:space="preserve"> 2</w:t>
+      </w:r>
+      <w:bookmarkEnd w:id="30"/>
+    </w:p>
+    <w:p>
+      <w:pPr>
+        <w:pStyle w:val="4"/>
+        <w:bidi w:val="0"/>
+        <w:ind w:left="1731" w:leftChars="0" w:hanging="708" w:firstLineChars="0"/>
+      </w:pPr>
+      <w:bookmarkStart w:id="31" w:name="_Toc9163"/>
+      <w:r>
+        <w:rPr>
+          <w:rFonts w:hint="default"/>
+          <w:lang w:val="vi-VN"/>
+        </w:rPr>
+        <w:t>Promt</w:t>
+      </w:r>
+      <w:bookmarkEnd w:id="31"/>
+      <w:r>
+        <w:rPr>
+          <w:rFonts w:hint="default"/>
+          <w:lang w:val="vi-VN"/>
+        </w:rPr>
+        <w:t xml:space="preserve"> </w:t>
+      </w:r>
+    </w:p>
+    <w:p>
+      <w:pPr>
+        <w:pStyle w:val="4"/>
+        <w:bidi w:val="0"/>
+        <w:ind w:left="1731" w:leftChars="0" w:hanging="708" w:firstLineChars="0"/>
+      </w:pPr>
+      <w:bookmarkStart w:id="32" w:name="_Toc15501"/>
+      <w:r>
+        <w:t>Câu trả lời của AI</w:t>
+      </w:r>
+      <w:bookmarkEnd w:id="32"/>
+    </w:p>
+    <w:p>
+      <w:pPr>
+        <w:pStyle w:val="5"/>
+        <w:bidi w:val="0"/>
+        <w:ind w:left="2053" w:leftChars="0" w:hanging="853" w:firstLineChars="0"/>
+      </w:pPr>
+      <w:bookmarkStart w:id="33" w:name="_Toc23242"/>
+      <w:r>
+        <w:t>Nguyên tắc 1</w:t>
+      </w:r>
+      <w:bookmarkEnd w:id="33"/>
+    </w:p>
+    <w:p>
+      <w:pPr>
+        <w:pStyle w:val="5"/>
+        <w:bidi w:val="0"/>
+        <w:ind w:left="2053" w:leftChars="0" w:hanging="853" w:firstLineChars="0"/>
+      </w:pPr>
+      <w:bookmarkStart w:id="34" w:name="_Toc19449"/>
+      <w:r>
+        <w:t>Nguyên tắc 2</w:t>
+      </w:r>
+      <w:bookmarkEnd w:id="34"/>
+    </w:p>
+    <w:p>
+      <w:pPr>
+        <w:pStyle w:val="5"/>
+        <w:bidi w:val="0"/>
+        <w:ind w:left="2053" w:leftChars="0" w:hanging="853" w:firstLineChars="0"/>
+      </w:pPr>
+      <w:bookmarkStart w:id="35" w:name="_Toc17507"/>
+      <w:r>
+        <w:t xml:space="preserve">Nguyên tắc </w:t>
+      </w:r>
+      <w:r>
+        <w:rPr>
+          <w:rFonts w:hint="default"/>
+          <w:lang w:val="vi-VN"/>
+        </w:rPr>
+        <w:t>3</w:t>
+      </w:r>
+      <w:bookmarkEnd w:id="35"/>
+    </w:p>
+    <w:p>
+      <w:pPr>
+        <w:pStyle w:val="3"/>
+        <w:bidi w:val="0"/>
+        <w:ind w:left="850" w:leftChars="0" w:hanging="453" w:firstLineChars="0"/>
+      </w:pPr>
+      <w:bookmarkStart w:id="36" w:name="_Toc10287"/>
+      <w:r>
+        <w:t>Prompt</w:t>
+      </w:r>
+      <w:r>
+        <w:rPr>
+          <w:rFonts w:hint="default"/>
+          <w:lang w:val="vi-VN"/>
+        </w:rPr>
+        <w:t xml:space="preserve"> 3</w:t>
+      </w:r>
+      <w:bookmarkEnd w:id="36"/>
+    </w:p>
+    <w:p>
+      <w:pPr>
+        <w:pStyle w:val="4"/>
+        <w:bidi w:val="0"/>
+        <w:ind w:left="1731" w:leftChars="0" w:hanging="708" w:firstLineChars="0"/>
+      </w:pPr>
+      <w:bookmarkStart w:id="37" w:name="_Toc17118"/>
+      <w:r>
+        <w:rPr>
+          <w:rFonts w:hint="default"/>
+          <w:lang w:val="vi-VN"/>
+        </w:rPr>
+        <w:t>Promt</w:t>
+      </w:r>
+      <w:bookmarkEnd w:id="37"/>
+      <w:r>
+        <w:rPr>
+          <w:rFonts w:hint="default"/>
+          <w:lang w:val="vi-VN"/>
+        </w:rPr>
+        <w:t xml:space="preserve"> </w:t>
+      </w:r>
+    </w:p>
+    <w:p>
+      <w:pPr>
+        <w:pStyle w:val="4"/>
+        <w:bidi w:val="0"/>
+        <w:ind w:left="1731" w:leftChars="0" w:hanging="708" w:firstLineChars="0"/>
+      </w:pPr>
+      <w:bookmarkStart w:id="38" w:name="_Toc22793"/>
+      <w:r>
+        <w:t>Câu trả lời của AI</w:t>
+      </w:r>
+      <w:bookmarkEnd w:id="38"/>
+    </w:p>
+    <w:p>
+      <w:pPr>
+        <w:pStyle w:val="5"/>
+        <w:bidi w:val="0"/>
+        <w:ind w:left="2053" w:leftChars="0" w:hanging="853" w:firstLineChars="0"/>
+      </w:pPr>
+      <w:bookmarkStart w:id="39" w:name="_Toc31382"/>
+      <w:r>
+        <w:t>Nguyên tắc 1</w:t>
+      </w:r>
+      <w:bookmarkEnd w:id="39"/>
+    </w:p>
+    <w:p>
+      <w:pPr>
+        <w:pStyle w:val="5"/>
+        <w:bidi w:val="0"/>
+        <w:ind w:left="2053" w:leftChars="0" w:hanging="853" w:firstLineChars="0"/>
+      </w:pPr>
+      <w:bookmarkStart w:id="40" w:name="_Toc26035"/>
+      <w:r>
+        <w:t>Nguyên tắc 2</w:t>
+      </w:r>
+      <w:bookmarkEnd w:id="40"/>
+    </w:p>
+    <w:p>
+      <w:pPr>
+        <w:pStyle w:val="5"/>
+        <w:bidi w:val="0"/>
+        <w:ind w:left="2053" w:leftChars="0" w:hanging="853" w:firstLineChars="0"/>
+      </w:pPr>
+      <w:bookmarkStart w:id="41" w:name="_Toc318"/>
+      <w:r>
+        <w:t xml:space="preserve">Nguyên tắc </w:t>
+      </w:r>
+      <w:r>
+        <w:rPr>
+          <w:rFonts w:hint="default"/>
+          <w:lang w:val="vi-VN"/>
+        </w:rPr>
+        <w:t>3</w:t>
+      </w:r>
+      <w:bookmarkEnd w:id="41"/>
     </w:p>
     <w:p/>
     <w:p>
@@ -2127,9 +7118,11 @@
         <w:bidi w:val="0"/>
         <w:ind w:left="850" w:leftChars="0" w:hanging="453" w:firstLineChars="0"/>
       </w:pPr>
-      <w:r>
-        <w:t>Nhận xét kết quả trả lời của AI</w:t>
-      </w:r>
+      <w:bookmarkStart w:id="42" w:name="_Toc29547"/>
+      <w:r>
+        <w:t>Nhận xét kết quả trả về của AI</w:t>
+      </w:r>
+      <w:bookmarkEnd w:id="42"/>
     </w:p>
     <w:p>
       <w:pPr>
@@ -2137,69 +7130,11 @@
         <w:bidi w:val="0"/>
         <w:ind w:left="425" w:leftChars="0" w:hanging="425" w:firstLineChars="0"/>
       </w:pPr>
-      <w:r>
-        <w:t>Nhiệm vụ 3: 7 principles of software testing</w:t>
-      </w:r>
-    </w:p>
-    <w:p>
-      <w:pPr>
-        <w:pStyle w:val="3"/>
-        <w:bidi w:val="0"/>
-        <w:ind w:left="850" w:leftChars="0" w:hanging="453" w:firstLineChars="0"/>
-      </w:pPr>
-      <w:r>
-        <w:t>Prompt:</w:t>
-      </w:r>
-    </w:p>
-    <w:p>
-      <w:pPr>
-        <w:pStyle w:val="3"/>
-        <w:bidi w:val="0"/>
-        <w:ind w:left="850" w:leftChars="0" w:hanging="453" w:firstLineChars="0"/>
-      </w:pPr>
-      <w:r>
-        <w:t>Câu trả lời của AI:</w:t>
-      </w:r>
-    </w:p>
-    <w:p>
-      <w:pPr>
-        <w:pStyle w:val="4"/>
-        <w:bidi w:val="0"/>
-        <w:ind w:left="1731" w:leftChars="0" w:hanging="708" w:firstLineChars="0"/>
-      </w:pPr>
-      <w:r>
-        <w:t>Nguyên tắc 1: ….</w:t>
-      </w:r>
-    </w:p>
-    <w:p>
-      <w:pPr>
-        <w:pStyle w:val="4"/>
-        <w:bidi w:val="0"/>
-        <w:ind w:left="1731" w:leftChars="0" w:hanging="708" w:firstLineChars="0"/>
-      </w:pPr>
-      <w:r>
-        <w:t>Nguyên tắc 2:….</w:t>
-      </w:r>
-    </w:p>
-    <w:p>
-      <w:pPr>
-        <w:pStyle w:val="4"/>
-        <w:bidi w:val="0"/>
-        <w:ind w:left="1731" w:leftChars="0" w:hanging="708" w:firstLineChars="0"/>
-      </w:pPr>
-      <w:r>
-        <w:t>…..</w:t>
-      </w:r>
-    </w:p>
-    <w:p>
-      <w:pPr>
-        <w:pStyle w:val="3"/>
-        <w:bidi w:val="0"/>
-        <w:ind w:left="850" w:leftChars="0" w:hanging="453" w:firstLineChars="0"/>
-      </w:pPr>
-      <w:r>
-        <w:t>Nhận xét kết quả trả về của AI</w:t>
-      </w:r>
+      <w:bookmarkStart w:id="43" w:name="_Toc31782"/>
+      <w:r>
+        <w:t>Nhiệm vụ 4…tương tự gồm 3 phần (prompt, câu trả lời AI: nội dung trình bày, nhận xét kết quả trả về của AI)</w:t>
+      </w:r>
+      <w:bookmarkEnd w:id="43"/>
     </w:p>
     <w:p>
       <w:pPr>
@@ -2207,9 +7142,11 @@
         <w:bidi w:val="0"/>
         <w:ind w:left="425" w:leftChars="0" w:hanging="425" w:firstLineChars="0"/>
       </w:pPr>
-      <w:r>
-        <w:t>Nhiệm vụ 4…tương tự gồm 3 phần (prompt, câu trả lời AI: nội dung trình bày, nhận xét kết quả trả về của AI)</w:t>
-      </w:r>
+      <w:bookmarkStart w:id="44" w:name="_Toc31521"/>
+      <w:r>
+        <w:t>Nhiệm vụ 5…tương tự gồm 3 phần</w:t>
+      </w:r>
+      <w:bookmarkEnd w:id="44"/>
     </w:p>
     <w:p>
       <w:pPr>
@@ -2217,33 +7154,27 @@
         <w:bidi w:val="0"/>
         <w:ind w:left="425" w:leftChars="0" w:hanging="425" w:firstLineChars="0"/>
       </w:pPr>
-      <w:r>
-        <w:t>Nhiệm vụ 5…tương tự gồm 3 phần</w:t>
-      </w:r>
+      <w:bookmarkStart w:id="45" w:name="_Toc19930"/>
+      <w:r>
+        <w:t>Phần kết luận (tự viết)</w:t>
+      </w:r>
+      <w:bookmarkEnd w:id="45"/>
     </w:p>
     <w:p>
       <w:pPr>
         <w:pStyle w:val="2"/>
         <w:bidi w:val="0"/>
         <w:ind w:left="425" w:leftChars="0" w:hanging="425" w:firstLineChars="0"/>
-      </w:pPr>
-      <w:r>
-        <w:t>Phần kết luận (tự viết)</w:t>
-      </w:r>
-    </w:p>
-    <w:p>
-      <w:pPr>
-        <w:pStyle w:val="2"/>
-        <w:bidi w:val="0"/>
-        <w:ind w:left="425" w:leftChars="0" w:hanging="425" w:firstLineChars="0"/>
-        <w:rPr>
-          <w:rFonts w:hint="default"/>
-          <w:lang w:val="vi-VN"/>
-        </w:rPr>
-      </w:pPr>
+        <w:rPr>
+          <w:rFonts w:hint="default"/>
+          <w:lang w:val="vi-VN"/>
+        </w:rPr>
+      </w:pPr>
+      <w:bookmarkStart w:id="46" w:name="_Toc21797"/>
       <w:r>
         <w:t>Tài liệu tham khảo.</w:t>
       </w:r>
+      <w:bookmarkEnd w:id="46"/>
     </w:p>
     <w:p>
       <w:pPr>
@@ -2282,12 +7213,16 @@
     <wne:keymap wne:kcmPrimary="0235">
       <wne:acd wne:acdName="acd3"/>
     </wne:keymap>
+    <wne:keymap wne:kcmPrimary="0232">
+      <wne:acd wne:acdName="acd4"/>
+    </wne:keymap>
   </wne:keymaps>
   <wne:acds>
     <wne:acd wne:argValue="AQAAAAEA" wne:acdName="acd0" wne:fciIndexBasedOn="0065"/>
     <wne:acd wne:argValue="AQAAAAAA" wne:acdName="acd1" wne:fciIndexBasedOn="0065"/>
     <wne:acd wne:argValue="AQAAAAMA" wne:acdName="acd2" wne:fciIndexBasedOn="0065"/>
     <wne:acd wne:argValue="AgBIAC0AQgB1AGwAbABlAHQAIABHAGEAYwBoADEA" wne:acdName="acd3" wne:fciIndexBasedOn="0065"/>
+    <wne:acd wne:argValue="AQAAAAIA" wne:acdName="acd4" wne:fciIndexBasedOn="0065"/>
   </wne:acds>
 </wne:tcg>
 </file>
@@ -2436,6 +7371,22 @@
 <file path=word/numbering.xml><?xml version="1.0" encoding="utf-8"?>
 <w:numbering xmlns:wpc="http://schemas.microsoft.com/office/word/2010/wordprocessingCanvas" xmlns:mc="http://schemas.openxmlformats.org/markup-compatibility/2006" xmlns:o="urn:schemas-microsoft-com:office:office" xmlns:r="http://schemas.openxmlformats.org/officeDocument/2006/relationships" xmlns:m="http://schemas.openxmlformats.org/officeDocument/2006/math" xmlns:v="urn:schemas-microsoft-com:vml" xmlns:wp14="http://schemas.microsoft.com/office/word/2010/wordprocessingDrawing" xmlns:wp="http://schemas.openxmlformats.org/drawingml/2006/wordprocessingDrawing" xmlns:w10="urn:schemas-microsoft-com:office:word" xmlns:w="http://schemas.openxmlformats.org/wordprocessingml/2006/main" xmlns:w14="http://schemas.microsoft.com/office/word/2010/wordml" xmlns:wpg="http://schemas.microsoft.com/office/word/2010/wordprocessingGroup" xmlns:wpi="http://schemas.microsoft.com/office/word/2010/wordprocessingInk" xmlns:wne="http://schemas.microsoft.com/office/word/2006/wordml" xmlns:wps="http://schemas.microsoft.com/office/word/2010/wordprocessingShape" xmlns:wpsCustomData="http://www.wps.cn/officeDocument/2013/wpsCustomData" mc:Ignorable="w14 wp14">
   <w:abstractNum w:abstractNumId="0">
+    <w:nsid w:val="9328EB16"/>
+    <w:multiLevelType w:val="singleLevel"/>
+    <w:tmpl w:val="9328EB16"/>
+    <w:lvl w:ilvl="0" w:tentative="0">
+      <w:start w:val="1"/>
+      <w:numFmt w:val="decimal"/>
+      <w:lvlText w:val="%1."/>
+      <w:lvlJc w:val="left"/>
+      <w:pPr>
+        <w:tabs>
+          <w:tab w:val="left" w:pos="312"/>
+        </w:tabs>
+      </w:pPr>
+    </w:lvl>
+  </w:abstractNum>
+  <w:abstractNum w:abstractNumId="1">
     <w:nsid w:val="AE393D8A"/>
     <w:multiLevelType w:val="multilevel"/>
     <w:tmpl w:val="AE393D8A"/>
@@ -2581,7 +7532,7 @@
       </w:rPr>
     </w:lvl>
   </w:abstractNum>
-  <w:abstractNum w:abstractNumId="1">
+  <w:abstractNum w:abstractNumId="2">
     <w:nsid w:val="CADC6D25"/>
     <w:multiLevelType w:val="multilevel"/>
     <w:tmpl w:val="CADC6D25"/>
@@ -2722,7 +7673,7 @@
       </w:rPr>
     </w:lvl>
   </w:abstractNum>
-  <w:abstractNum w:abstractNumId="2">
+  <w:abstractNum w:abstractNumId="3">
     <w:nsid w:val="426048C6"/>
     <w:multiLevelType w:val="singleLevel"/>
     <w:tmpl w:val="426048C6"/>
@@ -2734,16 +7685,16 @@
       <w:lvlJc w:val="left"/>
       <w:pPr>
         <w:tabs>
-          <w:tab w:val="left" w:pos="2100"/>
+          <w:tab w:val="left" w:pos="2520"/>
         </w:tabs>
-        <w:ind w:left="2098" w:hanging="418"/>
+        <w:ind w:left="2518" w:hanging="418"/>
       </w:pPr>
       <w:rPr>
         <w:rFonts w:hint="default" w:ascii="SimSun" w:hAnsi="SimSun" w:eastAsia="SimSun" w:cs="SimSun"/>
       </w:rPr>
     </w:lvl>
   </w:abstractNum>
-  <w:abstractNum w:abstractNumId="3">
+  <w:abstractNum w:abstractNumId="4">
     <w:nsid w:val="5342162C"/>
     <w:multiLevelType w:val="singleLevel"/>
     <w:tmpl w:val="5342162C"/>
@@ -2765,7 +7716,7 @@
       </w:rPr>
     </w:lvl>
   </w:abstractNum>
-  <w:abstractNum w:abstractNumId="4">
+  <w:abstractNum w:abstractNumId="5">
     <w:nsid w:val="70E69C3A"/>
     <w:multiLevelType w:val="singleLevel"/>
     <w:tmpl w:val="70E69C3A"/>
@@ -2787,19 +7738,22 @@
     </w:lvl>
   </w:abstractNum>
   <w:num w:numId="1">
-    <w:abstractNumId w:val="0"/>
+    <w:abstractNumId w:val="1"/>
   </w:num>
   <w:num w:numId="2">
-    <w:abstractNumId w:val="1"/>
+    <w:abstractNumId w:val="2"/>
   </w:num>
   <w:num w:numId="3">
+    <w:abstractNumId w:val="5"/>
+  </w:num>
+  <w:num w:numId="4">
     <w:abstractNumId w:val="4"/>
   </w:num>
-  <w:num w:numId="4">
+  <w:num w:numId="5">
     <w:abstractNumId w:val="3"/>
   </w:num>
-  <w:num w:numId="5">
-    <w:abstractNumId w:val="2"/>
+  <w:num w:numId="6">
+    <w:abstractNumId w:val="0"/>
   </w:num>
 </w:numbering>
 </file>
@@ -3127,6 +8081,7 @@
     <w:rPr>
       <w:rFonts w:cs="Times New Roman"/>
       <w:caps w:val="0"/>
+      <w:sz w:val="26"/>
       <w:szCs w:val="32"/>
     </w:rPr>
   </w:style>
@@ -3412,7 +8367,7 @@
       <w:outlineLvl w:val="1"/>
     </w:pPr>
     <w:rPr>
-      <w:rFonts w:ascii="Arial" w:hAnsi="Arial" w:cs="Arial"/>
+      <w:rFonts w:ascii="Times New Roman" w:hAnsi="Times New Roman" w:cs="Arial"/>
       <w:b/>
       <w:bCs/>
       <w:kern w:val="28"/>
@@ -18541,7 +23496,7 @@
       <w:rFonts w:ascii="Times New Roman" w:hAnsi="Times New Roman" w:eastAsia="Arial" w:cs="Times New Roman"/>
       <w:b/>
       <w:bCs/>
-      <w:sz w:val="24"/>
+      <w:sz w:val="26"/>
       <w:szCs w:val="32"/>
       <w:lang w:val="en-US" w:eastAsia="zh-CN" w:bidi="ar-SA"/>
     </w:rPr>
@@ -18603,7 +23558,7 @@
       </w:numPr>
       <w:tabs>
         <w:tab w:val="left" w:pos="420"/>
-        <w:tab w:val="clear" w:pos="2100"/>
+        <w:tab w:val="clear" w:pos="2520"/>
       </w:tabs>
       <w:ind w:left="620" w:hanging="360"/>
     </w:pPr>

--- a/LAB/lab1/Lab1_TranDucViet_DE190953.docx
+++ b/LAB/lab1/Lab1_TranDucViet_DE190953.docx
@@ -4,7 +4,7 @@
   <w:body>
     <w:p>
       <w:pPr>
-        <w:pStyle w:val="21"/>
+        <w:pStyle w:val="22"/>
         <w:bidi w:val="0"/>
         <w:rPr>
           <w:rFonts w:hint="default"/>
@@ -13,6 +13,7 @@
           <w:lang w:val="vi-VN"/>
         </w:rPr>
       </w:pPr>
+      <w:bookmarkStart w:id="0" w:name="_Toc26621"/>
       <w:r>
         <w:rPr>
           <w:rFonts w:hint="default"/>
@@ -22,10 +23,11 @@
         </w:rPr>
         <w:t>Mục lục</w:t>
       </w:r>
+      <w:bookmarkEnd w:id="0"/>
     </w:p>
     <w:p>
       <w:pPr>
-        <w:pStyle w:val="70"/>
+        <w:pStyle w:val="72"/>
         <w:tabs>
           <w:tab w:val="right" w:leader="dot" w:pos="9067"/>
           <w:tab w:val="clear" w:pos="210"/>
@@ -64,7 +66,7 @@
           <w:rFonts w:hint="default"/>
           <w:lang w:val="vi-VN"/>
         </w:rPr>
-        <w:instrText xml:space="preserve"> HYPERLINK \l _Toc18837 </w:instrText>
+        <w:instrText xml:space="preserve"> HYPERLINK \l _Toc26621 </w:instrText>
       </w:r>
       <w:r>
         <w:rPr>
@@ -76,11 +78,10 @@
       <w:r>
         <w:rPr>
           <w:rFonts w:hint="default"/>
-        </w:rPr>
-        <w:t xml:space="preserve">1. </w:t>
-      </w:r>
-      <w:r>
-        <w:t>Nhiệm vụ 1: Why is testing necessary?</w:t>
+          <w:szCs w:val="40"/>
+          <w:lang w:val="vi-VN"/>
+        </w:rPr>
+        <w:t>Mục lục</w:t>
       </w:r>
       <w:r>
         <w:tab/>
@@ -89,13 +90,75 @@
         <w:fldChar w:fldCharType="begin"/>
       </w:r>
       <w:r>
-        <w:instrText xml:space="preserve"> PAGEREF _Toc18837 \h </w:instrText>
+        <w:instrText xml:space="preserve"> PAGEREF _Toc26621 \h </w:instrText>
       </w:r>
       <w:r>
         <w:fldChar w:fldCharType="separate"/>
       </w:r>
       <w:r>
-        <w:t>3</w:t>
+        <w:t>1</w:t>
+      </w:r>
+      <w:r>
+        <w:fldChar w:fldCharType="end"/>
+      </w:r>
+      <w:r>
+        <w:rPr>
+          <w:rFonts w:hint="default"/>
+          <w:lang w:val="vi-VN"/>
+        </w:rPr>
+        <w:fldChar w:fldCharType="end"/>
+      </w:r>
+    </w:p>
+    <w:p>
+      <w:pPr>
+        <w:pStyle w:val="72"/>
+        <w:tabs>
+          <w:tab w:val="right" w:leader="dot" w:pos="9067"/>
+          <w:tab w:val="clear" w:pos="210"/>
+        </w:tabs>
+      </w:pPr>
+      <w:r>
+        <w:rPr>
+          <w:rFonts w:hint="default"/>
+          <w:lang w:val="vi-VN"/>
+        </w:rPr>
+        <w:fldChar w:fldCharType="begin"/>
+      </w:r>
+      <w:r>
+        <w:rPr>
+          <w:rFonts w:hint="default"/>
+          <w:lang w:val="vi-VN"/>
+        </w:rPr>
+        <w:instrText xml:space="preserve"> HYPERLINK \l _Toc25412 </w:instrText>
+      </w:r>
+      <w:r>
+        <w:rPr>
+          <w:rFonts w:hint="default"/>
+          <w:lang w:val="vi-VN"/>
+        </w:rPr>
+        <w:fldChar w:fldCharType="separate"/>
+      </w:r>
+      <w:r>
+        <w:rPr>
+          <w:rFonts w:hint="default"/>
+          <w:lang w:val="vi-VN"/>
+        </w:rPr>
+        <w:t>Thông tin tác giả</w:t>
+      </w:r>
+      <w:r>
+        <w:tab/>
+      </w:r>
+      <w:r>
+        <w:fldChar w:fldCharType="begin"/>
+      </w:r>
+      <w:r>
+        <w:instrText xml:space="preserve"> PAGEREF _Toc25412 \h </w:instrText>
+      </w:r>
+      <w:r>
+        <w:fldChar w:fldCharType="separate"/>
+      </w:r>
+      <w:r>
+        <w:t>2</w:t>
       </w:r>
       <w:r>
         <w:fldChar w:fldCharType="end"/>
@@ -128,7 +191,7 @@
           <w:rFonts w:hint="default"/>
           <w:lang w:val="vi-VN"/>
         </w:rPr>
-        <w:instrText xml:space="preserve"> HYPERLINK \l _Toc929 </w:instrText>
+        <w:instrText xml:space="preserve"> HYPERLINK \l _Toc1546 </w:instrText>
       </w:r>
       <w:r>
         <w:rPr>
@@ -140,12 +203,11 @@
       <w:r>
         <w:rPr>
           <w:rFonts w:hint="default"/>
-          <w:lang w:val="vi-VN"/>
-        </w:rPr>
-        <w:t xml:space="preserve">1.1. </w:t>
-      </w:r>
-      <w:r>
-        <w:t>Prompt:</w:t>
+        </w:rPr>
+        <w:t xml:space="preserve">1. </w:t>
+      </w:r>
+      <w:r>
+        <w:t>Nhiệm vụ 1: Why is testing necessary?</w:t>
       </w:r>
       <w:r>
         <w:tab/>
@@ -154,7 +216,7 @@
         <w:fldChar w:fldCharType="begin"/>
       </w:r>
       <w:r>
-        <w:instrText xml:space="preserve"> PAGEREF _Toc929 \h </w:instrText>
+        <w:instrText xml:space="preserve"> PAGEREF _Toc1546 \h </w:instrText>
       </w:r>
       <w:r>
         <w:fldChar w:fldCharType="separate"/>
@@ -193,7 +255,7 @@
           <w:rFonts w:hint="default"/>
           <w:lang w:val="vi-VN"/>
         </w:rPr>
-        <w:instrText xml:space="preserve"> HYPERLINK \l _Toc32678 </w:instrText>
+        <w:instrText xml:space="preserve"> HYPERLINK \l _Toc16410 </w:instrText>
       </w:r>
       <w:r>
         <w:rPr>
@@ -205,6 +267,71 @@
       <w:r>
         <w:rPr>
           <w:rFonts w:hint="default"/>
+          <w:lang w:val="vi-VN"/>
+        </w:rPr>
+        <w:t xml:space="preserve">1.1. </w:t>
+      </w:r>
+      <w:r>
+        <w:t>Prompt:</w:t>
+      </w:r>
+      <w:r>
+        <w:tab/>
+      </w:r>
+      <w:r>
+        <w:fldChar w:fldCharType="begin"/>
+      </w:r>
+      <w:r>
+        <w:instrText xml:space="preserve"> PAGEREF _Toc16410 \h </w:instrText>
+      </w:r>
+      <w:r>
+        <w:fldChar w:fldCharType="separate"/>
+      </w:r>
+      <w:r>
+        <w:t>3</w:t>
+      </w:r>
+      <w:r>
+        <w:fldChar w:fldCharType="end"/>
+      </w:r>
+      <w:r>
+        <w:rPr>
+          <w:rFonts w:hint="default"/>
+          <w:lang w:val="vi-VN"/>
+        </w:rPr>
+        <w:fldChar w:fldCharType="end"/>
+      </w:r>
+    </w:p>
+    <w:p>
+      <w:pPr>
+        <w:pStyle w:val="73"/>
+        <w:tabs>
+          <w:tab w:val="right" w:leader="dot" w:pos="9067"/>
+          <w:tab w:val="clear" w:pos="210"/>
+        </w:tabs>
+      </w:pPr>
+      <w:r>
+        <w:rPr>
+          <w:rFonts w:hint="default"/>
+          <w:lang w:val="vi-VN"/>
+        </w:rPr>
+        <w:fldChar w:fldCharType="begin"/>
+      </w:r>
+      <w:r>
+        <w:rPr>
+          <w:rFonts w:hint="default"/>
+          <w:lang w:val="vi-VN"/>
+        </w:rPr>
+        <w:instrText xml:space="preserve"> HYPERLINK \l _Toc18997 </w:instrText>
+      </w:r>
+      <w:r>
+        <w:rPr>
+          <w:rFonts w:hint="default"/>
+          <w:lang w:val="vi-VN"/>
+        </w:rPr>
+        <w:fldChar w:fldCharType="separate"/>
+      </w:r>
+      <w:r>
+        <w:rPr>
+          <w:rFonts w:hint="default"/>
         </w:rPr>
         <w:t xml:space="preserve">1.1.1. </w:t>
       </w:r>
@@ -218,13 +345,364 @@
         <w:fldChar w:fldCharType="begin"/>
       </w:r>
       <w:r>
-        <w:instrText xml:space="preserve"> PAGEREF _Toc32678 \h </w:instrText>
+        <w:instrText xml:space="preserve"> PAGEREF _Toc18997 \h </w:instrText>
       </w:r>
       <w:r>
         <w:fldChar w:fldCharType="separate"/>
       </w:r>
       <w:r>
         <w:t>3</w:t>
+      </w:r>
+      <w:r>
+        <w:fldChar w:fldCharType="end"/>
+      </w:r>
+      <w:r>
+        <w:rPr>
+          <w:rFonts w:hint="default"/>
+          <w:lang w:val="vi-VN"/>
+        </w:rPr>
+        <w:fldChar w:fldCharType="end"/>
+      </w:r>
+    </w:p>
+    <w:p>
+      <w:pPr>
+        <w:pStyle w:val="73"/>
+        <w:tabs>
+          <w:tab w:val="right" w:leader="dot" w:pos="9067"/>
+          <w:tab w:val="clear" w:pos="210"/>
+        </w:tabs>
+      </w:pPr>
+      <w:r>
+        <w:rPr>
+          <w:rFonts w:hint="default"/>
+          <w:lang w:val="vi-VN"/>
+        </w:rPr>
+        <w:fldChar w:fldCharType="begin"/>
+      </w:r>
+      <w:r>
+        <w:rPr>
+          <w:rFonts w:hint="default"/>
+          <w:lang w:val="vi-VN"/>
+        </w:rPr>
+        <w:instrText xml:space="preserve"> HYPERLINK \l _Toc25773 </w:instrText>
+      </w:r>
+      <w:r>
+        <w:rPr>
+          <w:rFonts w:hint="default"/>
+          <w:lang w:val="vi-VN"/>
+        </w:rPr>
+        <w:fldChar w:fldCharType="separate"/>
+      </w:r>
+      <w:r>
+        <w:rPr>
+          <w:rFonts w:hint="default"/>
+        </w:rPr>
+        <w:t>1.1.2. Error</w:t>
+      </w:r>
+      <w:r>
+        <w:rPr>
+          <w:rFonts w:hint="default"/>
+          <w:lang w:val="vi-VN"/>
+        </w:rPr>
+        <w:t xml:space="preserve"> </w:t>
+      </w:r>
+      <w:r>
+        <w:rPr>
+          <w:rFonts w:hint="default"/>
+        </w:rPr>
+        <w:t>(Lỗi do con người)</w:t>
+      </w:r>
+      <w:r>
+        <w:tab/>
+      </w:r>
+      <w:r>
+        <w:fldChar w:fldCharType="begin"/>
+      </w:r>
+      <w:r>
+        <w:instrText xml:space="preserve"> PAGEREF _Toc25773 \h </w:instrText>
+      </w:r>
+      <w:r>
+        <w:fldChar w:fldCharType="separate"/>
+      </w:r>
+      <w:r>
+        <w:t>3</w:t>
+      </w:r>
+      <w:r>
+        <w:fldChar w:fldCharType="end"/>
+      </w:r>
+      <w:r>
+        <w:rPr>
+          <w:rFonts w:hint="default"/>
+          <w:lang w:val="vi-VN"/>
+        </w:rPr>
+        <w:fldChar w:fldCharType="end"/>
+      </w:r>
+    </w:p>
+    <w:p>
+      <w:pPr>
+        <w:pStyle w:val="73"/>
+        <w:tabs>
+          <w:tab w:val="right" w:leader="dot" w:pos="9067"/>
+          <w:tab w:val="clear" w:pos="210"/>
+        </w:tabs>
+      </w:pPr>
+      <w:r>
+        <w:rPr>
+          <w:rFonts w:hint="default"/>
+          <w:lang w:val="vi-VN"/>
+        </w:rPr>
+        <w:fldChar w:fldCharType="begin"/>
+      </w:r>
+      <w:r>
+        <w:rPr>
+          <w:rFonts w:hint="default"/>
+          <w:lang w:val="vi-VN"/>
+        </w:rPr>
+        <w:instrText xml:space="preserve"> HYPERLINK \l _Toc1495 </w:instrText>
+      </w:r>
+      <w:r>
+        <w:rPr>
+          <w:rFonts w:hint="default"/>
+          <w:lang w:val="vi-VN"/>
+        </w:rPr>
+        <w:fldChar w:fldCharType="separate"/>
+      </w:r>
+      <w:r>
+        <w:rPr>
+          <w:rFonts w:hint="default"/>
+        </w:rPr>
+        <w:t xml:space="preserve">1.1.3. </w:t>
+      </w:r>
+      <w:r>
+        <w:t>Defect</w:t>
+      </w:r>
+      <w:r>
+        <w:rPr>
+          <w:rFonts w:hint="default"/>
+          <w:lang w:val="vi-VN"/>
+        </w:rPr>
+        <w:t xml:space="preserve"> (Khiếm khuyết / Lỗi ẩn trong sản phẩm)</w:t>
+      </w:r>
+      <w:r>
+        <w:tab/>
+      </w:r>
+      <w:r>
+        <w:fldChar w:fldCharType="begin"/>
+      </w:r>
+      <w:r>
+        <w:instrText xml:space="preserve"> PAGEREF _Toc1495 \h </w:instrText>
+      </w:r>
+      <w:r>
+        <w:fldChar w:fldCharType="separate"/>
+      </w:r>
+      <w:r>
+        <w:t>3</w:t>
+      </w:r>
+      <w:r>
+        <w:fldChar w:fldCharType="end"/>
+      </w:r>
+      <w:r>
+        <w:rPr>
+          <w:rFonts w:hint="default"/>
+          <w:lang w:val="vi-VN"/>
+        </w:rPr>
+        <w:fldChar w:fldCharType="end"/>
+      </w:r>
+    </w:p>
+    <w:p>
+      <w:pPr>
+        <w:pStyle w:val="73"/>
+        <w:tabs>
+          <w:tab w:val="right" w:leader="dot" w:pos="9067"/>
+          <w:tab w:val="clear" w:pos="210"/>
+        </w:tabs>
+      </w:pPr>
+      <w:r>
+        <w:rPr>
+          <w:rFonts w:hint="default"/>
+          <w:lang w:val="vi-VN"/>
+        </w:rPr>
+        <w:fldChar w:fldCharType="begin"/>
+      </w:r>
+      <w:r>
+        <w:rPr>
+          <w:rFonts w:hint="default"/>
+          <w:lang w:val="vi-VN"/>
+        </w:rPr>
+        <w:instrText xml:space="preserve"> HYPERLINK \l _Toc16339 </w:instrText>
+      </w:r>
+      <w:r>
+        <w:rPr>
+          <w:rFonts w:hint="default"/>
+          <w:lang w:val="vi-VN"/>
+        </w:rPr>
+        <w:fldChar w:fldCharType="separate"/>
+      </w:r>
+      <w:r>
+        <w:rPr>
+          <w:rFonts w:hint="default"/>
+        </w:rPr>
+        <w:t xml:space="preserve">1.1.4. </w:t>
+      </w:r>
+      <w:r>
+        <w:t>Failure</w:t>
+      </w:r>
+      <w:r>
+        <w:rPr>
+          <w:rFonts w:hint="default"/>
+          <w:lang w:val="vi-VN"/>
+        </w:rPr>
+        <w:t xml:space="preserve"> (Sự cố / Thất bại khi vận hành)</w:t>
+      </w:r>
+      <w:r>
+        <w:tab/>
+      </w:r>
+      <w:r>
+        <w:fldChar w:fldCharType="begin"/>
+      </w:r>
+      <w:r>
+        <w:instrText xml:space="preserve"> PAGEREF _Toc16339 \h </w:instrText>
+      </w:r>
+      <w:r>
+        <w:fldChar w:fldCharType="separate"/>
+      </w:r>
+      <w:r>
+        <w:t>3</w:t>
+      </w:r>
+      <w:r>
+        <w:fldChar w:fldCharType="end"/>
+      </w:r>
+      <w:r>
+        <w:rPr>
+          <w:rFonts w:hint="default"/>
+          <w:lang w:val="vi-VN"/>
+        </w:rPr>
+        <w:fldChar w:fldCharType="end"/>
+      </w:r>
+    </w:p>
+    <w:p>
+      <w:pPr>
+        <w:pStyle w:val="73"/>
+        <w:tabs>
+          <w:tab w:val="right" w:leader="dot" w:pos="9067"/>
+          <w:tab w:val="clear" w:pos="210"/>
+        </w:tabs>
+      </w:pPr>
+      <w:r>
+        <w:rPr>
+          <w:rFonts w:hint="default"/>
+          <w:lang w:val="vi-VN"/>
+        </w:rPr>
+        <w:fldChar w:fldCharType="begin"/>
+      </w:r>
+      <w:r>
+        <w:rPr>
+          <w:rFonts w:hint="default"/>
+          <w:lang w:val="vi-VN"/>
+        </w:rPr>
+        <w:instrText xml:space="preserve"> HYPERLINK \l _Toc11234 </w:instrText>
+      </w:r>
+      <w:r>
+        <w:rPr>
+          <w:rFonts w:hint="default"/>
+          <w:lang w:val="vi-VN"/>
+        </w:rPr>
+        <w:fldChar w:fldCharType="separate"/>
+      </w:r>
+      <w:r>
+        <w:rPr>
+          <w:rFonts w:hint="default"/>
+        </w:rPr>
+        <w:t xml:space="preserve">1.1.5. </w:t>
+      </w:r>
+      <w:r>
+        <w:t>Root cause</w:t>
+      </w:r>
+      <w:r>
+        <w:rPr>
+          <w:rFonts w:hint="default"/>
+          <w:lang w:val="vi-VN"/>
+        </w:rPr>
+        <w:t xml:space="preserve"> (Nguyên nhân gốc rễ)</w:t>
+      </w:r>
+      <w:r>
+        <w:tab/>
+      </w:r>
+      <w:r>
+        <w:fldChar w:fldCharType="begin"/>
+      </w:r>
+      <w:r>
+        <w:instrText xml:space="preserve"> PAGEREF _Toc11234 \h </w:instrText>
+      </w:r>
+      <w:r>
+        <w:fldChar w:fldCharType="separate"/>
+      </w:r>
+      <w:r>
+        <w:t>4</w:t>
+      </w:r>
+      <w:r>
+        <w:fldChar w:fldCharType="end"/>
+      </w:r>
+      <w:r>
+        <w:rPr>
+          <w:rFonts w:hint="default"/>
+          <w:lang w:val="vi-VN"/>
+        </w:rPr>
+        <w:fldChar w:fldCharType="end"/>
+      </w:r>
+    </w:p>
+    <w:p>
+      <w:pPr>
+        <w:pStyle w:val="73"/>
+        <w:tabs>
+          <w:tab w:val="right" w:leader="dot" w:pos="9067"/>
+          <w:tab w:val="clear" w:pos="210"/>
+        </w:tabs>
+      </w:pPr>
+      <w:r>
+        <w:rPr>
+          <w:rFonts w:hint="default"/>
+          <w:lang w:val="vi-VN"/>
+        </w:rPr>
+        <w:fldChar w:fldCharType="begin"/>
+      </w:r>
+      <w:r>
+        <w:rPr>
+          <w:rFonts w:hint="default"/>
+          <w:lang w:val="vi-VN"/>
+        </w:rPr>
+        <w:instrText xml:space="preserve"> HYPERLINK \l _Toc606 </w:instrText>
+      </w:r>
+      <w:r>
+        <w:rPr>
+          <w:rFonts w:hint="default"/>
+          <w:lang w:val="vi-VN"/>
+        </w:rPr>
+        <w:fldChar w:fldCharType="separate"/>
+      </w:r>
+      <w:r>
+        <w:rPr>
+          <w:rFonts w:hint="default"/>
+        </w:rPr>
+        <w:t xml:space="preserve">1.1.6. </w:t>
+      </w:r>
+      <w:r>
+        <w:t>Chi phí của việc kiểm thử trễ</w:t>
+      </w:r>
+      <w:r>
+        <w:tab/>
+      </w:r>
+      <w:r>
+        <w:fldChar w:fldCharType="begin"/>
+      </w:r>
+      <w:r>
+        <w:instrText xml:space="preserve"> PAGEREF _Toc606 \h </w:instrText>
+      </w:r>
+      <w:r>
+        <w:fldChar w:fldCharType="separate"/>
+      </w:r>
+      <w:r>
+        <w:t>4</w:t>
       </w:r>
       <w:r>
         <w:fldChar w:fldCharType="end"/>
@@ -257,7 +735,7 @@
           <w:rFonts w:hint="default"/>
           <w:lang w:val="vi-VN"/>
         </w:rPr>
-        <w:instrText xml:space="preserve"> HYPERLINK \l _Toc17608 </w:instrText>
+        <w:instrText xml:space="preserve"> HYPERLINK \l _Toc13535 </w:instrText>
       </w:r>
       <w:r>
         <w:rPr>
@@ -270,20 +748,10 @@
         <w:rPr>
           <w:rFonts w:hint="default"/>
         </w:rPr>
-        <w:t>1.1.2. Error</w:t>
-      </w:r>
-      <w:r>
-        <w:rPr>
-          <w:rFonts w:hint="default"/>
-          <w:lang w:val="vi-VN"/>
-        </w:rPr>
-        <w:t xml:space="preserve"> </w:t>
-      </w:r>
-      <w:r>
-        <w:rPr>
-          <w:rFonts w:hint="default"/>
-        </w:rPr>
-        <w:t>(Lỗi do con người)</w:t>
+        <w:t xml:space="preserve">1.2. </w:t>
+      </w:r>
+      <w:r>
+        <w:t>Nhận xét kết quả trả lời của AI:</w:t>
       </w:r>
       <w:r>
         <w:tab/>
@@ -292,13 +760,77 @@
         <w:fldChar w:fldCharType="begin"/>
       </w:r>
       <w:r>
-        <w:instrText xml:space="preserve"> PAGEREF _Toc17608 \h </w:instrText>
+        <w:instrText xml:space="preserve"> PAGEREF _Toc13535 \h </w:instrText>
       </w:r>
       <w:r>
         <w:fldChar w:fldCharType="separate"/>
       </w:r>
       <w:r>
-        <w:t>3</w:t>
+        <w:t>4</w:t>
+      </w:r>
+      <w:r>
+        <w:fldChar w:fldCharType="end"/>
+      </w:r>
+      <w:r>
+        <w:rPr>
+          <w:rFonts w:hint="default"/>
+          <w:lang w:val="vi-VN"/>
+        </w:rPr>
+        <w:fldChar w:fldCharType="end"/>
+      </w:r>
+    </w:p>
+    <w:p>
+      <w:pPr>
+        <w:pStyle w:val="71"/>
+        <w:tabs>
+          <w:tab w:val="right" w:leader="dot" w:pos="9067"/>
+          <w:tab w:val="clear" w:pos="210"/>
+        </w:tabs>
+      </w:pPr>
+      <w:r>
+        <w:rPr>
+          <w:rFonts w:hint="default"/>
+          <w:lang w:val="vi-VN"/>
+        </w:rPr>
+        <w:fldChar w:fldCharType="begin"/>
+      </w:r>
+      <w:r>
+        <w:rPr>
+          <w:rFonts w:hint="default"/>
+          <w:lang w:val="vi-VN"/>
+        </w:rPr>
+        <w:instrText xml:space="preserve"> HYPERLINK \l _Toc10669 </w:instrText>
+      </w:r>
+      <w:r>
+        <w:rPr>
+          <w:rFonts w:hint="default"/>
+          <w:lang w:val="vi-VN"/>
+        </w:rPr>
+        <w:fldChar w:fldCharType="separate"/>
+      </w:r>
+      <w:r>
+        <w:rPr>
+          <w:rFonts w:hint="default"/>
+        </w:rPr>
+        <w:t xml:space="preserve">2. </w:t>
+      </w:r>
+      <w:r>
+        <w:t>Nhiệm vụ 2: What is testing?</w:t>
+      </w:r>
+      <w:r>
+        <w:tab/>
+      </w:r>
+      <w:r>
+        <w:fldChar w:fldCharType="begin"/>
+      </w:r>
+      <w:r>
+        <w:instrText xml:space="preserve"> PAGEREF _Toc10669 \h </w:instrText>
+      </w:r>
+      <w:r>
+        <w:fldChar w:fldCharType="separate"/>
+      </w:r>
+      <w:r>
+        <w:t>4</w:t>
       </w:r>
       <w:r>
         <w:fldChar w:fldCharType="end"/>
@@ -331,7 +863,7 @@
           <w:rFonts w:hint="default"/>
           <w:lang w:val="vi-VN"/>
         </w:rPr>
-        <w:instrText xml:space="preserve"> HYPERLINK \l _Toc25279 </w:instrText>
+        <w:instrText xml:space="preserve"> HYPERLINK \l _Toc23495 </w:instrText>
       </w:r>
       <w:r>
         <w:rPr>
@@ -344,17 +876,17 @@
         <w:rPr>
           <w:rFonts w:hint="default"/>
         </w:rPr>
-        <w:t xml:space="preserve">1.1.3. </w:t>
-      </w:r>
-      <w:r>
-        <w:t>Defect</w:t>
-      </w:r>
-      <w:r>
-        <w:rPr>
-          <w:rFonts w:hint="default"/>
-          <w:lang w:val="vi-VN"/>
-        </w:rPr>
-        <w:t xml:space="preserve"> (Khiếm khuyết / Lỗi ẩn trong sản phẩm)</w:t>
+        <w:t xml:space="preserve">2.1. </w:t>
+      </w:r>
+      <w:r>
+        <w:t>Prompt</w:t>
+      </w:r>
+      <w:r>
+        <w:rPr>
+          <w:rFonts w:hint="default"/>
+          <w:lang w:val="vi-VN"/>
+        </w:rPr>
+        <w:t xml:space="preserve"> ngắn (Zero shot)</w:t>
       </w:r>
       <w:r>
         <w:tab/>
@@ -363,13 +895,331 @@
         <w:fldChar w:fldCharType="begin"/>
       </w:r>
       <w:r>
-        <w:instrText xml:space="preserve"> PAGEREF _Toc25279 \h </w:instrText>
+        <w:instrText xml:space="preserve"> PAGEREF _Toc23495 \h </w:instrText>
       </w:r>
       <w:r>
         <w:fldChar w:fldCharType="separate"/>
       </w:r>
       <w:r>
-        <w:t>3</w:t>
+        <w:t>4</w:t>
+      </w:r>
+      <w:r>
+        <w:fldChar w:fldCharType="end"/>
+      </w:r>
+      <w:r>
+        <w:rPr>
+          <w:rFonts w:hint="default"/>
+          <w:lang w:val="vi-VN"/>
+        </w:rPr>
+        <w:fldChar w:fldCharType="end"/>
+      </w:r>
+    </w:p>
+    <w:p>
+      <w:pPr>
+        <w:pStyle w:val="73"/>
+        <w:tabs>
+          <w:tab w:val="right" w:leader="dot" w:pos="9067"/>
+          <w:tab w:val="clear" w:pos="210"/>
+        </w:tabs>
+      </w:pPr>
+      <w:r>
+        <w:rPr>
+          <w:rFonts w:hint="default"/>
+          <w:lang w:val="vi-VN"/>
+        </w:rPr>
+        <w:fldChar w:fldCharType="begin"/>
+      </w:r>
+      <w:r>
+        <w:rPr>
+          <w:rFonts w:hint="default"/>
+          <w:lang w:val="vi-VN"/>
+        </w:rPr>
+        <w:instrText xml:space="preserve"> HYPERLINK \l _Toc13213 </w:instrText>
+      </w:r>
+      <w:r>
+        <w:rPr>
+          <w:rFonts w:hint="default"/>
+          <w:lang w:val="vi-VN"/>
+        </w:rPr>
+        <w:fldChar w:fldCharType="separate"/>
+      </w:r>
+      <w:r>
+        <w:rPr>
+          <w:rFonts w:hint="default"/>
+          <w:lang w:val="vi-VN"/>
+        </w:rPr>
+        <w:t>2.1.1. Promt</w:t>
+      </w:r>
+      <w:r>
+        <w:tab/>
+      </w:r>
+      <w:r>
+        <w:fldChar w:fldCharType="begin"/>
+      </w:r>
+      <w:r>
+        <w:instrText xml:space="preserve"> PAGEREF _Toc13213 \h </w:instrText>
+      </w:r>
+      <w:r>
+        <w:fldChar w:fldCharType="separate"/>
+      </w:r>
+      <w:r>
+        <w:t>4</w:t>
+      </w:r>
+      <w:r>
+        <w:fldChar w:fldCharType="end"/>
+      </w:r>
+      <w:r>
+        <w:rPr>
+          <w:rFonts w:hint="default"/>
+          <w:lang w:val="vi-VN"/>
+        </w:rPr>
+        <w:fldChar w:fldCharType="end"/>
+      </w:r>
+    </w:p>
+    <w:p>
+      <w:pPr>
+        <w:pStyle w:val="73"/>
+        <w:tabs>
+          <w:tab w:val="right" w:leader="dot" w:pos="9067"/>
+          <w:tab w:val="clear" w:pos="210"/>
+        </w:tabs>
+      </w:pPr>
+      <w:r>
+        <w:rPr>
+          <w:rFonts w:hint="default"/>
+          <w:lang w:val="vi-VN"/>
+        </w:rPr>
+        <w:fldChar w:fldCharType="begin"/>
+      </w:r>
+      <w:r>
+        <w:rPr>
+          <w:rFonts w:hint="default"/>
+          <w:lang w:val="vi-VN"/>
+        </w:rPr>
+        <w:instrText xml:space="preserve"> HYPERLINK \l _Toc17056 </w:instrText>
+      </w:r>
+      <w:r>
+        <w:rPr>
+          <w:rFonts w:hint="default"/>
+          <w:lang w:val="vi-VN"/>
+        </w:rPr>
+        <w:fldChar w:fldCharType="separate"/>
+      </w:r>
+      <w:r>
+        <w:rPr>
+          <w:rFonts w:hint="default"/>
+        </w:rPr>
+        <w:t xml:space="preserve">2.1.2. </w:t>
+      </w:r>
+      <w:r>
+        <w:t>Câu trả lời AI:</w:t>
+      </w:r>
+      <w:r>
+        <w:tab/>
+      </w:r>
+      <w:r>
+        <w:fldChar w:fldCharType="begin"/>
+      </w:r>
+      <w:r>
+        <w:instrText xml:space="preserve"> PAGEREF _Toc17056 \h </w:instrText>
+      </w:r>
+      <w:r>
+        <w:fldChar w:fldCharType="separate"/>
+      </w:r>
+      <w:r>
+        <w:t>4</w:t>
+      </w:r>
+      <w:r>
+        <w:fldChar w:fldCharType="end"/>
+      </w:r>
+      <w:r>
+        <w:rPr>
+          <w:rFonts w:hint="default"/>
+          <w:lang w:val="vi-VN"/>
+        </w:rPr>
+        <w:fldChar w:fldCharType="end"/>
+      </w:r>
+    </w:p>
+    <w:p>
+      <w:pPr>
+        <w:pStyle w:val="74"/>
+        <w:tabs>
+          <w:tab w:val="right" w:leader="dot" w:pos="9067"/>
+          <w:tab w:val="clear" w:pos="210"/>
+        </w:tabs>
+      </w:pPr>
+      <w:r>
+        <w:rPr>
+          <w:rFonts w:hint="default"/>
+          <w:lang w:val="vi-VN"/>
+        </w:rPr>
+        <w:fldChar w:fldCharType="begin"/>
+      </w:r>
+      <w:r>
+        <w:rPr>
+          <w:rFonts w:hint="default"/>
+          <w:lang w:val="vi-VN"/>
+        </w:rPr>
+        <w:instrText xml:space="preserve"> HYPERLINK \l _Toc28468 </w:instrText>
+      </w:r>
+      <w:r>
+        <w:rPr>
+          <w:rFonts w:hint="default"/>
+          <w:lang w:val="vi-VN"/>
+        </w:rPr>
+        <w:fldChar w:fldCharType="separate"/>
+      </w:r>
+      <w:r>
+        <w:rPr>
+          <w:rFonts w:hint="default"/>
+        </w:rPr>
+        <w:t xml:space="preserve">2.1.2.1. </w:t>
+      </w:r>
+      <w:r>
+        <w:t>Định nghĩa về testing</w:t>
+      </w:r>
+      <w:r>
+        <w:tab/>
+      </w:r>
+      <w:r>
+        <w:fldChar w:fldCharType="begin"/>
+      </w:r>
+      <w:r>
+        <w:instrText xml:space="preserve"> PAGEREF _Toc28468 \h </w:instrText>
+      </w:r>
+      <w:r>
+        <w:fldChar w:fldCharType="separate"/>
+      </w:r>
+      <w:r>
+        <w:t>4</w:t>
+      </w:r>
+      <w:r>
+        <w:fldChar w:fldCharType="end"/>
+      </w:r>
+      <w:r>
+        <w:rPr>
+          <w:rFonts w:hint="default"/>
+          <w:lang w:val="vi-VN"/>
+        </w:rPr>
+        <w:fldChar w:fldCharType="end"/>
+      </w:r>
+    </w:p>
+    <w:p>
+      <w:pPr>
+        <w:pStyle w:val="74"/>
+        <w:tabs>
+          <w:tab w:val="right" w:leader="dot" w:pos="9067"/>
+          <w:tab w:val="clear" w:pos="210"/>
+        </w:tabs>
+      </w:pPr>
+      <w:r>
+        <w:rPr>
+          <w:rFonts w:hint="default"/>
+          <w:lang w:val="vi-VN"/>
+        </w:rPr>
+        <w:fldChar w:fldCharType="begin"/>
+      </w:r>
+      <w:r>
+        <w:rPr>
+          <w:rFonts w:hint="default"/>
+          <w:lang w:val="vi-VN"/>
+        </w:rPr>
+        <w:instrText xml:space="preserve"> HYPERLINK \l _Toc17674 </w:instrText>
+      </w:r>
+      <w:r>
+        <w:rPr>
+          <w:rFonts w:hint="default"/>
+          <w:lang w:val="vi-VN"/>
+        </w:rPr>
+        <w:fldChar w:fldCharType="separate"/>
+      </w:r>
+      <w:r>
+        <w:rPr>
+          <w:rFonts w:hint="default"/>
+        </w:rPr>
+        <w:t xml:space="preserve">2.1.2.2. </w:t>
+      </w:r>
+      <w:r>
+        <w:t>Phân biệt testing và debugging</w:t>
+      </w:r>
+      <w:r>
+        <w:tab/>
+      </w:r>
+      <w:r>
+        <w:fldChar w:fldCharType="begin"/>
+      </w:r>
+      <w:r>
+        <w:instrText xml:space="preserve"> PAGEREF _Toc17674 \h </w:instrText>
+      </w:r>
+      <w:r>
+        <w:fldChar w:fldCharType="separate"/>
+      </w:r>
+      <w:r>
+        <w:t>5</w:t>
+      </w:r>
+      <w:r>
+        <w:fldChar w:fldCharType="end"/>
+      </w:r>
+      <w:r>
+        <w:rPr>
+          <w:rFonts w:hint="default"/>
+          <w:lang w:val="vi-VN"/>
+        </w:rPr>
+        <w:fldChar w:fldCharType="end"/>
+      </w:r>
+    </w:p>
+    <w:p>
+      <w:pPr>
+        <w:pStyle w:val="74"/>
+        <w:tabs>
+          <w:tab w:val="right" w:leader="dot" w:pos="9067"/>
+          <w:tab w:val="clear" w:pos="210"/>
+        </w:tabs>
+      </w:pPr>
+      <w:r>
+        <w:rPr>
+          <w:rFonts w:hint="default"/>
+          <w:lang w:val="vi-VN"/>
+        </w:rPr>
+        <w:fldChar w:fldCharType="begin"/>
+      </w:r>
+      <w:r>
+        <w:rPr>
+          <w:rFonts w:hint="default"/>
+          <w:lang w:val="vi-VN"/>
+        </w:rPr>
+        <w:instrText xml:space="preserve"> HYPERLINK \l _Toc14211 </w:instrText>
+      </w:r>
+      <w:r>
+        <w:rPr>
+          <w:rFonts w:hint="default"/>
+          <w:lang w:val="vi-VN"/>
+        </w:rPr>
+        <w:fldChar w:fldCharType="separate"/>
+      </w:r>
+      <w:r>
+        <w:rPr>
+          <w:rFonts w:hint="default"/>
+        </w:rPr>
+        <w:t xml:space="preserve">2.1.2.3. </w:t>
+      </w:r>
+      <w:r>
+        <w:t>Phân biệt Verfication và validation</w:t>
+      </w:r>
+      <w:r>
+        <w:tab/>
+      </w:r>
+      <w:r>
+        <w:fldChar w:fldCharType="begin"/>
+      </w:r>
+      <w:r>
+        <w:instrText xml:space="preserve"> PAGEREF _Toc14211 \h </w:instrText>
+      </w:r>
+      <w:r>
+        <w:fldChar w:fldCharType="separate"/>
+      </w:r>
+      <w:r>
+        <w:t>5</w:t>
       </w:r>
       <w:r>
         <w:fldChar w:fldCharType="end"/>
@@ -402,7 +1252,7 @@
           <w:rFonts w:hint="default"/>
           <w:lang w:val="vi-VN"/>
         </w:rPr>
-        <w:instrText xml:space="preserve"> HYPERLINK \l _Toc13816 </w:instrText>
+        <w:instrText xml:space="preserve"> HYPERLINK \l _Toc12314 </w:instrText>
       </w:r>
       <w:r>
         <w:rPr>
@@ -415,17 +1265,17 @@
         <w:rPr>
           <w:rFonts w:hint="default"/>
         </w:rPr>
-        <w:t xml:space="preserve">1.1.4. </w:t>
-      </w:r>
-      <w:r>
-        <w:t>Failure</w:t>
-      </w:r>
-      <w:r>
-        <w:rPr>
-          <w:rFonts w:hint="default"/>
-          <w:lang w:val="vi-VN"/>
-        </w:rPr>
-        <w:t xml:space="preserve"> (Sự cố / Thất bại khi vận hành)</w:t>
+        <w:t xml:space="preserve">2.2. </w:t>
+      </w:r>
+      <w:r>
+        <w:t>Prompt</w:t>
+      </w:r>
+      <w:r>
+        <w:rPr>
+          <w:rFonts w:hint="default"/>
+          <w:lang w:val="vi-VN"/>
+        </w:rPr>
+        <w:t xml:space="preserve"> ngắn (Zero shot)</w:t>
       </w:r>
       <w:r>
         <w:tab/>
@@ -434,13 +1284,331 @@
         <w:fldChar w:fldCharType="begin"/>
       </w:r>
       <w:r>
-        <w:instrText xml:space="preserve"> PAGEREF _Toc13816 \h </w:instrText>
+        <w:instrText xml:space="preserve"> PAGEREF _Toc12314 \h </w:instrText>
       </w:r>
       <w:r>
         <w:fldChar w:fldCharType="separate"/>
       </w:r>
       <w:r>
-        <w:t>3</w:t>
+        <w:t>6</w:t>
+      </w:r>
+      <w:r>
+        <w:fldChar w:fldCharType="end"/>
+      </w:r>
+      <w:r>
+        <w:rPr>
+          <w:rFonts w:hint="default"/>
+          <w:lang w:val="vi-VN"/>
+        </w:rPr>
+        <w:fldChar w:fldCharType="end"/>
+      </w:r>
+    </w:p>
+    <w:p>
+      <w:pPr>
+        <w:pStyle w:val="73"/>
+        <w:tabs>
+          <w:tab w:val="right" w:leader="dot" w:pos="9067"/>
+          <w:tab w:val="clear" w:pos="210"/>
+        </w:tabs>
+      </w:pPr>
+      <w:r>
+        <w:rPr>
+          <w:rFonts w:hint="default"/>
+          <w:lang w:val="vi-VN"/>
+        </w:rPr>
+        <w:fldChar w:fldCharType="begin"/>
+      </w:r>
+      <w:r>
+        <w:rPr>
+          <w:rFonts w:hint="default"/>
+          <w:lang w:val="vi-VN"/>
+        </w:rPr>
+        <w:instrText xml:space="preserve"> HYPERLINK \l _Toc4736 </w:instrText>
+      </w:r>
+      <w:r>
+        <w:rPr>
+          <w:rFonts w:hint="default"/>
+          <w:lang w:val="vi-VN"/>
+        </w:rPr>
+        <w:fldChar w:fldCharType="separate"/>
+      </w:r>
+      <w:r>
+        <w:rPr>
+          <w:rFonts w:hint="default"/>
+          <w:lang w:val="vi-VN"/>
+        </w:rPr>
+        <w:t>2.2.1. Promt</w:t>
+      </w:r>
+      <w:r>
+        <w:tab/>
+      </w:r>
+      <w:r>
+        <w:fldChar w:fldCharType="begin"/>
+      </w:r>
+      <w:r>
+        <w:instrText xml:space="preserve"> PAGEREF _Toc4736 \h </w:instrText>
+      </w:r>
+      <w:r>
+        <w:fldChar w:fldCharType="separate"/>
+      </w:r>
+      <w:r>
+        <w:t>6</w:t>
+      </w:r>
+      <w:r>
+        <w:fldChar w:fldCharType="end"/>
+      </w:r>
+      <w:r>
+        <w:rPr>
+          <w:rFonts w:hint="default"/>
+          <w:lang w:val="vi-VN"/>
+        </w:rPr>
+        <w:fldChar w:fldCharType="end"/>
+      </w:r>
+    </w:p>
+    <w:p>
+      <w:pPr>
+        <w:pStyle w:val="73"/>
+        <w:tabs>
+          <w:tab w:val="right" w:leader="dot" w:pos="9067"/>
+          <w:tab w:val="clear" w:pos="210"/>
+        </w:tabs>
+      </w:pPr>
+      <w:r>
+        <w:rPr>
+          <w:rFonts w:hint="default"/>
+          <w:lang w:val="vi-VN"/>
+        </w:rPr>
+        <w:fldChar w:fldCharType="begin"/>
+      </w:r>
+      <w:r>
+        <w:rPr>
+          <w:rFonts w:hint="default"/>
+          <w:lang w:val="vi-VN"/>
+        </w:rPr>
+        <w:instrText xml:space="preserve"> HYPERLINK \l _Toc4667 </w:instrText>
+      </w:r>
+      <w:r>
+        <w:rPr>
+          <w:rFonts w:hint="default"/>
+          <w:lang w:val="vi-VN"/>
+        </w:rPr>
+        <w:fldChar w:fldCharType="separate"/>
+      </w:r>
+      <w:r>
+        <w:rPr>
+          <w:rFonts w:hint="default"/>
+        </w:rPr>
+        <w:t xml:space="preserve">2.2.2. </w:t>
+      </w:r>
+      <w:r>
+        <w:t>Câu trả lời AI:</w:t>
+      </w:r>
+      <w:r>
+        <w:tab/>
+      </w:r>
+      <w:r>
+        <w:fldChar w:fldCharType="begin"/>
+      </w:r>
+      <w:r>
+        <w:instrText xml:space="preserve"> PAGEREF _Toc4667 \h </w:instrText>
+      </w:r>
+      <w:r>
+        <w:fldChar w:fldCharType="separate"/>
+      </w:r>
+      <w:r>
+        <w:t>6</w:t>
+      </w:r>
+      <w:r>
+        <w:fldChar w:fldCharType="end"/>
+      </w:r>
+      <w:r>
+        <w:rPr>
+          <w:rFonts w:hint="default"/>
+          <w:lang w:val="vi-VN"/>
+        </w:rPr>
+        <w:fldChar w:fldCharType="end"/>
+      </w:r>
+    </w:p>
+    <w:p>
+      <w:pPr>
+        <w:pStyle w:val="74"/>
+        <w:tabs>
+          <w:tab w:val="right" w:leader="dot" w:pos="9067"/>
+          <w:tab w:val="clear" w:pos="210"/>
+        </w:tabs>
+      </w:pPr>
+      <w:r>
+        <w:rPr>
+          <w:rFonts w:hint="default"/>
+          <w:lang w:val="vi-VN"/>
+        </w:rPr>
+        <w:fldChar w:fldCharType="begin"/>
+      </w:r>
+      <w:r>
+        <w:rPr>
+          <w:rFonts w:hint="default"/>
+          <w:lang w:val="vi-VN"/>
+        </w:rPr>
+        <w:instrText xml:space="preserve"> HYPERLINK \l _Toc15351 </w:instrText>
+      </w:r>
+      <w:r>
+        <w:rPr>
+          <w:rFonts w:hint="default"/>
+          <w:lang w:val="vi-VN"/>
+        </w:rPr>
+        <w:fldChar w:fldCharType="separate"/>
+      </w:r>
+      <w:r>
+        <w:rPr>
+          <w:rFonts w:hint="default"/>
+        </w:rPr>
+        <w:t xml:space="preserve">2.2.2.1. </w:t>
+      </w:r>
+      <w:r>
+        <w:t>Định nghĩa về testing</w:t>
+      </w:r>
+      <w:r>
+        <w:tab/>
+      </w:r>
+      <w:r>
+        <w:fldChar w:fldCharType="begin"/>
+      </w:r>
+      <w:r>
+        <w:instrText xml:space="preserve"> PAGEREF _Toc15351 \h </w:instrText>
+      </w:r>
+      <w:r>
+        <w:fldChar w:fldCharType="separate"/>
+      </w:r>
+      <w:r>
+        <w:t>6</w:t>
+      </w:r>
+      <w:r>
+        <w:fldChar w:fldCharType="end"/>
+      </w:r>
+      <w:r>
+        <w:rPr>
+          <w:rFonts w:hint="default"/>
+          <w:lang w:val="vi-VN"/>
+        </w:rPr>
+        <w:fldChar w:fldCharType="end"/>
+      </w:r>
+    </w:p>
+    <w:p>
+      <w:pPr>
+        <w:pStyle w:val="74"/>
+        <w:tabs>
+          <w:tab w:val="right" w:leader="dot" w:pos="9067"/>
+          <w:tab w:val="clear" w:pos="210"/>
+        </w:tabs>
+      </w:pPr>
+      <w:r>
+        <w:rPr>
+          <w:rFonts w:hint="default"/>
+          <w:lang w:val="vi-VN"/>
+        </w:rPr>
+        <w:fldChar w:fldCharType="begin"/>
+      </w:r>
+      <w:r>
+        <w:rPr>
+          <w:rFonts w:hint="default"/>
+          <w:lang w:val="vi-VN"/>
+        </w:rPr>
+        <w:instrText xml:space="preserve"> HYPERLINK \l _Toc10988 </w:instrText>
+      </w:r>
+      <w:r>
+        <w:rPr>
+          <w:rFonts w:hint="default"/>
+          <w:lang w:val="vi-VN"/>
+        </w:rPr>
+        <w:fldChar w:fldCharType="separate"/>
+      </w:r>
+      <w:r>
+        <w:rPr>
+          <w:rFonts w:hint="default"/>
+        </w:rPr>
+        <w:t xml:space="preserve">2.2.2.2. </w:t>
+      </w:r>
+      <w:r>
+        <w:t>Phân biệt testing và debugging</w:t>
+      </w:r>
+      <w:r>
+        <w:tab/>
+      </w:r>
+      <w:r>
+        <w:fldChar w:fldCharType="begin"/>
+      </w:r>
+      <w:r>
+        <w:instrText xml:space="preserve"> PAGEREF _Toc10988 \h </w:instrText>
+      </w:r>
+      <w:r>
+        <w:fldChar w:fldCharType="separate"/>
+      </w:r>
+      <w:r>
+        <w:t>7</w:t>
+      </w:r>
+      <w:r>
+        <w:fldChar w:fldCharType="end"/>
+      </w:r>
+      <w:r>
+        <w:rPr>
+          <w:rFonts w:hint="default"/>
+          <w:lang w:val="vi-VN"/>
+        </w:rPr>
+        <w:fldChar w:fldCharType="end"/>
+      </w:r>
+    </w:p>
+    <w:p>
+      <w:pPr>
+        <w:pStyle w:val="74"/>
+        <w:tabs>
+          <w:tab w:val="right" w:leader="dot" w:pos="9067"/>
+          <w:tab w:val="clear" w:pos="210"/>
+        </w:tabs>
+      </w:pPr>
+      <w:r>
+        <w:rPr>
+          <w:rFonts w:hint="default"/>
+          <w:lang w:val="vi-VN"/>
+        </w:rPr>
+        <w:fldChar w:fldCharType="begin"/>
+      </w:r>
+      <w:r>
+        <w:rPr>
+          <w:rFonts w:hint="default"/>
+          <w:lang w:val="vi-VN"/>
+        </w:rPr>
+        <w:instrText xml:space="preserve"> HYPERLINK \l _Toc9410 </w:instrText>
+      </w:r>
+      <w:r>
+        <w:rPr>
+          <w:rFonts w:hint="default"/>
+          <w:lang w:val="vi-VN"/>
+        </w:rPr>
+        <w:fldChar w:fldCharType="separate"/>
+      </w:r>
+      <w:r>
+        <w:rPr>
+          <w:rFonts w:hint="default"/>
+        </w:rPr>
+        <w:t xml:space="preserve">2.2.2.3. </w:t>
+      </w:r>
+      <w:r>
+        <w:t>Phân biệt Verfication và validation</w:t>
+      </w:r>
+      <w:r>
+        <w:tab/>
+      </w:r>
+      <w:r>
+        <w:fldChar w:fldCharType="begin"/>
+      </w:r>
+      <w:r>
+        <w:instrText xml:space="preserve"> PAGEREF _Toc9410 \h </w:instrText>
+      </w:r>
+      <w:r>
+        <w:fldChar w:fldCharType="separate"/>
+      </w:r>
+      <w:r>
+        <w:t>7</w:t>
       </w:r>
       <w:r>
         <w:fldChar w:fldCharType="end"/>
@@ -473,7 +1641,7 @@
           <w:rFonts w:hint="default"/>
           <w:lang w:val="vi-VN"/>
         </w:rPr>
-        <w:instrText xml:space="preserve"> HYPERLINK \l _Toc5475 </w:instrText>
+        <w:instrText xml:space="preserve"> HYPERLINK \l _Toc402 </w:instrText>
       </w:r>
       <w:r>
         <w:rPr>
@@ -486,17 +1654,10 @@
         <w:rPr>
           <w:rFonts w:hint="default"/>
         </w:rPr>
-        <w:t xml:space="preserve">1.1.5. </w:t>
-      </w:r>
-      <w:r>
-        <w:t>Root cause</w:t>
-      </w:r>
-      <w:r>
-        <w:rPr>
-          <w:rFonts w:hint="default"/>
-          <w:lang w:val="vi-VN"/>
-        </w:rPr>
-        <w:t xml:space="preserve"> (Nguyên nhân gốc rễ)</w:t>
+        <w:t xml:space="preserve">2.3. </w:t>
+      </w:r>
+      <w:r>
+        <w:t>Nhận xét kết quả trả lời của AI</w:t>
       </w:r>
       <w:r>
         <w:tab/>
@@ -505,13 +1666,77 @@
         <w:fldChar w:fldCharType="begin"/>
       </w:r>
       <w:r>
-        <w:instrText xml:space="preserve"> PAGEREF _Toc5475 \h </w:instrText>
+        <w:instrText xml:space="preserve"> PAGEREF _Toc402 \h </w:instrText>
       </w:r>
       <w:r>
         <w:fldChar w:fldCharType="separate"/>
       </w:r>
       <w:r>
-        <w:t>4</w:t>
+        <w:t>8</w:t>
+      </w:r>
+      <w:r>
+        <w:fldChar w:fldCharType="end"/>
+      </w:r>
+      <w:r>
+        <w:rPr>
+          <w:rFonts w:hint="default"/>
+          <w:lang w:val="vi-VN"/>
+        </w:rPr>
+        <w:fldChar w:fldCharType="end"/>
+      </w:r>
+    </w:p>
+    <w:p>
+      <w:pPr>
+        <w:pStyle w:val="71"/>
+        <w:tabs>
+          <w:tab w:val="right" w:leader="dot" w:pos="9067"/>
+          <w:tab w:val="clear" w:pos="210"/>
+        </w:tabs>
+      </w:pPr>
+      <w:r>
+        <w:rPr>
+          <w:rFonts w:hint="default"/>
+          <w:lang w:val="vi-VN"/>
+        </w:rPr>
+        <w:fldChar w:fldCharType="begin"/>
+      </w:r>
+      <w:r>
+        <w:rPr>
+          <w:rFonts w:hint="default"/>
+          <w:lang w:val="vi-VN"/>
+        </w:rPr>
+        <w:instrText xml:space="preserve"> HYPERLINK \l _Toc28893 </w:instrText>
+      </w:r>
+      <w:r>
+        <w:rPr>
+          <w:rFonts w:hint="default"/>
+          <w:lang w:val="vi-VN"/>
+        </w:rPr>
+        <w:fldChar w:fldCharType="separate"/>
+      </w:r>
+      <w:r>
+        <w:rPr>
+          <w:rFonts w:hint="default"/>
+        </w:rPr>
+        <w:t xml:space="preserve">3. </w:t>
+      </w:r>
+      <w:r>
+        <w:t>Nhiệm vụ 3: 7 principles of software testing</w:t>
+      </w:r>
+      <w:r>
+        <w:tab/>
+      </w:r>
+      <w:r>
+        <w:fldChar w:fldCharType="begin"/>
+      </w:r>
+      <w:r>
+        <w:instrText xml:space="preserve"> PAGEREF _Toc28893 \h </w:instrText>
+      </w:r>
+      <w:r>
+        <w:fldChar w:fldCharType="separate"/>
+      </w:r>
+      <w:r>
+        <w:t>8</w:t>
       </w:r>
       <w:r>
         <w:fldChar w:fldCharType="end"/>
@@ -544,7 +1769,7 @@
           <w:rFonts w:hint="default"/>
           <w:lang w:val="vi-VN"/>
         </w:rPr>
-        <w:instrText xml:space="preserve"> HYPERLINK \l _Toc2699 </w:instrText>
+        <w:instrText xml:space="preserve"> HYPERLINK \l _Toc9146 </w:instrText>
       </w:r>
       <w:r>
         <w:rPr>
@@ -557,10 +1782,17 @@
         <w:rPr>
           <w:rFonts w:hint="default"/>
         </w:rPr>
-        <w:t xml:space="preserve">1.1.6. </w:t>
-      </w:r>
-      <w:r>
-        <w:t>Chi phí của việc kiểm thử trễ</w:t>
+        <w:t xml:space="preserve">3.1. </w:t>
+      </w:r>
+      <w:r>
+        <w:t>Prompt</w:t>
+      </w:r>
+      <w:r>
+        <w:rPr>
+          <w:rFonts w:hint="default"/>
+          <w:lang w:val="vi-VN"/>
+        </w:rPr>
+        <w:t xml:space="preserve"> 1</w:t>
       </w:r>
       <w:r>
         <w:tab/>
@@ -569,13 +1801,1194 @@
         <w:fldChar w:fldCharType="begin"/>
       </w:r>
       <w:r>
-        <w:instrText xml:space="preserve"> PAGEREF _Toc2699 \h </w:instrText>
+        <w:instrText xml:space="preserve"> PAGEREF _Toc9146 \h </w:instrText>
       </w:r>
       <w:r>
         <w:fldChar w:fldCharType="separate"/>
       </w:r>
       <w:r>
-        <w:t>4</w:t>
+        <w:t>8</w:t>
+      </w:r>
+      <w:r>
+        <w:fldChar w:fldCharType="end"/>
+      </w:r>
+      <w:r>
+        <w:rPr>
+          <w:rFonts w:hint="default"/>
+          <w:lang w:val="vi-VN"/>
+        </w:rPr>
+        <w:fldChar w:fldCharType="end"/>
+      </w:r>
+    </w:p>
+    <w:p>
+      <w:pPr>
+        <w:pStyle w:val="73"/>
+        <w:tabs>
+          <w:tab w:val="right" w:leader="dot" w:pos="9067"/>
+          <w:tab w:val="clear" w:pos="210"/>
+        </w:tabs>
+      </w:pPr>
+      <w:r>
+        <w:rPr>
+          <w:rFonts w:hint="default"/>
+          <w:lang w:val="vi-VN"/>
+        </w:rPr>
+        <w:fldChar w:fldCharType="begin"/>
+      </w:r>
+      <w:r>
+        <w:rPr>
+          <w:rFonts w:hint="default"/>
+          <w:lang w:val="vi-VN"/>
+        </w:rPr>
+        <w:instrText xml:space="preserve"> HYPERLINK \l _Toc4892 </w:instrText>
+      </w:r>
+      <w:r>
+        <w:rPr>
+          <w:rFonts w:hint="default"/>
+          <w:lang w:val="vi-VN"/>
+        </w:rPr>
+        <w:fldChar w:fldCharType="separate"/>
+      </w:r>
+      <w:r>
+        <w:rPr>
+          <w:rFonts w:hint="default"/>
+          <w:lang w:val="vi-VN"/>
+        </w:rPr>
+        <w:t>3.1.1. Promt</w:t>
+      </w:r>
+      <w:r>
+        <w:tab/>
+      </w:r>
+      <w:r>
+        <w:fldChar w:fldCharType="begin"/>
+      </w:r>
+      <w:r>
+        <w:instrText xml:space="preserve"> PAGEREF _Toc4892 \h </w:instrText>
+      </w:r>
+      <w:r>
+        <w:fldChar w:fldCharType="separate"/>
+      </w:r>
+      <w:r>
+        <w:t>8</w:t>
+      </w:r>
+      <w:r>
+        <w:fldChar w:fldCharType="end"/>
+      </w:r>
+      <w:r>
+        <w:rPr>
+          <w:rFonts w:hint="default"/>
+          <w:lang w:val="vi-VN"/>
+        </w:rPr>
+        <w:fldChar w:fldCharType="end"/>
+      </w:r>
+    </w:p>
+    <w:p>
+      <w:pPr>
+        <w:pStyle w:val="73"/>
+        <w:tabs>
+          <w:tab w:val="right" w:leader="dot" w:pos="9067"/>
+          <w:tab w:val="clear" w:pos="210"/>
+        </w:tabs>
+      </w:pPr>
+      <w:r>
+        <w:rPr>
+          <w:rFonts w:hint="default"/>
+          <w:lang w:val="vi-VN"/>
+        </w:rPr>
+        <w:fldChar w:fldCharType="begin"/>
+      </w:r>
+      <w:r>
+        <w:rPr>
+          <w:rFonts w:hint="default"/>
+          <w:lang w:val="vi-VN"/>
+        </w:rPr>
+        <w:instrText xml:space="preserve"> HYPERLINK \l _Toc20088 </w:instrText>
+      </w:r>
+      <w:r>
+        <w:rPr>
+          <w:rFonts w:hint="default"/>
+          <w:lang w:val="vi-VN"/>
+        </w:rPr>
+        <w:fldChar w:fldCharType="separate"/>
+      </w:r>
+      <w:r>
+        <w:rPr>
+          <w:rFonts w:hint="default"/>
+        </w:rPr>
+        <w:t xml:space="preserve">3.1.2. </w:t>
+      </w:r>
+      <w:r>
+        <w:t>Câu trả lời của AI:</w:t>
+      </w:r>
+      <w:r>
+        <w:tab/>
+      </w:r>
+      <w:r>
+        <w:fldChar w:fldCharType="begin"/>
+      </w:r>
+      <w:r>
+        <w:instrText xml:space="preserve"> PAGEREF _Toc20088 \h </w:instrText>
+      </w:r>
+      <w:r>
+        <w:fldChar w:fldCharType="separate"/>
+      </w:r>
+      <w:r>
+        <w:t>8</w:t>
+      </w:r>
+      <w:r>
+        <w:fldChar w:fldCharType="end"/>
+      </w:r>
+      <w:r>
+        <w:rPr>
+          <w:rFonts w:hint="default"/>
+          <w:lang w:val="vi-VN"/>
+        </w:rPr>
+        <w:fldChar w:fldCharType="end"/>
+      </w:r>
+    </w:p>
+    <w:p>
+      <w:pPr>
+        <w:pStyle w:val="74"/>
+        <w:tabs>
+          <w:tab w:val="right" w:leader="dot" w:pos="9067"/>
+          <w:tab w:val="clear" w:pos="210"/>
+        </w:tabs>
+      </w:pPr>
+      <w:r>
+        <w:rPr>
+          <w:rFonts w:hint="default"/>
+          <w:lang w:val="vi-VN"/>
+        </w:rPr>
+        <w:fldChar w:fldCharType="begin"/>
+      </w:r>
+      <w:r>
+        <w:rPr>
+          <w:rFonts w:hint="default"/>
+          <w:lang w:val="vi-VN"/>
+        </w:rPr>
+        <w:instrText xml:space="preserve"> HYPERLINK \l _Toc23434 </w:instrText>
+      </w:r>
+      <w:r>
+        <w:rPr>
+          <w:rFonts w:hint="default"/>
+          <w:lang w:val="vi-VN"/>
+        </w:rPr>
+        <w:fldChar w:fldCharType="separate"/>
+      </w:r>
+      <w:r>
+        <w:rPr>
+          <w:rFonts w:hint="default"/>
+        </w:rPr>
+        <w:t xml:space="preserve">3.1.2.1. </w:t>
+      </w:r>
+      <w:r>
+        <w:t>Nguyên tắc 1</w:t>
+      </w:r>
+      <w:r>
+        <w:tab/>
+      </w:r>
+      <w:r>
+        <w:fldChar w:fldCharType="begin"/>
+      </w:r>
+      <w:r>
+        <w:instrText xml:space="preserve"> PAGEREF _Toc23434 \h </w:instrText>
+      </w:r>
+      <w:r>
+        <w:fldChar w:fldCharType="separate"/>
+      </w:r>
+      <w:r>
+        <w:t>8</w:t>
+      </w:r>
+      <w:r>
+        <w:fldChar w:fldCharType="end"/>
+      </w:r>
+      <w:r>
+        <w:rPr>
+          <w:rFonts w:hint="default"/>
+          <w:lang w:val="vi-VN"/>
+        </w:rPr>
+        <w:fldChar w:fldCharType="end"/>
+      </w:r>
+    </w:p>
+    <w:p>
+      <w:pPr>
+        <w:pStyle w:val="74"/>
+        <w:tabs>
+          <w:tab w:val="right" w:leader="dot" w:pos="9067"/>
+          <w:tab w:val="clear" w:pos="210"/>
+        </w:tabs>
+      </w:pPr>
+      <w:r>
+        <w:rPr>
+          <w:rFonts w:hint="default"/>
+          <w:lang w:val="vi-VN"/>
+        </w:rPr>
+        <w:fldChar w:fldCharType="begin"/>
+      </w:r>
+      <w:r>
+        <w:rPr>
+          <w:rFonts w:hint="default"/>
+          <w:lang w:val="vi-VN"/>
+        </w:rPr>
+        <w:instrText xml:space="preserve"> HYPERLINK \l _Toc9169 </w:instrText>
+      </w:r>
+      <w:r>
+        <w:rPr>
+          <w:rFonts w:hint="default"/>
+          <w:lang w:val="vi-VN"/>
+        </w:rPr>
+        <w:fldChar w:fldCharType="separate"/>
+      </w:r>
+      <w:r>
+        <w:rPr>
+          <w:rFonts w:hint="default"/>
+        </w:rPr>
+        <w:t xml:space="preserve">3.1.2.2. </w:t>
+      </w:r>
+      <w:r>
+        <w:t>Nguyên tắc 2</w:t>
+      </w:r>
+      <w:r>
+        <w:tab/>
+      </w:r>
+      <w:r>
+        <w:fldChar w:fldCharType="begin"/>
+      </w:r>
+      <w:r>
+        <w:instrText xml:space="preserve"> PAGEREF _Toc9169 \h </w:instrText>
+      </w:r>
+      <w:r>
+        <w:fldChar w:fldCharType="separate"/>
+      </w:r>
+      <w:r>
+        <w:t>8</w:t>
+      </w:r>
+      <w:r>
+        <w:fldChar w:fldCharType="end"/>
+      </w:r>
+      <w:r>
+        <w:rPr>
+          <w:rFonts w:hint="default"/>
+          <w:lang w:val="vi-VN"/>
+        </w:rPr>
+        <w:fldChar w:fldCharType="end"/>
+      </w:r>
+    </w:p>
+    <w:p>
+      <w:pPr>
+        <w:pStyle w:val="74"/>
+        <w:tabs>
+          <w:tab w:val="right" w:leader="dot" w:pos="9067"/>
+          <w:tab w:val="clear" w:pos="210"/>
+        </w:tabs>
+      </w:pPr>
+      <w:r>
+        <w:rPr>
+          <w:rFonts w:hint="default"/>
+          <w:lang w:val="vi-VN"/>
+        </w:rPr>
+        <w:fldChar w:fldCharType="begin"/>
+      </w:r>
+      <w:r>
+        <w:rPr>
+          <w:rFonts w:hint="default"/>
+          <w:lang w:val="vi-VN"/>
+        </w:rPr>
+        <w:instrText xml:space="preserve"> HYPERLINK \l _Toc13750 </w:instrText>
+      </w:r>
+      <w:r>
+        <w:rPr>
+          <w:rFonts w:hint="default"/>
+          <w:lang w:val="vi-VN"/>
+        </w:rPr>
+        <w:fldChar w:fldCharType="separate"/>
+      </w:r>
+      <w:r>
+        <w:rPr>
+          <w:rFonts w:hint="default"/>
+        </w:rPr>
+        <w:t xml:space="preserve">3.1.2.3. </w:t>
+      </w:r>
+      <w:r>
+        <w:t xml:space="preserve">Nguyên tắc </w:t>
+      </w:r>
+      <w:r>
+        <w:rPr>
+          <w:rFonts w:hint="default"/>
+          <w:lang w:val="vi-VN"/>
+        </w:rPr>
+        <w:t>3</w:t>
+      </w:r>
+      <w:r>
+        <w:tab/>
+      </w:r>
+      <w:r>
+        <w:fldChar w:fldCharType="begin"/>
+      </w:r>
+      <w:r>
+        <w:instrText xml:space="preserve"> PAGEREF _Toc13750 \h </w:instrText>
+      </w:r>
+      <w:r>
+        <w:fldChar w:fldCharType="separate"/>
+      </w:r>
+      <w:r>
+        <w:t>8</w:t>
+      </w:r>
+      <w:r>
+        <w:fldChar w:fldCharType="end"/>
+      </w:r>
+      <w:r>
+        <w:rPr>
+          <w:rFonts w:hint="default"/>
+          <w:lang w:val="vi-VN"/>
+        </w:rPr>
+        <w:fldChar w:fldCharType="end"/>
+      </w:r>
+    </w:p>
+    <w:p>
+      <w:pPr>
+        <w:pStyle w:val="72"/>
+        <w:tabs>
+          <w:tab w:val="right" w:leader="dot" w:pos="9067"/>
+          <w:tab w:val="clear" w:pos="210"/>
+        </w:tabs>
+      </w:pPr>
+      <w:r>
+        <w:rPr>
+          <w:rFonts w:hint="default"/>
+          <w:lang w:val="vi-VN"/>
+        </w:rPr>
+        <w:fldChar w:fldCharType="begin"/>
+      </w:r>
+      <w:r>
+        <w:rPr>
+          <w:rFonts w:hint="default"/>
+          <w:lang w:val="vi-VN"/>
+        </w:rPr>
+        <w:instrText xml:space="preserve"> HYPERLINK \l _Toc21577 </w:instrText>
+      </w:r>
+      <w:r>
+        <w:rPr>
+          <w:rFonts w:hint="default"/>
+          <w:lang w:val="vi-VN"/>
+        </w:rPr>
+        <w:fldChar w:fldCharType="separate"/>
+      </w:r>
+      <w:r>
+        <w:rPr>
+          <w:rFonts w:hint="default"/>
+        </w:rPr>
+        <w:t xml:space="preserve">3.2. </w:t>
+      </w:r>
+      <w:r>
+        <w:t>Prompt</w:t>
+      </w:r>
+      <w:r>
+        <w:rPr>
+          <w:rFonts w:hint="default"/>
+          <w:lang w:val="vi-VN"/>
+        </w:rPr>
+        <w:t xml:space="preserve"> 2</w:t>
+      </w:r>
+      <w:r>
+        <w:tab/>
+      </w:r>
+      <w:r>
+        <w:fldChar w:fldCharType="begin"/>
+      </w:r>
+      <w:r>
+        <w:instrText xml:space="preserve"> PAGEREF _Toc21577 \h </w:instrText>
+      </w:r>
+      <w:r>
+        <w:fldChar w:fldCharType="separate"/>
+      </w:r>
+      <w:r>
+        <w:t>8</w:t>
+      </w:r>
+      <w:r>
+        <w:fldChar w:fldCharType="end"/>
+      </w:r>
+      <w:r>
+        <w:rPr>
+          <w:rFonts w:hint="default"/>
+          <w:lang w:val="vi-VN"/>
+        </w:rPr>
+        <w:fldChar w:fldCharType="end"/>
+      </w:r>
+    </w:p>
+    <w:p>
+      <w:pPr>
+        <w:pStyle w:val="73"/>
+        <w:tabs>
+          <w:tab w:val="right" w:leader="dot" w:pos="9067"/>
+          <w:tab w:val="clear" w:pos="210"/>
+        </w:tabs>
+      </w:pPr>
+      <w:r>
+        <w:rPr>
+          <w:rFonts w:hint="default"/>
+          <w:lang w:val="vi-VN"/>
+        </w:rPr>
+        <w:fldChar w:fldCharType="begin"/>
+      </w:r>
+      <w:r>
+        <w:rPr>
+          <w:rFonts w:hint="default"/>
+          <w:lang w:val="vi-VN"/>
+        </w:rPr>
+        <w:instrText xml:space="preserve"> HYPERLINK \l _Toc32379 </w:instrText>
+      </w:r>
+      <w:r>
+        <w:rPr>
+          <w:rFonts w:hint="default"/>
+          <w:lang w:val="vi-VN"/>
+        </w:rPr>
+        <w:fldChar w:fldCharType="separate"/>
+      </w:r>
+      <w:r>
+        <w:rPr>
+          <w:rFonts w:hint="default"/>
+          <w:lang w:val="vi-VN"/>
+        </w:rPr>
+        <w:t>3.2.1. Promt</w:t>
+      </w:r>
+      <w:r>
+        <w:tab/>
+      </w:r>
+      <w:r>
+        <w:fldChar w:fldCharType="begin"/>
+      </w:r>
+      <w:r>
+        <w:instrText xml:space="preserve"> PAGEREF _Toc32379 \h </w:instrText>
+      </w:r>
+      <w:r>
+        <w:fldChar w:fldCharType="separate"/>
+      </w:r>
+      <w:r>
+        <w:t>8</w:t>
+      </w:r>
+      <w:r>
+        <w:fldChar w:fldCharType="end"/>
+      </w:r>
+      <w:r>
+        <w:rPr>
+          <w:rFonts w:hint="default"/>
+          <w:lang w:val="vi-VN"/>
+        </w:rPr>
+        <w:fldChar w:fldCharType="end"/>
+      </w:r>
+    </w:p>
+    <w:p>
+      <w:pPr>
+        <w:pStyle w:val="73"/>
+        <w:tabs>
+          <w:tab w:val="right" w:leader="dot" w:pos="9067"/>
+          <w:tab w:val="clear" w:pos="210"/>
+        </w:tabs>
+      </w:pPr>
+      <w:r>
+        <w:rPr>
+          <w:rFonts w:hint="default"/>
+          <w:lang w:val="vi-VN"/>
+        </w:rPr>
+        <w:fldChar w:fldCharType="begin"/>
+      </w:r>
+      <w:r>
+        <w:rPr>
+          <w:rFonts w:hint="default"/>
+          <w:lang w:val="vi-VN"/>
+        </w:rPr>
+        <w:instrText xml:space="preserve"> HYPERLINK \l _Toc9742 </w:instrText>
+      </w:r>
+      <w:r>
+        <w:rPr>
+          <w:rFonts w:hint="default"/>
+          <w:lang w:val="vi-VN"/>
+        </w:rPr>
+        <w:fldChar w:fldCharType="separate"/>
+      </w:r>
+      <w:r>
+        <w:rPr>
+          <w:rFonts w:hint="default"/>
+        </w:rPr>
+        <w:t xml:space="preserve">3.2.2. </w:t>
+      </w:r>
+      <w:r>
+        <w:t>Câu trả lời của AI</w:t>
+      </w:r>
+      <w:r>
+        <w:tab/>
+      </w:r>
+      <w:r>
+        <w:fldChar w:fldCharType="begin"/>
+      </w:r>
+      <w:r>
+        <w:instrText xml:space="preserve"> PAGEREF _Toc9742 \h </w:instrText>
+      </w:r>
+      <w:r>
+        <w:fldChar w:fldCharType="separate"/>
+      </w:r>
+      <w:r>
+        <w:t>8</w:t>
+      </w:r>
+      <w:r>
+        <w:fldChar w:fldCharType="end"/>
+      </w:r>
+      <w:r>
+        <w:rPr>
+          <w:rFonts w:hint="default"/>
+          <w:lang w:val="vi-VN"/>
+        </w:rPr>
+        <w:fldChar w:fldCharType="end"/>
+      </w:r>
+    </w:p>
+    <w:p>
+      <w:pPr>
+        <w:pStyle w:val="74"/>
+        <w:tabs>
+          <w:tab w:val="right" w:leader="dot" w:pos="9067"/>
+          <w:tab w:val="clear" w:pos="210"/>
+        </w:tabs>
+      </w:pPr>
+      <w:r>
+        <w:rPr>
+          <w:rFonts w:hint="default"/>
+          <w:lang w:val="vi-VN"/>
+        </w:rPr>
+        <w:fldChar w:fldCharType="begin"/>
+      </w:r>
+      <w:r>
+        <w:rPr>
+          <w:rFonts w:hint="default"/>
+          <w:lang w:val="vi-VN"/>
+        </w:rPr>
+        <w:instrText xml:space="preserve"> HYPERLINK \l _Toc21774 </w:instrText>
+      </w:r>
+      <w:r>
+        <w:rPr>
+          <w:rFonts w:hint="default"/>
+          <w:lang w:val="vi-VN"/>
+        </w:rPr>
+        <w:fldChar w:fldCharType="separate"/>
+      </w:r>
+      <w:r>
+        <w:rPr>
+          <w:rFonts w:hint="default"/>
+        </w:rPr>
+        <w:t xml:space="preserve">3.2.2.1. </w:t>
+      </w:r>
+      <w:r>
+        <w:t>Nguyên tắc 1</w:t>
+      </w:r>
+      <w:r>
+        <w:tab/>
+      </w:r>
+      <w:r>
+        <w:fldChar w:fldCharType="begin"/>
+      </w:r>
+      <w:r>
+        <w:instrText xml:space="preserve"> PAGEREF _Toc21774 \h </w:instrText>
+      </w:r>
+      <w:r>
+        <w:fldChar w:fldCharType="separate"/>
+      </w:r>
+      <w:r>
+        <w:t>8</w:t>
+      </w:r>
+      <w:r>
+        <w:fldChar w:fldCharType="end"/>
+      </w:r>
+      <w:r>
+        <w:rPr>
+          <w:rFonts w:hint="default"/>
+          <w:lang w:val="vi-VN"/>
+        </w:rPr>
+        <w:fldChar w:fldCharType="end"/>
+      </w:r>
+    </w:p>
+    <w:p>
+      <w:pPr>
+        <w:pStyle w:val="74"/>
+        <w:tabs>
+          <w:tab w:val="right" w:leader="dot" w:pos="9067"/>
+          <w:tab w:val="clear" w:pos="210"/>
+        </w:tabs>
+      </w:pPr>
+      <w:r>
+        <w:rPr>
+          <w:rFonts w:hint="default"/>
+          <w:lang w:val="vi-VN"/>
+        </w:rPr>
+        <w:fldChar w:fldCharType="begin"/>
+      </w:r>
+      <w:r>
+        <w:rPr>
+          <w:rFonts w:hint="default"/>
+          <w:lang w:val="vi-VN"/>
+        </w:rPr>
+        <w:instrText xml:space="preserve"> HYPERLINK \l _Toc20057 </w:instrText>
+      </w:r>
+      <w:r>
+        <w:rPr>
+          <w:rFonts w:hint="default"/>
+          <w:lang w:val="vi-VN"/>
+        </w:rPr>
+        <w:fldChar w:fldCharType="separate"/>
+      </w:r>
+      <w:r>
+        <w:rPr>
+          <w:rFonts w:hint="default"/>
+        </w:rPr>
+        <w:t xml:space="preserve">3.2.2.2. </w:t>
+      </w:r>
+      <w:r>
+        <w:t>Nguyên tắc 2</w:t>
+      </w:r>
+      <w:r>
+        <w:tab/>
+      </w:r>
+      <w:r>
+        <w:fldChar w:fldCharType="begin"/>
+      </w:r>
+      <w:r>
+        <w:instrText xml:space="preserve"> PAGEREF _Toc20057 \h </w:instrText>
+      </w:r>
+      <w:r>
+        <w:fldChar w:fldCharType="separate"/>
+      </w:r>
+      <w:r>
+        <w:t>8</w:t>
+      </w:r>
+      <w:r>
+        <w:fldChar w:fldCharType="end"/>
+      </w:r>
+      <w:r>
+        <w:rPr>
+          <w:rFonts w:hint="default"/>
+          <w:lang w:val="vi-VN"/>
+        </w:rPr>
+        <w:fldChar w:fldCharType="end"/>
+      </w:r>
+    </w:p>
+    <w:p>
+      <w:pPr>
+        <w:pStyle w:val="74"/>
+        <w:tabs>
+          <w:tab w:val="right" w:leader="dot" w:pos="9067"/>
+          <w:tab w:val="clear" w:pos="210"/>
+        </w:tabs>
+      </w:pPr>
+      <w:r>
+        <w:rPr>
+          <w:rFonts w:hint="default"/>
+          <w:lang w:val="vi-VN"/>
+        </w:rPr>
+        <w:fldChar w:fldCharType="begin"/>
+      </w:r>
+      <w:r>
+        <w:rPr>
+          <w:rFonts w:hint="default"/>
+          <w:lang w:val="vi-VN"/>
+        </w:rPr>
+        <w:instrText xml:space="preserve"> HYPERLINK \l _Toc10567 </w:instrText>
+      </w:r>
+      <w:r>
+        <w:rPr>
+          <w:rFonts w:hint="default"/>
+          <w:lang w:val="vi-VN"/>
+        </w:rPr>
+        <w:fldChar w:fldCharType="separate"/>
+      </w:r>
+      <w:r>
+        <w:rPr>
+          <w:rFonts w:hint="default"/>
+        </w:rPr>
+        <w:t xml:space="preserve">3.2.2.3. </w:t>
+      </w:r>
+      <w:r>
+        <w:t xml:space="preserve">Nguyên tắc </w:t>
+      </w:r>
+      <w:r>
+        <w:rPr>
+          <w:rFonts w:hint="default"/>
+          <w:lang w:val="vi-VN"/>
+        </w:rPr>
+        <w:t>3</w:t>
+      </w:r>
+      <w:r>
+        <w:tab/>
+      </w:r>
+      <w:r>
+        <w:fldChar w:fldCharType="begin"/>
+      </w:r>
+      <w:r>
+        <w:instrText xml:space="preserve"> PAGEREF _Toc10567 \h </w:instrText>
+      </w:r>
+      <w:r>
+        <w:fldChar w:fldCharType="separate"/>
+      </w:r>
+      <w:r>
+        <w:t>9</w:t>
+      </w:r>
+      <w:r>
+        <w:fldChar w:fldCharType="end"/>
+      </w:r>
+      <w:r>
+        <w:rPr>
+          <w:rFonts w:hint="default"/>
+          <w:lang w:val="vi-VN"/>
+        </w:rPr>
+        <w:fldChar w:fldCharType="end"/>
+      </w:r>
+    </w:p>
+    <w:p>
+      <w:pPr>
+        <w:pStyle w:val="72"/>
+        <w:tabs>
+          <w:tab w:val="right" w:leader="dot" w:pos="9067"/>
+          <w:tab w:val="clear" w:pos="210"/>
+        </w:tabs>
+      </w:pPr>
+      <w:r>
+        <w:rPr>
+          <w:rFonts w:hint="default"/>
+          <w:lang w:val="vi-VN"/>
+        </w:rPr>
+        <w:fldChar w:fldCharType="begin"/>
+      </w:r>
+      <w:r>
+        <w:rPr>
+          <w:rFonts w:hint="default"/>
+          <w:lang w:val="vi-VN"/>
+        </w:rPr>
+        <w:instrText xml:space="preserve"> HYPERLINK \l _Toc30460 </w:instrText>
+      </w:r>
+      <w:r>
+        <w:rPr>
+          <w:rFonts w:hint="default"/>
+          <w:lang w:val="vi-VN"/>
+        </w:rPr>
+        <w:fldChar w:fldCharType="separate"/>
+      </w:r>
+      <w:r>
+        <w:rPr>
+          <w:rFonts w:hint="default"/>
+        </w:rPr>
+        <w:t xml:space="preserve">3.3. </w:t>
+      </w:r>
+      <w:r>
+        <w:t>Prompt</w:t>
+      </w:r>
+      <w:r>
+        <w:rPr>
+          <w:rFonts w:hint="default"/>
+          <w:lang w:val="vi-VN"/>
+        </w:rPr>
+        <w:t xml:space="preserve"> 3</w:t>
+      </w:r>
+      <w:r>
+        <w:tab/>
+      </w:r>
+      <w:r>
+        <w:fldChar w:fldCharType="begin"/>
+      </w:r>
+      <w:r>
+        <w:instrText xml:space="preserve"> PAGEREF _Toc30460 \h </w:instrText>
+      </w:r>
+      <w:r>
+        <w:fldChar w:fldCharType="separate"/>
+      </w:r>
+      <w:r>
+        <w:t>9</w:t>
+      </w:r>
+      <w:r>
+        <w:fldChar w:fldCharType="end"/>
+      </w:r>
+      <w:r>
+        <w:rPr>
+          <w:rFonts w:hint="default"/>
+          <w:lang w:val="vi-VN"/>
+        </w:rPr>
+        <w:fldChar w:fldCharType="end"/>
+      </w:r>
+    </w:p>
+    <w:p>
+      <w:pPr>
+        <w:pStyle w:val="73"/>
+        <w:tabs>
+          <w:tab w:val="right" w:leader="dot" w:pos="9067"/>
+          <w:tab w:val="clear" w:pos="210"/>
+        </w:tabs>
+      </w:pPr>
+      <w:r>
+        <w:rPr>
+          <w:rFonts w:hint="default"/>
+          <w:lang w:val="vi-VN"/>
+        </w:rPr>
+        <w:fldChar w:fldCharType="begin"/>
+      </w:r>
+      <w:r>
+        <w:rPr>
+          <w:rFonts w:hint="default"/>
+          <w:lang w:val="vi-VN"/>
+        </w:rPr>
+        <w:instrText xml:space="preserve"> HYPERLINK \l _Toc6543 </w:instrText>
+      </w:r>
+      <w:r>
+        <w:rPr>
+          <w:rFonts w:hint="default"/>
+          <w:lang w:val="vi-VN"/>
+        </w:rPr>
+        <w:fldChar w:fldCharType="separate"/>
+      </w:r>
+      <w:r>
+        <w:rPr>
+          <w:rFonts w:hint="default"/>
+          <w:lang w:val="vi-VN"/>
+        </w:rPr>
+        <w:t>3.3.1. Promt</w:t>
+      </w:r>
+      <w:r>
+        <w:tab/>
+      </w:r>
+      <w:r>
+        <w:fldChar w:fldCharType="begin"/>
+      </w:r>
+      <w:r>
+        <w:instrText xml:space="preserve"> PAGEREF _Toc6543 \h </w:instrText>
+      </w:r>
+      <w:r>
+        <w:fldChar w:fldCharType="separate"/>
+      </w:r>
+      <w:r>
+        <w:t>9</w:t>
+      </w:r>
+      <w:r>
+        <w:fldChar w:fldCharType="end"/>
+      </w:r>
+      <w:r>
+        <w:rPr>
+          <w:rFonts w:hint="default"/>
+          <w:lang w:val="vi-VN"/>
+        </w:rPr>
+        <w:fldChar w:fldCharType="end"/>
+      </w:r>
+    </w:p>
+    <w:p>
+      <w:pPr>
+        <w:pStyle w:val="73"/>
+        <w:tabs>
+          <w:tab w:val="right" w:leader="dot" w:pos="9067"/>
+          <w:tab w:val="clear" w:pos="210"/>
+        </w:tabs>
+      </w:pPr>
+      <w:r>
+        <w:rPr>
+          <w:rFonts w:hint="default"/>
+          <w:lang w:val="vi-VN"/>
+        </w:rPr>
+        <w:fldChar w:fldCharType="begin"/>
+      </w:r>
+      <w:r>
+        <w:rPr>
+          <w:rFonts w:hint="default"/>
+          <w:lang w:val="vi-VN"/>
+        </w:rPr>
+        <w:instrText xml:space="preserve"> HYPERLINK \l _Toc22837 </w:instrText>
+      </w:r>
+      <w:r>
+        <w:rPr>
+          <w:rFonts w:hint="default"/>
+          <w:lang w:val="vi-VN"/>
+        </w:rPr>
+        <w:fldChar w:fldCharType="separate"/>
+      </w:r>
+      <w:r>
+        <w:rPr>
+          <w:rFonts w:hint="default"/>
+        </w:rPr>
+        <w:t xml:space="preserve">3.3.2. </w:t>
+      </w:r>
+      <w:r>
+        <w:t>Câu trả lời của AI</w:t>
+      </w:r>
+      <w:r>
+        <w:tab/>
+      </w:r>
+      <w:r>
+        <w:fldChar w:fldCharType="begin"/>
+      </w:r>
+      <w:r>
+        <w:instrText xml:space="preserve"> PAGEREF _Toc22837 \h </w:instrText>
+      </w:r>
+      <w:r>
+        <w:fldChar w:fldCharType="separate"/>
+      </w:r>
+      <w:r>
+        <w:t>9</w:t>
+      </w:r>
+      <w:r>
+        <w:fldChar w:fldCharType="end"/>
+      </w:r>
+      <w:r>
+        <w:rPr>
+          <w:rFonts w:hint="default"/>
+          <w:lang w:val="vi-VN"/>
+        </w:rPr>
+        <w:fldChar w:fldCharType="end"/>
+      </w:r>
+    </w:p>
+    <w:p>
+      <w:pPr>
+        <w:pStyle w:val="74"/>
+        <w:tabs>
+          <w:tab w:val="right" w:leader="dot" w:pos="9067"/>
+          <w:tab w:val="clear" w:pos="210"/>
+        </w:tabs>
+      </w:pPr>
+      <w:r>
+        <w:rPr>
+          <w:rFonts w:hint="default"/>
+          <w:lang w:val="vi-VN"/>
+        </w:rPr>
+        <w:fldChar w:fldCharType="begin"/>
+      </w:r>
+      <w:r>
+        <w:rPr>
+          <w:rFonts w:hint="default"/>
+          <w:lang w:val="vi-VN"/>
+        </w:rPr>
+        <w:instrText xml:space="preserve"> HYPERLINK \l _Toc1235 </w:instrText>
+      </w:r>
+      <w:r>
+        <w:rPr>
+          <w:rFonts w:hint="default"/>
+          <w:lang w:val="vi-VN"/>
+        </w:rPr>
+        <w:fldChar w:fldCharType="separate"/>
+      </w:r>
+      <w:r>
+        <w:rPr>
+          <w:rFonts w:hint="default"/>
+        </w:rPr>
+        <w:t xml:space="preserve">3.3.2.1. </w:t>
+      </w:r>
+      <w:r>
+        <w:t>Nguyên tắc 1</w:t>
+      </w:r>
+      <w:r>
+        <w:tab/>
+      </w:r>
+      <w:r>
+        <w:fldChar w:fldCharType="begin"/>
+      </w:r>
+      <w:r>
+        <w:instrText xml:space="preserve"> PAGEREF _Toc1235 \h </w:instrText>
+      </w:r>
+      <w:r>
+        <w:fldChar w:fldCharType="separate"/>
+      </w:r>
+      <w:r>
+        <w:t>9</w:t>
+      </w:r>
+      <w:r>
+        <w:fldChar w:fldCharType="end"/>
+      </w:r>
+      <w:r>
+        <w:rPr>
+          <w:rFonts w:hint="default"/>
+          <w:lang w:val="vi-VN"/>
+        </w:rPr>
+        <w:fldChar w:fldCharType="end"/>
+      </w:r>
+    </w:p>
+    <w:p>
+      <w:pPr>
+        <w:pStyle w:val="74"/>
+        <w:tabs>
+          <w:tab w:val="right" w:leader="dot" w:pos="9067"/>
+          <w:tab w:val="clear" w:pos="210"/>
+        </w:tabs>
+      </w:pPr>
+      <w:r>
+        <w:rPr>
+          <w:rFonts w:hint="default"/>
+          <w:lang w:val="vi-VN"/>
+        </w:rPr>
+        <w:fldChar w:fldCharType="begin"/>
+      </w:r>
+      <w:r>
+        <w:rPr>
+          <w:rFonts w:hint="default"/>
+          <w:lang w:val="vi-VN"/>
+        </w:rPr>
+        <w:instrText xml:space="preserve"> HYPERLINK \l _Toc24636 </w:instrText>
+      </w:r>
+      <w:r>
+        <w:rPr>
+          <w:rFonts w:hint="default"/>
+          <w:lang w:val="vi-VN"/>
+        </w:rPr>
+        <w:fldChar w:fldCharType="separate"/>
+      </w:r>
+      <w:r>
+        <w:rPr>
+          <w:rFonts w:hint="default"/>
+        </w:rPr>
+        <w:t xml:space="preserve">3.3.2.2. </w:t>
+      </w:r>
+      <w:r>
+        <w:t>Nguyên tắc 2</w:t>
+      </w:r>
+      <w:r>
+        <w:tab/>
+      </w:r>
+      <w:r>
+        <w:fldChar w:fldCharType="begin"/>
+      </w:r>
+      <w:r>
+        <w:instrText xml:space="preserve"> PAGEREF _Toc24636 \h </w:instrText>
+      </w:r>
+      <w:r>
+        <w:fldChar w:fldCharType="separate"/>
+      </w:r>
+      <w:r>
+        <w:t>9</w:t>
+      </w:r>
+      <w:r>
+        <w:fldChar w:fldCharType="end"/>
+      </w:r>
+      <w:r>
+        <w:rPr>
+          <w:rFonts w:hint="default"/>
+          <w:lang w:val="vi-VN"/>
+        </w:rPr>
+        <w:fldChar w:fldCharType="end"/>
+      </w:r>
+    </w:p>
+    <w:p>
+      <w:pPr>
+        <w:pStyle w:val="74"/>
+        <w:tabs>
+          <w:tab w:val="right" w:leader="dot" w:pos="9067"/>
+          <w:tab w:val="clear" w:pos="210"/>
+        </w:tabs>
+      </w:pPr>
+      <w:r>
+        <w:rPr>
+          <w:rFonts w:hint="default"/>
+          <w:lang w:val="vi-VN"/>
+        </w:rPr>
+        <w:fldChar w:fldCharType="begin"/>
+      </w:r>
+      <w:r>
+        <w:rPr>
+          <w:rFonts w:hint="default"/>
+          <w:lang w:val="vi-VN"/>
+        </w:rPr>
+        <w:instrText xml:space="preserve"> HYPERLINK \l _Toc6502 </w:instrText>
+      </w:r>
+      <w:r>
+        <w:rPr>
+          <w:rFonts w:hint="default"/>
+          <w:lang w:val="vi-VN"/>
+        </w:rPr>
+        <w:fldChar w:fldCharType="separate"/>
+      </w:r>
+      <w:r>
+        <w:rPr>
+          <w:rFonts w:hint="default"/>
+        </w:rPr>
+        <w:t xml:space="preserve">3.3.2.3. </w:t>
+      </w:r>
+      <w:r>
+        <w:t xml:space="preserve">Nguyên tắc </w:t>
+      </w:r>
+      <w:r>
+        <w:rPr>
+          <w:rFonts w:hint="default"/>
+          <w:lang w:val="vi-VN"/>
+        </w:rPr>
+        <w:t>3</w:t>
+      </w:r>
+      <w:r>
+        <w:tab/>
+      </w:r>
+      <w:r>
+        <w:fldChar w:fldCharType="begin"/>
+      </w:r>
+      <w:r>
+        <w:instrText xml:space="preserve"> PAGEREF _Toc6502 \h </w:instrText>
+      </w:r>
+      <w:r>
+        <w:fldChar w:fldCharType="separate"/>
+      </w:r>
+      <w:r>
+        <w:t>9</w:t>
+      </w:r>
+      <w:r>
+        <w:fldChar w:fldCharType="end"/>
+      </w:r>
+      <w:r>
+        <w:rPr>
+          <w:rFonts w:hint="default"/>
+          <w:lang w:val="vi-VN"/>
+        </w:rPr>
+        <w:fldChar w:fldCharType="end"/>
+      </w:r>
+    </w:p>
+    <w:p>
+      <w:pPr>
+        <w:pStyle w:val="72"/>
+        <w:tabs>
+          <w:tab w:val="right" w:leader="dot" w:pos="9067"/>
+          <w:tab w:val="clear" w:pos="210"/>
+        </w:tabs>
+      </w:pPr>
+      <w:r>
+        <w:rPr>
+          <w:rFonts w:hint="default"/>
+          <w:lang w:val="vi-VN"/>
+        </w:rPr>
+        <w:fldChar w:fldCharType="begin"/>
+      </w:r>
+      <w:r>
+        <w:rPr>
+          <w:rFonts w:hint="default"/>
+          <w:lang w:val="vi-VN"/>
+        </w:rPr>
+        <w:instrText xml:space="preserve"> HYPERLINK \l _Toc6443 </w:instrText>
+      </w:r>
+      <w:r>
+        <w:rPr>
+          <w:rFonts w:hint="default"/>
+          <w:lang w:val="vi-VN"/>
+        </w:rPr>
+        <w:fldChar w:fldCharType="separate"/>
+      </w:r>
+      <w:r>
+        <w:rPr>
+          <w:rFonts w:hint="default"/>
+        </w:rPr>
+        <w:t xml:space="preserve">3.4. </w:t>
+      </w:r>
+      <w:r>
+        <w:t>Nhận xét kết quả trả về của AI</w:t>
+      </w:r>
+      <w:r>
+        <w:tab/>
+      </w:r>
+      <w:r>
+        <w:fldChar w:fldCharType="begin"/>
+      </w:r>
+      <w:r>
+        <w:instrText xml:space="preserve"> PAGEREF _Toc6443 \h </w:instrText>
+      </w:r>
+      <w:r>
+        <w:fldChar w:fldCharType="separate"/>
+      </w:r>
+      <w:r>
+        <w:t>9</w:t>
       </w:r>
       <w:r>
         <w:fldChar w:fldCharType="end"/>
@@ -608,7 +3021,7 @@
           <w:rFonts w:hint="default"/>
           <w:lang w:val="vi-VN"/>
         </w:rPr>
-        <w:instrText xml:space="preserve"> HYPERLINK \l _Toc21707 </w:instrText>
+        <w:instrText xml:space="preserve"> HYPERLINK \l _Toc12229 </w:instrText>
       </w:r>
       <w:r>
         <w:rPr>
@@ -621,10 +3034,10 @@
         <w:rPr>
           <w:rFonts w:hint="default"/>
         </w:rPr>
-        <w:t xml:space="preserve">1.2. </w:t>
-      </w:r>
-      <w:r>
-        <w:t>Nhận xét kết quả trả lời của AI:</w:t>
+        <w:t xml:space="preserve">4. </w:t>
+      </w:r>
+      <w:r>
+        <w:t>Nhiệm vụ 4…tương tự gồm 3 phần (prompt, câu trả lời AI: nội dung trình bày, nhận xét kết quả trả về của AI)</w:t>
       </w:r>
       <w:r>
         <w:tab/>
@@ -633,77 +3046,13 @@
         <w:fldChar w:fldCharType="begin"/>
       </w:r>
       <w:r>
-        <w:instrText xml:space="preserve"> PAGEREF _Toc21707 \h </w:instrText>
+        <w:instrText xml:space="preserve"> PAGEREF _Toc12229 \h </w:instrText>
       </w:r>
       <w:r>
         <w:fldChar w:fldCharType="separate"/>
       </w:r>
       <w:r>
-        <w:t>4</w:t>
-      </w:r>
-      <w:r>
-        <w:fldChar w:fldCharType="end"/>
-      </w:r>
-      <w:r>
-        <w:rPr>
-          <w:rFonts w:hint="default"/>
-          <w:lang w:val="vi-VN"/>
-        </w:rPr>
-        <w:fldChar w:fldCharType="end"/>
-      </w:r>
-    </w:p>
-    <w:p>
-      <w:pPr>
-        <w:pStyle w:val="70"/>
-        <w:tabs>
-          <w:tab w:val="right" w:leader="dot" w:pos="9067"/>
-          <w:tab w:val="clear" w:pos="210"/>
-        </w:tabs>
-      </w:pPr>
-      <w:r>
-        <w:rPr>
-          <w:rFonts w:hint="default"/>
-          <w:lang w:val="vi-VN"/>
-        </w:rPr>
-        <w:fldChar w:fldCharType="begin"/>
-      </w:r>
-      <w:r>
-        <w:rPr>
-          <w:rFonts w:hint="default"/>
-          <w:lang w:val="vi-VN"/>
-        </w:rPr>
-        <w:instrText xml:space="preserve"> HYPERLINK \l _Toc3347 </w:instrText>
-      </w:r>
-      <w:r>
-        <w:rPr>
-          <w:rFonts w:hint="default"/>
-          <w:lang w:val="vi-VN"/>
-        </w:rPr>
-        <w:fldChar w:fldCharType="separate"/>
-      </w:r>
-      <w:r>
-        <w:rPr>
-          <w:rFonts w:hint="default"/>
-        </w:rPr>
-        <w:t xml:space="preserve">2. </w:t>
-      </w:r>
-      <w:r>
-        <w:t>Nhiệm vụ 2: What is testing?</w:t>
-      </w:r>
-      <w:r>
-        <w:tab/>
-      </w:r>
-      <w:r>
-        <w:fldChar w:fldCharType="begin"/>
-      </w:r>
-      <w:r>
-        <w:instrText xml:space="preserve"> PAGEREF _Toc3347 \h </w:instrText>
-      </w:r>
-      <w:r>
-        <w:fldChar w:fldCharType="separate"/>
-      </w:r>
-      <w:r>
-        <w:t>4</w:t>
+        <w:t>9</w:t>
       </w:r>
       <w:r>
         <w:fldChar w:fldCharType="end"/>
@@ -736,7 +3085,7 @@
           <w:rFonts w:hint="default"/>
           <w:lang w:val="vi-VN"/>
         </w:rPr>
-        <w:instrText xml:space="preserve"> HYPERLINK \l _Toc8845 </w:instrText>
+        <w:instrText xml:space="preserve"> HYPERLINK \l _Toc9002 </w:instrText>
       </w:r>
       <w:r>
         <w:rPr>
@@ -749,17 +3098,10 @@
         <w:rPr>
           <w:rFonts w:hint="default"/>
         </w:rPr>
-        <w:t xml:space="preserve">2.1. </w:t>
-      </w:r>
-      <w:r>
-        <w:t>Prompt</w:t>
-      </w:r>
-      <w:r>
-        <w:rPr>
-          <w:rFonts w:hint="default"/>
-          <w:lang w:val="vi-VN"/>
-        </w:rPr>
-        <w:t xml:space="preserve"> ngắn (Zero shot)</w:t>
+        <w:t xml:space="preserve">5. </w:t>
+      </w:r>
+      <w:r>
+        <w:t>Nhiệm vụ 5…tương tự gồm 3 phần</w:t>
       </w:r>
       <w:r>
         <w:tab/>
@@ -768,331 +3110,13 @@
         <w:fldChar w:fldCharType="begin"/>
       </w:r>
       <w:r>
-        <w:instrText xml:space="preserve"> PAGEREF _Toc8845 \h </w:instrText>
+        <w:instrText xml:space="preserve"> PAGEREF _Toc9002 \h </w:instrText>
       </w:r>
       <w:r>
         <w:fldChar w:fldCharType="separate"/>
       </w:r>
       <w:r>
-        <w:t>4</w:t>
-      </w:r>
-      <w:r>
-        <w:fldChar w:fldCharType="end"/>
-      </w:r>
-      <w:r>
-        <w:rPr>
-          <w:rFonts w:hint="default"/>
-          <w:lang w:val="vi-VN"/>
-        </w:rPr>
-        <w:fldChar w:fldCharType="end"/>
-      </w:r>
-    </w:p>
-    <w:p>
-      <w:pPr>
-        <w:pStyle w:val="72"/>
-        <w:tabs>
-          <w:tab w:val="right" w:leader="dot" w:pos="9067"/>
-          <w:tab w:val="clear" w:pos="210"/>
-        </w:tabs>
-      </w:pPr>
-      <w:r>
-        <w:rPr>
-          <w:rFonts w:hint="default"/>
-          <w:lang w:val="vi-VN"/>
-        </w:rPr>
-        <w:fldChar w:fldCharType="begin"/>
-      </w:r>
-      <w:r>
-        <w:rPr>
-          <w:rFonts w:hint="default"/>
-          <w:lang w:val="vi-VN"/>
-        </w:rPr>
-        <w:instrText xml:space="preserve"> HYPERLINK \l _Toc23772 </w:instrText>
-      </w:r>
-      <w:r>
-        <w:rPr>
-          <w:rFonts w:hint="default"/>
-          <w:lang w:val="vi-VN"/>
-        </w:rPr>
-        <w:fldChar w:fldCharType="separate"/>
-      </w:r>
-      <w:r>
-        <w:rPr>
-          <w:rFonts w:hint="default"/>
-          <w:lang w:val="vi-VN"/>
-        </w:rPr>
-        <w:t>2.1.1. Promt</w:t>
-      </w:r>
-      <w:r>
-        <w:tab/>
-      </w:r>
-      <w:r>
-        <w:fldChar w:fldCharType="begin"/>
-      </w:r>
-      <w:r>
-        <w:instrText xml:space="preserve"> PAGEREF _Toc23772 \h </w:instrText>
-      </w:r>
-      <w:r>
-        <w:fldChar w:fldCharType="separate"/>
-      </w:r>
-      <w:r>
-        <w:t>4</w:t>
-      </w:r>
-      <w:r>
-        <w:fldChar w:fldCharType="end"/>
-      </w:r>
-      <w:r>
-        <w:rPr>
-          <w:rFonts w:hint="default"/>
-          <w:lang w:val="vi-VN"/>
-        </w:rPr>
-        <w:fldChar w:fldCharType="end"/>
-      </w:r>
-    </w:p>
-    <w:p>
-      <w:pPr>
-        <w:pStyle w:val="72"/>
-        <w:tabs>
-          <w:tab w:val="right" w:leader="dot" w:pos="9067"/>
-          <w:tab w:val="clear" w:pos="210"/>
-        </w:tabs>
-      </w:pPr>
-      <w:r>
-        <w:rPr>
-          <w:rFonts w:hint="default"/>
-          <w:lang w:val="vi-VN"/>
-        </w:rPr>
-        <w:fldChar w:fldCharType="begin"/>
-      </w:r>
-      <w:r>
-        <w:rPr>
-          <w:rFonts w:hint="default"/>
-          <w:lang w:val="vi-VN"/>
-        </w:rPr>
-        <w:instrText xml:space="preserve"> HYPERLINK \l _Toc23724 </w:instrText>
-      </w:r>
-      <w:r>
-        <w:rPr>
-          <w:rFonts w:hint="default"/>
-          <w:lang w:val="vi-VN"/>
-        </w:rPr>
-        <w:fldChar w:fldCharType="separate"/>
-      </w:r>
-      <w:r>
-        <w:rPr>
-          <w:rFonts w:hint="default"/>
-        </w:rPr>
-        <w:t xml:space="preserve">2.1.2. </w:t>
-      </w:r>
-      <w:r>
-        <w:t>Câu trả lời AI:</w:t>
-      </w:r>
-      <w:r>
-        <w:tab/>
-      </w:r>
-      <w:r>
-        <w:fldChar w:fldCharType="begin"/>
-      </w:r>
-      <w:r>
-        <w:instrText xml:space="preserve"> PAGEREF _Toc23724 \h </w:instrText>
-      </w:r>
-      <w:r>
-        <w:fldChar w:fldCharType="separate"/>
-      </w:r>
-      <w:r>
-        <w:t>4</w:t>
-      </w:r>
-      <w:r>
-        <w:fldChar w:fldCharType="end"/>
-      </w:r>
-      <w:r>
-        <w:rPr>
-          <w:rFonts w:hint="default"/>
-          <w:lang w:val="vi-VN"/>
-        </w:rPr>
-        <w:fldChar w:fldCharType="end"/>
-      </w:r>
-    </w:p>
-    <w:p>
-      <w:pPr>
-        <w:pStyle w:val="73"/>
-        <w:tabs>
-          <w:tab w:val="right" w:leader="dot" w:pos="9067"/>
-          <w:tab w:val="clear" w:pos="210"/>
-        </w:tabs>
-      </w:pPr>
-      <w:r>
-        <w:rPr>
-          <w:rFonts w:hint="default"/>
-          <w:lang w:val="vi-VN"/>
-        </w:rPr>
-        <w:fldChar w:fldCharType="begin"/>
-      </w:r>
-      <w:r>
-        <w:rPr>
-          <w:rFonts w:hint="default"/>
-          <w:lang w:val="vi-VN"/>
-        </w:rPr>
-        <w:instrText xml:space="preserve"> HYPERLINK \l _Toc13359 </w:instrText>
-      </w:r>
-      <w:r>
-        <w:rPr>
-          <w:rFonts w:hint="default"/>
-          <w:lang w:val="vi-VN"/>
-        </w:rPr>
-        <w:fldChar w:fldCharType="separate"/>
-      </w:r>
-      <w:r>
-        <w:rPr>
-          <w:rFonts w:hint="default"/>
-        </w:rPr>
-        <w:t xml:space="preserve">2.1.2.1. </w:t>
-      </w:r>
-      <w:r>
-        <w:t>Định nghĩa về testing</w:t>
-      </w:r>
-      <w:r>
-        <w:tab/>
-      </w:r>
-      <w:r>
-        <w:fldChar w:fldCharType="begin"/>
-      </w:r>
-      <w:r>
-        <w:instrText xml:space="preserve"> PAGEREF _Toc13359 \h </w:instrText>
-      </w:r>
-      <w:r>
-        <w:fldChar w:fldCharType="separate"/>
-      </w:r>
-      <w:r>
-        <w:t>4</w:t>
-      </w:r>
-      <w:r>
-        <w:fldChar w:fldCharType="end"/>
-      </w:r>
-      <w:r>
-        <w:rPr>
-          <w:rFonts w:hint="default"/>
-          <w:lang w:val="vi-VN"/>
-        </w:rPr>
-        <w:fldChar w:fldCharType="end"/>
-      </w:r>
-    </w:p>
-    <w:p>
-      <w:pPr>
-        <w:pStyle w:val="73"/>
-        <w:tabs>
-          <w:tab w:val="right" w:leader="dot" w:pos="9067"/>
-          <w:tab w:val="clear" w:pos="210"/>
-        </w:tabs>
-      </w:pPr>
-      <w:r>
-        <w:rPr>
-          <w:rFonts w:hint="default"/>
-          <w:lang w:val="vi-VN"/>
-        </w:rPr>
-        <w:fldChar w:fldCharType="begin"/>
-      </w:r>
-      <w:r>
-        <w:rPr>
-          <w:rFonts w:hint="default"/>
-          <w:lang w:val="vi-VN"/>
-        </w:rPr>
-        <w:instrText xml:space="preserve"> HYPERLINK \l _Toc16190 </w:instrText>
-      </w:r>
-      <w:r>
-        <w:rPr>
-          <w:rFonts w:hint="default"/>
-          <w:lang w:val="vi-VN"/>
-        </w:rPr>
-        <w:fldChar w:fldCharType="separate"/>
-      </w:r>
-      <w:r>
-        <w:rPr>
-          <w:rFonts w:hint="default"/>
-        </w:rPr>
-        <w:t xml:space="preserve">2.1.2.2. </w:t>
-      </w:r>
-      <w:r>
-        <w:t>Phân biệt testing và debugging</w:t>
-      </w:r>
-      <w:r>
-        <w:tab/>
-      </w:r>
-      <w:r>
-        <w:fldChar w:fldCharType="begin"/>
-      </w:r>
-      <w:r>
-        <w:instrText xml:space="preserve"> PAGEREF _Toc16190 \h </w:instrText>
-      </w:r>
-      <w:r>
-        <w:fldChar w:fldCharType="separate"/>
-      </w:r>
-      <w:r>
-        <w:t>5</w:t>
-      </w:r>
-      <w:r>
-        <w:fldChar w:fldCharType="end"/>
-      </w:r>
-      <w:r>
-        <w:rPr>
-          <w:rFonts w:hint="default"/>
-          <w:lang w:val="vi-VN"/>
-        </w:rPr>
-        <w:fldChar w:fldCharType="end"/>
-      </w:r>
-    </w:p>
-    <w:p>
-      <w:pPr>
-        <w:pStyle w:val="73"/>
-        <w:tabs>
-          <w:tab w:val="right" w:leader="dot" w:pos="9067"/>
-          <w:tab w:val="clear" w:pos="210"/>
-        </w:tabs>
-      </w:pPr>
-      <w:r>
-        <w:rPr>
-          <w:rFonts w:hint="default"/>
-          <w:lang w:val="vi-VN"/>
-        </w:rPr>
-        <w:fldChar w:fldCharType="begin"/>
-      </w:r>
-      <w:r>
-        <w:rPr>
-          <w:rFonts w:hint="default"/>
-          <w:lang w:val="vi-VN"/>
-        </w:rPr>
-        <w:instrText xml:space="preserve"> HYPERLINK \l _Toc26107 </w:instrText>
-      </w:r>
-      <w:r>
-        <w:rPr>
-          <w:rFonts w:hint="default"/>
-          <w:lang w:val="vi-VN"/>
-        </w:rPr>
-        <w:fldChar w:fldCharType="separate"/>
-      </w:r>
-      <w:r>
-        <w:rPr>
-          <w:rFonts w:hint="default"/>
-        </w:rPr>
-        <w:t xml:space="preserve">2.1.2.3. </w:t>
-      </w:r>
-      <w:r>
-        <w:t>Phân biệt Verfication và validation</w:t>
-      </w:r>
-      <w:r>
-        <w:tab/>
-      </w:r>
-      <w:r>
-        <w:fldChar w:fldCharType="begin"/>
-      </w:r>
-      <w:r>
-        <w:instrText xml:space="preserve"> PAGEREF _Toc26107 \h </w:instrText>
-      </w:r>
-      <w:r>
-        <w:fldChar w:fldCharType="separate"/>
-      </w:r>
-      <w:r>
-        <w:t>5</w:t>
+        <w:t>9</w:t>
       </w:r>
       <w:r>
         <w:fldChar w:fldCharType="end"/>
@@ -1125,7 +3149,7 @@
           <w:rFonts w:hint="default"/>
           <w:lang w:val="vi-VN"/>
         </w:rPr>
-        <w:instrText xml:space="preserve"> HYPERLINK \l _Toc25592 </w:instrText>
+        <w:instrText xml:space="preserve"> HYPERLINK \l _Toc30865 </w:instrText>
       </w:r>
       <w:r>
         <w:rPr>
@@ -1138,17 +3162,10 @@
         <w:rPr>
           <w:rFonts w:hint="default"/>
         </w:rPr>
-        <w:t xml:space="preserve">2.2. </w:t>
-      </w:r>
-      <w:r>
-        <w:t>Prompt</w:t>
-      </w:r>
-      <w:r>
-        <w:rPr>
-          <w:rFonts w:hint="default"/>
-          <w:lang w:val="vi-VN"/>
-        </w:rPr>
-        <w:t xml:space="preserve"> ngắn (Zero shot)</w:t>
+        <w:t xml:space="preserve">6. </w:t>
+      </w:r>
+      <w:r>
+        <w:t>Phần kết luận (tự viết)</w:t>
       </w:r>
       <w:r>
         <w:tab/>
@@ -1157,331 +3174,13 @@
         <w:fldChar w:fldCharType="begin"/>
       </w:r>
       <w:r>
-        <w:instrText xml:space="preserve"> PAGEREF _Toc25592 \h </w:instrText>
+        <w:instrText xml:space="preserve"> PAGEREF _Toc30865 \h </w:instrText>
       </w:r>
       <w:r>
         <w:fldChar w:fldCharType="separate"/>
       </w:r>
       <w:r>
-        <w:t>6</w:t>
-      </w:r>
-      <w:r>
-        <w:fldChar w:fldCharType="end"/>
-      </w:r>
-      <w:r>
-        <w:rPr>
-          <w:rFonts w:hint="default"/>
-          <w:lang w:val="vi-VN"/>
-        </w:rPr>
-        <w:fldChar w:fldCharType="end"/>
-      </w:r>
-    </w:p>
-    <w:p>
-      <w:pPr>
-        <w:pStyle w:val="72"/>
-        <w:tabs>
-          <w:tab w:val="right" w:leader="dot" w:pos="9067"/>
-          <w:tab w:val="clear" w:pos="210"/>
-        </w:tabs>
-      </w:pPr>
-      <w:r>
-        <w:rPr>
-          <w:rFonts w:hint="default"/>
-          <w:lang w:val="vi-VN"/>
-        </w:rPr>
-        <w:fldChar w:fldCharType="begin"/>
-      </w:r>
-      <w:r>
-        <w:rPr>
-          <w:rFonts w:hint="default"/>
-          <w:lang w:val="vi-VN"/>
-        </w:rPr>
-        <w:instrText xml:space="preserve"> HYPERLINK \l _Toc30103 </w:instrText>
-      </w:r>
-      <w:r>
-        <w:rPr>
-          <w:rFonts w:hint="default"/>
-          <w:lang w:val="vi-VN"/>
-        </w:rPr>
-        <w:fldChar w:fldCharType="separate"/>
-      </w:r>
-      <w:r>
-        <w:rPr>
-          <w:rFonts w:hint="default"/>
-          <w:lang w:val="vi-VN"/>
-        </w:rPr>
-        <w:t>2.2.1. Promt</w:t>
-      </w:r>
-      <w:r>
-        <w:tab/>
-      </w:r>
-      <w:r>
-        <w:fldChar w:fldCharType="begin"/>
-      </w:r>
-      <w:r>
-        <w:instrText xml:space="preserve"> PAGEREF _Toc30103 \h </w:instrText>
-      </w:r>
-      <w:r>
-        <w:fldChar w:fldCharType="separate"/>
-      </w:r>
-      <w:r>
-        <w:t>6</w:t>
-      </w:r>
-      <w:r>
-        <w:fldChar w:fldCharType="end"/>
-      </w:r>
-      <w:r>
-        <w:rPr>
-          <w:rFonts w:hint="default"/>
-          <w:lang w:val="vi-VN"/>
-        </w:rPr>
-        <w:fldChar w:fldCharType="end"/>
-      </w:r>
-    </w:p>
-    <w:p>
-      <w:pPr>
-        <w:pStyle w:val="72"/>
-        <w:tabs>
-          <w:tab w:val="right" w:leader="dot" w:pos="9067"/>
-          <w:tab w:val="clear" w:pos="210"/>
-        </w:tabs>
-      </w:pPr>
-      <w:r>
-        <w:rPr>
-          <w:rFonts w:hint="default"/>
-          <w:lang w:val="vi-VN"/>
-        </w:rPr>
-        <w:fldChar w:fldCharType="begin"/>
-      </w:r>
-      <w:r>
-        <w:rPr>
-          <w:rFonts w:hint="default"/>
-          <w:lang w:val="vi-VN"/>
-        </w:rPr>
-        <w:instrText xml:space="preserve"> HYPERLINK \l _Toc14178 </w:instrText>
-      </w:r>
-      <w:r>
-        <w:rPr>
-          <w:rFonts w:hint="default"/>
-          <w:lang w:val="vi-VN"/>
-        </w:rPr>
-        <w:fldChar w:fldCharType="separate"/>
-      </w:r>
-      <w:r>
-        <w:rPr>
-          <w:rFonts w:hint="default"/>
-        </w:rPr>
-        <w:t xml:space="preserve">2.2.2. </w:t>
-      </w:r>
-      <w:r>
-        <w:t>Câu trả lời AI:</w:t>
-      </w:r>
-      <w:r>
-        <w:tab/>
-      </w:r>
-      <w:r>
-        <w:fldChar w:fldCharType="begin"/>
-      </w:r>
-      <w:r>
-        <w:instrText xml:space="preserve"> PAGEREF _Toc14178 \h </w:instrText>
-      </w:r>
-      <w:r>
-        <w:fldChar w:fldCharType="separate"/>
-      </w:r>
-      <w:r>
-        <w:t>6</w:t>
-      </w:r>
-      <w:r>
-        <w:fldChar w:fldCharType="end"/>
-      </w:r>
-      <w:r>
-        <w:rPr>
-          <w:rFonts w:hint="default"/>
-          <w:lang w:val="vi-VN"/>
-        </w:rPr>
-        <w:fldChar w:fldCharType="end"/>
-      </w:r>
-    </w:p>
-    <w:p>
-      <w:pPr>
-        <w:pStyle w:val="73"/>
-        <w:tabs>
-          <w:tab w:val="right" w:leader="dot" w:pos="9067"/>
-          <w:tab w:val="clear" w:pos="210"/>
-        </w:tabs>
-      </w:pPr>
-      <w:r>
-        <w:rPr>
-          <w:rFonts w:hint="default"/>
-          <w:lang w:val="vi-VN"/>
-        </w:rPr>
-        <w:fldChar w:fldCharType="begin"/>
-      </w:r>
-      <w:r>
-        <w:rPr>
-          <w:rFonts w:hint="default"/>
-          <w:lang w:val="vi-VN"/>
-        </w:rPr>
-        <w:instrText xml:space="preserve"> HYPERLINK \l _Toc438 </w:instrText>
-      </w:r>
-      <w:r>
-        <w:rPr>
-          <w:rFonts w:hint="default"/>
-          <w:lang w:val="vi-VN"/>
-        </w:rPr>
-        <w:fldChar w:fldCharType="separate"/>
-      </w:r>
-      <w:r>
-        <w:rPr>
-          <w:rFonts w:hint="default"/>
-        </w:rPr>
-        <w:t xml:space="preserve">2.2.2.1. </w:t>
-      </w:r>
-      <w:r>
-        <w:t>Định nghĩa về testing</w:t>
-      </w:r>
-      <w:r>
-        <w:tab/>
-      </w:r>
-      <w:r>
-        <w:fldChar w:fldCharType="begin"/>
-      </w:r>
-      <w:r>
-        <w:instrText xml:space="preserve"> PAGEREF _Toc438 \h </w:instrText>
-      </w:r>
-      <w:r>
-        <w:fldChar w:fldCharType="separate"/>
-      </w:r>
-      <w:r>
-        <w:t>6</w:t>
-      </w:r>
-      <w:r>
-        <w:fldChar w:fldCharType="end"/>
-      </w:r>
-      <w:r>
-        <w:rPr>
-          <w:rFonts w:hint="default"/>
-          <w:lang w:val="vi-VN"/>
-        </w:rPr>
-        <w:fldChar w:fldCharType="end"/>
-      </w:r>
-    </w:p>
-    <w:p>
-      <w:pPr>
-        <w:pStyle w:val="73"/>
-        <w:tabs>
-          <w:tab w:val="right" w:leader="dot" w:pos="9067"/>
-          <w:tab w:val="clear" w:pos="210"/>
-        </w:tabs>
-      </w:pPr>
-      <w:r>
-        <w:rPr>
-          <w:rFonts w:hint="default"/>
-          <w:lang w:val="vi-VN"/>
-        </w:rPr>
-        <w:fldChar w:fldCharType="begin"/>
-      </w:r>
-      <w:r>
-        <w:rPr>
-          <w:rFonts w:hint="default"/>
-          <w:lang w:val="vi-VN"/>
-        </w:rPr>
-        <w:instrText xml:space="preserve"> HYPERLINK \l _Toc22670 </w:instrText>
-      </w:r>
-      <w:r>
-        <w:rPr>
-          <w:rFonts w:hint="default"/>
-          <w:lang w:val="vi-VN"/>
-        </w:rPr>
-        <w:fldChar w:fldCharType="separate"/>
-      </w:r>
-      <w:r>
-        <w:rPr>
-          <w:rFonts w:hint="default"/>
-        </w:rPr>
-        <w:t xml:space="preserve">2.2.2.2. </w:t>
-      </w:r>
-      <w:r>
-        <w:t>Phân biệt testing và debugging</w:t>
-      </w:r>
-      <w:r>
-        <w:tab/>
-      </w:r>
-      <w:r>
-        <w:fldChar w:fldCharType="begin"/>
-      </w:r>
-      <w:r>
-        <w:instrText xml:space="preserve"> PAGEREF _Toc22670 \h </w:instrText>
-      </w:r>
-      <w:r>
-        <w:fldChar w:fldCharType="separate"/>
-      </w:r>
-      <w:r>
-        <w:t>7</w:t>
-      </w:r>
-      <w:r>
-        <w:fldChar w:fldCharType="end"/>
-      </w:r>
-      <w:r>
-        <w:rPr>
-          <w:rFonts w:hint="default"/>
-          <w:lang w:val="vi-VN"/>
-        </w:rPr>
-        <w:fldChar w:fldCharType="end"/>
-      </w:r>
-    </w:p>
-    <w:p>
-      <w:pPr>
-        <w:pStyle w:val="73"/>
-        <w:tabs>
-          <w:tab w:val="right" w:leader="dot" w:pos="9067"/>
-          <w:tab w:val="clear" w:pos="210"/>
-        </w:tabs>
-      </w:pPr>
-      <w:r>
-        <w:rPr>
-          <w:rFonts w:hint="default"/>
-          <w:lang w:val="vi-VN"/>
-        </w:rPr>
-        <w:fldChar w:fldCharType="begin"/>
-      </w:r>
-      <w:r>
-        <w:rPr>
-          <w:rFonts w:hint="default"/>
-          <w:lang w:val="vi-VN"/>
-        </w:rPr>
-        <w:instrText xml:space="preserve"> HYPERLINK \l _Toc17341 </w:instrText>
-      </w:r>
-      <w:r>
-        <w:rPr>
-          <w:rFonts w:hint="default"/>
-          <w:lang w:val="vi-VN"/>
-        </w:rPr>
-        <w:fldChar w:fldCharType="separate"/>
-      </w:r>
-      <w:r>
-        <w:rPr>
-          <w:rFonts w:hint="default"/>
-        </w:rPr>
-        <w:t xml:space="preserve">2.2.2.3. </w:t>
-      </w:r>
-      <w:r>
-        <w:t>Phân biệt Verfication và validation</w:t>
-      </w:r>
-      <w:r>
-        <w:tab/>
-      </w:r>
-      <w:r>
-        <w:fldChar w:fldCharType="begin"/>
-      </w:r>
-      <w:r>
-        <w:instrText xml:space="preserve"> PAGEREF _Toc17341 \h </w:instrText>
-      </w:r>
-      <w:r>
-        <w:fldChar w:fldCharType="separate"/>
-      </w:r>
-      <w:r>
-        <w:t>7</w:t>
+        <w:t>9</w:t>
       </w:r>
       <w:r>
         <w:fldChar w:fldCharType="end"/>
@@ -1514,7 +3213,7 @@
           <w:rFonts w:hint="default"/>
           <w:lang w:val="vi-VN"/>
         </w:rPr>
-        <w:instrText xml:space="preserve"> HYPERLINK \l _Toc16247 </w:instrText>
+        <w:instrText xml:space="preserve"> HYPERLINK \l _Toc10764 </w:instrText>
       </w:r>
       <w:r>
         <w:rPr>
@@ -1526,11 +3225,12 @@
       <w:r>
         <w:rPr>
           <w:rFonts w:hint="default"/>
-        </w:rPr>
-        <w:t xml:space="preserve">2.3. </w:t>
-      </w:r>
-      <w:r>
-        <w:t>Nhận xét kết quả trả lời của AI</w:t>
+          <w:lang w:val="vi-VN"/>
+        </w:rPr>
+        <w:t xml:space="preserve">7. </w:t>
+      </w:r>
+      <w:r>
+        <w:t>Tài liệu tham khảo.</w:t>
       </w:r>
       <w:r>
         <w:tab/>
@@ -1539,13 +3239,13 @@
         <w:fldChar w:fldCharType="begin"/>
       </w:r>
       <w:r>
-        <w:instrText xml:space="preserve"> PAGEREF _Toc16247 \h </w:instrText>
+        <w:instrText xml:space="preserve"> PAGEREF _Toc10764 \h </w:instrText>
       </w:r>
       <w:r>
         <w:fldChar w:fldCharType="separate"/>
       </w:r>
       <w:r>
-        <w:t>8</w:t>
+        <w:t>9</w:t>
       </w:r>
       <w:r>
         <w:fldChar w:fldCharType="end"/>
@@ -1560,60 +3260,11 @@
     </w:p>
     <w:p>
       <w:pPr>
-        <w:pStyle w:val="70"/>
-        <w:tabs>
-          <w:tab w:val="right" w:leader="dot" w:pos="9067"/>
-          <w:tab w:val="clear" w:pos="210"/>
-        </w:tabs>
-      </w:pPr>
-      <w:r>
-        <w:rPr>
-          <w:rFonts w:hint="default"/>
-          <w:lang w:val="vi-VN"/>
-        </w:rPr>
-        <w:fldChar w:fldCharType="begin"/>
-      </w:r>
-      <w:r>
-        <w:rPr>
-          <w:rFonts w:hint="default"/>
-          <w:lang w:val="vi-VN"/>
-        </w:rPr>
-        <w:instrText xml:space="preserve"> HYPERLINK \l _Toc12068 </w:instrText>
-      </w:r>
-      <w:r>
-        <w:rPr>
-          <w:rFonts w:hint="default"/>
-          <w:lang w:val="vi-VN"/>
-        </w:rPr>
-        <w:fldChar w:fldCharType="separate"/>
-      </w:r>
-      <w:r>
-        <w:rPr>
-          <w:rFonts w:hint="default"/>
-        </w:rPr>
-        <w:t xml:space="preserve">3. </w:t>
-      </w:r>
-      <w:r>
-        <w:t>Nhiệm vụ 3: 7 principles of software testing</w:t>
-      </w:r>
-      <w:r>
-        <w:tab/>
-      </w:r>
-      <w:r>
-        <w:fldChar w:fldCharType="begin"/>
-      </w:r>
-      <w:r>
-        <w:instrText xml:space="preserve"> PAGEREF _Toc12068 \h </w:instrText>
-      </w:r>
-      <w:r>
-        <w:fldChar w:fldCharType="separate"/>
-      </w:r>
-      <w:r>
-        <w:t>8</w:t>
-      </w:r>
-      <w:r>
-        <w:fldChar w:fldCharType="end"/>
-      </w:r>
+        <w:rPr>
+          <w:rFonts w:hint="default"/>
+          <w:lang w:val="vi-VN"/>
+        </w:rPr>
+      </w:pPr>
       <w:r>
         <w:rPr>
           <w:rFonts w:hint="default"/>
@@ -1624,1552 +3275,29 @@
     </w:p>
     <w:p>
       <w:pPr>
-        <w:pStyle w:val="71"/>
-        <w:tabs>
-          <w:tab w:val="right" w:leader="dot" w:pos="9067"/>
-          <w:tab w:val="clear" w:pos="210"/>
-        </w:tabs>
-      </w:pPr>
-      <w:r>
-        <w:rPr>
-          <w:rFonts w:hint="default"/>
-          <w:lang w:val="vi-VN"/>
-        </w:rPr>
-        <w:fldChar w:fldCharType="begin"/>
-      </w:r>
-      <w:r>
-        <w:rPr>
-          <w:rFonts w:hint="default"/>
-          <w:lang w:val="vi-VN"/>
-        </w:rPr>
-        <w:instrText xml:space="preserve"> HYPERLINK \l _Toc10108 </w:instrText>
-      </w:r>
-      <w:r>
-        <w:rPr>
-          <w:rFonts w:hint="default"/>
-          <w:lang w:val="vi-VN"/>
-        </w:rPr>
-        <w:fldChar w:fldCharType="separate"/>
-      </w:r>
-      <w:r>
-        <w:rPr>
-          <w:rFonts w:hint="default"/>
-        </w:rPr>
-        <w:t xml:space="preserve">3.1. </w:t>
-      </w:r>
-      <w:r>
-        <w:t>Prompt</w:t>
-      </w:r>
-      <w:r>
-        <w:rPr>
-          <w:rFonts w:hint="default"/>
-          <w:lang w:val="vi-VN"/>
-        </w:rPr>
-        <w:t xml:space="preserve"> 1</w:t>
-      </w:r>
-      <w:r>
-        <w:tab/>
-      </w:r>
-      <w:r>
-        <w:fldChar w:fldCharType="begin"/>
-      </w:r>
-      <w:r>
-        <w:instrText xml:space="preserve"> PAGEREF _Toc10108 \h </w:instrText>
-      </w:r>
-      <w:r>
-        <w:fldChar w:fldCharType="separate"/>
-      </w:r>
-      <w:r>
-        <w:t>8</w:t>
-      </w:r>
-      <w:r>
-        <w:fldChar w:fldCharType="end"/>
-      </w:r>
-      <w:r>
-        <w:rPr>
-          <w:rFonts w:hint="default"/>
-          <w:lang w:val="vi-VN"/>
-        </w:rPr>
-        <w:fldChar w:fldCharType="end"/>
+        <w:rPr>
+          <w:rFonts w:hint="default"/>
+          <w:lang w:val="vi-VN"/>
+        </w:rPr>
+      </w:pPr>
+      <w:r>
+        <w:rPr>
+          <w:rFonts w:hint="default"/>
+          <w:lang w:val="vi-VN"/>
+        </w:rPr>
+        <w:br w:type="page"/>
       </w:r>
     </w:p>
     <w:p>
       <w:pPr>
-        <w:pStyle w:val="72"/>
-        <w:tabs>
-          <w:tab w:val="right" w:leader="dot" w:pos="9067"/>
-          <w:tab w:val="clear" w:pos="210"/>
-        </w:tabs>
-      </w:pPr>
-      <w:r>
-        <w:rPr>
-          <w:rFonts w:hint="default"/>
-          <w:lang w:val="vi-VN"/>
-        </w:rPr>
-        <w:fldChar w:fldCharType="begin"/>
-      </w:r>
-      <w:r>
-        <w:rPr>
-          <w:rFonts w:hint="default"/>
-          <w:lang w:val="vi-VN"/>
-        </w:rPr>
-        <w:instrText xml:space="preserve"> HYPERLINK \l _Toc22665 </w:instrText>
-      </w:r>
-      <w:r>
-        <w:rPr>
-          <w:rFonts w:hint="default"/>
-          <w:lang w:val="vi-VN"/>
-        </w:rPr>
-        <w:fldChar w:fldCharType="separate"/>
-      </w:r>
-      <w:r>
-        <w:rPr>
-          <w:rFonts w:hint="default"/>
-          <w:lang w:val="vi-VN"/>
-        </w:rPr>
-        <w:t>3.1.1. Promt</w:t>
-      </w:r>
-      <w:r>
-        <w:tab/>
-      </w:r>
-      <w:r>
-        <w:fldChar w:fldCharType="begin"/>
-      </w:r>
-      <w:r>
-        <w:instrText xml:space="preserve"> PAGEREF _Toc22665 \h </w:instrText>
-      </w:r>
-      <w:r>
-        <w:fldChar w:fldCharType="separate"/>
-      </w:r>
-      <w:r>
-        <w:t>8</w:t>
-      </w:r>
-      <w:r>
-        <w:fldChar w:fldCharType="end"/>
-      </w:r>
-      <w:r>
-        <w:rPr>
-          <w:rFonts w:hint="default"/>
-          <w:lang w:val="vi-VN"/>
-        </w:rPr>
-        <w:fldChar w:fldCharType="end"/>
-      </w:r>
-    </w:p>
-    <w:p>
-      <w:pPr>
-        <w:pStyle w:val="72"/>
-        <w:tabs>
-          <w:tab w:val="right" w:leader="dot" w:pos="9067"/>
-          <w:tab w:val="clear" w:pos="210"/>
-        </w:tabs>
-      </w:pPr>
-      <w:r>
-        <w:rPr>
-          <w:rFonts w:hint="default"/>
-          <w:lang w:val="vi-VN"/>
-        </w:rPr>
-        <w:fldChar w:fldCharType="begin"/>
-      </w:r>
-      <w:r>
-        <w:rPr>
-          <w:rFonts w:hint="default"/>
-          <w:lang w:val="vi-VN"/>
-        </w:rPr>
-        <w:instrText xml:space="preserve"> HYPERLINK \l _Toc26258 </w:instrText>
-      </w:r>
-      <w:r>
-        <w:rPr>
-          <w:rFonts w:hint="default"/>
-          <w:lang w:val="vi-VN"/>
-        </w:rPr>
-        <w:fldChar w:fldCharType="separate"/>
-      </w:r>
-      <w:r>
-        <w:rPr>
-          <w:rFonts w:hint="default"/>
-        </w:rPr>
-        <w:t xml:space="preserve">3.1.2. </w:t>
-      </w:r>
-      <w:r>
-        <w:t>Câu trả lời của AI:</w:t>
-      </w:r>
-      <w:r>
-        <w:tab/>
-      </w:r>
-      <w:r>
-        <w:fldChar w:fldCharType="begin"/>
-      </w:r>
-      <w:r>
-        <w:instrText xml:space="preserve"> PAGEREF _Toc26258 \h </w:instrText>
-      </w:r>
-      <w:r>
-        <w:fldChar w:fldCharType="separate"/>
-      </w:r>
-      <w:r>
-        <w:t>8</w:t>
-      </w:r>
-      <w:r>
-        <w:fldChar w:fldCharType="end"/>
-      </w:r>
-      <w:r>
-        <w:rPr>
-          <w:rFonts w:hint="default"/>
-          <w:lang w:val="vi-VN"/>
-        </w:rPr>
-        <w:fldChar w:fldCharType="end"/>
-      </w:r>
-    </w:p>
-    <w:p>
-      <w:pPr>
-        <w:pStyle w:val="73"/>
-        <w:tabs>
-          <w:tab w:val="right" w:leader="dot" w:pos="9067"/>
-          <w:tab w:val="clear" w:pos="210"/>
-        </w:tabs>
-      </w:pPr>
-      <w:r>
-        <w:rPr>
-          <w:rFonts w:hint="default"/>
-          <w:lang w:val="vi-VN"/>
-        </w:rPr>
-        <w:fldChar w:fldCharType="begin"/>
-      </w:r>
-      <w:r>
-        <w:rPr>
-          <w:rFonts w:hint="default"/>
-          <w:lang w:val="vi-VN"/>
-        </w:rPr>
-        <w:instrText xml:space="preserve"> HYPERLINK \l _Toc19094 </w:instrText>
-      </w:r>
-      <w:r>
-        <w:rPr>
-          <w:rFonts w:hint="default"/>
-          <w:lang w:val="vi-VN"/>
-        </w:rPr>
-        <w:fldChar w:fldCharType="separate"/>
-      </w:r>
-      <w:r>
-        <w:rPr>
-          <w:rFonts w:hint="default"/>
-        </w:rPr>
-        <w:t xml:space="preserve">3.1.2.1. </w:t>
-      </w:r>
-      <w:r>
-        <w:t>Nguyên tắc 1</w:t>
-      </w:r>
-      <w:r>
-        <w:tab/>
-      </w:r>
-      <w:r>
-        <w:fldChar w:fldCharType="begin"/>
-      </w:r>
-      <w:r>
-        <w:instrText xml:space="preserve"> PAGEREF _Toc19094 \h </w:instrText>
-      </w:r>
-      <w:r>
-        <w:fldChar w:fldCharType="separate"/>
-      </w:r>
-      <w:r>
-        <w:t>8</w:t>
-      </w:r>
-      <w:r>
-        <w:fldChar w:fldCharType="end"/>
-      </w:r>
-      <w:r>
-        <w:rPr>
-          <w:rFonts w:hint="default"/>
-          <w:lang w:val="vi-VN"/>
-        </w:rPr>
-        <w:fldChar w:fldCharType="end"/>
-      </w:r>
-    </w:p>
-    <w:p>
-      <w:pPr>
-        <w:pStyle w:val="73"/>
-        <w:tabs>
-          <w:tab w:val="right" w:leader="dot" w:pos="9067"/>
-          <w:tab w:val="clear" w:pos="210"/>
-        </w:tabs>
-      </w:pPr>
-      <w:r>
-        <w:rPr>
-          <w:rFonts w:hint="default"/>
-          <w:lang w:val="vi-VN"/>
-        </w:rPr>
-        <w:fldChar w:fldCharType="begin"/>
-      </w:r>
-      <w:r>
-        <w:rPr>
-          <w:rFonts w:hint="default"/>
-          <w:lang w:val="vi-VN"/>
-        </w:rPr>
-        <w:instrText xml:space="preserve"> HYPERLINK \l _Toc24352 </w:instrText>
-      </w:r>
-      <w:r>
-        <w:rPr>
-          <w:rFonts w:hint="default"/>
-          <w:lang w:val="vi-VN"/>
-        </w:rPr>
-        <w:fldChar w:fldCharType="separate"/>
-      </w:r>
-      <w:r>
-        <w:rPr>
-          <w:rFonts w:hint="default"/>
-        </w:rPr>
-        <w:t xml:space="preserve">3.1.2.2. </w:t>
-      </w:r>
-      <w:r>
-        <w:t>Nguyên tắc 2</w:t>
-      </w:r>
-      <w:r>
-        <w:tab/>
-      </w:r>
-      <w:r>
-        <w:fldChar w:fldCharType="begin"/>
-      </w:r>
-      <w:r>
-        <w:instrText xml:space="preserve"> PAGEREF _Toc24352 \h </w:instrText>
-      </w:r>
-      <w:r>
-        <w:fldChar w:fldCharType="separate"/>
-      </w:r>
-      <w:r>
-        <w:t>8</w:t>
-      </w:r>
-      <w:r>
-        <w:fldChar w:fldCharType="end"/>
-      </w:r>
-      <w:r>
-        <w:rPr>
-          <w:rFonts w:hint="default"/>
-          <w:lang w:val="vi-VN"/>
-        </w:rPr>
-        <w:fldChar w:fldCharType="end"/>
-      </w:r>
-    </w:p>
-    <w:p>
-      <w:pPr>
-        <w:pStyle w:val="73"/>
-        <w:tabs>
-          <w:tab w:val="right" w:leader="dot" w:pos="9067"/>
-          <w:tab w:val="clear" w:pos="210"/>
-        </w:tabs>
-      </w:pPr>
-      <w:r>
-        <w:rPr>
-          <w:rFonts w:hint="default"/>
-          <w:lang w:val="vi-VN"/>
-        </w:rPr>
-        <w:fldChar w:fldCharType="begin"/>
-      </w:r>
-      <w:r>
-        <w:rPr>
-          <w:rFonts w:hint="default"/>
-          <w:lang w:val="vi-VN"/>
-        </w:rPr>
-        <w:instrText xml:space="preserve"> HYPERLINK \l _Toc24305 </w:instrText>
-      </w:r>
-      <w:r>
-        <w:rPr>
-          <w:rFonts w:hint="default"/>
-          <w:lang w:val="vi-VN"/>
-        </w:rPr>
-        <w:fldChar w:fldCharType="separate"/>
-      </w:r>
-      <w:r>
-        <w:rPr>
-          <w:rFonts w:hint="default"/>
-        </w:rPr>
-        <w:t xml:space="preserve">3.1.2.3. </w:t>
-      </w:r>
-      <w:r>
-        <w:t xml:space="preserve">Nguyên tắc </w:t>
-      </w:r>
-      <w:r>
-        <w:rPr>
-          <w:rFonts w:hint="default"/>
-          <w:lang w:val="vi-VN"/>
-        </w:rPr>
-        <w:t>3</w:t>
-      </w:r>
-      <w:r>
-        <w:tab/>
-      </w:r>
-      <w:r>
-        <w:fldChar w:fldCharType="begin"/>
-      </w:r>
-      <w:r>
-        <w:instrText xml:space="preserve"> PAGEREF _Toc24305 \h </w:instrText>
-      </w:r>
-      <w:r>
-        <w:fldChar w:fldCharType="separate"/>
-      </w:r>
-      <w:r>
-        <w:t>8</w:t>
-      </w:r>
-      <w:r>
-        <w:fldChar w:fldCharType="end"/>
-      </w:r>
-      <w:r>
-        <w:rPr>
-          <w:rFonts w:hint="default"/>
-          <w:lang w:val="vi-VN"/>
-        </w:rPr>
-        <w:fldChar w:fldCharType="end"/>
-      </w:r>
-    </w:p>
-    <w:p>
-      <w:pPr>
-        <w:pStyle w:val="71"/>
-        <w:tabs>
-          <w:tab w:val="right" w:leader="dot" w:pos="9067"/>
-          <w:tab w:val="clear" w:pos="210"/>
-        </w:tabs>
-      </w:pPr>
-      <w:r>
-        <w:rPr>
-          <w:rFonts w:hint="default"/>
-          <w:lang w:val="vi-VN"/>
-        </w:rPr>
-        <w:fldChar w:fldCharType="begin"/>
-      </w:r>
-      <w:r>
-        <w:rPr>
-          <w:rFonts w:hint="default"/>
-          <w:lang w:val="vi-VN"/>
-        </w:rPr>
-        <w:instrText xml:space="preserve"> HYPERLINK \l _Toc27043 </w:instrText>
-      </w:r>
-      <w:r>
-        <w:rPr>
-          <w:rFonts w:hint="default"/>
-          <w:lang w:val="vi-VN"/>
-        </w:rPr>
-        <w:fldChar w:fldCharType="separate"/>
-      </w:r>
-      <w:r>
-        <w:rPr>
-          <w:rFonts w:hint="default"/>
-        </w:rPr>
-        <w:t xml:space="preserve">3.2. </w:t>
-      </w:r>
-      <w:r>
-        <w:t>Prompt</w:t>
-      </w:r>
-      <w:r>
-        <w:rPr>
-          <w:rFonts w:hint="default"/>
-          <w:lang w:val="vi-VN"/>
-        </w:rPr>
-        <w:t xml:space="preserve"> 2</w:t>
-      </w:r>
-      <w:r>
-        <w:tab/>
-      </w:r>
-      <w:r>
-        <w:fldChar w:fldCharType="begin"/>
-      </w:r>
-      <w:r>
-        <w:instrText xml:space="preserve"> PAGEREF _Toc27043 \h </w:instrText>
-      </w:r>
-      <w:r>
-        <w:fldChar w:fldCharType="separate"/>
-      </w:r>
-      <w:r>
-        <w:t>8</w:t>
-      </w:r>
-      <w:r>
-        <w:fldChar w:fldCharType="end"/>
-      </w:r>
-      <w:r>
-        <w:rPr>
-          <w:rFonts w:hint="default"/>
-          <w:lang w:val="vi-VN"/>
-        </w:rPr>
-        <w:fldChar w:fldCharType="end"/>
-      </w:r>
-    </w:p>
-    <w:p>
-      <w:pPr>
-        <w:pStyle w:val="72"/>
-        <w:tabs>
-          <w:tab w:val="right" w:leader="dot" w:pos="9067"/>
-          <w:tab w:val="clear" w:pos="210"/>
-        </w:tabs>
-      </w:pPr>
-      <w:r>
-        <w:rPr>
-          <w:rFonts w:hint="default"/>
-          <w:lang w:val="vi-VN"/>
-        </w:rPr>
-        <w:fldChar w:fldCharType="begin"/>
-      </w:r>
-      <w:r>
-        <w:rPr>
-          <w:rFonts w:hint="default"/>
-          <w:lang w:val="vi-VN"/>
-        </w:rPr>
-        <w:instrText xml:space="preserve"> HYPERLINK \l _Toc9163 </w:instrText>
-      </w:r>
-      <w:r>
-        <w:rPr>
-          <w:rFonts w:hint="default"/>
-          <w:lang w:val="vi-VN"/>
-        </w:rPr>
-        <w:fldChar w:fldCharType="separate"/>
-      </w:r>
-      <w:r>
-        <w:rPr>
-          <w:rFonts w:hint="default"/>
-          <w:lang w:val="vi-VN"/>
-        </w:rPr>
-        <w:t>3.2.1. Promt</w:t>
-      </w:r>
-      <w:r>
-        <w:tab/>
-      </w:r>
-      <w:r>
-        <w:fldChar w:fldCharType="begin"/>
-      </w:r>
-      <w:r>
-        <w:instrText xml:space="preserve"> PAGEREF _Toc9163 \h </w:instrText>
-      </w:r>
-      <w:r>
-        <w:fldChar w:fldCharType="separate"/>
-      </w:r>
-      <w:r>
-        <w:t>8</w:t>
-      </w:r>
-      <w:r>
-        <w:fldChar w:fldCharType="end"/>
-      </w:r>
-      <w:r>
-        <w:rPr>
-          <w:rFonts w:hint="default"/>
-          <w:lang w:val="vi-VN"/>
-        </w:rPr>
-        <w:fldChar w:fldCharType="end"/>
-      </w:r>
-    </w:p>
-    <w:p>
-      <w:pPr>
-        <w:pStyle w:val="72"/>
-        <w:tabs>
-          <w:tab w:val="right" w:leader="dot" w:pos="9067"/>
-          <w:tab w:val="clear" w:pos="210"/>
-        </w:tabs>
-      </w:pPr>
-      <w:r>
-        <w:rPr>
-          <w:rFonts w:hint="default"/>
-          <w:lang w:val="vi-VN"/>
-        </w:rPr>
-        <w:fldChar w:fldCharType="begin"/>
-      </w:r>
-      <w:r>
-        <w:rPr>
-          <w:rFonts w:hint="default"/>
-          <w:lang w:val="vi-VN"/>
-        </w:rPr>
-        <w:instrText xml:space="preserve"> HYPERLINK \l _Toc15501 </w:instrText>
-      </w:r>
-      <w:r>
-        <w:rPr>
-          <w:rFonts w:hint="default"/>
-          <w:lang w:val="vi-VN"/>
-        </w:rPr>
-        <w:fldChar w:fldCharType="separate"/>
-      </w:r>
-      <w:r>
-        <w:rPr>
-          <w:rFonts w:hint="default"/>
-        </w:rPr>
-        <w:t xml:space="preserve">3.2.2. </w:t>
-      </w:r>
-      <w:r>
-        <w:t>Câu trả lời của AI</w:t>
-      </w:r>
-      <w:r>
-        <w:tab/>
-      </w:r>
-      <w:r>
-        <w:fldChar w:fldCharType="begin"/>
-      </w:r>
-      <w:r>
-        <w:instrText xml:space="preserve"> PAGEREF _Toc15501 \h </w:instrText>
-      </w:r>
-      <w:r>
-        <w:fldChar w:fldCharType="separate"/>
-      </w:r>
-      <w:r>
-        <w:t>8</w:t>
-      </w:r>
-      <w:r>
-        <w:fldChar w:fldCharType="end"/>
-      </w:r>
-      <w:r>
-        <w:rPr>
-          <w:rFonts w:hint="default"/>
-          <w:lang w:val="vi-VN"/>
-        </w:rPr>
-        <w:fldChar w:fldCharType="end"/>
-      </w:r>
-    </w:p>
-    <w:p>
-      <w:pPr>
-        <w:pStyle w:val="73"/>
-        <w:tabs>
-          <w:tab w:val="right" w:leader="dot" w:pos="9067"/>
-          <w:tab w:val="clear" w:pos="210"/>
-        </w:tabs>
-      </w:pPr>
-      <w:r>
-        <w:rPr>
-          <w:rFonts w:hint="default"/>
-          <w:lang w:val="vi-VN"/>
-        </w:rPr>
-        <w:fldChar w:fldCharType="begin"/>
-      </w:r>
-      <w:r>
-        <w:rPr>
-          <w:rFonts w:hint="default"/>
-          <w:lang w:val="vi-VN"/>
-        </w:rPr>
-        <w:instrText xml:space="preserve"> HYPERLINK \l _Toc23242 </w:instrText>
-      </w:r>
-      <w:r>
-        <w:rPr>
-          <w:rFonts w:hint="default"/>
-          <w:lang w:val="vi-VN"/>
-        </w:rPr>
-        <w:fldChar w:fldCharType="separate"/>
-      </w:r>
-      <w:r>
-        <w:rPr>
-          <w:rFonts w:hint="default"/>
-        </w:rPr>
-        <w:t xml:space="preserve">3.2.2.1. </w:t>
-      </w:r>
-      <w:r>
-        <w:t>Nguyên tắc 1</w:t>
-      </w:r>
-      <w:r>
-        <w:tab/>
-      </w:r>
-      <w:r>
-        <w:fldChar w:fldCharType="begin"/>
-      </w:r>
-      <w:r>
-        <w:instrText xml:space="preserve"> PAGEREF _Toc23242 \h </w:instrText>
-      </w:r>
-      <w:r>
-        <w:fldChar w:fldCharType="separate"/>
-      </w:r>
-      <w:r>
-        <w:t>8</w:t>
-      </w:r>
-      <w:r>
-        <w:fldChar w:fldCharType="end"/>
-      </w:r>
-      <w:r>
-        <w:rPr>
-          <w:rFonts w:hint="default"/>
-          <w:lang w:val="vi-VN"/>
-        </w:rPr>
-        <w:fldChar w:fldCharType="end"/>
-      </w:r>
-    </w:p>
-    <w:p>
-      <w:pPr>
-        <w:pStyle w:val="73"/>
-        <w:tabs>
-          <w:tab w:val="right" w:leader="dot" w:pos="9067"/>
-          <w:tab w:val="clear" w:pos="210"/>
-        </w:tabs>
-      </w:pPr>
-      <w:r>
-        <w:rPr>
-          <w:rFonts w:hint="default"/>
-          <w:lang w:val="vi-VN"/>
-        </w:rPr>
-        <w:fldChar w:fldCharType="begin"/>
-      </w:r>
-      <w:r>
-        <w:rPr>
-          <w:rFonts w:hint="default"/>
-          <w:lang w:val="vi-VN"/>
-        </w:rPr>
-        <w:instrText xml:space="preserve"> HYPERLINK \l _Toc19449 </w:instrText>
-      </w:r>
-      <w:r>
-        <w:rPr>
-          <w:rFonts w:hint="default"/>
-          <w:lang w:val="vi-VN"/>
-        </w:rPr>
-        <w:fldChar w:fldCharType="separate"/>
-      </w:r>
-      <w:r>
-        <w:rPr>
-          <w:rFonts w:hint="default"/>
-        </w:rPr>
-        <w:t xml:space="preserve">3.2.2.2. </w:t>
-      </w:r>
-      <w:r>
-        <w:t>Nguyên tắc 2</w:t>
-      </w:r>
-      <w:r>
-        <w:tab/>
-      </w:r>
-      <w:r>
-        <w:fldChar w:fldCharType="begin"/>
-      </w:r>
-      <w:r>
-        <w:instrText xml:space="preserve"> PAGEREF _Toc19449 \h </w:instrText>
-      </w:r>
-      <w:r>
-        <w:fldChar w:fldCharType="separate"/>
-      </w:r>
-      <w:r>
-        <w:t>8</w:t>
-      </w:r>
-      <w:r>
-        <w:fldChar w:fldCharType="end"/>
-      </w:r>
-      <w:r>
-        <w:rPr>
-          <w:rFonts w:hint="default"/>
-          <w:lang w:val="vi-VN"/>
-        </w:rPr>
-        <w:fldChar w:fldCharType="end"/>
-      </w:r>
-    </w:p>
-    <w:p>
-      <w:pPr>
-        <w:pStyle w:val="73"/>
-        <w:tabs>
-          <w:tab w:val="right" w:leader="dot" w:pos="9067"/>
-          <w:tab w:val="clear" w:pos="210"/>
-        </w:tabs>
-      </w:pPr>
-      <w:r>
-        <w:rPr>
-          <w:rFonts w:hint="default"/>
-          <w:lang w:val="vi-VN"/>
-        </w:rPr>
-        <w:fldChar w:fldCharType="begin"/>
-      </w:r>
-      <w:r>
-        <w:rPr>
-          <w:rFonts w:hint="default"/>
-          <w:lang w:val="vi-VN"/>
-        </w:rPr>
-        <w:instrText xml:space="preserve"> HYPERLINK \l _Toc17507 </w:instrText>
-      </w:r>
-      <w:r>
-        <w:rPr>
-          <w:rFonts w:hint="default"/>
-          <w:lang w:val="vi-VN"/>
-        </w:rPr>
-        <w:fldChar w:fldCharType="separate"/>
-      </w:r>
-      <w:r>
-        <w:rPr>
-          <w:rFonts w:hint="default"/>
-        </w:rPr>
-        <w:t xml:space="preserve">3.2.2.3. </w:t>
-      </w:r>
-      <w:r>
-        <w:t xml:space="preserve">Nguyên tắc </w:t>
-      </w:r>
-      <w:r>
-        <w:rPr>
-          <w:rFonts w:hint="default"/>
-          <w:lang w:val="vi-VN"/>
-        </w:rPr>
-        <w:t>3</w:t>
-      </w:r>
-      <w:r>
-        <w:tab/>
-      </w:r>
-      <w:r>
-        <w:fldChar w:fldCharType="begin"/>
-      </w:r>
-      <w:r>
-        <w:instrText xml:space="preserve"> PAGEREF _Toc17507 \h </w:instrText>
-      </w:r>
-      <w:r>
-        <w:fldChar w:fldCharType="separate"/>
-      </w:r>
-      <w:r>
-        <w:t>9</w:t>
-      </w:r>
-      <w:r>
-        <w:fldChar w:fldCharType="end"/>
-      </w:r>
-      <w:r>
-        <w:rPr>
-          <w:rFonts w:hint="default"/>
-          <w:lang w:val="vi-VN"/>
-        </w:rPr>
-        <w:fldChar w:fldCharType="end"/>
-      </w:r>
-    </w:p>
-    <w:p>
-      <w:pPr>
-        <w:pStyle w:val="71"/>
-        <w:tabs>
-          <w:tab w:val="right" w:leader="dot" w:pos="9067"/>
-          <w:tab w:val="clear" w:pos="210"/>
-        </w:tabs>
-      </w:pPr>
-      <w:r>
-        <w:rPr>
-          <w:rFonts w:hint="default"/>
-          <w:lang w:val="vi-VN"/>
-        </w:rPr>
-        <w:fldChar w:fldCharType="begin"/>
-      </w:r>
-      <w:r>
-        <w:rPr>
-          <w:rFonts w:hint="default"/>
-          <w:lang w:val="vi-VN"/>
-        </w:rPr>
-        <w:instrText xml:space="preserve"> HYPERLINK \l _Toc10287 </w:instrText>
-      </w:r>
-      <w:r>
-        <w:rPr>
-          <w:rFonts w:hint="default"/>
-          <w:lang w:val="vi-VN"/>
-        </w:rPr>
-        <w:fldChar w:fldCharType="separate"/>
-      </w:r>
-      <w:r>
-        <w:rPr>
-          <w:rFonts w:hint="default"/>
-        </w:rPr>
-        <w:t xml:space="preserve">3.3. </w:t>
-      </w:r>
-      <w:r>
-        <w:t>Prompt</w:t>
-      </w:r>
-      <w:r>
-        <w:rPr>
-          <w:rFonts w:hint="default"/>
-          <w:lang w:val="vi-VN"/>
-        </w:rPr>
-        <w:t xml:space="preserve"> 3</w:t>
-      </w:r>
-      <w:r>
-        <w:tab/>
-      </w:r>
-      <w:r>
-        <w:fldChar w:fldCharType="begin"/>
-      </w:r>
-      <w:r>
-        <w:instrText xml:space="preserve"> PAGEREF _Toc10287 \h </w:instrText>
-      </w:r>
-      <w:r>
-        <w:fldChar w:fldCharType="separate"/>
-      </w:r>
-      <w:r>
-        <w:t>9</w:t>
-      </w:r>
-      <w:r>
-        <w:fldChar w:fldCharType="end"/>
-      </w:r>
-      <w:r>
-        <w:rPr>
-          <w:rFonts w:hint="default"/>
-          <w:lang w:val="vi-VN"/>
-        </w:rPr>
-        <w:fldChar w:fldCharType="end"/>
-      </w:r>
-    </w:p>
-    <w:p>
-      <w:pPr>
-        <w:pStyle w:val="72"/>
-        <w:tabs>
-          <w:tab w:val="right" w:leader="dot" w:pos="9067"/>
-          <w:tab w:val="clear" w:pos="210"/>
-        </w:tabs>
-      </w:pPr>
-      <w:r>
-        <w:rPr>
-          <w:rFonts w:hint="default"/>
-          <w:lang w:val="vi-VN"/>
-        </w:rPr>
-        <w:fldChar w:fldCharType="begin"/>
-      </w:r>
-      <w:r>
-        <w:rPr>
-          <w:rFonts w:hint="default"/>
-          <w:lang w:val="vi-VN"/>
-        </w:rPr>
-        <w:instrText xml:space="preserve"> HYPERLINK \l _Toc17118 </w:instrText>
-      </w:r>
-      <w:r>
-        <w:rPr>
-          <w:rFonts w:hint="default"/>
-          <w:lang w:val="vi-VN"/>
-        </w:rPr>
-        <w:fldChar w:fldCharType="separate"/>
-      </w:r>
-      <w:r>
-        <w:rPr>
-          <w:rFonts w:hint="default"/>
-          <w:lang w:val="vi-VN"/>
-        </w:rPr>
-        <w:t>3.3.1. Promt</w:t>
-      </w:r>
-      <w:r>
-        <w:tab/>
-      </w:r>
-      <w:r>
-        <w:fldChar w:fldCharType="begin"/>
-      </w:r>
-      <w:r>
-        <w:instrText xml:space="preserve"> PAGEREF _Toc17118 \h </w:instrText>
-      </w:r>
-      <w:r>
-        <w:fldChar w:fldCharType="separate"/>
-      </w:r>
-      <w:r>
-        <w:t>9</w:t>
-      </w:r>
-      <w:r>
-        <w:fldChar w:fldCharType="end"/>
-      </w:r>
-      <w:r>
-        <w:rPr>
-          <w:rFonts w:hint="default"/>
-          <w:lang w:val="vi-VN"/>
-        </w:rPr>
-        <w:fldChar w:fldCharType="end"/>
-      </w:r>
-    </w:p>
-    <w:p>
-      <w:pPr>
-        <w:pStyle w:val="72"/>
-        <w:tabs>
-          <w:tab w:val="right" w:leader="dot" w:pos="9067"/>
-          <w:tab w:val="clear" w:pos="210"/>
-        </w:tabs>
-      </w:pPr>
-      <w:r>
-        <w:rPr>
-          <w:rFonts w:hint="default"/>
-          <w:lang w:val="vi-VN"/>
-        </w:rPr>
-        <w:fldChar w:fldCharType="begin"/>
-      </w:r>
-      <w:r>
-        <w:rPr>
-          <w:rFonts w:hint="default"/>
-          <w:lang w:val="vi-VN"/>
-        </w:rPr>
-        <w:instrText xml:space="preserve"> HYPERLINK \l _Toc22793 </w:instrText>
-      </w:r>
-      <w:r>
-        <w:rPr>
-          <w:rFonts w:hint="default"/>
-          <w:lang w:val="vi-VN"/>
-        </w:rPr>
-        <w:fldChar w:fldCharType="separate"/>
-      </w:r>
-      <w:r>
-        <w:rPr>
-          <w:rFonts w:hint="default"/>
-        </w:rPr>
-        <w:t xml:space="preserve">3.3.2. </w:t>
-      </w:r>
-      <w:r>
-        <w:t>Câu trả lời của AI</w:t>
-      </w:r>
-      <w:r>
-        <w:tab/>
-      </w:r>
-      <w:r>
-        <w:fldChar w:fldCharType="begin"/>
-      </w:r>
-      <w:r>
-        <w:instrText xml:space="preserve"> PAGEREF _Toc22793 \h </w:instrText>
-      </w:r>
-      <w:r>
-        <w:fldChar w:fldCharType="separate"/>
-      </w:r>
-      <w:r>
-        <w:t>9</w:t>
-      </w:r>
-      <w:r>
-        <w:fldChar w:fldCharType="end"/>
-      </w:r>
-      <w:r>
-        <w:rPr>
-          <w:rFonts w:hint="default"/>
-          <w:lang w:val="vi-VN"/>
-        </w:rPr>
-        <w:fldChar w:fldCharType="end"/>
-      </w:r>
-    </w:p>
-    <w:p>
-      <w:pPr>
-        <w:pStyle w:val="73"/>
-        <w:tabs>
-          <w:tab w:val="right" w:leader="dot" w:pos="9067"/>
-          <w:tab w:val="clear" w:pos="210"/>
-        </w:tabs>
-      </w:pPr>
-      <w:r>
-        <w:rPr>
-          <w:rFonts w:hint="default"/>
-          <w:lang w:val="vi-VN"/>
-        </w:rPr>
-        <w:fldChar w:fldCharType="begin"/>
-      </w:r>
-      <w:r>
-        <w:rPr>
-          <w:rFonts w:hint="default"/>
-          <w:lang w:val="vi-VN"/>
-        </w:rPr>
-        <w:instrText xml:space="preserve"> HYPERLINK \l _Toc31382 </w:instrText>
-      </w:r>
-      <w:r>
-        <w:rPr>
-          <w:rFonts w:hint="default"/>
-          <w:lang w:val="vi-VN"/>
-        </w:rPr>
-        <w:fldChar w:fldCharType="separate"/>
-      </w:r>
-      <w:r>
-        <w:rPr>
-          <w:rFonts w:hint="default"/>
-        </w:rPr>
-        <w:t xml:space="preserve">3.3.2.1. </w:t>
-      </w:r>
-      <w:r>
-        <w:t>Nguyên tắc 1</w:t>
-      </w:r>
-      <w:r>
-        <w:tab/>
-      </w:r>
-      <w:r>
-        <w:fldChar w:fldCharType="begin"/>
-      </w:r>
-      <w:r>
-        <w:instrText xml:space="preserve"> PAGEREF _Toc31382 \h </w:instrText>
-      </w:r>
-      <w:r>
-        <w:fldChar w:fldCharType="separate"/>
-      </w:r>
-      <w:r>
-        <w:t>9</w:t>
-      </w:r>
-      <w:r>
-        <w:fldChar w:fldCharType="end"/>
-      </w:r>
-      <w:r>
-        <w:rPr>
-          <w:rFonts w:hint="default"/>
-          <w:lang w:val="vi-VN"/>
-        </w:rPr>
-        <w:fldChar w:fldCharType="end"/>
-      </w:r>
-    </w:p>
-    <w:p>
-      <w:pPr>
-        <w:pStyle w:val="73"/>
-        <w:tabs>
-          <w:tab w:val="right" w:leader="dot" w:pos="9067"/>
-          <w:tab w:val="clear" w:pos="210"/>
-        </w:tabs>
-      </w:pPr>
-      <w:r>
-        <w:rPr>
-          <w:rFonts w:hint="default"/>
-          <w:lang w:val="vi-VN"/>
-        </w:rPr>
-        <w:fldChar w:fldCharType="begin"/>
-      </w:r>
-      <w:r>
-        <w:rPr>
-          <w:rFonts w:hint="default"/>
-          <w:lang w:val="vi-VN"/>
-        </w:rPr>
-        <w:instrText xml:space="preserve"> HYPERLINK \l _Toc26035 </w:instrText>
-      </w:r>
-      <w:r>
-        <w:rPr>
-          <w:rFonts w:hint="default"/>
-          <w:lang w:val="vi-VN"/>
-        </w:rPr>
-        <w:fldChar w:fldCharType="separate"/>
-      </w:r>
-      <w:r>
-        <w:rPr>
-          <w:rFonts w:hint="default"/>
-        </w:rPr>
-        <w:t xml:space="preserve">3.3.2.2. </w:t>
-      </w:r>
-      <w:r>
-        <w:t>Nguyên tắc 2</w:t>
-      </w:r>
-      <w:r>
-        <w:tab/>
-      </w:r>
-      <w:r>
-        <w:fldChar w:fldCharType="begin"/>
-      </w:r>
-      <w:r>
-        <w:instrText xml:space="preserve"> PAGEREF _Toc26035 \h </w:instrText>
-      </w:r>
-      <w:r>
-        <w:fldChar w:fldCharType="separate"/>
-      </w:r>
-      <w:r>
-        <w:t>9</w:t>
-      </w:r>
-      <w:r>
-        <w:fldChar w:fldCharType="end"/>
-      </w:r>
-      <w:r>
-        <w:rPr>
-          <w:rFonts w:hint="default"/>
-          <w:lang w:val="vi-VN"/>
-        </w:rPr>
-        <w:fldChar w:fldCharType="end"/>
-      </w:r>
-    </w:p>
-    <w:p>
-      <w:pPr>
-        <w:pStyle w:val="73"/>
-        <w:tabs>
-          <w:tab w:val="right" w:leader="dot" w:pos="9067"/>
-          <w:tab w:val="clear" w:pos="210"/>
-        </w:tabs>
-      </w:pPr>
-      <w:r>
-        <w:rPr>
-          <w:rFonts w:hint="default"/>
-          <w:lang w:val="vi-VN"/>
-        </w:rPr>
-        <w:fldChar w:fldCharType="begin"/>
-      </w:r>
-      <w:r>
-        <w:rPr>
-          <w:rFonts w:hint="default"/>
-          <w:lang w:val="vi-VN"/>
-        </w:rPr>
-        <w:instrText xml:space="preserve"> HYPERLINK \l _Toc318 </w:instrText>
-      </w:r>
-      <w:r>
-        <w:rPr>
-          <w:rFonts w:hint="default"/>
-          <w:lang w:val="vi-VN"/>
-        </w:rPr>
-        <w:fldChar w:fldCharType="separate"/>
-      </w:r>
-      <w:r>
-        <w:rPr>
-          <w:rFonts w:hint="default"/>
-        </w:rPr>
-        <w:t xml:space="preserve">3.3.2.3. </w:t>
-      </w:r>
-      <w:r>
-        <w:t xml:space="preserve">Nguyên tắc </w:t>
-      </w:r>
-      <w:r>
-        <w:rPr>
-          <w:rFonts w:hint="default"/>
-          <w:lang w:val="vi-VN"/>
-        </w:rPr>
-        <w:t>3</w:t>
-      </w:r>
-      <w:r>
-        <w:tab/>
-      </w:r>
-      <w:r>
-        <w:fldChar w:fldCharType="begin"/>
-      </w:r>
-      <w:r>
-        <w:instrText xml:space="preserve"> PAGEREF _Toc318 \h </w:instrText>
-      </w:r>
-      <w:r>
-        <w:fldChar w:fldCharType="separate"/>
-      </w:r>
-      <w:r>
-        <w:t>9</w:t>
-      </w:r>
-      <w:r>
-        <w:fldChar w:fldCharType="end"/>
-      </w:r>
-      <w:r>
-        <w:rPr>
-          <w:rFonts w:hint="default"/>
-          <w:lang w:val="vi-VN"/>
-        </w:rPr>
-        <w:fldChar w:fldCharType="end"/>
-      </w:r>
-    </w:p>
-    <w:p>
-      <w:pPr>
-        <w:pStyle w:val="71"/>
-        <w:tabs>
-          <w:tab w:val="right" w:leader="dot" w:pos="9067"/>
-          <w:tab w:val="clear" w:pos="210"/>
-        </w:tabs>
-      </w:pPr>
-      <w:r>
-        <w:rPr>
-          <w:rFonts w:hint="default"/>
-          <w:lang w:val="vi-VN"/>
-        </w:rPr>
-        <w:fldChar w:fldCharType="begin"/>
-      </w:r>
-      <w:r>
-        <w:rPr>
-          <w:rFonts w:hint="default"/>
-          <w:lang w:val="vi-VN"/>
-        </w:rPr>
-        <w:instrText xml:space="preserve"> HYPERLINK \l _Toc29547 </w:instrText>
-      </w:r>
-      <w:r>
-        <w:rPr>
-          <w:rFonts w:hint="default"/>
-          <w:lang w:val="vi-VN"/>
-        </w:rPr>
-        <w:fldChar w:fldCharType="separate"/>
-      </w:r>
-      <w:r>
-        <w:rPr>
-          <w:rFonts w:hint="default"/>
-        </w:rPr>
-        <w:t xml:space="preserve">3.4. </w:t>
-      </w:r>
-      <w:r>
-        <w:t>Nhận xét kết quả trả về của AI</w:t>
-      </w:r>
-      <w:r>
-        <w:tab/>
-      </w:r>
-      <w:r>
-        <w:fldChar w:fldCharType="begin"/>
-      </w:r>
-      <w:r>
-        <w:instrText xml:space="preserve"> PAGEREF _Toc29547 \h </w:instrText>
-      </w:r>
-      <w:r>
-        <w:fldChar w:fldCharType="separate"/>
-      </w:r>
-      <w:r>
-        <w:t>9</w:t>
-      </w:r>
-      <w:r>
-        <w:fldChar w:fldCharType="end"/>
-      </w:r>
-      <w:r>
-        <w:rPr>
-          <w:rFonts w:hint="default"/>
-          <w:lang w:val="vi-VN"/>
-        </w:rPr>
-        <w:fldChar w:fldCharType="end"/>
-      </w:r>
-    </w:p>
-    <w:p>
-      <w:pPr>
-        <w:pStyle w:val="70"/>
-        <w:tabs>
-          <w:tab w:val="right" w:leader="dot" w:pos="9067"/>
-          <w:tab w:val="clear" w:pos="210"/>
-        </w:tabs>
-      </w:pPr>
-      <w:r>
-        <w:rPr>
-          <w:rFonts w:hint="default"/>
-          <w:lang w:val="vi-VN"/>
-        </w:rPr>
-        <w:fldChar w:fldCharType="begin"/>
-      </w:r>
-      <w:r>
-        <w:rPr>
-          <w:rFonts w:hint="default"/>
-          <w:lang w:val="vi-VN"/>
-        </w:rPr>
-        <w:instrText xml:space="preserve"> HYPERLINK \l _Toc31782 </w:instrText>
-      </w:r>
-      <w:r>
-        <w:rPr>
-          <w:rFonts w:hint="default"/>
-          <w:lang w:val="vi-VN"/>
-        </w:rPr>
-        <w:fldChar w:fldCharType="separate"/>
-      </w:r>
-      <w:r>
-        <w:rPr>
-          <w:rFonts w:hint="default"/>
-        </w:rPr>
-        <w:t xml:space="preserve">4. </w:t>
-      </w:r>
-      <w:r>
-        <w:t>Nhiệm vụ 4…tương tự gồm 3 phần (prompt, câu trả lời AI: nội dung trình bày, nhận xét kết quả trả về của AI)</w:t>
-      </w:r>
-      <w:r>
-        <w:tab/>
-      </w:r>
-      <w:r>
-        <w:fldChar w:fldCharType="begin"/>
-      </w:r>
-      <w:r>
-        <w:instrText xml:space="preserve"> PAGEREF _Toc31782 \h </w:instrText>
-      </w:r>
-      <w:r>
-        <w:fldChar w:fldCharType="separate"/>
-      </w:r>
-      <w:r>
-        <w:t>9</w:t>
-      </w:r>
-      <w:r>
-        <w:fldChar w:fldCharType="end"/>
-      </w:r>
-      <w:r>
-        <w:rPr>
-          <w:rFonts w:hint="default"/>
-          <w:lang w:val="vi-VN"/>
-        </w:rPr>
-        <w:fldChar w:fldCharType="end"/>
-      </w:r>
-    </w:p>
-    <w:p>
-      <w:pPr>
-        <w:pStyle w:val="70"/>
-        <w:tabs>
-          <w:tab w:val="right" w:leader="dot" w:pos="9067"/>
-          <w:tab w:val="clear" w:pos="210"/>
-        </w:tabs>
-      </w:pPr>
-      <w:r>
-        <w:rPr>
-          <w:rFonts w:hint="default"/>
-          <w:lang w:val="vi-VN"/>
-        </w:rPr>
-        <w:fldChar w:fldCharType="begin"/>
-      </w:r>
-      <w:r>
-        <w:rPr>
-          <w:rFonts w:hint="default"/>
-          <w:lang w:val="vi-VN"/>
-        </w:rPr>
-        <w:instrText xml:space="preserve"> HYPERLINK \l _Toc31521 </w:instrText>
-      </w:r>
-      <w:r>
-        <w:rPr>
-          <w:rFonts w:hint="default"/>
-          <w:lang w:val="vi-VN"/>
-        </w:rPr>
-        <w:fldChar w:fldCharType="separate"/>
-      </w:r>
-      <w:r>
-        <w:rPr>
-          <w:rFonts w:hint="default"/>
-        </w:rPr>
-        <w:t xml:space="preserve">5. </w:t>
-      </w:r>
-      <w:r>
-        <w:t>Nhiệm vụ 5…tương tự gồm 3 phần</w:t>
-      </w:r>
-      <w:r>
-        <w:tab/>
-      </w:r>
-      <w:r>
-        <w:fldChar w:fldCharType="begin"/>
-      </w:r>
-      <w:r>
-        <w:instrText xml:space="preserve"> PAGEREF _Toc31521 \h </w:instrText>
-      </w:r>
-      <w:r>
-        <w:fldChar w:fldCharType="separate"/>
-      </w:r>
-      <w:r>
-        <w:t>9</w:t>
-      </w:r>
-      <w:r>
-        <w:fldChar w:fldCharType="end"/>
-      </w:r>
-      <w:r>
-        <w:rPr>
-          <w:rFonts w:hint="default"/>
-          <w:lang w:val="vi-VN"/>
-        </w:rPr>
-        <w:fldChar w:fldCharType="end"/>
-      </w:r>
-    </w:p>
-    <w:p>
-      <w:pPr>
-        <w:pStyle w:val="70"/>
-        <w:tabs>
-          <w:tab w:val="right" w:leader="dot" w:pos="9067"/>
-          <w:tab w:val="clear" w:pos="210"/>
-        </w:tabs>
-      </w:pPr>
-      <w:r>
-        <w:rPr>
-          <w:rFonts w:hint="default"/>
-          <w:lang w:val="vi-VN"/>
-        </w:rPr>
-        <w:fldChar w:fldCharType="begin"/>
-      </w:r>
-      <w:r>
-        <w:rPr>
-          <w:rFonts w:hint="default"/>
-          <w:lang w:val="vi-VN"/>
-        </w:rPr>
-        <w:instrText xml:space="preserve"> HYPERLINK \l _Toc19930 </w:instrText>
-      </w:r>
-      <w:r>
-        <w:rPr>
-          <w:rFonts w:hint="default"/>
-          <w:lang w:val="vi-VN"/>
-        </w:rPr>
-        <w:fldChar w:fldCharType="separate"/>
-      </w:r>
-      <w:r>
-        <w:rPr>
-          <w:rFonts w:hint="default"/>
-        </w:rPr>
-        <w:t xml:space="preserve">6. </w:t>
-      </w:r>
-      <w:r>
-        <w:t>Phần kết luận (tự viết)</w:t>
-      </w:r>
-      <w:r>
-        <w:tab/>
-      </w:r>
-      <w:r>
-        <w:fldChar w:fldCharType="begin"/>
-      </w:r>
-      <w:r>
-        <w:instrText xml:space="preserve"> PAGEREF _Toc19930 \h </w:instrText>
-      </w:r>
-      <w:r>
-        <w:fldChar w:fldCharType="separate"/>
-      </w:r>
-      <w:r>
-        <w:t>9</w:t>
-      </w:r>
-      <w:r>
-        <w:fldChar w:fldCharType="end"/>
-      </w:r>
-      <w:r>
-        <w:rPr>
-          <w:rFonts w:hint="default"/>
-          <w:lang w:val="vi-VN"/>
-        </w:rPr>
-        <w:fldChar w:fldCharType="end"/>
-      </w:r>
-    </w:p>
-    <w:p>
-      <w:pPr>
-        <w:pStyle w:val="70"/>
-        <w:tabs>
-          <w:tab w:val="right" w:leader="dot" w:pos="9067"/>
-          <w:tab w:val="clear" w:pos="210"/>
-        </w:tabs>
-      </w:pPr>
-      <w:r>
-        <w:rPr>
-          <w:rFonts w:hint="default"/>
-          <w:lang w:val="vi-VN"/>
-        </w:rPr>
-        <w:fldChar w:fldCharType="begin"/>
-      </w:r>
-      <w:r>
-        <w:rPr>
-          <w:rFonts w:hint="default"/>
-          <w:lang w:val="vi-VN"/>
-        </w:rPr>
-        <w:instrText xml:space="preserve"> HYPERLINK \l _Toc21797 </w:instrText>
-      </w:r>
-      <w:r>
-        <w:rPr>
-          <w:rFonts w:hint="default"/>
-          <w:lang w:val="vi-VN"/>
-        </w:rPr>
-        <w:fldChar w:fldCharType="separate"/>
-      </w:r>
-      <w:r>
-        <w:rPr>
-          <w:rFonts w:hint="default"/>
-          <w:lang w:val="vi-VN"/>
-        </w:rPr>
-        <w:t xml:space="preserve">7. </w:t>
-      </w:r>
-      <w:r>
-        <w:t>Tài liệu tham khảo.</w:t>
-      </w:r>
-      <w:r>
-        <w:tab/>
-      </w:r>
-      <w:r>
-        <w:fldChar w:fldCharType="begin"/>
-      </w:r>
-      <w:r>
-        <w:instrText xml:space="preserve"> PAGEREF _Toc21797 \h </w:instrText>
-      </w:r>
-      <w:r>
-        <w:fldChar w:fldCharType="separate"/>
-      </w:r>
-      <w:r>
-        <w:t>9</w:t>
-      </w:r>
-      <w:r>
-        <w:fldChar w:fldCharType="end"/>
-      </w:r>
-      <w:r>
-        <w:rPr>
-          <w:rFonts w:hint="default"/>
-          <w:lang w:val="vi-VN"/>
-        </w:rPr>
-        <w:fldChar w:fldCharType="end"/>
-      </w:r>
-    </w:p>
-    <w:p>
-      <w:pPr>
-        <w:rPr>
-          <w:rFonts w:hint="default"/>
-          <w:lang w:val="vi-VN"/>
-        </w:rPr>
-      </w:pPr>
-      <w:r>
-        <w:rPr>
-          <w:rFonts w:hint="default"/>
-          <w:lang w:val="vi-VN"/>
-        </w:rPr>
-        <w:fldChar w:fldCharType="end"/>
-      </w:r>
-    </w:p>
-    <w:p>
-      <w:pPr>
-        <w:rPr>
-          <w:rFonts w:hint="default"/>
-          <w:lang w:val="vi-VN"/>
-        </w:rPr>
-      </w:pPr>
-      <w:r>
-        <w:rPr>
-          <w:rFonts w:hint="default"/>
-          <w:lang w:val="vi-VN"/>
-        </w:rPr>
-        <w:br w:type="page"/>
-      </w:r>
-    </w:p>
-    <w:p>
-      <w:pPr>
-        <w:pStyle w:val="21"/>
+        <w:pStyle w:val="22"/>
         <w:bidi w:val="0"/>
         <w:rPr>
           <w:rFonts w:hint="default"/>
           <w:lang w:val="vi-VN"/>
         </w:rPr>
       </w:pPr>
+      <w:bookmarkStart w:id="1" w:name="_Toc25412"/>
       <w:r>
         <w:rPr>
           <w:rFonts w:hint="default"/>
@@ -3177,6 +3305,7 @@
         </w:rPr>
         <w:t>Thông tin tác giả</w:t>
       </w:r>
+      <w:bookmarkEnd w:id="1"/>
     </w:p>
     <w:p>
       <w:pPr>
@@ -3235,8 +3364,6 @@
         </w:rPr>
         <w:t>DE190953</w:t>
       </w:r>
-      <w:bookmarkStart w:id="47" w:name="_GoBack"/>
-      <w:bookmarkEnd w:id="47"/>
     </w:p>
     <w:p>
       <w:pPr>
@@ -3399,11 +3526,11 @@
         </w:rPr>
         <w:br w:type="page"/>
       </w:r>
-      <w:bookmarkStart w:id="0" w:name="_Toc18837"/>
+      <w:bookmarkStart w:id="2" w:name="_Toc1546"/>
       <w:r>
         <w:t>Nhiệm vụ 1: Why is testing necessary?</w:t>
       </w:r>
-      <w:bookmarkEnd w:id="0"/>
+      <w:bookmarkEnd w:id="2"/>
     </w:p>
     <w:p>
       <w:pPr>
@@ -3414,11 +3541,18 @@
           <w:lang w:val="vi-VN"/>
         </w:rPr>
       </w:pPr>
-      <w:bookmarkStart w:id="1" w:name="_Toc929"/>
-      <w:r>
-        <w:t>Prompt:</w:t>
-      </w:r>
-      <w:bookmarkEnd w:id="1"/>
+      <w:bookmarkStart w:id="3" w:name="_Toc16410"/>
+      <w:r>
+        <w:t>Promp</w:t>
+      </w:r>
+      <w:bookmarkEnd w:id="3"/>
+      <w:r>
+        <w:rPr>
+          <w:rFonts w:hint="default"/>
+          <w:lang w:val="vi-VN"/>
+        </w:rPr>
+        <w:t>t - Gemini</w:t>
+      </w:r>
     </w:p>
     <w:tbl>
       <w:tblPr>
@@ -3662,11 +3796,11 @@
         <w:pStyle w:val="4"/>
         <w:bidi w:val="0"/>
       </w:pPr>
-      <w:bookmarkStart w:id="2" w:name="_Toc32678"/>
+      <w:bookmarkStart w:id="4" w:name="_Toc18997"/>
       <w:r>
         <w:t>Câu trả lời AI:</w:t>
       </w:r>
-      <w:bookmarkEnd w:id="2"/>
+      <w:bookmarkEnd w:id="4"/>
     </w:p>
     <w:p>
       <w:pPr>
@@ -3729,7 +3863,7 @@
           <w:rFonts w:hint="default"/>
         </w:rPr>
       </w:pPr>
-      <w:bookmarkStart w:id="3" w:name="_Toc17608"/>
+      <w:bookmarkStart w:id="5" w:name="_Toc25773"/>
       <w:r>
         <w:rPr>
           <w:rFonts w:hint="default"/>
@@ -3748,115 +3882,12 @@
           <w:rFonts w:hint="default"/>
         </w:rPr>
         <w:t>(Lỗi do con người)</w:t>
-      </w:r>
-      <w:bookmarkEnd w:id="3"/>
-    </w:p>
-    <w:p>
-      <w:pPr>
-        <w:pStyle w:val="177"/>
-        <w:bidi w:val="0"/>
-      </w:pPr>
-      <w:r>
-        <w:rPr>
-          <w:b/>
-          <w:bCs/>
-        </w:rPr>
-        <w:t xml:space="preserve">Định nghĩa: </w:t>
-      </w:r>
-      <w:r>
-        <w:t xml:space="preserve">Error (hay Mistake) là hành động sai lầm của con người dẫn đến một kết quả không chính xác. Đây là điểm khởi đầu của mọi rắc rối. </w:t>
-      </w:r>
-    </w:p>
-    <w:p>
-      <w:pPr>
-        <w:pStyle w:val="177"/>
-        <w:bidi w:val="0"/>
-        <w:rPr>
-          <w:rFonts w:hint="default"/>
-        </w:rPr>
-      </w:pPr>
-      <w:r>
-        <w:rPr>
-          <w:b/>
-          <w:bCs/>
-        </w:rPr>
-        <w:t xml:space="preserve">Ví dụ: </w:t>
-      </w:r>
-      <w:r>
-        <w:t>Bạn đang viết công thức làm bánh ra giấy, nhưng vì đang buồn ngủ nên thay vì viết "cho 1 thìa đường", bạn lại viết nhầm thành "cho 1 thìa muối". Hành động viết sai của bạn chính là Error.</w:t>
-      </w:r>
-    </w:p>
-    <w:p>
-      <w:pPr>
-        <w:pStyle w:val="4"/>
-        <w:bidi w:val="0"/>
-      </w:pPr>
-      <w:bookmarkStart w:id="4" w:name="_Toc25279"/>
-      <w:r>
-        <w:t>Defect</w:t>
-      </w:r>
-      <w:r>
-        <w:rPr>
-          <w:rFonts w:hint="default"/>
-          <w:lang w:val="vi-VN"/>
-        </w:rPr>
-        <w:t xml:space="preserve"> (Khiếm khuyết / Lỗi ẩn trong sản phẩm)</w:t>
-      </w:r>
-      <w:bookmarkEnd w:id="4"/>
-    </w:p>
-    <w:p>
-      <w:pPr>
-        <w:pStyle w:val="177"/>
-        <w:bidi w:val="0"/>
-      </w:pPr>
-      <w:r>
-        <w:rPr>
-          <w:b/>
-          <w:bCs/>
-        </w:rPr>
-        <w:t>Định nghĩa:</w:t>
-      </w:r>
-      <w:r>
-        <w:t xml:space="preserve"> Defect (hay Bug, Fault) là sự không hoàn hảo, thiếu sót nằm bên trong sản phẩm (tài liệu hoặc dòng code). Nó chính là hậu quả do Error của con người tạo ra. Sản phẩm mang Defect chưa chắc đã gây hại ngay, trừ khi nó được mang ra sử dụng. </w:t>
-      </w:r>
-    </w:p>
-    <w:p>
-      <w:pPr>
-        <w:pStyle w:val="177"/>
-        <w:bidi w:val="0"/>
-      </w:pPr>
-      <w:r>
-        <w:rPr>
-          <w:b/>
-          <w:bCs/>
-        </w:rPr>
-        <w:t xml:space="preserve">Ví dụ: </w:t>
-      </w:r>
-      <w:r>
-        <w:t>Tờ giấy ghi công thức có dòng chữ "cho 1 thìa muối" chính là một Defect. Tờ giấy đó nằm im trên bàn thì không sao, nhưng rõ ràng bản thân nó đang chứa một khiếm khuyết.</w:t>
-      </w:r>
-    </w:p>
-    <w:p>
-      <w:pPr>
-        <w:pStyle w:val="4"/>
-        <w:bidi w:val="0"/>
-      </w:pPr>
-      <w:bookmarkStart w:id="5" w:name="_Toc13816"/>
-      <w:r>
-        <w:t>Failure</w:t>
-      </w:r>
-      <w:r>
-        <w:rPr>
-          <w:rFonts w:hint="default"/>
-          <w:lang w:val="vi-VN"/>
-        </w:rPr>
-        <w:t xml:space="preserve"> (Sự cố / Thất bại khi vận hành)</w:t>
       </w:r>
       <w:bookmarkEnd w:id="5"/>
     </w:p>
     <w:p>
       <w:pPr>
-        <w:pStyle w:val="177"/>
+        <w:pStyle w:val="178"/>
         <w:bidi w:val="0"/>
       </w:pPr>
       <w:r>
@@ -3867,13 +3898,16 @@
         <w:t xml:space="preserve">Định nghĩa: </w:t>
       </w:r>
       <w:r>
-        <w:t xml:space="preserve">Failure là sự sai lệch của phần mềm so với những gì người dùng mong đợi khi hệ thống thực sự chạy. Nghĩa là Defect đã bị "kích hoạt" và gây ra hậu quả thực tế. </w:t>
+        <w:t xml:space="preserve">Error (hay Mistake) là hành động sai lầm của con người dẫn đến một kết quả không chính xác. Đây là điểm khởi đầu của mọi rắc rối. </w:t>
       </w:r>
     </w:p>
     <w:p>
       <w:pPr>
-        <w:pStyle w:val="177"/>
+        <w:pStyle w:val="178"/>
         <w:bidi w:val="0"/>
+        <w:rPr>
+          <w:rFonts w:hint="default"/>
+        </w:rPr>
       </w:pPr>
       <w:r>
         <w:rPr>
@@ -3883,7 +3917,7 @@
         <w:t xml:space="preserve">Ví dụ: </w:t>
       </w:r>
       <w:r>
-        <w:t>Một người bạn lấy tờ công thức (chứa Defect) ra để làm bánh. Bánh nướng xong trông rất đẹp, nhưng khi mang ra bữa tiệc cắn thử một miếng, mọi người đều nhăn mặt phun ra vì bánh mặn chát! Hành động "cắn bánh và thấy dở tệ" chính là Failure.</w:t>
+        <w:t>Bạn đang viết công thức làm bánh ra giấy, nhưng vì đang buồn ngủ nên thay vì viết "cho 1 thìa đường", bạn lại viết nhầm thành "cho 1 thìa muối". Hành động viết sai của bạn chính là Error.</w:t>
       </w:r>
     </w:p>
     <w:p>
@@ -3891,22 +3925,22 @@
         <w:pStyle w:val="4"/>
         <w:bidi w:val="0"/>
       </w:pPr>
-      <w:bookmarkStart w:id="6" w:name="_Toc5475"/>
-      <w:r>
-        <w:t>Root cause</w:t>
-      </w:r>
-      <w:r>
-        <w:rPr>
-          <w:rFonts w:hint="default"/>
-          <w:lang w:val="vi-VN"/>
-        </w:rPr>
-        <w:t xml:space="preserve"> (Nguyên nhân gốc rễ)</w:t>
+      <w:bookmarkStart w:id="6" w:name="_Toc1495"/>
+      <w:r>
+        <w:t>Defect</w:t>
+      </w:r>
+      <w:r>
+        <w:rPr>
+          <w:rFonts w:hint="default"/>
+          <w:lang w:val="vi-VN"/>
+        </w:rPr>
+        <w:t xml:space="preserve"> (Khiếm khuyết / Lỗi ẩn trong sản phẩm)</w:t>
       </w:r>
       <w:bookmarkEnd w:id="6"/>
     </w:p>
     <w:p>
       <w:pPr>
-        <w:pStyle w:val="177"/>
+        <w:pStyle w:val="178"/>
         <w:bidi w:val="0"/>
       </w:pPr>
       <w:r>
@@ -3917,12 +3951,12 @@
         <w:t>Định nghĩa:</w:t>
       </w:r>
       <w:r>
-        <w:t xml:space="preserve"> Root cause là lý do cơ bản nhất, sâu xa nhất dẫn đến cái Error ban đầu. Việc tìm ra Root cause không phải để trách móc, mà để thay đổi quy trình giúp ngăn chặn những lỗi tương tự trong tương lai. </w:t>
+        <w:t xml:space="preserve"> Defect (hay Bug, Fault) là sự không hoàn hảo, thiếu sót nằm bên trong sản phẩm (tài liệu hoặc dòng code). Nó chính là hậu quả do Error của con người tạo ra. Sản phẩm mang Defect chưa chắc đã gây hại ngay, trừ khi nó được mang ra sử dụng. </w:t>
       </w:r>
     </w:p>
     <w:p>
       <w:pPr>
-        <w:pStyle w:val="177"/>
+        <w:pStyle w:val="178"/>
         <w:bidi w:val="0"/>
       </w:pPr>
       <w:r>
@@ -3930,10 +3964,10 @@
           <w:b/>
           <w:bCs/>
         </w:rPr>
-        <w:t>Ví dụ:</w:t>
-      </w:r>
-      <w:r>
-        <w:t xml:space="preserve"> Tại sao bạn lại viết nhầm đường thành muối? Sau khi tìm hiểu, phát hiện ra Root cause là: Hũ muối và hũ đường trong bếp của bạn có hình dáng y hệt nhau và không hề được dán nhãn. Để sửa lỗi tận gốc, bạn chỉ cần mua nhãn dán "Mặn" và "Ngọt" dán lên hai hũ là xong.</w:t>
+        <w:t xml:space="preserve">Ví dụ: </w:t>
+      </w:r>
+      <w:r>
+        <w:t>Tờ giấy ghi công thức có dòng chữ "cho 1 thìa muối" chính là một Defect. Tờ giấy đó nằm im trên bàn thì không sao, nhưng rõ ràng bản thân nó đang chứa một khiếm khuyết.</w:t>
       </w:r>
     </w:p>
     <w:p>
@@ -3941,15 +3975,22 @@
         <w:pStyle w:val="4"/>
         <w:bidi w:val="0"/>
       </w:pPr>
-      <w:bookmarkStart w:id="7" w:name="_Toc2699"/>
-      <w:r>
-        <w:t>Chi phí của việc kiểm thử trễ</w:t>
+      <w:bookmarkStart w:id="7" w:name="_Toc16339"/>
+      <w:r>
+        <w:t>Failure</w:t>
+      </w:r>
+      <w:r>
+        <w:rPr>
+          <w:rFonts w:hint="default"/>
+          <w:lang w:val="vi-VN"/>
+        </w:rPr>
+        <w:t xml:space="preserve"> (Sự cố / Thất bại khi vận hành)</w:t>
       </w:r>
       <w:bookmarkEnd w:id="7"/>
     </w:p>
     <w:p>
       <w:pPr>
-        <w:pStyle w:val="177"/>
+        <w:pStyle w:val="178"/>
         <w:bidi w:val="0"/>
       </w:pPr>
       <w:r>
@@ -3957,15 +3998,15 @@
           <w:b/>
           <w:bCs/>
         </w:rPr>
-        <w:t>Định nghĩa:</w:t>
-      </w:r>
-      <w:r>
-        <w:t xml:space="preserve"> Nguyên lý cơ bản của kiểm thử là: Lỗi (Defect) được phát hiện càng muộn trong quá trình làm ra sản phẩm thì chi phí, thời gian và công sức để sửa nó càng khổng lồ.</w:t>
+        <w:t xml:space="preserve">Định nghĩa: </w:t>
+      </w:r>
+      <w:r>
+        <w:t xml:space="preserve">Failure là sự sai lệch của phần mềm so với những gì người dùng mong đợi khi hệ thống thực sự chạy. Nghĩa là Defect đã bị "kích hoạt" và gây ra hậu quả thực tế. </w:t>
       </w:r>
     </w:p>
     <w:p>
       <w:pPr>
-        <w:pStyle w:val="177"/>
+        <w:pStyle w:val="178"/>
         <w:bidi w:val="0"/>
       </w:pPr>
       <w:r>
@@ -3973,71 +4014,164 @@
           <w:b/>
           <w:bCs/>
         </w:rPr>
-        <w:t xml:space="preserve">Giải thích dễ hiểu: </w:t>
-      </w:r>
-      <w:r>
-        <w:t>Hãy nhìn lại quá trình làm chiếc bánh mặn chát ở trên:</w:t>
+        <w:t xml:space="preserve">Ví dụ: </w:t>
+      </w:r>
+      <w:r>
+        <w:t>Một người bạn lấy tờ công thức (chứa Defect) ra để làm bánh. Bánh nướng xong trông rất đẹp, nhưng khi mang ra bữa tiệc cắn thử một miếng, mọi người đều nhăn mặt phun ra vì bánh mặn chát! Hành động "cắn bánh và thấy dở tệ" chính là Failure.</w:t>
       </w:r>
     </w:p>
     <w:p>
       <w:pPr>
-        <w:pStyle w:val="183"/>
+        <w:pStyle w:val="4"/>
         <w:bidi w:val="0"/>
-        <w:ind w:left="1880" w:leftChars="0"/>
-      </w:pPr>
-      <w:r>
-        <w:t>Nếu phát hiện sớm (Ngay lúc đang viết công thức): Bạn đọc lại giấy, thấy chữ "muối", bạn lấy cục tẩy xóa đi và viết chữ "đường". Chi phí: 0 đồng, mất 2 giây.</w:t>
-      </w:r>
-    </w:p>
-    <w:p>
-      <w:pPr>
-        <w:pStyle w:val="183"/>
-        <w:bidi w:val="0"/>
-        <w:ind w:left="1880" w:leftChars="0"/>
-      </w:pPr>
-      <w:r>
-        <w:t>Nếu phát hiện ở giữa chừng (Lúc đang trộn bột): Bạn nếm thử bột thấy mặn. Bạn phải đổ thau bột đi và trộn thau mới. Chi phí: Vài chục ngàn tiền bột, trứng, sữa và mất 15 phút trộn lại.</w:t>
-      </w:r>
-    </w:p>
-    <w:p>
-      <w:pPr>
-        <w:pStyle w:val="183"/>
-        <w:bidi w:val="0"/>
-        <w:ind w:left="1880" w:leftChars="0"/>
-      </w:pPr>
-      <w:r>
-        <w:t>Nếu phát hiện quá trễ (Bánh đã nướng xong và mang ra tiệc sinh nhật - Failure): Mọi người ăn phải chiếc bánh mặn. Bạn vừa mất tiền nguyên liệu, mất tiền điện nướng bánh, bữa tiệc bị phá hỏng, và tệ nhất là bạn bè sẽ mất niềm tin, không bao giờ nhờ bạn làm bánh nữa. Chi phí: Thiệt hại lớn về tiền bạc và danh tiếng.</w:t>
-      </w:r>
-    </w:p>
-    <w:p>
-      <w:pPr>
-        <w:pStyle w:val="3"/>
-        <w:bidi w:val="0"/>
-      </w:pPr>
-      <w:bookmarkStart w:id="8" w:name="_Toc21707"/>
-      <w:r>
-        <w:t>Nhận xét kết quả trả lời của AI:</w:t>
+      </w:pPr>
+      <w:bookmarkStart w:id="8" w:name="_Toc11234"/>
+      <w:r>
+        <w:t>Root cause</w:t>
+      </w:r>
+      <w:r>
+        <w:rPr>
+          <w:rFonts w:hint="default"/>
+          <w:lang w:val="vi-VN"/>
+        </w:rPr>
+        <w:t xml:space="preserve"> (Nguyên nhân gốc rễ)</w:t>
       </w:r>
       <w:bookmarkEnd w:id="8"/>
     </w:p>
     <w:p>
       <w:pPr>
+        <w:pStyle w:val="178"/>
+        <w:bidi w:val="0"/>
+      </w:pPr>
+      <w:r>
+        <w:rPr>
+          <w:b/>
+          <w:bCs/>
+        </w:rPr>
+        <w:t>Định nghĩa:</w:t>
+      </w:r>
+      <w:r>
+        <w:t xml:space="preserve"> Root cause là lý do cơ bản nhất, sâu xa nhất dẫn đến cái Error ban đầu. Việc tìm ra Root cause không phải để trách móc, mà để thay đổi quy trình giúp ngăn chặn những lỗi tương tự trong tương lai. </w:t>
+      </w:r>
+    </w:p>
+    <w:p>
+      <w:pPr>
+        <w:pStyle w:val="178"/>
+        <w:bidi w:val="0"/>
+      </w:pPr>
+      <w:r>
+        <w:rPr>
+          <w:b/>
+          <w:bCs/>
+        </w:rPr>
+        <w:t>Ví dụ:</w:t>
+      </w:r>
+      <w:r>
+        <w:t xml:space="preserve"> Tại sao bạn lại viết nhầm đường thành muối? Sau khi tìm hiểu, phát hiện ra Root cause là: Hũ muối và hũ đường trong bếp của bạn có hình dáng y hệt nhau và không hề được dán nhãn. Để sửa lỗi tận gốc, bạn chỉ cần mua nhãn dán "Mặn" và "Ngọt" dán lên hai hũ là xong.</w:t>
+      </w:r>
+    </w:p>
+    <w:p>
+      <w:pPr>
+        <w:pStyle w:val="4"/>
+        <w:bidi w:val="0"/>
+      </w:pPr>
+      <w:bookmarkStart w:id="9" w:name="_Toc606"/>
+      <w:r>
+        <w:t>Chi phí của việc kiểm thử trễ</w:t>
+      </w:r>
+      <w:bookmarkEnd w:id="9"/>
+    </w:p>
+    <w:p>
+      <w:pPr>
+        <w:pStyle w:val="178"/>
+        <w:bidi w:val="0"/>
+      </w:pPr>
+      <w:r>
+        <w:rPr>
+          <w:b/>
+          <w:bCs/>
+        </w:rPr>
+        <w:t>Định nghĩa:</w:t>
+      </w:r>
+      <w:r>
+        <w:t xml:space="preserve"> Nguyên lý cơ bản của kiểm thử là: Lỗi (Defect) được phát hiện càng muộn trong quá trình làm ra sản phẩm thì chi phí, thời gian và công sức để sửa nó càng khổng lồ.</w:t>
+      </w:r>
+    </w:p>
+    <w:p>
+      <w:pPr>
+        <w:pStyle w:val="178"/>
+        <w:bidi w:val="0"/>
+      </w:pPr>
+      <w:r>
+        <w:rPr>
+          <w:b/>
+          <w:bCs/>
+        </w:rPr>
+        <w:t xml:space="preserve">Giải thích dễ hiểu: </w:t>
+      </w:r>
+      <w:r>
+        <w:t>Hãy nhìn lại quá trình làm chiếc bánh mặn chát ở trên:</w:t>
+      </w:r>
+    </w:p>
+    <w:p>
+      <w:pPr>
+        <w:pStyle w:val="184"/>
+        <w:bidi w:val="0"/>
+        <w:ind w:left="1880" w:leftChars="0"/>
+      </w:pPr>
+      <w:r>
+        <w:t>Nếu phát hiện sớm (Ngay lúc đang viết công thức): Bạn đọc lại giấy, thấy chữ "muối", bạn lấy cục tẩy xóa đi và viết chữ "đường". Chi phí: 0 đồng, mất 2 giây.</w:t>
+      </w:r>
+    </w:p>
+    <w:p>
+      <w:pPr>
+        <w:pStyle w:val="184"/>
+        <w:bidi w:val="0"/>
+        <w:ind w:left="1880" w:leftChars="0"/>
+      </w:pPr>
+      <w:r>
+        <w:t>Nếu phát hiện ở giữa chừng (Lúc đang trộn bột): Bạn nếm thử bột thấy mặn. Bạn phải đổ thau bột đi và trộn thau mới. Chi phí: Vài chục ngàn tiền bột, trứng, sữa và mất 15 phút trộn lại.</w:t>
+      </w:r>
+    </w:p>
+    <w:p>
+      <w:pPr>
+        <w:pStyle w:val="184"/>
+        <w:bidi w:val="0"/>
+        <w:ind w:left="1880" w:leftChars="0"/>
+      </w:pPr>
+      <w:r>
+        <w:t>Nếu phát hiện quá trễ (Bánh đã nướng xong và mang ra tiệc sinh nhật - Failure): Mọi người ăn phải chiếc bánh mặn. Bạn vừa mất tiền nguyên liệu, mất tiền điện nướng bánh, bữa tiệc bị phá hỏng, và tệ nhất là bạn bè sẽ mất niềm tin, không bao giờ nhờ bạn làm bánh nữa. Chi phí: Thiệt hại lớn về tiền bạc và danh tiếng.</w:t>
+      </w:r>
+    </w:p>
+    <w:p>
+      <w:pPr>
+        <w:pStyle w:val="3"/>
+        <w:bidi w:val="0"/>
+      </w:pPr>
+      <w:bookmarkStart w:id="10" w:name="_Toc13535"/>
+      <w:r>
+        <w:t>Nhận xét kết quả trả lời của AI:</w:t>
+      </w:r>
+      <w:bookmarkEnd w:id="10"/>
+    </w:p>
+    <w:p>
+      <w:pPr>
         <w:pStyle w:val="2"/>
         <w:bidi w:val="0"/>
         <w:ind w:left="425" w:leftChars="0" w:hanging="425" w:firstLineChars="0"/>
       </w:pPr>
-      <w:bookmarkStart w:id="9" w:name="_Toc3347"/>
+      <w:bookmarkStart w:id="11" w:name="_Toc10669"/>
       <w:r>
         <w:t>Nhiệm vụ 2: What is testing?</w:t>
       </w:r>
-      <w:bookmarkEnd w:id="9"/>
+      <w:bookmarkEnd w:id="11"/>
     </w:p>
     <w:p>
       <w:pPr>
         <w:pStyle w:val="3"/>
         <w:bidi w:val="0"/>
       </w:pPr>
-      <w:bookmarkStart w:id="10" w:name="_Toc8845"/>
+      <w:bookmarkStart w:id="12" w:name="_Toc23495"/>
       <w:r>
         <w:t>Prompt</w:t>
       </w:r>
@@ -4048,7 +4182,7 @@
         </w:rPr>
         <w:t xml:space="preserve"> ngắn (Zero shot)</w:t>
       </w:r>
-      <w:bookmarkEnd w:id="10"/>
+      <w:bookmarkEnd w:id="12"/>
     </w:p>
     <w:p>
       <w:pPr>
@@ -4056,7 +4190,7 @@
         <w:bidi w:val="0"/>
         <w:ind w:left="1731" w:leftChars="0" w:hanging="708" w:firstLineChars="0"/>
       </w:pPr>
-      <w:bookmarkStart w:id="11" w:name="_Toc23772"/>
+      <w:bookmarkStart w:id="13" w:name="_Toc13213"/>
       <w:r>
         <w:rPr>
           <w:rFonts w:hint="default"/>
@@ -4064,13 +4198,13 @@
         </w:rPr>
         <w:t>Promt</w:t>
       </w:r>
-      <w:bookmarkEnd w:id="11"/>
-      <w:r>
-        <w:rPr>
-          <w:rFonts w:hint="default"/>
-          <w:lang w:val="vi-VN"/>
-        </w:rPr>
-        <w:t xml:space="preserve"> </w:t>
+      <w:bookmarkEnd w:id="13"/>
+      <w:r>
+        <w:rPr>
+          <w:rFonts w:hint="default"/>
+          <w:lang w:val="vi-VN"/>
+        </w:rPr>
+        <w:t xml:space="preserve"> - Qwen</w:t>
       </w:r>
     </w:p>
     <w:tbl>
@@ -4156,11 +4290,11 @@
         <w:bidi w:val="0"/>
         <w:ind w:left="1731" w:leftChars="0" w:hanging="708" w:firstLineChars="0"/>
       </w:pPr>
-      <w:bookmarkStart w:id="12" w:name="_Toc23724"/>
+      <w:bookmarkStart w:id="14" w:name="_Toc17056"/>
       <w:r>
         <w:t>Câu trả lời AI:</w:t>
       </w:r>
-      <w:bookmarkEnd w:id="12"/>
+      <w:bookmarkEnd w:id="14"/>
     </w:p>
     <w:p>
       <w:pPr>
@@ -4168,15 +4302,15 @@
         <w:bidi w:val="0"/>
         <w:ind w:left="2053" w:leftChars="0" w:hanging="853" w:firstLineChars="0"/>
       </w:pPr>
-      <w:bookmarkStart w:id="13" w:name="_Toc13359"/>
+      <w:bookmarkStart w:id="15" w:name="_Toc28468"/>
       <w:r>
         <w:t>Định nghĩa về testing</w:t>
       </w:r>
-      <w:bookmarkEnd w:id="13"/>
+      <w:bookmarkEnd w:id="15"/>
     </w:p>
     <w:p>
       <w:pPr>
-        <w:pStyle w:val="177"/>
+        <w:pStyle w:val="178"/>
         <w:bidi w:val="0"/>
         <w:rPr>
           <w:rFonts w:hint="default"/>
@@ -4191,7 +4325,7 @@
     </w:p>
     <w:p>
       <w:pPr>
-        <w:pStyle w:val="177"/>
+        <w:pStyle w:val="178"/>
         <w:bidi w:val="0"/>
         <w:rPr>
           <w:rFonts w:hint="default"/>
@@ -4206,7 +4340,7 @@
     </w:p>
     <w:p>
       <w:pPr>
-        <w:pStyle w:val="177"/>
+        <w:pStyle w:val="178"/>
         <w:bidi w:val="0"/>
         <w:rPr>
           <w:rFonts w:hint="default"/>
@@ -4221,7 +4355,7 @@
     </w:p>
     <w:p>
       <w:pPr>
-        <w:pStyle w:val="177"/>
+        <w:pStyle w:val="178"/>
         <w:bidi w:val="0"/>
         <w:rPr>
           <w:rFonts w:hint="default"/>
@@ -4236,7 +4370,7 @@
     </w:p>
     <w:p>
       <w:pPr>
-        <w:pStyle w:val="177"/>
+        <w:pStyle w:val="178"/>
         <w:bidi w:val="0"/>
       </w:pPr>
       <w:r>
@@ -4252,11 +4386,11 @@
         <w:bidi w:val="0"/>
         <w:ind w:left="2053" w:leftChars="0" w:hanging="853" w:firstLineChars="0"/>
       </w:pPr>
-      <w:bookmarkStart w:id="14" w:name="_Toc16190"/>
+      <w:bookmarkStart w:id="16" w:name="_Toc17674"/>
       <w:r>
         <w:t>Phân biệt testing và debugging</w:t>
       </w:r>
-      <w:bookmarkEnd w:id="14"/>
+      <w:bookmarkEnd w:id="16"/>
     </w:p>
     <w:p>
       <w:pPr>
@@ -4273,7 +4407,7 @@
     </w:p>
     <w:tbl>
       <w:tblPr>
-        <w:tblStyle w:val="39"/>
+        <w:tblStyle w:val="40"/>
         <w:tblW w:w="7756" w:type="dxa"/>
         <w:tblInd w:w="1527" w:type="dxa"/>
         <w:tblBorders>
@@ -4981,11 +5115,11 @@
         <w:bidi w:val="0"/>
         <w:ind w:left="2053" w:leftChars="0" w:hanging="853" w:firstLineChars="0"/>
       </w:pPr>
-      <w:bookmarkStart w:id="15" w:name="_Toc26107"/>
+      <w:bookmarkStart w:id="17" w:name="_Toc14211"/>
       <w:r>
         <w:t>Phân biệt Verfication và validation</w:t>
       </w:r>
-      <w:bookmarkEnd w:id="15"/>
+      <w:bookmarkEnd w:id="17"/>
     </w:p>
     <w:p>
       <w:pPr>
@@ -5051,7 +5185,7 @@
     </w:p>
     <w:p>
       <w:pPr>
-        <w:pStyle w:val="177"/>
+        <w:pStyle w:val="178"/>
         <w:bidi w:val="0"/>
       </w:pPr>
       <w:r>
@@ -5063,7 +5197,7 @@
     </w:p>
     <w:p>
       <w:pPr>
-        <w:pStyle w:val="177"/>
+        <w:pStyle w:val="178"/>
         <w:bidi w:val="0"/>
       </w:pPr>
       <w:r>
@@ -5075,7 +5209,7 @@
     </w:p>
     <w:p>
       <w:pPr>
-        <w:pStyle w:val="177"/>
+        <w:pStyle w:val="178"/>
         <w:bidi w:val="0"/>
       </w:pPr>
       <w:r>
@@ -5087,7 +5221,7 @@
     </w:p>
     <w:p>
       <w:pPr>
-        <w:pStyle w:val="177"/>
+        <w:pStyle w:val="178"/>
         <w:bidi w:val="0"/>
       </w:pPr>
       <w:r>
@@ -5099,7 +5233,7 @@
     </w:p>
     <w:p>
       <w:pPr>
-        <w:pStyle w:val="177"/>
+        <w:pStyle w:val="178"/>
         <w:bidi w:val="0"/>
       </w:pPr>
       <w:r>
@@ -5130,7 +5264,7 @@
     </w:p>
     <w:p>
       <w:pPr>
-        <w:pStyle w:val="177"/>
+        <w:pStyle w:val="178"/>
         <w:bidi w:val="0"/>
       </w:pPr>
       <w:r>
@@ -5142,7 +5276,7 @@
     </w:p>
     <w:p>
       <w:pPr>
-        <w:pStyle w:val="177"/>
+        <w:pStyle w:val="178"/>
         <w:bidi w:val="0"/>
       </w:pPr>
       <w:r>
@@ -5154,7 +5288,7 @@
     </w:p>
     <w:p>
       <w:pPr>
-        <w:pStyle w:val="177"/>
+        <w:pStyle w:val="178"/>
         <w:bidi w:val="0"/>
       </w:pPr>
       <w:r>
@@ -5166,7 +5300,7 @@
     </w:p>
     <w:p>
       <w:pPr>
-        <w:pStyle w:val="177"/>
+        <w:pStyle w:val="178"/>
         <w:bidi w:val="0"/>
       </w:pPr>
       <w:r>
@@ -5178,7 +5312,7 @@
     </w:p>
     <w:p>
       <w:pPr>
-        <w:pStyle w:val="177"/>
+        <w:pStyle w:val="178"/>
         <w:bidi w:val="0"/>
       </w:pPr>
       <w:r>
@@ -5194,7 +5328,7 @@
         <w:pStyle w:val="3"/>
         <w:bidi w:val="0"/>
       </w:pPr>
-      <w:bookmarkStart w:id="16" w:name="_Toc25592"/>
+      <w:bookmarkStart w:id="18" w:name="_Toc12314"/>
       <w:r>
         <w:t>Prompt</w:t>
       </w:r>
@@ -5205,7 +5339,7 @@
         </w:rPr>
         <w:t xml:space="preserve"> ngắn (Zero shot)</w:t>
       </w:r>
-      <w:bookmarkEnd w:id="16"/>
+      <w:bookmarkEnd w:id="18"/>
     </w:p>
     <w:p>
       <w:pPr>
@@ -5213,7 +5347,7 @@
         <w:bidi w:val="0"/>
         <w:ind w:left="1731" w:leftChars="0" w:hanging="708" w:firstLineChars="0"/>
       </w:pPr>
-      <w:bookmarkStart w:id="17" w:name="_Toc30103"/>
+      <w:bookmarkStart w:id="19" w:name="_Toc4736"/>
       <w:r>
         <w:rPr>
           <w:rFonts w:hint="default"/>
@@ -5221,13 +5355,13 @@
         </w:rPr>
         <w:t>Promt</w:t>
       </w:r>
-      <w:bookmarkEnd w:id="17"/>
-      <w:r>
-        <w:rPr>
-          <w:rFonts w:hint="default"/>
-          <w:lang w:val="vi-VN"/>
-        </w:rPr>
-        <w:t xml:space="preserve"> </w:t>
+      <w:bookmarkEnd w:id="19"/>
+      <w:r>
+        <w:rPr>
+          <w:rFonts w:hint="default"/>
+          <w:lang w:val="vi-VN"/>
+        </w:rPr>
+        <w:t xml:space="preserve"> - Qwen</w:t>
       </w:r>
     </w:p>
     <w:tbl>
@@ -5487,11 +5621,11 @@
         <w:bidi w:val="0"/>
         <w:ind w:left="1731" w:leftChars="0" w:hanging="708" w:firstLineChars="0"/>
       </w:pPr>
-      <w:bookmarkStart w:id="18" w:name="_Toc14178"/>
+      <w:bookmarkStart w:id="20" w:name="_Toc4667"/>
       <w:r>
         <w:t>Câu trả lời AI:</w:t>
       </w:r>
-      <w:bookmarkEnd w:id="18"/>
+      <w:bookmarkEnd w:id="20"/>
     </w:p>
     <w:p>
       <w:pPr>
@@ -5499,15 +5633,15 @@
         <w:bidi w:val="0"/>
         <w:ind w:left="2053" w:leftChars="0" w:hanging="853" w:firstLineChars="0"/>
       </w:pPr>
-      <w:bookmarkStart w:id="19" w:name="_Toc438"/>
+      <w:bookmarkStart w:id="21" w:name="_Toc15351"/>
       <w:r>
         <w:t>Định nghĩa về testing</w:t>
       </w:r>
-      <w:bookmarkEnd w:id="19"/>
+      <w:bookmarkEnd w:id="21"/>
     </w:p>
     <w:p>
       <w:pPr>
-        <w:pStyle w:val="177"/>
+        <w:pStyle w:val="178"/>
         <w:bidi w:val="0"/>
       </w:pPr>
       <w:r>
@@ -5520,7 +5654,7 @@
     </w:p>
     <w:p>
       <w:pPr>
-        <w:pStyle w:val="177"/>
+        <w:pStyle w:val="178"/>
         <w:bidi w:val="0"/>
         <w:rPr>
           <w:rFonts w:hint="default"/>
@@ -5545,11 +5679,11 @@
         <w:bidi w:val="0"/>
         <w:ind w:left="2053" w:leftChars="0" w:hanging="853" w:firstLineChars="0"/>
       </w:pPr>
-      <w:bookmarkStart w:id="20" w:name="_Toc22670"/>
+      <w:bookmarkStart w:id="22" w:name="_Toc10988"/>
       <w:r>
         <w:t>Phân biệt testing và debugging</w:t>
       </w:r>
-      <w:bookmarkEnd w:id="20"/>
+      <w:bookmarkEnd w:id="22"/>
     </w:p>
     <w:p>
       <w:pPr>
@@ -5589,7 +5723,7 @@
     </w:p>
     <w:p>
       <w:pPr>
-        <w:pStyle w:val="177"/>
+        <w:pStyle w:val="178"/>
         <w:bidi w:val="0"/>
       </w:pPr>
       <w:r>
@@ -5601,7 +5735,7 @@
     </w:p>
     <w:p>
       <w:pPr>
-        <w:pStyle w:val="177"/>
+        <w:pStyle w:val="178"/>
         <w:bidi w:val="0"/>
       </w:pPr>
       <w:r>
@@ -5632,7 +5766,7 @@
     </w:p>
     <w:tbl>
       <w:tblPr>
-        <w:tblStyle w:val="39"/>
+        <w:tblStyle w:val="40"/>
         <w:tblW w:w="7999" w:type="dxa"/>
         <w:tblInd w:w="1284" w:type="dxa"/>
         <w:tblBorders>
@@ -6091,11 +6225,11 @@
         <w:bidi w:val="0"/>
         <w:ind w:left="2053" w:leftChars="0" w:hanging="853" w:firstLineChars="0"/>
       </w:pPr>
-      <w:bookmarkStart w:id="21" w:name="_Toc17341"/>
+      <w:bookmarkStart w:id="23" w:name="_Toc9410"/>
       <w:r>
         <w:t>Phân biệt Verfication và validation</w:t>
       </w:r>
-      <w:bookmarkEnd w:id="21"/>
+      <w:bookmarkEnd w:id="23"/>
     </w:p>
     <w:p>
       <w:pPr>
@@ -6117,7 +6251,7 @@
     </w:p>
     <w:p>
       <w:pPr>
-        <w:pStyle w:val="177"/>
+        <w:pStyle w:val="178"/>
         <w:bidi w:val="0"/>
       </w:pPr>
       <w:r>
@@ -6137,7 +6271,7 @@
     </w:p>
     <w:p>
       <w:pPr>
-        <w:pStyle w:val="177"/>
+        <w:pStyle w:val="178"/>
         <w:bidi w:val="0"/>
       </w:pPr>
       <w:r>
@@ -6157,7 +6291,7 @@
     </w:p>
     <w:p>
       <w:pPr>
-        <w:pStyle w:val="177"/>
+        <w:pStyle w:val="178"/>
         <w:bidi w:val="0"/>
       </w:pPr>
       <w:r>
@@ -6177,7 +6311,7 @@
     </w:p>
     <w:p>
       <w:pPr>
-        <w:pStyle w:val="177"/>
+        <w:pStyle w:val="178"/>
         <w:bidi w:val="0"/>
       </w:pPr>
       <w:r>
@@ -6235,7 +6369,7 @@
     </w:p>
     <w:p>
       <w:pPr>
-        <w:pStyle w:val="177"/>
+        <w:pStyle w:val="178"/>
         <w:bidi w:val="0"/>
       </w:pPr>
       <w:r>
@@ -6255,7 +6389,7 @@
     </w:p>
     <w:p>
       <w:pPr>
-        <w:pStyle w:val="177"/>
+        <w:pStyle w:val="178"/>
         <w:bidi w:val="0"/>
       </w:pPr>
       <w:r>
@@ -6297,7 +6431,7 @@
     </w:p>
     <w:tbl>
       <w:tblPr>
-        <w:tblStyle w:val="39"/>
+        <w:tblStyle w:val="40"/>
         <w:tblW w:w="7999" w:type="dxa"/>
         <w:tblInd w:w="1284" w:type="dxa"/>
         <w:tblBorders>
@@ -6802,11 +6936,11 @@
         <w:bidi w:val="0"/>
         <w:ind w:left="850" w:leftChars="0" w:hanging="453" w:firstLineChars="0"/>
       </w:pPr>
-      <w:bookmarkStart w:id="22" w:name="_Toc16247"/>
+      <w:bookmarkStart w:id="24" w:name="_Toc402"/>
       <w:r>
         <w:t>Nhận xét kết quả trả lời của AI</w:t>
       </w:r>
-      <w:bookmarkEnd w:id="22"/>
+      <w:bookmarkEnd w:id="24"/>
     </w:p>
     <w:p>
       <w:pPr>
@@ -6814,11 +6948,11 @@
         <w:bidi w:val="0"/>
         <w:ind w:left="425" w:leftChars="0" w:hanging="425" w:firstLineChars="0"/>
       </w:pPr>
-      <w:bookmarkStart w:id="23" w:name="_Toc12068"/>
+      <w:bookmarkStart w:id="25" w:name="_Toc28893"/>
       <w:r>
         <w:t>Nhiệm vụ 3: 7 principles of software testing</w:t>
       </w:r>
-      <w:bookmarkEnd w:id="23"/>
+      <w:bookmarkEnd w:id="25"/>
     </w:p>
     <w:p>
       <w:pPr>
@@ -6826,7 +6960,7 @@
         <w:bidi w:val="0"/>
         <w:ind w:left="850" w:leftChars="0" w:hanging="453" w:firstLineChars="0"/>
       </w:pPr>
-      <w:bookmarkStart w:id="24" w:name="_Toc10108"/>
+      <w:bookmarkStart w:id="26" w:name="_Toc9146"/>
       <w:r>
         <w:t>Prompt</w:t>
       </w:r>
@@ -6837,7 +6971,7 @@
         </w:rPr>
         <w:t xml:space="preserve"> 1</w:t>
       </w:r>
-      <w:bookmarkEnd w:id="24"/>
+      <w:bookmarkEnd w:id="26"/>
     </w:p>
     <w:p>
       <w:pPr>
@@ -6845,7 +6979,7 @@
         <w:bidi w:val="0"/>
         <w:ind w:left="1731" w:leftChars="0" w:hanging="708" w:firstLineChars="0"/>
       </w:pPr>
-      <w:bookmarkStart w:id="25" w:name="_Toc22665"/>
+      <w:bookmarkStart w:id="27" w:name="_Toc4892"/>
       <w:r>
         <w:rPr>
           <w:rFonts w:hint="default"/>
@@ -6853,7 +6987,7 @@
         </w:rPr>
         <w:t>Promt</w:t>
       </w:r>
-      <w:bookmarkEnd w:id="25"/>
+      <w:bookmarkEnd w:id="27"/>
       <w:r>
         <w:rPr>
           <w:rFonts w:hint="default"/>
@@ -6862,17 +6996,378 @@
         <w:t xml:space="preserve"> </w:t>
       </w:r>
     </w:p>
+    <w:tbl>
+      <w:tblPr>
+        <w:tblStyle w:val="12"/>
+        <w:tblW w:w="8011" w:type="dxa"/>
+        <w:tblInd w:w="1296" w:type="dxa"/>
+        <w:tblBorders>
+          <w:top w:val="single" w:color="auto" w:sz="4" w:space="0"/>
+          <w:left w:val="single" w:color="auto" w:sz="4" w:space="0"/>
+          <w:bottom w:val="single" w:color="auto" w:sz="4" w:space="0"/>
+          <w:right w:val="single" w:color="auto" w:sz="4" w:space="0"/>
+          <w:insideH w:val="single" w:color="auto" w:sz="4" w:space="0"/>
+          <w:insideV w:val="single" w:color="auto" w:sz="4" w:space="0"/>
+        </w:tblBorders>
+        <w:tblLayout w:type="autofit"/>
+        <w:tblCellMar>
+          <w:top w:w="0" w:type="dxa"/>
+          <w:left w:w="10" w:type="dxa"/>
+          <w:bottom w:w="0" w:type="dxa"/>
+          <w:right w:w="10" w:type="dxa"/>
+        </w:tblCellMar>
+      </w:tblPr>
+      <w:tblGrid>
+        <w:gridCol w:w="8011"/>
+      </w:tblGrid>
+      <w:tr>
+        <w:tblPrEx>
+          <w:tblBorders>
+            <w:top w:val="single" w:color="auto" w:sz="4" w:space="0"/>
+            <w:left w:val="single" w:color="auto" w:sz="4" w:space="0"/>
+            <w:bottom w:val="single" w:color="auto" w:sz="4" w:space="0"/>
+            <w:right w:val="single" w:color="auto" w:sz="4" w:space="0"/>
+            <w:insideH w:val="single" w:color="auto" w:sz="4" w:space="0"/>
+            <w:insideV w:val="single" w:color="auto" w:sz="4" w:space="0"/>
+          </w:tblBorders>
+        </w:tblPrEx>
+        <w:tc>
+          <w:tcPr>
+            <w:tcW w:w="8011" w:type="dxa"/>
+            <w:tcBorders>
+              <w:top w:val="single" w:color="BFBFBF" w:sz="6" w:space="0"/>
+              <w:left w:val="single" w:color="BFBFBF" w:sz="6" w:space="0"/>
+              <w:bottom w:val="single" w:color="BFBFBF" w:sz="6" w:space="0"/>
+              <w:right w:val="single" w:color="BFBFBF" w:sz="6" w:space="0"/>
+            </w:tcBorders>
+            <w:shd w:val="clear" w:color="auto" w:fill="F2F2F2"/>
+            <w:tcMar>
+              <w:top w:w="120" w:type="dxa"/>
+              <w:left w:w="180" w:type="dxa"/>
+              <w:bottom w:w="120" w:type="dxa"/>
+              <w:right w:w="180" w:type="dxa"/>
+            </w:tcMar>
+          </w:tcPr>
+          <w:p>
+            <w:pPr>
+              <w:pStyle w:val="19"/>
+              <w:bidi w:val="0"/>
+              <w:rPr>
+                <w:rFonts w:hint="default"/>
+                <w:lang w:val="vi-VN"/>
+              </w:rPr>
+            </w:pPr>
+            <w:r>
+              <w:rPr>
+                <w:rFonts w:hint="default"/>
+                <w:lang w:val="vi-VN"/>
+              </w:rPr>
+              <w:t xml:space="preserve">Hãy giải thích 3 nguyên tắc kiểm thử phần mềm đầu tiên </w:t>
+            </w:r>
+          </w:p>
+          <w:p>
+            <w:pPr>
+              <w:pStyle w:val="19"/>
+              <w:bidi w:val="0"/>
+            </w:pPr>
+            <w:r>
+              <w:rPr>
+                <w:rFonts w:hint="default"/>
+                <w:lang w:val="vi-VN"/>
+              </w:rPr>
+              <w:t>và cho ví dụ minh họa.</w:t>
+            </w:r>
+          </w:p>
+        </w:tc>
+      </w:tr>
+    </w:tbl>
     <w:p>
       <w:pPr>
         <w:pStyle w:val="4"/>
         <w:bidi w:val="0"/>
         <w:ind w:left="1731" w:leftChars="0" w:hanging="708" w:firstLineChars="0"/>
       </w:pPr>
-      <w:bookmarkStart w:id="26" w:name="_Toc26258"/>
+      <w:bookmarkStart w:id="28" w:name="_Toc20088"/>
       <w:r>
         <w:t>Câu trả lời của AI:</w:t>
       </w:r>
-      <w:bookmarkEnd w:id="26"/>
+      <w:bookmarkEnd w:id="28"/>
+    </w:p>
+    <w:p>
+      <w:pPr>
+        <w:pStyle w:val="5"/>
+        <w:bidi w:val="0"/>
+      </w:pPr>
+      <w:bookmarkStart w:id="29" w:name="_Toc9169"/>
+      <w:r>
+        <w:t>Nguyên tắc 1 — Testing shows presence of defects (Kiểm thử chứng minh có lỗi)</w:t>
+      </w:r>
+    </w:p>
+    <w:p>
+      <w:pPr>
+        <w:pStyle w:val="178"/>
+        <w:bidi w:val="0"/>
+      </w:pPr>
+      <w:r>
+        <w:t>Kiểm thử chỉ có thể chứng minh lỗi tồn tại, không thể chứng minh phần mềm hoàn toàn không có lỗi. Dù chạy bao nhiêu test case cũng không đảm bảo 100% không còn lỗi nào.</w:t>
+      </w:r>
+    </w:p>
+    <w:p>
+      <w:pPr>
+        <w:pStyle w:val="178"/>
+        <w:bidi w:val="0"/>
+      </w:pPr>
+      <w:r>
+        <w:t>Ví dụ: Một đội test chạy 500 test case cho tính năng chuyển khoản của app ngân hàng và pass hết. Điều này không có nghĩa là app hoàn toàn an toàn — vẫn có thể còn lỗi ở trường hợp chuyển tiền với số dư âm, múi giờ quốc tế, hay tên thụ hưởng có ký tự đặc biệt chưa được test đến.</w:t>
+      </w:r>
+    </w:p>
+    <w:bookmarkEnd w:id="29"/>
+    <w:p>
+      <w:pPr>
+        <w:pStyle w:val="5"/>
+        <w:keepNext w:val="0"/>
+        <w:keepLines w:val="0"/>
+        <w:widowControl/>
+        <w:suppressLineNumbers w:val="0"/>
+      </w:pPr>
+      <w:bookmarkStart w:id="30" w:name="_Toc13750"/>
+      <w:r>
+        <w:t>Nguyên tắc 2 — Exhaustive testing is impossible (Không thể kiểm thử toàn diện)</w:t>
+      </w:r>
+    </w:p>
+    <w:p>
+      <w:pPr>
+        <w:pStyle w:val="178"/>
+        <w:bidi w:val="0"/>
+      </w:pPr>
+      <w:r>
+        <w:t>Không thể kiểm thử hết mọi tổ hợp dữ liệu đầu vào, vì số lượng tổ hợp tăng theo hàm mũ. Tester phải dùng kỹ thuật như Equivalence Partitioning và Boundary Value Analysis để chọn ra test case có giá trị nhất.</w:t>
+      </w:r>
+    </w:p>
+    <w:p>
+      <w:pPr>
+        <w:pStyle w:val="178"/>
+        <w:bidi w:val="0"/>
+      </w:pPr>
+      <w:r>
+        <w:t>Ví dụ: Ô nhập mật khẩu 8 ký tự với 94 ký tự hợp lệ tạo ra ~6 nghìn tỷ tỷ tổ hợp — không thể test hết. Thay vào đó, tester chọn đại diện: đúng định dạng, quá ngắn, quá dài, có ký tự đặc biệt, không có chữ hoa…</w:t>
+      </w:r>
+    </w:p>
+    <w:bookmarkEnd w:id="30"/>
+    <w:p>
+      <w:pPr>
+        <w:pStyle w:val="5"/>
+        <w:keepNext w:val="0"/>
+        <w:keepLines w:val="0"/>
+        <w:widowControl/>
+        <w:suppressLineNumbers w:val="0"/>
+      </w:pPr>
+      <w:bookmarkStart w:id="31" w:name="_Toc21577"/>
+      <w:r>
+        <w:t>Nguyên tắc 3 — Early testing (Kiểm thử sớm)</w:t>
+      </w:r>
+    </w:p>
+    <w:p>
+      <w:pPr>
+        <w:pStyle w:val="178"/>
+        <w:bidi w:val="0"/>
+      </w:pPr>
+      <w:r>
+        <w:t>Kiểm thử nên bắt đầu càng sớm càng tốt trong vòng đời phát triển (SDLC). Chi phí sửa lỗi tăng theo cấp số nhân theo từng giai đoạn — lỗi phát hiện lúc phân tích yêu cầu chỉ tốn 1x, nhưng nếu phát hiện sau khi deploy có thể tốn gấp 40–1000 lần.</w:t>
+      </w:r>
+    </w:p>
+    <w:p>
+      <w:pPr>
+        <w:pStyle w:val="178"/>
+        <w:bidi w:val="0"/>
+      </w:pPr>
+      <w:r>
+        <w:t>Ví dụ: Team bỏ sót yêu cầu "phiên đăng nhập phải tự hết hạn sau 30 phút" ngay từ giai đoạn phân tích. Khi phát hiện sau khi đã lên production, phải sửa cả backend, frontend, cập nhật tài liệu, test lại và hotfix — tốn kém hơn rất nhiều lần so với ghi chú vào spec từ đầu.</w:t>
+      </w:r>
+    </w:p>
+    <w:p>
+      <w:pPr>
+        <w:pStyle w:val="3"/>
+        <w:bidi w:val="0"/>
+        <w:ind w:left="850" w:leftChars="0" w:hanging="453" w:firstLineChars="0"/>
+      </w:pPr>
+      <w:r>
+        <w:t>Prompt</w:t>
+      </w:r>
+      <w:r>
+        <w:rPr>
+          <w:rFonts w:hint="default"/>
+          <w:lang w:val="vi-VN"/>
+        </w:rPr>
+        <w:t xml:space="preserve"> 2</w:t>
+      </w:r>
+      <w:bookmarkEnd w:id="31"/>
+    </w:p>
+    <w:p>
+      <w:pPr>
+        <w:pStyle w:val="4"/>
+        <w:bidi w:val="0"/>
+        <w:ind w:left="1731" w:leftChars="0" w:hanging="708" w:firstLineChars="0"/>
+      </w:pPr>
+      <w:bookmarkStart w:id="32" w:name="_Toc32379"/>
+      <w:r>
+        <w:rPr>
+          <w:rFonts w:hint="default"/>
+          <w:lang w:val="vi-VN"/>
+        </w:rPr>
+        <w:t>Promt</w:t>
+      </w:r>
+      <w:bookmarkEnd w:id="32"/>
+      <w:r>
+        <w:rPr>
+          <w:rFonts w:hint="default"/>
+          <w:lang w:val="vi-VN"/>
+        </w:rPr>
+        <w:t xml:space="preserve"> </w:t>
+      </w:r>
+    </w:p>
+    <w:tbl>
+      <w:tblPr>
+        <w:tblStyle w:val="12"/>
+        <w:tblW w:w="8011" w:type="dxa"/>
+        <w:tblInd w:w="1296" w:type="dxa"/>
+        <w:tblBorders>
+          <w:top w:val="single" w:color="auto" w:sz="4" w:space="0"/>
+          <w:left w:val="single" w:color="auto" w:sz="4" w:space="0"/>
+          <w:bottom w:val="single" w:color="auto" w:sz="4" w:space="0"/>
+          <w:right w:val="single" w:color="auto" w:sz="4" w:space="0"/>
+          <w:insideH w:val="single" w:color="auto" w:sz="4" w:space="0"/>
+          <w:insideV w:val="single" w:color="auto" w:sz="4" w:space="0"/>
+        </w:tblBorders>
+        <w:tblLayout w:type="autofit"/>
+        <w:tblCellMar>
+          <w:top w:w="0" w:type="dxa"/>
+          <w:left w:w="10" w:type="dxa"/>
+          <w:bottom w:w="0" w:type="dxa"/>
+          <w:right w:w="10" w:type="dxa"/>
+        </w:tblCellMar>
+      </w:tblPr>
+      <w:tblGrid>
+        <w:gridCol w:w="8011"/>
+      </w:tblGrid>
+      <w:tr>
+        <w:tblPrEx>
+          <w:tblBorders>
+            <w:top w:val="single" w:color="auto" w:sz="4" w:space="0"/>
+            <w:left w:val="single" w:color="auto" w:sz="4" w:space="0"/>
+            <w:bottom w:val="single" w:color="auto" w:sz="4" w:space="0"/>
+            <w:right w:val="single" w:color="auto" w:sz="4" w:space="0"/>
+            <w:insideH w:val="single" w:color="auto" w:sz="4" w:space="0"/>
+            <w:insideV w:val="single" w:color="auto" w:sz="4" w:space="0"/>
+          </w:tblBorders>
+          <w:tblCellMar>
+            <w:top w:w="0" w:type="dxa"/>
+            <w:left w:w="10" w:type="dxa"/>
+            <w:bottom w:w="0" w:type="dxa"/>
+            <w:right w:w="10" w:type="dxa"/>
+          </w:tblCellMar>
+        </w:tblPrEx>
+        <w:tc>
+          <w:tcPr>
+            <w:tcW w:w="8011" w:type="dxa"/>
+            <w:tcBorders>
+              <w:top w:val="single" w:color="BFBFBF" w:sz="6" w:space="0"/>
+              <w:left w:val="single" w:color="BFBFBF" w:sz="6" w:space="0"/>
+              <w:bottom w:val="single" w:color="BFBFBF" w:sz="6" w:space="0"/>
+              <w:right w:val="single" w:color="BFBFBF" w:sz="6" w:space="0"/>
+            </w:tcBorders>
+            <w:shd w:val="clear" w:color="auto" w:fill="F2F2F2"/>
+            <w:tcMar>
+              <w:top w:w="120" w:type="dxa"/>
+              <w:left w:w="180" w:type="dxa"/>
+              <w:bottom w:w="120" w:type="dxa"/>
+              <w:right w:w="180" w:type="dxa"/>
+            </w:tcMar>
+          </w:tcPr>
+          <w:p>
+            <w:pPr>
+              <w:pStyle w:val="19"/>
+              <w:bidi w:val="0"/>
+            </w:pPr>
+            <w:r>
+              <w:t xml:space="preserve">Tôi đang học môn Kiểm thử phần mềm theo chuẩn ISTQB. </w:t>
+            </w:r>
+          </w:p>
+          <w:p>
+            <w:pPr>
+              <w:pStyle w:val="19"/>
+              <w:bidi w:val="0"/>
+            </w:pPr>
+            <w:r>
+              <w:t xml:space="preserve">Hãy giải thích 3 nguyên tắc kiểm thử sau: </w:t>
+            </w:r>
+          </w:p>
+          <w:p>
+            <w:pPr>
+              <w:pStyle w:val="19"/>
+              <w:bidi w:val="0"/>
+            </w:pPr>
+            <w:r>
+              <w:t xml:space="preserve">- Nguyên tắc 4: Clustering of defects (Sự tập trung lỗi) </w:t>
+            </w:r>
+          </w:p>
+          <w:p>
+            <w:pPr>
+              <w:pStyle w:val="19"/>
+              <w:bidi w:val="0"/>
+            </w:pPr>
+            <w:r>
+              <w:t xml:space="preserve">- Nguyên tắc 5: Pesticide paradox (Nghịch lý thuốc trừ sâu) </w:t>
+            </w:r>
+          </w:p>
+          <w:p>
+            <w:pPr>
+              <w:pStyle w:val="19"/>
+              <w:bidi w:val="0"/>
+            </w:pPr>
+            <w:r>
+              <w:t xml:space="preserve">Với mỗi nguyên tắc, hãy: </w:t>
+            </w:r>
+          </w:p>
+          <w:p>
+            <w:pPr>
+              <w:pStyle w:val="19"/>
+              <w:numPr>
+                <w:ilvl w:val="0"/>
+                <w:numId w:val="7"/>
+              </w:numPr>
+              <w:bidi w:val="0"/>
+            </w:pPr>
+            <w:r>
+              <w:t xml:space="preserve">Giải thích ngắn gọn (2-3 câu) </w:t>
+            </w:r>
+          </w:p>
+          <w:p>
+            <w:pPr>
+              <w:pStyle w:val="19"/>
+              <w:numPr>
+                <w:numId w:val="0"/>
+              </w:numPr>
+              <w:bidi w:val="0"/>
+            </w:pPr>
+            <w:r>
+              <w:t>2. Cho 1 ví dụ trong dự án web bán vé xem phim CinePlex</w:t>
+            </w:r>
+          </w:p>
+        </w:tc>
+      </w:tr>
+    </w:tbl>
+    <w:p>
+      <w:pPr>
+        <w:pStyle w:val="4"/>
+        <w:bidi w:val="0"/>
+        <w:ind w:left="1731" w:leftChars="0" w:hanging="708" w:firstLineChars="0"/>
+      </w:pPr>
+      <w:bookmarkStart w:id="33" w:name="_Toc9742"/>
+      <w:r>
+        <w:t>Câu trả lời của AI</w:t>
+      </w:r>
+      <w:bookmarkEnd w:id="33"/>
     </w:p>
     <w:p>
       <w:pPr>
@@ -6880,11 +7375,20 @@
         <w:bidi w:val="0"/>
         <w:ind w:left="2053" w:leftChars="0" w:hanging="853" w:firstLineChars="0"/>
       </w:pPr>
-      <w:bookmarkStart w:id="27" w:name="_Toc19094"/>
-      <w:r>
-        <w:t>Nguyên tắc 1</w:t>
-      </w:r>
-      <w:bookmarkEnd w:id="27"/>
+      <w:bookmarkStart w:id="34" w:name="_Toc21774"/>
+      <w:r>
+        <w:t xml:space="preserve">Nguyên tắc </w:t>
+      </w:r>
+      <w:bookmarkEnd w:id="34"/>
+      <w:r>
+        <w:rPr>
+          <w:rFonts w:hint="default"/>
+          <w:lang w:val="vi-VN"/>
+        </w:rPr>
+        <w:t>4</w:t>
+      </w:r>
+      <w:bookmarkStart w:id="46" w:name="_GoBack"/>
+      <w:bookmarkEnd w:id="46"/>
     </w:p>
     <w:p>
       <w:pPr>
@@ -6892,11 +7396,254 @@
         <w:bidi w:val="0"/>
         <w:ind w:left="2053" w:leftChars="0" w:hanging="853" w:firstLineChars="0"/>
       </w:pPr>
-      <w:bookmarkStart w:id="28" w:name="_Toc24352"/>
-      <w:r>
-        <w:t>Nguyên tắc 2</w:t>
-      </w:r>
-      <w:bookmarkEnd w:id="28"/>
+      <w:bookmarkStart w:id="35" w:name="_Toc20057"/>
+      <w:r>
+        <w:t xml:space="preserve">Nguyên tắc </w:t>
+      </w:r>
+      <w:bookmarkEnd w:id="35"/>
+      <w:r>
+        <w:rPr>
+          <w:rFonts w:hint="default"/>
+          <w:lang w:val="vi-VN"/>
+        </w:rPr>
+        <w:t>5</w:t>
+      </w:r>
+    </w:p>
+    <w:p>
+      <w:pPr>
+        <w:pStyle w:val="3"/>
+        <w:bidi w:val="0"/>
+        <w:ind w:left="850" w:leftChars="0" w:hanging="453" w:firstLineChars="0"/>
+      </w:pPr>
+      <w:bookmarkStart w:id="36" w:name="_Toc30460"/>
+      <w:r>
+        <w:t>Prompt</w:t>
+      </w:r>
+      <w:r>
+        <w:rPr>
+          <w:rFonts w:hint="default"/>
+          <w:lang w:val="vi-VN"/>
+        </w:rPr>
+        <w:t xml:space="preserve"> 3</w:t>
+      </w:r>
+      <w:bookmarkEnd w:id="36"/>
+    </w:p>
+    <w:p>
+      <w:pPr>
+        <w:pStyle w:val="4"/>
+        <w:bidi w:val="0"/>
+        <w:ind w:left="1731" w:leftChars="0" w:hanging="708" w:firstLineChars="0"/>
+      </w:pPr>
+      <w:bookmarkStart w:id="37" w:name="_Toc6543"/>
+      <w:r>
+        <w:rPr>
+          <w:rFonts w:hint="default"/>
+          <w:lang w:val="vi-VN"/>
+        </w:rPr>
+        <w:t>Promt</w:t>
+      </w:r>
+      <w:bookmarkEnd w:id="37"/>
+      <w:r>
+        <w:rPr>
+          <w:rFonts w:hint="default"/>
+          <w:lang w:val="vi-VN"/>
+        </w:rPr>
+        <w:t xml:space="preserve"> </w:t>
+      </w:r>
+    </w:p>
+    <w:tbl>
+      <w:tblPr>
+        <w:tblStyle w:val="12"/>
+        <w:tblW w:w="8011" w:type="dxa"/>
+        <w:tblInd w:w="1296" w:type="dxa"/>
+        <w:tblBorders>
+          <w:top w:val="single" w:color="auto" w:sz="4" w:space="0"/>
+          <w:left w:val="single" w:color="auto" w:sz="4" w:space="0"/>
+          <w:bottom w:val="single" w:color="auto" w:sz="4" w:space="0"/>
+          <w:right w:val="single" w:color="auto" w:sz="4" w:space="0"/>
+          <w:insideH w:val="single" w:color="auto" w:sz="4" w:space="0"/>
+          <w:insideV w:val="single" w:color="auto" w:sz="4" w:space="0"/>
+        </w:tblBorders>
+        <w:tblLayout w:type="autofit"/>
+        <w:tblCellMar>
+          <w:top w:w="0" w:type="dxa"/>
+          <w:left w:w="10" w:type="dxa"/>
+          <w:bottom w:w="0" w:type="dxa"/>
+          <w:right w:w="10" w:type="dxa"/>
+        </w:tblCellMar>
+      </w:tblPr>
+      <w:tblGrid>
+        <w:gridCol w:w="8011"/>
+      </w:tblGrid>
+      <w:tr>
+        <w:tblPrEx>
+          <w:tblBorders>
+            <w:top w:val="single" w:color="auto" w:sz="4" w:space="0"/>
+            <w:left w:val="single" w:color="auto" w:sz="4" w:space="0"/>
+            <w:bottom w:val="single" w:color="auto" w:sz="4" w:space="0"/>
+            <w:right w:val="single" w:color="auto" w:sz="4" w:space="0"/>
+            <w:insideH w:val="single" w:color="auto" w:sz="4" w:space="0"/>
+            <w:insideV w:val="single" w:color="auto" w:sz="4" w:space="0"/>
+          </w:tblBorders>
+          <w:tblCellMar>
+            <w:top w:w="0" w:type="dxa"/>
+            <w:left w:w="10" w:type="dxa"/>
+            <w:bottom w:w="0" w:type="dxa"/>
+            <w:right w:w="10" w:type="dxa"/>
+          </w:tblCellMar>
+        </w:tblPrEx>
+        <w:tc>
+          <w:tcPr>
+            <w:tcW w:w="8011" w:type="dxa"/>
+            <w:tcBorders>
+              <w:top w:val="single" w:color="BFBFBF" w:sz="6" w:space="0"/>
+              <w:left w:val="single" w:color="BFBFBF" w:sz="6" w:space="0"/>
+              <w:bottom w:val="single" w:color="BFBFBF" w:sz="6" w:space="0"/>
+              <w:right w:val="single" w:color="BFBFBF" w:sz="6" w:space="0"/>
+            </w:tcBorders>
+            <w:shd w:val="clear" w:color="auto" w:fill="F2F2F2"/>
+            <w:tcMar>
+              <w:top w:w="120" w:type="dxa"/>
+              <w:left w:w="180" w:type="dxa"/>
+              <w:bottom w:w="120" w:type="dxa"/>
+              <w:right w:w="180" w:type="dxa"/>
+            </w:tcMar>
+          </w:tcPr>
+          <w:p>
+            <w:pPr>
+              <w:pStyle w:val="19"/>
+              <w:bidi w:val="0"/>
+            </w:pPr>
+            <w:r>
+              <w:t xml:space="preserve">Vai trò: Bạn là giảng viên môn Kiểm thử phần mềm, giảng dạy theo giáo trình ISTQB Foundation Level Syllabus 2018. </w:t>
+            </w:r>
+          </w:p>
+          <w:p>
+            <w:pPr>
+              <w:pStyle w:val="19"/>
+              <w:bidi w:val="0"/>
+            </w:pPr>
+            <w:r>
+              <w:t xml:space="preserve">Nhiệm vụ: Giải thích Nguyên tắc 7 </w:t>
+            </w:r>
+            <w:r>
+              <w:rPr>
+                <w:rFonts w:hint="default"/>
+                <w:lang w:val="vi-VN"/>
+              </w:rPr>
+              <w:t>-</w:t>
+            </w:r>
+            <w:r>
+              <w:t xml:space="preserve"> "Absence of errors fallacy" (Ngụy biện không có lỗi) </w:t>
+            </w:r>
+            <w:r>
+              <w:rPr>
+                <w:rFonts w:hint="default"/>
+                <w:lang w:val="vi-VN"/>
+              </w:rPr>
+              <w:t xml:space="preserve">và </w:t>
+            </w:r>
+            <w:r>
+              <w:t>Nguyên tắc 6</w:t>
+            </w:r>
+            <w:r>
+              <w:rPr>
+                <w:rFonts w:hint="default"/>
+                <w:lang w:val="vi-VN"/>
+              </w:rPr>
+              <w:t xml:space="preserve"> - </w:t>
+            </w:r>
+            <w:r>
+              <w:t>Testing is context dependent (Kiểm thử phụ thuộc ngữ cảnh)</w:t>
+            </w:r>
+            <w:r>
+              <w:rPr>
+                <w:rFonts w:hint="default"/>
+                <w:lang w:val="vi-VN"/>
+              </w:rPr>
+              <w:t xml:space="preserve"> </w:t>
+            </w:r>
+            <w:r>
+              <w:t xml:space="preserve">theo đúng định nghĩa ISTQB, sau đó: </w:t>
+            </w:r>
+          </w:p>
+          <w:p>
+            <w:pPr>
+              <w:pStyle w:val="19"/>
+              <w:bidi w:val="0"/>
+            </w:pPr>
+            <w:r>
+              <w:t xml:space="preserve">[Định nghĩa] Trích dẫn hoặc diễn giải sát nghĩa định nghĩa ISTQB (ghi rõ nếu bạn đang diễn giải, không phải trích nguyên văn). </w:t>
+            </w:r>
+          </w:p>
+          <w:p>
+            <w:pPr>
+              <w:pStyle w:val="19"/>
+              <w:bidi w:val="0"/>
+            </w:pPr>
+            <w:r>
+              <w:t xml:space="preserve">[Ví dụ chung] Cho 1 ví dụ tổng quát trong ngành phần mềm. </w:t>
+            </w:r>
+          </w:p>
+          <w:p>
+            <w:pPr>
+              <w:pStyle w:val="19"/>
+              <w:bidi w:val="0"/>
+            </w:pPr>
+            <w:r>
+              <w:t xml:space="preserve">[Ví dụ CinePlex] Cho 1 ví dụ cụ thể trong hệ thống đặt vé xem phim CinePlex, bao gồm: tình huống xảy ra, hậu quả nếu vi phạm nguyên tắc, và cách tester nên xử lý. </w:t>
+            </w:r>
+          </w:p>
+          <w:p>
+            <w:pPr>
+              <w:pStyle w:val="19"/>
+              <w:bidi w:val="0"/>
+            </w:pPr>
+            <w:r>
+              <w:t>[Lỗi hay gặp] Nêu 1 hiểu lầm phổ biến mà sinh viên hay mắc phải với nguyên tắc này.</w:t>
+            </w:r>
+          </w:p>
+          <w:p>
+            <w:pPr>
+              <w:pStyle w:val="19"/>
+              <w:bidi w:val="0"/>
+            </w:pPr>
+            <w:r>
+              <w:t xml:space="preserve">[Độ tin cậy] Nếu bạn không chắc chắn về bất kỳ thông tin nào, hãy nói rõ thay vì đưa ra câu trả lời có vẻ đúng. </w:t>
+            </w:r>
+          </w:p>
+          <w:p>
+            <w:pPr>
+              <w:pStyle w:val="19"/>
+              <w:bidi w:val="0"/>
+            </w:pPr>
+            <w:r>
+              <w:t xml:space="preserve">Định dạng: Dùng tiêu đề rõ ràng cho từng phần. Độ dài mỗi phần: 3-5 câu. </w:t>
+            </w:r>
+          </w:p>
+          <w:p>
+            <w:pPr>
+              <w:pStyle w:val="19"/>
+              <w:bidi w:val="0"/>
+            </w:pPr>
+            <w:r>
+              <w:t>Ngôn ngữ: tiếng Việt.</w:t>
+            </w:r>
+          </w:p>
+        </w:tc>
+      </w:tr>
+    </w:tbl>
+    <w:p>
+      <w:pPr>
+        <w:pStyle w:val="4"/>
+        <w:bidi w:val="0"/>
+        <w:ind w:left="1731" w:leftChars="0" w:hanging="708" w:firstLineChars="0"/>
+      </w:pPr>
+      <w:bookmarkStart w:id="38" w:name="_Toc22837"/>
+      <w:r>
+        <w:t>Câu trả lời của AI</w:t>
+      </w:r>
+      <w:bookmarkEnd w:id="38"/>
     </w:p>
     <w:p>
       <w:pPr>
@@ -6904,18 +7651,37 @@
         <w:bidi w:val="0"/>
         <w:ind w:left="2053" w:leftChars="0" w:hanging="853" w:firstLineChars="0"/>
       </w:pPr>
-      <w:bookmarkStart w:id="29" w:name="_Toc24305"/>
+      <w:bookmarkStart w:id="39" w:name="_Toc10567"/>
       <w:r>
         <w:t xml:space="preserve">Nguyên tắc </w:t>
       </w:r>
-      <w:r>
-        <w:rPr>
-          <w:rFonts w:hint="default"/>
-          <w:lang w:val="vi-VN"/>
-        </w:rPr>
-        <w:t>3</w:t>
-      </w:r>
-      <w:bookmarkEnd w:id="29"/>
+      <w:bookmarkEnd w:id="39"/>
+      <w:r>
+        <w:rPr>
+          <w:rFonts w:hint="default"/>
+          <w:lang w:val="vi-VN"/>
+        </w:rPr>
+        <w:t>6</w:t>
+      </w:r>
+    </w:p>
+    <w:p>
+      <w:pPr>
+        <w:pStyle w:val="5"/>
+        <w:bidi w:val="0"/>
+        <w:ind w:left="2053" w:leftChars="0" w:hanging="853" w:firstLineChars="0"/>
+      </w:pPr>
+      <w:bookmarkStart w:id="40" w:name="_Toc1235"/>
+      <w:r>
+        <w:t xml:space="preserve">Nguyên tắc </w:t>
+      </w:r>
+      <w:bookmarkEnd w:id="40"/>
+      <w:r>
+        <w:rPr>
+          <w:rFonts w:hint="default"/>
+          <w:lang w:val="vi-VN"/>
+        </w:rPr>
+        <w:t>7</w:t>
+      </w:r>
     </w:p>
     <w:p>
       <w:pPr>
@@ -6923,204 +7689,21 @@
         <w:bidi w:val="0"/>
         <w:ind w:left="850" w:leftChars="0" w:hanging="453" w:firstLineChars="0"/>
       </w:pPr>
-      <w:bookmarkStart w:id="30" w:name="_Toc27043"/>
-      <w:r>
-        <w:t>Prompt</w:t>
-      </w:r>
-      <w:r>
-        <w:rPr>
-          <w:rFonts w:hint="default"/>
-          <w:lang w:val="vi-VN"/>
-        </w:rPr>
-        <w:t xml:space="preserve"> 2</w:t>
-      </w:r>
-      <w:bookmarkEnd w:id="30"/>
+      <w:bookmarkStart w:id="41" w:name="_Toc6443"/>
+      <w:r>
+        <w:t>Nhận xét kết quả trả về của AI</w:t>
+      </w:r>
+      <w:bookmarkEnd w:id="41"/>
     </w:p>
     <w:p>
       <w:pPr>
-        <w:pStyle w:val="4"/>
+        <w:pStyle w:val="2"/>
         <w:bidi w:val="0"/>
-        <w:ind w:left="1731" w:leftChars="0" w:hanging="708" w:firstLineChars="0"/>
-      </w:pPr>
-      <w:bookmarkStart w:id="31" w:name="_Toc9163"/>
-      <w:r>
-        <w:rPr>
-          <w:rFonts w:hint="default"/>
-          <w:lang w:val="vi-VN"/>
-        </w:rPr>
-        <w:t>Promt</w:t>
-      </w:r>
-      <w:bookmarkEnd w:id="31"/>
-      <w:r>
-        <w:rPr>
-          <w:rFonts w:hint="default"/>
-          <w:lang w:val="vi-VN"/>
-        </w:rPr>
-        <w:t xml:space="preserve"> </w:t>
-      </w:r>
-    </w:p>
-    <w:p>
-      <w:pPr>
-        <w:pStyle w:val="4"/>
-        <w:bidi w:val="0"/>
-        <w:ind w:left="1731" w:leftChars="0" w:hanging="708" w:firstLineChars="0"/>
-      </w:pPr>
-      <w:bookmarkStart w:id="32" w:name="_Toc15501"/>
-      <w:r>
-        <w:t>Câu trả lời của AI</w:t>
-      </w:r>
-      <w:bookmarkEnd w:id="32"/>
-    </w:p>
-    <w:p>
-      <w:pPr>
-        <w:pStyle w:val="5"/>
-        <w:bidi w:val="0"/>
-        <w:ind w:left="2053" w:leftChars="0" w:hanging="853" w:firstLineChars="0"/>
-      </w:pPr>
-      <w:bookmarkStart w:id="33" w:name="_Toc23242"/>
-      <w:r>
-        <w:t>Nguyên tắc 1</w:t>
-      </w:r>
-      <w:bookmarkEnd w:id="33"/>
-    </w:p>
-    <w:p>
-      <w:pPr>
-        <w:pStyle w:val="5"/>
-        <w:bidi w:val="0"/>
-        <w:ind w:left="2053" w:leftChars="0" w:hanging="853" w:firstLineChars="0"/>
-      </w:pPr>
-      <w:bookmarkStart w:id="34" w:name="_Toc19449"/>
-      <w:r>
-        <w:t>Nguyên tắc 2</w:t>
-      </w:r>
-      <w:bookmarkEnd w:id="34"/>
-    </w:p>
-    <w:p>
-      <w:pPr>
-        <w:pStyle w:val="5"/>
-        <w:bidi w:val="0"/>
-        <w:ind w:left="2053" w:leftChars="0" w:hanging="853" w:firstLineChars="0"/>
-      </w:pPr>
-      <w:bookmarkStart w:id="35" w:name="_Toc17507"/>
-      <w:r>
-        <w:t xml:space="preserve">Nguyên tắc </w:t>
-      </w:r>
-      <w:r>
-        <w:rPr>
-          <w:rFonts w:hint="default"/>
-          <w:lang w:val="vi-VN"/>
-        </w:rPr>
-        <w:t>3</w:t>
-      </w:r>
-      <w:bookmarkEnd w:id="35"/>
-    </w:p>
-    <w:p>
-      <w:pPr>
-        <w:pStyle w:val="3"/>
-        <w:bidi w:val="0"/>
-        <w:ind w:left="850" w:leftChars="0" w:hanging="453" w:firstLineChars="0"/>
-      </w:pPr>
-      <w:bookmarkStart w:id="36" w:name="_Toc10287"/>
-      <w:r>
-        <w:t>Prompt</w:t>
-      </w:r>
-      <w:r>
-        <w:rPr>
-          <w:rFonts w:hint="default"/>
-          <w:lang w:val="vi-VN"/>
-        </w:rPr>
-        <w:t xml:space="preserve"> 3</w:t>
-      </w:r>
-      <w:bookmarkEnd w:id="36"/>
-    </w:p>
-    <w:p>
-      <w:pPr>
-        <w:pStyle w:val="4"/>
-        <w:bidi w:val="0"/>
-        <w:ind w:left="1731" w:leftChars="0" w:hanging="708" w:firstLineChars="0"/>
-      </w:pPr>
-      <w:bookmarkStart w:id="37" w:name="_Toc17118"/>
-      <w:r>
-        <w:rPr>
-          <w:rFonts w:hint="default"/>
-          <w:lang w:val="vi-VN"/>
-        </w:rPr>
-        <w:t>Promt</w:t>
-      </w:r>
-      <w:bookmarkEnd w:id="37"/>
-      <w:r>
-        <w:rPr>
-          <w:rFonts w:hint="default"/>
-          <w:lang w:val="vi-VN"/>
-        </w:rPr>
-        <w:t xml:space="preserve"> </w:t>
-      </w:r>
-    </w:p>
-    <w:p>
-      <w:pPr>
-        <w:pStyle w:val="4"/>
-        <w:bidi w:val="0"/>
-        <w:ind w:left="1731" w:leftChars="0" w:hanging="708" w:firstLineChars="0"/>
-      </w:pPr>
-      <w:bookmarkStart w:id="38" w:name="_Toc22793"/>
-      <w:r>
-        <w:t>Câu trả lời của AI</w:t>
-      </w:r>
-      <w:bookmarkEnd w:id="38"/>
-    </w:p>
-    <w:p>
-      <w:pPr>
-        <w:pStyle w:val="5"/>
-        <w:bidi w:val="0"/>
-        <w:ind w:left="2053" w:leftChars="0" w:hanging="853" w:firstLineChars="0"/>
-      </w:pPr>
-      <w:bookmarkStart w:id="39" w:name="_Toc31382"/>
-      <w:r>
-        <w:t>Nguyên tắc 1</w:t>
-      </w:r>
-      <w:bookmarkEnd w:id="39"/>
-    </w:p>
-    <w:p>
-      <w:pPr>
-        <w:pStyle w:val="5"/>
-        <w:bidi w:val="0"/>
-        <w:ind w:left="2053" w:leftChars="0" w:hanging="853" w:firstLineChars="0"/>
-      </w:pPr>
-      <w:bookmarkStart w:id="40" w:name="_Toc26035"/>
-      <w:r>
-        <w:t>Nguyên tắc 2</w:t>
-      </w:r>
-      <w:bookmarkEnd w:id="40"/>
-    </w:p>
-    <w:p>
-      <w:pPr>
-        <w:pStyle w:val="5"/>
-        <w:bidi w:val="0"/>
-        <w:ind w:left="2053" w:leftChars="0" w:hanging="853" w:firstLineChars="0"/>
-      </w:pPr>
-      <w:bookmarkStart w:id="41" w:name="_Toc318"/>
-      <w:r>
-        <w:t xml:space="preserve">Nguyên tắc </w:t>
-      </w:r>
-      <w:r>
-        <w:rPr>
-          <w:rFonts w:hint="default"/>
-          <w:lang w:val="vi-VN"/>
-        </w:rPr>
-        <w:t>3</w:t>
-      </w:r>
-      <w:bookmarkEnd w:id="41"/>
-    </w:p>
-    <w:p/>
-    <w:p>
-      <w:pPr>
-        <w:pStyle w:val="3"/>
-        <w:bidi w:val="0"/>
-        <w:ind w:left="850" w:leftChars="0" w:hanging="453" w:firstLineChars="0"/>
-      </w:pPr>
-      <w:bookmarkStart w:id="42" w:name="_Toc29547"/>
-      <w:r>
-        <w:t>Nhận xét kết quả trả về của AI</w:t>
+        <w:ind w:left="425" w:leftChars="0" w:hanging="425" w:firstLineChars="0"/>
+      </w:pPr>
+      <w:bookmarkStart w:id="42" w:name="_Toc12229"/>
+      <w:r>
+        <w:t>Nhiệm vụ 4…tương tự gồm 3 phần (prompt, câu trả lời AI: nội dung trình bày, nhận xét kết quả trả về của AI)</w:t>
       </w:r>
       <w:bookmarkEnd w:id="42"/>
     </w:p>
@@ -7130,9 +7713,9 @@
         <w:bidi w:val="0"/>
         <w:ind w:left="425" w:leftChars="0" w:hanging="425" w:firstLineChars="0"/>
       </w:pPr>
-      <w:bookmarkStart w:id="43" w:name="_Toc31782"/>
-      <w:r>
-        <w:t>Nhiệm vụ 4…tương tự gồm 3 phần (prompt, câu trả lời AI: nội dung trình bày, nhận xét kết quả trả về của AI)</w:t>
+      <w:bookmarkStart w:id="43" w:name="_Toc9002"/>
+      <w:r>
+        <w:t>Nhiệm vụ 5…tương tự gồm 3 phần</w:t>
       </w:r>
       <w:bookmarkEnd w:id="43"/>
     </w:p>
@@ -7142,9 +7725,9 @@
         <w:bidi w:val="0"/>
         <w:ind w:left="425" w:leftChars="0" w:hanging="425" w:firstLineChars="0"/>
       </w:pPr>
-      <w:bookmarkStart w:id="44" w:name="_Toc31521"/>
-      <w:r>
-        <w:t>Nhiệm vụ 5…tương tự gồm 3 phần</w:t>
+      <w:bookmarkStart w:id="44" w:name="_Toc30865"/>
+      <w:r>
+        <w:t>Phần kết luận (tự viết)</w:t>
       </w:r>
       <w:bookmarkEnd w:id="44"/>
     </w:p>
@@ -7153,28 +7736,16 @@
         <w:pStyle w:val="2"/>
         <w:bidi w:val="0"/>
         <w:ind w:left="425" w:leftChars="0" w:hanging="425" w:firstLineChars="0"/>
-      </w:pPr>
-      <w:bookmarkStart w:id="45" w:name="_Toc19930"/>
-      <w:r>
-        <w:t>Phần kết luận (tự viết)</w:t>
+        <w:rPr>
+          <w:rFonts w:hint="default"/>
+          <w:lang w:val="vi-VN"/>
+        </w:rPr>
+      </w:pPr>
+      <w:bookmarkStart w:id="45" w:name="_Toc10764"/>
+      <w:r>
+        <w:t>Tài liệu tham khảo.</w:t>
       </w:r>
       <w:bookmarkEnd w:id="45"/>
-    </w:p>
-    <w:p>
-      <w:pPr>
-        <w:pStyle w:val="2"/>
-        <w:bidi w:val="0"/>
-        <w:ind w:left="425" w:leftChars="0" w:hanging="425" w:firstLineChars="0"/>
-        <w:rPr>
-          <w:rFonts w:hint="default"/>
-          <w:lang w:val="vi-VN"/>
-        </w:rPr>
-      </w:pPr>
-      <w:bookmarkStart w:id="46" w:name="_Toc21797"/>
-      <w:r>
-        <w:t>Tài liệu tham khảo.</w:t>
-      </w:r>
-      <w:bookmarkEnd w:id="46"/>
     </w:p>
     <w:p>
       <w:pPr>
@@ -7539,7 +8110,7 @@
     <w:lvl w:ilvl="0" w:tentative="0">
       <w:start w:val="1"/>
       <w:numFmt w:val="bullet"/>
-      <w:pStyle w:val="177"/>
+      <w:pStyle w:val="178"/>
       <w:lvlText w:val="－"/>
       <w:lvlJc w:val="left"/>
       <w:pPr>
@@ -7680,7 +8251,7 @@
     <w:lvl w:ilvl="0" w:tentative="0">
       <w:start w:val="1"/>
       <w:numFmt w:val="bullet"/>
-      <w:pStyle w:val="183"/>
+      <w:pStyle w:val="184"/>
       <w:lvlText w:val="＋"/>
       <w:lvlJc w:val="left"/>
       <w:pPr>
@@ -7701,7 +8272,7 @@
     <w:lvl w:ilvl="0" w:tentative="0">
       <w:start w:val="1"/>
       <w:numFmt w:val="bullet"/>
-      <w:pStyle w:val="182"/>
+      <w:pStyle w:val="183"/>
       <w:lvlText w:val=""/>
       <w:lvlJc w:val="left"/>
       <w:pPr>
@@ -7717,13 +8288,25 @@
     </w:lvl>
   </w:abstractNum>
   <w:abstractNum w:abstractNumId="5">
+    <w:nsid w:val="63A92690"/>
+    <w:multiLevelType w:val="singleLevel"/>
+    <w:tmpl w:val="63A92690"/>
+    <w:lvl w:ilvl="0" w:tentative="0">
+      <w:start w:val="1"/>
+      <w:numFmt w:val="decimal"/>
+      <w:suff w:val="space"/>
+      <w:lvlText w:val="%1."/>
+      <w:lvlJc w:val="left"/>
+    </w:lvl>
+  </w:abstractNum>
+  <w:abstractNum w:abstractNumId="6">
     <w:nsid w:val="70E69C3A"/>
     <w:multiLevelType w:val="singleLevel"/>
     <w:tmpl w:val="70E69C3A"/>
     <w:lvl w:ilvl="0" w:tentative="0">
       <w:start w:val="1"/>
       <w:numFmt w:val="bullet"/>
-      <w:pStyle w:val="180"/>
+      <w:pStyle w:val="181"/>
       <w:lvlText w:val="○"/>
       <w:lvlJc w:val="left"/>
       <w:pPr>
@@ -7744,7 +8327,7 @@
     <w:abstractNumId w:val="2"/>
   </w:num>
   <w:num w:numId="3">
-    <w:abstractNumId w:val="5"/>
+    <w:abstractNumId w:val="6"/>
   </w:num>
   <w:num w:numId="4">
     <w:abstractNumId w:val="4"/>
@@ -7754,6 +8337,9 @@
   </w:num>
   <w:num w:numId="6">
     <w:abstractNumId w:val="0"/>
+  </w:num>
+  <w:num w:numId="7">
+    <w:abstractNumId w:val="5"/>
   </w:num>
 </w:numbering>
 </file>
@@ -8038,7 +8624,7 @@
     <w:name w:val="heading 1"/>
     <w:basedOn w:val="1"/>
     <w:next w:val="3"/>
-    <w:link w:val="181"/>
+    <w:link w:val="182"/>
     <w:qFormat/>
     <w:uiPriority w:val="0"/>
     <w:pPr>
@@ -8063,7 +8649,7 @@
     <w:name w:val="heading 2"/>
     <w:basedOn w:val="2"/>
     <w:next w:val="2"/>
-    <w:link w:val="179"/>
+    <w:link w:val="180"/>
     <w:unhideWhenUsed/>
     <w:qFormat/>
     <w:uiPriority w:val="0"/>
@@ -8122,7 +8708,7 @@
       <w:tabs>
         <w:tab w:val="clear" w:pos="850"/>
       </w:tabs>
-      <w:ind w:left="1685" w:hanging="853"/>
+      <w:ind w:left="1685" w:leftChars="500" w:hanging="853"/>
       <w:outlineLvl w:val="3"/>
     </w:pPr>
     <w:rPr>
@@ -8356,7 +8942,17 @@
     <w:qFormat/>
     <w:uiPriority w:val="0"/>
   </w:style>
-  <w:style w:type="paragraph" w:styleId="21">
+  <w:style w:type="character" w:styleId="21">
+    <w:name w:val="Strong"/>
+    <w:basedOn w:val="11"/>
+    <w:qFormat/>
+    <w:uiPriority w:val="0"/>
+    <w:rPr>
+      <w:b/>
+      <w:bCs/>
+    </w:rPr>
+  </w:style>
+  <w:style w:type="paragraph" w:styleId="22">
     <w:name w:val="Subtitle"/>
     <w:basedOn w:val="1"/>
     <w:qFormat/>
@@ -8375,7 +8971,7 @@
       <w:szCs w:val="32"/>
     </w:rPr>
   </w:style>
-  <w:style w:type="table" w:styleId="22">
+  <w:style w:type="table" w:styleId="23">
     <w:name w:val="Table 3D effects 1"/>
     <w:basedOn w:val="12"/>
     <w:qFormat/>
@@ -8521,7 +9117,7 @@
       </w:tcPr>
     </w:tblStylePr>
   </w:style>
-  <w:style w:type="table" w:styleId="23">
+  <w:style w:type="table" w:styleId="24">
     <w:name w:val="Table 3D effects 2"/>
     <w:basedOn w:val="12"/>
     <w:qFormat/>
@@ -8620,7 +9216,7 @@
       </w:tcPr>
     </w:tblStylePr>
   </w:style>
-  <w:style w:type="table" w:styleId="24">
+  <w:style w:type="table" w:styleId="25">
     <w:name w:val="Table 3D effects 3"/>
     <w:basedOn w:val="12"/>
     <w:qFormat/>
@@ -8735,7 +9331,7 @@
       </w:tcPr>
     </w:tblStylePr>
   </w:style>
-  <w:style w:type="table" w:styleId="25">
+  <w:style w:type="table" w:styleId="26">
     <w:name w:val="Table Classic 1"/>
     <w:basedOn w:val="12"/>
     <w:qFormat/>
@@ -8846,7 +9442,7 @@
       </w:tcPr>
     </w:tblStylePr>
   </w:style>
-  <w:style w:type="table" w:styleId="26">
+  <w:style w:type="table" w:styleId="27">
     <w:name w:val="Table Classic 2"/>
     <w:basedOn w:val="12"/>
     <w:qFormat/>
@@ -8972,7 +9568,7 @@
       </w:tcPr>
     </w:tblStylePr>
   </w:style>
-  <w:style w:type="table" w:styleId="27">
+  <w:style w:type="table" w:styleId="28">
     <w:name w:val="Table Classic 3"/>
     <w:basedOn w:val="12"/>
     <w:qFormat/>
@@ -9058,7 +9654,7 @@
       </w:tcPr>
     </w:tblStylePr>
   </w:style>
-  <w:style w:type="table" w:styleId="28">
+  <w:style w:type="table" w:styleId="29">
     <w:name w:val="Table Classic 4"/>
     <w:basedOn w:val="12"/>
     <w:qFormat/>
@@ -9177,7 +9773,7 @@
       </w:tcPr>
     </w:tblStylePr>
   </w:style>
-  <w:style w:type="table" w:styleId="29">
+  <w:style w:type="table" w:styleId="30">
     <w:name w:val="Table Colorful 1"/>
     <w:basedOn w:val="12"/>
     <w:qFormat/>
@@ -9283,7 +9879,7 @@
       </w:tcPr>
     </w:tblStylePr>
   </w:style>
-  <w:style w:type="table" w:styleId="30">
+  <w:style w:type="table" w:styleId="31">
     <w:name w:val="Table Colorful 2"/>
     <w:basedOn w:val="12"/>
     <w:qFormat/>
@@ -9382,7 +9978,7 @@
       </w:tcPr>
     </w:tblStylePr>
   </w:style>
-  <w:style w:type="table" w:styleId="31">
+  <w:style w:type="table" w:styleId="32">
     <w:name w:val="Table Colorful 3"/>
     <w:basedOn w:val="12"/>
     <w:qFormat/>
@@ -9457,7 +10053,7 @@
       </w:tcPr>
     </w:tblStylePr>
   </w:style>
-  <w:style w:type="table" w:styleId="32">
+  <w:style w:type="table" w:styleId="33">
     <w:name w:val="Table Columns 1"/>
     <w:basedOn w:val="12"/>
     <w:qFormat/>
@@ -9611,7 +10207,7 @@
       </w:tcPr>
     </w:tblStylePr>
   </w:style>
-  <w:style w:type="table" w:styleId="33">
+  <w:style w:type="table" w:styleId="34">
     <w:name w:val="Table Columns 2"/>
     <w:basedOn w:val="12"/>
     <w:qFormat/>
@@ -9761,7 +10357,7 @@
       </w:tcPr>
     </w:tblStylePr>
   </w:style>
-  <w:style w:type="table" w:styleId="34">
+  <w:style w:type="table" w:styleId="35">
     <w:name w:val="Table Columns 3"/>
     <w:basedOn w:val="12"/>
     <w:qFormat/>
@@ -9897,7 +10493,7 @@
       </w:tcPr>
     </w:tblStylePr>
   </w:style>
-  <w:style w:type="table" w:styleId="35">
+  <w:style w:type="table" w:styleId="36">
     <w:name w:val="Table Columns 4"/>
     <w:basedOn w:val="12"/>
     <w:qFormat/>
@@ -9985,7 +10581,7 @@
       </w:tcPr>
     </w:tblStylePr>
   </w:style>
-  <w:style w:type="table" w:styleId="36">
+  <w:style w:type="table" w:styleId="37">
     <w:name w:val="Table Columns 5"/>
     <w:basedOn w:val="12"/>
     <w:qFormat/>
@@ -10096,7 +10692,7 @@
       </w:rPr>
     </w:tblStylePr>
   </w:style>
-  <w:style w:type="table" w:styleId="37">
+  <w:style w:type="table" w:styleId="38">
     <w:name w:val="Table Contemporary"/>
     <w:basedOn w:val="12"/>
     <w:qFormat/>
@@ -10171,7 +10767,7 @@
       </w:tcPr>
     </w:tblStylePr>
   </w:style>
-  <w:style w:type="table" w:styleId="38">
+  <w:style w:type="table" w:styleId="39">
     <w:name w:val="Table Elegant"/>
     <w:basedOn w:val="12"/>
     <w:qFormat/>
@@ -10213,7 +10809,7 @@
       </w:tcPr>
     </w:tblStylePr>
   </w:style>
-  <w:style w:type="table" w:styleId="39">
+  <w:style w:type="table" w:styleId="40">
     <w:name w:val="Table Grid"/>
     <w:basedOn w:val="12"/>
     <w:qFormat/>
@@ -10233,7 +10829,7 @@
       </w:tblBorders>
     </w:tblPr>
   </w:style>
-  <w:style w:type="table" w:styleId="40">
+  <w:style w:type="table" w:styleId="41">
     <w:name w:val="Table Grid 1"/>
     <w:basedOn w:val="12"/>
     <w:qFormat/>
@@ -10309,7 +10905,7 @@
       </w:tcPr>
     </w:tblStylePr>
   </w:style>
-  <w:style w:type="table" w:styleId="41">
+  <w:style w:type="table" w:styleId="42">
     <w:name w:val="Table Grid 2"/>
     <w:basedOn w:val="12"/>
     <w:qFormat/>
@@ -10404,7 +11000,7 @@
       </w:tcPr>
     </w:tblStylePr>
   </w:style>
-  <w:style w:type="table" w:styleId="42">
+  <w:style w:type="table" w:styleId="43">
     <w:name w:val="Table Grid 3"/>
     <w:basedOn w:val="12"/>
     <w:qFormat/>
@@ -10495,7 +11091,7 @@
       </w:tcPr>
     </w:tblStylePr>
   </w:style>
-  <w:style w:type="table" w:styleId="43">
+  <w:style w:type="table" w:styleId="44">
     <w:name w:val="Table Grid 4"/>
     <w:basedOn w:val="12"/>
     <w:qFormat/>
@@ -10576,7 +11172,7 @@
       </w:tcPr>
     </w:tblStylePr>
   </w:style>
-  <w:style w:type="table" w:styleId="44">
+  <w:style w:type="table" w:styleId="45">
     <w:name w:val="Table Grid 5"/>
     <w:basedOn w:val="12"/>
     <w:qFormat/>
@@ -10667,7 +11263,7 @@
       </w:tcPr>
     </w:tblStylePr>
   </w:style>
-  <w:style w:type="table" w:styleId="45">
+  <w:style w:type="table" w:styleId="46">
     <w:name w:val="Table Grid 6"/>
     <w:basedOn w:val="12"/>
     <w:qFormat/>
@@ -10760,7 +11356,7 @@
       </w:tcPr>
     </w:tblStylePr>
   </w:style>
-  <w:style w:type="table" w:styleId="46">
+  <w:style w:type="table" w:styleId="47">
     <w:name w:val="Table Grid 7"/>
     <w:basedOn w:val="12"/>
     <w:qFormat/>
@@ -10878,7 +11474,7 @@
       </w:tcPr>
     </w:tblStylePr>
   </w:style>
-  <w:style w:type="table" w:styleId="47">
+  <w:style w:type="table" w:styleId="48">
     <w:name w:val="Table Grid 8"/>
     <w:basedOn w:val="12"/>
     <w:qFormat/>
@@ -10962,7 +11558,7 @@
       </w:tcPr>
     </w:tblStylePr>
   </w:style>
-  <w:style w:type="table" w:styleId="48">
+  <w:style w:type="table" w:styleId="49">
     <w:name w:val="Table List 1"/>
     <w:basedOn w:val="12"/>
     <w:qFormat/>
@@ -11074,7 +11670,7 @@
       </w:tcPr>
     </w:tblStylePr>
   </w:style>
-  <w:style w:type="table" w:styleId="49">
+  <w:style w:type="table" w:styleId="50">
     <w:name w:val="Table List 2"/>
     <w:basedOn w:val="12"/>
     <w:qFormat/>
@@ -11181,7 +11777,7 @@
       </w:tcPr>
     </w:tblStylePr>
   </w:style>
-  <w:style w:type="table" w:styleId="50">
+  <w:style w:type="table" w:styleId="51">
     <w:name w:val="Table List 3"/>
     <w:basedOn w:val="12"/>
     <w:qFormat/>
@@ -11256,7 +11852,7 @@
       </w:tcPr>
     </w:tblStylePr>
   </w:style>
-  <w:style w:type="table" w:styleId="51">
+  <w:style w:type="table" w:styleId="52">
     <w:name w:val="Table List 4"/>
     <w:basedOn w:val="12"/>
     <w:qFormat/>
@@ -11299,7 +11895,7 @@
       </w:tcPr>
     </w:tblStylePr>
   </w:style>
-  <w:style w:type="table" w:styleId="52">
+  <w:style w:type="table" w:styleId="53">
     <w:name w:val="Table List 5"/>
     <w:basedOn w:val="12"/>
     <w:qFormat/>
@@ -11359,7 +11955,7 @@
       </w:tcPr>
     </w:tblStylePr>
   </w:style>
-  <w:style w:type="table" w:styleId="53">
+  <w:style w:type="table" w:styleId="54">
     <w:name w:val="Table List 6"/>
     <w:basedOn w:val="12"/>
     <w:qFormat/>
@@ -11449,7 +12045,7 @@
       </w:tcPr>
     </w:tblStylePr>
   </w:style>
-  <w:style w:type="table" w:styleId="54">
+  <w:style w:type="table" w:styleId="55">
     <w:name w:val="Table List 7"/>
     <w:basedOn w:val="12"/>
     <w:qFormat/>
@@ -11580,7 +12176,7 @@
       </w:tcPr>
     </w:tblStylePr>
   </w:style>
-  <w:style w:type="table" w:styleId="55">
+  <w:style w:type="table" w:styleId="56">
     <w:name w:val="Table List 8"/>
     <w:basedOn w:val="12"/>
     <w:qFormat/>
@@ -11728,7 +12324,7 @@
       </w:tcPr>
     </w:tblStylePr>
   </w:style>
-  <w:style w:type="paragraph" w:styleId="56">
+  <w:style w:type="paragraph" w:styleId="57">
     <w:name w:val="table of authorities"/>
     <w:basedOn w:val="1"/>
     <w:next w:val="1"/>
@@ -11738,7 +12334,7 @@
       <w:ind w:left="420" w:leftChars="200"/>
     </w:pPr>
   </w:style>
-  <w:style w:type="paragraph" w:styleId="57">
+  <w:style w:type="paragraph" w:styleId="58">
     <w:name w:val="table of figures"/>
     <w:basedOn w:val="1"/>
     <w:next w:val="1"/>
@@ -11748,7 +12344,7 @@
       <w:ind w:leftChars="200" w:hanging="200" w:hangingChars="200"/>
     </w:pPr>
   </w:style>
-  <w:style w:type="table" w:styleId="58">
+  <w:style w:type="table" w:styleId="59">
     <w:name w:val="Table Professional"/>
     <w:basedOn w:val="12"/>
     <w:qFormat/>
@@ -11792,7 +12388,7 @@
       </w:tcPr>
     </w:tblStylePr>
   </w:style>
-  <w:style w:type="table" w:styleId="59">
+  <w:style w:type="table" w:styleId="60">
     <w:name w:val="Table Simple 1"/>
     <w:basedOn w:val="12"/>
     <w:qFormat/>
@@ -11841,7 +12437,7 @@
       </w:tcPr>
     </w:tblStylePr>
   </w:style>
-  <w:style w:type="table" w:styleId="60">
+  <w:style w:type="table" w:styleId="61">
     <w:name w:val="Table Simple 2"/>
     <w:basedOn w:val="12"/>
     <w:qFormat/>
@@ -11967,7 +12563,7 @@
       </w:tcPr>
     </w:tblStylePr>
   </w:style>
-  <w:style w:type="table" w:styleId="61">
+  <w:style w:type="table" w:styleId="62">
     <w:name w:val="Table Simple 3"/>
     <w:basedOn w:val="12"/>
     <w:qFormat/>
@@ -12009,7 +12605,7 @@
       </w:tcPr>
     </w:tblStylePr>
   </w:style>
-  <w:style w:type="table" w:styleId="62">
+  <w:style w:type="table" w:styleId="63">
     <w:name w:val="Table Subtle 1"/>
     <w:basedOn w:val="12"/>
     <w:qFormat/>
@@ -12137,7 +12733,7 @@
       </w:tcPr>
     </w:tblStylePr>
   </w:style>
-  <w:style w:type="table" w:styleId="63">
+  <w:style w:type="table" w:styleId="64">
     <w:name w:val="Table Subtle 2"/>
     <w:basedOn w:val="12"/>
     <w:qFormat/>
@@ -12253,7 +12849,7 @@
       </w:tcPr>
     </w:tblStylePr>
   </w:style>
-  <w:style w:type="table" w:styleId="64">
+  <w:style w:type="table" w:styleId="65">
     <w:name w:val="Table Theme"/>
     <w:basedOn w:val="12"/>
     <w:qFormat/>
@@ -12273,7 +12869,7 @@
       </w:tblBorders>
     </w:tblPr>
   </w:style>
-  <w:style w:type="table" w:styleId="65">
+  <w:style w:type="table" w:styleId="66">
     <w:name w:val="Table Web 1"/>
     <w:basedOn w:val="12"/>
     <w:qFormat/>
@@ -12318,7 +12914,7 @@
       </w:tcPr>
     </w:tblStylePr>
   </w:style>
-  <w:style w:type="table" w:styleId="66">
+  <w:style w:type="table" w:styleId="67">
     <w:name w:val="Table Web 2"/>
     <w:basedOn w:val="12"/>
     <w:qFormat/>
@@ -12363,7 +12959,7 @@
       </w:tcPr>
     </w:tblStylePr>
   </w:style>
-  <w:style w:type="table" w:styleId="67">
+  <w:style w:type="table" w:styleId="68">
     <w:name w:val="Table Web 3"/>
     <w:basedOn w:val="12"/>
     <w:qFormat/>
@@ -12408,7 +13004,7 @@
       </w:tcPr>
     </w:tblStylePr>
   </w:style>
-  <w:style w:type="paragraph" w:styleId="68">
+  <w:style w:type="paragraph" w:styleId="69">
     <w:name w:val="Title"/>
     <w:basedOn w:val="1"/>
     <w:next w:val="1"/>
@@ -12429,7 +13025,7 @@
       <w:szCs w:val="72"/>
     </w:rPr>
   </w:style>
-  <w:style w:type="paragraph" w:styleId="69">
+  <w:style w:type="paragraph" w:styleId="70">
     <w:name w:val="toa heading"/>
     <w:basedOn w:val="1"/>
     <w:next w:val="1"/>
@@ -12444,14 +13040,17 @@
       <w:szCs w:val="24"/>
     </w:rPr>
   </w:style>
-  <w:style w:type="paragraph" w:styleId="70">
+  <w:style w:type="paragraph" w:styleId="71">
     <w:name w:val="toc 1"/>
     <w:basedOn w:val="1"/>
     <w:next w:val="1"/>
     <w:qFormat/>
     <w:uiPriority w:val="0"/>
+    <w:rPr>
+      <w:b/>
+    </w:rPr>
   </w:style>
-  <w:style w:type="paragraph" w:styleId="71">
+  <w:style w:type="paragraph" w:styleId="72">
     <w:name w:val="toc 2"/>
     <w:basedOn w:val="1"/>
     <w:next w:val="1"/>
@@ -12467,7 +13066,7 @@
       <w:szCs w:val="22"/>
     </w:rPr>
   </w:style>
-  <w:style w:type="paragraph" w:styleId="72">
+  <w:style w:type="paragraph" w:styleId="73">
     <w:name w:val="toc 3"/>
     <w:basedOn w:val="1"/>
     <w:next w:val="1"/>
@@ -12482,7 +13081,7 @@
       <w:szCs w:val="22"/>
     </w:rPr>
   </w:style>
-  <w:style w:type="paragraph" w:styleId="73">
+  <w:style w:type="paragraph" w:styleId="74">
     <w:name w:val="toc 4"/>
     <w:basedOn w:val="1"/>
     <w:next w:val="1"/>
@@ -12498,7 +13097,7 @@
       <w:szCs w:val="22"/>
     </w:rPr>
   </w:style>
-  <w:style w:type="paragraph" w:styleId="74">
+  <w:style w:type="paragraph" w:styleId="75">
     <w:name w:val="toc 5"/>
     <w:basedOn w:val="1"/>
     <w:next w:val="1"/>
@@ -12508,7 +13107,7 @@
       <w:ind w:left="1680" w:leftChars="800"/>
     </w:pPr>
   </w:style>
-  <w:style w:type="paragraph" w:styleId="75">
+  <w:style w:type="paragraph" w:styleId="76">
     <w:name w:val="toc 6"/>
     <w:basedOn w:val="1"/>
     <w:next w:val="1"/>
@@ -12518,7 +13117,7 @@
       <w:ind w:left="2100" w:leftChars="1000"/>
     </w:pPr>
   </w:style>
-  <w:style w:type="paragraph" w:styleId="76">
+  <w:style w:type="paragraph" w:styleId="77">
     <w:name w:val="toc 7"/>
     <w:basedOn w:val="1"/>
     <w:next w:val="1"/>
@@ -12528,7 +13127,7 @@
       <w:ind w:left="2520" w:leftChars="1200"/>
     </w:pPr>
   </w:style>
-  <w:style w:type="paragraph" w:styleId="77">
+  <w:style w:type="paragraph" w:styleId="78">
     <w:name w:val="toc 8"/>
     <w:basedOn w:val="1"/>
     <w:next w:val="1"/>
@@ -12538,7 +13137,7 @@
       <w:ind w:left="2940" w:leftChars="1400"/>
     </w:pPr>
   </w:style>
-  <w:style w:type="paragraph" w:styleId="78">
+  <w:style w:type="paragraph" w:styleId="79">
     <w:name w:val="toc 9"/>
     <w:basedOn w:val="1"/>
     <w:next w:val="1"/>
@@ -12548,7 +13147,7 @@
       <w:ind w:left="3360" w:leftChars="1600"/>
     </w:pPr>
   </w:style>
-  <w:style w:type="table" w:styleId="79">
+  <w:style w:type="table" w:styleId="80">
     <w:name w:val="Light Shading"/>
     <w:basedOn w:val="12"/>
     <w:qFormat/>
@@ -12651,7 +13250,7 @@
       </w:tcPr>
     </w:tblStylePr>
   </w:style>
-  <w:style w:type="table" w:styleId="80">
+  <w:style w:type="table" w:styleId="81">
     <w:name w:val="Light Shading Accent 1"/>
     <w:basedOn w:val="12"/>
     <w:qFormat/>
@@ -12754,7 +13353,7 @@
       </w:tcPr>
     </w:tblStylePr>
   </w:style>
-  <w:style w:type="table" w:styleId="81">
+  <w:style w:type="table" w:styleId="82">
     <w:name w:val="Light Shading Accent 2"/>
     <w:basedOn w:val="12"/>
     <w:qFormat/>
@@ -12857,7 +13456,7 @@
       </w:tcPr>
     </w:tblStylePr>
   </w:style>
-  <w:style w:type="table" w:styleId="82">
+  <w:style w:type="table" w:styleId="83">
     <w:name w:val="Light Shading Accent 3"/>
     <w:basedOn w:val="12"/>
     <w:qFormat/>
@@ -12960,7 +13559,7 @@
       </w:tcPr>
     </w:tblStylePr>
   </w:style>
-  <w:style w:type="table" w:styleId="83">
+  <w:style w:type="table" w:styleId="84">
     <w:name w:val="Light Shading Accent 4"/>
     <w:basedOn w:val="12"/>
     <w:qFormat/>
@@ -13063,7 +13662,7 @@
       </w:tcPr>
     </w:tblStylePr>
   </w:style>
-  <w:style w:type="table" w:styleId="84">
+  <w:style w:type="table" w:styleId="85">
     <w:name w:val="Light Shading Accent 5"/>
     <w:basedOn w:val="12"/>
     <w:qFormat/>
@@ -13166,7 +13765,7 @@
       </w:tcPr>
     </w:tblStylePr>
   </w:style>
-  <w:style w:type="table" w:styleId="85">
+  <w:style w:type="table" w:styleId="86">
     <w:name w:val="Light Shading Accent 6"/>
     <w:basedOn w:val="12"/>
     <w:qFormat/>
@@ -13269,7 +13868,7 @@
       </w:tcPr>
     </w:tblStylePr>
   </w:style>
-  <w:style w:type="table" w:styleId="86">
+  <w:style w:type="table" w:styleId="87">
     <w:name w:val="Light List"/>
     <w:basedOn w:val="12"/>
     <w:qFormat/>
@@ -13361,7 +13960,7 @@
       </w:tcPr>
     </w:tblStylePr>
   </w:style>
-  <w:style w:type="table" w:styleId="87">
+  <w:style w:type="table" w:styleId="88">
     <w:name w:val="Light List Accent 1"/>
     <w:basedOn w:val="12"/>
     <w:qFormat/>
@@ -13453,7 +14052,7 @@
       </w:tcPr>
     </w:tblStylePr>
   </w:style>
-  <w:style w:type="table" w:styleId="88">
+  <w:style w:type="table" w:styleId="89">
     <w:name w:val="Light List Accent 2"/>
     <w:basedOn w:val="12"/>
     <w:qFormat/>
@@ -13545,7 +14144,7 @@
       </w:tcPr>
     </w:tblStylePr>
   </w:style>
-  <w:style w:type="table" w:styleId="89">
+  <w:style w:type="table" w:styleId="90">
     <w:name w:val="Light List Accent 3"/>
     <w:basedOn w:val="12"/>
     <w:qFormat/>
@@ -13637,7 +14236,7 @@
       </w:tcPr>
     </w:tblStylePr>
   </w:style>
-  <w:style w:type="table" w:styleId="90">
+  <w:style w:type="table" w:styleId="91">
     <w:name w:val="Light List Accent 4"/>
     <w:basedOn w:val="12"/>
     <w:qFormat/>
@@ -13729,7 +14328,7 @@
       </w:tcPr>
     </w:tblStylePr>
   </w:style>
-  <w:style w:type="table" w:styleId="91">
+  <w:style w:type="table" w:styleId="92">
     <w:name w:val="Light List Accent 5"/>
     <w:basedOn w:val="12"/>
     <w:qFormat/>
@@ -13821,7 +14420,7 @@
       </w:tcPr>
     </w:tblStylePr>
   </w:style>
-  <w:style w:type="table" w:styleId="92">
+  <w:style w:type="table" w:styleId="93">
     <w:name w:val="Light List Accent 6"/>
     <w:basedOn w:val="12"/>
     <w:qFormat/>
@@ -13913,7 +14512,7 @@
       </w:tcPr>
     </w:tblStylePr>
   </w:style>
-  <w:style w:type="table" w:styleId="93">
+  <w:style w:type="table" w:styleId="94">
     <w:name w:val="Light Grid"/>
     <w:basedOn w:val="12"/>
     <w:qFormat/>
@@ -14049,7 +14648,7 @@
       </w:tcPr>
     </w:tblStylePr>
   </w:style>
-  <w:style w:type="table" w:styleId="94">
+  <w:style w:type="table" w:styleId="95">
     <w:name w:val="Light Grid Accent 1"/>
     <w:basedOn w:val="12"/>
     <w:qFormat/>
@@ -14185,7 +14784,7 @@
       </w:tcPr>
     </w:tblStylePr>
   </w:style>
-  <w:style w:type="table" w:styleId="95">
+  <w:style w:type="table" w:styleId="96">
     <w:name w:val="Light Grid Accent 2"/>
     <w:basedOn w:val="12"/>
     <w:qFormat/>
@@ -14321,7 +14920,7 @@
       </w:tcPr>
     </w:tblStylePr>
   </w:style>
-  <w:style w:type="table" w:styleId="96">
+  <w:style w:type="table" w:styleId="97">
     <w:name w:val="Light Grid Accent 3"/>
     <w:basedOn w:val="12"/>
     <w:qFormat/>
@@ -14457,7 +15056,7 @@
       </w:tcPr>
     </w:tblStylePr>
   </w:style>
-  <w:style w:type="table" w:styleId="97">
+  <w:style w:type="table" w:styleId="98">
     <w:name w:val="Light Grid Accent 4"/>
     <w:basedOn w:val="12"/>
     <w:qFormat/>
@@ -14593,7 +15192,7 @@
       </w:tcPr>
     </w:tblStylePr>
   </w:style>
-  <w:style w:type="table" w:styleId="98">
+  <w:style w:type="table" w:styleId="99">
     <w:name w:val="Light Grid Accent 5"/>
     <w:basedOn w:val="12"/>
     <w:qFormat/>
@@ -14729,7 +15328,7 @@
       </w:tcPr>
     </w:tblStylePr>
   </w:style>
-  <w:style w:type="table" w:styleId="99">
+  <w:style w:type="table" w:styleId="100">
     <w:name w:val="Light Grid Accent 6"/>
     <w:basedOn w:val="12"/>
     <w:qFormat/>
@@ -14865,7 +15464,7 @@
       </w:tcPr>
     </w:tblStylePr>
   </w:style>
-  <w:style w:type="table" w:styleId="100">
+  <w:style w:type="table" w:styleId="101">
     <w:name w:val="Medium Shading 1"/>
     <w:basedOn w:val="12"/>
     <w:qFormat/>
@@ -14975,7 +15574,7 @@
       </w:tcPr>
     </w:tblStylePr>
   </w:style>
-  <w:style w:type="table" w:styleId="101">
+  <w:style w:type="table" w:styleId="102">
     <w:name w:val="Medium Shading 1 Accent 1"/>
     <w:basedOn w:val="12"/>
     <w:qFormat/>
@@ -15085,7 +15684,7 @@
       </w:tcPr>
     </w:tblStylePr>
   </w:style>
-  <w:style w:type="table" w:styleId="102">
+  <w:style w:type="table" w:styleId="103">
     <w:name w:val="Medium Shading 1 Accent 2"/>
     <w:basedOn w:val="12"/>
     <w:qFormat/>
@@ -15195,7 +15794,7 @@
       </w:tcPr>
     </w:tblStylePr>
   </w:style>
-  <w:style w:type="table" w:styleId="103">
+  <w:style w:type="table" w:styleId="104">
     <w:name w:val="Medium Shading 1 Accent 3"/>
     <w:basedOn w:val="12"/>
     <w:qFormat/>
@@ -15305,7 +15904,7 @@
       </w:tcPr>
     </w:tblStylePr>
   </w:style>
-  <w:style w:type="table" w:styleId="104">
+  <w:style w:type="table" w:styleId="105">
     <w:name w:val="Medium Shading 1 Accent 4"/>
     <w:basedOn w:val="12"/>
     <w:qFormat/>
@@ -15415,7 +16014,7 @@
       </w:tcPr>
     </w:tblStylePr>
   </w:style>
-  <w:style w:type="table" w:styleId="105">
+  <w:style w:type="table" w:styleId="106">
     <w:name w:val="Medium Shading 1 Accent 5"/>
     <w:basedOn w:val="12"/>
     <w:qFormat/>
@@ -15525,7 +16124,7 @@
       </w:tcPr>
     </w:tblStylePr>
   </w:style>
-  <w:style w:type="table" w:styleId="106">
+  <w:style w:type="table" w:styleId="107">
     <w:name w:val="Medium Shading 1 Accent 6"/>
     <w:basedOn w:val="12"/>
     <w:qFormat/>
@@ -15635,7 +16234,7 @@
       </w:tcPr>
     </w:tblStylePr>
   </w:style>
-  <w:style w:type="table" w:styleId="107">
+  <w:style w:type="table" w:styleId="108">
     <w:name w:val="Medium Shading 2"/>
     <w:basedOn w:val="12"/>
     <w:qFormat/>
@@ -15790,7 +16389,7 @@
       </w:tcPr>
     </w:tblStylePr>
   </w:style>
-  <w:style w:type="table" w:styleId="108">
+  <w:style w:type="table" w:styleId="109">
     <w:name w:val="Medium Shading 2 Accent 1"/>
     <w:basedOn w:val="12"/>
     <w:qFormat/>
@@ -15945,7 +16544,7 @@
       </w:tcPr>
     </w:tblStylePr>
   </w:style>
-  <w:style w:type="table" w:styleId="109">
+  <w:style w:type="table" w:styleId="110">
     <w:name w:val="Medium Shading 2 Accent 2"/>
     <w:basedOn w:val="12"/>
     <w:qFormat/>
@@ -16100,7 +16699,7 @@
       </w:tcPr>
     </w:tblStylePr>
   </w:style>
-  <w:style w:type="table" w:styleId="110">
+  <w:style w:type="table" w:styleId="111">
     <w:name w:val="Medium Shading 2 Accent 3"/>
     <w:basedOn w:val="12"/>
     <w:qFormat/>
@@ -16255,7 +16854,7 @@
       </w:tcPr>
     </w:tblStylePr>
   </w:style>
-  <w:style w:type="table" w:styleId="111">
+  <w:style w:type="table" w:styleId="112">
     <w:name w:val="Medium Shading 2 Accent 4"/>
     <w:basedOn w:val="12"/>
     <w:qFormat/>
@@ -16410,7 +17009,7 @@
       </w:tcPr>
     </w:tblStylePr>
   </w:style>
-  <w:style w:type="table" w:styleId="112">
+  <w:style w:type="table" w:styleId="113">
     <w:name w:val="Medium Shading 2 Accent 5"/>
     <w:basedOn w:val="12"/>
     <w:qFormat/>
@@ -16565,7 +17164,7 @@
       </w:tcPr>
     </w:tblStylePr>
   </w:style>
-  <w:style w:type="table" w:styleId="113">
+  <w:style w:type="table" w:styleId="114">
     <w:name w:val="Medium Shading 2 Accent 6"/>
     <w:basedOn w:val="12"/>
     <w:qFormat/>
@@ -16720,7 +17319,7 @@
       </w:tcPr>
     </w:tblStylePr>
   </w:style>
-  <w:style w:type="table" w:styleId="114">
+  <w:style w:type="table" w:styleId="115">
     <w:name w:val="Medium List 1"/>
     <w:basedOn w:val="12"/>
     <w:qFormat/>
@@ -16810,7 +17409,7 @@
       </w:tcPr>
     </w:tblStylePr>
   </w:style>
-  <w:style w:type="table" w:styleId="115">
+  <w:style w:type="table" w:styleId="116">
     <w:name w:val="Medium List 1 Accent 1"/>
     <w:basedOn w:val="12"/>
     <w:qFormat/>
@@ -16900,7 +17499,7 @@
       </w:tcPr>
     </w:tblStylePr>
   </w:style>
-  <w:style w:type="table" w:styleId="116">
+  <w:style w:type="table" w:styleId="117">
     <w:name w:val="Medium List 1 Accent 2"/>
     <w:basedOn w:val="12"/>
     <w:qFormat/>
@@ -16990,7 +17589,7 @@
       </w:tcPr>
     </w:tblStylePr>
   </w:style>
-  <w:style w:type="table" w:styleId="117">
+  <w:style w:type="table" w:styleId="118">
     <w:name w:val="Medium List 1 Accent 3"/>
     <w:basedOn w:val="12"/>
     <w:qFormat/>
@@ -17080,7 +17679,7 @@
       </w:tcPr>
     </w:tblStylePr>
   </w:style>
-  <w:style w:type="table" w:styleId="118">
+  <w:style w:type="table" w:styleId="119">
     <w:name w:val="Medium List 1 Accent 4"/>
     <w:basedOn w:val="12"/>
     <w:qFormat/>
@@ -17170,7 +17769,7 @@
       </w:tcPr>
     </w:tblStylePr>
   </w:style>
-  <w:style w:type="table" w:styleId="119">
+  <w:style w:type="table" w:styleId="120">
     <w:name w:val="Medium List 1 Accent 5"/>
     <w:basedOn w:val="12"/>
     <w:qFormat/>
@@ -17260,7 +17859,7 @@
       </w:tcPr>
     </w:tblStylePr>
   </w:style>
-  <w:style w:type="table" w:styleId="120">
+  <w:style w:type="table" w:styleId="121">
     <w:name w:val="Medium List 1 Accent 6"/>
     <w:basedOn w:val="12"/>
     <w:qFormat/>
@@ -17350,7 +17949,7 @@
       </w:tcPr>
     </w:tblStylePr>
   </w:style>
-  <w:style w:type="table" w:styleId="121">
+  <w:style w:type="table" w:styleId="122">
     <w:name w:val="Medium List 2"/>
     <w:basedOn w:val="12"/>
     <w:qFormat/>
@@ -17489,7 +18088,7 @@
       </w:tcPr>
     </w:tblStylePr>
   </w:style>
-  <w:style w:type="table" w:styleId="122">
+  <w:style w:type="table" w:styleId="123">
     <w:name w:val="Medium List 2 Accent 1"/>
     <w:basedOn w:val="12"/>
     <w:qFormat/>
@@ -17628,7 +18227,7 @@
       </w:tcPr>
     </w:tblStylePr>
   </w:style>
-  <w:style w:type="table" w:styleId="123">
+  <w:style w:type="table" w:styleId="124">
     <w:name w:val="Medium List 2 Accent 2"/>
     <w:basedOn w:val="12"/>
     <w:qFormat/>
@@ -17767,7 +18366,7 @@
       </w:tcPr>
     </w:tblStylePr>
   </w:style>
-  <w:style w:type="table" w:styleId="124">
+  <w:style w:type="table" w:styleId="125">
     <w:name w:val="Medium List 2 Accent 3"/>
     <w:basedOn w:val="12"/>
     <w:qFormat/>
@@ -17906,7 +18505,7 @@
       </w:tcPr>
     </w:tblStylePr>
   </w:style>
-  <w:style w:type="table" w:styleId="125">
+  <w:style w:type="table" w:styleId="126">
     <w:name w:val="Medium List 2 Accent 4"/>
     <w:basedOn w:val="12"/>
     <w:qFormat/>
@@ -18045,7 +18644,7 @@
       </w:tcPr>
     </w:tblStylePr>
   </w:style>
-  <w:style w:type="table" w:styleId="126">
+  <w:style w:type="table" w:styleId="127">
     <w:name w:val="Medium List 2 Accent 5"/>
     <w:basedOn w:val="12"/>
     <w:qFormat/>
@@ -18184,7 +18783,7 @@
       </w:tcPr>
     </w:tblStylePr>
   </w:style>
-  <w:style w:type="table" w:styleId="127">
+  <w:style w:type="table" w:styleId="128">
     <w:name w:val="Medium List 2 Accent 6"/>
     <w:basedOn w:val="12"/>
     <w:qFormat/>
@@ -18323,7 +18922,7 @@
       </w:tcPr>
     </w:tblStylePr>
   </w:style>
-  <w:style w:type="table" w:styleId="128">
+  <w:style w:type="table" w:styleId="129">
     <w:name w:val="Medium Grid 1"/>
     <w:basedOn w:val="12"/>
     <w:qFormat/>
@@ -18391,7 +18990,7 @@
       </w:tcPr>
     </w:tblStylePr>
   </w:style>
-  <w:style w:type="table" w:styleId="129">
+  <w:style w:type="table" w:styleId="130">
     <w:name w:val="Medium Grid 1 Accent 1"/>
     <w:basedOn w:val="12"/>
     <w:qFormat/>
@@ -18459,7 +19058,7 @@
       </w:tcPr>
     </w:tblStylePr>
   </w:style>
-  <w:style w:type="table" w:styleId="130">
+  <w:style w:type="table" w:styleId="131">
     <w:name w:val="Medium Grid 1 Accent 2"/>
     <w:basedOn w:val="12"/>
     <w:qFormat/>
@@ -18527,7 +19126,7 @@
       </w:tcPr>
     </w:tblStylePr>
   </w:style>
-  <w:style w:type="table" w:styleId="131">
+  <w:style w:type="table" w:styleId="132">
     <w:name w:val="Medium Grid 1 Accent 3"/>
     <w:basedOn w:val="12"/>
     <w:qFormat/>
@@ -18595,7 +19194,7 @@
       </w:tcPr>
     </w:tblStylePr>
   </w:style>
-  <w:style w:type="table" w:styleId="132">
+  <w:style w:type="table" w:styleId="133">
     <w:name w:val="Medium Grid 1 Accent 4"/>
     <w:basedOn w:val="12"/>
     <w:qFormat/>
@@ -18663,7 +19262,7 @@
       </w:tcPr>
     </w:tblStylePr>
   </w:style>
-  <w:style w:type="table" w:styleId="133">
+  <w:style w:type="table" w:styleId="134">
     <w:name w:val="Medium Grid 1 Accent 5"/>
     <w:basedOn w:val="12"/>
     <w:qFormat/>
@@ -18731,7 +19330,7 @@
       </w:tcPr>
     </w:tblStylePr>
   </w:style>
-  <w:style w:type="table" w:styleId="134">
+  <w:style w:type="table" w:styleId="135">
     <w:name w:val="Medium Grid 1 Accent 6"/>
     <w:basedOn w:val="12"/>
     <w:qFormat/>
@@ -18799,7 +19398,7 @@
       </w:tcPr>
     </w:tblStylePr>
   </w:style>
-  <w:style w:type="table" w:styleId="135">
+  <w:style w:type="table" w:styleId="136">
     <w:name w:val="Medium Grid 2"/>
     <w:basedOn w:val="12"/>
     <w:qFormat/>
@@ -18924,7 +19523,7 @@
       </w:tcPr>
     </w:tblStylePr>
   </w:style>
-  <w:style w:type="table" w:styleId="136">
+  <w:style w:type="table" w:styleId="137">
     <w:name w:val="Medium Grid 2 Accent 1"/>
     <w:basedOn w:val="12"/>
     <w:qFormat/>
@@ -19049,7 +19648,7 @@
       </w:tcPr>
     </w:tblStylePr>
   </w:style>
-  <w:style w:type="table" w:styleId="137">
+  <w:style w:type="table" w:styleId="138">
     <w:name w:val="Medium Grid 2 Accent 2"/>
     <w:basedOn w:val="12"/>
     <w:qFormat/>
@@ -19174,7 +19773,7 @@
       </w:tcPr>
     </w:tblStylePr>
   </w:style>
-  <w:style w:type="table" w:styleId="138">
+  <w:style w:type="table" w:styleId="139">
     <w:name w:val="Medium Grid 2 Accent 3"/>
     <w:basedOn w:val="12"/>
     <w:qFormat/>
@@ -19299,7 +19898,7 @@
       </w:tcPr>
     </w:tblStylePr>
   </w:style>
-  <w:style w:type="table" w:styleId="139">
+  <w:style w:type="table" w:styleId="140">
     <w:name w:val="Medium Grid 2 Accent 4"/>
     <w:basedOn w:val="12"/>
     <w:qFormat/>
@@ -19424,7 +20023,7 @@
       </w:tcPr>
     </w:tblStylePr>
   </w:style>
-  <w:style w:type="table" w:styleId="140">
+  <w:style w:type="table" w:styleId="141">
     <w:name w:val="Medium Grid 2 Accent 5"/>
     <w:basedOn w:val="12"/>
     <w:qFormat/>
@@ -19549,7 +20148,7 @@
       </w:tcPr>
     </w:tblStylePr>
   </w:style>
-  <w:style w:type="table" w:styleId="141">
+  <w:style w:type="table" w:styleId="142">
     <w:name w:val="Medium Grid 2 Accent 6"/>
     <w:basedOn w:val="12"/>
     <w:qFormat/>
@@ -19674,7 +20273,7 @@
       </w:tcPr>
     </w:tblStylePr>
   </w:style>
-  <w:style w:type="table" w:styleId="142">
+  <w:style w:type="table" w:styleId="143">
     <w:name w:val="Medium Grid 3"/>
     <w:basedOn w:val="12"/>
     <w:qFormat/>
@@ -19817,7 +20416,7 @@
       </w:tcPr>
     </w:tblStylePr>
   </w:style>
-  <w:style w:type="table" w:styleId="143">
+  <w:style w:type="table" w:styleId="144">
     <w:name w:val="Medium Grid 3 Accent 1"/>
     <w:basedOn w:val="12"/>
     <w:qFormat/>
@@ -19960,7 +20559,7 @@
       </w:tcPr>
     </w:tblStylePr>
   </w:style>
-  <w:style w:type="table" w:styleId="144">
+  <w:style w:type="table" w:styleId="145">
     <w:name w:val="Medium Grid 3 Accent 2"/>
     <w:basedOn w:val="12"/>
     <w:qFormat/>
@@ -20103,7 +20702,7 @@
       </w:tcPr>
     </w:tblStylePr>
   </w:style>
-  <w:style w:type="table" w:styleId="145">
+  <w:style w:type="table" w:styleId="146">
     <w:name w:val="Medium Grid 3 Accent 3"/>
     <w:basedOn w:val="12"/>
     <w:qFormat/>
@@ -20246,7 +20845,7 @@
       </w:tcPr>
     </w:tblStylePr>
   </w:style>
-  <w:style w:type="table" w:styleId="146">
+  <w:style w:type="table" w:styleId="147">
     <w:name w:val="Medium Grid 3 Accent 4"/>
     <w:basedOn w:val="12"/>
     <w:qFormat/>
@@ -20389,7 +20988,7 @@
       </w:tcPr>
     </w:tblStylePr>
   </w:style>
-  <w:style w:type="table" w:styleId="147">
+  <w:style w:type="table" w:styleId="148">
     <w:name w:val="Medium Grid 3 Accent 5"/>
     <w:basedOn w:val="12"/>
     <w:qFormat/>
@@ -20532,7 +21131,7 @@
       </w:tcPr>
     </w:tblStylePr>
   </w:style>
-  <w:style w:type="table" w:styleId="148">
+  <w:style w:type="table" w:styleId="149">
     <w:name w:val="Medium Grid 3 Accent 6"/>
     <w:basedOn w:val="12"/>
     <w:qFormat/>
@@ -20675,7 +21274,7 @@
       </w:tcPr>
     </w:tblStylePr>
   </w:style>
-  <w:style w:type="table" w:styleId="149">
+  <w:style w:type="table" w:styleId="150">
     <w:name w:val="Dark List"/>
     <w:basedOn w:val="12"/>
     <w:qFormat/>
@@ -20791,7 +21390,7 @@
       </w:tcPr>
     </w:tblStylePr>
   </w:style>
-  <w:style w:type="table" w:styleId="150">
+  <w:style w:type="table" w:styleId="151">
     <w:name w:val="Dark List Accent 1"/>
     <w:basedOn w:val="12"/>
     <w:qFormat/>
@@ -20907,7 +21506,7 @@
       </w:tcPr>
     </w:tblStylePr>
   </w:style>
-  <w:style w:type="table" w:styleId="151">
+  <w:style w:type="table" w:styleId="152">
     <w:name w:val="Dark List Accent 2"/>
     <w:basedOn w:val="12"/>
     <w:qFormat/>
@@ -21023,7 +21622,7 @@
       </w:tcPr>
     </w:tblStylePr>
   </w:style>
-  <w:style w:type="table" w:styleId="152">
+  <w:style w:type="table" w:styleId="153">
     <w:name w:val="Dark List Accent 3"/>
     <w:basedOn w:val="12"/>
     <w:qFormat/>
@@ -21139,7 +21738,7 @@
       </w:tcPr>
     </w:tblStylePr>
   </w:style>
-  <w:style w:type="table" w:styleId="153">
+  <w:style w:type="table" w:styleId="154">
     <w:name w:val="Dark List Accent 4"/>
     <w:basedOn w:val="12"/>
     <w:qFormat/>
@@ -21255,7 +21854,7 @@
       </w:tcPr>
     </w:tblStylePr>
   </w:style>
-  <w:style w:type="table" w:styleId="154">
+  <w:style w:type="table" w:styleId="155">
     <w:name w:val="Dark List Accent 5"/>
     <w:basedOn w:val="12"/>
     <w:qFormat/>
@@ -21371,7 +21970,7 @@
       </w:tcPr>
     </w:tblStylePr>
   </w:style>
-  <w:style w:type="table" w:styleId="155">
+  <w:style w:type="table" w:styleId="156">
     <w:name w:val="Dark List Accent 6"/>
     <w:basedOn w:val="12"/>
     <w:qFormat/>
@@ -21487,7 +22086,7 @@
       </w:tcPr>
     </w:tblStylePr>
   </w:style>
-  <w:style w:type="table" w:styleId="156">
+  <w:style w:type="table" w:styleId="157">
     <w:name w:val="Colorful Shading"/>
     <w:basedOn w:val="12"/>
     <w:qFormat/>
@@ -21610,7 +22209,7 @@
       </w:rPr>
     </w:tblStylePr>
   </w:style>
-  <w:style w:type="table" w:styleId="157">
+  <w:style w:type="table" w:styleId="158">
     <w:name w:val="Colorful Shading Accent 1"/>
     <w:basedOn w:val="12"/>
     <w:qFormat/>
@@ -21733,7 +22332,7 @@
       </w:rPr>
     </w:tblStylePr>
   </w:style>
-  <w:style w:type="table" w:styleId="158">
+  <w:style w:type="table" w:styleId="159">
     <w:name w:val="Colorful Shading Accent 2"/>
     <w:basedOn w:val="12"/>
     <w:qFormat/>
@@ -21856,7 +22455,7 @@
       </w:rPr>
     </w:tblStylePr>
   </w:style>
-  <w:style w:type="table" w:styleId="159">
+  <w:style w:type="table" w:styleId="160">
     <w:name w:val="Colorful Shading Accent 3"/>
     <w:basedOn w:val="12"/>
     <w:qFormat/>
@@ -21969,7 +22568,7 @@
       </w:tcPr>
     </w:tblStylePr>
   </w:style>
-  <w:style w:type="table" w:styleId="160">
+  <w:style w:type="table" w:styleId="161">
     <w:name w:val="Colorful Shading Accent 4"/>
     <w:basedOn w:val="12"/>
     <w:qFormat/>
@@ -22092,7 +22691,7 @@
       </w:rPr>
     </w:tblStylePr>
   </w:style>
-  <w:style w:type="table" w:styleId="161">
+  <w:style w:type="table" w:styleId="162">
     <w:name w:val="Colorful Shading Accent 5"/>
     <w:basedOn w:val="12"/>
     <w:qFormat/>
@@ -22215,7 +22814,7 @@
       </w:rPr>
     </w:tblStylePr>
   </w:style>
-  <w:style w:type="table" w:styleId="162">
+  <w:style w:type="table" w:styleId="163">
     <w:name w:val="Colorful Shading Accent 6"/>
     <w:basedOn w:val="12"/>
     <w:qFormat/>
@@ -22338,7 +22937,7 @@
       </w:rPr>
     </w:tblStylePr>
   </w:style>
-  <w:style w:type="table" w:styleId="163">
+  <w:style w:type="table" w:styleId="164">
     <w:name w:val="Colorful List"/>
     <w:basedOn w:val="12"/>
     <w:qFormat/>
@@ -22430,7 +23029,7 @@
       </w:tcPr>
     </w:tblStylePr>
   </w:style>
-  <w:style w:type="table" w:styleId="164">
+  <w:style w:type="table" w:styleId="165">
     <w:name w:val="Colorful List Accent 1"/>
     <w:basedOn w:val="12"/>
     <w:qFormat/>
@@ -22522,7 +23121,7 @@
       </w:tcPr>
     </w:tblStylePr>
   </w:style>
-  <w:style w:type="table" w:styleId="165">
+  <w:style w:type="table" w:styleId="166">
     <w:name w:val="Colorful List Accent 2"/>
     <w:basedOn w:val="12"/>
     <w:qFormat/>
@@ -22614,7 +23213,7 @@
       </w:tcPr>
     </w:tblStylePr>
   </w:style>
-  <w:style w:type="table" w:styleId="166">
+  <w:style w:type="table" w:styleId="167">
     <w:name w:val="Colorful List Accent 3"/>
     <w:basedOn w:val="12"/>
     <w:qFormat/>
@@ -22706,7 +23305,7 @@
       </w:tcPr>
     </w:tblStylePr>
   </w:style>
-  <w:style w:type="table" w:styleId="167">
+  <w:style w:type="table" w:styleId="168">
     <w:name w:val="Colorful List Accent 4"/>
     <w:basedOn w:val="12"/>
     <w:qFormat/>
@@ -22798,7 +23397,7 @@
       </w:tcPr>
     </w:tblStylePr>
   </w:style>
-  <w:style w:type="table" w:styleId="168">
+  <w:style w:type="table" w:styleId="169">
     <w:name w:val="Colorful List Accent 5"/>
     <w:basedOn w:val="12"/>
     <w:qFormat/>
@@ -22890,7 +23489,7 @@
       </w:tcPr>
     </w:tblStylePr>
   </w:style>
-  <w:style w:type="table" w:styleId="169">
+  <w:style w:type="table" w:styleId="170">
     <w:name w:val="Colorful List Accent 6"/>
     <w:basedOn w:val="12"/>
     <w:qFormat/>
@@ -22982,7 +23581,7 @@
       </w:tcPr>
     </w:tblStylePr>
   </w:style>
-  <w:style w:type="table" w:styleId="170">
+  <w:style w:type="table" w:styleId="171">
     <w:name w:val="Colorful Grid"/>
     <w:basedOn w:val="12"/>
     <w:qFormat/>
@@ -23050,7 +23649,7 @@
       </w:tcPr>
     </w:tblStylePr>
   </w:style>
-  <w:style w:type="table" w:styleId="171">
+  <w:style w:type="table" w:styleId="172">
     <w:name w:val="Colorful Grid Accent 1"/>
     <w:basedOn w:val="12"/>
     <w:qFormat/>
@@ -23118,7 +23717,7 @@
       </w:tcPr>
     </w:tblStylePr>
   </w:style>
-  <w:style w:type="table" w:styleId="172">
+  <w:style w:type="table" w:styleId="173">
     <w:name w:val="Colorful Grid Accent 2"/>
     <w:basedOn w:val="12"/>
     <w:qFormat/>
@@ -23186,7 +23785,7 @@
       </w:tcPr>
     </w:tblStylePr>
   </w:style>
-  <w:style w:type="table" w:styleId="173">
+  <w:style w:type="table" w:styleId="174">
     <w:name w:val="Colorful Grid Accent 3"/>
     <w:basedOn w:val="12"/>
     <w:qFormat/>
@@ -23254,7 +23853,7 @@
       </w:tcPr>
     </w:tblStylePr>
   </w:style>
-  <w:style w:type="table" w:styleId="174">
+  <w:style w:type="table" w:styleId="175">
     <w:name w:val="Colorful Grid Accent 4"/>
     <w:basedOn w:val="12"/>
     <w:qFormat/>
@@ -23322,7 +23921,7 @@
       </w:tcPr>
     </w:tblStylePr>
   </w:style>
-  <w:style w:type="table" w:styleId="175">
+  <w:style w:type="table" w:styleId="176">
     <w:name w:val="Colorful Grid Accent 5"/>
     <w:basedOn w:val="12"/>
     <w:qFormat/>
@@ -23390,7 +23989,7 @@
       </w:tcPr>
     </w:tblStylePr>
   </w:style>
-  <w:style w:type="table" w:styleId="176">
+  <w:style w:type="table" w:styleId="177">
     <w:name w:val="Colorful Grid Accent 6"/>
     <w:basedOn w:val="12"/>
     <w:qFormat/>
@@ -23458,10 +24057,10 @@
       </w:tcPr>
     </w:tblStylePr>
   </w:style>
-  <w:style w:type="paragraph" w:customStyle="1" w:styleId="177">
+  <w:style w:type="paragraph" w:customStyle="1" w:styleId="178">
     <w:name w:val="H-Bullet Gach1"/>
     <w:basedOn w:val="1"/>
-    <w:link w:val="185"/>
+    <w:link w:val="186"/>
     <w:qFormat/>
     <w:uiPriority w:val="0"/>
     <w:pPr>
@@ -23476,7 +24075,7 @@
       <w:ind w:leftChars="500" w:hanging="360"/>
     </w:pPr>
   </w:style>
-  <w:style w:type="paragraph" w:styleId="178">
+  <w:style w:type="paragraph" w:styleId="179">
     <w:name w:val="List Paragraph"/>
     <w:qFormat/>
     <w:uiPriority w:val="34"/>
@@ -23487,7 +24086,7 @@
       <w:lang w:val="en-US" w:eastAsia="en-US" w:bidi="ar-SA"/>
     </w:rPr>
   </w:style>
-  <w:style w:type="character" w:customStyle="1" w:styleId="179">
+  <w:style w:type="character" w:customStyle="1" w:styleId="180">
     <w:name w:val="Heading 2 Char"/>
     <w:link w:val="3"/>
     <w:qFormat/>
@@ -23501,7 +24100,7 @@
       <w:lang w:val="en-US" w:eastAsia="zh-CN" w:bidi="ar-SA"/>
     </w:rPr>
   </w:style>
-  <w:style w:type="paragraph" w:customStyle="1" w:styleId="180">
+  <w:style w:type="paragraph" w:customStyle="1" w:styleId="181">
     <w:name w:val="H-Bullet Cham2"/>
     <w:basedOn w:val="1"/>
     <w:qFormat/>
@@ -23518,7 +24117,7 @@
       <w:ind w:left="418" w:hanging="360"/>
     </w:pPr>
   </w:style>
-  <w:style w:type="character" w:customStyle="1" w:styleId="181">
+  <w:style w:type="character" w:customStyle="1" w:styleId="182">
     <w:name w:val="Heading 1 Char"/>
     <w:link w:val="2"/>
     <w:qFormat/>
@@ -23533,7 +24132,7 @@
       <w:lang w:val="en-US" w:eastAsia="zh-CN" w:bidi="ar-SA"/>
     </w:rPr>
   </w:style>
-  <w:style w:type="paragraph" w:customStyle="1" w:styleId="182">
+  <w:style w:type="paragraph" w:customStyle="1" w:styleId="183">
     <w:name w:val="H-Bullet Cham1"/>
     <w:basedOn w:val="1"/>
     <w:qFormat/>
@@ -23546,7 +24145,7 @@
       <w:ind w:left="-2" w:hanging="360"/>
     </w:pPr>
   </w:style>
-  <w:style w:type="paragraph" w:customStyle="1" w:styleId="183">
+  <w:style w:type="paragraph" w:customStyle="1" w:styleId="184">
     <w:name w:val="H-Bullet Gach2"/>
     <w:basedOn w:val="1"/>
     <w:qFormat/>
@@ -23563,7 +24162,7 @@
       <w:ind w:left="620" w:hanging="360"/>
     </w:pPr>
   </w:style>
-  <w:style w:type="paragraph" w:customStyle="1" w:styleId="184">
+  <w:style w:type="paragraph" w:customStyle="1" w:styleId="185">
     <w:name w:val="H-imgDescribe"/>
     <w:basedOn w:val="1"/>
     <w:qFormat/>
@@ -23576,9 +24175,9 @@
       <w:sz w:val="24"/>
     </w:rPr>
   </w:style>
-  <w:style w:type="character" w:customStyle="1" w:styleId="185">
+  <w:style w:type="character" w:customStyle="1" w:styleId="186">
     <w:name w:val="H-Bullet Gach1 Char"/>
-    <w:link w:val="177"/>
+    <w:link w:val="178"/>
     <w:qFormat/>
     <w:uiPriority w:val="0"/>
     <w:rPr>

--- a/LAB/lab1/Lab1_TranDucViet_DE190953.docx
+++ b/LAB/lab1/Lab1_TranDucViet_DE190953.docx
@@ -6459,14 +6459,6 @@
       </w:tblGrid>
       <w:tr>
         <w:tblPrEx>
-          <w:tblBorders>
-            <w:top w:val="single" w:color="auto" w:sz="4" w:space="0"/>
-            <w:left w:val="single" w:color="auto" w:sz="4" w:space="0"/>
-            <w:bottom w:val="single" w:color="auto" w:sz="4" w:space="0"/>
-            <w:right w:val="single" w:color="auto" w:sz="4" w:space="0"/>
-            <w:insideH w:val="single" w:color="auto" w:sz="4" w:space="0"/>
-            <w:insideV w:val="single" w:color="auto" w:sz="4" w:space="0"/>
-          </w:tblBorders>
           <w:tblCellMar>
             <w:top w:w="0" w:type="dxa"/>
             <w:left w:w="108" w:type="dxa"/>
@@ -6993,7 +6985,7 @@
           <w:rFonts w:hint="default"/>
           <w:lang w:val="vi-VN"/>
         </w:rPr>
-        <w:t xml:space="preserve"> </w:t>
+        <w:t xml:space="preserve"> - Claude sonnet 4.6</w:t>
       </w:r>
     </w:p>
     <w:tbl>
@@ -7030,6 +7022,12 @@
             <w:insideH w:val="single" w:color="auto" w:sz="4" w:space="0"/>
             <w:insideV w:val="single" w:color="auto" w:sz="4" w:space="0"/>
           </w:tblBorders>
+          <w:tblCellMar>
+            <w:top w:w="0" w:type="dxa"/>
+            <w:left w:w="10" w:type="dxa"/>
+            <w:bottom w:w="0" w:type="dxa"/>
+            <w:right w:w="10" w:type="dxa"/>
+          </w:tblCellMar>
         </w:tblPrEx>
         <w:tc>
           <w:tcPr>
@@ -7095,6 +7093,18 @@
     </w:p>
     <w:p>
       <w:pPr>
+        <w:pStyle w:val="3"/>
+        <w:numPr>
+          <w:numId w:val="0"/>
+        </w:numPr>
+        <w:tabs>
+          <w:tab w:val="clear" w:pos="850"/>
+        </w:tabs>
+        <w:ind w:left="397" w:leftChars="0"/>
+      </w:pPr>
+    </w:p>
+    <w:p>
+      <w:pPr>
         <w:pStyle w:val="5"/>
         <w:bidi w:val="0"/>
       </w:pPr>
@@ -7104,6 +7114,31 @@
       </w:r>
     </w:p>
     <w:p>
+      <w:r>
+        <w:rPr>
+          <w:rFonts w:hint="default"/>
+          <w:lang w:val="vi-VN"/>
+        </w:rPr>
+        <w:tab/>
+        <w:t/>
+      </w:r>
+      <w:r>
+        <w:rPr>
+          <w:rFonts w:hint="default"/>
+          <w:lang w:val="vi-VN"/>
+        </w:rPr>
+        <w:tab/>
+        <w:t/>
+      </w:r>
+      <w:r>
+        <w:rPr>
+          <w:rFonts w:hint="default"/>
+          <w:lang w:val="vi-VN"/>
+        </w:rPr>
+        <w:tab/>
+      </w:r>
+    </w:p>
+    <w:p>
       <w:pPr>
         <w:pStyle w:val="178"/>
         <w:bidi w:val="0"/>
@@ -7118,7 +7153,74 @@
         <w:bidi w:val="0"/>
       </w:pPr>
       <w:r>
-        <w:t>Ví dụ: Một đội test chạy 500 test case cho tính năng chuyển khoản của app ngân hàng và pass hết. Điều này không có nghĩa là app hoàn toàn an toàn — vẫn có thể còn lỗi ở trường hợp chuyển tiền với số dư âm, múi giờ quốc tế, hay tên thụ hưởng có ký tự đặc biệt chưa được test đến.</w:t>
+        <w:rPr>
+          <w:b/>
+          <w:bCs/>
+        </w:rPr>
+        <w:t>Ví dụ:</w:t>
+      </w:r>
+      <w:r>
+        <w:t xml:space="preserve"> Một đội test chạy 500 test case cho tính năng chuyển khoản của app ngân hàng và pass hết. Điều này không có nghĩa là app hoàn toàn an toàn — vẫn có thể còn lỗi ở trường hợp chuyển tiền với số dư âm, múi giờ quốc tế, hay tên thụ hưởng có ký tự đặc biệt chưa được test đến.</w:t>
+      </w:r>
+    </w:p>
+    <w:p>
+      <w:pPr>
+        <w:pStyle w:val="178"/>
+        <w:numPr>
+          <w:numId w:val="0"/>
+        </w:numPr>
+        <w:bidi w:val="0"/>
+        <w:ind w:leftChars="500"/>
+      </w:pPr>
+      <w:r>
+        <w:rPr>
+          <w:rFonts w:hint="default"/>
+          <w:lang w:val="vi-VN"/>
+        </w:rPr>
+        <w:tab/>
+      </w:r>
+      <w:r>
+        <w:drawing>
+          <wp:inline distT="0" distB="0" distL="114300" distR="114300">
+            <wp:extent cx="4297680" cy="1228090"/>
+            <wp:effectExtent l="0" t="0" r="0" b="6350"/>
+            <wp:docPr id="4" name="Picture 3"/>
+            <wp:cNvGraphicFramePr>
+              <a:graphicFrameLocks xmlns:a="http://schemas.openxmlformats.org/drawingml/2006/main" noChangeAspect="1"/>
+            </wp:cNvGraphicFramePr>
+            <a:graphic xmlns:a="http://schemas.openxmlformats.org/drawingml/2006/main">
+              <a:graphicData uri="http://schemas.openxmlformats.org/drawingml/2006/picture">
+                <pic:pic xmlns:pic="http://schemas.openxmlformats.org/drawingml/2006/picture">
+                  <pic:nvPicPr>
+                    <pic:cNvPr id="4" name="Picture 3"/>
+                    <pic:cNvPicPr>
+                      <a:picLocks noChangeAspect="1"/>
+                    </pic:cNvPicPr>
+                  </pic:nvPicPr>
+                  <pic:blipFill>
+                    <a:blip r:embed="rId5"/>
+                    <a:stretch>
+                      <a:fillRect/>
+                    </a:stretch>
+                  </pic:blipFill>
+                  <pic:spPr>
+                    <a:xfrm>
+                      <a:off x="0" y="0"/>
+                      <a:ext cx="4297680" cy="1228090"/>
+                    </a:xfrm>
+                    <a:prstGeom prst="rect">
+                      <a:avLst/>
+                    </a:prstGeom>
+                    <a:noFill/>
+                    <a:ln>
+                      <a:noFill/>
+                    </a:ln>
+                  </pic:spPr>
+                </pic:pic>
+              </a:graphicData>
+            </a:graphic>
+          </wp:inline>
+        </w:drawing>
       </w:r>
     </w:p>
     <w:bookmarkEnd w:id="29"/>
@@ -7136,6 +7238,31 @@
       </w:r>
     </w:p>
     <w:p>
+      <w:r>
+        <w:rPr>
+          <w:rFonts w:hint="default"/>
+          <w:lang w:val="vi-VN"/>
+        </w:rPr>
+        <w:tab/>
+        <w:t/>
+      </w:r>
+      <w:r>
+        <w:rPr>
+          <w:rFonts w:hint="default"/>
+          <w:lang w:val="vi-VN"/>
+        </w:rPr>
+        <w:tab/>
+        <w:t/>
+      </w:r>
+      <w:r>
+        <w:rPr>
+          <w:rFonts w:hint="default"/>
+          <w:lang w:val="vi-VN"/>
+        </w:rPr>
+        <w:tab/>
+      </w:r>
+    </w:p>
+    <w:p>
       <w:pPr>
         <w:pStyle w:val="178"/>
         <w:bidi w:val="0"/>
@@ -7150,7 +7277,74 @@
         <w:bidi w:val="0"/>
       </w:pPr>
       <w:r>
-        <w:t>Ví dụ: Ô nhập mật khẩu 8 ký tự với 94 ký tự hợp lệ tạo ra ~6 nghìn tỷ tỷ tổ hợp — không thể test hết. Thay vào đó, tester chọn đại diện: đúng định dạng, quá ngắn, quá dài, có ký tự đặc biệt, không có chữ hoa…</w:t>
+        <w:rPr>
+          <w:b/>
+          <w:bCs/>
+        </w:rPr>
+        <w:t>Ví dụ:</w:t>
+      </w:r>
+      <w:r>
+        <w:t xml:space="preserve"> Ô nhập mật khẩu 8 ký tự với 94 ký tự hợp lệ tạo ra ~6 nghìn tỷ tỷ tổ hợp — không thể test hết. Thay vào đó, tester chọn đại diện: đúng định dạng, quá ngắn, quá dài, có ký tự đặc biệt, không có chữ hoa…</w:t>
+      </w:r>
+    </w:p>
+    <w:p>
+      <w:pPr>
+        <w:pStyle w:val="178"/>
+        <w:numPr>
+          <w:numId w:val="0"/>
+        </w:numPr>
+        <w:bidi w:val="0"/>
+        <w:ind w:leftChars="500"/>
+      </w:pPr>
+      <w:r>
+        <w:rPr>
+          <w:rFonts w:hint="default"/>
+          <w:lang w:val="vi-VN"/>
+        </w:rPr>
+        <w:tab/>
+      </w:r>
+      <w:r>
+        <w:drawing>
+          <wp:inline distT="0" distB="0" distL="114300" distR="114300">
+            <wp:extent cx="4403090" cy="1369060"/>
+            <wp:effectExtent l="0" t="0" r="1270" b="2540"/>
+            <wp:docPr id="5" name="Picture 4"/>
+            <wp:cNvGraphicFramePr>
+              <a:graphicFrameLocks xmlns:a="http://schemas.openxmlformats.org/drawingml/2006/main" noChangeAspect="1"/>
+            </wp:cNvGraphicFramePr>
+            <a:graphic xmlns:a="http://schemas.openxmlformats.org/drawingml/2006/main">
+              <a:graphicData uri="http://schemas.openxmlformats.org/drawingml/2006/picture">
+                <pic:pic xmlns:pic="http://schemas.openxmlformats.org/drawingml/2006/picture">
+                  <pic:nvPicPr>
+                    <pic:cNvPr id="5" name="Picture 4"/>
+                    <pic:cNvPicPr>
+                      <a:picLocks noChangeAspect="1"/>
+                    </pic:cNvPicPr>
+                  </pic:nvPicPr>
+                  <pic:blipFill>
+                    <a:blip r:embed="rId6"/>
+                    <a:stretch>
+                      <a:fillRect/>
+                    </a:stretch>
+                  </pic:blipFill>
+                  <pic:spPr>
+                    <a:xfrm>
+                      <a:off x="0" y="0"/>
+                      <a:ext cx="4403090" cy="1369060"/>
+                    </a:xfrm>
+                    <a:prstGeom prst="rect">
+                      <a:avLst/>
+                    </a:prstGeom>
+                    <a:noFill/>
+                    <a:ln>
+                      <a:noFill/>
+                    </a:ln>
+                  </pic:spPr>
+                </pic:pic>
+              </a:graphicData>
+            </a:graphic>
+          </wp:inline>
+        </w:drawing>
       </w:r>
     </w:p>
     <w:bookmarkEnd w:id="30"/>
@@ -7182,7 +7376,78 @@
         <w:bidi w:val="0"/>
       </w:pPr>
       <w:r>
-        <w:t>Ví dụ: Team bỏ sót yêu cầu "phiên đăng nhập phải tự hết hạn sau 30 phút" ngay từ giai đoạn phân tích. Khi phát hiện sau khi đã lên production, phải sửa cả backend, frontend, cập nhật tài liệu, test lại và hotfix — tốn kém hơn rất nhiều lần so với ghi chú vào spec từ đầu.</w:t>
+        <w:rPr>
+          <w:b/>
+          <w:bCs/>
+        </w:rPr>
+        <w:t xml:space="preserve">Ví dụ: </w:t>
+      </w:r>
+      <w:r>
+        <w:t>Team bỏ sót yêu cầu "phiên đăng nhập phải tự hết hạn sau 30 phút" ngay từ giai đoạn phân tích. Khi phát hiện sau khi đã lên production, phải sửa cả backend, frontend, cập nhật tài liệu, test lại và hotfix — tốn kém hơn rất nhiều lần so với ghi chú vào spec từ đầu.</w:t>
+      </w:r>
+    </w:p>
+    <w:p>
+      <w:pPr>
+        <w:pStyle w:val="178"/>
+        <w:numPr>
+          <w:numId w:val="0"/>
+        </w:numPr>
+        <w:bidi w:val="0"/>
+        <w:ind w:leftChars="500"/>
+        <w:rPr>
+          <w:rFonts w:hint="default"/>
+          <w:lang w:val="vi-VN"/>
+        </w:rPr>
+      </w:pPr>
+      <w:r>
+        <w:rPr>
+          <w:rFonts w:hint="default"/>
+          <w:lang w:val="vi-VN"/>
+        </w:rPr>
+        <w:tab/>
+      </w:r>
+      <w:r>
+        <w:drawing>
+          <wp:inline distT="0" distB="0" distL="114300" distR="114300">
+            <wp:extent cx="4274185" cy="1458595"/>
+            <wp:effectExtent l="0" t="0" r="8255" b="4445"/>
+            <wp:docPr id="6" name="Picture 5"/>
+            <wp:cNvGraphicFramePr>
+              <a:graphicFrameLocks xmlns:a="http://schemas.openxmlformats.org/drawingml/2006/main" noChangeAspect="1"/>
+            </wp:cNvGraphicFramePr>
+            <a:graphic xmlns:a="http://schemas.openxmlformats.org/drawingml/2006/main">
+              <a:graphicData uri="http://schemas.openxmlformats.org/drawingml/2006/picture">
+                <pic:pic xmlns:pic="http://schemas.openxmlformats.org/drawingml/2006/picture">
+                  <pic:nvPicPr>
+                    <pic:cNvPr id="6" name="Picture 5"/>
+                    <pic:cNvPicPr>
+                      <a:picLocks noChangeAspect="1"/>
+                    </pic:cNvPicPr>
+                  </pic:nvPicPr>
+                  <pic:blipFill>
+                    <a:blip r:embed="rId7"/>
+                    <a:stretch>
+                      <a:fillRect/>
+                    </a:stretch>
+                  </pic:blipFill>
+                  <pic:spPr>
+                    <a:xfrm>
+                      <a:off x="0" y="0"/>
+                      <a:ext cx="4274185" cy="1458595"/>
+                    </a:xfrm>
+                    <a:prstGeom prst="rect">
+                      <a:avLst/>
+                    </a:prstGeom>
+                    <a:noFill/>
+                    <a:ln>
+                      <a:noFill/>
+                    </a:ln>
+                  </pic:spPr>
+                </pic:pic>
+              </a:graphicData>
+            </a:graphic>
+          </wp:inline>
+        </w:drawing>
       </w:r>
     </w:p>
     <w:p>
@@ -7223,7 +7488,7 @@
           <w:rFonts w:hint="default"/>
           <w:lang w:val="vi-VN"/>
         </w:rPr>
-        <w:t xml:space="preserve"> </w:t>
+        <w:t xml:space="preserve">  - Claude sonnet 4.6</w:t>
       </w:r>
     </w:p>
     <w:tbl>
@@ -7372,41 +7637,219 @@
     <w:p>
       <w:pPr>
         <w:pStyle w:val="5"/>
-        <w:bidi w:val="0"/>
-        <w:ind w:left="2053" w:leftChars="0" w:hanging="853" w:firstLineChars="0"/>
-      </w:pPr>
-      <w:bookmarkStart w:id="34" w:name="_Toc21774"/>
-      <w:r>
-        <w:t xml:space="preserve">Nguyên tắc </w:t>
-      </w:r>
-      <w:bookmarkEnd w:id="34"/>
-      <w:r>
-        <w:rPr>
-          <w:rFonts w:hint="default"/>
-          <w:lang w:val="vi-VN"/>
-        </w:rPr>
-        <w:t>4</w:t>
-      </w:r>
-      <w:bookmarkStart w:id="46" w:name="_GoBack"/>
-      <w:bookmarkEnd w:id="46"/>
+        <w:keepNext w:val="0"/>
+        <w:keepLines w:val="0"/>
+        <w:widowControl/>
+        <w:suppressLineNumbers w:val="0"/>
+      </w:pPr>
+      <w:bookmarkStart w:id="34" w:name="_Toc20057"/>
+      <w:r>
+        <w:t>Nguyên tắc 4 — Clustering of defects</w:t>
+      </w:r>
     </w:p>
     <w:p>
       <w:pPr>
+        <w:pStyle w:val="178"/>
+        <w:bidi w:val="0"/>
+      </w:pPr>
+      <w:r>
+        <w:rPr>
+          <w:b/>
+          <w:bCs/>
+        </w:rPr>
+        <w:t>Giải thích (ISTQB):</w:t>
+      </w:r>
+      <w:r>
+        <w:t xml:space="preserve"> Lỗi không phân bổ đều trên toàn bộ hệ thống — chúng có xu hướng tập trung tại một số module nhất định, thường là những module phức tạp hoặc hay thay đổi nhất. Tester nên dùng dữ liệu lỗi lịch sử (defect history) để xác định và ưu tiên kiểm thử các vùng rủi ro cao.</w:t>
+      </w:r>
+    </w:p>
+    <w:p>
+      <w:pPr>
+        <w:pStyle w:val="178"/>
+        <w:bidi w:val="0"/>
+      </w:pPr>
+      <w:r>
+        <w:rPr>
+          <w:b/>
+          <w:bCs/>
+        </w:rPr>
+        <w:t xml:space="preserve">Ví dụ CinePlex: </w:t>
+      </w:r>
+      <w:r>
+        <w:t>Sau 3 sprint, team ghi nhận 87% tổng số lỗi nằm ở 2 module: Thanh toán (42 lỗi) và Chọn ghế (28 lỗi). Module Tìm phim chỉ có 5 lỗi. Áp dụng nguyên tắc này, tester phân bổ 65% effort cho 2 module "vùng nóng", thay vì test đều tất cả module.</w:t>
+      </w:r>
+    </w:p>
+    <w:p>
+      <w:pPr>
+        <w:pStyle w:val="178"/>
+        <w:numPr>
+          <w:numId w:val="0"/>
+        </w:numPr>
+        <w:bidi w:val="0"/>
+        <w:ind w:leftChars="500"/>
+        <w:rPr>
+          <w:rFonts w:hint="default"/>
+          <w:lang w:val="vi-VN"/>
+        </w:rPr>
+      </w:pPr>
+      <w:r>
+        <w:rPr>
+          <w:rFonts w:hint="default"/>
+          <w:lang w:val="vi-VN"/>
+        </w:rPr>
+        <w:tab/>
+      </w:r>
+      <w:r>
+        <w:drawing>
+          <wp:inline distT="0" distB="0" distL="114300" distR="114300">
+            <wp:extent cx="4283075" cy="2639695"/>
+            <wp:effectExtent l="0" t="0" r="14605" b="12065"/>
+            <wp:docPr id="7" name="Picture 6"/>
+            <wp:cNvGraphicFramePr>
+              <a:graphicFrameLocks xmlns:a="http://schemas.openxmlformats.org/drawingml/2006/main" noChangeAspect="1"/>
+            </wp:cNvGraphicFramePr>
+            <a:graphic xmlns:a="http://schemas.openxmlformats.org/drawingml/2006/main">
+              <a:graphicData uri="http://schemas.openxmlformats.org/drawingml/2006/picture">
+                <pic:pic xmlns:pic="http://schemas.openxmlformats.org/drawingml/2006/picture">
+                  <pic:nvPicPr>
+                    <pic:cNvPr id="7" name="Picture 6"/>
+                    <pic:cNvPicPr>
+                      <a:picLocks noChangeAspect="1"/>
+                    </pic:cNvPicPr>
+                  </pic:nvPicPr>
+                  <pic:blipFill>
+                    <a:blip r:embed="rId8"/>
+                    <a:stretch>
+                      <a:fillRect/>
+                    </a:stretch>
+                  </pic:blipFill>
+                  <pic:spPr>
+                    <a:xfrm>
+                      <a:off x="0" y="0"/>
+                      <a:ext cx="4283075" cy="2639695"/>
+                    </a:xfrm>
+                    <a:prstGeom prst="rect">
+                      <a:avLst/>
+                    </a:prstGeom>
+                    <a:noFill/>
+                    <a:ln>
+                      <a:noFill/>
+                    </a:ln>
+                  </pic:spPr>
+                </pic:pic>
+              </a:graphicData>
+            </a:graphic>
+          </wp:inline>
+        </w:drawing>
+      </w:r>
+    </w:p>
+    <w:bookmarkEnd w:id="34"/>
+    <w:p>
+      <w:pPr>
         <w:pStyle w:val="5"/>
+        <w:keepNext w:val="0"/>
+        <w:keepLines w:val="0"/>
+        <w:widowControl/>
+        <w:suppressLineNumbers w:val="0"/>
+      </w:pPr>
+      <w:bookmarkStart w:id="35" w:name="_Toc30460"/>
+      <w:r>
+        <w:t>Nguyên tắc 5 — Pesticide paradox</w:t>
+      </w:r>
+    </w:p>
+    <w:p>
+      <w:pPr>
+        <w:pStyle w:val="178"/>
         <w:bidi w:val="0"/>
-        <w:ind w:left="2053" w:leftChars="0" w:hanging="853" w:firstLineChars="0"/>
-      </w:pPr>
-      <w:bookmarkStart w:id="35" w:name="_Toc20057"/>
-      <w:r>
-        <w:t xml:space="preserve">Nguyên tắc </w:t>
-      </w:r>
-      <w:bookmarkEnd w:id="35"/>
-      <w:r>
-        <w:rPr>
-          <w:rFonts w:hint="default"/>
-          <w:lang w:val="vi-VN"/>
-        </w:rPr>
-        <w:t>5</w:t>
+      </w:pPr>
+      <w:r>
+        <w:rPr>
+          <w:rStyle w:val="21"/>
+        </w:rPr>
+        <w:t>Giải thích (ISTQB):</w:t>
+      </w:r>
+      <w:r>
+        <w:t xml:space="preserve"> Nếu cùng một bộ test case được chạy lặp đi lặp lại, chúng dần mất hiệu quả — giống như sâu bọ quen thuốc, lỗi "quen" với các bài kiểm tra cũ và thoát được. Cần thường xuyên review, bổ sung và đa dạng hóa test case, đặc biệt sau mỗi lần có tính năng mới.</w:t>
+      </w:r>
+    </w:p>
+    <w:p>
+      <w:pPr>
+        <w:pStyle w:val="178"/>
+        <w:bidi w:val="0"/>
+      </w:pPr>
+      <w:r>
+        <w:rPr>
+          <w:b/>
+          <w:bCs/>
+        </w:rPr>
+        <w:t xml:space="preserve">Ví dụ CinePlex: </w:t>
+      </w:r>
+      <w:r>
+        <w:t>Bộ regression test 50 case cho luồng mua vé đã ổn định từ sprint 1 và luôn pass. Khi sprint 6 ra mắt tính năng "Ghế VIP + phụ thu", team không thêm test case mới vì "regression vẫn xanh". Kết quả: lỗi tính sai giá ghế VIP lọt lên production, gây hoàn tiền cho 200+ khách.</w:t>
+      </w:r>
+    </w:p>
+    <w:p>
+      <w:pPr>
+        <w:pStyle w:val="178"/>
+        <w:numPr>
+          <w:numId w:val="0"/>
+        </w:numPr>
+        <w:bidi w:val="0"/>
+        <w:ind w:leftChars="500"/>
+        <w:rPr>
+          <w:rFonts w:hint="default"/>
+          <w:lang w:val="vi-VN"/>
+        </w:rPr>
+      </w:pPr>
+      <w:r>
+        <w:rPr>
+          <w:rFonts w:hint="default"/>
+          <w:lang w:val="vi-VN"/>
+        </w:rPr>
+        <w:tab/>
+      </w:r>
+      <w:r>
+        <w:drawing>
+          <wp:inline distT="0" distB="0" distL="114300" distR="114300">
+            <wp:extent cx="4431665" cy="1756410"/>
+            <wp:effectExtent l="0" t="0" r="3175" b="11430"/>
+            <wp:docPr id="8" name="Picture 7"/>
+            <wp:cNvGraphicFramePr>
+              <a:graphicFrameLocks xmlns:a="http://schemas.openxmlformats.org/drawingml/2006/main" noChangeAspect="1"/>
+            </wp:cNvGraphicFramePr>
+            <a:graphic xmlns:a="http://schemas.openxmlformats.org/drawingml/2006/main">
+              <a:graphicData uri="http://schemas.openxmlformats.org/drawingml/2006/picture">
+                <pic:pic xmlns:pic="http://schemas.openxmlformats.org/drawingml/2006/picture">
+                  <pic:nvPicPr>
+                    <pic:cNvPr id="8" name="Picture 7"/>
+                    <pic:cNvPicPr>
+                      <a:picLocks noChangeAspect="1"/>
+                    </pic:cNvPicPr>
+                  </pic:nvPicPr>
+                  <pic:blipFill>
+                    <a:blip r:embed="rId9"/>
+                    <a:stretch>
+                      <a:fillRect/>
+                    </a:stretch>
+                  </pic:blipFill>
+                  <pic:spPr>
+                    <a:xfrm>
+                      <a:off x="0" y="0"/>
+                      <a:ext cx="4431665" cy="1756410"/>
+                    </a:xfrm>
+                    <a:prstGeom prst="rect">
+                      <a:avLst/>
+                    </a:prstGeom>
+                    <a:noFill/>
+                    <a:ln>
+                      <a:noFill/>
+                    </a:ln>
+                  </pic:spPr>
+                </pic:pic>
+              </a:graphicData>
+            </a:graphic>
+          </wp:inline>
+        </w:drawing>
       </w:r>
     </w:p>
     <w:p>
@@ -7415,7 +7858,6 @@
         <w:bidi w:val="0"/>
         <w:ind w:left="850" w:leftChars="0" w:hanging="453" w:firstLineChars="0"/>
       </w:pPr>
-      <w:bookmarkStart w:id="36" w:name="_Toc30460"/>
       <w:r>
         <w:t>Prompt</w:t>
       </w:r>
@@ -7426,7 +7868,7 @@
         </w:rPr>
         <w:t xml:space="preserve"> 3</w:t>
       </w:r>
-      <w:bookmarkEnd w:id="36"/>
+      <w:bookmarkEnd w:id="35"/>
     </w:p>
     <w:p>
       <w:pPr>
@@ -7434,7 +7876,7 @@
         <w:bidi w:val="0"/>
         <w:ind w:left="1731" w:leftChars="0" w:hanging="708" w:firstLineChars="0"/>
       </w:pPr>
-      <w:bookmarkStart w:id="37" w:name="_Toc6543"/>
+      <w:bookmarkStart w:id="36" w:name="_Toc6543"/>
       <w:r>
         <w:rPr>
           <w:rFonts w:hint="default"/>
@@ -7442,13 +7884,13 @@
         </w:rPr>
         <w:t>Promt</w:t>
       </w:r>
-      <w:bookmarkEnd w:id="37"/>
-      <w:r>
-        <w:rPr>
-          <w:rFonts w:hint="default"/>
-          <w:lang w:val="vi-VN"/>
-        </w:rPr>
-        <w:t xml:space="preserve"> </w:t>
+      <w:bookmarkEnd w:id="36"/>
+      <w:r>
+        <w:rPr>
+          <w:rFonts w:hint="default"/>
+          <w:lang w:val="vi-VN"/>
+        </w:rPr>
+        <w:t xml:space="preserve">  - Claude sonnet 4.6</w:t>
       </w:r>
     </w:p>
     <w:tbl>
@@ -7639,11 +8081,17 @@
         <w:bidi w:val="0"/>
         <w:ind w:left="1731" w:leftChars="0" w:hanging="708" w:firstLineChars="0"/>
       </w:pPr>
-      <w:bookmarkStart w:id="38" w:name="_Toc22837"/>
+      <w:bookmarkStart w:id="37" w:name="_Toc22837"/>
       <w:r>
         <w:t>Câu trả lời của AI</w:t>
       </w:r>
-      <w:bookmarkEnd w:id="38"/>
+      <w:bookmarkEnd w:id="37"/>
+    </w:p>
+    <w:p>
+      <w:bookmarkStart w:id="38" w:name="_Toc10567"/>
+      <w:r>
+        <w:br w:type="page"/>
+      </w:r>
     </w:p>
     <w:p>
       <w:pPr>
@@ -7651,17 +8099,92 @@
         <w:bidi w:val="0"/>
         <w:ind w:left="2053" w:leftChars="0" w:hanging="853" w:firstLineChars="0"/>
       </w:pPr>
-      <w:bookmarkStart w:id="39" w:name="_Toc10567"/>
       <w:r>
         <w:t xml:space="preserve">Nguyên tắc </w:t>
       </w:r>
-      <w:bookmarkEnd w:id="39"/>
+      <w:bookmarkEnd w:id="38"/>
       <w:r>
         <w:rPr>
           <w:rFonts w:hint="default"/>
           <w:lang w:val="vi-VN"/>
         </w:rPr>
         <w:t>6</w:t>
+      </w:r>
+    </w:p>
+    <w:p/>
+    <w:p>
+      <w:r>
+        <w:rPr>
+          <w:rFonts w:hint="default"/>
+          <w:lang w:val="vi-VN"/>
+        </w:rPr>
+        <w:tab/>
+        <w:t/>
+      </w:r>
+      <w:r>
+        <w:rPr>
+          <w:rFonts w:hint="default"/>
+          <w:lang w:val="vi-VN"/>
+        </w:rPr>
+        <w:tab/>
+        <w:t/>
+      </w:r>
+      <w:r>
+        <w:rPr>
+          <w:rFonts w:hint="default"/>
+          <w:lang w:val="vi-VN"/>
+        </w:rPr>
+        <w:tab/>
+      </w:r>
+      <w:r>
+        <w:drawing>
+          <wp:inline distT="0" distB="0" distL="114300" distR="114300">
+            <wp:extent cx="4445635" cy="4839335"/>
+            <wp:effectExtent l="0" t="0" r="4445" b="6985"/>
+            <wp:docPr id="9" name="Picture 8"/>
+            <wp:cNvGraphicFramePr>
+              <a:graphicFrameLocks xmlns:a="http://schemas.openxmlformats.org/drawingml/2006/main" noChangeAspect="1"/>
+            </wp:cNvGraphicFramePr>
+            <a:graphic xmlns:a="http://schemas.openxmlformats.org/drawingml/2006/main">
+              <a:graphicData uri="http://schemas.openxmlformats.org/drawingml/2006/picture">
+                <pic:pic xmlns:pic="http://schemas.openxmlformats.org/drawingml/2006/picture">
+                  <pic:nvPicPr>
+                    <pic:cNvPr id="9" name="Picture 8"/>
+                    <pic:cNvPicPr>
+                      <a:picLocks noChangeAspect="1"/>
+                    </pic:cNvPicPr>
+                  </pic:nvPicPr>
+                  <pic:blipFill>
+                    <a:blip r:embed="rId10"/>
+                    <a:srcRect b="50303"/>
+                    <a:stretch>
+                      <a:fillRect/>
+                    </a:stretch>
+                  </pic:blipFill>
+                  <pic:spPr>
+                    <a:xfrm>
+                      <a:off x="0" y="0"/>
+                      <a:ext cx="4445635" cy="4839335"/>
+                    </a:xfrm>
+                    <a:prstGeom prst="rect">
+                      <a:avLst/>
+                    </a:prstGeom>
+                    <a:noFill/>
+                    <a:ln>
+                      <a:noFill/>
+                    </a:ln>
+                  </pic:spPr>
+                </pic:pic>
+              </a:graphicData>
+            </a:graphic>
+          </wp:inline>
+        </w:drawing>
+      </w:r>
+    </w:p>
+    <w:p>
+      <w:bookmarkStart w:id="39" w:name="_Toc1235"/>
+      <w:r>
+        <w:br w:type="page"/>
       </w:r>
     </w:p>
     <w:p>
@@ -7670,17 +8193,189 @@
         <w:bidi w:val="0"/>
         <w:ind w:left="2053" w:leftChars="0" w:hanging="853" w:firstLineChars="0"/>
       </w:pPr>
-      <w:bookmarkStart w:id="40" w:name="_Toc1235"/>
       <w:r>
         <w:t xml:space="preserve">Nguyên tắc </w:t>
       </w:r>
-      <w:bookmarkEnd w:id="40"/>
+      <w:bookmarkEnd w:id="39"/>
       <w:r>
         <w:rPr>
           <w:rFonts w:hint="default"/>
           <w:lang w:val="vi-VN"/>
         </w:rPr>
         <w:t>7</w:t>
+      </w:r>
+    </w:p>
+    <w:p>
+      <w:r>
+        <w:rPr>
+          <w:rFonts w:hint="default"/>
+          <w:lang w:val="vi-VN"/>
+        </w:rPr>
+        <w:tab/>
+        <w:t/>
+      </w:r>
+      <w:r>
+        <w:rPr>
+          <w:rFonts w:hint="default"/>
+          <w:lang w:val="vi-VN"/>
+        </w:rPr>
+        <w:tab/>
+        <w:t/>
+      </w:r>
+      <w:r>
+        <w:rPr>
+          <w:rFonts w:hint="default"/>
+          <w:lang w:val="vi-VN"/>
+        </w:rPr>
+        <w:tab/>
+        <w:t/>
+      </w:r>
+      <w:r>
+        <w:rPr>
+          <w:rFonts w:hint="default"/>
+          <w:lang w:val="vi-VN"/>
+        </w:rPr>
+        <w:tab/>
+        <w:t/>
+      </w:r>
+      <w:r>
+        <w:rPr>
+          <w:rFonts w:hint="default"/>
+          <w:lang w:val="vi-VN"/>
+        </w:rPr>
+        <w:tab/>
+        <w:t/>
+      </w:r>
+      <w:r>
+        <w:rPr>
+          <w:rFonts w:hint="default"/>
+          <w:lang w:val="vi-VN"/>
+        </w:rPr>
+        <w:tab/>
+        <w:t/>
+      </w:r>
+      <w:r>
+        <w:rPr>
+          <w:rFonts w:hint="default"/>
+          <w:lang w:val="vi-VN"/>
+        </w:rPr>
+        <w:tab/>
+        <w:t/>
+      </w:r>
+      <w:r>
+        <w:rPr>
+          <w:rFonts w:hint="default"/>
+          <w:lang w:val="vi-VN"/>
+        </w:rPr>
+        <w:tab/>
+        <w:t/>
+      </w:r>
+      <w:r>
+        <w:rPr>
+          <w:rFonts w:hint="default"/>
+          <w:lang w:val="vi-VN"/>
+        </w:rPr>
+        <w:tab/>
+        <w:t/>
+      </w:r>
+      <w:r>
+        <w:rPr>
+          <w:rFonts w:hint="default"/>
+          <w:lang w:val="vi-VN"/>
+        </w:rPr>
+        <w:tab/>
+        <w:t/>
+      </w:r>
+      <w:r>
+        <w:rPr>
+          <w:rFonts w:hint="default"/>
+          <w:lang w:val="vi-VN"/>
+        </w:rPr>
+        <w:tab/>
+        <w:t/>
+      </w:r>
+      <w:r>
+        <w:rPr>
+          <w:rFonts w:hint="default"/>
+          <w:lang w:val="vi-VN"/>
+        </w:rPr>
+        <w:tab/>
+        <w:t/>
+      </w:r>
+      <w:r>
+        <w:rPr>
+          <w:rFonts w:hint="default"/>
+          <w:lang w:val="vi-VN"/>
+        </w:rPr>
+        <w:tab/>
+        <w:t/>
+      </w:r>
+      <w:r>
+        <w:rPr>
+          <w:rFonts w:hint="default"/>
+          <w:lang w:val="vi-VN"/>
+        </w:rPr>
+        <w:tab/>
+        <w:t/>
+      </w:r>
+      <w:r>
+        <w:rPr>
+          <w:rFonts w:hint="default"/>
+          <w:lang w:val="vi-VN"/>
+        </w:rPr>
+        <w:tab/>
+        <w:t/>
+      </w:r>
+      <w:r>
+        <w:rPr>
+          <w:rFonts w:hint="default"/>
+          <w:lang w:val="vi-VN"/>
+        </w:rPr>
+        <w:tab/>
+      </w:r>
+      <w:r>
+        <w:drawing>
+          <wp:inline distT="0" distB="0" distL="114300" distR="114300">
+            <wp:extent cx="4699000" cy="5020310"/>
+            <wp:effectExtent l="0" t="0" r="10160" b="0"/>
+            <wp:docPr id="10" name="Picture 9"/>
+            <wp:cNvGraphicFramePr>
+              <a:graphicFrameLocks xmlns:a="http://schemas.openxmlformats.org/drawingml/2006/main" noChangeAspect="1"/>
+            </wp:cNvGraphicFramePr>
+            <a:graphic xmlns:a="http://schemas.openxmlformats.org/drawingml/2006/main">
+              <a:graphicData uri="http://schemas.openxmlformats.org/drawingml/2006/picture">
+                <pic:pic xmlns:pic="http://schemas.openxmlformats.org/drawingml/2006/picture">
+                  <pic:nvPicPr>
+                    <pic:cNvPr id="10" name="Picture 9"/>
+                    <pic:cNvPicPr>
+                      <a:picLocks noChangeAspect="1"/>
+                    </pic:cNvPicPr>
+                  </pic:nvPicPr>
+                  <pic:blipFill>
+                    <a:blip r:embed="rId10"/>
+                    <a:srcRect t="50207" b="1014"/>
+                    <a:stretch>
+                      <a:fillRect/>
+                    </a:stretch>
+                  </pic:blipFill>
+                  <pic:spPr>
+                    <a:xfrm>
+                      <a:off x="0" y="0"/>
+                      <a:ext cx="4699000" cy="5020310"/>
+                    </a:xfrm>
+                    <a:prstGeom prst="rect">
+                      <a:avLst/>
+                    </a:prstGeom>
+                    <a:noFill/>
+                    <a:ln>
+                      <a:noFill/>
+                    </a:ln>
+                  </pic:spPr>
+                </pic:pic>
+              </a:graphicData>
+            </a:graphic>
+          </wp:inline>
+        </w:drawing>
       </w:r>
     </w:p>
     <w:p>
@@ -7689,9 +8384,96 @@
         <w:bidi w:val="0"/>
         <w:ind w:left="850" w:leftChars="0" w:hanging="453" w:firstLineChars="0"/>
       </w:pPr>
-      <w:bookmarkStart w:id="41" w:name="_Toc6443"/>
+      <w:bookmarkStart w:id="40" w:name="_Toc6443"/>
       <w:r>
         <w:t>Nhận xét kết quả trả về của AI</w:t>
+      </w:r>
+      <w:bookmarkEnd w:id="40"/>
+    </w:p>
+    <w:p>
+      <w:pPr>
+        <w:pStyle w:val="3"/>
+        <w:numPr>
+          <w:numId w:val="0"/>
+        </w:numPr>
+        <w:tabs>
+          <w:tab w:val="clear" w:pos="850"/>
+        </w:tabs>
+        <w:bidi w:val="0"/>
+        <w:ind w:left="397" w:leftChars="0"/>
+        <w:rPr>
+          <w:rFonts w:hint="default"/>
+          <w:lang w:val="vi-VN"/>
+        </w:rPr>
+      </w:pPr>
+      <w:r>
+        <w:rPr>
+          <w:rFonts w:hint="default"/>
+          <w:lang w:val="vi-VN"/>
+        </w:rPr>
+        <w:tab/>
+        <w:t/>
+      </w:r>
+      <w:r>
+        <w:rPr>
+          <w:rFonts w:hint="default"/>
+          <w:lang w:val="vi-VN"/>
+        </w:rPr>
+        <w:tab/>
+      </w:r>
+      <w:r>
+        <w:drawing>
+          <wp:inline distT="0" distB="0" distL="114300" distR="114300">
+            <wp:extent cx="4557395" cy="2295525"/>
+            <wp:effectExtent l="0" t="0" r="14605" b="5715"/>
+            <wp:docPr id="11" name="Picture 10"/>
+            <wp:cNvGraphicFramePr>
+              <a:graphicFrameLocks xmlns:a="http://schemas.openxmlformats.org/drawingml/2006/main" noChangeAspect="1"/>
+            </wp:cNvGraphicFramePr>
+            <a:graphic xmlns:a="http://schemas.openxmlformats.org/drawingml/2006/main">
+              <a:graphicData uri="http://schemas.openxmlformats.org/drawingml/2006/picture">
+                <pic:pic xmlns:pic="http://schemas.openxmlformats.org/drawingml/2006/picture">
+                  <pic:nvPicPr>
+                    <pic:cNvPr id="11" name="Picture 10"/>
+                    <pic:cNvPicPr>
+                      <a:picLocks noChangeAspect="1"/>
+                    </pic:cNvPicPr>
+                  </pic:nvPicPr>
+                  <pic:blipFill>
+                    <a:blip r:embed="rId11"/>
+                    <a:stretch>
+                      <a:fillRect/>
+                    </a:stretch>
+                  </pic:blipFill>
+                  <pic:spPr>
+                    <a:xfrm>
+                      <a:off x="0" y="0"/>
+                      <a:ext cx="4557395" cy="2295525"/>
+                    </a:xfrm>
+                    <a:prstGeom prst="rect">
+                      <a:avLst/>
+                    </a:prstGeom>
+                    <a:noFill/>
+                    <a:ln>
+                      <a:noFill/>
+                    </a:ln>
+                  </pic:spPr>
+                </pic:pic>
+              </a:graphicData>
+            </a:graphic>
+          </wp:inline>
+        </w:drawing>
+      </w:r>
+    </w:p>
+    <w:p>
+      <w:pPr>
+        <w:pStyle w:val="2"/>
+        <w:bidi w:val="0"/>
+        <w:ind w:left="425" w:leftChars="0" w:hanging="425" w:firstLineChars="0"/>
+      </w:pPr>
+      <w:bookmarkStart w:id="41" w:name="_Toc12229"/>
+      <w:r>
+        <w:t>Nhiệm vụ 4…tương tự gồm 3 phần (prompt, câu trả lời AI: nội dung trình bày, nhận xét kết quả trả về của AI)</w:t>
       </w:r>
       <w:bookmarkEnd w:id="41"/>
     </w:p>
@@ -7701,11 +8483,13 @@
         <w:bidi w:val="0"/>
         <w:ind w:left="425" w:leftChars="0" w:hanging="425" w:firstLineChars="0"/>
       </w:pPr>
-      <w:bookmarkStart w:id="42" w:name="_Toc12229"/>
-      <w:r>
-        <w:t>Nhiệm vụ 4…tương tự gồm 3 phần (prompt, câu trả lời AI: nội dung trình bày, nhận xét kết quả trả về của AI)</w:t>
+      <w:bookmarkStart w:id="42" w:name="_Toc9002"/>
+      <w:r>
+        <w:t>Nhiệm vụ 5…tương tự gồm 3 phần</w:t>
       </w:r>
       <w:bookmarkEnd w:id="42"/>
+      <w:bookmarkStart w:id="45" w:name="_GoBack"/>
+      <w:bookmarkEnd w:id="45"/>
     </w:p>
     <w:p>
       <w:pPr>
@@ -7713,9 +8497,9 @@
         <w:bidi w:val="0"/>
         <w:ind w:left="425" w:leftChars="0" w:hanging="425" w:firstLineChars="0"/>
       </w:pPr>
-      <w:bookmarkStart w:id="43" w:name="_Toc9002"/>
-      <w:r>
-        <w:t>Nhiệm vụ 5…tương tự gồm 3 phần</w:t>
+      <w:bookmarkStart w:id="43" w:name="_Toc30865"/>
+      <w:r>
+        <w:t>Phần kết luận (tự viết)</w:t>
       </w:r>
       <w:bookmarkEnd w:id="43"/>
     </w:p>
@@ -7724,28 +8508,16 @@
         <w:pStyle w:val="2"/>
         <w:bidi w:val="0"/>
         <w:ind w:left="425" w:leftChars="0" w:hanging="425" w:firstLineChars="0"/>
-      </w:pPr>
-      <w:bookmarkStart w:id="44" w:name="_Toc30865"/>
-      <w:r>
-        <w:t>Phần kết luận (tự viết)</w:t>
+        <w:rPr>
+          <w:rFonts w:hint="default"/>
+          <w:lang w:val="vi-VN"/>
+        </w:rPr>
+      </w:pPr>
+      <w:bookmarkStart w:id="44" w:name="_Toc10764"/>
+      <w:r>
+        <w:t>Tài liệu tham khảo.</w:t>
       </w:r>
       <w:bookmarkEnd w:id="44"/>
-    </w:p>
-    <w:p>
-      <w:pPr>
-        <w:pStyle w:val="2"/>
-        <w:bidi w:val="0"/>
-        <w:ind w:left="425" w:leftChars="0" w:hanging="425" w:firstLineChars="0"/>
-        <w:rPr>
-          <w:rFonts w:hint="default"/>
-          <w:lang w:val="vi-VN"/>
-        </w:rPr>
-      </w:pPr>
-      <w:bookmarkStart w:id="45" w:name="_Toc10764"/>
-      <w:r>
-        <w:t>Tài liệu tham khảo.</w:t>
-      </w:r>
-      <w:bookmarkEnd w:id="45"/>
     </w:p>
     <w:p>
       <w:pPr>

--- a/LAB/lab1/Lab1_TranDucViet_DE190953.docx
+++ b/LAB/lab1/Lab1_TranDucViet_DE190953.docx
@@ -6091,12 +6091,6 @@
             <w:insideH w:val="single" w:color="auto" w:sz="4" w:space="0"/>
             <w:insideV w:val="single" w:color="auto" w:sz="4" w:space="0"/>
           </w:tblBorders>
-          <w:tblCellMar>
-            <w:top w:w="0" w:type="dxa"/>
-            <w:left w:w="10" w:type="dxa"/>
-            <w:bottom w:w="0" w:type="dxa"/>
-            <w:right w:w="10" w:type="dxa"/>
-          </w:tblCellMar>
         </w:tblPrEx>
         <w:tc>
           <w:tcPr>
@@ -6493,10 +6487,6 @@
             <w:insideH w:val="single" w:color="auto" w:sz="4" w:space="0"/>
             <w:insideV w:val="single" w:color="auto" w:sz="4" w:space="0"/>
           </w:tblBorders>
-          <w:tblCellMar>
-            <w:left w:w="108" w:type="dxa"/>
-            <w:right w:w="108" w:type="dxa"/>
-          </w:tblCellMar>
         </w:tblPrEx>
         <w:tc>
           <w:tcPr>
@@ -7906,10 +7896,7 @@
     <w:p>
       <w:pPr>
         <w:pStyle w:val="5"/>
-        <w:keepNext w:val="0"/>
-        <w:keepLines w:val="0"/>
-        <w:widowControl/>
-        <w:suppressLineNumbers w:val="0"/>
+        <w:bidi w:val="0"/>
       </w:pPr>
       <w:bookmarkStart w:id="30" w:name="_Toc8131"/>
       <w:r>
@@ -9973,11 +9960,13 @@
           <w:rFonts w:hint="default"/>
         </w:rPr>
       </w:pPr>
-      <w:r>
-        <w:rPr>
-          <w:rFonts w:hint="default"/>
-        </w:rPr>
-        <w:t>Phần 1 — Một ngày làm việc của tôi với vai trò Test Manager</w:t>
+      <w:bookmarkStart w:id="58" w:name="_GoBack"/>
+      <w:bookmarkEnd w:id="58"/>
+      <w:r>
+        <w:rPr>
+          <w:rFonts w:hint="default"/>
+        </w:rPr>
+        <w:t xml:space="preserve"> Một ngày làm việc của tôi với vai trò Test Manager</w:t>
       </w:r>
     </w:p>
     <w:p>
@@ -9992,18 +9981,13 @@
         <w:rPr>
           <w:rFonts w:hint="default"/>
         </w:rPr>
-        <w:t>7:30 AM — Bắt đầu ngày mới với Planning (Lập kế hoạch kiểm thử)</w:t>
-      </w:r>
-    </w:p>
-    <w:p>
-      <w:pPr>
-        <w:rPr>
-          <w:rFonts w:hint="default"/>
-        </w:rPr>
-      </w:pPr>
-    </w:p>
-    <w:p>
-      <w:pPr>
+        <w:t>7:30 AM — Bắt đầu ngày mới với Planning</w:t>
+      </w:r>
+    </w:p>
+    <w:p>
+      <w:pPr>
+        <w:pStyle w:val="179"/>
+        <w:bidi w:val="0"/>
         <w:rPr>
           <w:rFonts w:hint="default"/>
         </w:rPr>
@@ -10017,13 +10001,8 @@
     </w:p>
     <w:p>
       <w:pPr>
-        <w:rPr>
-          <w:rFonts w:hint="default"/>
-        </w:rPr>
-      </w:pPr>
-    </w:p>
-    <w:p>
-      <w:pPr>
+        <w:pStyle w:val="179"/>
+        <w:bidi w:val="0"/>
         <w:rPr>
           <w:rFonts w:hint="default"/>
         </w:rPr>
@@ -10037,13 +10016,8 @@
     </w:p>
     <w:p>
       <w:pPr>
-        <w:rPr>
-          <w:rFonts w:hint="default"/>
-        </w:rPr>
-      </w:pPr>
-    </w:p>
-    <w:p>
-      <w:pPr>
+        <w:pStyle w:val="179"/>
+        <w:bidi w:val="0"/>
         <w:rPr>
           <w:rFonts w:hint="default"/>
         </w:rPr>
@@ -10057,13 +10031,16 @@
     </w:p>
     <w:p>
       <w:pPr>
-        <w:rPr>
-          <w:rFonts w:hint="default"/>
-        </w:rPr>
-      </w:pPr>
-    </w:p>
-    <w:p>
-      <w:pPr>
+        <w:pStyle w:val="179"/>
+        <w:numPr>
+          <w:ilvl w:val="1"/>
+          <w:numId w:val="2"/>
+        </w:numPr>
+        <w:tabs>
+          <w:tab w:val="clear" w:pos="850"/>
+        </w:tabs>
+        <w:bidi w:val="0"/>
+        <w:ind w:left="1980" w:leftChars="0"/>
         <w:rPr>
           <w:rFonts w:hint="default"/>
         </w:rPr>
@@ -10077,6 +10054,16 @@
     </w:p>
     <w:p>
       <w:pPr>
+        <w:pStyle w:val="179"/>
+        <w:numPr>
+          <w:ilvl w:val="1"/>
+          <w:numId w:val="2"/>
+        </w:numPr>
+        <w:tabs>
+          <w:tab w:val="clear" w:pos="850"/>
+        </w:tabs>
+        <w:bidi w:val="0"/>
+        <w:ind w:left="1980" w:leftChars="0"/>
         <w:rPr>
           <w:rFonts w:hint="default"/>
         </w:rPr>
@@ -10090,6 +10077,16 @@
     </w:p>
     <w:p>
       <w:pPr>
+        <w:pStyle w:val="179"/>
+        <w:numPr>
+          <w:ilvl w:val="1"/>
+          <w:numId w:val="2"/>
+        </w:numPr>
+        <w:tabs>
+          <w:tab w:val="clear" w:pos="850"/>
+        </w:tabs>
+        <w:bidi w:val="0"/>
+        <w:ind w:left="1980" w:leftChars="0"/>
         <w:rPr>
           <w:rFonts w:hint="default"/>
         </w:rPr>
@@ -10103,13 +10100,8 @@
     </w:p>
     <w:p>
       <w:pPr>
-        <w:rPr>
-          <w:rFonts w:hint="default"/>
-        </w:rPr>
-      </w:pPr>
-    </w:p>
-    <w:p>
-      <w:pPr>
+        <w:pStyle w:val="179"/>
+        <w:bidi w:val="0"/>
         <w:rPr>
           <w:rFonts w:hint="default"/>
         </w:rPr>
@@ -10120,13 +10112,6 @@
         </w:rPr>
         <w:t>Người thực hiện chính: Test Manager (có phối hợp Tester)</w:t>
       </w:r>
-    </w:p>
-    <w:p>
-      <w:pPr>
-        <w:rPr>
-          <w:rFonts w:hint="default"/>
-        </w:rPr>
-      </w:pPr>
     </w:p>
     <w:p>
       <w:pPr>
@@ -10140,18 +10125,13 @@
         <w:rPr>
           <w:rFonts w:hint="default"/>
         </w:rPr>
-        <w:t>9:00 AM — Theo dõi tiến độ bằng Monitoring &amp; Control (Giám sát và kiểm soát)</w:t>
-      </w:r>
-    </w:p>
-    <w:p>
-      <w:pPr>
-        <w:rPr>
-          <w:rFonts w:hint="default"/>
-        </w:rPr>
-      </w:pPr>
-    </w:p>
-    <w:p>
-      <w:pPr>
+        <w:t>9:00 AM — Theo dõi tiến độ bằng Monitoring &amp; Control</w:t>
+      </w:r>
+    </w:p>
+    <w:p>
+      <w:pPr>
+        <w:pStyle w:val="179"/>
+        <w:bidi w:val="0"/>
         <w:rPr>
           <w:rFonts w:hint="default"/>
         </w:rPr>
@@ -10165,13 +10145,8 @@
     </w:p>
     <w:p>
       <w:pPr>
-        <w:rPr>
-          <w:rFonts w:hint="default"/>
-        </w:rPr>
-      </w:pPr>
-    </w:p>
-    <w:p>
-      <w:pPr>
+        <w:pStyle w:val="179"/>
+        <w:bidi w:val="0"/>
         <w:rPr>
           <w:rFonts w:hint="default"/>
         </w:rPr>
@@ -10185,13 +10160,8 @@
     </w:p>
     <w:p>
       <w:pPr>
-        <w:rPr>
-          <w:rFonts w:hint="default"/>
-        </w:rPr>
-      </w:pPr>
-    </w:p>
-    <w:p>
-      <w:pPr>
+        <w:pStyle w:val="179"/>
+        <w:bidi w:val="0"/>
         <w:rPr>
           <w:rFonts w:hint="default"/>
         </w:rPr>
@@ -10205,13 +10175,16 @@
     </w:p>
     <w:p>
       <w:pPr>
-        <w:rPr>
-          <w:rFonts w:hint="default"/>
-        </w:rPr>
-      </w:pPr>
-    </w:p>
-    <w:p>
-      <w:pPr>
+        <w:pStyle w:val="179"/>
+        <w:numPr>
+          <w:ilvl w:val="1"/>
+          <w:numId w:val="2"/>
+        </w:numPr>
+        <w:tabs>
+          <w:tab w:val="clear" w:pos="850"/>
+        </w:tabs>
+        <w:bidi w:val="0"/>
+        <w:ind w:left="1980" w:leftChars="0"/>
         <w:rPr>
           <w:rFonts w:hint="default"/>
         </w:rPr>
@@ -10225,6 +10198,16 @@
     </w:p>
     <w:p>
       <w:pPr>
+        <w:pStyle w:val="179"/>
+        <w:numPr>
+          <w:ilvl w:val="1"/>
+          <w:numId w:val="2"/>
+        </w:numPr>
+        <w:tabs>
+          <w:tab w:val="clear" w:pos="850"/>
+        </w:tabs>
+        <w:bidi w:val="0"/>
+        <w:ind w:left="1980" w:leftChars="0"/>
         <w:rPr>
           <w:rFonts w:hint="default"/>
         </w:rPr>
@@ -10238,6 +10221,16 @@
     </w:p>
     <w:p>
       <w:pPr>
+        <w:pStyle w:val="179"/>
+        <w:numPr>
+          <w:ilvl w:val="1"/>
+          <w:numId w:val="2"/>
+        </w:numPr>
+        <w:tabs>
+          <w:tab w:val="clear" w:pos="850"/>
+        </w:tabs>
+        <w:bidi w:val="0"/>
+        <w:ind w:left="1980" w:leftChars="0"/>
         <w:rPr>
           <w:rFonts w:hint="default"/>
         </w:rPr>
@@ -10251,13 +10244,8 @@
     </w:p>
     <w:p>
       <w:pPr>
-        <w:rPr>
-          <w:rFonts w:hint="default"/>
-        </w:rPr>
-      </w:pPr>
-    </w:p>
-    <w:p>
-      <w:pPr>
+        <w:pStyle w:val="179"/>
+        <w:bidi w:val="0"/>
         <w:rPr>
           <w:rFonts w:hint="default"/>
         </w:rPr>
@@ -10268,13 +10256,6 @@
         </w:rPr>
         <w:t>Người thực hiện chính: Test Manager</w:t>
       </w:r>
-    </w:p>
-    <w:p>
-      <w:pPr>
-        <w:rPr>
-          <w:rFonts w:hint="default"/>
-        </w:rPr>
-      </w:pPr>
     </w:p>
     <w:p>
       <w:pPr>
@@ -10293,13 +10274,8 @@
     </w:p>
     <w:p>
       <w:pPr>
-        <w:rPr>
-          <w:rFonts w:hint="default"/>
-        </w:rPr>
-      </w:pPr>
-    </w:p>
-    <w:p>
-      <w:pPr>
+        <w:pStyle w:val="179"/>
+        <w:bidi w:val="0"/>
         <w:rPr>
           <w:rFonts w:hint="default"/>
         </w:rPr>
@@ -10313,13 +10289,8 @@
     </w:p>
     <w:p>
       <w:pPr>
-        <w:rPr>
-          <w:rFonts w:hint="default"/>
-        </w:rPr>
-      </w:pPr>
-    </w:p>
-    <w:p>
-      <w:pPr>
+        <w:pStyle w:val="179"/>
+        <w:bidi w:val="0"/>
         <w:rPr>
           <w:rFonts w:hint="default"/>
         </w:rPr>
@@ -10333,13 +10304,16 @@
     </w:p>
     <w:p>
       <w:pPr>
-        <w:rPr>
-          <w:rFonts w:hint="default"/>
-        </w:rPr>
-      </w:pPr>
-    </w:p>
-    <w:p>
-      <w:pPr>
+        <w:pStyle w:val="179"/>
+        <w:numPr>
+          <w:ilvl w:val="1"/>
+          <w:numId w:val="2"/>
+        </w:numPr>
+        <w:tabs>
+          <w:tab w:val="clear" w:pos="850"/>
+        </w:tabs>
+        <w:bidi w:val="0"/>
+        <w:ind w:left="1980" w:leftChars="0"/>
         <w:rPr>
           <w:rFonts w:hint="default"/>
         </w:rPr>
@@ -10353,6 +10327,16 @@
     </w:p>
     <w:p>
       <w:pPr>
+        <w:pStyle w:val="179"/>
+        <w:numPr>
+          <w:ilvl w:val="1"/>
+          <w:numId w:val="2"/>
+        </w:numPr>
+        <w:tabs>
+          <w:tab w:val="clear" w:pos="850"/>
+        </w:tabs>
+        <w:bidi w:val="0"/>
+        <w:ind w:left="1980" w:leftChars="0"/>
         <w:rPr>
           <w:rFonts w:hint="default"/>
         </w:rPr>
@@ -10366,6 +10350,16 @@
     </w:p>
     <w:p>
       <w:pPr>
+        <w:pStyle w:val="179"/>
+        <w:numPr>
+          <w:ilvl w:val="1"/>
+          <w:numId w:val="2"/>
+        </w:numPr>
+        <w:tabs>
+          <w:tab w:val="clear" w:pos="850"/>
+        </w:tabs>
+        <w:bidi w:val="0"/>
+        <w:ind w:left="1980" w:leftChars="0"/>
         <w:rPr>
           <w:rFonts w:hint="default"/>
         </w:rPr>
@@ -10379,6 +10373,16 @@
     </w:p>
     <w:p>
       <w:pPr>
+        <w:pStyle w:val="179"/>
+        <w:numPr>
+          <w:ilvl w:val="1"/>
+          <w:numId w:val="2"/>
+        </w:numPr>
+        <w:tabs>
+          <w:tab w:val="clear" w:pos="850"/>
+        </w:tabs>
+        <w:bidi w:val="0"/>
+        <w:ind w:left="1980" w:leftChars="0"/>
         <w:rPr>
           <w:rFonts w:hint="default"/>
         </w:rPr>
@@ -10392,13 +10396,8 @@
     </w:p>
     <w:p>
       <w:pPr>
-        <w:rPr>
-          <w:rFonts w:hint="default"/>
-        </w:rPr>
-      </w:pPr>
-    </w:p>
-    <w:p>
-      <w:pPr>
+        <w:pStyle w:val="179"/>
+        <w:bidi w:val="0"/>
         <w:rPr>
           <w:rFonts w:hint="default"/>
         </w:rPr>
@@ -10412,13 +10411,8 @@
     </w:p>
     <w:p>
       <w:pPr>
-        <w:rPr>
-          <w:rFonts w:hint="default"/>
-        </w:rPr>
-      </w:pPr>
-    </w:p>
-    <w:p>
-      <w:pPr>
+        <w:pStyle w:val="179"/>
+        <w:bidi w:val="0"/>
         <w:rPr>
           <w:rFonts w:hint="default"/>
         </w:rPr>
@@ -10432,13 +10426,16 @@
     </w:p>
     <w:p>
       <w:pPr>
-        <w:rPr>
-          <w:rFonts w:hint="default"/>
-        </w:rPr>
-      </w:pPr>
-    </w:p>
-    <w:p>
-      <w:pPr>
+        <w:pStyle w:val="179"/>
+        <w:numPr>
+          <w:ilvl w:val="1"/>
+          <w:numId w:val="2"/>
+        </w:numPr>
+        <w:tabs>
+          <w:tab w:val="clear" w:pos="850"/>
+        </w:tabs>
+        <w:bidi w:val="0"/>
+        <w:ind w:left="1980" w:leftChars="0"/>
         <w:rPr>
           <w:rFonts w:hint="default"/>
         </w:rPr>
@@ -10452,6 +10449,16 @@
     </w:p>
     <w:p>
       <w:pPr>
+        <w:pStyle w:val="179"/>
+        <w:numPr>
+          <w:ilvl w:val="1"/>
+          <w:numId w:val="2"/>
+        </w:numPr>
+        <w:tabs>
+          <w:tab w:val="clear" w:pos="850"/>
+        </w:tabs>
+        <w:bidi w:val="0"/>
+        <w:ind w:left="1980" w:leftChars="0"/>
         <w:rPr>
           <w:rFonts w:hint="default"/>
         </w:rPr>
@@ -10465,13 +10472,8 @@
     </w:p>
     <w:p>
       <w:pPr>
-        <w:rPr>
-          <w:rFonts w:hint="default"/>
-        </w:rPr>
-      </w:pPr>
-    </w:p>
-    <w:p>
-      <w:pPr>
+        <w:pStyle w:val="179"/>
+        <w:bidi w:val="0"/>
         <w:rPr>
           <w:rFonts w:hint="default"/>
         </w:rPr>
@@ -10482,13 +10484,6 @@
         </w:rPr>
         <w:t>Người thực hiện chính: Cả Test Manager và Tester</w:t>
       </w:r>
-    </w:p>
-    <w:p>
-      <w:pPr>
-        <w:rPr>
-          <w:rFonts w:hint="default"/>
-        </w:rPr>
-      </w:pPr>
     </w:p>
     <w:p>
       <w:pPr>
@@ -10502,18 +10497,13 @@
         <w:rPr>
           <w:rFonts w:hint="default"/>
         </w:rPr>
-        <w:t>1:00 PM — Thiết kế test trong Design (Thiết kế kiểm thử)</w:t>
-      </w:r>
-    </w:p>
-    <w:p>
-      <w:pPr>
-        <w:rPr>
-          <w:rFonts w:hint="default"/>
-        </w:rPr>
-      </w:pPr>
-    </w:p>
-    <w:p>
-      <w:pPr>
+        <w:t>1:00 PM — Thiết kế test trong Design</w:t>
+      </w:r>
+    </w:p>
+    <w:p>
+      <w:pPr>
+        <w:pStyle w:val="179"/>
+        <w:bidi w:val="0"/>
         <w:rPr>
           <w:rFonts w:hint="default"/>
         </w:rPr>
@@ -10527,13 +10517,8 @@
     </w:p>
     <w:p>
       <w:pPr>
-        <w:rPr>
-          <w:rFonts w:hint="default"/>
-        </w:rPr>
-      </w:pPr>
-    </w:p>
-    <w:p>
-      <w:pPr>
+        <w:pStyle w:val="179"/>
+        <w:bidi w:val="0"/>
         <w:rPr>
           <w:rFonts w:hint="default"/>
         </w:rPr>
@@ -10547,13 +10532,8 @@
     </w:p>
     <w:p>
       <w:pPr>
-        <w:rPr>
-          <w:rFonts w:hint="default"/>
-        </w:rPr>
-      </w:pPr>
-    </w:p>
-    <w:p>
-      <w:pPr>
+        <w:pStyle w:val="179"/>
+        <w:bidi w:val="0"/>
         <w:rPr>
           <w:rFonts w:hint="default"/>
         </w:rPr>
@@ -10567,13 +10547,16 @@
     </w:p>
     <w:p>
       <w:pPr>
-        <w:rPr>
-          <w:rFonts w:hint="default"/>
-        </w:rPr>
-      </w:pPr>
-    </w:p>
-    <w:p>
-      <w:pPr>
+        <w:pStyle w:val="179"/>
+        <w:numPr>
+          <w:ilvl w:val="1"/>
+          <w:numId w:val="2"/>
+        </w:numPr>
+        <w:tabs>
+          <w:tab w:val="clear" w:pos="850"/>
+        </w:tabs>
+        <w:bidi w:val="0"/>
+        <w:ind w:left="1980" w:leftChars="0"/>
         <w:rPr>
           <w:rFonts w:hint="default"/>
         </w:rPr>
@@ -10587,6 +10570,16 @@
     </w:p>
     <w:p>
       <w:pPr>
+        <w:pStyle w:val="179"/>
+        <w:numPr>
+          <w:ilvl w:val="1"/>
+          <w:numId w:val="2"/>
+        </w:numPr>
+        <w:tabs>
+          <w:tab w:val="clear" w:pos="850"/>
+        </w:tabs>
+        <w:bidi w:val="0"/>
+        <w:ind w:left="1980" w:leftChars="0"/>
         <w:rPr>
           <w:rFonts w:hint="default"/>
         </w:rPr>
@@ -10600,6 +10593,16 @@
     </w:p>
     <w:p>
       <w:pPr>
+        <w:pStyle w:val="179"/>
+        <w:numPr>
+          <w:ilvl w:val="1"/>
+          <w:numId w:val="2"/>
+        </w:numPr>
+        <w:tabs>
+          <w:tab w:val="clear" w:pos="850"/>
+        </w:tabs>
+        <w:bidi w:val="0"/>
+        <w:ind w:left="1980" w:leftChars="0"/>
         <w:rPr>
           <w:rFonts w:hint="default"/>
         </w:rPr>
@@ -10613,13 +10616,8 @@
     </w:p>
     <w:p>
       <w:pPr>
-        <w:rPr>
-          <w:rFonts w:hint="default"/>
-        </w:rPr>
-      </w:pPr>
-    </w:p>
-    <w:p>
-      <w:pPr>
+        <w:pStyle w:val="179"/>
+        <w:bidi w:val="0"/>
         <w:rPr>
           <w:rFonts w:hint="default"/>
         </w:rPr>
@@ -10630,13 +10628,6 @@
         </w:rPr>
         <w:t>Người thực hiện chính: Tester (có review từ Test Manager)</w:t>
       </w:r>
-    </w:p>
-    <w:p>
-      <w:pPr>
-        <w:rPr>
-          <w:rFonts w:hint="default"/>
-        </w:rPr>
-      </w:pPr>
     </w:p>
     <w:p>
       <w:pPr>
@@ -10650,18 +10641,13 @@
         <w:rPr>
           <w:rFonts w:hint="default"/>
         </w:rPr>
-        <w:t>2:30 PM — Chuẩn bị môi trường trong Implementation (Triển khai kiểm thử)</w:t>
-      </w:r>
-    </w:p>
-    <w:p>
-      <w:pPr>
-        <w:rPr>
-          <w:rFonts w:hint="default"/>
-        </w:rPr>
-      </w:pPr>
-    </w:p>
-    <w:p>
-      <w:pPr>
+        <w:t>2:30 PM — Chuẩn bị môi trường trong Implementation</w:t>
+      </w:r>
+    </w:p>
+    <w:p>
+      <w:pPr>
+        <w:pStyle w:val="179"/>
+        <w:bidi w:val="0"/>
         <w:rPr>
           <w:rFonts w:hint="default"/>
         </w:rPr>
@@ -10675,13 +10661,8 @@
     </w:p>
     <w:p>
       <w:pPr>
-        <w:rPr>
-          <w:rFonts w:hint="default"/>
-        </w:rPr>
-      </w:pPr>
-    </w:p>
-    <w:p>
-      <w:pPr>
+        <w:pStyle w:val="179"/>
+        <w:bidi w:val="0"/>
         <w:rPr>
           <w:rFonts w:hint="default"/>
         </w:rPr>
@@ -10695,13 +10676,8 @@
     </w:p>
     <w:p>
       <w:pPr>
-        <w:rPr>
-          <w:rFonts w:hint="default"/>
-        </w:rPr>
-      </w:pPr>
-    </w:p>
-    <w:p>
-      <w:pPr>
+        <w:pStyle w:val="179"/>
+        <w:bidi w:val="0"/>
         <w:rPr>
           <w:rFonts w:hint="default"/>
         </w:rPr>
@@ -10715,13 +10691,16 @@
     </w:p>
     <w:p>
       <w:pPr>
-        <w:rPr>
-          <w:rFonts w:hint="default"/>
-        </w:rPr>
-      </w:pPr>
-    </w:p>
-    <w:p>
-      <w:pPr>
+        <w:pStyle w:val="179"/>
+        <w:numPr>
+          <w:ilvl w:val="1"/>
+          <w:numId w:val="2"/>
+        </w:numPr>
+        <w:tabs>
+          <w:tab w:val="clear" w:pos="850"/>
+        </w:tabs>
+        <w:bidi w:val="0"/>
+        <w:ind w:left="1980" w:leftChars="0"/>
         <w:rPr>
           <w:rFonts w:hint="default"/>
         </w:rPr>
@@ -10735,6 +10714,16 @@
     </w:p>
     <w:p>
       <w:pPr>
+        <w:pStyle w:val="179"/>
+        <w:numPr>
+          <w:ilvl w:val="1"/>
+          <w:numId w:val="2"/>
+        </w:numPr>
+        <w:tabs>
+          <w:tab w:val="clear" w:pos="850"/>
+        </w:tabs>
+        <w:bidi w:val="0"/>
+        <w:ind w:left="1980" w:leftChars="0"/>
         <w:rPr>
           <w:rFonts w:hint="default"/>
         </w:rPr>
@@ -10745,11 +10734,19 @@
         </w:rPr>
         <w:t>Automated Test Scripts</w:t>
       </w:r>
-      <w:bookmarkStart w:id="58" w:name="_GoBack"/>
-      <w:bookmarkEnd w:id="58"/>
-    </w:p>
-    <w:p>
-      <w:pPr>
+    </w:p>
+    <w:p>
+      <w:pPr>
+        <w:pStyle w:val="179"/>
+        <w:numPr>
+          <w:ilvl w:val="1"/>
+          <w:numId w:val="2"/>
+        </w:numPr>
+        <w:tabs>
+          <w:tab w:val="clear" w:pos="850"/>
+        </w:tabs>
+        <w:bidi w:val="0"/>
+        <w:ind w:left="1980" w:leftChars="0"/>
         <w:rPr>
           <w:rFonts w:hint="default"/>
         </w:rPr>
@@ -10763,13 +10760,8 @@
     </w:p>
     <w:p>
       <w:pPr>
-        <w:rPr>
-          <w:rFonts w:hint="default"/>
-        </w:rPr>
-      </w:pPr>
-    </w:p>
-    <w:p>
-      <w:pPr>
+        <w:pStyle w:val="179"/>
+        <w:bidi w:val="0"/>
         <w:rPr>
           <w:rFonts w:hint="default"/>
         </w:rPr>
@@ -10780,13 +10772,6 @@
         </w:rPr>
         <w:t>Người thực hiện chính: Cả Test Manager và Tester</w:t>
       </w:r>
-    </w:p>
-    <w:p>
-      <w:pPr>
-        <w:rPr>
-          <w:rFonts w:hint="default"/>
-        </w:rPr>
-      </w:pPr>
     </w:p>
     <w:p>
       <w:pPr>
@@ -10800,18 +10785,13 @@
         <w:rPr>
           <w:rFonts w:hint="default"/>
         </w:rPr>
-        <w:t>3:30 PM — Chạy test trong Execution (Thực thi kiểm thử)</w:t>
-      </w:r>
-    </w:p>
-    <w:p>
-      <w:pPr>
-        <w:rPr>
-          <w:rFonts w:hint="default"/>
-        </w:rPr>
-      </w:pPr>
-    </w:p>
-    <w:p>
-      <w:pPr>
+        <w:t>3:30 PM — Chạy test trong Execution</w:t>
+      </w:r>
+    </w:p>
+    <w:p>
+      <w:pPr>
+        <w:pStyle w:val="179"/>
+        <w:bidi w:val="0"/>
         <w:rPr>
           <w:rFonts w:hint="default"/>
         </w:rPr>
@@ -10825,13 +10805,8 @@
     </w:p>
     <w:p>
       <w:pPr>
-        <w:rPr>
-          <w:rFonts w:hint="default"/>
-        </w:rPr>
-      </w:pPr>
-    </w:p>
-    <w:p>
-      <w:pPr>
+        <w:pStyle w:val="179"/>
+        <w:bidi w:val="0"/>
         <w:rPr>
           <w:rFonts w:hint="default"/>
         </w:rPr>
@@ -10845,13 +10820,8 @@
     </w:p>
     <w:p>
       <w:pPr>
-        <w:rPr>
-          <w:rFonts w:hint="default"/>
-        </w:rPr>
-      </w:pPr>
-    </w:p>
-    <w:p>
-      <w:pPr>
+        <w:pStyle w:val="179"/>
+        <w:bidi w:val="0"/>
         <w:rPr>
           <w:rFonts w:hint="default"/>
         </w:rPr>
@@ -10865,13 +10835,16 @@
     </w:p>
     <w:p>
       <w:pPr>
-        <w:rPr>
-          <w:rFonts w:hint="default"/>
-        </w:rPr>
-      </w:pPr>
-    </w:p>
-    <w:p>
-      <w:pPr>
+        <w:pStyle w:val="179"/>
+        <w:numPr>
+          <w:ilvl w:val="1"/>
+          <w:numId w:val="2"/>
+        </w:numPr>
+        <w:tabs>
+          <w:tab w:val="clear" w:pos="850"/>
+        </w:tabs>
+        <w:bidi w:val="0"/>
+        <w:ind w:left="1980" w:leftChars="0"/>
         <w:rPr>
           <w:rFonts w:hint="default"/>
         </w:rPr>
@@ -10885,6 +10858,16 @@
     </w:p>
     <w:p>
       <w:pPr>
+        <w:pStyle w:val="179"/>
+        <w:numPr>
+          <w:ilvl w:val="1"/>
+          <w:numId w:val="2"/>
+        </w:numPr>
+        <w:tabs>
+          <w:tab w:val="clear" w:pos="850"/>
+        </w:tabs>
+        <w:bidi w:val="0"/>
+        <w:ind w:left="1980" w:leftChars="0"/>
         <w:rPr>
           <w:rFonts w:hint="default"/>
         </w:rPr>
@@ -10898,6 +10881,16 @@
     </w:p>
     <w:p>
       <w:pPr>
+        <w:pStyle w:val="179"/>
+        <w:numPr>
+          <w:ilvl w:val="1"/>
+          <w:numId w:val="2"/>
+        </w:numPr>
+        <w:tabs>
+          <w:tab w:val="clear" w:pos="850"/>
+        </w:tabs>
+        <w:bidi w:val="0"/>
+        <w:ind w:left="1980" w:leftChars="0"/>
         <w:rPr>
           <w:rFonts w:hint="default"/>
         </w:rPr>
@@ -10911,13 +10904,8 @@
     </w:p>
     <w:p>
       <w:pPr>
-        <w:rPr>
-          <w:rFonts w:hint="default"/>
-        </w:rPr>
-      </w:pPr>
-    </w:p>
-    <w:p>
-      <w:pPr>
+        <w:pStyle w:val="179"/>
+        <w:bidi w:val="0"/>
         <w:rPr>
           <w:rFonts w:hint="default"/>
         </w:rPr>
@@ -10928,13 +10916,6 @@
         </w:rPr>
         <w:t>Người thực hiện chính: Tester (Test Manager giám sát và ưu tiên bug)</w:t>
       </w:r>
-    </w:p>
-    <w:p>
-      <w:pPr>
-        <w:rPr>
-          <w:rFonts w:hint="default"/>
-        </w:rPr>
-      </w:pPr>
     </w:p>
     <w:p>
       <w:pPr>
@@ -10948,18 +10929,13 @@
         <w:rPr>
           <w:rFonts w:hint="default"/>
         </w:rPr>
-        <w:t>5:00 PM — Tổng kết ngày làm việc với Completion (Kết thúc kiểm thử)</w:t>
-      </w:r>
-    </w:p>
-    <w:p>
-      <w:pPr>
-        <w:rPr>
-          <w:rFonts w:hint="default"/>
-        </w:rPr>
-      </w:pPr>
-    </w:p>
-    <w:p>
-      <w:pPr>
+        <w:t>5:00 PM — Tổng kết ngày làm việc với Completion</w:t>
+      </w:r>
+    </w:p>
+    <w:p>
+      <w:pPr>
+        <w:pStyle w:val="179"/>
+        <w:bidi w:val="0"/>
         <w:rPr>
           <w:rFonts w:hint="default"/>
         </w:rPr>
@@ -10973,13 +10949,8 @@
     </w:p>
     <w:p>
       <w:pPr>
-        <w:rPr>
-          <w:rFonts w:hint="default"/>
-        </w:rPr>
-      </w:pPr>
-    </w:p>
-    <w:p>
-      <w:pPr>
+        <w:pStyle w:val="179"/>
+        <w:bidi w:val="0"/>
         <w:rPr>
           <w:rFonts w:hint="default"/>
         </w:rPr>
@@ -10993,13 +10964,16 @@
     </w:p>
     <w:p>
       <w:pPr>
-        <w:rPr>
-          <w:rFonts w:hint="default"/>
-        </w:rPr>
-      </w:pPr>
-    </w:p>
-    <w:p>
-      <w:pPr>
+        <w:pStyle w:val="179"/>
+        <w:numPr>
+          <w:ilvl w:val="1"/>
+          <w:numId w:val="2"/>
+        </w:numPr>
+        <w:tabs>
+          <w:tab w:val="clear" w:pos="850"/>
+        </w:tabs>
+        <w:bidi w:val="0"/>
+        <w:ind w:left="1980" w:leftChars="0"/>
         <w:rPr>
           <w:rFonts w:hint="default"/>
         </w:rPr>
@@ -11013,6 +10987,16 @@
     </w:p>
     <w:p>
       <w:pPr>
+        <w:pStyle w:val="179"/>
+        <w:numPr>
+          <w:ilvl w:val="1"/>
+          <w:numId w:val="2"/>
+        </w:numPr>
+        <w:tabs>
+          <w:tab w:val="clear" w:pos="850"/>
+        </w:tabs>
+        <w:bidi w:val="0"/>
+        <w:ind w:left="1980" w:leftChars="0"/>
         <w:rPr>
           <w:rFonts w:hint="default"/>
         </w:rPr>
@@ -11026,13 +11010,8 @@
     </w:p>
     <w:p>
       <w:pPr>
-        <w:rPr>
-          <w:rFonts w:hint="default"/>
-        </w:rPr>
-      </w:pPr>
-    </w:p>
-    <w:p>
-      <w:pPr>
+        <w:pStyle w:val="179"/>
+        <w:bidi w:val="0"/>
         <w:rPr>
           <w:rFonts w:hint="default"/>
         </w:rPr>
@@ -11046,13 +11025,8 @@
     </w:p>
     <w:p>
       <w:pPr>
-        <w:rPr>
-          <w:rFonts w:hint="default"/>
-        </w:rPr>
-      </w:pPr>
-    </w:p>
-    <w:p>
-      <w:pPr>
+        <w:pStyle w:val="179"/>
+        <w:bidi w:val="0"/>
         <w:rPr>
           <w:rFonts w:hint="default"/>
         </w:rPr>
@@ -11066,13 +11040,16 @@
     </w:p>
     <w:p>
       <w:pPr>
-        <w:rPr>
-          <w:rFonts w:hint="default"/>
-        </w:rPr>
-      </w:pPr>
-    </w:p>
-    <w:p>
-      <w:pPr>
+        <w:pStyle w:val="179"/>
+        <w:numPr>
+          <w:ilvl w:val="1"/>
+          <w:numId w:val="2"/>
+        </w:numPr>
+        <w:tabs>
+          <w:tab w:val="clear" w:pos="850"/>
+        </w:tabs>
+        <w:bidi w:val="0"/>
+        <w:ind w:left="1980" w:leftChars="0"/>
         <w:rPr>
           <w:rFonts w:hint="default"/>
         </w:rPr>
@@ -11086,6 +11063,16 @@
     </w:p>
     <w:p>
       <w:pPr>
+        <w:pStyle w:val="179"/>
+        <w:numPr>
+          <w:ilvl w:val="1"/>
+          <w:numId w:val="2"/>
+        </w:numPr>
+        <w:tabs>
+          <w:tab w:val="clear" w:pos="850"/>
+        </w:tabs>
+        <w:bidi w:val="0"/>
+        <w:ind w:left="1980" w:leftChars="0"/>
         <w:rPr>
           <w:rFonts w:hint="default"/>
         </w:rPr>
@@ -11099,6 +11086,16 @@
     </w:p>
     <w:p>
       <w:pPr>
+        <w:pStyle w:val="179"/>
+        <w:numPr>
+          <w:ilvl w:val="1"/>
+          <w:numId w:val="2"/>
+        </w:numPr>
+        <w:tabs>
+          <w:tab w:val="clear" w:pos="850"/>
+        </w:tabs>
+        <w:bidi w:val="0"/>
+        <w:ind w:left="1980" w:leftChars="0"/>
         <w:rPr>
           <w:rFonts w:hint="default"/>
         </w:rPr>
@@ -11112,18 +11109,21 @@
     </w:p>
     <w:p>
       <w:pPr>
-        <w:rPr>
-          <w:rFonts w:hint="default"/>
-        </w:rPr>
-      </w:pPr>
-    </w:p>
-    <w:p>
+        <w:pStyle w:val="179"/>
+        <w:bidi w:val="0"/>
+      </w:pPr>
       <w:r>
         <w:rPr>
           <w:rFonts w:hint="default"/>
         </w:rPr>
         <w:t>Người thực hiện chính: Test Manager (có đóng góp từ Tester)</w:t>
       </w:r>
+    </w:p>
+    <w:p>
+      <w:pPr>
+        <w:pStyle w:val="4"/>
+        <w:bidi w:val="0"/>
+      </w:pPr>
     </w:p>
     <w:p>
       <w:pPr>

--- a/LAB/lab1/Lab1_TranDucViet_DE190953.docx
+++ b/LAB/lab1/Lab1_TranDucViet_DE190953.docx
@@ -13,7 +13,7 @@
           <w:lang w:val="vi-VN"/>
         </w:rPr>
       </w:pPr>
-      <w:bookmarkStart w:id="0" w:name="_Toc32044"/>
+      <w:bookmarkStart w:id="0" w:name="_Toc31474"/>
       <w:r>
         <w:rPr>
           <w:rFonts w:hint="default"/>
@@ -66,7 +66,7 @@
           <w:rFonts w:hint="default"/>
           <w:lang w:val="vi-VN"/>
         </w:rPr>
-        <w:instrText xml:space="preserve"> HYPERLINK \l _Toc32044 </w:instrText>
+        <w:instrText xml:space="preserve"> HYPERLINK \l _Toc31474 </w:instrText>
       </w:r>
       <w:r>
         <w:rPr>
@@ -90,7 +90,7 @@
         <w:fldChar w:fldCharType="begin"/>
       </w:r>
       <w:r>
-        <w:instrText xml:space="preserve"> PAGEREF _Toc32044 \h </w:instrText>
+        <w:instrText xml:space="preserve"> PAGEREF _Toc31474 \h </w:instrText>
       </w:r>
       <w:r>
         <w:fldChar w:fldCharType="separate"/>
@@ -129,7 +129,7 @@
           <w:rFonts w:hint="default"/>
           <w:lang w:val="vi-VN"/>
         </w:rPr>
-        <w:instrText xml:space="preserve"> HYPERLINK \l _Toc21067 </w:instrText>
+        <w:instrText xml:space="preserve"> HYPERLINK \l _Toc6556 </w:instrText>
       </w:r>
       <w:r>
         <w:rPr>
@@ -152,7 +152,7 @@
         <w:fldChar w:fldCharType="begin"/>
       </w:r>
       <w:r>
-        <w:instrText xml:space="preserve"> PAGEREF _Toc21067 \h </w:instrText>
+        <w:instrText xml:space="preserve"> PAGEREF _Toc6556 \h </w:instrText>
       </w:r>
       <w:r>
         <w:fldChar w:fldCharType="separate"/>
@@ -191,7 +191,7 @@
           <w:rFonts w:hint="default"/>
           <w:lang w:val="vi-VN"/>
         </w:rPr>
-        <w:instrText xml:space="preserve"> HYPERLINK \l _Toc1946 </w:instrText>
+        <w:instrText xml:space="preserve"> HYPERLINK \l _Toc4605 </w:instrText>
       </w:r>
       <w:r>
         <w:rPr>
@@ -226,7 +226,7 @@
         <w:fldChar w:fldCharType="begin"/>
       </w:r>
       <w:r>
-        <w:instrText xml:space="preserve"> PAGEREF _Toc1946 \h </w:instrText>
+        <w:instrText xml:space="preserve"> PAGEREF _Toc4605 \h </w:instrText>
       </w:r>
       <w:r>
         <w:fldChar w:fldCharType="separate"/>
@@ -265,7 +265,7 @@
           <w:rFonts w:hint="default"/>
           <w:lang w:val="vi-VN"/>
         </w:rPr>
-        <w:instrText xml:space="preserve"> HYPERLINK \l _Toc16467 </w:instrText>
+        <w:instrText xml:space="preserve"> HYPERLINK \l _Toc6508 </w:instrText>
       </w:r>
       <w:r>
         <w:rPr>
@@ -298,7 +298,7 @@
         <w:fldChar w:fldCharType="begin"/>
       </w:r>
       <w:r>
-        <w:instrText xml:space="preserve"> PAGEREF _Toc16467 \h </w:instrText>
+        <w:instrText xml:space="preserve"> PAGEREF _Toc6508 \h </w:instrText>
       </w:r>
       <w:r>
         <w:fldChar w:fldCharType="separate"/>
@@ -337,7 +337,7 @@
           <w:rFonts w:hint="default"/>
           <w:lang w:val="vi-VN"/>
         </w:rPr>
-        <w:instrText xml:space="preserve"> HYPERLINK \l _Toc26662 </w:instrText>
+        <w:instrText xml:space="preserve"> HYPERLINK \l _Toc10331 </w:instrText>
       </w:r>
       <w:r>
         <w:rPr>
@@ -362,7 +362,7 @@
         <w:fldChar w:fldCharType="begin"/>
       </w:r>
       <w:r>
-        <w:instrText xml:space="preserve"> PAGEREF _Toc26662 \h </w:instrText>
+        <w:instrText xml:space="preserve"> PAGEREF _Toc10331 \h </w:instrText>
       </w:r>
       <w:r>
         <w:fldChar w:fldCharType="separate"/>
@@ -401,7 +401,7 @@
           <w:rFonts w:hint="default"/>
           <w:lang w:val="vi-VN"/>
         </w:rPr>
-        <w:instrText xml:space="preserve"> HYPERLINK \l _Toc9958 </w:instrText>
+        <w:instrText xml:space="preserve"> HYPERLINK \l _Toc26374 </w:instrText>
       </w:r>
       <w:r>
         <w:rPr>
@@ -436,7 +436,7 @@
         <w:fldChar w:fldCharType="begin"/>
       </w:r>
       <w:r>
-        <w:instrText xml:space="preserve"> PAGEREF _Toc9958 \h </w:instrText>
+        <w:instrText xml:space="preserve"> PAGEREF _Toc26374 \h </w:instrText>
       </w:r>
       <w:r>
         <w:fldChar w:fldCharType="separate"/>
@@ -475,7 +475,7 @@
           <w:rFonts w:hint="default"/>
           <w:lang w:val="vi-VN"/>
         </w:rPr>
-        <w:instrText xml:space="preserve"> HYPERLINK \l _Toc877 </w:instrText>
+        <w:instrText xml:space="preserve"> HYPERLINK \l _Toc5900 </w:instrText>
       </w:r>
       <w:r>
         <w:rPr>
@@ -507,7 +507,7 @@
         <w:fldChar w:fldCharType="begin"/>
       </w:r>
       <w:r>
-        <w:instrText xml:space="preserve"> PAGEREF _Toc877 \h </w:instrText>
+        <w:instrText xml:space="preserve"> PAGEREF _Toc5900 \h </w:instrText>
       </w:r>
       <w:r>
         <w:fldChar w:fldCharType="separate"/>
@@ -546,7 +546,7 @@
           <w:rFonts w:hint="default"/>
           <w:lang w:val="vi-VN"/>
         </w:rPr>
-        <w:instrText xml:space="preserve"> HYPERLINK \l _Toc12594 </w:instrText>
+        <w:instrText xml:space="preserve"> HYPERLINK \l _Toc30618 </w:instrText>
       </w:r>
       <w:r>
         <w:rPr>
@@ -578,7 +578,7 @@
         <w:fldChar w:fldCharType="begin"/>
       </w:r>
       <w:r>
-        <w:instrText xml:space="preserve"> PAGEREF _Toc12594 \h </w:instrText>
+        <w:instrText xml:space="preserve"> PAGEREF _Toc30618 \h </w:instrText>
       </w:r>
       <w:r>
         <w:fldChar w:fldCharType="separate"/>
@@ -617,7 +617,7 @@
           <w:rFonts w:hint="default"/>
           <w:lang w:val="vi-VN"/>
         </w:rPr>
-        <w:instrText xml:space="preserve"> HYPERLINK \l _Toc29896 </w:instrText>
+        <w:instrText xml:space="preserve"> HYPERLINK \l _Toc9728 </w:instrText>
       </w:r>
       <w:r>
         <w:rPr>
@@ -649,7 +649,7 @@
         <w:fldChar w:fldCharType="begin"/>
       </w:r>
       <w:r>
-        <w:instrText xml:space="preserve"> PAGEREF _Toc29896 \h </w:instrText>
+        <w:instrText xml:space="preserve"> PAGEREF _Toc9728 \h </w:instrText>
       </w:r>
       <w:r>
         <w:fldChar w:fldCharType="separate"/>
@@ -688,7 +688,7 @@
           <w:rFonts w:hint="default"/>
           <w:lang w:val="vi-VN"/>
         </w:rPr>
-        <w:instrText xml:space="preserve"> HYPERLINK \l _Toc16007 </w:instrText>
+        <w:instrText xml:space="preserve"> HYPERLINK \l _Toc1228 </w:instrText>
       </w:r>
       <w:r>
         <w:rPr>
@@ -713,7 +713,7 @@
         <w:fldChar w:fldCharType="begin"/>
       </w:r>
       <w:r>
-        <w:instrText xml:space="preserve"> PAGEREF _Toc16007 \h </w:instrText>
+        <w:instrText xml:space="preserve"> PAGEREF _Toc1228 \h </w:instrText>
       </w:r>
       <w:r>
         <w:fldChar w:fldCharType="separate"/>
@@ -752,7 +752,7 @@
           <w:rFonts w:hint="default"/>
           <w:lang w:val="vi-VN"/>
         </w:rPr>
-        <w:instrText xml:space="preserve"> HYPERLINK \l _Toc29240 </w:instrText>
+        <w:instrText xml:space="preserve"> HYPERLINK \l _Toc23519 </w:instrText>
       </w:r>
       <w:r>
         <w:rPr>
@@ -777,7 +777,7 @@
         <w:fldChar w:fldCharType="begin"/>
       </w:r>
       <w:r>
-        <w:instrText xml:space="preserve"> PAGEREF _Toc29240 \h </w:instrText>
+        <w:instrText xml:space="preserve"> PAGEREF _Toc23519 \h </w:instrText>
       </w:r>
       <w:r>
         <w:fldChar w:fldCharType="separate"/>
@@ -816,7 +816,7 @@
           <w:rFonts w:hint="default"/>
           <w:lang w:val="vi-VN"/>
         </w:rPr>
-        <w:instrText xml:space="preserve"> HYPERLINK \l _Toc30987 </w:instrText>
+        <w:instrText xml:space="preserve"> HYPERLINK \l _Toc10226 </w:instrText>
       </w:r>
       <w:r>
         <w:rPr>
@@ -851,7 +851,7 @@
         <w:fldChar w:fldCharType="begin"/>
       </w:r>
       <w:r>
-        <w:instrText xml:space="preserve"> PAGEREF _Toc30987 \h </w:instrText>
+        <w:instrText xml:space="preserve"> PAGEREF _Toc10226 \h </w:instrText>
       </w:r>
       <w:r>
         <w:fldChar w:fldCharType="separate"/>
@@ -890,7 +890,7 @@
           <w:rFonts w:hint="default"/>
           <w:lang w:val="vi-VN"/>
         </w:rPr>
-        <w:instrText xml:space="preserve"> HYPERLINK \l _Toc16586 </w:instrText>
+        <w:instrText xml:space="preserve"> HYPERLINK \l _Toc3273 </w:instrText>
       </w:r>
       <w:r>
         <w:rPr>
@@ -922,7 +922,7 @@
         <w:fldChar w:fldCharType="begin"/>
       </w:r>
       <w:r>
-        <w:instrText xml:space="preserve"> PAGEREF _Toc16586 \h </w:instrText>
+        <w:instrText xml:space="preserve"> PAGEREF _Toc3273 \h </w:instrText>
       </w:r>
       <w:r>
         <w:fldChar w:fldCharType="separate"/>
@@ -961,7 +961,7 @@
           <w:rFonts w:hint="default"/>
           <w:lang w:val="vi-VN"/>
         </w:rPr>
-        <w:instrText xml:space="preserve"> HYPERLINK \l _Toc20243 </w:instrText>
+        <w:instrText xml:space="preserve"> HYPERLINK \l _Toc3137 </w:instrText>
       </w:r>
       <w:r>
         <w:rPr>
@@ -990,7 +990,7 @@
         <w:fldChar w:fldCharType="begin"/>
       </w:r>
       <w:r>
-        <w:instrText xml:space="preserve"> PAGEREF _Toc20243 \h </w:instrText>
+        <w:instrText xml:space="preserve"> PAGEREF _Toc3137 \h </w:instrText>
       </w:r>
       <w:r>
         <w:fldChar w:fldCharType="separate"/>
@@ -1029,7 +1029,7 @@
           <w:rFonts w:hint="default"/>
           <w:lang w:val="vi-VN"/>
         </w:rPr>
-        <w:instrText xml:space="preserve"> HYPERLINK \l _Toc17689 </w:instrText>
+        <w:instrText xml:space="preserve"> HYPERLINK \l _Toc10317 </w:instrText>
       </w:r>
       <w:r>
         <w:rPr>
@@ -1054,7 +1054,7 @@
         <w:fldChar w:fldCharType="begin"/>
       </w:r>
       <w:r>
-        <w:instrText xml:space="preserve"> PAGEREF _Toc17689 \h </w:instrText>
+        <w:instrText xml:space="preserve"> PAGEREF _Toc10317 \h </w:instrText>
       </w:r>
       <w:r>
         <w:fldChar w:fldCharType="separate"/>
@@ -1093,7 +1093,7 @@
           <w:rFonts w:hint="default"/>
           <w:lang w:val="vi-VN"/>
         </w:rPr>
-        <w:instrText xml:space="preserve"> HYPERLINK \l _Toc19482 </w:instrText>
+        <w:instrText xml:space="preserve"> HYPERLINK \l _Toc22395 </w:instrText>
       </w:r>
       <w:r>
         <w:rPr>
@@ -1118,7 +1118,7 @@
         <w:fldChar w:fldCharType="begin"/>
       </w:r>
       <w:r>
-        <w:instrText xml:space="preserve"> PAGEREF _Toc19482 \h </w:instrText>
+        <w:instrText xml:space="preserve"> PAGEREF _Toc22395 \h </w:instrText>
       </w:r>
       <w:r>
         <w:fldChar w:fldCharType="separate"/>
@@ -1157,7 +1157,7 @@
           <w:rFonts w:hint="default"/>
           <w:lang w:val="vi-VN"/>
         </w:rPr>
-        <w:instrText xml:space="preserve"> HYPERLINK \l _Toc22735 </w:instrText>
+        <w:instrText xml:space="preserve"> HYPERLINK \l _Toc2030 </w:instrText>
       </w:r>
       <w:r>
         <w:rPr>
@@ -1182,7 +1182,7 @@
         <w:fldChar w:fldCharType="begin"/>
       </w:r>
       <w:r>
-        <w:instrText xml:space="preserve"> PAGEREF _Toc22735 \h </w:instrText>
+        <w:instrText xml:space="preserve"> PAGEREF _Toc2030 \h </w:instrText>
       </w:r>
       <w:r>
         <w:fldChar w:fldCharType="separate"/>
@@ -1221,7 +1221,7 @@
           <w:rFonts w:hint="default"/>
           <w:lang w:val="vi-VN"/>
         </w:rPr>
-        <w:instrText xml:space="preserve"> HYPERLINK \l _Toc30390 </w:instrText>
+        <w:instrText xml:space="preserve"> HYPERLINK \l _Toc9425 </w:instrText>
       </w:r>
       <w:r>
         <w:rPr>
@@ -1246,7 +1246,7 @@
         <w:fldChar w:fldCharType="begin"/>
       </w:r>
       <w:r>
-        <w:instrText xml:space="preserve"> PAGEREF _Toc30390 \h </w:instrText>
+        <w:instrText xml:space="preserve"> PAGEREF _Toc9425 \h </w:instrText>
       </w:r>
       <w:r>
         <w:fldChar w:fldCharType="separate"/>
@@ -1285,7 +1285,7 @@
           <w:rFonts w:hint="default"/>
           <w:lang w:val="vi-VN"/>
         </w:rPr>
-        <w:instrText xml:space="preserve"> HYPERLINK \l _Toc5470 </w:instrText>
+        <w:instrText xml:space="preserve"> HYPERLINK \l _Toc19175 </w:instrText>
       </w:r>
       <w:r>
         <w:rPr>
@@ -1317,7 +1317,7 @@
         <w:fldChar w:fldCharType="begin"/>
       </w:r>
       <w:r>
-        <w:instrText xml:space="preserve"> PAGEREF _Toc5470 \h </w:instrText>
+        <w:instrText xml:space="preserve"> PAGEREF _Toc19175 \h </w:instrText>
       </w:r>
       <w:r>
         <w:fldChar w:fldCharType="separate"/>
@@ -1356,7 +1356,7 @@
           <w:rFonts w:hint="default"/>
           <w:lang w:val="vi-VN"/>
         </w:rPr>
-        <w:instrText xml:space="preserve"> HYPERLINK \l _Toc17149 </w:instrText>
+        <w:instrText xml:space="preserve"> HYPERLINK \l _Toc3097 </w:instrText>
       </w:r>
       <w:r>
         <w:rPr>
@@ -1385,7 +1385,7 @@
         <w:fldChar w:fldCharType="begin"/>
       </w:r>
       <w:r>
-        <w:instrText xml:space="preserve"> PAGEREF _Toc17149 \h </w:instrText>
+        <w:instrText xml:space="preserve"> PAGEREF _Toc3097 \h </w:instrText>
       </w:r>
       <w:r>
         <w:fldChar w:fldCharType="separate"/>
@@ -1424,7 +1424,7 @@
           <w:rFonts w:hint="default"/>
           <w:lang w:val="vi-VN"/>
         </w:rPr>
-        <w:instrText xml:space="preserve"> HYPERLINK \l _Toc1349 </w:instrText>
+        <w:instrText xml:space="preserve"> HYPERLINK \l _Toc28950 </w:instrText>
       </w:r>
       <w:r>
         <w:rPr>
@@ -1449,7 +1449,7 @@
         <w:fldChar w:fldCharType="begin"/>
       </w:r>
       <w:r>
-        <w:instrText xml:space="preserve"> PAGEREF _Toc1349 \h </w:instrText>
+        <w:instrText xml:space="preserve"> PAGEREF _Toc28950 \h </w:instrText>
       </w:r>
       <w:r>
         <w:fldChar w:fldCharType="separate"/>
@@ -1488,7 +1488,7 @@
           <w:rFonts w:hint="default"/>
           <w:lang w:val="vi-VN"/>
         </w:rPr>
-        <w:instrText xml:space="preserve"> HYPERLINK \l _Toc25906 </w:instrText>
+        <w:instrText xml:space="preserve"> HYPERLINK \l _Toc16273 </w:instrText>
       </w:r>
       <w:r>
         <w:rPr>
@@ -1513,7 +1513,7 @@
         <w:fldChar w:fldCharType="begin"/>
       </w:r>
       <w:r>
-        <w:instrText xml:space="preserve"> PAGEREF _Toc25906 \h </w:instrText>
+        <w:instrText xml:space="preserve"> PAGEREF _Toc16273 \h </w:instrText>
       </w:r>
       <w:r>
         <w:fldChar w:fldCharType="separate"/>
@@ -1552,7 +1552,7 @@
           <w:rFonts w:hint="default"/>
           <w:lang w:val="vi-VN"/>
         </w:rPr>
-        <w:instrText xml:space="preserve"> HYPERLINK \l _Toc30865 </w:instrText>
+        <w:instrText xml:space="preserve"> HYPERLINK \l _Toc13877 </w:instrText>
       </w:r>
       <w:r>
         <w:rPr>
@@ -1577,13 +1577,13 @@
         <w:fldChar w:fldCharType="begin"/>
       </w:r>
       <w:r>
-        <w:instrText xml:space="preserve"> PAGEREF _Toc30865 \h </w:instrText>
+        <w:instrText xml:space="preserve"> PAGEREF _Toc13877 \h </w:instrText>
       </w:r>
       <w:r>
         <w:fldChar w:fldCharType="separate"/>
       </w:r>
       <w:r>
-        <w:t>8</w:t>
+        <w:t>7</w:t>
       </w:r>
       <w:r>
         <w:fldChar w:fldCharType="end"/>
@@ -1616,7 +1616,7 @@
           <w:rFonts w:hint="default"/>
           <w:lang w:val="vi-VN"/>
         </w:rPr>
-        <w:instrText xml:space="preserve"> HYPERLINK \l _Toc28337 </w:instrText>
+        <w:instrText xml:space="preserve"> HYPERLINK \l _Toc23740 </w:instrText>
       </w:r>
       <w:r>
         <w:rPr>
@@ -1641,7 +1641,7 @@
         <w:fldChar w:fldCharType="begin"/>
       </w:r>
       <w:r>
-        <w:instrText xml:space="preserve"> PAGEREF _Toc28337 \h </w:instrText>
+        <w:instrText xml:space="preserve"> PAGEREF _Toc23740 \h </w:instrText>
       </w:r>
       <w:r>
         <w:fldChar w:fldCharType="separate"/>
@@ -1680,7 +1680,7 @@
           <w:rFonts w:hint="default"/>
           <w:lang w:val="vi-VN"/>
         </w:rPr>
-        <w:instrText xml:space="preserve"> HYPERLINK \l _Toc24204 </w:instrText>
+        <w:instrText xml:space="preserve"> HYPERLINK \l _Toc30657 </w:instrText>
       </w:r>
       <w:r>
         <w:rPr>
@@ -1705,7 +1705,7 @@
         <w:fldChar w:fldCharType="begin"/>
       </w:r>
       <w:r>
-        <w:instrText xml:space="preserve"> PAGEREF _Toc24204 \h </w:instrText>
+        <w:instrText xml:space="preserve"> PAGEREF _Toc30657 \h </w:instrText>
       </w:r>
       <w:r>
         <w:fldChar w:fldCharType="separate"/>
@@ -1744,7 +1744,7 @@
           <w:rFonts w:hint="default"/>
           <w:lang w:val="vi-VN"/>
         </w:rPr>
-        <w:instrText xml:space="preserve"> HYPERLINK \l _Toc12151 </w:instrText>
+        <w:instrText xml:space="preserve"> HYPERLINK \l _Toc12570 </w:instrText>
       </w:r>
       <w:r>
         <w:rPr>
@@ -1779,7 +1779,7 @@
         <w:fldChar w:fldCharType="begin"/>
       </w:r>
       <w:r>
-        <w:instrText xml:space="preserve"> PAGEREF _Toc12151 \h </w:instrText>
+        <w:instrText xml:space="preserve"> PAGEREF _Toc12570 \h </w:instrText>
       </w:r>
       <w:r>
         <w:fldChar w:fldCharType="separate"/>
@@ -1818,7 +1818,7 @@
           <w:rFonts w:hint="default"/>
           <w:lang w:val="vi-VN"/>
         </w:rPr>
-        <w:instrText xml:space="preserve"> HYPERLINK \l _Toc21938 </w:instrText>
+        <w:instrText xml:space="preserve"> HYPERLINK \l _Toc835 </w:instrText>
       </w:r>
       <w:r>
         <w:rPr>
@@ -1850,7 +1850,7 @@
         <w:fldChar w:fldCharType="begin"/>
       </w:r>
       <w:r>
-        <w:instrText xml:space="preserve"> PAGEREF _Toc21938 \h </w:instrText>
+        <w:instrText xml:space="preserve"> PAGEREF _Toc835 \h </w:instrText>
       </w:r>
       <w:r>
         <w:fldChar w:fldCharType="separate"/>
@@ -1889,7 +1889,7 @@
           <w:rFonts w:hint="default"/>
           <w:lang w:val="vi-VN"/>
         </w:rPr>
-        <w:instrText xml:space="preserve"> HYPERLINK \l _Toc26813 </w:instrText>
+        <w:instrText xml:space="preserve"> HYPERLINK \l _Toc31191 </w:instrText>
       </w:r>
       <w:r>
         <w:rPr>
@@ -1918,7 +1918,7 @@
         <w:fldChar w:fldCharType="begin"/>
       </w:r>
       <w:r>
-        <w:instrText xml:space="preserve"> PAGEREF _Toc26813 \h </w:instrText>
+        <w:instrText xml:space="preserve"> PAGEREF _Toc31191 \h </w:instrText>
       </w:r>
       <w:r>
         <w:fldChar w:fldCharType="separate"/>
@@ -1957,7 +1957,7 @@
           <w:rFonts w:hint="default"/>
           <w:lang w:val="vi-VN"/>
         </w:rPr>
-        <w:instrText xml:space="preserve"> HYPERLINK \l _Toc27738 </w:instrText>
+        <w:instrText xml:space="preserve"> HYPERLINK \l _Toc22499 </w:instrText>
       </w:r>
       <w:r>
         <w:rPr>
@@ -1982,7 +1982,7 @@
         <w:fldChar w:fldCharType="begin"/>
       </w:r>
       <w:r>
-        <w:instrText xml:space="preserve"> PAGEREF _Toc27738 \h </w:instrText>
+        <w:instrText xml:space="preserve"> PAGEREF _Toc22499 \h </w:instrText>
       </w:r>
       <w:r>
         <w:fldChar w:fldCharType="separate"/>
@@ -2021,7 +2021,7 @@
           <w:rFonts w:hint="default"/>
           <w:lang w:val="vi-VN"/>
         </w:rPr>
-        <w:instrText xml:space="preserve"> HYPERLINK \l _Toc373 </w:instrText>
+        <w:instrText xml:space="preserve"> HYPERLINK \l _Toc7576 </w:instrText>
       </w:r>
       <w:r>
         <w:rPr>
@@ -2046,7 +2046,7 @@
         <w:fldChar w:fldCharType="begin"/>
       </w:r>
       <w:r>
-        <w:instrText xml:space="preserve"> PAGEREF _Toc373 \h </w:instrText>
+        <w:instrText xml:space="preserve"> PAGEREF _Toc7576 \h </w:instrText>
       </w:r>
       <w:r>
         <w:fldChar w:fldCharType="separate"/>
@@ -2085,7 +2085,7 @@
           <w:rFonts w:hint="default"/>
           <w:lang w:val="vi-VN"/>
         </w:rPr>
-        <w:instrText xml:space="preserve"> HYPERLINK \l _Toc8131 </w:instrText>
+        <w:instrText xml:space="preserve"> HYPERLINK \l _Toc32092 </w:instrText>
       </w:r>
       <w:r>
         <w:rPr>
@@ -2110,7 +2110,7 @@
         <w:fldChar w:fldCharType="begin"/>
       </w:r>
       <w:r>
-        <w:instrText xml:space="preserve"> PAGEREF _Toc8131 \h </w:instrText>
+        <w:instrText xml:space="preserve"> PAGEREF _Toc32092 \h </w:instrText>
       </w:r>
       <w:r>
         <w:fldChar w:fldCharType="separate"/>
@@ -2149,7 +2149,7 @@
           <w:rFonts w:hint="default"/>
           <w:lang w:val="vi-VN"/>
         </w:rPr>
-        <w:instrText xml:space="preserve"> HYPERLINK \l _Toc13229 </w:instrText>
+        <w:instrText xml:space="preserve"> HYPERLINK \l _Toc6676 </w:instrText>
       </w:r>
       <w:r>
         <w:rPr>
@@ -2174,7 +2174,7 @@
         <w:fldChar w:fldCharType="begin"/>
       </w:r>
       <w:r>
-        <w:instrText xml:space="preserve"> PAGEREF _Toc13229 \h </w:instrText>
+        <w:instrText xml:space="preserve"> PAGEREF _Toc6676 \h </w:instrText>
       </w:r>
       <w:r>
         <w:fldChar w:fldCharType="separate"/>
@@ -2213,7 +2213,7 @@
           <w:rFonts w:hint="default"/>
           <w:lang w:val="vi-VN"/>
         </w:rPr>
-        <w:instrText xml:space="preserve"> HYPERLINK \l _Toc21598 </w:instrText>
+        <w:instrText xml:space="preserve"> HYPERLINK \l _Toc25553 </w:instrText>
       </w:r>
       <w:r>
         <w:rPr>
@@ -2245,7 +2245,7 @@
         <w:fldChar w:fldCharType="begin"/>
       </w:r>
       <w:r>
-        <w:instrText xml:space="preserve"> PAGEREF _Toc21598 \h </w:instrText>
+        <w:instrText xml:space="preserve"> PAGEREF _Toc25553 \h </w:instrText>
       </w:r>
       <w:r>
         <w:fldChar w:fldCharType="separate"/>
@@ -2284,7 +2284,7 @@
           <w:rFonts w:hint="default"/>
           <w:lang w:val="vi-VN"/>
         </w:rPr>
-        <w:instrText xml:space="preserve"> HYPERLINK \l _Toc8750 </w:instrText>
+        <w:instrText xml:space="preserve"> HYPERLINK \l _Toc27422 </w:instrText>
       </w:r>
       <w:r>
         <w:rPr>
@@ -2313,7 +2313,7 @@
         <w:fldChar w:fldCharType="begin"/>
       </w:r>
       <w:r>
-        <w:instrText xml:space="preserve"> PAGEREF _Toc8750 \h </w:instrText>
+        <w:instrText xml:space="preserve"> PAGEREF _Toc27422 \h </w:instrText>
       </w:r>
       <w:r>
         <w:fldChar w:fldCharType="separate"/>
@@ -2352,7 +2352,7 @@
           <w:rFonts w:hint="default"/>
           <w:lang w:val="vi-VN"/>
         </w:rPr>
-        <w:instrText xml:space="preserve"> HYPERLINK \l _Toc6538 </w:instrText>
+        <w:instrText xml:space="preserve"> HYPERLINK \l _Toc6934 </w:instrText>
       </w:r>
       <w:r>
         <w:rPr>
@@ -2377,7 +2377,7 @@
         <w:fldChar w:fldCharType="begin"/>
       </w:r>
       <w:r>
-        <w:instrText xml:space="preserve"> PAGEREF _Toc6538 \h </w:instrText>
+        <w:instrText xml:space="preserve"> PAGEREF _Toc6934 \h </w:instrText>
       </w:r>
       <w:r>
         <w:fldChar w:fldCharType="separate"/>
@@ -2416,7 +2416,7 @@
           <w:rFonts w:hint="default"/>
           <w:lang w:val="vi-VN"/>
         </w:rPr>
-        <w:instrText xml:space="preserve"> HYPERLINK \l _Toc32706 </w:instrText>
+        <w:instrText xml:space="preserve"> HYPERLINK \l _Toc8006 </w:instrText>
       </w:r>
       <w:r>
         <w:rPr>
@@ -2441,7 +2441,7 @@
         <w:fldChar w:fldCharType="begin"/>
       </w:r>
       <w:r>
-        <w:instrText xml:space="preserve"> PAGEREF _Toc32706 \h </w:instrText>
+        <w:instrText xml:space="preserve"> PAGEREF _Toc8006 \h </w:instrText>
       </w:r>
       <w:r>
         <w:fldChar w:fldCharType="separate"/>
@@ -2480,7 +2480,7 @@
           <w:rFonts w:hint="default"/>
           <w:lang w:val="vi-VN"/>
         </w:rPr>
-        <w:instrText xml:space="preserve"> HYPERLINK \l _Toc23587 </w:instrText>
+        <w:instrText xml:space="preserve"> HYPERLINK \l _Toc25953 </w:instrText>
       </w:r>
       <w:r>
         <w:rPr>
@@ -2505,7 +2505,7 @@
         <w:fldChar w:fldCharType="begin"/>
       </w:r>
       <w:r>
-        <w:instrText xml:space="preserve"> PAGEREF _Toc23587 \h </w:instrText>
+        <w:instrText xml:space="preserve"> PAGEREF _Toc25953 \h </w:instrText>
       </w:r>
       <w:r>
         <w:fldChar w:fldCharType="separate"/>
@@ -2544,7 +2544,7 @@
           <w:rFonts w:hint="default"/>
           <w:lang w:val="vi-VN"/>
         </w:rPr>
-        <w:instrText xml:space="preserve"> HYPERLINK \l _Toc32271 </w:instrText>
+        <w:instrText xml:space="preserve"> HYPERLINK \l _Toc11837 </w:instrText>
       </w:r>
       <w:r>
         <w:rPr>
@@ -2576,7 +2576,7 @@
         <w:fldChar w:fldCharType="begin"/>
       </w:r>
       <w:r>
-        <w:instrText xml:space="preserve"> PAGEREF _Toc32271 \h </w:instrText>
+        <w:instrText xml:space="preserve"> PAGEREF _Toc11837 \h </w:instrText>
       </w:r>
       <w:r>
         <w:fldChar w:fldCharType="separate"/>
@@ -2615,7 +2615,7 @@
           <w:rFonts w:hint="default"/>
           <w:lang w:val="vi-VN"/>
         </w:rPr>
-        <w:instrText xml:space="preserve"> HYPERLINK \l _Toc1682 </w:instrText>
+        <w:instrText xml:space="preserve"> HYPERLINK \l _Toc2191 </w:instrText>
       </w:r>
       <w:r>
         <w:rPr>
@@ -2644,7 +2644,7 @@
         <w:fldChar w:fldCharType="begin"/>
       </w:r>
       <w:r>
-        <w:instrText xml:space="preserve"> PAGEREF _Toc1682 \h </w:instrText>
+        <w:instrText xml:space="preserve"> PAGEREF _Toc2191 \h </w:instrText>
       </w:r>
       <w:r>
         <w:fldChar w:fldCharType="separate"/>
@@ -2683,7 +2683,7 @@
           <w:rFonts w:hint="default"/>
           <w:lang w:val="vi-VN"/>
         </w:rPr>
-        <w:instrText xml:space="preserve"> HYPERLINK \l _Toc10216 </w:instrText>
+        <w:instrText xml:space="preserve"> HYPERLINK \l _Toc1950 </w:instrText>
       </w:r>
       <w:r>
         <w:rPr>
@@ -2708,7 +2708,7 @@
         <w:fldChar w:fldCharType="begin"/>
       </w:r>
       <w:r>
-        <w:instrText xml:space="preserve"> PAGEREF _Toc10216 \h </w:instrText>
+        <w:instrText xml:space="preserve"> PAGEREF _Toc1950 \h </w:instrText>
       </w:r>
       <w:r>
         <w:fldChar w:fldCharType="separate"/>
@@ -2747,7 +2747,7 @@
           <w:rFonts w:hint="default"/>
           <w:lang w:val="vi-VN"/>
         </w:rPr>
-        <w:instrText xml:space="preserve"> HYPERLINK \l _Toc16952 </w:instrText>
+        <w:instrText xml:space="preserve"> HYPERLINK \l _Toc6733 </w:instrText>
       </w:r>
       <w:r>
         <w:rPr>
@@ -2779,7 +2779,7 @@
         <w:fldChar w:fldCharType="begin"/>
       </w:r>
       <w:r>
-        <w:instrText xml:space="preserve"> PAGEREF _Toc16952 \h </w:instrText>
+        <w:instrText xml:space="preserve"> PAGEREF _Toc6733 \h </w:instrText>
       </w:r>
       <w:r>
         <w:fldChar w:fldCharType="separate"/>
@@ -2818,7 +2818,7 @@
           <w:rFonts w:hint="default"/>
           <w:lang w:val="vi-VN"/>
         </w:rPr>
-        <w:instrText xml:space="preserve"> HYPERLINK \l _Toc11136 </w:instrText>
+        <w:instrText xml:space="preserve"> HYPERLINK \l _Toc17620 </w:instrText>
       </w:r>
       <w:r>
         <w:rPr>
@@ -2850,7 +2850,7 @@
         <w:fldChar w:fldCharType="begin"/>
       </w:r>
       <w:r>
-        <w:instrText xml:space="preserve"> PAGEREF _Toc11136 \h </w:instrText>
+        <w:instrText xml:space="preserve"> PAGEREF _Toc17620 \h </w:instrText>
       </w:r>
       <w:r>
         <w:fldChar w:fldCharType="separate"/>
@@ -2889,7 +2889,7 @@
           <w:rFonts w:hint="default"/>
           <w:lang w:val="vi-VN"/>
         </w:rPr>
-        <w:instrText xml:space="preserve"> HYPERLINK \l _Toc28019 </w:instrText>
+        <w:instrText xml:space="preserve"> HYPERLINK \l _Toc9973 </w:instrText>
       </w:r>
       <w:r>
         <w:rPr>
@@ -2914,7 +2914,7 @@
         <w:fldChar w:fldCharType="begin"/>
       </w:r>
       <w:r>
-        <w:instrText xml:space="preserve"> PAGEREF _Toc28019 \h </w:instrText>
+        <w:instrText xml:space="preserve"> PAGEREF _Toc9973 \h </w:instrText>
       </w:r>
       <w:r>
         <w:fldChar w:fldCharType="separate"/>
@@ -2953,7 +2953,7 @@
           <w:rFonts w:hint="default"/>
           <w:lang w:val="vi-VN"/>
         </w:rPr>
-        <w:instrText xml:space="preserve"> HYPERLINK \l _Toc31464 </w:instrText>
+        <w:instrText xml:space="preserve"> HYPERLINK \l _Toc32547 </w:instrText>
       </w:r>
       <w:r>
         <w:rPr>
@@ -2985,7 +2985,7 @@
         <w:fldChar w:fldCharType="begin"/>
       </w:r>
       <w:r>
-        <w:instrText xml:space="preserve"> PAGEREF _Toc31464 \h </w:instrText>
+        <w:instrText xml:space="preserve"> PAGEREF _Toc32547 \h </w:instrText>
       </w:r>
       <w:r>
         <w:fldChar w:fldCharType="separate"/>
@@ -3024,7 +3024,7 @@
           <w:rFonts w:hint="default"/>
           <w:lang w:val="vi-VN"/>
         </w:rPr>
-        <w:instrText xml:space="preserve"> HYPERLINK \l _Toc12942 </w:instrText>
+        <w:instrText xml:space="preserve"> HYPERLINK \l _Toc20441 </w:instrText>
       </w:r>
       <w:r>
         <w:rPr>
@@ -3053,7 +3053,7 @@
         <w:fldChar w:fldCharType="begin"/>
       </w:r>
       <w:r>
-        <w:instrText xml:space="preserve"> PAGEREF _Toc12942 \h </w:instrText>
+        <w:instrText xml:space="preserve"> PAGEREF _Toc20441 \h </w:instrText>
       </w:r>
       <w:r>
         <w:fldChar w:fldCharType="separate"/>
@@ -3092,7 +3092,7 @@
           <w:rFonts w:hint="default"/>
           <w:lang w:val="vi-VN"/>
         </w:rPr>
-        <w:instrText xml:space="preserve"> HYPERLINK \l _Toc7610 </w:instrText>
+        <w:instrText xml:space="preserve"> HYPERLINK \l _Toc4905 </w:instrText>
       </w:r>
       <w:r>
         <w:rPr>
@@ -3121,7 +3121,7 @@
         <w:fldChar w:fldCharType="begin"/>
       </w:r>
       <w:r>
-        <w:instrText xml:space="preserve"> PAGEREF _Toc7610 \h </w:instrText>
+        <w:instrText xml:space="preserve"> PAGEREF _Toc4905 \h </w:instrText>
       </w:r>
       <w:r>
         <w:fldChar w:fldCharType="separate"/>
@@ -3160,7 +3160,7 @@
           <w:rFonts w:hint="default"/>
           <w:lang w:val="vi-VN"/>
         </w:rPr>
-        <w:instrText xml:space="preserve"> HYPERLINK \l _Toc20307 </w:instrText>
+        <w:instrText xml:space="preserve"> HYPERLINK \l _Toc9548 </w:instrText>
       </w:r>
       <w:r>
         <w:rPr>
@@ -3188,7 +3188,7 @@
         <w:fldChar w:fldCharType="begin"/>
       </w:r>
       <w:r>
-        <w:instrText xml:space="preserve"> PAGEREF _Toc20307 \h </w:instrText>
+        <w:instrText xml:space="preserve"> PAGEREF _Toc9548 \h </w:instrText>
       </w:r>
       <w:r>
         <w:fldChar w:fldCharType="separate"/>
@@ -3227,7 +3227,7 @@
           <w:rFonts w:hint="default"/>
           <w:lang w:val="vi-VN"/>
         </w:rPr>
-        <w:instrText xml:space="preserve"> HYPERLINK \l _Toc9439 </w:instrText>
+        <w:instrText xml:space="preserve"> HYPERLINK \l _Toc9564 </w:instrText>
       </w:r>
       <w:r>
         <w:rPr>
@@ -3255,7 +3255,7 @@
         <w:fldChar w:fldCharType="begin"/>
       </w:r>
       <w:r>
-        <w:instrText xml:space="preserve"> PAGEREF _Toc9439 \h </w:instrText>
+        <w:instrText xml:space="preserve"> PAGEREF _Toc9564 \h </w:instrText>
       </w:r>
       <w:r>
         <w:fldChar w:fldCharType="separate"/>
@@ -3294,7 +3294,7 @@
           <w:rFonts w:hint="default"/>
           <w:lang w:val="vi-VN"/>
         </w:rPr>
-        <w:instrText xml:space="preserve"> HYPERLINK \l _Toc23073 </w:instrText>
+        <w:instrText xml:space="preserve"> HYPERLINK \l _Toc25014 </w:instrText>
       </w:r>
       <w:r>
         <w:rPr>
@@ -3322,7 +3322,7 @@
         <w:fldChar w:fldCharType="begin"/>
       </w:r>
       <w:r>
-        <w:instrText xml:space="preserve"> PAGEREF _Toc23073 \h </w:instrText>
+        <w:instrText xml:space="preserve"> PAGEREF _Toc25014 \h </w:instrText>
       </w:r>
       <w:r>
         <w:fldChar w:fldCharType="separate"/>
@@ -3361,7 +3361,7 @@
           <w:rFonts w:hint="default"/>
           <w:lang w:val="vi-VN"/>
         </w:rPr>
-        <w:instrText xml:space="preserve"> HYPERLINK \l _Toc31192 </w:instrText>
+        <w:instrText xml:space="preserve"> HYPERLINK \l _Toc5945 </w:instrText>
       </w:r>
       <w:r>
         <w:rPr>
@@ -3389,7 +3389,7 @@
         <w:fldChar w:fldCharType="begin"/>
       </w:r>
       <w:r>
-        <w:instrText xml:space="preserve"> PAGEREF _Toc31192 \h </w:instrText>
+        <w:instrText xml:space="preserve"> PAGEREF _Toc5945 \h </w:instrText>
       </w:r>
       <w:r>
         <w:fldChar w:fldCharType="separate"/>
@@ -3428,7 +3428,7 @@
           <w:rFonts w:hint="default"/>
           <w:lang w:val="vi-VN"/>
         </w:rPr>
-        <w:instrText xml:space="preserve"> HYPERLINK \l _Toc30893 </w:instrText>
+        <w:instrText xml:space="preserve"> HYPERLINK \l _Toc5739 </w:instrText>
       </w:r>
       <w:r>
         <w:rPr>
@@ -3456,7 +3456,7 @@
         <w:fldChar w:fldCharType="begin"/>
       </w:r>
       <w:r>
-        <w:instrText xml:space="preserve"> PAGEREF _Toc30893 \h </w:instrText>
+        <w:instrText xml:space="preserve"> PAGEREF _Toc5739 \h </w:instrText>
       </w:r>
       <w:r>
         <w:fldChar w:fldCharType="separate"/>
@@ -3495,7 +3495,7 @@
           <w:rFonts w:hint="default"/>
           <w:lang w:val="vi-VN"/>
         </w:rPr>
-        <w:instrText xml:space="preserve"> HYPERLINK \l _Toc19695 </w:instrText>
+        <w:instrText xml:space="preserve"> HYPERLINK \l _Toc23375 </w:instrText>
       </w:r>
       <w:r>
         <w:rPr>
@@ -3523,7 +3523,7 @@
         <w:fldChar w:fldCharType="begin"/>
       </w:r>
       <w:r>
-        <w:instrText xml:space="preserve"> PAGEREF _Toc19695 \h </w:instrText>
+        <w:instrText xml:space="preserve"> PAGEREF _Toc23375 \h </w:instrText>
       </w:r>
       <w:r>
         <w:fldChar w:fldCharType="separate"/>
@@ -3562,7 +3562,7 @@
           <w:rFonts w:hint="default"/>
           <w:lang w:val="vi-VN"/>
         </w:rPr>
-        <w:instrText xml:space="preserve"> HYPERLINK \l _Toc24026 </w:instrText>
+        <w:instrText xml:space="preserve"> HYPERLINK \l _Toc8229 </w:instrText>
       </w:r>
       <w:r>
         <w:rPr>
@@ -3590,7 +3590,7 @@
         <w:fldChar w:fldCharType="begin"/>
       </w:r>
       <w:r>
-        <w:instrText xml:space="preserve"> PAGEREF _Toc24026 \h </w:instrText>
+        <w:instrText xml:space="preserve"> PAGEREF _Toc8229 \h </w:instrText>
       </w:r>
       <w:r>
         <w:fldChar w:fldCharType="separate"/>
@@ -3629,7 +3629,7 @@
           <w:rFonts w:hint="default"/>
           <w:lang w:val="vi-VN"/>
         </w:rPr>
-        <w:instrText xml:space="preserve"> HYPERLINK \l _Toc16945 </w:instrText>
+        <w:instrText xml:space="preserve"> HYPERLINK \l _Toc17997 </w:instrText>
       </w:r>
       <w:r>
         <w:rPr>
@@ -3645,13 +3645,20 @@
         <w:t xml:space="preserve">4.3. </w:t>
       </w:r>
       <w:r>
+        <w:rPr>
+          <w:rFonts w:hint="default"/>
+          <w:lang w:val="vi-VN"/>
+        </w:rPr>
+        <w:t>Promt để cải thiện câu trả lời - ChatGPT</w:t>
+      </w:r>
+      <w:r>
         <w:tab/>
       </w:r>
       <w:r>
         <w:fldChar w:fldCharType="begin"/>
       </w:r>
       <w:r>
-        <w:instrText xml:space="preserve"> PAGEREF _Toc16945 \h </w:instrText>
+        <w:instrText xml:space="preserve"> PAGEREF _Toc17997 \h </w:instrText>
       </w:r>
       <w:r>
         <w:fldChar w:fldCharType="separate"/>
@@ -3690,7 +3697,7 @@
           <w:rFonts w:hint="default"/>
           <w:lang w:val="vi-VN"/>
         </w:rPr>
-        <w:instrText xml:space="preserve"> HYPERLINK \l _Toc20305 </w:instrText>
+        <w:instrText xml:space="preserve"> HYPERLINK \l _Toc10312 </w:instrText>
       </w:r>
       <w:r>
         <w:rPr>
@@ -3710,6 +3717,693 @@
           <w:rFonts w:hint="default"/>
           <w:lang w:val="vi-VN"/>
         </w:rPr>
+        <w:t>Câu trả lời của AI</w:t>
+      </w:r>
+      <w:r>
+        <w:tab/>
+      </w:r>
+      <w:r>
+        <w:fldChar w:fldCharType="begin"/>
+      </w:r>
+      <w:r>
+        <w:instrText xml:space="preserve"> PAGEREF _Toc10312 \h </w:instrText>
+      </w:r>
+      <w:r>
+        <w:fldChar w:fldCharType="separate"/>
+      </w:r>
+      <w:r>
+        <w:t>16</w:t>
+      </w:r>
+      <w:r>
+        <w:fldChar w:fldCharType="end"/>
+      </w:r>
+      <w:r>
+        <w:rPr>
+          <w:rFonts w:hint="default"/>
+          <w:lang w:val="vi-VN"/>
+        </w:rPr>
+        <w:fldChar w:fldCharType="end"/>
+      </w:r>
+    </w:p>
+    <w:p>
+      <w:pPr>
+        <w:pStyle w:val="74"/>
+        <w:tabs>
+          <w:tab w:val="right" w:leader="dot" w:pos="9067"/>
+          <w:tab w:val="clear" w:pos="210"/>
+        </w:tabs>
+      </w:pPr>
+      <w:r>
+        <w:rPr>
+          <w:rFonts w:hint="default"/>
+          <w:lang w:val="vi-VN"/>
+        </w:rPr>
+        <w:fldChar w:fldCharType="begin"/>
+      </w:r>
+      <w:r>
+        <w:rPr>
+          <w:rFonts w:hint="default"/>
+          <w:lang w:val="vi-VN"/>
+        </w:rPr>
+        <w:instrText xml:space="preserve"> HYPERLINK \l _Toc11696 </w:instrText>
+      </w:r>
+      <w:r>
+        <w:rPr>
+          <w:rFonts w:hint="default"/>
+          <w:lang w:val="vi-VN"/>
+        </w:rPr>
+        <w:fldChar w:fldCharType="separate"/>
+      </w:r>
+      <w:r>
+        <w:rPr>
+          <w:rFonts w:hint="default"/>
+        </w:rPr>
+        <w:t>4.4.1. Một ngày làm việc của tôi với vai trò Test Manager</w:t>
+      </w:r>
+      <w:r>
+        <w:tab/>
+      </w:r>
+      <w:r>
+        <w:fldChar w:fldCharType="begin"/>
+      </w:r>
+      <w:r>
+        <w:instrText xml:space="preserve"> PAGEREF _Toc11696 \h </w:instrText>
+      </w:r>
+      <w:r>
+        <w:fldChar w:fldCharType="separate"/>
+      </w:r>
+      <w:r>
+        <w:t>16</w:t>
+      </w:r>
+      <w:r>
+        <w:fldChar w:fldCharType="end"/>
+      </w:r>
+      <w:r>
+        <w:rPr>
+          <w:rFonts w:hint="default"/>
+          <w:lang w:val="vi-VN"/>
+        </w:rPr>
+        <w:fldChar w:fldCharType="end"/>
+      </w:r>
+    </w:p>
+    <w:p>
+      <w:pPr>
+        <w:pStyle w:val="75"/>
+        <w:tabs>
+          <w:tab w:val="right" w:leader="dot" w:pos="9067"/>
+          <w:tab w:val="clear" w:pos="210"/>
+        </w:tabs>
+      </w:pPr>
+      <w:r>
+        <w:rPr>
+          <w:rFonts w:hint="default"/>
+          <w:lang w:val="vi-VN"/>
+        </w:rPr>
+        <w:fldChar w:fldCharType="begin"/>
+      </w:r>
+      <w:r>
+        <w:rPr>
+          <w:rFonts w:hint="default"/>
+          <w:lang w:val="vi-VN"/>
+        </w:rPr>
+        <w:instrText xml:space="preserve"> HYPERLINK \l _Toc24928 </w:instrText>
+      </w:r>
+      <w:r>
+        <w:rPr>
+          <w:rFonts w:hint="default"/>
+          <w:lang w:val="vi-VN"/>
+        </w:rPr>
+        <w:fldChar w:fldCharType="separate"/>
+      </w:r>
+      <w:r>
+        <w:rPr>
+          <w:rFonts w:hint="default"/>
+        </w:rPr>
+        <w:t>4.4.1.1. 7:30 AM — Bắt đầu ngày mới với Planning</w:t>
+      </w:r>
+      <w:r>
+        <w:tab/>
+      </w:r>
+      <w:r>
+        <w:fldChar w:fldCharType="begin"/>
+      </w:r>
+      <w:r>
+        <w:instrText xml:space="preserve"> PAGEREF _Toc24928 \h </w:instrText>
+      </w:r>
+      <w:r>
+        <w:fldChar w:fldCharType="separate"/>
+      </w:r>
+      <w:r>
+        <w:t>16</w:t>
+      </w:r>
+      <w:r>
+        <w:fldChar w:fldCharType="end"/>
+      </w:r>
+      <w:r>
+        <w:rPr>
+          <w:rFonts w:hint="default"/>
+          <w:lang w:val="vi-VN"/>
+        </w:rPr>
+        <w:fldChar w:fldCharType="end"/>
+      </w:r>
+    </w:p>
+    <w:p>
+      <w:pPr>
+        <w:pStyle w:val="75"/>
+        <w:tabs>
+          <w:tab w:val="right" w:leader="dot" w:pos="9067"/>
+          <w:tab w:val="clear" w:pos="210"/>
+        </w:tabs>
+      </w:pPr>
+      <w:r>
+        <w:rPr>
+          <w:rFonts w:hint="default"/>
+          <w:lang w:val="vi-VN"/>
+        </w:rPr>
+        <w:fldChar w:fldCharType="begin"/>
+      </w:r>
+      <w:r>
+        <w:rPr>
+          <w:rFonts w:hint="default"/>
+          <w:lang w:val="vi-VN"/>
+        </w:rPr>
+        <w:instrText xml:space="preserve"> HYPERLINK \l _Toc26830 </w:instrText>
+      </w:r>
+      <w:r>
+        <w:rPr>
+          <w:rFonts w:hint="default"/>
+          <w:lang w:val="vi-VN"/>
+        </w:rPr>
+        <w:fldChar w:fldCharType="separate"/>
+      </w:r>
+      <w:r>
+        <w:rPr>
+          <w:rFonts w:hint="default"/>
+        </w:rPr>
+        <w:t>4.4.1.2. 9:00 AM — Theo dõi tiến độ bằng Monitoring &amp; Control</w:t>
+      </w:r>
+      <w:r>
+        <w:tab/>
+      </w:r>
+      <w:r>
+        <w:fldChar w:fldCharType="begin"/>
+      </w:r>
+      <w:r>
+        <w:instrText xml:space="preserve"> PAGEREF _Toc26830 \h </w:instrText>
+      </w:r>
+      <w:r>
+        <w:fldChar w:fldCharType="separate"/>
+      </w:r>
+      <w:r>
+        <w:t>16</w:t>
+      </w:r>
+      <w:r>
+        <w:fldChar w:fldCharType="end"/>
+      </w:r>
+      <w:r>
+        <w:rPr>
+          <w:rFonts w:hint="default"/>
+          <w:lang w:val="vi-VN"/>
+        </w:rPr>
+        <w:fldChar w:fldCharType="end"/>
+      </w:r>
+    </w:p>
+    <w:p>
+      <w:pPr>
+        <w:pStyle w:val="75"/>
+        <w:tabs>
+          <w:tab w:val="right" w:leader="dot" w:pos="9067"/>
+          <w:tab w:val="clear" w:pos="210"/>
+        </w:tabs>
+      </w:pPr>
+      <w:r>
+        <w:rPr>
+          <w:rFonts w:hint="default"/>
+          <w:lang w:val="vi-VN"/>
+        </w:rPr>
+        <w:fldChar w:fldCharType="begin"/>
+      </w:r>
+      <w:r>
+        <w:rPr>
+          <w:rFonts w:hint="default"/>
+          <w:lang w:val="vi-VN"/>
+        </w:rPr>
+        <w:instrText xml:space="preserve"> HYPERLINK \l _Toc24694 </w:instrText>
+      </w:r>
+      <w:r>
+        <w:rPr>
+          <w:rFonts w:hint="default"/>
+          <w:lang w:val="vi-VN"/>
+        </w:rPr>
+        <w:fldChar w:fldCharType="separate"/>
+      </w:r>
+      <w:r>
+        <w:rPr>
+          <w:rFonts w:hint="default"/>
+        </w:rPr>
+        <w:t>4.4.1.3. 10:30 AM — Đọc yêu cầu và làm Analysis (Phân tích kiểm thử)</w:t>
+      </w:r>
+      <w:r>
+        <w:tab/>
+      </w:r>
+      <w:r>
+        <w:fldChar w:fldCharType="begin"/>
+      </w:r>
+      <w:r>
+        <w:instrText xml:space="preserve"> PAGEREF _Toc24694 \h </w:instrText>
+      </w:r>
+      <w:r>
+        <w:fldChar w:fldCharType="separate"/>
+      </w:r>
+      <w:r>
+        <w:t>17</w:t>
+      </w:r>
+      <w:r>
+        <w:fldChar w:fldCharType="end"/>
+      </w:r>
+      <w:r>
+        <w:rPr>
+          <w:rFonts w:hint="default"/>
+          <w:lang w:val="vi-VN"/>
+        </w:rPr>
+        <w:fldChar w:fldCharType="end"/>
+      </w:r>
+    </w:p>
+    <w:p>
+      <w:pPr>
+        <w:pStyle w:val="75"/>
+        <w:tabs>
+          <w:tab w:val="right" w:leader="dot" w:pos="9067"/>
+          <w:tab w:val="clear" w:pos="210"/>
+        </w:tabs>
+      </w:pPr>
+      <w:r>
+        <w:rPr>
+          <w:rFonts w:hint="default"/>
+          <w:lang w:val="vi-VN"/>
+        </w:rPr>
+        <w:fldChar w:fldCharType="begin"/>
+      </w:r>
+      <w:r>
+        <w:rPr>
+          <w:rFonts w:hint="default"/>
+          <w:lang w:val="vi-VN"/>
+        </w:rPr>
+        <w:instrText xml:space="preserve"> HYPERLINK \l _Toc12114 </w:instrText>
+      </w:r>
+      <w:r>
+        <w:rPr>
+          <w:rFonts w:hint="default"/>
+          <w:lang w:val="vi-VN"/>
+        </w:rPr>
+        <w:fldChar w:fldCharType="separate"/>
+      </w:r>
+      <w:r>
+        <w:rPr>
+          <w:rFonts w:hint="default"/>
+        </w:rPr>
+        <w:t>4.4.1.4. 1:00 PM — Thiết kế test trong Design</w:t>
+      </w:r>
+      <w:r>
+        <w:tab/>
+      </w:r>
+      <w:r>
+        <w:fldChar w:fldCharType="begin"/>
+      </w:r>
+      <w:r>
+        <w:instrText xml:space="preserve"> PAGEREF _Toc12114 \h </w:instrText>
+      </w:r>
+      <w:r>
+        <w:fldChar w:fldCharType="separate"/>
+      </w:r>
+      <w:r>
+        <w:t>17</w:t>
+      </w:r>
+      <w:r>
+        <w:fldChar w:fldCharType="end"/>
+      </w:r>
+      <w:r>
+        <w:rPr>
+          <w:rFonts w:hint="default"/>
+          <w:lang w:val="vi-VN"/>
+        </w:rPr>
+        <w:fldChar w:fldCharType="end"/>
+      </w:r>
+    </w:p>
+    <w:p>
+      <w:pPr>
+        <w:pStyle w:val="75"/>
+        <w:tabs>
+          <w:tab w:val="right" w:leader="dot" w:pos="9067"/>
+          <w:tab w:val="clear" w:pos="210"/>
+        </w:tabs>
+      </w:pPr>
+      <w:r>
+        <w:rPr>
+          <w:rFonts w:hint="default"/>
+          <w:lang w:val="vi-VN"/>
+        </w:rPr>
+        <w:fldChar w:fldCharType="begin"/>
+      </w:r>
+      <w:r>
+        <w:rPr>
+          <w:rFonts w:hint="default"/>
+          <w:lang w:val="vi-VN"/>
+        </w:rPr>
+        <w:instrText xml:space="preserve"> HYPERLINK \l _Toc16949 </w:instrText>
+      </w:r>
+      <w:r>
+        <w:rPr>
+          <w:rFonts w:hint="default"/>
+          <w:lang w:val="vi-VN"/>
+        </w:rPr>
+        <w:fldChar w:fldCharType="separate"/>
+      </w:r>
+      <w:r>
+        <w:rPr>
+          <w:rFonts w:hint="default"/>
+        </w:rPr>
+        <w:t>4.4.1.5. 2:30 PM — Chuẩn bị môi trường trong Implementation</w:t>
+      </w:r>
+      <w:r>
+        <w:tab/>
+      </w:r>
+      <w:r>
+        <w:fldChar w:fldCharType="begin"/>
+      </w:r>
+      <w:r>
+        <w:instrText xml:space="preserve"> PAGEREF _Toc16949 \h </w:instrText>
+      </w:r>
+      <w:r>
+        <w:fldChar w:fldCharType="separate"/>
+      </w:r>
+      <w:r>
+        <w:t>17</w:t>
+      </w:r>
+      <w:r>
+        <w:fldChar w:fldCharType="end"/>
+      </w:r>
+      <w:r>
+        <w:rPr>
+          <w:rFonts w:hint="default"/>
+          <w:lang w:val="vi-VN"/>
+        </w:rPr>
+        <w:fldChar w:fldCharType="end"/>
+      </w:r>
+    </w:p>
+    <w:p>
+      <w:pPr>
+        <w:pStyle w:val="75"/>
+        <w:tabs>
+          <w:tab w:val="right" w:leader="dot" w:pos="9067"/>
+          <w:tab w:val="clear" w:pos="210"/>
+        </w:tabs>
+      </w:pPr>
+      <w:r>
+        <w:rPr>
+          <w:rFonts w:hint="default"/>
+          <w:lang w:val="vi-VN"/>
+        </w:rPr>
+        <w:fldChar w:fldCharType="begin"/>
+      </w:r>
+      <w:r>
+        <w:rPr>
+          <w:rFonts w:hint="default"/>
+          <w:lang w:val="vi-VN"/>
+        </w:rPr>
+        <w:instrText xml:space="preserve"> HYPERLINK \l _Toc26714 </w:instrText>
+      </w:r>
+      <w:r>
+        <w:rPr>
+          <w:rFonts w:hint="default"/>
+          <w:lang w:val="vi-VN"/>
+        </w:rPr>
+        <w:fldChar w:fldCharType="separate"/>
+      </w:r>
+      <w:r>
+        <w:rPr>
+          <w:rFonts w:hint="default"/>
+        </w:rPr>
+        <w:t>4.4.1.6. 3:30 PM — Chạy test trong Execution</w:t>
+      </w:r>
+      <w:r>
+        <w:tab/>
+      </w:r>
+      <w:r>
+        <w:fldChar w:fldCharType="begin"/>
+      </w:r>
+      <w:r>
+        <w:instrText xml:space="preserve"> PAGEREF _Toc26714 \h </w:instrText>
+      </w:r>
+      <w:r>
+        <w:fldChar w:fldCharType="separate"/>
+      </w:r>
+      <w:r>
+        <w:t>17</w:t>
+      </w:r>
+      <w:r>
+        <w:fldChar w:fldCharType="end"/>
+      </w:r>
+      <w:r>
+        <w:rPr>
+          <w:rFonts w:hint="default"/>
+          <w:lang w:val="vi-VN"/>
+        </w:rPr>
+        <w:fldChar w:fldCharType="end"/>
+      </w:r>
+    </w:p>
+    <w:p>
+      <w:pPr>
+        <w:pStyle w:val="75"/>
+        <w:tabs>
+          <w:tab w:val="right" w:leader="dot" w:pos="9067"/>
+          <w:tab w:val="clear" w:pos="210"/>
+        </w:tabs>
+      </w:pPr>
+      <w:r>
+        <w:rPr>
+          <w:rFonts w:hint="default"/>
+          <w:lang w:val="vi-VN"/>
+        </w:rPr>
+        <w:fldChar w:fldCharType="begin"/>
+      </w:r>
+      <w:r>
+        <w:rPr>
+          <w:rFonts w:hint="default"/>
+          <w:lang w:val="vi-VN"/>
+        </w:rPr>
+        <w:instrText xml:space="preserve"> HYPERLINK \l _Toc492 </w:instrText>
+      </w:r>
+      <w:r>
+        <w:rPr>
+          <w:rFonts w:hint="default"/>
+          <w:lang w:val="vi-VN"/>
+        </w:rPr>
+        <w:fldChar w:fldCharType="separate"/>
+      </w:r>
+      <w:r>
+        <w:rPr>
+          <w:rFonts w:hint="default"/>
+        </w:rPr>
+        <w:t>4.4.1.7. 5:00 PM — Tổng kết ngày làm việc với Completion</w:t>
+      </w:r>
+      <w:r>
+        <w:tab/>
+      </w:r>
+      <w:r>
+        <w:fldChar w:fldCharType="begin"/>
+      </w:r>
+      <w:r>
+        <w:instrText xml:space="preserve"> PAGEREF _Toc492 \h </w:instrText>
+      </w:r>
+      <w:r>
+        <w:fldChar w:fldCharType="separate"/>
+      </w:r>
+      <w:r>
+        <w:t>18</w:t>
+      </w:r>
+      <w:r>
+        <w:fldChar w:fldCharType="end"/>
+      </w:r>
+      <w:r>
+        <w:rPr>
+          <w:rFonts w:hint="default"/>
+          <w:lang w:val="vi-VN"/>
+        </w:rPr>
+        <w:fldChar w:fldCharType="end"/>
+      </w:r>
+    </w:p>
+    <w:p>
+      <w:pPr>
+        <w:pStyle w:val="74"/>
+        <w:tabs>
+          <w:tab w:val="right" w:leader="dot" w:pos="9067"/>
+          <w:tab w:val="clear" w:pos="210"/>
+        </w:tabs>
+      </w:pPr>
+      <w:r>
+        <w:rPr>
+          <w:rFonts w:hint="default"/>
+          <w:lang w:val="vi-VN"/>
+        </w:rPr>
+        <w:fldChar w:fldCharType="begin"/>
+      </w:r>
+      <w:r>
+        <w:rPr>
+          <w:rFonts w:hint="default"/>
+          <w:lang w:val="vi-VN"/>
+        </w:rPr>
+        <w:instrText xml:space="preserve"> HYPERLINK \l _Toc22497 </w:instrText>
+      </w:r>
+      <w:r>
+        <w:rPr>
+          <w:rFonts w:hint="default"/>
+          <w:lang w:val="vi-VN"/>
+        </w:rPr>
+        <w:fldChar w:fldCharType="separate"/>
+      </w:r>
+      <w:r>
+        <w:rPr>
+          <w:rFonts w:hint="default"/>
+          <w:vertAlign w:val="baseline"/>
+          <w:lang w:val="vi-VN"/>
+        </w:rPr>
+        <w:t xml:space="preserve">4.4.2. </w:t>
+      </w:r>
+      <w:r>
+        <w:rPr>
+          <w:rFonts w:hint="default"/>
+        </w:rPr>
+        <w:t>So sánh vai trò Test Manager và Tester</w:t>
+      </w:r>
+      <w:r>
+        <w:tab/>
+      </w:r>
+      <w:r>
+        <w:fldChar w:fldCharType="begin"/>
+      </w:r>
+      <w:r>
+        <w:instrText xml:space="preserve"> PAGEREF _Toc22497 \h </w:instrText>
+      </w:r>
+      <w:r>
+        <w:fldChar w:fldCharType="separate"/>
+      </w:r>
+      <w:r>
+        <w:t>18</w:t>
+      </w:r>
+      <w:r>
+        <w:fldChar w:fldCharType="end"/>
+      </w:r>
+      <w:r>
+        <w:rPr>
+          <w:rFonts w:hint="default"/>
+          <w:lang w:val="vi-VN"/>
+        </w:rPr>
+        <w:fldChar w:fldCharType="end"/>
+      </w:r>
+    </w:p>
+    <w:p>
+      <w:pPr>
+        <w:pStyle w:val="74"/>
+        <w:tabs>
+          <w:tab w:val="right" w:leader="dot" w:pos="9067"/>
+          <w:tab w:val="clear" w:pos="210"/>
+        </w:tabs>
+      </w:pPr>
+      <w:r>
+        <w:rPr>
+          <w:rFonts w:hint="default"/>
+          <w:lang w:val="vi-VN"/>
+        </w:rPr>
+        <w:fldChar w:fldCharType="begin"/>
+      </w:r>
+      <w:r>
+        <w:rPr>
+          <w:rFonts w:hint="default"/>
+          <w:lang w:val="vi-VN"/>
+        </w:rPr>
+        <w:instrText xml:space="preserve"> HYPERLINK \l _Toc23028 </w:instrText>
+      </w:r>
+      <w:r>
+        <w:rPr>
+          <w:rFonts w:hint="default"/>
+          <w:lang w:val="vi-VN"/>
+        </w:rPr>
+        <w:fldChar w:fldCharType="separate"/>
+      </w:r>
+      <w:r>
+        <w:rPr>
+          <w:rFonts w:hint="default"/>
+          <w:lang w:val="vi-VN"/>
+        </w:rPr>
+        <w:t>4.4.3. 7 hoạt động trong ISTQB Test Process và người thực hiện</w:t>
+      </w:r>
+      <w:r>
+        <w:tab/>
+      </w:r>
+      <w:r>
+        <w:fldChar w:fldCharType="begin"/>
+      </w:r>
+      <w:r>
+        <w:instrText xml:space="preserve"> PAGEREF _Toc23028 \h </w:instrText>
+      </w:r>
+      <w:r>
+        <w:fldChar w:fldCharType="separate"/>
+      </w:r>
+      <w:r>
+        <w:t>19</w:t>
+      </w:r>
+      <w:r>
+        <w:fldChar w:fldCharType="end"/>
+      </w:r>
+      <w:r>
+        <w:rPr>
+          <w:rFonts w:hint="default"/>
+          <w:lang w:val="vi-VN"/>
+        </w:rPr>
+        <w:fldChar w:fldCharType="end"/>
+      </w:r>
+    </w:p>
+    <w:p>
+      <w:pPr>
+        <w:pStyle w:val="73"/>
+        <w:tabs>
+          <w:tab w:val="right" w:leader="dot" w:pos="9067"/>
+          <w:tab w:val="clear" w:pos="210"/>
+        </w:tabs>
+      </w:pPr>
+      <w:r>
+        <w:rPr>
+          <w:rFonts w:hint="default"/>
+          <w:lang w:val="vi-VN"/>
+        </w:rPr>
+        <w:fldChar w:fldCharType="begin"/>
+      </w:r>
+      <w:r>
+        <w:rPr>
+          <w:rFonts w:hint="default"/>
+          <w:lang w:val="vi-VN"/>
+        </w:rPr>
+        <w:instrText xml:space="preserve"> HYPERLINK \l _Toc17431 </w:instrText>
+      </w:r>
+      <w:r>
+        <w:rPr>
+          <w:rFonts w:hint="default"/>
+          <w:lang w:val="vi-VN"/>
+        </w:rPr>
+        <w:fldChar w:fldCharType="separate"/>
+      </w:r>
+      <w:r>
+        <w:rPr>
+          <w:rFonts w:hint="default"/>
+        </w:rPr>
+        <w:t xml:space="preserve">4.5. </w:t>
+      </w:r>
+      <w:r>
+        <w:rPr>
+          <w:rFonts w:hint="default"/>
+          <w:lang w:val="vi-VN"/>
+        </w:rPr>
         <w:t>Nhận xét câu trả lời của AI</w:t>
       </w:r>
       <w:r>
@@ -3719,13 +4413,13 @@
         <w:fldChar w:fldCharType="begin"/>
       </w:r>
       <w:r>
-        <w:instrText xml:space="preserve"> PAGEREF _Toc20305 \h </w:instrText>
+        <w:instrText xml:space="preserve"> PAGEREF _Toc17431 \h </w:instrText>
       </w:r>
       <w:r>
         <w:fldChar w:fldCharType="separate"/>
       </w:r>
       <w:r>
-        <w:t>16</w:t>
+        <w:t>19</w:t>
       </w:r>
       <w:r>
         <w:fldChar w:fldCharType="end"/>
@@ -3758,7 +4452,7 @@
           <w:rFonts w:hint="default"/>
           <w:lang w:val="vi-VN"/>
         </w:rPr>
-        <w:instrText xml:space="preserve"> HYPERLINK \l _Toc15156 </w:instrText>
+        <w:instrText xml:space="preserve"> HYPERLINK \l _Toc8 </w:instrText>
       </w:r>
       <w:r>
         <w:rPr>
@@ -3791,13 +4485,13 @@
         <w:fldChar w:fldCharType="begin"/>
       </w:r>
       <w:r>
-        <w:instrText xml:space="preserve"> PAGEREF _Toc15156 \h </w:instrText>
+        <w:instrText xml:space="preserve"> PAGEREF _Toc8 \h </w:instrText>
       </w:r>
       <w:r>
         <w:fldChar w:fldCharType="separate"/>
       </w:r>
       <w:r>
-        <w:t>16</w:t>
+        <w:t>19</w:t>
       </w:r>
       <w:r>
         <w:fldChar w:fldCharType="end"/>
@@ -3830,7 +4524,7 @@
           <w:rFonts w:hint="default"/>
           <w:lang w:val="vi-VN"/>
         </w:rPr>
-        <w:instrText xml:space="preserve"> HYPERLINK \l _Toc14516 </w:instrText>
+        <w:instrText xml:space="preserve"> HYPERLINK \l _Toc15059 </w:instrText>
       </w:r>
       <w:r>
         <w:rPr>
@@ -3855,13 +4549,13 @@
         <w:fldChar w:fldCharType="begin"/>
       </w:r>
       <w:r>
-        <w:instrText xml:space="preserve"> PAGEREF _Toc14516 \h </w:instrText>
+        <w:instrText xml:space="preserve"> PAGEREF _Toc15059 \h </w:instrText>
       </w:r>
       <w:r>
         <w:fldChar w:fldCharType="separate"/>
       </w:r>
       <w:r>
-        <w:t>16</w:t>
+        <w:t>19</w:t>
       </w:r>
       <w:r>
         <w:fldChar w:fldCharType="end"/>
@@ -3894,7 +4588,7 @@
           <w:rFonts w:hint="default"/>
           <w:lang w:val="vi-VN"/>
         </w:rPr>
-        <w:instrText xml:space="preserve"> HYPERLINK \l _Toc19430 </w:instrText>
+        <w:instrText xml:space="preserve"> HYPERLINK \l _Toc25995 </w:instrText>
       </w:r>
       <w:r>
         <w:rPr>
@@ -3920,13 +4614,13 @@
         <w:fldChar w:fldCharType="begin"/>
       </w:r>
       <w:r>
-        <w:instrText xml:space="preserve"> PAGEREF _Toc19430 \h </w:instrText>
+        <w:instrText xml:space="preserve"> PAGEREF _Toc25995 \h </w:instrText>
       </w:r>
       <w:r>
         <w:fldChar w:fldCharType="separate"/>
       </w:r>
       <w:r>
-        <w:t>16</w:t>
+        <w:t>19</w:t>
       </w:r>
       <w:r>
         <w:fldChar w:fldCharType="end"/>
@@ -3978,7 +4672,7 @@
           <w:lang w:val="vi-VN"/>
         </w:rPr>
       </w:pPr>
-      <w:bookmarkStart w:id="1" w:name="_Toc21067"/>
+      <w:bookmarkStart w:id="1" w:name="_Toc6556"/>
       <w:r>
         <w:rPr>
           <w:rFonts w:hint="default"/>
@@ -4207,7 +4901,7 @@
         </w:rPr>
         <w:br w:type="page"/>
       </w:r>
-      <w:bookmarkStart w:id="2" w:name="_Toc1946"/>
+      <w:bookmarkStart w:id="2" w:name="_Toc4605"/>
       <w:r>
         <w:t>Nhiệm vụ 1</w:t>
       </w:r>
@@ -4232,7 +4926,7 @@
           <w:lang w:val="vi-VN"/>
         </w:rPr>
       </w:pPr>
-      <w:bookmarkStart w:id="3" w:name="_Toc16467"/>
+      <w:bookmarkStart w:id="3" w:name="_Toc6508"/>
       <w:r>
         <w:t>Promp</w:t>
       </w:r>
@@ -4488,7 +5182,7 @@
         <w:bidi w:val="0"/>
         <w:ind w:left="1428" w:leftChars="0" w:firstLineChars="0"/>
       </w:pPr>
-      <w:bookmarkStart w:id="4" w:name="_Toc26662"/>
+      <w:bookmarkStart w:id="4" w:name="_Toc10331"/>
       <w:r>
         <w:t>Câu trả lời AI:</w:t>
       </w:r>
@@ -4556,7 +5250,7 @@
           <w:rFonts w:hint="default"/>
         </w:rPr>
       </w:pPr>
-      <w:bookmarkStart w:id="5" w:name="_Toc9958"/>
+      <w:bookmarkStart w:id="5" w:name="_Toc26374"/>
       <w:r>
         <w:rPr>
           <w:rFonts w:hint="default"/>
@@ -4619,7 +5313,7 @@
         <w:bidi w:val="0"/>
         <w:ind w:left="1428" w:leftChars="0" w:firstLineChars="0"/>
       </w:pPr>
-      <w:bookmarkStart w:id="6" w:name="_Toc877"/>
+      <w:bookmarkStart w:id="6" w:name="_Toc5900"/>
       <w:r>
         <w:t>Defect</w:t>
       </w:r>
@@ -4670,7 +5364,7 @@
         <w:bidi w:val="0"/>
         <w:ind w:left="1428" w:leftChars="0" w:firstLineChars="0"/>
       </w:pPr>
-      <w:bookmarkStart w:id="7" w:name="_Toc12594"/>
+      <w:bookmarkStart w:id="7" w:name="_Toc30618"/>
       <w:r>
         <w:t>Failure</w:t>
       </w:r>
@@ -4721,7 +5415,7 @@
         <w:bidi w:val="0"/>
         <w:ind w:left="1428" w:leftChars="0" w:firstLineChars="0"/>
       </w:pPr>
-      <w:bookmarkStart w:id="8" w:name="_Toc29896"/>
+      <w:bookmarkStart w:id="8" w:name="_Toc9728"/>
       <w:r>
         <w:t>Root cause</w:t>
       </w:r>
@@ -4772,7 +5466,7 @@
         <w:bidi w:val="0"/>
         <w:ind w:left="1428" w:leftChars="0" w:firstLineChars="0"/>
       </w:pPr>
-      <w:bookmarkStart w:id="9" w:name="_Toc16007"/>
+      <w:bookmarkStart w:id="9" w:name="_Toc1228"/>
       <w:r>
         <w:t>Chi phí của việc kiểm thử trễ</w:t>
       </w:r>
@@ -4845,7 +5539,7 @@
         <w:pStyle w:val="3"/>
         <w:bidi w:val="0"/>
       </w:pPr>
-      <w:bookmarkStart w:id="10" w:name="_Toc29240"/>
+      <w:bookmarkStart w:id="10" w:name="_Toc23519"/>
       <w:r>
         <w:t>Nhận xét kết quả trả lời của AI:</w:t>
       </w:r>
@@ -4857,7 +5551,7 @@
         <w:bidi w:val="0"/>
         <w:ind w:left="425" w:leftChars="0" w:hanging="425" w:firstLineChars="0"/>
       </w:pPr>
-      <w:bookmarkStart w:id="11" w:name="_Toc30987"/>
+      <w:bookmarkStart w:id="11" w:name="_Toc10226"/>
       <w:r>
         <w:t xml:space="preserve">Nhiệm vụ </w:t>
       </w:r>
@@ -4878,7 +5572,7 @@
         <w:pStyle w:val="3"/>
         <w:bidi w:val="0"/>
       </w:pPr>
-      <w:bookmarkStart w:id="12" w:name="_Toc16586"/>
+      <w:bookmarkStart w:id="12" w:name="_Toc3273"/>
       <w:r>
         <w:t>Prompt</w:t>
       </w:r>
@@ -4897,7 +5591,7 @@
         <w:bidi w:val="0"/>
         <w:ind w:left="1428" w:leftChars="0" w:hanging="708" w:firstLineChars="0"/>
       </w:pPr>
-      <w:bookmarkStart w:id="13" w:name="_Toc20243"/>
+      <w:bookmarkStart w:id="13" w:name="_Toc3137"/>
       <w:r>
         <w:rPr>
           <w:rFonts w:hint="default"/>
@@ -4990,7 +5684,7 @@
         <w:bidi w:val="0"/>
         <w:ind w:left="1428" w:leftChars="0" w:hanging="708" w:firstLineChars="0"/>
       </w:pPr>
-      <w:bookmarkStart w:id="14" w:name="_Toc17689"/>
+      <w:bookmarkStart w:id="14" w:name="_Toc10317"/>
       <w:r>
         <w:t>Câu trả lời AI:</w:t>
       </w:r>
@@ -5002,7 +5696,7 @@
         <w:bidi w:val="0"/>
         <w:ind w:left="2053" w:leftChars="0" w:hanging="853" w:firstLineChars="0"/>
       </w:pPr>
-      <w:bookmarkStart w:id="15" w:name="_Toc19482"/>
+      <w:bookmarkStart w:id="15" w:name="_Toc22395"/>
       <w:r>
         <w:t>Định nghĩa về testing</w:t>
       </w:r>
@@ -5086,7 +5780,7 @@
         <w:bidi w:val="0"/>
         <w:ind w:left="2053" w:leftChars="0" w:hanging="853" w:firstLineChars="0"/>
       </w:pPr>
-      <w:bookmarkStart w:id="16" w:name="_Toc22735"/>
+      <w:bookmarkStart w:id="16" w:name="_Toc2030"/>
       <w:r>
         <w:t>Phân biệt testing và debugging</w:t>
       </w:r>
@@ -5815,7 +6509,7 @@
         <w:bidi w:val="0"/>
         <w:ind w:left="2053" w:leftChars="0" w:hanging="853" w:firstLineChars="0"/>
       </w:pPr>
-      <w:bookmarkStart w:id="17" w:name="_Toc30390"/>
+      <w:bookmarkStart w:id="17" w:name="_Toc9425"/>
       <w:r>
         <w:t>Phân biệt Verfication và validation</w:t>
       </w:r>
@@ -6028,7 +6722,7 @@
         <w:pStyle w:val="3"/>
         <w:bidi w:val="0"/>
       </w:pPr>
-      <w:bookmarkStart w:id="18" w:name="_Toc5470"/>
+      <w:bookmarkStart w:id="18" w:name="_Toc19175"/>
       <w:r>
         <w:t>Prompt</w:t>
       </w:r>
@@ -6047,7 +6741,7 @@
         <w:bidi w:val="0"/>
         <w:ind w:left="1428" w:leftChars="0" w:hanging="708" w:firstLineChars="0"/>
       </w:pPr>
-      <w:bookmarkStart w:id="19" w:name="_Toc17149"/>
+      <w:bookmarkStart w:id="19" w:name="_Toc3097"/>
       <w:r>
         <w:rPr>
           <w:rFonts w:hint="default"/>
@@ -6091,6 +6785,12 @@
             <w:insideH w:val="single" w:color="auto" w:sz="4" w:space="0"/>
             <w:insideV w:val="single" w:color="auto" w:sz="4" w:space="0"/>
           </w:tblBorders>
+          <w:tblCellMar>
+            <w:top w:w="0" w:type="dxa"/>
+            <w:left w:w="10" w:type="dxa"/>
+            <w:bottom w:w="0" w:type="dxa"/>
+            <w:right w:w="10" w:type="dxa"/>
+          </w:tblCellMar>
         </w:tblPrEx>
         <w:tc>
           <w:tcPr>
@@ -6308,7 +7008,7 @@
         <w:bidi w:val="0"/>
         <w:ind w:left="1428" w:leftChars="0" w:hanging="708" w:firstLineChars="0"/>
       </w:pPr>
-      <w:bookmarkStart w:id="20" w:name="_Toc1349"/>
+      <w:bookmarkStart w:id="20" w:name="_Toc28950"/>
       <w:r>
         <w:t>Câu trả lời AI:</w:t>
       </w:r>
@@ -6320,7 +7020,7 @@
         <w:bidi w:val="0"/>
         <w:ind w:left="2053" w:leftChars="0" w:hanging="853" w:firstLineChars="0"/>
       </w:pPr>
-      <w:bookmarkStart w:id="21" w:name="_Toc25906"/>
+      <w:bookmarkStart w:id="21" w:name="_Toc16273"/>
       <w:r>
         <w:t>Định nghĩa về testing</w:t>
       </w:r>
@@ -6366,7 +7066,7 @@
         <w:bidi w:val="0"/>
         <w:ind w:left="2053" w:leftChars="0" w:hanging="853" w:firstLineChars="0"/>
       </w:pPr>
-      <w:bookmarkStart w:id="22" w:name="_Toc30865"/>
+      <w:bookmarkStart w:id="22" w:name="_Toc13877"/>
       <w:r>
         <w:t>Phân biệt testing và debugging</w:t>
       </w:r>
@@ -6479,14 +7179,10 @@
       </w:tblGrid>
       <w:tr>
         <w:tblPrEx>
-          <w:tblBorders>
-            <w:top w:val="single" w:color="auto" w:sz="4" w:space="0"/>
-            <w:left w:val="single" w:color="auto" w:sz="4" w:space="0"/>
-            <w:bottom w:val="single" w:color="auto" w:sz="4" w:space="0"/>
-            <w:right w:val="single" w:color="auto" w:sz="4" w:space="0"/>
-            <w:insideH w:val="single" w:color="auto" w:sz="4" w:space="0"/>
-            <w:insideV w:val="single" w:color="auto" w:sz="4" w:space="0"/>
-          </w:tblBorders>
+          <w:tblCellMar>
+            <w:left w:w="108" w:type="dxa"/>
+            <w:right w:w="108" w:type="dxa"/>
+          </w:tblCellMar>
         </w:tblPrEx>
         <w:tc>
           <w:tcPr>
@@ -6908,7 +7604,7 @@
         <w:bidi w:val="0"/>
         <w:ind w:left="2053" w:leftChars="0" w:hanging="853" w:firstLineChars="0"/>
       </w:pPr>
-      <w:bookmarkStart w:id="23" w:name="_Toc28337"/>
+      <w:bookmarkStart w:id="23" w:name="_Toc23740"/>
       <w:r>
         <w:t>Phân biệt Verfication và validation</w:t>
       </w:r>
@@ -7619,7 +8315,7 @@
         <w:bidi w:val="0"/>
         <w:ind w:left="850" w:leftChars="0" w:hanging="453" w:firstLineChars="0"/>
       </w:pPr>
-      <w:bookmarkStart w:id="24" w:name="_Toc24204"/>
+      <w:bookmarkStart w:id="24" w:name="_Toc30657"/>
       <w:r>
         <w:t>Nhận xét kết quả trả lời của AI</w:t>
       </w:r>
@@ -7631,7 +8327,7 @@
         <w:bidi w:val="0"/>
         <w:ind w:left="425" w:leftChars="0" w:hanging="425" w:firstLineChars="0"/>
       </w:pPr>
-      <w:bookmarkStart w:id="25" w:name="_Toc12151"/>
+      <w:bookmarkStart w:id="25" w:name="_Toc12570"/>
       <w:r>
         <w:t>Nhiệm vụ 3</w:t>
       </w:r>
@@ -7653,7 +8349,7 @@
         <w:bidi w:val="0"/>
         <w:ind w:left="850" w:leftChars="0" w:hanging="453" w:firstLineChars="0"/>
       </w:pPr>
-      <w:bookmarkStart w:id="26" w:name="_Toc21938"/>
+      <w:bookmarkStart w:id="26" w:name="_Toc835"/>
       <w:r>
         <w:t>Prompt</w:t>
       </w:r>
@@ -7672,7 +8368,7 @@
         <w:bidi w:val="0"/>
         <w:ind w:left="1428" w:leftChars="0" w:hanging="708" w:firstLineChars="0"/>
       </w:pPr>
-      <w:bookmarkStart w:id="27" w:name="_Toc26813"/>
+      <w:bookmarkStart w:id="27" w:name="_Toc31191"/>
       <w:r>
         <w:rPr>
           <w:rFonts w:hint="default"/>
@@ -7779,7 +8475,7 @@
         <w:bidi w:val="0"/>
         <w:ind w:left="1428" w:leftChars="0" w:hanging="708" w:firstLineChars="0"/>
       </w:pPr>
-      <w:bookmarkStart w:id="28" w:name="_Toc27738"/>
+      <w:bookmarkStart w:id="28" w:name="_Toc22499"/>
       <w:r>
         <w:t>Câu trả lời của AI:</w:t>
       </w:r>
@@ -7802,7 +8498,7 @@
         <w:pStyle w:val="5"/>
         <w:bidi w:val="0"/>
       </w:pPr>
-      <w:bookmarkStart w:id="29" w:name="_Toc373"/>
+      <w:bookmarkStart w:id="29" w:name="_Toc7576"/>
       <w:r>
         <w:t>Nguyên tắc 1 — Testing shows presence of defects</w:t>
       </w:r>
@@ -7898,7 +8594,7 @@
         <w:pStyle w:val="5"/>
         <w:bidi w:val="0"/>
       </w:pPr>
-      <w:bookmarkStart w:id="30" w:name="_Toc8131"/>
+      <w:bookmarkStart w:id="30" w:name="_Toc32092"/>
       <w:r>
         <w:t>Nguyên tắc 2 — Exhaustive testing is impossible</w:t>
       </w:r>
@@ -8000,7 +8696,7 @@
         <w:widowControl/>
         <w:suppressLineNumbers w:val="0"/>
       </w:pPr>
-      <w:bookmarkStart w:id="31" w:name="_Toc13229"/>
+      <w:bookmarkStart w:id="31" w:name="_Toc6676"/>
       <w:r>
         <w:t>Nguyên tắc 3 — Early testing</w:t>
       </w:r>
@@ -8101,7 +8797,7 @@
         <w:bidi w:val="0"/>
         <w:ind w:left="850" w:leftChars="0" w:hanging="453" w:firstLineChars="0"/>
       </w:pPr>
-      <w:bookmarkStart w:id="32" w:name="_Toc21598"/>
+      <w:bookmarkStart w:id="32" w:name="_Toc25553"/>
       <w:r>
         <w:t>Prompt</w:t>
       </w:r>
@@ -8120,7 +8816,7 @@
         <w:bidi w:val="0"/>
         <w:ind w:left="1428" w:leftChars="0" w:hanging="708" w:firstLineChars="0"/>
       </w:pPr>
-      <w:bookmarkStart w:id="33" w:name="_Toc8750"/>
+      <w:bookmarkStart w:id="33" w:name="_Toc27422"/>
       <w:r>
         <w:rPr>
           <w:rFonts w:hint="default"/>
@@ -8267,7 +8963,7 @@
         <w:bidi w:val="0"/>
         <w:ind w:left="1428" w:leftChars="0" w:hanging="708" w:firstLineChars="0"/>
       </w:pPr>
-      <w:bookmarkStart w:id="34" w:name="_Toc6538"/>
+      <w:bookmarkStart w:id="34" w:name="_Toc6934"/>
       <w:r>
         <w:t>Câu trả lời của AI</w:t>
       </w:r>
@@ -8281,7 +8977,7 @@
         <w:widowControl/>
         <w:suppressLineNumbers w:val="0"/>
       </w:pPr>
-      <w:bookmarkStart w:id="35" w:name="_Toc32706"/>
+      <w:bookmarkStart w:id="35" w:name="_Toc8006"/>
       <w:r>
         <w:t>Nguyên tắc 4 — Clustering of defects</w:t>
       </w:r>
@@ -8391,7 +9087,7 @@
         <w:widowControl/>
         <w:suppressLineNumbers w:val="0"/>
       </w:pPr>
-      <w:bookmarkStart w:id="36" w:name="_Toc23587"/>
+      <w:bookmarkStart w:id="36" w:name="_Toc25953"/>
       <w:r>
         <w:t>Nguyên tắc 5 — Pesticide paradox</w:t>
       </w:r>
@@ -8498,7 +9194,7 @@
         <w:bidi w:val="0"/>
         <w:ind w:left="850" w:leftChars="0" w:hanging="453" w:firstLineChars="0"/>
       </w:pPr>
-      <w:bookmarkStart w:id="37" w:name="_Toc32271"/>
+      <w:bookmarkStart w:id="37" w:name="_Toc11837"/>
       <w:r>
         <w:t>Prompt</w:t>
       </w:r>
@@ -8517,7 +9213,7 @@
         <w:bidi w:val="0"/>
         <w:ind w:left="1428" w:leftChars="0" w:hanging="708" w:firstLineChars="0"/>
       </w:pPr>
-      <w:bookmarkStart w:id="38" w:name="_Toc1682"/>
+      <w:bookmarkStart w:id="38" w:name="_Toc2191"/>
       <w:r>
         <w:rPr>
           <w:rFonts w:hint="default"/>
@@ -8715,7 +9411,7 @@
         <w:bidi w:val="0"/>
         <w:ind w:left="1428" w:leftChars="0" w:hanging="708" w:firstLineChars="0"/>
       </w:pPr>
-      <w:bookmarkStart w:id="39" w:name="_Toc10216"/>
+      <w:bookmarkStart w:id="39" w:name="_Toc1950"/>
       <w:r>
         <w:t>Câu trả lời của AI</w:t>
       </w:r>
@@ -8732,7 +9428,7 @@
         <w:bidi w:val="0"/>
         <w:ind w:left="2053" w:leftChars="0" w:hanging="853" w:firstLineChars="0"/>
       </w:pPr>
-      <w:bookmarkStart w:id="40" w:name="_Toc16952"/>
+      <w:bookmarkStart w:id="40" w:name="_Toc6733"/>
       <w:r>
         <w:t xml:space="preserve">Nguyên tắc </w:t>
       </w:r>
@@ -8826,7 +9522,7 @@
         <w:bidi w:val="0"/>
         <w:ind w:left="2053" w:leftChars="0" w:hanging="853" w:firstLineChars="0"/>
       </w:pPr>
-      <w:bookmarkStart w:id="41" w:name="_Toc11136"/>
+      <w:bookmarkStart w:id="41" w:name="_Toc17620"/>
       <w:r>
         <w:t xml:space="preserve">Nguyên tắc </w:t>
       </w:r>
@@ -9018,7 +9714,7 @@
         <w:bidi w:val="0"/>
         <w:ind w:left="850" w:leftChars="0" w:hanging="453" w:firstLineChars="0"/>
       </w:pPr>
-      <w:bookmarkStart w:id="42" w:name="_Toc28019"/>
+      <w:bookmarkStart w:id="42" w:name="_Toc9973"/>
       <w:r>
         <w:t>Nhận xét kết quả trả về của AI</w:t>
       </w:r>
@@ -9097,7 +9793,7 @@
         <w:bidi w:val="0"/>
         <w:ind w:left="425" w:leftChars="0" w:hanging="425" w:firstLineChars="0"/>
       </w:pPr>
-      <w:bookmarkStart w:id="43" w:name="_Toc31464"/>
+      <w:bookmarkStart w:id="43" w:name="_Toc32547"/>
       <w:r>
         <w:t>Nhiệm vụ 4</w:t>
       </w:r>
@@ -9114,7 +9810,7 @@
       <w:pPr>
         <w:pStyle w:val="3"/>
       </w:pPr>
-      <w:bookmarkStart w:id="44" w:name="_Toc12942"/>
+      <w:bookmarkStart w:id="44" w:name="_Toc20441"/>
       <w:r>
         <w:rPr>
           <w:rFonts w:hint="default"/>
@@ -9314,7 +10010,7 @@
         <w:bidi w:val="0"/>
         <w:ind w:left="850" w:leftChars="0" w:hanging="453" w:firstLineChars="0"/>
       </w:pPr>
-      <w:bookmarkStart w:id="45" w:name="_Toc7610"/>
+      <w:bookmarkStart w:id="45" w:name="_Toc4905"/>
       <w:r>
         <w:rPr>
           <w:rFonts w:hint="default"/>
@@ -9330,7 +10026,7 @@
         <w:bidi w:val="0"/>
         <w:ind w:left="1428" w:leftChars="0" w:firstLineChars="0"/>
       </w:pPr>
-      <w:bookmarkStart w:id="46" w:name="_Toc20307"/>
+      <w:bookmarkStart w:id="46" w:name="_Toc9548"/>
       <w:r>
         <w:rPr>
           <w:rStyle w:val="22"/>
@@ -9372,7 +10068,7 @@
         <w:bidi w:val="0"/>
         <w:ind w:left="1428" w:leftChars="0" w:firstLineChars="0"/>
       </w:pPr>
-      <w:bookmarkStart w:id="47" w:name="_Toc9439"/>
+      <w:bookmarkStart w:id="47" w:name="_Toc9564"/>
       <w:r>
         <w:rPr>
           <w:rStyle w:val="22"/>
@@ -9422,7 +10118,7 @@
         <w:bidi w:val="0"/>
         <w:ind w:left="1428" w:leftChars="0" w:firstLineChars="0"/>
       </w:pPr>
-      <w:bookmarkStart w:id="48" w:name="_Toc23073"/>
+      <w:bookmarkStart w:id="48" w:name="_Toc25014"/>
       <w:r>
         <w:rPr>
           <w:rStyle w:val="22"/>
@@ -9472,7 +10168,7 @@
         <w:bidi w:val="0"/>
         <w:ind w:left="1428" w:leftChars="0" w:firstLineChars="0"/>
       </w:pPr>
-      <w:bookmarkStart w:id="49" w:name="_Toc31192"/>
+      <w:bookmarkStart w:id="49" w:name="_Toc5945"/>
       <w:r>
         <w:rPr>
           <w:rStyle w:val="22"/>
@@ -9522,7 +10218,7 @@
         <w:bidi w:val="0"/>
         <w:ind w:left="1428" w:leftChars="0" w:firstLineChars="0"/>
       </w:pPr>
-      <w:bookmarkStart w:id="50" w:name="_Toc30893"/>
+      <w:bookmarkStart w:id="50" w:name="_Toc5739"/>
       <w:r>
         <w:rPr>
           <w:rStyle w:val="22"/>
@@ -9572,7 +10268,7 @@
         <w:bidi w:val="0"/>
         <w:ind w:left="1428" w:leftChars="0" w:firstLineChars="0"/>
       </w:pPr>
-      <w:bookmarkStart w:id="51" w:name="_Toc19695"/>
+      <w:bookmarkStart w:id="51" w:name="_Toc23375"/>
       <w:r>
         <w:rPr>
           <w:rStyle w:val="22"/>
@@ -9622,7 +10318,7 @@
         <w:bidi w:val="0"/>
         <w:ind w:left="1428" w:leftChars="0" w:firstLineChars="0"/>
       </w:pPr>
-      <w:bookmarkStart w:id="52" w:name="_Toc24026"/>
+      <w:bookmarkStart w:id="52" w:name="_Toc8229"/>
       <w:r>
         <w:rPr>
           <w:rStyle w:val="22"/>
@@ -9668,15 +10364,15 @@
         <w:pStyle w:val="3"/>
         <w:bidi w:val="0"/>
       </w:pPr>
-      <w:bookmarkStart w:id="53" w:name="_Toc16945"/>
+      <w:bookmarkStart w:id="53" w:name="_Toc17997"/>
+      <w:r>
+        <w:rPr>
+          <w:rFonts w:hint="default"/>
+          <w:lang w:val="vi-VN"/>
+        </w:rPr>
+        <w:t>Promt để cải thiện câu trả lời - ChatGPT</w:t>
+      </w:r>
       <w:bookmarkEnd w:id="53"/>
-      <w:r>
-        <w:rPr>
-          <w:rFonts w:hint="default"/>
-          <w:lang w:val="vi-VN"/>
-        </w:rPr>
-        <w:t>Promt để cải thiện câu trả lời - ChatGPT</w:t>
-      </w:r>
     </w:p>
     <w:tbl>
       <w:tblPr>
@@ -9712,12 +10408,6 @@
             <w:insideH w:val="single" w:color="auto" w:sz="4" w:space="0"/>
             <w:insideV w:val="single" w:color="auto" w:sz="4" w:space="0"/>
           </w:tblBorders>
-          <w:tblCellMar>
-            <w:top w:w="0" w:type="dxa"/>
-            <w:left w:w="10" w:type="dxa"/>
-            <w:bottom w:w="0" w:type="dxa"/>
-            <w:right w:w="10" w:type="dxa"/>
-          </w:tblCellMar>
         </w:tblPrEx>
         <w:tc>
           <w:tcPr>
@@ -9943,6 +10633,7 @@
       <w:pPr>
         <w:pStyle w:val="3"/>
       </w:pPr>
+      <w:bookmarkStart w:id="54" w:name="_Toc10312"/>
       <w:r>
         <w:rPr>
           <w:rFonts w:hint="default"/>
@@ -9950,6 +10641,7 @@
         </w:rPr>
         <w:t>Câu trả lời của AI</w:t>
       </w:r>
+      <w:bookmarkEnd w:id="54"/>
     </w:p>
     <w:p>
       <w:pPr>
@@ -9960,14 +10652,20 @@
           <w:rFonts w:hint="default"/>
         </w:rPr>
       </w:pPr>
-      <w:bookmarkStart w:id="58" w:name="_GoBack"/>
-      <w:bookmarkEnd w:id="58"/>
-      <w:r>
-        <w:rPr>
-          <w:rFonts w:hint="default"/>
-        </w:rPr>
-        <w:t xml:space="preserve"> Một ngày làm việc của tôi với vai trò Test Manager</w:t>
-      </w:r>
+      <w:r>
+        <w:rPr>
+          <w:rFonts w:hint="default"/>
+        </w:rPr>
+        <w:t xml:space="preserve"> </w:t>
+      </w:r>
+      <w:bookmarkStart w:id="55" w:name="_Toc11696"/>
+      <w:r>
+        <w:rPr>
+          <w:rFonts w:hint="default"/>
+        </w:rPr>
+        <w:t>Một ngày làm việc của tôi với vai trò Test Manager</w:t>
+      </w:r>
+      <w:bookmarkEnd w:id="55"/>
     </w:p>
     <w:p>
       <w:pPr>
@@ -9977,12 +10675,14 @@
           <w:rFonts w:hint="default"/>
         </w:rPr>
       </w:pPr>
+      <w:bookmarkStart w:id="56" w:name="_Toc24928"/>
       <w:r>
         <w:rPr>
           <w:rFonts w:hint="default"/>
         </w:rPr>
         <w:t>7:30 AM — Bắt đầu ngày mới với Planning</w:t>
       </w:r>
+      <w:bookmarkEnd w:id="56"/>
     </w:p>
     <w:p>
       <w:pPr>
@@ -10121,12 +10821,14 @@
           <w:rFonts w:hint="default"/>
         </w:rPr>
       </w:pPr>
+      <w:bookmarkStart w:id="57" w:name="_Toc26830"/>
       <w:r>
         <w:rPr>
           <w:rFonts w:hint="default"/>
         </w:rPr>
         <w:t>9:00 AM — Theo dõi tiến độ bằng Monitoring &amp; Control</w:t>
       </w:r>
+      <w:bookmarkEnd w:id="57"/>
     </w:p>
     <w:p>
       <w:pPr>
@@ -10265,12 +10967,14 @@
           <w:rFonts w:hint="default"/>
         </w:rPr>
       </w:pPr>
+      <w:bookmarkStart w:id="58" w:name="_Toc24694"/>
       <w:r>
         <w:rPr>
           <w:rFonts w:hint="default"/>
         </w:rPr>
         <w:t>10:30 AM — Đọc yêu cầu và làm Analysis (Phân tích kiểm thử)</w:t>
       </w:r>
+      <w:bookmarkEnd w:id="58"/>
     </w:p>
     <w:p>
       <w:pPr>
@@ -10493,12 +11197,14 @@
           <w:rFonts w:hint="default"/>
         </w:rPr>
       </w:pPr>
+      <w:bookmarkStart w:id="59" w:name="_Toc12114"/>
       <w:r>
         <w:rPr>
           <w:rFonts w:hint="default"/>
         </w:rPr>
         <w:t>1:00 PM — Thiết kế test trong Design</w:t>
       </w:r>
+      <w:bookmarkEnd w:id="59"/>
     </w:p>
     <w:p>
       <w:pPr>
@@ -10637,12 +11343,14 @@
           <w:rFonts w:hint="default"/>
         </w:rPr>
       </w:pPr>
+      <w:bookmarkStart w:id="60" w:name="_Toc16949"/>
       <w:r>
         <w:rPr>
           <w:rFonts w:hint="default"/>
         </w:rPr>
         <w:t>2:30 PM — Chuẩn bị môi trường trong Implementation</w:t>
       </w:r>
+      <w:bookmarkEnd w:id="60"/>
     </w:p>
     <w:p>
       <w:pPr>
@@ -10781,12 +11489,14 @@
           <w:rFonts w:hint="default"/>
         </w:rPr>
       </w:pPr>
+      <w:bookmarkStart w:id="61" w:name="_Toc26714"/>
       <w:r>
         <w:rPr>
           <w:rFonts w:hint="default"/>
         </w:rPr>
         <w:t>3:30 PM — Chạy test trong Execution</w:t>
       </w:r>
+      <w:bookmarkEnd w:id="61"/>
     </w:p>
     <w:p>
       <w:pPr>
@@ -10925,12 +11635,14 @@
           <w:rFonts w:hint="default"/>
         </w:rPr>
       </w:pPr>
+      <w:bookmarkStart w:id="62" w:name="_Toc492"/>
       <w:r>
         <w:rPr>
           <w:rFonts w:hint="default"/>
         </w:rPr>
         <w:t>5:00 PM — Tổng kết ngày làm việc với Completion</w:t>
       </w:r>
+      <w:bookmarkEnd w:id="62"/>
     </w:p>
     <w:p>
       <w:pPr>
@@ -11123,6 +11835,1639 @@
       <w:pPr>
         <w:pStyle w:val="4"/>
         <w:bidi w:val="0"/>
+        <w:rPr>
+          <w:rFonts w:hint="default"/>
+          <w:vertAlign w:val="baseline"/>
+          <w:lang w:val="vi-VN"/>
+        </w:rPr>
+      </w:pPr>
+      <w:bookmarkStart w:id="63" w:name="_Toc22497"/>
+      <w:r>
+        <w:rPr>
+          <w:rFonts w:hint="default"/>
+        </w:rPr>
+        <w:t>So sánh vai trò Test Manager và Tester</w:t>
+      </w:r>
+      <w:bookmarkEnd w:id="63"/>
+    </w:p>
+    <w:tbl>
+      <w:tblPr>
+        <w:tblStyle w:val="41"/>
+        <w:tblW w:w="0" w:type="auto"/>
+        <w:tblInd w:w="1121" w:type="dxa"/>
+        <w:tblBorders>
+          <w:top w:val="single" w:color="auto" w:sz="4" w:space="0"/>
+          <w:left w:val="single" w:color="auto" w:sz="4" w:space="0"/>
+          <w:bottom w:val="single" w:color="auto" w:sz="4" w:space="0"/>
+          <w:right w:val="single" w:color="auto" w:sz="4" w:space="0"/>
+          <w:insideH w:val="single" w:color="auto" w:sz="4" w:space="0"/>
+          <w:insideV w:val="single" w:color="auto" w:sz="4" w:space="0"/>
+        </w:tblBorders>
+        <w:tblLayout w:type="autofit"/>
+        <w:tblCellMar>
+          <w:left w:w="108" w:type="dxa"/>
+          <w:right w:w="108" w:type="dxa"/>
+        </w:tblCellMar>
+      </w:tblPr>
+      <w:tblGrid>
+        <w:gridCol w:w="1973"/>
+        <w:gridCol w:w="3094"/>
+        <w:gridCol w:w="3095"/>
+      </w:tblGrid>
+      <w:tr>
+        <w:tblPrEx>
+          <w:tblBorders>
+            <w:top w:val="single" w:color="auto" w:sz="4" w:space="0"/>
+            <w:left w:val="single" w:color="auto" w:sz="4" w:space="0"/>
+            <w:bottom w:val="single" w:color="auto" w:sz="4" w:space="0"/>
+            <w:right w:val="single" w:color="auto" w:sz="4" w:space="0"/>
+            <w:insideH w:val="single" w:color="auto" w:sz="4" w:space="0"/>
+            <w:insideV w:val="single" w:color="auto" w:sz="4" w:space="0"/>
+          </w:tblBorders>
+          <w:tblCellMar>
+            <w:left w:w="108" w:type="dxa"/>
+            <w:right w:w="108" w:type="dxa"/>
+          </w:tblCellMar>
+        </w:tblPrEx>
+        <w:tc>
+          <w:tcPr>
+            <w:tcW w:w="1973" w:type="dxa"/>
+            <w:vAlign w:val="center"/>
+          </w:tcPr>
+          <w:p>
+            <w:pPr>
+              <w:bidi w:val="0"/>
+              <w:rPr>
+                <w:rFonts w:hint="default"/>
+                <w:b/>
+                <w:bCs/>
+                <w:lang w:val="vi-VN"/>
+              </w:rPr>
+            </w:pPr>
+            <w:r>
+              <w:rPr>
+                <w:b/>
+                <w:bCs/>
+                <w:lang w:val="en-US" w:eastAsia="zh-CN"/>
+              </w:rPr>
+              <w:t>Tiêu chí</w:t>
+            </w:r>
+          </w:p>
+        </w:tc>
+        <w:tc>
+          <w:tcPr>
+            <w:tcW w:w="3094" w:type="dxa"/>
+            <w:vAlign w:val="center"/>
+          </w:tcPr>
+          <w:p>
+            <w:pPr>
+              <w:bidi w:val="0"/>
+              <w:rPr>
+                <w:rFonts w:hint="default"/>
+                <w:b/>
+                <w:bCs/>
+                <w:lang w:val="vi-VN"/>
+              </w:rPr>
+            </w:pPr>
+            <w:r>
+              <w:rPr>
+                <w:b/>
+                <w:bCs/>
+                <w:lang w:val="en-US" w:eastAsia="zh-CN"/>
+              </w:rPr>
+              <w:t>Test Manager</w:t>
+            </w:r>
+          </w:p>
+        </w:tc>
+        <w:tc>
+          <w:tcPr>
+            <w:tcW w:w="3095" w:type="dxa"/>
+            <w:vAlign w:val="center"/>
+          </w:tcPr>
+          <w:p>
+            <w:pPr>
+              <w:bidi w:val="0"/>
+              <w:rPr>
+                <w:rFonts w:hint="default"/>
+                <w:b/>
+                <w:bCs/>
+                <w:lang w:val="vi-VN"/>
+              </w:rPr>
+            </w:pPr>
+            <w:r>
+              <w:rPr>
+                <w:b/>
+                <w:bCs/>
+                <w:lang w:val="en-US" w:eastAsia="zh-CN"/>
+              </w:rPr>
+              <w:t>Tester</w:t>
+            </w:r>
+          </w:p>
+        </w:tc>
+      </w:tr>
+      <w:tr>
+        <w:tblPrEx>
+          <w:tblBorders>
+            <w:top w:val="single" w:color="auto" w:sz="4" w:space="0"/>
+            <w:left w:val="single" w:color="auto" w:sz="4" w:space="0"/>
+            <w:bottom w:val="single" w:color="auto" w:sz="4" w:space="0"/>
+            <w:right w:val="single" w:color="auto" w:sz="4" w:space="0"/>
+            <w:insideH w:val="single" w:color="auto" w:sz="4" w:space="0"/>
+            <w:insideV w:val="single" w:color="auto" w:sz="4" w:space="0"/>
+          </w:tblBorders>
+          <w:tblCellMar>
+            <w:left w:w="108" w:type="dxa"/>
+            <w:right w:w="108" w:type="dxa"/>
+          </w:tblCellMar>
+        </w:tblPrEx>
+        <w:tc>
+          <w:tcPr>
+            <w:tcW w:w="1973" w:type="dxa"/>
+            <w:vAlign w:val="center"/>
+          </w:tcPr>
+          <w:p>
+            <w:pPr>
+              <w:bidi w:val="0"/>
+              <w:rPr>
+                <w:rFonts w:hint="default"/>
+                <w:b/>
+                <w:bCs/>
+                <w:lang w:val="vi-VN"/>
+              </w:rPr>
+            </w:pPr>
+            <w:r>
+              <w:rPr>
+                <w:b/>
+                <w:bCs/>
+                <w:lang w:val="en-US" w:eastAsia="zh-CN"/>
+              </w:rPr>
+              <w:t>Trách nhiệm chính</w:t>
+            </w:r>
+          </w:p>
+        </w:tc>
+        <w:tc>
+          <w:tcPr>
+            <w:tcW w:w="3094" w:type="dxa"/>
+            <w:vAlign w:val="center"/>
+          </w:tcPr>
+          <w:p>
+            <w:pPr>
+              <w:bidi w:val="0"/>
+              <w:rPr>
+                <w:rFonts w:hint="default"/>
+                <w:lang w:val="vi-VN"/>
+              </w:rPr>
+            </w:pPr>
+            <w:r>
+              <w:rPr>
+                <w:lang w:val="en-US" w:eastAsia="zh-CN"/>
+              </w:rPr>
+              <w:t>Quản lý toàn bộ hoạt động kiểm thử, lập kế hoạch, theo dõi tiến độ và đảm bảo chất lượng</w:t>
+            </w:r>
+          </w:p>
+        </w:tc>
+        <w:tc>
+          <w:tcPr>
+            <w:tcW w:w="3095" w:type="dxa"/>
+            <w:vAlign w:val="center"/>
+          </w:tcPr>
+          <w:p>
+            <w:pPr>
+              <w:bidi w:val="0"/>
+              <w:rPr>
+                <w:rFonts w:hint="default"/>
+                <w:lang w:val="vi-VN"/>
+              </w:rPr>
+            </w:pPr>
+            <w:r>
+              <w:rPr>
+                <w:lang w:val="en-US" w:eastAsia="zh-CN"/>
+              </w:rPr>
+              <w:t>Thực hiện kiểm thử và phát hiện lỗi trong phần mềm</w:t>
+            </w:r>
+          </w:p>
+        </w:tc>
+      </w:tr>
+      <w:tr>
+        <w:tblPrEx>
+          <w:tblBorders>
+            <w:top w:val="single" w:color="auto" w:sz="4" w:space="0"/>
+            <w:left w:val="single" w:color="auto" w:sz="4" w:space="0"/>
+            <w:bottom w:val="single" w:color="auto" w:sz="4" w:space="0"/>
+            <w:right w:val="single" w:color="auto" w:sz="4" w:space="0"/>
+            <w:insideH w:val="single" w:color="auto" w:sz="4" w:space="0"/>
+            <w:insideV w:val="single" w:color="auto" w:sz="4" w:space="0"/>
+          </w:tblBorders>
+          <w:tblCellMar>
+            <w:left w:w="108" w:type="dxa"/>
+            <w:right w:w="108" w:type="dxa"/>
+          </w:tblCellMar>
+        </w:tblPrEx>
+        <w:tc>
+          <w:tcPr>
+            <w:tcW w:w="1973" w:type="dxa"/>
+            <w:vAlign w:val="center"/>
+          </w:tcPr>
+          <w:p>
+            <w:pPr>
+              <w:bidi w:val="0"/>
+              <w:rPr>
+                <w:rFonts w:hint="default"/>
+                <w:b/>
+                <w:bCs/>
+                <w:lang w:val="vi-VN"/>
+              </w:rPr>
+            </w:pPr>
+            <w:r>
+              <w:rPr>
+                <w:b/>
+                <w:bCs/>
+                <w:lang w:val="en-US" w:eastAsia="zh-CN"/>
+              </w:rPr>
+              <w:t>Hoạt động chủ yếu trong test process</w:t>
+            </w:r>
+          </w:p>
+        </w:tc>
+        <w:tc>
+          <w:tcPr>
+            <w:tcW w:w="3094" w:type="dxa"/>
+            <w:vAlign w:val="center"/>
+          </w:tcPr>
+          <w:p>
+            <w:pPr>
+              <w:bidi w:val="0"/>
+              <w:rPr>
+                <w:rFonts w:hint="default"/>
+                <w:lang w:val="vi-VN"/>
+              </w:rPr>
+            </w:pPr>
+            <w:r>
+              <w:rPr>
+                <w:lang w:val="en-US" w:eastAsia="zh-CN"/>
+              </w:rPr>
+              <w:t>Planning, Monitoring &amp; Control, Review, Reporting</w:t>
+            </w:r>
+          </w:p>
+        </w:tc>
+        <w:tc>
+          <w:tcPr>
+            <w:tcW w:w="3095" w:type="dxa"/>
+            <w:vAlign w:val="center"/>
+          </w:tcPr>
+          <w:p>
+            <w:pPr>
+              <w:bidi w:val="0"/>
+              <w:rPr>
+                <w:rFonts w:hint="default"/>
+                <w:lang w:val="vi-VN"/>
+              </w:rPr>
+            </w:pPr>
+            <w:r>
+              <w:rPr>
+                <w:lang w:val="en-US" w:eastAsia="zh-CN"/>
+              </w:rPr>
+              <w:t>Analysis, Design, Execution</w:t>
+            </w:r>
+          </w:p>
+        </w:tc>
+      </w:tr>
+      <w:tr>
+        <w:tblPrEx>
+          <w:tblBorders>
+            <w:top w:val="single" w:color="auto" w:sz="4" w:space="0"/>
+            <w:left w:val="single" w:color="auto" w:sz="4" w:space="0"/>
+            <w:bottom w:val="single" w:color="auto" w:sz="4" w:space="0"/>
+            <w:right w:val="single" w:color="auto" w:sz="4" w:space="0"/>
+            <w:insideH w:val="single" w:color="auto" w:sz="4" w:space="0"/>
+            <w:insideV w:val="single" w:color="auto" w:sz="4" w:space="0"/>
+          </w:tblBorders>
+          <w:tblCellMar>
+            <w:left w:w="108" w:type="dxa"/>
+            <w:right w:w="108" w:type="dxa"/>
+          </w:tblCellMar>
+        </w:tblPrEx>
+        <w:tc>
+          <w:tcPr>
+            <w:tcW w:w="1973" w:type="dxa"/>
+            <w:vAlign w:val="center"/>
+          </w:tcPr>
+          <w:p>
+            <w:pPr>
+              <w:bidi w:val="0"/>
+              <w:rPr>
+                <w:rFonts w:hint="default"/>
+                <w:b/>
+                <w:bCs/>
+                <w:lang w:val="vi-VN"/>
+              </w:rPr>
+            </w:pPr>
+            <w:r>
+              <w:rPr>
+                <w:b/>
+                <w:bCs/>
+                <w:lang w:val="en-US" w:eastAsia="zh-CN"/>
+              </w:rPr>
+              <w:t>Đầu ra chính</w:t>
+            </w:r>
+          </w:p>
+        </w:tc>
+        <w:tc>
+          <w:tcPr>
+            <w:tcW w:w="3094" w:type="dxa"/>
+            <w:vAlign w:val="center"/>
+          </w:tcPr>
+          <w:p>
+            <w:pPr>
+              <w:bidi w:val="0"/>
+              <w:rPr>
+                <w:rFonts w:hint="default"/>
+                <w:lang w:val="vi-VN"/>
+              </w:rPr>
+            </w:pPr>
+            <w:r>
+              <w:rPr>
+                <w:lang w:val="en-US" w:eastAsia="zh-CN"/>
+              </w:rPr>
+              <w:t>Test Plan, Test Report, Risk Report, Test Summary</w:t>
+            </w:r>
+          </w:p>
+        </w:tc>
+        <w:tc>
+          <w:tcPr>
+            <w:tcW w:w="3095" w:type="dxa"/>
+            <w:vAlign w:val="center"/>
+          </w:tcPr>
+          <w:p>
+            <w:pPr>
+              <w:bidi w:val="0"/>
+              <w:rPr>
+                <w:rFonts w:hint="default"/>
+                <w:lang w:val="vi-VN"/>
+              </w:rPr>
+            </w:pPr>
+            <w:r>
+              <w:rPr>
+                <w:lang w:val="en-US" w:eastAsia="zh-CN"/>
+              </w:rPr>
+              <w:t>Test Cases, Bug Reports, Execution Results</w:t>
+            </w:r>
+          </w:p>
+        </w:tc>
+      </w:tr>
+      <w:tr>
+        <w:tblPrEx>
+          <w:tblBorders>
+            <w:top w:val="single" w:color="auto" w:sz="4" w:space="0"/>
+            <w:left w:val="single" w:color="auto" w:sz="4" w:space="0"/>
+            <w:bottom w:val="single" w:color="auto" w:sz="4" w:space="0"/>
+            <w:right w:val="single" w:color="auto" w:sz="4" w:space="0"/>
+            <w:insideH w:val="single" w:color="auto" w:sz="4" w:space="0"/>
+            <w:insideV w:val="single" w:color="auto" w:sz="4" w:space="0"/>
+          </w:tblBorders>
+          <w:tblCellMar>
+            <w:left w:w="108" w:type="dxa"/>
+            <w:right w:w="108" w:type="dxa"/>
+          </w:tblCellMar>
+        </w:tblPrEx>
+        <w:tc>
+          <w:tcPr>
+            <w:tcW w:w="1973" w:type="dxa"/>
+            <w:vAlign w:val="center"/>
+          </w:tcPr>
+          <w:p>
+            <w:pPr>
+              <w:bidi w:val="0"/>
+              <w:rPr>
+                <w:rFonts w:hint="default"/>
+                <w:b/>
+                <w:bCs/>
+                <w:lang w:val="vi-VN"/>
+              </w:rPr>
+            </w:pPr>
+            <w:r>
+              <w:rPr>
+                <w:b/>
+                <w:bCs/>
+                <w:lang w:val="en-US" w:eastAsia="zh-CN"/>
+              </w:rPr>
+              <w:t>Kỹ năng quan trọng</w:t>
+            </w:r>
+          </w:p>
+        </w:tc>
+        <w:tc>
+          <w:tcPr>
+            <w:tcW w:w="3094" w:type="dxa"/>
+            <w:vAlign w:val="center"/>
+          </w:tcPr>
+          <w:p>
+            <w:pPr>
+              <w:bidi w:val="0"/>
+              <w:rPr>
+                <w:rFonts w:hint="default"/>
+                <w:lang w:val="vi-VN"/>
+              </w:rPr>
+            </w:pPr>
+            <w:r>
+              <w:rPr>
+                <w:lang w:val="en-US" w:eastAsia="zh-CN"/>
+              </w:rPr>
+              <w:t>Quản lý dự án, giao tiếp, leadership, risk management</w:t>
+            </w:r>
+          </w:p>
+        </w:tc>
+        <w:tc>
+          <w:tcPr>
+            <w:tcW w:w="3095" w:type="dxa"/>
+            <w:vAlign w:val="center"/>
+          </w:tcPr>
+          <w:p>
+            <w:pPr>
+              <w:bidi w:val="0"/>
+              <w:rPr>
+                <w:rFonts w:hint="default"/>
+                <w:lang w:val="vi-VN"/>
+              </w:rPr>
+            </w:pPr>
+            <w:r>
+              <w:rPr>
+                <w:lang w:val="en-US" w:eastAsia="zh-CN"/>
+              </w:rPr>
+              <w:t>Tư duy phân tích, kỹ năng test, attention to detail</w:t>
+            </w:r>
+          </w:p>
+        </w:tc>
+      </w:tr>
+      <w:tr>
+        <w:tblPrEx>
+          <w:tblBorders>
+            <w:top w:val="single" w:color="auto" w:sz="4" w:space="0"/>
+            <w:left w:val="single" w:color="auto" w:sz="4" w:space="0"/>
+            <w:bottom w:val="single" w:color="auto" w:sz="4" w:space="0"/>
+            <w:right w:val="single" w:color="auto" w:sz="4" w:space="0"/>
+            <w:insideH w:val="single" w:color="auto" w:sz="4" w:space="0"/>
+            <w:insideV w:val="single" w:color="auto" w:sz="4" w:space="0"/>
+          </w:tblBorders>
+          <w:tblCellMar>
+            <w:left w:w="108" w:type="dxa"/>
+            <w:right w:w="108" w:type="dxa"/>
+          </w:tblCellMar>
+        </w:tblPrEx>
+        <w:tc>
+          <w:tcPr>
+            <w:tcW w:w="1973" w:type="dxa"/>
+            <w:vAlign w:val="center"/>
+          </w:tcPr>
+          <w:p>
+            <w:pPr>
+              <w:bidi w:val="0"/>
+              <w:rPr>
+                <w:rFonts w:hint="default"/>
+                <w:b/>
+                <w:bCs/>
+                <w:lang w:val="vi-VN"/>
+              </w:rPr>
+            </w:pPr>
+            <w:r>
+              <w:rPr>
+                <w:b/>
+                <w:bCs/>
+                <w:lang w:val="en-US" w:eastAsia="zh-CN"/>
+              </w:rPr>
+              <w:t>Mức độ làm việc với stakeholder</w:t>
+            </w:r>
+          </w:p>
+        </w:tc>
+        <w:tc>
+          <w:tcPr>
+            <w:tcW w:w="3094" w:type="dxa"/>
+            <w:vAlign w:val="center"/>
+          </w:tcPr>
+          <w:p>
+            <w:pPr>
+              <w:bidi w:val="0"/>
+              <w:rPr>
+                <w:rFonts w:hint="default"/>
+                <w:lang w:val="vi-VN"/>
+              </w:rPr>
+            </w:pPr>
+            <w:r>
+              <w:rPr>
+                <w:lang w:val="en-US" w:eastAsia="zh-CN"/>
+              </w:rPr>
+              <w:t>Cao — làm việc với PM, BA, Dev Lead, khách hàng</w:t>
+            </w:r>
+          </w:p>
+        </w:tc>
+        <w:tc>
+          <w:tcPr>
+            <w:tcW w:w="3095" w:type="dxa"/>
+            <w:vAlign w:val="center"/>
+          </w:tcPr>
+          <w:p>
+            <w:pPr>
+              <w:bidi w:val="0"/>
+              <w:rPr>
+                <w:rFonts w:hint="default"/>
+                <w:lang w:val="vi-VN"/>
+              </w:rPr>
+            </w:pPr>
+            <w:r>
+              <w:rPr>
+                <w:lang w:val="en-US" w:eastAsia="zh-CN"/>
+              </w:rPr>
+              <w:t>Chủ yếu làm việc với Test Manager và Developer</w:t>
+            </w:r>
+          </w:p>
+        </w:tc>
+      </w:tr>
+      <w:tr>
+        <w:tblPrEx>
+          <w:tblBorders>
+            <w:top w:val="single" w:color="auto" w:sz="4" w:space="0"/>
+            <w:left w:val="single" w:color="auto" w:sz="4" w:space="0"/>
+            <w:bottom w:val="single" w:color="auto" w:sz="4" w:space="0"/>
+            <w:right w:val="single" w:color="auto" w:sz="4" w:space="0"/>
+            <w:insideH w:val="single" w:color="auto" w:sz="4" w:space="0"/>
+            <w:insideV w:val="single" w:color="auto" w:sz="4" w:space="0"/>
+          </w:tblBorders>
+          <w:tblCellMar>
+            <w:left w:w="108" w:type="dxa"/>
+            <w:right w:w="108" w:type="dxa"/>
+          </w:tblCellMar>
+        </w:tblPrEx>
+        <w:tc>
+          <w:tcPr>
+            <w:tcW w:w="1973" w:type="dxa"/>
+            <w:vAlign w:val="center"/>
+          </w:tcPr>
+          <w:p>
+            <w:pPr>
+              <w:bidi w:val="0"/>
+              <w:rPr>
+                <w:rFonts w:hint="default"/>
+                <w:b/>
+                <w:bCs/>
+                <w:lang w:val="vi-VN"/>
+              </w:rPr>
+            </w:pPr>
+            <w:r>
+              <w:rPr>
+                <w:b/>
+                <w:bCs/>
+                <w:lang w:val="en-US" w:eastAsia="zh-CN"/>
+              </w:rPr>
+              <w:t>Mục tiêu chính</w:t>
+            </w:r>
+          </w:p>
+        </w:tc>
+        <w:tc>
+          <w:tcPr>
+            <w:tcW w:w="3094" w:type="dxa"/>
+            <w:vAlign w:val="center"/>
+          </w:tcPr>
+          <w:p>
+            <w:pPr>
+              <w:bidi w:val="0"/>
+              <w:rPr>
+                <w:rFonts w:hint="default"/>
+                <w:lang w:val="vi-VN"/>
+              </w:rPr>
+            </w:pPr>
+            <w:r>
+              <w:rPr>
+                <w:lang w:val="en-US" w:eastAsia="zh-CN"/>
+              </w:rPr>
+              <w:t>Đảm bảo quá trình test hiệu quả và đúng kế hoạch</w:t>
+            </w:r>
+          </w:p>
+        </w:tc>
+        <w:tc>
+          <w:tcPr>
+            <w:tcW w:w="3095" w:type="dxa"/>
+            <w:vAlign w:val="center"/>
+          </w:tcPr>
+          <w:p>
+            <w:pPr>
+              <w:bidi w:val="0"/>
+              <w:rPr>
+                <w:rFonts w:hint="default"/>
+                <w:lang w:val="vi-VN"/>
+              </w:rPr>
+            </w:pPr>
+            <w:r>
+              <w:rPr>
+                <w:lang w:val="en-US" w:eastAsia="zh-CN"/>
+              </w:rPr>
+              <w:t>Đảm bảo phần mềm hoạt động đúng yêu cầu</w:t>
+            </w:r>
+          </w:p>
+        </w:tc>
+      </w:tr>
+      <w:tr>
+        <w:tblPrEx>
+          <w:tblBorders>
+            <w:top w:val="single" w:color="auto" w:sz="4" w:space="0"/>
+            <w:left w:val="single" w:color="auto" w:sz="4" w:space="0"/>
+            <w:bottom w:val="single" w:color="auto" w:sz="4" w:space="0"/>
+            <w:right w:val="single" w:color="auto" w:sz="4" w:space="0"/>
+            <w:insideH w:val="single" w:color="auto" w:sz="4" w:space="0"/>
+            <w:insideV w:val="single" w:color="auto" w:sz="4" w:space="0"/>
+          </w:tblBorders>
+          <w:tblCellMar>
+            <w:left w:w="108" w:type="dxa"/>
+            <w:right w:w="108" w:type="dxa"/>
+          </w:tblCellMar>
+        </w:tblPrEx>
+        <w:tc>
+          <w:tcPr>
+            <w:tcW w:w="1973" w:type="dxa"/>
+            <w:vAlign w:val="center"/>
+          </w:tcPr>
+          <w:p>
+            <w:pPr>
+              <w:bidi w:val="0"/>
+              <w:rPr>
+                <w:rFonts w:hint="default"/>
+                <w:b/>
+                <w:bCs/>
+                <w:lang w:val="vi-VN"/>
+              </w:rPr>
+            </w:pPr>
+            <w:r>
+              <w:rPr>
+                <w:b/>
+                <w:bCs/>
+                <w:lang w:val="en-US" w:eastAsia="zh-CN"/>
+              </w:rPr>
+              <w:t>Ra quyết định</w:t>
+            </w:r>
+          </w:p>
+        </w:tc>
+        <w:tc>
+          <w:tcPr>
+            <w:tcW w:w="3094" w:type="dxa"/>
+            <w:vAlign w:val="center"/>
+          </w:tcPr>
+          <w:p>
+            <w:pPr>
+              <w:bidi w:val="0"/>
+              <w:rPr>
+                <w:rFonts w:hint="default"/>
+                <w:lang w:val="vi-VN"/>
+              </w:rPr>
+            </w:pPr>
+            <w:r>
+              <w:rPr>
+                <w:lang w:val="en-US" w:eastAsia="zh-CN"/>
+              </w:rPr>
+              <w:t>Quyết định chiến lược test và mức độ release</w:t>
+            </w:r>
+          </w:p>
+        </w:tc>
+        <w:tc>
+          <w:tcPr>
+            <w:tcW w:w="3095" w:type="dxa"/>
+            <w:vAlign w:val="center"/>
+          </w:tcPr>
+          <w:p>
+            <w:pPr>
+              <w:bidi w:val="0"/>
+              <w:rPr>
+                <w:rFonts w:hint="default"/>
+                <w:lang w:val="vi-VN"/>
+              </w:rPr>
+            </w:pPr>
+            <w:r>
+              <w:rPr>
+                <w:lang w:val="en-US" w:eastAsia="zh-CN"/>
+              </w:rPr>
+              <w:t>Đề xuất bug và kết quả kiểm thử</w:t>
+            </w:r>
+          </w:p>
+        </w:tc>
+      </w:tr>
+    </w:tbl>
+    <w:p>
+      <w:pPr>
+        <w:rPr>
+          <w:rFonts w:hint="default"/>
+          <w:vertAlign w:val="baseline"/>
+          <w:lang w:val="vi-VN"/>
+        </w:rPr>
+      </w:pPr>
+      <w:r>
+        <w:rPr>
+          <w:rFonts w:hint="default"/>
+          <w:lang w:val="vi-VN"/>
+        </w:rPr>
+        <w:br w:type="page"/>
+      </w:r>
+    </w:p>
+    <w:p>
+      <w:pPr>
+        <w:pStyle w:val="4"/>
+        <w:bidi w:val="0"/>
+        <w:rPr>
+          <w:rFonts w:hint="default"/>
+          <w:vertAlign w:val="baseline"/>
+          <w:lang w:val="vi-VN"/>
+        </w:rPr>
+      </w:pPr>
+      <w:bookmarkStart w:id="64" w:name="_Toc23028"/>
+      <w:r>
+        <w:rPr>
+          <w:rFonts w:hint="default"/>
+          <w:lang w:val="vi-VN"/>
+        </w:rPr>
+        <w:t>7 hoạt động trong ISTQB Test Process và người thực hiện</w:t>
+      </w:r>
+      <w:bookmarkEnd w:id="64"/>
+      <w:r>
+        <w:rPr>
+          <w:rFonts w:hint="default"/>
+          <w:lang w:val="vi-VN"/>
+        </w:rPr>
+        <w:tab/>
+      </w:r>
+    </w:p>
+    <w:tbl>
+      <w:tblPr>
+        <w:tblStyle w:val="41"/>
+        <w:tblW w:w="0" w:type="auto"/>
+        <w:tblInd w:w="1158" w:type="dxa"/>
+        <w:tblBorders>
+          <w:top w:val="single" w:color="auto" w:sz="4" w:space="0"/>
+          <w:left w:val="single" w:color="auto" w:sz="4" w:space="0"/>
+          <w:bottom w:val="single" w:color="auto" w:sz="4" w:space="0"/>
+          <w:right w:val="single" w:color="auto" w:sz="4" w:space="0"/>
+          <w:insideH w:val="single" w:color="auto" w:sz="4" w:space="0"/>
+          <w:insideV w:val="single" w:color="auto" w:sz="4" w:space="0"/>
+        </w:tblBorders>
+        <w:tblLayout w:type="fixed"/>
+        <w:tblCellMar>
+          <w:left w:w="108" w:type="dxa"/>
+          <w:right w:w="108" w:type="dxa"/>
+        </w:tblCellMar>
+      </w:tblPr>
+      <w:tblGrid>
+        <w:gridCol w:w="734"/>
+        <w:gridCol w:w="2131"/>
+        <w:gridCol w:w="2939"/>
+        <w:gridCol w:w="2321"/>
+      </w:tblGrid>
+      <w:tr>
+        <w:tblPrEx>
+          <w:tblBorders>
+            <w:top w:val="single" w:color="auto" w:sz="4" w:space="0"/>
+            <w:left w:val="single" w:color="auto" w:sz="4" w:space="0"/>
+            <w:bottom w:val="single" w:color="auto" w:sz="4" w:space="0"/>
+            <w:right w:val="single" w:color="auto" w:sz="4" w:space="0"/>
+            <w:insideH w:val="single" w:color="auto" w:sz="4" w:space="0"/>
+            <w:insideV w:val="single" w:color="auto" w:sz="4" w:space="0"/>
+          </w:tblBorders>
+          <w:tblCellMar>
+            <w:left w:w="108" w:type="dxa"/>
+            <w:right w:w="108" w:type="dxa"/>
+          </w:tblCellMar>
+        </w:tblPrEx>
+        <w:tc>
+          <w:tcPr>
+            <w:tcW w:w="734" w:type="dxa"/>
+            <w:vAlign w:val="center"/>
+          </w:tcPr>
+          <w:p>
+            <w:pPr>
+              <w:bidi w:val="0"/>
+              <w:rPr>
+                <w:rFonts w:hint="default"/>
+                <w:b/>
+                <w:bCs/>
+                <w:lang w:val="vi-VN"/>
+              </w:rPr>
+            </w:pPr>
+            <w:r>
+              <w:rPr>
+                <w:rFonts w:hint="default"/>
+                <w:b/>
+                <w:bCs/>
+                <w:lang w:val="vi-VN"/>
+              </w:rPr>
+              <w:t>STT</w:t>
+            </w:r>
+          </w:p>
+        </w:tc>
+        <w:tc>
+          <w:tcPr>
+            <w:tcW w:w="2131" w:type="dxa"/>
+            <w:vAlign w:val="center"/>
+          </w:tcPr>
+          <w:p>
+            <w:pPr>
+              <w:bidi w:val="0"/>
+              <w:rPr>
+                <w:rFonts w:hint="default"/>
+                <w:b/>
+                <w:bCs/>
+                <w:lang w:val="vi-VN"/>
+              </w:rPr>
+            </w:pPr>
+            <w:r>
+              <w:rPr>
+                <w:b/>
+                <w:bCs/>
+                <w:lang w:val="en-US" w:eastAsia="zh-CN"/>
+              </w:rPr>
+              <w:t>Hoạt động</w:t>
+            </w:r>
+          </w:p>
+        </w:tc>
+        <w:tc>
+          <w:tcPr>
+            <w:tcW w:w="2939" w:type="dxa"/>
+            <w:vAlign w:val="center"/>
+          </w:tcPr>
+          <w:p>
+            <w:pPr>
+              <w:bidi w:val="0"/>
+              <w:rPr>
+                <w:rFonts w:hint="default"/>
+                <w:b/>
+                <w:bCs/>
+                <w:lang w:val="vi-VN"/>
+              </w:rPr>
+            </w:pPr>
+            <w:r>
+              <w:rPr>
+                <w:b/>
+                <w:bCs/>
+                <w:lang w:val="en-US" w:eastAsia="zh-CN"/>
+              </w:rPr>
+              <w:t>Mô tả ngắn</w:t>
+            </w:r>
+          </w:p>
+        </w:tc>
+        <w:tc>
+          <w:tcPr>
+            <w:tcW w:w="2321" w:type="dxa"/>
+            <w:vAlign w:val="center"/>
+          </w:tcPr>
+          <w:p>
+            <w:pPr>
+              <w:bidi w:val="0"/>
+              <w:rPr>
+                <w:rFonts w:hint="default"/>
+                <w:b/>
+                <w:bCs/>
+                <w:lang w:val="vi-VN"/>
+              </w:rPr>
+            </w:pPr>
+            <w:r>
+              <w:rPr>
+                <w:b/>
+                <w:bCs/>
+                <w:lang w:val="en-US" w:eastAsia="zh-CN"/>
+              </w:rPr>
+              <w:t>Người thực hiện chính</w:t>
+            </w:r>
+          </w:p>
+        </w:tc>
+      </w:tr>
+      <w:tr>
+        <w:tblPrEx>
+          <w:tblBorders>
+            <w:top w:val="single" w:color="auto" w:sz="4" w:space="0"/>
+            <w:left w:val="single" w:color="auto" w:sz="4" w:space="0"/>
+            <w:bottom w:val="single" w:color="auto" w:sz="4" w:space="0"/>
+            <w:right w:val="single" w:color="auto" w:sz="4" w:space="0"/>
+            <w:insideH w:val="single" w:color="auto" w:sz="4" w:space="0"/>
+            <w:insideV w:val="single" w:color="auto" w:sz="4" w:space="0"/>
+          </w:tblBorders>
+          <w:tblCellMar>
+            <w:left w:w="108" w:type="dxa"/>
+            <w:right w:w="108" w:type="dxa"/>
+          </w:tblCellMar>
+        </w:tblPrEx>
+        <w:tc>
+          <w:tcPr>
+            <w:tcW w:w="734" w:type="dxa"/>
+            <w:vAlign w:val="center"/>
+          </w:tcPr>
+          <w:p>
+            <w:pPr>
+              <w:bidi w:val="0"/>
+              <w:rPr>
+                <w:rFonts w:hint="default"/>
+                <w:b/>
+                <w:bCs/>
+                <w:lang w:val="vi-VN"/>
+              </w:rPr>
+            </w:pPr>
+            <w:r>
+              <w:rPr>
+                <w:b/>
+                <w:bCs/>
+                <w:lang w:val="en-US" w:eastAsia="zh-CN"/>
+              </w:rPr>
+              <w:t>1</w:t>
+            </w:r>
+          </w:p>
+        </w:tc>
+        <w:tc>
+          <w:tcPr>
+            <w:tcW w:w="2131" w:type="dxa"/>
+            <w:vAlign w:val="center"/>
+          </w:tcPr>
+          <w:p>
+            <w:pPr>
+              <w:bidi w:val="0"/>
+              <w:rPr>
+                <w:rFonts w:hint="default"/>
+                <w:lang w:val="vi-VN"/>
+              </w:rPr>
+            </w:pPr>
+            <w:r>
+              <w:rPr>
+                <w:lang w:val="en-US" w:eastAsia="zh-CN"/>
+              </w:rPr>
+              <w:t>Planning</w:t>
+            </w:r>
+          </w:p>
+        </w:tc>
+        <w:tc>
+          <w:tcPr>
+            <w:tcW w:w="2939" w:type="dxa"/>
+            <w:vAlign w:val="center"/>
+          </w:tcPr>
+          <w:p>
+            <w:pPr>
+              <w:bidi w:val="0"/>
+              <w:rPr>
+                <w:rFonts w:hint="default"/>
+                <w:lang w:val="vi-VN"/>
+              </w:rPr>
+            </w:pPr>
+            <w:r>
+              <w:rPr>
+                <w:lang w:val="en-US" w:eastAsia="zh-CN"/>
+              </w:rPr>
+              <w:t>Lập kế hoạch kiểm thử, xác định phạm vi và nguồn lực</w:t>
+            </w:r>
+          </w:p>
+        </w:tc>
+        <w:tc>
+          <w:tcPr>
+            <w:tcW w:w="2321" w:type="dxa"/>
+            <w:vAlign w:val="center"/>
+          </w:tcPr>
+          <w:p>
+            <w:pPr>
+              <w:bidi w:val="0"/>
+              <w:rPr>
+                <w:rFonts w:hint="default"/>
+                <w:lang w:val="vi-VN"/>
+              </w:rPr>
+            </w:pPr>
+            <w:r>
+              <w:rPr>
+                <w:lang w:val="en-US" w:eastAsia="zh-CN"/>
+              </w:rPr>
+              <w:t>Test Manager</w:t>
+            </w:r>
+          </w:p>
+        </w:tc>
+      </w:tr>
+      <w:tr>
+        <w:tblPrEx>
+          <w:tblBorders>
+            <w:top w:val="single" w:color="auto" w:sz="4" w:space="0"/>
+            <w:left w:val="single" w:color="auto" w:sz="4" w:space="0"/>
+            <w:bottom w:val="single" w:color="auto" w:sz="4" w:space="0"/>
+            <w:right w:val="single" w:color="auto" w:sz="4" w:space="0"/>
+            <w:insideH w:val="single" w:color="auto" w:sz="4" w:space="0"/>
+            <w:insideV w:val="single" w:color="auto" w:sz="4" w:space="0"/>
+          </w:tblBorders>
+          <w:tblCellMar>
+            <w:left w:w="108" w:type="dxa"/>
+            <w:right w:w="108" w:type="dxa"/>
+          </w:tblCellMar>
+        </w:tblPrEx>
+        <w:tc>
+          <w:tcPr>
+            <w:tcW w:w="734" w:type="dxa"/>
+            <w:vAlign w:val="center"/>
+          </w:tcPr>
+          <w:p>
+            <w:pPr>
+              <w:bidi w:val="0"/>
+              <w:rPr>
+                <w:rFonts w:hint="default"/>
+                <w:b/>
+                <w:bCs/>
+                <w:lang w:val="vi-VN"/>
+              </w:rPr>
+            </w:pPr>
+            <w:r>
+              <w:rPr>
+                <w:b/>
+                <w:bCs/>
+                <w:lang w:val="en-US" w:eastAsia="zh-CN"/>
+              </w:rPr>
+              <w:t>2</w:t>
+            </w:r>
+          </w:p>
+        </w:tc>
+        <w:tc>
+          <w:tcPr>
+            <w:tcW w:w="2131" w:type="dxa"/>
+            <w:vAlign w:val="center"/>
+          </w:tcPr>
+          <w:p>
+            <w:pPr>
+              <w:bidi w:val="0"/>
+              <w:rPr>
+                <w:rFonts w:hint="default"/>
+                <w:lang w:val="vi-VN"/>
+              </w:rPr>
+            </w:pPr>
+            <w:r>
+              <w:rPr>
+                <w:lang w:val="en-US" w:eastAsia="zh-CN"/>
+              </w:rPr>
+              <w:t>Monitoring &amp; Control</w:t>
+            </w:r>
+          </w:p>
+        </w:tc>
+        <w:tc>
+          <w:tcPr>
+            <w:tcW w:w="2939" w:type="dxa"/>
+            <w:vAlign w:val="center"/>
+          </w:tcPr>
+          <w:p>
+            <w:pPr>
+              <w:bidi w:val="0"/>
+              <w:rPr>
+                <w:rFonts w:hint="default"/>
+                <w:lang w:val="vi-VN"/>
+              </w:rPr>
+            </w:pPr>
+            <w:r>
+              <w:rPr>
+                <w:lang w:val="en-US" w:eastAsia="zh-CN"/>
+              </w:rPr>
+              <w:t>Theo dõi tiến độ và điều chỉnh kế hoạch</w:t>
+            </w:r>
+          </w:p>
+        </w:tc>
+        <w:tc>
+          <w:tcPr>
+            <w:tcW w:w="2321" w:type="dxa"/>
+            <w:vAlign w:val="center"/>
+          </w:tcPr>
+          <w:p>
+            <w:pPr>
+              <w:bidi w:val="0"/>
+              <w:rPr>
+                <w:rFonts w:hint="default"/>
+                <w:lang w:val="vi-VN"/>
+              </w:rPr>
+            </w:pPr>
+            <w:r>
+              <w:rPr>
+                <w:lang w:val="en-US" w:eastAsia="zh-CN"/>
+              </w:rPr>
+              <w:t>Test Manager</w:t>
+            </w:r>
+          </w:p>
+        </w:tc>
+      </w:tr>
+      <w:tr>
+        <w:tblPrEx>
+          <w:tblBorders>
+            <w:top w:val="single" w:color="auto" w:sz="4" w:space="0"/>
+            <w:left w:val="single" w:color="auto" w:sz="4" w:space="0"/>
+            <w:bottom w:val="single" w:color="auto" w:sz="4" w:space="0"/>
+            <w:right w:val="single" w:color="auto" w:sz="4" w:space="0"/>
+            <w:insideH w:val="single" w:color="auto" w:sz="4" w:space="0"/>
+            <w:insideV w:val="single" w:color="auto" w:sz="4" w:space="0"/>
+          </w:tblBorders>
+          <w:tblCellMar>
+            <w:left w:w="108" w:type="dxa"/>
+            <w:right w:w="108" w:type="dxa"/>
+          </w:tblCellMar>
+        </w:tblPrEx>
+        <w:tc>
+          <w:tcPr>
+            <w:tcW w:w="734" w:type="dxa"/>
+            <w:vAlign w:val="center"/>
+          </w:tcPr>
+          <w:p>
+            <w:pPr>
+              <w:bidi w:val="0"/>
+              <w:rPr>
+                <w:rFonts w:hint="default"/>
+                <w:b/>
+                <w:bCs/>
+                <w:lang w:val="vi-VN"/>
+              </w:rPr>
+            </w:pPr>
+            <w:r>
+              <w:rPr>
+                <w:b/>
+                <w:bCs/>
+                <w:lang w:val="en-US" w:eastAsia="zh-CN"/>
+              </w:rPr>
+              <w:t>3</w:t>
+            </w:r>
+          </w:p>
+        </w:tc>
+        <w:tc>
+          <w:tcPr>
+            <w:tcW w:w="2131" w:type="dxa"/>
+            <w:vAlign w:val="center"/>
+          </w:tcPr>
+          <w:p>
+            <w:pPr>
+              <w:bidi w:val="0"/>
+              <w:rPr>
+                <w:rFonts w:hint="default"/>
+                <w:lang w:val="vi-VN"/>
+              </w:rPr>
+            </w:pPr>
+            <w:r>
+              <w:rPr>
+                <w:lang w:val="en-US" w:eastAsia="zh-CN"/>
+              </w:rPr>
+              <w:t>Analysis</w:t>
+            </w:r>
+          </w:p>
+        </w:tc>
+        <w:tc>
+          <w:tcPr>
+            <w:tcW w:w="2939" w:type="dxa"/>
+            <w:vAlign w:val="center"/>
+          </w:tcPr>
+          <w:p>
+            <w:pPr>
+              <w:bidi w:val="0"/>
+              <w:rPr>
+                <w:rFonts w:hint="default"/>
+                <w:lang w:val="vi-VN"/>
+              </w:rPr>
+            </w:pPr>
+            <w:r>
+              <w:rPr>
+                <w:lang w:val="en-US" w:eastAsia="zh-CN"/>
+              </w:rPr>
+              <w:t>Phân tích requirement và xác định test condition</w:t>
+            </w:r>
+          </w:p>
+        </w:tc>
+        <w:tc>
+          <w:tcPr>
+            <w:tcW w:w="2321" w:type="dxa"/>
+            <w:vAlign w:val="center"/>
+          </w:tcPr>
+          <w:p>
+            <w:pPr>
+              <w:bidi w:val="0"/>
+              <w:rPr>
+                <w:rFonts w:hint="default"/>
+                <w:lang w:val="vi-VN"/>
+              </w:rPr>
+            </w:pPr>
+            <w:r>
+              <w:rPr>
+                <w:lang w:val="en-US" w:eastAsia="zh-CN"/>
+              </w:rPr>
+              <w:t>Cả hai</w:t>
+            </w:r>
+          </w:p>
+        </w:tc>
+      </w:tr>
+      <w:tr>
+        <w:tblPrEx>
+          <w:tblBorders>
+            <w:top w:val="single" w:color="auto" w:sz="4" w:space="0"/>
+            <w:left w:val="single" w:color="auto" w:sz="4" w:space="0"/>
+            <w:bottom w:val="single" w:color="auto" w:sz="4" w:space="0"/>
+            <w:right w:val="single" w:color="auto" w:sz="4" w:space="0"/>
+            <w:insideH w:val="single" w:color="auto" w:sz="4" w:space="0"/>
+            <w:insideV w:val="single" w:color="auto" w:sz="4" w:space="0"/>
+          </w:tblBorders>
+          <w:tblCellMar>
+            <w:left w:w="108" w:type="dxa"/>
+            <w:right w:w="108" w:type="dxa"/>
+          </w:tblCellMar>
+        </w:tblPrEx>
+        <w:tc>
+          <w:tcPr>
+            <w:tcW w:w="734" w:type="dxa"/>
+            <w:vAlign w:val="center"/>
+          </w:tcPr>
+          <w:p>
+            <w:pPr>
+              <w:bidi w:val="0"/>
+              <w:rPr>
+                <w:rFonts w:hint="default"/>
+                <w:b/>
+                <w:bCs/>
+                <w:lang w:val="vi-VN"/>
+              </w:rPr>
+            </w:pPr>
+            <w:r>
+              <w:rPr>
+                <w:b/>
+                <w:bCs/>
+                <w:lang w:val="en-US" w:eastAsia="zh-CN"/>
+              </w:rPr>
+              <w:t>4</w:t>
+            </w:r>
+          </w:p>
+        </w:tc>
+        <w:tc>
+          <w:tcPr>
+            <w:tcW w:w="2131" w:type="dxa"/>
+            <w:vAlign w:val="center"/>
+          </w:tcPr>
+          <w:p>
+            <w:pPr>
+              <w:bidi w:val="0"/>
+              <w:rPr>
+                <w:rFonts w:hint="default"/>
+                <w:lang w:val="vi-VN"/>
+              </w:rPr>
+            </w:pPr>
+            <w:r>
+              <w:rPr>
+                <w:lang w:val="en-US" w:eastAsia="zh-CN"/>
+              </w:rPr>
+              <w:t>Design</w:t>
+            </w:r>
+          </w:p>
+        </w:tc>
+        <w:tc>
+          <w:tcPr>
+            <w:tcW w:w="2939" w:type="dxa"/>
+            <w:vAlign w:val="center"/>
+          </w:tcPr>
+          <w:p>
+            <w:pPr>
+              <w:bidi w:val="0"/>
+              <w:rPr>
+                <w:rFonts w:hint="default"/>
+                <w:lang w:val="vi-VN"/>
+              </w:rPr>
+            </w:pPr>
+            <w:r>
+              <w:rPr>
+                <w:lang w:val="en-US" w:eastAsia="zh-CN"/>
+              </w:rPr>
+              <w:t>Thiết kế test case và test data</w:t>
+            </w:r>
+          </w:p>
+        </w:tc>
+        <w:tc>
+          <w:tcPr>
+            <w:tcW w:w="2321" w:type="dxa"/>
+            <w:vAlign w:val="center"/>
+          </w:tcPr>
+          <w:p>
+            <w:pPr>
+              <w:bidi w:val="0"/>
+              <w:rPr>
+                <w:rFonts w:hint="default"/>
+                <w:lang w:val="vi-VN"/>
+              </w:rPr>
+            </w:pPr>
+            <w:r>
+              <w:rPr>
+                <w:lang w:val="en-US" w:eastAsia="zh-CN"/>
+              </w:rPr>
+              <w:t>Tester</w:t>
+            </w:r>
+          </w:p>
+        </w:tc>
+      </w:tr>
+      <w:tr>
+        <w:tblPrEx>
+          <w:tblBorders>
+            <w:top w:val="single" w:color="auto" w:sz="4" w:space="0"/>
+            <w:left w:val="single" w:color="auto" w:sz="4" w:space="0"/>
+            <w:bottom w:val="single" w:color="auto" w:sz="4" w:space="0"/>
+            <w:right w:val="single" w:color="auto" w:sz="4" w:space="0"/>
+            <w:insideH w:val="single" w:color="auto" w:sz="4" w:space="0"/>
+            <w:insideV w:val="single" w:color="auto" w:sz="4" w:space="0"/>
+          </w:tblBorders>
+          <w:tblCellMar>
+            <w:left w:w="108" w:type="dxa"/>
+            <w:right w:w="108" w:type="dxa"/>
+          </w:tblCellMar>
+        </w:tblPrEx>
+        <w:tc>
+          <w:tcPr>
+            <w:tcW w:w="734" w:type="dxa"/>
+            <w:vAlign w:val="center"/>
+          </w:tcPr>
+          <w:p>
+            <w:pPr>
+              <w:bidi w:val="0"/>
+              <w:rPr>
+                <w:rFonts w:hint="default"/>
+                <w:b/>
+                <w:bCs/>
+                <w:lang w:val="vi-VN"/>
+              </w:rPr>
+            </w:pPr>
+            <w:r>
+              <w:rPr>
+                <w:b/>
+                <w:bCs/>
+                <w:lang w:val="en-US" w:eastAsia="zh-CN"/>
+              </w:rPr>
+              <w:t>5</w:t>
+            </w:r>
+          </w:p>
+        </w:tc>
+        <w:tc>
+          <w:tcPr>
+            <w:tcW w:w="2131" w:type="dxa"/>
+            <w:vAlign w:val="center"/>
+          </w:tcPr>
+          <w:p>
+            <w:pPr>
+              <w:bidi w:val="0"/>
+              <w:rPr>
+                <w:rFonts w:hint="default"/>
+                <w:lang w:val="vi-VN"/>
+              </w:rPr>
+            </w:pPr>
+            <w:r>
+              <w:rPr>
+                <w:lang w:val="en-US" w:eastAsia="zh-CN"/>
+              </w:rPr>
+              <w:t>Implementation</w:t>
+            </w:r>
+          </w:p>
+        </w:tc>
+        <w:tc>
+          <w:tcPr>
+            <w:tcW w:w="2939" w:type="dxa"/>
+            <w:vAlign w:val="center"/>
+          </w:tcPr>
+          <w:p>
+            <w:pPr>
+              <w:bidi w:val="0"/>
+              <w:rPr>
+                <w:rFonts w:hint="default"/>
+                <w:lang w:val="vi-VN"/>
+              </w:rPr>
+            </w:pPr>
+            <w:r>
+              <w:rPr>
+                <w:lang w:val="en-US" w:eastAsia="zh-CN"/>
+              </w:rPr>
+              <w:t>Chuẩn bị test suite, môi trường và script</w:t>
+            </w:r>
+          </w:p>
+        </w:tc>
+        <w:tc>
+          <w:tcPr>
+            <w:tcW w:w="2321" w:type="dxa"/>
+            <w:vAlign w:val="center"/>
+          </w:tcPr>
+          <w:p>
+            <w:pPr>
+              <w:bidi w:val="0"/>
+              <w:rPr>
+                <w:rFonts w:hint="default"/>
+                <w:lang w:val="vi-VN"/>
+              </w:rPr>
+            </w:pPr>
+            <w:r>
+              <w:rPr>
+                <w:lang w:val="en-US" w:eastAsia="zh-CN"/>
+              </w:rPr>
+              <w:t>Cả hai</w:t>
+            </w:r>
+          </w:p>
+        </w:tc>
+      </w:tr>
+      <w:tr>
+        <w:tblPrEx>
+          <w:tblBorders>
+            <w:top w:val="single" w:color="auto" w:sz="4" w:space="0"/>
+            <w:left w:val="single" w:color="auto" w:sz="4" w:space="0"/>
+            <w:bottom w:val="single" w:color="auto" w:sz="4" w:space="0"/>
+            <w:right w:val="single" w:color="auto" w:sz="4" w:space="0"/>
+            <w:insideH w:val="single" w:color="auto" w:sz="4" w:space="0"/>
+            <w:insideV w:val="single" w:color="auto" w:sz="4" w:space="0"/>
+          </w:tblBorders>
+          <w:tblCellMar>
+            <w:left w:w="108" w:type="dxa"/>
+            <w:right w:w="108" w:type="dxa"/>
+          </w:tblCellMar>
+        </w:tblPrEx>
+        <w:tc>
+          <w:tcPr>
+            <w:tcW w:w="734" w:type="dxa"/>
+            <w:vAlign w:val="center"/>
+          </w:tcPr>
+          <w:p>
+            <w:pPr>
+              <w:bidi w:val="0"/>
+              <w:rPr>
+                <w:rFonts w:hint="default"/>
+                <w:b/>
+                <w:bCs/>
+                <w:lang w:val="vi-VN"/>
+              </w:rPr>
+            </w:pPr>
+            <w:r>
+              <w:rPr>
+                <w:b/>
+                <w:bCs/>
+                <w:lang w:val="en-US" w:eastAsia="zh-CN"/>
+              </w:rPr>
+              <w:t>6</w:t>
+            </w:r>
+          </w:p>
+        </w:tc>
+        <w:tc>
+          <w:tcPr>
+            <w:tcW w:w="2131" w:type="dxa"/>
+            <w:vAlign w:val="center"/>
+          </w:tcPr>
+          <w:p>
+            <w:pPr>
+              <w:bidi w:val="0"/>
+              <w:rPr>
+                <w:rFonts w:hint="default"/>
+                <w:lang w:val="vi-VN"/>
+              </w:rPr>
+            </w:pPr>
+            <w:r>
+              <w:rPr>
+                <w:lang w:val="en-US" w:eastAsia="zh-CN"/>
+              </w:rPr>
+              <w:t>Execution</w:t>
+            </w:r>
+          </w:p>
+        </w:tc>
+        <w:tc>
+          <w:tcPr>
+            <w:tcW w:w="2939" w:type="dxa"/>
+            <w:vAlign w:val="center"/>
+          </w:tcPr>
+          <w:p>
+            <w:pPr>
+              <w:bidi w:val="0"/>
+              <w:rPr>
+                <w:rFonts w:hint="default"/>
+                <w:lang w:val="vi-VN"/>
+              </w:rPr>
+            </w:pPr>
+            <w:r>
+              <w:rPr>
+                <w:lang w:val="en-US" w:eastAsia="zh-CN"/>
+              </w:rPr>
+              <w:t>Chạy test và báo lỗi</w:t>
+            </w:r>
+          </w:p>
+        </w:tc>
+        <w:tc>
+          <w:tcPr>
+            <w:tcW w:w="2321" w:type="dxa"/>
+            <w:vAlign w:val="center"/>
+          </w:tcPr>
+          <w:p>
+            <w:pPr>
+              <w:bidi w:val="0"/>
+              <w:rPr>
+                <w:rFonts w:hint="default"/>
+                <w:lang w:val="vi-VN"/>
+              </w:rPr>
+            </w:pPr>
+            <w:r>
+              <w:rPr>
+                <w:lang w:val="en-US" w:eastAsia="zh-CN"/>
+              </w:rPr>
+              <w:t>Tester</w:t>
+            </w:r>
+          </w:p>
+        </w:tc>
+      </w:tr>
+      <w:tr>
+        <w:tblPrEx>
+          <w:tblBorders>
+            <w:top w:val="single" w:color="auto" w:sz="4" w:space="0"/>
+            <w:left w:val="single" w:color="auto" w:sz="4" w:space="0"/>
+            <w:bottom w:val="single" w:color="auto" w:sz="4" w:space="0"/>
+            <w:right w:val="single" w:color="auto" w:sz="4" w:space="0"/>
+            <w:insideH w:val="single" w:color="auto" w:sz="4" w:space="0"/>
+            <w:insideV w:val="single" w:color="auto" w:sz="4" w:space="0"/>
+          </w:tblBorders>
+          <w:tblCellMar>
+            <w:left w:w="108" w:type="dxa"/>
+            <w:right w:w="108" w:type="dxa"/>
+          </w:tblCellMar>
+        </w:tblPrEx>
+        <w:tc>
+          <w:tcPr>
+            <w:tcW w:w="734" w:type="dxa"/>
+            <w:vAlign w:val="center"/>
+          </w:tcPr>
+          <w:p>
+            <w:pPr>
+              <w:bidi w:val="0"/>
+              <w:rPr>
+                <w:rFonts w:hint="default"/>
+                <w:b/>
+                <w:bCs/>
+                <w:lang w:val="vi-VN"/>
+              </w:rPr>
+            </w:pPr>
+            <w:r>
+              <w:rPr>
+                <w:b/>
+                <w:bCs/>
+                <w:lang w:val="en-US" w:eastAsia="zh-CN"/>
+              </w:rPr>
+              <w:t>7</w:t>
+            </w:r>
+          </w:p>
+        </w:tc>
+        <w:tc>
+          <w:tcPr>
+            <w:tcW w:w="2131" w:type="dxa"/>
+            <w:vAlign w:val="center"/>
+          </w:tcPr>
+          <w:p>
+            <w:pPr>
+              <w:bidi w:val="0"/>
+              <w:rPr>
+                <w:rFonts w:hint="default"/>
+                <w:lang w:val="vi-VN"/>
+              </w:rPr>
+            </w:pPr>
+            <w:r>
+              <w:rPr>
+                <w:lang w:val="en-US" w:eastAsia="zh-CN"/>
+              </w:rPr>
+              <w:t>Completion</w:t>
+            </w:r>
+          </w:p>
+        </w:tc>
+        <w:tc>
+          <w:tcPr>
+            <w:tcW w:w="2939" w:type="dxa"/>
+            <w:vAlign w:val="center"/>
+          </w:tcPr>
+          <w:p>
+            <w:pPr>
+              <w:bidi w:val="0"/>
+              <w:rPr>
+                <w:rFonts w:hint="default"/>
+                <w:lang w:val="vi-VN"/>
+              </w:rPr>
+            </w:pPr>
+            <w:r>
+              <w:rPr>
+                <w:lang w:val="en-US" w:eastAsia="zh-CN"/>
+              </w:rPr>
+              <w:t>Tổng kết kết quả và đóng test cycle</w:t>
+            </w:r>
+          </w:p>
+        </w:tc>
+        <w:tc>
+          <w:tcPr>
+            <w:tcW w:w="2321" w:type="dxa"/>
+            <w:vAlign w:val="center"/>
+          </w:tcPr>
+          <w:p>
+            <w:pPr>
+              <w:bidi w:val="0"/>
+              <w:rPr>
+                <w:rFonts w:hint="default"/>
+                <w:lang w:val="vi-VN"/>
+              </w:rPr>
+            </w:pPr>
+            <w:r>
+              <w:rPr>
+                <w:lang w:val="en-US" w:eastAsia="zh-CN"/>
+              </w:rPr>
+              <w:t>Test Manager</w:t>
+            </w:r>
+          </w:p>
+        </w:tc>
+      </w:tr>
+    </w:tbl>
+    <w:p>
+      <w:pPr>
+        <w:bidi w:val="0"/>
+        <w:rPr>
+          <w:rFonts w:hint="default"/>
+          <w:lang w:val="vi-VN"/>
+        </w:rPr>
       </w:pPr>
     </w:p>
     <w:p>
@@ -11130,7 +13475,7 @@
         <w:pStyle w:val="3"/>
         <w:bidi w:val="0"/>
       </w:pPr>
-      <w:bookmarkStart w:id="54" w:name="_Toc20305"/>
+      <w:bookmarkStart w:id="65" w:name="_Toc17431"/>
       <w:r>
         <w:rPr>
           <w:rFonts w:hint="default"/>
@@ -11138,7 +13483,7 @@
         </w:rPr>
         <w:t>Nhận xét câu trả lời của AI</w:t>
       </w:r>
-      <w:bookmarkEnd w:id="54"/>
+      <w:bookmarkEnd w:id="65"/>
     </w:p>
     <w:p>
       <w:pPr>
@@ -11146,7 +13491,7 @@
         <w:bidi w:val="0"/>
         <w:ind w:left="425" w:leftChars="0" w:hanging="425" w:firstLineChars="0"/>
       </w:pPr>
-      <w:bookmarkStart w:id="55" w:name="_Toc15156"/>
+      <w:bookmarkStart w:id="66" w:name="_Toc8"/>
       <w:r>
         <w:t>Nhiệm vụ 5</w:t>
       </w:r>
@@ -11157,7 +13502,7 @@
         </w:rPr>
         <w:t xml:space="preserve"> - Essential skills của tester</w:t>
       </w:r>
-      <w:bookmarkEnd w:id="55"/>
+      <w:bookmarkEnd w:id="66"/>
       <w:r>
         <w:rPr>
           <w:rFonts w:hint="default"/>
@@ -11165,6 +13510,41 @@
         </w:rPr>
         <w:t xml:space="preserve"> </w:t>
       </w:r>
+    </w:p>
+    <w:p>
+      <w:pPr>
+        <w:pStyle w:val="3"/>
+      </w:pPr>
+      <w:r>
+        <w:rPr>
+          <w:rFonts w:hint="default"/>
+          <w:lang w:val="vi-VN"/>
+        </w:rPr>
+        <w:t xml:space="preserve">Promt </w:t>
+      </w:r>
+      <w:bookmarkStart w:id="69" w:name="_GoBack"/>
+      <w:bookmarkEnd w:id="69"/>
+    </w:p>
+    <w:p>
+      <w:pPr>
+        <w:pStyle w:val="3"/>
+        <w:bidi w:val="0"/>
+        <w:ind w:left="850" w:leftChars="0" w:hanging="453" w:firstLineChars="0"/>
+      </w:pPr>
+      <w:r>
+        <w:rPr>
+          <w:rFonts w:hint="default"/>
+          <w:lang w:val="vi-VN"/>
+        </w:rPr>
+        <w:t>Câu trả lời của AI</w:t>
+      </w:r>
+    </w:p>
+    <w:p>
+      <w:pPr>
+        <w:pStyle w:val="3"/>
+        <w:bidi w:val="0"/>
+        <w:ind w:left="850" w:leftChars="0" w:hanging="453" w:firstLineChars="0"/>
+      </w:pPr>
     </w:p>
     <w:p>
       <w:pPr>
@@ -11172,11 +13552,11 @@
         <w:bidi w:val="0"/>
         <w:ind w:left="425" w:leftChars="0" w:hanging="425" w:firstLineChars="0"/>
       </w:pPr>
-      <w:bookmarkStart w:id="56" w:name="_Toc14516"/>
+      <w:bookmarkStart w:id="67" w:name="_Toc15059"/>
       <w:r>
         <w:t>Phần kết luận (tự viết)</w:t>
       </w:r>
-      <w:bookmarkEnd w:id="56"/>
+      <w:bookmarkEnd w:id="67"/>
     </w:p>
     <w:p>
       <w:pPr>
@@ -11188,11 +13568,11 @@
           <w:lang w:val="vi-VN"/>
         </w:rPr>
       </w:pPr>
-      <w:bookmarkStart w:id="57" w:name="_Toc19430"/>
+      <w:bookmarkStart w:id="68" w:name="_Toc25995"/>
       <w:r>
         <w:t>Tài liệu tham khảo.</w:t>
       </w:r>
-      <w:bookmarkEnd w:id="57"/>
+      <w:bookmarkEnd w:id="68"/>
     </w:p>
     <w:p>
       <w:pPr>
@@ -12099,7 +14479,6 @@
   <w:style w:type="paragraph" w:styleId="3">
     <w:name w:val="heading 2"/>
     <w:basedOn w:val="2"/>
-    <w:next w:val="2"/>
     <w:link w:val="181"/>
     <w:unhideWhenUsed/>
     <w:qFormat/>

--- a/LAB/lab1/Lab1_TranDucViet_DE190953.docx
+++ b/LAB/lab1/Lab1_TranDucViet_DE190953.docx
@@ -5814,7 +5814,9 @@
         </w:tblBorders>
         <w:tblLayout w:type="autofit"/>
         <w:tblCellMar>
+          <w:top w:w="0" w:type="dxa"/>
           <w:left w:w="108" w:type="dxa"/>
+          <w:bottom w:w="0" w:type="dxa"/>
           <w:right w:w="108" w:type="dxa"/>
         </w:tblCellMar>
       </w:tblPr>
@@ -5834,7 +5836,9 @@
             <w:insideV w:val="single" w:color="auto" w:sz="4" w:space="0"/>
           </w:tblBorders>
           <w:tblCellMar>
+            <w:top w:w="0" w:type="dxa"/>
             <w:left w:w="108" w:type="dxa"/>
+            <w:bottom w:w="0" w:type="dxa"/>
             <w:right w:w="108" w:type="dxa"/>
           </w:tblCellMar>
         </w:tblPrEx>
@@ -5845,6 +5849,7 @@
           </w:tcPr>
           <w:p>
             <w:pPr>
+              <w:widowControl w:val="0"/>
               <w:bidi w:val="0"/>
               <w:jc w:val="center"/>
               <w:rPr>
@@ -5872,6 +5877,7 @@
           </w:tcPr>
           <w:p>
             <w:pPr>
+              <w:widowControl w:val="0"/>
               <w:bidi w:val="0"/>
               <w:jc w:val="center"/>
               <w:rPr>
@@ -5899,6 +5905,7 @@
           </w:tcPr>
           <w:p>
             <w:pPr>
+              <w:widowControl w:val="0"/>
               <w:bidi w:val="0"/>
               <w:jc w:val="center"/>
               <w:rPr>
@@ -5931,7 +5938,9 @@
             <w:insideV w:val="single" w:color="auto" w:sz="4" w:space="0"/>
           </w:tblBorders>
           <w:tblCellMar>
+            <w:top w:w="0" w:type="dxa"/>
             <w:left w:w="108" w:type="dxa"/>
+            <w:bottom w:w="0" w:type="dxa"/>
             <w:right w:w="108" w:type="dxa"/>
           </w:tblCellMar>
         </w:tblPrEx>
@@ -5942,7 +5951,9 @@
           </w:tcPr>
           <w:p>
             <w:pPr>
+              <w:widowControl w:val="0"/>
               <w:bidi w:val="0"/>
+              <w:jc w:val="both"/>
               <w:rPr>
                 <w:rFonts w:hint="default"/>
                 <w:b/>
@@ -5968,7 +5979,9 @@
           </w:tcPr>
           <w:p>
             <w:pPr>
+              <w:widowControl w:val="0"/>
               <w:bidi w:val="0"/>
+              <w:jc w:val="both"/>
               <w:rPr>
                 <w:rFonts w:hint="default"/>
                 <w:vertAlign w:val="baseline"/>
@@ -5990,7 +6003,9 @@
           </w:tcPr>
           <w:p>
             <w:pPr>
+              <w:widowControl w:val="0"/>
               <w:bidi w:val="0"/>
+              <w:jc w:val="both"/>
               <w:rPr>
                 <w:rFonts w:hint="default"/>
                 <w:vertAlign w:val="baseline"/>
@@ -6017,7 +6032,9 @@
             <w:insideV w:val="single" w:color="auto" w:sz="4" w:space="0"/>
           </w:tblBorders>
           <w:tblCellMar>
+            <w:top w:w="0" w:type="dxa"/>
             <w:left w:w="108" w:type="dxa"/>
+            <w:bottom w:w="0" w:type="dxa"/>
             <w:right w:w="108" w:type="dxa"/>
           </w:tblCellMar>
         </w:tblPrEx>
@@ -6028,7 +6045,9 @@
           </w:tcPr>
           <w:p>
             <w:pPr>
+              <w:widowControl w:val="0"/>
               <w:bidi w:val="0"/>
+              <w:jc w:val="both"/>
               <w:rPr>
                 <w:rFonts w:hint="default"/>
                 <w:b/>
@@ -6054,7 +6073,9 @@
           </w:tcPr>
           <w:p>
             <w:pPr>
+              <w:widowControl w:val="0"/>
               <w:bidi w:val="0"/>
+              <w:jc w:val="both"/>
               <w:rPr>
                 <w:rFonts w:hint="default"/>
                 <w:vertAlign w:val="baseline"/>
@@ -6076,7 +6097,9 @@
           </w:tcPr>
           <w:p>
             <w:pPr>
+              <w:widowControl w:val="0"/>
               <w:bidi w:val="0"/>
+              <w:jc w:val="both"/>
               <w:rPr>
                 <w:rFonts w:hint="default"/>
                 <w:vertAlign w:val="baseline"/>
@@ -6103,7 +6126,9 @@
             <w:insideV w:val="single" w:color="auto" w:sz="4" w:space="0"/>
           </w:tblBorders>
           <w:tblCellMar>
+            <w:top w:w="0" w:type="dxa"/>
             <w:left w:w="108" w:type="dxa"/>
+            <w:bottom w:w="0" w:type="dxa"/>
             <w:right w:w="108" w:type="dxa"/>
           </w:tblCellMar>
         </w:tblPrEx>
@@ -6114,7 +6139,9 @@
           </w:tcPr>
           <w:p>
             <w:pPr>
+              <w:widowControl w:val="0"/>
               <w:bidi w:val="0"/>
+              <w:jc w:val="both"/>
               <w:rPr>
                 <w:rFonts w:hint="default"/>
                 <w:b/>
@@ -6140,7 +6167,9 @@
           </w:tcPr>
           <w:p>
             <w:pPr>
+              <w:widowControl w:val="0"/>
               <w:bidi w:val="0"/>
+              <w:jc w:val="both"/>
               <w:rPr>
                 <w:rFonts w:hint="default"/>
                 <w:vertAlign w:val="baseline"/>
@@ -6162,7 +6191,9 @@
           </w:tcPr>
           <w:p>
             <w:pPr>
+              <w:widowControl w:val="0"/>
               <w:bidi w:val="0"/>
+              <w:jc w:val="both"/>
               <w:rPr>
                 <w:rFonts w:hint="default"/>
                 <w:vertAlign w:val="baseline"/>
@@ -6189,7 +6220,9 @@
             <w:insideV w:val="single" w:color="auto" w:sz="4" w:space="0"/>
           </w:tblBorders>
           <w:tblCellMar>
+            <w:top w:w="0" w:type="dxa"/>
             <w:left w:w="108" w:type="dxa"/>
+            <w:bottom w:w="0" w:type="dxa"/>
             <w:right w:w="108" w:type="dxa"/>
           </w:tblCellMar>
         </w:tblPrEx>
@@ -6200,7 +6233,9 @@
           </w:tcPr>
           <w:p>
             <w:pPr>
+              <w:widowControl w:val="0"/>
               <w:bidi w:val="0"/>
+              <w:jc w:val="both"/>
               <w:rPr>
                 <w:rFonts w:hint="default"/>
                 <w:b/>
@@ -6226,7 +6261,9 @@
           </w:tcPr>
           <w:p>
             <w:pPr>
+              <w:widowControl w:val="0"/>
               <w:bidi w:val="0"/>
+              <w:jc w:val="both"/>
               <w:rPr>
                 <w:rFonts w:hint="default"/>
                 <w:vertAlign w:val="baseline"/>
@@ -6248,7 +6285,9 @@
           </w:tcPr>
           <w:p>
             <w:pPr>
+              <w:widowControl w:val="0"/>
               <w:bidi w:val="0"/>
+              <w:jc w:val="both"/>
               <w:rPr>
                 <w:rFonts w:hint="default"/>
                 <w:vertAlign w:val="baseline"/>
@@ -6275,7 +6314,9 @@
             <w:insideV w:val="single" w:color="auto" w:sz="4" w:space="0"/>
           </w:tblBorders>
           <w:tblCellMar>
+            <w:top w:w="0" w:type="dxa"/>
             <w:left w:w="108" w:type="dxa"/>
+            <w:bottom w:w="0" w:type="dxa"/>
             <w:right w:w="108" w:type="dxa"/>
           </w:tblCellMar>
         </w:tblPrEx>
@@ -6286,7 +6327,9 @@
           </w:tcPr>
           <w:p>
             <w:pPr>
+              <w:widowControl w:val="0"/>
               <w:bidi w:val="0"/>
+              <w:jc w:val="both"/>
               <w:rPr>
                 <w:rFonts w:hint="default"/>
                 <w:b/>
@@ -6312,7 +6355,9 @@
           </w:tcPr>
           <w:p>
             <w:pPr>
+              <w:widowControl w:val="0"/>
               <w:bidi w:val="0"/>
+              <w:jc w:val="both"/>
               <w:rPr>
                 <w:rFonts w:hint="default"/>
                 <w:vertAlign w:val="baseline"/>
@@ -6334,7 +6379,9 @@
           </w:tcPr>
           <w:p>
             <w:pPr>
+              <w:widowControl w:val="0"/>
               <w:bidi w:val="0"/>
+              <w:jc w:val="both"/>
               <w:rPr>
                 <w:rFonts w:hint="default"/>
                 <w:vertAlign w:val="baseline"/>
@@ -6361,7 +6408,9 @@
             <w:insideV w:val="single" w:color="auto" w:sz="4" w:space="0"/>
           </w:tblBorders>
           <w:tblCellMar>
+            <w:top w:w="0" w:type="dxa"/>
             <w:left w:w="108" w:type="dxa"/>
+            <w:bottom w:w="0" w:type="dxa"/>
             <w:right w:w="108" w:type="dxa"/>
           </w:tblCellMar>
         </w:tblPrEx>
@@ -6372,7 +6421,9 @@
           </w:tcPr>
           <w:p>
             <w:pPr>
+              <w:widowControl w:val="0"/>
               <w:bidi w:val="0"/>
+              <w:jc w:val="both"/>
               <w:rPr>
                 <w:rFonts w:hint="default"/>
                 <w:b/>
@@ -6398,7 +6449,9 @@
           </w:tcPr>
           <w:p>
             <w:pPr>
+              <w:widowControl w:val="0"/>
               <w:bidi w:val="0"/>
+              <w:jc w:val="both"/>
               <w:rPr>
                 <w:rFonts w:hint="default"/>
                 <w:vertAlign w:val="baseline"/>
@@ -6420,7 +6473,9 @@
           </w:tcPr>
           <w:p>
             <w:pPr>
+              <w:widowControl w:val="0"/>
               <w:bidi w:val="0"/>
+              <w:jc w:val="both"/>
               <w:rPr>
                 <w:rFonts w:hint="default"/>
                 <w:vertAlign w:val="baseline"/>
@@ -6864,6 +6919,7 @@
             <w:pPr>
               <w:pStyle w:val="20"/>
               <w:numPr>
+                <w:ilvl w:val="0"/>
                 <w:numId w:val="0"/>
               </w:numPr>
               <w:bidi w:val="0"/>
@@ -6877,6 +6933,7 @@
             <w:pPr>
               <w:pStyle w:val="20"/>
               <w:numPr>
+                <w:ilvl w:val="0"/>
                 <w:numId w:val="0"/>
               </w:numPr>
               <w:bidi w:val="0"/>
@@ -6890,6 +6947,7 @@
             <w:pPr>
               <w:pStyle w:val="20"/>
               <w:numPr>
+                <w:ilvl w:val="0"/>
                 <w:numId w:val="0"/>
               </w:numPr>
               <w:bidi w:val="0"/>
@@ -6903,6 +6961,7 @@
             <w:pPr>
               <w:pStyle w:val="20"/>
               <w:numPr>
+                <w:ilvl w:val="0"/>
                 <w:numId w:val="0"/>
               </w:numPr>
               <w:bidi w:val="0"/>
@@ -6933,6 +6992,7 @@
             <w:pPr>
               <w:pStyle w:val="20"/>
               <w:numPr>
+                <w:ilvl w:val="0"/>
                 <w:numId w:val="0"/>
               </w:numPr>
               <w:bidi w:val="0"/>
@@ -6946,6 +7006,7 @@
             <w:pPr>
               <w:pStyle w:val="20"/>
               <w:numPr>
+                <w:ilvl w:val="0"/>
                 <w:numId w:val="0"/>
               </w:numPr>
               <w:bidi w:val="0"/>
@@ -6959,6 +7020,7 @@
             <w:pPr>
               <w:pStyle w:val="20"/>
               <w:numPr>
+                <w:ilvl w:val="0"/>
                 <w:numId w:val="0"/>
               </w:numPr>
               <w:bidi w:val="0"/>
@@ -6972,6 +7034,7 @@
             <w:pPr>
               <w:pStyle w:val="20"/>
               <w:numPr>
+                <w:ilvl w:val="0"/>
                 <w:numId w:val="0"/>
               </w:numPr>
               <w:bidi w:val="0"/>
@@ -6985,6 +7048,7 @@
             <w:pPr>
               <w:pStyle w:val="20"/>
               <w:numPr>
+                <w:ilvl w:val="0"/>
                 <w:numId w:val="0"/>
               </w:numPr>
               <w:bidi w:val="0"/>
@@ -7082,7 +7146,6 @@
           <w:lang w:val="vi-VN"/>
         </w:rPr>
         <w:tab/>
-        <w:t/>
       </w:r>
       <w:r>
         <w:rPr>
@@ -7090,7 +7153,6 @@
           <w:lang w:val="vi-VN"/>
         </w:rPr>
         <w:tab/>
-        <w:t/>
       </w:r>
       <w:r>
         <w:rPr>
@@ -7140,663 +7202,6 @@
           <w:rFonts w:hint="default"/>
           <w:b/>
           <w:bCs/>
-        </w:rPr>
-      </w:pPr>
-      <w:r>
-        <w:rPr>
-          <w:rFonts w:hint="default"/>
-          <w:b/>
-          <w:bCs/>
-        </w:rPr>
-        <w:t>📊 Bảng so sánh</w:t>
-      </w:r>
-    </w:p>
-    <w:tbl>
-      <w:tblPr>
-        <w:tblStyle w:val="41"/>
-        <w:tblW w:w="7999" w:type="dxa"/>
-        <w:tblInd w:w="1284" w:type="dxa"/>
-        <w:tblBorders>
-          <w:top w:val="single" w:color="auto" w:sz="4" w:space="0"/>
-          <w:left w:val="single" w:color="auto" w:sz="4" w:space="0"/>
-          <w:bottom w:val="single" w:color="auto" w:sz="4" w:space="0"/>
-          <w:right w:val="single" w:color="auto" w:sz="4" w:space="0"/>
-          <w:insideH w:val="single" w:color="auto" w:sz="4" w:space="0"/>
-          <w:insideV w:val="single" w:color="auto" w:sz="4" w:space="0"/>
-        </w:tblBorders>
-        <w:tblLayout w:type="fixed"/>
-        <w:tblCellMar>
-          <w:left w:w="108" w:type="dxa"/>
-          <w:right w:w="108" w:type="dxa"/>
-        </w:tblCellMar>
-      </w:tblPr>
-      <w:tblGrid>
-        <w:gridCol w:w="2036"/>
-        <w:gridCol w:w="1321"/>
-        <w:gridCol w:w="1626"/>
-        <w:gridCol w:w="1290"/>
-        <w:gridCol w:w="1726"/>
-      </w:tblGrid>
-      <w:tr>
-        <w:tblPrEx>
-          <w:tblCellMar>
-            <w:left w:w="108" w:type="dxa"/>
-            <w:right w:w="108" w:type="dxa"/>
-          </w:tblCellMar>
-        </w:tblPrEx>
-        <w:tc>
-          <w:tcPr>
-            <w:tcW w:w="2036" w:type="dxa"/>
-            <w:vAlign w:val="center"/>
-          </w:tcPr>
-          <w:p>
-            <w:pPr>
-              <w:bidi w:val="0"/>
-              <w:rPr>
-                <w:rFonts w:hint="default"/>
-                <w:b/>
-                <w:bCs/>
-                <w:vertAlign w:val="baseline"/>
-                <w:lang w:val="en-US" w:eastAsia="zh-CN"/>
-              </w:rPr>
-            </w:pPr>
-            <w:r>
-              <w:rPr>
-                <w:b/>
-                <w:bCs/>
-                <w:lang w:val="en-US" w:eastAsia="zh-CN"/>
-              </w:rPr>
-              <w:t>Mục đích</w:t>
-            </w:r>
-          </w:p>
-        </w:tc>
-        <w:tc>
-          <w:tcPr>
-            <w:tcW w:w="1321" w:type="dxa"/>
-            <w:vAlign w:val="center"/>
-          </w:tcPr>
-          <w:p>
-            <w:pPr>
-              <w:bidi w:val="0"/>
-              <w:rPr>
-                <w:rFonts w:hint="default"/>
-                <w:b/>
-                <w:bCs/>
-                <w:vertAlign w:val="baseline"/>
-                <w:lang w:val="en-US" w:eastAsia="zh-CN"/>
-              </w:rPr>
-            </w:pPr>
-            <w:r>
-              <w:rPr>
-                <w:b/>
-                <w:bCs/>
-                <w:lang w:val="en-US" w:eastAsia="zh-CN"/>
-              </w:rPr>
-              <w:t>Người thực hiện</w:t>
-            </w:r>
-          </w:p>
-        </w:tc>
-        <w:tc>
-          <w:tcPr>
-            <w:tcW w:w="1626" w:type="dxa"/>
-            <w:vAlign w:val="center"/>
-          </w:tcPr>
-          <w:p>
-            <w:pPr>
-              <w:bidi w:val="0"/>
-              <w:rPr>
-                <w:rFonts w:hint="default"/>
-                <w:b/>
-                <w:bCs/>
-                <w:vertAlign w:val="baseline"/>
-                <w:lang w:val="en-US" w:eastAsia="zh-CN"/>
-              </w:rPr>
-            </w:pPr>
-            <w:r>
-              <w:rPr>
-                <w:b/>
-                <w:bCs/>
-                <w:lang w:val="en-US" w:eastAsia="zh-CN"/>
-              </w:rPr>
-              <w:t>Đầu ra</w:t>
-            </w:r>
-          </w:p>
-        </w:tc>
-        <w:tc>
-          <w:tcPr>
-            <w:tcW w:w="1290" w:type="dxa"/>
-            <w:vAlign w:val="center"/>
-          </w:tcPr>
-          <w:p>
-            <w:pPr>
-              <w:bidi w:val="0"/>
-              <w:rPr>
-                <w:rFonts w:hint="default"/>
-                <w:b/>
-                <w:bCs/>
-                <w:vertAlign w:val="baseline"/>
-                <w:lang w:val="en-US" w:eastAsia="zh-CN"/>
-              </w:rPr>
-            </w:pPr>
-            <w:r>
-              <w:rPr>
-                <w:b/>
-                <w:bCs/>
-                <w:lang w:val="en-US" w:eastAsia="zh-CN"/>
-              </w:rPr>
-              <w:t>Khi nào dùng</w:t>
-            </w:r>
-          </w:p>
-        </w:tc>
-        <w:tc>
-          <w:tcPr>
-            <w:tcW w:w="1726" w:type="dxa"/>
-            <w:vAlign w:val="center"/>
-          </w:tcPr>
-          <w:p>
-            <w:pPr>
-              <w:bidi w:val="0"/>
-              <w:rPr>
-                <w:rFonts w:hint="default"/>
-                <w:b/>
-                <w:bCs/>
-                <w:vertAlign w:val="baseline"/>
-                <w:lang w:val="en-US" w:eastAsia="zh-CN"/>
-              </w:rPr>
-            </w:pPr>
-            <w:r>
-              <w:rPr>
-                <w:b/>
-                <w:bCs/>
-                <w:lang w:val="en-US" w:eastAsia="zh-CN"/>
-              </w:rPr>
-              <w:t>Ví dụ</w:t>
-            </w:r>
-          </w:p>
-        </w:tc>
-      </w:tr>
-      <w:tr>
-        <w:tblPrEx>
-          <w:tblBorders>
-            <w:top w:val="single" w:color="auto" w:sz="4" w:space="0"/>
-            <w:left w:val="single" w:color="auto" w:sz="4" w:space="0"/>
-            <w:bottom w:val="single" w:color="auto" w:sz="4" w:space="0"/>
-            <w:right w:val="single" w:color="auto" w:sz="4" w:space="0"/>
-            <w:insideH w:val="single" w:color="auto" w:sz="4" w:space="0"/>
-            <w:insideV w:val="single" w:color="auto" w:sz="4" w:space="0"/>
-          </w:tblBorders>
-          <w:tblCellMar>
-            <w:left w:w="108" w:type="dxa"/>
-            <w:right w:w="108" w:type="dxa"/>
-          </w:tblCellMar>
-        </w:tblPrEx>
-        <w:tc>
-          <w:tcPr>
-            <w:tcW w:w="2036" w:type="dxa"/>
-            <w:vAlign w:val="center"/>
-          </w:tcPr>
-          <w:p>
-            <w:pPr>
-              <w:bidi w:val="0"/>
-              <w:rPr>
-                <w:rFonts w:hint="default"/>
-                <w:vertAlign w:val="baseline"/>
-                <w:lang w:val="en-US" w:eastAsia="zh-CN"/>
-              </w:rPr>
-            </w:pPr>
-            <w:r>
-              <w:rPr>
-                <w:lang w:val="en-US" w:eastAsia="zh-CN"/>
-              </w:rPr>
-              <w:t>Testing: Tìm lỗi, kiểm tra xem phần mềm có hoạt động đúng yêu cầu không</w:t>
-            </w:r>
-          </w:p>
-        </w:tc>
-        <w:tc>
-          <w:tcPr>
-            <w:tcW w:w="1321" w:type="dxa"/>
-            <w:vAlign w:val="center"/>
-          </w:tcPr>
-          <w:p>
-            <w:pPr>
-              <w:bidi w:val="0"/>
-              <w:rPr>
-                <w:rFonts w:hint="default"/>
-                <w:vertAlign w:val="baseline"/>
-                <w:lang w:val="en-US" w:eastAsia="zh-CN"/>
-              </w:rPr>
-            </w:pPr>
-            <w:r>
-              <w:rPr>
-                <w:lang w:val="en-US" w:eastAsia="zh-CN"/>
-              </w:rPr>
-              <w:t>Tester (người kiểm thử)</w:t>
-            </w:r>
-          </w:p>
-        </w:tc>
-        <w:tc>
-          <w:tcPr>
-            <w:tcW w:w="1626" w:type="dxa"/>
-            <w:vAlign w:val="center"/>
-          </w:tcPr>
-          <w:p>
-            <w:pPr>
-              <w:bidi w:val="0"/>
-              <w:rPr>
-                <w:rFonts w:hint="default"/>
-                <w:vertAlign w:val="baseline"/>
-                <w:lang w:val="en-US" w:eastAsia="zh-CN"/>
-              </w:rPr>
-            </w:pPr>
-            <w:r>
-              <w:rPr>
-                <w:lang w:val="en-US" w:eastAsia="zh-CN"/>
-              </w:rPr>
-              <w:t>Báo cáo lỗi (bug report), kết quả kiểm thử (đạt/không đạt)</w:t>
-            </w:r>
-          </w:p>
-        </w:tc>
-        <w:tc>
-          <w:tcPr>
-            <w:tcW w:w="1290" w:type="dxa"/>
-            <w:vAlign w:val="center"/>
-          </w:tcPr>
-          <w:p>
-            <w:pPr>
-              <w:bidi w:val="0"/>
-              <w:rPr>
-                <w:rFonts w:hint="default"/>
-                <w:vertAlign w:val="baseline"/>
-                <w:lang w:val="en-US" w:eastAsia="zh-CN"/>
-              </w:rPr>
-            </w:pPr>
-            <w:r>
-              <w:rPr>
-                <w:lang w:val="en-US" w:eastAsia="zh-CN"/>
-              </w:rPr>
-              <w:t>Trong suốt quá trình phát triển, trước khi phát hành</w:t>
-            </w:r>
-          </w:p>
-        </w:tc>
-        <w:tc>
-          <w:tcPr>
-            <w:tcW w:w="1726" w:type="dxa"/>
-            <w:vAlign w:val="center"/>
-          </w:tcPr>
-          <w:p>
-            <w:pPr>
-              <w:bidi w:val="0"/>
-              <w:rPr>
-                <w:rFonts w:hint="default"/>
-                <w:vertAlign w:val="baseline"/>
-                <w:lang w:val="en-US" w:eastAsia="zh-CN"/>
-              </w:rPr>
-            </w:pPr>
-            <w:r>
-              <w:rPr>
-                <w:lang w:val="en-US" w:eastAsia="zh-CN"/>
-              </w:rPr>
-              <w:t>Em thử nhấn nút “Đăng nhập” khi chưa nhập mật khẩu xem app có hiện thông báo “Vui lòng nhập mật khẩu” không</w:t>
-            </w:r>
-          </w:p>
-        </w:tc>
-      </w:tr>
-      <w:tr>
-        <w:tblPrEx>
-          <w:tblBorders>
-            <w:top w:val="single" w:color="auto" w:sz="4" w:space="0"/>
-            <w:left w:val="single" w:color="auto" w:sz="4" w:space="0"/>
-            <w:bottom w:val="single" w:color="auto" w:sz="4" w:space="0"/>
-            <w:right w:val="single" w:color="auto" w:sz="4" w:space="0"/>
-            <w:insideH w:val="single" w:color="auto" w:sz="4" w:space="0"/>
-            <w:insideV w:val="single" w:color="auto" w:sz="4" w:space="0"/>
-          </w:tblBorders>
-          <w:tblCellMar>
-            <w:left w:w="108" w:type="dxa"/>
-            <w:right w:w="108" w:type="dxa"/>
-          </w:tblCellMar>
-        </w:tblPrEx>
-        <w:tc>
-          <w:tcPr>
-            <w:tcW w:w="2036" w:type="dxa"/>
-            <w:vAlign w:val="center"/>
-          </w:tcPr>
-          <w:p>
-            <w:pPr>
-              <w:bidi w:val="0"/>
-              <w:rPr>
-                <w:rFonts w:hint="default"/>
-                <w:vertAlign w:val="baseline"/>
-                <w:lang w:val="en-US" w:eastAsia="zh-CN"/>
-              </w:rPr>
-            </w:pPr>
-            <w:r>
-              <w:rPr>
-                <w:lang w:val="en-US" w:eastAsia="zh-CN"/>
-              </w:rPr>
-              <w:t>Debugging: Tìm nguyên nhân gốc rễ của lỗi trong code và sửa nó</w:t>
-            </w:r>
-          </w:p>
-        </w:tc>
-        <w:tc>
-          <w:tcPr>
-            <w:tcW w:w="1321" w:type="dxa"/>
-            <w:vAlign w:val="center"/>
-          </w:tcPr>
-          <w:p>
-            <w:pPr>
-              <w:bidi w:val="0"/>
-              <w:rPr>
-                <w:rFonts w:hint="default"/>
-                <w:vertAlign w:val="baseline"/>
-                <w:lang w:val="en-US" w:eastAsia="zh-CN"/>
-              </w:rPr>
-            </w:pPr>
-            <w:r>
-              <w:rPr>
-                <w:lang w:val="en-US" w:eastAsia="zh-CN"/>
-              </w:rPr>
-              <w:t>Developer (lập trình viên)</w:t>
-            </w:r>
-          </w:p>
-        </w:tc>
-        <w:tc>
-          <w:tcPr>
-            <w:tcW w:w="1626" w:type="dxa"/>
-            <w:vAlign w:val="center"/>
-          </w:tcPr>
-          <w:p>
-            <w:pPr>
-              <w:bidi w:val="0"/>
-              <w:rPr>
-                <w:rFonts w:hint="default"/>
-                <w:vertAlign w:val="baseline"/>
-                <w:lang w:val="en-US" w:eastAsia="zh-CN"/>
-              </w:rPr>
-            </w:pPr>
-            <w:r>
-              <w:rPr>
-                <w:lang w:val="en-US" w:eastAsia="zh-CN"/>
-              </w:rPr>
-              <w:t>Đoạn code đã sửa, lỗi được khắc phục, bản cập nhật mới</w:t>
-            </w:r>
-          </w:p>
-        </w:tc>
-        <w:tc>
-          <w:tcPr>
-            <w:tcW w:w="1290" w:type="dxa"/>
-            <w:vAlign w:val="center"/>
-          </w:tcPr>
-          <w:p>
-            <w:pPr>
-              <w:bidi w:val="0"/>
-              <w:rPr>
-                <w:rFonts w:hint="default"/>
-                <w:vertAlign w:val="baseline"/>
-                <w:lang w:val="en-US" w:eastAsia="zh-CN"/>
-              </w:rPr>
-            </w:pPr>
-            <w:r>
-              <w:rPr>
-                <w:lang w:val="en-US" w:eastAsia="zh-CN"/>
-              </w:rPr>
-              <w:t>Ngay sau khi tester báo lỗi hoặc dev tự phát hiện lỗi</w:t>
-            </w:r>
-          </w:p>
-        </w:tc>
-        <w:tc>
-          <w:tcPr>
-            <w:tcW w:w="1726" w:type="dxa"/>
-            <w:vAlign w:val="center"/>
-          </w:tcPr>
-          <w:p>
-            <w:pPr>
-              <w:bidi w:val="0"/>
-              <w:rPr>
-                <w:rFonts w:hint="default"/>
-                <w:vertAlign w:val="baseline"/>
-                <w:lang w:val="en-US" w:eastAsia="zh-CN"/>
-              </w:rPr>
-            </w:pPr>
-            <w:r>
-              <w:rPr>
-                <w:lang w:val="en-US" w:eastAsia="zh-CN"/>
-              </w:rPr>
-              <w:t>Dev mở code ra, dò từng dòng để biết vì sao nút “Đăng nhập” bị đơ, rồi viết lại logic xử lý nút đó</w:t>
-            </w:r>
-          </w:p>
-        </w:tc>
-      </w:tr>
-    </w:tbl>
-    <w:p>
-      <w:pPr>
-        <w:bidi w:val="0"/>
-        <w:rPr>
-          <w:rFonts w:hint="default"/>
-          <w:lang w:val="en-US" w:eastAsia="zh-CN"/>
-        </w:rPr>
-      </w:pPr>
-    </w:p>
-    <w:p>
-      <w:pPr>
-        <w:bidi w:val="0"/>
-        <w:ind w:left="720" w:leftChars="0" w:firstLine="720" w:firstLineChars="0"/>
-        <w:rPr>
-          <w:rFonts w:hint="default"/>
-        </w:rPr>
-      </w:pPr>
-      <w:r>
-        <w:rPr>
-          <w:rFonts w:hint="default"/>
-          <w:lang w:val="en-US" w:eastAsia="zh-CN"/>
-        </w:rPr>
-        <w:t>💡 Mẹo nhớ: Testing = “Phát hiện bệnh”, Debugging = “Chữa bệnh”.</w:t>
-      </w:r>
-    </w:p>
-    <w:p>
-      <w:pPr>
-        <w:bidi w:val="0"/>
-      </w:pPr>
-    </w:p>
-    <w:p>
-      <w:pPr>
-        <w:pStyle w:val="5"/>
-        <w:bidi w:val="0"/>
-        <w:ind w:left="2053" w:leftChars="0" w:hanging="853" w:firstLineChars="0"/>
-      </w:pPr>
-      <w:bookmarkStart w:id="23" w:name="_Toc23740"/>
-      <w:r>
-        <w:t>Phân biệt Verfication và validation</w:t>
-      </w:r>
-      <w:bookmarkEnd w:id="23"/>
-    </w:p>
-    <w:p>
-      <w:pPr>
-        <w:bidi w:val="0"/>
-        <w:ind w:left="720" w:leftChars="0" w:firstLine="720" w:firstLineChars="0"/>
-        <w:rPr>
-          <w:b/>
-          <w:bCs/>
-        </w:rPr>
-      </w:pPr>
-      <w:r>
-        <w:rPr>
-          <w:rFonts w:hint="default"/>
-          <w:b/>
-          <w:bCs/>
-        </w:rPr>
-        <w:t>🔍 Điểm giống nhau &amp; Điều dễ gây nhầm lẫn</w:t>
-      </w:r>
-    </w:p>
-    <w:p>
-      <w:pPr>
-        <w:pStyle w:val="179"/>
-        <w:bidi w:val="0"/>
-      </w:pPr>
-      <w:r>
-        <w:rPr>
-          <w:rFonts w:hint="default"/>
-          <w:b/>
-          <w:bCs/>
-        </w:rPr>
-        <w:t>Giống nhau:</w:t>
-      </w:r>
-      <w:r>
-        <w:rPr>
-          <w:rFonts w:hint="default"/>
-        </w:rPr>
-        <w:t xml:space="preserve"> Đều là hoạt động đảm bảo chất lượng, đều kiểm tra sản phẩm và đều trả lời câu hỏi “Có đúng không?”.</w:t>
-      </w:r>
-    </w:p>
-    <w:p>
-      <w:pPr>
-        <w:pStyle w:val="179"/>
-        <w:bidi w:val="0"/>
-      </w:pPr>
-      <w:r>
-        <w:rPr>
-          <w:rFonts w:hint="default"/>
-          <w:b/>
-          <w:bCs/>
-        </w:rPr>
-        <w:t>Dễ nhầm:</w:t>
-      </w:r>
-      <w:r>
-        <w:rPr>
-          <w:rFonts w:hint="default"/>
-        </w:rPr>
-        <w:t xml:space="preserve"> Tên gần giống nhau, nhiều người dùng lẫn lộn. ISTQB phân biệt rất rõ bằng 2 câu tiếng Anh kinh điển:</w:t>
-      </w:r>
-    </w:p>
-    <w:p>
-      <w:pPr>
-        <w:pStyle w:val="179"/>
-        <w:bidi w:val="0"/>
-      </w:pPr>
-      <w:r>
-        <w:rPr>
-          <w:rFonts w:hint="default"/>
-          <w:b/>
-          <w:bCs/>
-        </w:rPr>
-        <w:t xml:space="preserve">✅ Verification: </w:t>
-      </w:r>
-      <w:r>
-        <w:rPr>
-          <w:rFonts w:hint="default"/>
-        </w:rPr>
-        <w:t>“Are we building the product RIGHT?” → Mình đang xây đúng cách chưa? (đúng bản vẽ, đúng quy trình, đúng tài liệu)</w:t>
-      </w:r>
-    </w:p>
-    <w:p>
-      <w:pPr>
-        <w:pStyle w:val="179"/>
-        <w:bidi w:val="0"/>
-      </w:pPr>
-      <w:r>
-        <w:rPr>
-          <w:rFonts w:hint="default"/>
-          <w:b/>
-          <w:bCs/>
-        </w:rPr>
-        <w:t xml:space="preserve">✅ Validation: </w:t>
-      </w:r>
-      <w:r>
-        <w:rPr>
-          <w:rFonts w:hint="default"/>
-        </w:rPr>
-        <w:t>“Are we building the RIGHT product?” → Mình đang xây đúng thứ người dùng cần chưa? (đúng nhu cầu thực tế, dùng có thấy “đã” không)</w:t>
-      </w:r>
-    </w:p>
-    <w:p>
-      <w:pPr>
-        <w:bidi w:val="0"/>
-        <w:rPr>
-          <w:rFonts w:hint="default"/>
-        </w:rPr>
-      </w:pPr>
-      <w:r>
-        <w:rPr>
-          <w:rFonts w:hint="default"/>
-          <w:lang w:val="vi-VN" w:eastAsia="zh-CN"/>
-        </w:rPr>
-        <w:tab/>
-        <w:t/>
-      </w:r>
-      <w:r>
-        <w:rPr>
-          <w:rFonts w:hint="default"/>
-          <w:lang w:val="vi-VN" w:eastAsia="zh-CN"/>
-        </w:rPr>
-        <w:tab/>
-        <w:t/>
-      </w:r>
-      <w:r>
-        <w:rPr>
-          <w:rFonts w:hint="default"/>
-          <w:lang w:val="vi-VN" w:eastAsia="zh-CN"/>
-        </w:rPr>
-        <w:tab/>
-      </w:r>
-      <w:r>
-        <w:rPr>
-          <w:rFonts w:hint="default"/>
-          <w:lang w:val="en-US" w:eastAsia="zh-CN"/>
-        </w:rPr>
-        <w:t>🧒 Ví dụ đời thường: Em đóng một chiếc xe đạp.</w:t>
-      </w:r>
-    </w:p>
-    <w:p>
-      <w:pPr>
-        <w:pStyle w:val="179"/>
-        <w:bidi w:val="0"/>
-      </w:pPr>
-      <w:r>
-        <w:rPr>
-          <w:rFonts w:hint="default"/>
-          <w:b/>
-          <w:bCs/>
-        </w:rPr>
-        <w:t xml:space="preserve">Verification: </w:t>
-      </w:r>
-      <w:r>
-        <w:rPr>
-          <w:rFonts w:hint="default"/>
-        </w:rPr>
-        <w:t>Kiểm tra xem có lắp đúng bản vẽ không, ốc có vặn đủ vòng không, phanh có đúng chuẩn kỹ thuật không.</w:t>
-      </w:r>
-    </w:p>
-    <w:p>
-      <w:pPr>
-        <w:pStyle w:val="179"/>
-        <w:bidi w:val="0"/>
-      </w:pPr>
-      <w:r>
-        <w:rPr>
-          <w:rFonts w:hint="default"/>
-          <w:b/>
-          <w:bCs/>
-        </w:rPr>
-        <w:t xml:space="preserve">Validation: </w:t>
-      </w:r>
-      <w:r>
-        <w:rPr>
-          <w:rFonts w:hint="default"/>
-        </w:rPr>
-        <w:t>Chạy thử xem xe có đạp êm, có phù hợp với chiều cao của em, có giúp em đi học nhanh hơn không.</w:t>
-      </w:r>
-    </w:p>
-    <w:p>
-      <w:pPr>
-        <w:bidi w:val="0"/>
-        <w:ind w:left="720" w:leftChars="0" w:firstLine="720" w:firstLineChars="0"/>
-        <w:rPr>
-          <w:rFonts w:hint="default"/>
-          <w:b/>
-          <w:bCs/>
-          <w:i/>
-          <w:iCs/>
-          <w:lang w:val="en-US" w:eastAsia="zh-CN"/>
         </w:rPr>
       </w:pPr>
       <w:r>
@@ -7860,7 +7265,9 @@
           </w:tcPr>
           <w:p>
             <w:pPr>
+              <w:widowControl w:val="0"/>
               <w:bidi w:val="0"/>
+              <w:jc w:val="both"/>
               <w:rPr>
                 <w:rFonts w:hint="default"/>
                 <w:b/>
@@ -7886,7 +7293,9 @@
           </w:tcPr>
           <w:p>
             <w:pPr>
+              <w:widowControl w:val="0"/>
               <w:bidi w:val="0"/>
+              <w:jc w:val="both"/>
               <w:rPr>
                 <w:rFonts w:hint="default"/>
                 <w:b/>
@@ -7912,7 +7321,9 @@
           </w:tcPr>
           <w:p>
             <w:pPr>
+              <w:widowControl w:val="0"/>
               <w:bidi w:val="0"/>
+              <w:jc w:val="both"/>
               <w:rPr>
                 <w:rFonts w:hint="default"/>
                 <w:b/>
@@ -7938,7 +7349,9 @@
           </w:tcPr>
           <w:p>
             <w:pPr>
+              <w:widowControl w:val="0"/>
               <w:bidi w:val="0"/>
+              <w:jc w:val="both"/>
               <w:rPr>
                 <w:rFonts w:hint="default"/>
                 <w:b/>
@@ -7964,7 +7377,9 @@
           </w:tcPr>
           <w:p>
             <w:pPr>
+              <w:widowControl w:val="0"/>
               <w:bidi w:val="0"/>
+              <w:jc w:val="both"/>
               <w:rPr>
                 <w:rFonts w:hint="default"/>
                 <w:b/>
@@ -8008,7 +7423,704 @@
           </w:tcPr>
           <w:p>
             <w:pPr>
+              <w:widowControl w:val="0"/>
               <w:bidi w:val="0"/>
+              <w:jc w:val="both"/>
+              <w:rPr>
+                <w:rFonts w:hint="default"/>
+                <w:vertAlign w:val="baseline"/>
+                <w:lang w:val="en-US" w:eastAsia="zh-CN"/>
+              </w:rPr>
+            </w:pPr>
+            <w:r>
+              <w:rPr>
+                <w:lang w:val="en-US" w:eastAsia="zh-CN"/>
+              </w:rPr>
+              <w:t>Testing: Tìm lỗi, kiểm tra xem phần mềm có hoạt động đúng yêu cầu không</w:t>
+            </w:r>
+          </w:p>
+        </w:tc>
+        <w:tc>
+          <w:tcPr>
+            <w:tcW w:w="1321" w:type="dxa"/>
+            <w:vAlign w:val="center"/>
+          </w:tcPr>
+          <w:p>
+            <w:pPr>
+              <w:widowControl w:val="0"/>
+              <w:bidi w:val="0"/>
+              <w:jc w:val="both"/>
+              <w:rPr>
+                <w:rFonts w:hint="default"/>
+                <w:vertAlign w:val="baseline"/>
+                <w:lang w:val="en-US" w:eastAsia="zh-CN"/>
+              </w:rPr>
+            </w:pPr>
+            <w:r>
+              <w:rPr>
+                <w:lang w:val="en-US" w:eastAsia="zh-CN"/>
+              </w:rPr>
+              <w:t>Tester (người kiểm thử)</w:t>
+            </w:r>
+          </w:p>
+        </w:tc>
+        <w:tc>
+          <w:tcPr>
+            <w:tcW w:w="1626" w:type="dxa"/>
+            <w:vAlign w:val="center"/>
+          </w:tcPr>
+          <w:p>
+            <w:pPr>
+              <w:widowControl w:val="0"/>
+              <w:bidi w:val="0"/>
+              <w:jc w:val="both"/>
+              <w:rPr>
+                <w:rFonts w:hint="default"/>
+                <w:vertAlign w:val="baseline"/>
+                <w:lang w:val="en-US" w:eastAsia="zh-CN"/>
+              </w:rPr>
+            </w:pPr>
+            <w:r>
+              <w:rPr>
+                <w:lang w:val="en-US" w:eastAsia="zh-CN"/>
+              </w:rPr>
+              <w:t>Báo cáo lỗi (bug report), kết quả kiểm thử (đạt/không đạt)</w:t>
+            </w:r>
+          </w:p>
+        </w:tc>
+        <w:tc>
+          <w:tcPr>
+            <w:tcW w:w="1290" w:type="dxa"/>
+            <w:vAlign w:val="center"/>
+          </w:tcPr>
+          <w:p>
+            <w:pPr>
+              <w:widowControl w:val="0"/>
+              <w:bidi w:val="0"/>
+              <w:jc w:val="both"/>
+              <w:rPr>
+                <w:rFonts w:hint="default"/>
+                <w:vertAlign w:val="baseline"/>
+                <w:lang w:val="en-US" w:eastAsia="zh-CN"/>
+              </w:rPr>
+            </w:pPr>
+            <w:r>
+              <w:rPr>
+                <w:lang w:val="en-US" w:eastAsia="zh-CN"/>
+              </w:rPr>
+              <w:t>Trong suốt quá trình phát triển, trước khi phát hành</w:t>
+            </w:r>
+          </w:p>
+        </w:tc>
+        <w:tc>
+          <w:tcPr>
+            <w:tcW w:w="1726" w:type="dxa"/>
+            <w:vAlign w:val="center"/>
+          </w:tcPr>
+          <w:p>
+            <w:pPr>
+              <w:widowControl w:val="0"/>
+              <w:bidi w:val="0"/>
+              <w:jc w:val="both"/>
+              <w:rPr>
+                <w:rFonts w:hint="default"/>
+                <w:vertAlign w:val="baseline"/>
+                <w:lang w:val="en-US" w:eastAsia="zh-CN"/>
+              </w:rPr>
+            </w:pPr>
+            <w:r>
+              <w:rPr>
+                <w:lang w:val="en-US" w:eastAsia="zh-CN"/>
+              </w:rPr>
+              <w:t>Em thử nhấn nút “Đăng nhập” khi chưa nhập mật khẩu xem app có hiện thông báo “Vui lòng nhập mật khẩu” không</w:t>
+            </w:r>
+          </w:p>
+        </w:tc>
+      </w:tr>
+      <w:tr>
+        <w:tblPrEx>
+          <w:tblBorders>
+            <w:top w:val="single" w:color="auto" w:sz="4" w:space="0"/>
+            <w:left w:val="single" w:color="auto" w:sz="4" w:space="0"/>
+            <w:bottom w:val="single" w:color="auto" w:sz="4" w:space="0"/>
+            <w:right w:val="single" w:color="auto" w:sz="4" w:space="0"/>
+            <w:insideH w:val="single" w:color="auto" w:sz="4" w:space="0"/>
+            <w:insideV w:val="single" w:color="auto" w:sz="4" w:space="0"/>
+          </w:tblBorders>
+          <w:tblCellMar>
+            <w:top w:w="0" w:type="dxa"/>
+            <w:left w:w="108" w:type="dxa"/>
+            <w:bottom w:w="0" w:type="dxa"/>
+            <w:right w:w="108" w:type="dxa"/>
+          </w:tblCellMar>
+        </w:tblPrEx>
+        <w:tc>
+          <w:tcPr>
+            <w:tcW w:w="2036" w:type="dxa"/>
+            <w:vAlign w:val="center"/>
+          </w:tcPr>
+          <w:p>
+            <w:pPr>
+              <w:widowControl w:val="0"/>
+              <w:bidi w:val="0"/>
+              <w:jc w:val="both"/>
+              <w:rPr>
+                <w:rFonts w:hint="default"/>
+                <w:vertAlign w:val="baseline"/>
+                <w:lang w:val="en-US" w:eastAsia="zh-CN"/>
+              </w:rPr>
+            </w:pPr>
+            <w:r>
+              <w:rPr>
+                <w:lang w:val="en-US" w:eastAsia="zh-CN"/>
+              </w:rPr>
+              <w:t>Debugging: Tìm nguyên nhân gốc rễ của lỗi trong code và sửa nó</w:t>
+            </w:r>
+          </w:p>
+        </w:tc>
+        <w:tc>
+          <w:tcPr>
+            <w:tcW w:w="1321" w:type="dxa"/>
+            <w:vAlign w:val="center"/>
+          </w:tcPr>
+          <w:p>
+            <w:pPr>
+              <w:widowControl w:val="0"/>
+              <w:bidi w:val="0"/>
+              <w:jc w:val="both"/>
+              <w:rPr>
+                <w:rFonts w:hint="default"/>
+                <w:vertAlign w:val="baseline"/>
+                <w:lang w:val="en-US" w:eastAsia="zh-CN"/>
+              </w:rPr>
+            </w:pPr>
+            <w:r>
+              <w:rPr>
+                <w:lang w:val="en-US" w:eastAsia="zh-CN"/>
+              </w:rPr>
+              <w:t>Developer (lập trình viên)</w:t>
+            </w:r>
+          </w:p>
+        </w:tc>
+        <w:tc>
+          <w:tcPr>
+            <w:tcW w:w="1626" w:type="dxa"/>
+            <w:vAlign w:val="center"/>
+          </w:tcPr>
+          <w:p>
+            <w:pPr>
+              <w:widowControl w:val="0"/>
+              <w:bidi w:val="0"/>
+              <w:jc w:val="both"/>
+              <w:rPr>
+                <w:rFonts w:hint="default"/>
+                <w:vertAlign w:val="baseline"/>
+                <w:lang w:val="en-US" w:eastAsia="zh-CN"/>
+              </w:rPr>
+            </w:pPr>
+            <w:r>
+              <w:rPr>
+                <w:lang w:val="en-US" w:eastAsia="zh-CN"/>
+              </w:rPr>
+              <w:t>Đoạn code đã sửa, lỗi được khắc phục, bản cập nhật mới</w:t>
+            </w:r>
+          </w:p>
+        </w:tc>
+        <w:tc>
+          <w:tcPr>
+            <w:tcW w:w="1290" w:type="dxa"/>
+            <w:vAlign w:val="center"/>
+          </w:tcPr>
+          <w:p>
+            <w:pPr>
+              <w:widowControl w:val="0"/>
+              <w:bidi w:val="0"/>
+              <w:jc w:val="both"/>
+              <w:rPr>
+                <w:rFonts w:hint="default"/>
+                <w:vertAlign w:val="baseline"/>
+                <w:lang w:val="en-US" w:eastAsia="zh-CN"/>
+              </w:rPr>
+            </w:pPr>
+            <w:r>
+              <w:rPr>
+                <w:lang w:val="en-US" w:eastAsia="zh-CN"/>
+              </w:rPr>
+              <w:t>Ngay sau khi tester báo lỗi hoặc dev tự phát hiện lỗi</w:t>
+            </w:r>
+          </w:p>
+        </w:tc>
+        <w:tc>
+          <w:tcPr>
+            <w:tcW w:w="1726" w:type="dxa"/>
+            <w:vAlign w:val="center"/>
+          </w:tcPr>
+          <w:p>
+            <w:pPr>
+              <w:widowControl w:val="0"/>
+              <w:bidi w:val="0"/>
+              <w:jc w:val="both"/>
+              <w:rPr>
+                <w:rFonts w:hint="default"/>
+                <w:vertAlign w:val="baseline"/>
+                <w:lang w:val="en-US" w:eastAsia="zh-CN"/>
+              </w:rPr>
+            </w:pPr>
+            <w:r>
+              <w:rPr>
+                <w:lang w:val="en-US" w:eastAsia="zh-CN"/>
+              </w:rPr>
+              <w:t>Dev mở code ra, dò từng dòng để biết vì sao nút “Đăng nhập” bị đơ, rồi viết lại logic xử lý nút đó</w:t>
+            </w:r>
+          </w:p>
+        </w:tc>
+      </w:tr>
+    </w:tbl>
+    <w:p>
+      <w:pPr>
+        <w:bidi w:val="0"/>
+        <w:rPr>
+          <w:rFonts w:hint="default"/>
+          <w:lang w:val="en-US" w:eastAsia="zh-CN"/>
+        </w:rPr>
+      </w:pPr>
+    </w:p>
+    <w:p>
+      <w:pPr>
+        <w:bidi w:val="0"/>
+        <w:ind w:left="720" w:leftChars="0" w:firstLine="720" w:firstLineChars="0"/>
+        <w:rPr>
+          <w:rFonts w:hint="default"/>
+        </w:rPr>
+      </w:pPr>
+      <w:r>
+        <w:rPr>
+          <w:rFonts w:hint="default"/>
+          <w:lang w:val="en-US" w:eastAsia="zh-CN"/>
+        </w:rPr>
+        <w:t>💡 Mẹo nhớ: Testing = “Phát hiện bệnh”, Debugging = “Chữa bệnh”.</w:t>
+      </w:r>
+    </w:p>
+    <w:p>
+      <w:pPr>
+        <w:bidi w:val="0"/>
+      </w:pPr>
+    </w:p>
+    <w:p>
+      <w:pPr>
+        <w:pStyle w:val="5"/>
+        <w:bidi w:val="0"/>
+        <w:ind w:left="2053" w:leftChars="0" w:hanging="853" w:firstLineChars="0"/>
+      </w:pPr>
+      <w:bookmarkStart w:id="23" w:name="_Toc23740"/>
+      <w:r>
+        <w:t>Phân biệt Verfication và validation</w:t>
+      </w:r>
+      <w:bookmarkEnd w:id="23"/>
+    </w:p>
+    <w:p>
+      <w:pPr>
+        <w:bidi w:val="0"/>
+        <w:ind w:left="720" w:leftChars="0" w:firstLine="720" w:firstLineChars="0"/>
+        <w:rPr>
+          <w:b/>
+          <w:bCs/>
+        </w:rPr>
+      </w:pPr>
+      <w:r>
+        <w:rPr>
+          <w:rFonts w:hint="default"/>
+          <w:b/>
+          <w:bCs/>
+        </w:rPr>
+        <w:t>🔍 Điểm giống nhau &amp; Điều dễ gây nhầm lẫn</w:t>
+      </w:r>
+    </w:p>
+    <w:p>
+      <w:pPr>
+        <w:pStyle w:val="179"/>
+        <w:bidi w:val="0"/>
+      </w:pPr>
+      <w:r>
+        <w:rPr>
+          <w:rFonts w:hint="default"/>
+          <w:b/>
+          <w:bCs/>
+        </w:rPr>
+        <w:t>Giống nhau:</w:t>
+      </w:r>
+      <w:r>
+        <w:rPr>
+          <w:rFonts w:hint="default"/>
+        </w:rPr>
+        <w:t xml:space="preserve"> Đều là hoạt động đảm bảo chất lượng, đều kiểm tra sản phẩm và đều trả lời câu hỏi “Có đúng không?”.</w:t>
+      </w:r>
+    </w:p>
+    <w:p>
+      <w:pPr>
+        <w:pStyle w:val="179"/>
+        <w:bidi w:val="0"/>
+      </w:pPr>
+      <w:r>
+        <w:rPr>
+          <w:rFonts w:hint="default"/>
+          <w:b/>
+          <w:bCs/>
+        </w:rPr>
+        <w:t>Dễ nhầm:</w:t>
+      </w:r>
+      <w:r>
+        <w:rPr>
+          <w:rFonts w:hint="default"/>
+        </w:rPr>
+        <w:t xml:space="preserve"> Tên gần giống nhau, nhiều người dùng lẫn lộn. ISTQB phân biệt rất rõ bằng 2 câu tiếng Anh kinh điển:</w:t>
+      </w:r>
+    </w:p>
+    <w:p>
+      <w:pPr>
+        <w:pStyle w:val="179"/>
+        <w:bidi w:val="0"/>
+      </w:pPr>
+      <w:r>
+        <w:rPr>
+          <w:rFonts w:hint="default"/>
+          <w:b/>
+          <w:bCs/>
+        </w:rPr>
+        <w:t xml:space="preserve">✅ Verification: </w:t>
+      </w:r>
+      <w:r>
+        <w:rPr>
+          <w:rFonts w:hint="default"/>
+        </w:rPr>
+        <w:t>“Are we building the product RIGHT?” → Mình đang xây đúng cách chưa? (đúng bản vẽ, đúng quy trình, đúng tài liệu)</w:t>
+      </w:r>
+    </w:p>
+    <w:p>
+      <w:pPr>
+        <w:pStyle w:val="179"/>
+        <w:bidi w:val="0"/>
+      </w:pPr>
+      <w:r>
+        <w:rPr>
+          <w:rFonts w:hint="default"/>
+          <w:b/>
+          <w:bCs/>
+        </w:rPr>
+        <w:t xml:space="preserve">✅ Validation: </w:t>
+      </w:r>
+      <w:r>
+        <w:rPr>
+          <w:rFonts w:hint="default"/>
+        </w:rPr>
+        <w:t>“Are we building the RIGHT product?” → Mình đang xây đúng thứ người dùng cần chưa? (đúng nhu cầu thực tế, dùng có thấy “đã” không)</w:t>
+      </w:r>
+    </w:p>
+    <w:p>
+      <w:pPr>
+        <w:bidi w:val="0"/>
+        <w:rPr>
+          <w:rFonts w:hint="default"/>
+        </w:rPr>
+      </w:pPr>
+      <w:r>
+        <w:rPr>
+          <w:rFonts w:hint="default"/>
+          <w:lang w:val="vi-VN" w:eastAsia="zh-CN"/>
+        </w:rPr>
+        <w:tab/>
+      </w:r>
+      <w:r>
+        <w:rPr>
+          <w:rFonts w:hint="default"/>
+          <w:lang w:val="vi-VN" w:eastAsia="zh-CN"/>
+        </w:rPr>
+        <w:tab/>
+      </w:r>
+      <w:r>
+        <w:rPr>
+          <w:rFonts w:hint="default"/>
+          <w:lang w:val="vi-VN" w:eastAsia="zh-CN"/>
+        </w:rPr>
+        <w:tab/>
+      </w:r>
+      <w:r>
+        <w:rPr>
+          <w:rFonts w:hint="default"/>
+          <w:lang w:val="en-US" w:eastAsia="zh-CN"/>
+        </w:rPr>
+        <w:t>🧒 Ví dụ đời thường: Em đóng một chiếc xe đạp.</w:t>
+      </w:r>
+    </w:p>
+    <w:p>
+      <w:pPr>
+        <w:pStyle w:val="179"/>
+        <w:bidi w:val="0"/>
+      </w:pPr>
+      <w:r>
+        <w:rPr>
+          <w:rFonts w:hint="default"/>
+          <w:b/>
+          <w:bCs/>
+        </w:rPr>
+        <w:t xml:space="preserve">Verification: </w:t>
+      </w:r>
+      <w:r>
+        <w:rPr>
+          <w:rFonts w:hint="default"/>
+        </w:rPr>
+        <w:t>Kiểm tra xem có lắp đúng bản vẽ không, ốc có vặn đủ vòng không, phanh có đúng chuẩn kỹ thuật không.</w:t>
+      </w:r>
+    </w:p>
+    <w:p>
+      <w:pPr>
+        <w:pStyle w:val="179"/>
+        <w:bidi w:val="0"/>
+      </w:pPr>
+      <w:r>
+        <w:rPr>
+          <w:rFonts w:hint="default"/>
+          <w:b/>
+          <w:bCs/>
+        </w:rPr>
+        <w:t xml:space="preserve">Validation: </w:t>
+      </w:r>
+      <w:r>
+        <w:rPr>
+          <w:rFonts w:hint="default"/>
+        </w:rPr>
+        <w:t>Chạy thử xem xe có đạp êm, có phù hợp với chiều cao của em, có giúp em đi học nhanh hơn không.</w:t>
+      </w:r>
+    </w:p>
+    <w:p>
+      <w:pPr>
+        <w:bidi w:val="0"/>
+        <w:ind w:left="720" w:leftChars="0" w:firstLine="720" w:firstLineChars="0"/>
+        <w:rPr>
+          <w:rFonts w:hint="default"/>
+          <w:b/>
+          <w:bCs/>
+          <w:i/>
+          <w:iCs/>
+          <w:lang w:val="en-US" w:eastAsia="zh-CN"/>
+        </w:rPr>
+      </w:pPr>
+      <w:r>
+        <w:rPr>
+          <w:rFonts w:hint="default"/>
+          <w:b/>
+          <w:bCs/>
+        </w:rPr>
+        <w:t>📊 Bảng so sánh</w:t>
+      </w:r>
+    </w:p>
+    <w:tbl>
+      <w:tblPr>
+        <w:tblStyle w:val="41"/>
+        <w:tblW w:w="7999" w:type="dxa"/>
+        <w:tblInd w:w="1284" w:type="dxa"/>
+        <w:tblBorders>
+          <w:top w:val="single" w:color="auto" w:sz="4" w:space="0"/>
+          <w:left w:val="single" w:color="auto" w:sz="4" w:space="0"/>
+          <w:bottom w:val="single" w:color="auto" w:sz="4" w:space="0"/>
+          <w:right w:val="single" w:color="auto" w:sz="4" w:space="0"/>
+          <w:insideH w:val="single" w:color="auto" w:sz="4" w:space="0"/>
+          <w:insideV w:val="single" w:color="auto" w:sz="4" w:space="0"/>
+        </w:tblBorders>
+        <w:tblLayout w:type="fixed"/>
+        <w:tblCellMar>
+          <w:top w:w="0" w:type="dxa"/>
+          <w:left w:w="108" w:type="dxa"/>
+          <w:bottom w:w="0" w:type="dxa"/>
+          <w:right w:w="108" w:type="dxa"/>
+        </w:tblCellMar>
+      </w:tblPr>
+      <w:tblGrid>
+        <w:gridCol w:w="2036"/>
+        <w:gridCol w:w="1321"/>
+        <w:gridCol w:w="1626"/>
+        <w:gridCol w:w="1290"/>
+        <w:gridCol w:w="1726"/>
+      </w:tblGrid>
+      <w:tr>
+        <w:tblPrEx>
+          <w:tblBorders>
+            <w:top w:val="single" w:color="auto" w:sz="4" w:space="0"/>
+            <w:left w:val="single" w:color="auto" w:sz="4" w:space="0"/>
+            <w:bottom w:val="single" w:color="auto" w:sz="4" w:space="0"/>
+            <w:right w:val="single" w:color="auto" w:sz="4" w:space="0"/>
+            <w:insideH w:val="single" w:color="auto" w:sz="4" w:space="0"/>
+            <w:insideV w:val="single" w:color="auto" w:sz="4" w:space="0"/>
+          </w:tblBorders>
+        </w:tblPrEx>
+        <w:tc>
+          <w:tcPr>
+            <w:tcW w:w="2036" w:type="dxa"/>
+            <w:vAlign w:val="center"/>
+          </w:tcPr>
+          <w:p>
+            <w:pPr>
+              <w:widowControl w:val="0"/>
+              <w:bidi w:val="0"/>
+              <w:jc w:val="both"/>
+              <w:rPr>
+                <w:rFonts w:hint="default"/>
+                <w:b/>
+                <w:bCs/>
+                <w:vertAlign w:val="baseline"/>
+                <w:lang w:val="en-US" w:eastAsia="zh-CN"/>
+              </w:rPr>
+            </w:pPr>
+            <w:r>
+              <w:rPr>
+                <w:b/>
+                <w:bCs/>
+                <w:lang w:val="en-US" w:eastAsia="zh-CN"/>
+              </w:rPr>
+              <w:t>Mục đích</w:t>
+            </w:r>
+          </w:p>
+        </w:tc>
+        <w:tc>
+          <w:tcPr>
+            <w:tcW w:w="1321" w:type="dxa"/>
+            <w:vAlign w:val="center"/>
+          </w:tcPr>
+          <w:p>
+            <w:pPr>
+              <w:widowControl w:val="0"/>
+              <w:bidi w:val="0"/>
+              <w:jc w:val="both"/>
+              <w:rPr>
+                <w:rFonts w:hint="default"/>
+                <w:b/>
+                <w:bCs/>
+                <w:vertAlign w:val="baseline"/>
+                <w:lang w:val="en-US" w:eastAsia="zh-CN"/>
+              </w:rPr>
+            </w:pPr>
+            <w:r>
+              <w:rPr>
+                <w:b/>
+                <w:bCs/>
+                <w:lang w:val="en-US" w:eastAsia="zh-CN"/>
+              </w:rPr>
+              <w:t>Người thực hiện</w:t>
+            </w:r>
+          </w:p>
+        </w:tc>
+        <w:tc>
+          <w:tcPr>
+            <w:tcW w:w="1626" w:type="dxa"/>
+            <w:vAlign w:val="center"/>
+          </w:tcPr>
+          <w:p>
+            <w:pPr>
+              <w:widowControl w:val="0"/>
+              <w:bidi w:val="0"/>
+              <w:jc w:val="both"/>
+              <w:rPr>
+                <w:rFonts w:hint="default"/>
+                <w:b/>
+                <w:bCs/>
+                <w:vertAlign w:val="baseline"/>
+                <w:lang w:val="en-US" w:eastAsia="zh-CN"/>
+              </w:rPr>
+            </w:pPr>
+            <w:r>
+              <w:rPr>
+                <w:b/>
+                <w:bCs/>
+                <w:lang w:val="en-US" w:eastAsia="zh-CN"/>
+              </w:rPr>
+              <w:t>Đầu ra</w:t>
+            </w:r>
+          </w:p>
+        </w:tc>
+        <w:tc>
+          <w:tcPr>
+            <w:tcW w:w="1290" w:type="dxa"/>
+            <w:vAlign w:val="center"/>
+          </w:tcPr>
+          <w:p>
+            <w:pPr>
+              <w:widowControl w:val="0"/>
+              <w:bidi w:val="0"/>
+              <w:jc w:val="both"/>
+              <w:rPr>
+                <w:rFonts w:hint="default"/>
+                <w:b/>
+                <w:bCs/>
+                <w:vertAlign w:val="baseline"/>
+                <w:lang w:val="en-US" w:eastAsia="zh-CN"/>
+              </w:rPr>
+            </w:pPr>
+            <w:r>
+              <w:rPr>
+                <w:b/>
+                <w:bCs/>
+                <w:lang w:val="en-US" w:eastAsia="zh-CN"/>
+              </w:rPr>
+              <w:t>Khi nào dùng</w:t>
+            </w:r>
+          </w:p>
+        </w:tc>
+        <w:tc>
+          <w:tcPr>
+            <w:tcW w:w="1726" w:type="dxa"/>
+            <w:vAlign w:val="center"/>
+          </w:tcPr>
+          <w:p>
+            <w:pPr>
+              <w:widowControl w:val="0"/>
+              <w:bidi w:val="0"/>
+              <w:jc w:val="both"/>
+              <w:rPr>
+                <w:rFonts w:hint="default"/>
+                <w:b/>
+                <w:bCs/>
+                <w:vertAlign w:val="baseline"/>
+                <w:lang w:val="en-US" w:eastAsia="zh-CN"/>
+              </w:rPr>
+            </w:pPr>
+            <w:r>
+              <w:rPr>
+                <w:b/>
+                <w:bCs/>
+                <w:lang w:val="en-US" w:eastAsia="zh-CN"/>
+              </w:rPr>
+              <w:t>Ví dụ</w:t>
+            </w:r>
+          </w:p>
+        </w:tc>
+      </w:tr>
+      <w:tr>
+        <w:tblPrEx>
+          <w:tblBorders>
+            <w:top w:val="single" w:color="auto" w:sz="4" w:space="0"/>
+            <w:left w:val="single" w:color="auto" w:sz="4" w:space="0"/>
+            <w:bottom w:val="single" w:color="auto" w:sz="4" w:space="0"/>
+            <w:right w:val="single" w:color="auto" w:sz="4" w:space="0"/>
+            <w:insideH w:val="single" w:color="auto" w:sz="4" w:space="0"/>
+            <w:insideV w:val="single" w:color="auto" w:sz="4" w:space="0"/>
+          </w:tblBorders>
+          <w:tblCellMar>
+            <w:top w:w="0" w:type="dxa"/>
+            <w:left w:w="108" w:type="dxa"/>
+            <w:bottom w:w="0" w:type="dxa"/>
+            <w:right w:w="108" w:type="dxa"/>
+          </w:tblCellMar>
+        </w:tblPrEx>
+        <w:tc>
+          <w:tcPr>
+            <w:tcW w:w="2036" w:type="dxa"/>
+            <w:vAlign w:val="center"/>
+          </w:tcPr>
+          <w:p>
+            <w:pPr>
+              <w:widowControl w:val="0"/>
+              <w:bidi w:val="0"/>
+              <w:jc w:val="both"/>
               <w:rPr>
                 <w:rFonts w:hint="default"/>
                 <w:vertAlign w:val="baseline"/>
@@ -8030,7 +8142,9 @@
           </w:tcPr>
           <w:p>
             <w:pPr>
+              <w:widowControl w:val="0"/>
               <w:bidi w:val="0"/>
+              <w:jc w:val="both"/>
               <w:rPr>
                 <w:rFonts w:hint="default"/>
                 <w:vertAlign w:val="baseline"/>
@@ -8052,7 +8166,9 @@
           </w:tcPr>
           <w:p>
             <w:pPr>
+              <w:widowControl w:val="0"/>
               <w:bidi w:val="0"/>
+              <w:jc w:val="both"/>
               <w:rPr>
                 <w:rFonts w:hint="default"/>
                 <w:vertAlign w:val="baseline"/>
@@ -8074,7 +8190,9 @@
           </w:tcPr>
           <w:p>
             <w:pPr>
+              <w:widowControl w:val="0"/>
               <w:bidi w:val="0"/>
+              <w:jc w:val="both"/>
               <w:rPr>
                 <w:rFonts w:hint="default"/>
                 <w:vertAlign w:val="baseline"/>
@@ -8096,7 +8214,9 @@
           </w:tcPr>
           <w:p>
             <w:pPr>
+              <w:widowControl w:val="0"/>
               <w:bidi w:val="0"/>
+              <w:jc w:val="both"/>
               <w:rPr>
                 <w:rFonts w:hint="default"/>
                 <w:vertAlign w:val="baseline"/>
@@ -8136,7 +8256,9 @@
           </w:tcPr>
           <w:p>
             <w:pPr>
+              <w:widowControl w:val="0"/>
               <w:bidi w:val="0"/>
+              <w:jc w:val="both"/>
               <w:rPr>
                 <w:rFonts w:hint="default"/>
                 <w:vertAlign w:val="baseline"/>
@@ -8158,7 +8280,9 @@
           </w:tcPr>
           <w:p>
             <w:pPr>
+              <w:widowControl w:val="0"/>
               <w:bidi w:val="0"/>
+              <w:jc w:val="both"/>
               <w:rPr>
                 <w:rFonts w:hint="default"/>
                 <w:vertAlign w:val="baseline"/>
@@ -8180,7 +8304,9 @@
           </w:tcPr>
           <w:p>
             <w:pPr>
+              <w:widowControl w:val="0"/>
               <w:bidi w:val="0"/>
+              <w:jc w:val="both"/>
               <w:rPr>
                 <w:rFonts w:hint="default"/>
                 <w:vertAlign w:val="baseline"/>
@@ -8202,7 +8328,9 @@
           </w:tcPr>
           <w:p>
             <w:pPr>
+              <w:widowControl w:val="0"/>
               <w:bidi w:val="0"/>
+              <w:jc w:val="both"/>
               <w:rPr>
                 <w:rFonts w:hint="default"/>
                 <w:vertAlign w:val="baseline"/>
@@ -8224,7 +8352,9 @@
           </w:tcPr>
           <w:p>
             <w:pPr>
+              <w:widowControl w:val="0"/>
               <w:bidi w:val="0"/>
+              <w:jc w:val="both"/>
               <w:rPr>
                 <w:rFonts w:hint="default"/>
                 <w:vertAlign w:val="baseline"/>
@@ -8485,6 +8615,7 @@
       <w:pPr>
         <w:pStyle w:val="3"/>
         <w:numPr>
+          <w:ilvl w:val="1"/>
           <w:numId w:val="0"/>
         </w:numPr>
         <w:tabs>
@@ -8533,6 +8664,7 @@
       <w:pPr>
         <w:pStyle w:val="179"/>
         <w:numPr>
+          <w:ilvl w:val="0"/>
           <w:numId w:val="0"/>
         </w:numPr>
         <w:bidi w:val="0"/>
@@ -8632,6 +8764,7 @@
       <w:pPr>
         <w:pStyle w:val="179"/>
         <w:numPr>
+          <w:ilvl w:val="0"/>
           <w:numId w:val="0"/>
         </w:numPr>
         <w:bidi w:val="0"/>
@@ -8731,6 +8864,7 @@
       <w:pPr>
         <w:pStyle w:val="179"/>
         <w:numPr>
+          <w:ilvl w:val="0"/>
           <w:numId w:val="0"/>
         </w:numPr>
         <w:bidi w:val="0"/>
@@ -8946,6 +9080,7 @@
             <w:pPr>
               <w:pStyle w:val="20"/>
               <w:numPr>
+                <w:ilvl w:val="0"/>
                 <w:numId w:val="0"/>
               </w:numPr>
               <w:bidi w:val="0"/>
@@ -9019,6 +9154,7 @@
       <w:pPr>
         <w:pStyle w:val="179"/>
         <w:numPr>
+          <w:ilvl w:val="0"/>
           <w:numId w:val="0"/>
         </w:numPr>
         <w:bidi w:val="0"/>
@@ -9128,6 +9264,7 @@
       <w:pPr>
         <w:pStyle w:val="179"/>
         <w:numPr>
+          <w:ilvl w:val="0"/>
           <w:numId w:val="0"/>
         </w:numPr>
         <w:bidi w:val="0"/>
@@ -9345,7 +9482,17 @@
               <w:bidi w:val="0"/>
             </w:pPr>
             <w:r>
-              <w:t xml:space="preserve">[Định nghĩa] Trích dẫn hoặc diễn giải sát nghĩa định nghĩa ISTQB (ghi rõ nếu bạn đang diễn giải, không phải trích nguyên văn). </w:t>
+              <w:t>Định nghĩa</w:t>
+            </w:r>
+            <w:r>
+              <w:rPr>
+                <w:rFonts w:hint="default"/>
+                <w:lang w:val="vi-VN"/>
+              </w:rPr>
+              <w:t>:</w:t>
+            </w:r>
+            <w:r>
+              <w:t xml:space="preserve"> Trích dẫn hoặc diễn giải sát nghĩa định nghĩa ISTQB (ghi rõ nếu bạn đang diễn giải, không phải trích nguyên văn). </w:t>
             </w:r>
           </w:p>
           <w:p>
@@ -9354,7 +9501,17 @@
               <w:bidi w:val="0"/>
             </w:pPr>
             <w:r>
-              <w:t xml:space="preserve">[Ví dụ chung] Cho 1 ví dụ tổng quát trong ngành phần mềm. </w:t>
+              <w:t>Ví dụ chung</w:t>
+            </w:r>
+            <w:r>
+              <w:rPr>
+                <w:rFonts w:hint="default"/>
+                <w:lang w:val="vi-VN"/>
+              </w:rPr>
+              <w:t>:</w:t>
+            </w:r>
+            <w:r>
+              <w:t xml:space="preserve"> Cho 1 ví dụ tổng quát trong ngành phần mềm. </w:t>
             </w:r>
           </w:p>
           <w:p>
@@ -9363,7 +9520,17 @@
               <w:bidi w:val="0"/>
             </w:pPr>
             <w:r>
-              <w:t xml:space="preserve">[Ví dụ CinePlex] Cho 1 ví dụ cụ thể trong hệ thống đặt vé xem phim CinePlex, bao gồm: tình huống xảy ra, hậu quả nếu vi phạm nguyên tắc, và cách tester nên xử lý. </w:t>
+              <w:t>Ví dụ CinePlex</w:t>
+            </w:r>
+            <w:r>
+              <w:rPr>
+                <w:rFonts w:hint="default"/>
+                <w:lang w:val="vi-VN"/>
+              </w:rPr>
+              <w:t>:</w:t>
+            </w:r>
+            <w:r>
+              <w:t xml:space="preserve"> Cho 1 ví dụ cụ thể trong hệ thống đặt vé xem phim CinePlex, bao gồm: tình huống xảy ra, hậu quả nếu vi phạm nguyên tắc, và cách tester nên xử lý. </w:t>
             </w:r>
           </w:p>
           <w:p>
@@ -9372,7 +9539,17 @@
               <w:bidi w:val="0"/>
             </w:pPr>
             <w:r>
-              <w:t>[Lỗi hay gặp] Nêu 1 hiểu lầm phổ biến mà sinh viên hay mắc phải với nguyên tắc này.</w:t>
+              <w:t>Lỗi hay gặp</w:t>
+            </w:r>
+            <w:r>
+              <w:rPr>
+                <w:rFonts w:hint="default"/>
+                <w:lang w:val="vi-VN"/>
+              </w:rPr>
+              <w:t>:</w:t>
+            </w:r>
+            <w:r>
+              <w:t xml:space="preserve"> Nêu 1 hiểu lầm phổ biến mà sinh viên hay mắc phải với nguyên tắc này.</w:t>
             </w:r>
           </w:p>
           <w:p>
@@ -9381,7 +9558,17 @@
               <w:bidi w:val="0"/>
             </w:pPr>
             <w:r>
-              <w:t xml:space="preserve">[Độ tin cậy] Nếu bạn không chắc chắn về bất kỳ thông tin nào, hãy nói rõ thay vì đưa ra câu trả lời có vẻ đúng. </w:t>
+              <w:t>Độ tin cậy</w:t>
+            </w:r>
+            <w:r>
+              <w:rPr>
+                <w:rFonts w:hint="default"/>
+                <w:lang w:val="vi-VN"/>
+              </w:rPr>
+              <w:t>:</w:t>
+            </w:r>
+            <w:r>
+              <w:t xml:space="preserve"> Nếu bạn không chắc chắn về bất kỳ thông tin nào, hãy nói rõ thay vì đưa ra câu trả lời có vẻ đúng. </w:t>
             </w:r>
           </w:p>
           <w:p>
@@ -9449,7 +9636,6 @@
           <w:lang w:val="vi-VN"/>
         </w:rPr>
         <w:tab/>
-        <w:t/>
       </w:r>
       <w:r>
         <w:rPr>
@@ -9457,7 +9643,6 @@
           <w:lang w:val="vi-VN"/>
         </w:rPr>
         <w:tab/>
-        <w:t/>
       </w:r>
       <w:r>
         <w:rPr>
@@ -9542,7 +9727,6 @@
           <w:lang w:val="vi-VN"/>
         </w:rPr>
         <w:tab/>
-        <w:t/>
       </w:r>
       <w:r>
         <w:rPr>
@@ -9550,7 +9734,6 @@
           <w:lang w:val="vi-VN"/>
         </w:rPr>
         <w:tab/>
-        <w:t/>
       </w:r>
       <w:r>
         <w:rPr>
@@ -9558,7 +9741,6 @@
           <w:lang w:val="vi-VN"/>
         </w:rPr>
         <w:tab/>
-        <w:t/>
       </w:r>
       <w:r>
         <w:rPr>
@@ -9566,7 +9748,6 @@
           <w:lang w:val="vi-VN"/>
         </w:rPr>
         <w:tab/>
-        <w:t/>
       </w:r>
       <w:r>
         <w:rPr>
@@ -9574,7 +9755,6 @@
           <w:lang w:val="vi-VN"/>
         </w:rPr>
         <w:tab/>
-        <w:t/>
       </w:r>
       <w:r>
         <w:rPr>
@@ -9582,7 +9762,6 @@
           <w:lang w:val="vi-VN"/>
         </w:rPr>
         <w:tab/>
-        <w:t/>
       </w:r>
       <w:r>
         <w:rPr>
@@ -9590,7 +9769,6 @@
           <w:lang w:val="vi-VN"/>
         </w:rPr>
         <w:tab/>
-        <w:t/>
       </w:r>
       <w:r>
         <w:rPr>
@@ -9598,7 +9776,6 @@
           <w:lang w:val="vi-VN"/>
         </w:rPr>
         <w:tab/>
-        <w:t/>
       </w:r>
       <w:r>
         <w:rPr>
@@ -9606,7 +9783,6 @@
           <w:lang w:val="vi-VN"/>
         </w:rPr>
         <w:tab/>
-        <w:t/>
       </w:r>
       <w:r>
         <w:rPr>
@@ -9614,7 +9790,6 @@
           <w:lang w:val="vi-VN"/>
         </w:rPr>
         <w:tab/>
-        <w:t/>
       </w:r>
       <w:r>
         <w:rPr>
@@ -9622,7 +9797,6 @@
           <w:lang w:val="vi-VN"/>
         </w:rPr>
         <w:tab/>
-        <w:t/>
       </w:r>
       <w:r>
         <w:rPr>
@@ -9630,7 +9804,6 @@
           <w:lang w:val="vi-VN"/>
         </w:rPr>
         <w:tab/>
-        <w:t/>
       </w:r>
       <w:r>
         <w:rPr>
@@ -9638,7 +9811,6 @@
           <w:lang w:val="vi-VN"/>
         </w:rPr>
         <w:tab/>
-        <w:t/>
       </w:r>
       <w:r>
         <w:rPr>
@@ -9646,7 +9818,6 @@
           <w:lang w:val="vi-VN"/>
         </w:rPr>
         <w:tab/>
-        <w:t/>
       </w:r>
       <w:r>
         <w:rPr>
@@ -9654,7 +9825,6 @@
           <w:lang w:val="vi-VN"/>
         </w:rPr>
         <w:tab/>
-        <w:t/>
       </w:r>
       <w:r>
         <w:rPr>
@@ -9734,7 +9904,6 @@
           <w:lang w:val="vi-VN"/>
         </w:rPr>
         <w:tab/>
-        <w:t/>
       </w:r>
       <w:r>
         <w:rPr>
@@ -10408,6 +10577,12 @@
             <w:insideH w:val="single" w:color="auto" w:sz="4" w:space="0"/>
             <w:insideV w:val="single" w:color="auto" w:sz="4" w:space="0"/>
           </w:tblBorders>
+          <w:tblCellMar>
+            <w:top w:w="0" w:type="dxa"/>
+            <w:left w:w="10" w:type="dxa"/>
+            <w:bottom w:w="0" w:type="dxa"/>
+            <w:right w:w="10" w:type="dxa"/>
+          </w:tblCellMar>
         </w:tblPrEx>
         <w:tc>
           <w:tcPr>
@@ -10639,7 +10814,7 @@
           <w:rFonts w:hint="default"/>
           <w:lang w:val="vi-VN"/>
         </w:rPr>
-        <w:t>Câu trả lời của AI</w:t>
+        <w:t>Câu trả lời cải thiện của AI</w:t>
       </w:r>
       <w:bookmarkEnd w:id="54"/>
     </w:p>
@@ -11865,7 +12040,9 @@
         </w:tblBorders>
         <w:tblLayout w:type="autofit"/>
         <w:tblCellMar>
+          <w:top w:w="0" w:type="dxa"/>
           <w:left w:w="108" w:type="dxa"/>
+          <w:bottom w:w="0" w:type="dxa"/>
           <w:right w:w="108" w:type="dxa"/>
         </w:tblCellMar>
       </w:tblPr>
@@ -11885,7 +12062,9 @@
             <w:insideV w:val="single" w:color="auto" w:sz="4" w:space="0"/>
           </w:tblBorders>
           <w:tblCellMar>
+            <w:top w:w="0" w:type="dxa"/>
             <w:left w:w="108" w:type="dxa"/>
+            <w:bottom w:w="0" w:type="dxa"/>
             <w:right w:w="108" w:type="dxa"/>
           </w:tblCellMar>
         </w:tblPrEx>
@@ -11896,7 +12075,9 @@
           </w:tcPr>
           <w:p>
             <w:pPr>
+              <w:widowControl w:val="0"/>
               <w:bidi w:val="0"/>
+              <w:jc w:val="both"/>
               <w:rPr>
                 <w:rFonts w:hint="default"/>
                 <w:b/>
@@ -11921,7 +12102,9 @@
           </w:tcPr>
           <w:p>
             <w:pPr>
+              <w:widowControl w:val="0"/>
               <w:bidi w:val="0"/>
+              <w:jc w:val="both"/>
               <w:rPr>
                 <w:rFonts w:hint="default"/>
                 <w:b/>
@@ -11946,7 +12129,9 @@
           </w:tcPr>
           <w:p>
             <w:pPr>
+              <w:widowControl w:val="0"/>
               <w:bidi w:val="0"/>
+              <w:jc w:val="both"/>
               <w:rPr>
                 <w:rFonts w:hint="default"/>
                 <w:b/>
@@ -11961,6 +12146,2885 @@
                 <w:lang w:val="en-US" w:eastAsia="zh-CN"/>
               </w:rPr>
               <w:t>Tester</w:t>
+            </w:r>
+          </w:p>
+        </w:tc>
+      </w:tr>
+      <w:tr>
+        <w:tblPrEx>
+          <w:tblBorders>
+            <w:top w:val="single" w:color="auto" w:sz="4" w:space="0"/>
+            <w:left w:val="single" w:color="auto" w:sz="4" w:space="0"/>
+            <w:bottom w:val="single" w:color="auto" w:sz="4" w:space="0"/>
+            <w:right w:val="single" w:color="auto" w:sz="4" w:space="0"/>
+            <w:insideH w:val="single" w:color="auto" w:sz="4" w:space="0"/>
+            <w:insideV w:val="single" w:color="auto" w:sz="4" w:space="0"/>
+          </w:tblBorders>
+          <w:tblCellMar>
+            <w:top w:w="0" w:type="dxa"/>
+            <w:left w:w="108" w:type="dxa"/>
+            <w:bottom w:w="0" w:type="dxa"/>
+            <w:right w:w="108" w:type="dxa"/>
+          </w:tblCellMar>
+        </w:tblPrEx>
+        <w:tc>
+          <w:tcPr>
+            <w:tcW w:w="1973" w:type="dxa"/>
+            <w:vAlign w:val="center"/>
+          </w:tcPr>
+          <w:p>
+            <w:pPr>
+              <w:widowControl w:val="0"/>
+              <w:bidi w:val="0"/>
+              <w:jc w:val="both"/>
+              <w:rPr>
+                <w:rFonts w:hint="default"/>
+                <w:b/>
+                <w:bCs/>
+                <w:lang w:val="vi-VN"/>
+              </w:rPr>
+            </w:pPr>
+            <w:r>
+              <w:rPr>
+                <w:b/>
+                <w:bCs/>
+                <w:lang w:val="en-US" w:eastAsia="zh-CN"/>
+              </w:rPr>
+              <w:t>Trách nhiệm chính</w:t>
+            </w:r>
+          </w:p>
+        </w:tc>
+        <w:tc>
+          <w:tcPr>
+            <w:tcW w:w="3094" w:type="dxa"/>
+            <w:vAlign w:val="center"/>
+          </w:tcPr>
+          <w:p>
+            <w:pPr>
+              <w:widowControl w:val="0"/>
+              <w:bidi w:val="0"/>
+              <w:jc w:val="both"/>
+              <w:rPr>
+                <w:rFonts w:hint="default"/>
+                <w:lang w:val="vi-VN"/>
+              </w:rPr>
+            </w:pPr>
+            <w:r>
+              <w:rPr>
+                <w:lang w:val="en-US" w:eastAsia="zh-CN"/>
+              </w:rPr>
+              <w:t>Quản lý toàn bộ hoạt động kiểm thử, lập kế hoạch, theo dõi tiến độ và đảm bảo chất lượng</w:t>
+            </w:r>
+          </w:p>
+        </w:tc>
+        <w:tc>
+          <w:tcPr>
+            <w:tcW w:w="3095" w:type="dxa"/>
+            <w:vAlign w:val="center"/>
+          </w:tcPr>
+          <w:p>
+            <w:pPr>
+              <w:widowControl w:val="0"/>
+              <w:bidi w:val="0"/>
+              <w:jc w:val="both"/>
+              <w:rPr>
+                <w:rFonts w:hint="default"/>
+                <w:lang w:val="vi-VN"/>
+              </w:rPr>
+            </w:pPr>
+            <w:r>
+              <w:rPr>
+                <w:lang w:val="en-US" w:eastAsia="zh-CN"/>
+              </w:rPr>
+              <w:t>Thực hiện kiểm thử và phát hiện lỗi trong phần mềm</w:t>
+            </w:r>
+          </w:p>
+        </w:tc>
+      </w:tr>
+      <w:tr>
+        <w:tblPrEx>
+          <w:tblBorders>
+            <w:top w:val="single" w:color="auto" w:sz="4" w:space="0"/>
+            <w:left w:val="single" w:color="auto" w:sz="4" w:space="0"/>
+            <w:bottom w:val="single" w:color="auto" w:sz="4" w:space="0"/>
+            <w:right w:val="single" w:color="auto" w:sz="4" w:space="0"/>
+            <w:insideH w:val="single" w:color="auto" w:sz="4" w:space="0"/>
+            <w:insideV w:val="single" w:color="auto" w:sz="4" w:space="0"/>
+          </w:tblBorders>
+          <w:tblCellMar>
+            <w:top w:w="0" w:type="dxa"/>
+            <w:left w:w="108" w:type="dxa"/>
+            <w:bottom w:w="0" w:type="dxa"/>
+            <w:right w:w="108" w:type="dxa"/>
+          </w:tblCellMar>
+        </w:tblPrEx>
+        <w:tc>
+          <w:tcPr>
+            <w:tcW w:w="1973" w:type="dxa"/>
+            <w:vAlign w:val="center"/>
+          </w:tcPr>
+          <w:p>
+            <w:pPr>
+              <w:widowControl w:val="0"/>
+              <w:bidi w:val="0"/>
+              <w:jc w:val="both"/>
+              <w:rPr>
+                <w:rFonts w:hint="default"/>
+                <w:b/>
+                <w:bCs/>
+                <w:lang w:val="vi-VN"/>
+              </w:rPr>
+            </w:pPr>
+            <w:r>
+              <w:rPr>
+                <w:b/>
+                <w:bCs/>
+                <w:lang w:val="en-US" w:eastAsia="zh-CN"/>
+              </w:rPr>
+              <w:t>Hoạt động chủ yếu trong test process</w:t>
+            </w:r>
+          </w:p>
+        </w:tc>
+        <w:tc>
+          <w:tcPr>
+            <w:tcW w:w="3094" w:type="dxa"/>
+            <w:vAlign w:val="center"/>
+          </w:tcPr>
+          <w:p>
+            <w:pPr>
+              <w:widowControl w:val="0"/>
+              <w:bidi w:val="0"/>
+              <w:jc w:val="both"/>
+              <w:rPr>
+                <w:rFonts w:hint="default"/>
+                <w:lang w:val="vi-VN"/>
+              </w:rPr>
+            </w:pPr>
+            <w:r>
+              <w:rPr>
+                <w:lang w:val="en-US" w:eastAsia="zh-CN"/>
+              </w:rPr>
+              <w:t>Planning, Monitoring &amp; Control, Review, Reporting</w:t>
+            </w:r>
+          </w:p>
+        </w:tc>
+        <w:tc>
+          <w:tcPr>
+            <w:tcW w:w="3095" w:type="dxa"/>
+            <w:vAlign w:val="center"/>
+          </w:tcPr>
+          <w:p>
+            <w:pPr>
+              <w:widowControl w:val="0"/>
+              <w:bidi w:val="0"/>
+              <w:jc w:val="both"/>
+              <w:rPr>
+                <w:rFonts w:hint="default"/>
+                <w:lang w:val="vi-VN"/>
+              </w:rPr>
+            </w:pPr>
+            <w:r>
+              <w:rPr>
+                <w:lang w:val="en-US" w:eastAsia="zh-CN"/>
+              </w:rPr>
+              <w:t>Analysis, Design, Execution</w:t>
+            </w:r>
+          </w:p>
+        </w:tc>
+      </w:tr>
+      <w:tr>
+        <w:tblPrEx>
+          <w:tblBorders>
+            <w:top w:val="single" w:color="auto" w:sz="4" w:space="0"/>
+            <w:left w:val="single" w:color="auto" w:sz="4" w:space="0"/>
+            <w:bottom w:val="single" w:color="auto" w:sz="4" w:space="0"/>
+            <w:right w:val="single" w:color="auto" w:sz="4" w:space="0"/>
+            <w:insideH w:val="single" w:color="auto" w:sz="4" w:space="0"/>
+            <w:insideV w:val="single" w:color="auto" w:sz="4" w:space="0"/>
+          </w:tblBorders>
+          <w:tblCellMar>
+            <w:top w:w="0" w:type="dxa"/>
+            <w:left w:w="108" w:type="dxa"/>
+            <w:bottom w:w="0" w:type="dxa"/>
+            <w:right w:w="108" w:type="dxa"/>
+          </w:tblCellMar>
+        </w:tblPrEx>
+        <w:tc>
+          <w:tcPr>
+            <w:tcW w:w="1973" w:type="dxa"/>
+            <w:vAlign w:val="center"/>
+          </w:tcPr>
+          <w:p>
+            <w:pPr>
+              <w:widowControl w:val="0"/>
+              <w:bidi w:val="0"/>
+              <w:jc w:val="both"/>
+              <w:rPr>
+                <w:rFonts w:hint="default"/>
+                <w:b/>
+                <w:bCs/>
+                <w:lang w:val="vi-VN"/>
+              </w:rPr>
+            </w:pPr>
+            <w:r>
+              <w:rPr>
+                <w:b/>
+                <w:bCs/>
+                <w:lang w:val="en-US" w:eastAsia="zh-CN"/>
+              </w:rPr>
+              <w:t>Đầu ra chính</w:t>
+            </w:r>
+          </w:p>
+        </w:tc>
+        <w:tc>
+          <w:tcPr>
+            <w:tcW w:w="3094" w:type="dxa"/>
+            <w:vAlign w:val="center"/>
+          </w:tcPr>
+          <w:p>
+            <w:pPr>
+              <w:widowControl w:val="0"/>
+              <w:bidi w:val="0"/>
+              <w:jc w:val="both"/>
+              <w:rPr>
+                <w:rFonts w:hint="default"/>
+                <w:lang w:val="vi-VN"/>
+              </w:rPr>
+            </w:pPr>
+            <w:r>
+              <w:rPr>
+                <w:lang w:val="en-US" w:eastAsia="zh-CN"/>
+              </w:rPr>
+              <w:t>Test Plan, Test Report, Risk Report, Test Summary</w:t>
+            </w:r>
+          </w:p>
+        </w:tc>
+        <w:tc>
+          <w:tcPr>
+            <w:tcW w:w="3095" w:type="dxa"/>
+            <w:vAlign w:val="center"/>
+          </w:tcPr>
+          <w:p>
+            <w:pPr>
+              <w:widowControl w:val="0"/>
+              <w:bidi w:val="0"/>
+              <w:jc w:val="both"/>
+              <w:rPr>
+                <w:rFonts w:hint="default"/>
+                <w:lang w:val="vi-VN"/>
+              </w:rPr>
+            </w:pPr>
+            <w:r>
+              <w:rPr>
+                <w:lang w:val="en-US" w:eastAsia="zh-CN"/>
+              </w:rPr>
+              <w:t>Test Cases, Bug Reports, Execution Results</w:t>
+            </w:r>
+          </w:p>
+        </w:tc>
+      </w:tr>
+      <w:tr>
+        <w:tblPrEx>
+          <w:tblBorders>
+            <w:top w:val="single" w:color="auto" w:sz="4" w:space="0"/>
+            <w:left w:val="single" w:color="auto" w:sz="4" w:space="0"/>
+            <w:bottom w:val="single" w:color="auto" w:sz="4" w:space="0"/>
+            <w:right w:val="single" w:color="auto" w:sz="4" w:space="0"/>
+            <w:insideH w:val="single" w:color="auto" w:sz="4" w:space="0"/>
+            <w:insideV w:val="single" w:color="auto" w:sz="4" w:space="0"/>
+          </w:tblBorders>
+          <w:tblCellMar>
+            <w:top w:w="0" w:type="dxa"/>
+            <w:left w:w="108" w:type="dxa"/>
+            <w:bottom w:w="0" w:type="dxa"/>
+            <w:right w:w="108" w:type="dxa"/>
+          </w:tblCellMar>
+        </w:tblPrEx>
+        <w:tc>
+          <w:tcPr>
+            <w:tcW w:w="1973" w:type="dxa"/>
+            <w:vAlign w:val="center"/>
+          </w:tcPr>
+          <w:p>
+            <w:pPr>
+              <w:widowControl w:val="0"/>
+              <w:bidi w:val="0"/>
+              <w:jc w:val="both"/>
+              <w:rPr>
+                <w:rFonts w:hint="default"/>
+                <w:b/>
+                <w:bCs/>
+                <w:lang w:val="vi-VN"/>
+              </w:rPr>
+            </w:pPr>
+            <w:r>
+              <w:rPr>
+                <w:b/>
+                <w:bCs/>
+                <w:lang w:val="en-US" w:eastAsia="zh-CN"/>
+              </w:rPr>
+              <w:t>Kỹ năng quan trọng</w:t>
+            </w:r>
+          </w:p>
+        </w:tc>
+        <w:tc>
+          <w:tcPr>
+            <w:tcW w:w="3094" w:type="dxa"/>
+            <w:vAlign w:val="center"/>
+          </w:tcPr>
+          <w:p>
+            <w:pPr>
+              <w:widowControl w:val="0"/>
+              <w:bidi w:val="0"/>
+              <w:jc w:val="both"/>
+              <w:rPr>
+                <w:rFonts w:hint="default"/>
+                <w:lang w:val="vi-VN"/>
+              </w:rPr>
+            </w:pPr>
+            <w:r>
+              <w:rPr>
+                <w:lang w:val="en-US" w:eastAsia="zh-CN"/>
+              </w:rPr>
+              <w:t>Quản lý dự án, giao tiếp, leadership, risk management</w:t>
+            </w:r>
+          </w:p>
+        </w:tc>
+        <w:tc>
+          <w:tcPr>
+            <w:tcW w:w="3095" w:type="dxa"/>
+            <w:vAlign w:val="center"/>
+          </w:tcPr>
+          <w:p>
+            <w:pPr>
+              <w:widowControl w:val="0"/>
+              <w:bidi w:val="0"/>
+              <w:jc w:val="both"/>
+              <w:rPr>
+                <w:rFonts w:hint="default"/>
+                <w:lang w:val="vi-VN"/>
+              </w:rPr>
+            </w:pPr>
+            <w:r>
+              <w:rPr>
+                <w:lang w:val="en-US" w:eastAsia="zh-CN"/>
+              </w:rPr>
+              <w:t>Tư duy phân tích, kỹ năng test, attention to detail</w:t>
+            </w:r>
+          </w:p>
+        </w:tc>
+      </w:tr>
+      <w:tr>
+        <w:tblPrEx>
+          <w:tblBorders>
+            <w:top w:val="single" w:color="auto" w:sz="4" w:space="0"/>
+            <w:left w:val="single" w:color="auto" w:sz="4" w:space="0"/>
+            <w:bottom w:val="single" w:color="auto" w:sz="4" w:space="0"/>
+            <w:right w:val="single" w:color="auto" w:sz="4" w:space="0"/>
+            <w:insideH w:val="single" w:color="auto" w:sz="4" w:space="0"/>
+            <w:insideV w:val="single" w:color="auto" w:sz="4" w:space="0"/>
+          </w:tblBorders>
+          <w:tblCellMar>
+            <w:top w:w="0" w:type="dxa"/>
+            <w:left w:w="108" w:type="dxa"/>
+            <w:bottom w:w="0" w:type="dxa"/>
+            <w:right w:w="108" w:type="dxa"/>
+          </w:tblCellMar>
+        </w:tblPrEx>
+        <w:tc>
+          <w:tcPr>
+            <w:tcW w:w="1973" w:type="dxa"/>
+            <w:vAlign w:val="center"/>
+          </w:tcPr>
+          <w:p>
+            <w:pPr>
+              <w:widowControl w:val="0"/>
+              <w:bidi w:val="0"/>
+              <w:jc w:val="both"/>
+              <w:rPr>
+                <w:rFonts w:hint="default"/>
+                <w:b/>
+                <w:bCs/>
+                <w:lang w:val="vi-VN"/>
+              </w:rPr>
+            </w:pPr>
+            <w:r>
+              <w:rPr>
+                <w:b/>
+                <w:bCs/>
+                <w:lang w:val="en-US" w:eastAsia="zh-CN"/>
+              </w:rPr>
+              <w:t>Mức độ làm việc với stakeholder</w:t>
+            </w:r>
+          </w:p>
+        </w:tc>
+        <w:tc>
+          <w:tcPr>
+            <w:tcW w:w="3094" w:type="dxa"/>
+            <w:vAlign w:val="center"/>
+          </w:tcPr>
+          <w:p>
+            <w:pPr>
+              <w:widowControl w:val="0"/>
+              <w:bidi w:val="0"/>
+              <w:jc w:val="both"/>
+              <w:rPr>
+                <w:rFonts w:hint="default"/>
+                <w:lang w:val="vi-VN"/>
+              </w:rPr>
+            </w:pPr>
+            <w:r>
+              <w:rPr>
+                <w:lang w:val="en-US" w:eastAsia="zh-CN"/>
+              </w:rPr>
+              <w:t>Cao — làm việc với PM, BA, Dev Lead, khách hàng</w:t>
+            </w:r>
+          </w:p>
+        </w:tc>
+        <w:tc>
+          <w:tcPr>
+            <w:tcW w:w="3095" w:type="dxa"/>
+            <w:vAlign w:val="center"/>
+          </w:tcPr>
+          <w:p>
+            <w:pPr>
+              <w:widowControl w:val="0"/>
+              <w:bidi w:val="0"/>
+              <w:jc w:val="both"/>
+              <w:rPr>
+                <w:rFonts w:hint="default"/>
+                <w:lang w:val="vi-VN"/>
+              </w:rPr>
+            </w:pPr>
+            <w:r>
+              <w:rPr>
+                <w:lang w:val="en-US" w:eastAsia="zh-CN"/>
+              </w:rPr>
+              <w:t>Chủ yếu làm việc với Test Manager và Developer</w:t>
+            </w:r>
+          </w:p>
+        </w:tc>
+      </w:tr>
+      <w:tr>
+        <w:tblPrEx>
+          <w:tblBorders>
+            <w:top w:val="single" w:color="auto" w:sz="4" w:space="0"/>
+            <w:left w:val="single" w:color="auto" w:sz="4" w:space="0"/>
+            <w:bottom w:val="single" w:color="auto" w:sz="4" w:space="0"/>
+            <w:right w:val="single" w:color="auto" w:sz="4" w:space="0"/>
+            <w:insideH w:val="single" w:color="auto" w:sz="4" w:space="0"/>
+            <w:insideV w:val="single" w:color="auto" w:sz="4" w:space="0"/>
+          </w:tblBorders>
+          <w:tblCellMar>
+            <w:top w:w="0" w:type="dxa"/>
+            <w:left w:w="108" w:type="dxa"/>
+            <w:bottom w:w="0" w:type="dxa"/>
+            <w:right w:w="108" w:type="dxa"/>
+          </w:tblCellMar>
+        </w:tblPrEx>
+        <w:tc>
+          <w:tcPr>
+            <w:tcW w:w="1973" w:type="dxa"/>
+            <w:vAlign w:val="center"/>
+          </w:tcPr>
+          <w:p>
+            <w:pPr>
+              <w:widowControl w:val="0"/>
+              <w:bidi w:val="0"/>
+              <w:jc w:val="both"/>
+              <w:rPr>
+                <w:rFonts w:hint="default"/>
+                <w:b/>
+                <w:bCs/>
+                <w:lang w:val="vi-VN"/>
+              </w:rPr>
+            </w:pPr>
+            <w:r>
+              <w:rPr>
+                <w:b/>
+                <w:bCs/>
+                <w:lang w:val="en-US" w:eastAsia="zh-CN"/>
+              </w:rPr>
+              <w:t>Mục tiêu chính</w:t>
+            </w:r>
+          </w:p>
+        </w:tc>
+        <w:tc>
+          <w:tcPr>
+            <w:tcW w:w="3094" w:type="dxa"/>
+            <w:vAlign w:val="center"/>
+          </w:tcPr>
+          <w:p>
+            <w:pPr>
+              <w:widowControl w:val="0"/>
+              <w:bidi w:val="0"/>
+              <w:jc w:val="both"/>
+              <w:rPr>
+                <w:rFonts w:hint="default"/>
+                <w:lang w:val="vi-VN"/>
+              </w:rPr>
+            </w:pPr>
+            <w:r>
+              <w:rPr>
+                <w:lang w:val="en-US" w:eastAsia="zh-CN"/>
+              </w:rPr>
+              <w:t>Đảm bảo quá trình test hiệu quả và đúng kế hoạch</w:t>
+            </w:r>
+          </w:p>
+        </w:tc>
+        <w:tc>
+          <w:tcPr>
+            <w:tcW w:w="3095" w:type="dxa"/>
+            <w:vAlign w:val="center"/>
+          </w:tcPr>
+          <w:p>
+            <w:pPr>
+              <w:widowControl w:val="0"/>
+              <w:bidi w:val="0"/>
+              <w:jc w:val="both"/>
+              <w:rPr>
+                <w:rFonts w:hint="default"/>
+                <w:lang w:val="vi-VN"/>
+              </w:rPr>
+            </w:pPr>
+            <w:r>
+              <w:rPr>
+                <w:lang w:val="en-US" w:eastAsia="zh-CN"/>
+              </w:rPr>
+              <w:t>Đảm bảo phần mềm hoạt động đúng yêu cầu</w:t>
+            </w:r>
+          </w:p>
+        </w:tc>
+      </w:tr>
+      <w:tr>
+        <w:tblPrEx>
+          <w:tblBorders>
+            <w:top w:val="single" w:color="auto" w:sz="4" w:space="0"/>
+            <w:left w:val="single" w:color="auto" w:sz="4" w:space="0"/>
+            <w:bottom w:val="single" w:color="auto" w:sz="4" w:space="0"/>
+            <w:right w:val="single" w:color="auto" w:sz="4" w:space="0"/>
+            <w:insideH w:val="single" w:color="auto" w:sz="4" w:space="0"/>
+            <w:insideV w:val="single" w:color="auto" w:sz="4" w:space="0"/>
+          </w:tblBorders>
+          <w:tblCellMar>
+            <w:top w:w="0" w:type="dxa"/>
+            <w:left w:w="108" w:type="dxa"/>
+            <w:bottom w:w="0" w:type="dxa"/>
+            <w:right w:w="108" w:type="dxa"/>
+          </w:tblCellMar>
+        </w:tblPrEx>
+        <w:tc>
+          <w:tcPr>
+            <w:tcW w:w="1973" w:type="dxa"/>
+            <w:vAlign w:val="center"/>
+          </w:tcPr>
+          <w:p>
+            <w:pPr>
+              <w:widowControl w:val="0"/>
+              <w:bidi w:val="0"/>
+              <w:jc w:val="both"/>
+              <w:rPr>
+                <w:rFonts w:hint="default"/>
+                <w:b/>
+                <w:bCs/>
+                <w:lang w:val="vi-VN"/>
+              </w:rPr>
+            </w:pPr>
+            <w:r>
+              <w:rPr>
+                <w:b/>
+                <w:bCs/>
+                <w:lang w:val="en-US" w:eastAsia="zh-CN"/>
+              </w:rPr>
+              <w:t>Ra quyết định</w:t>
+            </w:r>
+          </w:p>
+        </w:tc>
+        <w:tc>
+          <w:tcPr>
+            <w:tcW w:w="3094" w:type="dxa"/>
+            <w:vAlign w:val="center"/>
+          </w:tcPr>
+          <w:p>
+            <w:pPr>
+              <w:widowControl w:val="0"/>
+              <w:bidi w:val="0"/>
+              <w:jc w:val="both"/>
+              <w:rPr>
+                <w:rFonts w:hint="default"/>
+                <w:lang w:val="vi-VN"/>
+              </w:rPr>
+            </w:pPr>
+            <w:r>
+              <w:rPr>
+                <w:lang w:val="en-US" w:eastAsia="zh-CN"/>
+              </w:rPr>
+              <w:t>Quyết định chiến lược test và mức độ release</w:t>
+            </w:r>
+          </w:p>
+        </w:tc>
+        <w:tc>
+          <w:tcPr>
+            <w:tcW w:w="3095" w:type="dxa"/>
+            <w:vAlign w:val="center"/>
+          </w:tcPr>
+          <w:p>
+            <w:pPr>
+              <w:widowControl w:val="0"/>
+              <w:bidi w:val="0"/>
+              <w:jc w:val="both"/>
+              <w:rPr>
+                <w:rFonts w:hint="default"/>
+                <w:lang w:val="vi-VN"/>
+              </w:rPr>
+            </w:pPr>
+            <w:r>
+              <w:rPr>
+                <w:lang w:val="en-US" w:eastAsia="zh-CN"/>
+              </w:rPr>
+              <w:t>Đề xuất bug và kết quả kiểm thử</w:t>
+            </w:r>
+          </w:p>
+        </w:tc>
+      </w:tr>
+    </w:tbl>
+    <w:p>
+      <w:pPr>
+        <w:rPr>
+          <w:rFonts w:hint="default"/>
+          <w:vertAlign w:val="baseline"/>
+          <w:lang w:val="vi-VN"/>
+        </w:rPr>
+      </w:pPr>
+      <w:r>
+        <w:rPr>
+          <w:rFonts w:hint="default"/>
+          <w:lang w:val="vi-VN"/>
+        </w:rPr>
+        <w:br w:type="page"/>
+      </w:r>
+    </w:p>
+    <w:p>
+      <w:pPr>
+        <w:pStyle w:val="4"/>
+        <w:bidi w:val="0"/>
+        <w:rPr>
+          <w:rFonts w:hint="default"/>
+          <w:vertAlign w:val="baseline"/>
+          <w:lang w:val="vi-VN"/>
+        </w:rPr>
+      </w:pPr>
+      <w:bookmarkStart w:id="64" w:name="_Toc23028"/>
+      <w:r>
+        <w:rPr>
+          <w:rFonts w:hint="default"/>
+          <w:lang w:val="vi-VN"/>
+        </w:rPr>
+        <w:t>7 hoạt động trong ISTQB Test Process và người thực hiện</w:t>
+      </w:r>
+      <w:bookmarkEnd w:id="64"/>
+      <w:r>
+        <w:rPr>
+          <w:rFonts w:hint="default"/>
+          <w:lang w:val="vi-VN"/>
+        </w:rPr>
+        <w:tab/>
+      </w:r>
+    </w:p>
+    <w:tbl>
+      <w:tblPr>
+        <w:tblStyle w:val="41"/>
+        <w:tblW w:w="0" w:type="auto"/>
+        <w:tblInd w:w="1158" w:type="dxa"/>
+        <w:tblBorders>
+          <w:top w:val="single" w:color="auto" w:sz="4" w:space="0"/>
+          <w:left w:val="single" w:color="auto" w:sz="4" w:space="0"/>
+          <w:bottom w:val="single" w:color="auto" w:sz="4" w:space="0"/>
+          <w:right w:val="single" w:color="auto" w:sz="4" w:space="0"/>
+          <w:insideH w:val="single" w:color="auto" w:sz="4" w:space="0"/>
+          <w:insideV w:val="single" w:color="auto" w:sz="4" w:space="0"/>
+        </w:tblBorders>
+        <w:tblLayout w:type="fixed"/>
+        <w:tblCellMar>
+          <w:top w:w="0" w:type="dxa"/>
+          <w:left w:w="108" w:type="dxa"/>
+          <w:bottom w:w="0" w:type="dxa"/>
+          <w:right w:w="108" w:type="dxa"/>
+        </w:tblCellMar>
+      </w:tblPr>
+      <w:tblGrid>
+        <w:gridCol w:w="734"/>
+        <w:gridCol w:w="2131"/>
+        <w:gridCol w:w="2939"/>
+        <w:gridCol w:w="2321"/>
+      </w:tblGrid>
+      <w:tr>
+        <w:tblPrEx>
+          <w:tblBorders>
+            <w:top w:val="single" w:color="auto" w:sz="4" w:space="0"/>
+            <w:left w:val="single" w:color="auto" w:sz="4" w:space="0"/>
+            <w:bottom w:val="single" w:color="auto" w:sz="4" w:space="0"/>
+            <w:right w:val="single" w:color="auto" w:sz="4" w:space="0"/>
+            <w:insideH w:val="single" w:color="auto" w:sz="4" w:space="0"/>
+            <w:insideV w:val="single" w:color="auto" w:sz="4" w:space="0"/>
+          </w:tblBorders>
+          <w:tblCellMar>
+            <w:top w:w="0" w:type="dxa"/>
+            <w:left w:w="108" w:type="dxa"/>
+            <w:bottom w:w="0" w:type="dxa"/>
+            <w:right w:w="108" w:type="dxa"/>
+          </w:tblCellMar>
+        </w:tblPrEx>
+        <w:tc>
+          <w:tcPr>
+            <w:tcW w:w="734" w:type="dxa"/>
+            <w:vAlign w:val="center"/>
+          </w:tcPr>
+          <w:p>
+            <w:pPr>
+              <w:widowControl w:val="0"/>
+              <w:bidi w:val="0"/>
+              <w:jc w:val="both"/>
+              <w:rPr>
+                <w:rFonts w:hint="default"/>
+                <w:b/>
+                <w:bCs/>
+                <w:lang w:val="vi-VN"/>
+              </w:rPr>
+            </w:pPr>
+            <w:r>
+              <w:rPr>
+                <w:rFonts w:hint="default"/>
+                <w:b/>
+                <w:bCs/>
+                <w:lang w:val="vi-VN"/>
+              </w:rPr>
+              <w:t>STT</w:t>
+            </w:r>
+          </w:p>
+        </w:tc>
+        <w:tc>
+          <w:tcPr>
+            <w:tcW w:w="2131" w:type="dxa"/>
+            <w:vAlign w:val="center"/>
+          </w:tcPr>
+          <w:p>
+            <w:pPr>
+              <w:widowControl w:val="0"/>
+              <w:bidi w:val="0"/>
+              <w:jc w:val="both"/>
+              <w:rPr>
+                <w:rFonts w:hint="default"/>
+                <w:b/>
+                <w:bCs/>
+                <w:lang w:val="vi-VN"/>
+              </w:rPr>
+            </w:pPr>
+            <w:r>
+              <w:rPr>
+                <w:b/>
+                <w:bCs/>
+                <w:lang w:val="en-US" w:eastAsia="zh-CN"/>
+              </w:rPr>
+              <w:t>Hoạt động</w:t>
+            </w:r>
+          </w:p>
+        </w:tc>
+        <w:tc>
+          <w:tcPr>
+            <w:tcW w:w="2939" w:type="dxa"/>
+            <w:vAlign w:val="center"/>
+          </w:tcPr>
+          <w:p>
+            <w:pPr>
+              <w:widowControl w:val="0"/>
+              <w:bidi w:val="0"/>
+              <w:jc w:val="both"/>
+              <w:rPr>
+                <w:rFonts w:hint="default"/>
+                <w:b/>
+                <w:bCs/>
+                <w:lang w:val="vi-VN"/>
+              </w:rPr>
+            </w:pPr>
+            <w:r>
+              <w:rPr>
+                <w:b/>
+                <w:bCs/>
+                <w:lang w:val="en-US" w:eastAsia="zh-CN"/>
+              </w:rPr>
+              <w:t>Mô tả ngắn</w:t>
+            </w:r>
+          </w:p>
+        </w:tc>
+        <w:tc>
+          <w:tcPr>
+            <w:tcW w:w="2321" w:type="dxa"/>
+            <w:vAlign w:val="center"/>
+          </w:tcPr>
+          <w:p>
+            <w:pPr>
+              <w:widowControl w:val="0"/>
+              <w:bidi w:val="0"/>
+              <w:jc w:val="both"/>
+              <w:rPr>
+                <w:rFonts w:hint="default"/>
+                <w:b/>
+                <w:bCs/>
+                <w:lang w:val="vi-VN"/>
+              </w:rPr>
+            </w:pPr>
+            <w:r>
+              <w:rPr>
+                <w:b/>
+                <w:bCs/>
+                <w:lang w:val="en-US" w:eastAsia="zh-CN"/>
+              </w:rPr>
+              <w:t>Người thực hiện chính</w:t>
+            </w:r>
+          </w:p>
+        </w:tc>
+      </w:tr>
+      <w:tr>
+        <w:tblPrEx>
+          <w:tblBorders>
+            <w:top w:val="single" w:color="auto" w:sz="4" w:space="0"/>
+            <w:left w:val="single" w:color="auto" w:sz="4" w:space="0"/>
+            <w:bottom w:val="single" w:color="auto" w:sz="4" w:space="0"/>
+            <w:right w:val="single" w:color="auto" w:sz="4" w:space="0"/>
+            <w:insideH w:val="single" w:color="auto" w:sz="4" w:space="0"/>
+            <w:insideV w:val="single" w:color="auto" w:sz="4" w:space="0"/>
+          </w:tblBorders>
+          <w:tblCellMar>
+            <w:top w:w="0" w:type="dxa"/>
+            <w:left w:w="108" w:type="dxa"/>
+            <w:bottom w:w="0" w:type="dxa"/>
+            <w:right w:w="108" w:type="dxa"/>
+          </w:tblCellMar>
+        </w:tblPrEx>
+        <w:tc>
+          <w:tcPr>
+            <w:tcW w:w="734" w:type="dxa"/>
+            <w:vAlign w:val="center"/>
+          </w:tcPr>
+          <w:p>
+            <w:pPr>
+              <w:widowControl w:val="0"/>
+              <w:bidi w:val="0"/>
+              <w:jc w:val="both"/>
+              <w:rPr>
+                <w:rFonts w:hint="default"/>
+                <w:b/>
+                <w:bCs/>
+                <w:lang w:val="vi-VN"/>
+              </w:rPr>
+            </w:pPr>
+            <w:r>
+              <w:rPr>
+                <w:b/>
+                <w:bCs/>
+                <w:lang w:val="en-US" w:eastAsia="zh-CN"/>
+              </w:rPr>
+              <w:t>1</w:t>
+            </w:r>
+          </w:p>
+        </w:tc>
+        <w:tc>
+          <w:tcPr>
+            <w:tcW w:w="2131" w:type="dxa"/>
+            <w:vAlign w:val="center"/>
+          </w:tcPr>
+          <w:p>
+            <w:pPr>
+              <w:widowControl w:val="0"/>
+              <w:bidi w:val="0"/>
+              <w:jc w:val="both"/>
+              <w:rPr>
+                <w:rFonts w:hint="default"/>
+                <w:lang w:val="vi-VN"/>
+              </w:rPr>
+            </w:pPr>
+            <w:r>
+              <w:rPr>
+                <w:lang w:val="en-US" w:eastAsia="zh-CN"/>
+              </w:rPr>
+              <w:t>Planning</w:t>
+            </w:r>
+          </w:p>
+        </w:tc>
+        <w:tc>
+          <w:tcPr>
+            <w:tcW w:w="2939" w:type="dxa"/>
+            <w:vAlign w:val="center"/>
+          </w:tcPr>
+          <w:p>
+            <w:pPr>
+              <w:widowControl w:val="0"/>
+              <w:bidi w:val="0"/>
+              <w:jc w:val="both"/>
+              <w:rPr>
+                <w:rFonts w:hint="default"/>
+                <w:lang w:val="vi-VN"/>
+              </w:rPr>
+            </w:pPr>
+            <w:r>
+              <w:rPr>
+                <w:lang w:val="en-US" w:eastAsia="zh-CN"/>
+              </w:rPr>
+              <w:t>Lập kế hoạch kiểm thử, xác định phạm vi và nguồn lực</w:t>
+            </w:r>
+          </w:p>
+        </w:tc>
+        <w:tc>
+          <w:tcPr>
+            <w:tcW w:w="2321" w:type="dxa"/>
+            <w:vAlign w:val="center"/>
+          </w:tcPr>
+          <w:p>
+            <w:pPr>
+              <w:widowControl w:val="0"/>
+              <w:bidi w:val="0"/>
+              <w:jc w:val="both"/>
+              <w:rPr>
+                <w:rFonts w:hint="default"/>
+                <w:lang w:val="vi-VN"/>
+              </w:rPr>
+            </w:pPr>
+            <w:r>
+              <w:rPr>
+                <w:lang w:val="en-US" w:eastAsia="zh-CN"/>
+              </w:rPr>
+              <w:t>Test Manager</w:t>
+            </w:r>
+          </w:p>
+        </w:tc>
+      </w:tr>
+      <w:tr>
+        <w:tblPrEx>
+          <w:tblBorders>
+            <w:top w:val="single" w:color="auto" w:sz="4" w:space="0"/>
+            <w:left w:val="single" w:color="auto" w:sz="4" w:space="0"/>
+            <w:bottom w:val="single" w:color="auto" w:sz="4" w:space="0"/>
+            <w:right w:val="single" w:color="auto" w:sz="4" w:space="0"/>
+            <w:insideH w:val="single" w:color="auto" w:sz="4" w:space="0"/>
+            <w:insideV w:val="single" w:color="auto" w:sz="4" w:space="0"/>
+          </w:tblBorders>
+          <w:tblCellMar>
+            <w:top w:w="0" w:type="dxa"/>
+            <w:left w:w="108" w:type="dxa"/>
+            <w:bottom w:w="0" w:type="dxa"/>
+            <w:right w:w="108" w:type="dxa"/>
+          </w:tblCellMar>
+        </w:tblPrEx>
+        <w:tc>
+          <w:tcPr>
+            <w:tcW w:w="734" w:type="dxa"/>
+            <w:vAlign w:val="center"/>
+          </w:tcPr>
+          <w:p>
+            <w:pPr>
+              <w:widowControl w:val="0"/>
+              <w:bidi w:val="0"/>
+              <w:jc w:val="both"/>
+              <w:rPr>
+                <w:rFonts w:hint="default"/>
+                <w:b/>
+                <w:bCs/>
+                <w:lang w:val="vi-VN"/>
+              </w:rPr>
+            </w:pPr>
+            <w:r>
+              <w:rPr>
+                <w:b/>
+                <w:bCs/>
+                <w:lang w:val="en-US" w:eastAsia="zh-CN"/>
+              </w:rPr>
+              <w:t>2</w:t>
+            </w:r>
+          </w:p>
+        </w:tc>
+        <w:tc>
+          <w:tcPr>
+            <w:tcW w:w="2131" w:type="dxa"/>
+            <w:vAlign w:val="center"/>
+          </w:tcPr>
+          <w:p>
+            <w:pPr>
+              <w:widowControl w:val="0"/>
+              <w:bidi w:val="0"/>
+              <w:jc w:val="both"/>
+              <w:rPr>
+                <w:rFonts w:hint="default"/>
+                <w:lang w:val="vi-VN"/>
+              </w:rPr>
+            </w:pPr>
+            <w:r>
+              <w:rPr>
+                <w:lang w:val="en-US" w:eastAsia="zh-CN"/>
+              </w:rPr>
+              <w:t>Monitoring &amp; Control</w:t>
+            </w:r>
+          </w:p>
+        </w:tc>
+        <w:tc>
+          <w:tcPr>
+            <w:tcW w:w="2939" w:type="dxa"/>
+            <w:vAlign w:val="center"/>
+          </w:tcPr>
+          <w:p>
+            <w:pPr>
+              <w:widowControl w:val="0"/>
+              <w:bidi w:val="0"/>
+              <w:jc w:val="both"/>
+              <w:rPr>
+                <w:rFonts w:hint="default"/>
+                <w:lang w:val="vi-VN"/>
+              </w:rPr>
+            </w:pPr>
+            <w:r>
+              <w:rPr>
+                <w:lang w:val="en-US" w:eastAsia="zh-CN"/>
+              </w:rPr>
+              <w:t>Theo dõi tiến độ và điều chỉnh kế hoạch</w:t>
+            </w:r>
+          </w:p>
+        </w:tc>
+        <w:tc>
+          <w:tcPr>
+            <w:tcW w:w="2321" w:type="dxa"/>
+            <w:vAlign w:val="center"/>
+          </w:tcPr>
+          <w:p>
+            <w:pPr>
+              <w:widowControl w:val="0"/>
+              <w:bidi w:val="0"/>
+              <w:jc w:val="both"/>
+              <w:rPr>
+                <w:rFonts w:hint="default"/>
+                <w:lang w:val="vi-VN"/>
+              </w:rPr>
+            </w:pPr>
+            <w:r>
+              <w:rPr>
+                <w:lang w:val="en-US" w:eastAsia="zh-CN"/>
+              </w:rPr>
+              <w:t>Test Manager</w:t>
+            </w:r>
+          </w:p>
+        </w:tc>
+      </w:tr>
+      <w:tr>
+        <w:tblPrEx>
+          <w:tblBorders>
+            <w:top w:val="single" w:color="auto" w:sz="4" w:space="0"/>
+            <w:left w:val="single" w:color="auto" w:sz="4" w:space="0"/>
+            <w:bottom w:val="single" w:color="auto" w:sz="4" w:space="0"/>
+            <w:right w:val="single" w:color="auto" w:sz="4" w:space="0"/>
+            <w:insideH w:val="single" w:color="auto" w:sz="4" w:space="0"/>
+            <w:insideV w:val="single" w:color="auto" w:sz="4" w:space="0"/>
+          </w:tblBorders>
+          <w:tblCellMar>
+            <w:top w:w="0" w:type="dxa"/>
+            <w:left w:w="108" w:type="dxa"/>
+            <w:bottom w:w="0" w:type="dxa"/>
+            <w:right w:w="108" w:type="dxa"/>
+          </w:tblCellMar>
+        </w:tblPrEx>
+        <w:tc>
+          <w:tcPr>
+            <w:tcW w:w="734" w:type="dxa"/>
+            <w:vAlign w:val="center"/>
+          </w:tcPr>
+          <w:p>
+            <w:pPr>
+              <w:widowControl w:val="0"/>
+              <w:bidi w:val="0"/>
+              <w:jc w:val="both"/>
+              <w:rPr>
+                <w:rFonts w:hint="default"/>
+                <w:b/>
+                <w:bCs/>
+                <w:lang w:val="vi-VN"/>
+              </w:rPr>
+            </w:pPr>
+            <w:r>
+              <w:rPr>
+                <w:b/>
+                <w:bCs/>
+                <w:lang w:val="en-US" w:eastAsia="zh-CN"/>
+              </w:rPr>
+              <w:t>3</w:t>
+            </w:r>
+          </w:p>
+        </w:tc>
+        <w:tc>
+          <w:tcPr>
+            <w:tcW w:w="2131" w:type="dxa"/>
+            <w:vAlign w:val="center"/>
+          </w:tcPr>
+          <w:p>
+            <w:pPr>
+              <w:widowControl w:val="0"/>
+              <w:bidi w:val="0"/>
+              <w:jc w:val="both"/>
+              <w:rPr>
+                <w:rFonts w:hint="default"/>
+                <w:lang w:val="vi-VN"/>
+              </w:rPr>
+            </w:pPr>
+            <w:r>
+              <w:rPr>
+                <w:lang w:val="en-US" w:eastAsia="zh-CN"/>
+              </w:rPr>
+              <w:t>Analysis</w:t>
+            </w:r>
+          </w:p>
+        </w:tc>
+        <w:tc>
+          <w:tcPr>
+            <w:tcW w:w="2939" w:type="dxa"/>
+            <w:vAlign w:val="center"/>
+          </w:tcPr>
+          <w:p>
+            <w:pPr>
+              <w:widowControl w:val="0"/>
+              <w:bidi w:val="0"/>
+              <w:jc w:val="both"/>
+              <w:rPr>
+                <w:rFonts w:hint="default"/>
+                <w:lang w:val="vi-VN"/>
+              </w:rPr>
+            </w:pPr>
+            <w:r>
+              <w:rPr>
+                <w:lang w:val="en-US" w:eastAsia="zh-CN"/>
+              </w:rPr>
+              <w:t>Phân tích requirement và xác định test condition</w:t>
+            </w:r>
+          </w:p>
+        </w:tc>
+        <w:tc>
+          <w:tcPr>
+            <w:tcW w:w="2321" w:type="dxa"/>
+            <w:vAlign w:val="center"/>
+          </w:tcPr>
+          <w:p>
+            <w:pPr>
+              <w:widowControl w:val="0"/>
+              <w:bidi w:val="0"/>
+              <w:jc w:val="both"/>
+              <w:rPr>
+                <w:rFonts w:hint="default"/>
+                <w:lang w:val="vi-VN"/>
+              </w:rPr>
+            </w:pPr>
+            <w:r>
+              <w:rPr>
+                <w:lang w:val="en-US" w:eastAsia="zh-CN"/>
+              </w:rPr>
+              <w:t>Cả hai</w:t>
+            </w:r>
+          </w:p>
+        </w:tc>
+      </w:tr>
+      <w:tr>
+        <w:tblPrEx>
+          <w:tblBorders>
+            <w:top w:val="single" w:color="auto" w:sz="4" w:space="0"/>
+            <w:left w:val="single" w:color="auto" w:sz="4" w:space="0"/>
+            <w:bottom w:val="single" w:color="auto" w:sz="4" w:space="0"/>
+            <w:right w:val="single" w:color="auto" w:sz="4" w:space="0"/>
+            <w:insideH w:val="single" w:color="auto" w:sz="4" w:space="0"/>
+            <w:insideV w:val="single" w:color="auto" w:sz="4" w:space="0"/>
+          </w:tblBorders>
+          <w:tblCellMar>
+            <w:top w:w="0" w:type="dxa"/>
+            <w:left w:w="108" w:type="dxa"/>
+            <w:bottom w:w="0" w:type="dxa"/>
+            <w:right w:w="108" w:type="dxa"/>
+          </w:tblCellMar>
+        </w:tblPrEx>
+        <w:tc>
+          <w:tcPr>
+            <w:tcW w:w="734" w:type="dxa"/>
+            <w:vAlign w:val="center"/>
+          </w:tcPr>
+          <w:p>
+            <w:pPr>
+              <w:widowControl w:val="0"/>
+              <w:bidi w:val="0"/>
+              <w:jc w:val="both"/>
+              <w:rPr>
+                <w:rFonts w:hint="default"/>
+                <w:b/>
+                <w:bCs/>
+                <w:lang w:val="vi-VN"/>
+              </w:rPr>
+            </w:pPr>
+            <w:r>
+              <w:rPr>
+                <w:b/>
+                <w:bCs/>
+                <w:lang w:val="en-US" w:eastAsia="zh-CN"/>
+              </w:rPr>
+              <w:t>4</w:t>
+            </w:r>
+          </w:p>
+        </w:tc>
+        <w:tc>
+          <w:tcPr>
+            <w:tcW w:w="2131" w:type="dxa"/>
+            <w:vAlign w:val="center"/>
+          </w:tcPr>
+          <w:p>
+            <w:pPr>
+              <w:widowControl w:val="0"/>
+              <w:bidi w:val="0"/>
+              <w:jc w:val="both"/>
+              <w:rPr>
+                <w:rFonts w:hint="default"/>
+                <w:lang w:val="vi-VN"/>
+              </w:rPr>
+            </w:pPr>
+            <w:r>
+              <w:rPr>
+                <w:lang w:val="en-US" w:eastAsia="zh-CN"/>
+              </w:rPr>
+              <w:t>Design</w:t>
+            </w:r>
+          </w:p>
+        </w:tc>
+        <w:tc>
+          <w:tcPr>
+            <w:tcW w:w="2939" w:type="dxa"/>
+            <w:vAlign w:val="center"/>
+          </w:tcPr>
+          <w:p>
+            <w:pPr>
+              <w:widowControl w:val="0"/>
+              <w:bidi w:val="0"/>
+              <w:jc w:val="both"/>
+              <w:rPr>
+                <w:rFonts w:hint="default"/>
+                <w:lang w:val="vi-VN"/>
+              </w:rPr>
+            </w:pPr>
+            <w:r>
+              <w:rPr>
+                <w:lang w:val="en-US" w:eastAsia="zh-CN"/>
+              </w:rPr>
+              <w:t>Thiết kế test case và test data</w:t>
+            </w:r>
+          </w:p>
+        </w:tc>
+        <w:tc>
+          <w:tcPr>
+            <w:tcW w:w="2321" w:type="dxa"/>
+            <w:vAlign w:val="center"/>
+          </w:tcPr>
+          <w:p>
+            <w:pPr>
+              <w:widowControl w:val="0"/>
+              <w:bidi w:val="0"/>
+              <w:jc w:val="both"/>
+              <w:rPr>
+                <w:rFonts w:hint="default"/>
+                <w:lang w:val="vi-VN"/>
+              </w:rPr>
+            </w:pPr>
+            <w:r>
+              <w:rPr>
+                <w:lang w:val="en-US" w:eastAsia="zh-CN"/>
+              </w:rPr>
+              <w:t>Tester</w:t>
+            </w:r>
+          </w:p>
+        </w:tc>
+      </w:tr>
+      <w:tr>
+        <w:tblPrEx>
+          <w:tblBorders>
+            <w:top w:val="single" w:color="auto" w:sz="4" w:space="0"/>
+            <w:left w:val="single" w:color="auto" w:sz="4" w:space="0"/>
+            <w:bottom w:val="single" w:color="auto" w:sz="4" w:space="0"/>
+            <w:right w:val="single" w:color="auto" w:sz="4" w:space="0"/>
+            <w:insideH w:val="single" w:color="auto" w:sz="4" w:space="0"/>
+            <w:insideV w:val="single" w:color="auto" w:sz="4" w:space="0"/>
+          </w:tblBorders>
+          <w:tblCellMar>
+            <w:top w:w="0" w:type="dxa"/>
+            <w:left w:w="108" w:type="dxa"/>
+            <w:bottom w:w="0" w:type="dxa"/>
+            <w:right w:w="108" w:type="dxa"/>
+          </w:tblCellMar>
+        </w:tblPrEx>
+        <w:tc>
+          <w:tcPr>
+            <w:tcW w:w="734" w:type="dxa"/>
+            <w:vAlign w:val="center"/>
+          </w:tcPr>
+          <w:p>
+            <w:pPr>
+              <w:widowControl w:val="0"/>
+              <w:bidi w:val="0"/>
+              <w:jc w:val="both"/>
+              <w:rPr>
+                <w:rFonts w:hint="default"/>
+                <w:b/>
+                <w:bCs/>
+                <w:lang w:val="vi-VN"/>
+              </w:rPr>
+            </w:pPr>
+            <w:r>
+              <w:rPr>
+                <w:b/>
+                <w:bCs/>
+                <w:lang w:val="en-US" w:eastAsia="zh-CN"/>
+              </w:rPr>
+              <w:t>5</w:t>
+            </w:r>
+          </w:p>
+        </w:tc>
+        <w:tc>
+          <w:tcPr>
+            <w:tcW w:w="2131" w:type="dxa"/>
+            <w:vAlign w:val="center"/>
+          </w:tcPr>
+          <w:p>
+            <w:pPr>
+              <w:widowControl w:val="0"/>
+              <w:bidi w:val="0"/>
+              <w:jc w:val="both"/>
+              <w:rPr>
+                <w:rFonts w:hint="default"/>
+                <w:lang w:val="vi-VN"/>
+              </w:rPr>
+            </w:pPr>
+            <w:r>
+              <w:rPr>
+                <w:lang w:val="en-US" w:eastAsia="zh-CN"/>
+              </w:rPr>
+              <w:t>Implementation</w:t>
+            </w:r>
+          </w:p>
+        </w:tc>
+        <w:tc>
+          <w:tcPr>
+            <w:tcW w:w="2939" w:type="dxa"/>
+            <w:vAlign w:val="center"/>
+          </w:tcPr>
+          <w:p>
+            <w:pPr>
+              <w:widowControl w:val="0"/>
+              <w:bidi w:val="0"/>
+              <w:jc w:val="both"/>
+              <w:rPr>
+                <w:rFonts w:hint="default"/>
+                <w:lang w:val="vi-VN"/>
+              </w:rPr>
+            </w:pPr>
+            <w:r>
+              <w:rPr>
+                <w:lang w:val="en-US" w:eastAsia="zh-CN"/>
+              </w:rPr>
+              <w:t>Chuẩn bị test suite, môi trường và script</w:t>
+            </w:r>
+          </w:p>
+        </w:tc>
+        <w:tc>
+          <w:tcPr>
+            <w:tcW w:w="2321" w:type="dxa"/>
+            <w:vAlign w:val="center"/>
+          </w:tcPr>
+          <w:p>
+            <w:pPr>
+              <w:widowControl w:val="0"/>
+              <w:bidi w:val="0"/>
+              <w:jc w:val="both"/>
+              <w:rPr>
+                <w:rFonts w:hint="default"/>
+                <w:lang w:val="vi-VN"/>
+              </w:rPr>
+            </w:pPr>
+            <w:r>
+              <w:rPr>
+                <w:lang w:val="en-US" w:eastAsia="zh-CN"/>
+              </w:rPr>
+              <w:t>Cả hai</w:t>
+            </w:r>
+          </w:p>
+        </w:tc>
+      </w:tr>
+      <w:tr>
+        <w:tblPrEx>
+          <w:tblBorders>
+            <w:top w:val="single" w:color="auto" w:sz="4" w:space="0"/>
+            <w:left w:val="single" w:color="auto" w:sz="4" w:space="0"/>
+            <w:bottom w:val="single" w:color="auto" w:sz="4" w:space="0"/>
+            <w:right w:val="single" w:color="auto" w:sz="4" w:space="0"/>
+            <w:insideH w:val="single" w:color="auto" w:sz="4" w:space="0"/>
+            <w:insideV w:val="single" w:color="auto" w:sz="4" w:space="0"/>
+          </w:tblBorders>
+          <w:tblCellMar>
+            <w:top w:w="0" w:type="dxa"/>
+            <w:left w:w="108" w:type="dxa"/>
+            <w:bottom w:w="0" w:type="dxa"/>
+            <w:right w:w="108" w:type="dxa"/>
+          </w:tblCellMar>
+        </w:tblPrEx>
+        <w:tc>
+          <w:tcPr>
+            <w:tcW w:w="734" w:type="dxa"/>
+            <w:vAlign w:val="center"/>
+          </w:tcPr>
+          <w:p>
+            <w:pPr>
+              <w:widowControl w:val="0"/>
+              <w:bidi w:val="0"/>
+              <w:jc w:val="both"/>
+              <w:rPr>
+                <w:rFonts w:hint="default"/>
+                <w:b/>
+                <w:bCs/>
+                <w:lang w:val="vi-VN"/>
+              </w:rPr>
+            </w:pPr>
+            <w:r>
+              <w:rPr>
+                <w:b/>
+                <w:bCs/>
+                <w:lang w:val="en-US" w:eastAsia="zh-CN"/>
+              </w:rPr>
+              <w:t>6</w:t>
+            </w:r>
+          </w:p>
+        </w:tc>
+        <w:tc>
+          <w:tcPr>
+            <w:tcW w:w="2131" w:type="dxa"/>
+            <w:vAlign w:val="center"/>
+          </w:tcPr>
+          <w:p>
+            <w:pPr>
+              <w:widowControl w:val="0"/>
+              <w:bidi w:val="0"/>
+              <w:jc w:val="both"/>
+              <w:rPr>
+                <w:rFonts w:hint="default"/>
+                <w:lang w:val="vi-VN"/>
+              </w:rPr>
+            </w:pPr>
+            <w:r>
+              <w:rPr>
+                <w:lang w:val="en-US" w:eastAsia="zh-CN"/>
+              </w:rPr>
+              <w:t>Execution</w:t>
+            </w:r>
+          </w:p>
+        </w:tc>
+        <w:tc>
+          <w:tcPr>
+            <w:tcW w:w="2939" w:type="dxa"/>
+            <w:vAlign w:val="center"/>
+          </w:tcPr>
+          <w:p>
+            <w:pPr>
+              <w:widowControl w:val="0"/>
+              <w:bidi w:val="0"/>
+              <w:jc w:val="both"/>
+              <w:rPr>
+                <w:rFonts w:hint="default"/>
+                <w:lang w:val="vi-VN"/>
+              </w:rPr>
+            </w:pPr>
+            <w:r>
+              <w:rPr>
+                <w:lang w:val="en-US" w:eastAsia="zh-CN"/>
+              </w:rPr>
+              <w:t>Chạy test và báo lỗi</w:t>
+            </w:r>
+          </w:p>
+        </w:tc>
+        <w:tc>
+          <w:tcPr>
+            <w:tcW w:w="2321" w:type="dxa"/>
+            <w:vAlign w:val="center"/>
+          </w:tcPr>
+          <w:p>
+            <w:pPr>
+              <w:widowControl w:val="0"/>
+              <w:bidi w:val="0"/>
+              <w:jc w:val="both"/>
+              <w:rPr>
+                <w:rFonts w:hint="default"/>
+                <w:lang w:val="vi-VN"/>
+              </w:rPr>
+            </w:pPr>
+            <w:r>
+              <w:rPr>
+                <w:lang w:val="en-US" w:eastAsia="zh-CN"/>
+              </w:rPr>
+              <w:t>Tester</w:t>
+            </w:r>
+          </w:p>
+        </w:tc>
+      </w:tr>
+      <w:tr>
+        <w:tblPrEx>
+          <w:tblBorders>
+            <w:top w:val="single" w:color="auto" w:sz="4" w:space="0"/>
+            <w:left w:val="single" w:color="auto" w:sz="4" w:space="0"/>
+            <w:bottom w:val="single" w:color="auto" w:sz="4" w:space="0"/>
+            <w:right w:val="single" w:color="auto" w:sz="4" w:space="0"/>
+            <w:insideH w:val="single" w:color="auto" w:sz="4" w:space="0"/>
+            <w:insideV w:val="single" w:color="auto" w:sz="4" w:space="0"/>
+          </w:tblBorders>
+          <w:tblCellMar>
+            <w:top w:w="0" w:type="dxa"/>
+            <w:left w:w="108" w:type="dxa"/>
+            <w:bottom w:w="0" w:type="dxa"/>
+            <w:right w:w="108" w:type="dxa"/>
+          </w:tblCellMar>
+        </w:tblPrEx>
+        <w:tc>
+          <w:tcPr>
+            <w:tcW w:w="734" w:type="dxa"/>
+            <w:vAlign w:val="center"/>
+          </w:tcPr>
+          <w:p>
+            <w:pPr>
+              <w:widowControl w:val="0"/>
+              <w:bidi w:val="0"/>
+              <w:jc w:val="both"/>
+              <w:rPr>
+                <w:rFonts w:hint="default"/>
+                <w:b/>
+                <w:bCs/>
+                <w:lang w:val="vi-VN"/>
+              </w:rPr>
+            </w:pPr>
+            <w:r>
+              <w:rPr>
+                <w:b/>
+                <w:bCs/>
+                <w:lang w:val="en-US" w:eastAsia="zh-CN"/>
+              </w:rPr>
+              <w:t>7</w:t>
+            </w:r>
+          </w:p>
+        </w:tc>
+        <w:tc>
+          <w:tcPr>
+            <w:tcW w:w="2131" w:type="dxa"/>
+            <w:vAlign w:val="center"/>
+          </w:tcPr>
+          <w:p>
+            <w:pPr>
+              <w:widowControl w:val="0"/>
+              <w:bidi w:val="0"/>
+              <w:jc w:val="both"/>
+              <w:rPr>
+                <w:rFonts w:hint="default"/>
+                <w:lang w:val="vi-VN"/>
+              </w:rPr>
+            </w:pPr>
+            <w:r>
+              <w:rPr>
+                <w:lang w:val="en-US" w:eastAsia="zh-CN"/>
+              </w:rPr>
+              <w:t>Completion</w:t>
+            </w:r>
+          </w:p>
+        </w:tc>
+        <w:tc>
+          <w:tcPr>
+            <w:tcW w:w="2939" w:type="dxa"/>
+            <w:vAlign w:val="center"/>
+          </w:tcPr>
+          <w:p>
+            <w:pPr>
+              <w:widowControl w:val="0"/>
+              <w:bidi w:val="0"/>
+              <w:jc w:val="both"/>
+              <w:rPr>
+                <w:rFonts w:hint="default"/>
+                <w:lang w:val="vi-VN"/>
+              </w:rPr>
+            </w:pPr>
+            <w:r>
+              <w:rPr>
+                <w:lang w:val="en-US" w:eastAsia="zh-CN"/>
+              </w:rPr>
+              <w:t>Tổng kết kết quả và đóng test cycle</w:t>
+            </w:r>
+          </w:p>
+        </w:tc>
+        <w:tc>
+          <w:tcPr>
+            <w:tcW w:w="2321" w:type="dxa"/>
+            <w:vAlign w:val="center"/>
+          </w:tcPr>
+          <w:p>
+            <w:pPr>
+              <w:widowControl w:val="0"/>
+              <w:bidi w:val="0"/>
+              <w:jc w:val="both"/>
+              <w:rPr>
+                <w:rFonts w:hint="default"/>
+                <w:lang w:val="vi-VN"/>
+              </w:rPr>
+            </w:pPr>
+            <w:r>
+              <w:rPr>
+                <w:lang w:val="en-US" w:eastAsia="zh-CN"/>
+              </w:rPr>
+              <w:t>Test Manager</w:t>
+            </w:r>
+          </w:p>
+        </w:tc>
+      </w:tr>
+    </w:tbl>
+    <w:p>
+      <w:pPr>
+        <w:bidi w:val="0"/>
+        <w:rPr>
+          <w:rFonts w:hint="default"/>
+          <w:lang w:val="vi-VN"/>
+        </w:rPr>
+      </w:pPr>
+    </w:p>
+    <w:p>
+      <w:pPr>
+        <w:pStyle w:val="3"/>
+        <w:bidi w:val="0"/>
+      </w:pPr>
+      <w:bookmarkStart w:id="65" w:name="_Toc17431"/>
+      <w:r>
+        <w:rPr>
+          <w:rFonts w:hint="default"/>
+          <w:lang w:val="vi-VN"/>
+        </w:rPr>
+        <w:t>Nhận xét câu trả lời của AI</w:t>
+      </w:r>
+      <w:bookmarkEnd w:id="65"/>
+    </w:p>
+    <w:p>
+      <w:pPr>
+        <w:pStyle w:val="2"/>
+        <w:bidi w:val="0"/>
+        <w:ind w:left="425" w:leftChars="0" w:hanging="425" w:firstLineChars="0"/>
+      </w:pPr>
+      <w:bookmarkStart w:id="66" w:name="_Toc8"/>
+      <w:r>
+        <w:t>Nhiệm vụ 5</w:t>
+      </w:r>
+      <w:r>
+        <w:rPr>
+          <w:rFonts w:hint="default"/>
+          <w:lang w:val="vi-VN"/>
+        </w:rPr>
+        <w:t xml:space="preserve"> - Essential skills của tester</w:t>
+      </w:r>
+      <w:bookmarkEnd w:id="66"/>
+      <w:r>
+        <w:rPr>
+          <w:rFonts w:hint="default"/>
+          <w:lang w:val="vi-VN"/>
+        </w:rPr>
+        <w:t xml:space="preserve"> </w:t>
+      </w:r>
+    </w:p>
+    <w:p>
+      <w:pPr>
+        <w:pStyle w:val="3"/>
+      </w:pPr>
+      <w:r>
+        <w:rPr>
+          <w:rFonts w:hint="default"/>
+          <w:lang w:val="vi-VN"/>
+        </w:rPr>
+        <w:t xml:space="preserve">Promt </w:t>
+      </w:r>
+      <w:r>
+        <w:rPr>
+          <w:rFonts w:hint="default"/>
+          <w:lang w:val="vi-VN"/>
+        </w:rPr>
+        <w:br w:type="textWrapping"/>
+      </w:r>
+    </w:p>
+    <w:tbl>
+      <w:tblPr>
+        <w:tblStyle w:val="12"/>
+        <w:tblW w:w="8689" w:type="dxa"/>
+        <w:tblInd w:w="618" w:type="dxa"/>
+        <w:tblBorders>
+          <w:top w:val="single" w:color="auto" w:sz="4" w:space="0"/>
+          <w:left w:val="single" w:color="auto" w:sz="4" w:space="0"/>
+          <w:bottom w:val="single" w:color="auto" w:sz="4" w:space="0"/>
+          <w:right w:val="single" w:color="auto" w:sz="4" w:space="0"/>
+          <w:insideH w:val="single" w:color="auto" w:sz="4" w:space="0"/>
+          <w:insideV w:val="single" w:color="auto" w:sz="4" w:space="0"/>
+        </w:tblBorders>
+        <w:tblLayout w:type="autofit"/>
+        <w:tblCellMar>
+          <w:top w:w="0" w:type="dxa"/>
+          <w:left w:w="10" w:type="dxa"/>
+          <w:bottom w:w="0" w:type="dxa"/>
+          <w:right w:w="10" w:type="dxa"/>
+        </w:tblCellMar>
+      </w:tblPr>
+      <w:tblGrid>
+        <w:gridCol w:w="8689"/>
+      </w:tblGrid>
+      <w:tr>
+        <w:tblPrEx>
+          <w:tblBorders>
+            <w:top w:val="single" w:color="auto" w:sz="4" w:space="0"/>
+            <w:left w:val="single" w:color="auto" w:sz="4" w:space="0"/>
+            <w:bottom w:val="single" w:color="auto" w:sz="4" w:space="0"/>
+            <w:right w:val="single" w:color="auto" w:sz="4" w:space="0"/>
+            <w:insideH w:val="single" w:color="auto" w:sz="4" w:space="0"/>
+            <w:insideV w:val="single" w:color="auto" w:sz="4" w:space="0"/>
+          </w:tblBorders>
+          <w:tblCellMar>
+            <w:top w:w="0" w:type="dxa"/>
+            <w:left w:w="10" w:type="dxa"/>
+            <w:bottom w:w="0" w:type="dxa"/>
+            <w:right w:w="10" w:type="dxa"/>
+          </w:tblCellMar>
+        </w:tblPrEx>
+        <w:tc>
+          <w:tcPr>
+            <w:tcW w:w="8689" w:type="dxa"/>
+            <w:tcBorders>
+              <w:top w:val="single" w:color="BFBFBF" w:sz="6" w:space="0"/>
+              <w:left w:val="single" w:color="BFBFBF" w:sz="6" w:space="0"/>
+              <w:bottom w:val="single" w:color="BFBFBF" w:sz="6" w:space="0"/>
+              <w:right w:val="single" w:color="BFBFBF" w:sz="6" w:space="0"/>
+            </w:tcBorders>
+            <w:shd w:val="clear" w:color="auto" w:fill="F2F2F2"/>
+            <w:tcMar>
+              <w:top w:w="120" w:type="dxa"/>
+              <w:left w:w="180" w:type="dxa"/>
+              <w:bottom w:w="120" w:type="dxa"/>
+              <w:right w:w="180" w:type="dxa"/>
+            </w:tcMar>
+          </w:tcPr>
+          <w:p>
+            <w:pPr>
+              <w:pStyle w:val="20"/>
+              <w:bidi w:val="0"/>
+            </w:pPr>
+            <w:r>
+              <w:t>Bạn là một Senior Tester với 8 năm kinh nghiệm, đã làm việc tại các công ty công nghệ lớn và hiện đang mentoring cho các tester trẻ.</w:t>
+            </w:r>
+          </w:p>
+          <w:p>
+            <w:pPr>
+              <w:pStyle w:val="20"/>
+              <w:bidi w:val="0"/>
+            </w:pPr>
+            <w:r>
+              <w:rPr>
+                <w:rFonts w:hint="default"/>
+                <w:lang w:val="vi-VN"/>
+              </w:rPr>
+              <w:t xml:space="preserve">Bối cảnh: </w:t>
+            </w:r>
+            <w:r>
+              <w:t>Tôi là sinh viên đang học môn Software Testing, muốn tìm hiểu về những kỹ năng cần thiết để trở thành một tester chuyên nghiệp trong thị trường tuyển dụng năm 2026 — đặc biệt trong bối cảnh AI và automation đang thay đổi ngành QA.</w:t>
+            </w:r>
+          </w:p>
+          <w:p>
+            <w:pPr>
+              <w:pStyle w:val="20"/>
+              <w:bidi w:val="0"/>
+            </w:pPr>
+            <w:r>
+              <w:rPr>
+                <w:rFonts w:hint="default"/>
+                <w:lang w:val="vi-VN"/>
+              </w:rPr>
+              <w:t>Yêu cầu:</w:t>
+            </w:r>
+            <w:r>
+              <w:t xml:space="preserve"> Hãy liệt kê và mô tả những kỹ năng quan trọng nhất mà một tester chuyên nghiệp cần có vào năm 2026, bao gồm cả kỹ năng kỹ thuật (hard skills) và kỹ năng mềm (soft skills).</w:t>
+            </w:r>
+          </w:p>
+          <w:p>
+            <w:pPr>
+              <w:pStyle w:val="20"/>
+              <w:bidi w:val="0"/>
+            </w:pPr>
+            <w:r>
+              <w:rPr>
+                <w:rFonts w:hint="default"/>
+                <w:lang w:val="vi-VN"/>
+              </w:rPr>
+              <w:t xml:space="preserve">Định dạng: </w:t>
+            </w:r>
+            <w:r>
+              <w:t xml:space="preserve">Trình bày dưới dạng danh sách 2 nhóm rõ ràng: </w:t>
+            </w:r>
+            <w:r>
+              <w:rPr>
+                <w:rStyle w:val="22"/>
+              </w:rPr>
+              <w:t>Hard Skills</w:t>
+            </w:r>
+            <w:r>
+              <w:t xml:space="preserve"> và </w:t>
+            </w:r>
+            <w:r>
+              <w:rPr>
+                <w:rStyle w:val="22"/>
+              </w:rPr>
+              <w:t>Soft Skills</w:t>
+            </w:r>
+            <w:r>
+              <w:t>. Mỗi kỹ năng gồm tên kỹ năng và 1–2 câu giải thích ngắn. Tối đa 300 từ.</w:t>
+            </w:r>
+          </w:p>
+          <w:p>
+            <w:pPr>
+              <w:pStyle w:val="20"/>
+              <w:bidi w:val="0"/>
+            </w:pPr>
+            <w:r>
+              <w:rPr>
+                <w:rFonts w:hint="default"/>
+                <w:lang w:val="vi-VN"/>
+              </w:rPr>
+              <w:t xml:space="preserve">Ví dụ mẫu:  </w:t>
+            </w:r>
+            <w:r>
+              <w:t>Ví dụ mẫu tôi mong muốn:</w:t>
+            </w:r>
+          </w:p>
+          <w:p>
+            <w:pPr>
+              <w:pStyle w:val="20"/>
+              <w:bidi w:val="0"/>
+              <w:rPr>
+                <w:rStyle w:val="14"/>
+                <w:i/>
+              </w:rPr>
+            </w:pPr>
+            <w:r>
+              <w:rPr>
+                <w:rFonts w:hint="default"/>
+                <w:lang w:val="vi-VN"/>
+              </w:rPr>
+              <w:t xml:space="preserve">- </w:t>
+            </w:r>
+            <w:r>
+              <w:rPr>
+                <w:rStyle w:val="14"/>
+                <w:i/>
+              </w:rPr>
+              <w:t>API Testing — Khả năng kiểm thử REST API bằng Postman hoặc RestAssured, hiểu HTTP methods và response codes.</w:t>
+            </w:r>
+          </w:p>
+          <w:p>
+            <w:pPr>
+              <w:pStyle w:val="20"/>
+              <w:bidi w:val="0"/>
+              <w:rPr>
+                <w:rFonts w:hint="default"/>
+                <w:lang w:val="vi-VN"/>
+              </w:rPr>
+            </w:pPr>
+            <w:r>
+              <w:rPr>
+                <w:rStyle w:val="14"/>
+                <w:rFonts w:hint="default"/>
+                <w:i/>
+                <w:lang w:val="vi-VN"/>
+              </w:rPr>
+              <w:t xml:space="preserve">- </w:t>
+            </w:r>
+            <w:r>
+              <w:rPr>
+                <w:rStyle w:val="14"/>
+                <w:i/>
+              </w:rPr>
+              <w:t>Tư duy phản biện — Biết đặt câu hỏi "điều gì có thể sai?" trước khi viết test case.</w:t>
+            </w:r>
+          </w:p>
+        </w:tc>
+      </w:tr>
+    </w:tbl>
+    <w:p>
+      <w:pPr>
+        <w:bidi w:val="0"/>
+      </w:pPr>
+    </w:p>
+    <w:p>
+      <w:pPr>
+        <w:pStyle w:val="3"/>
+        <w:bidi w:val="0"/>
+        <w:ind w:left="850" w:leftChars="0" w:hanging="453" w:firstLineChars="0"/>
+      </w:pPr>
+      <w:r>
+        <w:rPr>
+          <w:rFonts w:hint="default"/>
+          <w:lang w:val="vi-VN"/>
+        </w:rPr>
+        <w:t>Câu trả lời của AI</w:t>
+      </w:r>
+    </w:p>
+    <w:p>
+      <w:pPr>
+        <w:pStyle w:val="4"/>
+        <w:bidi w:val="0"/>
+        <w:rPr>
+          <w:rFonts w:hint="default"/>
+        </w:rPr>
+      </w:pPr>
+      <w:r>
+        <w:rPr>
+          <w:rFonts w:hint="default"/>
+        </w:rPr>
+        <w:t>Hard Skills</w:t>
+      </w:r>
+    </w:p>
+    <w:p>
+      <w:pPr>
+        <w:pStyle w:val="179"/>
+        <w:bidi w:val="0"/>
+        <w:rPr>
+          <w:rFonts w:hint="default"/>
+        </w:rPr>
+      </w:pPr>
+      <w:r>
+        <w:rPr>
+          <w:rFonts w:hint="default"/>
+        </w:rPr>
+        <w:t>AI-Augmented Testing – Biết sử dụng trợ lý AI (ChatGPT, Copilot) để sinh test case, phân tích log lỗi, dự đoán vùng rủi ro, nhưng luôn kiểm chứng đầu ra.</w:t>
+      </w:r>
+    </w:p>
+    <w:p>
+      <w:pPr>
+        <w:pStyle w:val="179"/>
+        <w:bidi w:val="0"/>
+        <w:rPr>
+          <w:rFonts w:hint="default"/>
+        </w:rPr>
+      </w:pPr>
+      <w:r>
+        <w:rPr>
+          <w:rFonts w:hint="default"/>
+        </w:rPr>
+        <w:t>Automation &amp; Scripting – Thành thạo ít nhất một framework (Playwright, Cypress) và ngôn ngữ như Python/JavaScript để xây dựng script bền vững, dễ bảo trì.</w:t>
+      </w:r>
+    </w:p>
+    <w:p>
+      <w:pPr>
+        <w:pStyle w:val="179"/>
+        <w:bidi w:val="0"/>
+        <w:rPr>
+          <w:rFonts w:hint="default"/>
+        </w:rPr>
+      </w:pPr>
+      <w:r>
+        <w:rPr>
+          <w:rFonts w:hint="default"/>
+        </w:rPr>
+        <w:t>API &amp; Contract Testing – Kiểm thử REST/GraphQL bằng Postman hoặc RestAssured, xác thực schema, đảm bảo hợp đồng API trong kiến trúc microservices.</w:t>
+      </w:r>
+    </w:p>
+    <w:p>
+      <w:pPr>
+        <w:pStyle w:val="179"/>
+        <w:bidi w:val="0"/>
+        <w:rPr>
+          <w:rFonts w:hint="default"/>
+        </w:rPr>
+      </w:pPr>
+      <w:r>
+        <w:rPr>
+          <w:rFonts w:hint="default"/>
+        </w:rPr>
+        <w:t>Performance &amp; Security Testing cơ bản – Dùng JMeter/k6 đánh giá tải, nắm OWASP Top 10 để phát hiện lỗ hổng phổ biến ngay trong giai đoạn phát triển.</w:t>
+      </w:r>
+    </w:p>
+    <w:p>
+      <w:pPr>
+        <w:pStyle w:val="179"/>
+        <w:bidi w:val="0"/>
+        <w:rPr>
+          <w:rFonts w:hint="default"/>
+        </w:rPr>
+      </w:pPr>
+      <w:r>
+        <w:rPr>
+          <w:rFonts w:hint="default"/>
+        </w:rPr>
+        <w:t>CI/CD &amp; Containerization – Tích hợp test vào pipeline (GitHub Actions, Jenkins), dùng Docker tạo môi trường test ổn định, dễ tái tạo lỗi.</w:t>
+      </w:r>
+    </w:p>
+    <w:p>
+      <w:pPr>
+        <w:pStyle w:val="4"/>
+        <w:bidi w:val="0"/>
+        <w:rPr>
+          <w:rFonts w:hint="default"/>
+        </w:rPr>
+      </w:pPr>
+      <w:r>
+        <w:rPr>
+          <w:rFonts w:hint="default"/>
+        </w:rPr>
+        <w:t>Soft Skills</w:t>
+      </w:r>
+    </w:p>
+    <w:p>
+      <w:pPr>
+        <w:pStyle w:val="179"/>
+        <w:bidi w:val="0"/>
+        <w:rPr>
+          <w:rFonts w:hint="default"/>
+        </w:rPr>
+      </w:pPr>
+      <w:r>
+        <w:rPr>
+          <w:rFonts w:hint="default"/>
+        </w:rPr>
+        <w:t>Tư duy phản biện &amp; Khám phá – Liên tục đặt câu hỏi “Điều gì có thể sai?” để tìm bug ngoài kịch bản, lấp vào điểm mù mà AI bỏ sót.</w:t>
+      </w:r>
+    </w:p>
+    <w:p>
+      <w:pPr>
+        <w:pStyle w:val="179"/>
+        <w:bidi w:val="0"/>
+        <w:rPr>
+          <w:rFonts w:hint="default"/>
+        </w:rPr>
+      </w:pPr>
+      <w:r>
+        <w:rPr>
+          <w:rFonts w:hint="default"/>
+        </w:rPr>
+        <w:t>Giao tiếp &amp; Đồng cảm – Trình bày bug rõ ràng, kèm bước tái hiện, video, log; xây dựng quan hệ hợp tác giúp developer sửa lỗi nhanh hơn.</w:t>
+      </w:r>
+    </w:p>
+    <w:p>
+      <w:pPr>
+        <w:pStyle w:val="179"/>
+        <w:bidi w:val="0"/>
+        <w:rPr>
+          <w:rFonts w:hint="default"/>
+        </w:rPr>
+      </w:pPr>
+      <w:r>
+        <w:rPr>
+          <w:rFonts w:hint="default"/>
+        </w:rPr>
+        <w:t>Thích ứng &amp; Học hỏi liên tục – Công nghệ thay đổi từng tháng, tester phải chủ động thử công cụ mới, theo dõi blog, cộng đồng để không bị tụt hậu.</w:t>
+      </w:r>
+    </w:p>
+    <w:p>
+      <w:pPr>
+        <w:pStyle w:val="179"/>
+        <w:bidi w:val="0"/>
+      </w:pPr>
+      <w:r>
+        <w:rPr>
+          <w:rFonts w:hint="default"/>
+        </w:rPr>
+        <w:t>Quản lý rủi ro &amp; Thời gian – Trong Agile, biết ưu tiên test những vùng có rủi ro cao nhất, cân bằng giữa automation và manual để tối ưu nguồn lực.</w:t>
+      </w:r>
+    </w:p>
+    <w:p>
+      <w:pPr>
+        <w:pStyle w:val="3"/>
+        <w:bidi w:val="0"/>
+        <w:ind w:left="850" w:leftChars="0" w:hanging="453" w:firstLineChars="0"/>
+      </w:pPr>
+      <w:r>
+        <w:rPr>
+          <w:rFonts w:hint="default"/>
+          <w:lang w:val="vi-VN"/>
+        </w:rPr>
+        <w:t>Promt để cải thiện câu trả lời</w:t>
+      </w:r>
+    </w:p>
+    <w:tbl>
+      <w:tblPr>
+        <w:tblStyle w:val="12"/>
+        <w:tblW w:w="8689" w:type="dxa"/>
+        <w:tblInd w:w="618" w:type="dxa"/>
+        <w:tblBorders>
+          <w:top w:val="single" w:color="auto" w:sz="4" w:space="0"/>
+          <w:left w:val="single" w:color="auto" w:sz="4" w:space="0"/>
+          <w:bottom w:val="single" w:color="auto" w:sz="4" w:space="0"/>
+          <w:right w:val="single" w:color="auto" w:sz="4" w:space="0"/>
+          <w:insideH w:val="single" w:color="auto" w:sz="4" w:space="0"/>
+          <w:insideV w:val="single" w:color="auto" w:sz="4" w:space="0"/>
+        </w:tblBorders>
+        <w:tblLayout w:type="autofit"/>
+        <w:tblCellMar>
+          <w:top w:w="0" w:type="dxa"/>
+          <w:left w:w="10" w:type="dxa"/>
+          <w:bottom w:w="0" w:type="dxa"/>
+          <w:right w:w="10" w:type="dxa"/>
+        </w:tblCellMar>
+      </w:tblPr>
+      <w:tblGrid>
+        <w:gridCol w:w="8689"/>
+      </w:tblGrid>
+      <w:tr>
+        <w:tblPrEx>
+          <w:tblBorders>
+            <w:top w:val="single" w:color="auto" w:sz="4" w:space="0"/>
+            <w:left w:val="single" w:color="auto" w:sz="4" w:space="0"/>
+            <w:bottom w:val="single" w:color="auto" w:sz="4" w:space="0"/>
+            <w:right w:val="single" w:color="auto" w:sz="4" w:space="0"/>
+            <w:insideH w:val="single" w:color="auto" w:sz="4" w:space="0"/>
+            <w:insideV w:val="single" w:color="auto" w:sz="4" w:space="0"/>
+          </w:tblBorders>
+          <w:tblCellMar>
+            <w:top w:w="0" w:type="dxa"/>
+            <w:left w:w="10" w:type="dxa"/>
+            <w:bottom w:w="0" w:type="dxa"/>
+            <w:right w:w="10" w:type="dxa"/>
+          </w:tblCellMar>
+        </w:tblPrEx>
+        <w:tc>
+          <w:tcPr>
+            <w:tcW w:w="8689" w:type="dxa"/>
+            <w:tcBorders>
+              <w:top w:val="single" w:color="BFBFBF" w:sz="6" w:space="0"/>
+              <w:left w:val="single" w:color="BFBFBF" w:sz="6" w:space="0"/>
+              <w:bottom w:val="single" w:color="BFBFBF" w:sz="6" w:space="0"/>
+              <w:right w:val="single" w:color="BFBFBF" w:sz="6" w:space="0"/>
+            </w:tcBorders>
+            <w:shd w:val="clear" w:color="auto" w:fill="F2F2F2"/>
+            <w:tcMar>
+              <w:top w:w="120" w:type="dxa"/>
+              <w:left w:w="180" w:type="dxa"/>
+              <w:bottom w:w="120" w:type="dxa"/>
+              <w:right w:w="180" w:type="dxa"/>
+            </w:tcMar>
+          </w:tcPr>
+          <w:p>
+            <w:pPr>
+              <w:pStyle w:val="20"/>
+              <w:bidi w:val="0"/>
+            </w:pPr>
+            <w:r>
+              <w:t>Bạn vẫn là Senior Tester 8 năm kinh nghiệm như trước, đồng thời là người đã trực tiếp phỏng vấn và tuyển dụng tester tại doanh nghiệp.</w:t>
+            </w:r>
+          </w:p>
+          <w:p>
+            <w:pPr>
+              <w:pStyle w:val="20"/>
+              <w:bidi w:val="0"/>
+              <w:rPr>
+                <w:rFonts w:hint="default"/>
+                <w:lang w:val="vi-VN"/>
+              </w:rPr>
+            </w:pPr>
+            <w:r>
+              <w:rPr>
+                <w:rFonts w:hint="default"/>
+                <w:lang w:val="vi-VN"/>
+              </w:rPr>
+              <w:t xml:space="preserve">Bối cảnh: </w:t>
+            </w:r>
+            <w:r>
+              <w:t>Dựa trên câu trả lời trước về kỹ năng của tester năm 2026, tôi muốn đào sâu hơn và bổ sung những phần còn thiếu để có cái nhìn toàn diện hơn phục vụ việc học và định hướng nghề nghiệp.</w:t>
+            </w:r>
+          </w:p>
+          <w:p>
+            <w:pPr>
+              <w:pStyle w:val="20"/>
+              <w:bidi w:val="0"/>
+            </w:pPr>
+            <w:r>
+              <w:rPr>
+                <w:rFonts w:hint="default"/>
+                <w:lang w:val="vi-VN"/>
+              </w:rPr>
+              <w:t xml:space="preserve">Yêu cầu: </w:t>
+            </w:r>
+            <w:r>
+              <w:t>Hãy cải thiện câu trả lời trước theo 3 hướng:</w:t>
+            </w:r>
+          </w:p>
+          <w:p>
+            <w:pPr>
+              <w:pStyle w:val="20"/>
+              <w:bidi w:val="0"/>
+            </w:pPr>
+            <w:r>
+              <w:t>Bổ sung nhóm kỹ năng thứ 3 — AI &amp; Tool Literacy: các kỹ năng liên quan đến việc tester làm việc cùng AI (dùng AI sinh test case, review code, tự động hóa).</w:t>
+            </w:r>
+          </w:p>
+          <w:p>
+            <w:pPr>
+              <w:pStyle w:val="20"/>
+              <w:bidi w:val="0"/>
+            </w:pPr>
+            <w:r>
+              <w:t>Thêm cột mức độ ưu tiên (Bắt buộc / Nên có / Tùy chọn) cho từng kỹ năng.</w:t>
+            </w:r>
+          </w:p>
+          <w:p>
+            <w:pPr>
+              <w:pStyle w:val="20"/>
+              <w:bidi w:val="0"/>
+              <w:rPr>
+                <w:rFonts w:hint="default"/>
+                <w:lang w:val="vi-VN"/>
+              </w:rPr>
+            </w:pPr>
+            <w:r>
+              <w:t>Thêm lộ trình học gợi ý (tên tool/khóa học/chứng chỉ cụ thể) cho 3 kỹ năng quan trọng nhất.</w:t>
+            </w:r>
+          </w:p>
+          <w:p>
+            <w:pPr>
+              <w:pStyle w:val="20"/>
+              <w:bidi w:val="0"/>
+            </w:pPr>
+            <w:r>
+              <w:rPr>
+                <w:rFonts w:hint="default"/>
+                <w:lang w:val="vi-VN"/>
+              </w:rPr>
+              <w:t xml:space="preserve">Định dạng: </w:t>
+            </w:r>
+            <w:r>
+              <w:t>Trình bày theo bảng 3 cột: Kỹ năng | Mô tả ngắn | Mức độ ưu tiên. Phần lộ trình học trình bày riêng bên dưới dạng danh sách có đánh số. Tổng không quá 400 từ.</w:t>
+            </w:r>
+          </w:p>
+          <w:p>
+            <w:pPr>
+              <w:pStyle w:val="20"/>
+              <w:bidi w:val="0"/>
+            </w:pPr>
+            <w:r>
+              <w:rPr>
+                <w:rFonts w:hint="default"/>
+                <w:lang w:val="vi-VN"/>
+              </w:rPr>
+              <w:t xml:space="preserve">Ví dụ mẫu: </w:t>
+            </w:r>
+            <w:r>
+              <w:t>Ví dụ mẫu cho bảng:</w:t>
+            </w:r>
+          </w:p>
+          <w:tbl>
+            <w:tblPr>
+              <w:tblStyle w:val="41"/>
+              <w:tblW w:w="0" w:type="auto"/>
+              <w:tblInd w:w="447" w:type="dxa"/>
+              <w:tblBorders>
+                <w:top w:val="single" w:color="auto" w:sz="4" w:space="0"/>
+                <w:left w:val="single" w:color="auto" w:sz="4" w:space="0"/>
+                <w:bottom w:val="single" w:color="auto" w:sz="4" w:space="0"/>
+                <w:right w:val="single" w:color="auto" w:sz="4" w:space="0"/>
+                <w:insideH w:val="single" w:color="auto" w:sz="4" w:space="0"/>
+                <w:insideV w:val="single" w:color="auto" w:sz="4" w:space="0"/>
+              </w:tblBorders>
+              <w:tblLayout w:type="autofit"/>
+              <w:tblCellMar>
+                <w:left w:w="108" w:type="dxa"/>
+                <w:right w:w="108" w:type="dxa"/>
+              </w:tblCellMar>
+            </w:tblPr>
+            <w:tblGrid>
+              <w:gridCol w:w="2333"/>
+              <w:gridCol w:w="3517"/>
+              <w:gridCol w:w="1800"/>
+            </w:tblGrid>
+            <w:tr>
+              <w:tblPrEx>
+                <w:tblBorders>
+                  <w:top w:val="single" w:color="auto" w:sz="4" w:space="0"/>
+                  <w:left w:val="single" w:color="auto" w:sz="4" w:space="0"/>
+                  <w:bottom w:val="single" w:color="auto" w:sz="4" w:space="0"/>
+                  <w:right w:val="single" w:color="auto" w:sz="4" w:space="0"/>
+                  <w:insideH w:val="single" w:color="auto" w:sz="4" w:space="0"/>
+                  <w:insideV w:val="single" w:color="auto" w:sz="4" w:space="0"/>
+                </w:tblBorders>
+              </w:tblPrEx>
+              <w:tc>
+                <w:tcPr>
+                  <w:tcW w:w="2333" w:type="dxa"/>
+                  <w:tcBorders>
+                    <w:top w:val="nil"/>
+                    <w:left w:val="nil"/>
+                    <w:bottom w:val="nil"/>
+                    <w:right w:val="nil"/>
+                    <w:tl2br w:val="nil"/>
+                  </w:tcBorders>
+                  <w:shd w:val="clear" w:color="auto" w:fill="FFFFFF"/>
+                  <w:vAlign w:val="center"/>
+                </w:tcPr>
+                <w:p>
+                  <w:pPr>
+                    <w:pStyle w:val="20"/>
+                    <w:bidi w:val="0"/>
+                    <w:rPr>
+                      <w:rFonts w:hint="default"/>
+                      <w:b w:val="0"/>
+                      <w:bCs/>
+                      <w:color w:val="000000"/>
+                      <w:vertAlign w:val="baseline"/>
+                      <w:lang w:val="vi-VN"/>
+                    </w:rPr>
+                  </w:pPr>
+                  <w:r>
+                    <w:rPr>
+                      <w:b w:val="0"/>
+                      <w:bCs/>
+                      <w:color w:val="000000"/>
+                      <w:lang w:val="en-US" w:eastAsia="zh-CN"/>
+                    </w:rPr>
+                    <w:t>Kỹ năng</w:t>
+                  </w:r>
+                </w:p>
+              </w:tc>
+              <w:tc>
+                <w:tcPr>
+                  <w:tcW w:w="3517" w:type="dxa"/>
+                  <w:tcBorders>
+                    <w:top w:val="nil"/>
+                    <w:left w:val="nil"/>
+                    <w:bottom w:val="nil"/>
+                    <w:right w:val="nil"/>
+                  </w:tcBorders>
+                  <w:shd w:val="clear" w:color="auto" w:fill="FFFFFF"/>
+                  <w:vAlign w:val="center"/>
+                </w:tcPr>
+                <w:p>
+                  <w:pPr>
+                    <w:pStyle w:val="20"/>
+                    <w:bidi w:val="0"/>
+                    <w:rPr>
+                      <w:rFonts w:hint="default"/>
+                      <w:b w:val="0"/>
+                      <w:bCs/>
+                      <w:color w:val="000000"/>
+                      <w:vertAlign w:val="baseline"/>
+                      <w:lang w:val="vi-VN"/>
+                    </w:rPr>
+                  </w:pPr>
+                  <w:r>
+                    <w:rPr>
+                      <w:b w:val="0"/>
+                      <w:bCs/>
+                      <w:color w:val="000000"/>
+                      <w:lang w:val="en-US" w:eastAsia="zh-CN"/>
+                    </w:rPr>
+                    <w:t>Mô tả ngắn</w:t>
+                  </w:r>
+                </w:p>
+              </w:tc>
+              <w:tc>
+                <w:tcPr>
+                  <w:tcW w:w="1800" w:type="dxa"/>
+                  <w:tcBorders>
+                    <w:top w:val="nil"/>
+                    <w:left w:val="nil"/>
+                    <w:bottom w:val="nil"/>
+                    <w:right w:val="nil"/>
+                  </w:tcBorders>
+                  <w:shd w:val="clear" w:color="auto" w:fill="FFFFFF"/>
+                  <w:vAlign w:val="center"/>
+                </w:tcPr>
+                <w:p>
+                  <w:pPr>
+                    <w:pStyle w:val="20"/>
+                    <w:bidi w:val="0"/>
+                    <w:rPr>
+                      <w:rFonts w:hint="default"/>
+                      <w:b w:val="0"/>
+                      <w:bCs/>
+                      <w:color w:val="000000"/>
+                      <w:vertAlign w:val="baseline"/>
+                      <w:lang w:val="vi-VN"/>
+                    </w:rPr>
+                  </w:pPr>
+                  <w:r>
+                    <w:rPr>
+                      <w:b w:val="0"/>
+                      <w:bCs/>
+                      <w:color w:val="000000"/>
+                      <w:lang w:val="en-US" w:eastAsia="zh-CN"/>
+                    </w:rPr>
+                    <w:t>Mức độ ưu tiên</w:t>
+                  </w:r>
+                </w:p>
+              </w:tc>
+            </w:tr>
+            <w:tr>
+              <w:tblPrEx>
+                <w:tblBorders>
+                  <w:top w:val="single" w:color="auto" w:sz="4" w:space="0"/>
+                  <w:left w:val="single" w:color="auto" w:sz="4" w:space="0"/>
+                  <w:bottom w:val="single" w:color="auto" w:sz="4" w:space="0"/>
+                  <w:right w:val="single" w:color="auto" w:sz="4" w:space="0"/>
+                  <w:insideH w:val="single" w:color="auto" w:sz="4" w:space="0"/>
+                  <w:insideV w:val="single" w:color="auto" w:sz="4" w:space="0"/>
+                </w:tblBorders>
+                <w:tblCellMar>
+                  <w:left w:w="108" w:type="dxa"/>
+                  <w:right w:w="108" w:type="dxa"/>
+                </w:tblCellMar>
+              </w:tblPrEx>
+              <w:tc>
+                <w:tcPr>
+                  <w:tcW w:w="2333" w:type="dxa"/>
+                  <w:tcBorders>
+                    <w:top w:val="nil"/>
+                    <w:left w:val="nil"/>
+                    <w:bottom w:val="nil"/>
+                    <w:right w:val="nil"/>
+                  </w:tcBorders>
+                  <w:shd w:val="clear" w:color="auto" w:fill="FFFFFF"/>
+                  <w:vAlign w:val="center"/>
+                </w:tcPr>
+                <w:p>
+                  <w:pPr>
+                    <w:pStyle w:val="20"/>
+                    <w:bidi w:val="0"/>
+                    <w:rPr>
+                      <w:rFonts w:hint="default"/>
+                      <w:b w:val="0"/>
+                      <w:color w:val="000000"/>
+                      <w:vertAlign w:val="baseline"/>
+                      <w:lang w:val="vi-VN"/>
+                    </w:rPr>
+                  </w:pPr>
+                  <w:r>
+                    <w:rPr>
+                      <w:b w:val="0"/>
+                      <w:color w:val="000000"/>
+                      <w:lang w:val="en-US" w:eastAsia="zh-CN"/>
+                    </w:rPr>
+                    <w:t>Playwright/Selenium</w:t>
+                  </w:r>
+                </w:p>
+              </w:tc>
+              <w:tc>
+                <w:tcPr>
+                  <w:tcW w:w="3517" w:type="dxa"/>
+                  <w:tcBorders>
+                    <w:top w:val="nil"/>
+                    <w:left w:val="nil"/>
+                    <w:bottom w:val="nil"/>
+                    <w:right w:val="nil"/>
+                  </w:tcBorders>
+                  <w:shd w:val="clear" w:color="auto" w:fill="FFFFFF"/>
+                  <w:vAlign w:val="center"/>
+                </w:tcPr>
+                <w:p>
+                  <w:pPr>
+                    <w:pStyle w:val="20"/>
+                    <w:bidi w:val="0"/>
+                    <w:rPr>
+                      <w:rFonts w:hint="default"/>
+                      <w:b w:val="0"/>
+                      <w:color w:val="000000"/>
+                      <w:vertAlign w:val="baseline"/>
+                      <w:lang w:val="vi-VN"/>
+                    </w:rPr>
+                  </w:pPr>
+                  <w:r>
+                    <w:rPr>
+                      <w:b w:val="0"/>
+                      <w:color w:val="000000"/>
+                      <w:lang w:val="en-US" w:eastAsia="zh-CN"/>
+                    </w:rPr>
+                    <w:t>Viết automation test cho web app</w:t>
+                  </w:r>
+                </w:p>
+              </w:tc>
+              <w:tc>
+                <w:tcPr>
+                  <w:tcW w:w="1800" w:type="dxa"/>
+                  <w:tcBorders>
+                    <w:top w:val="nil"/>
+                    <w:left w:val="nil"/>
+                    <w:bottom w:val="nil"/>
+                    <w:right w:val="nil"/>
+                  </w:tcBorders>
+                  <w:shd w:val="clear" w:color="auto" w:fill="FFFFFF"/>
+                  <w:vAlign w:val="center"/>
+                </w:tcPr>
+                <w:p>
+                  <w:pPr>
+                    <w:pStyle w:val="20"/>
+                    <w:bidi w:val="0"/>
+                    <w:rPr>
+                      <w:rFonts w:hint="default"/>
+                      <w:b w:val="0"/>
+                      <w:color w:val="000000"/>
+                      <w:vertAlign w:val="baseline"/>
+                      <w:lang w:val="vi-VN"/>
+                    </w:rPr>
+                  </w:pPr>
+                  <w:r>
+                    <w:rPr>
+                      <w:b w:val="0"/>
+                      <w:color w:val="000000"/>
+                      <w:lang w:val="en-US" w:eastAsia="zh-CN"/>
+                    </w:rPr>
+                    <w:t>Bắt buộc</w:t>
+                  </w:r>
+                </w:p>
+              </w:tc>
+            </w:tr>
+            <w:tr>
+              <w:tblPrEx>
+                <w:tblBorders>
+                  <w:top w:val="single" w:color="auto" w:sz="4" w:space="0"/>
+                  <w:left w:val="single" w:color="auto" w:sz="4" w:space="0"/>
+                  <w:bottom w:val="single" w:color="auto" w:sz="4" w:space="0"/>
+                  <w:right w:val="single" w:color="auto" w:sz="4" w:space="0"/>
+                  <w:insideH w:val="single" w:color="auto" w:sz="4" w:space="0"/>
+                  <w:insideV w:val="single" w:color="auto" w:sz="4" w:space="0"/>
+                </w:tblBorders>
+                <w:tblCellMar>
+                  <w:left w:w="108" w:type="dxa"/>
+                  <w:right w:w="108" w:type="dxa"/>
+                </w:tblCellMar>
+              </w:tblPrEx>
+              <w:tc>
+                <w:tcPr>
+                  <w:tcW w:w="2333" w:type="dxa"/>
+                  <w:tcBorders>
+                    <w:top w:val="nil"/>
+                    <w:left w:val="nil"/>
+                    <w:bottom w:val="nil"/>
+                    <w:right w:val="nil"/>
+                  </w:tcBorders>
+                  <w:shd w:val="clear" w:color="auto" w:fill="FFFFFF"/>
+                  <w:vAlign w:val="center"/>
+                </w:tcPr>
+                <w:p>
+                  <w:pPr>
+                    <w:pStyle w:val="20"/>
+                    <w:bidi w:val="0"/>
+                    <w:rPr>
+                      <w:rFonts w:hint="default"/>
+                      <w:b w:val="0"/>
+                      <w:color w:val="000000"/>
+                      <w:vertAlign w:val="baseline"/>
+                      <w:lang w:val="vi-VN"/>
+                    </w:rPr>
+                  </w:pPr>
+                  <w:r>
+                    <w:rPr>
+                      <w:b w:val="0"/>
+                      <w:color w:val="000000"/>
+                      <w:lang w:val="en-US" w:eastAsia="zh-CN"/>
+                    </w:rPr>
+                    <w:t>Prompt Engineering for QA</w:t>
+                  </w:r>
+                </w:p>
+              </w:tc>
+              <w:tc>
+                <w:tcPr>
+                  <w:tcW w:w="3517" w:type="dxa"/>
+                  <w:tcBorders>
+                    <w:top w:val="nil"/>
+                    <w:left w:val="nil"/>
+                    <w:bottom w:val="nil"/>
+                    <w:right w:val="nil"/>
+                  </w:tcBorders>
+                  <w:shd w:val="clear" w:color="auto" w:fill="FFFFFF"/>
+                  <w:vAlign w:val="center"/>
+                </w:tcPr>
+                <w:p>
+                  <w:pPr>
+                    <w:pStyle w:val="20"/>
+                    <w:bidi w:val="0"/>
+                    <w:rPr>
+                      <w:rFonts w:hint="default"/>
+                      <w:b w:val="0"/>
+                      <w:color w:val="000000"/>
+                      <w:vertAlign w:val="baseline"/>
+                      <w:lang w:val="vi-VN"/>
+                    </w:rPr>
+                  </w:pPr>
+                  <w:r>
+                    <w:rPr>
+                      <w:b w:val="0"/>
+                      <w:color w:val="000000"/>
+                      <w:lang w:val="en-US" w:eastAsia="zh-CN"/>
+                    </w:rPr>
+                    <w:t>Dùng AI để sinh test case tự động</w:t>
+                  </w:r>
+                </w:p>
+              </w:tc>
+              <w:tc>
+                <w:tcPr>
+                  <w:tcW w:w="1800" w:type="dxa"/>
+                  <w:tcBorders>
+                    <w:top w:val="nil"/>
+                    <w:left w:val="nil"/>
+                    <w:bottom w:val="nil"/>
+                    <w:right w:val="nil"/>
+                  </w:tcBorders>
+                  <w:shd w:val="clear" w:color="auto" w:fill="FFFFFF"/>
+                  <w:vAlign w:val="center"/>
+                </w:tcPr>
+                <w:p>
+                  <w:pPr>
+                    <w:pStyle w:val="20"/>
+                    <w:bidi w:val="0"/>
+                    <w:rPr>
+                      <w:rFonts w:hint="default"/>
+                      <w:b w:val="0"/>
+                      <w:color w:val="000000"/>
+                      <w:vertAlign w:val="baseline"/>
+                      <w:lang w:val="vi-VN"/>
+                    </w:rPr>
+                  </w:pPr>
+                  <w:r>
+                    <w:rPr>
+                      <w:b w:val="0"/>
+                      <w:color w:val="000000"/>
+                      <w:lang w:val="en-US" w:eastAsia="zh-CN"/>
+                    </w:rPr>
+                    <w:t>Nên có</w:t>
+                  </w:r>
+                </w:p>
+              </w:tc>
+            </w:tr>
+          </w:tbl>
+          <w:p>
+            <w:pPr>
+              <w:pStyle w:val="20"/>
+              <w:bidi w:val="0"/>
+              <w:rPr>
+                <w:rFonts w:hint="default"/>
+                <w:lang w:val="vi-VN"/>
+              </w:rPr>
+            </w:pPr>
+          </w:p>
+        </w:tc>
+      </w:tr>
+    </w:tbl>
+    <w:p>
+      <w:pPr>
+        <w:pStyle w:val="3"/>
+        <w:bidi w:val="0"/>
+      </w:pPr>
+      <w:r>
+        <w:rPr>
+          <w:rFonts w:hint="default"/>
+          <w:lang w:val="vi-VN"/>
+        </w:rPr>
+        <w:t>Câu trả lời cải thiện của AI</w:t>
+      </w:r>
+    </w:p>
+    <w:p>
+      <w:r>
+        <w:rPr>
+          <w:rFonts w:hint="default"/>
+        </w:rPr>
+        <w:br w:type="page"/>
+      </w:r>
+    </w:p>
+    <w:p>
+      <w:pPr>
+        <w:pStyle w:val="4"/>
+        <w:bidi w:val="0"/>
+      </w:pPr>
+      <w:r>
+        <w:rPr>
+          <w:rFonts w:hint="default"/>
+        </w:rPr>
+        <w:t>Hard Skills</w:t>
+      </w:r>
+    </w:p>
+    <w:tbl>
+      <w:tblPr>
+        <w:tblStyle w:val="41"/>
+        <w:tblW w:w="0" w:type="auto"/>
+        <w:tblInd w:w="964" w:type="dxa"/>
+        <w:tblBorders>
+          <w:top w:val="single" w:color="auto" w:sz="4" w:space="0"/>
+          <w:left w:val="single" w:color="auto" w:sz="4" w:space="0"/>
+          <w:bottom w:val="single" w:color="auto" w:sz="4" w:space="0"/>
+          <w:right w:val="single" w:color="auto" w:sz="4" w:space="0"/>
+          <w:insideH w:val="single" w:color="auto" w:sz="4" w:space="0"/>
+          <w:insideV w:val="single" w:color="auto" w:sz="4" w:space="0"/>
+        </w:tblBorders>
+        <w:tblLayout w:type="autofit"/>
+        <w:tblCellMar>
+          <w:left w:w="108" w:type="dxa"/>
+          <w:right w:w="108" w:type="dxa"/>
+        </w:tblCellMar>
+      </w:tblPr>
+      <w:tblGrid>
+        <w:gridCol w:w="2655"/>
+        <w:gridCol w:w="4410"/>
+        <w:gridCol w:w="1254"/>
+      </w:tblGrid>
+      <w:tr>
+        <w:tblPrEx>
+          <w:tblBorders>
+            <w:top w:val="single" w:color="auto" w:sz="4" w:space="0"/>
+            <w:left w:val="single" w:color="auto" w:sz="4" w:space="0"/>
+            <w:bottom w:val="single" w:color="auto" w:sz="4" w:space="0"/>
+            <w:right w:val="single" w:color="auto" w:sz="4" w:space="0"/>
+            <w:insideH w:val="single" w:color="auto" w:sz="4" w:space="0"/>
+            <w:insideV w:val="single" w:color="auto" w:sz="4" w:space="0"/>
+          </w:tblBorders>
+          <w:tblCellMar>
+            <w:left w:w="108" w:type="dxa"/>
+            <w:right w:w="108" w:type="dxa"/>
+          </w:tblCellMar>
+        </w:tblPrEx>
+        <w:tc>
+          <w:tcPr>
+            <w:tcW w:w="2655" w:type="dxa"/>
+          </w:tcPr>
+          <w:p>
+            <w:pPr>
+              <w:bidi w:val="0"/>
+              <w:rPr>
+                <w:b/>
+                <w:bCs/>
+                <w:vertAlign w:val="baseline"/>
+              </w:rPr>
+            </w:pPr>
+            <w:r>
+              <w:rPr>
+                <w:rFonts w:hint="default"/>
+                <w:b/>
+                <w:bCs/>
+              </w:rPr>
+              <w:t>Kỹ năng</w:t>
+            </w:r>
+          </w:p>
+        </w:tc>
+        <w:tc>
+          <w:tcPr>
+            <w:tcW w:w="4410" w:type="dxa"/>
+          </w:tcPr>
+          <w:p>
+            <w:pPr>
+              <w:bidi w:val="0"/>
+              <w:rPr>
+                <w:b/>
+                <w:bCs/>
+                <w:vertAlign w:val="baseline"/>
+              </w:rPr>
+            </w:pPr>
+            <w:r>
+              <w:rPr>
+                <w:rFonts w:hint="default"/>
+                <w:b/>
+                <w:bCs/>
+              </w:rPr>
+              <w:t>Mô tả ngắn</w:t>
+            </w:r>
+          </w:p>
+        </w:tc>
+        <w:tc>
+          <w:tcPr>
+            <w:tcW w:w="1254" w:type="dxa"/>
+          </w:tcPr>
+          <w:p>
+            <w:pPr>
+              <w:bidi w:val="0"/>
+              <w:rPr>
+                <w:b/>
+                <w:bCs/>
+                <w:vertAlign w:val="baseline"/>
+              </w:rPr>
+            </w:pPr>
+            <w:r>
+              <w:rPr>
+                <w:rFonts w:hint="default"/>
+                <w:b/>
+                <w:bCs/>
+              </w:rPr>
+              <w:t>Mức độ ưu tiên</w:t>
+            </w:r>
+          </w:p>
+        </w:tc>
+      </w:tr>
+      <w:tr>
+        <w:tblPrEx>
+          <w:tblBorders>
+            <w:top w:val="single" w:color="auto" w:sz="4" w:space="0"/>
+            <w:left w:val="single" w:color="auto" w:sz="4" w:space="0"/>
+            <w:bottom w:val="single" w:color="auto" w:sz="4" w:space="0"/>
+            <w:right w:val="single" w:color="auto" w:sz="4" w:space="0"/>
+            <w:insideH w:val="single" w:color="auto" w:sz="4" w:space="0"/>
+            <w:insideV w:val="single" w:color="auto" w:sz="4" w:space="0"/>
+          </w:tblBorders>
+          <w:tblCellMar>
+            <w:left w:w="108" w:type="dxa"/>
+            <w:right w:w="108" w:type="dxa"/>
+          </w:tblCellMar>
+        </w:tblPrEx>
+        <w:trPr>
+          <w:trHeight w:val="511" w:hRule="atLeast"/>
+        </w:trPr>
+        <w:tc>
+          <w:tcPr>
+            <w:tcW w:w="2655" w:type="dxa"/>
+          </w:tcPr>
+          <w:p>
+            <w:pPr>
+              <w:bidi w:val="0"/>
+              <w:rPr>
+                <w:vertAlign w:val="baseline"/>
+              </w:rPr>
+            </w:pPr>
+            <w:r>
+              <w:rPr>
+                <w:rFonts w:hint="default"/>
+              </w:rPr>
+              <w:t>Automation &amp; Scripting</w:t>
+            </w:r>
+          </w:p>
+        </w:tc>
+        <w:tc>
+          <w:tcPr>
+            <w:tcW w:w="4410" w:type="dxa"/>
+          </w:tcPr>
+          <w:p>
+            <w:pPr>
+              <w:bidi w:val="0"/>
+              <w:rPr>
+                <w:vertAlign w:val="baseline"/>
+              </w:rPr>
+            </w:pPr>
+            <w:r>
+              <w:rPr>
+                <w:rFonts w:hint="default"/>
+              </w:rPr>
+              <w:t>Thành thạo Playwright/Cypress với Python/JS, xây dựng framework bảo trì tốt.</w:t>
+            </w:r>
+          </w:p>
+        </w:tc>
+        <w:tc>
+          <w:tcPr>
+            <w:tcW w:w="1254" w:type="dxa"/>
+          </w:tcPr>
+          <w:p>
+            <w:pPr>
+              <w:bidi w:val="0"/>
+              <w:rPr>
+                <w:vertAlign w:val="baseline"/>
+              </w:rPr>
+            </w:pPr>
+            <w:r>
+              <w:rPr>
+                <w:rFonts w:hint="default"/>
+              </w:rPr>
+              <w:t>Bắt buộc</w:t>
             </w:r>
           </w:p>
         </w:tc>
@@ -11982,68 +15046,58 @@
         </w:tblPrEx>
         <w:tc>
           <w:tcPr>
-            <w:tcW w:w="1973" w:type="dxa"/>
-            <w:vAlign w:val="center"/>
+            <w:tcW w:w="2655" w:type="dxa"/>
           </w:tcPr>
           <w:p>
             <w:pPr>
               <w:bidi w:val="0"/>
               <w:rPr>
-                <w:rFonts w:hint="default"/>
-                <w:b/>
-                <w:bCs/>
-                <w:lang w:val="vi-VN"/>
+                <w:vertAlign w:val="baseline"/>
               </w:rPr>
             </w:pPr>
             <w:r>
               <w:rPr>
-                <w:b/>
-                <w:bCs/>
-                <w:lang w:val="en-US" w:eastAsia="zh-CN"/>
-              </w:rPr>
-              <w:t>Trách nhiệm chính</w:t>
+                <w:rFonts w:hint="default"/>
+              </w:rPr>
+              <w:t>API &amp; Contract Testing</w:t>
             </w:r>
           </w:p>
         </w:tc>
         <w:tc>
           <w:tcPr>
-            <w:tcW w:w="3094" w:type="dxa"/>
-            <w:vAlign w:val="center"/>
+            <w:tcW w:w="4410" w:type="dxa"/>
           </w:tcPr>
           <w:p>
             <w:pPr>
               <w:bidi w:val="0"/>
               <w:rPr>
-                <w:rFonts w:hint="default"/>
-                <w:lang w:val="vi-VN"/>
+                <w:vertAlign w:val="baseline"/>
               </w:rPr>
             </w:pPr>
             <w:r>
               <w:rPr>
-                <w:lang w:val="en-US" w:eastAsia="zh-CN"/>
-              </w:rPr>
-              <w:t>Quản lý toàn bộ hoạt động kiểm thử, lập kế hoạch, theo dõi tiến độ và đảm bảo chất lượng</w:t>
+                <w:rFonts w:hint="default"/>
+              </w:rPr>
+              <w:t>Kiểm thử REST/GraphQL bằng Postman/RestAssured, xác thực schema và hợp đồng.</w:t>
             </w:r>
           </w:p>
         </w:tc>
         <w:tc>
           <w:tcPr>
-            <w:tcW w:w="3095" w:type="dxa"/>
-            <w:vAlign w:val="center"/>
+            <w:tcW w:w="1254" w:type="dxa"/>
           </w:tcPr>
           <w:p>
             <w:pPr>
               <w:bidi w:val="0"/>
               <w:rPr>
-                <w:rFonts w:hint="default"/>
-                <w:lang w:val="vi-VN"/>
+                <w:vertAlign w:val="baseline"/>
               </w:rPr>
             </w:pPr>
             <w:r>
               <w:rPr>
-                <w:lang w:val="en-US" w:eastAsia="zh-CN"/>
-              </w:rPr>
-              <w:t>Thực hiện kiểm thử và phát hiện lỗi trong phần mềm</w:t>
+                <w:rFonts w:hint="default"/>
+              </w:rPr>
+              <w:t>Bắt buộc</w:t>
             </w:r>
           </w:p>
         </w:tc>
@@ -12065,68 +15119,58 @@
         </w:tblPrEx>
         <w:tc>
           <w:tcPr>
-            <w:tcW w:w="1973" w:type="dxa"/>
-            <w:vAlign w:val="center"/>
+            <w:tcW w:w="2655" w:type="dxa"/>
           </w:tcPr>
           <w:p>
             <w:pPr>
               <w:bidi w:val="0"/>
               <w:rPr>
-                <w:rFonts w:hint="default"/>
-                <w:b/>
-                <w:bCs/>
-                <w:lang w:val="vi-VN"/>
+                <w:vertAlign w:val="baseline"/>
               </w:rPr>
             </w:pPr>
             <w:r>
               <w:rPr>
-                <w:b/>
-                <w:bCs/>
-                <w:lang w:val="en-US" w:eastAsia="zh-CN"/>
-              </w:rPr>
-              <w:t>Hoạt động chủ yếu trong test process</w:t>
+                <w:rFonts w:hint="default"/>
+              </w:rPr>
+              <w:t>CI/CD &amp; Containerization</w:t>
             </w:r>
           </w:p>
         </w:tc>
         <w:tc>
           <w:tcPr>
-            <w:tcW w:w="3094" w:type="dxa"/>
-            <w:vAlign w:val="center"/>
+            <w:tcW w:w="4410" w:type="dxa"/>
           </w:tcPr>
           <w:p>
             <w:pPr>
               <w:bidi w:val="0"/>
               <w:rPr>
-                <w:rFonts w:hint="default"/>
-                <w:lang w:val="vi-VN"/>
+                <w:vertAlign w:val="baseline"/>
               </w:rPr>
             </w:pPr>
             <w:r>
               <w:rPr>
-                <w:lang w:val="en-US" w:eastAsia="zh-CN"/>
-              </w:rPr>
-              <w:t>Planning, Monitoring &amp; Control, Review, Reporting</w:t>
+                <w:rFonts w:hint="default"/>
+              </w:rPr>
+              <w:t>Tích hợp test vào pipeline (GitHub Actions, Jenkins), dùng Docker tạo môi trường test tái lập được.</w:t>
             </w:r>
           </w:p>
         </w:tc>
         <w:tc>
           <w:tcPr>
-            <w:tcW w:w="3095" w:type="dxa"/>
-            <w:vAlign w:val="center"/>
+            <w:tcW w:w="1254" w:type="dxa"/>
           </w:tcPr>
           <w:p>
             <w:pPr>
               <w:bidi w:val="0"/>
               <w:rPr>
-                <w:rFonts w:hint="default"/>
-                <w:lang w:val="vi-VN"/>
+                <w:vertAlign w:val="baseline"/>
               </w:rPr>
             </w:pPr>
             <w:r>
               <w:rPr>
-                <w:lang w:val="en-US" w:eastAsia="zh-CN"/>
-              </w:rPr>
-              <w:t>Analysis, Design, Execution</w:t>
+                <w:rFonts w:hint="default"/>
+              </w:rPr>
+              <w:t>Bắt buộc</w:t>
             </w:r>
           </w:p>
         </w:tc>
@@ -12148,68 +15192,184 @@
         </w:tblPrEx>
         <w:tc>
           <w:tcPr>
-            <w:tcW w:w="1973" w:type="dxa"/>
-            <w:vAlign w:val="center"/>
+            <w:tcW w:w="2655" w:type="dxa"/>
           </w:tcPr>
           <w:p>
             <w:pPr>
               <w:bidi w:val="0"/>
               <w:rPr>
-                <w:rFonts w:hint="default"/>
-                <w:b/>
-                <w:bCs/>
-                <w:lang w:val="vi-VN"/>
+                <w:vertAlign w:val="baseline"/>
               </w:rPr>
             </w:pPr>
             <w:r>
               <w:rPr>
-                <w:b/>
-                <w:bCs/>
-                <w:lang w:val="en-US" w:eastAsia="zh-CN"/>
-              </w:rPr>
-              <w:t>Đầu ra chính</w:t>
+                <w:rFonts w:hint="default"/>
+              </w:rPr>
+              <w:t>Performance &amp; Security cơ bản</w:t>
             </w:r>
           </w:p>
         </w:tc>
         <w:tc>
           <w:tcPr>
-            <w:tcW w:w="3094" w:type="dxa"/>
-            <w:vAlign w:val="center"/>
+            <w:tcW w:w="4410" w:type="dxa"/>
           </w:tcPr>
           <w:p>
             <w:pPr>
               <w:bidi w:val="0"/>
               <w:rPr>
-                <w:rFonts w:hint="default"/>
-                <w:lang w:val="vi-VN"/>
+                <w:vertAlign w:val="baseline"/>
               </w:rPr>
             </w:pPr>
             <w:r>
               <w:rPr>
-                <w:lang w:val="en-US" w:eastAsia="zh-CN"/>
-              </w:rPr>
-              <w:t>Test Plan, Test Report, Risk Report, Test Summary</w:t>
+                <w:rFonts w:hint="default"/>
+              </w:rPr>
+              <w:t>Dùng k6/JMeter kiểm tra tải, nắm OWASP Top 10 để tìm lỗ hổng sớm.</w:t>
             </w:r>
           </w:p>
         </w:tc>
         <w:tc>
           <w:tcPr>
-            <w:tcW w:w="3095" w:type="dxa"/>
-            <w:vAlign w:val="center"/>
+            <w:tcW w:w="1254" w:type="dxa"/>
           </w:tcPr>
           <w:p>
             <w:pPr>
               <w:bidi w:val="0"/>
               <w:rPr>
-                <w:rFonts w:hint="default"/>
-                <w:lang w:val="vi-VN"/>
+                <w:vertAlign w:val="baseline"/>
               </w:rPr>
             </w:pPr>
             <w:r>
               <w:rPr>
-                <w:lang w:val="en-US" w:eastAsia="zh-CN"/>
-              </w:rPr>
-              <w:t>Test Cases, Bug Reports, Execution Results</w:t>
+                <w:rFonts w:hint="default"/>
+              </w:rPr>
+              <w:t>Nên có</w:t>
+            </w:r>
+          </w:p>
+        </w:tc>
+      </w:tr>
+    </w:tbl>
+    <w:p>
+      <w:pPr>
+        <w:pStyle w:val="4"/>
+        <w:bidi w:val="0"/>
+      </w:pPr>
+      <w:r>
+        <w:rPr>
+          <w:rFonts w:hint="default"/>
+        </w:rPr>
+        <w:t>Soft Skills</w:t>
+      </w:r>
+    </w:p>
+    <w:tbl>
+      <w:tblPr>
+        <w:tblStyle w:val="41"/>
+        <w:tblW w:w="0" w:type="auto"/>
+        <w:tblInd w:w="964" w:type="dxa"/>
+        <w:tblBorders>
+          <w:top w:val="single" w:color="auto" w:sz="4" w:space="0"/>
+          <w:left w:val="single" w:color="auto" w:sz="4" w:space="0"/>
+          <w:bottom w:val="single" w:color="auto" w:sz="4" w:space="0"/>
+          <w:right w:val="single" w:color="auto" w:sz="4" w:space="0"/>
+          <w:insideH w:val="single" w:color="auto" w:sz="4" w:space="0"/>
+          <w:insideV w:val="single" w:color="auto" w:sz="4" w:space="0"/>
+        </w:tblBorders>
+        <w:tblLayout w:type="autofit"/>
+        <w:tblCellMar>
+          <w:top w:w="0" w:type="dxa"/>
+          <w:left w:w="108" w:type="dxa"/>
+          <w:bottom w:w="0" w:type="dxa"/>
+          <w:right w:w="108" w:type="dxa"/>
+        </w:tblCellMar>
+      </w:tblPr>
+      <w:tblGrid>
+        <w:gridCol w:w="2655"/>
+        <w:gridCol w:w="4410"/>
+        <w:gridCol w:w="1254"/>
+      </w:tblGrid>
+      <w:tr>
+        <w:tblPrEx>
+          <w:tblBorders>
+            <w:top w:val="single" w:color="auto" w:sz="4" w:space="0"/>
+            <w:left w:val="single" w:color="auto" w:sz="4" w:space="0"/>
+            <w:bottom w:val="single" w:color="auto" w:sz="4" w:space="0"/>
+            <w:right w:val="single" w:color="auto" w:sz="4" w:space="0"/>
+            <w:insideH w:val="single" w:color="auto" w:sz="4" w:space="0"/>
+            <w:insideV w:val="single" w:color="auto" w:sz="4" w:space="0"/>
+          </w:tblBorders>
+          <w:tblCellMar>
+            <w:top w:w="0" w:type="dxa"/>
+            <w:left w:w="108" w:type="dxa"/>
+            <w:bottom w:w="0" w:type="dxa"/>
+            <w:right w:w="108" w:type="dxa"/>
+          </w:tblCellMar>
+        </w:tblPrEx>
+        <w:tc>
+          <w:tcPr>
+            <w:tcW w:w="2655" w:type="dxa"/>
+          </w:tcPr>
+          <w:p>
+            <w:pPr>
+              <w:bidi w:val="0"/>
+              <w:rPr>
+                <w:b/>
+                <w:bCs/>
+                <w:vertAlign w:val="baseline"/>
+              </w:rPr>
+            </w:pPr>
+            <w:r>
+              <w:rPr>
+                <w:rFonts w:hint="default"/>
+                <w:b/>
+                <w:bCs/>
+              </w:rPr>
+              <w:t>Kỹ năng</w:t>
+            </w:r>
+          </w:p>
+        </w:tc>
+        <w:tc>
+          <w:tcPr>
+            <w:tcW w:w="4410" w:type="dxa"/>
+          </w:tcPr>
+          <w:p>
+            <w:pPr>
+              <w:bidi w:val="0"/>
+              <w:rPr>
+                <w:b/>
+                <w:bCs/>
+                <w:vertAlign w:val="baseline"/>
+              </w:rPr>
+            </w:pPr>
+            <w:r>
+              <w:rPr>
+                <w:rFonts w:hint="default"/>
+                <w:b/>
+                <w:bCs/>
+              </w:rPr>
+              <w:t>Mô tả ngắn</w:t>
+            </w:r>
+          </w:p>
+        </w:tc>
+        <w:tc>
+          <w:tcPr>
+            <w:tcW w:w="1254" w:type="dxa"/>
+          </w:tcPr>
+          <w:p>
+            <w:pPr>
+              <w:bidi w:val="0"/>
+              <w:rPr>
+                <w:b/>
+                <w:bCs/>
+                <w:vertAlign w:val="baseline"/>
+              </w:rPr>
+            </w:pPr>
+            <w:r>
+              <w:rPr>
+                <w:rFonts w:hint="default"/>
+                <w:b/>
+                <w:bCs/>
+              </w:rPr>
+              <w:t>Mức độ ưu tiên</w:t>
             </w:r>
           </w:p>
         </w:tc>
@@ -12225,74 +15385,69 @@
             <w:insideV w:val="single" w:color="auto" w:sz="4" w:space="0"/>
           </w:tblBorders>
           <w:tblCellMar>
+            <w:top w:w="0" w:type="dxa"/>
             <w:left w:w="108" w:type="dxa"/>
+            <w:bottom w:w="0" w:type="dxa"/>
             <w:right w:w="108" w:type="dxa"/>
           </w:tblCellMar>
         </w:tblPrEx>
+        <w:trPr>
+          <w:trHeight w:val="511" w:hRule="atLeast"/>
+        </w:trPr>
         <w:tc>
           <w:tcPr>
-            <w:tcW w:w="1973" w:type="dxa"/>
-            <w:vAlign w:val="center"/>
+            <w:tcW w:w="2655" w:type="dxa"/>
           </w:tcPr>
           <w:p>
             <w:pPr>
               <w:bidi w:val="0"/>
               <w:rPr>
-                <w:rFonts w:hint="default"/>
-                <w:b/>
-                <w:bCs/>
-                <w:lang w:val="vi-VN"/>
+                <w:vertAlign w:val="baseline"/>
               </w:rPr>
             </w:pPr>
             <w:r>
               <w:rPr>
-                <w:b/>
-                <w:bCs/>
-                <w:lang w:val="en-US" w:eastAsia="zh-CN"/>
-              </w:rPr>
-              <w:t>Kỹ năng quan trọng</w:t>
+                <w:rFonts w:hint="default"/>
+              </w:rPr>
+              <w:t>Tư duy phản biện &amp; Khám phá</w:t>
             </w:r>
           </w:p>
         </w:tc>
         <w:tc>
           <w:tcPr>
-            <w:tcW w:w="3094" w:type="dxa"/>
-            <w:vAlign w:val="center"/>
+            <w:tcW w:w="4410" w:type="dxa"/>
           </w:tcPr>
           <w:p>
             <w:pPr>
               <w:bidi w:val="0"/>
               <w:rPr>
-                <w:rFonts w:hint="default"/>
-                <w:lang w:val="vi-VN"/>
+                <w:vertAlign w:val="baseline"/>
               </w:rPr>
             </w:pPr>
             <w:r>
               <w:rPr>
-                <w:lang w:val="en-US" w:eastAsia="zh-CN"/>
-              </w:rPr>
-              <w:t>Quản lý dự án, giao tiếp, leadership, risk management</w:t>
+                <w:rFonts w:hint="default"/>
+              </w:rPr>
+              <w:t>Liên tục đặt câu hỏi "Điều gì có thể sai?", tìm bug ngoài kịch bản mà AI bỏ qua.</w:t>
             </w:r>
           </w:p>
         </w:tc>
         <w:tc>
           <w:tcPr>
-            <w:tcW w:w="3095" w:type="dxa"/>
-            <w:vAlign w:val="center"/>
+            <w:tcW w:w="1254" w:type="dxa"/>
           </w:tcPr>
           <w:p>
             <w:pPr>
               <w:bidi w:val="0"/>
               <w:rPr>
-                <w:rFonts w:hint="default"/>
-                <w:lang w:val="vi-VN"/>
+                <w:vertAlign w:val="baseline"/>
               </w:rPr>
             </w:pPr>
             <w:r>
               <w:rPr>
-                <w:lang w:val="en-US" w:eastAsia="zh-CN"/>
-              </w:rPr>
-              <w:t>Tư duy phân tích, kỹ năng test, attention to detail</w:t>
+                <w:rFonts w:hint="default"/>
+              </w:rPr>
+              <w:t>Bắt buộc</w:t>
             </w:r>
           </w:p>
         </w:tc>
@@ -12308,74 +15463,66 @@
             <w:insideV w:val="single" w:color="auto" w:sz="4" w:space="0"/>
           </w:tblBorders>
           <w:tblCellMar>
+            <w:top w:w="0" w:type="dxa"/>
             <w:left w:w="108" w:type="dxa"/>
+            <w:bottom w:w="0" w:type="dxa"/>
             <w:right w:w="108" w:type="dxa"/>
           </w:tblCellMar>
         </w:tblPrEx>
         <w:tc>
           <w:tcPr>
-            <w:tcW w:w="1973" w:type="dxa"/>
-            <w:vAlign w:val="center"/>
+            <w:tcW w:w="2655" w:type="dxa"/>
           </w:tcPr>
           <w:p>
             <w:pPr>
               <w:bidi w:val="0"/>
               <w:rPr>
-                <w:rFonts w:hint="default"/>
-                <w:b/>
-                <w:bCs/>
-                <w:lang w:val="vi-VN"/>
+                <w:vertAlign w:val="baseline"/>
               </w:rPr>
             </w:pPr>
             <w:r>
               <w:rPr>
-                <w:b/>
-                <w:bCs/>
-                <w:lang w:val="en-US" w:eastAsia="zh-CN"/>
-              </w:rPr>
-              <w:t>Mức độ làm việc với stakeholder</w:t>
+                <w:rFonts w:hint="default"/>
+              </w:rPr>
+              <w:t>Giao tiếp &amp; Đồng cảm</w:t>
             </w:r>
           </w:p>
         </w:tc>
         <w:tc>
           <w:tcPr>
-            <w:tcW w:w="3094" w:type="dxa"/>
-            <w:vAlign w:val="center"/>
+            <w:tcW w:w="4410" w:type="dxa"/>
           </w:tcPr>
           <w:p>
             <w:pPr>
               <w:bidi w:val="0"/>
               <w:rPr>
-                <w:rFonts w:hint="default"/>
-                <w:lang w:val="vi-VN"/>
+                <w:vertAlign w:val="baseline"/>
               </w:rPr>
             </w:pPr>
             <w:r>
               <w:rPr>
-                <w:lang w:val="en-US" w:eastAsia="zh-CN"/>
-              </w:rPr>
-              <w:t>Cao — làm việc với PM, BA, Dev Lead, khách hàng</w:t>
+                <w:rFonts w:hint="default"/>
+              </w:rPr>
+              <w:t>Trình bày bug rõ ràng, xây dựng quan hệ hợp tác với developer để xử lý nhanh.</w:t>
             </w:r>
           </w:p>
         </w:tc>
         <w:tc>
           <w:tcPr>
-            <w:tcW w:w="3095" w:type="dxa"/>
-            <w:vAlign w:val="center"/>
+            <w:tcW w:w="1254" w:type="dxa"/>
           </w:tcPr>
           <w:p>
             <w:pPr>
               <w:bidi w:val="0"/>
               <w:rPr>
-                <w:rFonts w:hint="default"/>
-                <w:lang w:val="vi-VN"/>
+                <w:vertAlign w:val="baseline"/>
               </w:rPr>
             </w:pPr>
             <w:r>
               <w:rPr>
-                <w:lang w:val="en-US" w:eastAsia="zh-CN"/>
-              </w:rPr>
-              <w:t>Chủ yếu làm việc với Test Manager và Developer</w:t>
+                <w:rFonts w:hint="default"/>
+              </w:rPr>
+              <w:t>Bắt buộc</w:t>
             </w:r>
           </w:p>
         </w:tc>
@@ -12391,74 +15538,66 @@
             <w:insideV w:val="single" w:color="auto" w:sz="4" w:space="0"/>
           </w:tblBorders>
           <w:tblCellMar>
+            <w:top w:w="0" w:type="dxa"/>
             <w:left w:w="108" w:type="dxa"/>
+            <w:bottom w:w="0" w:type="dxa"/>
             <w:right w:w="108" w:type="dxa"/>
           </w:tblCellMar>
         </w:tblPrEx>
         <w:tc>
           <w:tcPr>
-            <w:tcW w:w="1973" w:type="dxa"/>
-            <w:vAlign w:val="center"/>
+            <w:tcW w:w="2655" w:type="dxa"/>
           </w:tcPr>
           <w:p>
             <w:pPr>
               <w:bidi w:val="0"/>
               <w:rPr>
-                <w:rFonts w:hint="default"/>
-                <w:b/>
-                <w:bCs/>
-                <w:lang w:val="vi-VN"/>
+                <w:vertAlign w:val="baseline"/>
               </w:rPr>
             </w:pPr>
             <w:r>
               <w:rPr>
-                <w:b/>
-                <w:bCs/>
-                <w:lang w:val="en-US" w:eastAsia="zh-CN"/>
-              </w:rPr>
-              <w:t>Mục tiêu chính</w:t>
+                <w:rFonts w:hint="default"/>
+              </w:rPr>
+              <w:t>Thích ứng &amp; Học hỏi liên tục</w:t>
             </w:r>
           </w:p>
         </w:tc>
         <w:tc>
           <w:tcPr>
-            <w:tcW w:w="3094" w:type="dxa"/>
-            <w:vAlign w:val="center"/>
+            <w:tcW w:w="4410" w:type="dxa"/>
           </w:tcPr>
           <w:p>
             <w:pPr>
               <w:bidi w:val="0"/>
               <w:rPr>
-                <w:rFonts w:hint="default"/>
-                <w:lang w:val="vi-VN"/>
+                <w:vertAlign w:val="baseline"/>
               </w:rPr>
             </w:pPr>
             <w:r>
               <w:rPr>
-                <w:lang w:val="en-US" w:eastAsia="zh-CN"/>
-              </w:rPr>
-              <w:t>Đảm bảo quá trình test hiệu quả và đúng kế hoạch</w:t>
+                <w:rFonts w:hint="default"/>
+              </w:rPr>
+              <w:t>Chủ động cập nhật công cụ, theo dõi cộng đồng QA để không tụt hậu.</w:t>
             </w:r>
           </w:p>
         </w:tc>
         <w:tc>
           <w:tcPr>
-            <w:tcW w:w="3095" w:type="dxa"/>
-            <w:vAlign w:val="center"/>
+            <w:tcW w:w="1254" w:type="dxa"/>
           </w:tcPr>
           <w:p>
             <w:pPr>
               <w:bidi w:val="0"/>
               <w:rPr>
-                <w:rFonts w:hint="default"/>
-                <w:lang w:val="vi-VN"/>
+                <w:vertAlign w:val="baseline"/>
               </w:rPr>
             </w:pPr>
             <w:r>
               <w:rPr>
-                <w:lang w:val="en-US" w:eastAsia="zh-CN"/>
-              </w:rPr>
-              <w:t>Đảm bảo phần mềm hoạt động đúng yêu cầu</w:t>
+                <w:rFonts w:hint="default"/>
+              </w:rPr>
+              <w:t>Nên có</w:t>
             </w:r>
           </w:p>
         </w:tc>
@@ -12474,74 +15613,66 @@
             <w:insideV w:val="single" w:color="auto" w:sz="4" w:space="0"/>
           </w:tblBorders>
           <w:tblCellMar>
+            <w:top w:w="0" w:type="dxa"/>
             <w:left w:w="108" w:type="dxa"/>
+            <w:bottom w:w="0" w:type="dxa"/>
             <w:right w:w="108" w:type="dxa"/>
           </w:tblCellMar>
         </w:tblPrEx>
         <w:tc>
           <w:tcPr>
-            <w:tcW w:w="1973" w:type="dxa"/>
-            <w:vAlign w:val="center"/>
+            <w:tcW w:w="2655" w:type="dxa"/>
           </w:tcPr>
           <w:p>
             <w:pPr>
               <w:bidi w:val="0"/>
               <w:rPr>
-                <w:rFonts w:hint="default"/>
-                <w:b/>
-                <w:bCs/>
-                <w:lang w:val="vi-VN"/>
+                <w:vertAlign w:val="baseline"/>
               </w:rPr>
             </w:pPr>
             <w:r>
               <w:rPr>
-                <w:b/>
-                <w:bCs/>
-                <w:lang w:val="en-US" w:eastAsia="zh-CN"/>
-              </w:rPr>
-              <w:t>Ra quyết định</w:t>
+                <w:rFonts w:hint="default"/>
+              </w:rPr>
+              <w:t>Quản lý rủi ro &amp; Thời gian</w:t>
             </w:r>
           </w:p>
         </w:tc>
         <w:tc>
           <w:tcPr>
-            <w:tcW w:w="3094" w:type="dxa"/>
-            <w:vAlign w:val="center"/>
+            <w:tcW w:w="4410" w:type="dxa"/>
           </w:tcPr>
           <w:p>
             <w:pPr>
               <w:bidi w:val="0"/>
               <w:rPr>
-                <w:rFonts w:hint="default"/>
-                <w:lang w:val="vi-VN"/>
+                <w:vertAlign w:val="baseline"/>
               </w:rPr>
             </w:pPr>
             <w:r>
               <w:rPr>
-                <w:lang w:val="en-US" w:eastAsia="zh-CN"/>
-              </w:rPr>
-              <w:t>Quyết định chiến lược test và mức độ release</w:t>
+                <w:rFonts w:hint="default"/>
+              </w:rPr>
+              <w:t>Biết ưu tiên test vùng rủi ro cao, cân bằng automation và manual.</w:t>
             </w:r>
           </w:p>
         </w:tc>
         <w:tc>
           <w:tcPr>
-            <w:tcW w:w="3095" w:type="dxa"/>
-            <w:vAlign w:val="center"/>
+            <w:tcW w:w="1254" w:type="dxa"/>
           </w:tcPr>
           <w:p>
             <w:pPr>
               <w:bidi w:val="0"/>
               <w:rPr>
-                <w:rFonts w:hint="default"/>
-                <w:lang w:val="vi-VN"/>
+                <w:vertAlign w:val="baseline"/>
               </w:rPr>
             </w:pPr>
             <w:r>
               <w:rPr>
-                <w:lang w:val="en-US" w:eastAsia="zh-CN"/>
-              </w:rPr>
-              <w:t>Đề xuất bug và kết quả kiểm thử</w:t>
+                <w:rFonts w:hint="default"/>
+              </w:rPr>
+              <w:t>Nên có</w:t>
             </w:r>
           </w:p>
         </w:tc>
@@ -12549,52 +15680,22 @@
     </w:tbl>
     <w:p>
       <w:pPr>
-        <w:rPr>
-          <w:rFonts w:hint="default"/>
-          <w:vertAlign w:val="baseline"/>
-          <w:lang w:val="vi-VN"/>
-        </w:rPr>
-      </w:pPr>
-      <w:r>
-        <w:rPr>
-          <w:rFonts w:hint="default"/>
-          <w:lang w:val="vi-VN"/>
-        </w:rPr>
-        <w:br w:type="page"/>
-      </w:r>
-    </w:p>
-    <w:p>
-      <w:pPr>
         <w:pStyle w:val="4"/>
         <w:bidi w:val="0"/>
-        <w:rPr>
-          <w:rFonts w:hint="default"/>
-          <w:vertAlign w:val="baseline"/>
-          <w:lang w:val="vi-VN"/>
-        </w:rPr>
-      </w:pPr>
-      <w:bookmarkStart w:id="64" w:name="_Toc23028"/>
-      <w:r>
-        <w:rPr>
-          <w:rFonts w:hint="default"/>
-          <w:lang w:val="vi-VN"/>
-        </w:rPr>
-        <w:t>7 hoạt động trong ISTQB Test Process và người thực hiện</w:t>
-      </w:r>
-      <w:bookmarkEnd w:id="64"/>
-      <w:r>
-        <w:rPr>
-          <w:rFonts w:hint="default"/>
-          <w:lang w:val="vi-VN"/>
-        </w:rPr>
-        <w:tab/>
+        <w:ind w:left="1428" w:leftChars="0" w:hanging="708" w:firstLineChars="0"/>
+      </w:pPr>
+      <w:r>
+        <w:rPr>
+          <w:rFonts w:hint="default"/>
+        </w:rPr>
+        <w:t>AI &amp; Tool Literacy</w:t>
       </w:r>
     </w:p>
     <w:tbl>
       <w:tblPr>
         <w:tblStyle w:val="41"/>
         <w:tblW w:w="0" w:type="auto"/>
-        <w:tblInd w:w="1158" w:type="dxa"/>
+        <w:tblInd w:w="964" w:type="dxa"/>
         <w:tblBorders>
           <w:top w:val="single" w:color="auto" w:sz="4" w:space="0"/>
           <w:left w:val="single" w:color="auto" w:sz="4" w:space="0"/>
@@ -12603,17 +15704,18 @@
           <w:insideH w:val="single" w:color="auto" w:sz="4" w:space="0"/>
           <w:insideV w:val="single" w:color="auto" w:sz="4" w:space="0"/>
         </w:tblBorders>
-        <w:tblLayout w:type="fixed"/>
+        <w:tblLayout w:type="autofit"/>
         <w:tblCellMar>
+          <w:top w:w="0" w:type="dxa"/>
           <w:left w:w="108" w:type="dxa"/>
+          <w:bottom w:w="0" w:type="dxa"/>
           <w:right w:w="108" w:type="dxa"/>
         </w:tblCellMar>
       </w:tblPr>
       <w:tblGrid>
-        <w:gridCol w:w="734"/>
-        <w:gridCol w:w="2131"/>
-        <w:gridCol w:w="2939"/>
-        <w:gridCol w:w="2321"/>
+        <w:gridCol w:w="2655"/>
+        <w:gridCol w:w="4410"/>
+        <w:gridCol w:w="1254"/>
       </w:tblGrid>
       <w:tr>
         <w:tblPrEx>
@@ -12626,81 +15728,53 @@
             <w:insideV w:val="single" w:color="auto" w:sz="4" w:space="0"/>
           </w:tblBorders>
           <w:tblCellMar>
+            <w:top w:w="0" w:type="dxa"/>
             <w:left w:w="108" w:type="dxa"/>
+            <w:bottom w:w="0" w:type="dxa"/>
             <w:right w:w="108" w:type="dxa"/>
           </w:tblCellMar>
         </w:tblPrEx>
         <w:tc>
           <w:tcPr>
-            <w:tcW w:w="734" w:type="dxa"/>
-            <w:vAlign w:val="center"/>
+            <w:tcW w:w="2655" w:type="dxa"/>
           </w:tcPr>
           <w:p>
             <w:pPr>
               <w:bidi w:val="0"/>
               <w:rPr>
+                <w:b/>
+                <w:bCs/>
+                <w:vertAlign w:val="baseline"/>
+              </w:rPr>
+            </w:pPr>
+            <w:r>
+              <w:rPr>
                 <w:rFonts w:hint="default"/>
                 <w:b/>
                 <w:bCs/>
-                <w:lang w:val="vi-VN"/>
-              </w:rPr>
-            </w:pPr>
-            <w:r>
-              <w:rPr>
-                <w:rFonts w:hint="default"/>
-                <w:b/>
-                <w:bCs/>
-                <w:lang w:val="vi-VN"/>
-              </w:rPr>
-              <w:t>STT</w:t>
+              </w:rPr>
+              <w:t>Kỹ năng</w:t>
             </w:r>
           </w:p>
         </w:tc>
         <w:tc>
           <w:tcPr>
-            <w:tcW w:w="2131" w:type="dxa"/>
-            <w:vAlign w:val="center"/>
+            <w:tcW w:w="4410" w:type="dxa"/>
           </w:tcPr>
           <w:p>
             <w:pPr>
               <w:bidi w:val="0"/>
               <w:rPr>
+                <w:b/>
+                <w:bCs/>
+                <w:vertAlign w:val="baseline"/>
+              </w:rPr>
+            </w:pPr>
+            <w:r>
+              <w:rPr>
                 <w:rFonts w:hint="default"/>
                 <w:b/>
                 <w:bCs/>
-                <w:lang w:val="vi-VN"/>
-              </w:rPr>
-            </w:pPr>
-            <w:r>
-              <w:rPr>
-                <w:b/>
-                <w:bCs/>
-                <w:lang w:val="en-US" w:eastAsia="zh-CN"/>
-              </w:rPr>
-              <w:t>Hoạt động</w:t>
-            </w:r>
-          </w:p>
-        </w:tc>
-        <w:tc>
-          <w:tcPr>
-            <w:tcW w:w="2939" w:type="dxa"/>
-            <w:vAlign w:val="center"/>
-          </w:tcPr>
-          <w:p>
-            <w:pPr>
-              <w:bidi w:val="0"/>
-              <w:rPr>
-                <w:rFonts w:hint="default"/>
-                <w:b/>
-                <w:bCs/>
-                <w:lang w:val="vi-VN"/>
-              </w:rPr>
-            </w:pPr>
-            <w:r>
-              <w:rPr>
-                <w:b/>
-                <w:bCs/>
-                <w:lang w:val="en-US" w:eastAsia="zh-CN"/>
               </w:rPr>
               <w:t>Mô tả ngắn</w:t>
             </w:r>
@@ -12708,26 +15782,24 @@
         </w:tc>
         <w:tc>
           <w:tcPr>
-            <w:tcW w:w="2321" w:type="dxa"/>
-            <w:vAlign w:val="center"/>
+            <w:tcW w:w="1254" w:type="dxa"/>
           </w:tcPr>
           <w:p>
             <w:pPr>
               <w:bidi w:val="0"/>
               <w:rPr>
+                <w:b/>
+                <w:bCs/>
+                <w:vertAlign w:val="baseline"/>
+              </w:rPr>
+            </w:pPr>
+            <w:r>
+              <w:rPr>
                 <w:rFonts w:hint="default"/>
                 <w:b/>
                 <w:bCs/>
-                <w:lang w:val="vi-VN"/>
-              </w:rPr>
-            </w:pPr>
-            <w:r>
-              <w:rPr>
-                <w:b/>
-                <w:bCs/>
-                <w:lang w:val="en-US" w:eastAsia="zh-CN"/>
-              </w:rPr>
-              <w:t>Người thực hiện chính</w:t>
+              </w:rPr>
+              <w:t>Mức độ ưu tiên</w:t>
             </w:r>
           </w:p>
         </w:tc>
@@ -12743,95 +15815,69 @@
             <w:insideV w:val="single" w:color="auto" w:sz="4" w:space="0"/>
           </w:tblBorders>
           <w:tblCellMar>
+            <w:top w:w="0" w:type="dxa"/>
             <w:left w:w="108" w:type="dxa"/>
+            <w:bottom w:w="0" w:type="dxa"/>
             <w:right w:w="108" w:type="dxa"/>
           </w:tblCellMar>
         </w:tblPrEx>
+        <w:trPr>
+          <w:trHeight w:val="511" w:hRule="atLeast"/>
+        </w:trPr>
         <w:tc>
           <w:tcPr>
-            <w:tcW w:w="734" w:type="dxa"/>
-            <w:vAlign w:val="center"/>
+            <w:tcW w:w="2655" w:type="dxa"/>
           </w:tcPr>
           <w:p>
             <w:pPr>
               <w:bidi w:val="0"/>
               <w:rPr>
-                <w:rFonts w:hint="default"/>
-                <w:b/>
-                <w:bCs/>
-                <w:lang w:val="vi-VN"/>
+                <w:vertAlign w:val="baseline"/>
               </w:rPr>
             </w:pPr>
             <w:r>
               <w:rPr>
-                <w:b/>
-                <w:bCs/>
-                <w:lang w:val="en-US" w:eastAsia="zh-CN"/>
-              </w:rPr>
-              <w:t>1</w:t>
+                <w:rFonts w:hint="default"/>
+              </w:rPr>
+              <w:t>AI-Augmented Testing</w:t>
             </w:r>
           </w:p>
         </w:tc>
         <w:tc>
           <w:tcPr>
-            <w:tcW w:w="2131" w:type="dxa"/>
-            <w:vAlign w:val="center"/>
+            <w:tcW w:w="4410" w:type="dxa"/>
           </w:tcPr>
           <w:p>
             <w:pPr>
               <w:bidi w:val="0"/>
               <w:rPr>
-                <w:rFonts w:hint="default"/>
-                <w:lang w:val="vi-VN"/>
+                <w:vertAlign w:val="baseline"/>
               </w:rPr>
             </w:pPr>
             <w:r>
               <w:rPr>
-                <w:lang w:val="en-US" w:eastAsia="zh-CN"/>
-              </w:rPr>
-              <w:t>Planning</w:t>
+                <w:rFonts w:hint="default"/>
+              </w:rPr>
+              <w:t>Dùng trợ lý AI (ChatGPT, Copilot) sinh test case, phân tích log, dự đoán rủi ro, luôn kiểm chứng đầu ra.</w:t>
             </w:r>
           </w:p>
         </w:tc>
         <w:tc>
           <w:tcPr>
-            <w:tcW w:w="2939" w:type="dxa"/>
-            <w:vAlign w:val="center"/>
+            <w:tcW w:w="1254" w:type="dxa"/>
           </w:tcPr>
           <w:p>
             <w:pPr>
               <w:bidi w:val="0"/>
               <w:rPr>
-                <w:rFonts w:hint="default"/>
-                <w:lang w:val="vi-VN"/>
+                <w:vertAlign w:val="baseline"/>
               </w:rPr>
             </w:pPr>
             <w:r>
               <w:rPr>
-                <w:lang w:val="en-US" w:eastAsia="zh-CN"/>
-              </w:rPr>
-              <w:t>Lập kế hoạch kiểm thử, xác định phạm vi và nguồn lực</w:t>
-            </w:r>
-          </w:p>
-        </w:tc>
-        <w:tc>
-          <w:tcPr>
-            <w:tcW w:w="2321" w:type="dxa"/>
-            <w:vAlign w:val="center"/>
-          </w:tcPr>
-          <w:p>
-            <w:pPr>
-              <w:bidi w:val="0"/>
-              <w:rPr>
                 <w:rFonts w:hint="default"/>
-                <w:lang w:val="vi-VN"/>
-              </w:rPr>
-            </w:pPr>
-            <w:r>
-              <w:rPr>
-                <w:lang w:val="en-US" w:eastAsia="zh-CN"/>
-              </w:rPr>
-              <w:t>Test Manager</w:t>
+              </w:rPr>
+              <w:t>Bắt buộc</w:t>
             </w:r>
           </w:p>
         </w:tc>
@@ -12847,95 +15893,66 @@
             <w:insideV w:val="single" w:color="auto" w:sz="4" w:space="0"/>
           </w:tblBorders>
           <w:tblCellMar>
+            <w:top w:w="0" w:type="dxa"/>
             <w:left w:w="108" w:type="dxa"/>
+            <w:bottom w:w="0" w:type="dxa"/>
             <w:right w:w="108" w:type="dxa"/>
           </w:tblCellMar>
         </w:tblPrEx>
         <w:tc>
           <w:tcPr>
-            <w:tcW w:w="734" w:type="dxa"/>
-            <w:vAlign w:val="center"/>
+            <w:tcW w:w="2655" w:type="dxa"/>
           </w:tcPr>
           <w:p>
             <w:pPr>
               <w:bidi w:val="0"/>
               <w:rPr>
-                <w:rFonts w:hint="default"/>
-                <w:b/>
-                <w:bCs/>
-                <w:lang w:val="vi-VN"/>
+                <w:vertAlign w:val="baseline"/>
               </w:rPr>
             </w:pPr>
             <w:r>
               <w:rPr>
-                <w:b/>
-                <w:bCs/>
-                <w:lang w:val="en-US" w:eastAsia="zh-CN"/>
-              </w:rPr>
-              <w:t>2</w:t>
+                <w:rFonts w:hint="default"/>
+              </w:rPr>
+              <w:t>Prompt Engineering for QA</w:t>
             </w:r>
           </w:p>
         </w:tc>
         <w:tc>
           <w:tcPr>
-            <w:tcW w:w="2131" w:type="dxa"/>
-            <w:vAlign w:val="center"/>
+            <w:tcW w:w="4410" w:type="dxa"/>
           </w:tcPr>
           <w:p>
             <w:pPr>
               <w:bidi w:val="0"/>
               <w:rPr>
-                <w:rFonts w:hint="default"/>
-                <w:lang w:val="vi-VN"/>
+                <w:vertAlign w:val="baseline"/>
               </w:rPr>
             </w:pPr>
             <w:r>
               <w:rPr>
-                <w:lang w:val="en-US" w:eastAsia="zh-CN"/>
-              </w:rPr>
-              <w:t>Monitoring &amp; Control</w:t>
+                <w:rFonts w:hint="default"/>
+              </w:rPr>
+              <w:t>Thiết kế prompt hiệu quả để AI hỗ trợ review code, sinh dữ liệu test và viết script tự động.</w:t>
             </w:r>
           </w:p>
         </w:tc>
         <w:tc>
           <w:tcPr>
-            <w:tcW w:w="2939" w:type="dxa"/>
-            <w:vAlign w:val="center"/>
+            <w:tcW w:w="1254" w:type="dxa"/>
           </w:tcPr>
           <w:p>
             <w:pPr>
               <w:bidi w:val="0"/>
               <w:rPr>
-                <w:rFonts w:hint="default"/>
-                <w:lang w:val="vi-VN"/>
+                <w:vertAlign w:val="baseline"/>
               </w:rPr>
             </w:pPr>
             <w:r>
               <w:rPr>
-                <w:lang w:val="en-US" w:eastAsia="zh-CN"/>
-              </w:rPr>
-              <w:t>Theo dõi tiến độ và điều chỉnh kế hoạch</w:t>
-            </w:r>
-          </w:p>
-        </w:tc>
-        <w:tc>
-          <w:tcPr>
-            <w:tcW w:w="2321" w:type="dxa"/>
-            <w:vAlign w:val="center"/>
-          </w:tcPr>
-          <w:p>
-            <w:pPr>
-              <w:bidi w:val="0"/>
-              <w:rPr>
                 <w:rFonts w:hint="default"/>
-                <w:lang w:val="vi-VN"/>
-              </w:rPr>
-            </w:pPr>
-            <w:r>
-              <w:rPr>
-                <w:lang w:val="en-US" w:eastAsia="zh-CN"/>
-              </w:rPr>
-              <w:t>Test Manager</w:t>
+              </w:rPr>
+              <w:t>Nên có</w:t>
             </w:r>
           </w:p>
         </w:tc>
@@ -12951,511 +15968,66 @@
             <w:insideV w:val="single" w:color="auto" w:sz="4" w:space="0"/>
           </w:tblBorders>
           <w:tblCellMar>
+            <w:top w:w="0" w:type="dxa"/>
             <w:left w:w="108" w:type="dxa"/>
+            <w:bottom w:w="0" w:type="dxa"/>
             <w:right w:w="108" w:type="dxa"/>
           </w:tblCellMar>
         </w:tblPrEx>
         <w:tc>
           <w:tcPr>
-            <w:tcW w:w="734" w:type="dxa"/>
-            <w:vAlign w:val="center"/>
+            <w:tcW w:w="2655" w:type="dxa"/>
           </w:tcPr>
           <w:p>
             <w:pPr>
               <w:bidi w:val="0"/>
               <w:rPr>
-                <w:rFonts w:hint="default"/>
-                <w:b/>
-                <w:bCs/>
-                <w:lang w:val="vi-VN"/>
+                <w:vertAlign w:val="baseline"/>
               </w:rPr>
             </w:pPr>
             <w:r>
               <w:rPr>
-                <w:b/>
-                <w:bCs/>
-                <w:lang w:val="en-US" w:eastAsia="zh-CN"/>
-              </w:rPr>
-              <w:t>3</w:t>
+                <w:rFonts w:hint="default"/>
+              </w:rPr>
+              <w:t>AI-Driven Defect Analysis</w:t>
             </w:r>
           </w:p>
         </w:tc>
         <w:tc>
           <w:tcPr>
-            <w:tcW w:w="2131" w:type="dxa"/>
-            <w:vAlign w:val="center"/>
+            <w:tcW w:w="4410" w:type="dxa"/>
           </w:tcPr>
           <w:p>
             <w:pPr>
               <w:bidi w:val="0"/>
               <w:rPr>
-                <w:rFonts w:hint="default"/>
-                <w:lang w:val="vi-VN"/>
+                <w:vertAlign w:val="baseline"/>
               </w:rPr>
             </w:pPr>
             <w:r>
               <w:rPr>
-                <w:lang w:val="en-US" w:eastAsia="zh-CN"/>
-              </w:rPr>
-              <w:t>Analysis</w:t>
+                <w:rFonts w:hint="default"/>
+              </w:rPr>
+              <w:t>Dùng AI phân cụm, ưu tiên bug và đề xuất nguyên nhân gốc từ log lỗi.</w:t>
             </w:r>
           </w:p>
         </w:tc>
         <w:tc>
           <w:tcPr>
-            <w:tcW w:w="2939" w:type="dxa"/>
-            <w:vAlign w:val="center"/>
+            <w:tcW w:w="1254" w:type="dxa"/>
           </w:tcPr>
           <w:p>
             <w:pPr>
               <w:bidi w:val="0"/>
               <w:rPr>
-                <w:rFonts w:hint="default"/>
-                <w:lang w:val="vi-VN"/>
+                <w:vertAlign w:val="baseline"/>
               </w:rPr>
             </w:pPr>
             <w:r>
               <w:rPr>
-                <w:lang w:val="en-US" w:eastAsia="zh-CN"/>
-              </w:rPr>
-              <w:t>Phân tích requirement và xác định test condition</w:t>
-            </w:r>
-          </w:p>
-        </w:tc>
-        <w:tc>
-          <w:tcPr>
-            <w:tcW w:w="2321" w:type="dxa"/>
-            <w:vAlign w:val="center"/>
-          </w:tcPr>
-          <w:p>
-            <w:pPr>
-              <w:bidi w:val="0"/>
-              <w:rPr>
                 <w:rFonts w:hint="default"/>
-                <w:lang w:val="vi-VN"/>
-              </w:rPr>
-            </w:pPr>
-            <w:r>
-              <w:rPr>
-                <w:lang w:val="en-US" w:eastAsia="zh-CN"/>
-              </w:rPr>
-              <w:t>Cả hai</w:t>
-            </w:r>
-          </w:p>
-        </w:tc>
-      </w:tr>
-      <w:tr>
-        <w:tblPrEx>
-          <w:tblBorders>
-            <w:top w:val="single" w:color="auto" w:sz="4" w:space="0"/>
-            <w:left w:val="single" w:color="auto" w:sz="4" w:space="0"/>
-            <w:bottom w:val="single" w:color="auto" w:sz="4" w:space="0"/>
-            <w:right w:val="single" w:color="auto" w:sz="4" w:space="0"/>
-            <w:insideH w:val="single" w:color="auto" w:sz="4" w:space="0"/>
-            <w:insideV w:val="single" w:color="auto" w:sz="4" w:space="0"/>
-          </w:tblBorders>
-          <w:tblCellMar>
-            <w:left w:w="108" w:type="dxa"/>
-            <w:right w:w="108" w:type="dxa"/>
-          </w:tblCellMar>
-        </w:tblPrEx>
-        <w:tc>
-          <w:tcPr>
-            <w:tcW w:w="734" w:type="dxa"/>
-            <w:vAlign w:val="center"/>
-          </w:tcPr>
-          <w:p>
-            <w:pPr>
-              <w:bidi w:val="0"/>
-              <w:rPr>
-                <w:rFonts w:hint="default"/>
-                <w:b/>
-                <w:bCs/>
-                <w:lang w:val="vi-VN"/>
-              </w:rPr>
-            </w:pPr>
-            <w:r>
-              <w:rPr>
-                <w:b/>
-                <w:bCs/>
-                <w:lang w:val="en-US" w:eastAsia="zh-CN"/>
-              </w:rPr>
-              <w:t>4</w:t>
-            </w:r>
-          </w:p>
-        </w:tc>
-        <w:tc>
-          <w:tcPr>
-            <w:tcW w:w="2131" w:type="dxa"/>
-            <w:vAlign w:val="center"/>
-          </w:tcPr>
-          <w:p>
-            <w:pPr>
-              <w:bidi w:val="0"/>
-              <w:rPr>
-                <w:rFonts w:hint="default"/>
-                <w:lang w:val="vi-VN"/>
-              </w:rPr>
-            </w:pPr>
-            <w:r>
-              <w:rPr>
-                <w:lang w:val="en-US" w:eastAsia="zh-CN"/>
-              </w:rPr>
-              <w:t>Design</w:t>
-            </w:r>
-          </w:p>
-        </w:tc>
-        <w:tc>
-          <w:tcPr>
-            <w:tcW w:w="2939" w:type="dxa"/>
-            <w:vAlign w:val="center"/>
-          </w:tcPr>
-          <w:p>
-            <w:pPr>
-              <w:bidi w:val="0"/>
-              <w:rPr>
-                <w:rFonts w:hint="default"/>
-                <w:lang w:val="vi-VN"/>
-              </w:rPr>
-            </w:pPr>
-            <w:r>
-              <w:rPr>
-                <w:lang w:val="en-US" w:eastAsia="zh-CN"/>
-              </w:rPr>
-              <w:t>Thiết kế test case và test data</w:t>
-            </w:r>
-          </w:p>
-        </w:tc>
-        <w:tc>
-          <w:tcPr>
-            <w:tcW w:w="2321" w:type="dxa"/>
-            <w:vAlign w:val="center"/>
-          </w:tcPr>
-          <w:p>
-            <w:pPr>
-              <w:bidi w:val="0"/>
-              <w:rPr>
-                <w:rFonts w:hint="default"/>
-                <w:lang w:val="vi-VN"/>
-              </w:rPr>
-            </w:pPr>
-            <w:r>
-              <w:rPr>
-                <w:lang w:val="en-US" w:eastAsia="zh-CN"/>
-              </w:rPr>
-              <w:t>Tester</w:t>
-            </w:r>
-          </w:p>
-        </w:tc>
-      </w:tr>
-      <w:tr>
-        <w:tblPrEx>
-          <w:tblBorders>
-            <w:top w:val="single" w:color="auto" w:sz="4" w:space="0"/>
-            <w:left w:val="single" w:color="auto" w:sz="4" w:space="0"/>
-            <w:bottom w:val="single" w:color="auto" w:sz="4" w:space="0"/>
-            <w:right w:val="single" w:color="auto" w:sz="4" w:space="0"/>
-            <w:insideH w:val="single" w:color="auto" w:sz="4" w:space="0"/>
-            <w:insideV w:val="single" w:color="auto" w:sz="4" w:space="0"/>
-          </w:tblBorders>
-          <w:tblCellMar>
-            <w:left w:w="108" w:type="dxa"/>
-            <w:right w:w="108" w:type="dxa"/>
-          </w:tblCellMar>
-        </w:tblPrEx>
-        <w:tc>
-          <w:tcPr>
-            <w:tcW w:w="734" w:type="dxa"/>
-            <w:vAlign w:val="center"/>
-          </w:tcPr>
-          <w:p>
-            <w:pPr>
-              <w:bidi w:val="0"/>
-              <w:rPr>
-                <w:rFonts w:hint="default"/>
-                <w:b/>
-                <w:bCs/>
-                <w:lang w:val="vi-VN"/>
-              </w:rPr>
-            </w:pPr>
-            <w:r>
-              <w:rPr>
-                <w:b/>
-                <w:bCs/>
-                <w:lang w:val="en-US" w:eastAsia="zh-CN"/>
-              </w:rPr>
-              <w:t>5</w:t>
-            </w:r>
-          </w:p>
-        </w:tc>
-        <w:tc>
-          <w:tcPr>
-            <w:tcW w:w="2131" w:type="dxa"/>
-            <w:vAlign w:val="center"/>
-          </w:tcPr>
-          <w:p>
-            <w:pPr>
-              <w:bidi w:val="0"/>
-              <w:rPr>
-                <w:rFonts w:hint="default"/>
-                <w:lang w:val="vi-VN"/>
-              </w:rPr>
-            </w:pPr>
-            <w:r>
-              <w:rPr>
-                <w:lang w:val="en-US" w:eastAsia="zh-CN"/>
-              </w:rPr>
-              <w:t>Implementation</w:t>
-            </w:r>
-          </w:p>
-        </w:tc>
-        <w:tc>
-          <w:tcPr>
-            <w:tcW w:w="2939" w:type="dxa"/>
-            <w:vAlign w:val="center"/>
-          </w:tcPr>
-          <w:p>
-            <w:pPr>
-              <w:bidi w:val="0"/>
-              <w:rPr>
-                <w:rFonts w:hint="default"/>
-                <w:lang w:val="vi-VN"/>
-              </w:rPr>
-            </w:pPr>
-            <w:r>
-              <w:rPr>
-                <w:lang w:val="en-US" w:eastAsia="zh-CN"/>
-              </w:rPr>
-              <w:t>Chuẩn bị test suite, môi trường và script</w:t>
-            </w:r>
-          </w:p>
-        </w:tc>
-        <w:tc>
-          <w:tcPr>
-            <w:tcW w:w="2321" w:type="dxa"/>
-            <w:vAlign w:val="center"/>
-          </w:tcPr>
-          <w:p>
-            <w:pPr>
-              <w:bidi w:val="0"/>
-              <w:rPr>
-                <w:rFonts w:hint="default"/>
-                <w:lang w:val="vi-VN"/>
-              </w:rPr>
-            </w:pPr>
-            <w:r>
-              <w:rPr>
-                <w:lang w:val="en-US" w:eastAsia="zh-CN"/>
-              </w:rPr>
-              <w:t>Cả hai</w:t>
-            </w:r>
-          </w:p>
-        </w:tc>
-      </w:tr>
-      <w:tr>
-        <w:tblPrEx>
-          <w:tblBorders>
-            <w:top w:val="single" w:color="auto" w:sz="4" w:space="0"/>
-            <w:left w:val="single" w:color="auto" w:sz="4" w:space="0"/>
-            <w:bottom w:val="single" w:color="auto" w:sz="4" w:space="0"/>
-            <w:right w:val="single" w:color="auto" w:sz="4" w:space="0"/>
-            <w:insideH w:val="single" w:color="auto" w:sz="4" w:space="0"/>
-            <w:insideV w:val="single" w:color="auto" w:sz="4" w:space="0"/>
-          </w:tblBorders>
-          <w:tblCellMar>
-            <w:left w:w="108" w:type="dxa"/>
-            <w:right w:w="108" w:type="dxa"/>
-          </w:tblCellMar>
-        </w:tblPrEx>
-        <w:tc>
-          <w:tcPr>
-            <w:tcW w:w="734" w:type="dxa"/>
-            <w:vAlign w:val="center"/>
-          </w:tcPr>
-          <w:p>
-            <w:pPr>
-              <w:bidi w:val="0"/>
-              <w:rPr>
-                <w:rFonts w:hint="default"/>
-                <w:b/>
-                <w:bCs/>
-                <w:lang w:val="vi-VN"/>
-              </w:rPr>
-            </w:pPr>
-            <w:r>
-              <w:rPr>
-                <w:b/>
-                <w:bCs/>
-                <w:lang w:val="en-US" w:eastAsia="zh-CN"/>
-              </w:rPr>
-              <w:t>6</w:t>
-            </w:r>
-          </w:p>
-        </w:tc>
-        <w:tc>
-          <w:tcPr>
-            <w:tcW w:w="2131" w:type="dxa"/>
-            <w:vAlign w:val="center"/>
-          </w:tcPr>
-          <w:p>
-            <w:pPr>
-              <w:bidi w:val="0"/>
-              <w:rPr>
-                <w:rFonts w:hint="default"/>
-                <w:lang w:val="vi-VN"/>
-              </w:rPr>
-            </w:pPr>
-            <w:r>
-              <w:rPr>
-                <w:lang w:val="en-US" w:eastAsia="zh-CN"/>
-              </w:rPr>
-              <w:t>Execution</w:t>
-            </w:r>
-          </w:p>
-        </w:tc>
-        <w:tc>
-          <w:tcPr>
-            <w:tcW w:w="2939" w:type="dxa"/>
-            <w:vAlign w:val="center"/>
-          </w:tcPr>
-          <w:p>
-            <w:pPr>
-              <w:bidi w:val="0"/>
-              <w:rPr>
-                <w:rFonts w:hint="default"/>
-                <w:lang w:val="vi-VN"/>
-              </w:rPr>
-            </w:pPr>
-            <w:r>
-              <w:rPr>
-                <w:lang w:val="en-US" w:eastAsia="zh-CN"/>
-              </w:rPr>
-              <w:t>Chạy test và báo lỗi</w:t>
-            </w:r>
-          </w:p>
-        </w:tc>
-        <w:tc>
-          <w:tcPr>
-            <w:tcW w:w="2321" w:type="dxa"/>
-            <w:vAlign w:val="center"/>
-          </w:tcPr>
-          <w:p>
-            <w:pPr>
-              <w:bidi w:val="0"/>
-              <w:rPr>
-                <w:rFonts w:hint="default"/>
-                <w:lang w:val="vi-VN"/>
-              </w:rPr>
-            </w:pPr>
-            <w:r>
-              <w:rPr>
-                <w:lang w:val="en-US" w:eastAsia="zh-CN"/>
-              </w:rPr>
-              <w:t>Tester</w:t>
-            </w:r>
-          </w:p>
-        </w:tc>
-      </w:tr>
-      <w:tr>
-        <w:tblPrEx>
-          <w:tblBorders>
-            <w:top w:val="single" w:color="auto" w:sz="4" w:space="0"/>
-            <w:left w:val="single" w:color="auto" w:sz="4" w:space="0"/>
-            <w:bottom w:val="single" w:color="auto" w:sz="4" w:space="0"/>
-            <w:right w:val="single" w:color="auto" w:sz="4" w:space="0"/>
-            <w:insideH w:val="single" w:color="auto" w:sz="4" w:space="0"/>
-            <w:insideV w:val="single" w:color="auto" w:sz="4" w:space="0"/>
-          </w:tblBorders>
-          <w:tblCellMar>
-            <w:left w:w="108" w:type="dxa"/>
-            <w:right w:w="108" w:type="dxa"/>
-          </w:tblCellMar>
-        </w:tblPrEx>
-        <w:tc>
-          <w:tcPr>
-            <w:tcW w:w="734" w:type="dxa"/>
-            <w:vAlign w:val="center"/>
-          </w:tcPr>
-          <w:p>
-            <w:pPr>
-              <w:bidi w:val="0"/>
-              <w:rPr>
-                <w:rFonts w:hint="default"/>
-                <w:b/>
-                <w:bCs/>
-                <w:lang w:val="vi-VN"/>
-              </w:rPr>
-            </w:pPr>
-            <w:r>
-              <w:rPr>
-                <w:b/>
-                <w:bCs/>
-                <w:lang w:val="en-US" w:eastAsia="zh-CN"/>
-              </w:rPr>
-              <w:t>7</w:t>
-            </w:r>
-          </w:p>
-        </w:tc>
-        <w:tc>
-          <w:tcPr>
-            <w:tcW w:w="2131" w:type="dxa"/>
-            <w:vAlign w:val="center"/>
-          </w:tcPr>
-          <w:p>
-            <w:pPr>
-              <w:bidi w:val="0"/>
-              <w:rPr>
-                <w:rFonts w:hint="default"/>
-                <w:lang w:val="vi-VN"/>
-              </w:rPr>
-            </w:pPr>
-            <w:r>
-              <w:rPr>
-                <w:lang w:val="en-US" w:eastAsia="zh-CN"/>
-              </w:rPr>
-              <w:t>Completion</w:t>
-            </w:r>
-          </w:p>
-        </w:tc>
-        <w:tc>
-          <w:tcPr>
-            <w:tcW w:w="2939" w:type="dxa"/>
-            <w:vAlign w:val="center"/>
-          </w:tcPr>
-          <w:p>
-            <w:pPr>
-              <w:bidi w:val="0"/>
-              <w:rPr>
-                <w:rFonts w:hint="default"/>
-                <w:lang w:val="vi-VN"/>
-              </w:rPr>
-            </w:pPr>
-            <w:r>
-              <w:rPr>
-                <w:lang w:val="en-US" w:eastAsia="zh-CN"/>
-              </w:rPr>
-              <w:t>Tổng kết kết quả và đóng test cycle</w:t>
-            </w:r>
-          </w:p>
-        </w:tc>
-        <w:tc>
-          <w:tcPr>
-            <w:tcW w:w="2321" w:type="dxa"/>
-            <w:vAlign w:val="center"/>
-          </w:tcPr>
-          <w:p>
-            <w:pPr>
-              <w:bidi w:val="0"/>
-              <w:rPr>
-                <w:rFonts w:hint="default"/>
-                <w:lang w:val="vi-VN"/>
-              </w:rPr>
-            </w:pPr>
-            <w:r>
-              <w:rPr>
-                <w:lang w:val="en-US" w:eastAsia="zh-CN"/>
-              </w:rPr>
-              <w:t>Test Manager</w:t>
+              </w:rPr>
+              <w:t>Tùy chọn</w:t>
             </w:r>
           </w:p>
         </w:tc>
@@ -13463,67 +16035,87 @@
     </w:tbl>
     <w:p>
       <w:pPr>
+        <w:pStyle w:val="4"/>
         <w:bidi w:val="0"/>
-        <w:rPr>
-          <w:rFonts w:hint="default"/>
-          <w:lang w:val="vi-VN"/>
-        </w:rPr>
-      </w:pPr>
-    </w:p>
-    <w:p>
-      <w:pPr>
-        <w:pStyle w:val="3"/>
-        <w:bidi w:val="0"/>
-      </w:pPr>
-      <w:bookmarkStart w:id="65" w:name="_Toc17431"/>
-      <w:r>
-        <w:rPr>
-          <w:rFonts w:hint="default"/>
-          <w:lang w:val="vi-VN"/>
-        </w:rPr>
-        <w:t>Nhận xét câu trả lời của AI</w:t>
-      </w:r>
-      <w:bookmarkEnd w:id="65"/>
-    </w:p>
-    <w:p>
-      <w:pPr>
-        <w:pStyle w:val="2"/>
-        <w:bidi w:val="0"/>
-        <w:ind w:left="425" w:leftChars="0" w:hanging="425" w:firstLineChars="0"/>
-      </w:pPr>
-      <w:bookmarkStart w:id="66" w:name="_Toc8"/>
-      <w:r>
-        <w:t>Nhiệm vụ 5</w:t>
-      </w:r>
-      <w:r>
-        <w:rPr>
-          <w:rFonts w:hint="default"/>
-          <w:lang w:val="vi-VN"/>
-        </w:rPr>
-        <w:t xml:space="preserve"> - Essential skills của tester</w:t>
-      </w:r>
-      <w:bookmarkEnd w:id="66"/>
-      <w:r>
-        <w:rPr>
-          <w:rFonts w:hint="default"/>
-          <w:lang w:val="vi-VN"/>
-        </w:rPr>
-        <w:t xml:space="preserve"> </w:t>
-      </w:r>
-    </w:p>
-    <w:p>
-      <w:pPr>
-        <w:pStyle w:val="3"/>
-      </w:pPr>
-      <w:r>
-        <w:rPr>
-          <w:rFonts w:hint="default"/>
-          <w:lang w:val="vi-VN"/>
-        </w:rPr>
-        <w:t xml:space="preserve">Promt </w:t>
-      </w:r>
+        <w:ind w:left="1428" w:leftChars="0" w:hanging="708" w:firstLineChars="0"/>
+        <w:rPr>
+          <w:rFonts w:hint="default"/>
+        </w:rPr>
+      </w:pPr>
       <w:bookmarkStart w:id="69" w:name="_GoBack"/>
       <w:bookmarkEnd w:id="69"/>
+      <w:r>
+        <w:rPr>
+          <w:rFonts w:hint="default"/>
+        </w:rPr>
+        <w:t>Lộ trình học cho 3 kỹ năng quan trọng nhất</w:t>
+      </w:r>
+    </w:p>
+    <w:p>
+      <w:pPr>
+        <w:pStyle w:val="179"/>
+        <w:bidi w:val="0"/>
+        <w:rPr>
+          <w:rFonts w:hint="default"/>
+        </w:rPr>
+      </w:pPr>
+      <w:r>
+        <w:rPr>
+          <w:rFonts w:hint="default"/>
+          <w:b/>
+          <w:bCs/>
+        </w:rPr>
+        <w:t xml:space="preserve">Automation &amp; Scripting: </w:t>
+      </w:r>
+      <w:r>
+        <w:rPr>
+          <w:rFonts w:hint="default"/>
+        </w:rPr>
+        <w:t>Học JavaScript/TypeScript nền tảng → thực hành Playwright qua tài liệu chính thức và khóa "Playwright: Web Automation Testing" trên TestAutomationU → xây dựng 3 dự án cá nhân tích hợp CI/CD.</w:t>
+      </w:r>
+    </w:p>
+    <w:p>
+      <w:pPr>
+        <w:pStyle w:val="179"/>
+        <w:bidi w:val="0"/>
+        <w:rPr>
+          <w:rFonts w:hint="default"/>
+        </w:rPr>
+      </w:pPr>
+      <w:r>
+        <w:rPr>
+          <w:rFonts w:hint="default"/>
+          <w:b/>
+          <w:bCs/>
+        </w:rPr>
+        <w:t xml:space="preserve">AI-Augmented Testing: </w:t>
+      </w:r>
+      <w:r>
+        <w:rPr>
+          <w:rFonts w:hint="default"/>
+        </w:rPr>
+        <w:t>Dùng miễn phí ChatGPT/GitHub Copilot, học khóa "AI for Software Testing" trên Udemy → thực hành viết prompt để sinh test case, sinh regex, phân tích log → tạo bộ prompt cá nhân cho dự án thực tế.</w:t>
+      </w:r>
+    </w:p>
+    <w:p>
+      <w:pPr>
+        <w:pStyle w:val="179"/>
+        <w:bidi w:val="0"/>
+      </w:pPr>
+      <w:r>
+        <w:rPr>
+          <w:rFonts w:hint="default"/>
+          <w:b/>
+          <w:bCs/>
+        </w:rPr>
+        <w:t>Tư duy phản biện &amp; Khám phá:</w:t>
+      </w:r>
+      <w:r>
+        <w:rPr>
+          <w:rFonts w:hint="default"/>
+        </w:rPr>
+        <w:t xml:space="preserve"> Đọc sách "Explore It!" (Elisabeth Hendrickson) → tham gia Rapid Software Testing của James Bach → mỗi ngày dành 15 phút test khám phá một ứng dụng bất kỳ và ghi chú lại heuristic phát hiện lỗi.</w:t>
+      </w:r>
     </w:p>
     <w:p>
       <w:pPr>
@@ -13536,15 +16128,8 @@
           <w:rFonts w:hint="default"/>
           <w:lang w:val="vi-VN"/>
         </w:rPr>
-        <w:t>Câu trả lời của AI</w:t>
-      </w:r>
-    </w:p>
-    <w:p>
-      <w:pPr>
-        <w:pStyle w:val="3"/>
-        <w:bidi w:val="0"/>
-        <w:ind w:left="850" w:leftChars="0" w:hanging="453" w:firstLineChars="0"/>
-      </w:pPr>
+        <w:t>Nhận xét câu trả lời của AI</w:t>
+      </w:r>
     </w:p>
     <w:p>
       <w:pPr>
@@ -13608,7 +16193,7 @@
     <wne:keymap wne:kcmPrimary="0233">
       <wne:acd wne:acdName="acd2"/>
     </wne:keymap>
-    <wne:keymap wne:kcmPrimary="0235">
+    <wne:keymap wne:kcmPrimary="023D">
       <wne:acd wne:acdName="acd3"/>
     </wne:keymap>
     <wne:keymap wne:kcmPrimary="0232">
@@ -14479,6 +17064,7 @@
   <w:style w:type="paragraph" w:styleId="3">
     <w:name w:val="heading 2"/>
     <w:basedOn w:val="2"/>
+    <w:next w:val="4"/>
     <w:link w:val="181"/>
     <w:unhideWhenUsed/>
     <w:qFormat/>
@@ -14516,7 +17102,7 @@
         <w:tab w:val="left" w:pos="1508"/>
         <w:tab w:val="clear" w:pos="850"/>
       </w:tabs>
-      <w:ind w:left="1731" w:hanging="708"/>
+      <w:ind w:left="1428" w:hanging="708"/>
       <w:outlineLvl w:val="2"/>
     </w:pPr>
     <w:rPr>
@@ -29902,7 +32488,7 @@
   <w:style w:type="paragraph" w:customStyle="1" w:styleId="179">
     <w:name w:val="H-Bullet Gach1"/>
     <w:basedOn w:val="1"/>
-    <w:link w:val="187"/>
+    <w:link w:val="186"/>
     <w:qFormat/>
     <w:uiPriority w:val="0"/>
     <w:pPr>
@@ -30004,7 +32590,17 @@
       <w:ind w:left="620" w:hanging="360"/>
     </w:pPr>
   </w:style>
-  <w:style w:type="paragraph" w:customStyle="1" w:styleId="186">
+  <w:style w:type="character" w:customStyle="1" w:styleId="186">
+    <w:name w:val="H-Bullet Gach1 Char"/>
+    <w:link w:val="179"/>
+    <w:qFormat/>
+    <w:uiPriority w:val="0"/>
+    <w:rPr>
+      <w:rFonts w:ascii="Times New Roman" w:hAnsi="Times New Roman"/>
+      <w:sz w:val="24"/>
+    </w:rPr>
+  </w:style>
+  <w:style w:type="paragraph" w:customStyle="1" w:styleId="187">
     <w:name w:val="H-imgDescribe"/>
     <w:basedOn w:val="1"/>
     <w:qFormat/>
@@ -30014,16 +32610,6 @@
     </w:pPr>
     <w:rPr>
       <w:i/>
-      <w:sz w:val="24"/>
-    </w:rPr>
-  </w:style>
-  <w:style w:type="character" w:customStyle="1" w:styleId="187">
-    <w:name w:val="H-Bullet Gach1 Char"/>
-    <w:link w:val="179"/>
-    <w:qFormat/>
-    <w:uiPriority w:val="0"/>
-    <w:rPr>
-      <w:rFonts w:ascii="Times New Roman" w:hAnsi="Times New Roman"/>
       <w:sz w:val="24"/>
     </w:rPr>
   </w:style>

--- a/LAB/lab1/Lab1_TranDucViet_DE190953.docx
+++ b/LAB/lab1/Lab1_TranDucViet_DE190953.docx
@@ -13,7 +13,7 @@
           <w:lang w:val="vi-VN"/>
         </w:rPr>
       </w:pPr>
-      <w:bookmarkStart w:id="0" w:name="_Toc31474"/>
+      <w:bookmarkStart w:id="0" w:name="_Toc9628"/>
       <w:r>
         <w:rPr>
           <w:rFonts w:hint="default"/>
@@ -66,7 +66,7 @@
           <w:rFonts w:hint="default"/>
           <w:lang w:val="vi-VN"/>
         </w:rPr>
-        <w:instrText xml:space="preserve"> HYPERLINK \l _Toc31474 </w:instrText>
+        <w:instrText xml:space="preserve"> HYPERLINK \l _Toc9628 </w:instrText>
       </w:r>
       <w:r>
         <w:rPr>
@@ -90,7 +90,7 @@
         <w:fldChar w:fldCharType="begin"/>
       </w:r>
       <w:r>
-        <w:instrText xml:space="preserve"> PAGEREF _Toc31474 \h </w:instrText>
+        <w:instrText xml:space="preserve"> PAGEREF _Toc9628 \h </w:instrText>
       </w:r>
       <w:r>
         <w:fldChar w:fldCharType="separate"/>
@@ -129,7 +129,7 @@
           <w:rFonts w:hint="default"/>
           <w:lang w:val="vi-VN"/>
         </w:rPr>
-        <w:instrText xml:space="preserve"> HYPERLINK \l _Toc6556 </w:instrText>
+        <w:instrText xml:space="preserve"> HYPERLINK \l _Toc18907 </w:instrText>
       </w:r>
       <w:r>
         <w:rPr>
@@ -152,7 +152,7 @@
         <w:fldChar w:fldCharType="begin"/>
       </w:r>
       <w:r>
-        <w:instrText xml:space="preserve"> PAGEREF _Toc6556 \h </w:instrText>
+        <w:instrText xml:space="preserve"> PAGEREF _Toc18907 \h </w:instrText>
       </w:r>
       <w:r>
         <w:fldChar w:fldCharType="separate"/>
@@ -191,7 +191,7 @@
           <w:rFonts w:hint="default"/>
           <w:lang w:val="vi-VN"/>
         </w:rPr>
-        <w:instrText xml:space="preserve"> HYPERLINK \l _Toc4605 </w:instrText>
+        <w:instrText xml:space="preserve"> HYPERLINK \l _Toc7326 </w:instrText>
       </w:r>
       <w:r>
         <w:rPr>
@@ -226,7 +226,7 @@
         <w:fldChar w:fldCharType="begin"/>
       </w:r>
       <w:r>
-        <w:instrText xml:space="preserve"> PAGEREF _Toc4605 \h </w:instrText>
+        <w:instrText xml:space="preserve"> PAGEREF _Toc7326 \h </w:instrText>
       </w:r>
       <w:r>
         <w:fldChar w:fldCharType="separate"/>
@@ -265,7 +265,7 @@
           <w:rFonts w:hint="default"/>
           <w:lang w:val="vi-VN"/>
         </w:rPr>
-        <w:instrText xml:space="preserve"> HYPERLINK \l _Toc6508 </w:instrText>
+        <w:instrText xml:space="preserve"> HYPERLINK \l _Toc25412 </w:instrText>
       </w:r>
       <w:r>
         <w:rPr>
@@ -298,7 +298,7 @@
         <w:fldChar w:fldCharType="begin"/>
       </w:r>
       <w:r>
-        <w:instrText xml:space="preserve"> PAGEREF _Toc6508 \h </w:instrText>
+        <w:instrText xml:space="preserve"> PAGEREF _Toc25412 \h </w:instrText>
       </w:r>
       <w:r>
         <w:fldChar w:fldCharType="separate"/>
@@ -337,7 +337,7 @@
           <w:rFonts w:hint="default"/>
           <w:lang w:val="vi-VN"/>
         </w:rPr>
-        <w:instrText xml:space="preserve"> HYPERLINK \l _Toc10331 </w:instrText>
+        <w:instrText xml:space="preserve"> HYPERLINK \l _Toc6711 </w:instrText>
       </w:r>
       <w:r>
         <w:rPr>
@@ -362,7 +362,7 @@
         <w:fldChar w:fldCharType="begin"/>
       </w:r>
       <w:r>
-        <w:instrText xml:space="preserve"> PAGEREF _Toc10331 \h </w:instrText>
+        <w:instrText xml:space="preserve"> PAGEREF _Toc6711 \h </w:instrText>
       </w:r>
       <w:r>
         <w:fldChar w:fldCharType="separate"/>
@@ -401,7 +401,7 @@
           <w:rFonts w:hint="default"/>
           <w:lang w:val="vi-VN"/>
         </w:rPr>
-        <w:instrText xml:space="preserve"> HYPERLINK \l _Toc26374 </w:instrText>
+        <w:instrText xml:space="preserve"> HYPERLINK \l _Toc15773 </w:instrText>
       </w:r>
       <w:r>
         <w:rPr>
@@ -436,7 +436,7 @@
         <w:fldChar w:fldCharType="begin"/>
       </w:r>
       <w:r>
-        <w:instrText xml:space="preserve"> PAGEREF _Toc26374 \h </w:instrText>
+        <w:instrText xml:space="preserve"> PAGEREF _Toc15773 \h </w:instrText>
       </w:r>
       <w:r>
         <w:fldChar w:fldCharType="separate"/>
@@ -475,7 +475,7 @@
           <w:rFonts w:hint="default"/>
           <w:lang w:val="vi-VN"/>
         </w:rPr>
-        <w:instrText xml:space="preserve"> HYPERLINK \l _Toc5900 </w:instrText>
+        <w:instrText xml:space="preserve"> HYPERLINK \l _Toc32731 </w:instrText>
       </w:r>
       <w:r>
         <w:rPr>
@@ -507,7 +507,7 @@
         <w:fldChar w:fldCharType="begin"/>
       </w:r>
       <w:r>
-        <w:instrText xml:space="preserve"> PAGEREF _Toc5900 \h </w:instrText>
+        <w:instrText xml:space="preserve"> PAGEREF _Toc32731 \h </w:instrText>
       </w:r>
       <w:r>
         <w:fldChar w:fldCharType="separate"/>
@@ -546,7 +546,7 @@
           <w:rFonts w:hint="default"/>
           <w:lang w:val="vi-VN"/>
         </w:rPr>
-        <w:instrText xml:space="preserve"> HYPERLINK \l _Toc30618 </w:instrText>
+        <w:instrText xml:space="preserve"> HYPERLINK \l _Toc25660 </w:instrText>
       </w:r>
       <w:r>
         <w:rPr>
@@ -578,7 +578,7 @@
         <w:fldChar w:fldCharType="begin"/>
       </w:r>
       <w:r>
-        <w:instrText xml:space="preserve"> PAGEREF _Toc30618 \h </w:instrText>
+        <w:instrText xml:space="preserve"> PAGEREF _Toc25660 \h </w:instrText>
       </w:r>
       <w:r>
         <w:fldChar w:fldCharType="separate"/>
@@ -617,7 +617,7 @@
           <w:rFonts w:hint="default"/>
           <w:lang w:val="vi-VN"/>
         </w:rPr>
-        <w:instrText xml:space="preserve"> HYPERLINK \l _Toc9728 </w:instrText>
+        <w:instrText xml:space="preserve"> HYPERLINK \l _Toc25718 </w:instrText>
       </w:r>
       <w:r>
         <w:rPr>
@@ -649,7 +649,7 @@
         <w:fldChar w:fldCharType="begin"/>
       </w:r>
       <w:r>
-        <w:instrText xml:space="preserve"> PAGEREF _Toc9728 \h </w:instrText>
+        <w:instrText xml:space="preserve"> PAGEREF _Toc25718 \h </w:instrText>
       </w:r>
       <w:r>
         <w:fldChar w:fldCharType="separate"/>
@@ -688,7 +688,7 @@
           <w:rFonts w:hint="default"/>
           <w:lang w:val="vi-VN"/>
         </w:rPr>
-        <w:instrText xml:space="preserve"> HYPERLINK \l _Toc1228 </w:instrText>
+        <w:instrText xml:space="preserve"> HYPERLINK \l _Toc4004 </w:instrText>
       </w:r>
       <w:r>
         <w:rPr>
@@ -713,7 +713,7 @@
         <w:fldChar w:fldCharType="begin"/>
       </w:r>
       <w:r>
-        <w:instrText xml:space="preserve"> PAGEREF _Toc1228 \h </w:instrText>
+        <w:instrText xml:space="preserve"> PAGEREF _Toc4004 \h </w:instrText>
       </w:r>
       <w:r>
         <w:fldChar w:fldCharType="separate"/>
@@ -752,7 +752,7 @@
           <w:rFonts w:hint="default"/>
           <w:lang w:val="vi-VN"/>
         </w:rPr>
-        <w:instrText xml:space="preserve"> HYPERLINK \l _Toc23519 </w:instrText>
+        <w:instrText xml:space="preserve"> HYPERLINK \l _Toc11960 </w:instrText>
       </w:r>
       <w:r>
         <w:rPr>
@@ -777,7 +777,7 @@
         <w:fldChar w:fldCharType="begin"/>
       </w:r>
       <w:r>
-        <w:instrText xml:space="preserve"> PAGEREF _Toc23519 \h </w:instrText>
+        <w:instrText xml:space="preserve"> PAGEREF _Toc11960 \h </w:instrText>
       </w:r>
       <w:r>
         <w:fldChar w:fldCharType="separate"/>
@@ -816,7 +816,7 @@
           <w:rFonts w:hint="default"/>
           <w:lang w:val="vi-VN"/>
         </w:rPr>
-        <w:instrText xml:space="preserve"> HYPERLINK \l _Toc10226 </w:instrText>
+        <w:instrText xml:space="preserve"> HYPERLINK \l _Toc17169 </w:instrText>
       </w:r>
       <w:r>
         <w:rPr>
@@ -851,7 +851,7 @@
         <w:fldChar w:fldCharType="begin"/>
       </w:r>
       <w:r>
-        <w:instrText xml:space="preserve"> PAGEREF _Toc10226 \h </w:instrText>
+        <w:instrText xml:space="preserve"> PAGEREF _Toc17169 \h </w:instrText>
       </w:r>
       <w:r>
         <w:fldChar w:fldCharType="separate"/>
@@ -890,7 +890,7 @@
           <w:rFonts w:hint="default"/>
           <w:lang w:val="vi-VN"/>
         </w:rPr>
-        <w:instrText xml:space="preserve"> HYPERLINK \l _Toc3273 </w:instrText>
+        <w:instrText xml:space="preserve"> HYPERLINK \l _Toc30453 </w:instrText>
       </w:r>
       <w:r>
         <w:rPr>
@@ -922,7 +922,7 @@
         <w:fldChar w:fldCharType="begin"/>
       </w:r>
       <w:r>
-        <w:instrText xml:space="preserve"> PAGEREF _Toc3273 \h </w:instrText>
+        <w:instrText xml:space="preserve"> PAGEREF _Toc30453 \h </w:instrText>
       </w:r>
       <w:r>
         <w:fldChar w:fldCharType="separate"/>
@@ -961,7 +961,7 @@
           <w:rFonts w:hint="default"/>
           <w:lang w:val="vi-VN"/>
         </w:rPr>
-        <w:instrText xml:space="preserve"> HYPERLINK \l _Toc3137 </w:instrText>
+        <w:instrText xml:space="preserve"> HYPERLINK \l _Toc30573 </w:instrText>
       </w:r>
       <w:r>
         <w:rPr>
@@ -990,7 +990,7 @@
         <w:fldChar w:fldCharType="begin"/>
       </w:r>
       <w:r>
-        <w:instrText xml:space="preserve"> PAGEREF _Toc3137 \h </w:instrText>
+        <w:instrText xml:space="preserve"> PAGEREF _Toc30573 \h </w:instrText>
       </w:r>
       <w:r>
         <w:fldChar w:fldCharType="separate"/>
@@ -1029,7 +1029,7 @@
           <w:rFonts w:hint="default"/>
           <w:lang w:val="vi-VN"/>
         </w:rPr>
-        <w:instrText xml:space="preserve"> HYPERLINK \l _Toc10317 </w:instrText>
+        <w:instrText xml:space="preserve"> HYPERLINK \l _Toc5324 </w:instrText>
       </w:r>
       <w:r>
         <w:rPr>
@@ -1054,7 +1054,7 @@
         <w:fldChar w:fldCharType="begin"/>
       </w:r>
       <w:r>
-        <w:instrText xml:space="preserve"> PAGEREF _Toc10317 \h </w:instrText>
+        <w:instrText xml:space="preserve"> PAGEREF _Toc5324 \h </w:instrText>
       </w:r>
       <w:r>
         <w:fldChar w:fldCharType="separate"/>
@@ -1093,7 +1093,7 @@
           <w:rFonts w:hint="default"/>
           <w:lang w:val="vi-VN"/>
         </w:rPr>
-        <w:instrText xml:space="preserve"> HYPERLINK \l _Toc22395 </w:instrText>
+        <w:instrText xml:space="preserve"> HYPERLINK \l _Toc18122 </w:instrText>
       </w:r>
       <w:r>
         <w:rPr>
@@ -1118,7 +1118,7 @@
         <w:fldChar w:fldCharType="begin"/>
       </w:r>
       <w:r>
-        <w:instrText xml:space="preserve"> PAGEREF _Toc22395 \h </w:instrText>
+        <w:instrText xml:space="preserve"> PAGEREF _Toc18122 \h </w:instrText>
       </w:r>
       <w:r>
         <w:fldChar w:fldCharType="separate"/>
@@ -1157,7 +1157,7 @@
           <w:rFonts w:hint="default"/>
           <w:lang w:val="vi-VN"/>
         </w:rPr>
-        <w:instrText xml:space="preserve"> HYPERLINK \l _Toc2030 </w:instrText>
+        <w:instrText xml:space="preserve"> HYPERLINK \l _Toc7982 </w:instrText>
       </w:r>
       <w:r>
         <w:rPr>
@@ -1182,7 +1182,7 @@
         <w:fldChar w:fldCharType="begin"/>
       </w:r>
       <w:r>
-        <w:instrText xml:space="preserve"> PAGEREF _Toc2030 \h </w:instrText>
+        <w:instrText xml:space="preserve"> PAGEREF _Toc7982 \h </w:instrText>
       </w:r>
       <w:r>
         <w:fldChar w:fldCharType="separate"/>
@@ -1221,7 +1221,7 @@
           <w:rFonts w:hint="default"/>
           <w:lang w:val="vi-VN"/>
         </w:rPr>
-        <w:instrText xml:space="preserve"> HYPERLINK \l _Toc9425 </w:instrText>
+        <w:instrText xml:space="preserve"> HYPERLINK \l _Toc25818 </w:instrText>
       </w:r>
       <w:r>
         <w:rPr>
@@ -1246,7 +1246,7 @@
         <w:fldChar w:fldCharType="begin"/>
       </w:r>
       <w:r>
-        <w:instrText xml:space="preserve"> PAGEREF _Toc9425 \h </w:instrText>
+        <w:instrText xml:space="preserve"> PAGEREF _Toc25818 \h </w:instrText>
       </w:r>
       <w:r>
         <w:fldChar w:fldCharType="separate"/>
@@ -1285,7 +1285,7 @@
           <w:rFonts w:hint="default"/>
           <w:lang w:val="vi-VN"/>
         </w:rPr>
-        <w:instrText xml:space="preserve"> HYPERLINK \l _Toc19175 </w:instrText>
+        <w:instrText xml:space="preserve"> HYPERLINK \l _Toc6527 </w:instrText>
       </w:r>
       <w:r>
         <w:rPr>
@@ -1317,7 +1317,7 @@
         <w:fldChar w:fldCharType="begin"/>
       </w:r>
       <w:r>
-        <w:instrText xml:space="preserve"> PAGEREF _Toc19175 \h </w:instrText>
+        <w:instrText xml:space="preserve"> PAGEREF _Toc6527 \h </w:instrText>
       </w:r>
       <w:r>
         <w:fldChar w:fldCharType="separate"/>
@@ -1356,7 +1356,7 @@
           <w:rFonts w:hint="default"/>
           <w:lang w:val="vi-VN"/>
         </w:rPr>
-        <w:instrText xml:space="preserve"> HYPERLINK \l _Toc3097 </w:instrText>
+        <w:instrText xml:space="preserve"> HYPERLINK \l _Toc21502 </w:instrText>
       </w:r>
       <w:r>
         <w:rPr>
@@ -1385,7 +1385,7 @@
         <w:fldChar w:fldCharType="begin"/>
       </w:r>
       <w:r>
-        <w:instrText xml:space="preserve"> PAGEREF _Toc3097 \h </w:instrText>
+        <w:instrText xml:space="preserve"> PAGEREF _Toc21502 \h </w:instrText>
       </w:r>
       <w:r>
         <w:fldChar w:fldCharType="separate"/>
@@ -1424,7 +1424,7 @@
           <w:rFonts w:hint="default"/>
           <w:lang w:val="vi-VN"/>
         </w:rPr>
-        <w:instrText xml:space="preserve"> HYPERLINK \l _Toc28950 </w:instrText>
+        <w:instrText xml:space="preserve"> HYPERLINK \l _Toc7916 </w:instrText>
       </w:r>
       <w:r>
         <w:rPr>
@@ -1449,7 +1449,7 @@
         <w:fldChar w:fldCharType="begin"/>
       </w:r>
       <w:r>
-        <w:instrText xml:space="preserve"> PAGEREF _Toc28950 \h </w:instrText>
+        <w:instrText xml:space="preserve"> PAGEREF _Toc7916 \h </w:instrText>
       </w:r>
       <w:r>
         <w:fldChar w:fldCharType="separate"/>
@@ -1488,7 +1488,7 @@
           <w:rFonts w:hint="default"/>
           <w:lang w:val="vi-VN"/>
         </w:rPr>
-        <w:instrText xml:space="preserve"> HYPERLINK \l _Toc16273 </w:instrText>
+        <w:instrText xml:space="preserve"> HYPERLINK \l _Toc984 </w:instrText>
       </w:r>
       <w:r>
         <w:rPr>
@@ -1513,7 +1513,7 @@
         <w:fldChar w:fldCharType="begin"/>
       </w:r>
       <w:r>
-        <w:instrText xml:space="preserve"> PAGEREF _Toc16273 \h </w:instrText>
+        <w:instrText xml:space="preserve"> PAGEREF _Toc984 \h </w:instrText>
       </w:r>
       <w:r>
         <w:fldChar w:fldCharType="separate"/>
@@ -1552,7 +1552,7 @@
           <w:rFonts w:hint="default"/>
           <w:lang w:val="vi-VN"/>
         </w:rPr>
-        <w:instrText xml:space="preserve"> HYPERLINK \l _Toc13877 </w:instrText>
+        <w:instrText xml:space="preserve"> HYPERLINK \l _Toc9503 </w:instrText>
       </w:r>
       <w:r>
         <w:rPr>
@@ -1577,7 +1577,7 @@
         <w:fldChar w:fldCharType="begin"/>
       </w:r>
       <w:r>
-        <w:instrText xml:space="preserve"> PAGEREF _Toc13877 \h </w:instrText>
+        <w:instrText xml:space="preserve"> PAGEREF _Toc9503 \h </w:instrText>
       </w:r>
       <w:r>
         <w:fldChar w:fldCharType="separate"/>
@@ -1616,7 +1616,7 @@
           <w:rFonts w:hint="default"/>
           <w:lang w:val="vi-VN"/>
         </w:rPr>
-        <w:instrText xml:space="preserve"> HYPERLINK \l _Toc23740 </w:instrText>
+        <w:instrText xml:space="preserve"> HYPERLINK \l _Toc11669 </w:instrText>
       </w:r>
       <w:r>
         <w:rPr>
@@ -1641,7 +1641,7 @@
         <w:fldChar w:fldCharType="begin"/>
       </w:r>
       <w:r>
-        <w:instrText xml:space="preserve"> PAGEREF _Toc23740 \h </w:instrText>
+        <w:instrText xml:space="preserve"> PAGEREF _Toc11669 \h </w:instrText>
       </w:r>
       <w:r>
         <w:fldChar w:fldCharType="separate"/>
@@ -1680,7 +1680,7 @@
           <w:rFonts w:hint="default"/>
           <w:lang w:val="vi-VN"/>
         </w:rPr>
-        <w:instrText xml:space="preserve"> HYPERLINK \l _Toc30657 </w:instrText>
+        <w:instrText xml:space="preserve"> HYPERLINK \l _Toc31234 </w:instrText>
       </w:r>
       <w:r>
         <w:rPr>
@@ -1705,7 +1705,7 @@
         <w:fldChar w:fldCharType="begin"/>
       </w:r>
       <w:r>
-        <w:instrText xml:space="preserve"> PAGEREF _Toc30657 \h </w:instrText>
+        <w:instrText xml:space="preserve"> PAGEREF _Toc31234 \h </w:instrText>
       </w:r>
       <w:r>
         <w:fldChar w:fldCharType="separate"/>
@@ -1744,7 +1744,7 @@
           <w:rFonts w:hint="default"/>
           <w:lang w:val="vi-VN"/>
         </w:rPr>
-        <w:instrText xml:space="preserve"> HYPERLINK \l _Toc12570 </w:instrText>
+        <w:instrText xml:space="preserve"> HYPERLINK \l _Toc9023 </w:instrText>
       </w:r>
       <w:r>
         <w:rPr>
@@ -1779,7 +1779,7 @@
         <w:fldChar w:fldCharType="begin"/>
       </w:r>
       <w:r>
-        <w:instrText xml:space="preserve"> PAGEREF _Toc12570 \h </w:instrText>
+        <w:instrText xml:space="preserve"> PAGEREF _Toc9023 \h </w:instrText>
       </w:r>
       <w:r>
         <w:fldChar w:fldCharType="separate"/>
@@ -1818,7 +1818,7 @@
           <w:rFonts w:hint="default"/>
           <w:lang w:val="vi-VN"/>
         </w:rPr>
-        <w:instrText xml:space="preserve"> HYPERLINK \l _Toc835 </w:instrText>
+        <w:instrText xml:space="preserve"> HYPERLINK \l _Toc31792 </w:instrText>
       </w:r>
       <w:r>
         <w:rPr>
@@ -1850,7 +1850,7 @@
         <w:fldChar w:fldCharType="begin"/>
       </w:r>
       <w:r>
-        <w:instrText xml:space="preserve"> PAGEREF _Toc835 \h </w:instrText>
+        <w:instrText xml:space="preserve"> PAGEREF _Toc31792 \h </w:instrText>
       </w:r>
       <w:r>
         <w:fldChar w:fldCharType="separate"/>
@@ -1889,7 +1889,7 @@
           <w:rFonts w:hint="default"/>
           <w:lang w:val="vi-VN"/>
         </w:rPr>
-        <w:instrText xml:space="preserve"> HYPERLINK \l _Toc31191 </w:instrText>
+        <w:instrText xml:space="preserve"> HYPERLINK \l _Toc13010 </w:instrText>
       </w:r>
       <w:r>
         <w:rPr>
@@ -1918,7 +1918,7 @@
         <w:fldChar w:fldCharType="begin"/>
       </w:r>
       <w:r>
-        <w:instrText xml:space="preserve"> PAGEREF _Toc31191 \h </w:instrText>
+        <w:instrText xml:space="preserve"> PAGEREF _Toc13010 \h </w:instrText>
       </w:r>
       <w:r>
         <w:fldChar w:fldCharType="separate"/>
@@ -1957,7 +1957,7 @@
           <w:rFonts w:hint="default"/>
           <w:lang w:val="vi-VN"/>
         </w:rPr>
-        <w:instrText xml:space="preserve"> HYPERLINK \l _Toc22499 </w:instrText>
+        <w:instrText xml:space="preserve"> HYPERLINK \l _Toc19516 </w:instrText>
       </w:r>
       <w:r>
         <w:rPr>
@@ -1982,7 +1982,7 @@
         <w:fldChar w:fldCharType="begin"/>
       </w:r>
       <w:r>
-        <w:instrText xml:space="preserve"> PAGEREF _Toc22499 \h </w:instrText>
+        <w:instrText xml:space="preserve"> PAGEREF _Toc19516 \h </w:instrText>
       </w:r>
       <w:r>
         <w:fldChar w:fldCharType="separate"/>
@@ -2021,7 +2021,7 @@
           <w:rFonts w:hint="default"/>
           <w:lang w:val="vi-VN"/>
         </w:rPr>
-        <w:instrText xml:space="preserve"> HYPERLINK \l _Toc7576 </w:instrText>
+        <w:instrText xml:space="preserve"> HYPERLINK \l _Toc762 </w:instrText>
       </w:r>
       <w:r>
         <w:rPr>
@@ -2046,7 +2046,7 @@
         <w:fldChar w:fldCharType="begin"/>
       </w:r>
       <w:r>
-        <w:instrText xml:space="preserve"> PAGEREF _Toc7576 \h </w:instrText>
+        <w:instrText xml:space="preserve"> PAGEREF _Toc762 \h </w:instrText>
       </w:r>
       <w:r>
         <w:fldChar w:fldCharType="separate"/>
@@ -2085,7 +2085,7 @@
           <w:rFonts w:hint="default"/>
           <w:lang w:val="vi-VN"/>
         </w:rPr>
-        <w:instrText xml:space="preserve"> HYPERLINK \l _Toc32092 </w:instrText>
+        <w:instrText xml:space="preserve"> HYPERLINK \l _Toc25859 </w:instrText>
       </w:r>
       <w:r>
         <w:rPr>
@@ -2110,7 +2110,7 @@
         <w:fldChar w:fldCharType="begin"/>
       </w:r>
       <w:r>
-        <w:instrText xml:space="preserve"> PAGEREF _Toc32092 \h </w:instrText>
+        <w:instrText xml:space="preserve"> PAGEREF _Toc25859 \h </w:instrText>
       </w:r>
       <w:r>
         <w:fldChar w:fldCharType="separate"/>
@@ -2149,7 +2149,7 @@
           <w:rFonts w:hint="default"/>
           <w:lang w:val="vi-VN"/>
         </w:rPr>
-        <w:instrText xml:space="preserve"> HYPERLINK \l _Toc6676 </w:instrText>
+        <w:instrText xml:space="preserve"> HYPERLINK \l _Toc16018 </w:instrText>
       </w:r>
       <w:r>
         <w:rPr>
@@ -2174,7 +2174,7 @@
         <w:fldChar w:fldCharType="begin"/>
       </w:r>
       <w:r>
-        <w:instrText xml:space="preserve"> PAGEREF _Toc6676 \h </w:instrText>
+        <w:instrText xml:space="preserve"> PAGEREF _Toc16018 \h </w:instrText>
       </w:r>
       <w:r>
         <w:fldChar w:fldCharType="separate"/>
@@ -2213,7 +2213,7 @@
           <w:rFonts w:hint="default"/>
           <w:lang w:val="vi-VN"/>
         </w:rPr>
-        <w:instrText xml:space="preserve"> HYPERLINK \l _Toc25553 </w:instrText>
+        <w:instrText xml:space="preserve"> HYPERLINK \l _Toc15254 </w:instrText>
       </w:r>
       <w:r>
         <w:rPr>
@@ -2245,7 +2245,7 @@
         <w:fldChar w:fldCharType="begin"/>
       </w:r>
       <w:r>
-        <w:instrText xml:space="preserve"> PAGEREF _Toc25553 \h </w:instrText>
+        <w:instrText xml:space="preserve"> PAGEREF _Toc15254 \h </w:instrText>
       </w:r>
       <w:r>
         <w:fldChar w:fldCharType="separate"/>
@@ -2284,7 +2284,7 @@
           <w:rFonts w:hint="default"/>
           <w:lang w:val="vi-VN"/>
         </w:rPr>
-        <w:instrText xml:space="preserve"> HYPERLINK \l _Toc27422 </w:instrText>
+        <w:instrText xml:space="preserve"> HYPERLINK \l _Toc19815 </w:instrText>
       </w:r>
       <w:r>
         <w:rPr>
@@ -2313,7 +2313,7 @@
         <w:fldChar w:fldCharType="begin"/>
       </w:r>
       <w:r>
-        <w:instrText xml:space="preserve"> PAGEREF _Toc27422 \h </w:instrText>
+        <w:instrText xml:space="preserve"> PAGEREF _Toc19815 \h </w:instrText>
       </w:r>
       <w:r>
         <w:fldChar w:fldCharType="separate"/>
@@ -2352,7 +2352,7 @@
           <w:rFonts w:hint="default"/>
           <w:lang w:val="vi-VN"/>
         </w:rPr>
-        <w:instrText xml:space="preserve"> HYPERLINK \l _Toc6934 </w:instrText>
+        <w:instrText xml:space="preserve"> HYPERLINK \l _Toc19338 </w:instrText>
       </w:r>
       <w:r>
         <w:rPr>
@@ -2377,7 +2377,7 @@
         <w:fldChar w:fldCharType="begin"/>
       </w:r>
       <w:r>
-        <w:instrText xml:space="preserve"> PAGEREF _Toc6934 \h </w:instrText>
+        <w:instrText xml:space="preserve"> PAGEREF _Toc19338 \h </w:instrText>
       </w:r>
       <w:r>
         <w:fldChar w:fldCharType="separate"/>
@@ -2416,7 +2416,7 @@
           <w:rFonts w:hint="default"/>
           <w:lang w:val="vi-VN"/>
         </w:rPr>
-        <w:instrText xml:space="preserve"> HYPERLINK \l _Toc8006 </w:instrText>
+        <w:instrText xml:space="preserve"> HYPERLINK \l _Toc3022 </w:instrText>
       </w:r>
       <w:r>
         <w:rPr>
@@ -2441,7 +2441,7 @@
         <w:fldChar w:fldCharType="begin"/>
       </w:r>
       <w:r>
-        <w:instrText xml:space="preserve"> PAGEREF _Toc8006 \h </w:instrText>
+        <w:instrText xml:space="preserve"> PAGEREF _Toc3022 \h </w:instrText>
       </w:r>
       <w:r>
         <w:fldChar w:fldCharType="separate"/>
@@ -2480,7 +2480,7 @@
           <w:rFonts w:hint="default"/>
           <w:lang w:val="vi-VN"/>
         </w:rPr>
-        <w:instrText xml:space="preserve"> HYPERLINK \l _Toc25953 </w:instrText>
+        <w:instrText xml:space="preserve"> HYPERLINK \l _Toc23212 </w:instrText>
       </w:r>
       <w:r>
         <w:rPr>
@@ -2505,7 +2505,7 @@
         <w:fldChar w:fldCharType="begin"/>
       </w:r>
       <w:r>
-        <w:instrText xml:space="preserve"> PAGEREF _Toc25953 \h </w:instrText>
+        <w:instrText xml:space="preserve"> PAGEREF _Toc23212 \h </w:instrText>
       </w:r>
       <w:r>
         <w:fldChar w:fldCharType="separate"/>
@@ -2544,7 +2544,7 @@
           <w:rFonts w:hint="default"/>
           <w:lang w:val="vi-VN"/>
         </w:rPr>
-        <w:instrText xml:space="preserve"> HYPERLINK \l _Toc11837 </w:instrText>
+        <w:instrText xml:space="preserve"> HYPERLINK \l _Toc16384 </w:instrText>
       </w:r>
       <w:r>
         <w:rPr>
@@ -2576,7 +2576,7 @@
         <w:fldChar w:fldCharType="begin"/>
       </w:r>
       <w:r>
-        <w:instrText xml:space="preserve"> PAGEREF _Toc11837 \h </w:instrText>
+        <w:instrText xml:space="preserve"> PAGEREF _Toc16384 \h </w:instrText>
       </w:r>
       <w:r>
         <w:fldChar w:fldCharType="separate"/>
@@ -2615,7 +2615,7 @@
           <w:rFonts w:hint="default"/>
           <w:lang w:val="vi-VN"/>
         </w:rPr>
-        <w:instrText xml:space="preserve"> HYPERLINK \l _Toc2191 </w:instrText>
+        <w:instrText xml:space="preserve"> HYPERLINK \l _Toc22378 </w:instrText>
       </w:r>
       <w:r>
         <w:rPr>
@@ -2644,7 +2644,7 @@
         <w:fldChar w:fldCharType="begin"/>
       </w:r>
       <w:r>
-        <w:instrText xml:space="preserve"> PAGEREF _Toc2191 \h </w:instrText>
+        <w:instrText xml:space="preserve"> PAGEREF _Toc22378 \h </w:instrText>
       </w:r>
       <w:r>
         <w:fldChar w:fldCharType="separate"/>
@@ -2683,7 +2683,7 @@
           <w:rFonts w:hint="default"/>
           <w:lang w:val="vi-VN"/>
         </w:rPr>
-        <w:instrText xml:space="preserve"> HYPERLINK \l _Toc1950 </w:instrText>
+        <w:instrText xml:space="preserve"> HYPERLINK \l _Toc17255 </w:instrText>
       </w:r>
       <w:r>
         <w:rPr>
@@ -2708,7 +2708,7 @@
         <w:fldChar w:fldCharType="begin"/>
       </w:r>
       <w:r>
-        <w:instrText xml:space="preserve"> PAGEREF _Toc1950 \h </w:instrText>
+        <w:instrText xml:space="preserve"> PAGEREF _Toc17255 \h </w:instrText>
       </w:r>
       <w:r>
         <w:fldChar w:fldCharType="separate"/>
@@ -2747,7 +2747,7 @@
           <w:rFonts w:hint="default"/>
           <w:lang w:val="vi-VN"/>
         </w:rPr>
-        <w:instrText xml:space="preserve"> HYPERLINK \l _Toc6733 </w:instrText>
+        <w:instrText xml:space="preserve"> HYPERLINK \l _Toc3954 </w:instrText>
       </w:r>
       <w:r>
         <w:rPr>
@@ -2779,7 +2779,7 @@
         <w:fldChar w:fldCharType="begin"/>
       </w:r>
       <w:r>
-        <w:instrText xml:space="preserve"> PAGEREF _Toc6733 \h </w:instrText>
+        <w:instrText xml:space="preserve"> PAGEREF _Toc3954 \h </w:instrText>
       </w:r>
       <w:r>
         <w:fldChar w:fldCharType="separate"/>
@@ -2818,7 +2818,7 @@
           <w:rFonts w:hint="default"/>
           <w:lang w:val="vi-VN"/>
         </w:rPr>
-        <w:instrText xml:space="preserve"> HYPERLINK \l _Toc17620 </w:instrText>
+        <w:instrText xml:space="preserve"> HYPERLINK \l _Toc18236 </w:instrText>
       </w:r>
       <w:r>
         <w:rPr>
@@ -2850,7 +2850,7 @@
         <w:fldChar w:fldCharType="begin"/>
       </w:r>
       <w:r>
-        <w:instrText xml:space="preserve"> PAGEREF _Toc17620 \h </w:instrText>
+        <w:instrText xml:space="preserve"> PAGEREF _Toc18236 \h </w:instrText>
       </w:r>
       <w:r>
         <w:fldChar w:fldCharType="separate"/>
@@ -2889,7 +2889,7 @@
           <w:rFonts w:hint="default"/>
           <w:lang w:val="vi-VN"/>
         </w:rPr>
-        <w:instrText xml:space="preserve"> HYPERLINK \l _Toc9973 </w:instrText>
+        <w:instrText xml:space="preserve"> HYPERLINK \l _Toc10322 </w:instrText>
       </w:r>
       <w:r>
         <w:rPr>
@@ -2914,7 +2914,7 @@
         <w:fldChar w:fldCharType="begin"/>
       </w:r>
       <w:r>
-        <w:instrText xml:space="preserve"> PAGEREF _Toc9973 \h </w:instrText>
+        <w:instrText xml:space="preserve"> PAGEREF _Toc10322 \h </w:instrText>
       </w:r>
       <w:r>
         <w:fldChar w:fldCharType="separate"/>
@@ -2953,7 +2953,7 @@
           <w:rFonts w:hint="default"/>
           <w:lang w:val="vi-VN"/>
         </w:rPr>
-        <w:instrText xml:space="preserve"> HYPERLINK \l _Toc32547 </w:instrText>
+        <w:instrText xml:space="preserve"> HYPERLINK \l _Toc5923 </w:instrText>
       </w:r>
       <w:r>
         <w:rPr>
@@ -2985,7 +2985,7 @@
         <w:fldChar w:fldCharType="begin"/>
       </w:r>
       <w:r>
-        <w:instrText xml:space="preserve"> PAGEREF _Toc32547 \h </w:instrText>
+        <w:instrText xml:space="preserve"> PAGEREF _Toc5923 \h </w:instrText>
       </w:r>
       <w:r>
         <w:fldChar w:fldCharType="separate"/>
@@ -3024,7 +3024,7 @@
           <w:rFonts w:hint="default"/>
           <w:lang w:val="vi-VN"/>
         </w:rPr>
-        <w:instrText xml:space="preserve"> HYPERLINK \l _Toc20441 </w:instrText>
+        <w:instrText xml:space="preserve"> HYPERLINK \l _Toc21029 </w:instrText>
       </w:r>
       <w:r>
         <w:rPr>
@@ -3053,7 +3053,7 @@
         <w:fldChar w:fldCharType="begin"/>
       </w:r>
       <w:r>
-        <w:instrText xml:space="preserve"> PAGEREF _Toc20441 \h </w:instrText>
+        <w:instrText xml:space="preserve"> PAGEREF _Toc21029 \h </w:instrText>
       </w:r>
       <w:r>
         <w:fldChar w:fldCharType="separate"/>
@@ -3092,7 +3092,7 @@
           <w:rFonts w:hint="default"/>
           <w:lang w:val="vi-VN"/>
         </w:rPr>
-        <w:instrText xml:space="preserve"> HYPERLINK \l _Toc4905 </w:instrText>
+        <w:instrText xml:space="preserve"> HYPERLINK \l _Toc4528 </w:instrText>
       </w:r>
       <w:r>
         <w:rPr>
@@ -3121,7 +3121,7 @@
         <w:fldChar w:fldCharType="begin"/>
       </w:r>
       <w:r>
-        <w:instrText xml:space="preserve"> PAGEREF _Toc4905 \h </w:instrText>
+        <w:instrText xml:space="preserve"> PAGEREF _Toc4528 \h </w:instrText>
       </w:r>
       <w:r>
         <w:fldChar w:fldCharType="separate"/>
@@ -3160,7 +3160,7 @@
           <w:rFonts w:hint="default"/>
           <w:lang w:val="vi-VN"/>
         </w:rPr>
-        <w:instrText xml:space="preserve"> HYPERLINK \l _Toc9548 </w:instrText>
+        <w:instrText xml:space="preserve"> HYPERLINK \l _Toc11403 </w:instrText>
       </w:r>
       <w:r>
         <w:rPr>
@@ -3188,7 +3188,7 @@
         <w:fldChar w:fldCharType="begin"/>
       </w:r>
       <w:r>
-        <w:instrText xml:space="preserve"> PAGEREF _Toc9548 \h </w:instrText>
+        <w:instrText xml:space="preserve"> PAGEREF _Toc11403 \h </w:instrText>
       </w:r>
       <w:r>
         <w:fldChar w:fldCharType="separate"/>
@@ -3227,7 +3227,7 @@
           <w:rFonts w:hint="default"/>
           <w:lang w:val="vi-VN"/>
         </w:rPr>
-        <w:instrText xml:space="preserve"> HYPERLINK \l _Toc9564 </w:instrText>
+        <w:instrText xml:space="preserve"> HYPERLINK \l _Toc3570 </w:instrText>
       </w:r>
       <w:r>
         <w:rPr>
@@ -3255,7 +3255,7 @@
         <w:fldChar w:fldCharType="begin"/>
       </w:r>
       <w:r>
-        <w:instrText xml:space="preserve"> PAGEREF _Toc9564 \h </w:instrText>
+        <w:instrText xml:space="preserve"> PAGEREF _Toc3570 \h </w:instrText>
       </w:r>
       <w:r>
         <w:fldChar w:fldCharType="separate"/>
@@ -3294,7 +3294,7 @@
           <w:rFonts w:hint="default"/>
           <w:lang w:val="vi-VN"/>
         </w:rPr>
-        <w:instrText xml:space="preserve"> HYPERLINK \l _Toc25014 </w:instrText>
+        <w:instrText xml:space="preserve"> HYPERLINK \l _Toc22657 </w:instrText>
       </w:r>
       <w:r>
         <w:rPr>
@@ -3322,7 +3322,7 @@
         <w:fldChar w:fldCharType="begin"/>
       </w:r>
       <w:r>
-        <w:instrText xml:space="preserve"> PAGEREF _Toc25014 \h </w:instrText>
+        <w:instrText xml:space="preserve"> PAGEREF _Toc22657 \h </w:instrText>
       </w:r>
       <w:r>
         <w:fldChar w:fldCharType="separate"/>
@@ -3361,7 +3361,7 @@
           <w:rFonts w:hint="default"/>
           <w:lang w:val="vi-VN"/>
         </w:rPr>
-        <w:instrText xml:space="preserve"> HYPERLINK \l _Toc5945 </w:instrText>
+        <w:instrText xml:space="preserve"> HYPERLINK \l _Toc24186 </w:instrText>
       </w:r>
       <w:r>
         <w:rPr>
@@ -3389,7 +3389,7 @@
         <w:fldChar w:fldCharType="begin"/>
       </w:r>
       <w:r>
-        <w:instrText xml:space="preserve"> PAGEREF _Toc5945 \h </w:instrText>
+        <w:instrText xml:space="preserve"> PAGEREF _Toc24186 \h </w:instrText>
       </w:r>
       <w:r>
         <w:fldChar w:fldCharType="separate"/>
@@ -3428,7 +3428,7 @@
           <w:rFonts w:hint="default"/>
           <w:lang w:val="vi-VN"/>
         </w:rPr>
-        <w:instrText xml:space="preserve"> HYPERLINK \l _Toc5739 </w:instrText>
+        <w:instrText xml:space="preserve"> HYPERLINK \l _Toc17873 </w:instrText>
       </w:r>
       <w:r>
         <w:rPr>
@@ -3456,7 +3456,7 @@
         <w:fldChar w:fldCharType="begin"/>
       </w:r>
       <w:r>
-        <w:instrText xml:space="preserve"> PAGEREF _Toc5739 \h </w:instrText>
+        <w:instrText xml:space="preserve"> PAGEREF _Toc17873 \h </w:instrText>
       </w:r>
       <w:r>
         <w:fldChar w:fldCharType="separate"/>
@@ -3495,7 +3495,7 @@
           <w:rFonts w:hint="default"/>
           <w:lang w:val="vi-VN"/>
         </w:rPr>
-        <w:instrText xml:space="preserve"> HYPERLINK \l _Toc23375 </w:instrText>
+        <w:instrText xml:space="preserve"> HYPERLINK \l _Toc25975 </w:instrText>
       </w:r>
       <w:r>
         <w:rPr>
@@ -3523,7 +3523,7 @@
         <w:fldChar w:fldCharType="begin"/>
       </w:r>
       <w:r>
-        <w:instrText xml:space="preserve"> PAGEREF _Toc23375 \h </w:instrText>
+        <w:instrText xml:space="preserve"> PAGEREF _Toc25975 \h </w:instrText>
       </w:r>
       <w:r>
         <w:fldChar w:fldCharType="separate"/>
@@ -3562,7 +3562,7 @@
           <w:rFonts w:hint="default"/>
           <w:lang w:val="vi-VN"/>
         </w:rPr>
-        <w:instrText xml:space="preserve"> HYPERLINK \l _Toc8229 </w:instrText>
+        <w:instrText xml:space="preserve"> HYPERLINK \l _Toc309 </w:instrText>
       </w:r>
       <w:r>
         <w:rPr>
@@ -3590,7 +3590,7 @@
         <w:fldChar w:fldCharType="begin"/>
       </w:r>
       <w:r>
-        <w:instrText xml:space="preserve"> PAGEREF _Toc8229 \h </w:instrText>
+        <w:instrText xml:space="preserve"> PAGEREF _Toc309 \h </w:instrText>
       </w:r>
       <w:r>
         <w:fldChar w:fldCharType="separate"/>
@@ -3629,7 +3629,7 @@
           <w:rFonts w:hint="default"/>
           <w:lang w:val="vi-VN"/>
         </w:rPr>
-        <w:instrText xml:space="preserve"> HYPERLINK \l _Toc17997 </w:instrText>
+        <w:instrText xml:space="preserve"> HYPERLINK \l _Toc2783 </w:instrText>
       </w:r>
       <w:r>
         <w:rPr>
@@ -3658,7 +3658,7 @@
         <w:fldChar w:fldCharType="begin"/>
       </w:r>
       <w:r>
-        <w:instrText xml:space="preserve"> PAGEREF _Toc17997 \h </w:instrText>
+        <w:instrText xml:space="preserve"> PAGEREF _Toc2783 \h </w:instrText>
       </w:r>
       <w:r>
         <w:fldChar w:fldCharType="separate"/>
@@ -3697,7 +3697,7 @@
           <w:rFonts w:hint="default"/>
           <w:lang w:val="vi-VN"/>
         </w:rPr>
-        <w:instrText xml:space="preserve"> HYPERLINK \l _Toc10312 </w:instrText>
+        <w:instrText xml:space="preserve"> HYPERLINK \l _Toc12386 </w:instrText>
       </w:r>
       <w:r>
         <w:rPr>
@@ -3717,7 +3717,7 @@
           <w:rFonts w:hint="default"/>
           <w:lang w:val="vi-VN"/>
         </w:rPr>
-        <w:t>Câu trả lời của AI</w:t>
+        <w:t>Câu trả lời cải thiện của AI</w:t>
       </w:r>
       <w:r>
         <w:tab/>
@@ -3726,7 +3726,7 @@
         <w:fldChar w:fldCharType="begin"/>
       </w:r>
       <w:r>
-        <w:instrText xml:space="preserve"> PAGEREF _Toc10312 \h </w:instrText>
+        <w:instrText xml:space="preserve"> PAGEREF _Toc12386 \h </w:instrText>
       </w:r>
       <w:r>
         <w:fldChar w:fldCharType="separate"/>
@@ -3765,7 +3765,7 @@
           <w:rFonts w:hint="default"/>
           <w:lang w:val="vi-VN"/>
         </w:rPr>
-        <w:instrText xml:space="preserve"> HYPERLINK \l _Toc11696 </w:instrText>
+        <w:instrText xml:space="preserve"> HYPERLINK \l _Toc11459 </w:instrText>
       </w:r>
       <w:r>
         <w:rPr>
@@ -3787,7 +3787,7 @@
         <w:fldChar w:fldCharType="begin"/>
       </w:r>
       <w:r>
-        <w:instrText xml:space="preserve"> PAGEREF _Toc11696 \h </w:instrText>
+        <w:instrText xml:space="preserve"> PAGEREF _Toc11459 \h </w:instrText>
       </w:r>
       <w:r>
         <w:fldChar w:fldCharType="separate"/>
@@ -3826,7 +3826,7 @@
           <w:rFonts w:hint="default"/>
           <w:lang w:val="vi-VN"/>
         </w:rPr>
-        <w:instrText xml:space="preserve"> HYPERLINK \l _Toc24928 </w:instrText>
+        <w:instrText xml:space="preserve"> HYPERLINK \l _Toc5012 </w:instrText>
       </w:r>
       <w:r>
         <w:rPr>
@@ -3848,7 +3848,7 @@
         <w:fldChar w:fldCharType="begin"/>
       </w:r>
       <w:r>
-        <w:instrText xml:space="preserve"> PAGEREF _Toc24928 \h </w:instrText>
+        <w:instrText xml:space="preserve"> PAGEREF _Toc5012 \h </w:instrText>
       </w:r>
       <w:r>
         <w:fldChar w:fldCharType="separate"/>
@@ -3887,7 +3887,7 @@
           <w:rFonts w:hint="default"/>
           <w:lang w:val="vi-VN"/>
         </w:rPr>
-        <w:instrText xml:space="preserve"> HYPERLINK \l _Toc26830 </w:instrText>
+        <w:instrText xml:space="preserve"> HYPERLINK \l _Toc9011 </w:instrText>
       </w:r>
       <w:r>
         <w:rPr>
@@ -3909,7 +3909,7 @@
         <w:fldChar w:fldCharType="begin"/>
       </w:r>
       <w:r>
-        <w:instrText xml:space="preserve"> PAGEREF _Toc26830 \h </w:instrText>
+        <w:instrText xml:space="preserve"> PAGEREF _Toc9011 \h </w:instrText>
       </w:r>
       <w:r>
         <w:fldChar w:fldCharType="separate"/>
@@ -3948,7 +3948,7 @@
           <w:rFonts w:hint="default"/>
           <w:lang w:val="vi-VN"/>
         </w:rPr>
-        <w:instrText xml:space="preserve"> HYPERLINK \l _Toc24694 </w:instrText>
+        <w:instrText xml:space="preserve"> HYPERLINK \l _Toc24660 </w:instrText>
       </w:r>
       <w:r>
         <w:rPr>
@@ -3970,7 +3970,7 @@
         <w:fldChar w:fldCharType="begin"/>
       </w:r>
       <w:r>
-        <w:instrText xml:space="preserve"> PAGEREF _Toc24694 \h </w:instrText>
+        <w:instrText xml:space="preserve"> PAGEREF _Toc24660 \h </w:instrText>
       </w:r>
       <w:r>
         <w:fldChar w:fldCharType="separate"/>
@@ -4009,7 +4009,7 @@
           <w:rFonts w:hint="default"/>
           <w:lang w:val="vi-VN"/>
         </w:rPr>
-        <w:instrText xml:space="preserve"> HYPERLINK \l _Toc12114 </w:instrText>
+        <w:instrText xml:space="preserve"> HYPERLINK \l _Toc31844 </w:instrText>
       </w:r>
       <w:r>
         <w:rPr>
@@ -4031,7 +4031,7 @@
         <w:fldChar w:fldCharType="begin"/>
       </w:r>
       <w:r>
-        <w:instrText xml:space="preserve"> PAGEREF _Toc12114 \h </w:instrText>
+        <w:instrText xml:space="preserve"> PAGEREF _Toc31844 \h </w:instrText>
       </w:r>
       <w:r>
         <w:fldChar w:fldCharType="separate"/>
@@ -4070,7 +4070,7 @@
           <w:rFonts w:hint="default"/>
           <w:lang w:val="vi-VN"/>
         </w:rPr>
-        <w:instrText xml:space="preserve"> HYPERLINK \l _Toc16949 </w:instrText>
+        <w:instrText xml:space="preserve"> HYPERLINK \l _Toc10125 </w:instrText>
       </w:r>
       <w:r>
         <w:rPr>
@@ -4092,7 +4092,7 @@
         <w:fldChar w:fldCharType="begin"/>
       </w:r>
       <w:r>
-        <w:instrText xml:space="preserve"> PAGEREF _Toc16949 \h </w:instrText>
+        <w:instrText xml:space="preserve"> PAGEREF _Toc10125 \h </w:instrText>
       </w:r>
       <w:r>
         <w:fldChar w:fldCharType="separate"/>
@@ -4131,7 +4131,7 @@
           <w:rFonts w:hint="default"/>
           <w:lang w:val="vi-VN"/>
         </w:rPr>
-        <w:instrText xml:space="preserve"> HYPERLINK \l _Toc26714 </w:instrText>
+        <w:instrText xml:space="preserve"> HYPERLINK \l _Toc31481 </w:instrText>
       </w:r>
       <w:r>
         <w:rPr>
@@ -4153,7 +4153,7 @@
         <w:fldChar w:fldCharType="begin"/>
       </w:r>
       <w:r>
-        <w:instrText xml:space="preserve"> PAGEREF _Toc26714 \h </w:instrText>
+        <w:instrText xml:space="preserve"> PAGEREF _Toc31481 \h </w:instrText>
       </w:r>
       <w:r>
         <w:fldChar w:fldCharType="separate"/>
@@ -4192,7 +4192,7 @@
           <w:rFonts w:hint="default"/>
           <w:lang w:val="vi-VN"/>
         </w:rPr>
-        <w:instrText xml:space="preserve"> HYPERLINK \l _Toc492 </w:instrText>
+        <w:instrText xml:space="preserve"> HYPERLINK \l _Toc18731 </w:instrText>
       </w:r>
       <w:r>
         <w:rPr>
@@ -4214,7 +4214,7 @@
         <w:fldChar w:fldCharType="begin"/>
       </w:r>
       <w:r>
-        <w:instrText xml:space="preserve"> PAGEREF _Toc492 \h </w:instrText>
+        <w:instrText xml:space="preserve"> PAGEREF _Toc18731 \h </w:instrText>
       </w:r>
       <w:r>
         <w:fldChar w:fldCharType="separate"/>
@@ -4253,7 +4253,7 @@
           <w:rFonts w:hint="default"/>
           <w:lang w:val="vi-VN"/>
         </w:rPr>
-        <w:instrText xml:space="preserve"> HYPERLINK \l _Toc22497 </w:instrText>
+        <w:instrText xml:space="preserve"> HYPERLINK \l _Toc28574 </w:instrText>
       </w:r>
       <w:r>
         <w:rPr>
@@ -4283,7 +4283,7 @@
         <w:fldChar w:fldCharType="begin"/>
       </w:r>
       <w:r>
-        <w:instrText xml:space="preserve"> PAGEREF _Toc22497 \h </w:instrText>
+        <w:instrText xml:space="preserve"> PAGEREF _Toc28574 \h </w:instrText>
       </w:r>
       <w:r>
         <w:fldChar w:fldCharType="separate"/>
@@ -4322,7 +4322,7 @@
           <w:rFonts w:hint="default"/>
           <w:lang w:val="vi-VN"/>
         </w:rPr>
-        <w:instrText xml:space="preserve"> HYPERLINK \l _Toc23028 </w:instrText>
+        <w:instrText xml:space="preserve"> HYPERLINK \l _Toc18909 </w:instrText>
       </w:r>
       <w:r>
         <w:rPr>
@@ -4345,7 +4345,7 @@
         <w:fldChar w:fldCharType="begin"/>
       </w:r>
       <w:r>
-        <w:instrText xml:space="preserve"> PAGEREF _Toc23028 \h </w:instrText>
+        <w:instrText xml:space="preserve"> PAGEREF _Toc18909 \h </w:instrText>
       </w:r>
       <w:r>
         <w:fldChar w:fldCharType="separate"/>
@@ -4384,7 +4384,7 @@
           <w:rFonts w:hint="default"/>
           <w:lang w:val="vi-VN"/>
         </w:rPr>
-        <w:instrText xml:space="preserve"> HYPERLINK \l _Toc17431 </w:instrText>
+        <w:instrText xml:space="preserve"> HYPERLINK \l _Toc4172 </w:instrText>
       </w:r>
       <w:r>
         <w:rPr>
@@ -4413,7 +4413,7 @@
         <w:fldChar w:fldCharType="begin"/>
       </w:r>
       <w:r>
-        <w:instrText xml:space="preserve"> PAGEREF _Toc17431 \h </w:instrText>
+        <w:instrText xml:space="preserve"> PAGEREF _Toc4172 \h </w:instrText>
       </w:r>
       <w:r>
         <w:fldChar w:fldCharType="separate"/>
@@ -4452,7 +4452,7 @@
           <w:rFonts w:hint="default"/>
           <w:lang w:val="vi-VN"/>
         </w:rPr>
-        <w:instrText xml:space="preserve"> HYPERLINK \l _Toc8 </w:instrText>
+        <w:instrText xml:space="preserve"> HYPERLINK \l _Toc17323 </w:instrText>
       </w:r>
       <w:r>
         <w:rPr>
@@ -4485,13 +4485,726 @@
         <w:fldChar w:fldCharType="begin"/>
       </w:r>
       <w:r>
-        <w:instrText xml:space="preserve"> PAGEREF _Toc8 \h </w:instrText>
+        <w:instrText xml:space="preserve"> PAGEREF _Toc17323 \h </w:instrText>
       </w:r>
       <w:r>
         <w:fldChar w:fldCharType="separate"/>
       </w:r>
       <w:r>
         <w:t>19</w:t>
+      </w:r>
+      <w:r>
+        <w:fldChar w:fldCharType="end"/>
+      </w:r>
+      <w:r>
+        <w:rPr>
+          <w:rFonts w:hint="default"/>
+          <w:lang w:val="vi-VN"/>
+        </w:rPr>
+        <w:fldChar w:fldCharType="end"/>
+      </w:r>
+    </w:p>
+    <w:p>
+      <w:pPr>
+        <w:pStyle w:val="73"/>
+        <w:tabs>
+          <w:tab w:val="right" w:leader="dot" w:pos="9067"/>
+          <w:tab w:val="clear" w:pos="210"/>
+        </w:tabs>
+      </w:pPr>
+      <w:r>
+        <w:rPr>
+          <w:rFonts w:hint="default"/>
+          <w:lang w:val="vi-VN"/>
+        </w:rPr>
+        <w:fldChar w:fldCharType="begin"/>
+      </w:r>
+      <w:r>
+        <w:rPr>
+          <w:rFonts w:hint="default"/>
+          <w:lang w:val="vi-VN"/>
+        </w:rPr>
+        <w:instrText xml:space="preserve"> HYPERLINK \l _Toc17144 </w:instrText>
+      </w:r>
+      <w:r>
+        <w:rPr>
+          <w:rFonts w:hint="default"/>
+          <w:lang w:val="vi-VN"/>
+        </w:rPr>
+        <w:fldChar w:fldCharType="separate"/>
+      </w:r>
+      <w:r>
+        <w:rPr>
+          <w:rFonts w:hint="default"/>
+        </w:rPr>
+        <w:t xml:space="preserve">5.1. </w:t>
+      </w:r>
+      <w:r>
+        <w:rPr>
+          <w:rFonts w:hint="default"/>
+          <w:lang w:val="vi-VN"/>
+        </w:rPr>
+        <w:t>Promt - DeepSeek</w:t>
+      </w:r>
+      <w:r>
+        <w:rPr>
+          <w:rFonts w:hint="default"/>
+          <w:lang w:val="vi-VN"/>
+        </w:rPr>
+        <w:t xml:space="preserve"> </w:t>
+      </w:r>
+      <w:r>
+        <w:tab/>
+      </w:r>
+      <w:r>
+        <w:fldChar w:fldCharType="begin"/>
+      </w:r>
+      <w:r>
+        <w:instrText xml:space="preserve"> PAGEREF _Toc17144 \h </w:instrText>
+      </w:r>
+      <w:r>
+        <w:fldChar w:fldCharType="separate"/>
+      </w:r>
+      <w:r>
+        <w:t>19</w:t>
+      </w:r>
+      <w:r>
+        <w:fldChar w:fldCharType="end"/>
+      </w:r>
+      <w:r>
+        <w:rPr>
+          <w:rFonts w:hint="default"/>
+          <w:lang w:val="vi-VN"/>
+        </w:rPr>
+        <w:fldChar w:fldCharType="end"/>
+      </w:r>
+    </w:p>
+    <w:p>
+      <w:pPr>
+        <w:pStyle w:val="73"/>
+        <w:tabs>
+          <w:tab w:val="right" w:leader="dot" w:pos="9067"/>
+          <w:tab w:val="clear" w:pos="210"/>
+        </w:tabs>
+      </w:pPr>
+      <w:r>
+        <w:rPr>
+          <w:rFonts w:hint="default"/>
+          <w:lang w:val="vi-VN"/>
+        </w:rPr>
+        <w:fldChar w:fldCharType="begin"/>
+      </w:r>
+      <w:r>
+        <w:rPr>
+          <w:rFonts w:hint="default"/>
+          <w:lang w:val="vi-VN"/>
+        </w:rPr>
+        <w:instrText xml:space="preserve"> HYPERLINK \l _Toc12419 </w:instrText>
+      </w:r>
+      <w:r>
+        <w:rPr>
+          <w:rFonts w:hint="default"/>
+          <w:lang w:val="vi-VN"/>
+        </w:rPr>
+        <w:fldChar w:fldCharType="separate"/>
+      </w:r>
+      <w:r>
+        <w:rPr>
+          <w:rFonts w:hint="default"/>
+        </w:rPr>
+        <w:t xml:space="preserve">5.2. </w:t>
+      </w:r>
+      <w:r>
+        <w:rPr>
+          <w:rFonts w:hint="default"/>
+          <w:lang w:val="vi-VN"/>
+        </w:rPr>
+        <w:t>Câu trả lời của AI</w:t>
+      </w:r>
+      <w:r>
+        <w:tab/>
+      </w:r>
+      <w:r>
+        <w:fldChar w:fldCharType="begin"/>
+      </w:r>
+      <w:r>
+        <w:instrText xml:space="preserve"> PAGEREF _Toc12419 \h </w:instrText>
+      </w:r>
+      <w:r>
+        <w:fldChar w:fldCharType="separate"/>
+      </w:r>
+      <w:r>
+        <w:t>19</w:t>
+      </w:r>
+      <w:r>
+        <w:fldChar w:fldCharType="end"/>
+      </w:r>
+      <w:r>
+        <w:rPr>
+          <w:rFonts w:hint="default"/>
+          <w:lang w:val="vi-VN"/>
+        </w:rPr>
+        <w:fldChar w:fldCharType="end"/>
+      </w:r>
+    </w:p>
+    <w:p>
+      <w:pPr>
+        <w:pStyle w:val="74"/>
+        <w:tabs>
+          <w:tab w:val="right" w:leader="dot" w:pos="9067"/>
+          <w:tab w:val="clear" w:pos="210"/>
+        </w:tabs>
+      </w:pPr>
+      <w:r>
+        <w:rPr>
+          <w:rFonts w:hint="default"/>
+          <w:lang w:val="vi-VN"/>
+        </w:rPr>
+        <w:fldChar w:fldCharType="begin"/>
+      </w:r>
+      <w:r>
+        <w:rPr>
+          <w:rFonts w:hint="default"/>
+          <w:lang w:val="vi-VN"/>
+        </w:rPr>
+        <w:instrText xml:space="preserve"> HYPERLINK \l _Toc15998 </w:instrText>
+      </w:r>
+      <w:r>
+        <w:rPr>
+          <w:rFonts w:hint="default"/>
+          <w:lang w:val="vi-VN"/>
+        </w:rPr>
+        <w:fldChar w:fldCharType="separate"/>
+      </w:r>
+      <w:r>
+        <w:rPr>
+          <w:rFonts w:hint="default"/>
+        </w:rPr>
+        <w:t>5.2.1. Hard Skills</w:t>
+      </w:r>
+      <w:r>
+        <w:tab/>
+      </w:r>
+      <w:r>
+        <w:fldChar w:fldCharType="begin"/>
+      </w:r>
+      <w:r>
+        <w:instrText xml:space="preserve"> PAGEREF _Toc15998 \h </w:instrText>
+      </w:r>
+      <w:r>
+        <w:fldChar w:fldCharType="separate"/>
+      </w:r>
+      <w:r>
+        <w:t>19</w:t>
+      </w:r>
+      <w:r>
+        <w:fldChar w:fldCharType="end"/>
+      </w:r>
+      <w:r>
+        <w:rPr>
+          <w:rFonts w:hint="default"/>
+          <w:lang w:val="vi-VN"/>
+        </w:rPr>
+        <w:fldChar w:fldCharType="end"/>
+      </w:r>
+    </w:p>
+    <w:p>
+      <w:pPr>
+        <w:pStyle w:val="74"/>
+        <w:tabs>
+          <w:tab w:val="right" w:leader="dot" w:pos="9067"/>
+          <w:tab w:val="clear" w:pos="210"/>
+        </w:tabs>
+      </w:pPr>
+      <w:r>
+        <w:rPr>
+          <w:rFonts w:hint="default"/>
+          <w:lang w:val="vi-VN"/>
+        </w:rPr>
+        <w:fldChar w:fldCharType="begin"/>
+      </w:r>
+      <w:r>
+        <w:rPr>
+          <w:rFonts w:hint="default"/>
+          <w:lang w:val="vi-VN"/>
+        </w:rPr>
+        <w:instrText xml:space="preserve"> HYPERLINK \l _Toc1515 </w:instrText>
+      </w:r>
+      <w:r>
+        <w:rPr>
+          <w:rFonts w:hint="default"/>
+          <w:lang w:val="vi-VN"/>
+        </w:rPr>
+        <w:fldChar w:fldCharType="separate"/>
+      </w:r>
+      <w:r>
+        <w:rPr>
+          <w:rFonts w:hint="default"/>
+        </w:rPr>
+        <w:t>5.2.2. Soft Skills</w:t>
+      </w:r>
+      <w:r>
+        <w:tab/>
+      </w:r>
+      <w:r>
+        <w:fldChar w:fldCharType="begin"/>
+      </w:r>
+      <w:r>
+        <w:instrText xml:space="preserve"> PAGEREF _Toc1515 \h </w:instrText>
+      </w:r>
+      <w:r>
+        <w:fldChar w:fldCharType="separate"/>
+      </w:r>
+      <w:r>
+        <w:t>20</w:t>
+      </w:r>
+      <w:r>
+        <w:fldChar w:fldCharType="end"/>
+      </w:r>
+      <w:r>
+        <w:rPr>
+          <w:rFonts w:hint="default"/>
+          <w:lang w:val="vi-VN"/>
+        </w:rPr>
+        <w:fldChar w:fldCharType="end"/>
+      </w:r>
+    </w:p>
+    <w:p>
+      <w:pPr>
+        <w:pStyle w:val="73"/>
+        <w:tabs>
+          <w:tab w:val="right" w:leader="dot" w:pos="9067"/>
+          <w:tab w:val="clear" w:pos="210"/>
+        </w:tabs>
+      </w:pPr>
+      <w:r>
+        <w:rPr>
+          <w:rFonts w:hint="default"/>
+          <w:lang w:val="vi-VN"/>
+        </w:rPr>
+        <w:fldChar w:fldCharType="begin"/>
+      </w:r>
+      <w:r>
+        <w:rPr>
+          <w:rFonts w:hint="default"/>
+          <w:lang w:val="vi-VN"/>
+        </w:rPr>
+        <w:instrText xml:space="preserve"> HYPERLINK \l _Toc15355 </w:instrText>
+      </w:r>
+      <w:r>
+        <w:rPr>
+          <w:rFonts w:hint="default"/>
+          <w:lang w:val="vi-VN"/>
+        </w:rPr>
+        <w:fldChar w:fldCharType="separate"/>
+      </w:r>
+      <w:r>
+        <w:rPr>
+          <w:rFonts w:hint="default"/>
+        </w:rPr>
+        <w:t xml:space="preserve">5.3. </w:t>
+      </w:r>
+      <w:r>
+        <w:rPr>
+          <w:rFonts w:hint="default"/>
+          <w:lang w:val="vi-VN"/>
+        </w:rPr>
+        <w:t>Promt để cải thiện câu trả lời -  - DeepSeek</w:t>
+      </w:r>
+      <w:r>
+        <w:tab/>
+      </w:r>
+      <w:r>
+        <w:fldChar w:fldCharType="begin"/>
+      </w:r>
+      <w:r>
+        <w:instrText xml:space="preserve"> PAGEREF _Toc15355 \h </w:instrText>
+      </w:r>
+      <w:r>
+        <w:fldChar w:fldCharType="separate"/>
+      </w:r>
+      <w:r>
+        <w:t>20</w:t>
+      </w:r>
+      <w:r>
+        <w:fldChar w:fldCharType="end"/>
+      </w:r>
+      <w:r>
+        <w:rPr>
+          <w:rFonts w:hint="default"/>
+          <w:lang w:val="vi-VN"/>
+        </w:rPr>
+        <w:fldChar w:fldCharType="end"/>
+      </w:r>
+    </w:p>
+    <w:p>
+      <w:pPr>
+        <w:pStyle w:val="73"/>
+        <w:tabs>
+          <w:tab w:val="right" w:leader="dot" w:pos="9067"/>
+          <w:tab w:val="clear" w:pos="210"/>
+        </w:tabs>
+      </w:pPr>
+      <w:r>
+        <w:rPr>
+          <w:rFonts w:hint="default"/>
+          <w:lang w:val="vi-VN"/>
+        </w:rPr>
+        <w:fldChar w:fldCharType="begin"/>
+      </w:r>
+      <w:r>
+        <w:rPr>
+          <w:rFonts w:hint="default"/>
+          <w:lang w:val="vi-VN"/>
+        </w:rPr>
+        <w:instrText xml:space="preserve"> HYPERLINK \l _Toc4980 </w:instrText>
+      </w:r>
+      <w:r>
+        <w:rPr>
+          <w:rFonts w:hint="default"/>
+          <w:lang w:val="vi-VN"/>
+        </w:rPr>
+        <w:fldChar w:fldCharType="separate"/>
+      </w:r>
+      <w:r>
+        <w:rPr>
+          <w:rFonts w:hint="default"/>
+        </w:rPr>
+        <w:t xml:space="preserve">5.4. </w:t>
+      </w:r>
+      <w:r>
+        <w:rPr>
+          <w:rFonts w:hint="default"/>
+          <w:lang w:val="vi-VN"/>
+        </w:rPr>
+        <w:t>Câu trả lời cải thiện của AI</w:t>
+      </w:r>
+      <w:r>
+        <w:tab/>
+      </w:r>
+      <w:r>
+        <w:fldChar w:fldCharType="begin"/>
+      </w:r>
+      <w:r>
+        <w:instrText xml:space="preserve"> PAGEREF _Toc4980 \h </w:instrText>
+      </w:r>
+      <w:r>
+        <w:fldChar w:fldCharType="separate"/>
+      </w:r>
+      <w:r>
+        <w:t>20</w:t>
+      </w:r>
+      <w:r>
+        <w:fldChar w:fldCharType="end"/>
+      </w:r>
+      <w:r>
+        <w:rPr>
+          <w:rFonts w:hint="default"/>
+          <w:lang w:val="vi-VN"/>
+        </w:rPr>
+        <w:fldChar w:fldCharType="end"/>
+      </w:r>
+    </w:p>
+    <w:p>
+      <w:pPr>
+        <w:pStyle w:val="74"/>
+        <w:tabs>
+          <w:tab w:val="right" w:leader="dot" w:pos="9067"/>
+          <w:tab w:val="clear" w:pos="210"/>
+        </w:tabs>
+      </w:pPr>
+      <w:r>
+        <w:rPr>
+          <w:rFonts w:hint="default"/>
+          <w:lang w:val="vi-VN"/>
+        </w:rPr>
+        <w:fldChar w:fldCharType="begin"/>
+      </w:r>
+      <w:r>
+        <w:rPr>
+          <w:rFonts w:hint="default"/>
+          <w:lang w:val="vi-VN"/>
+        </w:rPr>
+        <w:instrText xml:space="preserve"> HYPERLINK \l _Toc1022 </w:instrText>
+      </w:r>
+      <w:r>
+        <w:rPr>
+          <w:rFonts w:hint="default"/>
+          <w:lang w:val="vi-VN"/>
+        </w:rPr>
+        <w:fldChar w:fldCharType="separate"/>
+      </w:r>
+      <w:r>
+        <w:rPr>
+          <w:rFonts w:hint="default"/>
+        </w:rPr>
+        <w:t>5.4.1. Hard Skills</w:t>
+      </w:r>
+      <w:r>
+        <w:tab/>
+      </w:r>
+      <w:r>
+        <w:fldChar w:fldCharType="begin"/>
+      </w:r>
+      <w:r>
+        <w:instrText xml:space="preserve"> PAGEREF _Toc1022 \h </w:instrText>
+      </w:r>
+      <w:r>
+        <w:fldChar w:fldCharType="separate"/>
+      </w:r>
+      <w:r>
+        <w:t>21</w:t>
+      </w:r>
+      <w:r>
+        <w:fldChar w:fldCharType="end"/>
+      </w:r>
+      <w:r>
+        <w:rPr>
+          <w:rFonts w:hint="default"/>
+          <w:lang w:val="vi-VN"/>
+        </w:rPr>
+        <w:fldChar w:fldCharType="end"/>
+      </w:r>
+    </w:p>
+    <w:p>
+      <w:pPr>
+        <w:pStyle w:val="74"/>
+        <w:tabs>
+          <w:tab w:val="right" w:leader="dot" w:pos="9067"/>
+          <w:tab w:val="clear" w:pos="210"/>
+        </w:tabs>
+      </w:pPr>
+      <w:r>
+        <w:rPr>
+          <w:rFonts w:hint="default"/>
+          <w:lang w:val="vi-VN"/>
+        </w:rPr>
+        <w:fldChar w:fldCharType="begin"/>
+      </w:r>
+      <w:r>
+        <w:rPr>
+          <w:rFonts w:hint="default"/>
+          <w:lang w:val="vi-VN"/>
+        </w:rPr>
+        <w:instrText xml:space="preserve"> HYPERLINK \l _Toc25003 </w:instrText>
+      </w:r>
+      <w:r>
+        <w:rPr>
+          <w:rFonts w:hint="default"/>
+          <w:lang w:val="vi-VN"/>
+        </w:rPr>
+        <w:fldChar w:fldCharType="separate"/>
+      </w:r>
+      <w:r>
+        <w:rPr>
+          <w:rFonts w:hint="default"/>
+        </w:rPr>
+        <w:t>5.4.2. Soft Skills</w:t>
+      </w:r>
+      <w:r>
+        <w:tab/>
+      </w:r>
+      <w:r>
+        <w:fldChar w:fldCharType="begin"/>
+      </w:r>
+      <w:r>
+        <w:instrText xml:space="preserve"> PAGEREF _Toc25003 \h </w:instrText>
+      </w:r>
+      <w:r>
+        <w:fldChar w:fldCharType="separate"/>
+      </w:r>
+      <w:r>
+        <w:t>21</w:t>
+      </w:r>
+      <w:r>
+        <w:fldChar w:fldCharType="end"/>
+      </w:r>
+      <w:r>
+        <w:rPr>
+          <w:rFonts w:hint="default"/>
+          <w:lang w:val="vi-VN"/>
+        </w:rPr>
+        <w:fldChar w:fldCharType="end"/>
+      </w:r>
+    </w:p>
+    <w:p>
+      <w:pPr>
+        <w:pStyle w:val="74"/>
+        <w:tabs>
+          <w:tab w:val="right" w:leader="dot" w:pos="9067"/>
+          <w:tab w:val="clear" w:pos="210"/>
+        </w:tabs>
+      </w:pPr>
+      <w:r>
+        <w:rPr>
+          <w:rFonts w:hint="default"/>
+          <w:lang w:val="vi-VN"/>
+        </w:rPr>
+        <w:fldChar w:fldCharType="begin"/>
+      </w:r>
+      <w:r>
+        <w:rPr>
+          <w:rFonts w:hint="default"/>
+          <w:lang w:val="vi-VN"/>
+        </w:rPr>
+        <w:instrText xml:space="preserve"> HYPERLINK \l _Toc15926 </w:instrText>
+      </w:r>
+      <w:r>
+        <w:rPr>
+          <w:rFonts w:hint="default"/>
+          <w:lang w:val="vi-VN"/>
+        </w:rPr>
+        <w:fldChar w:fldCharType="separate"/>
+      </w:r>
+      <w:r>
+        <w:rPr>
+          <w:rFonts w:hint="default"/>
+        </w:rPr>
+        <w:t>5.4.3. AI &amp; Tool Literacy</w:t>
+      </w:r>
+      <w:r>
+        <w:tab/>
+      </w:r>
+      <w:r>
+        <w:fldChar w:fldCharType="begin"/>
+      </w:r>
+      <w:r>
+        <w:instrText xml:space="preserve"> PAGEREF _Toc15926 \h </w:instrText>
+      </w:r>
+      <w:r>
+        <w:fldChar w:fldCharType="separate"/>
+      </w:r>
+      <w:r>
+        <w:t>21</w:t>
+      </w:r>
+      <w:r>
+        <w:fldChar w:fldCharType="end"/>
+      </w:r>
+      <w:r>
+        <w:rPr>
+          <w:rFonts w:hint="default"/>
+          <w:lang w:val="vi-VN"/>
+        </w:rPr>
+        <w:fldChar w:fldCharType="end"/>
+      </w:r>
+    </w:p>
+    <w:p>
+      <w:pPr>
+        <w:pStyle w:val="74"/>
+        <w:tabs>
+          <w:tab w:val="right" w:leader="dot" w:pos="9067"/>
+          <w:tab w:val="clear" w:pos="210"/>
+        </w:tabs>
+      </w:pPr>
+      <w:r>
+        <w:rPr>
+          <w:rFonts w:hint="default"/>
+          <w:lang w:val="vi-VN"/>
+        </w:rPr>
+        <w:fldChar w:fldCharType="begin"/>
+      </w:r>
+      <w:r>
+        <w:rPr>
+          <w:rFonts w:hint="default"/>
+          <w:lang w:val="vi-VN"/>
+        </w:rPr>
+        <w:instrText xml:space="preserve"> HYPERLINK \l _Toc32145 </w:instrText>
+      </w:r>
+      <w:r>
+        <w:rPr>
+          <w:rFonts w:hint="default"/>
+          <w:lang w:val="vi-VN"/>
+        </w:rPr>
+        <w:fldChar w:fldCharType="separate"/>
+      </w:r>
+      <w:r>
+        <w:rPr>
+          <w:rFonts w:hint="default"/>
+        </w:rPr>
+        <w:t>5.4.4. Lộ trình học cho 3 kỹ năng quan trọng nhất</w:t>
+      </w:r>
+      <w:r>
+        <w:tab/>
+      </w:r>
+      <w:r>
+        <w:fldChar w:fldCharType="begin"/>
+      </w:r>
+      <w:r>
+        <w:instrText xml:space="preserve"> PAGEREF _Toc32145 \h </w:instrText>
+      </w:r>
+      <w:r>
+        <w:fldChar w:fldCharType="separate"/>
+      </w:r>
+      <w:r>
+        <w:t>21</w:t>
+      </w:r>
+      <w:r>
+        <w:fldChar w:fldCharType="end"/>
+      </w:r>
+      <w:r>
+        <w:rPr>
+          <w:rFonts w:hint="default"/>
+          <w:lang w:val="vi-VN"/>
+        </w:rPr>
+        <w:fldChar w:fldCharType="end"/>
+      </w:r>
+    </w:p>
+    <w:p>
+      <w:pPr>
+        <w:pStyle w:val="73"/>
+        <w:tabs>
+          <w:tab w:val="right" w:leader="dot" w:pos="9067"/>
+          <w:tab w:val="clear" w:pos="210"/>
+        </w:tabs>
+      </w:pPr>
+      <w:r>
+        <w:rPr>
+          <w:rFonts w:hint="default"/>
+          <w:lang w:val="vi-VN"/>
+        </w:rPr>
+        <w:fldChar w:fldCharType="begin"/>
+      </w:r>
+      <w:r>
+        <w:rPr>
+          <w:rFonts w:hint="default"/>
+          <w:lang w:val="vi-VN"/>
+        </w:rPr>
+        <w:instrText xml:space="preserve"> HYPERLINK \l _Toc24447 </w:instrText>
+      </w:r>
+      <w:r>
+        <w:rPr>
+          <w:rFonts w:hint="default"/>
+          <w:lang w:val="vi-VN"/>
+        </w:rPr>
+        <w:fldChar w:fldCharType="separate"/>
+      </w:r>
+      <w:r>
+        <w:rPr>
+          <w:rFonts w:hint="default"/>
+        </w:rPr>
+        <w:t xml:space="preserve">5.5. </w:t>
+      </w:r>
+      <w:r>
+        <w:rPr>
+          <w:rFonts w:hint="default"/>
+          <w:lang w:val="vi-VN"/>
+        </w:rPr>
+        <w:t>Nhận xét câu trả lời của AI</w:t>
+      </w:r>
+      <w:r>
+        <w:tab/>
+      </w:r>
+      <w:r>
+        <w:fldChar w:fldCharType="begin"/>
+      </w:r>
+      <w:r>
+        <w:instrText xml:space="preserve"> PAGEREF _Toc24447 \h </w:instrText>
+      </w:r>
+      <w:r>
+        <w:fldChar w:fldCharType="separate"/>
+      </w:r>
+      <w:r>
+        <w:t>22</w:t>
       </w:r>
       <w:r>
         <w:fldChar w:fldCharType="end"/>
@@ -4524,7 +5237,7 @@
           <w:rFonts w:hint="default"/>
           <w:lang w:val="vi-VN"/>
         </w:rPr>
-        <w:instrText xml:space="preserve"> HYPERLINK \l _Toc15059 </w:instrText>
+        <w:instrText xml:space="preserve"> HYPERLINK \l _Toc15591 </w:instrText>
       </w:r>
       <w:r>
         <w:rPr>
@@ -4549,13 +5262,13 @@
         <w:fldChar w:fldCharType="begin"/>
       </w:r>
       <w:r>
-        <w:instrText xml:space="preserve"> PAGEREF _Toc15059 \h </w:instrText>
+        <w:instrText xml:space="preserve"> PAGEREF _Toc15591 \h </w:instrText>
       </w:r>
       <w:r>
         <w:fldChar w:fldCharType="separate"/>
       </w:r>
       <w:r>
-        <w:t>19</w:t>
+        <w:t>22</w:t>
       </w:r>
       <w:r>
         <w:fldChar w:fldCharType="end"/>
@@ -4588,7 +5301,7 @@
           <w:rFonts w:hint="default"/>
           <w:lang w:val="vi-VN"/>
         </w:rPr>
-        <w:instrText xml:space="preserve"> HYPERLINK \l _Toc25995 </w:instrText>
+        <w:instrText xml:space="preserve"> HYPERLINK \l _Toc12677 </w:instrText>
       </w:r>
       <w:r>
         <w:rPr>
@@ -4614,13 +5327,13 @@
         <w:fldChar w:fldCharType="begin"/>
       </w:r>
       <w:r>
-        <w:instrText xml:space="preserve"> PAGEREF _Toc25995 \h </w:instrText>
+        <w:instrText xml:space="preserve"> PAGEREF _Toc12677 \h </w:instrText>
       </w:r>
       <w:r>
         <w:fldChar w:fldCharType="separate"/>
       </w:r>
       <w:r>
-        <w:t>19</w:t>
+        <w:t>22</w:t>
       </w:r>
       <w:r>
         <w:fldChar w:fldCharType="end"/>
@@ -4662,6 +5375,8 @@
         </w:rPr>
         <w:br w:type="page"/>
       </w:r>
+      <w:bookmarkStart w:id="80" w:name="_GoBack"/>
+      <w:bookmarkEnd w:id="80"/>
     </w:p>
     <w:p>
       <w:pPr>
@@ -4672,7 +5387,7 @@
           <w:lang w:val="vi-VN"/>
         </w:rPr>
       </w:pPr>
-      <w:bookmarkStart w:id="1" w:name="_Toc6556"/>
+      <w:bookmarkStart w:id="1" w:name="_Toc18907"/>
       <w:r>
         <w:rPr>
           <w:rFonts w:hint="default"/>
@@ -4901,7 +5616,7 @@
         </w:rPr>
         <w:br w:type="page"/>
       </w:r>
-      <w:bookmarkStart w:id="2" w:name="_Toc4605"/>
+      <w:bookmarkStart w:id="2" w:name="_Toc7326"/>
       <w:r>
         <w:t>Nhiệm vụ 1</w:t>
       </w:r>
@@ -4926,7 +5641,7 @@
           <w:lang w:val="vi-VN"/>
         </w:rPr>
       </w:pPr>
-      <w:bookmarkStart w:id="3" w:name="_Toc6508"/>
+      <w:bookmarkStart w:id="3" w:name="_Toc25412"/>
       <w:r>
         <w:t>Promp</w:t>
       </w:r>
@@ -5182,7 +5897,7 @@
         <w:bidi w:val="0"/>
         <w:ind w:left="1428" w:leftChars="0" w:firstLineChars="0"/>
       </w:pPr>
-      <w:bookmarkStart w:id="4" w:name="_Toc10331"/>
+      <w:bookmarkStart w:id="4" w:name="_Toc6711"/>
       <w:r>
         <w:t>Câu trả lời AI:</w:t>
       </w:r>
@@ -5250,7 +5965,7 @@
           <w:rFonts w:hint="default"/>
         </w:rPr>
       </w:pPr>
-      <w:bookmarkStart w:id="5" w:name="_Toc26374"/>
+      <w:bookmarkStart w:id="5" w:name="_Toc15773"/>
       <w:r>
         <w:rPr>
           <w:rFonts w:hint="default"/>
@@ -5313,7 +6028,7 @@
         <w:bidi w:val="0"/>
         <w:ind w:left="1428" w:leftChars="0" w:firstLineChars="0"/>
       </w:pPr>
-      <w:bookmarkStart w:id="6" w:name="_Toc5900"/>
+      <w:bookmarkStart w:id="6" w:name="_Toc32731"/>
       <w:r>
         <w:t>Defect</w:t>
       </w:r>
@@ -5364,7 +6079,7 @@
         <w:bidi w:val="0"/>
         <w:ind w:left="1428" w:leftChars="0" w:firstLineChars="0"/>
       </w:pPr>
-      <w:bookmarkStart w:id="7" w:name="_Toc30618"/>
+      <w:bookmarkStart w:id="7" w:name="_Toc25660"/>
       <w:r>
         <w:t>Failure</w:t>
       </w:r>
@@ -5415,7 +6130,7 @@
         <w:bidi w:val="0"/>
         <w:ind w:left="1428" w:leftChars="0" w:firstLineChars="0"/>
       </w:pPr>
-      <w:bookmarkStart w:id="8" w:name="_Toc9728"/>
+      <w:bookmarkStart w:id="8" w:name="_Toc25718"/>
       <w:r>
         <w:t>Root cause</w:t>
       </w:r>
@@ -5466,7 +6181,7 @@
         <w:bidi w:val="0"/>
         <w:ind w:left="1428" w:leftChars="0" w:firstLineChars="0"/>
       </w:pPr>
-      <w:bookmarkStart w:id="9" w:name="_Toc1228"/>
+      <w:bookmarkStart w:id="9" w:name="_Toc4004"/>
       <w:r>
         <w:t>Chi phí của việc kiểm thử trễ</w:t>
       </w:r>
@@ -5539,7 +6254,7 @@
         <w:pStyle w:val="3"/>
         <w:bidi w:val="0"/>
       </w:pPr>
-      <w:bookmarkStart w:id="10" w:name="_Toc23519"/>
+      <w:bookmarkStart w:id="10" w:name="_Toc11960"/>
       <w:r>
         <w:t>Nhận xét kết quả trả lời của AI:</w:t>
       </w:r>
@@ -5551,7 +6266,7 @@
         <w:bidi w:val="0"/>
         <w:ind w:left="425" w:leftChars="0" w:hanging="425" w:firstLineChars="0"/>
       </w:pPr>
-      <w:bookmarkStart w:id="11" w:name="_Toc10226"/>
+      <w:bookmarkStart w:id="11" w:name="_Toc17169"/>
       <w:r>
         <w:t xml:space="preserve">Nhiệm vụ </w:t>
       </w:r>
@@ -5572,7 +6287,7 @@
         <w:pStyle w:val="3"/>
         <w:bidi w:val="0"/>
       </w:pPr>
-      <w:bookmarkStart w:id="12" w:name="_Toc3273"/>
+      <w:bookmarkStart w:id="12" w:name="_Toc30453"/>
       <w:r>
         <w:t>Prompt</w:t>
       </w:r>
@@ -5591,7 +6306,7 @@
         <w:bidi w:val="0"/>
         <w:ind w:left="1428" w:leftChars="0" w:hanging="708" w:firstLineChars="0"/>
       </w:pPr>
-      <w:bookmarkStart w:id="13" w:name="_Toc3137"/>
+      <w:bookmarkStart w:id="13" w:name="_Toc30573"/>
       <w:r>
         <w:rPr>
           <w:rFonts w:hint="default"/>
@@ -5684,7 +6399,7 @@
         <w:bidi w:val="0"/>
         <w:ind w:left="1428" w:leftChars="0" w:hanging="708" w:firstLineChars="0"/>
       </w:pPr>
-      <w:bookmarkStart w:id="14" w:name="_Toc10317"/>
+      <w:bookmarkStart w:id="14" w:name="_Toc5324"/>
       <w:r>
         <w:t>Câu trả lời AI:</w:t>
       </w:r>
@@ -5696,7 +6411,7 @@
         <w:bidi w:val="0"/>
         <w:ind w:left="2053" w:leftChars="0" w:hanging="853" w:firstLineChars="0"/>
       </w:pPr>
-      <w:bookmarkStart w:id="15" w:name="_Toc22395"/>
+      <w:bookmarkStart w:id="15" w:name="_Toc18122"/>
       <w:r>
         <w:t>Định nghĩa về testing</w:t>
       </w:r>
@@ -5780,7 +6495,7 @@
         <w:bidi w:val="0"/>
         <w:ind w:left="2053" w:leftChars="0" w:hanging="853" w:firstLineChars="0"/>
       </w:pPr>
-      <w:bookmarkStart w:id="16" w:name="_Toc2030"/>
+      <w:bookmarkStart w:id="16" w:name="_Toc7982"/>
       <w:r>
         <w:t>Phân biệt testing và debugging</w:t>
       </w:r>
@@ -6564,7 +7279,7 @@
         <w:bidi w:val="0"/>
         <w:ind w:left="2053" w:leftChars="0" w:hanging="853" w:firstLineChars="0"/>
       </w:pPr>
-      <w:bookmarkStart w:id="17" w:name="_Toc9425"/>
+      <w:bookmarkStart w:id="17" w:name="_Toc25818"/>
       <w:r>
         <w:t>Phân biệt Verfication và validation</w:t>
       </w:r>
@@ -6777,7 +7492,7 @@
         <w:pStyle w:val="3"/>
         <w:bidi w:val="0"/>
       </w:pPr>
-      <w:bookmarkStart w:id="18" w:name="_Toc19175"/>
+      <w:bookmarkStart w:id="18" w:name="_Toc6527"/>
       <w:r>
         <w:t>Prompt</w:t>
       </w:r>
@@ -6796,7 +7511,7 @@
         <w:bidi w:val="0"/>
         <w:ind w:left="1428" w:leftChars="0" w:hanging="708" w:firstLineChars="0"/>
       </w:pPr>
-      <w:bookmarkStart w:id="19" w:name="_Toc3097"/>
+      <w:bookmarkStart w:id="19" w:name="_Toc21502"/>
       <w:r>
         <w:rPr>
           <w:rFonts w:hint="default"/>
@@ -6840,12 +7555,6 @@
             <w:insideH w:val="single" w:color="auto" w:sz="4" w:space="0"/>
             <w:insideV w:val="single" w:color="auto" w:sz="4" w:space="0"/>
           </w:tblBorders>
-          <w:tblCellMar>
-            <w:top w:w="0" w:type="dxa"/>
-            <w:left w:w="10" w:type="dxa"/>
-            <w:bottom w:w="0" w:type="dxa"/>
-            <w:right w:w="10" w:type="dxa"/>
-          </w:tblCellMar>
         </w:tblPrEx>
         <w:tc>
           <w:tcPr>
@@ -7072,7 +7781,7 @@
         <w:bidi w:val="0"/>
         <w:ind w:left="1428" w:leftChars="0" w:hanging="708" w:firstLineChars="0"/>
       </w:pPr>
-      <w:bookmarkStart w:id="20" w:name="_Toc28950"/>
+      <w:bookmarkStart w:id="20" w:name="_Toc7916"/>
       <w:r>
         <w:t>Câu trả lời AI:</w:t>
       </w:r>
@@ -7084,7 +7793,7 @@
         <w:bidi w:val="0"/>
         <w:ind w:left="2053" w:leftChars="0" w:hanging="853" w:firstLineChars="0"/>
       </w:pPr>
-      <w:bookmarkStart w:id="21" w:name="_Toc16273"/>
+      <w:bookmarkStart w:id="21" w:name="_Toc984"/>
       <w:r>
         <w:t>Định nghĩa về testing</w:t>
       </w:r>
@@ -7130,7 +7839,7 @@
         <w:bidi w:val="0"/>
         <w:ind w:left="2053" w:leftChars="0" w:hanging="853" w:firstLineChars="0"/>
       </w:pPr>
-      <w:bookmarkStart w:id="22" w:name="_Toc13877"/>
+      <w:bookmarkStart w:id="22" w:name="_Toc9503"/>
       <w:r>
         <w:t>Phân biệt testing và debugging</w:t>
       </w:r>
@@ -7712,7 +8421,7 @@
         <w:bidi w:val="0"/>
         <w:ind w:left="2053" w:leftChars="0" w:hanging="853" w:firstLineChars="0"/>
       </w:pPr>
-      <w:bookmarkStart w:id="23" w:name="_Toc23740"/>
+      <w:bookmarkStart w:id="23" w:name="_Toc11669"/>
       <w:r>
         <w:t>Phân biệt Verfication và validation</w:t>
       </w:r>
@@ -7952,6 +8661,12 @@
             <w:insideH w:val="single" w:color="auto" w:sz="4" w:space="0"/>
             <w:insideV w:val="single" w:color="auto" w:sz="4" w:space="0"/>
           </w:tblBorders>
+          <w:tblCellMar>
+            <w:top w:w="0" w:type="dxa"/>
+            <w:left w:w="108" w:type="dxa"/>
+            <w:bottom w:w="0" w:type="dxa"/>
+            <w:right w:w="108" w:type="dxa"/>
+          </w:tblCellMar>
         </w:tblPrEx>
         <w:tc>
           <w:tcPr>
@@ -8445,7 +9160,7 @@
         <w:bidi w:val="0"/>
         <w:ind w:left="850" w:leftChars="0" w:hanging="453" w:firstLineChars="0"/>
       </w:pPr>
-      <w:bookmarkStart w:id="24" w:name="_Toc30657"/>
+      <w:bookmarkStart w:id="24" w:name="_Toc31234"/>
       <w:r>
         <w:t>Nhận xét kết quả trả lời của AI</w:t>
       </w:r>
@@ -8457,7 +9172,7 @@
         <w:bidi w:val="0"/>
         <w:ind w:left="425" w:leftChars="0" w:hanging="425" w:firstLineChars="0"/>
       </w:pPr>
-      <w:bookmarkStart w:id="25" w:name="_Toc12570"/>
+      <w:bookmarkStart w:id="25" w:name="_Toc9023"/>
       <w:r>
         <w:t>Nhiệm vụ 3</w:t>
       </w:r>
@@ -8479,7 +9194,7 @@
         <w:bidi w:val="0"/>
         <w:ind w:left="850" w:leftChars="0" w:hanging="453" w:firstLineChars="0"/>
       </w:pPr>
-      <w:bookmarkStart w:id="26" w:name="_Toc835"/>
+      <w:bookmarkStart w:id="26" w:name="_Toc31792"/>
       <w:r>
         <w:t>Prompt</w:t>
       </w:r>
@@ -8498,7 +9213,7 @@
         <w:bidi w:val="0"/>
         <w:ind w:left="1428" w:leftChars="0" w:hanging="708" w:firstLineChars="0"/>
       </w:pPr>
-      <w:bookmarkStart w:id="27" w:name="_Toc31191"/>
+      <w:bookmarkStart w:id="27" w:name="_Toc13010"/>
       <w:r>
         <w:rPr>
           <w:rFonts w:hint="default"/>
@@ -8605,7 +9320,7 @@
         <w:bidi w:val="0"/>
         <w:ind w:left="1428" w:leftChars="0" w:hanging="708" w:firstLineChars="0"/>
       </w:pPr>
-      <w:bookmarkStart w:id="28" w:name="_Toc22499"/>
+      <w:bookmarkStart w:id="28" w:name="_Toc19516"/>
       <w:r>
         <w:t>Câu trả lời của AI:</w:t>
       </w:r>
@@ -8629,7 +9344,7 @@
         <w:pStyle w:val="5"/>
         <w:bidi w:val="0"/>
       </w:pPr>
-      <w:bookmarkStart w:id="29" w:name="_Toc7576"/>
+      <w:bookmarkStart w:id="29" w:name="_Toc762"/>
       <w:r>
         <w:t>Nguyên tắc 1 — Testing shows presence of defects</w:t>
       </w:r>
@@ -8726,7 +9441,7 @@
         <w:pStyle w:val="5"/>
         <w:bidi w:val="0"/>
       </w:pPr>
-      <w:bookmarkStart w:id="30" w:name="_Toc32092"/>
+      <w:bookmarkStart w:id="30" w:name="_Toc25859"/>
       <w:r>
         <w:t>Nguyên tắc 2 — Exhaustive testing is impossible</w:t>
       </w:r>
@@ -8829,7 +9544,7 @@
         <w:widowControl/>
         <w:suppressLineNumbers w:val="0"/>
       </w:pPr>
-      <w:bookmarkStart w:id="31" w:name="_Toc6676"/>
+      <w:bookmarkStart w:id="31" w:name="_Toc16018"/>
       <w:r>
         <w:t>Nguyên tắc 3 — Early testing</w:t>
       </w:r>
@@ -8931,7 +9646,7 @@
         <w:bidi w:val="0"/>
         <w:ind w:left="850" w:leftChars="0" w:hanging="453" w:firstLineChars="0"/>
       </w:pPr>
-      <w:bookmarkStart w:id="32" w:name="_Toc25553"/>
+      <w:bookmarkStart w:id="32" w:name="_Toc15254"/>
       <w:r>
         <w:t>Prompt</w:t>
       </w:r>
@@ -8950,7 +9665,7 @@
         <w:bidi w:val="0"/>
         <w:ind w:left="1428" w:leftChars="0" w:hanging="708" w:firstLineChars="0"/>
       </w:pPr>
-      <w:bookmarkStart w:id="33" w:name="_Toc27422"/>
+      <w:bookmarkStart w:id="33" w:name="_Toc19815"/>
       <w:r>
         <w:rPr>
           <w:rFonts w:hint="default"/>
@@ -9098,7 +9813,7 @@
         <w:bidi w:val="0"/>
         <w:ind w:left="1428" w:leftChars="0" w:hanging="708" w:firstLineChars="0"/>
       </w:pPr>
-      <w:bookmarkStart w:id="34" w:name="_Toc6934"/>
+      <w:bookmarkStart w:id="34" w:name="_Toc19338"/>
       <w:r>
         <w:t>Câu trả lời của AI</w:t>
       </w:r>
@@ -9112,7 +9827,7 @@
         <w:widowControl/>
         <w:suppressLineNumbers w:val="0"/>
       </w:pPr>
-      <w:bookmarkStart w:id="35" w:name="_Toc8006"/>
+      <w:bookmarkStart w:id="35" w:name="_Toc3022"/>
       <w:r>
         <w:t>Nguyên tắc 4 — Clustering of defects</w:t>
       </w:r>
@@ -9223,7 +9938,7 @@
         <w:widowControl/>
         <w:suppressLineNumbers w:val="0"/>
       </w:pPr>
-      <w:bookmarkStart w:id="36" w:name="_Toc25953"/>
+      <w:bookmarkStart w:id="36" w:name="_Toc23212"/>
       <w:r>
         <w:t>Nguyên tắc 5 — Pesticide paradox</w:t>
       </w:r>
@@ -9331,7 +10046,7 @@
         <w:bidi w:val="0"/>
         <w:ind w:left="850" w:leftChars="0" w:hanging="453" w:firstLineChars="0"/>
       </w:pPr>
-      <w:bookmarkStart w:id="37" w:name="_Toc11837"/>
+      <w:bookmarkStart w:id="37" w:name="_Toc16384"/>
       <w:r>
         <w:t>Prompt</w:t>
       </w:r>
@@ -9350,7 +10065,7 @@
         <w:bidi w:val="0"/>
         <w:ind w:left="1428" w:leftChars="0" w:hanging="708" w:firstLineChars="0"/>
       </w:pPr>
-      <w:bookmarkStart w:id="38" w:name="_Toc2191"/>
+      <w:bookmarkStart w:id="38" w:name="_Toc22378"/>
       <w:r>
         <w:rPr>
           <w:rFonts w:hint="default"/>
@@ -9598,7 +10313,7 @@
         <w:bidi w:val="0"/>
         <w:ind w:left="1428" w:leftChars="0" w:hanging="708" w:firstLineChars="0"/>
       </w:pPr>
-      <w:bookmarkStart w:id="39" w:name="_Toc1950"/>
+      <w:bookmarkStart w:id="39" w:name="_Toc17255"/>
       <w:r>
         <w:t>Câu trả lời của AI</w:t>
       </w:r>
@@ -9615,7 +10330,7 @@
         <w:bidi w:val="0"/>
         <w:ind w:left="2053" w:leftChars="0" w:hanging="853" w:firstLineChars="0"/>
       </w:pPr>
-      <w:bookmarkStart w:id="40" w:name="_Toc6733"/>
+      <w:bookmarkStart w:id="40" w:name="_Toc3954"/>
       <w:r>
         <w:t xml:space="preserve">Nguyên tắc </w:t>
       </w:r>
@@ -9707,7 +10422,7 @@
         <w:bidi w:val="0"/>
         <w:ind w:left="2053" w:leftChars="0" w:hanging="853" w:firstLineChars="0"/>
       </w:pPr>
-      <w:bookmarkStart w:id="41" w:name="_Toc17620"/>
+      <w:bookmarkStart w:id="41" w:name="_Toc18236"/>
       <w:r>
         <w:t xml:space="preserve">Nguyên tắc </w:t>
       </w:r>
@@ -9884,7 +10599,7 @@
         <w:bidi w:val="0"/>
         <w:ind w:left="850" w:leftChars="0" w:hanging="453" w:firstLineChars="0"/>
       </w:pPr>
-      <w:bookmarkStart w:id="42" w:name="_Toc9973"/>
+      <w:bookmarkStart w:id="42" w:name="_Toc10322"/>
       <w:r>
         <w:t>Nhận xét kết quả trả về của AI</w:t>
       </w:r>
@@ -9962,7 +10677,7 @@
         <w:bidi w:val="0"/>
         <w:ind w:left="425" w:leftChars="0" w:hanging="425" w:firstLineChars="0"/>
       </w:pPr>
-      <w:bookmarkStart w:id="43" w:name="_Toc32547"/>
+      <w:bookmarkStart w:id="43" w:name="_Toc5923"/>
       <w:r>
         <w:t>Nhiệm vụ 4</w:t>
       </w:r>
@@ -9979,7 +10694,7 @@
       <w:pPr>
         <w:pStyle w:val="3"/>
       </w:pPr>
-      <w:bookmarkStart w:id="44" w:name="_Toc20441"/>
+      <w:bookmarkStart w:id="44" w:name="_Toc21029"/>
       <w:r>
         <w:rPr>
           <w:rFonts w:hint="default"/>
@@ -10179,7 +10894,7 @@
         <w:bidi w:val="0"/>
         <w:ind w:left="850" w:leftChars="0" w:hanging="453" w:firstLineChars="0"/>
       </w:pPr>
-      <w:bookmarkStart w:id="45" w:name="_Toc4905"/>
+      <w:bookmarkStart w:id="45" w:name="_Toc4528"/>
       <w:r>
         <w:rPr>
           <w:rFonts w:hint="default"/>
@@ -10195,7 +10910,7 @@
         <w:bidi w:val="0"/>
         <w:ind w:left="1428" w:leftChars="0" w:firstLineChars="0"/>
       </w:pPr>
-      <w:bookmarkStart w:id="46" w:name="_Toc9548"/>
+      <w:bookmarkStart w:id="46" w:name="_Toc11403"/>
       <w:r>
         <w:rPr>
           <w:rStyle w:val="22"/>
@@ -10237,7 +10952,7 @@
         <w:bidi w:val="0"/>
         <w:ind w:left="1428" w:leftChars="0" w:firstLineChars="0"/>
       </w:pPr>
-      <w:bookmarkStart w:id="47" w:name="_Toc9564"/>
+      <w:bookmarkStart w:id="47" w:name="_Toc3570"/>
       <w:r>
         <w:rPr>
           <w:rStyle w:val="22"/>
@@ -10287,7 +11002,7 @@
         <w:bidi w:val="0"/>
         <w:ind w:left="1428" w:leftChars="0" w:firstLineChars="0"/>
       </w:pPr>
-      <w:bookmarkStart w:id="48" w:name="_Toc25014"/>
+      <w:bookmarkStart w:id="48" w:name="_Toc22657"/>
       <w:r>
         <w:rPr>
           <w:rStyle w:val="22"/>
@@ -10337,7 +11052,7 @@
         <w:bidi w:val="0"/>
         <w:ind w:left="1428" w:leftChars="0" w:firstLineChars="0"/>
       </w:pPr>
-      <w:bookmarkStart w:id="49" w:name="_Toc5945"/>
+      <w:bookmarkStart w:id="49" w:name="_Toc24186"/>
       <w:r>
         <w:rPr>
           <w:rStyle w:val="22"/>
@@ -10387,7 +11102,7 @@
         <w:bidi w:val="0"/>
         <w:ind w:left="1428" w:leftChars="0" w:firstLineChars="0"/>
       </w:pPr>
-      <w:bookmarkStart w:id="50" w:name="_Toc5739"/>
+      <w:bookmarkStart w:id="50" w:name="_Toc17873"/>
       <w:r>
         <w:rPr>
           <w:rStyle w:val="22"/>
@@ -10437,7 +11152,7 @@
         <w:bidi w:val="0"/>
         <w:ind w:left="1428" w:leftChars="0" w:firstLineChars="0"/>
       </w:pPr>
-      <w:bookmarkStart w:id="51" w:name="_Toc23375"/>
+      <w:bookmarkStart w:id="51" w:name="_Toc25975"/>
       <w:r>
         <w:rPr>
           <w:rStyle w:val="22"/>
@@ -10487,7 +11202,7 @@
         <w:bidi w:val="0"/>
         <w:ind w:left="1428" w:leftChars="0" w:firstLineChars="0"/>
       </w:pPr>
-      <w:bookmarkStart w:id="52" w:name="_Toc8229"/>
+      <w:bookmarkStart w:id="52" w:name="_Toc309"/>
       <w:r>
         <w:rPr>
           <w:rStyle w:val="22"/>
@@ -10533,7 +11248,7 @@
         <w:pStyle w:val="3"/>
         <w:bidi w:val="0"/>
       </w:pPr>
-      <w:bookmarkStart w:id="53" w:name="_Toc17997"/>
+      <w:bookmarkStart w:id="53" w:name="_Toc2783"/>
       <w:r>
         <w:rPr>
           <w:rFonts w:hint="default"/>
@@ -10808,7 +11523,7 @@
       <w:pPr>
         <w:pStyle w:val="3"/>
       </w:pPr>
-      <w:bookmarkStart w:id="54" w:name="_Toc10312"/>
+      <w:bookmarkStart w:id="54" w:name="_Toc12386"/>
       <w:r>
         <w:rPr>
           <w:rFonts w:hint="default"/>
@@ -10833,7 +11548,7 @@
         </w:rPr>
         <w:t xml:space="preserve"> </w:t>
       </w:r>
-      <w:bookmarkStart w:id="55" w:name="_Toc11696"/>
+      <w:bookmarkStart w:id="55" w:name="_Toc11459"/>
       <w:r>
         <w:rPr>
           <w:rFonts w:hint="default"/>
@@ -10850,7 +11565,7 @@
           <w:rFonts w:hint="default"/>
         </w:rPr>
       </w:pPr>
-      <w:bookmarkStart w:id="56" w:name="_Toc24928"/>
+      <w:bookmarkStart w:id="56" w:name="_Toc5012"/>
       <w:r>
         <w:rPr>
           <w:rFonts w:hint="default"/>
@@ -10996,7 +11711,7 @@
           <w:rFonts w:hint="default"/>
         </w:rPr>
       </w:pPr>
-      <w:bookmarkStart w:id="57" w:name="_Toc26830"/>
+      <w:bookmarkStart w:id="57" w:name="_Toc9011"/>
       <w:r>
         <w:rPr>
           <w:rFonts w:hint="default"/>
@@ -11142,7 +11857,7 @@
           <w:rFonts w:hint="default"/>
         </w:rPr>
       </w:pPr>
-      <w:bookmarkStart w:id="58" w:name="_Toc24694"/>
+      <w:bookmarkStart w:id="58" w:name="_Toc24660"/>
       <w:r>
         <w:rPr>
           <w:rFonts w:hint="default"/>
@@ -11372,7 +12087,7 @@
           <w:rFonts w:hint="default"/>
         </w:rPr>
       </w:pPr>
-      <w:bookmarkStart w:id="59" w:name="_Toc12114"/>
+      <w:bookmarkStart w:id="59" w:name="_Toc31844"/>
       <w:r>
         <w:rPr>
           <w:rFonts w:hint="default"/>
@@ -11518,7 +12233,7 @@
           <w:rFonts w:hint="default"/>
         </w:rPr>
       </w:pPr>
-      <w:bookmarkStart w:id="60" w:name="_Toc16949"/>
+      <w:bookmarkStart w:id="60" w:name="_Toc10125"/>
       <w:r>
         <w:rPr>
           <w:rFonts w:hint="default"/>
@@ -11664,7 +12379,7 @@
           <w:rFonts w:hint="default"/>
         </w:rPr>
       </w:pPr>
-      <w:bookmarkStart w:id="61" w:name="_Toc26714"/>
+      <w:bookmarkStart w:id="61" w:name="_Toc31481"/>
       <w:r>
         <w:rPr>
           <w:rFonts w:hint="default"/>
@@ -11810,7 +12525,7 @@
           <w:rFonts w:hint="default"/>
         </w:rPr>
       </w:pPr>
-      <w:bookmarkStart w:id="62" w:name="_Toc492"/>
+      <w:bookmarkStart w:id="62" w:name="_Toc18731"/>
       <w:r>
         <w:rPr>
           <w:rFonts w:hint="default"/>
@@ -12016,7 +12731,7 @@
           <w:lang w:val="vi-VN"/>
         </w:rPr>
       </w:pPr>
-      <w:bookmarkStart w:id="63" w:name="_Toc22497"/>
+      <w:bookmarkStart w:id="63" w:name="_Toc28574"/>
       <w:r>
         <w:rPr>
           <w:rFonts w:hint="default"/>
@@ -12814,7 +13529,7 @@
           <w:lang w:val="vi-VN"/>
         </w:rPr>
       </w:pPr>
-      <w:bookmarkStart w:id="64" w:name="_Toc23028"/>
+      <w:bookmarkStart w:id="64" w:name="_Toc18909"/>
       <w:r>
         <w:rPr>
           <w:rFonts w:hint="default"/>
@@ -13798,7 +14513,7 @@
         <w:pStyle w:val="3"/>
         <w:bidi w:val="0"/>
       </w:pPr>
-      <w:bookmarkStart w:id="65" w:name="_Toc17431"/>
+      <w:bookmarkStart w:id="65" w:name="_Toc4172"/>
       <w:r>
         <w:rPr>
           <w:rFonts w:hint="default"/>
@@ -13814,7 +14529,7 @@
         <w:bidi w:val="0"/>
         <w:ind w:left="425" w:leftChars="0" w:hanging="425" w:firstLineChars="0"/>
       </w:pPr>
-      <w:bookmarkStart w:id="66" w:name="_Toc8"/>
+      <w:bookmarkStart w:id="66" w:name="_Toc17323"/>
       <w:r>
         <w:t>Nhiệm vụ 5</w:t>
       </w:r>
@@ -13838,12 +14553,13 @@
       <w:pPr>
         <w:pStyle w:val="3"/>
       </w:pPr>
-      <w:r>
-        <w:rPr>
-          <w:rFonts w:hint="default"/>
-          <w:lang w:val="vi-VN"/>
-        </w:rPr>
-        <w:t xml:space="preserve">Promt </w:t>
+      <w:bookmarkStart w:id="67" w:name="_Toc17144"/>
+      <w:r>
+        <w:rPr>
+          <w:rFonts w:hint="default"/>
+          <w:lang w:val="vi-VN"/>
+        </w:rPr>
+        <w:t>Promt - DeepSeek</w:t>
       </w:r>
       <w:r>
         <w:rPr>
@@ -13852,6 +14568,7 @@
         </w:rPr>
         <w:br w:type="textWrapping"/>
       </w:r>
+      <w:bookmarkEnd w:id="67"/>
     </w:p>
     <w:tbl>
       <w:tblPr>
@@ -14066,6 +14783,7 @@
         <w:bidi w:val="0"/>
         <w:ind w:left="850" w:leftChars="0" w:hanging="453" w:firstLineChars="0"/>
       </w:pPr>
+      <w:bookmarkStart w:id="68" w:name="_Toc12419"/>
       <w:r>
         <w:rPr>
           <w:rFonts w:hint="default"/>
@@ -14073,6 +14791,7 @@
         </w:rPr>
         <w:t>Câu trả lời của AI</w:t>
       </w:r>
+      <w:bookmarkEnd w:id="68"/>
     </w:p>
     <w:p>
       <w:pPr>
@@ -14082,12 +14801,14 @@
           <w:rFonts w:hint="default"/>
         </w:rPr>
       </w:pPr>
+      <w:bookmarkStart w:id="69" w:name="_Toc15998"/>
       <w:r>
         <w:rPr>
           <w:rFonts w:hint="default"/>
         </w:rPr>
         <w:t>Hard Skills</w:t>
       </w:r>
+      <w:bookmarkEnd w:id="69"/>
     </w:p>
     <w:p>
       <w:pPr>
@@ -14172,12 +14893,14 @@
           <w:rFonts w:hint="default"/>
         </w:rPr>
       </w:pPr>
+      <w:bookmarkStart w:id="70" w:name="_Toc1515"/>
       <w:r>
         <w:rPr>
           <w:rFonts w:hint="default"/>
         </w:rPr>
         <w:t>Soft Skills</w:t>
       </w:r>
+      <w:bookmarkEnd w:id="70"/>
     </w:p>
     <w:p>
       <w:pPr>
@@ -14242,13 +14965,15 @@
         <w:bidi w:val="0"/>
         <w:ind w:left="850" w:leftChars="0" w:hanging="453" w:firstLineChars="0"/>
       </w:pPr>
-      <w:r>
-        <w:rPr>
-          <w:rFonts w:hint="default"/>
-          <w:lang w:val="vi-VN"/>
-        </w:rPr>
-        <w:t>Promt để cải thiện câu trả lời</w:t>
-      </w:r>
+      <w:bookmarkStart w:id="71" w:name="_Toc15355"/>
+      <w:r>
+        <w:rPr>
+          <w:rFonts w:hint="default"/>
+          <w:lang w:val="vi-VN"/>
+        </w:rPr>
+        <w:t>Promt để cải thiện câu trả lời -  - DeepSeek</w:t>
+      </w:r>
+      <w:bookmarkEnd w:id="71"/>
     </w:p>
     <w:tbl>
       <w:tblPr>
@@ -14450,6 +15175,10 @@
                   <w:insideH w:val="single" w:color="auto" w:sz="4" w:space="0"/>
                   <w:insideV w:val="single" w:color="auto" w:sz="4" w:space="0"/>
                 </w:tblBorders>
+                <w:tblCellMar>
+                  <w:left w:w="108" w:type="dxa"/>
+                  <w:right w:w="108" w:type="dxa"/>
+                </w:tblCellMar>
               </w:tblPrEx>
               <w:tc>
                 <w:tcPr>
@@ -14816,6 +15545,7 @@
         <w:pStyle w:val="3"/>
         <w:bidi w:val="0"/>
       </w:pPr>
+      <w:bookmarkStart w:id="72" w:name="_Toc4980"/>
       <w:r>
         <w:rPr>
           <w:rFonts w:hint="default"/>
@@ -14823,6 +15553,7 @@
         </w:rPr>
         <w:t>Câu trả lời cải thiện của AI</w:t>
       </w:r>
+      <w:bookmarkEnd w:id="72"/>
     </w:p>
     <w:p>
       <w:r>
@@ -14837,12 +15568,14 @@
         <w:pStyle w:val="4"/>
         <w:bidi w:val="0"/>
       </w:pPr>
+      <w:bookmarkStart w:id="73" w:name="_Toc1022"/>
       <w:r>
         <w:rPr>
           <w:rFonts w:hint="default"/>
         </w:rPr>
         <w:t>Hard Skills</w:t>
       </w:r>
+      <w:bookmarkEnd w:id="73"/>
     </w:p>
     <w:tbl>
       <w:tblPr>
@@ -15254,12 +15987,14 @@
         <w:pStyle w:val="4"/>
         <w:bidi w:val="0"/>
       </w:pPr>
+      <w:bookmarkStart w:id="74" w:name="_Toc25003"/>
       <w:r>
         <w:rPr>
           <w:rFonts w:hint="default"/>
         </w:rPr>
         <w:t>Soft Skills</w:t>
       </w:r>
+      <w:bookmarkEnd w:id="74"/>
     </w:p>
     <w:tbl>
       <w:tblPr>
@@ -15684,12 +16419,14 @@
         <w:bidi w:val="0"/>
         <w:ind w:left="1428" w:leftChars="0" w:hanging="708" w:firstLineChars="0"/>
       </w:pPr>
+      <w:bookmarkStart w:id="75" w:name="_Toc15926"/>
       <w:r>
         <w:rPr>
           <w:rFonts w:hint="default"/>
         </w:rPr>
         <w:t>AI &amp; Tool Literacy</w:t>
       </w:r>
+      <w:bookmarkEnd w:id="75"/>
     </w:p>
     <w:tbl>
       <w:tblPr>
@@ -16042,14 +16779,14 @@
           <w:rFonts w:hint="default"/>
         </w:rPr>
       </w:pPr>
-      <w:bookmarkStart w:id="69" w:name="_GoBack"/>
-      <w:bookmarkEnd w:id="69"/>
+      <w:bookmarkStart w:id="76" w:name="_Toc32145"/>
       <w:r>
         <w:rPr>
           <w:rFonts w:hint="default"/>
         </w:rPr>
         <w:t>Lộ trình học cho 3 kỹ năng quan trọng nhất</w:t>
       </w:r>
+      <w:bookmarkEnd w:id="76"/>
     </w:p>
     <w:p>
       <w:pPr>
@@ -16123,6 +16860,7 @@
         <w:bidi w:val="0"/>
         <w:ind w:left="850" w:leftChars="0" w:hanging="453" w:firstLineChars="0"/>
       </w:pPr>
+      <w:bookmarkStart w:id="77" w:name="_Toc24447"/>
       <w:r>
         <w:rPr>
           <w:rFonts w:hint="default"/>
@@ -16130,6 +16868,7 @@
         </w:rPr>
         <w:t>Nhận xét câu trả lời của AI</w:t>
       </w:r>
+      <w:bookmarkEnd w:id="77"/>
     </w:p>
     <w:p>
       <w:pPr>
@@ -16137,11 +16876,11 @@
         <w:bidi w:val="0"/>
         <w:ind w:left="425" w:leftChars="0" w:hanging="425" w:firstLineChars="0"/>
       </w:pPr>
-      <w:bookmarkStart w:id="67" w:name="_Toc15059"/>
+      <w:bookmarkStart w:id="78" w:name="_Toc15591"/>
       <w:r>
         <w:t>Phần kết luận (tự viết)</w:t>
       </w:r>
-      <w:bookmarkEnd w:id="67"/>
+      <w:bookmarkEnd w:id="78"/>
     </w:p>
     <w:p>
       <w:pPr>
@@ -16153,11 +16892,11 @@
           <w:lang w:val="vi-VN"/>
         </w:rPr>
       </w:pPr>
-      <w:bookmarkStart w:id="68" w:name="_Toc25995"/>
+      <w:bookmarkStart w:id="79" w:name="_Toc12677"/>
       <w:r>
         <w:t>Tài liệu tham khảo.</w:t>
       </w:r>
-      <w:bookmarkEnd w:id="68"/>
+      <w:bookmarkEnd w:id="79"/>
     </w:p>
     <w:p>
       <w:pPr>

--- a/LAB/lab1/Lab1_TranDucViet_DE190953.docx
+++ b/LAB/lab1/Lab1_TranDucViet_DE190953.docx
@@ -13,7 +13,7 @@
           <w:lang w:val="vi-VN"/>
         </w:rPr>
       </w:pPr>
-      <w:bookmarkStart w:id="0" w:name="_Toc9628"/>
+      <w:bookmarkStart w:id="0" w:name="_Toc4148"/>
       <w:r>
         <w:rPr>
           <w:rFonts w:hint="default"/>
@@ -66,7 +66,7 @@
           <w:rFonts w:hint="default"/>
           <w:lang w:val="vi-VN"/>
         </w:rPr>
-        <w:instrText xml:space="preserve"> HYPERLINK \l _Toc9628 </w:instrText>
+        <w:instrText xml:space="preserve"> HYPERLINK \l _Toc4148 </w:instrText>
       </w:r>
       <w:r>
         <w:rPr>
@@ -90,7 +90,7 @@
         <w:fldChar w:fldCharType="begin"/>
       </w:r>
       <w:r>
-        <w:instrText xml:space="preserve"> PAGEREF _Toc9628 \h </w:instrText>
+        <w:instrText xml:space="preserve"> PAGEREF _Toc4148 \h </w:instrText>
       </w:r>
       <w:r>
         <w:fldChar w:fldCharType="separate"/>
@@ -129,7 +129,7 @@
           <w:rFonts w:hint="default"/>
           <w:lang w:val="vi-VN"/>
         </w:rPr>
-        <w:instrText xml:space="preserve"> HYPERLINK \l _Toc18907 </w:instrText>
+        <w:instrText xml:space="preserve"> HYPERLINK \l _Toc6351 </w:instrText>
       </w:r>
       <w:r>
         <w:rPr>
@@ -152,7 +152,7 @@
         <w:fldChar w:fldCharType="begin"/>
       </w:r>
       <w:r>
-        <w:instrText xml:space="preserve"> PAGEREF _Toc18907 \h </w:instrText>
+        <w:instrText xml:space="preserve"> PAGEREF _Toc6351 \h </w:instrText>
       </w:r>
       <w:r>
         <w:fldChar w:fldCharType="separate"/>
@@ -191,7 +191,7 @@
           <w:rFonts w:hint="default"/>
           <w:lang w:val="vi-VN"/>
         </w:rPr>
-        <w:instrText xml:space="preserve"> HYPERLINK \l _Toc7326 </w:instrText>
+        <w:instrText xml:space="preserve"> HYPERLINK \l _Toc12204 </w:instrText>
       </w:r>
       <w:r>
         <w:rPr>
@@ -226,7 +226,7 @@
         <w:fldChar w:fldCharType="begin"/>
       </w:r>
       <w:r>
-        <w:instrText xml:space="preserve"> PAGEREF _Toc7326 \h </w:instrText>
+        <w:instrText xml:space="preserve"> PAGEREF _Toc12204 \h </w:instrText>
       </w:r>
       <w:r>
         <w:fldChar w:fldCharType="separate"/>
@@ -265,7 +265,7 @@
           <w:rFonts w:hint="default"/>
           <w:lang w:val="vi-VN"/>
         </w:rPr>
-        <w:instrText xml:space="preserve"> HYPERLINK \l _Toc25412 </w:instrText>
+        <w:instrText xml:space="preserve"> HYPERLINK \l _Toc9720 </w:instrText>
       </w:r>
       <w:r>
         <w:rPr>
@@ -298,7 +298,7 @@
         <w:fldChar w:fldCharType="begin"/>
       </w:r>
       <w:r>
-        <w:instrText xml:space="preserve"> PAGEREF _Toc25412 \h </w:instrText>
+        <w:instrText xml:space="preserve"> PAGEREF _Toc9720 \h </w:instrText>
       </w:r>
       <w:r>
         <w:fldChar w:fldCharType="separate"/>
@@ -337,7 +337,7 @@
           <w:rFonts w:hint="default"/>
           <w:lang w:val="vi-VN"/>
         </w:rPr>
-        <w:instrText xml:space="preserve"> HYPERLINK \l _Toc6711 </w:instrText>
+        <w:instrText xml:space="preserve"> HYPERLINK \l _Toc27542 </w:instrText>
       </w:r>
       <w:r>
         <w:rPr>
@@ -362,7 +362,7 @@
         <w:fldChar w:fldCharType="begin"/>
       </w:r>
       <w:r>
-        <w:instrText xml:space="preserve"> PAGEREF _Toc6711 \h </w:instrText>
+        <w:instrText xml:space="preserve"> PAGEREF _Toc27542 \h </w:instrText>
       </w:r>
       <w:r>
         <w:fldChar w:fldCharType="separate"/>
@@ -401,7 +401,7 @@
           <w:rFonts w:hint="default"/>
           <w:lang w:val="vi-VN"/>
         </w:rPr>
-        <w:instrText xml:space="preserve"> HYPERLINK \l _Toc15773 </w:instrText>
+        <w:instrText xml:space="preserve"> HYPERLINK \l _Toc21925 </w:instrText>
       </w:r>
       <w:r>
         <w:rPr>
@@ -436,7 +436,7 @@
         <w:fldChar w:fldCharType="begin"/>
       </w:r>
       <w:r>
-        <w:instrText xml:space="preserve"> PAGEREF _Toc15773 \h </w:instrText>
+        <w:instrText xml:space="preserve"> PAGEREF _Toc21925 \h </w:instrText>
       </w:r>
       <w:r>
         <w:fldChar w:fldCharType="separate"/>
@@ -475,7 +475,7 @@
           <w:rFonts w:hint="default"/>
           <w:lang w:val="vi-VN"/>
         </w:rPr>
-        <w:instrText xml:space="preserve"> HYPERLINK \l _Toc32731 </w:instrText>
+        <w:instrText xml:space="preserve"> HYPERLINK \l _Toc2413 </w:instrText>
       </w:r>
       <w:r>
         <w:rPr>
@@ -507,7 +507,7 @@
         <w:fldChar w:fldCharType="begin"/>
       </w:r>
       <w:r>
-        <w:instrText xml:space="preserve"> PAGEREF _Toc32731 \h </w:instrText>
+        <w:instrText xml:space="preserve"> PAGEREF _Toc2413 \h </w:instrText>
       </w:r>
       <w:r>
         <w:fldChar w:fldCharType="separate"/>
@@ -546,7 +546,7 @@
           <w:rFonts w:hint="default"/>
           <w:lang w:val="vi-VN"/>
         </w:rPr>
-        <w:instrText xml:space="preserve"> HYPERLINK \l _Toc25660 </w:instrText>
+        <w:instrText xml:space="preserve"> HYPERLINK \l _Toc28710 </w:instrText>
       </w:r>
       <w:r>
         <w:rPr>
@@ -578,7 +578,7 @@
         <w:fldChar w:fldCharType="begin"/>
       </w:r>
       <w:r>
-        <w:instrText xml:space="preserve"> PAGEREF _Toc25660 \h </w:instrText>
+        <w:instrText xml:space="preserve"> PAGEREF _Toc28710 \h </w:instrText>
       </w:r>
       <w:r>
         <w:fldChar w:fldCharType="separate"/>
@@ -617,7 +617,7 @@
           <w:rFonts w:hint="default"/>
           <w:lang w:val="vi-VN"/>
         </w:rPr>
-        <w:instrText xml:space="preserve"> HYPERLINK \l _Toc25718 </w:instrText>
+        <w:instrText xml:space="preserve"> HYPERLINK \l _Toc28155 </w:instrText>
       </w:r>
       <w:r>
         <w:rPr>
@@ -649,7 +649,7 @@
         <w:fldChar w:fldCharType="begin"/>
       </w:r>
       <w:r>
-        <w:instrText xml:space="preserve"> PAGEREF _Toc25718 \h </w:instrText>
+        <w:instrText xml:space="preserve"> PAGEREF _Toc28155 \h </w:instrText>
       </w:r>
       <w:r>
         <w:fldChar w:fldCharType="separate"/>
@@ -688,7 +688,7 @@
           <w:rFonts w:hint="default"/>
           <w:lang w:val="vi-VN"/>
         </w:rPr>
-        <w:instrText xml:space="preserve"> HYPERLINK \l _Toc4004 </w:instrText>
+        <w:instrText xml:space="preserve"> HYPERLINK \l _Toc30192 </w:instrText>
       </w:r>
       <w:r>
         <w:rPr>
@@ -713,7 +713,7 @@
         <w:fldChar w:fldCharType="begin"/>
       </w:r>
       <w:r>
-        <w:instrText xml:space="preserve"> PAGEREF _Toc4004 \h </w:instrText>
+        <w:instrText xml:space="preserve"> PAGEREF _Toc30192 \h </w:instrText>
       </w:r>
       <w:r>
         <w:fldChar w:fldCharType="separate"/>
@@ -752,7 +752,7 @@
           <w:rFonts w:hint="default"/>
           <w:lang w:val="vi-VN"/>
         </w:rPr>
-        <w:instrText xml:space="preserve"> HYPERLINK \l _Toc11960 </w:instrText>
+        <w:instrText xml:space="preserve"> HYPERLINK \l _Toc21352 </w:instrText>
       </w:r>
       <w:r>
         <w:rPr>
@@ -777,7 +777,7 @@
         <w:fldChar w:fldCharType="begin"/>
       </w:r>
       <w:r>
-        <w:instrText xml:space="preserve"> PAGEREF _Toc11960 \h </w:instrText>
+        <w:instrText xml:space="preserve"> PAGEREF _Toc21352 \h </w:instrText>
       </w:r>
       <w:r>
         <w:fldChar w:fldCharType="separate"/>
@@ -816,7 +816,7 @@
           <w:rFonts w:hint="default"/>
           <w:lang w:val="vi-VN"/>
         </w:rPr>
-        <w:instrText xml:space="preserve"> HYPERLINK \l _Toc17169 </w:instrText>
+        <w:instrText xml:space="preserve"> HYPERLINK \l _Toc11751 </w:instrText>
       </w:r>
       <w:r>
         <w:rPr>
@@ -851,7 +851,7 @@
         <w:fldChar w:fldCharType="begin"/>
       </w:r>
       <w:r>
-        <w:instrText xml:space="preserve"> PAGEREF _Toc17169 \h </w:instrText>
+        <w:instrText xml:space="preserve"> PAGEREF _Toc11751 \h </w:instrText>
       </w:r>
       <w:r>
         <w:fldChar w:fldCharType="separate"/>
@@ -890,7 +890,7 @@
           <w:rFonts w:hint="default"/>
           <w:lang w:val="vi-VN"/>
         </w:rPr>
-        <w:instrText xml:space="preserve"> HYPERLINK \l _Toc30453 </w:instrText>
+        <w:instrText xml:space="preserve"> HYPERLINK \l _Toc3300 </w:instrText>
       </w:r>
       <w:r>
         <w:rPr>
@@ -922,7 +922,7 @@
         <w:fldChar w:fldCharType="begin"/>
       </w:r>
       <w:r>
-        <w:instrText xml:space="preserve"> PAGEREF _Toc30453 \h </w:instrText>
+        <w:instrText xml:space="preserve"> PAGEREF _Toc3300 \h </w:instrText>
       </w:r>
       <w:r>
         <w:fldChar w:fldCharType="separate"/>
@@ -961,7 +961,7 @@
           <w:rFonts w:hint="default"/>
           <w:lang w:val="vi-VN"/>
         </w:rPr>
-        <w:instrText xml:space="preserve"> HYPERLINK \l _Toc30573 </w:instrText>
+        <w:instrText xml:space="preserve"> HYPERLINK \l _Toc3828 </w:instrText>
       </w:r>
       <w:r>
         <w:rPr>
@@ -990,7 +990,7 @@
         <w:fldChar w:fldCharType="begin"/>
       </w:r>
       <w:r>
-        <w:instrText xml:space="preserve"> PAGEREF _Toc30573 \h </w:instrText>
+        <w:instrText xml:space="preserve"> PAGEREF _Toc3828 \h </w:instrText>
       </w:r>
       <w:r>
         <w:fldChar w:fldCharType="separate"/>
@@ -1029,7 +1029,7 @@
           <w:rFonts w:hint="default"/>
           <w:lang w:val="vi-VN"/>
         </w:rPr>
-        <w:instrText xml:space="preserve"> HYPERLINK \l _Toc5324 </w:instrText>
+        <w:instrText xml:space="preserve"> HYPERLINK \l _Toc11355 </w:instrText>
       </w:r>
       <w:r>
         <w:rPr>
@@ -1054,7 +1054,7 @@
         <w:fldChar w:fldCharType="begin"/>
       </w:r>
       <w:r>
-        <w:instrText xml:space="preserve"> PAGEREF _Toc5324 \h </w:instrText>
+        <w:instrText xml:space="preserve"> PAGEREF _Toc11355 \h </w:instrText>
       </w:r>
       <w:r>
         <w:fldChar w:fldCharType="separate"/>
@@ -1093,7 +1093,7 @@
           <w:rFonts w:hint="default"/>
           <w:lang w:val="vi-VN"/>
         </w:rPr>
-        <w:instrText xml:space="preserve"> HYPERLINK \l _Toc18122 </w:instrText>
+        <w:instrText xml:space="preserve"> HYPERLINK \l _Toc10067 </w:instrText>
       </w:r>
       <w:r>
         <w:rPr>
@@ -1118,7 +1118,7 @@
         <w:fldChar w:fldCharType="begin"/>
       </w:r>
       <w:r>
-        <w:instrText xml:space="preserve"> PAGEREF _Toc18122 \h </w:instrText>
+        <w:instrText xml:space="preserve"> PAGEREF _Toc10067 \h </w:instrText>
       </w:r>
       <w:r>
         <w:fldChar w:fldCharType="separate"/>
@@ -1157,7 +1157,7 @@
           <w:rFonts w:hint="default"/>
           <w:lang w:val="vi-VN"/>
         </w:rPr>
-        <w:instrText xml:space="preserve"> HYPERLINK \l _Toc7982 </w:instrText>
+        <w:instrText xml:space="preserve"> HYPERLINK \l _Toc17174 </w:instrText>
       </w:r>
       <w:r>
         <w:rPr>
@@ -1182,7 +1182,7 @@
         <w:fldChar w:fldCharType="begin"/>
       </w:r>
       <w:r>
-        <w:instrText xml:space="preserve"> PAGEREF _Toc7982 \h </w:instrText>
+        <w:instrText xml:space="preserve"> PAGEREF _Toc17174 \h </w:instrText>
       </w:r>
       <w:r>
         <w:fldChar w:fldCharType="separate"/>
@@ -1221,7 +1221,7 @@
           <w:rFonts w:hint="default"/>
           <w:lang w:val="vi-VN"/>
         </w:rPr>
-        <w:instrText xml:space="preserve"> HYPERLINK \l _Toc25818 </w:instrText>
+        <w:instrText xml:space="preserve"> HYPERLINK \l _Toc30520 </w:instrText>
       </w:r>
       <w:r>
         <w:rPr>
@@ -1246,7 +1246,7 @@
         <w:fldChar w:fldCharType="begin"/>
       </w:r>
       <w:r>
-        <w:instrText xml:space="preserve"> PAGEREF _Toc25818 \h </w:instrText>
+        <w:instrText xml:space="preserve"> PAGEREF _Toc30520 \h </w:instrText>
       </w:r>
       <w:r>
         <w:fldChar w:fldCharType="separate"/>
@@ -1285,7 +1285,7 @@
           <w:rFonts w:hint="default"/>
           <w:lang w:val="vi-VN"/>
         </w:rPr>
-        <w:instrText xml:space="preserve"> HYPERLINK \l _Toc6527 </w:instrText>
+        <w:instrText xml:space="preserve"> HYPERLINK \l _Toc31811 </w:instrText>
       </w:r>
       <w:r>
         <w:rPr>
@@ -1317,7 +1317,7 @@
         <w:fldChar w:fldCharType="begin"/>
       </w:r>
       <w:r>
-        <w:instrText xml:space="preserve"> PAGEREF _Toc6527 \h </w:instrText>
+        <w:instrText xml:space="preserve"> PAGEREF _Toc31811 \h </w:instrText>
       </w:r>
       <w:r>
         <w:fldChar w:fldCharType="separate"/>
@@ -1356,7 +1356,7 @@
           <w:rFonts w:hint="default"/>
           <w:lang w:val="vi-VN"/>
         </w:rPr>
-        <w:instrText xml:space="preserve"> HYPERLINK \l _Toc21502 </w:instrText>
+        <w:instrText xml:space="preserve"> HYPERLINK \l _Toc8639 </w:instrText>
       </w:r>
       <w:r>
         <w:rPr>
@@ -1385,7 +1385,7 @@
         <w:fldChar w:fldCharType="begin"/>
       </w:r>
       <w:r>
-        <w:instrText xml:space="preserve"> PAGEREF _Toc21502 \h </w:instrText>
+        <w:instrText xml:space="preserve"> PAGEREF _Toc8639 \h </w:instrText>
       </w:r>
       <w:r>
         <w:fldChar w:fldCharType="separate"/>
@@ -1424,7 +1424,7 @@
           <w:rFonts w:hint="default"/>
           <w:lang w:val="vi-VN"/>
         </w:rPr>
-        <w:instrText xml:space="preserve"> HYPERLINK \l _Toc7916 </w:instrText>
+        <w:instrText xml:space="preserve"> HYPERLINK \l _Toc2216 </w:instrText>
       </w:r>
       <w:r>
         <w:rPr>
@@ -1449,7 +1449,7 @@
         <w:fldChar w:fldCharType="begin"/>
       </w:r>
       <w:r>
-        <w:instrText xml:space="preserve"> PAGEREF _Toc7916 \h </w:instrText>
+        <w:instrText xml:space="preserve"> PAGEREF _Toc2216 \h </w:instrText>
       </w:r>
       <w:r>
         <w:fldChar w:fldCharType="separate"/>
@@ -1488,7 +1488,7 @@
           <w:rFonts w:hint="default"/>
           <w:lang w:val="vi-VN"/>
         </w:rPr>
-        <w:instrText xml:space="preserve"> HYPERLINK \l _Toc984 </w:instrText>
+        <w:instrText xml:space="preserve"> HYPERLINK \l _Toc11845 </w:instrText>
       </w:r>
       <w:r>
         <w:rPr>
@@ -1513,7 +1513,7 @@
         <w:fldChar w:fldCharType="begin"/>
       </w:r>
       <w:r>
-        <w:instrText xml:space="preserve"> PAGEREF _Toc984 \h </w:instrText>
+        <w:instrText xml:space="preserve"> PAGEREF _Toc11845 \h </w:instrText>
       </w:r>
       <w:r>
         <w:fldChar w:fldCharType="separate"/>
@@ -1552,7 +1552,7 @@
           <w:rFonts w:hint="default"/>
           <w:lang w:val="vi-VN"/>
         </w:rPr>
-        <w:instrText xml:space="preserve"> HYPERLINK \l _Toc9503 </w:instrText>
+        <w:instrText xml:space="preserve"> HYPERLINK \l _Toc19734 </w:instrText>
       </w:r>
       <w:r>
         <w:rPr>
@@ -1577,7 +1577,7 @@
         <w:fldChar w:fldCharType="begin"/>
       </w:r>
       <w:r>
-        <w:instrText xml:space="preserve"> PAGEREF _Toc9503 \h </w:instrText>
+        <w:instrText xml:space="preserve"> PAGEREF _Toc19734 \h </w:instrText>
       </w:r>
       <w:r>
         <w:fldChar w:fldCharType="separate"/>
@@ -1616,7 +1616,7 @@
           <w:rFonts w:hint="default"/>
           <w:lang w:val="vi-VN"/>
         </w:rPr>
-        <w:instrText xml:space="preserve"> HYPERLINK \l _Toc11669 </w:instrText>
+        <w:instrText xml:space="preserve"> HYPERLINK \l _Toc9625 </w:instrText>
       </w:r>
       <w:r>
         <w:rPr>
@@ -1641,7 +1641,7 @@
         <w:fldChar w:fldCharType="begin"/>
       </w:r>
       <w:r>
-        <w:instrText xml:space="preserve"> PAGEREF _Toc11669 \h </w:instrText>
+        <w:instrText xml:space="preserve"> PAGEREF _Toc9625 \h </w:instrText>
       </w:r>
       <w:r>
         <w:fldChar w:fldCharType="separate"/>
@@ -1680,7 +1680,7 @@
           <w:rFonts w:hint="default"/>
           <w:lang w:val="vi-VN"/>
         </w:rPr>
-        <w:instrText xml:space="preserve"> HYPERLINK \l _Toc31234 </w:instrText>
+        <w:instrText xml:space="preserve"> HYPERLINK \l _Toc4442 </w:instrText>
       </w:r>
       <w:r>
         <w:rPr>
@@ -1705,7 +1705,7 @@
         <w:fldChar w:fldCharType="begin"/>
       </w:r>
       <w:r>
-        <w:instrText xml:space="preserve"> PAGEREF _Toc31234 \h </w:instrText>
+        <w:instrText xml:space="preserve"> PAGEREF _Toc4442 \h </w:instrText>
       </w:r>
       <w:r>
         <w:fldChar w:fldCharType="separate"/>
@@ -1744,7 +1744,7 @@
           <w:rFonts w:hint="default"/>
           <w:lang w:val="vi-VN"/>
         </w:rPr>
-        <w:instrText xml:space="preserve"> HYPERLINK \l _Toc9023 </w:instrText>
+        <w:instrText xml:space="preserve"> HYPERLINK \l _Toc29098 </w:instrText>
       </w:r>
       <w:r>
         <w:rPr>
@@ -1779,7 +1779,7 @@
         <w:fldChar w:fldCharType="begin"/>
       </w:r>
       <w:r>
-        <w:instrText xml:space="preserve"> PAGEREF _Toc9023 \h </w:instrText>
+        <w:instrText xml:space="preserve"> PAGEREF _Toc29098 \h </w:instrText>
       </w:r>
       <w:r>
         <w:fldChar w:fldCharType="separate"/>
@@ -1818,7 +1818,7 @@
           <w:rFonts w:hint="default"/>
           <w:lang w:val="vi-VN"/>
         </w:rPr>
-        <w:instrText xml:space="preserve"> HYPERLINK \l _Toc31792 </w:instrText>
+        <w:instrText xml:space="preserve"> HYPERLINK \l _Toc7092 </w:instrText>
       </w:r>
       <w:r>
         <w:rPr>
@@ -1850,7 +1850,7 @@
         <w:fldChar w:fldCharType="begin"/>
       </w:r>
       <w:r>
-        <w:instrText xml:space="preserve"> PAGEREF _Toc31792 \h </w:instrText>
+        <w:instrText xml:space="preserve"> PAGEREF _Toc7092 \h </w:instrText>
       </w:r>
       <w:r>
         <w:fldChar w:fldCharType="separate"/>
@@ -1889,7 +1889,7 @@
           <w:rFonts w:hint="default"/>
           <w:lang w:val="vi-VN"/>
         </w:rPr>
-        <w:instrText xml:space="preserve"> HYPERLINK \l _Toc13010 </w:instrText>
+        <w:instrText xml:space="preserve"> HYPERLINK \l _Toc23444 </w:instrText>
       </w:r>
       <w:r>
         <w:rPr>
@@ -1918,7 +1918,7 @@
         <w:fldChar w:fldCharType="begin"/>
       </w:r>
       <w:r>
-        <w:instrText xml:space="preserve"> PAGEREF _Toc13010 \h </w:instrText>
+        <w:instrText xml:space="preserve"> PAGEREF _Toc23444 \h </w:instrText>
       </w:r>
       <w:r>
         <w:fldChar w:fldCharType="separate"/>
@@ -1957,7 +1957,7 @@
           <w:rFonts w:hint="default"/>
           <w:lang w:val="vi-VN"/>
         </w:rPr>
-        <w:instrText xml:space="preserve"> HYPERLINK \l _Toc19516 </w:instrText>
+        <w:instrText xml:space="preserve"> HYPERLINK \l _Toc17704 </w:instrText>
       </w:r>
       <w:r>
         <w:rPr>
@@ -1982,7 +1982,7 @@
         <w:fldChar w:fldCharType="begin"/>
       </w:r>
       <w:r>
-        <w:instrText xml:space="preserve"> PAGEREF _Toc19516 \h </w:instrText>
+        <w:instrText xml:space="preserve"> PAGEREF _Toc17704 \h </w:instrText>
       </w:r>
       <w:r>
         <w:fldChar w:fldCharType="separate"/>
@@ -2021,7 +2021,7 @@
           <w:rFonts w:hint="default"/>
           <w:lang w:val="vi-VN"/>
         </w:rPr>
-        <w:instrText xml:space="preserve"> HYPERLINK \l _Toc762 </w:instrText>
+        <w:instrText xml:space="preserve"> HYPERLINK \l _Toc9027 </w:instrText>
       </w:r>
       <w:r>
         <w:rPr>
@@ -2046,7 +2046,7 @@
         <w:fldChar w:fldCharType="begin"/>
       </w:r>
       <w:r>
-        <w:instrText xml:space="preserve"> PAGEREF _Toc762 \h </w:instrText>
+        <w:instrText xml:space="preserve"> PAGEREF _Toc9027 \h </w:instrText>
       </w:r>
       <w:r>
         <w:fldChar w:fldCharType="separate"/>
@@ -2085,7 +2085,7 @@
           <w:rFonts w:hint="default"/>
           <w:lang w:val="vi-VN"/>
         </w:rPr>
-        <w:instrText xml:space="preserve"> HYPERLINK \l _Toc25859 </w:instrText>
+        <w:instrText xml:space="preserve"> HYPERLINK \l _Toc13595 </w:instrText>
       </w:r>
       <w:r>
         <w:rPr>
@@ -2110,7 +2110,7 @@
         <w:fldChar w:fldCharType="begin"/>
       </w:r>
       <w:r>
-        <w:instrText xml:space="preserve"> PAGEREF _Toc25859 \h </w:instrText>
+        <w:instrText xml:space="preserve"> PAGEREF _Toc13595 \h </w:instrText>
       </w:r>
       <w:r>
         <w:fldChar w:fldCharType="separate"/>
@@ -2149,7 +2149,7 @@
           <w:rFonts w:hint="default"/>
           <w:lang w:val="vi-VN"/>
         </w:rPr>
-        <w:instrText xml:space="preserve"> HYPERLINK \l _Toc16018 </w:instrText>
+        <w:instrText xml:space="preserve"> HYPERLINK \l _Toc17669 </w:instrText>
       </w:r>
       <w:r>
         <w:rPr>
@@ -2174,7 +2174,7 @@
         <w:fldChar w:fldCharType="begin"/>
       </w:r>
       <w:r>
-        <w:instrText xml:space="preserve"> PAGEREF _Toc16018 \h </w:instrText>
+        <w:instrText xml:space="preserve"> PAGEREF _Toc17669 \h </w:instrText>
       </w:r>
       <w:r>
         <w:fldChar w:fldCharType="separate"/>
@@ -2213,7 +2213,7 @@
           <w:rFonts w:hint="default"/>
           <w:lang w:val="vi-VN"/>
         </w:rPr>
-        <w:instrText xml:space="preserve"> HYPERLINK \l _Toc15254 </w:instrText>
+        <w:instrText xml:space="preserve"> HYPERLINK \l _Toc10015 </w:instrText>
       </w:r>
       <w:r>
         <w:rPr>
@@ -2245,7 +2245,7 @@
         <w:fldChar w:fldCharType="begin"/>
       </w:r>
       <w:r>
-        <w:instrText xml:space="preserve"> PAGEREF _Toc15254 \h </w:instrText>
+        <w:instrText xml:space="preserve"> PAGEREF _Toc10015 \h </w:instrText>
       </w:r>
       <w:r>
         <w:fldChar w:fldCharType="separate"/>
@@ -2284,7 +2284,7 @@
           <w:rFonts w:hint="default"/>
           <w:lang w:val="vi-VN"/>
         </w:rPr>
-        <w:instrText xml:space="preserve"> HYPERLINK \l _Toc19815 </w:instrText>
+        <w:instrText xml:space="preserve"> HYPERLINK \l _Toc25787 </w:instrText>
       </w:r>
       <w:r>
         <w:rPr>
@@ -2313,7 +2313,7 @@
         <w:fldChar w:fldCharType="begin"/>
       </w:r>
       <w:r>
-        <w:instrText xml:space="preserve"> PAGEREF _Toc19815 \h </w:instrText>
+        <w:instrText xml:space="preserve"> PAGEREF _Toc25787 \h </w:instrText>
       </w:r>
       <w:r>
         <w:fldChar w:fldCharType="separate"/>
@@ -2352,7 +2352,7 @@
           <w:rFonts w:hint="default"/>
           <w:lang w:val="vi-VN"/>
         </w:rPr>
-        <w:instrText xml:space="preserve"> HYPERLINK \l _Toc19338 </w:instrText>
+        <w:instrText xml:space="preserve"> HYPERLINK \l _Toc29659 </w:instrText>
       </w:r>
       <w:r>
         <w:rPr>
@@ -2377,7 +2377,7 @@
         <w:fldChar w:fldCharType="begin"/>
       </w:r>
       <w:r>
-        <w:instrText xml:space="preserve"> PAGEREF _Toc19338 \h </w:instrText>
+        <w:instrText xml:space="preserve"> PAGEREF _Toc29659 \h </w:instrText>
       </w:r>
       <w:r>
         <w:fldChar w:fldCharType="separate"/>
@@ -2416,7 +2416,7 @@
           <w:rFonts w:hint="default"/>
           <w:lang w:val="vi-VN"/>
         </w:rPr>
-        <w:instrText xml:space="preserve"> HYPERLINK \l _Toc3022 </w:instrText>
+        <w:instrText xml:space="preserve"> HYPERLINK \l _Toc21389 </w:instrText>
       </w:r>
       <w:r>
         <w:rPr>
@@ -2441,7 +2441,7 @@
         <w:fldChar w:fldCharType="begin"/>
       </w:r>
       <w:r>
-        <w:instrText xml:space="preserve"> PAGEREF _Toc3022 \h </w:instrText>
+        <w:instrText xml:space="preserve"> PAGEREF _Toc21389 \h </w:instrText>
       </w:r>
       <w:r>
         <w:fldChar w:fldCharType="separate"/>
@@ -2480,7 +2480,7 @@
           <w:rFonts w:hint="default"/>
           <w:lang w:val="vi-VN"/>
         </w:rPr>
-        <w:instrText xml:space="preserve"> HYPERLINK \l _Toc23212 </w:instrText>
+        <w:instrText xml:space="preserve"> HYPERLINK \l _Toc7792 </w:instrText>
       </w:r>
       <w:r>
         <w:rPr>
@@ -2505,7 +2505,7 @@
         <w:fldChar w:fldCharType="begin"/>
       </w:r>
       <w:r>
-        <w:instrText xml:space="preserve"> PAGEREF _Toc23212 \h </w:instrText>
+        <w:instrText xml:space="preserve"> PAGEREF _Toc7792 \h </w:instrText>
       </w:r>
       <w:r>
         <w:fldChar w:fldCharType="separate"/>
@@ -2544,7 +2544,7 @@
           <w:rFonts w:hint="default"/>
           <w:lang w:val="vi-VN"/>
         </w:rPr>
-        <w:instrText xml:space="preserve"> HYPERLINK \l _Toc16384 </w:instrText>
+        <w:instrText xml:space="preserve"> HYPERLINK \l _Toc3152 </w:instrText>
       </w:r>
       <w:r>
         <w:rPr>
@@ -2576,7 +2576,7 @@
         <w:fldChar w:fldCharType="begin"/>
       </w:r>
       <w:r>
-        <w:instrText xml:space="preserve"> PAGEREF _Toc16384 \h </w:instrText>
+        <w:instrText xml:space="preserve"> PAGEREF _Toc3152 \h </w:instrText>
       </w:r>
       <w:r>
         <w:fldChar w:fldCharType="separate"/>
@@ -2615,7 +2615,7 @@
           <w:rFonts w:hint="default"/>
           <w:lang w:val="vi-VN"/>
         </w:rPr>
-        <w:instrText xml:space="preserve"> HYPERLINK \l _Toc22378 </w:instrText>
+        <w:instrText xml:space="preserve"> HYPERLINK \l _Toc29131 </w:instrText>
       </w:r>
       <w:r>
         <w:rPr>
@@ -2644,7 +2644,7 @@
         <w:fldChar w:fldCharType="begin"/>
       </w:r>
       <w:r>
-        <w:instrText xml:space="preserve"> PAGEREF _Toc22378 \h </w:instrText>
+        <w:instrText xml:space="preserve"> PAGEREF _Toc29131 \h </w:instrText>
       </w:r>
       <w:r>
         <w:fldChar w:fldCharType="separate"/>
@@ -2683,7 +2683,7 @@
           <w:rFonts w:hint="default"/>
           <w:lang w:val="vi-VN"/>
         </w:rPr>
-        <w:instrText xml:space="preserve"> HYPERLINK \l _Toc17255 </w:instrText>
+        <w:instrText xml:space="preserve"> HYPERLINK \l _Toc9209 </w:instrText>
       </w:r>
       <w:r>
         <w:rPr>
@@ -2708,7 +2708,7 @@
         <w:fldChar w:fldCharType="begin"/>
       </w:r>
       <w:r>
-        <w:instrText xml:space="preserve"> PAGEREF _Toc17255 \h </w:instrText>
+        <w:instrText xml:space="preserve"> PAGEREF _Toc9209 \h </w:instrText>
       </w:r>
       <w:r>
         <w:fldChar w:fldCharType="separate"/>
@@ -2747,7 +2747,7 @@
           <w:rFonts w:hint="default"/>
           <w:lang w:val="vi-VN"/>
         </w:rPr>
-        <w:instrText xml:space="preserve"> HYPERLINK \l _Toc3954 </w:instrText>
+        <w:instrText xml:space="preserve"> HYPERLINK \l _Toc21955 </w:instrText>
       </w:r>
       <w:r>
         <w:rPr>
@@ -2779,7 +2779,7 @@
         <w:fldChar w:fldCharType="begin"/>
       </w:r>
       <w:r>
-        <w:instrText xml:space="preserve"> PAGEREF _Toc3954 \h </w:instrText>
+        <w:instrText xml:space="preserve"> PAGEREF _Toc21955 \h </w:instrText>
       </w:r>
       <w:r>
         <w:fldChar w:fldCharType="separate"/>
@@ -2818,7 +2818,7 @@
           <w:rFonts w:hint="default"/>
           <w:lang w:val="vi-VN"/>
         </w:rPr>
-        <w:instrText xml:space="preserve"> HYPERLINK \l _Toc18236 </w:instrText>
+        <w:instrText xml:space="preserve"> HYPERLINK \l _Toc22230 </w:instrText>
       </w:r>
       <w:r>
         <w:rPr>
@@ -2850,7 +2850,7 @@
         <w:fldChar w:fldCharType="begin"/>
       </w:r>
       <w:r>
-        <w:instrText xml:space="preserve"> PAGEREF _Toc18236 \h </w:instrText>
+        <w:instrText xml:space="preserve"> PAGEREF _Toc22230 \h </w:instrText>
       </w:r>
       <w:r>
         <w:fldChar w:fldCharType="separate"/>
@@ -2889,7 +2889,7 @@
           <w:rFonts w:hint="default"/>
           <w:lang w:val="vi-VN"/>
         </w:rPr>
-        <w:instrText xml:space="preserve"> HYPERLINK \l _Toc10322 </w:instrText>
+        <w:instrText xml:space="preserve"> HYPERLINK \l _Toc505 </w:instrText>
       </w:r>
       <w:r>
         <w:rPr>
@@ -2914,7 +2914,7 @@
         <w:fldChar w:fldCharType="begin"/>
       </w:r>
       <w:r>
-        <w:instrText xml:space="preserve"> PAGEREF _Toc10322 \h </w:instrText>
+        <w:instrText xml:space="preserve"> PAGEREF _Toc505 \h </w:instrText>
       </w:r>
       <w:r>
         <w:fldChar w:fldCharType="separate"/>
@@ -2953,7 +2953,7 @@
           <w:rFonts w:hint="default"/>
           <w:lang w:val="vi-VN"/>
         </w:rPr>
-        <w:instrText xml:space="preserve"> HYPERLINK \l _Toc5923 </w:instrText>
+        <w:instrText xml:space="preserve"> HYPERLINK \l _Toc24678 </w:instrText>
       </w:r>
       <w:r>
         <w:rPr>
@@ -2985,7 +2985,7 @@
         <w:fldChar w:fldCharType="begin"/>
       </w:r>
       <w:r>
-        <w:instrText xml:space="preserve"> PAGEREF _Toc5923 \h </w:instrText>
+        <w:instrText xml:space="preserve"> PAGEREF _Toc24678 \h </w:instrText>
       </w:r>
       <w:r>
         <w:fldChar w:fldCharType="separate"/>
@@ -3024,7 +3024,7 @@
           <w:rFonts w:hint="default"/>
           <w:lang w:val="vi-VN"/>
         </w:rPr>
-        <w:instrText xml:space="preserve"> HYPERLINK \l _Toc21029 </w:instrText>
+        <w:instrText xml:space="preserve"> HYPERLINK \l _Toc9421 </w:instrText>
       </w:r>
       <w:r>
         <w:rPr>
@@ -3053,7 +3053,7 @@
         <w:fldChar w:fldCharType="begin"/>
       </w:r>
       <w:r>
-        <w:instrText xml:space="preserve"> PAGEREF _Toc21029 \h </w:instrText>
+        <w:instrText xml:space="preserve"> PAGEREF _Toc9421 \h </w:instrText>
       </w:r>
       <w:r>
         <w:fldChar w:fldCharType="separate"/>
@@ -3092,7 +3092,7 @@
           <w:rFonts w:hint="default"/>
           <w:lang w:val="vi-VN"/>
         </w:rPr>
-        <w:instrText xml:space="preserve"> HYPERLINK \l _Toc4528 </w:instrText>
+        <w:instrText xml:space="preserve"> HYPERLINK \l _Toc31487 </w:instrText>
       </w:r>
       <w:r>
         <w:rPr>
@@ -3121,7 +3121,7 @@
         <w:fldChar w:fldCharType="begin"/>
       </w:r>
       <w:r>
-        <w:instrText xml:space="preserve"> PAGEREF _Toc4528 \h </w:instrText>
+        <w:instrText xml:space="preserve"> PAGEREF _Toc31487 \h </w:instrText>
       </w:r>
       <w:r>
         <w:fldChar w:fldCharType="separate"/>
@@ -3160,7 +3160,7 @@
           <w:rFonts w:hint="default"/>
           <w:lang w:val="vi-VN"/>
         </w:rPr>
-        <w:instrText xml:space="preserve"> HYPERLINK \l _Toc11403 </w:instrText>
+        <w:instrText xml:space="preserve"> HYPERLINK \l _Toc1767 </w:instrText>
       </w:r>
       <w:r>
         <w:rPr>
@@ -3188,7 +3188,7 @@
         <w:fldChar w:fldCharType="begin"/>
       </w:r>
       <w:r>
-        <w:instrText xml:space="preserve"> PAGEREF _Toc11403 \h </w:instrText>
+        <w:instrText xml:space="preserve"> PAGEREF _Toc1767 \h </w:instrText>
       </w:r>
       <w:r>
         <w:fldChar w:fldCharType="separate"/>
@@ -3227,7 +3227,7 @@
           <w:rFonts w:hint="default"/>
           <w:lang w:val="vi-VN"/>
         </w:rPr>
-        <w:instrText xml:space="preserve"> HYPERLINK \l _Toc3570 </w:instrText>
+        <w:instrText xml:space="preserve"> HYPERLINK \l _Toc3497 </w:instrText>
       </w:r>
       <w:r>
         <w:rPr>
@@ -3255,7 +3255,7 @@
         <w:fldChar w:fldCharType="begin"/>
       </w:r>
       <w:r>
-        <w:instrText xml:space="preserve"> PAGEREF _Toc3570 \h </w:instrText>
+        <w:instrText xml:space="preserve"> PAGEREF _Toc3497 \h </w:instrText>
       </w:r>
       <w:r>
         <w:fldChar w:fldCharType="separate"/>
@@ -3294,7 +3294,7 @@
           <w:rFonts w:hint="default"/>
           <w:lang w:val="vi-VN"/>
         </w:rPr>
-        <w:instrText xml:space="preserve"> HYPERLINK \l _Toc22657 </w:instrText>
+        <w:instrText xml:space="preserve"> HYPERLINK \l _Toc14373 </w:instrText>
       </w:r>
       <w:r>
         <w:rPr>
@@ -3322,7 +3322,7 @@
         <w:fldChar w:fldCharType="begin"/>
       </w:r>
       <w:r>
-        <w:instrText xml:space="preserve"> PAGEREF _Toc22657 \h </w:instrText>
+        <w:instrText xml:space="preserve"> PAGEREF _Toc14373 \h </w:instrText>
       </w:r>
       <w:r>
         <w:fldChar w:fldCharType="separate"/>
@@ -3361,7 +3361,7 @@
           <w:rFonts w:hint="default"/>
           <w:lang w:val="vi-VN"/>
         </w:rPr>
-        <w:instrText xml:space="preserve"> HYPERLINK \l _Toc24186 </w:instrText>
+        <w:instrText xml:space="preserve"> HYPERLINK \l _Toc473 </w:instrText>
       </w:r>
       <w:r>
         <w:rPr>
@@ -3389,7 +3389,7 @@
         <w:fldChar w:fldCharType="begin"/>
       </w:r>
       <w:r>
-        <w:instrText xml:space="preserve"> PAGEREF _Toc24186 \h </w:instrText>
+        <w:instrText xml:space="preserve"> PAGEREF _Toc473 \h </w:instrText>
       </w:r>
       <w:r>
         <w:fldChar w:fldCharType="separate"/>
@@ -3428,7 +3428,7 @@
           <w:rFonts w:hint="default"/>
           <w:lang w:val="vi-VN"/>
         </w:rPr>
-        <w:instrText xml:space="preserve"> HYPERLINK \l _Toc17873 </w:instrText>
+        <w:instrText xml:space="preserve"> HYPERLINK \l _Toc30964 </w:instrText>
       </w:r>
       <w:r>
         <w:rPr>
@@ -3456,7 +3456,7 @@
         <w:fldChar w:fldCharType="begin"/>
       </w:r>
       <w:r>
-        <w:instrText xml:space="preserve"> PAGEREF _Toc17873 \h </w:instrText>
+        <w:instrText xml:space="preserve"> PAGEREF _Toc30964 \h </w:instrText>
       </w:r>
       <w:r>
         <w:fldChar w:fldCharType="separate"/>
@@ -3495,7 +3495,7 @@
           <w:rFonts w:hint="default"/>
           <w:lang w:val="vi-VN"/>
         </w:rPr>
-        <w:instrText xml:space="preserve"> HYPERLINK \l _Toc25975 </w:instrText>
+        <w:instrText xml:space="preserve"> HYPERLINK \l _Toc18414 </w:instrText>
       </w:r>
       <w:r>
         <w:rPr>
@@ -3523,7 +3523,7 @@
         <w:fldChar w:fldCharType="begin"/>
       </w:r>
       <w:r>
-        <w:instrText xml:space="preserve"> PAGEREF _Toc25975 \h </w:instrText>
+        <w:instrText xml:space="preserve"> PAGEREF _Toc18414 \h </w:instrText>
       </w:r>
       <w:r>
         <w:fldChar w:fldCharType="separate"/>
@@ -3562,7 +3562,7 @@
           <w:rFonts w:hint="default"/>
           <w:lang w:val="vi-VN"/>
         </w:rPr>
-        <w:instrText xml:space="preserve"> HYPERLINK \l _Toc309 </w:instrText>
+        <w:instrText xml:space="preserve"> HYPERLINK \l _Toc27475 </w:instrText>
       </w:r>
       <w:r>
         <w:rPr>
@@ -3590,7 +3590,7 @@
         <w:fldChar w:fldCharType="begin"/>
       </w:r>
       <w:r>
-        <w:instrText xml:space="preserve"> PAGEREF _Toc309 \h </w:instrText>
+        <w:instrText xml:space="preserve"> PAGEREF _Toc27475 \h </w:instrText>
       </w:r>
       <w:r>
         <w:fldChar w:fldCharType="separate"/>
@@ -3629,7 +3629,7 @@
           <w:rFonts w:hint="default"/>
           <w:lang w:val="vi-VN"/>
         </w:rPr>
-        <w:instrText xml:space="preserve"> HYPERLINK \l _Toc2783 </w:instrText>
+        <w:instrText xml:space="preserve"> HYPERLINK \l _Toc2200 </w:instrText>
       </w:r>
       <w:r>
         <w:rPr>
@@ -3658,7 +3658,7 @@
         <w:fldChar w:fldCharType="begin"/>
       </w:r>
       <w:r>
-        <w:instrText xml:space="preserve"> PAGEREF _Toc2783 \h </w:instrText>
+        <w:instrText xml:space="preserve"> PAGEREF _Toc2200 \h </w:instrText>
       </w:r>
       <w:r>
         <w:fldChar w:fldCharType="separate"/>
@@ -3697,7 +3697,7 @@
           <w:rFonts w:hint="default"/>
           <w:lang w:val="vi-VN"/>
         </w:rPr>
-        <w:instrText xml:space="preserve"> HYPERLINK \l _Toc12386 </w:instrText>
+        <w:instrText xml:space="preserve"> HYPERLINK \l _Toc12568 </w:instrText>
       </w:r>
       <w:r>
         <w:rPr>
@@ -3726,7 +3726,7 @@
         <w:fldChar w:fldCharType="begin"/>
       </w:r>
       <w:r>
-        <w:instrText xml:space="preserve"> PAGEREF _Toc12386 \h </w:instrText>
+        <w:instrText xml:space="preserve"> PAGEREF _Toc12568 \h </w:instrText>
       </w:r>
       <w:r>
         <w:fldChar w:fldCharType="separate"/>
@@ -3765,7 +3765,7 @@
           <w:rFonts w:hint="default"/>
           <w:lang w:val="vi-VN"/>
         </w:rPr>
-        <w:instrText xml:space="preserve"> HYPERLINK \l _Toc11459 </w:instrText>
+        <w:instrText xml:space="preserve"> HYPERLINK \l _Toc12958 </w:instrText>
       </w:r>
       <w:r>
         <w:rPr>
@@ -3787,7 +3787,7 @@
         <w:fldChar w:fldCharType="begin"/>
       </w:r>
       <w:r>
-        <w:instrText xml:space="preserve"> PAGEREF _Toc11459 \h </w:instrText>
+        <w:instrText xml:space="preserve"> PAGEREF _Toc12958 \h </w:instrText>
       </w:r>
       <w:r>
         <w:fldChar w:fldCharType="separate"/>
@@ -3826,7 +3826,7 @@
           <w:rFonts w:hint="default"/>
           <w:lang w:val="vi-VN"/>
         </w:rPr>
-        <w:instrText xml:space="preserve"> HYPERLINK \l _Toc5012 </w:instrText>
+        <w:instrText xml:space="preserve"> HYPERLINK \l _Toc2346 </w:instrText>
       </w:r>
       <w:r>
         <w:rPr>
@@ -3848,7 +3848,7 @@
         <w:fldChar w:fldCharType="begin"/>
       </w:r>
       <w:r>
-        <w:instrText xml:space="preserve"> PAGEREF _Toc5012 \h </w:instrText>
+        <w:instrText xml:space="preserve"> PAGEREF _Toc2346 \h </w:instrText>
       </w:r>
       <w:r>
         <w:fldChar w:fldCharType="separate"/>
@@ -3887,7 +3887,7 @@
           <w:rFonts w:hint="default"/>
           <w:lang w:val="vi-VN"/>
         </w:rPr>
-        <w:instrText xml:space="preserve"> HYPERLINK \l _Toc9011 </w:instrText>
+        <w:instrText xml:space="preserve"> HYPERLINK \l _Toc20374 </w:instrText>
       </w:r>
       <w:r>
         <w:rPr>
@@ -3909,7 +3909,7 @@
         <w:fldChar w:fldCharType="begin"/>
       </w:r>
       <w:r>
-        <w:instrText xml:space="preserve"> PAGEREF _Toc9011 \h </w:instrText>
+        <w:instrText xml:space="preserve"> PAGEREF _Toc20374 \h </w:instrText>
       </w:r>
       <w:r>
         <w:fldChar w:fldCharType="separate"/>
@@ -3948,7 +3948,7 @@
           <w:rFonts w:hint="default"/>
           <w:lang w:val="vi-VN"/>
         </w:rPr>
-        <w:instrText xml:space="preserve"> HYPERLINK \l _Toc24660 </w:instrText>
+        <w:instrText xml:space="preserve"> HYPERLINK \l _Toc19412 </w:instrText>
       </w:r>
       <w:r>
         <w:rPr>
@@ -3961,7 +3961,7 @@
         <w:rPr>
           <w:rFonts w:hint="default"/>
         </w:rPr>
-        <w:t>4.4.1.3. 10:30 AM — Đọc yêu cầu và làm Analysis (Phân tích kiểm thử)</w:t>
+        <w:t>4.4.1.3. 10:30 AM — Đọc yêu cầu và làm Analysis</w:t>
       </w:r>
       <w:r>
         <w:tab/>
@@ -3970,7 +3970,7 @@
         <w:fldChar w:fldCharType="begin"/>
       </w:r>
       <w:r>
-        <w:instrText xml:space="preserve"> PAGEREF _Toc24660 \h </w:instrText>
+        <w:instrText xml:space="preserve"> PAGEREF _Toc19412 \h </w:instrText>
       </w:r>
       <w:r>
         <w:fldChar w:fldCharType="separate"/>
@@ -4009,7 +4009,7 @@
           <w:rFonts w:hint="default"/>
           <w:lang w:val="vi-VN"/>
         </w:rPr>
-        <w:instrText xml:space="preserve"> HYPERLINK \l _Toc31844 </w:instrText>
+        <w:instrText xml:space="preserve"> HYPERLINK \l _Toc8071 </w:instrText>
       </w:r>
       <w:r>
         <w:rPr>
@@ -4031,7 +4031,7 @@
         <w:fldChar w:fldCharType="begin"/>
       </w:r>
       <w:r>
-        <w:instrText xml:space="preserve"> PAGEREF _Toc31844 \h </w:instrText>
+        <w:instrText xml:space="preserve"> PAGEREF _Toc8071 \h </w:instrText>
       </w:r>
       <w:r>
         <w:fldChar w:fldCharType="separate"/>
@@ -4070,7 +4070,7 @@
           <w:rFonts w:hint="default"/>
           <w:lang w:val="vi-VN"/>
         </w:rPr>
-        <w:instrText xml:space="preserve"> HYPERLINK \l _Toc10125 </w:instrText>
+        <w:instrText xml:space="preserve"> HYPERLINK \l _Toc26201 </w:instrText>
       </w:r>
       <w:r>
         <w:rPr>
@@ -4092,7 +4092,7 @@
         <w:fldChar w:fldCharType="begin"/>
       </w:r>
       <w:r>
-        <w:instrText xml:space="preserve"> PAGEREF _Toc10125 \h </w:instrText>
+        <w:instrText xml:space="preserve"> PAGEREF _Toc26201 \h </w:instrText>
       </w:r>
       <w:r>
         <w:fldChar w:fldCharType="separate"/>
@@ -4131,7 +4131,7 @@
           <w:rFonts w:hint="default"/>
           <w:lang w:val="vi-VN"/>
         </w:rPr>
-        <w:instrText xml:space="preserve"> HYPERLINK \l _Toc31481 </w:instrText>
+        <w:instrText xml:space="preserve"> HYPERLINK \l _Toc15000 </w:instrText>
       </w:r>
       <w:r>
         <w:rPr>
@@ -4153,7 +4153,7 @@
         <w:fldChar w:fldCharType="begin"/>
       </w:r>
       <w:r>
-        <w:instrText xml:space="preserve"> PAGEREF _Toc31481 \h </w:instrText>
+        <w:instrText xml:space="preserve"> PAGEREF _Toc15000 \h </w:instrText>
       </w:r>
       <w:r>
         <w:fldChar w:fldCharType="separate"/>
@@ -4192,7 +4192,7 @@
           <w:rFonts w:hint="default"/>
           <w:lang w:val="vi-VN"/>
         </w:rPr>
-        <w:instrText xml:space="preserve"> HYPERLINK \l _Toc18731 </w:instrText>
+        <w:instrText xml:space="preserve"> HYPERLINK \l _Toc14441 </w:instrText>
       </w:r>
       <w:r>
         <w:rPr>
@@ -4214,7 +4214,7 @@
         <w:fldChar w:fldCharType="begin"/>
       </w:r>
       <w:r>
-        <w:instrText xml:space="preserve"> PAGEREF _Toc18731 \h </w:instrText>
+        <w:instrText xml:space="preserve"> PAGEREF _Toc14441 \h </w:instrText>
       </w:r>
       <w:r>
         <w:fldChar w:fldCharType="separate"/>
@@ -4253,7 +4253,7 @@
           <w:rFonts w:hint="default"/>
           <w:lang w:val="vi-VN"/>
         </w:rPr>
-        <w:instrText xml:space="preserve"> HYPERLINK \l _Toc28574 </w:instrText>
+        <w:instrText xml:space="preserve"> HYPERLINK \l _Toc12599 </w:instrText>
       </w:r>
       <w:r>
         <w:rPr>
@@ -4283,7 +4283,7 @@
         <w:fldChar w:fldCharType="begin"/>
       </w:r>
       <w:r>
-        <w:instrText xml:space="preserve"> PAGEREF _Toc28574 \h </w:instrText>
+        <w:instrText xml:space="preserve"> PAGEREF _Toc12599 \h </w:instrText>
       </w:r>
       <w:r>
         <w:fldChar w:fldCharType="separate"/>
@@ -4322,7 +4322,7 @@
           <w:rFonts w:hint="default"/>
           <w:lang w:val="vi-VN"/>
         </w:rPr>
-        <w:instrText xml:space="preserve"> HYPERLINK \l _Toc18909 </w:instrText>
+        <w:instrText xml:space="preserve"> HYPERLINK \l _Toc2620 </w:instrText>
       </w:r>
       <w:r>
         <w:rPr>
@@ -4345,7 +4345,7 @@
         <w:fldChar w:fldCharType="begin"/>
       </w:r>
       <w:r>
-        <w:instrText xml:space="preserve"> PAGEREF _Toc18909 \h </w:instrText>
+        <w:instrText xml:space="preserve"> PAGEREF _Toc2620 \h </w:instrText>
       </w:r>
       <w:r>
         <w:fldChar w:fldCharType="separate"/>
@@ -4384,7 +4384,7 @@
           <w:rFonts w:hint="default"/>
           <w:lang w:val="vi-VN"/>
         </w:rPr>
-        <w:instrText xml:space="preserve"> HYPERLINK \l _Toc4172 </w:instrText>
+        <w:instrText xml:space="preserve"> HYPERLINK \l _Toc9811 </w:instrText>
       </w:r>
       <w:r>
         <w:rPr>
@@ -4413,7 +4413,7 @@
         <w:fldChar w:fldCharType="begin"/>
       </w:r>
       <w:r>
-        <w:instrText xml:space="preserve"> PAGEREF _Toc4172 \h </w:instrText>
+        <w:instrText xml:space="preserve"> PAGEREF _Toc9811 \h </w:instrText>
       </w:r>
       <w:r>
         <w:fldChar w:fldCharType="separate"/>
@@ -4452,7 +4452,7 @@
           <w:rFonts w:hint="default"/>
           <w:lang w:val="vi-VN"/>
         </w:rPr>
-        <w:instrText xml:space="preserve"> HYPERLINK \l _Toc17323 </w:instrText>
+        <w:instrText xml:space="preserve"> HYPERLINK \l _Toc18505 </w:instrText>
       </w:r>
       <w:r>
         <w:rPr>
@@ -4485,7 +4485,7 @@
         <w:fldChar w:fldCharType="begin"/>
       </w:r>
       <w:r>
-        <w:instrText xml:space="preserve"> PAGEREF _Toc17323 \h </w:instrText>
+        <w:instrText xml:space="preserve"> PAGEREF _Toc18505 \h </w:instrText>
       </w:r>
       <w:r>
         <w:fldChar w:fldCharType="separate"/>
@@ -4524,7 +4524,7 @@
           <w:rFonts w:hint="default"/>
           <w:lang w:val="vi-VN"/>
         </w:rPr>
-        <w:instrText xml:space="preserve"> HYPERLINK \l _Toc17144 </w:instrText>
+        <w:instrText xml:space="preserve"> HYPERLINK \l _Toc31912 </w:instrText>
       </w:r>
       <w:r>
         <w:rPr>
@@ -4560,7 +4560,7 @@
         <w:fldChar w:fldCharType="begin"/>
       </w:r>
       <w:r>
-        <w:instrText xml:space="preserve"> PAGEREF _Toc17144 \h </w:instrText>
+        <w:instrText xml:space="preserve"> PAGEREF _Toc31912 \h </w:instrText>
       </w:r>
       <w:r>
         <w:fldChar w:fldCharType="separate"/>
@@ -4599,7 +4599,7 @@
           <w:rFonts w:hint="default"/>
           <w:lang w:val="vi-VN"/>
         </w:rPr>
-        <w:instrText xml:space="preserve"> HYPERLINK \l _Toc12419 </w:instrText>
+        <w:instrText xml:space="preserve"> HYPERLINK \l _Toc23032 </w:instrText>
       </w:r>
       <w:r>
         <w:rPr>
@@ -4628,7 +4628,7 @@
         <w:fldChar w:fldCharType="begin"/>
       </w:r>
       <w:r>
-        <w:instrText xml:space="preserve"> PAGEREF _Toc12419 \h </w:instrText>
+        <w:instrText xml:space="preserve"> PAGEREF _Toc23032 \h </w:instrText>
       </w:r>
       <w:r>
         <w:fldChar w:fldCharType="separate"/>
@@ -4667,7 +4667,7 @@
           <w:rFonts w:hint="default"/>
           <w:lang w:val="vi-VN"/>
         </w:rPr>
-        <w:instrText xml:space="preserve"> HYPERLINK \l _Toc15998 </w:instrText>
+        <w:instrText xml:space="preserve"> HYPERLINK \l _Toc14127 </w:instrText>
       </w:r>
       <w:r>
         <w:rPr>
@@ -4689,7 +4689,7 @@
         <w:fldChar w:fldCharType="begin"/>
       </w:r>
       <w:r>
-        <w:instrText xml:space="preserve"> PAGEREF _Toc15998 \h </w:instrText>
+        <w:instrText xml:space="preserve"> PAGEREF _Toc14127 \h </w:instrText>
       </w:r>
       <w:r>
         <w:fldChar w:fldCharType="separate"/>
@@ -4728,7 +4728,7 @@
           <w:rFonts w:hint="default"/>
           <w:lang w:val="vi-VN"/>
         </w:rPr>
-        <w:instrText xml:space="preserve"> HYPERLINK \l _Toc1515 </w:instrText>
+        <w:instrText xml:space="preserve"> HYPERLINK \l _Toc21195 </w:instrText>
       </w:r>
       <w:r>
         <w:rPr>
@@ -4750,7 +4750,7 @@
         <w:fldChar w:fldCharType="begin"/>
       </w:r>
       <w:r>
-        <w:instrText xml:space="preserve"> PAGEREF _Toc1515 \h </w:instrText>
+        <w:instrText xml:space="preserve"> PAGEREF _Toc21195 \h </w:instrText>
       </w:r>
       <w:r>
         <w:fldChar w:fldCharType="separate"/>
@@ -4789,7 +4789,7 @@
           <w:rFonts w:hint="default"/>
           <w:lang w:val="vi-VN"/>
         </w:rPr>
-        <w:instrText xml:space="preserve"> HYPERLINK \l _Toc15355 </w:instrText>
+        <w:instrText xml:space="preserve"> HYPERLINK \l _Toc28195 </w:instrText>
       </w:r>
       <w:r>
         <w:rPr>
@@ -4818,7 +4818,7 @@
         <w:fldChar w:fldCharType="begin"/>
       </w:r>
       <w:r>
-        <w:instrText xml:space="preserve"> PAGEREF _Toc15355 \h </w:instrText>
+        <w:instrText xml:space="preserve"> PAGEREF _Toc28195 \h </w:instrText>
       </w:r>
       <w:r>
         <w:fldChar w:fldCharType="separate"/>
@@ -4857,7 +4857,7 @@
           <w:rFonts w:hint="default"/>
           <w:lang w:val="vi-VN"/>
         </w:rPr>
-        <w:instrText xml:space="preserve"> HYPERLINK \l _Toc4980 </w:instrText>
+        <w:instrText xml:space="preserve"> HYPERLINK \l _Toc31174 </w:instrText>
       </w:r>
       <w:r>
         <w:rPr>
@@ -4886,7 +4886,7 @@
         <w:fldChar w:fldCharType="begin"/>
       </w:r>
       <w:r>
-        <w:instrText xml:space="preserve"> PAGEREF _Toc4980 \h </w:instrText>
+        <w:instrText xml:space="preserve"> PAGEREF _Toc31174 \h </w:instrText>
       </w:r>
       <w:r>
         <w:fldChar w:fldCharType="separate"/>
@@ -4925,7 +4925,7 @@
           <w:rFonts w:hint="default"/>
           <w:lang w:val="vi-VN"/>
         </w:rPr>
-        <w:instrText xml:space="preserve"> HYPERLINK \l _Toc1022 </w:instrText>
+        <w:instrText xml:space="preserve"> HYPERLINK \l _Toc1354 </w:instrText>
       </w:r>
       <w:r>
         <w:rPr>
@@ -4947,7 +4947,7 @@
         <w:fldChar w:fldCharType="begin"/>
       </w:r>
       <w:r>
-        <w:instrText xml:space="preserve"> PAGEREF _Toc1022 \h </w:instrText>
+        <w:instrText xml:space="preserve"> PAGEREF _Toc1354 \h </w:instrText>
       </w:r>
       <w:r>
         <w:fldChar w:fldCharType="separate"/>
@@ -4986,7 +4986,7 @@
           <w:rFonts w:hint="default"/>
           <w:lang w:val="vi-VN"/>
         </w:rPr>
-        <w:instrText xml:space="preserve"> HYPERLINK \l _Toc25003 </w:instrText>
+        <w:instrText xml:space="preserve"> HYPERLINK \l _Toc16674 </w:instrText>
       </w:r>
       <w:r>
         <w:rPr>
@@ -5008,7 +5008,7 @@
         <w:fldChar w:fldCharType="begin"/>
       </w:r>
       <w:r>
-        <w:instrText xml:space="preserve"> PAGEREF _Toc25003 \h </w:instrText>
+        <w:instrText xml:space="preserve"> PAGEREF _Toc16674 \h </w:instrText>
       </w:r>
       <w:r>
         <w:fldChar w:fldCharType="separate"/>
@@ -5047,7 +5047,7 @@
           <w:rFonts w:hint="default"/>
           <w:lang w:val="vi-VN"/>
         </w:rPr>
-        <w:instrText xml:space="preserve"> HYPERLINK \l _Toc15926 </w:instrText>
+        <w:instrText xml:space="preserve"> HYPERLINK \l _Toc30046 </w:instrText>
       </w:r>
       <w:r>
         <w:rPr>
@@ -5069,7 +5069,7 @@
         <w:fldChar w:fldCharType="begin"/>
       </w:r>
       <w:r>
-        <w:instrText xml:space="preserve"> PAGEREF _Toc15926 \h </w:instrText>
+        <w:instrText xml:space="preserve"> PAGEREF _Toc30046 \h </w:instrText>
       </w:r>
       <w:r>
         <w:fldChar w:fldCharType="separate"/>
@@ -5108,7 +5108,7 @@
           <w:rFonts w:hint="default"/>
           <w:lang w:val="vi-VN"/>
         </w:rPr>
-        <w:instrText xml:space="preserve"> HYPERLINK \l _Toc32145 </w:instrText>
+        <w:instrText xml:space="preserve"> HYPERLINK \l _Toc22671 </w:instrText>
       </w:r>
       <w:r>
         <w:rPr>
@@ -5130,7 +5130,7 @@
         <w:fldChar w:fldCharType="begin"/>
       </w:r>
       <w:r>
-        <w:instrText xml:space="preserve"> PAGEREF _Toc32145 \h </w:instrText>
+        <w:instrText xml:space="preserve"> PAGEREF _Toc22671 \h </w:instrText>
       </w:r>
       <w:r>
         <w:fldChar w:fldCharType="separate"/>
@@ -5169,7 +5169,7 @@
           <w:rFonts w:hint="default"/>
           <w:lang w:val="vi-VN"/>
         </w:rPr>
-        <w:instrText xml:space="preserve"> HYPERLINK \l _Toc24447 </w:instrText>
+        <w:instrText xml:space="preserve"> HYPERLINK \l _Toc18880 </w:instrText>
       </w:r>
       <w:r>
         <w:rPr>
@@ -5198,7 +5198,7 @@
         <w:fldChar w:fldCharType="begin"/>
       </w:r>
       <w:r>
-        <w:instrText xml:space="preserve"> PAGEREF _Toc24447 \h </w:instrText>
+        <w:instrText xml:space="preserve"> PAGEREF _Toc18880 \h </w:instrText>
       </w:r>
       <w:r>
         <w:fldChar w:fldCharType="separate"/>
@@ -5237,7 +5237,7 @@
           <w:rFonts w:hint="default"/>
           <w:lang w:val="vi-VN"/>
         </w:rPr>
-        <w:instrText xml:space="preserve"> HYPERLINK \l _Toc15591 </w:instrText>
+        <w:instrText xml:space="preserve"> HYPERLINK \l _Toc5776 </w:instrText>
       </w:r>
       <w:r>
         <w:rPr>
@@ -5262,7 +5262,7 @@
         <w:fldChar w:fldCharType="begin"/>
       </w:r>
       <w:r>
-        <w:instrText xml:space="preserve"> PAGEREF _Toc15591 \h </w:instrText>
+        <w:instrText xml:space="preserve"> PAGEREF _Toc5776 \h </w:instrText>
       </w:r>
       <w:r>
         <w:fldChar w:fldCharType="separate"/>
@@ -5301,7 +5301,7 @@
           <w:rFonts w:hint="default"/>
           <w:lang w:val="vi-VN"/>
         </w:rPr>
-        <w:instrText xml:space="preserve"> HYPERLINK \l _Toc12677 </w:instrText>
+        <w:instrText xml:space="preserve"> HYPERLINK \l _Toc15592 </w:instrText>
       </w:r>
       <w:r>
         <w:rPr>
@@ -5327,7 +5327,7 @@
         <w:fldChar w:fldCharType="begin"/>
       </w:r>
       <w:r>
-        <w:instrText xml:space="preserve"> PAGEREF _Toc12677 \h </w:instrText>
+        <w:instrText xml:space="preserve"> PAGEREF _Toc15592 \h </w:instrText>
       </w:r>
       <w:r>
         <w:fldChar w:fldCharType="separate"/>
@@ -5348,18 +5348,289 @@
     </w:p>
     <w:p>
       <w:pPr>
-        <w:rPr>
-          <w:rFonts w:hint="default"/>
-          <w:lang w:val="vi-VN"/>
-        </w:rPr>
-      </w:pPr>
-      <w:r>
-        <w:rPr>
-          <w:rFonts w:hint="default"/>
-          <w:lang w:val="vi-VN"/>
-        </w:rPr>
+        <w:pStyle w:val="73"/>
+        <w:tabs>
+          <w:tab w:val="right" w:leader="dot" w:pos="9067"/>
+          <w:tab w:val="clear" w:pos="210"/>
+        </w:tabs>
+      </w:pPr>
+      <w:r>
+        <w:rPr>
+          <w:rFonts w:hint="default"/>
+          <w:lang w:val="vi-VN"/>
+        </w:rPr>
+        <w:fldChar w:fldCharType="begin"/>
+      </w:r>
+      <w:r>
+        <w:rPr>
+          <w:rFonts w:hint="default"/>
+          <w:lang w:val="vi-VN"/>
+        </w:rPr>
+        <w:instrText xml:space="preserve"> HYPERLINK \l _Toc6586 </w:instrText>
+      </w:r>
+      <w:r>
+        <w:rPr>
+          <w:rFonts w:hint="default"/>
+          <w:lang w:val="vi-VN"/>
+        </w:rPr>
+        <w:fldChar w:fldCharType="separate"/>
+      </w:r>
+      <w:r>
+        <w:rPr>
+          <w:rFonts w:hint="default"/>
+        </w:rPr>
+        <w:t xml:space="preserve">7.1. </w:t>
+      </w:r>
+      <w:r>
+        <w:rPr>
+          <w:bCs/>
+        </w:rPr>
+        <w:t>Giáo trình chính:</w:t>
+      </w:r>
+      <w:r>
+        <w:tab/>
+      </w:r>
+      <w:r>
+        <w:fldChar w:fldCharType="begin"/>
+      </w:r>
+      <w:r>
+        <w:instrText xml:space="preserve"> PAGEREF _Toc6586 \h </w:instrText>
+      </w:r>
+      <w:r>
+        <w:fldChar w:fldCharType="separate"/>
+      </w:r>
+      <w:r>
+        <w:t>22</w:t>
+      </w:r>
+      <w:r>
         <w:fldChar w:fldCharType="end"/>
       </w:r>
+      <w:r>
+        <w:rPr>
+          <w:rFonts w:hint="default"/>
+          <w:lang w:val="vi-VN"/>
+        </w:rPr>
+        <w:fldChar w:fldCharType="end"/>
+      </w:r>
+    </w:p>
+    <w:p>
+      <w:pPr>
+        <w:pStyle w:val="73"/>
+        <w:tabs>
+          <w:tab w:val="right" w:leader="dot" w:pos="9067"/>
+          <w:tab w:val="clear" w:pos="210"/>
+        </w:tabs>
+      </w:pPr>
+      <w:r>
+        <w:rPr>
+          <w:rFonts w:hint="default"/>
+          <w:lang w:val="vi-VN"/>
+        </w:rPr>
+        <w:fldChar w:fldCharType="begin"/>
+      </w:r>
+      <w:r>
+        <w:rPr>
+          <w:rFonts w:hint="default"/>
+          <w:lang w:val="vi-VN"/>
+        </w:rPr>
+        <w:instrText xml:space="preserve"> HYPERLINK \l _Toc28970 </w:instrText>
+      </w:r>
+      <w:r>
+        <w:rPr>
+          <w:rFonts w:hint="default"/>
+          <w:lang w:val="vi-VN"/>
+        </w:rPr>
+        <w:fldChar w:fldCharType="separate"/>
+      </w:r>
+      <w:r>
+        <w:rPr>
+          <w:rFonts w:hint="default"/>
+        </w:rPr>
+        <w:t xml:space="preserve">7.2. </w:t>
+      </w:r>
+      <w:r>
+        <w:rPr>
+          <w:bCs/>
+        </w:rPr>
+        <w:t>Syllabus ISTQB chính thức:</w:t>
+      </w:r>
+      <w:r>
+        <w:tab/>
+      </w:r>
+      <w:r>
+        <w:fldChar w:fldCharType="begin"/>
+      </w:r>
+      <w:r>
+        <w:instrText xml:space="preserve"> PAGEREF _Toc28970 \h </w:instrText>
+      </w:r>
+      <w:r>
+        <w:fldChar w:fldCharType="separate"/>
+      </w:r>
+      <w:r>
+        <w:t>22</w:t>
+      </w:r>
+      <w:r>
+        <w:fldChar w:fldCharType="end"/>
+      </w:r>
+      <w:r>
+        <w:rPr>
+          <w:rFonts w:hint="default"/>
+          <w:lang w:val="vi-VN"/>
+        </w:rPr>
+        <w:fldChar w:fldCharType="end"/>
+      </w:r>
+    </w:p>
+    <w:p>
+      <w:pPr>
+        <w:pStyle w:val="73"/>
+        <w:tabs>
+          <w:tab w:val="right" w:leader="dot" w:pos="9067"/>
+          <w:tab w:val="clear" w:pos="210"/>
+        </w:tabs>
+      </w:pPr>
+      <w:r>
+        <w:rPr>
+          <w:rFonts w:hint="default"/>
+          <w:lang w:val="vi-VN"/>
+        </w:rPr>
+        <w:fldChar w:fldCharType="begin"/>
+      </w:r>
+      <w:r>
+        <w:rPr>
+          <w:rFonts w:hint="default"/>
+          <w:lang w:val="vi-VN"/>
+        </w:rPr>
+        <w:instrText xml:space="preserve"> HYPERLINK \l _Toc18647 </w:instrText>
+      </w:r>
+      <w:r>
+        <w:rPr>
+          <w:rFonts w:hint="default"/>
+          <w:lang w:val="vi-VN"/>
+        </w:rPr>
+        <w:fldChar w:fldCharType="separate"/>
+      </w:r>
+      <w:r>
+        <w:rPr>
+          <w:rFonts w:hint="default"/>
+        </w:rPr>
+        <w:t xml:space="preserve">7.3. </w:t>
+      </w:r>
+      <w:r>
+        <w:rPr>
+          <w:bCs/>
+        </w:rPr>
+        <w:t>Prompt Engineering:</w:t>
+      </w:r>
+      <w:r>
+        <w:tab/>
+      </w:r>
+      <w:r>
+        <w:fldChar w:fldCharType="begin"/>
+      </w:r>
+      <w:r>
+        <w:instrText xml:space="preserve"> PAGEREF _Toc18647 \h </w:instrText>
+      </w:r>
+      <w:r>
+        <w:fldChar w:fldCharType="separate"/>
+      </w:r>
+      <w:r>
+        <w:t>22</w:t>
+      </w:r>
+      <w:r>
+        <w:fldChar w:fldCharType="end"/>
+      </w:r>
+      <w:r>
+        <w:rPr>
+          <w:rFonts w:hint="default"/>
+          <w:lang w:val="vi-VN"/>
+        </w:rPr>
+        <w:fldChar w:fldCharType="end"/>
+      </w:r>
+    </w:p>
+    <w:p>
+      <w:pPr>
+        <w:pStyle w:val="73"/>
+        <w:tabs>
+          <w:tab w:val="right" w:leader="dot" w:pos="9067"/>
+          <w:tab w:val="clear" w:pos="210"/>
+        </w:tabs>
+      </w:pPr>
+      <w:r>
+        <w:rPr>
+          <w:rFonts w:hint="default"/>
+          <w:lang w:val="vi-VN"/>
+        </w:rPr>
+        <w:fldChar w:fldCharType="begin"/>
+      </w:r>
+      <w:r>
+        <w:rPr>
+          <w:rFonts w:hint="default"/>
+          <w:lang w:val="vi-VN"/>
+        </w:rPr>
+        <w:instrText xml:space="preserve"> HYPERLINK \l _Toc28870 </w:instrText>
+      </w:r>
+      <w:r>
+        <w:rPr>
+          <w:rFonts w:hint="default"/>
+          <w:lang w:val="vi-VN"/>
+        </w:rPr>
+        <w:fldChar w:fldCharType="separate"/>
+      </w:r>
+      <w:r>
+        <w:rPr>
+          <w:rFonts w:hint="default"/>
+        </w:rPr>
+        <w:t xml:space="preserve">7.4. </w:t>
+      </w:r>
+      <w:r>
+        <w:rPr>
+          <w:bCs/>
+        </w:rPr>
+        <w:t>Các công cụ AI bạn đã dùng</w:t>
+      </w:r>
+      <w:r>
+        <w:t>:</w:t>
+      </w:r>
+      <w:r>
+        <w:tab/>
+      </w:r>
+      <w:r>
+        <w:fldChar w:fldCharType="begin"/>
+      </w:r>
+      <w:r>
+        <w:instrText xml:space="preserve"> PAGEREF _Toc28870 \h </w:instrText>
+      </w:r>
+      <w:r>
+        <w:fldChar w:fldCharType="separate"/>
+      </w:r>
+      <w:r>
+        <w:t>22</w:t>
+      </w:r>
+      <w:r>
+        <w:fldChar w:fldCharType="end"/>
+      </w:r>
+      <w:r>
+        <w:rPr>
+          <w:rFonts w:hint="default"/>
+          <w:lang w:val="vi-VN"/>
+        </w:rPr>
+        <w:fldChar w:fldCharType="end"/>
+      </w:r>
+    </w:p>
+    <w:p>
+      <w:pPr>
+        <w:rPr>
+          <w:rFonts w:hint="default"/>
+          <w:lang w:val="vi-VN"/>
+        </w:rPr>
+      </w:pPr>
+      <w:r>
+        <w:rPr>
+          <w:rFonts w:hint="default"/>
+          <w:lang w:val="vi-VN"/>
+        </w:rPr>
+        <w:fldChar w:fldCharType="end"/>
+      </w:r>
     </w:p>
     <w:p>
       <w:pPr>
@@ -5375,8 +5646,6 @@
         </w:rPr>
         <w:br w:type="page"/>
       </w:r>
-      <w:bookmarkStart w:id="80" w:name="_GoBack"/>
-      <w:bookmarkEnd w:id="80"/>
     </w:p>
     <w:p>
       <w:pPr>
@@ -5387,7 +5656,7 @@
           <w:lang w:val="vi-VN"/>
         </w:rPr>
       </w:pPr>
-      <w:bookmarkStart w:id="1" w:name="_Toc18907"/>
+      <w:bookmarkStart w:id="1" w:name="_Toc6351"/>
       <w:r>
         <w:rPr>
           <w:rFonts w:hint="default"/>
@@ -5616,7 +5885,7 @@
         </w:rPr>
         <w:br w:type="page"/>
       </w:r>
-      <w:bookmarkStart w:id="2" w:name="_Toc7326"/>
+      <w:bookmarkStart w:id="2" w:name="_Toc12204"/>
       <w:r>
         <w:t>Nhiệm vụ 1</w:t>
       </w:r>
@@ -5641,7 +5910,7 @@
           <w:lang w:val="vi-VN"/>
         </w:rPr>
       </w:pPr>
-      <w:bookmarkStart w:id="3" w:name="_Toc25412"/>
+      <w:bookmarkStart w:id="3" w:name="_Toc9720"/>
       <w:r>
         <w:t>Promp</w:t>
       </w:r>
@@ -5897,7 +6166,7 @@
         <w:bidi w:val="0"/>
         <w:ind w:left="1428" w:leftChars="0" w:firstLineChars="0"/>
       </w:pPr>
-      <w:bookmarkStart w:id="4" w:name="_Toc6711"/>
+      <w:bookmarkStart w:id="4" w:name="_Toc27542"/>
       <w:r>
         <w:t>Câu trả lời AI:</w:t>
       </w:r>
@@ -5965,7 +6234,7 @@
           <w:rFonts w:hint="default"/>
         </w:rPr>
       </w:pPr>
-      <w:bookmarkStart w:id="5" w:name="_Toc15773"/>
+      <w:bookmarkStart w:id="5" w:name="_Toc21925"/>
       <w:r>
         <w:rPr>
           <w:rFonts w:hint="default"/>
@@ -6028,7 +6297,7 @@
         <w:bidi w:val="0"/>
         <w:ind w:left="1428" w:leftChars="0" w:firstLineChars="0"/>
       </w:pPr>
-      <w:bookmarkStart w:id="6" w:name="_Toc32731"/>
+      <w:bookmarkStart w:id="6" w:name="_Toc2413"/>
       <w:r>
         <w:t>Defect</w:t>
       </w:r>
@@ -6079,7 +6348,7 @@
         <w:bidi w:val="0"/>
         <w:ind w:left="1428" w:leftChars="0" w:firstLineChars="0"/>
       </w:pPr>
-      <w:bookmarkStart w:id="7" w:name="_Toc25660"/>
+      <w:bookmarkStart w:id="7" w:name="_Toc28710"/>
       <w:r>
         <w:t>Failure</w:t>
       </w:r>
@@ -6130,7 +6399,7 @@
         <w:bidi w:val="0"/>
         <w:ind w:left="1428" w:leftChars="0" w:firstLineChars="0"/>
       </w:pPr>
-      <w:bookmarkStart w:id="8" w:name="_Toc25718"/>
+      <w:bookmarkStart w:id="8" w:name="_Toc28155"/>
       <w:r>
         <w:t>Root cause</w:t>
       </w:r>
@@ -6181,7 +6450,7 @@
         <w:bidi w:val="0"/>
         <w:ind w:left="1428" w:leftChars="0" w:firstLineChars="0"/>
       </w:pPr>
-      <w:bookmarkStart w:id="9" w:name="_Toc4004"/>
+      <w:bookmarkStart w:id="9" w:name="_Toc30192"/>
       <w:r>
         <w:t>Chi phí của việc kiểm thử trễ</w:t>
       </w:r>
@@ -6254,7 +6523,7 @@
         <w:pStyle w:val="3"/>
         <w:bidi w:val="0"/>
       </w:pPr>
-      <w:bookmarkStart w:id="10" w:name="_Toc11960"/>
+      <w:bookmarkStart w:id="10" w:name="_Toc21352"/>
       <w:r>
         <w:t>Nhận xét kết quả trả lời của AI:</w:t>
       </w:r>
@@ -6266,7 +6535,7 @@
         <w:bidi w:val="0"/>
         <w:ind w:left="425" w:leftChars="0" w:hanging="425" w:firstLineChars="0"/>
       </w:pPr>
-      <w:bookmarkStart w:id="11" w:name="_Toc17169"/>
+      <w:bookmarkStart w:id="11" w:name="_Toc11751"/>
       <w:r>
         <w:t xml:space="preserve">Nhiệm vụ </w:t>
       </w:r>
@@ -6287,7 +6556,7 @@
         <w:pStyle w:val="3"/>
         <w:bidi w:val="0"/>
       </w:pPr>
-      <w:bookmarkStart w:id="12" w:name="_Toc30453"/>
+      <w:bookmarkStart w:id="12" w:name="_Toc3300"/>
       <w:r>
         <w:t>Prompt</w:t>
       </w:r>
@@ -6306,7 +6575,7 @@
         <w:bidi w:val="0"/>
         <w:ind w:left="1428" w:leftChars="0" w:hanging="708" w:firstLineChars="0"/>
       </w:pPr>
-      <w:bookmarkStart w:id="13" w:name="_Toc30573"/>
+      <w:bookmarkStart w:id="13" w:name="_Toc3828"/>
       <w:r>
         <w:rPr>
           <w:rFonts w:hint="default"/>
@@ -6399,7 +6668,7 @@
         <w:bidi w:val="0"/>
         <w:ind w:left="1428" w:leftChars="0" w:hanging="708" w:firstLineChars="0"/>
       </w:pPr>
-      <w:bookmarkStart w:id="14" w:name="_Toc5324"/>
+      <w:bookmarkStart w:id="14" w:name="_Toc11355"/>
       <w:r>
         <w:t>Câu trả lời AI:</w:t>
       </w:r>
@@ -6411,7 +6680,7 @@
         <w:bidi w:val="0"/>
         <w:ind w:left="2053" w:leftChars="0" w:hanging="853" w:firstLineChars="0"/>
       </w:pPr>
-      <w:bookmarkStart w:id="15" w:name="_Toc18122"/>
+      <w:bookmarkStart w:id="15" w:name="_Toc10067"/>
       <w:r>
         <w:t>Định nghĩa về testing</w:t>
       </w:r>
@@ -6495,7 +6764,7 @@
         <w:bidi w:val="0"/>
         <w:ind w:left="2053" w:leftChars="0" w:hanging="853" w:firstLineChars="0"/>
       </w:pPr>
-      <w:bookmarkStart w:id="16" w:name="_Toc7982"/>
+      <w:bookmarkStart w:id="16" w:name="_Toc17174"/>
       <w:r>
         <w:t>Phân biệt testing và debugging</w:t>
       </w:r>
@@ -7279,7 +7548,7 @@
         <w:bidi w:val="0"/>
         <w:ind w:left="2053" w:leftChars="0" w:hanging="853" w:firstLineChars="0"/>
       </w:pPr>
-      <w:bookmarkStart w:id="17" w:name="_Toc25818"/>
+      <w:bookmarkStart w:id="17" w:name="_Toc30520"/>
       <w:r>
         <w:t>Phân biệt Verfication và validation</w:t>
       </w:r>
@@ -7492,7 +7761,7 @@
         <w:pStyle w:val="3"/>
         <w:bidi w:val="0"/>
       </w:pPr>
-      <w:bookmarkStart w:id="18" w:name="_Toc6527"/>
+      <w:bookmarkStart w:id="18" w:name="_Toc31811"/>
       <w:r>
         <w:t>Prompt</w:t>
       </w:r>
@@ -7511,7 +7780,7 @@
         <w:bidi w:val="0"/>
         <w:ind w:left="1428" w:leftChars="0" w:hanging="708" w:firstLineChars="0"/>
       </w:pPr>
-      <w:bookmarkStart w:id="19" w:name="_Toc21502"/>
+      <w:bookmarkStart w:id="19" w:name="_Toc8639"/>
       <w:r>
         <w:rPr>
           <w:rFonts w:hint="default"/>
@@ -7555,6 +7824,12 @@
             <w:insideH w:val="single" w:color="auto" w:sz="4" w:space="0"/>
             <w:insideV w:val="single" w:color="auto" w:sz="4" w:space="0"/>
           </w:tblBorders>
+          <w:tblCellMar>
+            <w:top w:w="0" w:type="dxa"/>
+            <w:left w:w="10" w:type="dxa"/>
+            <w:bottom w:w="0" w:type="dxa"/>
+            <w:right w:w="10" w:type="dxa"/>
+          </w:tblCellMar>
         </w:tblPrEx>
         <w:tc>
           <w:tcPr>
@@ -7781,7 +8056,7 @@
         <w:bidi w:val="0"/>
         <w:ind w:left="1428" w:leftChars="0" w:hanging="708" w:firstLineChars="0"/>
       </w:pPr>
-      <w:bookmarkStart w:id="20" w:name="_Toc7916"/>
+      <w:bookmarkStart w:id="20" w:name="_Toc2216"/>
       <w:r>
         <w:t>Câu trả lời AI:</w:t>
       </w:r>
@@ -7793,7 +8068,7 @@
         <w:bidi w:val="0"/>
         <w:ind w:left="2053" w:leftChars="0" w:hanging="853" w:firstLineChars="0"/>
       </w:pPr>
-      <w:bookmarkStart w:id="21" w:name="_Toc984"/>
+      <w:bookmarkStart w:id="21" w:name="_Toc11845"/>
       <w:r>
         <w:t>Định nghĩa về testing</w:t>
       </w:r>
@@ -7839,7 +8114,7 @@
         <w:bidi w:val="0"/>
         <w:ind w:left="2053" w:leftChars="0" w:hanging="853" w:firstLineChars="0"/>
       </w:pPr>
-      <w:bookmarkStart w:id="22" w:name="_Toc9503"/>
+      <w:bookmarkStart w:id="22" w:name="_Toc19734"/>
       <w:r>
         <w:t>Phân biệt testing và debugging</w:t>
       </w:r>
@@ -8421,7 +8696,7 @@
         <w:bidi w:val="0"/>
         <w:ind w:left="2053" w:leftChars="0" w:hanging="853" w:firstLineChars="0"/>
       </w:pPr>
-      <w:bookmarkStart w:id="23" w:name="_Toc11669"/>
+      <w:bookmarkStart w:id="23" w:name="_Toc9625"/>
       <w:r>
         <w:t>Phân biệt Verfication và validation</w:t>
       </w:r>
@@ -8837,16 +9112,42 @@
               <w:bidi w:val="0"/>
               <w:jc w:val="both"/>
               <w:rPr>
+                <w:lang w:val="en-US" w:eastAsia="zh-CN"/>
+              </w:rPr>
+            </w:pPr>
+            <w:r>
+              <w:rPr>
+                <w:b/>
+                <w:bCs/>
+                <w:lang w:val="en-US" w:eastAsia="zh-CN"/>
+              </w:rPr>
+              <w:t>Verification:</w:t>
+            </w:r>
+            <w:r>
+              <w:rPr>
+                <w:lang w:val="en-US" w:eastAsia="zh-CN"/>
+              </w:rPr>
+              <w:t xml:space="preserve"> </w:t>
+            </w:r>
+          </w:p>
+          <w:p>
+            <w:pPr>
+              <w:widowControl w:val="0"/>
+              <w:bidi w:val="0"/>
+              <w:jc w:val="both"/>
+              <w:rPr>
                 <w:rFonts w:hint="default"/>
                 <w:vertAlign w:val="baseline"/>
                 <w:lang w:val="en-US" w:eastAsia="zh-CN"/>
               </w:rPr>
             </w:pPr>
+            <w:bookmarkStart w:id="84" w:name="_GoBack"/>
+            <w:bookmarkEnd w:id="84"/>
             <w:r>
               <w:rPr>
                 <w:lang w:val="en-US" w:eastAsia="zh-CN"/>
               </w:rPr>
-              <w:t>Verification: Kiểm tra xem sản phẩm có được xây dựng đúng quy trình, đúng tài liệu thiết kế/kỹ thuật không</w:t>
+              <w:t>Kiểm tra xem sản phẩm có được xây dựng đúng quy trình, đúng tài liệu thiết kế/kỹ thuật không</w:t>
             </w:r>
           </w:p>
         </w:tc>
@@ -8975,6 +9276,26 @@
               <w:bidi w:val="0"/>
               <w:jc w:val="both"/>
               <w:rPr>
+                <w:b/>
+                <w:bCs/>
+                <w:lang w:val="en-US" w:eastAsia="zh-CN"/>
+              </w:rPr>
+            </w:pPr>
+            <w:r>
+              <w:rPr>
+                <w:b/>
+                <w:bCs/>
+                <w:lang w:val="en-US" w:eastAsia="zh-CN"/>
+              </w:rPr>
+              <w:t xml:space="preserve">Validation: </w:t>
+            </w:r>
+          </w:p>
+          <w:p>
+            <w:pPr>
+              <w:widowControl w:val="0"/>
+              <w:bidi w:val="0"/>
+              <w:jc w:val="both"/>
+              <w:rPr>
                 <w:rFonts w:hint="default"/>
                 <w:vertAlign w:val="baseline"/>
                 <w:lang w:val="en-US" w:eastAsia="zh-CN"/>
@@ -8984,7 +9305,7 @@
               <w:rPr>
                 <w:lang w:val="en-US" w:eastAsia="zh-CN"/>
               </w:rPr>
-              <w:t>Validation: Kiểm tra xem sản phẩm cuối cùng có đúng nhu cầu thực tế và mong đợi của người dùng không</w:t>
+              <w:t>Kiểm tra xem sản phẩm cuối cùng có đúng nhu cầu thực tế và mong đợi của người dùng không</w:t>
             </w:r>
           </w:p>
         </w:tc>
@@ -9160,7 +9481,7 @@
         <w:bidi w:val="0"/>
         <w:ind w:left="850" w:leftChars="0" w:hanging="453" w:firstLineChars="0"/>
       </w:pPr>
-      <w:bookmarkStart w:id="24" w:name="_Toc31234"/>
+      <w:bookmarkStart w:id="24" w:name="_Toc4442"/>
       <w:r>
         <w:t>Nhận xét kết quả trả lời của AI</w:t>
       </w:r>
@@ -9172,7 +9493,7 @@
         <w:bidi w:val="0"/>
         <w:ind w:left="425" w:leftChars="0" w:hanging="425" w:firstLineChars="0"/>
       </w:pPr>
-      <w:bookmarkStart w:id="25" w:name="_Toc9023"/>
+      <w:bookmarkStart w:id="25" w:name="_Toc29098"/>
       <w:r>
         <w:t>Nhiệm vụ 3</w:t>
       </w:r>
@@ -9194,7 +9515,7 @@
         <w:bidi w:val="0"/>
         <w:ind w:left="850" w:leftChars="0" w:hanging="453" w:firstLineChars="0"/>
       </w:pPr>
-      <w:bookmarkStart w:id="26" w:name="_Toc31792"/>
+      <w:bookmarkStart w:id="26" w:name="_Toc7092"/>
       <w:r>
         <w:t>Prompt</w:t>
       </w:r>
@@ -9213,7 +9534,7 @@
         <w:bidi w:val="0"/>
         <w:ind w:left="1428" w:leftChars="0" w:hanging="708" w:firstLineChars="0"/>
       </w:pPr>
-      <w:bookmarkStart w:id="27" w:name="_Toc13010"/>
+      <w:bookmarkStart w:id="27" w:name="_Toc23444"/>
       <w:r>
         <w:rPr>
           <w:rFonts w:hint="default"/>
@@ -9320,7 +9641,7 @@
         <w:bidi w:val="0"/>
         <w:ind w:left="1428" w:leftChars="0" w:hanging="708" w:firstLineChars="0"/>
       </w:pPr>
-      <w:bookmarkStart w:id="28" w:name="_Toc19516"/>
+      <w:bookmarkStart w:id="28" w:name="_Toc17704"/>
       <w:r>
         <w:t>Câu trả lời của AI:</w:t>
       </w:r>
@@ -9344,7 +9665,7 @@
         <w:pStyle w:val="5"/>
         <w:bidi w:val="0"/>
       </w:pPr>
-      <w:bookmarkStart w:id="29" w:name="_Toc762"/>
+      <w:bookmarkStart w:id="29" w:name="_Toc9027"/>
       <w:r>
         <w:t>Nguyên tắc 1 — Testing shows presence of defects</w:t>
       </w:r>
@@ -9441,7 +9762,7 @@
         <w:pStyle w:val="5"/>
         <w:bidi w:val="0"/>
       </w:pPr>
-      <w:bookmarkStart w:id="30" w:name="_Toc25859"/>
+      <w:bookmarkStart w:id="30" w:name="_Toc13595"/>
       <w:r>
         <w:t>Nguyên tắc 2 — Exhaustive testing is impossible</w:t>
       </w:r>
@@ -9544,7 +9865,7 @@
         <w:widowControl/>
         <w:suppressLineNumbers w:val="0"/>
       </w:pPr>
-      <w:bookmarkStart w:id="31" w:name="_Toc16018"/>
+      <w:bookmarkStart w:id="31" w:name="_Toc17669"/>
       <w:r>
         <w:t>Nguyên tắc 3 — Early testing</w:t>
       </w:r>
@@ -9646,7 +9967,7 @@
         <w:bidi w:val="0"/>
         <w:ind w:left="850" w:leftChars="0" w:hanging="453" w:firstLineChars="0"/>
       </w:pPr>
-      <w:bookmarkStart w:id="32" w:name="_Toc15254"/>
+      <w:bookmarkStart w:id="32" w:name="_Toc10015"/>
       <w:r>
         <w:t>Prompt</w:t>
       </w:r>
@@ -9665,7 +9986,7 @@
         <w:bidi w:val="0"/>
         <w:ind w:left="1428" w:leftChars="0" w:hanging="708" w:firstLineChars="0"/>
       </w:pPr>
-      <w:bookmarkStart w:id="33" w:name="_Toc19815"/>
+      <w:bookmarkStart w:id="33" w:name="_Toc25787"/>
       <w:r>
         <w:rPr>
           <w:rFonts w:hint="default"/>
@@ -9813,7 +10134,7 @@
         <w:bidi w:val="0"/>
         <w:ind w:left="1428" w:leftChars="0" w:hanging="708" w:firstLineChars="0"/>
       </w:pPr>
-      <w:bookmarkStart w:id="34" w:name="_Toc19338"/>
+      <w:bookmarkStart w:id="34" w:name="_Toc29659"/>
       <w:r>
         <w:t>Câu trả lời của AI</w:t>
       </w:r>
@@ -9827,7 +10148,7 @@
         <w:widowControl/>
         <w:suppressLineNumbers w:val="0"/>
       </w:pPr>
-      <w:bookmarkStart w:id="35" w:name="_Toc3022"/>
+      <w:bookmarkStart w:id="35" w:name="_Toc21389"/>
       <w:r>
         <w:t>Nguyên tắc 4 — Clustering of defects</w:t>
       </w:r>
@@ -9938,7 +10259,7 @@
         <w:widowControl/>
         <w:suppressLineNumbers w:val="0"/>
       </w:pPr>
-      <w:bookmarkStart w:id="36" w:name="_Toc23212"/>
+      <w:bookmarkStart w:id="36" w:name="_Toc7792"/>
       <w:r>
         <w:t>Nguyên tắc 5 — Pesticide paradox</w:t>
       </w:r>
@@ -10046,7 +10367,7 @@
         <w:bidi w:val="0"/>
         <w:ind w:left="850" w:leftChars="0" w:hanging="453" w:firstLineChars="0"/>
       </w:pPr>
-      <w:bookmarkStart w:id="37" w:name="_Toc16384"/>
+      <w:bookmarkStart w:id="37" w:name="_Toc3152"/>
       <w:r>
         <w:t>Prompt</w:t>
       </w:r>
@@ -10065,7 +10386,7 @@
         <w:bidi w:val="0"/>
         <w:ind w:left="1428" w:leftChars="0" w:hanging="708" w:firstLineChars="0"/>
       </w:pPr>
-      <w:bookmarkStart w:id="38" w:name="_Toc22378"/>
+      <w:bookmarkStart w:id="38" w:name="_Toc29131"/>
       <w:r>
         <w:rPr>
           <w:rFonts w:hint="default"/>
@@ -10313,7 +10634,7 @@
         <w:bidi w:val="0"/>
         <w:ind w:left="1428" w:leftChars="0" w:hanging="708" w:firstLineChars="0"/>
       </w:pPr>
-      <w:bookmarkStart w:id="39" w:name="_Toc17255"/>
+      <w:bookmarkStart w:id="39" w:name="_Toc9209"/>
       <w:r>
         <w:t>Câu trả lời của AI</w:t>
       </w:r>
@@ -10330,7 +10651,7 @@
         <w:bidi w:val="0"/>
         <w:ind w:left="2053" w:leftChars="0" w:hanging="853" w:firstLineChars="0"/>
       </w:pPr>
-      <w:bookmarkStart w:id="40" w:name="_Toc3954"/>
+      <w:bookmarkStart w:id="40" w:name="_Toc21955"/>
       <w:r>
         <w:t xml:space="preserve">Nguyên tắc </w:t>
       </w:r>
@@ -10422,7 +10743,7 @@
         <w:bidi w:val="0"/>
         <w:ind w:left="2053" w:leftChars="0" w:hanging="853" w:firstLineChars="0"/>
       </w:pPr>
-      <w:bookmarkStart w:id="41" w:name="_Toc18236"/>
+      <w:bookmarkStart w:id="41" w:name="_Toc22230"/>
       <w:r>
         <w:t xml:space="preserve">Nguyên tắc </w:t>
       </w:r>
@@ -10599,7 +10920,7 @@
         <w:bidi w:val="0"/>
         <w:ind w:left="850" w:leftChars="0" w:hanging="453" w:firstLineChars="0"/>
       </w:pPr>
-      <w:bookmarkStart w:id="42" w:name="_Toc10322"/>
+      <w:bookmarkStart w:id="42" w:name="_Toc505"/>
       <w:r>
         <w:t>Nhận xét kết quả trả về của AI</w:t>
       </w:r>
@@ -10677,7 +10998,7 @@
         <w:bidi w:val="0"/>
         <w:ind w:left="425" w:leftChars="0" w:hanging="425" w:firstLineChars="0"/>
       </w:pPr>
-      <w:bookmarkStart w:id="43" w:name="_Toc5923"/>
+      <w:bookmarkStart w:id="43" w:name="_Toc24678"/>
       <w:r>
         <w:t>Nhiệm vụ 4</w:t>
       </w:r>
@@ -10694,7 +11015,7 @@
       <w:pPr>
         <w:pStyle w:val="3"/>
       </w:pPr>
-      <w:bookmarkStart w:id="44" w:name="_Toc21029"/>
+      <w:bookmarkStart w:id="44" w:name="_Toc9421"/>
       <w:r>
         <w:rPr>
           <w:rFonts w:hint="default"/>
@@ -10894,7 +11215,7 @@
         <w:bidi w:val="0"/>
         <w:ind w:left="850" w:leftChars="0" w:hanging="453" w:firstLineChars="0"/>
       </w:pPr>
-      <w:bookmarkStart w:id="45" w:name="_Toc4528"/>
+      <w:bookmarkStart w:id="45" w:name="_Toc31487"/>
       <w:r>
         <w:rPr>
           <w:rFonts w:hint="default"/>
@@ -10910,7 +11231,7 @@
         <w:bidi w:val="0"/>
         <w:ind w:left="1428" w:leftChars="0" w:firstLineChars="0"/>
       </w:pPr>
-      <w:bookmarkStart w:id="46" w:name="_Toc11403"/>
+      <w:bookmarkStart w:id="46" w:name="_Toc1767"/>
       <w:r>
         <w:rPr>
           <w:rStyle w:val="22"/>
@@ -10952,7 +11273,7 @@
         <w:bidi w:val="0"/>
         <w:ind w:left="1428" w:leftChars="0" w:firstLineChars="0"/>
       </w:pPr>
-      <w:bookmarkStart w:id="47" w:name="_Toc3570"/>
+      <w:bookmarkStart w:id="47" w:name="_Toc3497"/>
       <w:r>
         <w:rPr>
           <w:rStyle w:val="22"/>
@@ -11002,7 +11323,7 @@
         <w:bidi w:val="0"/>
         <w:ind w:left="1428" w:leftChars="0" w:firstLineChars="0"/>
       </w:pPr>
-      <w:bookmarkStart w:id="48" w:name="_Toc22657"/>
+      <w:bookmarkStart w:id="48" w:name="_Toc14373"/>
       <w:r>
         <w:rPr>
           <w:rStyle w:val="22"/>
@@ -11052,7 +11373,7 @@
         <w:bidi w:val="0"/>
         <w:ind w:left="1428" w:leftChars="0" w:firstLineChars="0"/>
       </w:pPr>
-      <w:bookmarkStart w:id="49" w:name="_Toc24186"/>
+      <w:bookmarkStart w:id="49" w:name="_Toc473"/>
       <w:r>
         <w:rPr>
           <w:rStyle w:val="22"/>
@@ -11102,7 +11423,7 @@
         <w:bidi w:val="0"/>
         <w:ind w:left="1428" w:leftChars="0" w:firstLineChars="0"/>
       </w:pPr>
-      <w:bookmarkStart w:id="50" w:name="_Toc17873"/>
+      <w:bookmarkStart w:id="50" w:name="_Toc30964"/>
       <w:r>
         <w:rPr>
           <w:rStyle w:val="22"/>
@@ -11152,7 +11473,7 @@
         <w:bidi w:val="0"/>
         <w:ind w:left="1428" w:leftChars="0" w:firstLineChars="0"/>
       </w:pPr>
-      <w:bookmarkStart w:id="51" w:name="_Toc25975"/>
+      <w:bookmarkStart w:id="51" w:name="_Toc18414"/>
       <w:r>
         <w:rPr>
           <w:rStyle w:val="22"/>
@@ -11202,7 +11523,7 @@
         <w:bidi w:val="0"/>
         <w:ind w:left="1428" w:leftChars="0" w:firstLineChars="0"/>
       </w:pPr>
-      <w:bookmarkStart w:id="52" w:name="_Toc309"/>
+      <w:bookmarkStart w:id="52" w:name="_Toc27475"/>
       <w:r>
         <w:rPr>
           <w:rStyle w:val="22"/>
@@ -11248,7 +11569,7 @@
         <w:pStyle w:val="3"/>
         <w:bidi w:val="0"/>
       </w:pPr>
-      <w:bookmarkStart w:id="53" w:name="_Toc2783"/>
+      <w:bookmarkStart w:id="53" w:name="_Toc2200"/>
       <w:r>
         <w:rPr>
           <w:rFonts w:hint="default"/>
@@ -11523,7 +11844,7 @@
       <w:pPr>
         <w:pStyle w:val="3"/>
       </w:pPr>
-      <w:bookmarkStart w:id="54" w:name="_Toc12386"/>
+      <w:bookmarkStart w:id="54" w:name="_Toc12568"/>
       <w:r>
         <w:rPr>
           <w:rFonts w:hint="default"/>
@@ -11548,7 +11869,7 @@
         </w:rPr>
         <w:t xml:space="preserve"> </w:t>
       </w:r>
-      <w:bookmarkStart w:id="55" w:name="_Toc11459"/>
+      <w:bookmarkStart w:id="55" w:name="_Toc12958"/>
       <w:r>
         <w:rPr>
           <w:rFonts w:hint="default"/>
@@ -11565,7 +11886,7 @@
           <w:rFonts w:hint="default"/>
         </w:rPr>
       </w:pPr>
-      <w:bookmarkStart w:id="56" w:name="_Toc5012"/>
+      <w:bookmarkStart w:id="56" w:name="_Toc2346"/>
       <w:r>
         <w:rPr>
           <w:rFonts w:hint="default"/>
@@ -11711,7 +12032,7 @@
           <w:rFonts w:hint="default"/>
         </w:rPr>
       </w:pPr>
-      <w:bookmarkStart w:id="57" w:name="_Toc9011"/>
+      <w:bookmarkStart w:id="57" w:name="_Toc20374"/>
       <w:r>
         <w:rPr>
           <w:rFonts w:hint="default"/>
@@ -11857,12 +12178,12 @@
           <w:rFonts w:hint="default"/>
         </w:rPr>
       </w:pPr>
-      <w:bookmarkStart w:id="58" w:name="_Toc24660"/>
-      <w:r>
-        <w:rPr>
-          <w:rFonts w:hint="default"/>
-        </w:rPr>
-        <w:t>10:30 AM — Đọc yêu cầu và làm Analysis (Phân tích kiểm thử)</w:t>
+      <w:bookmarkStart w:id="58" w:name="_Toc19412"/>
+      <w:r>
+        <w:rPr>
+          <w:rFonts w:hint="default"/>
+        </w:rPr>
+        <w:t>10:30 AM — Đọc yêu cầu và làm Analysis</w:t>
       </w:r>
       <w:bookmarkEnd w:id="58"/>
     </w:p>
@@ -12087,7 +12408,7 @@
           <w:rFonts w:hint="default"/>
         </w:rPr>
       </w:pPr>
-      <w:bookmarkStart w:id="59" w:name="_Toc31844"/>
+      <w:bookmarkStart w:id="59" w:name="_Toc8071"/>
       <w:r>
         <w:rPr>
           <w:rFonts w:hint="default"/>
@@ -12233,7 +12554,7 @@
           <w:rFonts w:hint="default"/>
         </w:rPr>
       </w:pPr>
-      <w:bookmarkStart w:id="60" w:name="_Toc10125"/>
+      <w:bookmarkStart w:id="60" w:name="_Toc26201"/>
       <w:r>
         <w:rPr>
           <w:rFonts w:hint="default"/>
@@ -12379,7 +12700,7 @@
           <w:rFonts w:hint="default"/>
         </w:rPr>
       </w:pPr>
-      <w:bookmarkStart w:id="61" w:name="_Toc31481"/>
+      <w:bookmarkStart w:id="61" w:name="_Toc15000"/>
       <w:r>
         <w:rPr>
           <w:rFonts w:hint="default"/>
@@ -12525,7 +12846,7 @@
           <w:rFonts w:hint="default"/>
         </w:rPr>
       </w:pPr>
-      <w:bookmarkStart w:id="62" w:name="_Toc18731"/>
+      <w:bookmarkStart w:id="62" w:name="_Toc14441"/>
       <w:r>
         <w:rPr>
           <w:rFonts w:hint="default"/>
@@ -12731,7 +13052,7 @@
           <w:lang w:val="vi-VN"/>
         </w:rPr>
       </w:pPr>
-      <w:bookmarkStart w:id="63" w:name="_Toc28574"/>
+      <w:bookmarkStart w:id="63" w:name="_Toc12599"/>
       <w:r>
         <w:rPr>
           <w:rFonts w:hint="default"/>
@@ -13529,7 +13850,7 @@
           <w:lang w:val="vi-VN"/>
         </w:rPr>
       </w:pPr>
-      <w:bookmarkStart w:id="64" w:name="_Toc18909"/>
+      <w:bookmarkStart w:id="64" w:name="_Toc2620"/>
       <w:r>
         <w:rPr>
           <w:rFonts w:hint="default"/>
@@ -14513,7 +14834,7 @@
         <w:pStyle w:val="3"/>
         <w:bidi w:val="0"/>
       </w:pPr>
-      <w:bookmarkStart w:id="65" w:name="_Toc4172"/>
+      <w:bookmarkStart w:id="65" w:name="_Toc9811"/>
       <w:r>
         <w:rPr>
           <w:rFonts w:hint="default"/>
@@ -14529,7 +14850,7 @@
         <w:bidi w:val="0"/>
         <w:ind w:left="425" w:leftChars="0" w:hanging="425" w:firstLineChars="0"/>
       </w:pPr>
-      <w:bookmarkStart w:id="66" w:name="_Toc17323"/>
+      <w:bookmarkStart w:id="66" w:name="_Toc18505"/>
       <w:r>
         <w:t>Nhiệm vụ 5</w:t>
       </w:r>
@@ -14553,7 +14874,7 @@
       <w:pPr>
         <w:pStyle w:val="3"/>
       </w:pPr>
-      <w:bookmarkStart w:id="67" w:name="_Toc17144"/>
+      <w:bookmarkStart w:id="67" w:name="_Toc31912"/>
       <w:r>
         <w:rPr>
           <w:rFonts w:hint="default"/>
@@ -14783,7 +15104,7 @@
         <w:bidi w:val="0"/>
         <w:ind w:left="850" w:leftChars="0" w:hanging="453" w:firstLineChars="0"/>
       </w:pPr>
-      <w:bookmarkStart w:id="68" w:name="_Toc12419"/>
+      <w:bookmarkStart w:id="68" w:name="_Toc23032"/>
       <w:r>
         <w:rPr>
           <w:rFonts w:hint="default"/>
@@ -14801,7 +15122,7 @@
           <w:rFonts w:hint="default"/>
         </w:rPr>
       </w:pPr>
-      <w:bookmarkStart w:id="69" w:name="_Toc15998"/>
+      <w:bookmarkStart w:id="69" w:name="_Toc14127"/>
       <w:r>
         <w:rPr>
           <w:rFonts w:hint="default"/>
@@ -14824,6 +15145,13 @@
         </w:rPr>
         <w:t>AI-Augmented Testing – Biết sử dụng trợ lý AI (ChatGPT, Copilot) để sinh test case, phân tích log lỗi, dự đoán vùng rủi ro, nhưng luôn kiểm chứng đầu ra.</w:t>
       </w:r>
+      <w:r>
+        <w:rPr>
+          <w:rFonts w:hint="default"/>
+          <w:lang w:val="vi-VN"/>
+        </w:rPr>
+        <w:t>,</w:t>
+      </w:r>
     </w:p>
     <w:p>
       <w:pPr>
@@ -14893,7 +15221,7 @@
           <w:rFonts w:hint="default"/>
         </w:rPr>
       </w:pPr>
-      <w:bookmarkStart w:id="70" w:name="_Toc1515"/>
+      <w:bookmarkStart w:id="70" w:name="_Toc21195"/>
       <w:r>
         <w:rPr>
           <w:rFonts w:hint="default"/>
@@ -14965,7 +15293,7 @@
         <w:bidi w:val="0"/>
         <w:ind w:left="850" w:leftChars="0" w:hanging="453" w:firstLineChars="0"/>
       </w:pPr>
-      <w:bookmarkStart w:id="71" w:name="_Toc15355"/>
+      <w:bookmarkStart w:id="71" w:name="_Toc28195"/>
       <w:r>
         <w:rPr>
           <w:rFonts w:hint="default"/>
@@ -15545,7 +15873,7 @@
         <w:pStyle w:val="3"/>
         <w:bidi w:val="0"/>
       </w:pPr>
-      <w:bookmarkStart w:id="72" w:name="_Toc4980"/>
+      <w:bookmarkStart w:id="72" w:name="_Toc31174"/>
       <w:r>
         <w:rPr>
           <w:rFonts w:hint="default"/>
@@ -15568,7 +15896,7 @@
         <w:pStyle w:val="4"/>
         <w:bidi w:val="0"/>
       </w:pPr>
-      <w:bookmarkStart w:id="73" w:name="_Toc1022"/>
+      <w:bookmarkStart w:id="73" w:name="_Toc1354"/>
       <w:r>
         <w:rPr>
           <w:rFonts w:hint="default"/>
@@ -15845,10 +16173,6 @@
             <w:insideH w:val="single" w:color="auto" w:sz="4" w:space="0"/>
             <w:insideV w:val="single" w:color="auto" w:sz="4" w:space="0"/>
           </w:tblBorders>
-          <w:tblCellMar>
-            <w:left w:w="108" w:type="dxa"/>
-            <w:right w:w="108" w:type="dxa"/>
-          </w:tblCellMar>
         </w:tblPrEx>
         <w:tc>
           <w:tcPr>
@@ -15987,7 +16311,7 @@
         <w:pStyle w:val="4"/>
         <w:bidi w:val="0"/>
       </w:pPr>
-      <w:bookmarkStart w:id="74" w:name="_Toc25003"/>
+      <w:bookmarkStart w:id="74" w:name="_Toc16674"/>
       <w:r>
         <w:rPr>
           <w:rFonts w:hint="default"/>
@@ -16419,7 +16743,7 @@
         <w:bidi w:val="0"/>
         <w:ind w:left="1428" w:leftChars="0" w:hanging="708" w:firstLineChars="0"/>
       </w:pPr>
-      <w:bookmarkStart w:id="75" w:name="_Toc15926"/>
+      <w:bookmarkStart w:id="75" w:name="_Toc30046"/>
       <w:r>
         <w:rPr>
           <w:rFonts w:hint="default"/>
@@ -16779,7 +17103,7 @@
           <w:rFonts w:hint="default"/>
         </w:rPr>
       </w:pPr>
-      <w:bookmarkStart w:id="76" w:name="_Toc32145"/>
+      <w:bookmarkStart w:id="76" w:name="_Toc22671"/>
       <w:r>
         <w:rPr>
           <w:rFonts w:hint="default"/>
@@ -16860,7 +17184,7 @@
         <w:bidi w:val="0"/>
         <w:ind w:left="850" w:leftChars="0" w:hanging="453" w:firstLineChars="0"/>
       </w:pPr>
-      <w:bookmarkStart w:id="77" w:name="_Toc24447"/>
+      <w:bookmarkStart w:id="77" w:name="_Toc18880"/>
       <w:r>
         <w:rPr>
           <w:rFonts w:hint="default"/>
@@ -16876,7 +17200,7 @@
         <w:bidi w:val="0"/>
         <w:ind w:left="425" w:leftChars="0" w:hanging="425" w:firstLineChars="0"/>
       </w:pPr>
-      <w:bookmarkStart w:id="78" w:name="_Toc15591"/>
+      <w:bookmarkStart w:id="78" w:name="_Toc5776"/>
       <w:r>
         <w:t>Phần kết luận (tự viết)</w:t>
       </w:r>
@@ -16892,7 +17216,7 @@
           <w:lang w:val="vi-VN"/>
         </w:rPr>
       </w:pPr>
-      <w:bookmarkStart w:id="79" w:name="_Toc12677"/>
+      <w:bookmarkStart w:id="79" w:name="_Toc15592"/>
       <w:r>
         <w:t>Tài liệu tham khảo.</w:t>
       </w:r>
@@ -16900,7 +17224,383 @@
     </w:p>
     <w:p>
       <w:pPr>
+        <w:pStyle w:val="3"/>
         <w:bidi w:val="0"/>
+      </w:pPr>
+      <w:bookmarkStart w:id="80" w:name="_Toc6586"/>
+      <w:r>
+        <w:rPr>
+          <w:rStyle w:val="22"/>
+          <w:b/>
+          <w:bCs/>
+        </w:rPr>
+        <w:t>Giáo trình chính:</w:t>
+      </w:r>
+      <w:bookmarkEnd w:id="80"/>
+    </w:p>
+    <w:p>
+      <w:pPr>
+        <w:pStyle w:val="19"/>
+        <w:keepNext w:val="0"/>
+        <w:keepLines w:val="0"/>
+        <w:widowControl/>
+        <w:suppressLineNumbers w:val="0"/>
+        <w:spacing w:before="0" w:beforeAutospacing="1" w:after="0" w:afterAutospacing="1"/>
+        <w:ind w:left="720" w:right="720"/>
+      </w:pPr>
+      <w:r>
+        <w:t xml:space="preserve">Spillner, A., Linz, T., &amp; Schaefer, H. (2014). </w:t>
+      </w:r>
+      <w:r>
+        <w:rPr>
+          <w:rStyle w:val="14"/>
+        </w:rPr>
+        <w:t>Foundations of Software Testing: ISTQB Certification</w:t>
+      </w:r>
+      <w:r>
+        <w:t>. Rocky Nagar: Cengage Learning.</w:t>
+      </w:r>
+    </w:p>
+    <w:p>
+      <w:pPr>
+        <w:pStyle w:val="3"/>
+        <w:bidi w:val="0"/>
+      </w:pPr>
+      <w:bookmarkStart w:id="81" w:name="_Toc28970"/>
+      <w:r>
+        <w:rPr>
+          <w:rStyle w:val="22"/>
+          <w:b/>
+          <w:bCs/>
+        </w:rPr>
+        <w:t>Syllabus ISTQB chính thức:</w:t>
+      </w:r>
+      <w:bookmarkEnd w:id="81"/>
+    </w:p>
+    <w:p>
+      <w:pPr>
+        <w:pStyle w:val="19"/>
+        <w:keepNext w:val="0"/>
+        <w:keepLines w:val="0"/>
+        <w:widowControl/>
+        <w:suppressLineNumbers w:val="0"/>
+        <w:spacing w:before="0" w:beforeAutospacing="1" w:after="0" w:afterAutospacing="1"/>
+        <w:ind w:left="720" w:right="720"/>
+      </w:pPr>
+      <w:r>
+        <w:t xml:space="preserve">ISTQB. (2018). </w:t>
+      </w:r>
+      <w:r>
+        <w:rPr>
+          <w:rStyle w:val="14"/>
+        </w:rPr>
+        <w:t>ISTQB Foundation Level Syllabus v3.1</w:t>
+      </w:r>
+      <w:r>
+        <w:t xml:space="preserve">. International Software Testing Qualifications Board. Truy cập từ </w:t>
+      </w:r>
+      <w:r>
+        <w:fldChar w:fldCharType="begin"/>
+      </w:r>
+      <w:r>
+        <w:instrText xml:space="preserve"> HYPERLINK "https://www.istqb.org" </w:instrText>
+      </w:r>
+      <w:r>
+        <w:fldChar w:fldCharType="separate"/>
+      </w:r>
+      <w:r>
+        <w:rPr>
+          <w:rStyle w:val="17"/>
+        </w:rPr>
+        <w:t>https://www.istqb.org</w:t>
+      </w:r>
+      <w:r>
+        <w:fldChar w:fldCharType="end"/>
+      </w:r>
+    </w:p>
+    <w:p>
+      <w:pPr>
+        <w:pStyle w:val="3"/>
+        <w:bidi w:val="0"/>
+      </w:pPr>
+      <w:bookmarkStart w:id="82" w:name="_Toc18647"/>
+      <w:r>
+        <w:rPr>
+          <w:rStyle w:val="22"/>
+          <w:b/>
+          <w:bCs/>
+        </w:rPr>
+        <w:t>Prompt Engineering:</w:t>
+      </w:r>
+      <w:bookmarkEnd w:id="82"/>
+    </w:p>
+    <w:p>
+      <w:pPr>
+        <w:pStyle w:val="19"/>
+        <w:keepNext w:val="0"/>
+        <w:keepLines w:val="0"/>
+        <w:widowControl/>
+        <w:suppressLineNumbers w:val="0"/>
+        <w:spacing w:before="0" w:beforeAutospacing="1" w:after="0" w:afterAutospacing="1"/>
+        <w:ind w:left="720" w:right="720"/>
+      </w:pPr>
+      <w:r>
+        <w:t xml:space="preserve">DAIR.AI. (2024). </w:t>
+      </w:r>
+      <w:r>
+        <w:rPr>
+          <w:rStyle w:val="14"/>
+        </w:rPr>
+        <w:t>Prompt Engineering Guide</w:t>
+      </w:r>
+      <w:r>
+        <w:t xml:space="preserve">. Truy cập từ </w:t>
+      </w:r>
+      <w:r>
+        <w:fldChar w:fldCharType="begin"/>
+      </w:r>
+      <w:r>
+        <w:instrText xml:space="preserve"> HYPERLINK "https://www.promptingguide.ai" </w:instrText>
+      </w:r>
+      <w:r>
+        <w:fldChar w:fldCharType="separate"/>
+      </w:r>
+      <w:r>
+        <w:rPr>
+          <w:rStyle w:val="17"/>
+        </w:rPr>
+        <w:t>https://www.promptingguide.ai</w:t>
+      </w:r>
+      <w:r>
+        <w:fldChar w:fldCharType="end"/>
+      </w:r>
+    </w:p>
+    <w:p>
+      <w:pPr>
+        <w:pStyle w:val="3"/>
+        <w:bidi w:val="0"/>
+      </w:pPr>
+      <w:bookmarkStart w:id="83" w:name="_Toc28870"/>
+      <w:r>
+        <w:rPr>
+          <w:rStyle w:val="22"/>
+          <w:b/>
+          <w:bCs/>
+        </w:rPr>
+        <w:t>Các công cụ AI bạn đã dùng</w:t>
+      </w:r>
+      <w:r>
+        <w:t>:</w:t>
+      </w:r>
+      <w:bookmarkEnd w:id="83"/>
+    </w:p>
+    <w:p>
+      <w:pPr>
+        <w:pStyle w:val="19"/>
+        <w:keepNext w:val="0"/>
+        <w:keepLines w:val="0"/>
+        <w:widowControl/>
+        <w:suppressLineNumbers w:val="0"/>
+        <w:spacing w:before="0" w:beforeAutospacing="1" w:after="0" w:afterAutospacing="1"/>
+        <w:ind w:left="720" w:right="720"/>
+      </w:pPr>
+      <w:r>
+        <w:t xml:space="preserve">Google. (2026). </w:t>
+      </w:r>
+      <w:r>
+        <w:rPr>
+          <w:rStyle w:val="14"/>
+        </w:rPr>
+        <w:t>Gemini</w:t>
+      </w:r>
+      <w:r>
+        <w:t xml:space="preserve"> [Công cụ AI]. Truy cập ngày 16/05/2026, từ </w:t>
+      </w:r>
+      <w:r>
+        <w:fldChar w:fldCharType="begin"/>
+      </w:r>
+      <w:r>
+        <w:instrText xml:space="preserve"> HYPERLINK "https://gemini.google.com" </w:instrText>
+      </w:r>
+      <w:r>
+        <w:fldChar w:fldCharType="separate"/>
+      </w:r>
+      <w:r>
+        <w:rPr>
+          <w:rStyle w:val="17"/>
+        </w:rPr>
+        <w:t>https://gemini.google.com</w:t>
+      </w:r>
+      <w:r>
+        <w:fldChar w:fldCharType="end"/>
+      </w:r>
+    </w:p>
+    <w:p>
+      <w:pPr>
+        <w:pStyle w:val="19"/>
+        <w:keepNext w:val="0"/>
+        <w:keepLines w:val="0"/>
+        <w:widowControl/>
+        <w:suppressLineNumbers w:val="0"/>
+        <w:spacing w:before="0" w:beforeAutospacing="1" w:after="0" w:afterAutospacing="1"/>
+        <w:ind w:left="720" w:right="720"/>
+      </w:pPr>
+      <w:r>
+        <w:t xml:space="preserve">OpenAI. (2026). </w:t>
+      </w:r>
+      <w:r>
+        <w:rPr>
+          <w:rStyle w:val="14"/>
+        </w:rPr>
+        <w:t>ChatGPT</w:t>
+      </w:r>
+      <w:r>
+        <w:t xml:space="preserve"> [Công cụ AI]. Truy cập ngày 16/05/2026, từ </w:t>
+      </w:r>
+      <w:r>
+        <w:fldChar w:fldCharType="begin"/>
+      </w:r>
+      <w:r>
+        <w:instrText xml:space="preserve"> HYPERLINK "https://chatgpt.com" </w:instrText>
+      </w:r>
+      <w:r>
+        <w:fldChar w:fldCharType="separate"/>
+      </w:r>
+      <w:r>
+        <w:rPr>
+          <w:rStyle w:val="17"/>
+        </w:rPr>
+        <w:t>https://chatgpt.com</w:t>
+      </w:r>
+      <w:r>
+        <w:fldChar w:fldCharType="end"/>
+      </w:r>
+    </w:p>
+    <w:p>
+      <w:pPr>
+        <w:pStyle w:val="19"/>
+        <w:keepNext w:val="0"/>
+        <w:keepLines w:val="0"/>
+        <w:widowControl/>
+        <w:suppressLineNumbers w:val="0"/>
+        <w:spacing w:before="0" w:beforeAutospacing="1" w:after="0" w:afterAutospacing="1"/>
+        <w:ind w:left="720" w:right="720"/>
+      </w:pPr>
+      <w:r>
+        <w:t xml:space="preserve">Anthropic. (2026). </w:t>
+      </w:r>
+      <w:r>
+        <w:rPr>
+          <w:rStyle w:val="14"/>
+        </w:rPr>
+        <w:t>Claude</w:t>
+      </w:r>
+      <w:r>
+        <w:t xml:space="preserve"> [Công cụ AI]. Truy cập ngày 16/05/2026, từ </w:t>
+      </w:r>
+      <w:r>
+        <w:fldChar w:fldCharType="begin"/>
+      </w:r>
+      <w:r>
+        <w:instrText xml:space="preserve"> HYPERLINK "https://claude.ai" </w:instrText>
+      </w:r>
+      <w:r>
+        <w:fldChar w:fldCharType="separate"/>
+      </w:r>
+      <w:r>
+        <w:rPr>
+          <w:rStyle w:val="17"/>
+        </w:rPr>
+        <w:t>https://claude.ai</w:t>
+      </w:r>
+      <w:r>
+        <w:fldChar w:fldCharType="end"/>
+      </w:r>
+    </w:p>
+    <w:p>
+      <w:pPr>
+        <w:pStyle w:val="19"/>
+        <w:keepNext w:val="0"/>
+        <w:keepLines w:val="0"/>
+        <w:widowControl/>
+        <w:suppressLineNumbers w:val="0"/>
+        <w:spacing w:before="0" w:beforeAutospacing="1" w:after="0" w:afterAutospacing="1"/>
+        <w:ind w:left="720" w:right="720"/>
+      </w:pPr>
+      <w:r>
+        <w:t xml:space="preserve">DeepSeek. (2026). </w:t>
+      </w:r>
+      <w:r>
+        <w:rPr>
+          <w:rStyle w:val="14"/>
+        </w:rPr>
+        <w:t>DeepSeek</w:t>
+      </w:r>
+      <w:r>
+        <w:t xml:space="preserve"> [Công cụ AI]. Truy cập ngày 16/05/2026, từ </w:t>
+      </w:r>
+      <w:r>
+        <w:fldChar w:fldCharType="begin"/>
+      </w:r>
+      <w:r>
+        <w:instrText xml:space="preserve"> HYPERLINK "https://chat.deepseek.com" </w:instrText>
+      </w:r>
+      <w:r>
+        <w:fldChar w:fldCharType="separate"/>
+      </w:r>
+      <w:r>
+        <w:rPr>
+          <w:rStyle w:val="17"/>
+        </w:rPr>
+        <w:t>https://chat.deepseek.com</w:t>
+      </w:r>
+      <w:r>
+        <w:fldChar w:fldCharType="end"/>
+      </w:r>
+    </w:p>
+    <w:p>
+      <w:pPr>
+        <w:pStyle w:val="19"/>
+        <w:keepNext w:val="0"/>
+        <w:keepLines w:val="0"/>
+        <w:widowControl/>
+        <w:suppressLineNumbers w:val="0"/>
+        <w:spacing w:before="0" w:beforeAutospacing="1" w:after="0" w:afterAutospacing="1"/>
+        <w:ind w:left="720" w:right="720"/>
+      </w:pPr>
+      <w:r>
+        <w:t xml:space="preserve">Alibaba Cloud. (2026). Qwen [Công cụ AI]. Truy cập ngày 16/05/2026, từ </w:t>
+      </w:r>
+      <w:r>
+        <w:fldChar w:fldCharType="begin"/>
+      </w:r>
+      <w:r>
+        <w:instrText xml:space="preserve"> HYPERLINK "https://chat.qwenlm.ai" \t "_blank" </w:instrText>
+      </w:r>
+      <w:r>
+        <w:fldChar w:fldCharType="separate"/>
+      </w:r>
+      <w:r>
+        <w:rPr>
+          <w:rStyle w:val="17"/>
+        </w:rPr>
+        <w:t>https://chat.qwenlm.ai</w:t>
+      </w:r>
+      <w:r>
+        <w:fldChar w:fldCharType="end"/>
+      </w:r>
+    </w:p>
+    <w:p>
+      <w:pPr>
+        <w:pStyle w:val="3"/>
+        <w:numPr>
+          <w:numId w:val="0"/>
+        </w:numPr>
+        <w:tabs>
+          <w:tab w:val="clear" w:pos="850"/>
+        </w:tabs>
+        <w:bidi w:val="0"/>
+        <w:ind w:left="397" w:leftChars="0"/>
         <w:rPr>
           <w:rFonts w:hint="default"/>
           <w:lang w:val="vi-VN"/>

--- a/LAB/lab1/Lab1_TranDucViet_DE190953.docx
+++ b/LAB/lab1/Lab1_TranDucViet_DE190953.docx
@@ -4544,14 +4544,7 @@
           <w:rFonts w:hint="default"/>
           <w:lang w:val="vi-VN"/>
         </w:rPr>
-        <w:t>Promt - DeepSeek</w:t>
-      </w:r>
-      <w:r>
-        <w:rPr>
-          <w:rFonts w:hint="default"/>
-          <w:lang w:val="vi-VN"/>
-        </w:rPr>
-        <w:t xml:space="preserve"> </w:t>
+        <w:t xml:space="preserve">Promt - DeepSeek </w:t>
       </w:r>
       <w:r>
         <w:tab/>
@@ -5875,7 +5868,6 @@
       <w:pPr>
         <w:pStyle w:val="2"/>
         <w:bidi w:val="0"/>
-        <w:ind w:left="425" w:leftChars="0" w:hanging="425" w:firstLineChars="0"/>
       </w:pPr>
       <w:r>
         <w:rPr>
@@ -6164,7 +6156,6 @@
       <w:pPr>
         <w:pStyle w:val="4"/>
         <w:bidi w:val="0"/>
-        <w:ind w:left="1428" w:leftChars="0" w:firstLineChars="0"/>
       </w:pPr>
       <w:bookmarkStart w:id="4" w:name="_Toc27542"/>
       <w:r>
@@ -6229,7 +6220,6 @@
       <w:pPr>
         <w:pStyle w:val="4"/>
         <w:bidi w:val="0"/>
-        <w:ind w:left="1428" w:leftChars="0" w:firstLineChars="0"/>
         <w:rPr>
           <w:rFonts w:hint="default"/>
         </w:rPr>
@@ -6295,7 +6285,6 @@
       <w:pPr>
         <w:pStyle w:val="4"/>
         <w:bidi w:val="0"/>
-        <w:ind w:left="1428" w:leftChars="0" w:firstLineChars="0"/>
       </w:pPr>
       <w:bookmarkStart w:id="6" w:name="_Toc2413"/>
       <w:r>
@@ -6346,7 +6335,6 @@
       <w:pPr>
         <w:pStyle w:val="4"/>
         <w:bidi w:val="0"/>
-        <w:ind w:left="1428" w:leftChars="0" w:firstLineChars="0"/>
       </w:pPr>
       <w:bookmarkStart w:id="7" w:name="_Toc28710"/>
       <w:r>
@@ -6397,7 +6385,6 @@
       <w:pPr>
         <w:pStyle w:val="4"/>
         <w:bidi w:val="0"/>
-        <w:ind w:left="1428" w:leftChars="0" w:firstLineChars="0"/>
       </w:pPr>
       <w:bookmarkStart w:id="8" w:name="_Toc28155"/>
       <w:r>
@@ -6448,7 +6435,6 @@
       <w:pPr>
         <w:pStyle w:val="4"/>
         <w:bidi w:val="0"/>
-        <w:ind w:left="1428" w:leftChars="0" w:firstLineChars="0"/>
       </w:pPr>
       <w:bookmarkStart w:id="9" w:name="_Toc30192"/>
       <w:r>
@@ -6531,9 +6517,56 @@
     </w:p>
     <w:p>
       <w:pPr>
+        <w:pStyle w:val="179"/>
+        <w:bidi w:val="0"/>
+      </w:pPr>
+      <w:r>
+        <w:rPr>
+          <w:rFonts w:hint="default"/>
+          <w:lang w:val="vi-VN"/>
+        </w:rPr>
+        <w:t>AI đưa ra câu trả lời dễ hiểu và cũng khá gần gũi với đời sống hàng ngày. Giúp người đọc dễ hình dung ra hơn thông qua những ví dụ gần gũi như vậy</w:t>
+      </w:r>
+    </w:p>
+    <w:p>
+      <w:pPr>
+        <w:pStyle w:val="179"/>
+        <w:bidi w:val="0"/>
+      </w:pPr>
+      <w:r>
+        <w:rPr>
+          <w:rFonts w:hint="default"/>
+          <w:lang w:val="vi-VN"/>
+        </w:rPr>
+        <w:t>Tuy nhiên lại thiếu mất những ví dụ thực tế khi kiểm thử trên phần mềm. Có thể làm người đọc khó hình dung khi áp dụng những kiến thưc khi kiểm thử trên vào việc kiểm thử phần mềm.</w:t>
+      </w:r>
+    </w:p>
+    <w:p>
+      <w:pPr>
+        <w:pStyle w:val="179"/>
+        <w:bidi w:val="0"/>
+      </w:pPr>
+      <w:r>
+        <w:t>Về chi phí kiểm thử trễ, AI mô tả tốt sự gia tăng thiệt hại qua từng giai đoạn làm bánh, nhưng lại bỏ sót các khái niệm cốt lõi của giáo trình ISTQB như "Cost Curve" (Đường cong chi phí) hay "Rule of Ten".</w:t>
+      </w:r>
+    </w:p>
+    <w:p>
+      <w:pPr>
+        <w:pStyle w:val="179"/>
+        <w:bidi w:val="0"/>
+      </w:pPr>
+      <w:r>
+        <w:rPr>
+          <w:rFonts w:hint="default"/>
+          <w:lang w:val="vi-VN"/>
+        </w:rPr>
+        <w:t>Để cải thiện thì ở những promt sau cần phải để AI lấy thêm ví dụ khi kiểm thử trên phần mềm.</w:t>
+      </w:r>
+    </w:p>
+    <w:p>
+      <w:pPr>
         <w:pStyle w:val="2"/>
         <w:bidi w:val="0"/>
-        <w:ind w:left="425" w:leftChars="0" w:hanging="425" w:firstLineChars="0"/>
       </w:pPr>
       <w:bookmarkStart w:id="11" w:name="_Toc11751"/>
       <w:r>
@@ -6573,7 +6606,6 @@
       <w:pPr>
         <w:pStyle w:val="4"/>
         <w:bidi w:val="0"/>
-        <w:ind w:left="1428" w:leftChars="0" w:hanging="708" w:firstLineChars="0"/>
       </w:pPr>
       <w:bookmarkStart w:id="13" w:name="_Toc3828"/>
       <w:r>
@@ -6666,7 +6698,6 @@
       <w:pPr>
         <w:pStyle w:val="4"/>
         <w:bidi w:val="0"/>
-        <w:ind w:left="1428" w:leftChars="0" w:hanging="708" w:firstLineChars="0"/>
       </w:pPr>
       <w:bookmarkStart w:id="14" w:name="_Toc11355"/>
       <w:r>
@@ -6677,8 +6708,10 @@
     <w:p>
       <w:pPr>
         <w:pStyle w:val="5"/>
+        <w:tabs>
+          <w:tab w:val="left" w:pos="2053"/>
+        </w:tabs>
         <w:bidi w:val="0"/>
-        <w:ind w:left="2053" w:leftChars="0" w:hanging="853" w:firstLineChars="0"/>
       </w:pPr>
       <w:bookmarkStart w:id="15" w:name="_Toc10067"/>
       <w:r>
@@ -6761,8 +6794,10 @@
     <w:p>
       <w:pPr>
         <w:pStyle w:val="5"/>
+        <w:tabs>
+          <w:tab w:val="left" w:pos="2053"/>
+        </w:tabs>
         <w:bidi w:val="0"/>
-        <w:ind w:left="2053" w:leftChars="0" w:hanging="853" w:firstLineChars="0"/>
       </w:pPr>
       <w:bookmarkStart w:id="16" w:name="_Toc17174"/>
       <w:r>
@@ -7545,8 +7580,10 @@
     <w:p>
       <w:pPr>
         <w:pStyle w:val="5"/>
+        <w:tabs>
+          <w:tab w:val="left" w:pos="2053"/>
+        </w:tabs>
         <w:bidi w:val="0"/>
-        <w:ind w:left="2053" w:leftChars="0" w:hanging="853" w:firstLineChars="0"/>
       </w:pPr>
       <w:bookmarkStart w:id="17" w:name="_Toc30520"/>
       <w:r>
@@ -7770,15 +7807,21 @@
           <w:rFonts w:hint="default"/>
           <w:lang w:val="vi-VN"/>
         </w:rPr>
-        <w:t xml:space="preserve"> ngắn (Zero shot)</w:t>
+        <w:t xml:space="preserve"> </w:t>
       </w:r>
       <w:bookmarkEnd w:id="18"/>
+      <w:r>
+        <w:rPr>
+          <w:rFonts w:hint="default"/>
+          <w:lang w:val="vi-VN"/>
+        </w:rPr>
+        <w:t>prompt có ví dụ (few-shot)</w:t>
+      </w:r>
     </w:p>
     <w:p>
       <w:pPr>
         <w:pStyle w:val="4"/>
         <w:bidi w:val="0"/>
-        <w:ind w:left="1428" w:leftChars="0" w:hanging="708" w:firstLineChars="0"/>
       </w:pPr>
       <w:bookmarkStart w:id="19" w:name="_Toc8639"/>
       <w:r>
@@ -8054,7 +8097,6 @@
       <w:pPr>
         <w:pStyle w:val="4"/>
         <w:bidi w:val="0"/>
-        <w:ind w:left="1428" w:leftChars="0" w:hanging="708" w:firstLineChars="0"/>
       </w:pPr>
       <w:bookmarkStart w:id="20" w:name="_Toc2216"/>
       <w:r>
@@ -8065,8 +8107,10 @@
     <w:p>
       <w:pPr>
         <w:pStyle w:val="5"/>
+        <w:tabs>
+          <w:tab w:val="left" w:pos="2053"/>
+        </w:tabs>
         <w:bidi w:val="0"/>
-        <w:ind w:left="2053" w:leftChars="0" w:hanging="853" w:firstLineChars="0"/>
       </w:pPr>
       <w:bookmarkStart w:id="21" w:name="_Toc11845"/>
       <w:r>
@@ -8111,8 +8155,10 @@
     <w:p>
       <w:pPr>
         <w:pStyle w:val="5"/>
+        <w:tabs>
+          <w:tab w:val="left" w:pos="2053"/>
+        </w:tabs>
         <w:bidi w:val="0"/>
-        <w:ind w:left="2053" w:leftChars="0" w:hanging="853" w:firstLineChars="0"/>
       </w:pPr>
       <w:bookmarkStart w:id="22" w:name="_Toc19734"/>
       <w:r>
@@ -8693,8 +8739,10 @@
     <w:p>
       <w:pPr>
         <w:pStyle w:val="5"/>
+        <w:tabs>
+          <w:tab w:val="left" w:pos="2053"/>
+        </w:tabs>
         <w:bidi w:val="0"/>
-        <w:ind w:left="2053" w:leftChars="0" w:hanging="853" w:firstLineChars="0"/>
       </w:pPr>
       <w:bookmarkStart w:id="23" w:name="_Toc9625"/>
       <w:r>
@@ -9141,8 +9189,6 @@
                 <w:lang w:val="en-US" w:eastAsia="zh-CN"/>
               </w:rPr>
             </w:pPr>
-            <w:bookmarkStart w:id="84" w:name="_GoBack"/>
-            <w:bookmarkEnd w:id="84"/>
             <w:r>
               <w:rPr>
                 <w:lang w:val="en-US" w:eastAsia="zh-CN"/>
@@ -9479,19 +9525,62 @@
       <w:pPr>
         <w:pStyle w:val="3"/>
         <w:bidi w:val="0"/>
-        <w:ind w:left="850" w:leftChars="0" w:hanging="453" w:firstLineChars="0"/>
       </w:pPr>
       <w:bookmarkStart w:id="24" w:name="_Toc4442"/>
       <w:r>
         <w:t>Nhận xét kết quả trả lời của AI</w:t>
       </w:r>
       <w:bookmarkEnd w:id="24"/>
+    </w:p>
+    <w:p>
+      <w:pPr>
+        <w:pStyle w:val="179"/>
+        <w:bidi w:val="0"/>
+      </w:pPr>
+      <w:r>
+        <w:t>Ở phiên bản zero-shot, đầu ra bị thiếu cột "Khi nào dùng" và định dạng trình bày không đồng nhất.</w:t>
+      </w:r>
+    </w:p>
+    <w:p>
+      <w:pPr>
+        <w:pStyle w:val="179"/>
+        <w:bidi w:val="0"/>
+      </w:pPr>
+      <w:r>
+        <w:rPr>
+          <w:rFonts w:hint="default"/>
+          <w:lang w:val="vi-VN"/>
+        </w:rPr>
+        <w:t>Ở bản zero-shot, phần trình bày đầu ra được AI tự quyết định. Nhiều lúc không đưa đúng định dạng mình cần gây khó chịu và cần phải chỉnh sửa lại nhiều lần mới ra được đúng kết quả như mong muốn.</w:t>
+      </w:r>
+    </w:p>
+    <w:p>
+      <w:pPr>
+        <w:pStyle w:val="179"/>
+        <w:bidi w:val="0"/>
+      </w:pPr>
+      <w:r>
+        <w:rPr>
+          <w:rFonts w:hint="default"/>
+          <w:lang w:val="vi-VN"/>
+        </w:rPr>
+        <w:t>P</w:t>
+      </w:r>
+      <w:r>
+        <w:t>rompt few-shot có ví dụ mẫu giúp AI tự động bổ sung phần "Điểm giống nhau và dễ gây nhầm lẫn"</w:t>
+      </w:r>
+      <w:r>
+        <w:rPr>
+          <w:rFonts w:hint="default"/>
+          <w:lang w:val="vi-VN"/>
+        </w:rPr>
+        <w:t>. Giúp người đọc có thể dễ dàng phân biệt được sự khác nhau giữa 2 phần.</w:t>
+      </w:r>
     </w:p>
     <w:p>
       <w:pPr>
         <w:pStyle w:val="2"/>
         <w:bidi w:val="0"/>
-        <w:ind w:left="425" w:leftChars="0" w:hanging="425" w:firstLineChars="0"/>
       </w:pPr>
       <w:bookmarkStart w:id="25" w:name="_Toc29098"/>
       <w:r>
@@ -9513,7 +9602,6 @@
       <w:pPr>
         <w:pStyle w:val="3"/>
         <w:bidi w:val="0"/>
-        <w:ind w:left="850" w:leftChars="0" w:hanging="453" w:firstLineChars="0"/>
       </w:pPr>
       <w:bookmarkStart w:id="26" w:name="_Toc7092"/>
       <w:r>
@@ -9532,7 +9620,6 @@
       <w:pPr>
         <w:pStyle w:val="4"/>
         <w:bidi w:val="0"/>
-        <w:ind w:left="1428" w:leftChars="0" w:hanging="708" w:firstLineChars="0"/>
       </w:pPr>
       <w:bookmarkStart w:id="27" w:name="_Toc23444"/>
       <w:r>
@@ -9639,7 +9726,6 @@
       <w:pPr>
         <w:pStyle w:val="4"/>
         <w:bidi w:val="0"/>
-        <w:ind w:left="1428" w:leftChars="0" w:hanging="708" w:firstLineChars="0"/>
       </w:pPr>
       <w:bookmarkStart w:id="28" w:name="_Toc17704"/>
       <w:r>
@@ -9663,6 +9749,9 @@
     <w:p>
       <w:pPr>
         <w:pStyle w:val="5"/>
+        <w:tabs>
+          <w:tab w:val="left" w:pos="2053"/>
+        </w:tabs>
         <w:bidi w:val="0"/>
       </w:pPr>
       <w:bookmarkStart w:id="29" w:name="_Toc9027"/>
@@ -9760,6 +9849,9 @@
     <w:p>
       <w:pPr>
         <w:pStyle w:val="5"/>
+        <w:tabs>
+          <w:tab w:val="left" w:pos="2053"/>
+        </w:tabs>
         <w:bidi w:val="0"/>
       </w:pPr>
       <w:bookmarkStart w:id="30" w:name="_Toc13595"/>
@@ -9860,10 +9952,10 @@
     <w:p>
       <w:pPr>
         <w:pStyle w:val="5"/>
-        <w:keepNext w:val="0"/>
-        <w:keepLines w:val="0"/>
-        <w:widowControl/>
-        <w:suppressLineNumbers w:val="0"/>
+        <w:tabs>
+          <w:tab w:val="left" w:pos="2053"/>
+        </w:tabs>
+        <w:bidi w:val="0"/>
       </w:pPr>
       <w:bookmarkStart w:id="31" w:name="_Toc17669"/>
       <w:r>
@@ -9965,7 +10057,6 @@
       <w:pPr>
         <w:pStyle w:val="3"/>
         <w:bidi w:val="0"/>
-        <w:ind w:left="850" w:leftChars="0" w:hanging="453" w:firstLineChars="0"/>
       </w:pPr>
       <w:bookmarkStart w:id="32" w:name="_Toc10015"/>
       <w:r>
@@ -9984,7 +10075,6 @@
       <w:pPr>
         <w:pStyle w:val="4"/>
         <w:bidi w:val="0"/>
-        <w:ind w:left="1428" w:leftChars="0" w:hanging="708" w:firstLineChars="0"/>
       </w:pPr>
       <w:bookmarkStart w:id="33" w:name="_Toc25787"/>
       <w:r>
@@ -10132,7 +10222,6 @@
       <w:pPr>
         <w:pStyle w:val="4"/>
         <w:bidi w:val="0"/>
-        <w:ind w:left="1428" w:leftChars="0" w:hanging="708" w:firstLineChars="0"/>
       </w:pPr>
       <w:bookmarkStart w:id="34" w:name="_Toc29659"/>
       <w:r>
@@ -10143,10 +10232,10 @@
     <w:p>
       <w:pPr>
         <w:pStyle w:val="5"/>
-        <w:keepNext w:val="0"/>
-        <w:keepLines w:val="0"/>
-        <w:widowControl/>
-        <w:suppressLineNumbers w:val="0"/>
+        <w:tabs>
+          <w:tab w:val="left" w:pos="2053"/>
+        </w:tabs>
+        <w:bidi w:val="0"/>
       </w:pPr>
       <w:bookmarkStart w:id="35" w:name="_Toc21389"/>
       <w:r>
@@ -10254,10 +10343,10 @@
     <w:p>
       <w:pPr>
         <w:pStyle w:val="5"/>
-        <w:keepNext w:val="0"/>
-        <w:keepLines w:val="0"/>
-        <w:widowControl/>
-        <w:suppressLineNumbers w:val="0"/>
+        <w:tabs>
+          <w:tab w:val="left" w:pos="2053"/>
+        </w:tabs>
+        <w:bidi w:val="0"/>
       </w:pPr>
       <w:bookmarkStart w:id="36" w:name="_Toc7792"/>
       <w:r>
@@ -10365,7 +10454,6 @@
       <w:pPr>
         <w:pStyle w:val="3"/>
         <w:bidi w:val="0"/>
-        <w:ind w:left="850" w:leftChars="0" w:hanging="453" w:firstLineChars="0"/>
       </w:pPr>
       <w:bookmarkStart w:id="37" w:name="_Toc3152"/>
       <w:r>
@@ -10384,7 +10472,6 @@
       <w:pPr>
         <w:pStyle w:val="4"/>
         <w:bidi w:val="0"/>
-        <w:ind w:left="1428" w:leftChars="0" w:hanging="708" w:firstLineChars="0"/>
       </w:pPr>
       <w:bookmarkStart w:id="38" w:name="_Toc29131"/>
       <w:r>
@@ -10632,7 +10719,6 @@
       <w:pPr>
         <w:pStyle w:val="4"/>
         <w:bidi w:val="0"/>
-        <w:ind w:left="1428" w:leftChars="0" w:hanging="708" w:firstLineChars="0"/>
       </w:pPr>
       <w:bookmarkStart w:id="39" w:name="_Toc9209"/>
       <w:r>
@@ -10648,8 +10734,10 @@
     <w:p>
       <w:pPr>
         <w:pStyle w:val="5"/>
+        <w:tabs>
+          <w:tab w:val="left" w:pos="2053"/>
+        </w:tabs>
         <w:bidi w:val="0"/>
-        <w:ind w:left="2053" w:leftChars="0" w:hanging="853" w:firstLineChars="0"/>
       </w:pPr>
       <w:bookmarkStart w:id="40" w:name="_Toc21955"/>
       <w:r>
@@ -10740,8 +10828,10 @@
     <w:p>
       <w:pPr>
         <w:pStyle w:val="5"/>
+        <w:tabs>
+          <w:tab w:val="left" w:pos="2053"/>
+        </w:tabs>
         <w:bidi w:val="0"/>
-        <w:ind w:left="2053" w:leftChars="0" w:hanging="853" w:firstLineChars="0"/>
       </w:pPr>
       <w:bookmarkStart w:id="41" w:name="_Toc22230"/>
       <w:r>
@@ -10918,21 +11008,18 @@
       <w:pPr>
         <w:pStyle w:val="3"/>
         <w:bidi w:val="0"/>
-        <w:ind w:left="850" w:leftChars="0" w:hanging="453" w:firstLineChars="0"/>
-      </w:pPr>
-      <w:bookmarkStart w:id="42" w:name="_Toc505"/>
-      <w:r>
-        <w:t>Nhận xét kết quả trả về của AI</w:t>
-      </w:r>
-      <w:bookmarkEnd w:id="42"/>
+      </w:pPr>
+      <w:r>
+        <w:rPr>
+          <w:rFonts w:hint="default"/>
+          <w:lang w:val="vi-VN"/>
+        </w:rPr>
+        <w:t>Bảng so sánh các tiêu chí giữa 3 mẫu promt</w:t>
+      </w:r>
     </w:p>
     <w:p>
       <w:pPr>
         <w:bidi w:val="0"/>
-        <w:rPr>
-          <w:rFonts w:hint="default"/>
-          <w:lang w:val="vi-VN"/>
-        </w:rPr>
       </w:pPr>
       <w:r>
         <w:rPr>
@@ -10994,9 +11081,51 @@
     </w:p>
     <w:p>
       <w:pPr>
+        <w:pStyle w:val="3"/>
+        <w:bidi w:val="0"/>
+      </w:pPr>
+      <w:bookmarkStart w:id="42" w:name="_Toc505"/>
+      <w:r>
+        <w:t>Nhận xét kết quả trả về của AI</w:t>
+      </w:r>
+      <w:bookmarkEnd w:id="42"/>
+    </w:p>
+    <w:p>
+      <w:pPr>
+        <w:pStyle w:val="179"/>
+        <w:bidi w:val="0"/>
+        <w:rPr>
+          <w:rFonts w:hint="default"/>
+          <w:lang w:val="vi-VN"/>
+        </w:rPr>
+      </w:pPr>
+      <w:r>
+        <w:rPr>
+          <w:rFonts w:hint="default"/>
+          <w:lang w:val="vi-VN"/>
+        </w:rPr>
+        <w:t>Việc lựa chọn model AI cũng đóng 1 vai trò vô cùng quan trọng. Với Claude không chỉ đưa ra câu trả lời dạng text thông thường mà còn kèm theo cả việc đưa hình ảnh và định dạng lại chữ giúp người đọc có thể theo dõi và dễ nắm bắt được thông tin hơn</w:t>
+      </w:r>
+    </w:p>
+    <w:p>
+      <w:pPr>
+        <w:pStyle w:val="179"/>
+        <w:bidi w:val="0"/>
+        <w:rPr>
+          <w:rFonts w:hint="default"/>
+          <w:lang w:val="vi-VN"/>
+        </w:rPr>
+      </w:pPr>
+      <w:bookmarkStart w:id="84" w:name="_GoBack"/>
+      <w:r>
+        <w:t>Chất lượng thông tin tỷ lệ thuận với mức độ chi tiết của prompt</w:t>
+      </w:r>
+    </w:p>
+    <w:bookmarkEnd w:id="84"/>
+    <w:p>
+      <w:pPr>
         <w:pStyle w:val="2"/>
         <w:bidi w:val="0"/>
-        <w:ind w:left="425" w:leftChars="0" w:hanging="425" w:firstLineChars="0"/>
       </w:pPr>
       <w:bookmarkStart w:id="43" w:name="_Toc24678"/>
       <w:r>
@@ -11014,6 +11143,7 @@
     <w:p>
       <w:pPr>
         <w:pStyle w:val="3"/>
+        <w:bidi w:val="0"/>
       </w:pPr>
       <w:bookmarkStart w:id="44" w:name="_Toc9421"/>
       <w:r>
@@ -11213,7 +11343,6 @@
       <w:pPr>
         <w:pStyle w:val="3"/>
         <w:bidi w:val="0"/>
-        <w:ind w:left="850" w:leftChars="0" w:hanging="453" w:firstLineChars="0"/>
       </w:pPr>
       <w:bookmarkStart w:id="45" w:name="_Toc31487"/>
       <w:r>
@@ -11229,18 +11358,48 @@
       <w:pPr>
         <w:pStyle w:val="4"/>
         <w:bidi w:val="0"/>
-        <w:ind w:left="1428" w:leftChars="0" w:firstLineChars="0"/>
       </w:pPr>
       <w:bookmarkStart w:id="46" w:name="_Toc1767"/>
       <w:r>
-        <w:rPr>
-          <w:rStyle w:val="22"/>
+        <w:t>Planning (Lập kế hoạch kiểm thử)</w:t>
+      </w:r>
+      <w:bookmarkEnd w:id="46"/>
+    </w:p>
+    <w:p>
+      <w:pPr>
+        <w:pStyle w:val="179"/>
+        <w:bidi w:val="0"/>
+      </w:pPr>
+      <w:r>
+        <w:t>Khi bắt đầu dự án, tôi sẽ xác định mục tiêu test, phạm vi, chiến lược, nguồn lực, thời gian và rủi ro của hoạt động kiểm thử.</w:t>
+      </w:r>
+    </w:p>
+    <w:p>
+      <w:pPr>
+        <w:pStyle w:val="179"/>
+        <w:bidi w:val="0"/>
+      </w:pPr>
+      <w:r>
+        <w:rPr>
           <w:b/>
           <w:bCs/>
         </w:rPr>
-        <w:t>Planning (Lập kế hoạch kiểm thử)</w:t>
-      </w:r>
-      <w:bookmarkEnd w:id="46"/>
+        <w:t>Đầu ra:</w:t>
+      </w:r>
+      <w:r>
+        <w:t xml:space="preserve"> Test Plan, Test Estimation, Risk List. </w:t>
+      </w:r>
+    </w:p>
+    <w:p>
+      <w:pPr>
+        <w:pStyle w:val="4"/>
+        <w:bidi w:val="0"/>
+      </w:pPr>
+      <w:bookmarkStart w:id="47" w:name="_Toc3497"/>
+      <w:r>
+        <w:t>Monitoring &amp; Control (Giám sát và kiểm soát)</w:t>
+      </w:r>
+      <w:bookmarkEnd w:id="47"/>
     </w:p>
     <w:p>
       <w:pPr>
@@ -11248,7 +11407,7 @@
         <w:bidi w:val="0"/>
       </w:pPr>
       <w:r>
-        <w:t>Khi bắt đầu dự án, tôi sẽ xác định mục tiêu test, phạm vi, chiến lược, nguồn lực, thời gian và rủi ro của hoạt động kiểm thử.</w:t>
+        <w:t>Trong quá trình test, tôi sẽ theo dõi tiến độ, so sánh với kế hoạch ban đầu và điều chỉnh khi có vấn đề phát sinh như trễ deadline hoặc thiếu tài nguyên.</w:t>
       </w:r>
     </w:p>
     <w:p>
@@ -11258,31 +11417,33 @@
       </w:pPr>
       <w:r>
         <w:rPr>
-          <w:b/>
-          <w:bCs/>
+          <w:rStyle w:val="22"/>
         </w:rPr>
         <w:t>Đầu ra:</w:t>
       </w:r>
       <w:r>
-        <w:t xml:space="preserve"> Test Plan, Test Estimation, Risk List. </w:t>
+        <w:t xml:space="preserve"> </w:t>
+      </w:r>
+      <w:r>
+        <w:rPr>
+          <w:rStyle w:val="14"/>
+        </w:rPr>
+        <w:t>Test Progress Report, Defect Report, Updated Test Plan.</w:t>
+      </w:r>
+      <w:r>
+        <w:t xml:space="preserve"> </w:t>
       </w:r>
     </w:p>
     <w:p>
       <w:pPr>
         <w:pStyle w:val="4"/>
         <w:bidi w:val="0"/>
-        <w:ind w:left="1428" w:leftChars="0" w:firstLineChars="0"/>
-      </w:pPr>
-      <w:bookmarkStart w:id="47" w:name="_Toc3497"/>
-      <w:r>
-        <w:rPr>
-          <w:rStyle w:val="22"/>
-          <w:b/>
-          <w:bCs/>
-        </w:rPr>
-        <w:t>Monitoring &amp; Control (Giám sát và kiểm soát)</w:t>
-      </w:r>
-      <w:bookmarkEnd w:id="47"/>
+      </w:pPr>
+      <w:bookmarkStart w:id="48" w:name="_Toc14373"/>
+      <w:r>
+        <w:t>Analysis (Phân tích kiểm thử)</w:t>
+      </w:r>
+      <w:bookmarkEnd w:id="48"/>
     </w:p>
     <w:p>
       <w:pPr>
@@ -11290,7 +11451,7 @@
         <w:bidi w:val="0"/>
       </w:pPr>
       <w:r>
-        <w:t>Trong quá trình test, tôi sẽ theo dõi tiến độ, so sánh với kế hoạch ban đầu và điều chỉnh khi có vấn đề phát sinh như trễ deadline hoặc thiếu tài nguyên.</w:t>
+        <w:t>Tôi sẽ đọc và phân tích tài liệu yêu cầu, user story hoặc specification để xác định cần kiểm thử những gì và tìm ra test condition.</w:t>
       </w:r>
     </w:p>
     <w:p>
@@ -11311,7 +11472,7 @@
         <w:rPr>
           <w:rStyle w:val="14"/>
         </w:rPr>
-        <w:t>Test Progress Report, Defect Report, Updated Test Plan.</w:t>
+        <w:t>Test Conditions, Requirement Traceability Matrix (RTM).</w:t>
       </w:r>
       <w:r>
         <w:t xml:space="preserve"> </w:t>
@@ -11321,18 +11482,12 @@
       <w:pPr>
         <w:pStyle w:val="4"/>
         <w:bidi w:val="0"/>
-        <w:ind w:left="1428" w:leftChars="0" w:firstLineChars="0"/>
-      </w:pPr>
-      <w:bookmarkStart w:id="48" w:name="_Toc14373"/>
-      <w:r>
-        <w:rPr>
-          <w:rStyle w:val="22"/>
-          <w:b/>
-          <w:bCs/>
-        </w:rPr>
-        <w:t>Analysis (Phân tích kiểm thử)</w:t>
-      </w:r>
-      <w:bookmarkEnd w:id="48"/>
+      </w:pPr>
+      <w:bookmarkStart w:id="49" w:name="_Toc473"/>
+      <w:r>
+        <w:t>Design (Thiết kế kiểm thử)</w:t>
+      </w:r>
+      <w:bookmarkEnd w:id="49"/>
     </w:p>
     <w:p>
       <w:pPr>
@@ -11340,7 +11495,7 @@
         <w:bidi w:val="0"/>
       </w:pPr>
       <w:r>
-        <w:t>Tôi sẽ đọc và phân tích tài liệu yêu cầu, user story hoặc specification để xác định cần kiểm thử những gì và tìm ra test condition.</w:t>
+        <w:t>Dựa trên test condition, tôi thiết kế test case, chuẩn bị test data và xác định expected result cho từng trường hợp kiểm thử.</w:t>
       </w:r>
     </w:p>
     <w:p>
@@ -11361,7 +11516,7 @@
         <w:rPr>
           <w:rStyle w:val="14"/>
         </w:rPr>
-        <w:t>Test Conditions, Requirement Traceability Matrix (RTM).</w:t>
+        <w:t>Test Cases, Test Data, Test Checklist.</w:t>
       </w:r>
       <w:r>
         <w:t xml:space="preserve"> </w:t>
@@ -11371,18 +11526,12 @@
       <w:pPr>
         <w:pStyle w:val="4"/>
         <w:bidi w:val="0"/>
-        <w:ind w:left="1428" w:leftChars="0" w:firstLineChars="0"/>
-      </w:pPr>
-      <w:bookmarkStart w:id="49" w:name="_Toc473"/>
-      <w:r>
-        <w:rPr>
-          <w:rStyle w:val="22"/>
-          <w:b/>
-          <w:bCs/>
-        </w:rPr>
-        <w:t>Design (Thiết kế kiểm thử)</w:t>
-      </w:r>
-      <w:bookmarkEnd w:id="49"/>
+      </w:pPr>
+      <w:bookmarkStart w:id="50" w:name="_Toc30964"/>
+      <w:r>
+        <w:t>Implementation (Triển khai kiểm thử)</w:t>
+      </w:r>
+      <w:bookmarkEnd w:id="50"/>
     </w:p>
     <w:p>
       <w:pPr>
@@ -11390,7 +11539,7 @@
         <w:bidi w:val="0"/>
       </w:pPr>
       <w:r>
-        <w:t>Dựa trên test condition, tôi thiết kế test case, chuẩn bị test data và xác định expected result cho từng trường hợp kiểm thử.</w:t>
+        <w:t>Tôi sẽ sắp xếp test case thành test suite, chuẩn bị môi trường test và tự động hóa test nếu cần.</w:t>
       </w:r>
     </w:p>
     <w:p>
@@ -11411,7 +11560,7 @@
         <w:rPr>
           <w:rStyle w:val="14"/>
         </w:rPr>
-        <w:t>Test Cases, Test Data, Test Checklist.</w:t>
+        <w:t>Test Suites, Automated Test Scripts, Test Environment Setup.</w:t>
       </w:r>
       <w:r>
         <w:t xml:space="preserve"> </w:t>
@@ -11421,18 +11570,12 @@
       <w:pPr>
         <w:pStyle w:val="4"/>
         <w:bidi w:val="0"/>
-        <w:ind w:left="1428" w:leftChars="0" w:firstLineChars="0"/>
-      </w:pPr>
-      <w:bookmarkStart w:id="50" w:name="_Toc30964"/>
-      <w:r>
-        <w:rPr>
-          <w:rStyle w:val="22"/>
-          <w:b/>
-          <w:bCs/>
-        </w:rPr>
-        <w:t>Implementation (Triển khai kiểm thử)</w:t>
-      </w:r>
-      <w:bookmarkEnd w:id="50"/>
+      </w:pPr>
+      <w:bookmarkStart w:id="51" w:name="_Toc18414"/>
+      <w:r>
+        <w:t>Execution (Thực thi kiểm thử)</w:t>
+      </w:r>
+      <w:bookmarkEnd w:id="51"/>
     </w:p>
     <w:p>
       <w:pPr>
@@ -11440,7 +11583,7 @@
         <w:bidi w:val="0"/>
       </w:pPr>
       <w:r>
-        <w:t>Tôi sẽ sắp xếp test case thành test suite, chuẩn bị môi trường test và tự động hóa test nếu cần.</w:t>
+        <w:t>Tôi tiến hành chạy test case, ghi nhận kết quả thực tế và báo lỗi khi phát hiện hệ thống hoạt động không đúng mong đợi.</w:t>
       </w:r>
     </w:p>
     <w:p>
@@ -11461,7 +11604,7 @@
         <w:rPr>
           <w:rStyle w:val="14"/>
         </w:rPr>
-        <w:t>Test Suites, Automated Test Scripts, Test Environment Setup.</w:t>
+        <w:t>Test Execution Results, Defect/Bug Reports, Execution Logs.</w:t>
       </w:r>
       <w:r>
         <w:t xml:space="preserve"> </w:t>
@@ -11471,65 +11614,9 @@
       <w:pPr>
         <w:pStyle w:val="4"/>
         <w:bidi w:val="0"/>
-        <w:ind w:left="1428" w:leftChars="0" w:firstLineChars="0"/>
-      </w:pPr>
-      <w:bookmarkStart w:id="51" w:name="_Toc18414"/>
-      <w:r>
-        <w:rPr>
-          <w:rStyle w:val="22"/>
-          <w:b/>
-          <w:bCs/>
-        </w:rPr>
-        <w:t>Execution (Thực thi kiểm thử)</w:t>
-      </w:r>
-      <w:bookmarkEnd w:id="51"/>
-    </w:p>
-    <w:p>
-      <w:pPr>
-        <w:pStyle w:val="179"/>
-        <w:bidi w:val="0"/>
-      </w:pPr>
-      <w:r>
-        <w:t>Tôi tiến hành chạy test case, ghi nhận kết quả thực tế và báo lỗi khi phát hiện hệ thống hoạt động không đúng mong đợi.</w:t>
-      </w:r>
-    </w:p>
-    <w:p>
-      <w:pPr>
-        <w:pStyle w:val="179"/>
-        <w:bidi w:val="0"/>
-      </w:pPr>
-      <w:r>
-        <w:rPr>
-          <w:rStyle w:val="22"/>
-        </w:rPr>
-        <w:t>Đầu ra:</w:t>
-      </w:r>
-      <w:r>
-        <w:t xml:space="preserve"> </w:t>
-      </w:r>
-      <w:r>
-        <w:rPr>
-          <w:rStyle w:val="14"/>
-        </w:rPr>
-        <w:t>Test Execution Results, Defect/Bug Reports, Execution Logs.</w:t>
-      </w:r>
-      <w:r>
-        <w:t xml:space="preserve"> </w:t>
-      </w:r>
-    </w:p>
-    <w:p>
-      <w:pPr>
-        <w:pStyle w:val="4"/>
-        <w:bidi w:val="0"/>
-        <w:ind w:left="1428" w:leftChars="0" w:firstLineChars="0"/>
       </w:pPr>
       <w:bookmarkStart w:id="52" w:name="_Toc27475"/>
       <w:r>
-        <w:rPr>
-          <w:rStyle w:val="22"/>
-          <w:b/>
-          <w:bCs/>
-        </w:rPr>
         <w:t>Completion (Kết thúc kiểm thử)</w:t>
       </w:r>
       <w:bookmarkEnd w:id="52"/>
@@ -11843,6 +11930,7 @@
     <w:p>
       <w:pPr>
         <w:pStyle w:val="3"/>
+        <w:bidi w:val="0"/>
       </w:pPr>
       <w:bookmarkStart w:id="54" w:name="_Toc12568"/>
       <w:r>
@@ -11858,7 +11946,6 @@
       <w:pPr>
         <w:pStyle w:val="4"/>
         <w:bidi w:val="0"/>
-        <w:ind w:left="1428" w:leftChars="0" w:firstLineChars="0"/>
         <w:rPr>
           <w:rFonts w:hint="default"/>
         </w:rPr>
@@ -11881,6 +11968,9 @@
     <w:p>
       <w:pPr>
         <w:pStyle w:val="5"/>
+        <w:tabs>
+          <w:tab w:val="left" w:pos="2053"/>
+        </w:tabs>
         <w:bidi w:val="0"/>
         <w:rPr>
           <w:rFonts w:hint="default"/>
@@ -12027,6 +12117,9 @@
     <w:p>
       <w:pPr>
         <w:pStyle w:val="5"/>
+        <w:tabs>
+          <w:tab w:val="left" w:pos="2053"/>
+        </w:tabs>
         <w:bidi w:val="0"/>
         <w:rPr>
           <w:rFonts w:hint="default"/>
@@ -12173,6 +12266,9 @@
     <w:p>
       <w:pPr>
         <w:pStyle w:val="5"/>
+        <w:tabs>
+          <w:tab w:val="left" w:pos="2053"/>
+        </w:tabs>
         <w:bidi w:val="0"/>
         <w:rPr>
           <w:rFonts w:hint="default"/>
@@ -12403,6 +12499,9 @@
     <w:p>
       <w:pPr>
         <w:pStyle w:val="5"/>
+        <w:tabs>
+          <w:tab w:val="left" w:pos="2053"/>
+        </w:tabs>
         <w:bidi w:val="0"/>
         <w:rPr>
           <w:rFonts w:hint="default"/>
@@ -12549,6 +12648,9 @@
     <w:p>
       <w:pPr>
         <w:pStyle w:val="5"/>
+        <w:tabs>
+          <w:tab w:val="left" w:pos="2053"/>
+        </w:tabs>
         <w:bidi w:val="0"/>
         <w:rPr>
           <w:rFonts w:hint="default"/>
@@ -12695,6 +12797,9 @@
     <w:p>
       <w:pPr>
         <w:pStyle w:val="5"/>
+        <w:tabs>
+          <w:tab w:val="left" w:pos="2053"/>
+        </w:tabs>
         <w:bidi w:val="0"/>
         <w:rPr>
           <w:rFonts w:hint="default"/>
@@ -12841,6 +12946,9 @@
     <w:p>
       <w:pPr>
         <w:pStyle w:val="5"/>
+        <w:tabs>
+          <w:tab w:val="left" w:pos="2053"/>
+        </w:tabs>
         <w:bidi w:val="0"/>
         <w:rPr>
           <w:rFonts w:hint="default"/>
@@ -13048,7 +13156,6 @@
         <w:bidi w:val="0"/>
         <w:rPr>
           <w:rFonts w:hint="default"/>
-          <w:vertAlign w:val="baseline"/>
           <w:lang w:val="vi-VN"/>
         </w:rPr>
       </w:pPr>
@@ -13846,7 +13953,6 @@
         <w:bidi w:val="0"/>
         <w:rPr>
           <w:rFonts w:hint="default"/>
-          <w:vertAlign w:val="baseline"/>
           <w:lang w:val="vi-VN"/>
         </w:rPr>
       </w:pPr>
@@ -14848,7 +14954,6 @@
       <w:pPr>
         <w:pStyle w:val="2"/>
         <w:bidi w:val="0"/>
-        <w:ind w:left="425" w:leftChars="0" w:hanging="425" w:firstLineChars="0"/>
       </w:pPr>
       <w:bookmarkStart w:id="66" w:name="_Toc18505"/>
       <w:r>
@@ -14873,6 +14978,7 @@
     <w:p>
       <w:pPr>
         <w:pStyle w:val="3"/>
+        <w:bidi w:val="0"/>
       </w:pPr>
       <w:bookmarkStart w:id="67" w:name="_Toc31912"/>
       <w:r>
@@ -15102,7 +15208,6 @@
       <w:pPr>
         <w:pStyle w:val="3"/>
         <w:bidi w:val="0"/>
-        <w:ind w:left="850" w:leftChars="0" w:hanging="453" w:firstLineChars="0"/>
       </w:pPr>
       <w:bookmarkStart w:id="68" w:name="_Toc23032"/>
       <w:r>
@@ -15291,7 +15396,6 @@
       <w:pPr>
         <w:pStyle w:val="3"/>
         <w:bidi w:val="0"/>
-        <w:ind w:left="850" w:leftChars="0" w:hanging="453" w:firstLineChars="0"/>
       </w:pPr>
       <w:bookmarkStart w:id="71" w:name="_Toc28195"/>
       <w:r>
@@ -15484,7 +15588,9 @@
               </w:tblBorders>
               <w:tblLayout w:type="autofit"/>
               <w:tblCellMar>
+                <w:top w:w="0" w:type="dxa"/>
                 <w:left w:w="108" w:type="dxa"/>
+                <w:bottom w:w="0" w:type="dxa"/>
                 <w:right w:w="108" w:type="dxa"/>
               </w:tblCellMar>
             </w:tblPr>
@@ -15504,7 +15610,9 @@
                   <w:insideV w:val="single" w:color="auto" w:sz="4" w:space="0"/>
                 </w:tblBorders>
                 <w:tblCellMar>
+                  <w:top w:w="0" w:type="dxa"/>
                   <w:left w:w="108" w:type="dxa"/>
+                  <w:bottom w:w="0" w:type="dxa"/>
                   <w:right w:w="108" w:type="dxa"/>
                 </w:tblCellMar>
               </w:tblPrEx>
@@ -15524,7 +15632,9 @@
                 <w:p>
                   <w:pPr>
                     <w:pStyle w:val="20"/>
+                    <w:widowControl w:val="0"/>
                     <w:bidi w:val="0"/>
+                    <w:jc w:val="both"/>
                     <w:rPr>
                       <w:rFonts w:hint="default"/>
                       <w:b w:val="0"/>
@@ -15560,7 +15670,9 @@
                 <w:p>
                   <w:pPr>
                     <w:pStyle w:val="20"/>
+                    <w:widowControl w:val="0"/>
                     <w:bidi w:val="0"/>
+                    <w:jc w:val="both"/>
                     <w:rPr>
                       <w:rFonts w:hint="default"/>
                       <w:b w:val="0"/>
@@ -15596,7 +15708,9 @@
                 <w:p>
                   <w:pPr>
                     <w:pStyle w:val="20"/>
+                    <w:widowControl w:val="0"/>
                     <w:bidi w:val="0"/>
+                    <w:jc w:val="both"/>
                     <w:rPr>
                       <w:rFonts w:hint="default"/>
                       <w:b w:val="0"/>
@@ -15629,7 +15743,9 @@
                   <w:insideV w:val="single" w:color="auto" w:sz="4" w:space="0"/>
                 </w:tblBorders>
                 <w:tblCellMar>
+                  <w:top w:w="0" w:type="dxa"/>
                   <w:left w:w="108" w:type="dxa"/>
+                  <w:bottom w:w="0" w:type="dxa"/>
                   <w:right w:w="108" w:type="dxa"/>
                 </w:tblCellMar>
               </w:tblPrEx>
@@ -15648,7 +15764,9 @@
                 <w:p>
                   <w:pPr>
                     <w:pStyle w:val="20"/>
+                    <w:widowControl w:val="0"/>
                     <w:bidi w:val="0"/>
+                    <w:jc w:val="both"/>
                     <w:rPr>
                       <w:rFonts w:hint="default"/>
                       <w:b w:val="0"/>
@@ -15682,7 +15800,9 @@
                 <w:p>
                   <w:pPr>
                     <w:pStyle w:val="20"/>
+                    <w:widowControl w:val="0"/>
                     <w:bidi w:val="0"/>
+                    <w:jc w:val="both"/>
                     <w:rPr>
                       <w:rFonts w:hint="default"/>
                       <w:b w:val="0"/>
@@ -15716,7 +15836,9 @@
                 <w:p>
                   <w:pPr>
                     <w:pStyle w:val="20"/>
+                    <w:widowControl w:val="0"/>
                     <w:bidi w:val="0"/>
+                    <w:jc w:val="both"/>
                     <w:rPr>
                       <w:rFonts w:hint="default"/>
                       <w:b w:val="0"/>
@@ -15747,7 +15869,9 @@
                   <w:insideV w:val="single" w:color="auto" w:sz="4" w:space="0"/>
                 </w:tblBorders>
                 <w:tblCellMar>
+                  <w:top w:w="0" w:type="dxa"/>
                   <w:left w:w="108" w:type="dxa"/>
+                  <w:bottom w:w="0" w:type="dxa"/>
                   <w:right w:w="108" w:type="dxa"/>
                 </w:tblCellMar>
               </w:tblPrEx>
@@ -15766,7 +15890,9 @@
                 <w:p>
                   <w:pPr>
                     <w:pStyle w:val="20"/>
+                    <w:widowControl w:val="0"/>
                     <w:bidi w:val="0"/>
+                    <w:jc w:val="both"/>
                     <w:rPr>
                       <w:rFonts w:hint="default"/>
                       <w:b w:val="0"/>
@@ -15800,7 +15926,9 @@
                 <w:p>
                   <w:pPr>
                     <w:pStyle w:val="20"/>
+                    <w:widowControl w:val="0"/>
                     <w:bidi w:val="0"/>
+                    <w:jc w:val="both"/>
                     <w:rPr>
                       <w:rFonts w:hint="default"/>
                       <w:b w:val="0"/>
@@ -15834,7 +15962,9 @@
                 <w:p>
                   <w:pPr>
                     <w:pStyle w:val="20"/>
+                    <w:widowControl w:val="0"/>
                     <w:bidi w:val="0"/>
+                    <w:jc w:val="both"/>
                     <w:rPr>
                       <w:rFonts w:hint="default"/>
                       <w:b w:val="0"/>
@@ -15904,421 +16034,6 @@
         <w:t>Hard Skills</w:t>
       </w:r>
       <w:bookmarkEnd w:id="73"/>
-    </w:p>
-    <w:tbl>
-      <w:tblPr>
-        <w:tblStyle w:val="41"/>
-        <w:tblW w:w="0" w:type="auto"/>
-        <w:tblInd w:w="964" w:type="dxa"/>
-        <w:tblBorders>
-          <w:top w:val="single" w:color="auto" w:sz="4" w:space="0"/>
-          <w:left w:val="single" w:color="auto" w:sz="4" w:space="0"/>
-          <w:bottom w:val="single" w:color="auto" w:sz="4" w:space="0"/>
-          <w:right w:val="single" w:color="auto" w:sz="4" w:space="0"/>
-          <w:insideH w:val="single" w:color="auto" w:sz="4" w:space="0"/>
-          <w:insideV w:val="single" w:color="auto" w:sz="4" w:space="0"/>
-        </w:tblBorders>
-        <w:tblLayout w:type="autofit"/>
-        <w:tblCellMar>
-          <w:left w:w="108" w:type="dxa"/>
-          <w:right w:w="108" w:type="dxa"/>
-        </w:tblCellMar>
-      </w:tblPr>
-      <w:tblGrid>
-        <w:gridCol w:w="2655"/>
-        <w:gridCol w:w="4410"/>
-        <w:gridCol w:w="1254"/>
-      </w:tblGrid>
-      <w:tr>
-        <w:tblPrEx>
-          <w:tblBorders>
-            <w:top w:val="single" w:color="auto" w:sz="4" w:space="0"/>
-            <w:left w:val="single" w:color="auto" w:sz="4" w:space="0"/>
-            <w:bottom w:val="single" w:color="auto" w:sz="4" w:space="0"/>
-            <w:right w:val="single" w:color="auto" w:sz="4" w:space="0"/>
-            <w:insideH w:val="single" w:color="auto" w:sz="4" w:space="0"/>
-            <w:insideV w:val="single" w:color="auto" w:sz="4" w:space="0"/>
-          </w:tblBorders>
-          <w:tblCellMar>
-            <w:left w:w="108" w:type="dxa"/>
-            <w:right w:w="108" w:type="dxa"/>
-          </w:tblCellMar>
-        </w:tblPrEx>
-        <w:tc>
-          <w:tcPr>
-            <w:tcW w:w="2655" w:type="dxa"/>
-          </w:tcPr>
-          <w:p>
-            <w:pPr>
-              <w:bidi w:val="0"/>
-              <w:rPr>
-                <w:b/>
-                <w:bCs/>
-                <w:vertAlign w:val="baseline"/>
-              </w:rPr>
-            </w:pPr>
-            <w:r>
-              <w:rPr>
-                <w:rFonts w:hint="default"/>
-                <w:b/>
-                <w:bCs/>
-              </w:rPr>
-              <w:t>Kỹ năng</w:t>
-            </w:r>
-          </w:p>
-        </w:tc>
-        <w:tc>
-          <w:tcPr>
-            <w:tcW w:w="4410" w:type="dxa"/>
-          </w:tcPr>
-          <w:p>
-            <w:pPr>
-              <w:bidi w:val="0"/>
-              <w:rPr>
-                <w:b/>
-                <w:bCs/>
-                <w:vertAlign w:val="baseline"/>
-              </w:rPr>
-            </w:pPr>
-            <w:r>
-              <w:rPr>
-                <w:rFonts w:hint="default"/>
-                <w:b/>
-                <w:bCs/>
-              </w:rPr>
-              <w:t>Mô tả ngắn</w:t>
-            </w:r>
-          </w:p>
-        </w:tc>
-        <w:tc>
-          <w:tcPr>
-            <w:tcW w:w="1254" w:type="dxa"/>
-          </w:tcPr>
-          <w:p>
-            <w:pPr>
-              <w:bidi w:val="0"/>
-              <w:rPr>
-                <w:b/>
-                <w:bCs/>
-                <w:vertAlign w:val="baseline"/>
-              </w:rPr>
-            </w:pPr>
-            <w:r>
-              <w:rPr>
-                <w:rFonts w:hint="default"/>
-                <w:b/>
-                <w:bCs/>
-              </w:rPr>
-              <w:t>Mức độ ưu tiên</w:t>
-            </w:r>
-          </w:p>
-        </w:tc>
-      </w:tr>
-      <w:tr>
-        <w:tblPrEx>
-          <w:tblBorders>
-            <w:top w:val="single" w:color="auto" w:sz="4" w:space="0"/>
-            <w:left w:val="single" w:color="auto" w:sz="4" w:space="0"/>
-            <w:bottom w:val="single" w:color="auto" w:sz="4" w:space="0"/>
-            <w:right w:val="single" w:color="auto" w:sz="4" w:space="0"/>
-            <w:insideH w:val="single" w:color="auto" w:sz="4" w:space="0"/>
-            <w:insideV w:val="single" w:color="auto" w:sz="4" w:space="0"/>
-          </w:tblBorders>
-          <w:tblCellMar>
-            <w:left w:w="108" w:type="dxa"/>
-            <w:right w:w="108" w:type="dxa"/>
-          </w:tblCellMar>
-        </w:tblPrEx>
-        <w:trPr>
-          <w:trHeight w:val="511" w:hRule="atLeast"/>
-        </w:trPr>
-        <w:tc>
-          <w:tcPr>
-            <w:tcW w:w="2655" w:type="dxa"/>
-          </w:tcPr>
-          <w:p>
-            <w:pPr>
-              <w:bidi w:val="0"/>
-              <w:rPr>
-                <w:vertAlign w:val="baseline"/>
-              </w:rPr>
-            </w:pPr>
-            <w:r>
-              <w:rPr>
-                <w:rFonts w:hint="default"/>
-              </w:rPr>
-              <w:t>Automation &amp; Scripting</w:t>
-            </w:r>
-          </w:p>
-        </w:tc>
-        <w:tc>
-          <w:tcPr>
-            <w:tcW w:w="4410" w:type="dxa"/>
-          </w:tcPr>
-          <w:p>
-            <w:pPr>
-              <w:bidi w:val="0"/>
-              <w:rPr>
-                <w:vertAlign w:val="baseline"/>
-              </w:rPr>
-            </w:pPr>
-            <w:r>
-              <w:rPr>
-                <w:rFonts w:hint="default"/>
-              </w:rPr>
-              <w:t>Thành thạo Playwright/Cypress với Python/JS, xây dựng framework bảo trì tốt.</w:t>
-            </w:r>
-          </w:p>
-        </w:tc>
-        <w:tc>
-          <w:tcPr>
-            <w:tcW w:w="1254" w:type="dxa"/>
-          </w:tcPr>
-          <w:p>
-            <w:pPr>
-              <w:bidi w:val="0"/>
-              <w:rPr>
-                <w:vertAlign w:val="baseline"/>
-              </w:rPr>
-            </w:pPr>
-            <w:r>
-              <w:rPr>
-                <w:rFonts w:hint="default"/>
-              </w:rPr>
-              <w:t>Bắt buộc</w:t>
-            </w:r>
-          </w:p>
-        </w:tc>
-      </w:tr>
-      <w:tr>
-        <w:tblPrEx>
-          <w:tblBorders>
-            <w:top w:val="single" w:color="auto" w:sz="4" w:space="0"/>
-            <w:left w:val="single" w:color="auto" w:sz="4" w:space="0"/>
-            <w:bottom w:val="single" w:color="auto" w:sz="4" w:space="0"/>
-            <w:right w:val="single" w:color="auto" w:sz="4" w:space="0"/>
-            <w:insideH w:val="single" w:color="auto" w:sz="4" w:space="0"/>
-            <w:insideV w:val="single" w:color="auto" w:sz="4" w:space="0"/>
-          </w:tblBorders>
-          <w:tblCellMar>
-            <w:left w:w="108" w:type="dxa"/>
-            <w:right w:w="108" w:type="dxa"/>
-          </w:tblCellMar>
-        </w:tblPrEx>
-        <w:tc>
-          <w:tcPr>
-            <w:tcW w:w="2655" w:type="dxa"/>
-          </w:tcPr>
-          <w:p>
-            <w:pPr>
-              <w:bidi w:val="0"/>
-              <w:rPr>
-                <w:vertAlign w:val="baseline"/>
-              </w:rPr>
-            </w:pPr>
-            <w:r>
-              <w:rPr>
-                <w:rFonts w:hint="default"/>
-              </w:rPr>
-              <w:t>API &amp; Contract Testing</w:t>
-            </w:r>
-          </w:p>
-        </w:tc>
-        <w:tc>
-          <w:tcPr>
-            <w:tcW w:w="4410" w:type="dxa"/>
-          </w:tcPr>
-          <w:p>
-            <w:pPr>
-              <w:bidi w:val="0"/>
-              <w:rPr>
-                <w:vertAlign w:val="baseline"/>
-              </w:rPr>
-            </w:pPr>
-            <w:r>
-              <w:rPr>
-                <w:rFonts w:hint="default"/>
-              </w:rPr>
-              <w:t>Kiểm thử REST/GraphQL bằng Postman/RestAssured, xác thực schema và hợp đồng.</w:t>
-            </w:r>
-          </w:p>
-        </w:tc>
-        <w:tc>
-          <w:tcPr>
-            <w:tcW w:w="1254" w:type="dxa"/>
-          </w:tcPr>
-          <w:p>
-            <w:pPr>
-              <w:bidi w:val="0"/>
-              <w:rPr>
-                <w:vertAlign w:val="baseline"/>
-              </w:rPr>
-            </w:pPr>
-            <w:r>
-              <w:rPr>
-                <w:rFonts w:hint="default"/>
-              </w:rPr>
-              <w:t>Bắt buộc</w:t>
-            </w:r>
-          </w:p>
-        </w:tc>
-      </w:tr>
-      <w:tr>
-        <w:tblPrEx>
-          <w:tblBorders>
-            <w:top w:val="single" w:color="auto" w:sz="4" w:space="0"/>
-            <w:left w:val="single" w:color="auto" w:sz="4" w:space="0"/>
-            <w:bottom w:val="single" w:color="auto" w:sz="4" w:space="0"/>
-            <w:right w:val="single" w:color="auto" w:sz="4" w:space="0"/>
-            <w:insideH w:val="single" w:color="auto" w:sz="4" w:space="0"/>
-            <w:insideV w:val="single" w:color="auto" w:sz="4" w:space="0"/>
-          </w:tblBorders>
-        </w:tblPrEx>
-        <w:tc>
-          <w:tcPr>
-            <w:tcW w:w="2655" w:type="dxa"/>
-          </w:tcPr>
-          <w:p>
-            <w:pPr>
-              <w:bidi w:val="0"/>
-              <w:rPr>
-                <w:vertAlign w:val="baseline"/>
-              </w:rPr>
-            </w:pPr>
-            <w:r>
-              <w:rPr>
-                <w:rFonts w:hint="default"/>
-              </w:rPr>
-              <w:t>CI/CD &amp; Containerization</w:t>
-            </w:r>
-          </w:p>
-        </w:tc>
-        <w:tc>
-          <w:tcPr>
-            <w:tcW w:w="4410" w:type="dxa"/>
-          </w:tcPr>
-          <w:p>
-            <w:pPr>
-              <w:bidi w:val="0"/>
-              <w:rPr>
-                <w:vertAlign w:val="baseline"/>
-              </w:rPr>
-            </w:pPr>
-            <w:r>
-              <w:rPr>
-                <w:rFonts w:hint="default"/>
-              </w:rPr>
-              <w:t>Tích hợp test vào pipeline (GitHub Actions, Jenkins), dùng Docker tạo môi trường test tái lập được.</w:t>
-            </w:r>
-          </w:p>
-        </w:tc>
-        <w:tc>
-          <w:tcPr>
-            <w:tcW w:w="1254" w:type="dxa"/>
-          </w:tcPr>
-          <w:p>
-            <w:pPr>
-              <w:bidi w:val="0"/>
-              <w:rPr>
-                <w:vertAlign w:val="baseline"/>
-              </w:rPr>
-            </w:pPr>
-            <w:r>
-              <w:rPr>
-                <w:rFonts w:hint="default"/>
-              </w:rPr>
-              <w:t>Bắt buộc</w:t>
-            </w:r>
-          </w:p>
-        </w:tc>
-      </w:tr>
-      <w:tr>
-        <w:tblPrEx>
-          <w:tblBorders>
-            <w:top w:val="single" w:color="auto" w:sz="4" w:space="0"/>
-            <w:left w:val="single" w:color="auto" w:sz="4" w:space="0"/>
-            <w:bottom w:val="single" w:color="auto" w:sz="4" w:space="0"/>
-            <w:right w:val="single" w:color="auto" w:sz="4" w:space="0"/>
-            <w:insideH w:val="single" w:color="auto" w:sz="4" w:space="0"/>
-            <w:insideV w:val="single" w:color="auto" w:sz="4" w:space="0"/>
-          </w:tblBorders>
-          <w:tblCellMar>
-            <w:left w:w="108" w:type="dxa"/>
-            <w:right w:w="108" w:type="dxa"/>
-          </w:tblCellMar>
-        </w:tblPrEx>
-        <w:tc>
-          <w:tcPr>
-            <w:tcW w:w="2655" w:type="dxa"/>
-          </w:tcPr>
-          <w:p>
-            <w:pPr>
-              <w:bidi w:val="0"/>
-              <w:rPr>
-                <w:vertAlign w:val="baseline"/>
-              </w:rPr>
-            </w:pPr>
-            <w:r>
-              <w:rPr>
-                <w:rFonts w:hint="default"/>
-              </w:rPr>
-              <w:t>Performance &amp; Security cơ bản</w:t>
-            </w:r>
-          </w:p>
-        </w:tc>
-        <w:tc>
-          <w:tcPr>
-            <w:tcW w:w="4410" w:type="dxa"/>
-          </w:tcPr>
-          <w:p>
-            <w:pPr>
-              <w:bidi w:val="0"/>
-              <w:rPr>
-                <w:vertAlign w:val="baseline"/>
-              </w:rPr>
-            </w:pPr>
-            <w:r>
-              <w:rPr>
-                <w:rFonts w:hint="default"/>
-              </w:rPr>
-              <w:t>Dùng k6/JMeter kiểm tra tải, nắm OWASP Top 10 để tìm lỗ hổng sớm.</w:t>
-            </w:r>
-          </w:p>
-        </w:tc>
-        <w:tc>
-          <w:tcPr>
-            <w:tcW w:w="1254" w:type="dxa"/>
-          </w:tcPr>
-          <w:p>
-            <w:pPr>
-              <w:bidi w:val="0"/>
-              <w:rPr>
-                <w:vertAlign w:val="baseline"/>
-              </w:rPr>
-            </w:pPr>
-            <w:r>
-              <w:rPr>
-                <w:rFonts w:hint="default"/>
-              </w:rPr>
-              <w:t>Nên có</w:t>
-            </w:r>
-          </w:p>
-        </w:tc>
-      </w:tr>
-    </w:tbl>
-    <w:p>
-      <w:pPr>
-        <w:pStyle w:val="4"/>
-        <w:bidi w:val="0"/>
-      </w:pPr>
-      <w:bookmarkStart w:id="74" w:name="_Toc16674"/>
-      <w:r>
-        <w:rPr>
-          <w:rFonts w:hint="default"/>
-        </w:rPr>
-        <w:t>Soft Skills</w:t>
-      </w:r>
-      <w:bookmarkEnd w:id="74"/>
     </w:p>
     <w:tbl>
       <w:tblPr>
@@ -16369,7 +16084,9 @@
           </w:tcPr>
           <w:p>
             <w:pPr>
+              <w:widowControl w:val="0"/>
               <w:bidi w:val="0"/>
+              <w:jc w:val="both"/>
               <w:rPr>
                 <w:b/>
                 <w:bCs/>
@@ -16392,7 +16109,9 @@
           </w:tcPr>
           <w:p>
             <w:pPr>
+              <w:widowControl w:val="0"/>
               <w:bidi w:val="0"/>
+              <w:jc w:val="both"/>
               <w:rPr>
                 <w:b/>
                 <w:bCs/>
@@ -16415,7 +16134,9 @@
           </w:tcPr>
           <w:p>
             <w:pPr>
+              <w:widowControl w:val="0"/>
               <w:bidi w:val="0"/>
+              <w:jc w:val="both"/>
               <w:rPr>
                 <w:b/>
                 <w:bCs/>
@@ -16459,7 +16180,9 @@
           </w:tcPr>
           <w:p>
             <w:pPr>
+              <w:widowControl w:val="0"/>
               <w:bidi w:val="0"/>
+              <w:jc w:val="both"/>
               <w:rPr>
                 <w:vertAlign w:val="baseline"/>
               </w:rPr>
@@ -16468,7 +16191,7 @@
               <w:rPr>
                 <w:rFonts w:hint="default"/>
               </w:rPr>
-              <w:t>Tư duy phản biện &amp; Khám phá</w:t>
+              <w:t>Automation &amp; Scripting</w:t>
             </w:r>
           </w:p>
         </w:tc>
@@ -16478,7 +16201,9 @@
           </w:tcPr>
           <w:p>
             <w:pPr>
+              <w:widowControl w:val="0"/>
               <w:bidi w:val="0"/>
+              <w:jc w:val="both"/>
               <w:rPr>
                 <w:vertAlign w:val="baseline"/>
               </w:rPr>
@@ -16487,7 +16212,7 @@
               <w:rPr>
                 <w:rFonts w:hint="default"/>
               </w:rPr>
-              <w:t>Liên tục đặt câu hỏi "Điều gì có thể sai?", tìm bug ngoài kịch bản mà AI bỏ qua.</w:t>
+              <w:t>Thành thạo Playwright/Cypress với Python/JS, xây dựng framework bảo trì tốt.</w:t>
             </w:r>
           </w:p>
         </w:tc>
@@ -16497,7 +16222,9 @@
           </w:tcPr>
           <w:p>
             <w:pPr>
+              <w:widowControl w:val="0"/>
               <w:bidi w:val="0"/>
+              <w:jc w:val="both"/>
               <w:rPr>
                 <w:vertAlign w:val="baseline"/>
               </w:rPr>
@@ -16534,7 +16261,9 @@
           </w:tcPr>
           <w:p>
             <w:pPr>
+              <w:widowControl w:val="0"/>
               <w:bidi w:val="0"/>
+              <w:jc w:val="both"/>
               <w:rPr>
                 <w:vertAlign w:val="baseline"/>
               </w:rPr>
@@ -16543,7 +16272,7 @@
               <w:rPr>
                 <w:rFonts w:hint="default"/>
               </w:rPr>
-              <w:t>Giao tiếp &amp; Đồng cảm</w:t>
+              <w:t>API &amp; Contract Testing</w:t>
             </w:r>
           </w:p>
         </w:tc>
@@ -16553,7 +16282,9 @@
           </w:tcPr>
           <w:p>
             <w:pPr>
+              <w:widowControl w:val="0"/>
               <w:bidi w:val="0"/>
+              <w:jc w:val="both"/>
               <w:rPr>
                 <w:vertAlign w:val="baseline"/>
               </w:rPr>
@@ -16562,7 +16293,7 @@
               <w:rPr>
                 <w:rFonts w:hint="default"/>
               </w:rPr>
-              <w:t>Trình bày bug rõ ràng, xây dựng quan hệ hợp tác với developer để xử lý nhanh.</w:t>
+              <w:t>Kiểm thử REST/GraphQL bằng Postman/RestAssured, xác thực schema và hợp đồng.</w:t>
             </w:r>
           </w:p>
         </w:tc>
@@ -16572,7 +16303,9 @@
           </w:tcPr>
           <w:p>
             <w:pPr>
+              <w:widowControl w:val="0"/>
               <w:bidi w:val="0"/>
+              <w:jc w:val="both"/>
               <w:rPr>
                 <w:vertAlign w:val="baseline"/>
               </w:rPr>
@@ -16609,7 +16342,9 @@
           </w:tcPr>
           <w:p>
             <w:pPr>
+              <w:widowControl w:val="0"/>
               <w:bidi w:val="0"/>
+              <w:jc w:val="both"/>
               <w:rPr>
                 <w:vertAlign w:val="baseline"/>
               </w:rPr>
@@ -16618,7 +16353,7 @@
               <w:rPr>
                 <w:rFonts w:hint="default"/>
               </w:rPr>
-              <w:t>Thích ứng &amp; Học hỏi liên tục</w:t>
+              <w:t>CI/CD &amp; Containerization</w:t>
             </w:r>
           </w:p>
         </w:tc>
@@ -16628,7 +16363,9 @@
           </w:tcPr>
           <w:p>
             <w:pPr>
+              <w:widowControl w:val="0"/>
               <w:bidi w:val="0"/>
+              <w:jc w:val="both"/>
               <w:rPr>
                 <w:vertAlign w:val="baseline"/>
               </w:rPr>
@@ -16637,7 +16374,7 @@
               <w:rPr>
                 <w:rFonts w:hint="default"/>
               </w:rPr>
-              <w:t>Chủ động cập nhật công cụ, theo dõi cộng đồng QA để không tụt hậu.</w:t>
+              <w:t>Tích hợp test vào pipeline (GitHub Actions, Jenkins), dùng Docker tạo môi trường test tái lập được.</w:t>
             </w:r>
           </w:p>
         </w:tc>
@@ -16647,7 +16384,9 @@
           </w:tcPr>
           <w:p>
             <w:pPr>
+              <w:widowControl w:val="0"/>
               <w:bidi w:val="0"/>
+              <w:jc w:val="both"/>
               <w:rPr>
                 <w:vertAlign w:val="baseline"/>
               </w:rPr>
@@ -16656,7 +16395,7 @@
               <w:rPr>
                 <w:rFonts w:hint="default"/>
               </w:rPr>
-              <w:t>Nên có</w:t>
+              <w:t>Bắt buộc</w:t>
             </w:r>
           </w:p>
         </w:tc>
@@ -16684,7 +16423,9 @@
           </w:tcPr>
           <w:p>
             <w:pPr>
+              <w:widowControl w:val="0"/>
               <w:bidi w:val="0"/>
+              <w:jc w:val="both"/>
               <w:rPr>
                 <w:vertAlign w:val="baseline"/>
               </w:rPr>
@@ -16693,7 +16434,7 @@
               <w:rPr>
                 <w:rFonts w:hint="default"/>
               </w:rPr>
-              <w:t>Quản lý rủi ro &amp; Thời gian</w:t>
+              <w:t>Performance &amp; Security cơ bản</w:t>
             </w:r>
           </w:p>
         </w:tc>
@@ -16703,7 +16444,9 @@
           </w:tcPr>
           <w:p>
             <w:pPr>
+              <w:widowControl w:val="0"/>
               <w:bidi w:val="0"/>
+              <w:jc w:val="both"/>
               <w:rPr>
                 <w:vertAlign w:val="baseline"/>
               </w:rPr>
@@ -16712,7 +16455,7 @@
               <w:rPr>
                 <w:rFonts w:hint="default"/>
               </w:rPr>
-              <w:t>Biết ưu tiên test vùng rủi ro cao, cân bằng automation và manual.</w:t>
+              <w:t>Dùng k6/JMeter kiểm tra tải, nắm OWASP Top 10 để tìm lỗ hổng sớm.</w:t>
             </w:r>
           </w:p>
         </w:tc>
@@ -16722,7 +16465,9 @@
           </w:tcPr>
           <w:p>
             <w:pPr>
+              <w:widowControl w:val="0"/>
               <w:bidi w:val="0"/>
+              <w:jc w:val="both"/>
               <w:rPr>
                 <w:vertAlign w:val="baseline"/>
               </w:rPr>
@@ -16741,16 +16486,15 @@
       <w:pPr>
         <w:pStyle w:val="4"/>
         <w:bidi w:val="0"/>
-        <w:ind w:left="1428" w:leftChars="0" w:hanging="708" w:firstLineChars="0"/>
-      </w:pPr>
-      <w:bookmarkStart w:id="75" w:name="_Toc30046"/>
-      <w:r>
-        <w:rPr>
-          <w:rFonts w:hint="default"/>
-        </w:rPr>
-        <w:t>AI &amp; Tool Literacy</w:t>
-      </w:r>
-      <w:bookmarkEnd w:id="75"/>
+      </w:pPr>
+      <w:bookmarkStart w:id="74" w:name="_Toc16674"/>
+      <w:r>
+        <w:rPr>
+          <w:rFonts w:hint="default"/>
+        </w:rPr>
+        <w:t>Soft Skills</w:t>
+      </w:r>
+      <w:bookmarkEnd w:id="74"/>
     </w:p>
     <w:tbl>
       <w:tblPr>
@@ -16801,7 +16545,9 @@
           </w:tcPr>
           <w:p>
             <w:pPr>
+              <w:widowControl w:val="0"/>
               <w:bidi w:val="0"/>
+              <w:jc w:val="both"/>
               <w:rPr>
                 <w:b/>
                 <w:bCs/>
@@ -16824,7 +16570,9 @@
           </w:tcPr>
           <w:p>
             <w:pPr>
+              <w:widowControl w:val="0"/>
               <w:bidi w:val="0"/>
+              <w:jc w:val="both"/>
               <w:rPr>
                 <w:b/>
                 <w:bCs/>
@@ -16847,7 +16595,9 @@
           </w:tcPr>
           <w:p>
             <w:pPr>
+              <w:widowControl w:val="0"/>
               <w:bidi w:val="0"/>
+              <w:jc w:val="both"/>
               <w:rPr>
                 <w:b/>
                 <w:bCs/>
@@ -16891,7 +16641,9 @@
           </w:tcPr>
           <w:p>
             <w:pPr>
+              <w:widowControl w:val="0"/>
               <w:bidi w:val="0"/>
+              <w:jc w:val="both"/>
               <w:rPr>
                 <w:vertAlign w:val="baseline"/>
               </w:rPr>
@@ -16900,7 +16652,7 @@
               <w:rPr>
                 <w:rFonts w:hint="default"/>
               </w:rPr>
-              <w:t>AI-Augmented Testing</w:t>
+              <w:t>Tư duy phản biện &amp; Khám phá</w:t>
             </w:r>
           </w:p>
         </w:tc>
@@ -16910,7 +16662,9 @@
           </w:tcPr>
           <w:p>
             <w:pPr>
+              <w:widowControl w:val="0"/>
               <w:bidi w:val="0"/>
+              <w:jc w:val="both"/>
               <w:rPr>
                 <w:vertAlign w:val="baseline"/>
               </w:rPr>
@@ -16919,7 +16673,7 @@
               <w:rPr>
                 <w:rFonts w:hint="default"/>
               </w:rPr>
-              <w:t>Dùng trợ lý AI (ChatGPT, Copilot) sinh test case, phân tích log, dự đoán rủi ro, luôn kiểm chứng đầu ra.</w:t>
+              <w:t>Liên tục đặt câu hỏi "Điều gì có thể sai?", tìm bug ngoài kịch bản mà AI bỏ qua.</w:t>
             </w:r>
           </w:p>
         </w:tc>
@@ -16929,7 +16683,9 @@
           </w:tcPr>
           <w:p>
             <w:pPr>
+              <w:widowControl w:val="0"/>
               <w:bidi w:val="0"/>
+              <w:jc w:val="both"/>
               <w:rPr>
                 <w:vertAlign w:val="baseline"/>
               </w:rPr>
@@ -16966,7 +16722,9 @@
           </w:tcPr>
           <w:p>
             <w:pPr>
+              <w:widowControl w:val="0"/>
               <w:bidi w:val="0"/>
+              <w:jc w:val="both"/>
               <w:rPr>
                 <w:vertAlign w:val="baseline"/>
               </w:rPr>
@@ -16975,7 +16733,7 @@
               <w:rPr>
                 <w:rFonts w:hint="default"/>
               </w:rPr>
-              <w:t>Prompt Engineering for QA</w:t>
+              <w:t>Giao tiếp &amp; Đồng cảm</w:t>
             </w:r>
           </w:p>
         </w:tc>
@@ -16985,7 +16743,9 @@
           </w:tcPr>
           <w:p>
             <w:pPr>
+              <w:widowControl w:val="0"/>
               <w:bidi w:val="0"/>
+              <w:jc w:val="both"/>
               <w:rPr>
                 <w:vertAlign w:val="baseline"/>
               </w:rPr>
@@ -16994,7 +16754,7 @@
               <w:rPr>
                 <w:rFonts w:hint="default"/>
               </w:rPr>
-              <w:t>Thiết kế prompt hiệu quả để AI hỗ trợ review code, sinh dữ liệu test và viết script tự động.</w:t>
+              <w:t>Trình bày bug rõ ràng, xây dựng quan hệ hợp tác với developer để xử lý nhanh.</w:t>
             </w:r>
           </w:p>
         </w:tc>
@@ -17004,7 +16764,90 @@
           </w:tcPr>
           <w:p>
             <w:pPr>
+              <w:widowControl w:val="0"/>
               <w:bidi w:val="0"/>
+              <w:jc w:val="both"/>
+              <w:rPr>
+                <w:vertAlign w:val="baseline"/>
+              </w:rPr>
+            </w:pPr>
+            <w:r>
+              <w:rPr>
+                <w:rFonts w:hint="default"/>
+              </w:rPr>
+              <w:t>Bắt buộc</w:t>
+            </w:r>
+          </w:p>
+        </w:tc>
+      </w:tr>
+      <w:tr>
+        <w:tblPrEx>
+          <w:tblBorders>
+            <w:top w:val="single" w:color="auto" w:sz="4" w:space="0"/>
+            <w:left w:val="single" w:color="auto" w:sz="4" w:space="0"/>
+            <w:bottom w:val="single" w:color="auto" w:sz="4" w:space="0"/>
+            <w:right w:val="single" w:color="auto" w:sz="4" w:space="0"/>
+            <w:insideH w:val="single" w:color="auto" w:sz="4" w:space="0"/>
+            <w:insideV w:val="single" w:color="auto" w:sz="4" w:space="0"/>
+          </w:tblBorders>
+          <w:tblCellMar>
+            <w:top w:w="0" w:type="dxa"/>
+            <w:left w:w="108" w:type="dxa"/>
+            <w:bottom w:w="0" w:type="dxa"/>
+            <w:right w:w="108" w:type="dxa"/>
+          </w:tblCellMar>
+        </w:tblPrEx>
+        <w:tc>
+          <w:tcPr>
+            <w:tcW w:w="2655" w:type="dxa"/>
+          </w:tcPr>
+          <w:p>
+            <w:pPr>
+              <w:widowControl w:val="0"/>
+              <w:bidi w:val="0"/>
+              <w:jc w:val="both"/>
+              <w:rPr>
+                <w:vertAlign w:val="baseline"/>
+              </w:rPr>
+            </w:pPr>
+            <w:r>
+              <w:rPr>
+                <w:rFonts w:hint="default"/>
+              </w:rPr>
+              <w:t>Thích ứng &amp; Học hỏi liên tục</w:t>
+            </w:r>
+          </w:p>
+        </w:tc>
+        <w:tc>
+          <w:tcPr>
+            <w:tcW w:w="4410" w:type="dxa"/>
+          </w:tcPr>
+          <w:p>
+            <w:pPr>
+              <w:widowControl w:val="0"/>
+              <w:bidi w:val="0"/>
+              <w:jc w:val="both"/>
+              <w:rPr>
+                <w:vertAlign w:val="baseline"/>
+              </w:rPr>
+            </w:pPr>
+            <w:r>
+              <w:rPr>
+                <w:rFonts w:hint="default"/>
+              </w:rPr>
+              <w:t>Chủ động cập nhật công cụ, theo dõi cộng đồng QA để không tụt hậu.</w:t>
+            </w:r>
+          </w:p>
+        </w:tc>
+        <w:tc>
+          <w:tcPr>
+            <w:tcW w:w="1254" w:type="dxa"/>
+          </w:tcPr>
+          <w:p>
+            <w:pPr>
+              <w:widowControl w:val="0"/>
+              <w:bidi w:val="0"/>
+              <w:jc w:val="both"/>
               <w:rPr>
                 <w:vertAlign w:val="baseline"/>
               </w:rPr>
@@ -17041,7 +16884,389 @@
           </w:tcPr>
           <w:p>
             <w:pPr>
+              <w:widowControl w:val="0"/>
               <w:bidi w:val="0"/>
+              <w:jc w:val="both"/>
+              <w:rPr>
+                <w:vertAlign w:val="baseline"/>
+              </w:rPr>
+            </w:pPr>
+            <w:r>
+              <w:rPr>
+                <w:rFonts w:hint="default"/>
+              </w:rPr>
+              <w:t>Quản lý rủi ro &amp; Thời gian</w:t>
+            </w:r>
+          </w:p>
+        </w:tc>
+        <w:tc>
+          <w:tcPr>
+            <w:tcW w:w="4410" w:type="dxa"/>
+          </w:tcPr>
+          <w:p>
+            <w:pPr>
+              <w:widowControl w:val="0"/>
+              <w:bidi w:val="0"/>
+              <w:jc w:val="both"/>
+              <w:rPr>
+                <w:vertAlign w:val="baseline"/>
+              </w:rPr>
+            </w:pPr>
+            <w:r>
+              <w:rPr>
+                <w:rFonts w:hint="default"/>
+              </w:rPr>
+              <w:t>Biết ưu tiên test vùng rủi ro cao, cân bằng automation và manual.</w:t>
+            </w:r>
+          </w:p>
+        </w:tc>
+        <w:tc>
+          <w:tcPr>
+            <w:tcW w:w="1254" w:type="dxa"/>
+          </w:tcPr>
+          <w:p>
+            <w:pPr>
+              <w:widowControl w:val="0"/>
+              <w:bidi w:val="0"/>
+              <w:jc w:val="both"/>
+              <w:rPr>
+                <w:vertAlign w:val="baseline"/>
+              </w:rPr>
+            </w:pPr>
+            <w:r>
+              <w:rPr>
+                <w:rFonts w:hint="default"/>
+              </w:rPr>
+              <w:t>Nên có</w:t>
+            </w:r>
+          </w:p>
+        </w:tc>
+      </w:tr>
+    </w:tbl>
+    <w:p>
+      <w:pPr>
+        <w:pStyle w:val="4"/>
+        <w:bidi w:val="0"/>
+      </w:pPr>
+      <w:bookmarkStart w:id="75" w:name="_Toc30046"/>
+      <w:r>
+        <w:rPr>
+          <w:rFonts w:hint="default"/>
+        </w:rPr>
+        <w:t>AI &amp; Tool Literacy</w:t>
+      </w:r>
+      <w:bookmarkEnd w:id="75"/>
+    </w:p>
+    <w:tbl>
+      <w:tblPr>
+        <w:tblStyle w:val="41"/>
+        <w:tblW w:w="0" w:type="auto"/>
+        <w:tblInd w:w="964" w:type="dxa"/>
+        <w:tblBorders>
+          <w:top w:val="single" w:color="auto" w:sz="4" w:space="0"/>
+          <w:left w:val="single" w:color="auto" w:sz="4" w:space="0"/>
+          <w:bottom w:val="single" w:color="auto" w:sz="4" w:space="0"/>
+          <w:right w:val="single" w:color="auto" w:sz="4" w:space="0"/>
+          <w:insideH w:val="single" w:color="auto" w:sz="4" w:space="0"/>
+          <w:insideV w:val="single" w:color="auto" w:sz="4" w:space="0"/>
+        </w:tblBorders>
+        <w:tblLayout w:type="autofit"/>
+        <w:tblCellMar>
+          <w:top w:w="0" w:type="dxa"/>
+          <w:left w:w="108" w:type="dxa"/>
+          <w:bottom w:w="0" w:type="dxa"/>
+          <w:right w:w="108" w:type="dxa"/>
+        </w:tblCellMar>
+      </w:tblPr>
+      <w:tblGrid>
+        <w:gridCol w:w="2655"/>
+        <w:gridCol w:w="4410"/>
+        <w:gridCol w:w="1254"/>
+      </w:tblGrid>
+      <w:tr>
+        <w:tblPrEx>
+          <w:tblBorders>
+            <w:top w:val="single" w:color="auto" w:sz="4" w:space="0"/>
+            <w:left w:val="single" w:color="auto" w:sz="4" w:space="0"/>
+            <w:bottom w:val="single" w:color="auto" w:sz="4" w:space="0"/>
+            <w:right w:val="single" w:color="auto" w:sz="4" w:space="0"/>
+            <w:insideH w:val="single" w:color="auto" w:sz="4" w:space="0"/>
+            <w:insideV w:val="single" w:color="auto" w:sz="4" w:space="0"/>
+          </w:tblBorders>
+          <w:tblCellMar>
+            <w:top w:w="0" w:type="dxa"/>
+            <w:left w:w="108" w:type="dxa"/>
+            <w:bottom w:w="0" w:type="dxa"/>
+            <w:right w:w="108" w:type="dxa"/>
+          </w:tblCellMar>
+        </w:tblPrEx>
+        <w:tc>
+          <w:tcPr>
+            <w:tcW w:w="2655" w:type="dxa"/>
+          </w:tcPr>
+          <w:p>
+            <w:pPr>
+              <w:widowControl w:val="0"/>
+              <w:bidi w:val="0"/>
+              <w:jc w:val="both"/>
+              <w:rPr>
+                <w:b/>
+                <w:bCs/>
+                <w:vertAlign w:val="baseline"/>
+              </w:rPr>
+            </w:pPr>
+            <w:r>
+              <w:rPr>
+                <w:rFonts w:hint="default"/>
+                <w:b/>
+                <w:bCs/>
+              </w:rPr>
+              <w:t>Kỹ năng</w:t>
+            </w:r>
+          </w:p>
+        </w:tc>
+        <w:tc>
+          <w:tcPr>
+            <w:tcW w:w="4410" w:type="dxa"/>
+          </w:tcPr>
+          <w:p>
+            <w:pPr>
+              <w:widowControl w:val="0"/>
+              <w:bidi w:val="0"/>
+              <w:jc w:val="both"/>
+              <w:rPr>
+                <w:b/>
+                <w:bCs/>
+                <w:vertAlign w:val="baseline"/>
+              </w:rPr>
+            </w:pPr>
+            <w:r>
+              <w:rPr>
+                <w:rFonts w:hint="default"/>
+                <w:b/>
+                <w:bCs/>
+              </w:rPr>
+              <w:t>Mô tả ngắn</w:t>
+            </w:r>
+          </w:p>
+        </w:tc>
+        <w:tc>
+          <w:tcPr>
+            <w:tcW w:w="1254" w:type="dxa"/>
+          </w:tcPr>
+          <w:p>
+            <w:pPr>
+              <w:widowControl w:val="0"/>
+              <w:bidi w:val="0"/>
+              <w:jc w:val="both"/>
+              <w:rPr>
+                <w:b/>
+                <w:bCs/>
+                <w:vertAlign w:val="baseline"/>
+              </w:rPr>
+            </w:pPr>
+            <w:r>
+              <w:rPr>
+                <w:rFonts w:hint="default"/>
+                <w:b/>
+                <w:bCs/>
+              </w:rPr>
+              <w:t>Mức độ ưu tiên</w:t>
+            </w:r>
+          </w:p>
+        </w:tc>
+      </w:tr>
+      <w:tr>
+        <w:tblPrEx>
+          <w:tblBorders>
+            <w:top w:val="single" w:color="auto" w:sz="4" w:space="0"/>
+            <w:left w:val="single" w:color="auto" w:sz="4" w:space="0"/>
+            <w:bottom w:val="single" w:color="auto" w:sz="4" w:space="0"/>
+            <w:right w:val="single" w:color="auto" w:sz="4" w:space="0"/>
+            <w:insideH w:val="single" w:color="auto" w:sz="4" w:space="0"/>
+            <w:insideV w:val="single" w:color="auto" w:sz="4" w:space="0"/>
+          </w:tblBorders>
+          <w:tblCellMar>
+            <w:top w:w="0" w:type="dxa"/>
+            <w:left w:w="108" w:type="dxa"/>
+            <w:bottom w:w="0" w:type="dxa"/>
+            <w:right w:w="108" w:type="dxa"/>
+          </w:tblCellMar>
+        </w:tblPrEx>
+        <w:trPr>
+          <w:trHeight w:val="511" w:hRule="atLeast"/>
+        </w:trPr>
+        <w:tc>
+          <w:tcPr>
+            <w:tcW w:w="2655" w:type="dxa"/>
+          </w:tcPr>
+          <w:p>
+            <w:pPr>
+              <w:widowControl w:val="0"/>
+              <w:bidi w:val="0"/>
+              <w:jc w:val="both"/>
+              <w:rPr>
+                <w:vertAlign w:val="baseline"/>
+              </w:rPr>
+            </w:pPr>
+            <w:r>
+              <w:rPr>
+                <w:rFonts w:hint="default"/>
+              </w:rPr>
+              <w:t>AI-Augmented Testing</w:t>
+            </w:r>
+          </w:p>
+        </w:tc>
+        <w:tc>
+          <w:tcPr>
+            <w:tcW w:w="4410" w:type="dxa"/>
+          </w:tcPr>
+          <w:p>
+            <w:pPr>
+              <w:widowControl w:val="0"/>
+              <w:bidi w:val="0"/>
+              <w:jc w:val="both"/>
+              <w:rPr>
+                <w:vertAlign w:val="baseline"/>
+              </w:rPr>
+            </w:pPr>
+            <w:r>
+              <w:rPr>
+                <w:rFonts w:hint="default"/>
+              </w:rPr>
+              <w:t>Dùng trợ lý AI (ChatGPT, Copilot) sinh test case, phân tích log, dự đoán rủi ro, luôn kiểm chứng đầu ra.</w:t>
+            </w:r>
+          </w:p>
+        </w:tc>
+        <w:tc>
+          <w:tcPr>
+            <w:tcW w:w="1254" w:type="dxa"/>
+          </w:tcPr>
+          <w:p>
+            <w:pPr>
+              <w:widowControl w:val="0"/>
+              <w:bidi w:val="0"/>
+              <w:jc w:val="both"/>
+              <w:rPr>
+                <w:vertAlign w:val="baseline"/>
+              </w:rPr>
+            </w:pPr>
+            <w:r>
+              <w:rPr>
+                <w:rFonts w:hint="default"/>
+              </w:rPr>
+              <w:t>Bắt buộc</w:t>
+            </w:r>
+          </w:p>
+        </w:tc>
+      </w:tr>
+      <w:tr>
+        <w:tblPrEx>
+          <w:tblBorders>
+            <w:top w:val="single" w:color="auto" w:sz="4" w:space="0"/>
+            <w:left w:val="single" w:color="auto" w:sz="4" w:space="0"/>
+            <w:bottom w:val="single" w:color="auto" w:sz="4" w:space="0"/>
+            <w:right w:val="single" w:color="auto" w:sz="4" w:space="0"/>
+            <w:insideH w:val="single" w:color="auto" w:sz="4" w:space="0"/>
+            <w:insideV w:val="single" w:color="auto" w:sz="4" w:space="0"/>
+          </w:tblBorders>
+          <w:tblCellMar>
+            <w:top w:w="0" w:type="dxa"/>
+            <w:left w:w="108" w:type="dxa"/>
+            <w:bottom w:w="0" w:type="dxa"/>
+            <w:right w:w="108" w:type="dxa"/>
+          </w:tblCellMar>
+        </w:tblPrEx>
+        <w:tc>
+          <w:tcPr>
+            <w:tcW w:w="2655" w:type="dxa"/>
+          </w:tcPr>
+          <w:p>
+            <w:pPr>
+              <w:widowControl w:val="0"/>
+              <w:bidi w:val="0"/>
+              <w:jc w:val="both"/>
+              <w:rPr>
+                <w:vertAlign w:val="baseline"/>
+              </w:rPr>
+            </w:pPr>
+            <w:r>
+              <w:rPr>
+                <w:rFonts w:hint="default"/>
+              </w:rPr>
+              <w:t>Prompt Engineering for QA</w:t>
+            </w:r>
+          </w:p>
+        </w:tc>
+        <w:tc>
+          <w:tcPr>
+            <w:tcW w:w="4410" w:type="dxa"/>
+          </w:tcPr>
+          <w:p>
+            <w:pPr>
+              <w:widowControl w:val="0"/>
+              <w:bidi w:val="0"/>
+              <w:jc w:val="both"/>
+              <w:rPr>
+                <w:vertAlign w:val="baseline"/>
+              </w:rPr>
+            </w:pPr>
+            <w:r>
+              <w:rPr>
+                <w:rFonts w:hint="default"/>
+              </w:rPr>
+              <w:t>Thiết kế prompt hiệu quả để AI hỗ trợ review code, sinh dữ liệu test và viết script tự động.</w:t>
+            </w:r>
+          </w:p>
+        </w:tc>
+        <w:tc>
+          <w:tcPr>
+            <w:tcW w:w="1254" w:type="dxa"/>
+          </w:tcPr>
+          <w:p>
+            <w:pPr>
+              <w:widowControl w:val="0"/>
+              <w:bidi w:val="0"/>
+              <w:jc w:val="both"/>
+              <w:rPr>
+                <w:vertAlign w:val="baseline"/>
+              </w:rPr>
+            </w:pPr>
+            <w:r>
+              <w:rPr>
+                <w:rFonts w:hint="default"/>
+              </w:rPr>
+              <w:t>Nên có</w:t>
+            </w:r>
+          </w:p>
+        </w:tc>
+      </w:tr>
+      <w:tr>
+        <w:tblPrEx>
+          <w:tblBorders>
+            <w:top w:val="single" w:color="auto" w:sz="4" w:space="0"/>
+            <w:left w:val="single" w:color="auto" w:sz="4" w:space="0"/>
+            <w:bottom w:val="single" w:color="auto" w:sz="4" w:space="0"/>
+            <w:right w:val="single" w:color="auto" w:sz="4" w:space="0"/>
+            <w:insideH w:val="single" w:color="auto" w:sz="4" w:space="0"/>
+            <w:insideV w:val="single" w:color="auto" w:sz="4" w:space="0"/>
+          </w:tblBorders>
+          <w:tblCellMar>
+            <w:top w:w="0" w:type="dxa"/>
+            <w:left w:w="108" w:type="dxa"/>
+            <w:bottom w:w="0" w:type="dxa"/>
+            <w:right w:w="108" w:type="dxa"/>
+          </w:tblCellMar>
+        </w:tblPrEx>
+        <w:tc>
+          <w:tcPr>
+            <w:tcW w:w="2655" w:type="dxa"/>
+          </w:tcPr>
+          <w:p>
+            <w:pPr>
+              <w:widowControl w:val="0"/>
+              <w:bidi w:val="0"/>
+              <w:jc w:val="both"/>
               <w:rPr>
                 <w:vertAlign w:val="baseline"/>
               </w:rPr>
@@ -17060,7 +17285,9 @@
           </w:tcPr>
           <w:p>
             <w:pPr>
+              <w:widowControl w:val="0"/>
               <w:bidi w:val="0"/>
+              <w:jc w:val="both"/>
               <w:rPr>
                 <w:vertAlign w:val="baseline"/>
               </w:rPr>
@@ -17079,7 +17306,9 @@
           </w:tcPr>
           <w:p>
             <w:pPr>
+              <w:widowControl w:val="0"/>
               <w:bidi w:val="0"/>
+              <w:jc w:val="both"/>
               <w:rPr>
                 <w:vertAlign w:val="baseline"/>
               </w:rPr>
@@ -17098,7 +17327,6 @@
       <w:pPr>
         <w:pStyle w:val="4"/>
         <w:bidi w:val="0"/>
-        <w:ind w:left="1428" w:leftChars="0" w:hanging="708" w:firstLineChars="0"/>
         <w:rPr>
           <w:rFonts w:hint="default"/>
         </w:rPr>
@@ -17182,7 +17410,6 @@
       <w:pPr>
         <w:pStyle w:val="3"/>
         <w:bidi w:val="0"/>
-        <w:ind w:left="850" w:leftChars="0" w:hanging="453" w:firstLineChars="0"/>
       </w:pPr>
       <w:bookmarkStart w:id="77" w:name="_Toc18880"/>
       <w:r>
@@ -17198,7 +17425,6 @@
       <w:pPr>
         <w:pStyle w:val="2"/>
         <w:bidi w:val="0"/>
-        <w:ind w:left="425" w:leftChars="0" w:hanging="425" w:firstLineChars="0"/>
       </w:pPr>
       <w:bookmarkStart w:id="78" w:name="_Toc5776"/>
       <w:r>
@@ -17210,7 +17436,6 @@
       <w:pPr>
         <w:pStyle w:val="2"/>
         <w:bidi w:val="0"/>
-        <w:ind w:left="425" w:leftChars="0" w:hanging="425" w:firstLineChars="0"/>
         <w:rPr>
           <w:rFonts w:hint="default"/>
           <w:lang w:val="vi-VN"/>
@@ -17229,11 +17454,6 @@
       </w:pPr>
       <w:bookmarkStart w:id="80" w:name="_Toc6586"/>
       <w:r>
-        <w:rPr>
-          <w:rStyle w:val="22"/>
-          <w:b/>
-          <w:bCs/>
-        </w:rPr>
         <w:t>Giáo trình chính:</w:t>
       </w:r>
       <w:bookmarkEnd w:id="80"/>
@@ -17268,11 +17488,6 @@
       </w:pPr>
       <w:bookmarkStart w:id="81" w:name="_Toc28970"/>
       <w:r>
-        <w:rPr>
-          <w:rStyle w:val="22"/>
-          <w:b/>
-          <w:bCs/>
-        </w:rPr>
         <w:t>Syllabus ISTQB chính thức:</w:t>
       </w:r>
       <w:bookmarkEnd w:id="81"/>
@@ -17325,11 +17540,6 @@
       </w:pPr>
       <w:bookmarkStart w:id="82" w:name="_Toc18647"/>
       <w:r>
-        <w:rPr>
-          <w:rStyle w:val="22"/>
-          <w:b/>
-          <w:bCs/>
-        </w:rPr>
         <w:t>Prompt Engineering:</w:t>
       </w:r>
       <w:bookmarkEnd w:id="82"/>
@@ -17382,15 +17592,7 @@
       </w:pPr>
       <w:bookmarkStart w:id="83" w:name="_Toc28870"/>
       <w:r>
-        <w:rPr>
-          <w:rStyle w:val="22"/>
-          <w:b/>
-          <w:bCs/>
-        </w:rPr>
-        <w:t>Các công cụ AI bạn đã dùng</w:t>
-      </w:r>
-      <w:r>
-        <w:t>:</w:t>
+        <w:t>Các công cụ AI bạn đã dùng:</w:t>
       </w:r>
       <w:bookmarkEnd w:id="83"/>
     </w:p>
@@ -17594,6 +17796,7 @@
       <w:pPr>
         <w:pStyle w:val="3"/>
         <w:numPr>
+          <w:ilvl w:val="1"/>
           <w:numId w:val="0"/>
         </w:numPr>
         <w:tabs>
@@ -17813,152 +18016,6 @@
     </w:lvl>
   </w:abstractNum>
   <w:abstractNum w:abstractNumId="1">
-    <w:nsid w:val="AE393D8A"/>
-    <w:multiLevelType w:val="multilevel"/>
-    <w:tmpl w:val="AE393D8A"/>
-    <w:lvl w:ilvl="0" w:tentative="0">
-      <w:start w:val="1"/>
-      <w:numFmt w:val="decimal"/>
-      <w:pStyle w:val="2"/>
-      <w:lvlText w:val="%1."/>
-      <w:lvlJc w:val="left"/>
-      <w:pPr>
-        <w:tabs>
-          <w:tab w:val="left" w:pos="425"/>
-        </w:tabs>
-        <w:ind w:left="425" w:hanging="425"/>
-      </w:pPr>
-      <w:rPr>
-        <w:rFonts w:hint="default"/>
-      </w:rPr>
-    </w:lvl>
-    <w:lvl w:ilvl="1" w:tentative="0">
-      <w:start w:val="1"/>
-      <w:numFmt w:val="decimal"/>
-      <w:pStyle w:val="3"/>
-      <w:lvlText w:val="%1.%2."/>
-      <w:lvlJc w:val="left"/>
-      <w:pPr>
-        <w:tabs>
-          <w:tab w:val="left" w:pos="850"/>
-        </w:tabs>
-        <w:ind w:left="850" w:hanging="453"/>
-      </w:pPr>
-      <w:rPr>
-        <w:rFonts w:hint="default"/>
-      </w:rPr>
-    </w:lvl>
-    <w:lvl w:ilvl="2" w:tentative="0">
-      <w:start w:val="1"/>
-      <w:numFmt w:val="decimal"/>
-      <w:pStyle w:val="4"/>
-      <w:lvlText w:val="%1.%2.%3."/>
-      <w:lvlJc w:val="left"/>
-      <w:pPr>
-        <w:tabs>
-          <w:tab w:val="left" w:pos="1508"/>
-        </w:tabs>
-        <w:ind w:left="1428" w:hanging="708"/>
-      </w:pPr>
-      <w:rPr>
-        <w:rFonts w:hint="default"/>
-      </w:rPr>
-    </w:lvl>
-    <w:lvl w:ilvl="3" w:tentative="0">
-      <w:start w:val="1"/>
-      <w:numFmt w:val="decimal"/>
-      <w:pStyle w:val="5"/>
-      <w:lvlText w:val="%1.%2.%3.%4."/>
-      <w:lvlJc w:val="left"/>
-      <w:pPr>
-        <w:tabs>
-          <w:tab w:val="left" w:pos="2053"/>
-        </w:tabs>
-        <w:ind w:left="2053" w:hanging="853"/>
-      </w:pPr>
-      <w:rPr>
-        <w:rFonts w:hint="default"/>
-      </w:rPr>
-    </w:lvl>
-    <w:lvl w:ilvl="4" w:tentative="0">
-      <w:start w:val="1"/>
-      <w:numFmt w:val="decimal"/>
-      <w:lvlRestart w:val="0"/>
-      <w:pStyle w:val="6"/>
-      <w:lvlText w:val="%1.%2.%3.%4.%5."/>
-      <w:lvlJc w:val="left"/>
-      <w:pPr>
-        <w:tabs>
-          <w:tab w:val="left" w:pos="2495"/>
-        </w:tabs>
-        <w:ind w:left="2495" w:hanging="895"/>
-      </w:pPr>
-      <w:rPr>
-        <w:rFonts w:hint="default"/>
-      </w:rPr>
-    </w:lvl>
-    <w:lvl w:ilvl="5" w:tentative="0">
-      <w:start w:val="1"/>
-      <w:numFmt w:val="decimal"/>
-      <w:lvlText w:val="%1.%2.%3.%4.%5.%6."/>
-      <w:lvlJc w:val="left"/>
-      <w:pPr>
-        <w:tabs>
-          <w:tab w:val="left" w:pos="3136"/>
-        </w:tabs>
-        <w:ind w:left="3136" w:hanging="1136"/>
-      </w:pPr>
-      <w:rPr>
-        <w:rFonts w:hint="default"/>
-      </w:rPr>
-    </w:lvl>
-    <w:lvl w:ilvl="6" w:tentative="0">
-      <w:start w:val="1"/>
-      <w:numFmt w:val="decimal"/>
-      <w:lvlText w:val="%1.%2.%3.%4.%5.%6.%7."/>
-      <w:lvlJc w:val="left"/>
-      <w:pPr>
-        <w:tabs>
-          <w:tab w:val="left" w:pos="3673"/>
-        </w:tabs>
-        <w:ind w:left="3673" w:hanging="1273"/>
-      </w:pPr>
-      <w:rPr>
-        <w:rFonts w:hint="default"/>
-      </w:rPr>
-    </w:lvl>
-    <w:lvl w:ilvl="7" w:tentative="0">
-      <w:start w:val="1"/>
-      <w:numFmt w:val="decimal"/>
-      <w:lvlText w:val="%1.%2.%3.%4.%5.%6.%7.%8."/>
-      <w:lvlJc w:val="left"/>
-      <w:pPr>
-        <w:tabs>
-          <w:tab w:val="left" w:pos="4218"/>
-        </w:tabs>
-        <w:ind w:left="4218" w:hanging="1418"/>
-      </w:pPr>
-      <w:rPr>
-        <w:rFonts w:hint="default"/>
-      </w:rPr>
-    </w:lvl>
-    <w:lvl w:ilvl="8" w:tentative="0">
-      <w:start w:val="1"/>
-      <w:numFmt w:val="decimal"/>
-      <w:lvlText w:val="%1.%2.%3.%4.%5.%6.%7.%8.%9."/>
-      <w:lvlJc w:val="left"/>
-      <w:pPr>
-        <w:tabs>
-          <w:tab w:val="left" w:pos="4648"/>
-        </w:tabs>
-        <w:ind w:left="4648" w:hanging="1448"/>
-      </w:pPr>
-      <w:rPr>
-        <w:rFonts w:hint="default"/>
-      </w:rPr>
-    </w:lvl>
-  </w:abstractNum>
-  <w:abstractNum w:abstractNumId="2">
     <w:nsid w:val="CADC6D25"/>
     <w:multiLevelType w:val="multilevel"/>
     <w:tmpl w:val="CADC6D25"/>
@@ -18099,7 +18156,7 @@
       </w:rPr>
     </w:lvl>
   </w:abstractNum>
-  <w:abstractNum w:abstractNumId="3">
+  <w:abstractNum w:abstractNumId="2">
     <w:nsid w:val="426048C6"/>
     <w:multiLevelType w:val="singleLevel"/>
     <w:tmpl w:val="426048C6"/>
@@ -18120,7 +18177,7 @@
       </w:rPr>
     </w:lvl>
   </w:abstractNum>
-  <w:abstractNum w:abstractNumId="4">
+  <w:abstractNum w:abstractNumId="3">
     <w:nsid w:val="5342162C"/>
     <w:multiLevelType w:val="singleLevel"/>
     <w:tmpl w:val="5342162C"/>
@@ -18139,6 +18196,153 @@
       <w:rPr>
         <w:rFonts w:hint="default" w:ascii="Wingdings" w:hAnsi="Wingdings" w:cs="Wingdings"/>
         <w:sz w:val="18"/>
+      </w:rPr>
+    </w:lvl>
+  </w:abstractNum>
+  <w:abstractNum w:abstractNumId="4">
+    <w:nsid w:val="62F0E01B"/>
+    <w:multiLevelType w:val="multilevel"/>
+    <w:tmpl w:val="62F0E01B"/>
+    <w:lvl w:ilvl="0" w:tentative="0">
+      <w:start w:val="1"/>
+      <w:numFmt w:val="decimal"/>
+      <w:pStyle w:val="2"/>
+      <w:suff w:val="space"/>
+      <w:lvlText w:val="%1."/>
+      <w:lvlJc w:val="left"/>
+      <w:pPr>
+        <w:tabs>
+          <w:tab w:val="left" w:pos="418"/>
+        </w:tabs>
+        <w:ind w:left="425" w:hanging="425"/>
+      </w:pPr>
+      <w:rPr>
+        <w:rFonts w:hint="default"/>
+      </w:rPr>
+    </w:lvl>
+    <w:lvl w:ilvl="1" w:tentative="0">
+      <w:start w:val="1"/>
+      <w:numFmt w:val="decimal"/>
+      <w:pStyle w:val="3"/>
+      <w:lvlText w:val="%1.%2."/>
+      <w:lvlJc w:val="left"/>
+      <w:pPr>
+        <w:tabs>
+          <w:tab w:val="left" w:pos="850"/>
+        </w:tabs>
+        <w:ind w:left="850" w:hanging="453"/>
+      </w:pPr>
+      <w:rPr>
+        <w:rFonts w:hint="default"/>
+      </w:rPr>
+    </w:lvl>
+    <w:lvl w:ilvl="2" w:tentative="0">
+      <w:start w:val="1"/>
+      <w:numFmt w:val="decimal"/>
+      <w:pStyle w:val="4"/>
+      <w:lvlText w:val="%1.%2.%3."/>
+      <w:lvlJc w:val="left"/>
+      <w:pPr>
+        <w:tabs>
+          <w:tab w:val="left" w:pos="1508"/>
+        </w:tabs>
+        <w:ind w:left="1428" w:hanging="708"/>
+      </w:pPr>
+      <w:rPr>
+        <w:rFonts w:hint="default"/>
+      </w:rPr>
+    </w:lvl>
+    <w:lvl w:ilvl="3" w:tentative="0">
+      <w:start w:val="1"/>
+      <w:numFmt w:val="decimal"/>
+      <w:pStyle w:val="5"/>
+      <w:lvlText w:val="%1.%2.%3.%4."/>
+      <w:lvlJc w:val="left"/>
+      <w:pPr>
+        <w:tabs>
+          <w:tab w:val="left" w:pos="2053"/>
+        </w:tabs>
+        <w:ind w:left="2053" w:hanging="853"/>
+      </w:pPr>
+      <w:rPr>
+        <w:rFonts w:hint="default"/>
+      </w:rPr>
+    </w:lvl>
+    <w:lvl w:ilvl="4" w:tentative="0">
+      <w:start w:val="1"/>
+      <w:numFmt w:val="decimal"/>
+      <w:lvlRestart w:val="0"/>
+      <w:pStyle w:val="6"/>
+      <w:lvlText w:val="%1.%2.%3.%4.%5."/>
+      <w:lvlJc w:val="left"/>
+      <w:pPr>
+        <w:tabs>
+          <w:tab w:val="left" w:pos="2495"/>
+        </w:tabs>
+        <w:ind w:left="2495" w:hanging="895"/>
+      </w:pPr>
+      <w:rPr>
+        <w:rFonts w:hint="default"/>
+      </w:rPr>
+    </w:lvl>
+    <w:lvl w:ilvl="5" w:tentative="0">
+      <w:start w:val="1"/>
+      <w:numFmt w:val="decimal"/>
+      <w:lvlText w:val="%1.%2.%3.%4.%5.%6."/>
+      <w:lvlJc w:val="left"/>
+      <w:pPr>
+        <w:tabs>
+          <w:tab w:val="left" w:pos="3136"/>
+        </w:tabs>
+        <w:ind w:left="3136" w:hanging="1136"/>
+      </w:pPr>
+      <w:rPr>
+        <w:rFonts w:hint="default"/>
+      </w:rPr>
+    </w:lvl>
+    <w:lvl w:ilvl="6" w:tentative="0">
+      <w:start w:val="1"/>
+      <w:numFmt w:val="decimal"/>
+      <w:lvlText w:val="%1.%2.%3.%4.%5.%6.%7."/>
+      <w:lvlJc w:val="left"/>
+      <w:pPr>
+        <w:tabs>
+          <w:tab w:val="left" w:pos="3673"/>
+        </w:tabs>
+        <w:ind w:left="3673" w:hanging="1273"/>
+      </w:pPr>
+      <w:rPr>
+        <w:rFonts w:hint="default"/>
+      </w:rPr>
+    </w:lvl>
+    <w:lvl w:ilvl="7" w:tentative="0">
+      <w:start w:val="1"/>
+      <w:numFmt w:val="decimal"/>
+      <w:lvlText w:val="%1.%2.%3.%4.%5.%6.%7.%8."/>
+      <w:lvlJc w:val="left"/>
+      <w:pPr>
+        <w:tabs>
+          <w:tab w:val="left" w:pos="4218"/>
+        </w:tabs>
+        <w:ind w:left="4218" w:hanging="1418"/>
+      </w:pPr>
+      <w:rPr>
+        <w:rFonts w:hint="default"/>
+      </w:rPr>
+    </w:lvl>
+    <w:lvl w:ilvl="8" w:tentative="0">
+      <w:start w:val="1"/>
+      <w:numFmt w:val="decimal"/>
+      <w:lvlText w:val="%1.%2.%3.%4.%5.%6.%7.%8.%9."/>
+      <w:lvlJc w:val="left"/>
+      <w:pPr>
+        <w:tabs>
+          <w:tab w:val="left" w:pos="4648"/>
+        </w:tabs>
+        <w:ind w:left="4648" w:hanging="1448"/>
+      </w:pPr>
+      <w:rPr>
+        <w:rFonts w:hint="default"/>
       </w:rPr>
     </w:lvl>
   </w:abstractNum>
@@ -18176,19 +18380,19 @@
     </w:lvl>
   </w:abstractNum>
   <w:num w:numId="1">
-    <w:abstractNumId w:val="1"/>
+    <w:abstractNumId w:val="4"/>
   </w:num>
   <w:num w:numId="2">
-    <w:abstractNumId w:val="2"/>
+    <w:abstractNumId w:val="1"/>
   </w:num>
   <w:num w:numId="3">
     <w:abstractNumId w:val="6"/>
   </w:num>
   <w:num w:numId="4">
-    <w:abstractNumId w:val="4"/>
+    <w:abstractNumId w:val="3"/>
   </w:num>
   <w:num w:numId="5">
-    <w:abstractNumId w:val="3"/>
+    <w:abstractNumId w:val="2"/>
   </w:num>
   <w:num w:numId="6">
     <w:abstractNumId w:val="0"/>
@@ -18487,6 +18691,11 @@
         <w:ilvl w:val="0"/>
         <w:numId w:val="1"/>
       </w:numPr>
+      <w:tabs>
+        <w:tab w:val="left" w:pos="420"/>
+        <w:tab w:val="left" w:pos="425"/>
+        <w:tab w:val="clear" w:pos="418"/>
+      </w:tabs>
       <w:spacing w:after="120" w:line="275" w:lineRule="auto"/>
       <w:ind w:left="425" w:hanging="425"/>
       <w:outlineLvl w:val="0"/>
@@ -18496,7 +18705,6 @@
       <w:b/>
       <w:bCs/>
       <w:caps/>
-      <w:sz w:val="24"/>
       <w:szCs w:val="48"/>
     </w:rPr>
   </w:style>
@@ -18511,9 +18719,10 @@
     <w:pPr>
       <w:numPr>
         <w:ilvl w:val="1"/>
+        <w:numId w:val="1"/>
       </w:numPr>
       <w:tabs>
-        <w:tab w:val="left" w:pos="850"/>
+        <w:tab w:val="clear" w:pos="420"/>
       </w:tabs>
       <w:spacing w:before="225" w:after="225"/>
       <w:ind w:left="850" w:hanging="453"/>

--- a/LAB/lab1/Lab1_TranDucViet_DE190953.docx
+++ b/LAB/lab1/Lab1_TranDucViet_DE190953.docx
@@ -13,7 +13,7 @@
           <w:lang w:val="vi-VN"/>
         </w:rPr>
       </w:pPr>
-      <w:bookmarkStart w:id="0" w:name="_Toc4148"/>
+      <w:bookmarkStart w:id="0" w:name="_Toc23074"/>
       <w:r>
         <w:rPr>
           <w:rFonts w:hint="default"/>
@@ -66,7 +66,7 @@
           <w:rFonts w:hint="default"/>
           <w:lang w:val="vi-VN"/>
         </w:rPr>
-        <w:instrText xml:space="preserve"> HYPERLINK \l _Toc4148 </w:instrText>
+        <w:instrText xml:space="preserve"> HYPERLINK \l _Toc23074 </w:instrText>
       </w:r>
       <w:r>
         <w:rPr>
@@ -90,7 +90,7 @@
         <w:fldChar w:fldCharType="begin"/>
       </w:r>
       <w:r>
-        <w:instrText xml:space="preserve"> PAGEREF _Toc4148 \h </w:instrText>
+        <w:instrText xml:space="preserve"> PAGEREF _Toc23074 \h </w:instrText>
       </w:r>
       <w:r>
         <w:fldChar w:fldCharType="separate"/>
@@ -129,7 +129,7 @@
           <w:rFonts w:hint="default"/>
           <w:lang w:val="vi-VN"/>
         </w:rPr>
-        <w:instrText xml:space="preserve"> HYPERLINK \l _Toc6351 </w:instrText>
+        <w:instrText xml:space="preserve"> HYPERLINK \l _Toc5729 </w:instrText>
       </w:r>
       <w:r>
         <w:rPr>
@@ -152,7 +152,7 @@
         <w:fldChar w:fldCharType="begin"/>
       </w:r>
       <w:r>
-        <w:instrText xml:space="preserve"> PAGEREF _Toc6351 \h </w:instrText>
+        <w:instrText xml:space="preserve"> PAGEREF _Toc5729 \h </w:instrText>
       </w:r>
       <w:r>
         <w:fldChar w:fldCharType="separate"/>
@@ -191,7 +191,7 @@
           <w:rFonts w:hint="default"/>
           <w:lang w:val="vi-VN"/>
         </w:rPr>
-        <w:instrText xml:space="preserve"> HYPERLINK \l _Toc12204 </w:instrText>
+        <w:instrText xml:space="preserve"> HYPERLINK \l _Toc6689 </w:instrText>
       </w:r>
       <w:r>
         <w:rPr>
@@ -226,7 +226,7 @@
         <w:fldChar w:fldCharType="begin"/>
       </w:r>
       <w:r>
-        <w:instrText xml:space="preserve"> PAGEREF _Toc12204 \h </w:instrText>
+        <w:instrText xml:space="preserve"> PAGEREF _Toc6689 \h </w:instrText>
       </w:r>
       <w:r>
         <w:fldChar w:fldCharType="separate"/>
@@ -265,7 +265,7 @@
           <w:rFonts w:hint="default"/>
           <w:lang w:val="vi-VN"/>
         </w:rPr>
-        <w:instrText xml:space="preserve"> HYPERLINK \l _Toc9720 </w:instrText>
+        <w:instrText xml:space="preserve"> HYPERLINK \l _Toc23898 </w:instrText>
       </w:r>
       <w:r>
         <w:rPr>
@@ -298,7 +298,7 @@
         <w:fldChar w:fldCharType="begin"/>
       </w:r>
       <w:r>
-        <w:instrText xml:space="preserve"> PAGEREF _Toc9720 \h </w:instrText>
+        <w:instrText xml:space="preserve"> PAGEREF _Toc23898 \h </w:instrText>
       </w:r>
       <w:r>
         <w:fldChar w:fldCharType="separate"/>
@@ -337,7 +337,7 @@
           <w:rFonts w:hint="default"/>
           <w:lang w:val="vi-VN"/>
         </w:rPr>
-        <w:instrText xml:space="preserve"> HYPERLINK \l _Toc27542 </w:instrText>
+        <w:instrText xml:space="preserve"> HYPERLINK \l _Toc118 </w:instrText>
       </w:r>
       <w:r>
         <w:rPr>
@@ -362,7 +362,7 @@
         <w:fldChar w:fldCharType="begin"/>
       </w:r>
       <w:r>
-        <w:instrText xml:space="preserve"> PAGEREF _Toc27542 \h </w:instrText>
+        <w:instrText xml:space="preserve"> PAGEREF _Toc118 \h </w:instrText>
       </w:r>
       <w:r>
         <w:fldChar w:fldCharType="separate"/>
@@ -401,7 +401,7 @@
           <w:rFonts w:hint="default"/>
           <w:lang w:val="vi-VN"/>
         </w:rPr>
-        <w:instrText xml:space="preserve"> HYPERLINK \l _Toc21925 </w:instrText>
+        <w:instrText xml:space="preserve"> HYPERLINK \l _Toc2108 </w:instrText>
       </w:r>
       <w:r>
         <w:rPr>
@@ -436,7 +436,7 @@
         <w:fldChar w:fldCharType="begin"/>
       </w:r>
       <w:r>
-        <w:instrText xml:space="preserve"> PAGEREF _Toc21925 \h </w:instrText>
+        <w:instrText xml:space="preserve"> PAGEREF _Toc2108 \h </w:instrText>
       </w:r>
       <w:r>
         <w:fldChar w:fldCharType="separate"/>
@@ -475,7 +475,7 @@
           <w:rFonts w:hint="default"/>
           <w:lang w:val="vi-VN"/>
         </w:rPr>
-        <w:instrText xml:space="preserve"> HYPERLINK \l _Toc2413 </w:instrText>
+        <w:instrText xml:space="preserve"> HYPERLINK \l _Toc14155 </w:instrText>
       </w:r>
       <w:r>
         <w:rPr>
@@ -507,7 +507,7 @@
         <w:fldChar w:fldCharType="begin"/>
       </w:r>
       <w:r>
-        <w:instrText xml:space="preserve"> PAGEREF _Toc2413 \h </w:instrText>
+        <w:instrText xml:space="preserve"> PAGEREF _Toc14155 \h </w:instrText>
       </w:r>
       <w:r>
         <w:fldChar w:fldCharType="separate"/>
@@ -546,7 +546,7 @@
           <w:rFonts w:hint="default"/>
           <w:lang w:val="vi-VN"/>
         </w:rPr>
-        <w:instrText xml:space="preserve"> HYPERLINK \l _Toc28710 </w:instrText>
+        <w:instrText xml:space="preserve"> HYPERLINK \l _Toc18926 </w:instrText>
       </w:r>
       <w:r>
         <w:rPr>
@@ -578,7 +578,7 @@
         <w:fldChar w:fldCharType="begin"/>
       </w:r>
       <w:r>
-        <w:instrText xml:space="preserve"> PAGEREF _Toc28710 \h </w:instrText>
+        <w:instrText xml:space="preserve"> PAGEREF _Toc18926 \h </w:instrText>
       </w:r>
       <w:r>
         <w:fldChar w:fldCharType="separate"/>
@@ -617,7 +617,7 @@
           <w:rFonts w:hint="default"/>
           <w:lang w:val="vi-VN"/>
         </w:rPr>
-        <w:instrText xml:space="preserve"> HYPERLINK \l _Toc28155 </w:instrText>
+        <w:instrText xml:space="preserve"> HYPERLINK \l _Toc6595 </w:instrText>
       </w:r>
       <w:r>
         <w:rPr>
@@ -649,7 +649,7 @@
         <w:fldChar w:fldCharType="begin"/>
       </w:r>
       <w:r>
-        <w:instrText xml:space="preserve"> PAGEREF _Toc28155 \h </w:instrText>
+        <w:instrText xml:space="preserve"> PAGEREF _Toc6595 \h </w:instrText>
       </w:r>
       <w:r>
         <w:fldChar w:fldCharType="separate"/>
@@ -688,7 +688,7 @@
           <w:rFonts w:hint="default"/>
           <w:lang w:val="vi-VN"/>
         </w:rPr>
-        <w:instrText xml:space="preserve"> HYPERLINK \l _Toc30192 </w:instrText>
+        <w:instrText xml:space="preserve"> HYPERLINK \l _Toc7542 </w:instrText>
       </w:r>
       <w:r>
         <w:rPr>
@@ -713,7 +713,7 @@
         <w:fldChar w:fldCharType="begin"/>
       </w:r>
       <w:r>
-        <w:instrText xml:space="preserve"> PAGEREF _Toc30192 \h </w:instrText>
+        <w:instrText xml:space="preserve"> PAGEREF _Toc7542 \h </w:instrText>
       </w:r>
       <w:r>
         <w:fldChar w:fldCharType="separate"/>
@@ -752,7 +752,7 @@
           <w:rFonts w:hint="default"/>
           <w:lang w:val="vi-VN"/>
         </w:rPr>
-        <w:instrText xml:space="preserve"> HYPERLINK \l _Toc21352 </w:instrText>
+        <w:instrText xml:space="preserve"> HYPERLINK \l _Toc22907 </w:instrText>
       </w:r>
       <w:r>
         <w:rPr>
@@ -777,7 +777,7 @@
         <w:fldChar w:fldCharType="begin"/>
       </w:r>
       <w:r>
-        <w:instrText xml:space="preserve"> PAGEREF _Toc21352 \h </w:instrText>
+        <w:instrText xml:space="preserve"> PAGEREF _Toc22907 \h </w:instrText>
       </w:r>
       <w:r>
         <w:fldChar w:fldCharType="separate"/>
@@ -816,7 +816,7 @@
           <w:rFonts w:hint="default"/>
           <w:lang w:val="vi-VN"/>
         </w:rPr>
-        <w:instrText xml:space="preserve"> HYPERLINK \l _Toc11751 </w:instrText>
+        <w:instrText xml:space="preserve"> HYPERLINK \l _Toc11777 </w:instrText>
       </w:r>
       <w:r>
         <w:rPr>
@@ -851,7 +851,7 @@
         <w:fldChar w:fldCharType="begin"/>
       </w:r>
       <w:r>
-        <w:instrText xml:space="preserve"> PAGEREF _Toc11751 \h </w:instrText>
+        <w:instrText xml:space="preserve"> PAGEREF _Toc11777 \h </w:instrText>
       </w:r>
       <w:r>
         <w:fldChar w:fldCharType="separate"/>
@@ -890,7 +890,7 @@
           <w:rFonts w:hint="default"/>
           <w:lang w:val="vi-VN"/>
         </w:rPr>
-        <w:instrText xml:space="preserve"> HYPERLINK \l _Toc3300 </w:instrText>
+        <w:instrText xml:space="preserve"> HYPERLINK \l _Toc15587 </w:instrText>
       </w:r>
       <w:r>
         <w:rPr>
@@ -922,7 +922,7 @@
         <w:fldChar w:fldCharType="begin"/>
       </w:r>
       <w:r>
-        <w:instrText xml:space="preserve"> PAGEREF _Toc3300 \h </w:instrText>
+        <w:instrText xml:space="preserve"> PAGEREF _Toc15587 \h </w:instrText>
       </w:r>
       <w:r>
         <w:fldChar w:fldCharType="separate"/>
@@ -961,7 +961,7 @@
           <w:rFonts w:hint="default"/>
           <w:lang w:val="vi-VN"/>
         </w:rPr>
-        <w:instrText xml:space="preserve"> HYPERLINK \l _Toc3828 </w:instrText>
+        <w:instrText xml:space="preserve"> HYPERLINK \l _Toc14414 </w:instrText>
       </w:r>
       <w:r>
         <w:rPr>
@@ -990,13 +990,13 @@
         <w:fldChar w:fldCharType="begin"/>
       </w:r>
       <w:r>
-        <w:instrText xml:space="preserve"> PAGEREF _Toc3828 \h </w:instrText>
+        <w:instrText xml:space="preserve"> PAGEREF _Toc14414 \h </w:instrText>
       </w:r>
       <w:r>
         <w:fldChar w:fldCharType="separate"/>
       </w:r>
       <w:r>
-        <w:t>5</w:t>
+        <w:t>6</w:t>
       </w:r>
       <w:r>
         <w:fldChar w:fldCharType="end"/>
@@ -1029,7 +1029,7 @@
           <w:rFonts w:hint="default"/>
           <w:lang w:val="vi-VN"/>
         </w:rPr>
-        <w:instrText xml:space="preserve"> HYPERLINK \l _Toc11355 </w:instrText>
+        <w:instrText xml:space="preserve"> HYPERLINK \l _Toc9608 </w:instrText>
       </w:r>
       <w:r>
         <w:rPr>
@@ -1054,13 +1054,13 @@
         <w:fldChar w:fldCharType="begin"/>
       </w:r>
       <w:r>
-        <w:instrText xml:space="preserve"> PAGEREF _Toc11355 \h </w:instrText>
+        <w:instrText xml:space="preserve"> PAGEREF _Toc9608 \h </w:instrText>
       </w:r>
       <w:r>
         <w:fldChar w:fldCharType="separate"/>
       </w:r>
       <w:r>
-        <w:t>5</w:t>
+        <w:t>6</w:t>
       </w:r>
       <w:r>
         <w:fldChar w:fldCharType="end"/>
@@ -1093,7 +1093,7 @@
           <w:rFonts w:hint="default"/>
           <w:lang w:val="vi-VN"/>
         </w:rPr>
-        <w:instrText xml:space="preserve"> HYPERLINK \l _Toc10067 </w:instrText>
+        <w:instrText xml:space="preserve"> HYPERLINK \l _Toc30811 </w:instrText>
       </w:r>
       <w:r>
         <w:rPr>
@@ -1118,13 +1118,13 @@
         <w:fldChar w:fldCharType="begin"/>
       </w:r>
       <w:r>
-        <w:instrText xml:space="preserve"> PAGEREF _Toc10067 \h </w:instrText>
+        <w:instrText xml:space="preserve"> PAGEREF _Toc30811 \h </w:instrText>
       </w:r>
       <w:r>
         <w:fldChar w:fldCharType="separate"/>
       </w:r>
       <w:r>
-        <w:t>5</w:t>
+        <w:t>6</w:t>
       </w:r>
       <w:r>
         <w:fldChar w:fldCharType="end"/>
@@ -1157,7 +1157,7 @@
           <w:rFonts w:hint="default"/>
           <w:lang w:val="vi-VN"/>
         </w:rPr>
-        <w:instrText xml:space="preserve"> HYPERLINK \l _Toc17174 </w:instrText>
+        <w:instrText xml:space="preserve"> HYPERLINK \l _Toc17800 </w:instrText>
       </w:r>
       <w:r>
         <w:rPr>
@@ -1182,7 +1182,7 @@
         <w:fldChar w:fldCharType="begin"/>
       </w:r>
       <w:r>
-        <w:instrText xml:space="preserve"> PAGEREF _Toc17174 \h </w:instrText>
+        <w:instrText xml:space="preserve"> PAGEREF _Toc17800 \h </w:instrText>
       </w:r>
       <w:r>
         <w:fldChar w:fldCharType="separate"/>
@@ -1221,7 +1221,7 @@
           <w:rFonts w:hint="default"/>
           <w:lang w:val="vi-VN"/>
         </w:rPr>
-        <w:instrText xml:space="preserve"> HYPERLINK \l _Toc30520 </w:instrText>
+        <w:instrText xml:space="preserve"> HYPERLINK \l _Toc3459 </w:instrText>
       </w:r>
       <w:r>
         <w:rPr>
@@ -1246,7 +1246,7 @@
         <w:fldChar w:fldCharType="begin"/>
       </w:r>
       <w:r>
-        <w:instrText xml:space="preserve"> PAGEREF _Toc30520 \h </w:instrText>
+        <w:instrText xml:space="preserve"> PAGEREF _Toc3459 \h </w:instrText>
       </w:r>
       <w:r>
         <w:fldChar w:fldCharType="separate"/>
@@ -1285,7 +1285,7 @@
           <w:rFonts w:hint="default"/>
           <w:lang w:val="vi-VN"/>
         </w:rPr>
-        <w:instrText xml:space="preserve"> HYPERLINK \l _Toc31811 </w:instrText>
+        <w:instrText xml:space="preserve"> HYPERLINK \l _Toc26049 </w:instrText>
       </w:r>
       <w:r>
         <w:rPr>
@@ -1308,7 +1308,7 @@
           <w:rFonts w:hint="default"/>
           <w:lang w:val="vi-VN"/>
         </w:rPr>
-        <w:t xml:space="preserve"> ngắn (Zero shot)</w:t>
+        <w:t xml:space="preserve"> prompt có ví dụ (few-shot)</w:t>
       </w:r>
       <w:r>
         <w:tab/>
@@ -1317,7 +1317,7 @@
         <w:fldChar w:fldCharType="begin"/>
       </w:r>
       <w:r>
-        <w:instrText xml:space="preserve"> PAGEREF _Toc31811 \h </w:instrText>
+        <w:instrText xml:space="preserve"> PAGEREF _Toc26049 \h </w:instrText>
       </w:r>
       <w:r>
         <w:fldChar w:fldCharType="separate"/>
@@ -1356,7 +1356,7 @@
           <w:rFonts w:hint="default"/>
           <w:lang w:val="vi-VN"/>
         </w:rPr>
-        <w:instrText xml:space="preserve"> HYPERLINK \l _Toc8639 </w:instrText>
+        <w:instrText xml:space="preserve"> HYPERLINK \l _Toc20583 </w:instrText>
       </w:r>
       <w:r>
         <w:rPr>
@@ -1385,7 +1385,7 @@
         <w:fldChar w:fldCharType="begin"/>
       </w:r>
       <w:r>
-        <w:instrText xml:space="preserve"> PAGEREF _Toc8639 \h </w:instrText>
+        <w:instrText xml:space="preserve"> PAGEREF _Toc20583 \h </w:instrText>
       </w:r>
       <w:r>
         <w:fldChar w:fldCharType="separate"/>
@@ -1424,7 +1424,7 @@
           <w:rFonts w:hint="default"/>
           <w:lang w:val="vi-VN"/>
         </w:rPr>
-        <w:instrText xml:space="preserve"> HYPERLINK \l _Toc2216 </w:instrText>
+        <w:instrText xml:space="preserve"> HYPERLINK \l _Toc27271 </w:instrText>
       </w:r>
       <w:r>
         <w:rPr>
@@ -1449,7 +1449,7 @@
         <w:fldChar w:fldCharType="begin"/>
       </w:r>
       <w:r>
-        <w:instrText xml:space="preserve"> PAGEREF _Toc2216 \h </w:instrText>
+        <w:instrText xml:space="preserve"> PAGEREF _Toc27271 \h </w:instrText>
       </w:r>
       <w:r>
         <w:fldChar w:fldCharType="separate"/>
@@ -1488,7 +1488,7 @@
           <w:rFonts w:hint="default"/>
           <w:lang w:val="vi-VN"/>
         </w:rPr>
-        <w:instrText xml:space="preserve"> HYPERLINK \l _Toc11845 </w:instrText>
+        <w:instrText xml:space="preserve"> HYPERLINK \l _Toc12639 </w:instrText>
       </w:r>
       <w:r>
         <w:rPr>
@@ -1513,7 +1513,7 @@
         <w:fldChar w:fldCharType="begin"/>
       </w:r>
       <w:r>
-        <w:instrText xml:space="preserve"> PAGEREF _Toc11845 \h </w:instrText>
+        <w:instrText xml:space="preserve"> PAGEREF _Toc12639 \h </w:instrText>
       </w:r>
       <w:r>
         <w:fldChar w:fldCharType="separate"/>
@@ -1552,7 +1552,7 @@
           <w:rFonts w:hint="default"/>
           <w:lang w:val="vi-VN"/>
         </w:rPr>
-        <w:instrText xml:space="preserve"> HYPERLINK \l _Toc19734 </w:instrText>
+        <w:instrText xml:space="preserve"> HYPERLINK \l _Toc29404 </w:instrText>
       </w:r>
       <w:r>
         <w:rPr>
@@ -1577,13 +1577,13 @@
         <w:fldChar w:fldCharType="begin"/>
       </w:r>
       <w:r>
-        <w:instrText xml:space="preserve"> PAGEREF _Toc19734 \h </w:instrText>
+        <w:instrText xml:space="preserve"> PAGEREF _Toc29404 \h </w:instrText>
       </w:r>
       <w:r>
         <w:fldChar w:fldCharType="separate"/>
       </w:r>
       <w:r>
-        <w:t>7</w:t>
+        <w:t>8</w:t>
       </w:r>
       <w:r>
         <w:fldChar w:fldCharType="end"/>
@@ -1616,7 +1616,7 @@
           <w:rFonts w:hint="default"/>
           <w:lang w:val="vi-VN"/>
         </w:rPr>
-        <w:instrText xml:space="preserve"> HYPERLINK \l _Toc9625 </w:instrText>
+        <w:instrText xml:space="preserve"> HYPERLINK \l _Toc11084 </w:instrText>
       </w:r>
       <w:r>
         <w:rPr>
@@ -1641,7 +1641,7 @@
         <w:fldChar w:fldCharType="begin"/>
       </w:r>
       <w:r>
-        <w:instrText xml:space="preserve"> PAGEREF _Toc9625 \h </w:instrText>
+        <w:instrText xml:space="preserve"> PAGEREF _Toc11084 \h </w:instrText>
       </w:r>
       <w:r>
         <w:fldChar w:fldCharType="separate"/>
@@ -1680,7 +1680,7 @@
           <w:rFonts w:hint="default"/>
           <w:lang w:val="vi-VN"/>
         </w:rPr>
-        <w:instrText xml:space="preserve"> HYPERLINK \l _Toc4442 </w:instrText>
+        <w:instrText xml:space="preserve"> HYPERLINK \l _Toc3703 </w:instrText>
       </w:r>
       <w:r>
         <w:rPr>
@@ -1705,7 +1705,7 @@
         <w:fldChar w:fldCharType="begin"/>
       </w:r>
       <w:r>
-        <w:instrText xml:space="preserve"> PAGEREF _Toc4442 \h </w:instrText>
+        <w:instrText xml:space="preserve"> PAGEREF _Toc3703 \h </w:instrText>
       </w:r>
       <w:r>
         <w:fldChar w:fldCharType="separate"/>
@@ -1744,7 +1744,7 @@
           <w:rFonts w:hint="default"/>
           <w:lang w:val="vi-VN"/>
         </w:rPr>
-        <w:instrText xml:space="preserve"> HYPERLINK \l _Toc29098 </w:instrText>
+        <w:instrText xml:space="preserve"> HYPERLINK \l _Toc30196 </w:instrText>
       </w:r>
       <w:r>
         <w:rPr>
@@ -1779,7 +1779,7 @@
         <w:fldChar w:fldCharType="begin"/>
       </w:r>
       <w:r>
-        <w:instrText xml:space="preserve"> PAGEREF _Toc29098 \h </w:instrText>
+        <w:instrText xml:space="preserve"> PAGEREF _Toc30196 \h </w:instrText>
       </w:r>
       <w:r>
         <w:fldChar w:fldCharType="separate"/>
@@ -1818,7 +1818,7 @@
           <w:rFonts w:hint="default"/>
           <w:lang w:val="vi-VN"/>
         </w:rPr>
-        <w:instrText xml:space="preserve"> HYPERLINK \l _Toc7092 </w:instrText>
+        <w:instrText xml:space="preserve"> HYPERLINK \l _Toc10543 </w:instrText>
       </w:r>
       <w:r>
         <w:rPr>
@@ -1850,7 +1850,7 @@
         <w:fldChar w:fldCharType="begin"/>
       </w:r>
       <w:r>
-        <w:instrText xml:space="preserve"> PAGEREF _Toc7092 \h </w:instrText>
+        <w:instrText xml:space="preserve"> PAGEREF _Toc10543 \h </w:instrText>
       </w:r>
       <w:r>
         <w:fldChar w:fldCharType="separate"/>
@@ -1889,7 +1889,7 @@
           <w:rFonts w:hint="default"/>
           <w:lang w:val="vi-VN"/>
         </w:rPr>
-        <w:instrText xml:space="preserve"> HYPERLINK \l _Toc23444 </w:instrText>
+        <w:instrText xml:space="preserve"> HYPERLINK \l _Toc15449 </w:instrText>
       </w:r>
       <w:r>
         <w:rPr>
@@ -1918,7 +1918,7 @@
         <w:fldChar w:fldCharType="begin"/>
       </w:r>
       <w:r>
-        <w:instrText xml:space="preserve"> PAGEREF _Toc23444 \h </w:instrText>
+        <w:instrText xml:space="preserve"> PAGEREF _Toc15449 \h </w:instrText>
       </w:r>
       <w:r>
         <w:fldChar w:fldCharType="separate"/>
@@ -1957,7 +1957,7 @@
           <w:rFonts w:hint="default"/>
           <w:lang w:val="vi-VN"/>
         </w:rPr>
-        <w:instrText xml:space="preserve"> HYPERLINK \l _Toc17704 </w:instrText>
+        <w:instrText xml:space="preserve"> HYPERLINK \l _Toc32379 </w:instrText>
       </w:r>
       <w:r>
         <w:rPr>
@@ -1982,13 +1982,13 @@
         <w:fldChar w:fldCharType="begin"/>
       </w:r>
       <w:r>
-        <w:instrText xml:space="preserve"> PAGEREF _Toc17704 \h </w:instrText>
+        <w:instrText xml:space="preserve"> PAGEREF _Toc32379 \h </w:instrText>
       </w:r>
       <w:r>
         <w:fldChar w:fldCharType="separate"/>
       </w:r>
       <w:r>
-        <w:t>9</w:t>
+        <w:t>10</w:t>
       </w:r>
       <w:r>
         <w:fldChar w:fldCharType="end"/>
@@ -2021,7 +2021,7 @@
           <w:rFonts w:hint="default"/>
           <w:lang w:val="vi-VN"/>
         </w:rPr>
-        <w:instrText xml:space="preserve"> HYPERLINK \l _Toc9027 </w:instrText>
+        <w:instrText xml:space="preserve"> HYPERLINK \l _Toc32422 </w:instrText>
       </w:r>
       <w:r>
         <w:rPr>
@@ -2046,13 +2046,13 @@
         <w:fldChar w:fldCharType="begin"/>
       </w:r>
       <w:r>
-        <w:instrText xml:space="preserve"> PAGEREF _Toc9027 \h </w:instrText>
+        <w:instrText xml:space="preserve"> PAGEREF _Toc32422 \h </w:instrText>
       </w:r>
       <w:r>
         <w:fldChar w:fldCharType="separate"/>
       </w:r>
       <w:r>
-        <w:t>9</w:t>
+        <w:t>10</w:t>
       </w:r>
       <w:r>
         <w:fldChar w:fldCharType="end"/>
@@ -2085,7 +2085,7 @@
           <w:rFonts w:hint="default"/>
           <w:lang w:val="vi-VN"/>
         </w:rPr>
-        <w:instrText xml:space="preserve"> HYPERLINK \l _Toc13595 </w:instrText>
+        <w:instrText xml:space="preserve"> HYPERLINK \l _Toc15907 </w:instrText>
       </w:r>
       <w:r>
         <w:rPr>
@@ -2110,7 +2110,7 @@
         <w:fldChar w:fldCharType="begin"/>
       </w:r>
       <w:r>
-        <w:instrText xml:space="preserve"> PAGEREF _Toc13595 \h </w:instrText>
+        <w:instrText xml:space="preserve"> PAGEREF _Toc15907 \h </w:instrText>
       </w:r>
       <w:r>
         <w:fldChar w:fldCharType="separate"/>
@@ -2149,7 +2149,7 @@
           <w:rFonts w:hint="default"/>
           <w:lang w:val="vi-VN"/>
         </w:rPr>
-        <w:instrText xml:space="preserve"> HYPERLINK \l _Toc17669 </w:instrText>
+        <w:instrText xml:space="preserve"> HYPERLINK \l _Toc17574 </w:instrText>
       </w:r>
       <w:r>
         <w:rPr>
@@ -2174,7 +2174,7 @@
         <w:fldChar w:fldCharType="begin"/>
       </w:r>
       <w:r>
-        <w:instrText xml:space="preserve"> PAGEREF _Toc17669 \h </w:instrText>
+        <w:instrText xml:space="preserve"> PAGEREF _Toc17574 \h </w:instrText>
       </w:r>
       <w:r>
         <w:fldChar w:fldCharType="separate"/>
@@ -2213,7 +2213,7 @@
           <w:rFonts w:hint="default"/>
           <w:lang w:val="vi-VN"/>
         </w:rPr>
-        <w:instrText xml:space="preserve"> HYPERLINK \l _Toc10015 </w:instrText>
+        <w:instrText xml:space="preserve"> HYPERLINK \l _Toc4956 </w:instrText>
       </w:r>
       <w:r>
         <w:rPr>
@@ -2245,13 +2245,13 @@
         <w:fldChar w:fldCharType="begin"/>
       </w:r>
       <w:r>
-        <w:instrText xml:space="preserve"> PAGEREF _Toc10015 \h </w:instrText>
+        <w:instrText xml:space="preserve"> PAGEREF _Toc4956 \h </w:instrText>
       </w:r>
       <w:r>
         <w:fldChar w:fldCharType="separate"/>
       </w:r>
       <w:r>
-        <w:t>10</w:t>
+        <w:t>11</w:t>
       </w:r>
       <w:r>
         <w:fldChar w:fldCharType="end"/>
@@ -2284,7 +2284,7 @@
           <w:rFonts w:hint="default"/>
           <w:lang w:val="vi-VN"/>
         </w:rPr>
-        <w:instrText xml:space="preserve"> HYPERLINK \l _Toc25787 </w:instrText>
+        <w:instrText xml:space="preserve"> HYPERLINK \l _Toc11497 </w:instrText>
       </w:r>
       <w:r>
         <w:rPr>
@@ -2313,13 +2313,13 @@
         <w:fldChar w:fldCharType="begin"/>
       </w:r>
       <w:r>
-        <w:instrText xml:space="preserve"> PAGEREF _Toc25787 \h </w:instrText>
+        <w:instrText xml:space="preserve"> PAGEREF _Toc11497 \h </w:instrText>
       </w:r>
       <w:r>
         <w:fldChar w:fldCharType="separate"/>
       </w:r>
       <w:r>
-        <w:t>10</w:t>
+        <w:t>11</w:t>
       </w:r>
       <w:r>
         <w:fldChar w:fldCharType="end"/>
@@ -2352,7 +2352,7 @@
           <w:rFonts w:hint="default"/>
           <w:lang w:val="vi-VN"/>
         </w:rPr>
-        <w:instrText xml:space="preserve"> HYPERLINK \l _Toc29659 </w:instrText>
+        <w:instrText xml:space="preserve"> HYPERLINK \l _Toc2533 </w:instrText>
       </w:r>
       <w:r>
         <w:rPr>
@@ -2377,7 +2377,7 @@
         <w:fldChar w:fldCharType="begin"/>
       </w:r>
       <w:r>
-        <w:instrText xml:space="preserve"> PAGEREF _Toc29659 \h </w:instrText>
+        <w:instrText xml:space="preserve"> PAGEREF _Toc2533 \h </w:instrText>
       </w:r>
       <w:r>
         <w:fldChar w:fldCharType="separate"/>
@@ -2416,7 +2416,7 @@
           <w:rFonts w:hint="default"/>
           <w:lang w:val="vi-VN"/>
         </w:rPr>
-        <w:instrText xml:space="preserve"> HYPERLINK \l _Toc21389 </w:instrText>
+        <w:instrText xml:space="preserve"> HYPERLINK \l _Toc1528 </w:instrText>
       </w:r>
       <w:r>
         <w:rPr>
@@ -2441,7 +2441,7 @@
         <w:fldChar w:fldCharType="begin"/>
       </w:r>
       <w:r>
-        <w:instrText xml:space="preserve"> PAGEREF _Toc21389 \h </w:instrText>
+        <w:instrText xml:space="preserve"> PAGEREF _Toc1528 \h </w:instrText>
       </w:r>
       <w:r>
         <w:fldChar w:fldCharType="separate"/>
@@ -2480,7 +2480,7 @@
           <w:rFonts w:hint="default"/>
           <w:lang w:val="vi-VN"/>
         </w:rPr>
-        <w:instrText xml:space="preserve"> HYPERLINK \l _Toc7792 </w:instrText>
+        <w:instrText xml:space="preserve"> HYPERLINK \l _Toc26843 </w:instrText>
       </w:r>
       <w:r>
         <w:rPr>
@@ -2505,13 +2505,13 @@
         <w:fldChar w:fldCharType="begin"/>
       </w:r>
       <w:r>
-        <w:instrText xml:space="preserve"> PAGEREF _Toc7792 \h </w:instrText>
+        <w:instrText xml:space="preserve"> PAGEREF _Toc26843 \h </w:instrText>
       </w:r>
       <w:r>
         <w:fldChar w:fldCharType="separate"/>
       </w:r>
       <w:r>
-        <w:t>11</w:t>
+        <w:t>12</w:t>
       </w:r>
       <w:r>
         <w:fldChar w:fldCharType="end"/>
@@ -2544,7 +2544,7 @@
           <w:rFonts w:hint="default"/>
           <w:lang w:val="vi-VN"/>
         </w:rPr>
-        <w:instrText xml:space="preserve"> HYPERLINK \l _Toc3152 </w:instrText>
+        <w:instrText xml:space="preserve"> HYPERLINK \l _Toc19020 </w:instrText>
       </w:r>
       <w:r>
         <w:rPr>
@@ -2576,7 +2576,7 @@
         <w:fldChar w:fldCharType="begin"/>
       </w:r>
       <w:r>
-        <w:instrText xml:space="preserve"> PAGEREF _Toc3152 \h </w:instrText>
+        <w:instrText xml:space="preserve"> PAGEREF _Toc19020 \h </w:instrText>
       </w:r>
       <w:r>
         <w:fldChar w:fldCharType="separate"/>
@@ -2615,7 +2615,7 @@
           <w:rFonts w:hint="default"/>
           <w:lang w:val="vi-VN"/>
         </w:rPr>
-        <w:instrText xml:space="preserve"> HYPERLINK \l _Toc29131 </w:instrText>
+        <w:instrText xml:space="preserve"> HYPERLINK \l _Toc6494 </w:instrText>
       </w:r>
       <w:r>
         <w:rPr>
@@ -2644,7 +2644,7 @@
         <w:fldChar w:fldCharType="begin"/>
       </w:r>
       <w:r>
-        <w:instrText xml:space="preserve"> PAGEREF _Toc29131 \h </w:instrText>
+        <w:instrText xml:space="preserve"> PAGEREF _Toc6494 \h </w:instrText>
       </w:r>
       <w:r>
         <w:fldChar w:fldCharType="separate"/>
@@ -2683,7 +2683,7 @@
           <w:rFonts w:hint="default"/>
           <w:lang w:val="vi-VN"/>
         </w:rPr>
-        <w:instrText xml:space="preserve"> HYPERLINK \l _Toc9209 </w:instrText>
+        <w:instrText xml:space="preserve"> HYPERLINK \l _Toc23782 </w:instrText>
       </w:r>
       <w:r>
         <w:rPr>
@@ -2708,7 +2708,7 @@
         <w:fldChar w:fldCharType="begin"/>
       </w:r>
       <w:r>
-        <w:instrText xml:space="preserve"> PAGEREF _Toc9209 \h </w:instrText>
+        <w:instrText xml:space="preserve"> PAGEREF _Toc23782 \h </w:instrText>
       </w:r>
       <w:r>
         <w:fldChar w:fldCharType="separate"/>
@@ -2747,7 +2747,7 @@
           <w:rFonts w:hint="default"/>
           <w:lang w:val="vi-VN"/>
         </w:rPr>
-        <w:instrText xml:space="preserve"> HYPERLINK \l _Toc21955 </w:instrText>
+        <w:instrText xml:space="preserve"> HYPERLINK \l _Toc8005 </w:instrText>
       </w:r>
       <w:r>
         <w:rPr>
@@ -2770,7 +2770,7 @@
           <w:rFonts w:hint="default"/>
           <w:lang w:val="vi-VN"/>
         </w:rPr>
-        <w:t>6</w:t>
+        <w:t>6 - Testing is context dependent</w:t>
       </w:r>
       <w:r>
         <w:tab/>
@@ -2779,7 +2779,7 @@
         <w:fldChar w:fldCharType="begin"/>
       </w:r>
       <w:r>
-        <w:instrText xml:space="preserve"> PAGEREF _Toc21955 \h </w:instrText>
+        <w:instrText xml:space="preserve"> PAGEREF _Toc8005 \h </w:instrText>
       </w:r>
       <w:r>
         <w:fldChar w:fldCharType="separate"/>
@@ -2818,7 +2818,7 @@
           <w:rFonts w:hint="default"/>
           <w:lang w:val="vi-VN"/>
         </w:rPr>
-        <w:instrText xml:space="preserve"> HYPERLINK \l _Toc22230 </w:instrText>
+        <w:instrText xml:space="preserve"> HYPERLINK \l _Toc5047 </w:instrText>
       </w:r>
       <w:r>
         <w:rPr>
@@ -2841,7 +2841,7 @@
           <w:rFonts w:hint="default"/>
           <w:lang w:val="vi-VN"/>
         </w:rPr>
-        <w:t>7</w:t>
+        <w:t>7 - Absence of errors fallacy</w:t>
       </w:r>
       <w:r>
         <w:tab/>
@@ -2850,7 +2850,7 @@
         <w:fldChar w:fldCharType="begin"/>
       </w:r>
       <w:r>
-        <w:instrText xml:space="preserve"> PAGEREF _Toc22230 \h </w:instrText>
+        <w:instrText xml:space="preserve"> PAGEREF _Toc5047 \h </w:instrText>
       </w:r>
       <w:r>
         <w:fldChar w:fldCharType="separate"/>
@@ -2889,7 +2889,7 @@
           <w:rFonts w:hint="default"/>
           <w:lang w:val="vi-VN"/>
         </w:rPr>
-        <w:instrText xml:space="preserve"> HYPERLINK \l _Toc505 </w:instrText>
+        <w:instrText xml:space="preserve"> HYPERLINK \l _Toc7270 </w:instrText>
       </w:r>
       <w:r>
         <w:rPr>
@@ -2905,6 +2905,74 @@
         <w:t xml:space="preserve">3.4. </w:t>
       </w:r>
       <w:r>
+        <w:rPr>
+          <w:rFonts w:hint="default"/>
+          <w:lang w:val="vi-VN"/>
+        </w:rPr>
+        <w:t>Bảng so sánh các tiêu chí giữa 3 mẫu promt</w:t>
+      </w:r>
+      <w:r>
+        <w:tab/>
+      </w:r>
+      <w:r>
+        <w:fldChar w:fldCharType="begin"/>
+      </w:r>
+      <w:r>
+        <w:instrText xml:space="preserve"> PAGEREF _Toc7270 \h </w:instrText>
+      </w:r>
+      <w:r>
+        <w:fldChar w:fldCharType="separate"/>
+      </w:r>
+      <w:r>
+        <w:t>14</w:t>
+      </w:r>
+      <w:r>
+        <w:fldChar w:fldCharType="end"/>
+      </w:r>
+      <w:r>
+        <w:rPr>
+          <w:rFonts w:hint="default"/>
+          <w:lang w:val="vi-VN"/>
+        </w:rPr>
+        <w:fldChar w:fldCharType="end"/>
+      </w:r>
+    </w:p>
+    <w:p>
+      <w:pPr>
+        <w:pStyle w:val="73"/>
+        <w:tabs>
+          <w:tab w:val="right" w:leader="dot" w:pos="9067"/>
+          <w:tab w:val="clear" w:pos="210"/>
+        </w:tabs>
+      </w:pPr>
+      <w:r>
+        <w:rPr>
+          <w:rFonts w:hint="default"/>
+          <w:lang w:val="vi-VN"/>
+        </w:rPr>
+        <w:fldChar w:fldCharType="begin"/>
+      </w:r>
+      <w:r>
+        <w:rPr>
+          <w:rFonts w:hint="default"/>
+          <w:lang w:val="vi-VN"/>
+        </w:rPr>
+        <w:instrText xml:space="preserve"> HYPERLINK \l _Toc17978 </w:instrText>
+      </w:r>
+      <w:r>
+        <w:rPr>
+          <w:rFonts w:hint="default"/>
+          <w:lang w:val="vi-VN"/>
+        </w:rPr>
+        <w:fldChar w:fldCharType="separate"/>
+      </w:r>
+      <w:r>
+        <w:rPr>
+          <w:rFonts w:hint="default"/>
+        </w:rPr>
+        <w:t xml:space="preserve">3.5. </w:t>
+      </w:r>
+      <w:r>
         <w:t>Nhận xét kết quả trả về của AI</w:t>
       </w:r>
       <w:r>
@@ -2914,7 +2982,7 @@
         <w:fldChar w:fldCharType="begin"/>
       </w:r>
       <w:r>
-        <w:instrText xml:space="preserve"> PAGEREF _Toc505 \h </w:instrText>
+        <w:instrText xml:space="preserve"> PAGEREF _Toc17978 \h </w:instrText>
       </w:r>
       <w:r>
         <w:fldChar w:fldCharType="separate"/>
@@ -2953,7 +3021,7 @@
           <w:rFonts w:hint="default"/>
           <w:lang w:val="vi-VN"/>
         </w:rPr>
-        <w:instrText xml:space="preserve"> HYPERLINK \l _Toc24678 </w:instrText>
+        <w:instrText xml:space="preserve"> HYPERLINK \l _Toc23367 </w:instrText>
       </w:r>
       <w:r>
         <w:rPr>
@@ -2985,13 +3053,13 @@
         <w:fldChar w:fldCharType="begin"/>
       </w:r>
       <w:r>
-        <w:instrText xml:space="preserve"> PAGEREF _Toc24678 \h </w:instrText>
+        <w:instrText xml:space="preserve"> PAGEREF _Toc23367 \h </w:instrText>
       </w:r>
       <w:r>
         <w:fldChar w:fldCharType="separate"/>
       </w:r>
       <w:r>
-        <w:t>14</w:t>
+        <w:t>15</w:t>
       </w:r>
       <w:r>
         <w:fldChar w:fldCharType="end"/>
@@ -3024,7 +3092,7 @@
           <w:rFonts w:hint="default"/>
           <w:lang w:val="vi-VN"/>
         </w:rPr>
-        <w:instrText xml:space="preserve"> HYPERLINK \l _Toc9421 </w:instrText>
+        <w:instrText xml:space="preserve"> HYPERLINK \l _Toc2544 </w:instrText>
       </w:r>
       <w:r>
         <w:rPr>
@@ -3053,13 +3121,13 @@
         <w:fldChar w:fldCharType="begin"/>
       </w:r>
       <w:r>
-        <w:instrText xml:space="preserve"> PAGEREF _Toc9421 \h </w:instrText>
+        <w:instrText xml:space="preserve"> PAGEREF _Toc2544 \h </w:instrText>
       </w:r>
       <w:r>
         <w:fldChar w:fldCharType="separate"/>
       </w:r>
       <w:r>
-        <w:t>14</w:t>
+        <w:t>15</w:t>
       </w:r>
       <w:r>
         <w:fldChar w:fldCharType="end"/>
@@ -3092,7 +3160,7 @@
           <w:rFonts w:hint="default"/>
           <w:lang w:val="vi-VN"/>
         </w:rPr>
-        <w:instrText xml:space="preserve"> HYPERLINK \l _Toc31487 </w:instrText>
+        <w:instrText xml:space="preserve"> HYPERLINK \l _Toc1076 </w:instrText>
       </w:r>
       <w:r>
         <w:rPr>
@@ -3121,7 +3189,7 @@
         <w:fldChar w:fldCharType="begin"/>
       </w:r>
       <w:r>
-        <w:instrText xml:space="preserve"> PAGEREF _Toc31487 \h </w:instrText>
+        <w:instrText xml:space="preserve"> PAGEREF _Toc1076 \h </w:instrText>
       </w:r>
       <w:r>
         <w:fldChar w:fldCharType="separate"/>
@@ -3160,7 +3228,7 @@
           <w:rFonts w:hint="default"/>
           <w:lang w:val="vi-VN"/>
         </w:rPr>
-        <w:instrText xml:space="preserve"> HYPERLINK \l _Toc1767 </w:instrText>
+        <w:instrText xml:space="preserve"> HYPERLINK \l _Toc21402 </w:instrText>
       </w:r>
       <w:r>
         <w:rPr>
@@ -3176,9 +3244,6 @@
         <w:t xml:space="preserve">4.2.1. </w:t>
       </w:r>
       <w:r>
-        <w:rPr>
-          <w:bCs/>
-        </w:rPr>
         <w:t>Planning (Lập kế hoạch kiểm thử)</w:t>
       </w:r>
       <w:r>
@@ -3188,7 +3253,7 @@
         <w:fldChar w:fldCharType="begin"/>
       </w:r>
       <w:r>
-        <w:instrText xml:space="preserve"> PAGEREF _Toc1767 \h </w:instrText>
+        <w:instrText xml:space="preserve"> PAGEREF _Toc21402 \h </w:instrText>
       </w:r>
       <w:r>
         <w:fldChar w:fldCharType="separate"/>
@@ -3227,7 +3292,7 @@
           <w:rFonts w:hint="default"/>
           <w:lang w:val="vi-VN"/>
         </w:rPr>
-        <w:instrText xml:space="preserve"> HYPERLINK \l _Toc3497 </w:instrText>
+        <w:instrText xml:space="preserve"> HYPERLINK \l _Toc30724 </w:instrText>
       </w:r>
       <w:r>
         <w:rPr>
@@ -3243,9 +3308,6 @@
         <w:t xml:space="preserve">4.2.2. </w:t>
       </w:r>
       <w:r>
-        <w:rPr>
-          <w:bCs/>
-        </w:rPr>
         <w:t>Monitoring &amp; Control (Giám sát và kiểm soát)</w:t>
       </w:r>
       <w:r>
@@ -3255,7 +3317,7 @@
         <w:fldChar w:fldCharType="begin"/>
       </w:r>
       <w:r>
-        <w:instrText xml:space="preserve"> PAGEREF _Toc3497 \h </w:instrText>
+        <w:instrText xml:space="preserve"> PAGEREF _Toc30724 \h </w:instrText>
       </w:r>
       <w:r>
         <w:fldChar w:fldCharType="separate"/>
@@ -3294,7 +3356,7 @@
           <w:rFonts w:hint="default"/>
           <w:lang w:val="vi-VN"/>
         </w:rPr>
-        <w:instrText xml:space="preserve"> HYPERLINK \l _Toc14373 </w:instrText>
+        <w:instrText xml:space="preserve"> HYPERLINK \l _Toc11108 </w:instrText>
       </w:r>
       <w:r>
         <w:rPr>
@@ -3310,9 +3372,6 @@
         <w:t xml:space="preserve">4.2.3. </w:t>
       </w:r>
       <w:r>
-        <w:rPr>
-          <w:bCs/>
-        </w:rPr>
         <w:t>Analysis (Phân tích kiểm thử)</w:t>
       </w:r>
       <w:r>
@@ -3322,7 +3381,7 @@
         <w:fldChar w:fldCharType="begin"/>
       </w:r>
       <w:r>
-        <w:instrText xml:space="preserve"> PAGEREF _Toc14373 \h </w:instrText>
+        <w:instrText xml:space="preserve"> PAGEREF _Toc11108 \h </w:instrText>
       </w:r>
       <w:r>
         <w:fldChar w:fldCharType="separate"/>
@@ -3361,7 +3420,7 @@
           <w:rFonts w:hint="default"/>
           <w:lang w:val="vi-VN"/>
         </w:rPr>
-        <w:instrText xml:space="preserve"> HYPERLINK \l _Toc473 </w:instrText>
+        <w:instrText xml:space="preserve"> HYPERLINK \l _Toc26137 </w:instrText>
       </w:r>
       <w:r>
         <w:rPr>
@@ -3377,9 +3436,6 @@
         <w:t xml:space="preserve">4.2.4. </w:t>
       </w:r>
       <w:r>
-        <w:rPr>
-          <w:bCs/>
-        </w:rPr>
         <w:t>Design (Thiết kế kiểm thử)</w:t>
       </w:r>
       <w:r>
@@ -3389,7 +3445,7 @@
         <w:fldChar w:fldCharType="begin"/>
       </w:r>
       <w:r>
-        <w:instrText xml:space="preserve"> PAGEREF _Toc473 \h </w:instrText>
+        <w:instrText xml:space="preserve"> PAGEREF _Toc26137 \h </w:instrText>
       </w:r>
       <w:r>
         <w:fldChar w:fldCharType="separate"/>
@@ -3428,7 +3484,7 @@
           <w:rFonts w:hint="default"/>
           <w:lang w:val="vi-VN"/>
         </w:rPr>
-        <w:instrText xml:space="preserve"> HYPERLINK \l _Toc30964 </w:instrText>
+        <w:instrText xml:space="preserve"> HYPERLINK \l _Toc21352 </w:instrText>
       </w:r>
       <w:r>
         <w:rPr>
@@ -3444,9 +3500,6 @@
         <w:t xml:space="preserve">4.2.5. </w:t>
       </w:r>
       <w:r>
-        <w:rPr>
-          <w:bCs/>
-        </w:rPr>
         <w:t>Implementation (Triển khai kiểm thử)</w:t>
       </w:r>
       <w:r>
@@ -3456,7 +3509,7 @@
         <w:fldChar w:fldCharType="begin"/>
       </w:r>
       <w:r>
-        <w:instrText xml:space="preserve"> PAGEREF _Toc30964 \h </w:instrText>
+        <w:instrText xml:space="preserve"> PAGEREF _Toc21352 \h </w:instrText>
       </w:r>
       <w:r>
         <w:fldChar w:fldCharType="separate"/>
@@ -3495,7 +3548,7 @@
           <w:rFonts w:hint="default"/>
           <w:lang w:val="vi-VN"/>
         </w:rPr>
-        <w:instrText xml:space="preserve"> HYPERLINK \l _Toc18414 </w:instrText>
+        <w:instrText xml:space="preserve"> HYPERLINK \l _Toc8037 </w:instrText>
       </w:r>
       <w:r>
         <w:rPr>
@@ -3511,9 +3564,6 @@
         <w:t xml:space="preserve">4.2.6. </w:t>
       </w:r>
       <w:r>
-        <w:rPr>
-          <w:bCs/>
-        </w:rPr>
         <w:t>Execution (Thực thi kiểm thử)</w:t>
       </w:r>
       <w:r>
@@ -3523,13 +3573,13 @@
         <w:fldChar w:fldCharType="begin"/>
       </w:r>
       <w:r>
-        <w:instrText xml:space="preserve"> PAGEREF _Toc18414 \h </w:instrText>
+        <w:instrText xml:space="preserve"> PAGEREF _Toc8037 \h </w:instrText>
       </w:r>
       <w:r>
         <w:fldChar w:fldCharType="separate"/>
       </w:r>
       <w:r>
-        <w:t>15</w:t>
+        <w:t>16</w:t>
       </w:r>
       <w:r>
         <w:fldChar w:fldCharType="end"/>
@@ -3562,7 +3612,7 @@
           <w:rFonts w:hint="default"/>
           <w:lang w:val="vi-VN"/>
         </w:rPr>
-        <w:instrText xml:space="preserve"> HYPERLINK \l _Toc27475 </w:instrText>
+        <w:instrText xml:space="preserve"> HYPERLINK \l _Toc31525 </w:instrText>
       </w:r>
       <w:r>
         <w:rPr>
@@ -3578,9 +3628,6 @@
         <w:t xml:space="preserve">4.2.7. </w:t>
       </w:r>
       <w:r>
-        <w:rPr>
-          <w:bCs/>
-        </w:rPr>
         <w:t>Completion (Kết thúc kiểm thử)</w:t>
       </w:r>
       <w:r>
@@ -3590,13 +3637,13 @@
         <w:fldChar w:fldCharType="begin"/>
       </w:r>
       <w:r>
-        <w:instrText xml:space="preserve"> PAGEREF _Toc27475 \h </w:instrText>
+        <w:instrText xml:space="preserve"> PAGEREF _Toc31525 \h </w:instrText>
       </w:r>
       <w:r>
         <w:fldChar w:fldCharType="separate"/>
       </w:r>
       <w:r>
-        <w:t>15</w:t>
+        <w:t>16</w:t>
       </w:r>
       <w:r>
         <w:fldChar w:fldCharType="end"/>
@@ -3629,7 +3676,7 @@
           <w:rFonts w:hint="default"/>
           <w:lang w:val="vi-VN"/>
         </w:rPr>
-        <w:instrText xml:space="preserve"> HYPERLINK \l _Toc2200 </w:instrText>
+        <w:instrText xml:space="preserve"> HYPERLINK \l _Toc30319 </w:instrText>
       </w:r>
       <w:r>
         <w:rPr>
@@ -3658,7 +3705,7 @@
         <w:fldChar w:fldCharType="begin"/>
       </w:r>
       <w:r>
-        <w:instrText xml:space="preserve"> PAGEREF _Toc2200 \h </w:instrText>
+        <w:instrText xml:space="preserve"> PAGEREF _Toc30319 \h </w:instrText>
       </w:r>
       <w:r>
         <w:fldChar w:fldCharType="separate"/>
@@ -3697,7 +3744,7 @@
           <w:rFonts w:hint="default"/>
           <w:lang w:val="vi-VN"/>
         </w:rPr>
-        <w:instrText xml:space="preserve"> HYPERLINK \l _Toc12568 </w:instrText>
+        <w:instrText xml:space="preserve"> HYPERLINK \l _Toc12262 </w:instrText>
       </w:r>
       <w:r>
         <w:rPr>
@@ -3726,7 +3773,7 @@
         <w:fldChar w:fldCharType="begin"/>
       </w:r>
       <w:r>
-        <w:instrText xml:space="preserve"> PAGEREF _Toc12568 \h </w:instrText>
+        <w:instrText xml:space="preserve"> PAGEREF _Toc12262 \h </w:instrText>
       </w:r>
       <w:r>
         <w:fldChar w:fldCharType="separate"/>
@@ -3765,7 +3812,7 @@
           <w:rFonts w:hint="default"/>
           <w:lang w:val="vi-VN"/>
         </w:rPr>
-        <w:instrText xml:space="preserve"> HYPERLINK \l _Toc12958 </w:instrText>
+        <w:instrText xml:space="preserve"> HYPERLINK \l _Toc15536 </w:instrText>
       </w:r>
       <w:r>
         <w:rPr>
@@ -3787,7 +3834,7 @@
         <w:fldChar w:fldCharType="begin"/>
       </w:r>
       <w:r>
-        <w:instrText xml:space="preserve"> PAGEREF _Toc12958 \h </w:instrText>
+        <w:instrText xml:space="preserve"> PAGEREF _Toc15536 \h </w:instrText>
       </w:r>
       <w:r>
         <w:fldChar w:fldCharType="separate"/>
@@ -3826,7 +3873,7 @@
           <w:rFonts w:hint="default"/>
           <w:lang w:val="vi-VN"/>
         </w:rPr>
-        <w:instrText xml:space="preserve"> HYPERLINK \l _Toc2346 </w:instrText>
+        <w:instrText xml:space="preserve"> HYPERLINK \l _Toc31023 </w:instrText>
       </w:r>
       <w:r>
         <w:rPr>
@@ -3848,7 +3895,7 @@
         <w:fldChar w:fldCharType="begin"/>
       </w:r>
       <w:r>
-        <w:instrText xml:space="preserve"> PAGEREF _Toc2346 \h </w:instrText>
+        <w:instrText xml:space="preserve"> PAGEREF _Toc31023 \h </w:instrText>
       </w:r>
       <w:r>
         <w:fldChar w:fldCharType="separate"/>
@@ -3887,7 +3934,7 @@
           <w:rFonts w:hint="default"/>
           <w:lang w:val="vi-VN"/>
         </w:rPr>
-        <w:instrText xml:space="preserve"> HYPERLINK \l _Toc20374 </w:instrText>
+        <w:instrText xml:space="preserve"> HYPERLINK \l _Toc12236 </w:instrText>
       </w:r>
       <w:r>
         <w:rPr>
@@ -3909,13 +3956,13 @@
         <w:fldChar w:fldCharType="begin"/>
       </w:r>
       <w:r>
-        <w:instrText xml:space="preserve"> PAGEREF _Toc20374 \h </w:instrText>
+        <w:instrText xml:space="preserve"> PAGEREF _Toc12236 \h </w:instrText>
       </w:r>
       <w:r>
         <w:fldChar w:fldCharType="separate"/>
       </w:r>
       <w:r>
-        <w:t>16</w:t>
+        <w:t>17</w:t>
       </w:r>
       <w:r>
         <w:fldChar w:fldCharType="end"/>
@@ -3948,7 +3995,7 @@
           <w:rFonts w:hint="default"/>
           <w:lang w:val="vi-VN"/>
         </w:rPr>
-        <w:instrText xml:space="preserve"> HYPERLINK \l _Toc19412 </w:instrText>
+        <w:instrText xml:space="preserve"> HYPERLINK \l _Toc18846 </w:instrText>
       </w:r>
       <w:r>
         <w:rPr>
@@ -3970,7 +4017,7 @@
         <w:fldChar w:fldCharType="begin"/>
       </w:r>
       <w:r>
-        <w:instrText xml:space="preserve"> PAGEREF _Toc19412 \h </w:instrText>
+        <w:instrText xml:space="preserve"> PAGEREF _Toc18846 \h </w:instrText>
       </w:r>
       <w:r>
         <w:fldChar w:fldCharType="separate"/>
@@ -4009,7 +4056,7 @@
           <w:rFonts w:hint="default"/>
           <w:lang w:val="vi-VN"/>
         </w:rPr>
-        <w:instrText xml:space="preserve"> HYPERLINK \l _Toc8071 </w:instrText>
+        <w:instrText xml:space="preserve"> HYPERLINK \l _Toc32093 </w:instrText>
       </w:r>
       <w:r>
         <w:rPr>
@@ -4031,7 +4078,7 @@
         <w:fldChar w:fldCharType="begin"/>
       </w:r>
       <w:r>
-        <w:instrText xml:space="preserve"> PAGEREF _Toc8071 \h </w:instrText>
+        <w:instrText xml:space="preserve"> PAGEREF _Toc32093 \h </w:instrText>
       </w:r>
       <w:r>
         <w:fldChar w:fldCharType="separate"/>
@@ -4070,7 +4117,7 @@
           <w:rFonts w:hint="default"/>
           <w:lang w:val="vi-VN"/>
         </w:rPr>
-        <w:instrText xml:space="preserve"> HYPERLINK \l _Toc26201 </w:instrText>
+        <w:instrText xml:space="preserve"> HYPERLINK \l _Toc28655 </w:instrText>
       </w:r>
       <w:r>
         <w:rPr>
@@ -4092,7 +4139,7 @@
         <w:fldChar w:fldCharType="begin"/>
       </w:r>
       <w:r>
-        <w:instrText xml:space="preserve"> PAGEREF _Toc26201 \h </w:instrText>
+        <w:instrText xml:space="preserve"> PAGEREF _Toc28655 \h </w:instrText>
       </w:r>
       <w:r>
         <w:fldChar w:fldCharType="separate"/>
@@ -4131,7 +4178,7 @@
           <w:rFonts w:hint="default"/>
           <w:lang w:val="vi-VN"/>
         </w:rPr>
-        <w:instrText xml:space="preserve"> HYPERLINK \l _Toc15000 </w:instrText>
+        <w:instrText xml:space="preserve"> HYPERLINK \l _Toc31355 </w:instrText>
       </w:r>
       <w:r>
         <w:rPr>
@@ -4153,13 +4200,13 @@
         <w:fldChar w:fldCharType="begin"/>
       </w:r>
       <w:r>
-        <w:instrText xml:space="preserve"> PAGEREF _Toc15000 \h </w:instrText>
+        <w:instrText xml:space="preserve"> PAGEREF _Toc31355 \h </w:instrText>
       </w:r>
       <w:r>
         <w:fldChar w:fldCharType="separate"/>
       </w:r>
       <w:r>
-        <w:t>17</w:t>
+        <w:t>18</w:t>
       </w:r>
       <w:r>
         <w:fldChar w:fldCharType="end"/>
@@ -4192,7 +4239,7 @@
           <w:rFonts w:hint="default"/>
           <w:lang w:val="vi-VN"/>
         </w:rPr>
-        <w:instrText xml:space="preserve"> HYPERLINK \l _Toc14441 </w:instrText>
+        <w:instrText xml:space="preserve"> HYPERLINK \l _Toc20737 </w:instrText>
       </w:r>
       <w:r>
         <w:rPr>
@@ -4214,7 +4261,7 @@
         <w:fldChar w:fldCharType="begin"/>
       </w:r>
       <w:r>
-        <w:instrText xml:space="preserve"> PAGEREF _Toc14441 \h </w:instrText>
+        <w:instrText xml:space="preserve"> PAGEREF _Toc20737 \h </w:instrText>
       </w:r>
       <w:r>
         <w:fldChar w:fldCharType="separate"/>
@@ -4253,7 +4300,7 @@
           <w:rFonts w:hint="default"/>
           <w:lang w:val="vi-VN"/>
         </w:rPr>
-        <w:instrText xml:space="preserve"> HYPERLINK \l _Toc12599 </w:instrText>
+        <w:instrText xml:space="preserve"> HYPERLINK \l _Toc21541 </w:instrText>
       </w:r>
       <w:r>
         <w:rPr>
@@ -4265,7 +4312,6 @@
       <w:r>
         <w:rPr>
           <w:rFonts w:hint="default"/>
-          <w:vertAlign w:val="baseline"/>
           <w:lang w:val="vi-VN"/>
         </w:rPr>
         <w:t xml:space="preserve">4.4.2. </w:t>
@@ -4283,7 +4329,7 @@
         <w:fldChar w:fldCharType="begin"/>
       </w:r>
       <w:r>
-        <w:instrText xml:space="preserve"> PAGEREF _Toc12599 \h </w:instrText>
+        <w:instrText xml:space="preserve"> PAGEREF _Toc21541 \h </w:instrText>
       </w:r>
       <w:r>
         <w:fldChar w:fldCharType="separate"/>
@@ -4322,7 +4368,7 @@
           <w:rFonts w:hint="default"/>
           <w:lang w:val="vi-VN"/>
         </w:rPr>
-        <w:instrText xml:space="preserve"> HYPERLINK \l _Toc2620 </w:instrText>
+        <w:instrText xml:space="preserve"> HYPERLINK \l _Toc15110 </w:instrText>
       </w:r>
       <w:r>
         <w:rPr>
@@ -4345,7 +4391,7 @@
         <w:fldChar w:fldCharType="begin"/>
       </w:r>
       <w:r>
-        <w:instrText xml:space="preserve"> PAGEREF _Toc2620 \h </w:instrText>
+        <w:instrText xml:space="preserve"> PAGEREF _Toc15110 \h </w:instrText>
       </w:r>
       <w:r>
         <w:fldChar w:fldCharType="separate"/>
@@ -4384,7 +4430,7 @@
           <w:rFonts w:hint="default"/>
           <w:lang w:val="vi-VN"/>
         </w:rPr>
-        <w:instrText xml:space="preserve"> HYPERLINK \l _Toc9811 </w:instrText>
+        <w:instrText xml:space="preserve"> HYPERLINK \l _Toc26668 </w:instrText>
       </w:r>
       <w:r>
         <w:rPr>
@@ -4413,7 +4459,7 @@
         <w:fldChar w:fldCharType="begin"/>
       </w:r>
       <w:r>
-        <w:instrText xml:space="preserve"> PAGEREF _Toc9811 \h </w:instrText>
+        <w:instrText xml:space="preserve"> PAGEREF _Toc26668 \h </w:instrText>
       </w:r>
       <w:r>
         <w:fldChar w:fldCharType="separate"/>
@@ -4452,7 +4498,7 @@
           <w:rFonts w:hint="default"/>
           <w:lang w:val="vi-VN"/>
         </w:rPr>
-        <w:instrText xml:space="preserve"> HYPERLINK \l _Toc18505 </w:instrText>
+        <w:instrText xml:space="preserve"> HYPERLINK \l _Toc25422 </w:instrText>
       </w:r>
       <w:r>
         <w:rPr>
@@ -4485,7 +4531,7 @@
         <w:fldChar w:fldCharType="begin"/>
       </w:r>
       <w:r>
-        <w:instrText xml:space="preserve"> PAGEREF _Toc18505 \h </w:instrText>
+        <w:instrText xml:space="preserve"> PAGEREF _Toc25422 \h </w:instrText>
       </w:r>
       <w:r>
         <w:fldChar w:fldCharType="separate"/>
@@ -4524,7 +4570,7 @@
           <w:rFonts w:hint="default"/>
           <w:lang w:val="vi-VN"/>
         </w:rPr>
-        <w:instrText xml:space="preserve"> HYPERLINK \l _Toc31912 </w:instrText>
+        <w:instrText xml:space="preserve"> HYPERLINK \l _Toc12891 </w:instrText>
       </w:r>
       <w:r>
         <w:rPr>
@@ -4544,7 +4590,14 @@
           <w:rFonts w:hint="default"/>
           <w:lang w:val="vi-VN"/>
         </w:rPr>
-        <w:t xml:space="preserve">Promt - DeepSeek </w:t>
+        <w:t>Promt - DeepSeek</w:t>
+      </w:r>
+      <w:r>
+        <w:rPr>
+          <w:rFonts w:hint="default"/>
+          <w:lang w:val="vi-VN"/>
+        </w:rPr>
+        <w:t xml:space="preserve"> </w:t>
       </w:r>
       <w:r>
         <w:tab/>
@@ -4553,7 +4606,7 @@
         <w:fldChar w:fldCharType="begin"/>
       </w:r>
       <w:r>
-        <w:instrText xml:space="preserve"> PAGEREF _Toc31912 \h </w:instrText>
+        <w:instrText xml:space="preserve"> PAGEREF _Toc12891 \h </w:instrText>
       </w:r>
       <w:r>
         <w:fldChar w:fldCharType="separate"/>
@@ -4592,7 +4645,7 @@
           <w:rFonts w:hint="default"/>
           <w:lang w:val="vi-VN"/>
         </w:rPr>
-        <w:instrText xml:space="preserve"> HYPERLINK \l _Toc23032 </w:instrText>
+        <w:instrText xml:space="preserve"> HYPERLINK \l _Toc27466 </w:instrText>
       </w:r>
       <w:r>
         <w:rPr>
@@ -4621,13 +4674,13 @@
         <w:fldChar w:fldCharType="begin"/>
       </w:r>
       <w:r>
-        <w:instrText xml:space="preserve"> PAGEREF _Toc23032 \h </w:instrText>
+        <w:instrText xml:space="preserve"> PAGEREF _Toc27466 \h </w:instrText>
       </w:r>
       <w:r>
         <w:fldChar w:fldCharType="separate"/>
       </w:r>
       <w:r>
-        <w:t>19</w:t>
+        <w:t>20</w:t>
       </w:r>
       <w:r>
         <w:fldChar w:fldCharType="end"/>
@@ -4660,7 +4713,7 @@
           <w:rFonts w:hint="default"/>
           <w:lang w:val="vi-VN"/>
         </w:rPr>
-        <w:instrText xml:space="preserve"> HYPERLINK \l _Toc14127 </w:instrText>
+        <w:instrText xml:space="preserve"> HYPERLINK \l _Toc22506 </w:instrText>
       </w:r>
       <w:r>
         <w:rPr>
@@ -4682,13 +4735,13 @@
         <w:fldChar w:fldCharType="begin"/>
       </w:r>
       <w:r>
-        <w:instrText xml:space="preserve"> PAGEREF _Toc14127 \h </w:instrText>
+        <w:instrText xml:space="preserve"> PAGEREF _Toc22506 \h </w:instrText>
       </w:r>
       <w:r>
         <w:fldChar w:fldCharType="separate"/>
       </w:r>
       <w:r>
-        <w:t>19</w:t>
+        <w:t>20</w:t>
       </w:r>
       <w:r>
         <w:fldChar w:fldCharType="end"/>
@@ -4721,7 +4774,7 @@
           <w:rFonts w:hint="default"/>
           <w:lang w:val="vi-VN"/>
         </w:rPr>
-        <w:instrText xml:space="preserve"> HYPERLINK \l _Toc21195 </w:instrText>
+        <w:instrText xml:space="preserve"> HYPERLINK \l _Toc28341 </w:instrText>
       </w:r>
       <w:r>
         <w:rPr>
@@ -4743,7 +4796,7 @@
         <w:fldChar w:fldCharType="begin"/>
       </w:r>
       <w:r>
-        <w:instrText xml:space="preserve"> PAGEREF _Toc21195 \h </w:instrText>
+        <w:instrText xml:space="preserve"> PAGEREF _Toc28341 \h </w:instrText>
       </w:r>
       <w:r>
         <w:fldChar w:fldCharType="separate"/>
@@ -4782,7 +4835,7 @@
           <w:rFonts w:hint="default"/>
           <w:lang w:val="vi-VN"/>
         </w:rPr>
-        <w:instrText xml:space="preserve"> HYPERLINK \l _Toc28195 </w:instrText>
+        <w:instrText xml:space="preserve"> HYPERLINK \l _Toc27519 </w:instrText>
       </w:r>
       <w:r>
         <w:rPr>
@@ -4811,7 +4864,7 @@
         <w:fldChar w:fldCharType="begin"/>
       </w:r>
       <w:r>
-        <w:instrText xml:space="preserve"> PAGEREF _Toc28195 \h </w:instrText>
+        <w:instrText xml:space="preserve"> PAGEREF _Toc27519 \h </w:instrText>
       </w:r>
       <w:r>
         <w:fldChar w:fldCharType="separate"/>
@@ -4850,7 +4903,7 @@
           <w:rFonts w:hint="default"/>
           <w:lang w:val="vi-VN"/>
         </w:rPr>
-        <w:instrText xml:space="preserve"> HYPERLINK \l _Toc31174 </w:instrText>
+        <w:instrText xml:space="preserve"> HYPERLINK \l _Toc27661 </w:instrText>
       </w:r>
       <w:r>
         <w:rPr>
@@ -4879,13 +4932,13 @@
         <w:fldChar w:fldCharType="begin"/>
       </w:r>
       <w:r>
-        <w:instrText xml:space="preserve"> PAGEREF _Toc31174 \h </w:instrText>
+        <w:instrText xml:space="preserve"> PAGEREF _Toc27661 \h </w:instrText>
       </w:r>
       <w:r>
         <w:fldChar w:fldCharType="separate"/>
       </w:r>
       <w:r>
-        <w:t>20</w:t>
+        <w:t>21</w:t>
       </w:r>
       <w:r>
         <w:fldChar w:fldCharType="end"/>
@@ -4918,7 +4971,7 @@
           <w:rFonts w:hint="default"/>
           <w:lang w:val="vi-VN"/>
         </w:rPr>
-        <w:instrText xml:space="preserve"> HYPERLINK \l _Toc1354 </w:instrText>
+        <w:instrText xml:space="preserve"> HYPERLINK \l _Toc5710 </w:instrText>
       </w:r>
       <w:r>
         <w:rPr>
@@ -4940,7 +4993,7 @@
         <w:fldChar w:fldCharType="begin"/>
       </w:r>
       <w:r>
-        <w:instrText xml:space="preserve"> PAGEREF _Toc1354 \h </w:instrText>
+        <w:instrText xml:space="preserve"> PAGEREF _Toc5710 \h </w:instrText>
       </w:r>
       <w:r>
         <w:fldChar w:fldCharType="separate"/>
@@ -4979,7 +5032,7 @@
           <w:rFonts w:hint="default"/>
           <w:lang w:val="vi-VN"/>
         </w:rPr>
-        <w:instrText xml:space="preserve"> HYPERLINK \l _Toc16674 </w:instrText>
+        <w:instrText xml:space="preserve"> HYPERLINK \l _Toc8637 </w:instrText>
       </w:r>
       <w:r>
         <w:rPr>
@@ -5001,7 +5054,7 @@
         <w:fldChar w:fldCharType="begin"/>
       </w:r>
       <w:r>
-        <w:instrText xml:space="preserve"> PAGEREF _Toc16674 \h </w:instrText>
+        <w:instrText xml:space="preserve"> PAGEREF _Toc8637 \h </w:instrText>
       </w:r>
       <w:r>
         <w:fldChar w:fldCharType="separate"/>
@@ -5040,7 +5093,7 @@
           <w:rFonts w:hint="default"/>
           <w:lang w:val="vi-VN"/>
         </w:rPr>
-        <w:instrText xml:space="preserve"> HYPERLINK \l _Toc30046 </w:instrText>
+        <w:instrText xml:space="preserve"> HYPERLINK \l _Toc30481 </w:instrText>
       </w:r>
       <w:r>
         <w:rPr>
@@ -5062,7 +5115,7 @@
         <w:fldChar w:fldCharType="begin"/>
       </w:r>
       <w:r>
-        <w:instrText xml:space="preserve"> PAGEREF _Toc30046 \h </w:instrText>
+        <w:instrText xml:space="preserve"> PAGEREF _Toc30481 \h </w:instrText>
       </w:r>
       <w:r>
         <w:fldChar w:fldCharType="separate"/>
@@ -5101,7 +5154,7 @@
           <w:rFonts w:hint="default"/>
           <w:lang w:val="vi-VN"/>
         </w:rPr>
-        <w:instrText xml:space="preserve"> HYPERLINK \l _Toc22671 </w:instrText>
+        <w:instrText xml:space="preserve"> HYPERLINK \l _Toc3491 </w:instrText>
       </w:r>
       <w:r>
         <w:rPr>
@@ -5123,13 +5176,13 @@
         <w:fldChar w:fldCharType="begin"/>
       </w:r>
       <w:r>
-        <w:instrText xml:space="preserve"> PAGEREF _Toc22671 \h </w:instrText>
+        <w:instrText xml:space="preserve"> PAGEREF _Toc3491 \h </w:instrText>
       </w:r>
       <w:r>
         <w:fldChar w:fldCharType="separate"/>
       </w:r>
       <w:r>
-        <w:t>21</w:t>
+        <w:t>22</w:t>
       </w:r>
       <w:r>
         <w:fldChar w:fldCharType="end"/>
@@ -5162,7 +5215,7 @@
           <w:rFonts w:hint="default"/>
           <w:lang w:val="vi-VN"/>
         </w:rPr>
-        <w:instrText xml:space="preserve"> HYPERLINK \l _Toc18880 </w:instrText>
+        <w:instrText xml:space="preserve"> HYPERLINK \l _Toc19954 </w:instrText>
       </w:r>
       <w:r>
         <w:rPr>
@@ -5191,7 +5244,7 @@
         <w:fldChar w:fldCharType="begin"/>
       </w:r>
       <w:r>
-        <w:instrText xml:space="preserve"> PAGEREF _Toc18880 \h </w:instrText>
+        <w:instrText xml:space="preserve"> PAGEREF _Toc19954 \h </w:instrText>
       </w:r>
       <w:r>
         <w:fldChar w:fldCharType="separate"/>
@@ -5230,7 +5283,7 @@
           <w:rFonts w:hint="default"/>
           <w:lang w:val="vi-VN"/>
         </w:rPr>
-        <w:instrText xml:space="preserve"> HYPERLINK \l _Toc5776 </w:instrText>
+        <w:instrText xml:space="preserve"> HYPERLINK \l _Toc27107 </w:instrText>
       </w:r>
       <w:r>
         <w:rPr>
@@ -5246,7 +5299,7 @@
         <w:t xml:space="preserve">6. </w:t>
       </w:r>
       <w:r>
-        <w:t>Phần kết luận (tự viết)</w:t>
+        <w:t>Phần kết luận</w:t>
       </w:r>
       <w:r>
         <w:tab/>
@@ -5255,7 +5308,7 @@
         <w:fldChar w:fldCharType="begin"/>
       </w:r>
       <w:r>
-        <w:instrText xml:space="preserve"> PAGEREF _Toc5776 \h </w:instrText>
+        <w:instrText xml:space="preserve"> PAGEREF _Toc27107 \h </w:instrText>
       </w:r>
       <w:r>
         <w:fldChar w:fldCharType="separate"/>
@@ -5294,7 +5347,7 @@
           <w:rFonts w:hint="default"/>
           <w:lang w:val="vi-VN"/>
         </w:rPr>
-        <w:instrText xml:space="preserve"> HYPERLINK \l _Toc15592 </w:instrText>
+        <w:instrText xml:space="preserve"> HYPERLINK \l _Toc1187 </w:instrText>
       </w:r>
       <w:r>
         <w:rPr>
@@ -5320,13 +5373,13 @@
         <w:fldChar w:fldCharType="begin"/>
       </w:r>
       <w:r>
-        <w:instrText xml:space="preserve"> PAGEREF _Toc15592 \h </w:instrText>
+        <w:instrText xml:space="preserve"> PAGEREF _Toc1187 \h </w:instrText>
       </w:r>
       <w:r>
         <w:fldChar w:fldCharType="separate"/>
       </w:r>
       <w:r>
-        <w:t>22</w:t>
+        <w:t>23</w:t>
       </w:r>
       <w:r>
         <w:fldChar w:fldCharType="end"/>
@@ -5359,7 +5412,7 @@
           <w:rFonts w:hint="default"/>
           <w:lang w:val="vi-VN"/>
         </w:rPr>
-        <w:instrText xml:space="preserve"> HYPERLINK \l _Toc6586 </w:instrText>
+        <w:instrText xml:space="preserve"> HYPERLINK \l _Toc6430 </w:instrText>
       </w:r>
       <w:r>
         <w:rPr>
@@ -5375,9 +5428,6 @@
         <w:t xml:space="preserve">7.1. </w:t>
       </w:r>
       <w:r>
-        <w:rPr>
-          <w:bCs/>
-        </w:rPr>
         <w:t>Giáo trình chính:</w:t>
       </w:r>
       <w:r>
@@ -5387,13 +5437,13 @@
         <w:fldChar w:fldCharType="begin"/>
       </w:r>
       <w:r>
-        <w:instrText xml:space="preserve"> PAGEREF _Toc6586 \h </w:instrText>
+        <w:instrText xml:space="preserve"> PAGEREF _Toc6430 \h </w:instrText>
       </w:r>
       <w:r>
         <w:fldChar w:fldCharType="separate"/>
       </w:r>
       <w:r>
-        <w:t>22</w:t>
+        <w:t>23</w:t>
       </w:r>
       <w:r>
         <w:fldChar w:fldCharType="end"/>
@@ -5426,7 +5476,7 @@
           <w:rFonts w:hint="default"/>
           <w:lang w:val="vi-VN"/>
         </w:rPr>
-        <w:instrText xml:space="preserve"> HYPERLINK \l _Toc28970 </w:instrText>
+        <w:instrText xml:space="preserve"> HYPERLINK \l _Toc23593 </w:instrText>
       </w:r>
       <w:r>
         <w:rPr>
@@ -5442,9 +5492,6 @@
         <w:t xml:space="preserve">7.2. </w:t>
       </w:r>
       <w:r>
-        <w:rPr>
-          <w:bCs/>
-        </w:rPr>
         <w:t>Syllabus ISTQB chính thức:</w:t>
       </w:r>
       <w:r>
@@ -5454,13 +5501,13 @@
         <w:fldChar w:fldCharType="begin"/>
       </w:r>
       <w:r>
-        <w:instrText xml:space="preserve"> PAGEREF _Toc28970 \h </w:instrText>
+        <w:instrText xml:space="preserve"> PAGEREF _Toc23593 \h </w:instrText>
       </w:r>
       <w:r>
         <w:fldChar w:fldCharType="separate"/>
       </w:r>
       <w:r>
-        <w:t>22</w:t>
+        <w:t>23</w:t>
       </w:r>
       <w:r>
         <w:fldChar w:fldCharType="end"/>
@@ -5493,7 +5540,7 @@
           <w:rFonts w:hint="default"/>
           <w:lang w:val="vi-VN"/>
         </w:rPr>
-        <w:instrText xml:space="preserve"> HYPERLINK \l _Toc18647 </w:instrText>
+        <w:instrText xml:space="preserve"> HYPERLINK \l _Toc17795 </w:instrText>
       </w:r>
       <w:r>
         <w:rPr>
@@ -5509,9 +5556,6 @@
         <w:t xml:space="preserve">7.3. </w:t>
       </w:r>
       <w:r>
-        <w:rPr>
-          <w:bCs/>
-        </w:rPr>
         <w:t>Prompt Engineering:</w:t>
       </w:r>
       <w:r>
@@ -5521,13 +5565,13 @@
         <w:fldChar w:fldCharType="begin"/>
       </w:r>
       <w:r>
-        <w:instrText xml:space="preserve"> PAGEREF _Toc18647 \h </w:instrText>
+        <w:instrText xml:space="preserve"> PAGEREF _Toc17795 \h </w:instrText>
       </w:r>
       <w:r>
         <w:fldChar w:fldCharType="separate"/>
       </w:r>
       <w:r>
-        <w:t>22</w:t>
+        <w:t>23</w:t>
       </w:r>
       <w:r>
         <w:fldChar w:fldCharType="end"/>
@@ -5560,7 +5604,7 @@
           <w:rFonts w:hint="default"/>
           <w:lang w:val="vi-VN"/>
         </w:rPr>
-        <w:instrText xml:space="preserve"> HYPERLINK \l _Toc28870 </w:instrText>
+        <w:instrText xml:space="preserve"> HYPERLINK \l _Toc5682 </w:instrText>
       </w:r>
       <w:r>
         <w:rPr>
@@ -5576,13 +5620,7 @@
         <w:t xml:space="preserve">7.4. </w:t>
       </w:r>
       <w:r>
-        <w:rPr>
-          <w:bCs/>
-        </w:rPr>
-        <w:t>Các công cụ AI bạn đã dùng</w:t>
-      </w:r>
-      <w:r>
-        <w:t>:</w:t>
+        <w:t>Các công cụ AI bạn đã dùng:</w:t>
       </w:r>
       <w:r>
         <w:tab/>
@@ -5591,13 +5629,13 @@
         <w:fldChar w:fldCharType="begin"/>
       </w:r>
       <w:r>
-        <w:instrText xml:space="preserve"> PAGEREF _Toc28870 \h </w:instrText>
+        <w:instrText xml:space="preserve"> PAGEREF _Toc5682 \h </w:instrText>
       </w:r>
       <w:r>
         <w:fldChar w:fldCharType="separate"/>
       </w:r>
       <w:r>
-        <w:t>22</w:t>
+        <w:t>23</w:t>
       </w:r>
       <w:r>
         <w:fldChar w:fldCharType="end"/>
@@ -5646,10 +5684,68 @@
         <w:bidi w:val="0"/>
         <w:rPr>
           <w:rFonts w:hint="default"/>
-          <w:lang w:val="vi-VN"/>
-        </w:rPr>
-      </w:pPr>
-      <w:bookmarkStart w:id="1" w:name="_Toc6351"/>
+          <w:sz w:val="40"/>
+          <w:szCs w:val="40"/>
+          <w:lang w:val="vi-VN"/>
+        </w:rPr>
+      </w:pPr>
+      <w:r>
+        <w:rPr>
+          <w:rFonts w:hint="default"/>
+          <w:sz w:val="40"/>
+          <w:szCs w:val="40"/>
+          <w:lang w:val="vi-VN"/>
+        </w:rPr>
+        <w:t>Mục lục hình ảnh</w:t>
+      </w:r>
+    </w:p>
+    <w:p>
+      <w:pPr>
+        <w:pStyle w:val="23"/>
+        <w:bidi w:val="0"/>
+        <w:rPr>
+          <w:rFonts w:hint="default"/>
+          <w:sz w:val="40"/>
+          <w:szCs w:val="40"/>
+          <w:lang w:val="vi-VN"/>
+        </w:rPr>
+      </w:pPr>
+      <w:bookmarkStart w:id="85" w:name="_GoBack"/>
+      <w:bookmarkEnd w:id="85"/>
+    </w:p>
+    <w:p>
+      <w:pPr>
+        <w:rPr>
+          <w:rFonts w:hint="default"/>
+          <w:lang w:val="vi-VN"/>
+        </w:rPr>
+      </w:pPr>
+    </w:p>
+    <w:p>
+      <w:pPr>
+        <w:rPr>
+          <w:rFonts w:hint="default"/>
+          <w:lang w:val="vi-VN"/>
+        </w:rPr>
+      </w:pPr>
+      <w:bookmarkStart w:id="1" w:name="_Toc5729"/>
+      <w:r>
+        <w:rPr>
+          <w:rFonts w:hint="default"/>
+          <w:lang w:val="vi-VN"/>
+        </w:rPr>
+        <w:br w:type="page"/>
+      </w:r>
+    </w:p>
+    <w:p>
+      <w:pPr>
+        <w:pStyle w:val="23"/>
+        <w:bidi w:val="0"/>
+        <w:rPr>
+          <w:rFonts w:hint="default"/>
+          <w:lang w:val="vi-VN"/>
+        </w:rPr>
+      </w:pPr>
       <w:r>
         <w:rPr>
           <w:rFonts w:hint="default"/>
@@ -5877,7 +5973,7 @@
         </w:rPr>
         <w:br w:type="page"/>
       </w:r>
-      <w:bookmarkStart w:id="2" w:name="_Toc12204"/>
+      <w:bookmarkStart w:id="2" w:name="_Toc6689"/>
       <w:r>
         <w:t>Nhiệm vụ 1</w:t>
       </w:r>
@@ -5902,7 +5998,7 @@
           <w:lang w:val="vi-VN"/>
         </w:rPr>
       </w:pPr>
-      <w:bookmarkStart w:id="3" w:name="_Toc9720"/>
+      <w:bookmarkStart w:id="3" w:name="_Toc23898"/>
       <w:r>
         <w:t>Promp</w:t>
       </w:r>
@@ -6157,7 +6253,7 @@
         <w:pStyle w:val="4"/>
         <w:bidi w:val="0"/>
       </w:pPr>
-      <w:bookmarkStart w:id="4" w:name="_Toc27542"/>
+      <w:bookmarkStart w:id="4" w:name="_Toc118"/>
       <w:r>
         <w:t>Câu trả lời AI:</w:t>
       </w:r>
@@ -6224,7 +6320,7 @@
           <w:rFonts w:hint="default"/>
         </w:rPr>
       </w:pPr>
-      <w:bookmarkStart w:id="5" w:name="_Toc21925"/>
+      <w:bookmarkStart w:id="5" w:name="_Toc2108"/>
       <w:r>
         <w:rPr>
           <w:rFonts w:hint="default"/>
@@ -6286,7 +6382,7 @@
         <w:pStyle w:val="4"/>
         <w:bidi w:val="0"/>
       </w:pPr>
-      <w:bookmarkStart w:id="6" w:name="_Toc2413"/>
+      <w:bookmarkStart w:id="6" w:name="_Toc14155"/>
       <w:r>
         <w:t>Defect</w:t>
       </w:r>
@@ -6336,7 +6432,7 @@
         <w:pStyle w:val="4"/>
         <w:bidi w:val="0"/>
       </w:pPr>
-      <w:bookmarkStart w:id="7" w:name="_Toc28710"/>
+      <w:bookmarkStart w:id="7" w:name="_Toc18926"/>
       <w:r>
         <w:t>Failure</w:t>
       </w:r>
@@ -6386,7 +6482,7 @@
         <w:pStyle w:val="4"/>
         <w:bidi w:val="0"/>
       </w:pPr>
-      <w:bookmarkStart w:id="8" w:name="_Toc28155"/>
+      <w:bookmarkStart w:id="8" w:name="_Toc6595"/>
       <w:r>
         <w:t>Root cause</w:t>
       </w:r>
@@ -6436,7 +6532,7 @@
         <w:pStyle w:val="4"/>
         <w:bidi w:val="0"/>
       </w:pPr>
-      <w:bookmarkStart w:id="9" w:name="_Toc30192"/>
+      <w:bookmarkStart w:id="9" w:name="_Toc7542"/>
       <w:r>
         <w:t>Chi phí của việc kiểm thử trễ</w:t>
       </w:r>
@@ -6509,7 +6605,7 @@
         <w:pStyle w:val="3"/>
         <w:bidi w:val="0"/>
       </w:pPr>
-      <w:bookmarkStart w:id="10" w:name="_Toc21352"/>
+      <w:bookmarkStart w:id="10" w:name="_Toc22907"/>
       <w:r>
         <w:t>Nhận xét kết quả trả lời của AI:</w:t>
       </w:r>
@@ -6568,7 +6664,7 @@
         <w:pStyle w:val="2"/>
         <w:bidi w:val="0"/>
       </w:pPr>
-      <w:bookmarkStart w:id="11" w:name="_Toc11751"/>
+      <w:bookmarkStart w:id="11" w:name="_Toc11777"/>
       <w:r>
         <w:t xml:space="preserve">Nhiệm vụ </w:t>
       </w:r>
@@ -6589,7 +6685,7 @@
         <w:pStyle w:val="3"/>
         <w:bidi w:val="0"/>
       </w:pPr>
-      <w:bookmarkStart w:id="12" w:name="_Toc3300"/>
+      <w:bookmarkStart w:id="12" w:name="_Toc15587"/>
       <w:r>
         <w:t>Prompt</w:t>
       </w:r>
@@ -6607,7 +6703,7 @@
         <w:pStyle w:val="4"/>
         <w:bidi w:val="0"/>
       </w:pPr>
-      <w:bookmarkStart w:id="13" w:name="_Toc3828"/>
+      <w:bookmarkStart w:id="13" w:name="_Toc14414"/>
       <w:r>
         <w:rPr>
           <w:rFonts w:hint="default"/>
@@ -6699,7 +6795,7 @@
         <w:pStyle w:val="4"/>
         <w:bidi w:val="0"/>
       </w:pPr>
-      <w:bookmarkStart w:id="14" w:name="_Toc11355"/>
+      <w:bookmarkStart w:id="14" w:name="_Toc9608"/>
       <w:r>
         <w:t>Câu trả lời AI:</w:t>
       </w:r>
@@ -6713,7 +6809,7 @@
         </w:tabs>
         <w:bidi w:val="0"/>
       </w:pPr>
-      <w:bookmarkStart w:id="15" w:name="_Toc10067"/>
+      <w:bookmarkStart w:id="15" w:name="_Toc30811"/>
       <w:r>
         <w:t>Định nghĩa về testing</w:t>
       </w:r>
@@ -6799,7 +6895,7 @@
         </w:tabs>
         <w:bidi w:val="0"/>
       </w:pPr>
-      <w:bookmarkStart w:id="16" w:name="_Toc17174"/>
+      <w:bookmarkStart w:id="16" w:name="_Toc17800"/>
       <w:r>
         <w:t>Phân biệt testing và debugging</w:t>
       </w:r>
@@ -7585,7 +7681,7 @@
         </w:tabs>
         <w:bidi w:val="0"/>
       </w:pPr>
-      <w:bookmarkStart w:id="17" w:name="_Toc30520"/>
+      <w:bookmarkStart w:id="17" w:name="_Toc3459"/>
       <w:r>
         <w:t>Phân biệt Verfication và validation</w:t>
       </w:r>
@@ -7798,7 +7894,7 @@
         <w:pStyle w:val="3"/>
         <w:bidi w:val="0"/>
       </w:pPr>
-      <w:bookmarkStart w:id="18" w:name="_Toc31811"/>
+      <w:bookmarkStart w:id="18" w:name="_Toc26049"/>
       <w:r>
         <w:t>Prompt</w:t>
       </w:r>
@@ -7807,23 +7903,16 @@
           <w:rFonts w:hint="default"/>
           <w:lang w:val="vi-VN"/>
         </w:rPr>
-        <w:t xml:space="preserve"> </w:t>
+        <w:t xml:space="preserve"> prompt có ví dụ (few-shot)</w:t>
       </w:r>
       <w:bookmarkEnd w:id="18"/>
-      <w:r>
-        <w:rPr>
-          <w:rFonts w:hint="default"/>
-          <w:lang w:val="vi-VN"/>
-        </w:rPr>
-        <w:t>prompt có ví dụ (few-shot)</w:t>
-      </w:r>
     </w:p>
     <w:p>
       <w:pPr>
         <w:pStyle w:val="4"/>
         <w:bidi w:val="0"/>
       </w:pPr>
-      <w:bookmarkStart w:id="19" w:name="_Toc8639"/>
+      <w:bookmarkStart w:id="19" w:name="_Toc20583"/>
       <w:r>
         <w:rPr>
           <w:rFonts w:hint="default"/>
@@ -8098,7 +8187,7 @@
         <w:pStyle w:val="4"/>
         <w:bidi w:val="0"/>
       </w:pPr>
-      <w:bookmarkStart w:id="20" w:name="_Toc2216"/>
+      <w:bookmarkStart w:id="20" w:name="_Toc27271"/>
       <w:r>
         <w:t>Câu trả lời AI:</w:t>
       </w:r>
@@ -8112,7 +8201,7 @@
         </w:tabs>
         <w:bidi w:val="0"/>
       </w:pPr>
-      <w:bookmarkStart w:id="21" w:name="_Toc11845"/>
+      <w:bookmarkStart w:id="21" w:name="_Toc12639"/>
       <w:r>
         <w:t>Định nghĩa về testing</w:t>
       </w:r>
@@ -8160,7 +8249,7 @@
         </w:tabs>
         <w:bidi w:val="0"/>
       </w:pPr>
-      <w:bookmarkStart w:id="22" w:name="_Toc19734"/>
+      <w:bookmarkStart w:id="22" w:name="_Toc29404"/>
       <w:r>
         <w:t>Phân biệt testing và debugging</w:t>
       </w:r>
@@ -8744,7 +8833,7 @@
         </w:tabs>
         <w:bidi w:val="0"/>
       </w:pPr>
-      <w:bookmarkStart w:id="23" w:name="_Toc9625"/>
+      <w:bookmarkStart w:id="23" w:name="_Toc11084"/>
       <w:r>
         <w:t>Phân biệt Verfication và validation</w:t>
       </w:r>
@@ -9526,7 +9615,7 @@
         <w:pStyle w:val="3"/>
         <w:bidi w:val="0"/>
       </w:pPr>
-      <w:bookmarkStart w:id="24" w:name="_Toc4442"/>
+      <w:bookmarkStart w:id="24" w:name="_Toc3703"/>
       <w:r>
         <w:t>Nhận xét kết quả trả lời của AI</w:t>
       </w:r>
@@ -9582,7 +9671,7 @@
         <w:pStyle w:val="2"/>
         <w:bidi w:val="0"/>
       </w:pPr>
-      <w:bookmarkStart w:id="25" w:name="_Toc29098"/>
+      <w:bookmarkStart w:id="25" w:name="_Toc30196"/>
       <w:r>
         <w:t>Nhiệm vụ 3</w:t>
       </w:r>
@@ -9603,7 +9692,7 @@
         <w:pStyle w:val="3"/>
         <w:bidi w:val="0"/>
       </w:pPr>
-      <w:bookmarkStart w:id="26" w:name="_Toc7092"/>
+      <w:bookmarkStart w:id="26" w:name="_Toc10543"/>
       <w:r>
         <w:t>Prompt</w:t>
       </w:r>
@@ -9621,7 +9710,7 @@
         <w:pStyle w:val="4"/>
         <w:bidi w:val="0"/>
       </w:pPr>
-      <w:bookmarkStart w:id="27" w:name="_Toc23444"/>
+      <w:bookmarkStart w:id="27" w:name="_Toc15449"/>
       <w:r>
         <w:rPr>
           <w:rFonts w:hint="default"/>
@@ -9727,7 +9816,7 @@
         <w:pStyle w:val="4"/>
         <w:bidi w:val="0"/>
       </w:pPr>
-      <w:bookmarkStart w:id="28" w:name="_Toc17704"/>
+      <w:bookmarkStart w:id="28" w:name="_Toc32379"/>
       <w:r>
         <w:t>Câu trả lời của AI:</w:t>
       </w:r>
@@ -9754,7 +9843,7 @@
         </w:tabs>
         <w:bidi w:val="0"/>
       </w:pPr>
-      <w:bookmarkStart w:id="29" w:name="_Toc9027"/>
+      <w:bookmarkStart w:id="29" w:name="_Toc32422"/>
       <w:r>
         <w:t>Nguyên tắc 1 — Testing shows presence of defects</w:t>
       </w:r>
@@ -9848,13 +9937,40 @@
     </w:p>
     <w:p>
       <w:pPr>
+        <w:pStyle w:val="187"/>
+        <w:bidi w:val="0"/>
+        <w:rPr>
+          <w:rFonts w:hint="default"/>
+          <w:lang w:val="vi-VN"/>
+        </w:rPr>
+      </w:pPr>
+      <w:r>
+        <w:rPr>
+          <w:rFonts w:hint="default"/>
+          <w:lang w:val="vi-VN"/>
+        </w:rPr>
+        <w:t xml:space="preserve">H1. </w:t>
+      </w:r>
+      <w:r>
+        <w:t>Nguyên tắc 1 — Testing shows presence of defects</w:t>
+      </w:r>
+      <w:r>
+        <w:rPr>
+          <w:rFonts w:hint="default"/>
+          <w:lang w:val="vi-VN"/>
+        </w:rPr>
+        <w:t xml:space="preserve"> - Claude img</w:t>
+      </w:r>
+    </w:p>
+    <w:p>
+      <w:pPr>
         <w:pStyle w:val="5"/>
         <w:tabs>
           <w:tab w:val="left" w:pos="2053"/>
         </w:tabs>
         <w:bidi w:val="0"/>
       </w:pPr>
-      <w:bookmarkStart w:id="30" w:name="_Toc13595"/>
+      <w:bookmarkStart w:id="30" w:name="_Toc15907"/>
       <w:r>
         <w:t>Nguyên tắc 2 — Exhaustive testing is impossible</w:t>
       </w:r>
@@ -9951,13 +10067,40 @@
     </w:p>
     <w:p>
       <w:pPr>
+        <w:pStyle w:val="187"/>
+        <w:bidi w:val="0"/>
+        <w:rPr>
+          <w:rFonts w:hint="default"/>
+          <w:lang w:val="vi-VN"/>
+        </w:rPr>
+      </w:pPr>
+      <w:r>
+        <w:rPr>
+          <w:rFonts w:hint="default"/>
+          <w:lang w:val="vi-VN"/>
+        </w:rPr>
+        <w:t xml:space="preserve">H2. </w:t>
+      </w:r>
+      <w:r>
+        <w:t xml:space="preserve">Nguyên tắc 2 — Exhaustive testing is impossible </w:t>
+      </w:r>
+      <w:r>
+        <w:rPr>
+          <w:rFonts w:hint="default"/>
+          <w:lang w:val="vi-VN"/>
+        </w:rPr>
+        <w:t>- Claude img</w:t>
+      </w:r>
+    </w:p>
+    <w:p>
+      <w:pPr>
         <w:pStyle w:val="5"/>
         <w:tabs>
           <w:tab w:val="left" w:pos="2053"/>
         </w:tabs>
         <w:bidi w:val="0"/>
       </w:pPr>
-      <w:bookmarkStart w:id="31" w:name="_Toc17669"/>
+      <w:bookmarkStart w:id="31" w:name="_Toc17574"/>
       <w:r>
         <w:t>Nguyên tắc 3 — Early testing</w:t>
       </w:r>
@@ -9997,10 +10140,6 @@
         </w:numPr>
         <w:bidi w:val="0"/>
         <w:ind w:leftChars="500"/>
-        <w:rPr>
-          <w:rFonts w:hint="default"/>
-          <w:lang w:val="vi-VN"/>
-        </w:rPr>
       </w:pPr>
       <w:r>
         <w:rPr>
@@ -10055,10 +10194,37 @@
     </w:p>
     <w:p>
       <w:pPr>
+        <w:pStyle w:val="187"/>
+        <w:bidi w:val="0"/>
+        <w:rPr>
+          <w:rFonts w:hint="default"/>
+          <w:lang w:val="vi-VN"/>
+        </w:rPr>
+      </w:pPr>
+      <w:r>
+        <w:rPr>
+          <w:rFonts w:hint="default"/>
+          <w:lang w:val="vi-VN"/>
+        </w:rPr>
+        <w:t xml:space="preserve">H3. </w:t>
+      </w:r>
+      <w:r>
+        <w:t>Nguyên tắc 3 — Early testing</w:t>
+      </w:r>
+      <w:r>
+        <w:rPr>
+          <w:rFonts w:hint="default"/>
+          <w:lang w:val="vi-VN"/>
+        </w:rPr>
+        <w:t xml:space="preserve"> - Claude img</w:t>
+      </w:r>
+    </w:p>
+    <w:p>
+      <w:pPr>
         <w:pStyle w:val="3"/>
         <w:bidi w:val="0"/>
       </w:pPr>
-      <w:bookmarkStart w:id="32" w:name="_Toc10015"/>
+      <w:bookmarkStart w:id="32" w:name="_Toc4956"/>
       <w:r>
         <w:t>Prompt</w:t>
       </w:r>
@@ -10076,7 +10242,7 @@
         <w:pStyle w:val="4"/>
         <w:bidi w:val="0"/>
       </w:pPr>
-      <w:bookmarkStart w:id="33" w:name="_Toc25787"/>
+      <w:bookmarkStart w:id="33" w:name="_Toc11497"/>
       <w:r>
         <w:rPr>
           <w:rFonts w:hint="default"/>
@@ -10223,7 +10389,7 @@
         <w:pStyle w:val="4"/>
         <w:bidi w:val="0"/>
       </w:pPr>
-      <w:bookmarkStart w:id="34" w:name="_Toc29659"/>
+      <w:bookmarkStart w:id="34" w:name="_Toc2533"/>
       <w:r>
         <w:t>Câu trả lời của AI</w:t>
       </w:r>
@@ -10237,7 +10403,7 @@
         </w:tabs>
         <w:bidi w:val="0"/>
       </w:pPr>
-      <w:bookmarkStart w:id="35" w:name="_Toc21389"/>
+      <w:bookmarkStart w:id="35" w:name="_Toc1528"/>
       <w:r>
         <w:t>Nguyên tắc 4 — Clustering of defects</w:t>
       </w:r>
@@ -10284,10 +10450,6 @@
         </w:numPr>
         <w:bidi w:val="0"/>
         <w:ind w:leftChars="500"/>
-        <w:rPr>
-          <w:rFonts w:hint="default"/>
-          <w:lang w:val="vi-VN"/>
-        </w:rPr>
       </w:pPr>
       <w:r>
         <w:rPr>
@@ -10342,13 +10504,40 @@
     </w:p>
     <w:p>
       <w:pPr>
+        <w:pStyle w:val="187"/>
+        <w:bidi w:val="0"/>
+        <w:rPr>
+          <w:rFonts w:hint="default"/>
+          <w:lang w:val="vi-VN"/>
+        </w:rPr>
+      </w:pPr>
+      <w:r>
+        <w:rPr>
+          <w:rFonts w:hint="default"/>
+          <w:lang w:val="vi-VN"/>
+        </w:rPr>
+        <w:t xml:space="preserve">H4. </w:t>
+      </w:r>
+      <w:r>
+        <w:t>Nguyên tắc 4 — Clustering of defects</w:t>
+      </w:r>
+      <w:r>
+        <w:rPr>
+          <w:rFonts w:hint="default"/>
+          <w:lang w:val="vi-VN"/>
+        </w:rPr>
+        <w:t xml:space="preserve"> - Claude img</w:t>
+      </w:r>
+    </w:p>
+    <w:p>
+      <w:pPr>
         <w:pStyle w:val="5"/>
         <w:tabs>
           <w:tab w:val="left" w:pos="2053"/>
         </w:tabs>
         <w:bidi w:val="0"/>
       </w:pPr>
-      <w:bookmarkStart w:id="36" w:name="_Toc7792"/>
+      <w:bookmarkStart w:id="36" w:name="_Toc26843"/>
       <w:r>
         <w:t>Nguyên tắc 5 — Pesticide paradox</w:t>
       </w:r>
@@ -10394,10 +10583,6 @@
         </w:numPr>
         <w:bidi w:val="0"/>
         <w:ind w:leftChars="500"/>
-        <w:rPr>
-          <w:rFonts w:hint="default"/>
-          <w:lang w:val="vi-VN"/>
-        </w:rPr>
       </w:pPr>
       <w:r>
         <w:rPr>
@@ -10452,10 +10637,37 @@
     </w:p>
     <w:p>
       <w:pPr>
+        <w:pStyle w:val="187"/>
+        <w:bidi w:val="0"/>
+        <w:rPr>
+          <w:rFonts w:hint="default"/>
+          <w:lang w:val="vi-VN"/>
+        </w:rPr>
+      </w:pPr>
+      <w:r>
+        <w:rPr>
+          <w:rFonts w:hint="default"/>
+          <w:lang w:val="vi-VN"/>
+        </w:rPr>
+        <w:t xml:space="preserve">H5. </w:t>
+      </w:r>
+      <w:r>
+        <w:t>Nguyên tắc 5 — Pesticide paradox</w:t>
+      </w:r>
+      <w:r>
+        <w:rPr>
+          <w:rFonts w:hint="default"/>
+          <w:lang w:val="vi-VN"/>
+        </w:rPr>
+        <w:t xml:space="preserve"> - Claude img</w:t>
+      </w:r>
+    </w:p>
+    <w:p>
+      <w:pPr>
         <w:pStyle w:val="3"/>
         <w:bidi w:val="0"/>
       </w:pPr>
-      <w:bookmarkStart w:id="37" w:name="_Toc3152"/>
+      <w:bookmarkStart w:id="37" w:name="_Toc19020"/>
       <w:r>
         <w:t>Prompt</w:t>
       </w:r>
@@ -10473,7 +10685,7 @@
         <w:pStyle w:val="4"/>
         <w:bidi w:val="0"/>
       </w:pPr>
-      <w:bookmarkStart w:id="38" w:name="_Toc29131"/>
+      <w:bookmarkStart w:id="38" w:name="_Toc6494"/>
       <w:r>
         <w:rPr>
           <w:rFonts w:hint="default"/>
@@ -10719,8 +10931,9 @@
       <w:pPr>
         <w:pStyle w:val="4"/>
         <w:bidi w:val="0"/>
-      </w:pPr>
-      <w:bookmarkStart w:id="39" w:name="_Toc9209"/>
+        <w:ind w:left="1428" w:leftChars="0" w:hanging="708" w:firstLineChars="0"/>
+      </w:pPr>
+      <w:bookmarkStart w:id="39" w:name="_Toc23782"/>
       <w:r>
         <w:t>Câu trả lời của AI</w:t>
       </w:r>
@@ -10739,7 +10952,7 @@
         </w:tabs>
         <w:bidi w:val="0"/>
       </w:pPr>
-      <w:bookmarkStart w:id="40" w:name="_Toc21955"/>
+      <w:bookmarkStart w:id="40" w:name="_Toc8005"/>
       <w:r>
         <w:t xml:space="preserve">Nguyên tắc </w:t>
       </w:r>
@@ -10748,7 +10961,7 @@
           <w:rFonts w:hint="default"/>
           <w:lang w:val="vi-VN"/>
         </w:rPr>
-        <w:t>6</w:t>
+        <w:t>6 - Testing is context dependent</w:t>
       </w:r>
       <w:bookmarkEnd w:id="40"/>
     </w:p>
@@ -10821,6 +11034,37 @@
       </w:r>
     </w:p>
     <w:p>
+      <w:pPr>
+        <w:pStyle w:val="187"/>
+        <w:bidi w:val="0"/>
+      </w:pPr>
+      <w:r>
+        <w:rPr>
+          <w:rFonts w:hint="default"/>
+          <w:lang w:val="vi-VN"/>
+        </w:rPr>
+        <w:t xml:space="preserve">H6. </w:t>
+      </w:r>
+      <w:r>
+        <w:t xml:space="preserve">Nguyên tắc </w:t>
+      </w:r>
+      <w:r>
+        <w:rPr>
+          <w:rFonts w:hint="default"/>
+          <w:lang w:val="vi-VN"/>
+        </w:rPr>
+        <w:t>6 - Testing is context dependent - Claude img</w:t>
+      </w:r>
+    </w:p>
+    <w:p>
+      <w:pPr>
+        <w:rPr>
+          <w:rFonts w:hint="default"/>
+          <w:lang w:val="vi-VN"/>
+        </w:rPr>
+      </w:pPr>
+    </w:p>
+    <w:p>
       <w:r>
         <w:br w:type="page"/>
       </w:r>
@@ -10833,7 +11077,7 @@
         </w:tabs>
         <w:bidi w:val="0"/>
       </w:pPr>
-      <w:bookmarkStart w:id="41" w:name="_Toc22230"/>
+      <w:bookmarkStart w:id="41" w:name="_Toc5047"/>
       <w:r>
         <w:t xml:space="preserve">Nguyên tắc </w:t>
       </w:r>
@@ -10842,7 +11086,7 @@
           <w:rFonts w:hint="default"/>
           <w:lang w:val="vi-VN"/>
         </w:rPr>
-        <w:t>7</w:t>
+        <w:t>7 - Absence of errors fallacy</w:t>
       </w:r>
       <w:bookmarkEnd w:id="41"/>
     </w:p>
@@ -11006,9 +11250,37 @@
     </w:p>
     <w:p>
       <w:pPr>
+        <w:pStyle w:val="187"/>
+        <w:bidi w:val="0"/>
+        <w:rPr>
+          <w:rFonts w:hint="default"/>
+          <w:lang w:val="vi-VN"/>
+        </w:rPr>
+      </w:pPr>
+      <w:r>
+        <w:rPr>
+          <w:rFonts w:hint="default"/>
+          <w:lang w:val="vi-VN"/>
+        </w:rPr>
+        <w:t xml:space="preserve">H7. </w:t>
+      </w:r>
+      <w:r>
+        <w:t xml:space="preserve">Nguyên tắc </w:t>
+      </w:r>
+      <w:r>
+        <w:rPr>
+          <w:rFonts w:hint="default"/>
+          <w:lang w:val="vi-VN"/>
+        </w:rPr>
+        <w:t>7 - Absence of errors fallacy - Claude img</w:t>
+      </w:r>
+    </w:p>
+    <w:p>
+      <w:pPr>
         <w:pStyle w:val="3"/>
         <w:bidi w:val="0"/>
       </w:pPr>
+      <w:bookmarkStart w:id="42" w:name="_Toc7270"/>
       <w:r>
         <w:rPr>
           <w:rFonts w:hint="default"/>
@@ -11016,6 +11288,7 @@
         </w:rPr>
         <w:t>Bảng so sánh các tiêu chí giữa 3 mẫu promt</w:t>
       </w:r>
+      <w:bookmarkEnd w:id="42"/>
     </w:p>
     <w:p>
       <w:pPr>
@@ -11081,14 +11354,31 @@
     </w:p>
     <w:p>
       <w:pPr>
+        <w:pStyle w:val="187"/>
+        <w:bidi w:val="0"/>
+        <w:rPr>
+          <w:rFonts w:hint="default"/>
+          <w:lang w:val="vi-VN"/>
+        </w:rPr>
+      </w:pPr>
+      <w:r>
+        <w:rPr>
+          <w:rFonts w:hint="default"/>
+          <w:lang w:val="vi-VN"/>
+        </w:rPr>
+        <w:t>H8. Bảng so sánh giữa 3 promt</w:t>
+      </w:r>
+    </w:p>
+    <w:p>
+      <w:pPr>
         <w:pStyle w:val="3"/>
         <w:bidi w:val="0"/>
       </w:pPr>
-      <w:bookmarkStart w:id="42" w:name="_Toc505"/>
+      <w:bookmarkStart w:id="43" w:name="_Toc17978"/>
       <w:r>
         <w:t>Nhận xét kết quả trả về của AI</w:t>
       </w:r>
-      <w:bookmarkEnd w:id="42"/>
+      <w:bookmarkEnd w:id="43"/>
     </w:p>
     <w:p>
       <w:pPr>
@@ -11116,18 +11406,33 @@
           <w:lang w:val="vi-VN"/>
         </w:rPr>
       </w:pPr>
-      <w:bookmarkStart w:id="84" w:name="_GoBack"/>
       <w:r>
         <w:t>Chất lượng thông tin tỷ lệ thuận với mức độ chi tiết của prompt</w:t>
       </w:r>
     </w:p>
-    <w:bookmarkEnd w:id="84"/>
+    <w:p>
+      <w:pPr>
+        <w:pStyle w:val="179"/>
+        <w:bidi w:val="0"/>
+        <w:rPr>
+          <w:rFonts w:hint="default"/>
+          <w:lang w:val="vi-VN"/>
+        </w:rPr>
+      </w:pPr>
+      <w:r>
+        <w:rPr>
+          <w:rFonts w:hint="default"/>
+          <w:lang w:val="vi-VN"/>
+        </w:rPr>
+        <w:t>Promt càng chi tiết, càng đầy đủ, đưa cho AI đủ bối cảnh để AI không cần phải đoán thì AI sẽ trả về kết quả đúng với ý mà mình muốn mà không cần phải sửa đi sửa lại nhiều lần.</w:t>
+      </w:r>
+    </w:p>
     <w:p>
       <w:pPr>
         <w:pStyle w:val="2"/>
         <w:bidi w:val="0"/>
       </w:pPr>
-      <w:bookmarkStart w:id="43" w:name="_Toc24678"/>
+      <w:bookmarkStart w:id="44" w:name="_Toc23367"/>
       <w:r>
         <w:t>Nhiệm vụ 4</w:t>
       </w:r>
@@ -11138,14 +11443,14 @@
         </w:rPr>
         <w:t xml:space="preserve"> - Test activities &amp; roles</w:t>
       </w:r>
-      <w:bookmarkEnd w:id="43"/>
+      <w:bookmarkEnd w:id="44"/>
     </w:p>
     <w:p>
       <w:pPr>
         <w:pStyle w:val="3"/>
         <w:bidi w:val="0"/>
       </w:pPr>
-      <w:bookmarkStart w:id="44" w:name="_Toc9421"/>
+      <w:bookmarkStart w:id="45" w:name="_Toc2544"/>
       <w:r>
         <w:rPr>
           <w:rFonts w:hint="default"/>
@@ -11153,7 +11458,7 @@
         </w:rPr>
         <w:t>Promt - ChatGPT</w:t>
       </w:r>
-      <w:bookmarkEnd w:id="44"/>
+      <w:bookmarkEnd w:id="45"/>
     </w:p>
     <w:p>
       <w:pPr>
@@ -11344,7 +11649,7 @@
         <w:pStyle w:val="3"/>
         <w:bidi w:val="0"/>
       </w:pPr>
-      <w:bookmarkStart w:id="45" w:name="_Toc31487"/>
+      <w:bookmarkStart w:id="46" w:name="_Toc1076"/>
       <w:r>
         <w:rPr>
           <w:rFonts w:hint="default"/>
@@ -11352,18 +11657,18 @@
         </w:rPr>
         <w:t>Câu trả lời của AI</w:t>
       </w:r>
-      <w:bookmarkEnd w:id="45"/>
+      <w:bookmarkEnd w:id="46"/>
     </w:p>
     <w:p>
       <w:pPr>
         <w:pStyle w:val="4"/>
         <w:bidi w:val="0"/>
       </w:pPr>
-      <w:bookmarkStart w:id="46" w:name="_Toc1767"/>
+      <w:bookmarkStart w:id="47" w:name="_Toc21402"/>
       <w:r>
         <w:t>Planning (Lập kế hoạch kiểm thử)</w:t>
       </w:r>
-      <w:bookmarkEnd w:id="46"/>
+      <w:bookmarkEnd w:id="47"/>
     </w:p>
     <w:p>
       <w:pPr>
@@ -11395,11 +11700,11 @@
         <w:pStyle w:val="4"/>
         <w:bidi w:val="0"/>
       </w:pPr>
-      <w:bookmarkStart w:id="47" w:name="_Toc3497"/>
+      <w:bookmarkStart w:id="48" w:name="_Toc30724"/>
       <w:r>
         <w:t>Monitoring &amp; Control (Giám sát và kiểm soát)</w:t>
       </w:r>
-      <w:bookmarkEnd w:id="47"/>
+      <w:bookmarkEnd w:id="48"/>
     </w:p>
     <w:p>
       <w:pPr>
@@ -11439,11 +11744,11 @@
         <w:pStyle w:val="4"/>
         <w:bidi w:val="0"/>
       </w:pPr>
-      <w:bookmarkStart w:id="48" w:name="_Toc14373"/>
+      <w:bookmarkStart w:id="49" w:name="_Toc11108"/>
       <w:r>
         <w:t>Analysis (Phân tích kiểm thử)</w:t>
       </w:r>
-      <w:bookmarkEnd w:id="48"/>
+      <w:bookmarkEnd w:id="49"/>
     </w:p>
     <w:p>
       <w:pPr>
@@ -11483,11 +11788,11 @@
         <w:pStyle w:val="4"/>
         <w:bidi w:val="0"/>
       </w:pPr>
-      <w:bookmarkStart w:id="49" w:name="_Toc473"/>
+      <w:bookmarkStart w:id="50" w:name="_Toc26137"/>
       <w:r>
         <w:t>Design (Thiết kế kiểm thử)</w:t>
       </w:r>
-      <w:bookmarkEnd w:id="49"/>
+      <w:bookmarkEnd w:id="50"/>
     </w:p>
     <w:p>
       <w:pPr>
@@ -11527,11 +11832,11 @@
         <w:pStyle w:val="4"/>
         <w:bidi w:val="0"/>
       </w:pPr>
-      <w:bookmarkStart w:id="50" w:name="_Toc30964"/>
+      <w:bookmarkStart w:id="51" w:name="_Toc21352"/>
       <w:r>
         <w:t>Implementation (Triển khai kiểm thử)</w:t>
       </w:r>
-      <w:bookmarkEnd w:id="50"/>
+      <w:bookmarkEnd w:id="51"/>
     </w:p>
     <w:p>
       <w:pPr>
@@ -11571,11 +11876,11 @@
         <w:pStyle w:val="4"/>
         <w:bidi w:val="0"/>
       </w:pPr>
-      <w:bookmarkStart w:id="51" w:name="_Toc18414"/>
+      <w:bookmarkStart w:id="52" w:name="_Toc8037"/>
       <w:r>
         <w:t>Execution (Thực thi kiểm thử)</w:t>
       </w:r>
-      <w:bookmarkEnd w:id="51"/>
+      <w:bookmarkEnd w:id="52"/>
     </w:p>
     <w:p>
       <w:pPr>
@@ -11615,11 +11920,11 @@
         <w:pStyle w:val="4"/>
         <w:bidi w:val="0"/>
       </w:pPr>
-      <w:bookmarkStart w:id="52" w:name="_Toc27475"/>
+      <w:bookmarkStart w:id="53" w:name="_Toc31525"/>
       <w:r>
         <w:t>Completion (Kết thúc kiểm thử)</w:t>
       </w:r>
-      <w:bookmarkEnd w:id="52"/>
+      <w:bookmarkEnd w:id="53"/>
     </w:p>
     <w:p>
       <w:pPr>
@@ -11656,7 +11961,7 @@
         <w:pStyle w:val="3"/>
         <w:bidi w:val="0"/>
       </w:pPr>
-      <w:bookmarkStart w:id="53" w:name="_Toc2200"/>
+      <w:bookmarkStart w:id="54" w:name="_Toc30319"/>
       <w:r>
         <w:rPr>
           <w:rFonts w:hint="default"/>
@@ -11664,7 +11969,7 @@
         </w:rPr>
         <w:t>Promt để cải thiện câu trả lời - ChatGPT</w:t>
       </w:r>
-      <w:bookmarkEnd w:id="53"/>
+      <w:bookmarkEnd w:id="54"/>
     </w:p>
     <w:tbl>
       <w:tblPr>
@@ -11932,7 +12237,7 @@
         <w:pStyle w:val="3"/>
         <w:bidi w:val="0"/>
       </w:pPr>
-      <w:bookmarkStart w:id="54" w:name="_Toc12568"/>
+      <w:bookmarkStart w:id="55" w:name="_Toc12262"/>
       <w:r>
         <w:rPr>
           <w:rFonts w:hint="default"/>
@@ -11940,7 +12245,7 @@
         </w:rPr>
         <w:t>Câu trả lời cải thiện của AI</w:t>
       </w:r>
-      <w:bookmarkEnd w:id="54"/>
+      <w:bookmarkEnd w:id="55"/>
     </w:p>
     <w:p>
       <w:pPr>
@@ -11956,14 +12261,14 @@
         </w:rPr>
         <w:t xml:space="preserve"> </w:t>
       </w:r>
-      <w:bookmarkStart w:id="55" w:name="_Toc12958"/>
+      <w:bookmarkStart w:id="56" w:name="_Toc15536"/>
       <w:r>
         <w:rPr>
           <w:rFonts w:hint="default"/>
         </w:rPr>
         <w:t>Một ngày làm việc của tôi với vai trò Test Manager</w:t>
       </w:r>
-      <w:bookmarkEnd w:id="55"/>
+      <w:bookmarkEnd w:id="56"/>
     </w:p>
     <w:p>
       <w:pPr>
@@ -11976,14 +12281,14 @@
           <w:rFonts w:hint="default"/>
         </w:rPr>
       </w:pPr>
-      <w:bookmarkStart w:id="56" w:name="_Toc2346"/>
+      <w:bookmarkStart w:id="57" w:name="_Toc31023"/>
       <w:r>
         <w:rPr>
           <w:rFonts w:hint="default"/>
         </w:rPr>
         <w:t>7:30 AM — Bắt đầu ngày mới với Planning</w:t>
       </w:r>
-      <w:bookmarkEnd w:id="56"/>
+      <w:bookmarkEnd w:id="57"/>
     </w:p>
     <w:p>
       <w:pPr>
@@ -12125,14 +12430,14 @@
           <w:rFonts w:hint="default"/>
         </w:rPr>
       </w:pPr>
-      <w:bookmarkStart w:id="57" w:name="_Toc20374"/>
+      <w:bookmarkStart w:id="58" w:name="_Toc12236"/>
       <w:r>
         <w:rPr>
           <w:rFonts w:hint="default"/>
         </w:rPr>
         <w:t>9:00 AM — Theo dõi tiến độ bằng Monitoring &amp; Control</w:t>
       </w:r>
-      <w:bookmarkEnd w:id="57"/>
+      <w:bookmarkEnd w:id="58"/>
     </w:p>
     <w:p>
       <w:pPr>
@@ -12274,14 +12579,14 @@
           <w:rFonts w:hint="default"/>
         </w:rPr>
       </w:pPr>
-      <w:bookmarkStart w:id="58" w:name="_Toc19412"/>
+      <w:bookmarkStart w:id="59" w:name="_Toc18846"/>
       <w:r>
         <w:rPr>
           <w:rFonts w:hint="default"/>
         </w:rPr>
         <w:t>10:30 AM — Đọc yêu cầu và làm Analysis</w:t>
       </w:r>
-      <w:bookmarkEnd w:id="58"/>
+      <w:bookmarkEnd w:id="59"/>
     </w:p>
     <w:p>
       <w:pPr>
@@ -12507,14 +12812,14 @@
           <w:rFonts w:hint="default"/>
         </w:rPr>
       </w:pPr>
-      <w:bookmarkStart w:id="59" w:name="_Toc8071"/>
+      <w:bookmarkStart w:id="60" w:name="_Toc32093"/>
       <w:r>
         <w:rPr>
           <w:rFonts w:hint="default"/>
         </w:rPr>
         <w:t>1:00 PM — Thiết kế test trong Design</w:t>
       </w:r>
-      <w:bookmarkEnd w:id="59"/>
+      <w:bookmarkEnd w:id="60"/>
     </w:p>
     <w:p>
       <w:pPr>
@@ -12656,14 +12961,14 @@
           <w:rFonts w:hint="default"/>
         </w:rPr>
       </w:pPr>
-      <w:bookmarkStart w:id="60" w:name="_Toc26201"/>
+      <w:bookmarkStart w:id="61" w:name="_Toc28655"/>
       <w:r>
         <w:rPr>
           <w:rFonts w:hint="default"/>
         </w:rPr>
         <w:t>2:30 PM — Chuẩn bị môi trường trong Implementation</w:t>
       </w:r>
-      <w:bookmarkEnd w:id="60"/>
+      <w:bookmarkEnd w:id="61"/>
     </w:p>
     <w:p>
       <w:pPr>
@@ -12805,14 +13110,14 @@
           <w:rFonts w:hint="default"/>
         </w:rPr>
       </w:pPr>
-      <w:bookmarkStart w:id="61" w:name="_Toc15000"/>
+      <w:bookmarkStart w:id="62" w:name="_Toc31355"/>
       <w:r>
         <w:rPr>
           <w:rFonts w:hint="default"/>
         </w:rPr>
         <w:t>3:30 PM — Chạy test trong Execution</w:t>
       </w:r>
-      <w:bookmarkEnd w:id="61"/>
+      <w:bookmarkEnd w:id="62"/>
     </w:p>
     <w:p>
       <w:pPr>
@@ -12954,14 +13259,14 @@
           <w:rFonts w:hint="default"/>
         </w:rPr>
       </w:pPr>
-      <w:bookmarkStart w:id="62" w:name="_Toc14441"/>
+      <w:bookmarkStart w:id="63" w:name="_Toc20737"/>
       <w:r>
         <w:rPr>
           <w:rFonts w:hint="default"/>
         </w:rPr>
         <w:t>5:00 PM — Tổng kết ngày làm việc với Completion</w:t>
       </w:r>
-      <w:bookmarkEnd w:id="62"/>
+      <w:bookmarkEnd w:id="63"/>
     </w:p>
     <w:p>
       <w:pPr>
@@ -13159,14 +13464,14 @@
           <w:lang w:val="vi-VN"/>
         </w:rPr>
       </w:pPr>
-      <w:bookmarkStart w:id="63" w:name="_Toc12599"/>
+      <w:bookmarkStart w:id="64" w:name="_Toc21541"/>
       <w:r>
         <w:rPr>
           <w:rFonts w:hint="default"/>
         </w:rPr>
         <w:t>So sánh vai trò Test Manager và Tester</w:t>
       </w:r>
-      <w:bookmarkEnd w:id="63"/>
+      <w:bookmarkEnd w:id="64"/>
     </w:p>
     <w:tbl>
       <w:tblPr>
@@ -13939,24 +14244,18 @@
           <w:lang w:val="vi-VN"/>
         </w:rPr>
       </w:pPr>
-      <w:r>
-        <w:rPr>
-          <w:rFonts w:hint="default"/>
-          <w:lang w:val="vi-VN"/>
-        </w:rPr>
-        <w:br w:type="page"/>
-      </w:r>
     </w:p>
     <w:p>
       <w:pPr>
         <w:pStyle w:val="4"/>
         <w:bidi w:val="0"/>
-        <w:rPr>
-          <w:rFonts w:hint="default"/>
-          <w:lang w:val="vi-VN"/>
-        </w:rPr>
-      </w:pPr>
-      <w:bookmarkStart w:id="64" w:name="_Toc2620"/>
+        <w:ind w:left="1428" w:leftChars="0" w:hanging="708" w:firstLineChars="0"/>
+        <w:rPr>
+          <w:rFonts w:hint="default"/>
+          <w:lang w:val="vi-VN"/>
+        </w:rPr>
+      </w:pPr>
+      <w:bookmarkStart w:id="65" w:name="_Toc15110"/>
       <w:r>
         <w:rPr>
           <w:rFonts w:hint="default"/>
@@ -13964,7 +14263,7 @@
         </w:rPr>
         <w:t>7 hoạt động trong ISTQB Test Process và người thực hiện</w:t>
       </w:r>
-      <w:bookmarkEnd w:id="64"/>
+      <w:bookmarkEnd w:id="65"/>
       <w:r>
         <w:rPr>
           <w:rFonts w:hint="default"/>
@@ -14940,7 +15239,7 @@
         <w:pStyle w:val="3"/>
         <w:bidi w:val="0"/>
       </w:pPr>
-      <w:bookmarkStart w:id="65" w:name="_Toc9811"/>
+      <w:bookmarkStart w:id="66" w:name="_Toc26668"/>
       <w:r>
         <w:rPr>
           <w:rFonts w:hint="default"/>
@@ -14948,14 +15247,79 @@
         </w:rPr>
         <w:t>Nhận xét câu trả lời của AI</w:t>
       </w:r>
-      <w:bookmarkEnd w:id="65"/>
+      <w:bookmarkEnd w:id="66"/>
+    </w:p>
+    <w:p>
+      <w:pPr>
+        <w:pStyle w:val="179"/>
+        <w:bidi w:val="0"/>
+      </w:pPr>
+      <w:r>
+        <w:rPr>
+          <w:rFonts w:hint="default"/>
+          <w:lang w:val="vi-VN"/>
+        </w:rPr>
+        <w:t xml:space="preserve">Sau promt ban đầu thì AI trả về kết quả nó hơi ngắn gọn và cảm thấy có chút khó hiểu </w:t>
+      </w:r>
+    </w:p>
+    <w:p>
+      <w:pPr>
+        <w:pStyle w:val="179"/>
+        <w:bidi w:val="0"/>
+      </w:pPr>
+      <w:r>
+        <w:rPr>
+          <w:rFonts w:hint="default"/>
+          <w:lang w:val="vi-VN"/>
+        </w:rPr>
+        <w:t xml:space="preserve">Sau khi viết thêm 1 promt để cải thiện output của AI, bắt AI kể chuyện theo ngôi thứ nhất theo timeline thì kết quả trả về đúng như kỳ vọng. </w:t>
+      </w:r>
+    </w:p>
+    <w:p>
+      <w:pPr>
+        <w:pStyle w:val="179"/>
+        <w:bidi w:val="0"/>
+      </w:pPr>
+      <w:r>
+        <w:rPr>
+          <w:rFonts w:hint="default"/>
+          <w:lang w:val="vi-VN"/>
+        </w:rPr>
+        <w:t xml:space="preserve">Nhận được 1 bản mà rất dễ hình dung và hết sức trực quan. </w:t>
+      </w:r>
+    </w:p>
+    <w:p>
+      <w:pPr>
+        <w:pStyle w:val="179"/>
+        <w:bidi w:val="0"/>
+      </w:pPr>
+      <w:r>
+        <w:rPr>
+          <w:rFonts w:hint="default"/>
+          <w:lang w:val="vi-VN"/>
+        </w:rPr>
+        <w:t>Ở 2 phần sau thì do có ràng buộc về output nên AI trả ra kết quả đúng định dạng là table và cũng rất dễ để theo dõi và đọc thông tin.</w:t>
+      </w:r>
+    </w:p>
+    <w:p>
+      <w:pPr>
+        <w:pStyle w:val="179"/>
+        <w:bidi w:val="0"/>
+      </w:pPr>
+      <w:r>
+        <w:rPr>
+          <w:rFonts w:hint="default"/>
+          <w:lang w:val="vi-VN"/>
+        </w:rPr>
+        <w:t>Nhận xét cuối cùng là ChatGPT bản trả phí thì dùng khá tốt nhưng ChatGPT bản free thì có vẻ bị cắt giảm khá nhiều và phải mất khá nhiều công sức để nhận được output đầu ra đúng như ký vọng.</w:t>
+      </w:r>
     </w:p>
     <w:p>
       <w:pPr>
         <w:pStyle w:val="2"/>
         <w:bidi w:val="0"/>
       </w:pPr>
-      <w:bookmarkStart w:id="66" w:name="_Toc18505"/>
+      <w:bookmarkStart w:id="67" w:name="_Toc25422"/>
       <w:r>
         <w:t>Nhiệm vụ 5</w:t>
       </w:r>
@@ -14966,7 +15330,7 @@
         </w:rPr>
         <w:t xml:space="preserve"> - Essential skills của tester</w:t>
       </w:r>
-      <w:bookmarkEnd w:id="66"/>
+      <w:bookmarkEnd w:id="67"/>
       <w:r>
         <w:rPr>
           <w:rFonts w:hint="default"/>
@@ -14980,7 +15344,7 @@
         <w:pStyle w:val="3"/>
         <w:bidi w:val="0"/>
       </w:pPr>
-      <w:bookmarkStart w:id="67" w:name="_Toc31912"/>
+      <w:bookmarkStart w:id="68" w:name="_Toc12891"/>
       <w:r>
         <w:rPr>
           <w:rFonts w:hint="default"/>
@@ -14995,7 +15359,7 @@
         </w:rPr>
         <w:br w:type="textWrapping"/>
       </w:r>
-      <w:bookmarkEnd w:id="67"/>
+      <w:bookmarkEnd w:id="68"/>
     </w:p>
     <w:tbl>
       <w:tblPr>
@@ -15209,7 +15573,7 @@
         <w:pStyle w:val="3"/>
         <w:bidi w:val="0"/>
       </w:pPr>
-      <w:bookmarkStart w:id="68" w:name="_Toc23032"/>
+      <w:bookmarkStart w:id="69" w:name="_Toc27466"/>
       <w:r>
         <w:rPr>
           <w:rFonts w:hint="default"/>
@@ -15217,7 +15581,7 @@
         </w:rPr>
         <w:t>Câu trả lời của AI</w:t>
       </w:r>
-      <w:bookmarkEnd w:id="68"/>
+      <w:bookmarkEnd w:id="69"/>
     </w:p>
     <w:p>
       <w:pPr>
@@ -15227,14 +15591,14 @@
           <w:rFonts w:hint="default"/>
         </w:rPr>
       </w:pPr>
-      <w:bookmarkStart w:id="69" w:name="_Toc14127"/>
+      <w:bookmarkStart w:id="70" w:name="_Toc22506"/>
       <w:r>
         <w:rPr>
           <w:rFonts w:hint="default"/>
         </w:rPr>
         <w:t>Hard Skills</w:t>
       </w:r>
-      <w:bookmarkEnd w:id="69"/>
+      <w:bookmarkEnd w:id="70"/>
     </w:p>
     <w:p>
       <w:pPr>
@@ -15326,14 +15690,14 @@
           <w:rFonts w:hint="default"/>
         </w:rPr>
       </w:pPr>
-      <w:bookmarkStart w:id="70" w:name="_Toc21195"/>
+      <w:bookmarkStart w:id="71" w:name="_Toc28341"/>
       <w:r>
         <w:rPr>
           <w:rFonts w:hint="default"/>
         </w:rPr>
         <w:t>Soft Skills</w:t>
       </w:r>
-      <w:bookmarkEnd w:id="70"/>
+      <w:bookmarkEnd w:id="71"/>
     </w:p>
     <w:p>
       <w:pPr>
@@ -15397,7 +15761,7 @@
         <w:pStyle w:val="3"/>
         <w:bidi w:val="0"/>
       </w:pPr>
-      <w:bookmarkStart w:id="71" w:name="_Toc28195"/>
+      <w:bookmarkStart w:id="72" w:name="_Toc27519"/>
       <w:r>
         <w:rPr>
           <w:rFonts w:hint="default"/>
@@ -15405,7 +15769,7 @@
         </w:rPr>
         <w:t>Promt để cải thiện câu trả lời -  - DeepSeek</w:t>
       </w:r>
-      <w:bookmarkEnd w:id="71"/>
+      <w:bookmarkEnd w:id="72"/>
     </w:p>
     <w:tbl>
       <w:tblPr>
@@ -16003,7 +16367,7 @@
         <w:pStyle w:val="3"/>
         <w:bidi w:val="0"/>
       </w:pPr>
-      <w:bookmarkStart w:id="72" w:name="_Toc31174"/>
+      <w:bookmarkStart w:id="73" w:name="_Toc27661"/>
       <w:r>
         <w:rPr>
           <w:rFonts w:hint="default"/>
@@ -16011,29 +16375,21 @@
         </w:rPr>
         <w:t>Câu trả lời cải thiện của AI</w:t>
       </w:r>
-      <w:bookmarkEnd w:id="72"/>
-    </w:p>
-    <w:p>
-      <w:r>
-        <w:rPr>
-          <w:rFonts w:hint="default"/>
-        </w:rPr>
-        <w:br w:type="page"/>
-      </w:r>
+      <w:bookmarkEnd w:id="73"/>
     </w:p>
     <w:p>
       <w:pPr>
         <w:pStyle w:val="4"/>
         <w:bidi w:val="0"/>
       </w:pPr>
-      <w:bookmarkStart w:id="73" w:name="_Toc1354"/>
+      <w:bookmarkStart w:id="74" w:name="_Toc5710"/>
       <w:r>
         <w:rPr>
           <w:rFonts w:hint="default"/>
         </w:rPr>
         <w:t>Hard Skills</w:t>
       </w:r>
-      <w:bookmarkEnd w:id="73"/>
+      <w:bookmarkEnd w:id="74"/>
     </w:p>
     <w:tbl>
       <w:tblPr>
@@ -16487,14 +16843,14 @@
         <w:pStyle w:val="4"/>
         <w:bidi w:val="0"/>
       </w:pPr>
-      <w:bookmarkStart w:id="74" w:name="_Toc16674"/>
+      <w:bookmarkStart w:id="75" w:name="_Toc8637"/>
       <w:r>
         <w:rPr>
           <w:rFonts w:hint="default"/>
         </w:rPr>
         <w:t>Soft Skills</w:t>
       </w:r>
-      <w:bookmarkEnd w:id="74"/>
+      <w:bookmarkEnd w:id="75"/>
     </w:p>
     <w:tbl>
       <w:tblPr>
@@ -16948,14 +17304,14 @@
         <w:pStyle w:val="4"/>
         <w:bidi w:val="0"/>
       </w:pPr>
-      <w:bookmarkStart w:id="75" w:name="_Toc30046"/>
+      <w:bookmarkStart w:id="76" w:name="_Toc30481"/>
       <w:r>
         <w:rPr>
           <w:rFonts w:hint="default"/>
         </w:rPr>
         <w:t>AI &amp; Tool Literacy</w:t>
       </w:r>
-      <w:bookmarkEnd w:id="75"/>
+      <w:bookmarkEnd w:id="76"/>
     </w:p>
     <w:tbl>
       <w:tblPr>
@@ -17331,14 +17687,14 @@
           <w:rFonts w:hint="default"/>
         </w:rPr>
       </w:pPr>
-      <w:bookmarkStart w:id="76" w:name="_Toc22671"/>
+      <w:bookmarkStart w:id="77" w:name="_Toc3491"/>
       <w:r>
         <w:rPr>
           <w:rFonts w:hint="default"/>
         </w:rPr>
         <w:t>Lộ trình học cho 3 kỹ năng quan trọng nhất</w:t>
       </w:r>
-      <w:bookmarkEnd w:id="76"/>
+      <w:bookmarkEnd w:id="77"/>
     </w:p>
     <w:p>
       <w:pPr>
@@ -17411,7 +17767,7 @@
         <w:pStyle w:val="3"/>
         <w:bidi w:val="0"/>
       </w:pPr>
-      <w:bookmarkStart w:id="77" w:name="_Toc18880"/>
+      <w:bookmarkStart w:id="78" w:name="_Toc19954"/>
       <w:r>
         <w:rPr>
           <w:rFonts w:hint="default"/>
@@ -17419,18 +17775,104 @@
         </w:rPr>
         <w:t>Nhận xét câu trả lời của AI</w:t>
       </w:r>
-      <w:bookmarkEnd w:id="77"/>
+      <w:bookmarkEnd w:id="78"/>
+    </w:p>
+    <w:p>
+      <w:pPr>
+        <w:pStyle w:val="179"/>
+        <w:bidi w:val="0"/>
+      </w:pPr>
+      <w:r>
+        <w:t>Việc AI chủ động đề xuất nhóm kỹ năng "AI &amp; Tool Literacy" cho thấy mô hình cập nhật rất tốt xu hướng thị trường lao động năm 2026, vượt ra ngoài những kiến thức nền tảng tĩnh.</w:t>
+      </w:r>
+    </w:p>
+    <w:p>
+      <w:pPr>
+        <w:pStyle w:val="179"/>
+        <w:bidi w:val="0"/>
+      </w:pPr>
+      <w:r>
+        <w:rPr>
+          <w:rFonts w:hint="default"/>
+          <w:lang w:val="vi-VN"/>
+        </w:rPr>
+        <w:t>Nhờ việc lựa chọn mô hình là thinking + research mà AI trả về kết quả cập nhật nhất</w:t>
+      </w:r>
+    </w:p>
+    <w:p>
+      <w:pPr>
+        <w:pStyle w:val="179"/>
+        <w:bidi w:val="0"/>
+      </w:pPr>
+      <w:r>
+        <w:rPr>
+          <w:rFonts w:hint="default"/>
+          <w:lang w:val="vi-VN"/>
+        </w:rPr>
+        <w:t>Việc ràng buộc output cho AI là vô cùng quan trọng. Bên cạnh đó việc AI đưa ra câu trả lời chưa đủ thì nên viết thêm những promt khác hỏi rõ hơn để nhận được output đúng như kỳ vọng.</w:t>
+      </w:r>
     </w:p>
     <w:p>
       <w:pPr>
         <w:pStyle w:val="2"/>
         <w:bidi w:val="0"/>
       </w:pPr>
-      <w:bookmarkStart w:id="78" w:name="_Toc5776"/>
-      <w:r>
-        <w:t>Phần kết luận (tự viết)</w:t>
-      </w:r>
-      <w:bookmarkEnd w:id="78"/>
+      <w:bookmarkStart w:id="79" w:name="_Toc27107"/>
+      <w:r>
+        <w:t>Phần kết luận</w:t>
+      </w:r>
+      <w:bookmarkEnd w:id="79"/>
+      <w:r>
+        <w:t xml:space="preserve"> </w:t>
+      </w:r>
+    </w:p>
+    <w:p>
+      <w:pPr>
+        <w:pStyle w:val="179"/>
+        <w:bidi w:val="0"/>
+      </w:pPr>
+      <w:r>
+        <w:rPr>
+          <w:rFonts w:hint="default"/>
+          <w:lang w:val="vi-VN"/>
+        </w:rPr>
+        <w:t xml:space="preserve">Việc lựa chọn model AI là vô cùng quan trọng. Qua việc trải nghiệm qua nhiều model AI khác nhau thì cũng có thể thấy được sự khác biệt và cách trả lời đặc trưng của mỗi loại AI. </w:t>
+      </w:r>
+    </w:p>
+    <w:p>
+      <w:pPr>
+        <w:pStyle w:val="179"/>
+        <w:bidi w:val="0"/>
+      </w:pPr>
+      <w:r>
+        <w:rPr>
+          <w:rFonts w:hint="default"/>
+          <w:lang w:val="vi-VN"/>
+        </w:rPr>
+        <w:t>Nếu có thể thì nên xài AI bản trả phí vì nó sẽ cung cấp cho khả năng lựa chọn những model xịn hơn và cho nhiều token hơn để có thể promt và hỏi đáp. Ví dụ như Claude rất mạnh, phong cách trình bày bằng hình ảnh rất đẹp và rất trực quan nhưng cũng rất nhanh hết token. Làm gián đoạn công việc. Đồng thời việc chọn những model mạnh và có tính cập nhật cũng giúp hạn chế việc gặp phải ảo giác AI.</w:t>
+      </w:r>
+    </w:p>
+    <w:p>
+      <w:pPr>
+        <w:pStyle w:val="179"/>
+        <w:bidi w:val="0"/>
+      </w:pPr>
+      <w:r>
+        <w:rPr>
+          <w:rFonts w:hint="default"/>
+          <w:lang w:val="vi-VN"/>
+        </w:rPr>
+        <w:t>Việc đưa cho AI đầy đủ context và đưa ra những ràng buộc về output là vô cùng cần thiết vì sẽ không cần phải chỉnh sửa quá nhiều. Trong trường hợp output đưa ra chưa đúng với yêu cầu thì nên đưa ra những promt tiếp theo để nhận được output đúng như kỳ vọng.</w:t>
+      </w:r>
+    </w:p>
+    <w:p>
+      <w:pPr>
+        <w:pStyle w:val="179"/>
+        <w:bidi w:val="0"/>
+      </w:pPr>
+      <w:r>
+        <w:t>Về chuyên môn kiểm thử, điều em ấn tượng nhất là việc thay đổi tư duy nhìn nhận lỗi phần mềm: Error, Defect, Failure và Root Cause không phải là những định nghĩa rời rạc mà là một chuỗi nhân quả nối tiếp nhau. Em cũng nhận ra 7 nguyên tắc kiểm thử của ISTQB chính là kim chỉ nam để ra quyết định trong thực tế dự án chứ không đơn thuần là lý thuyết học thuộc. Thêm vào đó, việc phân định rạch ròi giữa Verification (làm đúng quy trình) và Validation (làm đúng sản phẩm) giúp em tránh được những nhầm lẫn phổ biến.</w:t>
+      </w:r>
     </w:p>
     <w:p>
       <w:pPr>
@@ -17441,22 +17883,22 @@
           <w:lang w:val="vi-VN"/>
         </w:rPr>
       </w:pPr>
-      <w:bookmarkStart w:id="79" w:name="_Toc15592"/>
+      <w:bookmarkStart w:id="80" w:name="_Toc1187"/>
       <w:r>
         <w:t>Tài liệu tham khảo.</w:t>
       </w:r>
-      <w:bookmarkEnd w:id="79"/>
+      <w:bookmarkEnd w:id="80"/>
     </w:p>
     <w:p>
       <w:pPr>
         <w:pStyle w:val="3"/>
         <w:bidi w:val="0"/>
       </w:pPr>
-      <w:bookmarkStart w:id="80" w:name="_Toc6586"/>
+      <w:bookmarkStart w:id="81" w:name="_Toc6430"/>
       <w:r>
         <w:t>Giáo trình chính:</w:t>
       </w:r>
-      <w:bookmarkEnd w:id="80"/>
+      <w:bookmarkEnd w:id="81"/>
     </w:p>
     <w:p>
       <w:pPr>
@@ -17486,11 +17928,11 @@
         <w:pStyle w:val="3"/>
         <w:bidi w:val="0"/>
       </w:pPr>
-      <w:bookmarkStart w:id="81" w:name="_Toc28970"/>
+      <w:bookmarkStart w:id="82" w:name="_Toc23593"/>
       <w:r>
         <w:t>Syllabus ISTQB chính thức:</w:t>
       </w:r>
-      <w:bookmarkEnd w:id="81"/>
+      <w:bookmarkEnd w:id="82"/>
     </w:p>
     <w:p>
       <w:pPr>
@@ -17538,11 +17980,11 @@
         <w:pStyle w:val="3"/>
         <w:bidi w:val="0"/>
       </w:pPr>
-      <w:bookmarkStart w:id="82" w:name="_Toc18647"/>
+      <w:bookmarkStart w:id="83" w:name="_Toc17795"/>
       <w:r>
         <w:t>Prompt Engineering:</w:t>
       </w:r>
-      <w:bookmarkEnd w:id="82"/>
+      <w:bookmarkEnd w:id="83"/>
     </w:p>
     <w:p>
       <w:pPr>
@@ -17590,11 +18032,11 @@
         <w:pStyle w:val="3"/>
         <w:bidi w:val="0"/>
       </w:pPr>
-      <w:bookmarkStart w:id="83" w:name="_Toc28870"/>
+      <w:bookmarkStart w:id="84" w:name="_Toc5682"/>
       <w:r>
         <w:t>Các công cụ AI bạn đã dùng:</w:t>
       </w:r>
-      <w:bookmarkEnd w:id="83"/>
+      <w:bookmarkEnd w:id="84"/>
     </w:p>
     <w:p>
       <w:pPr>
@@ -34258,7 +34700,7 @@
     </w:pPr>
     <w:rPr>
       <w:i/>
-      <w:sz w:val="24"/>
+      <w:sz w:val="22"/>
     </w:rPr>
   </w:style>
 </w:styles>

--- a/LAB/lab1/Lab1_TranDucViet_DE190953.docx
+++ b/LAB/lab1/Lab1_TranDucViet_DE190953.docx
@@ -5701,8 +5701,634 @@
     </w:p>
     <w:p>
       <w:pPr>
+        <w:pStyle w:val="59"/>
+        <w:tabs>
+          <w:tab w:val="right" w:leader="dot" w:pos="9067"/>
+          <w:tab w:val="clear" w:pos="210"/>
+        </w:tabs>
+      </w:pPr>
+      <w:r>
+        <w:rPr>
+          <w:rFonts w:hint="default"/>
+          <w:sz w:val="40"/>
+          <w:szCs w:val="40"/>
+          <w:lang w:val="vi-VN"/>
+        </w:rPr>
+        <w:fldChar w:fldCharType="begin"/>
+      </w:r>
+      <w:r>
+        <w:rPr>
+          <w:rFonts w:hint="default"/>
+          <w:sz w:val="40"/>
+          <w:szCs w:val="40"/>
+          <w:lang w:val="vi-VN"/>
+        </w:rPr>
+        <w:instrText xml:space="preserve">TOC \t "H-imgDescribe" \h \c</w:instrText>
+      </w:r>
+      <w:r>
+        <w:rPr>
+          <w:rFonts w:hint="default"/>
+          <w:sz w:val="40"/>
+          <w:szCs w:val="40"/>
+          <w:lang w:val="vi-VN"/>
+        </w:rPr>
+        <w:fldChar w:fldCharType="separate"/>
+      </w:r>
+      <w:r>
+        <w:rPr>
+          <w:rFonts w:hint="default"/>
+          <w:szCs w:val="40"/>
+          <w:lang w:val="vi-VN"/>
+        </w:rPr>
+        <w:fldChar w:fldCharType="begin"/>
+      </w:r>
+      <w:r>
+        <w:rPr>
+          <w:rFonts w:hint="default"/>
+          <w:szCs w:val="40"/>
+          <w:lang w:val="vi-VN"/>
+        </w:rPr>
+        <w:instrText xml:space="preserve"> HYPERLINK \l _Toc16962 </w:instrText>
+      </w:r>
+      <w:r>
+        <w:rPr>
+          <w:rFonts w:hint="default"/>
+          <w:szCs w:val="40"/>
+          <w:lang w:val="vi-VN"/>
+        </w:rPr>
+        <w:fldChar w:fldCharType="separate"/>
+      </w:r>
+      <w:r>
+        <w:rPr>
+          <w:rFonts w:hint="default"/>
+          <w:lang w:val="vi-VN"/>
+        </w:rPr>
+        <w:t xml:space="preserve">H1. </w:t>
+      </w:r>
+      <w:r>
+        <w:t>Nguyên tắc 1 — Testing shows presence of defects</w:t>
+      </w:r>
+      <w:r>
+        <w:rPr>
+          <w:rFonts w:hint="default"/>
+          <w:lang w:val="vi-VN"/>
+        </w:rPr>
+        <w:t xml:space="preserve"> - Claude img</w:t>
+      </w:r>
+      <w:r>
+        <w:tab/>
+      </w:r>
+      <w:r>
+        <w:fldChar w:fldCharType="begin"/>
+      </w:r>
+      <w:r>
+        <w:instrText xml:space="preserve"> PAGEREF _Toc16962 \h </w:instrText>
+      </w:r>
+      <w:r>
+        <w:fldChar w:fldCharType="separate"/>
+      </w:r>
+      <w:r>
+        <w:t>11</w:t>
+      </w:r>
+      <w:r>
+        <w:fldChar w:fldCharType="end"/>
+      </w:r>
+      <w:r>
+        <w:rPr>
+          <w:rFonts w:hint="default"/>
+          <w:szCs w:val="40"/>
+          <w:lang w:val="vi-VN"/>
+        </w:rPr>
+        <w:fldChar w:fldCharType="end"/>
+      </w:r>
+    </w:p>
+    <w:p>
+      <w:pPr>
+        <w:pStyle w:val="59"/>
+        <w:tabs>
+          <w:tab w:val="right" w:leader="dot" w:pos="9067"/>
+          <w:tab w:val="clear" w:pos="210"/>
+        </w:tabs>
+      </w:pPr>
+      <w:r>
+        <w:rPr>
+          <w:rFonts w:hint="default"/>
+          <w:szCs w:val="40"/>
+          <w:lang w:val="vi-VN"/>
+        </w:rPr>
+        <w:fldChar w:fldCharType="begin"/>
+      </w:r>
+      <w:r>
+        <w:rPr>
+          <w:rFonts w:hint="default"/>
+          <w:szCs w:val="40"/>
+          <w:lang w:val="vi-VN"/>
+        </w:rPr>
+        <w:instrText xml:space="preserve"> HYPERLINK \l _Toc5887 </w:instrText>
+      </w:r>
+      <w:r>
+        <w:rPr>
+          <w:rFonts w:hint="default"/>
+          <w:szCs w:val="40"/>
+          <w:lang w:val="vi-VN"/>
+        </w:rPr>
+        <w:fldChar w:fldCharType="separate"/>
+      </w:r>
+      <w:r>
+        <w:rPr>
+          <w:rFonts w:hint="default"/>
+          <w:lang w:val="vi-VN"/>
+        </w:rPr>
+        <w:t xml:space="preserve">H2. </w:t>
+      </w:r>
+      <w:r>
+        <w:t xml:space="preserve">Nguyên tắc 2 — Exhaustive testing is impossible </w:t>
+      </w:r>
+      <w:r>
+        <w:rPr>
+          <w:rFonts w:hint="default"/>
+          <w:lang w:val="vi-VN"/>
+        </w:rPr>
+        <w:t>- Claude img</w:t>
+      </w:r>
+      <w:r>
+        <w:tab/>
+      </w:r>
+      <w:r>
+        <w:fldChar w:fldCharType="begin"/>
+      </w:r>
+      <w:r>
+        <w:instrText xml:space="preserve"> PAGEREF _Toc5887 \h </w:instrText>
+      </w:r>
+      <w:r>
+        <w:fldChar w:fldCharType="separate"/>
+      </w:r>
+      <w:r>
+        <w:t>11</w:t>
+      </w:r>
+      <w:r>
+        <w:fldChar w:fldCharType="end"/>
+      </w:r>
+      <w:r>
+        <w:rPr>
+          <w:rFonts w:hint="default"/>
+          <w:szCs w:val="40"/>
+          <w:lang w:val="vi-VN"/>
+        </w:rPr>
+        <w:fldChar w:fldCharType="end"/>
+      </w:r>
+    </w:p>
+    <w:p>
+      <w:pPr>
+        <w:pStyle w:val="59"/>
+        <w:tabs>
+          <w:tab w:val="right" w:leader="dot" w:pos="9067"/>
+          <w:tab w:val="clear" w:pos="210"/>
+        </w:tabs>
+      </w:pPr>
+      <w:r>
+        <w:rPr>
+          <w:rFonts w:hint="default"/>
+          <w:szCs w:val="40"/>
+          <w:lang w:val="vi-VN"/>
+        </w:rPr>
+        <w:fldChar w:fldCharType="begin"/>
+      </w:r>
+      <w:r>
+        <w:rPr>
+          <w:rFonts w:hint="default"/>
+          <w:szCs w:val="40"/>
+          <w:lang w:val="vi-VN"/>
+        </w:rPr>
+        <w:instrText xml:space="preserve"> HYPERLINK \l _Toc5185 </w:instrText>
+      </w:r>
+      <w:r>
+        <w:rPr>
+          <w:rFonts w:hint="default"/>
+          <w:szCs w:val="40"/>
+          <w:lang w:val="vi-VN"/>
+        </w:rPr>
+        <w:fldChar w:fldCharType="separate"/>
+      </w:r>
+      <w:r>
+        <w:rPr>
+          <w:rFonts w:hint="default"/>
+          <w:lang w:val="vi-VN"/>
+        </w:rPr>
+        <w:t xml:space="preserve">H3. </w:t>
+      </w:r>
+      <w:r>
+        <w:t>Nguyên tắc 3 — Early testing</w:t>
+      </w:r>
+      <w:r>
+        <w:rPr>
+          <w:rFonts w:hint="default"/>
+          <w:lang w:val="vi-VN"/>
+        </w:rPr>
+        <w:t xml:space="preserve"> - Claude img</w:t>
+      </w:r>
+      <w:r>
+        <w:tab/>
+      </w:r>
+      <w:r>
+        <w:fldChar w:fldCharType="begin"/>
+      </w:r>
+      <w:r>
+        <w:instrText xml:space="preserve"> PAGEREF _Toc5185 \h </w:instrText>
+      </w:r>
+      <w:r>
+        <w:fldChar w:fldCharType="separate"/>
+      </w:r>
+      <w:r>
+        <w:t>12</w:t>
+      </w:r>
+      <w:r>
+        <w:fldChar w:fldCharType="end"/>
+      </w:r>
+      <w:r>
+        <w:rPr>
+          <w:rFonts w:hint="default"/>
+          <w:szCs w:val="40"/>
+          <w:lang w:val="vi-VN"/>
+        </w:rPr>
+        <w:fldChar w:fldCharType="end"/>
+      </w:r>
+    </w:p>
+    <w:p>
+      <w:pPr>
+        <w:pStyle w:val="59"/>
+        <w:tabs>
+          <w:tab w:val="right" w:leader="dot" w:pos="9067"/>
+          <w:tab w:val="clear" w:pos="210"/>
+        </w:tabs>
+      </w:pPr>
+      <w:r>
+        <w:rPr>
+          <w:rFonts w:hint="default"/>
+          <w:szCs w:val="40"/>
+          <w:lang w:val="vi-VN"/>
+        </w:rPr>
+        <w:fldChar w:fldCharType="begin"/>
+      </w:r>
+      <w:r>
+        <w:rPr>
+          <w:rFonts w:hint="default"/>
+          <w:szCs w:val="40"/>
+          <w:lang w:val="vi-VN"/>
+        </w:rPr>
+        <w:instrText xml:space="preserve"> HYPERLINK \l _Toc17983 </w:instrText>
+      </w:r>
+      <w:r>
+        <w:rPr>
+          <w:rFonts w:hint="default"/>
+          <w:szCs w:val="40"/>
+          <w:lang w:val="vi-VN"/>
+        </w:rPr>
+        <w:fldChar w:fldCharType="separate"/>
+      </w:r>
+      <w:r>
+        <w:rPr>
+          <w:rFonts w:hint="default"/>
+          <w:lang w:val="vi-VN"/>
+        </w:rPr>
+        <w:t xml:space="preserve">H4. </w:t>
+      </w:r>
+      <w:r>
+        <w:t>Nguyên tắc 4 — Clustering of defects</w:t>
+      </w:r>
+      <w:r>
+        <w:rPr>
+          <w:rFonts w:hint="default"/>
+          <w:lang w:val="vi-VN"/>
+        </w:rPr>
+        <w:t xml:space="preserve"> - Claude img</w:t>
+      </w:r>
+      <w:r>
+        <w:tab/>
+      </w:r>
+      <w:r>
+        <w:fldChar w:fldCharType="begin"/>
+      </w:r>
+      <w:r>
+        <w:instrText xml:space="preserve"> PAGEREF _Toc17983 \h </w:instrText>
+      </w:r>
+      <w:r>
+        <w:fldChar w:fldCharType="separate"/>
+      </w:r>
+      <w:r>
+        <w:t>13</w:t>
+      </w:r>
+      <w:r>
+        <w:fldChar w:fldCharType="end"/>
+      </w:r>
+      <w:r>
+        <w:rPr>
+          <w:rFonts w:hint="default"/>
+          <w:szCs w:val="40"/>
+          <w:lang w:val="vi-VN"/>
+        </w:rPr>
+        <w:fldChar w:fldCharType="end"/>
+      </w:r>
+    </w:p>
+    <w:p>
+      <w:pPr>
+        <w:pStyle w:val="59"/>
+        <w:tabs>
+          <w:tab w:val="right" w:leader="dot" w:pos="9067"/>
+          <w:tab w:val="clear" w:pos="210"/>
+        </w:tabs>
+      </w:pPr>
+      <w:r>
+        <w:rPr>
+          <w:rFonts w:hint="default"/>
+          <w:szCs w:val="40"/>
+          <w:lang w:val="vi-VN"/>
+        </w:rPr>
+        <w:fldChar w:fldCharType="begin"/>
+      </w:r>
+      <w:r>
+        <w:rPr>
+          <w:rFonts w:hint="default"/>
+          <w:szCs w:val="40"/>
+          <w:lang w:val="vi-VN"/>
+        </w:rPr>
+        <w:instrText xml:space="preserve"> HYPERLINK \l _Toc7784 </w:instrText>
+      </w:r>
+      <w:r>
+        <w:rPr>
+          <w:rFonts w:hint="default"/>
+          <w:szCs w:val="40"/>
+          <w:lang w:val="vi-VN"/>
+        </w:rPr>
+        <w:fldChar w:fldCharType="separate"/>
+      </w:r>
+      <w:r>
+        <w:rPr>
+          <w:rFonts w:hint="default"/>
+          <w:lang w:val="vi-VN"/>
+        </w:rPr>
+        <w:t xml:space="preserve">H5. </w:t>
+      </w:r>
+      <w:r>
+        <w:t>Nguyên tắc 5 — Pesticide paradox</w:t>
+      </w:r>
+      <w:r>
+        <w:rPr>
+          <w:rFonts w:hint="default"/>
+          <w:lang w:val="vi-VN"/>
+        </w:rPr>
+        <w:t xml:space="preserve"> - Claude img</w:t>
+      </w:r>
+      <w:r>
+        <w:tab/>
+      </w:r>
+      <w:r>
+        <w:fldChar w:fldCharType="begin"/>
+      </w:r>
+      <w:r>
+        <w:instrText xml:space="preserve"> PAGEREF _Toc7784 \h </w:instrText>
+      </w:r>
+      <w:r>
+        <w:fldChar w:fldCharType="separate"/>
+      </w:r>
+      <w:r>
+        <w:t>13</w:t>
+      </w:r>
+      <w:r>
+        <w:fldChar w:fldCharType="end"/>
+      </w:r>
+      <w:r>
+        <w:rPr>
+          <w:rFonts w:hint="default"/>
+          <w:szCs w:val="40"/>
+          <w:lang w:val="vi-VN"/>
+        </w:rPr>
+        <w:fldChar w:fldCharType="end"/>
+      </w:r>
+    </w:p>
+    <w:p>
+      <w:pPr>
+        <w:pStyle w:val="59"/>
+        <w:tabs>
+          <w:tab w:val="right" w:leader="dot" w:pos="9067"/>
+          <w:tab w:val="clear" w:pos="210"/>
+        </w:tabs>
+      </w:pPr>
+      <w:r>
+        <w:rPr>
+          <w:rFonts w:hint="default"/>
+          <w:szCs w:val="40"/>
+          <w:lang w:val="vi-VN"/>
+        </w:rPr>
+        <w:fldChar w:fldCharType="begin"/>
+      </w:r>
+      <w:r>
+        <w:rPr>
+          <w:rFonts w:hint="default"/>
+          <w:szCs w:val="40"/>
+          <w:lang w:val="vi-VN"/>
+        </w:rPr>
+        <w:instrText xml:space="preserve"> HYPERLINK \l _Toc18736 </w:instrText>
+      </w:r>
+      <w:r>
+        <w:rPr>
+          <w:rFonts w:hint="default"/>
+          <w:szCs w:val="40"/>
+          <w:lang w:val="vi-VN"/>
+        </w:rPr>
+        <w:fldChar w:fldCharType="separate"/>
+      </w:r>
+      <w:r>
+        <w:rPr>
+          <w:rFonts w:hint="default"/>
+          <w:lang w:val="vi-VN"/>
+        </w:rPr>
+        <w:t xml:space="preserve">H6. </w:t>
+      </w:r>
+      <w:r>
+        <w:t xml:space="preserve">Nguyên tắc </w:t>
+      </w:r>
+      <w:r>
+        <w:rPr>
+          <w:rFonts w:hint="default"/>
+          <w:lang w:val="vi-VN"/>
+        </w:rPr>
+        <w:t>6 - Testing is context dependent - Claude img</w:t>
+      </w:r>
+      <w:r>
+        <w:tab/>
+      </w:r>
+      <w:r>
+        <w:fldChar w:fldCharType="begin"/>
+      </w:r>
+      <w:r>
+        <w:instrText xml:space="preserve"> PAGEREF _Toc18736 \h </w:instrText>
+      </w:r>
+      <w:r>
+        <w:fldChar w:fldCharType="separate"/>
+      </w:r>
+      <w:r>
+        <w:t>14</w:t>
+      </w:r>
+      <w:r>
+        <w:fldChar w:fldCharType="end"/>
+      </w:r>
+      <w:r>
+        <w:rPr>
+          <w:rFonts w:hint="default"/>
+          <w:szCs w:val="40"/>
+          <w:lang w:val="vi-VN"/>
+        </w:rPr>
+        <w:fldChar w:fldCharType="end"/>
+      </w:r>
+    </w:p>
+    <w:p>
+      <w:pPr>
+        <w:pStyle w:val="59"/>
+        <w:tabs>
+          <w:tab w:val="right" w:leader="dot" w:pos="9067"/>
+          <w:tab w:val="clear" w:pos="210"/>
+        </w:tabs>
+      </w:pPr>
+      <w:r>
+        <w:rPr>
+          <w:rFonts w:hint="default"/>
+          <w:szCs w:val="40"/>
+          <w:lang w:val="vi-VN"/>
+        </w:rPr>
+        <w:fldChar w:fldCharType="begin"/>
+      </w:r>
+      <w:r>
+        <w:rPr>
+          <w:rFonts w:hint="default"/>
+          <w:szCs w:val="40"/>
+          <w:lang w:val="vi-VN"/>
+        </w:rPr>
+        <w:instrText xml:space="preserve"> HYPERLINK \l _Toc30202 </w:instrText>
+      </w:r>
+      <w:r>
+        <w:rPr>
+          <w:rFonts w:hint="default"/>
+          <w:szCs w:val="40"/>
+          <w:lang w:val="vi-VN"/>
+        </w:rPr>
+        <w:fldChar w:fldCharType="separate"/>
+      </w:r>
+      <w:r>
+        <w:rPr>
+          <w:rFonts w:hint="default"/>
+          <w:lang w:val="vi-VN"/>
+        </w:rPr>
+        <w:t xml:space="preserve">H7. </w:t>
+      </w:r>
+      <w:r>
+        <w:t xml:space="preserve">Nguyên tắc </w:t>
+      </w:r>
+      <w:r>
+        <w:rPr>
+          <w:rFonts w:hint="default"/>
+          <w:lang w:val="vi-VN"/>
+        </w:rPr>
+        <w:t>7 - Absence of errors fallacy - Claude img</w:t>
+      </w:r>
+      <w:r>
+        <w:tab/>
+      </w:r>
+      <w:r>
+        <w:fldChar w:fldCharType="begin"/>
+      </w:r>
+      <w:r>
+        <w:instrText xml:space="preserve"> PAGEREF _Toc30202 \h </w:instrText>
+      </w:r>
+      <w:r>
+        <w:fldChar w:fldCharType="separate"/>
+      </w:r>
+      <w:r>
+        <w:t>15</w:t>
+      </w:r>
+      <w:r>
+        <w:fldChar w:fldCharType="end"/>
+      </w:r>
+      <w:r>
+        <w:rPr>
+          <w:rFonts w:hint="default"/>
+          <w:szCs w:val="40"/>
+          <w:lang w:val="vi-VN"/>
+        </w:rPr>
+        <w:fldChar w:fldCharType="end"/>
+      </w:r>
+    </w:p>
+    <w:p>
+      <w:pPr>
+        <w:pStyle w:val="59"/>
+        <w:tabs>
+          <w:tab w:val="right" w:leader="dot" w:pos="9067"/>
+          <w:tab w:val="clear" w:pos="210"/>
+        </w:tabs>
+      </w:pPr>
+      <w:r>
+        <w:rPr>
+          <w:rFonts w:hint="default"/>
+          <w:szCs w:val="40"/>
+          <w:lang w:val="vi-VN"/>
+        </w:rPr>
+        <w:fldChar w:fldCharType="begin"/>
+      </w:r>
+      <w:r>
+        <w:rPr>
+          <w:rFonts w:hint="default"/>
+          <w:szCs w:val="40"/>
+          <w:lang w:val="vi-VN"/>
+        </w:rPr>
+        <w:instrText xml:space="preserve"> HYPERLINK \l _Toc21354 </w:instrText>
+      </w:r>
+      <w:r>
+        <w:rPr>
+          <w:rFonts w:hint="default"/>
+          <w:szCs w:val="40"/>
+          <w:lang w:val="vi-VN"/>
+        </w:rPr>
+        <w:fldChar w:fldCharType="separate"/>
+      </w:r>
+      <w:r>
+        <w:rPr>
+          <w:rFonts w:hint="default"/>
+          <w:lang w:val="vi-VN"/>
+        </w:rPr>
+        <w:t>H8. Bảng so sánh giữa 3 promt</w:t>
+      </w:r>
+      <w:r>
+        <w:tab/>
+      </w:r>
+      <w:r>
+        <w:fldChar w:fldCharType="begin"/>
+      </w:r>
+      <w:r>
+        <w:instrText xml:space="preserve"> PAGEREF _Toc21354 \h </w:instrText>
+      </w:r>
+      <w:r>
+        <w:fldChar w:fldCharType="separate"/>
+      </w:r>
+      <w:r>
+        <w:t>15</w:t>
+      </w:r>
+      <w:r>
+        <w:fldChar w:fldCharType="end"/>
+      </w:r>
+      <w:r>
+        <w:rPr>
+          <w:rFonts w:hint="default"/>
+          <w:szCs w:val="40"/>
+          <w:lang w:val="vi-VN"/>
+        </w:rPr>
+        <w:fldChar w:fldCharType="end"/>
+      </w:r>
+    </w:p>
+    <w:p>
+      <w:pPr>
         <w:pStyle w:val="23"/>
         <w:bidi w:val="0"/>
+        <w:outlineLvl w:val="0"/>
         <w:rPr>
           <w:rFonts w:hint="default"/>
           <w:sz w:val="40"/>
@@ -5710,8 +6336,14 @@
           <w:lang w:val="vi-VN"/>
         </w:rPr>
       </w:pPr>
-      <w:bookmarkStart w:id="85" w:name="_GoBack"/>
-      <w:bookmarkEnd w:id="85"/>
+      <w:r>
+        <w:rPr>
+          <w:rFonts w:hint="default"/>
+          <w:szCs w:val="40"/>
+          <w:lang w:val="vi-VN"/>
+        </w:rPr>
+        <w:fldChar w:fldCharType="end"/>
+      </w:r>
     </w:p>
     <w:p>
       <w:pPr>
@@ -5736,6 +6368,8 @@
         </w:rPr>
         <w:br w:type="page"/>
       </w:r>
+      <w:bookmarkStart w:id="93" w:name="_GoBack"/>
+      <w:bookmarkEnd w:id="93"/>
     </w:p>
     <w:p>
       <w:pPr>
@@ -9944,6 +10578,7 @@
           <w:lang w:val="vi-VN"/>
         </w:rPr>
       </w:pPr>
+      <w:bookmarkStart w:id="30" w:name="_Toc16962"/>
       <w:r>
         <w:rPr>
           <w:rFonts w:hint="default"/>
@@ -9961,6 +10596,7 @@
         </w:rPr>
         <w:t xml:space="preserve"> - Claude img</w:t>
       </w:r>
+      <w:bookmarkEnd w:id="30"/>
     </w:p>
     <w:p>
       <w:pPr>
@@ -9970,11 +10606,11 @@
         </w:tabs>
         <w:bidi w:val="0"/>
       </w:pPr>
-      <w:bookmarkStart w:id="30" w:name="_Toc15907"/>
+      <w:bookmarkStart w:id="31" w:name="_Toc15907"/>
       <w:r>
         <w:t>Nguyên tắc 2 — Exhaustive testing is impossible</w:t>
       </w:r>
-      <w:bookmarkEnd w:id="30"/>
+      <w:bookmarkEnd w:id="31"/>
       <w:r>
         <w:t xml:space="preserve"> </w:t>
       </w:r>
@@ -10074,6 +10710,7 @@
           <w:lang w:val="vi-VN"/>
         </w:rPr>
       </w:pPr>
+      <w:bookmarkStart w:id="32" w:name="_Toc5887"/>
       <w:r>
         <w:rPr>
           <w:rFonts w:hint="default"/>
@@ -10091,6 +10728,7 @@
         </w:rPr>
         <w:t>- Claude img</w:t>
       </w:r>
+      <w:bookmarkEnd w:id="32"/>
     </w:p>
     <w:p>
       <w:pPr>
@@ -10100,11 +10738,11 @@
         </w:tabs>
         <w:bidi w:val="0"/>
       </w:pPr>
-      <w:bookmarkStart w:id="31" w:name="_Toc17574"/>
+      <w:bookmarkStart w:id="33" w:name="_Toc17574"/>
       <w:r>
         <w:t>Nguyên tắc 3 — Early testing</w:t>
       </w:r>
-      <w:bookmarkEnd w:id="31"/>
+      <w:bookmarkEnd w:id="33"/>
     </w:p>
     <w:p>
       <w:pPr>
@@ -10201,6 +10839,7 @@
           <w:lang w:val="vi-VN"/>
         </w:rPr>
       </w:pPr>
+      <w:bookmarkStart w:id="34" w:name="_Toc5185"/>
       <w:r>
         <w:rPr>
           <w:rFonts w:hint="default"/>
@@ -10218,13 +10857,14 @@
         </w:rPr>
         <w:t xml:space="preserve"> - Claude img</w:t>
       </w:r>
+      <w:bookmarkEnd w:id="34"/>
     </w:p>
     <w:p>
       <w:pPr>
         <w:pStyle w:val="3"/>
         <w:bidi w:val="0"/>
       </w:pPr>
-      <w:bookmarkStart w:id="32" w:name="_Toc4956"/>
+      <w:bookmarkStart w:id="35" w:name="_Toc4956"/>
       <w:r>
         <w:t>Prompt</w:t>
       </w:r>
@@ -10235,14 +10875,14 @@
         </w:rPr>
         <w:t xml:space="preserve"> 2</w:t>
       </w:r>
-      <w:bookmarkEnd w:id="32"/>
+      <w:bookmarkEnd w:id="35"/>
     </w:p>
     <w:p>
       <w:pPr>
         <w:pStyle w:val="4"/>
         <w:bidi w:val="0"/>
       </w:pPr>
-      <w:bookmarkStart w:id="33" w:name="_Toc11497"/>
+      <w:bookmarkStart w:id="36" w:name="_Toc11497"/>
       <w:r>
         <w:rPr>
           <w:rFonts w:hint="default"/>
@@ -10250,7 +10890,7 @@
         </w:rPr>
         <w:t>Promt  - Claude sonnet 4.6</w:t>
       </w:r>
-      <w:bookmarkEnd w:id="33"/>
+      <w:bookmarkEnd w:id="36"/>
     </w:p>
     <w:tbl>
       <w:tblPr>
@@ -10389,11 +11029,11 @@
         <w:pStyle w:val="4"/>
         <w:bidi w:val="0"/>
       </w:pPr>
-      <w:bookmarkStart w:id="34" w:name="_Toc2533"/>
+      <w:bookmarkStart w:id="37" w:name="_Toc2533"/>
       <w:r>
         <w:t>Câu trả lời của AI</w:t>
       </w:r>
-      <w:bookmarkEnd w:id="34"/>
+      <w:bookmarkEnd w:id="37"/>
     </w:p>
     <w:p>
       <w:pPr>
@@ -10403,11 +11043,11 @@
         </w:tabs>
         <w:bidi w:val="0"/>
       </w:pPr>
-      <w:bookmarkStart w:id="35" w:name="_Toc1528"/>
+      <w:bookmarkStart w:id="38" w:name="_Toc1528"/>
       <w:r>
         <w:t>Nguyên tắc 4 — Clustering of defects</w:t>
       </w:r>
-      <w:bookmarkEnd w:id="35"/>
+      <w:bookmarkEnd w:id="38"/>
     </w:p>
     <w:p>
       <w:pPr>
@@ -10511,6 +11151,7 @@
           <w:lang w:val="vi-VN"/>
         </w:rPr>
       </w:pPr>
+      <w:bookmarkStart w:id="39" w:name="_Toc17983"/>
       <w:r>
         <w:rPr>
           <w:rFonts w:hint="default"/>
@@ -10528,6 +11169,7 @@
         </w:rPr>
         <w:t xml:space="preserve"> - Claude img</w:t>
       </w:r>
+      <w:bookmarkEnd w:id="39"/>
     </w:p>
     <w:p>
       <w:pPr>
@@ -10537,11 +11179,11 @@
         </w:tabs>
         <w:bidi w:val="0"/>
       </w:pPr>
-      <w:bookmarkStart w:id="36" w:name="_Toc26843"/>
+      <w:bookmarkStart w:id="40" w:name="_Toc26843"/>
       <w:r>
         <w:t>Nguyên tắc 5 — Pesticide paradox</w:t>
       </w:r>
-      <w:bookmarkEnd w:id="36"/>
+      <w:bookmarkEnd w:id="40"/>
     </w:p>
     <w:p>
       <w:pPr>
@@ -10644,6 +11286,7 @@
           <w:lang w:val="vi-VN"/>
         </w:rPr>
       </w:pPr>
+      <w:bookmarkStart w:id="41" w:name="_Toc7784"/>
       <w:r>
         <w:rPr>
           <w:rFonts w:hint="default"/>
@@ -10661,13 +11304,14 @@
         </w:rPr>
         <w:t xml:space="preserve"> - Claude img</w:t>
       </w:r>
+      <w:bookmarkEnd w:id="41"/>
     </w:p>
     <w:p>
       <w:pPr>
         <w:pStyle w:val="3"/>
         <w:bidi w:val="0"/>
       </w:pPr>
-      <w:bookmarkStart w:id="37" w:name="_Toc19020"/>
+      <w:bookmarkStart w:id="42" w:name="_Toc19020"/>
       <w:r>
         <w:t>Prompt</w:t>
       </w:r>
@@ -10678,14 +11322,14 @@
         </w:rPr>
         <w:t xml:space="preserve"> 3</w:t>
       </w:r>
-      <w:bookmarkEnd w:id="37"/>
+      <w:bookmarkEnd w:id="42"/>
     </w:p>
     <w:p>
       <w:pPr>
         <w:pStyle w:val="4"/>
         <w:bidi w:val="0"/>
       </w:pPr>
-      <w:bookmarkStart w:id="38" w:name="_Toc6494"/>
+      <w:bookmarkStart w:id="43" w:name="_Toc6494"/>
       <w:r>
         <w:rPr>
           <w:rFonts w:hint="default"/>
@@ -10693,7 +11337,7 @@
         </w:rPr>
         <w:t>Promt  - Claude sonnet 4.6</w:t>
       </w:r>
-      <w:bookmarkEnd w:id="38"/>
+      <w:bookmarkEnd w:id="43"/>
     </w:p>
     <w:tbl>
       <w:tblPr>
@@ -10933,11 +11577,11 @@
         <w:bidi w:val="0"/>
         <w:ind w:left="1428" w:leftChars="0" w:hanging="708" w:firstLineChars="0"/>
       </w:pPr>
-      <w:bookmarkStart w:id="39" w:name="_Toc23782"/>
+      <w:bookmarkStart w:id="44" w:name="_Toc23782"/>
       <w:r>
         <w:t>Câu trả lời của AI</w:t>
       </w:r>
-      <w:bookmarkEnd w:id="39"/>
+      <w:bookmarkEnd w:id="44"/>
     </w:p>
     <w:p>
       <w:r>
@@ -10952,7 +11596,7 @@
         </w:tabs>
         <w:bidi w:val="0"/>
       </w:pPr>
-      <w:bookmarkStart w:id="40" w:name="_Toc8005"/>
+      <w:bookmarkStart w:id="45" w:name="_Toc8005"/>
       <w:r>
         <w:t xml:space="preserve">Nguyên tắc </w:t>
       </w:r>
@@ -10963,7 +11607,7 @@
         </w:rPr>
         <w:t>6 - Testing is context dependent</w:t>
       </w:r>
-      <w:bookmarkEnd w:id="40"/>
+      <w:bookmarkEnd w:id="45"/>
     </w:p>
     <w:p/>
     <w:p>
@@ -11038,6 +11682,7 @@
         <w:pStyle w:val="187"/>
         <w:bidi w:val="0"/>
       </w:pPr>
+      <w:bookmarkStart w:id="46" w:name="_Toc18736"/>
       <w:r>
         <w:rPr>
           <w:rFonts w:hint="default"/>
@@ -11055,6 +11700,7 @@
         </w:rPr>
         <w:t>6 - Testing is context dependent - Claude img</w:t>
       </w:r>
+      <w:bookmarkEnd w:id="46"/>
     </w:p>
     <w:p>
       <w:pPr>
@@ -11077,7 +11723,7 @@
         </w:tabs>
         <w:bidi w:val="0"/>
       </w:pPr>
-      <w:bookmarkStart w:id="41" w:name="_Toc5047"/>
+      <w:bookmarkStart w:id="47" w:name="_Toc5047"/>
       <w:r>
         <w:t xml:space="preserve">Nguyên tắc </w:t>
       </w:r>
@@ -11088,7 +11734,7 @@
         </w:rPr>
         <w:t>7 - Absence of errors fallacy</w:t>
       </w:r>
-      <w:bookmarkEnd w:id="41"/>
+      <w:bookmarkEnd w:id="47"/>
     </w:p>
     <w:p>
       <w:r>
@@ -11257,6 +11903,7 @@
           <w:lang w:val="vi-VN"/>
         </w:rPr>
       </w:pPr>
+      <w:bookmarkStart w:id="48" w:name="_Toc30202"/>
       <w:r>
         <w:rPr>
           <w:rFonts w:hint="default"/>
@@ -11274,13 +11921,14 @@
         </w:rPr>
         <w:t>7 - Absence of errors fallacy - Claude img</w:t>
       </w:r>
+      <w:bookmarkEnd w:id="48"/>
     </w:p>
     <w:p>
       <w:pPr>
         <w:pStyle w:val="3"/>
         <w:bidi w:val="0"/>
       </w:pPr>
-      <w:bookmarkStart w:id="42" w:name="_Toc7270"/>
+      <w:bookmarkStart w:id="49" w:name="_Toc7270"/>
       <w:r>
         <w:rPr>
           <w:rFonts w:hint="default"/>
@@ -11288,7 +11936,7 @@
         </w:rPr>
         <w:t>Bảng so sánh các tiêu chí giữa 3 mẫu promt</w:t>
       </w:r>
-      <w:bookmarkEnd w:id="42"/>
+      <w:bookmarkEnd w:id="49"/>
     </w:p>
     <w:p>
       <w:pPr>
@@ -11361,6 +12009,7 @@
           <w:lang w:val="vi-VN"/>
         </w:rPr>
       </w:pPr>
+      <w:bookmarkStart w:id="50" w:name="_Toc21354"/>
       <w:r>
         <w:rPr>
           <w:rFonts w:hint="default"/>
@@ -11368,17 +12017,18 @@
         </w:rPr>
         <w:t>H8. Bảng so sánh giữa 3 promt</w:t>
       </w:r>
+      <w:bookmarkEnd w:id="50"/>
     </w:p>
     <w:p>
       <w:pPr>
         <w:pStyle w:val="3"/>
         <w:bidi w:val="0"/>
       </w:pPr>
-      <w:bookmarkStart w:id="43" w:name="_Toc17978"/>
+      <w:bookmarkStart w:id="51" w:name="_Toc17978"/>
       <w:r>
         <w:t>Nhận xét kết quả trả về của AI</w:t>
       </w:r>
-      <w:bookmarkEnd w:id="43"/>
+      <w:bookmarkEnd w:id="51"/>
     </w:p>
     <w:p>
       <w:pPr>
@@ -11432,7 +12082,7 @@
         <w:pStyle w:val="2"/>
         <w:bidi w:val="0"/>
       </w:pPr>
-      <w:bookmarkStart w:id="44" w:name="_Toc23367"/>
+      <w:bookmarkStart w:id="52" w:name="_Toc23367"/>
       <w:r>
         <w:t>Nhiệm vụ 4</w:t>
       </w:r>
@@ -11443,14 +12093,14 @@
         </w:rPr>
         <w:t xml:space="preserve"> - Test activities &amp; roles</w:t>
       </w:r>
-      <w:bookmarkEnd w:id="44"/>
+      <w:bookmarkEnd w:id="52"/>
     </w:p>
     <w:p>
       <w:pPr>
         <w:pStyle w:val="3"/>
         <w:bidi w:val="0"/>
       </w:pPr>
-      <w:bookmarkStart w:id="45" w:name="_Toc2544"/>
+      <w:bookmarkStart w:id="53" w:name="_Toc2544"/>
       <w:r>
         <w:rPr>
           <w:rFonts w:hint="default"/>
@@ -11458,7 +12108,7 @@
         </w:rPr>
         <w:t>Promt - ChatGPT</w:t>
       </w:r>
-      <w:bookmarkEnd w:id="45"/>
+      <w:bookmarkEnd w:id="53"/>
     </w:p>
     <w:p>
       <w:pPr>
@@ -11649,7 +12299,7 @@
         <w:pStyle w:val="3"/>
         <w:bidi w:val="0"/>
       </w:pPr>
-      <w:bookmarkStart w:id="46" w:name="_Toc1076"/>
+      <w:bookmarkStart w:id="54" w:name="_Toc1076"/>
       <w:r>
         <w:rPr>
           <w:rFonts w:hint="default"/>
@@ -11657,18 +12307,18 @@
         </w:rPr>
         <w:t>Câu trả lời của AI</w:t>
       </w:r>
-      <w:bookmarkEnd w:id="46"/>
+      <w:bookmarkEnd w:id="54"/>
     </w:p>
     <w:p>
       <w:pPr>
         <w:pStyle w:val="4"/>
         <w:bidi w:val="0"/>
       </w:pPr>
-      <w:bookmarkStart w:id="47" w:name="_Toc21402"/>
+      <w:bookmarkStart w:id="55" w:name="_Toc21402"/>
       <w:r>
         <w:t>Planning (Lập kế hoạch kiểm thử)</w:t>
       </w:r>
-      <w:bookmarkEnd w:id="47"/>
+      <w:bookmarkEnd w:id="55"/>
     </w:p>
     <w:p>
       <w:pPr>
@@ -11700,11 +12350,11 @@
         <w:pStyle w:val="4"/>
         <w:bidi w:val="0"/>
       </w:pPr>
-      <w:bookmarkStart w:id="48" w:name="_Toc30724"/>
+      <w:bookmarkStart w:id="56" w:name="_Toc30724"/>
       <w:r>
         <w:t>Monitoring &amp; Control (Giám sát và kiểm soát)</w:t>
       </w:r>
-      <w:bookmarkEnd w:id="48"/>
+      <w:bookmarkEnd w:id="56"/>
     </w:p>
     <w:p>
       <w:pPr>
@@ -11744,11 +12394,11 @@
         <w:pStyle w:val="4"/>
         <w:bidi w:val="0"/>
       </w:pPr>
-      <w:bookmarkStart w:id="49" w:name="_Toc11108"/>
+      <w:bookmarkStart w:id="57" w:name="_Toc11108"/>
       <w:r>
         <w:t>Analysis (Phân tích kiểm thử)</w:t>
       </w:r>
-      <w:bookmarkEnd w:id="49"/>
+      <w:bookmarkEnd w:id="57"/>
     </w:p>
     <w:p>
       <w:pPr>
@@ -11788,11 +12438,11 @@
         <w:pStyle w:val="4"/>
         <w:bidi w:val="0"/>
       </w:pPr>
-      <w:bookmarkStart w:id="50" w:name="_Toc26137"/>
+      <w:bookmarkStart w:id="58" w:name="_Toc26137"/>
       <w:r>
         <w:t>Design (Thiết kế kiểm thử)</w:t>
       </w:r>
-      <w:bookmarkEnd w:id="50"/>
+      <w:bookmarkEnd w:id="58"/>
     </w:p>
     <w:p>
       <w:pPr>
@@ -11832,11 +12482,11 @@
         <w:pStyle w:val="4"/>
         <w:bidi w:val="0"/>
       </w:pPr>
-      <w:bookmarkStart w:id="51" w:name="_Toc21352"/>
+      <w:bookmarkStart w:id="59" w:name="_Toc21352"/>
       <w:r>
         <w:t>Implementation (Triển khai kiểm thử)</w:t>
       </w:r>
-      <w:bookmarkEnd w:id="51"/>
+      <w:bookmarkEnd w:id="59"/>
     </w:p>
     <w:p>
       <w:pPr>
@@ -11876,11 +12526,11 @@
         <w:pStyle w:val="4"/>
         <w:bidi w:val="0"/>
       </w:pPr>
-      <w:bookmarkStart w:id="52" w:name="_Toc8037"/>
+      <w:bookmarkStart w:id="60" w:name="_Toc8037"/>
       <w:r>
         <w:t>Execution (Thực thi kiểm thử)</w:t>
       </w:r>
-      <w:bookmarkEnd w:id="52"/>
+      <w:bookmarkEnd w:id="60"/>
     </w:p>
     <w:p>
       <w:pPr>
@@ -11920,11 +12570,11 @@
         <w:pStyle w:val="4"/>
         <w:bidi w:val="0"/>
       </w:pPr>
-      <w:bookmarkStart w:id="53" w:name="_Toc31525"/>
+      <w:bookmarkStart w:id="61" w:name="_Toc31525"/>
       <w:r>
         <w:t>Completion (Kết thúc kiểm thử)</w:t>
       </w:r>
-      <w:bookmarkEnd w:id="53"/>
+      <w:bookmarkEnd w:id="61"/>
     </w:p>
     <w:p>
       <w:pPr>
@@ -11961,7 +12611,7 @@
         <w:pStyle w:val="3"/>
         <w:bidi w:val="0"/>
       </w:pPr>
-      <w:bookmarkStart w:id="54" w:name="_Toc30319"/>
+      <w:bookmarkStart w:id="62" w:name="_Toc30319"/>
       <w:r>
         <w:rPr>
           <w:rFonts w:hint="default"/>
@@ -11969,7 +12619,7 @@
         </w:rPr>
         <w:t>Promt để cải thiện câu trả lời - ChatGPT</w:t>
       </w:r>
-      <w:bookmarkEnd w:id="54"/>
+      <w:bookmarkEnd w:id="62"/>
     </w:p>
     <w:tbl>
       <w:tblPr>
@@ -12237,7 +12887,7 @@
         <w:pStyle w:val="3"/>
         <w:bidi w:val="0"/>
       </w:pPr>
-      <w:bookmarkStart w:id="55" w:name="_Toc12262"/>
+      <w:bookmarkStart w:id="63" w:name="_Toc12262"/>
       <w:r>
         <w:rPr>
           <w:rFonts w:hint="default"/>
@@ -12245,7 +12895,7 @@
         </w:rPr>
         <w:t>Câu trả lời cải thiện của AI</w:t>
       </w:r>
-      <w:bookmarkEnd w:id="55"/>
+      <w:bookmarkEnd w:id="63"/>
     </w:p>
     <w:p>
       <w:pPr>
@@ -12261,14 +12911,14 @@
         </w:rPr>
         <w:t xml:space="preserve"> </w:t>
       </w:r>
-      <w:bookmarkStart w:id="56" w:name="_Toc15536"/>
+      <w:bookmarkStart w:id="64" w:name="_Toc15536"/>
       <w:r>
         <w:rPr>
           <w:rFonts w:hint="default"/>
         </w:rPr>
         <w:t>Một ngày làm việc của tôi với vai trò Test Manager</w:t>
       </w:r>
-      <w:bookmarkEnd w:id="56"/>
+      <w:bookmarkEnd w:id="64"/>
     </w:p>
     <w:p>
       <w:pPr>
@@ -12281,14 +12931,14 @@
           <w:rFonts w:hint="default"/>
         </w:rPr>
       </w:pPr>
-      <w:bookmarkStart w:id="57" w:name="_Toc31023"/>
+      <w:bookmarkStart w:id="65" w:name="_Toc31023"/>
       <w:r>
         <w:rPr>
           <w:rFonts w:hint="default"/>
         </w:rPr>
         <w:t>7:30 AM — Bắt đầu ngày mới với Planning</w:t>
       </w:r>
-      <w:bookmarkEnd w:id="57"/>
+      <w:bookmarkEnd w:id="65"/>
     </w:p>
     <w:p>
       <w:pPr>
@@ -12430,14 +13080,14 @@
           <w:rFonts w:hint="default"/>
         </w:rPr>
       </w:pPr>
-      <w:bookmarkStart w:id="58" w:name="_Toc12236"/>
+      <w:bookmarkStart w:id="66" w:name="_Toc12236"/>
       <w:r>
         <w:rPr>
           <w:rFonts w:hint="default"/>
         </w:rPr>
         <w:t>9:00 AM — Theo dõi tiến độ bằng Monitoring &amp; Control</w:t>
       </w:r>
-      <w:bookmarkEnd w:id="58"/>
+      <w:bookmarkEnd w:id="66"/>
     </w:p>
     <w:p>
       <w:pPr>
@@ -12579,14 +13229,14 @@
           <w:rFonts w:hint="default"/>
         </w:rPr>
       </w:pPr>
-      <w:bookmarkStart w:id="59" w:name="_Toc18846"/>
+      <w:bookmarkStart w:id="67" w:name="_Toc18846"/>
       <w:r>
         <w:rPr>
           <w:rFonts w:hint="default"/>
         </w:rPr>
         <w:t>10:30 AM — Đọc yêu cầu và làm Analysis</w:t>
       </w:r>
-      <w:bookmarkEnd w:id="59"/>
+      <w:bookmarkEnd w:id="67"/>
     </w:p>
     <w:p>
       <w:pPr>
@@ -12812,14 +13462,14 @@
           <w:rFonts w:hint="default"/>
         </w:rPr>
       </w:pPr>
-      <w:bookmarkStart w:id="60" w:name="_Toc32093"/>
+      <w:bookmarkStart w:id="68" w:name="_Toc32093"/>
       <w:r>
         <w:rPr>
           <w:rFonts w:hint="default"/>
         </w:rPr>
         <w:t>1:00 PM — Thiết kế test trong Design</w:t>
       </w:r>
-      <w:bookmarkEnd w:id="60"/>
+      <w:bookmarkEnd w:id="68"/>
     </w:p>
     <w:p>
       <w:pPr>
@@ -12961,14 +13611,14 @@
           <w:rFonts w:hint="default"/>
         </w:rPr>
       </w:pPr>
-      <w:bookmarkStart w:id="61" w:name="_Toc28655"/>
+      <w:bookmarkStart w:id="69" w:name="_Toc28655"/>
       <w:r>
         <w:rPr>
           <w:rFonts w:hint="default"/>
         </w:rPr>
         <w:t>2:30 PM — Chuẩn bị môi trường trong Implementation</w:t>
       </w:r>
-      <w:bookmarkEnd w:id="61"/>
+      <w:bookmarkEnd w:id="69"/>
     </w:p>
     <w:p>
       <w:pPr>
@@ -13110,14 +13760,14 @@
           <w:rFonts w:hint="default"/>
         </w:rPr>
       </w:pPr>
-      <w:bookmarkStart w:id="62" w:name="_Toc31355"/>
+      <w:bookmarkStart w:id="70" w:name="_Toc31355"/>
       <w:r>
         <w:rPr>
           <w:rFonts w:hint="default"/>
         </w:rPr>
         <w:t>3:30 PM — Chạy test trong Execution</w:t>
       </w:r>
-      <w:bookmarkEnd w:id="62"/>
+      <w:bookmarkEnd w:id="70"/>
     </w:p>
     <w:p>
       <w:pPr>
@@ -13259,14 +13909,14 @@
           <w:rFonts w:hint="default"/>
         </w:rPr>
       </w:pPr>
-      <w:bookmarkStart w:id="63" w:name="_Toc20737"/>
+      <w:bookmarkStart w:id="71" w:name="_Toc20737"/>
       <w:r>
         <w:rPr>
           <w:rFonts w:hint="default"/>
         </w:rPr>
         <w:t>5:00 PM — Tổng kết ngày làm việc với Completion</w:t>
       </w:r>
-      <w:bookmarkEnd w:id="63"/>
+      <w:bookmarkEnd w:id="71"/>
     </w:p>
     <w:p>
       <w:pPr>
@@ -13464,14 +14114,14 @@
           <w:lang w:val="vi-VN"/>
         </w:rPr>
       </w:pPr>
-      <w:bookmarkStart w:id="64" w:name="_Toc21541"/>
+      <w:bookmarkStart w:id="72" w:name="_Toc21541"/>
       <w:r>
         <w:rPr>
           <w:rFonts w:hint="default"/>
         </w:rPr>
         <w:t>So sánh vai trò Test Manager và Tester</w:t>
       </w:r>
-      <w:bookmarkEnd w:id="64"/>
+      <w:bookmarkEnd w:id="72"/>
     </w:p>
     <w:tbl>
       <w:tblPr>
@@ -14255,7 +14905,7 @@
           <w:lang w:val="vi-VN"/>
         </w:rPr>
       </w:pPr>
-      <w:bookmarkStart w:id="65" w:name="_Toc15110"/>
+      <w:bookmarkStart w:id="73" w:name="_Toc15110"/>
       <w:r>
         <w:rPr>
           <w:rFonts w:hint="default"/>
@@ -14263,7 +14913,7 @@
         </w:rPr>
         <w:t>7 hoạt động trong ISTQB Test Process và người thực hiện</w:t>
       </w:r>
-      <w:bookmarkEnd w:id="65"/>
+      <w:bookmarkEnd w:id="73"/>
       <w:r>
         <w:rPr>
           <w:rFonts w:hint="default"/>
@@ -15239,7 +15889,7 @@
         <w:pStyle w:val="3"/>
         <w:bidi w:val="0"/>
       </w:pPr>
-      <w:bookmarkStart w:id="66" w:name="_Toc26668"/>
+      <w:bookmarkStart w:id="74" w:name="_Toc26668"/>
       <w:r>
         <w:rPr>
           <w:rFonts w:hint="default"/>
@@ -15247,7 +15897,7 @@
         </w:rPr>
         <w:t>Nhận xét câu trả lời của AI</w:t>
       </w:r>
-      <w:bookmarkEnd w:id="66"/>
+      <w:bookmarkEnd w:id="74"/>
     </w:p>
     <w:p>
       <w:pPr>
@@ -15319,7 +15969,7 @@
         <w:pStyle w:val="2"/>
         <w:bidi w:val="0"/>
       </w:pPr>
-      <w:bookmarkStart w:id="67" w:name="_Toc25422"/>
+      <w:bookmarkStart w:id="75" w:name="_Toc25422"/>
       <w:r>
         <w:t>Nhiệm vụ 5</w:t>
       </w:r>
@@ -15330,7 +15980,7 @@
         </w:rPr>
         <w:t xml:space="preserve"> - Essential skills của tester</w:t>
       </w:r>
-      <w:bookmarkEnd w:id="67"/>
+      <w:bookmarkEnd w:id="75"/>
       <w:r>
         <w:rPr>
           <w:rFonts w:hint="default"/>
@@ -15344,7 +15994,7 @@
         <w:pStyle w:val="3"/>
         <w:bidi w:val="0"/>
       </w:pPr>
-      <w:bookmarkStart w:id="68" w:name="_Toc12891"/>
+      <w:bookmarkStart w:id="76" w:name="_Toc12891"/>
       <w:r>
         <w:rPr>
           <w:rFonts w:hint="default"/>
@@ -15359,7 +16009,7 @@
         </w:rPr>
         <w:br w:type="textWrapping"/>
       </w:r>
-      <w:bookmarkEnd w:id="68"/>
+      <w:bookmarkEnd w:id="76"/>
     </w:p>
     <w:tbl>
       <w:tblPr>
@@ -15573,7 +16223,7 @@
         <w:pStyle w:val="3"/>
         <w:bidi w:val="0"/>
       </w:pPr>
-      <w:bookmarkStart w:id="69" w:name="_Toc27466"/>
+      <w:bookmarkStart w:id="77" w:name="_Toc27466"/>
       <w:r>
         <w:rPr>
           <w:rFonts w:hint="default"/>
@@ -15581,7 +16231,7 @@
         </w:rPr>
         <w:t>Câu trả lời của AI</w:t>
       </w:r>
-      <w:bookmarkEnd w:id="69"/>
+      <w:bookmarkEnd w:id="77"/>
     </w:p>
     <w:p>
       <w:pPr>
@@ -15591,14 +16241,14 @@
           <w:rFonts w:hint="default"/>
         </w:rPr>
       </w:pPr>
-      <w:bookmarkStart w:id="70" w:name="_Toc22506"/>
+      <w:bookmarkStart w:id="78" w:name="_Toc22506"/>
       <w:r>
         <w:rPr>
           <w:rFonts w:hint="default"/>
         </w:rPr>
         <w:t>Hard Skills</w:t>
       </w:r>
-      <w:bookmarkEnd w:id="70"/>
+      <w:bookmarkEnd w:id="78"/>
     </w:p>
     <w:p>
       <w:pPr>
@@ -15690,14 +16340,14 @@
           <w:rFonts w:hint="default"/>
         </w:rPr>
       </w:pPr>
-      <w:bookmarkStart w:id="71" w:name="_Toc28341"/>
+      <w:bookmarkStart w:id="79" w:name="_Toc28341"/>
       <w:r>
         <w:rPr>
           <w:rFonts w:hint="default"/>
         </w:rPr>
         <w:t>Soft Skills</w:t>
       </w:r>
-      <w:bookmarkEnd w:id="71"/>
+      <w:bookmarkEnd w:id="79"/>
     </w:p>
     <w:p>
       <w:pPr>
@@ -15761,7 +16411,7 @@
         <w:pStyle w:val="3"/>
         <w:bidi w:val="0"/>
       </w:pPr>
-      <w:bookmarkStart w:id="72" w:name="_Toc27519"/>
+      <w:bookmarkStart w:id="80" w:name="_Toc27519"/>
       <w:r>
         <w:rPr>
           <w:rFonts w:hint="default"/>
@@ -15769,7 +16419,7 @@
         </w:rPr>
         <w:t>Promt để cải thiện câu trả lời -  - DeepSeek</w:t>
       </w:r>
-      <w:bookmarkEnd w:id="72"/>
+      <w:bookmarkEnd w:id="80"/>
     </w:p>
     <w:tbl>
       <w:tblPr>
@@ -16367,7 +17017,7 @@
         <w:pStyle w:val="3"/>
         <w:bidi w:val="0"/>
       </w:pPr>
-      <w:bookmarkStart w:id="73" w:name="_Toc27661"/>
+      <w:bookmarkStart w:id="81" w:name="_Toc27661"/>
       <w:r>
         <w:rPr>
           <w:rFonts w:hint="default"/>
@@ -16375,21 +17025,21 @@
         </w:rPr>
         <w:t>Câu trả lời cải thiện của AI</w:t>
       </w:r>
-      <w:bookmarkEnd w:id="73"/>
+      <w:bookmarkEnd w:id="81"/>
     </w:p>
     <w:p>
       <w:pPr>
         <w:pStyle w:val="4"/>
         <w:bidi w:val="0"/>
       </w:pPr>
-      <w:bookmarkStart w:id="74" w:name="_Toc5710"/>
+      <w:bookmarkStart w:id="82" w:name="_Toc5710"/>
       <w:r>
         <w:rPr>
           <w:rFonts w:hint="default"/>
         </w:rPr>
         <w:t>Hard Skills</w:t>
       </w:r>
-      <w:bookmarkEnd w:id="74"/>
+      <w:bookmarkEnd w:id="82"/>
     </w:p>
     <w:tbl>
       <w:tblPr>
@@ -16843,14 +17493,14 @@
         <w:pStyle w:val="4"/>
         <w:bidi w:val="0"/>
       </w:pPr>
-      <w:bookmarkStart w:id="75" w:name="_Toc8637"/>
+      <w:bookmarkStart w:id="83" w:name="_Toc8637"/>
       <w:r>
         <w:rPr>
           <w:rFonts w:hint="default"/>
         </w:rPr>
         <w:t>Soft Skills</w:t>
       </w:r>
-      <w:bookmarkEnd w:id="75"/>
+      <w:bookmarkEnd w:id="83"/>
     </w:p>
     <w:tbl>
       <w:tblPr>
@@ -17304,14 +17954,14 @@
         <w:pStyle w:val="4"/>
         <w:bidi w:val="0"/>
       </w:pPr>
-      <w:bookmarkStart w:id="76" w:name="_Toc30481"/>
+      <w:bookmarkStart w:id="84" w:name="_Toc30481"/>
       <w:r>
         <w:rPr>
           <w:rFonts w:hint="default"/>
         </w:rPr>
         <w:t>AI &amp; Tool Literacy</w:t>
       </w:r>
-      <w:bookmarkEnd w:id="76"/>
+      <w:bookmarkEnd w:id="84"/>
     </w:p>
     <w:tbl>
       <w:tblPr>
@@ -17687,14 +18337,14 @@
           <w:rFonts w:hint="default"/>
         </w:rPr>
       </w:pPr>
-      <w:bookmarkStart w:id="77" w:name="_Toc3491"/>
+      <w:bookmarkStart w:id="85" w:name="_Toc3491"/>
       <w:r>
         <w:rPr>
           <w:rFonts w:hint="default"/>
         </w:rPr>
         <w:t>Lộ trình học cho 3 kỹ năng quan trọng nhất</w:t>
       </w:r>
-      <w:bookmarkEnd w:id="77"/>
+      <w:bookmarkEnd w:id="85"/>
     </w:p>
     <w:p>
       <w:pPr>
@@ -17767,7 +18417,7 @@
         <w:pStyle w:val="3"/>
         <w:bidi w:val="0"/>
       </w:pPr>
-      <w:bookmarkStart w:id="78" w:name="_Toc19954"/>
+      <w:bookmarkStart w:id="86" w:name="_Toc19954"/>
       <w:r>
         <w:rPr>
           <w:rFonts w:hint="default"/>
@@ -17775,7 +18425,7 @@
         </w:rPr>
         <w:t>Nhận xét câu trả lời của AI</w:t>
       </w:r>
-      <w:bookmarkEnd w:id="78"/>
+      <w:bookmarkEnd w:id="86"/>
     </w:p>
     <w:p>
       <w:pPr>
@@ -17817,11 +18467,11 @@
         <w:pStyle w:val="2"/>
         <w:bidi w:val="0"/>
       </w:pPr>
-      <w:bookmarkStart w:id="79" w:name="_Toc27107"/>
+      <w:bookmarkStart w:id="87" w:name="_Toc27107"/>
       <w:r>
         <w:t>Phần kết luận</w:t>
       </w:r>
-      <w:bookmarkEnd w:id="79"/>
+      <w:bookmarkEnd w:id="87"/>
       <w:r>
         <w:t xml:space="preserve"> </w:t>
       </w:r>
@@ -17883,22 +18533,22 @@
           <w:lang w:val="vi-VN"/>
         </w:rPr>
       </w:pPr>
-      <w:bookmarkStart w:id="80" w:name="_Toc1187"/>
+      <w:bookmarkStart w:id="88" w:name="_Toc1187"/>
       <w:r>
         <w:t>Tài liệu tham khảo.</w:t>
       </w:r>
-      <w:bookmarkEnd w:id="80"/>
+      <w:bookmarkEnd w:id="88"/>
     </w:p>
     <w:p>
       <w:pPr>
         <w:pStyle w:val="3"/>
         <w:bidi w:val="0"/>
       </w:pPr>
-      <w:bookmarkStart w:id="81" w:name="_Toc6430"/>
+      <w:bookmarkStart w:id="89" w:name="_Toc6430"/>
       <w:r>
         <w:t>Giáo trình chính:</w:t>
       </w:r>
-      <w:bookmarkEnd w:id="81"/>
+      <w:bookmarkEnd w:id="89"/>
     </w:p>
     <w:p>
       <w:pPr>
@@ -17928,11 +18578,11 @@
         <w:pStyle w:val="3"/>
         <w:bidi w:val="0"/>
       </w:pPr>
-      <w:bookmarkStart w:id="82" w:name="_Toc23593"/>
+      <w:bookmarkStart w:id="90" w:name="_Toc23593"/>
       <w:r>
         <w:t>Syllabus ISTQB chính thức:</w:t>
       </w:r>
-      <w:bookmarkEnd w:id="82"/>
+      <w:bookmarkEnd w:id="90"/>
     </w:p>
     <w:p>
       <w:pPr>
@@ -17980,11 +18630,11 @@
         <w:pStyle w:val="3"/>
         <w:bidi w:val="0"/>
       </w:pPr>
-      <w:bookmarkStart w:id="83" w:name="_Toc17795"/>
+      <w:bookmarkStart w:id="91" w:name="_Toc17795"/>
       <w:r>
         <w:t>Prompt Engineering:</w:t>
       </w:r>
-      <w:bookmarkEnd w:id="83"/>
+      <w:bookmarkEnd w:id="91"/>
     </w:p>
     <w:p>
       <w:pPr>
@@ -18032,11 +18682,11 @@
         <w:pStyle w:val="3"/>
         <w:bidi w:val="0"/>
       </w:pPr>
-      <w:bookmarkStart w:id="84" w:name="_Toc5682"/>
+      <w:bookmarkStart w:id="92" w:name="_Toc5682"/>
       <w:r>
         <w:t>Các công cụ AI bạn đã dùng:</w:t>
       </w:r>
-      <w:bookmarkEnd w:id="84"/>
+      <w:bookmarkEnd w:id="92"/>
     </w:p>
     <w:p>
       <w:pPr>
@@ -22861,6 +23511,9 @@
     <w:pPr>
       <w:ind w:leftChars="200" w:hanging="200" w:hangingChars="200"/>
     </w:pPr>
+    <w:rPr>
+      <w:i/>
+    </w:rPr>
   </w:style>
   <w:style w:type="table" w:styleId="60">
     <w:name w:val="Table Professional"/>
